--- a/gost_validator/test.docx
+++ b/gost_validator/test.docx
@@ -67,209 +67,4662 @@
       <w:r>
         <w:t>А</w:t>
       </w:r>
-      <w:bookmarkStart w:id="0" w:name="_GoBack"/>
+      <w:r>
+        <w:t>Ю</w:t>
+      </w:r>
+    </w:p>
+    <w:p>
+      <w:r>
+        <w:t xml:space="preserve">Генеральный директор </w:t>
+      </w:r>
+      <w:r>
+        <w:tab/>
+      </w:r>
+      <w:r>
+        <w:tab/>
+      </w:r>
+      <w:r>
+        <w:tab/>
+      </w:r>
+      <w:r>
+        <w:tab/>
+      </w:r>
+      <w:r>
+        <w:tab/>
+      </w:r>
+      <w:r>
+        <w:tab/>
+      </w:r>
+      <w:r>
+        <w:t xml:space="preserve">             </w:t>
+      </w:r>
+      <w:r>
+        <w:t>Генеральный директор</w:t>
+      </w:r>
+    </w:p>
+    <w:p>
+      <w:r>
+        <w:t>ООО "ЦУПЛ"</w:t>
+      </w:r>
+      <w:r>
+        <w:tab/>
+      </w:r>
+      <w:r>
+        <w:tab/>
+      </w:r>
+      <w:r>
+        <w:tab/>
+      </w:r>
+      <w:r>
+        <w:tab/>
+      </w:r>
+      <w:r>
+        <w:tab/>
+      </w:r>
+      <w:r>
+        <w:tab/>
+      </w:r>
+      <w:r>
+        <w:tab/>
+      </w:r>
+      <w:r>
+        <w:tab/>
+      </w:r>
+      <w:r>
+        <w:t xml:space="preserve">             </w:t>
+      </w:r>
+      <w:r>
+        <w:t>ООО "РИННОТЕХ"</w:t>
+      </w:r>
+    </w:p>
+    <w:p>
+      <w:r>
+        <w:t xml:space="preserve">_________ С.В. </w:t>
+      </w:r>
+      <w:proofErr w:type="spellStart"/>
+      <w:r>
+        <w:t>Корепанова</w:t>
+      </w:r>
+      <w:proofErr w:type="spellEnd"/>
+      <w:r>
+        <w:t xml:space="preserve"> </w:t>
+      </w:r>
+      <w:r>
+        <w:tab/>
+      </w:r>
+      <w:r>
+        <w:tab/>
+      </w:r>
+      <w:r>
+        <w:tab/>
+      </w:r>
+      <w:r>
+        <w:tab/>
+      </w:r>
+      <w:r>
+        <w:tab/>
+      </w:r>
+      <w:r>
+        <w:tab/>
+      </w:r>
+      <w:r>
+        <w:t xml:space="preserve">             </w:t>
+      </w:r>
+      <w:r>
+        <w:t>______________ Д.В. Зуб</w:t>
+      </w:r>
+    </w:p>
+    <w:p>
+      <w:r>
+        <w:t>"__" __________ 2016 г.</w:t>
+      </w:r>
+      <w:r>
+        <w:tab/>
+      </w:r>
+      <w:r>
+        <w:tab/>
+      </w:r>
+      <w:r>
+        <w:tab/>
+      </w:r>
+      <w:r>
+        <w:tab/>
+      </w:r>
+      <w:r>
+        <w:tab/>
+      </w:r>
+      <w:r>
+        <w:tab/>
+      </w:r>
+      <w:r>
+        <w:t xml:space="preserve">             </w:t>
+      </w:r>
+      <w:r>
+        <w:t>"__" __________ 2016 г.</w:t>
+      </w:r>
+    </w:p>
+    <w:p>
+      <w:pPr>
+        <w:jc w:val="center"/>
+      </w:pPr>
+      <w:r>
+        <w:t>ОТЧЕТ</w:t>
+      </w:r>
+    </w:p>
+    <w:p>
+      <w:pPr>
+        <w:jc w:val="center"/>
+      </w:pPr>
+      <w:r>
+        <w:t>О НАУЧНО-ИССЛЕДОВАТЕЛЬСКОЙ РАБОТЕ</w:t>
+      </w:r>
+    </w:p>
+    <w:p>
+      <w:pPr>
+        <w:jc w:val="center"/>
+      </w:pPr>
+      <w:r>
+        <w:t>РАЗРАБОТКА, ИЗГОТОВЛЕНИЕ И ПРЕДВАРИТЕЛЬНЫЕ ИСПЫТАНИЯ</w:t>
+      </w:r>
+    </w:p>
+    <w:p>
+      <w:pPr>
+        <w:jc w:val="center"/>
+      </w:pPr>
+      <w:r>
+        <w:t>ОПЫТНЫХ ОБРАЗЦОВ ПОРТАТИВНОГО ПЕРЕНОСНОГО ПЕРИМЕТРА</w:t>
+      </w:r>
+    </w:p>
+    <w:p>
+      <w:pPr>
+        <w:jc w:val="center"/>
+      </w:pPr>
+      <w:r>
+        <w:t>(заключительный)</w:t>
+      </w:r>
+    </w:p>
+    <w:p>
+      <w:pPr>
+        <w:jc w:val="center"/>
+      </w:pPr>
+      <w:r>
+        <w:t>Книга 2</w:t>
+      </w:r>
+    </w:p>
+    <w:p>
+      <w:r>
+        <w:t>Руководитель НИР,</w:t>
+      </w:r>
+    </w:p>
+    <w:p>
+      <w:r>
+        <w:t>генеральный директор ____________ Д.В. Зуб</w:t>
+      </w:r>
+    </w:p>
+    <w:p>
+      <w:pPr>
+        <w:jc w:val="center"/>
+      </w:pPr>
+      <w:r>
+        <w:t>Москва</w:t>
+      </w:r>
+      <w:r>
+        <w:t xml:space="preserve"> 2016</w:t>
+      </w:r>
+    </w:p>
+    <w:p>
+      <w:r>
+        <w:br w:type="page"/>
+      </w:r>
+    </w:p>
+    <w:p>
+      <w:r>
+        <w:lastRenderedPageBreak/>
+        <w:t>СПИСОК ИСПОЛНИТЕЛЕЙ</w:t>
+      </w:r>
+    </w:p>
+    <w:p>
+      <w:r>
+        <w:t>Руководитель НИР, зам. директора</w:t>
+      </w:r>
+    </w:p>
+    <w:p>
+      <w:r>
+        <w:t xml:space="preserve">по научной работе, д-р </w:t>
+      </w:r>
+      <w:proofErr w:type="spellStart"/>
+      <w:r>
+        <w:t>социол</w:t>
+      </w:r>
+      <w:proofErr w:type="spellEnd"/>
+      <w:r>
+        <w:t>. Наук</w:t>
+      </w:r>
+      <w:r>
+        <w:tab/>
+      </w:r>
+      <w:r>
+        <w:tab/>
+      </w:r>
+      <w:r>
+        <w:tab/>
+        <w:t xml:space="preserve"> __________________ А. </w:t>
+      </w:r>
+      <w:proofErr w:type="spellStart"/>
+      <w:r>
+        <w:t>Кабакович</w:t>
+      </w:r>
+      <w:proofErr w:type="spellEnd"/>
+    </w:p>
+    <w:p>
+      <w:pPr>
+        <w:ind w:left="4248" w:firstLine="708"/>
+      </w:pPr>
+      <w:r>
+        <w:t xml:space="preserve">подпись, дата </w:t>
+      </w:r>
+      <w:r>
+        <w:tab/>
+      </w:r>
+      <w:r>
+        <w:tab/>
+        <w:t>(</w:t>
+      </w:r>
+      <w:proofErr w:type="spellStart"/>
+      <w:proofErr w:type="gramStart"/>
+      <w:r>
+        <w:t>введение,заключение</w:t>
+      </w:r>
+      <w:proofErr w:type="spellEnd"/>
+      <w:proofErr w:type="gramEnd"/>
+      <w:r>
+        <w:t>)</w:t>
+      </w:r>
+    </w:p>
+    <w:p>
+      <w:r>
+        <w:t>Отв. исполнитель, зав. отделом,</w:t>
+      </w:r>
+    </w:p>
+    <w:p>
+      <w:r>
+        <w:t xml:space="preserve">канд. </w:t>
+      </w:r>
+      <w:proofErr w:type="spellStart"/>
+      <w:r>
+        <w:t>техн</w:t>
+      </w:r>
+      <w:proofErr w:type="spellEnd"/>
+      <w:r>
+        <w:t xml:space="preserve">. наук </w:t>
+      </w:r>
+      <w:r>
+        <w:tab/>
+      </w:r>
+      <w:r>
+        <w:tab/>
+      </w:r>
+      <w:r>
+        <w:tab/>
+      </w:r>
+      <w:r>
+        <w:tab/>
+      </w:r>
+      <w:r>
+        <w:tab/>
+        <w:t xml:space="preserve">__________________ М.В. </w:t>
+      </w:r>
+      <w:proofErr w:type="spellStart"/>
+      <w:r>
+        <w:t>Макатрова</w:t>
+      </w:r>
+      <w:proofErr w:type="spellEnd"/>
+    </w:p>
+    <w:p>
+      <w:pPr>
+        <w:ind w:left="7080" w:hanging="2124"/>
+      </w:pPr>
+      <w:r>
+        <w:t xml:space="preserve">подпись, дата </w:t>
+      </w:r>
+      <w:r>
+        <w:tab/>
+        <w:t xml:space="preserve">(раздел 1, 2, </w:t>
+      </w:r>
+      <w:proofErr w:type="gramStart"/>
+      <w:r>
+        <w:t>3,заключение</w:t>
+      </w:r>
+      <w:proofErr w:type="gramEnd"/>
+      <w:r>
+        <w:t>)</w:t>
+      </w:r>
+    </w:p>
+    <w:p>
+      <w:r>
+        <w:t>Исполнители:</w:t>
+      </w:r>
+    </w:p>
+    <w:p>
+      <w:r>
+        <w:t xml:space="preserve">Зав. отделом, канд. </w:t>
+      </w:r>
+      <w:proofErr w:type="spellStart"/>
+      <w:r>
+        <w:t>техн</w:t>
+      </w:r>
+      <w:proofErr w:type="spellEnd"/>
+      <w:r>
+        <w:t>. Наук</w:t>
+      </w:r>
+      <w:r>
+        <w:tab/>
+      </w:r>
+      <w:r>
+        <w:tab/>
+      </w:r>
+      <w:r>
+        <w:tab/>
+        <w:t xml:space="preserve"> __________________ Ю.Г. Спицын</w:t>
+      </w:r>
+    </w:p>
+    <w:p>
+      <w:pPr>
+        <w:ind w:left="4248" w:firstLine="708"/>
+      </w:pPr>
+      <w:r>
+        <w:t>подпись, дата</w:t>
+      </w:r>
+      <w:r>
+        <w:tab/>
+      </w:r>
+      <w:r>
+        <w:tab/>
+        <w:t xml:space="preserve"> (раздел 3)</w:t>
+      </w:r>
+    </w:p>
+    <w:p>
+      <w:r>
+        <w:t xml:space="preserve">Ст. науч. </w:t>
+      </w:r>
+      <w:proofErr w:type="spellStart"/>
+      <w:r>
+        <w:t>сотр</w:t>
+      </w:r>
+      <w:proofErr w:type="spellEnd"/>
+      <w:r>
+        <w:t xml:space="preserve">., канд. </w:t>
+      </w:r>
+      <w:proofErr w:type="spellStart"/>
+      <w:r>
+        <w:t>техн</w:t>
+      </w:r>
+      <w:proofErr w:type="spellEnd"/>
+      <w:r>
+        <w:t>. Наук</w:t>
+      </w:r>
+      <w:r>
+        <w:tab/>
+      </w:r>
+      <w:r>
+        <w:tab/>
+      </w:r>
+      <w:r>
+        <w:tab/>
+        <w:t xml:space="preserve"> __________________ А.В. Костюнина</w:t>
+      </w:r>
+    </w:p>
+    <w:p>
+      <w:pPr>
+        <w:ind w:left="4248" w:firstLine="708"/>
+      </w:pPr>
+      <w:r>
+        <w:t>подпись, дата</w:t>
+      </w:r>
+      <w:r>
+        <w:tab/>
+      </w:r>
+      <w:r>
+        <w:tab/>
+        <w:t xml:space="preserve"> (раздел 1)</w:t>
+      </w:r>
+    </w:p>
+    <w:p>
+      <w:proofErr w:type="spellStart"/>
+      <w:r>
+        <w:t>Научн</w:t>
+      </w:r>
+      <w:proofErr w:type="spellEnd"/>
+      <w:r>
+        <w:t xml:space="preserve">. </w:t>
+      </w:r>
+      <w:proofErr w:type="spellStart"/>
+      <w:r>
+        <w:t>сотр</w:t>
+      </w:r>
+      <w:proofErr w:type="spellEnd"/>
+      <w:r>
+        <w:t xml:space="preserve">., канд. </w:t>
+      </w:r>
+      <w:proofErr w:type="spellStart"/>
+      <w:r>
+        <w:t>пед</w:t>
+      </w:r>
+      <w:proofErr w:type="spellEnd"/>
+      <w:r>
+        <w:t>. Наук</w:t>
+      </w:r>
+      <w:r>
+        <w:tab/>
+      </w:r>
+      <w:r>
+        <w:tab/>
+      </w:r>
+      <w:r>
+        <w:tab/>
+      </w:r>
+      <w:r>
+        <w:tab/>
+        <w:t xml:space="preserve"> __________________ Е.И. Козлова</w:t>
+      </w:r>
+    </w:p>
+    <w:p>
+      <w:pPr>
+        <w:ind w:left="4248" w:firstLine="708"/>
+      </w:pPr>
+      <w:r>
+        <w:t xml:space="preserve">подпись, дата </w:t>
+      </w:r>
+      <w:r>
+        <w:tab/>
+      </w:r>
+      <w:r>
+        <w:tab/>
+        <w:t>(раздел 2)</w:t>
+      </w:r>
+    </w:p>
+    <w:p>
+      <w:r>
+        <w:t xml:space="preserve">Мл. </w:t>
+      </w:r>
+      <w:proofErr w:type="spellStart"/>
+      <w:r>
+        <w:t>научн</w:t>
+      </w:r>
+      <w:proofErr w:type="spellEnd"/>
+      <w:r>
+        <w:t xml:space="preserve">. </w:t>
+      </w:r>
+      <w:proofErr w:type="spellStart"/>
+      <w:r>
+        <w:t>сотр</w:t>
+      </w:r>
+      <w:proofErr w:type="spellEnd"/>
+      <w:r>
+        <w:t xml:space="preserve">., канд. </w:t>
+      </w:r>
+      <w:proofErr w:type="spellStart"/>
+      <w:r>
+        <w:t>филол</w:t>
+      </w:r>
+      <w:proofErr w:type="spellEnd"/>
+      <w:r>
+        <w:t xml:space="preserve">. наук </w:t>
+      </w:r>
+      <w:r>
+        <w:tab/>
+      </w:r>
+      <w:r>
+        <w:tab/>
+      </w:r>
+      <w:r>
+        <w:tab/>
+        <w:t>__________________ М.А. Филимонова</w:t>
+      </w:r>
+    </w:p>
+    <w:p>
+      <w:pPr>
+        <w:ind w:left="4248" w:firstLine="708"/>
+      </w:pPr>
+      <w:r>
+        <w:t xml:space="preserve">подпись, дата </w:t>
+      </w:r>
+      <w:r>
+        <w:tab/>
+      </w:r>
+      <w:r>
+        <w:tab/>
+        <w:t>(раздел 1, 2)</w:t>
+      </w:r>
+    </w:p>
+    <w:p>
+      <w:r>
+        <w:t xml:space="preserve">Ведущий инженер </w:t>
+      </w:r>
+      <w:r>
+        <w:tab/>
+      </w:r>
+      <w:r>
+        <w:tab/>
+      </w:r>
+      <w:r>
+        <w:tab/>
+      </w:r>
+      <w:r>
+        <w:tab/>
+      </w:r>
+      <w:r>
+        <w:tab/>
+        <w:t>__________________ Е.С. Терехова</w:t>
+      </w:r>
+    </w:p>
+    <w:p>
+      <w:pPr>
+        <w:ind w:left="4248" w:firstLine="708"/>
+      </w:pPr>
+      <w:r>
+        <w:t xml:space="preserve">подпись, дата </w:t>
+      </w:r>
+      <w:r>
+        <w:tab/>
+      </w:r>
+      <w:r>
+        <w:tab/>
+        <w:t>(раздел 3)</w:t>
+      </w:r>
+    </w:p>
+    <w:p>
+      <w:r>
+        <w:t xml:space="preserve">Специалист I кат. </w:t>
+      </w:r>
+      <w:r>
+        <w:tab/>
+      </w:r>
+      <w:r>
+        <w:tab/>
+      </w:r>
+      <w:r>
+        <w:tab/>
+      </w:r>
+      <w:r>
+        <w:tab/>
+      </w:r>
+      <w:r>
+        <w:tab/>
+        <w:t xml:space="preserve">__________________ Е.П. </w:t>
+      </w:r>
+      <w:proofErr w:type="spellStart"/>
+      <w:r>
+        <w:t>Субботова</w:t>
+      </w:r>
+      <w:proofErr w:type="spellEnd"/>
+    </w:p>
+    <w:p>
+      <w:pPr>
+        <w:ind w:left="4248" w:firstLine="708"/>
+      </w:pPr>
+      <w:r>
+        <w:t xml:space="preserve">подпись, дата </w:t>
+      </w:r>
+      <w:r>
+        <w:tab/>
+      </w:r>
+      <w:r>
+        <w:tab/>
+        <w:t>(раздел 2)</w:t>
+      </w:r>
+    </w:p>
+    <w:p>
+      <w:proofErr w:type="spellStart"/>
+      <w:r>
+        <w:t>Нормоконтроль</w:t>
+      </w:r>
+      <w:proofErr w:type="spellEnd"/>
+      <w:r>
+        <w:tab/>
+      </w:r>
+      <w:r>
+        <w:tab/>
+      </w:r>
+      <w:r>
+        <w:tab/>
+      </w:r>
+      <w:r>
+        <w:tab/>
+      </w:r>
+      <w:r>
+        <w:tab/>
+        <w:t xml:space="preserve"> __________________ О.А. </w:t>
+      </w:r>
+      <w:proofErr w:type="spellStart"/>
+      <w:r>
+        <w:t>Антошкова</w:t>
+      </w:r>
+      <w:proofErr w:type="spellEnd"/>
+    </w:p>
+    <w:p>
+      <w:pPr>
+        <w:ind w:left="4248" w:firstLine="708"/>
+      </w:pPr>
+      <w:r>
+        <w:t>подпись, дата</w:t>
+      </w:r>
+    </w:p>
+    <w:p>
+      <w:r>
+        <w:br w:type="page"/>
+      </w:r>
+    </w:p>
+    <w:p>
+      <w:pPr>
+        <w:ind w:firstLine="708"/>
+        <w:jc w:val="center"/>
+      </w:pPr>
+      <w:r>
+        <w:lastRenderedPageBreak/>
+        <w:t>РЕФЕРАТ</w:t>
+      </w:r>
+    </w:p>
+    <w:p>
+      <w:pPr>
+        <w:ind w:firstLine="708"/>
+      </w:pPr>
+      <w:r>
+        <w:t xml:space="preserve">Отчет 85 с., 1 кн., 24 рис., 12 табл., 50 </w:t>
+      </w:r>
+      <w:proofErr w:type="spellStart"/>
+      <w:r>
+        <w:t>источн</w:t>
+      </w:r>
+      <w:proofErr w:type="spellEnd"/>
+      <w:r>
+        <w:t xml:space="preserve">., 2 </w:t>
+      </w:r>
+      <w:proofErr w:type="spellStart"/>
+      <w:r>
+        <w:t>прил</w:t>
+      </w:r>
+      <w:proofErr w:type="spellEnd"/>
+    </w:p>
+    <w:p>
+      <w:pPr>
+        <w:ind w:firstLine="708"/>
+      </w:pPr>
+      <w:r>
+        <w:t>РАСХОДОМЕРНЫЕ УСТАНОВКИ, ПОРШНЕВЫЕ РАСХОДОМЕРЫ,</w:t>
+      </w:r>
+    </w:p>
+    <w:p>
+      <w:pPr>
+        <w:ind w:firstLine="708"/>
+      </w:pPr>
+      <w:r>
+        <w:t>ТАХОМЕТРИЧЕСКИЕ РАСХОДОМЕРЫ, ИЗМЕРЕНИЕ, БОЛЬШИЕ РАСХОДЫ,</w:t>
+      </w:r>
+    </w:p>
+    <w:p>
+      <w:pPr>
+        <w:ind w:firstLine="708"/>
+      </w:pPr>
+      <w:r>
+        <w:t>ГАЗЫ</w:t>
+      </w:r>
+    </w:p>
+    <w:p>
+      <w:pPr>
+        <w:ind w:firstLine="708"/>
+      </w:pPr>
+      <w:r>
+        <w:t>Объектом исследования являются поршневые установки для точного</w:t>
+      </w:r>
+    </w:p>
+    <w:p>
+      <w:pPr>
+        <w:ind w:firstLine="708"/>
+      </w:pPr>
+      <w:r>
+        <w:t>воспроизведения и измерения больших расходов газа.</w:t>
+      </w:r>
+    </w:p>
+    <w:p>
+      <w:pPr>
+        <w:ind w:firstLine="708"/>
+      </w:pPr>
+      <w:r>
+        <w:t>Цель работы - разработка методики метрологических исследований установок и</w:t>
+      </w:r>
+    </w:p>
+    <w:p>
+      <w:pPr>
+        <w:ind w:firstLine="708"/>
+      </w:pPr>
+      <w:r>
+        <w:t>нестандартной аппаратуры для их осуществления.</w:t>
+      </w:r>
+    </w:p>
+    <w:p>
+      <w:pPr>
+        <w:ind w:firstLine="708"/>
+      </w:pPr>
+      <w:r>
+        <w:t>В процессе работы проводились экспериментальные исследования отдельных</w:t>
+      </w:r>
+    </w:p>
+    <w:p>
+      <w:pPr>
+        <w:ind w:firstLine="708"/>
+      </w:pPr>
+      <w:r>
+        <w:t>составляющих и общей погрешности установок.</w:t>
+      </w:r>
+    </w:p>
+    <w:p>
+      <w:pPr>
+        <w:ind w:firstLine="708"/>
+      </w:pPr>
+      <w:r>
+        <w:t>В результате исследования впервые были созданы две поршневые реверсивные</w:t>
+      </w:r>
+    </w:p>
+    <w:p>
+      <w:pPr>
+        <w:ind w:firstLine="708"/>
+      </w:pPr>
+      <w:proofErr w:type="spellStart"/>
+      <w:r>
+        <w:t>расходомерные</w:t>
+      </w:r>
+      <w:proofErr w:type="spellEnd"/>
+      <w:r>
+        <w:t xml:space="preserve"> установки: первая на расходы до 0,07 м3/с, вторая - до 0,33 м3/с.</w:t>
+      </w:r>
+    </w:p>
+    <w:p>
+      <w:pPr>
+        <w:ind w:firstLine="708"/>
+      </w:pPr>
+      <w:r>
+        <w:t>Основные конструктивные и технико-эксплуатационные показатели: высокая</w:t>
+      </w:r>
+    </w:p>
+    <w:p>
+      <w:pPr>
+        <w:ind w:firstLine="708"/>
+      </w:pPr>
+      <w:r>
+        <w:t>точность измерения при больших значениях расхода газа.</w:t>
+      </w:r>
+    </w:p>
+    <w:p>
+      <w:pPr>
+        <w:ind w:firstLine="708"/>
+      </w:pPr>
+      <w:r>
+        <w:t>Степень внедрения - вторая установка по разработанной методике аттестована как</w:t>
+      </w:r>
+    </w:p>
+    <w:p>
+      <w:pPr>
+        <w:ind w:firstLine="708"/>
+      </w:pPr>
+      <w:r>
+        <w:t>образцовая.</w:t>
+      </w:r>
+    </w:p>
+    <w:p>
+      <w:pPr>
+        <w:ind w:firstLine="708"/>
+      </w:pPr>
+      <w:r>
+        <w:t>Эффективность установок определяется их малым влиянием на ход измеряемых</w:t>
+      </w:r>
+    </w:p>
+    <w:p>
+      <w:pPr>
+        <w:ind w:firstLine="708"/>
+      </w:pPr>
+      <w:r>
+        <w:t>процессов. Обе установки могут применяться для градуировки и поверки</w:t>
+      </w:r>
+    </w:p>
+    <w:p>
+      <w:pPr>
+        <w:ind w:firstLine="708"/>
+      </w:pPr>
+      <w:r>
+        <w:t>процессов. Обе установки могут применяться для градуировки и поверки</w:t>
+      </w:r>
+    </w:p>
+    <w:p>
+      <w:pPr>
+        <w:ind w:firstLine="708"/>
+      </w:pPr>
+      <w:r>
+        <w:t>промышленных ротационных счетчиков газа, а также тахометрических</w:t>
+      </w:r>
+    </w:p>
+    <w:p>
+      <w:pPr>
+        <w:ind w:firstLine="708"/>
+      </w:pPr>
+      <w:r>
+        <w:t>расходомеров.</w:t>
+      </w:r>
+    </w:p>
+    <w:p>
+      <w:r>
+        <w:br w:type="page"/>
+      </w:r>
+    </w:p>
+    <w:p>
+      <w:pPr>
+        <w:pStyle w:val="1"/>
+        <w:jc w:val="center"/>
+      </w:pPr>
+      <w:bookmarkStart w:id="0" w:name="_Toc195139112"/>
+      <w:r>
+        <w:lastRenderedPageBreak/>
+        <w:t>С</w:t>
+      </w:r>
       <w:bookmarkEnd w:id="0"/>
       <w:r>
-        <w:t>Ю</w:t>
-      </w:r>
-    </w:p>
-    <w:p>
-      <w:r>
-        <w:t xml:space="preserve">Генеральный директор </w:t>
-      </w:r>
-      <w:r>
-        <w:tab/>
-      </w:r>
-      <w:r>
-        <w:tab/>
-      </w:r>
-      <w:r>
-        <w:tab/>
-      </w:r>
-      <w:r>
-        <w:tab/>
-      </w:r>
-      <w:r>
-        <w:tab/>
-      </w:r>
-      <w:r>
-        <w:tab/>
-      </w:r>
-      <w:r>
-        <w:t xml:space="preserve">             </w:t>
-      </w:r>
-      <w:r>
-        <w:t>Генеральный директор</w:t>
-      </w:r>
-    </w:p>
-    <w:p>
-      <w:r>
-        <w:t>ООО "ЦУПЛ"</w:t>
-      </w:r>
-      <w:r>
-        <w:tab/>
-      </w:r>
-      <w:r>
-        <w:tab/>
-      </w:r>
-      <w:r>
-        <w:tab/>
-      </w:r>
-      <w:r>
-        <w:tab/>
-      </w:r>
-      <w:r>
-        <w:tab/>
-      </w:r>
-      <w:r>
-        <w:tab/>
-      </w:r>
-      <w:r>
-        <w:tab/>
-      </w:r>
-      <w:r>
-        <w:tab/>
-      </w:r>
-      <w:r>
-        <w:t xml:space="preserve">             </w:t>
-      </w:r>
-      <w:r>
-        <w:t>ООО "РИННОТЕХ"</w:t>
-      </w:r>
-    </w:p>
-    <w:p>
-      <w:r>
-        <w:t xml:space="preserve">_________ С.В. </w:t>
+        <w:t>ОДЕРЖАНИЕ</w:t>
+      </w:r>
+    </w:p>
+    <w:p>
+      <w:pPr>
+        <w:pStyle w:val="11"/>
+        <w:tabs>
+          <w:tab w:val="right" w:leader="dot" w:pos="9015"/>
+        </w:tabs>
+        <w:rPr>
+          <w:noProof/>
+          <w:sz w:val="28"/>
+          <w:szCs w:val="28"/>
+        </w:rPr>
+      </w:pPr>
+      <w:r>
+        <w:rPr>
+          <w:sz w:val="28"/>
+          <w:szCs w:val="28"/>
+        </w:rPr>
+        <w:fldChar w:fldCharType="begin"/>
+      </w:r>
+      <w:r>
+        <w:rPr>
+          <w:sz w:val="28"/>
+          <w:szCs w:val="28"/>
+        </w:rPr>
+        <w:instrText>TOC \o 1-9 \h \z \u</w:instrText>
+      </w:r>
+      <w:r>
+        <w:rPr>
+          <w:sz w:val="28"/>
+          <w:szCs w:val="28"/>
+        </w:rPr>
+        <w:fldChar w:fldCharType="separate"/>
+      </w:r>
+      <w:hyperlink w:anchor="_Toc195139112" w:history="1">
+        <w:r>
+          <w:rPr>
+            <w:rStyle w:val="a3"/>
+            <w:noProof/>
+            <w:sz w:val="28"/>
+            <w:szCs w:val="28"/>
+          </w:rPr>
+          <w:t>РЕФЕРАТ</w:t>
+        </w:r>
+        <w:r>
+          <w:rPr>
+            <w:noProof/>
+            <w:webHidden/>
+            <w:sz w:val="28"/>
+            <w:szCs w:val="28"/>
+          </w:rPr>
+          <w:tab/>
+        </w:r>
+        <w:r>
+          <w:rPr>
+            <w:noProof/>
+            <w:webHidden/>
+            <w:sz w:val="28"/>
+            <w:szCs w:val="28"/>
+          </w:rPr>
+          <w:fldChar w:fldCharType="begin"/>
+        </w:r>
+        <w:r>
+          <w:rPr>
+            <w:noProof/>
+            <w:webHidden/>
+            <w:sz w:val="28"/>
+            <w:szCs w:val="28"/>
+          </w:rPr>
+          <w:instrText xml:space="preserve"> PAGEREF _Toc195139112 \h </w:instrText>
+        </w:r>
+        <w:r>
+          <w:rPr>
+            <w:noProof/>
+            <w:webHidden/>
+            <w:sz w:val="28"/>
+            <w:szCs w:val="28"/>
+          </w:rPr>
+        </w:r>
+        <w:r>
+          <w:rPr>
+            <w:noProof/>
+            <w:webHidden/>
+            <w:sz w:val="28"/>
+            <w:szCs w:val="28"/>
+          </w:rPr>
+          <w:fldChar w:fldCharType="separate"/>
+        </w:r>
+        <w:r>
+          <w:rPr>
+            <w:noProof/>
+            <w:webHidden/>
+            <w:sz w:val="28"/>
+            <w:szCs w:val="28"/>
+          </w:rPr>
+          <w:t>1</w:t>
+        </w:r>
+        <w:r>
+          <w:rPr>
+            <w:noProof/>
+            <w:webHidden/>
+            <w:sz w:val="28"/>
+            <w:szCs w:val="28"/>
+          </w:rPr>
+          <w:fldChar w:fldCharType="end"/>
+        </w:r>
+      </w:hyperlink>
+    </w:p>
+    <w:p>
+      <w:pPr>
+        <w:pStyle w:val="11"/>
+        <w:tabs>
+          <w:tab w:val="right" w:leader="dot" w:pos="9015"/>
+        </w:tabs>
+        <w:rPr>
+          <w:noProof/>
+          <w:sz w:val="28"/>
+          <w:szCs w:val="28"/>
+        </w:rPr>
+      </w:pPr>
+      <w:hyperlink w:anchor="_Toc195139113" w:history="1">
+        <w:r>
+          <w:rPr>
+            <w:rStyle w:val="a3"/>
+            <w:noProof/>
+            <w:sz w:val="28"/>
+            <w:szCs w:val="28"/>
+          </w:rPr>
+          <w:t>ВВЕДЕНИЕ</w:t>
+        </w:r>
+        <w:r>
+          <w:rPr>
+            <w:noProof/>
+            <w:webHidden/>
+            <w:sz w:val="28"/>
+            <w:szCs w:val="28"/>
+          </w:rPr>
+          <w:tab/>
+          <w:t>2</w:t>
+        </w:r>
+      </w:hyperlink>
+    </w:p>
+    <w:p>
+      <w:pPr>
+        <w:pStyle w:val="11"/>
+        <w:tabs>
+          <w:tab w:val="right" w:leader="dot" w:pos="9015"/>
+        </w:tabs>
+        <w:rPr>
+          <w:noProof/>
+          <w:sz w:val="28"/>
+          <w:szCs w:val="28"/>
+        </w:rPr>
+      </w:pPr>
+      <w:hyperlink w:anchor="_Toc195139114" w:history="1">
+        <w:r>
+          <w:rPr>
+            <w:rStyle w:val="a3"/>
+            <w:noProof/>
+            <w:sz w:val="28"/>
+            <w:szCs w:val="28"/>
+          </w:rPr>
+          <w:t>Глава 1. Теория</w:t>
+        </w:r>
+        <w:r>
+          <w:rPr>
+            <w:noProof/>
+            <w:webHidden/>
+            <w:sz w:val="28"/>
+            <w:szCs w:val="28"/>
+          </w:rPr>
+          <w:tab/>
+          <w:t>5</w:t>
+        </w:r>
+      </w:hyperlink>
+    </w:p>
+    <w:p>
+      <w:pPr>
+        <w:pStyle w:val="2"/>
+        <w:tabs>
+          <w:tab w:val="right" w:leader="dot" w:pos="9015"/>
+        </w:tabs>
+        <w:rPr>
+          <w:noProof/>
+          <w:sz w:val="28"/>
+          <w:szCs w:val="28"/>
+        </w:rPr>
+      </w:pPr>
+      <w:hyperlink w:anchor="_Toc195139115" w:history="1">
+        <w:r>
+          <w:rPr>
+            <w:rStyle w:val="a3"/>
+            <w:noProof/>
+            <w:sz w:val="28"/>
+            <w:szCs w:val="28"/>
+          </w:rPr>
+          <w:t>1.1.Введение в проектирование баз данных</w:t>
+        </w:r>
+        <w:r>
+          <w:rPr>
+            <w:noProof/>
+            <w:webHidden/>
+            <w:sz w:val="28"/>
+            <w:szCs w:val="28"/>
+          </w:rPr>
+          <w:tab/>
+          <w:t>5</w:t>
+        </w:r>
+      </w:hyperlink>
+    </w:p>
+    <w:p>
+      <w:pPr>
+        <w:pStyle w:val="2"/>
+        <w:tabs>
+          <w:tab w:val="right" w:leader="dot" w:pos="9015"/>
+        </w:tabs>
+        <w:rPr>
+          <w:noProof/>
+          <w:sz w:val="28"/>
+          <w:szCs w:val="28"/>
+        </w:rPr>
+      </w:pPr>
+      <w:hyperlink w:anchor="_Toc195139116" w:history="1">
+        <w:r>
+          <w:rPr>
+            <w:rStyle w:val="a3"/>
+            <w:noProof/>
+            <w:sz w:val="28"/>
+            <w:szCs w:val="28"/>
+          </w:rPr>
+          <w:t>1.2. Системы управления базами данных</w:t>
+        </w:r>
+        <w:r>
+          <w:rPr>
+            <w:noProof/>
+            <w:webHidden/>
+            <w:sz w:val="28"/>
+            <w:szCs w:val="28"/>
+          </w:rPr>
+          <w:tab/>
+          <w:t>7</w:t>
+        </w:r>
+      </w:hyperlink>
+    </w:p>
+    <w:p>
+      <w:pPr>
+        <w:pStyle w:val="2"/>
+        <w:tabs>
+          <w:tab w:val="right" w:leader="dot" w:pos="9015"/>
+        </w:tabs>
+        <w:rPr>
+          <w:noProof/>
+          <w:sz w:val="28"/>
+          <w:szCs w:val="28"/>
+        </w:rPr>
+      </w:pPr>
+      <w:hyperlink w:anchor="_Toc195139117" w:history="1">
+        <w:r>
+          <w:rPr>
+            <w:rStyle w:val="a3"/>
+            <w:noProof/>
+            <w:sz w:val="28"/>
+            <w:szCs w:val="28"/>
+          </w:rPr>
+          <w:t>1.3. Реляционные и Нереляционные базы данных</w:t>
+        </w:r>
+        <w:r>
+          <w:rPr>
+            <w:noProof/>
+            <w:webHidden/>
+            <w:sz w:val="28"/>
+            <w:szCs w:val="28"/>
+          </w:rPr>
+          <w:tab/>
+          <w:t>9</w:t>
+        </w:r>
+      </w:hyperlink>
+    </w:p>
+    <w:p>
+      <w:pPr>
+        <w:pStyle w:val="11"/>
+        <w:tabs>
+          <w:tab w:val="right" w:leader="dot" w:pos="9015"/>
+        </w:tabs>
+        <w:rPr>
+          <w:noProof/>
+          <w:sz w:val="28"/>
+          <w:szCs w:val="28"/>
+        </w:rPr>
+      </w:pPr>
+      <w:hyperlink w:anchor="_Toc195139118" w:history="1">
+        <w:r>
+          <w:rPr>
+            <w:rStyle w:val="a3"/>
+            <w:noProof/>
+            <w:sz w:val="28"/>
+            <w:szCs w:val="28"/>
+          </w:rPr>
+          <w:t>Глава 2.  Разработка графической платформы</w:t>
+        </w:r>
+        <w:r>
+          <w:rPr>
+            <w:noProof/>
+            <w:webHidden/>
+            <w:sz w:val="28"/>
+            <w:szCs w:val="28"/>
+          </w:rPr>
+          <w:tab/>
+          <w:t>13</w:t>
+        </w:r>
+      </w:hyperlink>
+    </w:p>
+    <w:p>
+      <w:pPr>
+        <w:pStyle w:val="2"/>
+        <w:tabs>
+          <w:tab w:val="right" w:leader="dot" w:pos="9015"/>
+        </w:tabs>
+        <w:rPr>
+          <w:noProof/>
+          <w:sz w:val="28"/>
+          <w:szCs w:val="28"/>
+        </w:rPr>
+      </w:pPr>
+      <w:hyperlink w:anchor="_Toc195139119" w:history="1">
+        <w:r>
+          <w:rPr>
+            <w:rStyle w:val="a3"/>
+            <w:noProof/>
+            <w:sz w:val="28"/>
+            <w:szCs w:val="28"/>
+          </w:rPr>
+          <w:t>2.1. Техническое задание на разработку</w:t>
+        </w:r>
+        <w:r>
+          <w:rPr>
+            <w:noProof/>
+            <w:webHidden/>
+            <w:sz w:val="28"/>
+            <w:szCs w:val="28"/>
+          </w:rPr>
+          <w:tab/>
+          <w:t>13</w:t>
+        </w:r>
+      </w:hyperlink>
+    </w:p>
+    <w:p>
+      <w:pPr>
+        <w:pStyle w:val="2"/>
+        <w:tabs>
+          <w:tab w:val="right" w:leader="dot" w:pos="9015"/>
+        </w:tabs>
+        <w:rPr>
+          <w:noProof/>
+          <w:sz w:val="28"/>
+          <w:szCs w:val="28"/>
+        </w:rPr>
+      </w:pPr>
+      <w:hyperlink w:anchor="_Toc195139148" w:history="1">
+        <w:r>
+          <w:rPr>
+            <w:rStyle w:val="a3"/>
+            <w:noProof/>
+            <w:sz w:val="28"/>
+            <w:szCs w:val="28"/>
+          </w:rPr>
+          <w:t>2.2. Интерфейс для пользователя</w:t>
+        </w:r>
+        <w:r>
+          <w:rPr>
+            <w:noProof/>
+            <w:webHidden/>
+            <w:sz w:val="28"/>
+            <w:szCs w:val="28"/>
+          </w:rPr>
+          <w:tab/>
+          <w:t>15</w:t>
+        </w:r>
+      </w:hyperlink>
+    </w:p>
+    <w:p>
+      <w:pPr>
+        <w:pStyle w:val="11"/>
+        <w:tabs>
+          <w:tab w:val="right" w:leader="dot" w:pos="9015"/>
+        </w:tabs>
+        <w:rPr>
+          <w:noProof/>
+          <w:sz w:val="28"/>
+          <w:szCs w:val="28"/>
+        </w:rPr>
+      </w:pPr>
+      <w:hyperlink w:anchor="_Toc195139226" w:history="1">
+        <w:r>
+          <w:rPr>
+            <w:rStyle w:val="a3"/>
+            <w:noProof/>
+            <w:sz w:val="28"/>
+            <w:szCs w:val="28"/>
+          </w:rPr>
+          <w:t>Фрагменты кода</w:t>
+        </w:r>
+        <w:r>
+          <w:rPr>
+            <w:noProof/>
+            <w:webHidden/>
+            <w:sz w:val="28"/>
+            <w:szCs w:val="28"/>
+          </w:rPr>
+          <w:tab/>
+          <w:t>2</w:t>
+        </w:r>
+        <w:r>
+          <w:rPr>
+            <w:noProof/>
+            <w:webHidden/>
+            <w:sz w:val="28"/>
+            <w:szCs w:val="28"/>
+            <w:lang w:val="en-US"/>
+          </w:rPr>
+          <w:t>9</w:t>
+        </w:r>
+      </w:hyperlink>
+    </w:p>
+    <w:p>
+      <w:pPr>
+        <w:pStyle w:val="11"/>
+        <w:tabs>
+          <w:tab w:val="right" w:leader="dot" w:pos="9015"/>
+        </w:tabs>
+        <w:rPr>
+          <w:noProof/>
+          <w:sz w:val="28"/>
+          <w:szCs w:val="28"/>
+        </w:rPr>
+      </w:pPr>
+      <w:hyperlink w:anchor="_Toc195139227" w:history="1">
+        <w:r>
+          <w:rPr>
+            <w:rStyle w:val="a3"/>
+            <w:noProof/>
+            <w:sz w:val="28"/>
+            <w:szCs w:val="28"/>
+          </w:rPr>
+          <w:t>ЗАКЛЮЧЕНИЕ</w:t>
+        </w:r>
+        <w:r>
+          <w:rPr>
+            <w:noProof/>
+            <w:webHidden/>
+            <w:sz w:val="28"/>
+            <w:szCs w:val="28"/>
+          </w:rPr>
+          <w:tab/>
+          <w:t>3</w:t>
+        </w:r>
+        <w:r>
+          <w:rPr>
+            <w:noProof/>
+            <w:webHidden/>
+            <w:sz w:val="28"/>
+            <w:szCs w:val="28"/>
+            <w:lang w:val="en-US"/>
+          </w:rPr>
+          <w:t>7</w:t>
+        </w:r>
+      </w:hyperlink>
+    </w:p>
+    <w:p>
+      <w:pPr>
+        <w:pStyle w:val="11"/>
+        <w:tabs>
+          <w:tab w:val="right" w:leader="dot" w:pos="9015"/>
+        </w:tabs>
+        <w:rPr>
+          <w:noProof/>
+          <w:sz w:val="28"/>
+          <w:szCs w:val="28"/>
+          <w:lang w:val="en-US"/>
+        </w:rPr>
+      </w:pPr>
+      <w:hyperlink w:anchor="_Toc195139228" w:history="1">
+        <w:r>
+          <w:rPr>
+            <w:rStyle w:val="a3"/>
+            <w:noProof/>
+            <w:sz w:val="28"/>
+            <w:szCs w:val="28"/>
+          </w:rPr>
+          <w:t>СПИСОК ИСПОЛЬЗОВАННЫХ ИСТОЧНИКОВ</w:t>
+        </w:r>
+        <w:r>
+          <w:rPr>
+            <w:noProof/>
+            <w:webHidden/>
+            <w:sz w:val="28"/>
+            <w:szCs w:val="28"/>
+          </w:rPr>
+          <w:tab/>
+          <w:t>3</w:t>
+        </w:r>
+        <w:r>
+          <w:rPr>
+            <w:noProof/>
+            <w:webHidden/>
+            <w:sz w:val="28"/>
+            <w:szCs w:val="28"/>
+            <w:lang w:val="en-US"/>
+          </w:rPr>
+          <w:t>8</w:t>
+        </w:r>
+      </w:hyperlink>
+    </w:p>
+    <w:p>
+      <w:pPr>
+        <w:rPr>
+          <w:lang w:val="en-US"/>
+        </w:rPr>
+      </w:pPr>
+      <w:r>
+        <w:rPr>
+          <w:lang w:val="en-US"/>
+        </w:rPr>
+        <w:br w:type="page"/>
+      </w:r>
+    </w:p>
+    <w:p>
+      <w:pPr>
+        <w:rPr>
+          <w:lang w:val="en-US"/>
+        </w:rPr>
+      </w:pPr>
+    </w:p>
+    <w:p>
+      <w:pPr>
+        <w:pStyle w:val="1"/>
+        <w:jc w:val="center"/>
+      </w:pPr>
+      <w:r>
+        <w:rPr>
+          <w:szCs w:val="28"/>
+        </w:rPr>
+        <w:fldChar w:fldCharType="end"/>
+      </w:r>
+      <w:r>
+        <w:t>ТЕРМИНЫ И ОПРЕДЕЛЕНИЯ</w:t>
+      </w:r>
+    </w:p>
+    <w:p>
+      <w:pPr>
+        <w:pStyle w:val="12"/>
+        <w:spacing w:line="312" w:lineRule="auto"/>
+        <w:ind w:firstLine="700"/>
+        <w:jc w:val="both"/>
+        <w:rPr>
+          <w:sz w:val="28"/>
+          <w:szCs w:val="28"/>
+        </w:rPr>
+      </w:pPr>
+      <w:r>
+        <w:rPr>
+          <w:sz w:val="28"/>
+          <w:szCs w:val="28"/>
+        </w:rPr>
+        <w:t>В настоящем отчете о НИР применяют следующие термины с соответствующими определениями</w:t>
+      </w:r>
+      <w:r>
+        <w:rPr>
+          <w:sz w:val="28"/>
+          <w:szCs w:val="28"/>
+        </w:rPr>
+        <w:t>:</w:t>
+      </w:r>
+    </w:p>
+    <w:p>
+      <w:pPr>
+        <w:pStyle w:val="12"/>
+        <w:spacing w:line="360" w:lineRule="auto"/>
+        <w:ind w:right="-269"/>
+        <w:jc w:val="both"/>
+        <w:rPr>
+          <w:sz w:val="28"/>
+          <w:szCs w:val="28"/>
+        </w:rPr>
+      </w:pPr>
+    </w:p>
+    <w:tbl>
+      <w:tblPr>
+        <w:tblW w:w="9960" w:type="dxa"/>
+        <w:tblBorders>
+          <w:top w:val="single" w:sz="8" w:space="0" w:color="000000"/>
+          <w:left w:val="single" w:sz="8" w:space="0" w:color="000000"/>
+          <w:bottom w:val="single" w:sz="8" w:space="0" w:color="000000"/>
+          <w:right w:val="single" w:sz="8" w:space="0" w:color="000000"/>
+          <w:insideH w:val="single" w:sz="8" w:space="0" w:color="000000"/>
+          <w:insideV w:val="single" w:sz="8" w:space="0" w:color="000000"/>
+        </w:tblBorders>
+        <w:tblLayout w:type="fixed"/>
+        <w:tblLook w:val="0600" w:firstRow="0" w:lastRow="0" w:firstColumn="0" w:lastColumn="0" w:noHBand="1" w:noVBand="1"/>
+      </w:tblPr>
+      <w:tblGrid>
+        <w:gridCol w:w="2850"/>
+        <w:gridCol w:w="7110"/>
+      </w:tblGrid>
+      <w:tr>
+        <w:tc>
+          <w:tcPr>
+            <w:tcW w:w="2850" w:type="dxa"/>
+            <w:tcBorders>
+              <w:top w:val="single" w:sz="8" w:space="0" w:color="FFFFFF"/>
+              <w:left w:val="single" w:sz="8" w:space="0" w:color="FFFFFF"/>
+              <w:bottom w:val="single" w:sz="8" w:space="0" w:color="FFFFFF"/>
+              <w:right w:val="single" w:sz="8" w:space="0" w:color="FFFFFF"/>
+            </w:tcBorders>
+            <w:shd w:val="clear" w:color="auto" w:fill="auto"/>
+            <w:tcMar>
+              <w:top w:w="100" w:type="dxa"/>
+              <w:left w:w="100" w:type="dxa"/>
+              <w:bottom w:w="100" w:type="dxa"/>
+              <w:right w:w="100" w:type="dxa"/>
+            </w:tcMar>
+          </w:tcPr>
+          <w:p>
+            <w:pPr>
+              <w:pStyle w:val="12"/>
+              <w:widowControl w:val="0"/>
+              <w:pBdr>
+                <w:top w:val="nil"/>
+                <w:left w:val="nil"/>
+                <w:bottom w:val="nil"/>
+                <w:right w:val="nil"/>
+                <w:between w:val="nil"/>
+              </w:pBdr>
+              <w:rPr>
+                <w:sz w:val="28"/>
+                <w:szCs w:val="28"/>
+              </w:rPr>
+            </w:pPr>
+            <w:r>
+              <w:rPr>
+                <w:sz w:val="28"/>
+                <w:szCs w:val="28"/>
+              </w:rPr>
+              <w:t>Веб-сервер</w:t>
+            </w:r>
+          </w:p>
+        </w:tc>
+        <w:tc>
+          <w:tcPr>
+            <w:tcW w:w="7110" w:type="dxa"/>
+            <w:tcBorders>
+              <w:top w:val="single" w:sz="8" w:space="0" w:color="FFFFFF"/>
+              <w:left w:val="single" w:sz="8" w:space="0" w:color="FFFFFF"/>
+              <w:bottom w:val="single" w:sz="8" w:space="0" w:color="FFFFFF"/>
+              <w:right w:val="single" w:sz="8" w:space="0" w:color="FFFFFF"/>
+            </w:tcBorders>
+            <w:shd w:val="clear" w:color="auto" w:fill="auto"/>
+            <w:tcMar>
+              <w:top w:w="100" w:type="dxa"/>
+              <w:left w:w="100" w:type="dxa"/>
+              <w:bottom w:w="100" w:type="dxa"/>
+              <w:right w:w="100" w:type="dxa"/>
+            </w:tcMar>
+          </w:tcPr>
+          <w:p>
+            <w:pPr>
+              <w:pStyle w:val="12"/>
+              <w:spacing w:line="360" w:lineRule="auto"/>
+              <w:jc w:val="both"/>
+              <w:rPr>
+                <w:sz w:val="28"/>
+                <w:szCs w:val="28"/>
+              </w:rPr>
+            </w:pPr>
+            <w:r>
+              <w:rPr>
+                <w:sz w:val="28"/>
+                <w:szCs w:val="28"/>
+              </w:rPr>
+              <w:t>– сервер, принимающий запросы и отправляющий ответы по протоколу HTTP. Клиенты обычно веб-браузеры.</w:t>
+            </w:r>
+          </w:p>
+        </w:tc>
+      </w:tr>
+      <w:tr>
+        <w:tc>
+          <w:tcPr>
+            <w:tcW w:w="2850" w:type="dxa"/>
+            <w:tcBorders>
+              <w:top w:val="single" w:sz="8" w:space="0" w:color="FFFFFF"/>
+              <w:left w:val="single" w:sz="8" w:space="0" w:color="FFFFFF"/>
+              <w:bottom w:val="single" w:sz="8" w:space="0" w:color="FFFFFF"/>
+              <w:right w:val="single" w:sz="8" w:space="0" w:color="FFFFFF"/>
+            </w:tcBorders>
+            <w:shd w:val="clear" w:color="auto" w:fill="auto"/>
+            <w:tcMar>
+              <w:top w:w="100" w:type="dxa"/>
+              <w:left w:w="100" w:type="dxa"/>
+              <w:bottom w:w="100" w:type="dxa"/>
+              <w:right w:w="100" w:type="dxa"/>
+            </w:tcMar>
+          </w:tcPr>
+          <w:p>
+            <w:pPr>
+              <w:pStyle w:val="12"/>
+              <w:widowControl w:val="0"/>
+              <w:pBdr>
+                <w:top w:val="nil"/>
+                <w:left w:val="nil"/>
+                <w:bottom w:val="nil"/>
+                <w:right w:val="nil"/>
+                <w:between w:val="nil"/>
+              </w:pBdr>
+              <w:rPr>
+                <w:sz w:val="28"/>
+                <w:szCs w:val="28"/>
+              </w:rPr>
+            </w:pPr>
+            <w:proofErr w:type="spellStart"/>
+            <w:r>
+              <w:rPr>
+                <w:sz w:val="28"/>
+                <w:szCs w:val="28"/>
+              </w:rPr>
+              <w:t>Бэкенд</w:t>
+            </w:r>
+            <w:proofErr w:type="spellEnd"/>
+          </w:p>
+        </w:tc>
+        <w:tc>
+          <w:tcPr>
+            <w:tcW w:w="7110" w:type="dxa"/>
+            <w:tcBorders>
+              <w:top w:val="single" w:sz="8" w:space="0" w:color="FFFFFF"/>
+              <w:left w:val="single" w:sz="8" w:space="0" w:color="FFFFFF"/>
+              <w:bottom w:val="single" w:sz="8" w:space="0" w:color="FFFFFF"/>
+              <w:right w:val="single" w:sz="8" w:space="0" w:color="FFFFFF"/>
+            </w:tcBorders>
+            <w:shd w:val="clear" w:color="auto" w:fill="auto"/>
+            <w:tcMar>
+              <w:top w:w="100" w:type="dxa"/>
+              <w:left w:w="100" w:type="dxa"/>
+              <w:bottom w:w="100" w:type="dxa"/>
+              <w:right w:w="100" w:type="dxa"/>
+            </w:tcMar>
+          </w:tcPr>
+          <w:p>
+            <w:pPr>
+              <w:pStyle w:val="12"/>
+              <w:spacing w:line="360" w:lineRule="auto"/>
+              <w:jc w:val="both"/>
+              <w:rPr>
+                <w:sz w:val="28"/>
+                <w:szCs w:val="28"/>
+              </w:rPr>
+            </w:pPr>
+            <w:r>
+              <w:rPr>
+                <w:sz w:val="28"/>
+                <w:szCs w:val="28"/>
+              </w:rPr>
+              <w:t>– серверная компонента в клиент-серверной архитектуре.</w:t>
+            </w:r>
+          </w:p>
+        </w:tc>
+      </w:tr>
+      <w:tr>
+        <w:tc>
+          <w:tcPr>
+            <w:tcW w:w="2850" w:type="dxa"/>
+            <w:tcBorders>
+              <w:top w:val="single" w:sz="8" w:space="0" w:color="FFFFFF"/>
+              <w:left w:val="single" w:sz="8" w:space="0" w:color="FFFFFF"/>
+              <w:bottom w:val="single" w:sz="8" w:space="0" w:color="FFFFFF"/>
+              <w:right w:val="single" w:sz="8" w:space="0" w:color="FFFFFF"/>
+            </w:tcBorders>
+            <w:shd w:val="clear" w:color="auto" w:fill="auto"/>
+            <w:tcMar>
+              <w:top w:w="100" w:type="dxa"/>
+              <w:left w:w="100" w:type="dxa"/>
+              <w:bottom w:w="100" w:type="dxa"/>
+              <w:right w:w="100" w:type="dxa"/>
+            </w:tcMar>
+          </w:tcPr>
+          <w:p>
+            <w:pPr>
+              <w:pStyle w:val="12"/>
+              <w:widowControl w:val="0"/>
+              <w:pBdr>
+                <w:top w:val="nil"/>
+                <w:left w:val="nil"/>
+                <w:bottom w:val="nil"/>
+                <w:right w:val="nil"/>
+                <w:between w:val="nil"/>
+              </w:pBdr>
+              <w:rPr>
+                <w:sz w:val="28"/>
+                <w:szCs w:val="28"/>
+              </w:rPr>
+            </w:pPr>
+            <w:proofErr w:type="spellStart"/>
+            <w:r>
+              <w:rPr>
+                <w:sz w:val="28"/>
+                <w:szCs w:val="28"/>
+              </w:rPr>
+              <w:t>Стриминг</w:t>
+            </w:r>
+            <w:proofErr w:type="spellEnd"/>
+          </w:p>
+        </w:tc>
+        <w:tc>
+          <w:tcPr>
+            <w:tcW w:w="7110" w:type="dxa"/>
+            <w:tcBorders>
+              <w:top w:val="single" w:sz="8" w:space="0" w:color="FFFFFF"/>
+              <w:left w:val="single" w:sz="8" w:space="0" w:color="FFFFFF"/>
+              <w:bottom w:val="single" w:sz="8" w:space="0" w:color="FFFFFF"/>
+              <w:right w:val="single" w:sz="8" w:space="0" w:color="FFFFFF"/>
+            </w:tcBorders>
+            <w:shd w:val="clear" w:color="auto" w:fill="auto"/>
+            <w:tcMar>
+              <w:top w:w="100" w:type="dxa"/>
+              <w:left w:w="100" w:type="dxa"/>
+              <w:bottom w:w="100" w:type="dxa"/>
+              <w:right w:w="100" w:type="dxa"/>
+            </w:tcMar>
+          </w:tcPr>
+          <w:p>
+            <w:pPr>
+              <w:pStyle w:val="12"/>
+              <w:spacing w:line="360" w:lineRule="auto"/>
+              <w:jc w:val="both"/>
+              <w:rPr>
+                <w:sz w:val="28"/>
+                <w:szCs w:val="28"/>
+              </w:rPr>
+            </w:pPr>
+            <w:r>
+              <w:rPr>
+                <w:sz w:val="28"/>
+                <w:szCs w:val="28"/>
+              </w:rPr>
+              <w:t xml:space="preserve">– способ передачи </w:t>
+            </w:r>
+            <w:proofErr w:type="spellStart"/>
+            <w:r>
+              <w:rPr>
+                <w:sz w:val="28"/>
+                <w:szCs w:val="28"/>
+              </w:rPr>
+              <w:t>медиаконтента</w:t>
+            </w:r>
+            <w:proofErr w:type="spellEnd"/>
+            <w:r>
+              <w:rPr>
+                <w:sz w:val="28"/>
+                <w:szCs w:val="28"/>
+              </w:rPr>
+              <w:t xml:space="preserve"> в режиме реального времени. Может быть как прямой трансляцией (контент от стримера подготавливается и сразу передается клиенту), так и передачей заготовленного контента (готовый контент поступает к клиенту не в целом виде, а нужными частями).</w:t>
+            </w:r>
+          </w:p>
+        </w:tc>
+      </w:tr>
+      <w:tr>
+        <w:tc>
+          <w:tcPr>
+            <w:tcW w:w="2850" w:type="dxa"/>
+            <w:tcBorders>
+              <w:top w:val="single" w:sz="8" w:space="0" w:color="FFFFFF"/>
+              <w:left w:val="single" w:sz="8" w:space="0" w:color="FFFFFF"/>
+              <w:bottom w:val="single" w:sz="8" w:space="0" w:color="FFFFFF"/>
+              <w:right w:val="single" w:sz="8" w:space="0" w:color="FFFFFF"/>
+            </w:tcBorders>
+            <w:shd w:val="clear" w:color="auto" w:fill="auto"/>
+            <w:tcMar>
+              <w:top w:w="100" w:type="dxa"/>
+              <w:left w:w="100" w:type="dxa"/>
+              <w:bottom w:w="100" w:type="dxa"/>
+              <w:right w:w="100" w:type="dxa"/>
+            </w:tcMar>
+          </w:tcPr>
+          <w:p>
+            <w:pPr>
+              <w:pStyle w:val="12"/>
+              <w:widowControl w:val="0"/>
+              <w:pBdr>
+                <w:top w:val="nil"/>
+                <w:left w:val="nil"/>
+                <w:bottom w:val="nil"/>
+                <w:right w:val="nil"/>
+                <w:between w:val="nil"/>
+              </w:pBdr>
+              <w:rPr>
+                <w:sz w:val="28"/>
+                <w:szCs w:val="28"/>
+              </w:rPr>
+            </w:pPr>
+            <w:proofErr w:type="spellStart"/>
+            <w:r>
+              <w:rPr>
+                <w:sz w:val="28"/>
+                <w:szCs w:val="28"/>
+              </w:rPr>
+              <w:t>Микросервис</w:t>
+            </w:r>
+            <w:proofErr w:type="spellEnd"/>
+          </w:p>
+        </w:tc>
+        <w:tc>
+          <w:tcPr>
+            <w:tcW w:w="7110" w:type="dxa"/>
+            <w:tcBorders>
+              <w:top w:val="single" w:sz="8" w:space="0" w:color="FFFFFF"/>
+              <w:left w:val="single" w:sz="8" w:space="0" w:color="FFFFFF"/>
+              <w:bottom w:val="single" w:sz="8" w:space="0" w:color="FFFFFF"/>
+              <w:right w:val="single" w:sz="8" w:space="0" w:color="FFFFFF"/>
+            </w:tcBorders>
+            <w:shd w:val="clear" w:color="auto" w:fill="auto"/>
+            <w:tcMar>
+              <w:top w:w="100" w:type="dxa"/>
+              <w:left w:w="100" w:type="dxa"/>
+              <w:bottom w:w="100" w:type="dxa"/>
+              <w:right w:w="100" w:type="dxa"/>
+            </w:tcMar>
+          </w:tcPr>
+          <w:p>
+            <w:pPr>
+              <w:pStyle w:val="12"/>
+              <w:spacing w:line="360" w:lineRule="auto"/>
+              <w:jc w:val="both"/>
+              <w:rPr>
+                <w:sz w:val="28"/>
+                <w:szCs w:val="28"/>
+              </w:rPr>
+            </w:pPr>
+            <w:r>
+              <w:rPr>
+                <w:sz w:val="28"/>
+                <w:szCs w:val="28"/>
+              </w:rPr>
+              <w:t xml:space="preserve">– небольшой компонент в </w:t>
+            </w:r>
+            <w:proofErr w:type="spellStart"/>
+            <w:r>
+              <w:rPr>
+                <w:sz w:val="28"/>
+                <w:szCs w:val="28"/>
+              </w:rPr>
+              <w:t>микросервисной</w:t>
+            </w:r>
+            <w:proofErr w:type="spellEnd"/>
+            <w:r>
+              <w:rPr>
+                <w:sz w:val="28"/>
+                <w:szCs w:val="28"/>
+              </w:rPr>
+              <w:t xml:space="preserve"> архитектуре, отвечающий за определенную бизнес-логику. Несмотря на название, является полноценным сервером, но не всегда с прямым пользовательским доступом.</w:t>
+            </w:r>
+          </w:p>
+        </w:tc>
+      </w:tr>
+      <w:tr>
+        <w:tc>
+          <w:tcPr>
+            <w:tcW w:w="2850" w:type="dxa"/>
+            <w:tcBorders>
+              <w:top w:val="single" w:sz="8" w:space="0" w:color="FFFFFF"/>
+              <w:left w:val="single" w:sz="8" w:space="0" w:color="FFFFFF"/>
+              <w:bottom w:val="single" w:sz="8" w:space="0" w:color="FFFFFF"/>
+              <w:right w:val="single" w:sz="8" w:space="0" w:color="FFFFFF"/>
+            </w:tcBorders>
+            <w:shd w:val="clear" w:color="auto" w:fill="auto"/>
+            <w:tcMar>
+              <w:top w:w="100" w:type="dxa"/>
+              <w:left w:w="100" w:type="dxa"/>
+              <w:bottom w:w="100" w:type="dxa"/>
+              <w:right w:w="100" w:type="dxa"/>
+            </w:tcMar>
+          </w:tcPr>
+          <w:p>
+            <w:pPr>
+              <w:pStyle w:val="12"/>
+              <w:widowControl w:val="0"/>
+              <w:pBdr>
+                <w:top w:val="nil"/>
+                <w:left w:val="nil"/>
+                <w:bottom w:val="nil"/>
+                <w:right w:val="nil"/>
+                <w:between w:val="nil"/>
+              </w:pBdr>
+              <w:rPr>
+                <w:sz w:val="28"/>
+                <w:szCs w:val="28"/>
+              </w:rPr>
+            </w:pPr>
+            <w:r>
+              <w:rPr>
+                <w:sz w:val="28"/>
+                <w:szCs w:val="28"/>
+              </w:rPr>
+              <w:t>Авторизация</w:t>
+            </w:r>
+          </w:p>
+        </w:tc>
+        <w:tc>
+          <w:tcPr>
+            <w:tcW w:w="7110" w:type="dxa"/>
+            <w:tcBorders>
+              <w:top w:val="single" w:sz="8" w:space="0" w:color="FFFFFF"/>
+              <w:left w:val="single" w:sz="8" w:space="0" w:color="FFFFFF"/>
+              <w:bottom w:val="single" w:sz="8" w:space="0" w:color="FFFFFF"/>
+              <w:right w:val="single" w:sz="8" w:space="0" w:color="FFFFFF"/>
+            </w:tcBorders>
+            <w:shd w:val="clear" w:color="auto" w:fill="auto"/>
+            <w:tcMar>
+              <w:top w:w="100" w:type="dxa"/>
+              <w:left w:w="100" w:type="dxa"/>
+              <w:bottom w:w="100" w:type="dxa"/>
+              <w:right w:w="100" w:type="dxa"/>
+            </w:tcMar>
+          </w:tcPr>
+          <w:p>
+            <w:pPr>
+              <w:pStyle w:val="12"/>
+              <w:spacing w:line="360" w:lineRule="auto"/>
+              <w:jc w:val="both"/>
+              <w:rPr>
+                <w:sz w:val="28"/>
+                <w:szCs w:val="28"/>
+              </w:rPr>
+            </w:pPr>
+            <w:r>
+              <w:rPr>
+                <w:sz w:val="28"/>
+                <w:szCs w:val="28"/>
+              </w:rPr>
+              <w:t>– проверка наличия у пользователя необходимых разрешений для выполнения определенной операции. Часто нужные разрешения группируются в роли, которые проверяет сервер при авторизации пользователя.</w:t>
+            </w:r>
+          </w:p>
+        </w:tc>
+      </w:tr>
+      <w:tr>
+        <w:tc>
+          <w:tcPr>
+            <w:tcW w:w="2850" w:type="dxa"/>
+            <w:tcBorders>
+              <w:top w:val="single" w:sz="8" w:space="0" w:color="FFFFFF"/>
+              <w:left w:val="single" w:sz="8" w:space="0" w:color="FFFFFF"/>
+              <w:bottom w:val="single" w:sz="8" w:space="0" w:color="FFFFFF"/>
+              <w:right w:val="single" w:sz="8" w:space="0" w:color="FFFFFF"/>
+            </w:tcBorders>
+            <w:shd w:val="clear" w:color="auto" w:fill="auto"/>
+            <w:tcMar>
+              <w:top w:w="100" w:type="dxa"/>
+              <w:left w:w="100" w:type="dxa"/>
+              <w:bottom w:w="100" w:type="dxa"/>
+              <w:right w:w="100" w:type="dxa"/>
+            </w:tcMar>
+          </w:tcPr>
+          <w:p>
+            <w:pPr>
+              <w:pStyle w:val="12"/>
+              <w:widowControl w:val="0"/>
+              <w:pBdr>
+                <w:top w:val="nil"/>
+                <w:left w:val="nil"/>
+                <w:bottom w:val="nil"/>
+                <w:right w:val="nil"/>
+                <w:between w:val="nil"/>
+              </w:pBdr>
+              <w:rPr>
+                <w:sz w:val="28"/>
+                <w:szCs w:val="28"/>
+              </w:rPr>
+            </w:pPr>
+            <w:r>
+              <w:rPr>
+                <w:sz w:val="28"/>
+                <w:szCs w:val="28"/>
+              </w:rPr>
+              <w:t>Аутентификация</w:t>
+            </w:r>
+          </w:p>
+        </w:tc>
+        <w:tc>
+          <w:tcPr>
+            <w:tcW w:w="7110" w:type="dxa"/>
+            <w:tcBorders>
+              <w:top w:val="single" w:sz="8" w:space="0" w:color="FFFFFF"/>
+              <w:left w:val="single" w:sz="8" w:space="0" w:color="FFFFFF"/>
+              <w:bottom w:val="single" w:sz="8" w:space="0" w:color="FFFFFF"/>
+              <w:right w:val="single" w:sz="8" w:space="0" w:color="FFFFFF"/>
+            </w:tcBorders>
+            <w:shd w:val="clear" w:color="auto" w:fill="auto"/>
+            <w:tcMar>
+              <w:top w:w="100" w:type="dxa"/>
+              <w:left w:w="100" w:type="dxa"/>
+              <w:bottom w:w="100" w:type="dxa"/>
+              <w:right w:w="100" w:type="dxa"/>
+            </w:tcMar>
+          </w:tcPr>
+          <w:p>
+            <w:pPr>
+              <w:pStyle w:val="12"/>
+              <w:spacing w:line="360" w:lineRule="auto"/>
+              <w:jc w:val="both"/>
+              <w:rPr>
+                <w:sz w:val="28"/>
+                <w:szCs w:val="28"/>
+              </w:rPr>
+            </w:pPr>
+            <w:r>
+              <w:rPr>
+                <w:sz w:val="28"/>
+                <w:szCs w:val="28"/>
+              </w:rPr>
+              <w:t>– проверка личности пользователя в системе. В контексте серверных приложений – это проверка того, что пользователь существует и это действительно он.</w:t>
+            </w:r>
+          </w:p>
+        </w:tc>
+      </w:tr>
+      <w:tr>
+        <w:tc>
+          <w:tcPr>
+            <w:tcW w:w="2850" w:type="dxa"/>
+            <w:tcBorders>
+              <w:top w:val="single" w:sz="8" w:space="0" w:color="FFFFFF"/>
+              <w:left w:val="single" w:sz="8" w:space="0" w:color="FFFFFF"/>
+              <w:bottom w:val="single" w:sz="8" w:space="0" w:color="FFFFFF"/>
+              <w:right w:val="single" w:sz="8" w:space="0" w:color="FFFFFF"/>
+            </w:tcBorders>
+            <w:shd w:val="clear" w:color="auto" w:fill="auto"/>
+            <w:tcMar>
+              <w:top w:w="100" w:type="dxa"/>
+              <w:left w:w="100" w:type="dxa"/>
+              <w:bottom w:w="100" w:type="dxa"/>
+              <w:right w:w="100" w:type="dxa"/>
+            </w:tcMar>
+          </w:tcPr>
+          <w:p>
+            <w:pPr>
+              <w:pStyle w:val="12"/>
+              <w:widowControl w:val="0"/>
+              <w:pBdr>
+                <w:top w:val="nil"/>
+                <w:left w:val="nil"/>
+                <w:bottom w:val="nil"/>
+                <w:right w:val="nil"/>
+                <w:between w:val="nil"/>
+              </w:pBdr>
+              <w:rPr>
+                <w:sz w:val="28"/>
+                <w:szCs w:val="28"/>
+              </w:rPr>
+            </w:pPr>
+            <w:r>
+              <w:rPr>
+                <w:sz w:val="28"/>
+                <w:szCs w:val="28"/>
+              </w:rPr>
+              <w:t>Ручка (API-</w:t>
+            </w:r>
+            <w:proofErr w:type="spellStart"/>
+            <w:r>
+              <w:rPr>
+                <w:sz w:val="28"/>
+                <w:szCs w:val="28"/>
+              </w:rPr>
+              <w:t>эндпоинт</w:t>
+            </w:r>
+            <w:proofErr w:type="spellEnd"/>
+            <w:r>
+              <w:rPr>
+                <w:sz w:val="28"/>
+                <w:szCs w:val="28"/>
+              </w:rPr>
+              <w:t>)</w:t>
+            </w:r>
+          </w:p>
+        </w:tc>
+        <w:tc>
+          <w:tcPr>
+            <w:tcW w:w="7110" w:type="dxa"/>
+            <w:tcBorders>
+              <w:top w:val="single" w:sz="8" w:space="0" w:color="FFFFFF"/>
+              <w:left w:val="single" w:sz="8" w:space="0" w:color="FFFFFF"/>
+              <w:bottom w:val="single" w:sz="8" w:space="0" w:color="FFFFFF"/>
+              <w:right w:val="single" w:sz="8" w:space="0" w:color="FFFFFF"/>
+            </w:tcBorders>
+            <w:shd w:val="clear" w:color="auto" w:fill="auto"/>
+            <w:tcMar>
+              <w:top w:w="100" w:type="dxa"/>
+              <w:left w:w="100" w:type="dxa"/>
+              <w:bottom w:w="100" w:type="dxa"/>
+              <w:right w:w="100" w:type="dxa"/>
+            </w:tcMar>
+          </w:tcPr>
+          <w:p>
+            <w:pPr>
+              <w:pStyle w:val="12"/>
+              <w:spacing w:line="360" w:lineRule="auto"/>
+              <w:jc w:val="both"/>
+            </w:pPr>
+            <w:r>
+              <w:rPr>
+                <w:sz w:val="28"/>
+                <w:szCs w:val="28"/>
+              </w:rPr>
+              <w:t xml:space="preserve">– метод публичного интерфейса </w:t>
+            </w:r>
+            <w:proofErr w:type="spellStart"/>
+            <w:r>
+              <w:rPr>
+                <w:sz w:val="28"/>
+                <w:szCs w:val="28"/>
+              </w:rPr>
+              <w:t>бэкенд</w:t>
+            </w:r>
+            <w:proofErr w:type="spellEnd"/>
+            <w:r>
+              <w:rPr>
+                <w:sz w:val="28"/>
+                <w:szCs w:val="28"/>
+              </w:rPr>
+              <w:t xml:space="preserve">-приложения, который можно вызвать, отправив запрос по </w:t>
+            </w:r>
+            <w:r>
+              <w:rPr>
+                <w:sz w:val="28"/>
+                <w:szCs w:val="28"/>
+              </w:rPr>
+              <w:lastRenderedPageBreak/>
+              <w:t>определенному URL-адресу. Произошло от слова “</w:t>
+            </w:r>
+            <w:proofErr w:type="spellStart"/>
+            <w:r>
+              <w:rPr>
+                <w:sz w:val="28"/>
+                <w:szCs w:val="28"/>
+              </w:rPr>
+              <w:t>handler</w:t>
+            </w:r>
+            <w:proofErr w:type="spellEnd"/>
+            <w:r>
+              <w:rPr>
+                <w:sz w:val="28"/>
+                <w:szCs w:val="28"/>
+              </w:rPr>
+              <w:t>”, которым обозначали такие обработчики.</w:t>
+            </w:r>
+          </w:p>
+        </w:tc>
+      </w:tr>
+      <w:tr>
+        <w:tc>
+          <w:tcPr>
+            <w:tcW w:w="2850" w:type="dxa"/>
+            <w:tcBorders>
+              <w:top w:val="single" w:sz="8" w:space="0" w:color="FFFFFF"/>
+              <w:left w:val="single" w:sz="8" w:space="0" w:color="FFFFFF"/>
+              <w:bottom w:val="single" w:sz="8" w:space="0" w:color="FFFFFF"/>
+              <w:right w:val="single" w:sz="8" w:space="0" w:color="FFFFFF"/>
+            </w:tcBorders>
+            <w:shd w:val="clear" w:color="auto" w:fill="auto"/>
+            <w:tcMar>
+              <w:top w:w="100" w:type="dxa"/>
+              <w:left w:w="100" w:type="dxa"/>
+              <w:bottom w:w="100" w:type="dxa"/>
+              <w:right w:w="100" w:type="dxa"/>
+            </w:tcMar>
+          </w:tcPr>
+          <w:p>
+            <w:pPr>
+              <w:pStyle w:val="12"/>
+              <w:widowControl w:val="0"/>
+              <w:pBdr>
+                <w:top w:val="nil"/>
+                <w:left w:val="nil"/>
+                <w:bottom w:val="nil"/>
+                <w:right w:val="nil"/>
+                <w:between w:val="nil"/>
+              </w:pBdr>
+              <w:rPr>
+                <w:sz w:val="28"/>
+                <w:szCs w:val="28"/>
+              </w:rPr>
+            </w:pPr>
+            <w:r>
+              <w:rPr>
+                <w:sz w:val="28"/>
+                <w:szCs w:val="28"/>
+              </w:rPr>
+              <w:lastRenderedPageBreak/>
+              <w:t>Развертывание</w:t>
+            </w:r>
+          </w:p>
+        </w:tc>
+        <w:tc>
+          <w:tcPr>
+            <w:tcW w:w="7110" w:type="dxa"/>
+            <w:tcBorders>
+              <w:top w:val="single" w:sz="8" w:space="0" w:color="FFFFFF"/>
+              <w:left w:val="single" w:sz="8" w:space="0" w:color="FFFFFF"/>
+              <w:bottom w:val="single" w:sz="8" w:space="0" w:color="FFFFFF"/>
+              <w:right w:val="single" w:sz="8" w:space="0" w:color="FFFFFF"/>
+            </w:tcBorders>
+            <w:shd w:val="clear" w:color="auto" w:fill="auto"/>
+            <w:tcMar>
+              <w:top w:w="100" w:type="dxa"/>
+              <w:left w:w="100" w:type="dxa"/>
+              <w:bottom w:w="100" w:type="dxa"/>
+              <w:right w:w="100" w:type="dxa"/>
+            </w:tcMar>
+          </w:tcPr>
+          <w:p>
+            <w:pPr>
+              <w:pStyle w:val="12"/>
+              <w:spacing w:line="360" w:lineRule="auto"/>
+              <w:jc w:val="both"/>
+              <w:rPr>
+                <w:sz w:val="28"/>
+                <w:szCs w:val="28"/>
+              </w:rPr>
+            </w:pPr>
+            <w:r>
+              <w:rPr>
+                <w:sz w:val="28"/>
+                <w:szCs w:val="28"/>
+              </w:rPr>
+              <w:t>– процесс размещения и запуска приложения на сервере. Включает в себя сборку кода, настройку окружения, перенос кода на сервер и непосредственный запуск приложения.</w:t>
+            </w:r>
+          </w:p>
+        </w:tc>
+      </w:tr>
+    </w:tbl>
+    <w:p>
+      <w:pPr>
+        <w:pStyle w:val="12"/>
+        <w:spacing w:line="360" w:lineRule="auto"/>
+        <w:ind w:right="-269"/>
+        <w:jc w:val="both"/>
+        <w:rPr>
+          <w:sz w:val="28"/>
+          <w:szCs w:val="28"/>
+        </w:rPr>
+      </w:pPr>
+    </w:p>
+    <w:p>
+      <w:pPr>
+        <w:pStyle w:val="12"/>
+        <w:spacing w:line="360" w:lineRule="auto"/>
+        <w:ind w:firstLine="720"/>
+        <w:jc w:val="both"/>
+      </w:pPr>
+      <w:r>
+        <w:br w:type="page"/>
+      </w:r>
+    </w:p>
+    <w:p>
+      <w:pPr>
+        <w:pStyle w:val="1"/>
+        <w:jc w:val="center"/>
+      </w:pPr>
+      <w:bookmarkStart w:id="1" w:name="_uy7y8jfha1b7" w:colFirst="0" w:colLast="0"/>
+      <w:bookmarkEnd w:id="1"/>
+      <w:r>
+        <w:lastRenderedPageBreak/>
+        <w:t>ПЕРЕЧЕНЬ СОКРАЩЕНИЙ</w:t>
+      </w:r>
+      <w:r>
+        <w:t xml:space="preserve"> И ОБОЗНАЧЕНИЙ</w:t>
+      </w:r>
+    </w:p>
+    <w:p>
+      <w:pPr>
+        <w:pStyle w:val="12"/>
+        <w:spacing w:line="360" w:lineRule="auto"/>
+        <w:ind w:right="-269" w:firstLine="720"/>
+        <w:jc w:val="both"/>
+        <w:rPr>
+          <w:sz w:val="28"/>
+          <w:szCs w:val="28"/>
+        </w:rPr>
+      </w:pPr>
+      <w:r>
+        <w:rPr>
+          <w:sz w:val="28"/>
+        </w:rPr>
+        <w:t>В настоящем отчете о НИР применяют следующие сокращения и обозначения</w:t>
+      </w:r>
+      <w:r>
+        <w:rPr>
+          <w:sz w:val="28"/>
+          <w:szCs w:val="28"/>
+        </w:rPr>
+        <w:t>:</w:t>
+      </w:r>
+      <w:bookmarkStart w:id="2" w:name="_GoBack"/>
+      <w:bookmarkEnd w:id="2"/>
+    </w:p>
+    <w:tbl>
+      <w:tblPr>
+        <w:tblW w:w="9960" w:type="dxa"/>
+        <w:tblBorders>
+          <w:top w:val="single" w:sz="8" w:space="0" w:color="000000"/>
+          <w:left w:val="single" w:sz="8" w:space="0" w:color="000000"/>
+          <w:bottom w:val="single" w:sz="8" w:space="0" w:color="000000"/>
+          <w:right w:val="single" w:sz="8" w:space="0" w:color="000000"/>
+          <w:insideH w:val="single" w:sz="8" w:space="0" w:color="000000"/>
+          <w:insideV w:val="single" w:sz="8" w:space="0" w:color="000000"/>
+        </w:tblBorders>
+        <w:tblLayout w:type="fixed"/>
+        <w:tblLook w:val="0600" w:firstRow="0" w:lastRow="0" w:firstColumn="0" w:lastColumn="0" w:noHBand="1" w:noVBand="1"/>
+      </w:tblPr>
+      <w:tblGrid>
+        <w:gridCol w:w="1785"/>
+        <w:gridCol w:w="8175"/>
+      </w:tblGrid>
+      <w:tr>
+        <w:tc>
+          <w:tcPr>
+            <w:tcW w:w="1785" w:type="dxa"/>
+            <w:tcBorders>
+              <w:top w:val="single" w:sz="8" w:space="0" w:color="FFFFFF"/>
+              <w:left w:val="single" w:sz="8" w:space="0" w:color="FFFFFF"/>
+              <w:bottom w:val="single" w:sz="8" w:space="0" w:color="FFFFFF"/>
+              <w:right w:val="single" w:sz="8" w:space="0" w:color="FFFFFF"/>
+            </w:tcBorders>
+            <w:shd w:val="clear" w:color="auto" w:fill="auto"/>
+            <w:tcMar>
+              <w:top w:w="100" w:type="dxa"/>
+              <w:left w:w="100" w:type="dxa"/>
+              <w:bottom w:w="100" w:type="dxa"/>
+              <w:right w:w="100" w:type="dxa"/>
+            </w:tcMar>
+          </w:tcPr>
+          <w:p>
+            <w:pPr>
+              <w:pStyle w:val="12"/>
+              <w:widowControl w:val="0"/>
+              <w:pBdr>
+                <w:top w:val="nil"/>
+                <w:left w:val="nil"/>
+                <w:bottom w:val="nil"/>
+                <w:right w:val="nil"/>
+                <w:between w:val="nil"/>
+              </w:pBdr>
+              <w:rPr>
+                <w:sz w:val="28"/>
+                <w:szCs w:val="28"/>
+              </w:rPr>
+            </w:pPr>
+            <w:r>
+              <w:rPr>
+                <w:sz w:val="28"/>
+                <w:szCs w:val="28"/>
+              </w:rPr>
+              <w:t>URL</w:t>
+            </w:r>
+          </w:p>
+        </w:tc>
+        <w:tc>
+          <w:tcPr>
+            <w:tcW w:w="8175" w:type="dxa"/>
+            <w:tcBorders>
+              <w:top w:val="single" w:sz="8" w:space="0" w:color="FFFFFF"/>
+              <w:left w:val="single" w:sz="8" w:space="0" w:color="FFFFFF"/>
+              <w:bottom w:val="single" w:sz="8" w:space="0" w:color="FFFFFF"/>
+              <w:right w:val="single" w:sz="8" w:space="0" w:color="FFFFFF"/>
+            </w:tcBorders>
+            <w:shd w:val="clear" w:color="auto" w:fill="auto"/>
+            <w:tcMar>
+              <w:top w:w="100" w:type="dxa"/>
+              <w:left w:w="100" w:type="dxa"/>
+              <w:bottom w:w="100" w:type="dxa"/>
+              <w:right w:w="100" w:type="dxa"/>
+            </w:tcMar>
+          </w:tcPr>
+          <w:p>
+            <w:pPr>
+              <w:pStyle w:val="12"/>
+              <w:spacing w:line="360" w:lineRule="auto"/>
+              <w:jc w:val="both"/>
+              <w:rPr>
+                <w:sz w:val="28"/>
+                <w:szCs w:val="28"/>
+              </w:rPr>
+            </w:pPr>
+            <w:r>
+              <w:rPr>
+                <w:sz w:val="28"/>
+                <w:szCs w:val="28"/>
+              </w:rPr>
+              <w:t xml:space="preserve">– </w:t>
+            </w:r>
+            <w:proofErr w:type="spellStart"/>
+            <w:r>
+              <w:rPr>
+                <w:sz w:val="28"/>
+                <w:szCs w:val="28"/>
+              </w:rPr>
+              <w:t>Uniform</w:t>
+            </w:r>
+            <w:proofErr w:type="spellEnd"/>
+            <w:r>
+              <w:rPr>
+                <w:sz w:val="28"/>
+                <w:szCs w:val="28"/>
+              </w:rPr>
+              <w:t xml:space="preserve"> </w:t>
+            </w:r>
+            <w:proofErr w:type="spellStart"/>
+            <w:r>
+              <w:rPr>
+                <w:sz w:val="28"/>
+                <w:szCs w:val="28"/>
+              </w:rPr>
+              <w:t>Resource</w:t>
+            </w:r>
+            <w:proofErr w:type="spellEnd"/>
+            <w:r>
+              <w:rPr>
+                <w:sz w:val="28"/>
+                <w:szCs w:val="28"/>
+              </w:rPr>
+              <w:t xml:space="preserve"> </w:t>
+            </w:r>
+            <w:proofErr w:type="spellStart"/>
+            <w:r>
+              <w:rPr>
+                <w:sz w:val="28"/>
+                <w:szCs w:val="28"/>
+              </w:rPr>
+              <w:t>Locator</w:t>
+            </w:r>
+            <w:proofErr w:type="spellEnd"/>
+            <w:r>
+              <w:rPr>
+                <w:sz w:val="28"/>
+                <w:szCs w:val="28"/>
+              </w:rPr>
+              <w:t>, унифицированный указатель ресурса</w:t>
+            </w:r>
+          </w:p>
+        </w:tc>
+      </w:tr>
+      <w:tr>
+        <w:tc>
+          <w:tcPr>
+            <w:tcW w:w="1785" w:type="dxa"/>
+            <w:tcBorders>
+              <w:top w:val="single" w:sz="8" w:space="0" w:color="FFFFFF"/>
+              <w:left w:val="single" w:sz="8" w:space="0" w:color="FFFFFF"/>
+              <w:bottom w:val="single" w:sz="8" w:space="0" w:color="FFFFFF"/>
+              <w:right w:val="single" w:sz="8" w:space="0" w:color="FFFFFF"/>
+            </w:tcBorders>
+            <w:shd w:val="clear" w:color="auto" w:fill="auto"/>
+            <w:tcMar>
+              <w:top w:w="100" w:type="dxa"/>
+              <w:left w:w="100" w:type="dxa"/>
+              <w:bottom w:w="100" w:type="dxa"/>
+              <w:right w:w="100" w:type="dxa"/>
+            </w:tcMar>
+          </w:tcPr>
+          <w:p>
+            <w:pPr>
+              <w:pStyle w:val="12"/>
+              <w:widowControl w:val="0"/>
+              <w:pBdr>
+                <w:top w:val="nil"/>
+                <w:left w:val="nil"/>
+                <w:bottom w:val="nil"/>
+                <w:right w:val="nil"/>
+                <w:between w:val="nil"/>
+              </w:pBdr>
+              <w:rPr>
+                <w:sz w:val="28"/>
+                <w:szCs w:val="28"/>
+              </w:rPr>
+            </w:pPr>
+            <w:r>
+              <w:rPr>
+                <w:sz w:val="28"/>
+                <w:szCs w:val="28"/>
+              </w:rPr>
+              <w:t>API</w:t>
+            </w:r>
+          </w:p>
+        </w:tc>
+        <w:tc>
+          <w:tcPr>
+            <w:tcW w:w="8175" w:type="dxa"/>
+            <w:tcBorders>
+              <w:top w:val="single" w:sz="8" w:space="0" w:color="FFFFFF"/>
+              <w:left w:val="single" w:sz="8" w:space="0" w:color="FFFFFF"/>
+              <w:bottom w:val="single" w:sz="8" w:space="0" w:color="FFFFFF"/>
+              <w:right w:val="single" w:sz="8" w:space="0" w:color="FFFFFF"/>
+            </w:tcBorders>
+            <w:shd w:val="clear" w:color="auto" w:fill="auto"/>
+            <w:tcMar>
+              <w:top w:w="100" w:type="dxa"/>
+              <w:left w:w="100" w:type="dxa"/>
+              <w:bottom w:w="100" w:type="dxa"/>
+              <w:right w:w="100" w:type="dxa"/>
+            </w:tcMar>
+          </w:tcPr>
+          <w:p>
+            <w:pPr>
+              <w:pStyle w:val="12"/>
+              <w:widowControl w:val="0"/>
+              <w:pBdr>
+                <w:top w:val="nil"/>
+                <w:left w:val="nil"/>
+                <w:bottom w:val="nil"/>
+                <w:right w:val="nil"/>
+                <w:between w:val="nil"/>
+              </w:pBdr>
+              <w:rPr>
+                <w:sz w:val="28"/>
+                <w:szCs w:val="28"/>
+                <w:lang w:val="en-US"/>
+              </w:rPr>
+            </w:pPr>
+            <w:r>
+              <w:rPr>
+                <w:sz w:val="28"/>
+                <w:szCs w:val="28"/>
+                <w:lang w:val="en-US"/>
+              </w:rPr>
+              <w:t xml:space="preserve">– Application Programming Interface, </w:t>
+            </w:r>
+            <w:r>
+              <w:rPr>
+                <w:sz w:val="28"/>
+                <w:szCs w:val="28"/>
+              </w:rPr>
+              <w:t>интерфейс</w:t>
+            </w:r>
+            <w:r>
+              <w:rPr>
+                <w:sz w:val="28"/>
+                <w:szCs w:val="28"/>
+                <w:lang w:val="en-US"/>
+              </w:rPr>
+              <w:t xml:space="preserve"> </w:t>
+            </w:r>
+            <w:r>
+              <w:rPr>
+                <w:sz w:val="28"/>
+                <w:szCs w:val="28"/>
+              </w:rPr>
+              <w:t>программного</w:t>
+            </w:r>
+            <w:r>
+              <w:rPr>
+                <w:sz w:val="28"/>
+                <w:szCs w:val="28"/>
+                <w:lang w:val="en-US"/>
+              </w:rPr>
+              <w:t xml:space="preserve"> </w:t>
+            </w:r>
+            <w:proofErr w:type="spellStart"/>
+            <w:r>
+              <w:rPr>
+                <w:sz w:val="28"/>
+                <w:szCs w:val="28"/>
+              </w:rPr>
+              <w:t>обеспеченеия</w:t>
+            </w:r>
+            <w:proofErr w:type="spellEnd"/>
+          </w:p>
+        </w:tc>
+      </w:tr>
+      <w:tr>
+        <w:tc>
+          <w:tcPr>
+            <w:tcW w:w="1785" w:type="dxa"/>
+            <w:tcBorders>
+              <w:top w:val="single" w:sz="8" w:space="0" w:color="FFFFFF"/>
+              <w:left w:val="single" w:sz="8" w:space="0" w:color="FFFFFF"/>
+              <w:bottom w:val="single" w:sz="8" w:space="0" w:color="FFFFFF"/>
+              <w:right w:val="single" w:sz="8" w:space="0" w:color="FFFFFF"/>
+            </w:tcBorders>
+            <w:shd w:val="clear" w:color="auto" w:fill="auto"/>
+            <w:tcMar>
+              <w:top w:w="100" w:type="dxa"/>
+              <w:left w:w="100" w:type="dxa"/>
+              <w:bottom w:w="100" w:type="dxa"/>
+              <w:right w:w="100" w:type="dxa"/>
+            </w:tcMar>
+          </w:tcPr>
+          <w:p>
+            <w:pPr>
+              <w:pStyle w:val="12"/>
+              <w:widowControl w:val="0"/>
+              <w:pBdr>
+                <w:top w:val="nil"/>
+                <w:left w:val="nil"/>
+                <w:bottom w:val="nil"/>
+                <w:right w:val="nil"/>
+                <w:between w:val="nil"/>
+              </w:pBdr>
+              <w:rPr>
+                <w:sz w:val="28"/>
+                <w:szCs w:val="28"/>
+              </w:rPr>
+            </w:pPr>
+            <w:r>
+              <w:rPr>
+                <w:sz w:val="28"/>
+                <w:szCs w:val="28"/>
+              </w:rPr>
+              <w:t>СУБД</w:t>
+            </w:r>
+          </w:p>
+        </w:tc>
+        <w:tc>
+          <w:tcPr>
+            <w:tcW w:w="8175" w:type="dxa"/>
+            <w:tcBorders>
+              <w:top w:val="single" w:sz="8" w:space="0" w:color="FFFFFF"/>
+              <w:left w:val="single" w:sz="8" w:space="0" w:color="FFFFFF"/>
+              <w:bottom w:val="single" w:sz="8" w:space="0" w:color="FFFFFF"/>
+              <w:right w:val="single" w:sz="8" w:space="0" w:color="FFFFFF"/>
+            </w:tcBorders>
+            <w:shd w:val="clear" w:color="auto" w:fill="auto"/>
+            <w:tcMar>
+              <w:top w:w="100" w:type="dxa"/>
+              <w:left w:w="100" w:type="dxa"/>
+              <w:bottom w:w="100" w:type="dxa"/>
+              <w:right w:w="100" w:type="dxa"/>
+            </w:tcMar>
+          </w:tcPr>
+          <w:p>
+            <w:pPr>
+              <w:pStyle w:val="12"/>
+              <w:spacing w:line="360" w:lineRule="auto"/>
+              <w:jc w:val="both"/>
+              <w:rPr>
+                <w:sz w:val="28"/>
+                <w:szCs w:val="28"/>
+              </w:rPr>
+            </w:pPr>
+            <w:r>
+              <w:rPr>
+                <w:sz w:val="28"/>
+                <w:szCs w:val="28"/>
+              </w:rPr>
+              <w:t>– Система управления базами данных</w:t>
+            </w:r>
+          </w:p>
+        </w:tc>
+      </w:tr>
+      <w:tr>
+        <w:tc>
+          <w:tcPr>
+            <w:tcW w:w="1785" w:type="dxa"/>
+            <w:tcBorders>
+              <w:top w:val="single" w:sz="8" w:space="0" w:color="FFFFFF"/>
+              <w:left w:val="single" w:sz="8" w:space="0" w:color="FFFFFF"/>
+              <w:bottom w:val="single" w:sz="8" w:space="0" w:color="FFFFFF"/>
+              <w:right w:val="single" w:sz="8" w:space="0" w:color="FFFFFF"/>
+            </w:tcBorders>
+            <w:shd w:val="clear" w:color="auto" w:fill="auto"/>
+            <w:tcMar>
+              <w:top w:w="100" w:type="dxa"/>
+              <w:left w:w="100" w:type="dxa"/>
+              <w:bottom w:w="100" w:type="dxa"/>
+              <w:right w:w="100" w:type="dxa"/>
+            </w:tcMar>
+          </w:tcPr>
+          <w:p>
+            <w:pPr>
+              <w:pStyle w:val="12"/>
+              <w:widowControl w:val="0"/>
+              <w:pBdr>
+                <w:top w:val="nil"/>
+                <w:left w:val="nil"/>
+                <w:bottom w:val="nil"/>
+                <w:right w:val="nil"/>
+                <w:between w:val="nil"/>
+              </w:pBdr>
+              <w:rPr>
+                <w:sz w:val="28"/>
+                <w:szCs w:val="28"/>
+              </w:rPr>
+            </w:pPr>
+            <w:r>
+              <w:rPr>
+                <w:sz w:val="28"/>
+                <w:szCs w:val="28"/>
+              </w:rPr>
+              <w:t>БД</w:t>
+            </w:r>
+          </w:p>
+        </w:tc>
+        <w:tc>
+          <w:tcPr>
+            <w:tcW w:w="8175" w:type="dxa"/>
+            <w:tcBorders>
+              <w:top w:val="single" w:sz="8" w:space="0" w:color="FFFFFF"/>
+              <w:left w:val="single" w:sz="8" w:space="0" w:color="FFFFFF"/>
+              <w:bottom w:val="single" w:sz="8" w:space="0" w:color="FFFFFF"/>
+              <w:right w:val="single" w:sz="8" w:space="0" w:color="FFFFFF"/>
+            </w:tcBorders>
+            <w:shd w:val="clear" w:color="auto" w:fill="auto"/>
+            <w:tcMar>
+              <w:top w:w="100" w:type="dxa"/>
+              <w:left w:w="100" w:type="dxa"/>
+              <w:bottom w:w="100" w:type="dxa"/>
+              <w:right w:w="100" w:type="dxa"/>
+            </w:tcMar>
+          </w:tcPr>
+          <w:p>
+            <w:pPr>
+              <w:pStyle w:val="12"/>
+              <w:spacing w:line="360" w:lineRule="auto"/>
+              <w:jc w:val="both"/>
+              <w:rPr>
+                <w:sz w:val="28"/>
+                <w:szCs w:val="28"/>
+              </w:rPr>
+            </w:pPr>
+            <w:r>
+              <w:rPr>
+                <w:sz w:val="28"/>
+                <w:szCs w:val="28"/>
+              </w:rPr>
+              <w:t>– База данных</w:t>
+            </w:r>
+          </w:p>
+        </w:tc>
+      </w:tr>
+      <w:tr>
+        <w:tc>
+          <w:tcPr>
+            <w:tcW w:w="1785" w:type="dxa"/>
+            <w:tcBorders>
+              <w:top w:val="single" w:sz="8" w:space="0" w:color="FFFFFF"/>
+              <w:left w:val="single" w:sz="8" w:space="0" w:color="FFFFFF"/>
+              <w:bottom w:val="single" w:sz="8" w:space="0" w:color="FFFFFF"/>
+              <w:right w:val="single" w:sz="8" w:space="0" w:color="FFFFFF"/>
+            </w:tcBorders>
+            <w:shd w:val="clear" w:color="auto" w:fill="auto"/>
+            <w:tcMar>
+              <w:top w:w="100" w:type="dxa"/>
+              <w:left w:w="100" w:type="dxa"/>
+              <w:bottom w:w="100" w:type="dxa"/>
+              <w:right w:w="100" w:type="dxa"/>
+            </w:tcMar>
+          </w:tcPr>
+          <w:p>
+            <w:pPr>
+              <w:pStyle w:val="12"/>
+              <w:widowControl w:val="0"/>
+              <w:pBdr>
+                <w:top w:val="nil"/>
+                <w:left w:val="nil"/>
+                <w:bottom w:val="nil"/>
+                <w:right w:val="nil"/>
+                <w:between w:val="nil"/>
+              </w:pBdr>
+              <w:rPr>
+                <w:sz w:val="28"/>
+                <w:szCs w:val="28"/>
+              </w:rPr>
+            </w:pPr>
+            <w:r>
+              <w:rPr>
+                <w:sz w:val="28"/>
+                <w:szCs w:val="28"/>
+              </w:rPr>
+              <w:t>OC</w:t>
+            </w:r>
+          </w:p>
+        </w:tc>
+        <w:tc>
+          <w:tcPr>
+            <w:tcW w:w="8175" w:type="dxa"/>
+            <w:tcBorders>
+              <w:top w:val="single" w:sz="8" w:space="0" w:color="FFFFFF"/>
+              <w:left w:val="single" w:sz="8" w:space="0" w:color="FFFFFF"/>
+              <w:bottom w:val="single" w:sz="8" w:space="0" w:color="FFFFFF"/>
+              <w:right w:val="single" w:sz="8" w:space="0" w:color="FFFFFF"/>
+            </w:tcBorders>
+            <w:shd w:val="clear" w:color="auto" w:fill="auto"/>
+            <w:tcMar>
+              <w:top w:w="100" w:type="dxa"/>
+              <w:left w:w="100" w:type="dxa"/>
+              <w:bottom w:w="100" w:type="dxa"/>
+              <w:right w:w="100" w:type="dxa"/>
+            </w:tcMar>
+          </w:tcPr>
+          <w:p>
+            <w:pPr>
+              <w:pStyle w:val="12"/>
+              <w:spacing w:line="360" w:lineRule="auto"/>
+              <w:jc w:val="both"/>
+              <w:rPr>
+                <w:sz w:val="28"/>
+                <w:szCs w:val="28"/>
+              </w:rPr>
+            </w:pPr>
+            <w:r>
+              <w:rPr>
+                <w:sz w:val="28"/>
+                <w:szCs w:val="28"/>
+              </w:rPr>
+              <w:t>– Операционная система</w:t>
+            </w:r>
+          </w:p>
+        </w:tc>
+      </w:tr>
+      <w:tr>
+        <w:tc>
+          <w:tcPr>
+            <w:tcW w:w="1785" w:type="dxa"/>
+            <w:tcBorders>
+              <w:top w:val="single" w:sz="8" w:space="0" w:color="FFFFFF"/>
+              <w:left w:val="single" w:sz="8" w:space="0" w:color="FFFFFF"/>
+              <w:bottom w:val="single" w:sz="8" w:space="0" w:color="FFFFFF"/>
+              <w:right w:val="single" w:sz="8" w:space="0" w:color="FFFFFF"/>
+            </w:tcBorders>
+            <w:shd w:val="clear" w:color="auto" w:fill="auto"/>
+            <w:tcMar>
+              <w:top w:w="100" w:type="dxa"/>
+              <w:left w:w="100" w:type="dxa"/>
+              <w:bottom w:w="100" w:type="dxa"/>
+              <w:right w:w="100" w:type="dxa"/>
+            </w:tcMar>
+          </w:tcPr>
+          <w:p>
+            <w:pPr>
+              <w:pStyle w:val="12"/>
+              <w:widowControl w:val="0"/>
+              <w:pBdr>
+                <w:top w:val="nil"/>
+                <w:left w:val="nil"/>
+                <w:bottom w:val="nil"/>
+                <w:right w:val="nil"/>
+                <w:between w:val="nil"/>
+              </w:pBdr>
+              <w:rPr>
+                <w:sz w:val="28"/>
+                <w:szCs w:val="28"/>
+              </w:rPr>
+            </w:pPr>
+            <w:r>
+              <w:rPr>
+                <w:sz w:val="28"/>
+                <w:szCs w:val="28"/>
+              </w:rPr>
+              <w:t>SQL</w:t>
+            </w:r>
+          </w:p>
+        </w:tc>
+        <w:tc>
+          <w:tcPr>
+            <w:tcW w:w="8175" w:type="dxa"/>
+            <w:tcBorders>
+              <w:top w:val="single" w:sz="8" w:space="0" w:color="FFFFFF"/>
+              <w:left w:val="single" w:sz="8" w:space="0" w:color="FFFFFF"/>
+              <w:bottom w:val="single" w:sz="8" w:space="0" w:color="FFFFFF"/>
+              <w:right w:val="single" w:sz="8" w:space="0" w:color="FFFFFF"/>
+            </w:tcBorders>
+            <w:shd w:val="clear" w:color="auto" w:fill="auto"/>
+            <w:tcMar>
+              <w:top w:w="100" w:type="dxa"/>
+              <w:left w:w="100" w:type="dxa"/>
+              <w:bottom w:w="100" w:type="dxa"/>
+              <w:right w:w="100" w:type="dxa"/>
+            </w:tcMar>
+          </w:tcPr>
+          <w:p>
+            <w:pPr>
+              <w:pStyle w:val="12"/>
+              <w:spacing w:line="360" w:lineRule="auto"/>
+              <w:jc w:val="both"/>
+              <w:rPr>
+                <w:sz w:val="28"/>
+                <w:szCs w:val="28"/>
+              </w:rPr>
+            </w:pPr>
+            <w:r>
+              <w:rPr>
+                <w:sz w:val="28"/>
+                <w:szCs w:val="28"/>
+              </w:rPr>
+              <w:t xml:space="preserve">– </w:t>
+            </w:r>
+            <w:proofErr w:type="spellStart"/>
+            <w:r>
+              <w:rPr>
+                <w:sz w:val="28"/>
+                <w:szCs w:val="28"/>
+              </w:rPr>
+              <w:t>Structured</w:t>
+            </w:r>
+            <w:proofErr w:type="spellEnd"/>
+            <w:r>
+              <w:rPr>
+                <w:sz w:val="28"/>
+                <w:szCs w:val="28"/>
+              </w:rPr>
+              <w:t xml:space="preserve"> </w:t>
+            </w:r>
+            <w:proofErr w:type="spellStart"/>
+            <w:r>
+              <w:rPr>
+                <w:sz w:val="28"/>
+                <w:szCs w:val="28"/>
+              </w:rPr>
+              <w:t>Query</w:t>
+            </w:r>
+            <w:proofErr w:type="spellEnd"/>
+            <w:r>
+              <w:rPr>
+                <w:sz w:val="28"/>
+                <w:szCs w:val="28"/>
+              </w:rPr>
+              <w:t xml:space="preserve"> </w:t>
+            </w:r>
+            <w:proofErr w:type="spellStart"/>
+            <w:r>
+              <w:rPr>
+                <w:sz w:val="28"/>
+                <w:szCs w:val="28"/>
+              </w:rPr>
+              <w:t>Language</w:t>
+            </w:r>
+            <w:proofErr w:type="spellEnd"/>
+            <w:r>
+              <w:rPr>
+                <w:sz w:val="28"/>
+                <w:szCs w:val="28"/>
+              </w:rPr>
+              <w:t>, язык структурированных запросов</w:t>
+            </w:r>
+          </w:p>
+        </w:tc>
+      </w:tr>
+      <w:tr>
+        <w:tc>
+          <w:tcPr>
+            <w:tcW w:w="1785" w:type="dxa"/>
+            <w:tcBorders>
+              <w:top w:val="single" w:sz="8" w:space="0" w:color="FFFFFF"/>
+              <w:left w:val="single" w:sz="8" w:space="0" w:color="FFFFFF"/>
+              <w:bottom w:val="single" w:sz="8" w:space="0" w:color="FFFFFF"/>
+              <w:right w:val="single" w:sz="8" w:space="0" w:color="FFFFFF"/>
+            </w:tcBorders>
+            <w:shd w:val="clear" w:color="auto" w:fill="auto"/>
+            <w:tcMar>
+              <w:top w:w="100" w:type="dxa"/>
+              <w:left w:w="100" w:type="dxa"/>
+              <w:bottom w:w="100" w:type="dxa"/>
+              <w:right w:w="100" w:type="dxa"/>
+            </w:tcMar>
+          </w:tcPr>
+          <w:p>
+            <w:pPr>
+              <w:pStyle w:val="12"/>
+              <w:widowControl w:val="0"/>
+              <w:pBdr>
+                <w:top w:val="nil"/>
+                <w:left w:val="nil"/>
+                <w:bottom w:val="nil"/>
+                <w:right w:val="nil"/>
+                <w:between w:val="nil"/>
+              </w:pBdr>
+              <w:rPr>
+                <w:sz w:val="28"/>
+                <w:szCs w:val="28"/>
+              </w:rPr>
+            </w:pPr>
+            <w:r>
+              <w:rPr>
+                <w:sz w:val="28"/>
+                <w:szCs w:val="28"/>
+              </w:rPr>
+              <w:t>JSON</w:t>
+            </w:r>
+          </w:p>
+        </w:tc>
+        <w:tc>
+          <w:tcPr>
+            <w:tcW w:w="8175" w:type="dxa"/>
+            <w:tcBorders>
+              <w:top w:val="single" w:sz="8" w:space="0" w:color="FFFFFF"/>
+              <w:left w:val="single" w:sz="8" w:space="0" w:color="FFFFFF"/>
+              <w:bottom w:val="single" w:sz="8" w:space="0" w:color="FFFFFF"/>
+              <w:right w:val="single" w:sz="8" w:space="0" w:color="FFFFFF"/>
+            </w:tcBorders>
+            <w:shd w:val="clear" w:color="auto" w:fill="auto"/>
+            <w:tcMar>
+              <w:top w:w="100" w:type="dxa"/>
+              <w:left w:w="100" w:type="dxa"/>
+              <w:bottom w:w="100" w:type="dxa"/>
+              <w:right w:w="100" w:type="dxa"/>
+            </w:tcMar>
+          </w:tcPr>
+          <w:p>
+            <w:pPr>
+              <w:pStyle w:val="12"/>
+              <w:spacing w:line="360" w:lineRule="auto"/>
+              <w:jc w:val="both"/>
+              <w:rPr>
+                <w:sz w:val="28"/>
+                <w:szCs w:val="28"/>
+              </w:rPr>
+            </w:pPr>
+            <w:r>
+              <w:rPr>
+                <w:sz w:val="28"/>
+                <w:szCs w:val="28"/>
+              </w:rPr>
+              <w:t xml:space="preserve">– </w:t>
+            </w:r>
+            <w:proofErr w:type="spellStart"/>
+            <w:r>
+              <w:rPr>
+                <w:sz w:val="28"/>
+                <w:szCs w:val="28"/>
+              </w:rPr>
+              <w:t>JavaScript</w:t>
+            </w:r>
+            <w:proofErr w:type="spellEnd"/>
+            <w:r>
+              <w:rPr>
+                <w:sz w:val="28"/>
+                <w:szCs w:val="28"/>
+              </w:rPr>
+              <w:t xml:space="preserve"> </w:t>
+            </w:r>
+            <w:proofErr w:type="spellStart"/>
+            <w:r>
+              <w:rPr>
+                <w:sz w:val="28"/>
+                <w:szCs w:val="28"/>
+              </w:rPr>
+              <w:t>Object</w:t>
+            </w:r>
+            <w:proofErr w:type="spellEnd"/>
+            <w:r>
+              <w:rPr>
+                <w:sz w:val="28"/>
+                <w:szCs w:val="28"/>
+              </w:rPr>
+              <w:t xml:space="preserve"> </w:t>
+            </w:r>
+            <w:proofErr w:type="spellStart"/>
+            <w:r>
+              <w:rPr>
+                <w:sz w:val="28"/>
+                <w:szCs w:val="28"/>
+              </w:rPr>
+              <w:t>Notation</w:t>
+            </w:r>
+            <w:proofErr w:type="spellEnd"/>
+          </w:p>
+        </w:tc>
+      </w:tr>
+      <w:tr>
+        <w:tc>
+          <w:tcPr>
+            <w:tcW w:w="1785" w:type="dxa"/>
+            <w:tcBorders>
+              <w:top w:val="single" w:sz="8" w:space="0" w:color="FFFFFF"/>
+              <w:left w:val="single" w:sz="8" w:space="0" w:color="FFFFFF"/>
+              <w:bottom w:val="single" w:sz="8" w:space="0" w:color="FFFFFF"/>
+              <w:right w:val="single" w:sz="8" w:space="0" w:color="FFFFFF"/>
+            </w:tcBorders>
+            <w:shd w:val="clear" w:color="auto" w:fill="auto"/>
+            <w:tcMar>
+              <w:top w:w="100" w:type="dxa"/>
+              <w:left w:w="100" w:type="dxa"/>
+              <w:bottom w:w="100" w:type="dxa"/>
+              <w:right w:w="100" w:type="dxa"/>
+            </w:tcMar>
+          </w:tcPr>
+          <w:p>
+            <w:pPr>
+              <w:pStyle w:val="12"/>
+              <w:widowControl w:val="0"/>
+              <w:pBdr>
+                <w:top w:val="nil"/>
+                <w:left w:val="nil"/>
+                <w:bottom w:val="nil"/>
+                <w:right w:val="nil"/>
+                <w:between w:val="nil"/>
+              </w:pBdr>
+              <w:rPr>
+                <w:sz w:val="28"/>
+                <w:szCs w:val="28"/>
+              </w:rPr>
+            </w:pPr>
+            <w:r>
+              <w:rPr>
+                <w:sz w:val="28"/>
+                <w:szCs w:val="28"/>
+              </w:rPr>
+              <w:t>ID</w:t>
+            </w:r>
+          </w:p>
+        </w:tc>
+        <w:tc>
+          <w:tcPr>
+            <w:tcW w:w="8175" w:type="dxa"/>
+            <w:tcBorders>
+              <w:top w:val="single" w:sz="8" w:space="0" w:color="FFFFFF"/>
+              <w:left w:val="single" w:sz="8" w:space="0" w:color="FFFFFF"/>
+              <w:bottom w:val="single" w:sz="8" w:space="0" w:color="FFFFFF"/>
+              <w:right w:val="single" w:sz="8" w:space="0" w:color="FFFFFF"/>
+            </w:tcBorders>
+            <w:shd w:val="clear" w:color="auto" w:fill="auto"/>
+            <w:tcMar>
+              <w:top w:w="100" w:type="dxa"/>
+              <w:left w:w="100" w:type="dxa"/>
+              <w:bottom w:w="100" w:type="dxa"/>
+              <w:right w:w="100" w:type="dxa"/>
+            </w:tcMar>
+          </w:tcPr>
+          <w:p>
+            <w:pPr>
+              <w:pStyle w:val="12"/>
+              <w:spacing w:line="360" w:lineRule="auto"/>
+              <w:jc w:val="both"/>
+              <w:rPr>
+                <w:sz w:val="28"/>
+                <w:szCs w:val="28"/>
+              </w:rPr>
+            </w:pPr>
+            <w:r>
+              <w:rPr>
+                <w:sz w:val="28"/>
+                <w:szCs w:val="28"/>
+              </w:rPr>
+              <w:t xml:space="preserve">– </w:t>
+            </w:r>
+            <w:proofErr w:type="spellStart"/>
+            <w:r>
+              <w:rPr>
+                <w:sz w:val="28"/>
+                <w:szCs w:val="28"/>
+              </w:rPr>
+              <w:t>Identifier</w:t>
+            </w:r>
+            <w:proofErr w:type="spellEnd"/>
+            <w:r>
+              <w:rPr>
+                <w:sz w:val="28"/>
+                <w:szCs w:val="28"/>
+              </w:rPr>
+              <w:t>, идентификатор</w:t>
+            </w:r>
+          </w:p>
+        </w:tc>
+      </w:tr>
+      <w:tr>
+        <w:tc>
+          <w:tcPr>
+            <w:tcW w:w="1785" w:type="dxa"/>
+            <w:tcBorders>
+              <w:top w:val="single" w:sz="8" w:space="0" w:color="FFFFFF"/>
+              <w:left w:val="single" w:sz="8" w:space="0" w:color="FFFFFF"/>
+              <w:bottom w:val="single" w:sz="8" w:space="0" w:color="FFFFFF"/>
+              <w:right w:val="single" w:sz="8" w:space="0" w:color="FFFFFF"/>
+            </w:tcBorders>
+            <w:shd w:val="clear" w:color="auto" w:fill="auto"/>
+            <w:tcMar>
+              <w:top w:w="100" w:type="dxa"/>
+              <w:left w:w="100" w:type="dxa"/>
+              <w:bottom w:w="100" w:type="dxa"/>
+              <w:right w:w="100" w:type="dxa"/>
+            </w:tcMar>
+          </w:tcPr>
+          <w:p>
+            <w:pPr>
+              <w:pStyle w:val="12"/>
+              <w:widowControl w:val="0"/>
+              <w:pBdr>
+                <w:top w:val="nil"/>
+                <w:left w:val="nil"/>
+                <w:bottom w:val="nil"/>
+                <w:right w:val="nil"/>
+                <w:between w:val="nil"/>
+              </w:pBdr>
+              <w:rPr>
+                <w:sz w:val="28"/>
+                <w:szCs w:val="28"/>
+              </w:rPr>
+            </w:pPr>
+            <w:r>
+              <w:rPr>
+                <w:sz w:val="28"/>
+                <w:szCs w:val="28"/>
+              </w:rPr>
+              <w:t>MPEG</w:t>
+            </w:r>
+          </w:p>
+        </w:tc>
+        <w:tc>
+          <w:tcPr>
+            <w:tcW w:w="8175" w:type="dxa"/>
+            <w:tcBorders>
+              <w:top w:val="single" w:sz="8" w:space="0" w:color="FFFFFF"/>
+              <w:left w:val="single" w:sz="8" w:space="0" w:color="FFFFFF"/>
+              <w:bottom w:val="single" w:sz="8" w:space="0" w:color="FFFFFF"/>
+              <w:right w:val="single" w:sz="8" w:space="0" w:color="FFFFFF"/>
+            </w:tcBorders>
+            <w:shd w:val="clear" w:color="auto" w:fill="auto"/>
+            <w:tcMar>
+              <w:top w:w="100" w:type="dxa"/>
+              <w:left w:w="100" w:type="dxa"/>
+              <w:bottom w:w="100" w:type="dxa"/>
+              <w:right w:w="100" w:type="dxa"/>
+            </w:tcMar>
+          </w:tcPr>
+          <w:p>
+            <w:pPr>
+              <w:pStyle w:val="12"/>
+              <w:spacing w:line="360" w:lineRule="auto"/>
+              <w:jc w:val="both"/>
+              <w:rPr>
+                <w:sz w:val="28"/>
+                <w:szCs w:val="28"/>
+              </w:rPr>
+            </w:pPr>
+            <w:r>
+              <w:rPr>
+                <w:sz w:val="28"/>
+                <w:szCs w:val="28"/>
+              </w:rPr>
+              <w:t xml:space="preserve">– </w:t>
+            </w:r>
+            <w:proofErr w:type="spellStart"/>
+            <w:r>
+              <w:rPr>
+                <w:sz w:val="28"/>
+                <w:szCs w:val="28"/>
+              </w:rPr>
+              <w:t>Moving</w:t>
+            </w:r>
+            <w:proofErr w:type="spellEnd"/>
+            <w:r>
+              <w:rPr>
+                <w:sz w:val="28"/>
+                <w:szCs w:val="28"/>
+              </w:rPr>
+              <w:t xml:space="preserve"> </w:t>
+            </w:r>
+            <w:proofErr w:type="spellStart"/>
+            <w:r>
+              <w:rPr>
+                <w:sz w:val="28"/>
+                <w:szCs w:val="28"/>
+              </w:rPr>
+              <w:t>Picture</w:t>
+            </w:r>
+            <w:proofErr w:type="spellEnd"/>
+            <w:r>
+              <w:rPr>
+                <w:sz w:val="28"/>
+                <w:szCs w:val="28"/>
+              </w:rPr>
+              <w:t xml:space="preserve"> </w:t>
+            </w:r>
+            <w:proofErr w:type="spellStart"/>
+            <w:r>
+              <w:rPr>
+                <w:sz w:val="28"/>
+                <w:szCs w:val="28"/>
+              </w:rPr>
+              <w:t>Experts</w:t>
+            </w:r>
+            <w:proofErr w:type="spellEnd"/>
+            <w:r>
+              <w:rPr>
+                <w:sz w:val="28"/>
+                <w:szCs w:val="28"/>
+              </w:rPr>
+              <w:t xml:space="preserve"> </w:t>
+            </w:r>
+            <w:proofErr w:type="spellStart"/>
+            <w:r>
+              <w:rPr>
+                <w:sz w:val="28"/>
+                <w:szCs w:val="28"/>
+              </w:rPr>
+              <w:t>Group</w:t>
+            </w:r>
+            <w:proofErr w:type="spellEnd"/>
+            <w:r>
+              <w:rPr>
+                <w:sz w:val="28"/>
+                <w:szCs w:val="28"/>
+              </w:rPr>
+              <w:t>, или же группа экспертов в области движущихся изображений. Стандарт сжатия видео и аудио.</w:t>
+            </w:r>
+          </w:p>
+        </w:tc>
+      </w:tr>
+      <w:tr>
+        <w:tc>
+          <w:tcPr>
+            <w:tcW w:w="1785" w:type="dxa"/>
+            <w:tcBorders>
+              <w:top w:val="single" w:sz="8" w:space="0" w:color="FFFFFF"/>
+              <w:left w:val="single" w:sz="8" w:space="0" w:color="FFFFFF"/>
+              <w:bottom w:val="single" w:sz="8" w:space="0" w:color="FFFFFF"/>
+              <w:right w:val="single" w:sz="8" w:space="0" w:color="FFFFFF"/>
+            </w:tcBorders>
+            <w:shd w:val="clear" w:color="auto" w:fill="auto"/>
+            <w:tcMar>
+              <w:top w:w="100" w:type="dxa"/>
+              <w:left w:w="100" w:type="dxa"/>
+              <w:bottom w:w="100" w:type="dxa"/>
+              <w:right w:w="100" w:type="dxa"/>
+            </w:tcMar>
+          </w:tcPr>
+          <w:p>
+            <w:pPr>
+              <w:pStyle w:val="12"/>
+              <w:widowControl w:val="0"/>
+              <w:pBdr>
+                <w:top w:val="nil"/>
+                <w:left w:val="nil"/>
+                <w:bottom w:val="nil"/>
+                <w:right w:val="nil"/>
+                <w:between w:val="nil"/>
+              </w:pBdr>
+              <w:rPr>
+                <w:sz w:val="28"/>
+                <w:szCs w:val="28"/>
+              </w:rPr>
+            </w:pPr>
+            <w:r>
+              <w:rPr>
+                <w:sz w:val="28"/>
+                <w:szCs w:val="28"/>
+              </w:rPr>
+              <w:t>HLS</w:t>
+            </w:r>
+          </w:p>
+        </w:tc>
+        <w:tc>
+          <w:tcPr>
+            <w:tcW w:w="8175" w:type="dxa"/>
+            <w:tcBorders>
+              <w:top w:val="single" w:sz="8" w:space="0" w:color="FFFFFF"/>
+              <w:left w:val="single" w:sz="8" w:space="0" w:color="FFFFFF"/>
+              <w:bottom w:val="single" w:sz="8" w:space="0" w:color="FFFFFF"/>
+              <w:right w:val="single" w:sz="8" w:space="0" w:color="FFFFFF"/>
+            </w:tcBorders>
+            <w:shd w:val="clear" w:color="auto" w:fill="auto"/>
+            <w:tcMar>
+              <w:top w:w="100" w:type="dxa"/>
+              <w:left w:w="100" w:type="dxa"/>
+              <w:bottom w:w="100" w:type="dxa"/>
+              <w:right w:w="100" w:type="dxa"/>
+            </w:tcMar>
+          </w:tcPr>
+          <w:p>
+            <w:pPr>
+              <w:pStyle w:val="12"/>
+              <w:spacing w:line="360" w:lineRule="auto"/>
+              <w:jc w:val="both"/>
+              <w:rPr>
+                <w:sz w:val="28"/>
+                <w:szCs w:val="28"/>
+              </w:rPr>
+            </w:pPr>
+            <w:r>
+              <w:rPr>
+                <w:sz w:val="28"/>
+                <w:szCs w:val="28"/>
+              </w:rPr>
+              <w:t xml:space="preserve">– HTTP </w:t>
+            </w:r>
+            <w:proofErr w:type="spellStart"/>
+            <w:r>
+              <w:rPr>
+                <w:sz w:val="28"/>
+                <w:szCs w:val="28"/>
+              </w:rPr>
+              <w:t>Live</w:t>
+            </w:r>
+            <w:proofErr w:type="spellEnd"/>
+            <w:r>
+              <w:rPr>
+                <w:sz w:val="28"/>
+                <w:szCs w:val="28"/>
+              </w:rPr>
+              <w:t xml:space="preserve"> </w:t>
+            </w:r>
+            <w:proofErr w:type="spellStart"/>
+            <w:r>
+              <w:rPr>
+                <w:sz w:val="28"/>
+                <w:szCs w:val="28"/>
+              </w:rPr>
+              <w:t>Streaming</w:t>
+            </w:r>
+            <w:proofErr w:type="spellEnd"/>
+            <w:r>
+              <w:rPr>
+                <w:sz w:val="28"/>
+                <w:szCs w:val="28"/>
+              </w:rPr>
+              <w:t>, потоковое вещание по HTTP</w:t>
+            </w:r>
+          </w:p>
+        </w:tc>
+      </w:tr>
+      <w:tr>
+        <w:tc>
+          <w:tcPr>
+            <w:tcW w:w="1785" w:type="dxa"/>
+            <w:tcBorders>
+              <w:top w:val="single" w:sz="8" w:space="0" w:color="FFFFFF"/>
+              <w:left w:val="single" w:sz="8" w:space="0" w:color="FFFFFF"/>
+              <w:bottom w:val="single" w:sz="8" w:space="0" w:color="FFFFFF"/>
+              <w:right w:val="single" w:sz="8" w:space="0" w:color="FFFFFF"/>
+            </w:tcBorders>
+            <w:shd w:val="clear" w:color="auto" w:fill="auto"/>
+            <w:tcMar>
+              <w:top w:w="100" w:type="dxa"/>
+              <w:left w:w="100" w:type="dxa"/>
+              <w:bottom w:w="100" w:type="dxa"/>
+              <w:right w:w="100" w:type="dxa"/>
+            </w:tcMar>
+          </w:tcPr>
+          <w:p>
+            <w:pPr>
+              <w:pStyle w:val="12"/>
+              <w:widowControl w:val="0"/>
+              <w:pBdr>
+                <w:top w:val="nil"/>
+                <w:left w:val="nil"/>
+                <w:bottom w:val="nil"/>
+                <w:right w:val="nil"/>
+                <w:between w:val="nil"/>
+              </w:pBdr>
+              <w:rPr>
+                <w:sz w:val="28"/>
+                <w:szCs w:val="28"/>
+              </w:rPr>
+            </w:pPr>
+            <w:r>
+              <w:rPr>
+                <w:sz w:val="28"/>
+                <w:szCs w:val="28"/>
+              </w:rPr>
+              <w:t>HTTP</w:t>
+            </w:r>
+          </w:p>
+        </w:tc>
+        <w:tc>
+          <w:tcPr>
+            <w:tcW w:w="8175" w:type="dxa"/>
+            <w:tcBorders>
+              <w:top w:val="single" w:sz="8" w:space="0" w:color="FFFFFF"/>
+              <w:left w:val="single" w:sz="8" w:space="0" w:color="FFFFFF"/>
+              <w:bottom w:val="single" w:sz="8" w:space="0" w:color="FFFFFF"/>
+              <w:right w:val="single" w:sz="8" w:space="0" w:color="FFFFFF"/>
+            </w:tcBorders>
+            <w:shd w:val="clear" w:color="auto" w:fill="auto"/>
+            <w:tcMar>
+              <w:top w:w="100" w:type="dxa"/>
+              <w:left w:w="100" w:type="dxa"/>
+              <w:bottom w:w="100" w:type="dxa"/>
+              <w:right w:w="100" w:type="dxa"/>
+            </w:tcMar>
+          </w:tcPr>
+          <w:p>
+            <w:pPr>
+              <w:pStyle w:val="12"/>
+              <w:spacing w:line="360" w:lineRule="auto"/>
+              <w:jc w:val="both"/>
+              <w:rPr>
+                <w:sz w:val="28"/>
+                <w:szCs w:val="28"/>
+              </w:rPr>
+            </w:pPr>
+            <w:r>
+              <w:rPr>
+                <w:sz w:val="28"/>
+                <w:szCs w:val="28"/>
+              </w:rPr>
+              <w:t xml:space="preserve">– </w:t>
+            </w:r>
+            <w:proofErr w:type="spellStart"/>
+            <w:r>
+              <w:rPr>
+                <w:sz w:val="28"/>
+                <w:szCs w:val="28"/>
+              </w:rPr>
+              <w:t>HyperText</w:t>
+            </w:r>
+            <w:proofErr w:type="spellEnd"/>
+            <w:r>
+              <w:rPr>
+                <w:sz w:val="28"/>
+                <w:szCs w:val="28"/>
+              </w:rPr>
+              <w:t xml:space="preserve"> </w:t>
+            </w:r>
+            <w:proofErr w:type="spellStart"/>
+            <w:r>
+              <w:rPr>
+                <w:sz w:val="28"/>
+                <w:szCs w:val="28"/>
+              </w:rPr>
+              <w:t>Transfer</w:t>
+            </w:r>
+            <w:proofErr w:type="spellEnd"/>
+            <w:r>
+              <w:rPr>
+                <w:sz w:val="28"/>
+                <w:szCs w:val="28"/>
+              </w:rPr>
+              <w:t xml:space="preserve"> </w:t>
+            </w:r>
+            <w:proofErr w:type="spellStart"/>
+            <w:r>
+              <w:rPr>
+                <w:sz w:val="28"/>
+                <w:szCs w:val="28"/>
+              </w:rPr>
+              <w:t>Protocol</w:t>
+            </w:r>
+            <w:proofErr w:type="spellEnd"/>
+          </w:p>
+        </w:tc>
+      </w:tr>
+      <w:tr>
+        <w:tc>
+          <w:tcPr>
+            <w:tcW w:w="1785" w:type="dxa"/>
+            <w:tcBorders>
+              <w:top w:val="single" w:sz="8" w:space="0" w:color="FFFFFF"/>
+              <w:left w:val="single" w:sz="8" w:space="0" w:color="FFFFFF"/>
+              <w:bottom w:val="single" w:sz="8" w:space="0" w:color="FFFFFF"/>
+              <w:right w:val="single" w:sz="8" w:space="0" w:color="FFFFFF"/>
+            </w:tcBorders>
+            <w:shd w:val="clear" w:color="auto" w:fill="auto"/>
+            <w:tcMar>
+              <w:top w:w="100" w:type="dxa"/>
+              <w:left w:w="100" w:type="dxa"/>
+              <w:bottom w:w="100" w:type="dxa"/>
+              <w:right w:w="100" w:type="dxa"/>
+            </w:tcMar>
+          </w:tcPr>
+          <w:p>
+            <w:pPr>
+              <w:pStyle w:val="12"/>
+              <w:widowControl w:val="0"/>
+              <w:pBdr>
+                <w:top w:val="nil"/>
+                <w:left w:val="nil"/>
+                <w:bottom w:val="nil"/>
+                <w:right w:val="nil"/>
+                <w:between w:val="nil"/>
+              </w:pBdr>
+              <w:rPr>
+                <w:sz w:val="28"/>
+                <w:szCs w:val="28"/>
+              </w:rPr>
+            </w:pPr>
+            <w:r>
+              <w:rPr>
+                <w:sz w:val="28"/>
+                <w:szCs w:val="28"/>
+              </w:rPr>
+              <w:t>REST</w:t>
+            </w:r>
+          </w:p>
+        </w:tc>
+        <w:tc>
+          <w:tcPr>
+            <w:tcW w:w="8175" w:type="dxa"/>
+            <w:tcBorders>
+              <w:top w:val="single" w:sz="8" w:space="0" w:color="FFFFFF"/>
+              <w:left w:val="single" w:sz="8" w:space="0" w:color="FFFFFF"/>
+              <w:bottom w:val="single" w:sz="8" w:space="0" w:color="FFFFFF"/>
+              <w:right w:val="single" w:sz="8" w:space="0" w:color="FFFFFF"/>
+            </w:tcBorders>
+            <w:shd w:val="clear" w:color="auto" w:fill="auto"/>
+            <w:tcMar>
+              <w:top w:w="100" w:type="dxa"/>
+              <w:left w:w="100" w:type="dxa"/>
+              <w:bottom w:w="100" w:type="dxa"/>
+              <w:right w:w="100" w:type="dxa"/>
+            </w:tcMar>
+          </w:tcPr>
+          <w:p>
+            <w:pPr>
+              <w:pStyle w:val="12"/>
+              <w:spacing w:line="360" w:lineRule="auto"/>
+              <w:jc w:val="both"/>
+              <w:rPr>
+                <w:sz w:val="28"/>
+                <w:szCs w:val="28"/>
+              </w:rPr>
+            </w:pPr>
+            <w:r>
+              <w:rPr>
+                <w:sz w:val="28"/>
+                <w:szCs w:val="28"/>
+              </w:rPr>
+              <w:t xml:space="preserve">– </w:t>
+            </w:r>
+            <w:proofErr w:type="spellStart"/>
+            <w:r>
+              <w:rPr>
+                <w:sz w:val="28"/>
+                <w:szCs w:val="28"/>
+              </w:rPr>
+              <w:t>Representational</w:t>
+            </w:r>
+            <w:proofErr w:type="spellEnd"/>
+            <w:r>
+              <w:rPr>
+                <w:sz w:val="28"/>
+                <w:szCs w:val="28"/>
+              </w:rPr>
+              <w:t xml:space="preserve"> </w:t>
+            </w:r>
+            <w:proofErr w:type="spellStart"/>
+            <w:r>
+              <w:rPr>
+                <w:sz w:val="28"/>
+                <w:szCs w:val="28"/>
+              </w:rPr>
+              <w:t>State</w:t>
+            </w:r>
+            <w:proofErr w:type="spellEnd"/>
+            <w:r>
+              <w:rPr>
+                <w:sz w:val="28"/>
+                <w:szCs w:val="28"/>
+              </w:rPr>
+              <w:t xml:space="preserve"> </w:t>
+            </w:r>
+            <w:proofErr w:type="spellStart"/>
+            <w:r>
+              <w:rPr>
+                <w:sz w:val="28"/>
+                <w:szCs w:val="28"/>
+              </w:rPr>
+              <w:t>Transfer</w:t>
+            </w:r>
+            <w:proofErr w:type="spellEnd"/>
+          </w:p>
+        </w:tc>
+      </w:tr>
+      <w:tr>
+        <w:tc>
+          <w:tcPr>
+            <w:tcW w:w="1785" w:type="dxa"/>
+            <w:tcBorders>
+              <w:top w:val="single" w:sz="8" w:space="0" w:color="FFFFFF"/>
+              <w:left w:val="single" w:sz="8" w:space="0" w:color="FFFFFF"/>
+              <w:bottom w:val="single" w:sz="8" w:space="0" w:color="FFFFFF"/>
+              <w:right w:val="single" w:sz="8" w:space="0" w:color="FFFFFF"/>
+            </w:tcBorders>
+            <w:shd w:val="clear" w:color="auto" w:fill="auto"/>
+            <w:tcMar>
+              <w:top w:w="100" w:type="dxa"/>
+              <w:left w:w="100" w:type="dxa"/>
+              <w:bottom w:w="100" w:type="dxa"/>
+              <w:right w:w="100" w:type="dxa"/>
+            </w:tcMar>
+          </w:tcPr>
+          <w:p>
+            <w:pPr>
+              <w:pStyle w:val="12"/>
+              <w:widowControl w:val="0"/>
+              <w:pBdr>
+                <w:top w:val="nil"/>
+                <w:left w:val="nil"/>
+                <w:bottom w:val="nil"/>
+                <w:right w:val="nil"/>
+                <w:between w:val="nil"/>
+              </w:pBdr>
+              <w:rPr>
+                <w:sz w:val="28"/>
+                <w:szCs w:val="28"/>
+              </w:rPr>
+            </w:pPr>
+            <w:r>
+              <w:rPr>
+                <w:sz w:val="28"/>
+                <w:szCs w:val="28"/>
+              </w:rPr>
+              <w:t>JWT</w:t>
+            </w:r>
+          </w:p>
+        </w:tc>
+        <w:tc>
+          <w:tcPr>
+            <w:tcW w:w="8175" w:type="dxa"/>
+            <w:tcBorders>
+              <w:top w:val="single" w:sz="8" w:space="0" w:color="FFFFFF"/>
+              <w:left w:val="single" w:sz="8" w:space="0" w:color="FFFFFF"/>
+              <w:bottom w:val="single" w:sz="8" w:space="0" w:color="FFFFFF"/>
+              <w:right w:val="single" w:sz="8" w:space="0" w:color="FFFFFF"/>
+            </w:tcBorders>
+            <w:shd w:val="clear" w:color="auto" w:fill="auto"/>
+            <w:tcMar>
+              <w:top w:w="100" w:type="dxa"/>
+              <w:left w:w="100" w:type="dxa"/>
+              <w:bottom w:w="100" w:type="dxa"/>
+              <w:right w:w="100" w:type="dxa"/>
+            </w:tcMar>
+          </w:tcPr>
+          <w:p>
+            <w:pPr>
+              <w:pStyle w:val="12"/>
+              <w:spacing w:line="360" w:lineRule="auto"/>
+              <w:jc w:val="both"/>
+              <w:rPr>
+                <w:sz w:val="28"/>
+                <w:szCs w:val="28"/>
+              </w:rPr>
+            </w:pPr>
+            <w:r>
+              <w:rPr>
+                <w:sz w:val="28"/>
+                <w:szCs w:val="28"/>
+              </w:rPr>
+              <w:t xml:space="preserve">– JSON </w:t>
+            </w:r>
+            <w:proofErr w:type="spellStart"/>
+            <w:r>
+              <w:rPr>
+                <w:sz w:val="28"/>
+                <w:szCs w:val="28"/>
+              </w:rPr>
+              <w:t>Web</w:t>
+            </w:r>
+            <w:proofErr w:type="spellEnd"/>
+            <w:r>
+              <w:rPr>
+                <w:sz w:val="28"/>
+                <w:szCs w:val="28"/>
+              </w:rPr>
+              <w:t xml:space="preserve"> </w:t>
+            </w:r>
+            <w:proofErr w:type="spellStart"/>
+            <w:r>
+              <w:rPr>
+                <w:sz w:val="28"/>
+                <w:szCs w:val="28"/>
+              </w:rPr>
+              <w:t>Token</w:t>
+            </w:r>
+            <w:proofErr w:type="spellEnd"/>
+          </w:p>
+        </w:tc>
+      </w:tr>
+      <w:tr>
+        <w:tc>
+          <w:tcPr>
+            <w:tcW w:w="1785" w:type="dxa"/>
+            <w:tcBorders>
+              <w:top w:val="single" w:sz="8" w:space="0" w:color="FFFFFF"/>
+              <w:left w:val="single" w:sz="8" w:space="0" w:color="FFFFFF"/>
+              <w:bottom w:val="single" w:sz="8" w:space="0" w:color="FFFFFF"/>
+              <w:right w:val="single" w:sz="8" w:space="0" w:color="FFFFFF"/>
+            </w:tcBorders>
+            <w:shd w:val="clear" w:color="auto" w:fill="auto"/>
+            <w:tcMar>
+              <w:top w:w="100" w:type="dxa"/>
+              <w:left w:w="100" w:type="dxa"/>
+              <w:bottom w:w="100" w:type="dxa"/>
+              <w:right w:w="100" w:type="dxa"/>
+            </w:tcMar>
+          </w:tcPr>
+          <w:p>
+            <w:pPr>
+              <w:pStyle w:val="12"/>
+              <w:widowControl w:val="0"/>
+              <w:pBdr>
+                <w:top w:val="nil"/>
+                <w:left w:val="nil"/>
+                <w:bottom w:val="nil"/>
+                <w:right w:val="nil"/>
+                <w:between w:val="nil"/>
+              </w:pBdr>
+              <w:rPr>
+                <w:sz w:val="28"/>
+                <w:szCs w:val="28"/>
+              </w:rPr>
+            </w:pPr>
+            <w:r>
+              <w:rPr>
+                <w:sz w:val="28"/>
+                <w:szCs w:val="28"/>
+              </w:rPr>
+              <w:t>AWS</w:t>
+            </w:r>
+          </w:p>
+        </w:tc>
+        <w:tc>
+          <w:tcPr>
+            <w:tcW w:w="8175" w:type="dxa"/>
+            <w:tcBorders>
+              <w:top w:val="single" w:sz="8" w:space="0" w:color="FFFFFF"/>
+              <w:left w:val="single" w:sz="8" w:space="0" w:color="FFFFFF"/>
+              <w:bottom w:val="single" w:sz="8" w:space="0" w:color="FFFFFF"/>
+              <w:right w:val="single" w:sz="8" w:space="0" w:color="FFFFFF"/>
+            </w:tcBorders>
+            <w:shd w:val="clear" w:color="auto" w:fill="auto"/>
+            <w:tcMar>
+              <w:top w:w="100" w:type="dxa"/>
+              <w:left w:w="100" w:type="dxa"/>
+              <w:bottom w:w="100" w:type="dxa"/>
+              <w:right w:w="100" w:type="dxa"/>
+            </w:tcMar>
+          </w:tcPr>
+          <w:p>
+            <w:pPr>
+              <w:pStyle w:val="12"/>
+              <w:spacing w:line="360" w:lineRule="auto"/>
+              <w:jc w:val="both"/>
+              <w:rPr>
+                <w:sz w:val="28"/>
+                <w:szCs w:val="28"/>
+              </w:rPr>
+            </w:pPr>
+            <w:r>
+              <w:rPr>
+                <w:sz w:val="28"/>
+                <w:szCs w:val="28"/>
+                <w:lang w:val="en-US"/>
+              </w:rPr>
+              <w:t xml:space="preserve">– Amazon Web Services, </w:t>
+            </w:r>
+            <w:r>
+              <w:rPr>
+                <w:sz w:val="28"/>
+                <w:szCs w:val="28"/>
+              </w:rPr>
+              <w:t>веб</w:t>
+            </w:r>
+            <w:r>
+              <w:rPr>
+                <w:sz w:val="28"/>
+                <w:szCs w:val="28"/>
+                <w:lang w:val="en-US"/>
+              </w:rPr>
+              <w:t>-</w:t>
+            </w:r>
+            <w:r>
+              <w:rPr>
+                <w:sz w:val="28"/>
+                <w:szCs w:val="28"/>
+              </w:rPr>
+              <w:t>сервисы</w:t>
+            </w:r>
+            <w:r>
+              <w:rPr>
+                <w:sz w:val="28"/>
+                <w:szCs w:val="28"/>
+                <w:lang w:val="en-US"/>
+              </w:rPr>
+              <w:t xml:space="preserve"> Amazon. </w:t>
+            </w:r>
+            <w:r>
+              <w:rPr>
+                <w:sz w:val="28"/>
+                <w:szCs w:val="28"/>
+              </w:rPr>
+              <w:t xml:space="preserve">Облачная платформа от </w:t>
+            </w:r>
+            <w:proofErr w:type="spellStart"/>
+            <w:r>
+              <w:rPr>
+                <w:sz w:val="28"/>
+                <w:szCs w:val="28"/>
+              </w:rPr>
+              <w:t>Amazon</w:t>
+            </w:r>
+            <w:proofErr w:type="spellEnd"/>
+            <w:r>
+              <w:rPr>
+                <w:sz w:val="28"/>
+                <w:szCs w:val="28"/>
+              </w:rPr>
+              <w:t>.</w:t>
+            </w:r>
+          </w:p>
+        </w:tc>
+      </w:tr>
+      <w:tr>
+        <w:tc>
+          <w:tcPr>
+            <w:tcW w:w="1785" w:type="dxa"/>
+            <w:tcBorders>
+              <w:top w:val="single" w:sz="8" w:space="0" w:color="FFFFFF"/>
+              <w:left w:val="single" w:sz="8" w:space="0" w:color="FFFFFF"/>
+              <w:bottom w:val="single" w:sz="8" w:space="0" w:color="FFFFFF"/>
+              <w:right w:val="single" w:sz="8" w:space="0" w:color="FFFFFF"/>
+            </w:tcBorders>
+            <w:shd w:val="clear" w:color="auto" w:fill="auto"/>
+            <w:tcMar>
+              <w:top w:w="100" w:type="dxa"/>
+              <w:left w:w="100" w:type="dxa"/>
+              <w:bottom w:w="100" w:type="dxa"/>
+              <w:right w:w="100" w:type="dxa"/>
+            </w:tcMar>
+          </w:tcPr>
+          <w:p>
+            <w:pPr>
+              <w:pStyle w:val="12"/>
+              <w:widowControl w:val="0"/>
+              <w:pBdr>
+                <w:top w:val="nil"/>
+                <w:left w:val="nil"/>
+                <w:bottom w:val="nil"/>
+                <w:right w:val="nil"/>
+                <w:between w:val="nil"/>
+              </w:pBdr>
+              <w:rPr>
+                <w:sz w:val="28"/>
+                <w:szCs w:val="28"/>
+              </w:rPr>
+            </w:pPr>
+            <w:r>
+              <w:rPr>
+                <w:sz w:val="28"/>
+                <w:szCs w:val="28"/>
+              </w:rPr>
+              <w:t>FS</w:t>
+            </w:r>
+          </w:p>
+        </w:tc>
+        <w:tc>
+          <w:tcPr>
+            <w:tcW w:w="8175" w:type="dxa"/>
+            <w:tcBorders>
+              <w:top w:val="single" w:sz="8" w:space="0" w:color="FFFFFF"/>
+              <w:left w:val="single" w:sz="8" w:space="0" w:color="FFFFFF"/>
+              <w:bottom w:val="single" w:sz="8" w:space="0" w:color="FFFFFF"/>
+              <w:right w:val="single" w:sz="8" w:space="0" w:color="FFFFFF"/>
+            </w:tcBorders>
+            <w:shd w:val="clear" w:color="auto" w:fill="auto"/>
+            <w:tcMar>
+              <w:top w:w="100" w:type="dxa"/>
+              <w:left w:w="100" w:type="dxa"/>
+              <w:bottom w:w="100" w:type="dxa"/>
+              <w:right w:w="100" w:type="dxa"/>
+            </w:tcMar>
+          </w:tcPr>
+          <w:p>
+            <w:pPr>
+              <w:pStyle w:val="12"/>
+              <w:spacing w:line="360" w:lineRule="auto"/>
+              <w:jc w:val="both"/>
+              <w:rPr>
+                <w:sz w:val="28"/>
+                <w:szCs w:val="28"/>
+              </w:rPr>
+            </w:pPr>
+            <w:r>
+              <w:rPr>
+                <w:sz w:val="28"/>
+                <w:szCs w:val="28"/>
+              </w:rPr>
+              <w:t xml:space="preserve">– </w:t>
+            </w:r>
+            <w:proofErr w:type="spellStart"/>
+            <w:r>
+              <w:rPr>
+                <w:sz w:val="28"/>
+                <w:szCs w:val="28"/>
+              </w:rPr>
+              <w:t>File</w:t>
+            </w:r>
+            <w:proofErr w:type="spellEnd"/>
+            <w:r>
+              <w:rPr>
+                <w:sz w:val="28"/>
+                <w:szCs w:val="28"/>
+              </w:rPr>
+              <w:t xml:space="preserve"> </w:t>
+            </w:r>
+            <w:proofErr w:type="spellStart"/>
+            <w:r>
+              <w:rPr>
+                <w:sz w:val="28"/>
+                <w:szCs w:val="28"/>
+              </w:rPr>
+              <w:t>System</w:t>
+            </w:r>
+            <w:proofErr w:type="spellEnd"/>
+            <w:r>
+              <w:rPr>
+                <w:sz w:val="28"/>
+                <w:szCs w:val="28"/>
+              </w:rPr>
+              <w:t>, файловая система</w:t>
+            </w:r>
+          </w:p>
+        </w:tc>
+      </w:tr>
+    </w:tbl>
+    <w:p>
+      <w:pPr>
+        <w:ind w:firstLine="708"/>
+        <w:jc w:val="center"/>
+      </w:pPr>
+    </w:p>
+    <w:p>
+      <w:pPr>
+        <w:ind w:firstLine="708"/>
+        <w:jc w:val="center"/>
+      </w:pPr>
+    </w:p>
+    <w:p>
+      <w:pPr>
+        <w:ind w:firstLine="708"/>
+        <w:jc w:val="center"/>
+      </w:pPr>
+    </w:p>
+    <w:p>
+      <w:pPr>
+        <w:pStyle w:val="1"/>
+        <w:jc w:val="center"/>
+      </w:pPr>
+      <w:r>
+        <w:lastRenderedPageBreak/>
+        <w:t>СПИСОК</w:t>
+      </w:r>
+      <w:r>
+        <w:t xml:space="preserve"> </w:t>
+      </w:r>
+      <w:r>
+        <w:t>ИСПОЛЬЗОВАННЫХ</w:t>
+      </w:r>
+      <w:r>
+        <w:t xml:space="preserve"> </w:t>
+      </w:r>
+      <w:r>
+        <w:t>ИСТОЧНИКОВ</w:t>
+      </w:r>
+    </w:p>
+    <w:p>
+      <w:pPr>
+        <w:ind w:firstLine="708"/>
+        <w:rPr>
+          <w:lang w:val="en-US"/>
+        </w:rPr>
+      </w:pPr>
+      <w:r>
+        <w:rPr>
+          <w:lang w:val="en-US"/>
+        </w:rPr>
+        <w:t xml:space="preserve">1 </w:t>
       </w:r>
       <w:proofErr w:type="spellStart"/>
       <w:r>
-        <w:t>Корепанова</w:t>
+        <w:rPr>
+          <w:lang w:val="en-US"/>
+        </w:rPr>
+        <w:t>DeRidder</w:t>
       </w:r>
       <w:proofErr w:type="spellEnd"/>
       <w:r>
+        <w:rPr>
+          <w:lang w:val="en-US"/>
+        </w:rPr>
+        <w:t xml:space="preserve"> J.L. The immediate prospects for the application of ontologies in digital</w:t>
+      </w:r>
+    </w:p>
+    <w:p>
+      <w:pPr>
+        <w:ind w:firstLine="708"/>
+        <w:rPr>
+          <w:lang w:val="en-US"/>
+        </w:rPr>
+      </w:pPr>
+      <w:r>
+        <w:rPr>
+          <w:lang w:val="en-US"/>
+        </w:rPr>
+        <w:t>libraries//Knowledge Organization - 2007. - Vol. 34, No. 4. P. 227 - 246.</w:t>
+      </w:r>
+    </w:p>
+    <w:p>
+      <w:pPr>
+        <w:ind w:firstLine="708"/>
+        <w:rPr>
+          <w:lang w:val="en-US"/>
+        </w:rPr>
+      </w:pPr>
+      <w:r>
+        <w:rPr>
+          <w:lang w:val="en-US"/>
+        </w:rPr>
+        <w:t xml:space="preserve">2 U.S. National Library of Medicine. Fact sheet: UMLS </w:t>
+      </w:r>
+      <w:proofErr w:type="spellStart"/>
+      <w:r>
+        <w:rPr>
+          <w:lang w:val="en-US"/>
+        </w:rPr>
+        <w:t>Metathesaurus</w:t>
+      </w:r>
+      <w:proofErr w:type="spellEnd"/>
+      <w:r>
+        <w:rPr>
+          <w:lang w:val="en-US"/>
+        </w:rPr>
+        <w:t>/National Institutes</w:t>
+      </w:r>
+    </w:p>
+    <w:p>
+      <w:pPr>
+        <w:ind w:firstLine="708"/>
+        <w:rPr>
+          <w:lang w:val="en-US"/>
+        </w:rPr>
+      </w:pPr>
+      <w:r>
+        <w:rPr>
+          <w:lang w:val="en-US"/>
+        </w:rPr>
+        <w:t>of Health, 2006 - 2013. - URL: http://www.nlm.nih.gov/pubs/factsheets/umlsmeta.html</w:t>
+      </w:r>
+    </w:p>
+    <w:p>
+      <w:pPr>
+        <w:ind w:firstLine="708"/>
+        <w:rPr>
+          <w:lang w:val="en-US"/>
+        </w:rPr>
+      </w:pPr>
+      <w:r>
+        <w:rPr>
+          <w:lang w:val="en-US"/>
+        </w:rPr>
+        <w:t>(</w:t>
+      </w:r>
+      <w:r>
+        <w:t>дата</w:t>
+      </w:r>
+      <w:r>
+        <w:rPr>
+          <w:lang w:val="en-US"/>
+        </w:rPr>
         <w:t xml:space="preserve"> </w:t>
       </w:r>
       <w:r>
-        <w:tab/>
-      </w:r>
-      <w:r>
-        <w:tab/>
-      </w:r>
-      <w:r>
-        <w:tab/>
-      </w:r>
-      <w:r>
-        <w:tab/>
-      </w:r>
-      <w:r>
-        <w:tab/>
-      </w:r>
-      <w:r>
-        <w:tab/>
-      </w:r>
-      <w:r>
-        <w:t xml:space="preserve">             </w:t>
-      </w:r>
-      <w:r>
-        <w:t>______________ Д.В. Зуб</w:t>
-      </w:r>
-    </w:p>
-    <w:p>
-      <w:r>
-        <w:t>"__" __________ 2016 г.</w:t>
-      </w:r>
-      <w:r>
-        <w:tab/>
-      </w:r>
-      <w:r>
-        <w:tab/>
-      </w:r>
-      <w:r>
-        <w:tab/>
-      </w:r>
-      <w:r>
-        <w:tab/>
-      </w:r>
-      <w:r>
-        <w:tab/>
-      </w:r>
-      <w:r>
-        <w:tab/>
-      </w:r>
-      <w:r>
-        <w:t xml:space="preserve">             </w:t>
-      </w:r>
-      <w:r>
-        <w:t>"__" __________ 2016 г.</w:t>
-      </w:r>
-    </w:p>
-    <w:p>
-      <w:pPr>
-        <w:jc w:val="center"/>
-      </w:pPr>
-      <w:r>
-        <w:t>ОТЧЕТ</w:t>
-      </w:r>
-    </w:p>
-    <w:p>
-      <w:pPr>
-        <w:jc w:val="center"/>
-      </w:pPr>
-      <w:r>
-        <w:t>О НАУЧНО-ИССЛЕДОВАТЕЛЬСКОЙ РАБОТЕ</w:t>
-      </w:r>
-    </w:p>
-    <w:p>
-      <w:pPr>
-        <w:jc w:val="center"/>
-      </w:pPr>
-      <w:r>
-        <w:t>РАЗРАБОТКА, ИЗГОТОВЛЕНИЕ И ПРЕДВАРИТЕЛЬНЫЕ ИСПЫТАНИЯ</w:t>
-      </w:r>
-    </w:p>
-    <w:p>
-      <w:pPr>
-        <w:jc w:val="center"/>
-      </w:pPr>
-      <w:r>
-        <w:t>ОПЫТНЫХ ОБРАЗЦОВ ПОРТАТИВНОГО ПЕРЕНОСНОГО ПЕРИМЕТРА</w:t>
-      </w:r>
-    </w:p>
-    <w:p>
-      <w:pPr>
-        <w:jc w:val="center"/>
-      </w:pPr>
-      <w:r>
-        <w:t>(заключительный)</w:t>
-      </w:r>
-    </w:p>
-    <w:p>
-      <w:pPr>
-        <w:jc w:val="center"/>
-      </w:pPr>
-      <w:r>
-        <w:t>Книга 2</w:t>
-      </w:r>
-    </w:p>
-    <w:p>
-      <w:r>
-        <w:t>Руководитель НИР,</w:t>
-      </w:r>
-    </w:p>
-    <w:p>
-      <w:r>
-        <w:t>генеральный директор ____________ Д.В. Зуб</w:t>
-      </w:r>
-    </w:p>
-    <w:p>
-      <w:pPr>
-        <w:jc w:val="center"/>
-      </w:pPr>
-      <w:r>
-        <w:t>Москва</w:t>
-      </w:r>
-      <w:r>
-        <w:t xml:space="preserve"> 2016</w:t>
+        <w:t>обращения</w:t>
+      </w:r>
+      <w:r>
+        <w:rPr>
+          <w:lang w:val="en-US"/>
+        </w:rPr>
+        <w:t xml:space="preserve"> 2014-12-09).</w:t>
+      </w:r>
+    </w:p>
+    <w:p>
+      <w:pPr>
+        <w:ind w:firstLine="708"/>
+        <w:rPr>
+          <w:lang w:val="en-US"/>
+        </w:rPr>
+      </w:pPr>
+      <w:r>
+        <w:rPr>
+          <w:lang w:val="en-US"/>
+        </w:rPr>
+        <w:t xml:space="preserve">3 U.S. National Library of Medicine. Fact sheet: </w:t>
+      </w:r>
+      <w:proofErr w:type="spellStart"/>
+      <w:r>
+        <w:rPr>
+          <w:lang w:val="en-US"/>
+        </w:rPr>
+        <w:t>Unfied</w:t>
+      </w:r>
+      <w:proofErr w:type="spellEnd"/>
+      <w:r>
+        <w:rPr>
+          <w:lang w:val="en-US"/>
+        </w:rPr>
+        <w:t xml:space="preserve"> Medical Language</w:t>
+      </w:r>
+    </w:p>
+    <w:p>
+      <w:pPr>
+        <w:ind w:firstLine="708"/>
+        <w:rPr>
+          <w:lang w:val="en-US"/>
+        </w:rPr>
+      </w:pPr>
+      <w:r>
+        <w:rPr>
+          <w:lang w:val="en-US"/>
+        </w:rPr>
+        <w:t>System/National Institutes of Health, 2006 - 2013. - URL:</w:t>
+      </w:r>
+    </w:p>
+    <w:p>
+      <w:pPr>
+        <w:ind w:firstLine="708"/>
+      </w:pPr>
+      <w:r>
+        <w:t>http://www.nlm.nih.gov/pubs/factsheets/umls.html (дата обращения 2009-12-09).</w:t>
+      </w:r>
+    </w:p>
+    <w:p>
+      <w:pPr>
+        <w:ind w:firstLine="708"/>
+      </w:pPr>
+      <w:r>
+        <w:t xml:space="preserve">4 </w:t>
+      </w:r>
+      <w:proofErr w:type="spellStart"/>
+      <w:r>
+        <w:t>Антопольский</w:t>
+      </w:r>
+      <w:proofErr w:type="spellEnd"/>
+      <w:r>
+        <w:t xml:space="preserve"> А.Б., </w:t>
+      </w:r>
+      <w:proofErr w:type="spellStart"/>
+      <w:r>
+        <w:t>Белоозеров</w:t>
+      </w:r>
+      <w:proofErr w:type="spellEnd"/>
+      <w:r>
+        <w:t xml:space="preserve"> В.Н. Процедура формирования макротезауруса</w:t>
+      </w:r>
+    </w:p>
+    <w:p>
+      <w:pPr>
+        <w:ind w:firstLine="708"/>
+      </w:pPr>
+      <w:r>
+        <w:t>политематических информационных систем//Классификация и кодирование. - 1976. -</w:t>
+      </w:r>
+    </w:p>
+    <w:p>
+      <w:pPr>
+        <w:ind w:firstLine="708"/>
+      </w:pPr>
+      <w:r>
+        <w:t>N 1 (57). - С. 25 - 29.</w:t>
+      </w:r>
+    </w:p>
+    <w:p>
+      <w:pPr>
+        <w:ind w:firstLine="708"/>
+      </w:pPr>
+      <w:r>
+        <w:t xml:space="preserve">5 </w:t>
+      </w:r>
+      <w:proofErr w:type="spellStart"/>
+      <w:r>
+        <w:t>Белоозеров</w:t>
+      </w:r>
+      <w:proofErr w:type="spellEnd"/>
+      <w:r>
+        <w:t xml:space="preserve"> В.Н., </w:t>
+      </w:r>
+      <w:proofErr w:type="spellStart"/>
+      <w:r>
+        <w:t>Федосимов</w:t>
+      </w:r>
+      <w:proofErr w:type="spellEnd"/>
+      <w:r>
+        <w:t xml:space="preserve"> В.И. Место макротезауруса в лингвистическом</w:t>
+      </w:r>
+    </w:p>
+    <w:p>
+      <w:pPr>
+        <w:ind w:firstLine="708"/>
+      </w:pPr>
+      <w:r>
+        <w:t>обеспечении сети органов научно-технической информации//Проблемы</w:t>
+      </w:r>
+    </w:p>
+    <w:p>
+      <w:pPr>
+        <w:ind w:firstLine="708"/>
+      </w:pPr>
+      <w:r>
+        <w:t>информационных систем. - 1986. - N 1. - С. 6 - 10.</w:t>
+      </w:r>
+    </w:p>
+    <w:p>
+      <w:pPr>
+        <w:ind w:firstLine="708"/>
+      </w:pPr>
+      <w:r>
+        <w:t>6 Использование и ведение макротезауруса ГАСНТИ: Методические</w:t>
+      </w:r>
+    </w:p>
+    <w:p>
+      <w:pPr>
+        <w:ind w:firstLine="708"/>
+      </w:pPr>
+      <w:r>
+        <w:t>рекомендации/ГКНТ СССР. - М., 1983. - 12 с.</w:t>
+      </w:r>
+    </w:p>
+    <w:p>
+      <w:pPr>
+        <w:ind w:firstLine="708"/>
+        <w:rPr>
+          <w:lang w:val="en-US"/>
+        </w:rPr>
+      </w:pPr>
+      <w:r>
+        <w:rPr>
+          <w:lang w:val="en-US"/>
+        </w:rPr>
+        <w:t xml:space="preserve">7 </w:t>
+      </w:r>
+      <w:proofErr w:type="spellStart"/>
+      <w:r>
+        <w:rPr>
+          <w:lang w:val="en-US"/>
+        </w:rPr>
+        <w:t>Nuovo</w:t>
+      </w:r>
+      <w:proofErr w:type="spellEnd"/>
+      <w:r>
+        <w:rPr>
+          <w:lang w:val="en-US"/>
+        </w:rPr>
+        <w:t xml:space="preserve"> </w:t>
+      </w:r>
+      <w:proofErr w:type="spellStart"/>
+      <w:r>
+        <w:rPr>
+          <w:lang w:val="en-US"/>
+        </w:rPr>
+        <w:t>soggettario</w:t>
+      </w:r>
+      <w:proofErr w:type="spellEnd"/>
+      <w:r>
+        <w:rPr>
+          <w:lang w:val="en-US"/>
+        </w:rPr>
+        <w:t xml:space="preserve">: </w:t>
+      </w:r>
+      <w:proofErr w:type="spellStart"/>
+      <w:r>
+        <w:rPr>
+          <w:lang w:val="en-US"/>
+        </w:rPr>
+        <w:t>guida</w:t>
+      </w:r>
+      <w:proofErr w:type="spellEnd"/>
+      <w:r>
+        <w:rPr>
+          <w:lang w:val="en-US"/>
+        </w:rPr>
+        <w:t xml:space="preserve"> al </w:t>
+      </w:r>
+      <w:proofErr w:type="spellStart"/>
+      <w:r>
+        <w:rPr>
+          <w:lang w:val="en-US"/>
+        </w:rPr>
+        <w:t>sistema</w:t>
+      </w:r>
+      <w:proofErr w:type="spellEnd"/>
+      <w:r>
+        <w:rPr>
+          <w:lang w:val="en-US"/>
+        </w:rPr>
+        <w:t xml:space="preserve"> </w:t>
+      </w:r>
+      <w:proofErr w:type="spellStart"/>
+      <w:r>
+        <w:rPr>
+          <w:lang w:val="en-US"/>
+        </w:rPr>
+        <w:t>italiano</w:t>
+      </w:r>
+      <w:proofErr w:type="spellEnd"/>
+      <w:r>
+        <w:rPr>
+          <w:lang w:val="en-US"/>
+        </w:rPr>
+        <w:t xml:space="preserve"> di </w:t>
+      </w:r>
+      <w:proofErr w:type="spellStart"/>
+      <w:r>
+        <w:rPr>
+          <w:lang w:val="en-US"/>
+        </w:rPr>
+        <w:t>indicizzazione</w:t>
+      </w:r>
+      <w:proofErr w:type="spellEnd"/>
+      <w:r>
+        <w:rPr>
+          <w:lang w:val="en-US"/>
+        </w:rPr>
+        <w:t xml:space="preserve"> per </w:t>
+      </w:r>
+      <w:proofErr w:type="spellStart"/>
+      <w:r>
+        <w:rPr>
+          <w:lang w:val="en-US"/>
+        </w:rPr>
+        <w:t>soggetto</w:t>
+      </w:r>
+      <w:proofErr w:type="spellEnd"/>
+      <w:r>
+        <w:rPr>
+          <w:lang w:val="en-US"/>
+        </w:rPr>
+        <w:t xml:space="preserve">, </w:t>
+      </w:r>
+      <w:proofErr w:type="spellStart"/>
+      <w:r>
+        <w:rPr>
+          <w:lang w:val="en-US"/>
+        </w:rPr>
+        <w:t>prototipo</w:t>
+      </w:r>
+      <w:proofErr w:type="spellEnd"/>
+      <w:r>
+        <w:rPr>
+          <w:lang w:val="en-US"/>
+        </w:rPr>
+        <w:t xml:space="preserve"> del</w:t>
+      </w:r>
+    </w:p>
+    <w:p>
+      <w:pPr>
+        <w:ind w:firstLine="708"/>
+        <w:rPr>
+          <w:lang w:val="en-US"/>
+        </w:rPr>
+      </w:pPr>
+      <w:r>
+        <w:rPr>
+          <w:lang w:val="en-US"/>
+        </w:rPr>
+        <w:t>thesaurus [</w:t>
+      </w:r>
+      <w:r>
+        <w:t>Рецензия</w:t>
+      </w:r>
+      <w:r>
+        <w:rPr>
+          <w:lang w:val="en-US"/>
+        </w:rPr>
+        <w:t>]//Knowledge Organization. - 2007. - Vol. 34, N 1. - P. 58 - 60.</w:t>
+      </w:r>
+    </w:p>
+    <w:p>
+      <w:pPr>
+        <w:ind w:firstLine="708"/>
+      </w:pPr>
+      <w:r>
+        <w:t>8 ГОСТ 7.25-2001 СИБИД. Тезаурус информационно-поисковый одноязычный.</w:t>
+      </w:r>
+    </w:p>
+    <w:p>
+      <w:pPr>
+        <w:ind w:firstLine="708"/>
+      </w:pPr>
+      <w:r>
+        <w:t>Правила разработки, структура, состав и форма представления. - М., 2002. - 16 с.</w:t>
+      </w:r>
+    </w:p>
+    <w:p>
+      <w:pPr>
+        <w:ind w:firstLine="708"/>
+        <w:rPr>
+          <w:lang w:val="en-US"/>
+        </w:rPr>
+      </w:pPr>
+      <w:r>
+        <w:rPr>
+          <w:lang w:val="en-US"/>
+        </w:rPr>
+        <w:t>9. Nanoscale Science and Technology Supplement: Collection of applicable terms from</w:t>
+      </w:r>
+    </w:p>
+    <w:p>
+      <w:pPr>
+        <w:ind w:firstLine="708"/>
+        <w:rPr>
+          <w:lang w:val="en-US"/>
+        </w:rPr>
+      </w:pPr>
+      <w:r>
+        <w:rPr>
+          <w:lang w:val="en-US"/>
+        </w:rPr>
+        <w:t xml:space="preserve">PACS 2008//PACS 2010 Regular </w:t>
+      </w:r>
+      <w:proofErr w:type="spellStart"/>
+      <w:r>
+        <w:rPr>
+          <w:lang w:val="en-US"/>
+        </w:rPr>
+        <w:t>Eddition</w:t>
+      </w:r>
+      <w:proofErr w:type="spellEnd"/>
+      <w:r>
+        <w:rPr>
+          <w:lang w:val="en-US"/>
+        </w:rPr>
+        <w:t>/AIP Publishing. - URL:</w:t>
+      </w:r>
+    </w:p>
+    <w:p>
+      <w:pPr>
+        <w:ind w:firstLine="708"/>
+      </w:pPr>
+      <w:r>
+        <w:t>http://www.aip.org/publishing/pacs/nano-supplement (дата обращения 2014-12-09).</w:t>
+      </w:r>
+    </w:p>
+    <w:p>
+      <w:pPr>
+        <w:ind w:firstLine="708"/>
+      </w:pPr>
+      <w:r>
+        <w:t>10 Смирнова О.В. Методика составления индексов УДК//Научно-техническая</w:t>
+      </w:r>
+    </w:p>
+    <w:p>
+      <w:pPr>
+        <w:ind w:firstLine="708"/>
+      </w:pPr>
+      <w:r>
+        <w:t>информация. Сер. 1. - 2008. - N 8. - С. 7 - 8.</w:t>
+      </w:r>
+    </w:p>
+    <w:p>
+      <w:pPr>
+        <w:ind w:firstLine="708"/>
+      </w:pPr>
+      <w:r>
+        <w:t>11 Индексирование фундаментальных научных направлений кодами</w:t>
+      </w:r>
+    </w:p>
+    <w:p>
+      <w:pPr>
+        <w:ind w:firstLine="708"/>
+      </w:pPr>
+      <w:r>
+        <w:t xml:space="preserve">информационных классификаций УДК/О.А. </w:t>
+      </w:r>
+      <w:proofErr w:type="spellStart"/>
+      <w:r>
+        <w:t>Антошкова</w:t>
+      </w:r>
+      <w:proofErr w:type="spellEnd"/>
+      <w:r>
+        <w:t>, Т.С. Астахова, В.Н.</w:t>
+      </w:r>
+    </w:p>
+    <w:p>
+      <w:pPr>
+        <w:ind w:firstLine="708"/>
+      </w:pPr>
+      <w:proofErr w:type="spellStart"/>
+      <w:r>
+        <w:t>Белоозеров</w:t>
+      </w:r>
+      <w:proofErr w:type="spellEnd"/>
+      <w:r>
+        <w:t xml:space="preserve"> и др.; под ред. акад. Ю.М. Арского. - М., 2010. - 322 с.</w:t>
+      </w:r>
+    </w:p>
+    <w:p>
+      <w:pPr>
+        <w:ind w:firstLine="708"/>
+      </w:pPr>
+      <w:r>
+        <w:t xml:space="preserve">12 Рубрикатор как инструмент информационной навигации/Р.С. </w:t>
+      </w:r>
+      <w:proofErr w:type="spellStart"/>
+      <w:r>
+        <w:t>Гиляревский</w:t>
+      </w:r>
+      <w:proofErr w:type="spellEnd"/>
+      <w:r>
+        <w:t>, А.В.</w:t>
+      </w:r>
+    </w:p>
+    <w:p>
+      <w:pPr>
+        <w:ind w:firstLine="708"/>
+      </w:pPr>
+      <w:r>
+        <w:t xml:space="preserve">Шапкин, В.Н. </w:t>
+      </w:r>
+      <w:proofErr w:type="spellStart"/>
+      <w:r>
+        <w:t>Белоозеров</w:t>
+      </w:r>
+      <w:proofErr w:type="spellEnd"/>
+      <w:r>
+        <w:t>. - СПб.: Профессия, 2008. - 352 с.</w:t>
+      </w:r>
+    </w:p>
+    <w:p>
+      <w:pPr>
+        <w:ind w:firstLine="708"/>
+      </w:pPr>
+      <w:r>
+        <w:t xml:space="preserve">13 Рубрикатор научно-технической информации по </w:t>
+      </w:r>
+      <w:proofErr w:type="spellStart"/>
+      <w:r>
+        <w:t>нанотехнологиям</w:t>
+      </w:r>
+      <w:proofErr w:type="spellEnd"/>
+      <w:r>
+        <w:t xml:space="preserve"> и</w:t>
+      </w:r>
+    </w:p>
+    <w:p>
+      <w:pPr>
+        <w:ind w:firstLine="708"/>
+      </w:pPr>
+      <w:proofErr w:type="spellStart"/>
+      <w:r>
+        <w:lastRenderedPageBreak/>
+        <w:t>наноматериалам</w:t>
+      </w:r>
+      <w:proofErr w:type="spellEnd"/>
+      <w:r>
+        <w:t>/РНЦ "Курчатовский институт", ФГУ ГНИИ ИТТ "</w:t>
+      </w:r>
+      <w:proofErr w:type="spellStart"/>
+      <w:r>
+        <w:t>Информика</w:t>
+      </w:r>
+      <w:proofErr w:type="spellEnd"/>
+      <w:r>
+        <w:t>",</w:t>
+      </w:r>
+    </w:p>
+    <w:p>
+      <w:pPr>
+        <w:ind w:firstLine="708"/>
+      </w:pPr>
+      <w:r>
+        <w:t>Национальный электронно-информационный консорциум (НЭИКОН),</w:t>
+      </w:r>
+    </w:p>
+    <w:p>
+      <w:pPr>
+        <w:ind w:firstLine="708"/>
+      </w:pPr>
+      <w:r>
+        <w:t>Всероссийский институт научной и технической информации (ВИНИТИ РАН). - М.,</w:t>
+      </w:r>
+    </w:p>
+    <w:p>
+      <w:pPr>
+        <w:ind w:firstLine="708"/>
+      </w:pPr>
+      <w:r>
+        <w:t>2009. - 75 с.</w:t>
+      </w:r>
+    </w:p>
+    <w:p>
+      <w:pPr>
+        <w:ind w:firstLine="708"/>
+      </w:pPr>
+      <w:r>
+        <w:t xml:space="preserve">14 Рубрикатор по </w:t>
+      </w:r>
+      <w:proofErr w:type="spellStart"/>
+      <w:r>
+        <w:t>нанонауке</w:t>
+      </w:r>
+      <w:proofErr w:type="spellEnd"/>
+      <w:r>
+        <w:t xml:space="preserve"> и </w:t>
+      </w:r>
+      <w:proofErr w:type="spellStart"/>
+      <w:r>
+        <w:t>нанотехнологиям</w:t>
+      </w:r>
+      <w:proofErr w:type="spellEnd"/>
+      <w:r>
+        <w:t>. - URL: http/www.rubric.neicon.ru</w:t>
       </w:r>
     </w:p>
     <w:sectPr>
@@ -676,6 +5129,26 @@
     <w:name w:val="Normal"/>
     <w:qFormat/>
   </w:style>
+  <w:style w:type="paragraph" w:styleId="1">
+    <w:name w:val="heading 1"/>
+    <w:basedOn w:val="a"/>
+    <w:link w:val="10"/>
+    <w:uiPriority w:val="9"/>
+    <w:qFormat/>
+    <w:rsid w:val="007C48AD"/>
+    <w:pPr>
+      <w:spacing w:line="278" w:lineRule="auto"/>
+      <w:outlineLvl w:val="0"/>
+    </w:pPr>
+    <w:rPr>
+      <w:rFonts w:ascii="Times New Roman" w:eastAsia="Times New Roman" w:hAnsi="Times New Roman" w:cs="Times New Roman"/>
+      <w:b/>
+      <w:bCs/>
+      <w:color w:val="000000"/>
+      <w:sz w:val="32"/>
+      <w:szCs w:val="32"/>
+    </w:rPr>
+  </w:style>
   <w:style w:type="character" w:default="1" w:styleId="a0">
     <w:name w:val="Default Paragraph Font"/>
     <w:uiPriority w:val="1"/>
@@ -702,6 +5175,157 @@
     <w:uiPriority w:val="99"/>
     <w:semiHidden/>
     <w:unhideWhenUsed/>
+  </w:style>
+  <w:style w:type="character" w:customStyle="1" w:styleId="10">
+    <w:name w:val="Заголовок 1 Знак"/>
+    <w:basedOn w:val="a0"/>
+    <w:link w:val="1"/>
+    <w:uiPriority w:val="9"/>
+    <w:rsid w:val="007C48AD"/>
+    <w:rPr>
+      <w:rFonts w:ascii="Times New Roman" w:eastAsia="Times New Roman" w:hAnsi="Times New Roman" w:cs="Times New Roman"/>
+      <w:b/>
+      <w:bCs/>
+      <w:color w:val="000000"/>
+      <w:sz w:val="32"/>
+      <w:szCs w:val="32"/>
+    </w:rPr>
+  </w:style>
+  <w:style w:type="paragraph" w:styleId="11">
+    <w:name w:val="toc 1"/>
+    <w:basedOn w:val="a"/>
+    <w:next w:val="a"/>
+    <w:autoRedefine/>
+    <w:uiPriority w:val="39"/>
+    <w:unhideWhenUsed/>
+    <w:rsid w:val="007C48AD"/>
+    <w:pPr>
+      <w:spacing w:after="100" w:line="278" w:lineRule="auto"/>
+    </w:pPr>
+    <w:rPr>
+      <w:rFonts w:ascii="Times New Roman" w:eastAsia="Times New Roman" w:hAnsi="Times New Roman" w:cs="Times New Roman"/>
+      <w:color w:val="000000"/>
+    </w:rPr>
+  </w:style>
+  <w:style w:type="paragraph" w:styleId="2">
+    <w:name w:val="toc 2"/>
+    <w:basedOn w:val="a"/>
+    <w:next w:val="a"/>
+    <w:autoRedefine/>
+    <w:uiPriority w:val="39"/>
+    <w:unhideWhenUsed/>
+    <w:rsid w:val="007C48AD"/>
+    <w:pPr>
+      <w:spacing w:after="100" w:line="278" w:lineRule="auto"/>
+      <w:ind w:left="220"/>
+    </w:pPr>
+    <w:rPr>
+      <w:rFonts w:ascii="Times New Roman" w:eastAsia="Times New Roman" w:hAnsi="Times New Roman" w:cs="Times New Roman"/>
+      <w:color w:val="000000"/>
+    </w:rPr>
+  </w:style>
+  <w:style w:type="character" w:styleId="a3">
+    <w:name w:val="Hyperlink"/>
+    <w:basedOn w:val="a0"/>
+    <w:uiPriority w:val="99"/>
+    <w:unhideWhenUsed/>
+    <w:rsid w:val="007C48AD"/>
+    <w:rPr>
+      <w:color w:val="0563C1" w:themeColor="hyperlink"/>
+      <w:u w:val="single"/>
+    </w:rPr>
+  </w:style>
+  <w:style w:type="paragraph" w:customStyle="1" w:styleId="UnnumberedHeading1NoTOC">
+    <w:name w:val="UnnumberedHeading1NoTOC"/>
+    <w:basedOn w:val="a"/>
+    <w:next w:val="a4"/>
+    <w:link w:val="UnnumberedHeading1NoTOC0"/>
+    <w:qFormat/>
+    <w:rsid w:val="00C86A0F"/>
+    <w:pPr>
+      <w:keepNext/>
+      <w:pageBreakBefore/>
+      <w:suppressAutoHyphens/>
+      <w:spacing w:before="120" w:after="360" w:line="360" w:lineRule="auto"/>
+      <w:jc w:val="center"/>
+      <w:outlineLvl w:val="0"/>
+    </w:pPr>
+    <w:rPr>
+      <w:rFonts w:ascii="Times New Roman" w:eastAsia="Times New Roman" w:hAnsi="Times New Roman" w:cs="Times New Roman"/>
+      <w:caps/>
+      <w:sz w:val="28"/>
+      <w:szCs w:val="20"/>
+      <w:lang w:eastAsia="ru-RU"/>
+    </w:rPr>
+  </w:style>
+  <w:style w:type="character" w:customStyle="1" w:styleId="UnnumberedHeading1NoTOC0">
+    <w:name w:val="UnnumberedHeading1NoTOC Знак"/>
+    <w:link w:val="UnnumberedHeading1NoTOC"/>
+    <w:rsid w:val="00C86A0F"/>
+    <w:rPr>
+      <w:rFonts w:ascii="Times New Roman" w:eastAsia="Times New Roman" w:hAnsi="Times New Roman" w:cs="Times New Roman"/>
+      <w:caps/>
+      <w:sz w:val="28"/>
+      <w:szCs w:val="20"/>
+      <w:lang w:eastAsia="ru-RU"/>
+    </w:rPr>
+  </w:style>
+  <w:style w:type="table" w:customStyle="1" w:styleId="TableStyleAbbreviations">
+    <w:name w:val="TableStyleAbbreviations"/>
+    <w:basedOn w:val="a1"/>
+    <w:uiPriority w:val="99"/>
+    <w:rsid w:val="00C86A0F"/>
+    <w:pPr>
+      <w:spacing w:after="0" w:line="240" w:lineRule="auto"/>
+    </w:pPr>
+    <w:rPr>
+      <w:rFonts w:ascii="Times New Roman" w:eastAsia="Times New Roman" w:hAnsi="Times New Roman" w:cs="Times New Roman"/>
+      <w:sz w:val="24"/>
+      <w:szCs w:val="20"/>
+      <w:lang w:eastAsia="ru-RU"/>
+    </w:rPr>
+    <w:tblPr/>
+  </w:style>
+  <w:style w:type="character" w:customStyle="1" w:styleId="AbbreviationsTable">
+    <w:name w:val="AbbreviationsTable"/>
+    <w:rsid w:val="00C86A0F"/>
+  </w:style>
+  <w:style w:type="character" w:customStyle="1" w:styleId="UnnumberedHeadingOneNoTOC">
+    <w:name w:val="UnnumberedHeadingOneNoTOC"/>
+    <w:rsid w:val="00C86A0F"/>
+  </w:style>
+  <w:style w:type="paragraph" w:styleId="a4">
+    <w:name w:val="Body Text"/>
+    <w:basedOn w:val="a"/>
+    <w:link w:val="a5"/>
+    <w:uiPriority w:val="99"/>
+    <w:semiHidden/>
+    <w:unhideWhenUsed/>
+    <w:rsid w:val="00C86A0F"/>
+    <w:pPr>
+      <w:spacing w:after="120"/>
+    </w:pPr>
+  </w:style>
+  <w:style w:type="character" w:customStyle="1" w:styleId="a5">
+    <w:name w:val="Основной текст Знак"/>
+    <w:basedOn w:val="a0"/>
+    <w:link w:val="a4"/>
+    <w:uiPriority w:val="99"/>
+    <w:semiHidden/>
+    <w:rsid w:val="00C86A0F"/>
+  </w:style>
+  <w:style w:type="paragraph" w:customStyle="1" w:styleId="12">
+    <w:name w:val="Обычный1"/>
+    <w:rsid w:val="00FD4F4D"/>
+    <w:pPr>
+      <w:spacing w:after="0" w:line="240" w:lineRule="auto"/>
+    </w:pPr>
+    <w:rPr>
+      <w:rFonts w:ascii="Times New Roman" w:eastAsia="Times New Roman" w:hAnsi="Times New Roman" w:cs="Times New Roman"/>
+      <w:sz w:val="24"/>
+      <w:szCs w:val="24"/>
+      <w:lang w:eastAsia="ru-RU"/>
+    </w:rPr>
   </w:style>
 </w:styles>
 </file>

--- a/gost_validator/test.docx
+++ b/gost_validator/test.docx
@@ -1106,7 +1106,7 @@
     </w:p>
     <w:p>
       <w:pPr>
-        <w:pStyle w:val="2"/>
+        <w:pStyle w:val="21"/>
         <w:tabs>
           <w:tab w:val="right" w:leader="dot" w:pos="9015"/>
         </w:tabs>
@@ -1140,7 +1140,7 @@
     </w:p>
     <w:p>
       <w:pPr>
-        <w:pStyle w:val="2"/>
+        <w:pStyle w:val="21"/>
         <w:tabs>
           <w:tab w:val="right" w:leader="dot" w:pos="9015"/>
         </w:tabs>
@@ -1174,7 +1174,7 @@
     </w:p>
     <w:p>
       <w:pPr>
-        <w:pStyle w:val="2"/>
+        <w:pStyle w:val="21"/>
         <w:tabs>
           <w:tab w:val="right" w:leader="dot" w:pos="9015"/>
         </w:tabs>
@@ -1242,7 +1242,7 @@
     </w:p>
     <w:p>
       <w:pPr>
-        <w:pStyle w:val="2"/>
+        <w:pStyle w:val="21"/>
         <w:tabs>
           <w:tab w:val="right" w:leader="dot" w:pos="9015"/>
         </w:tabs>
@@ -1260,7 +1260,18 @@
             <w:sz w:val="28"/>
             <w:szCs w:val="28"/>
           </w:rPr>
-          <w:t>2.1. Техническое задание на разработку</w:t>
+          <w:t>2.1. Техни</w:t>
+        </w:r>
+        <w:bookmarkStart w:id="1" w:name="_GoBack"/>
+        <w:bookmarkEnd w:id="1"/>
+        <w:r>
+          <w:rPr>
+            <w:rStyle w:val="a3"/>
+            <w:noProof/>
+            <w:sz w:val="28"/>
+            <w:szCs w:val="28"/>
+          </w:rPr>
+          <w:t>ческое задание на разработку</w:t>
         </w:r>
         <w:r>
           <w:rPr>
@@ -1276,7 +1287,7 @@
     </w:p>
     <w:p>
       <w:pPr>
-        <w:pStyle w:val="2"/>
+        <w:pStyle w:val="21"/>
         <w:tabs>
           <w:tab w:val="right" w:leader="dot" w:pos="9015"/>
         </w:tabs>
@@ -1443,24 +1454,128 @@
     </w:p>
     <w:p>
       <w:pPr>
+        <w:pStyle w:val="11"/>
+        <w:tabs>
+          <w:tab w:val="right" w:leader="dot" w:pos="9015"/>
+        </w:tabs>
+        <w:rPr>
+          <w:rStyle w:val="a3"/>
+          <w:noProof/>
+          <w:color w:val="000000" w:themeColor="text1"/>
+          <w:sz w:val="28"/>
+          <w:szCs w:val="28"/>
+        </w:rPr>
+      </w:pPr>
+      <w:r>
+        <w:rPr>
+          <w:rStyle w:val="a3"/>
+          <w:noProof/>
+          <w:color w:val="000000" w:themeColor="text1"/>
+          <w:sz w:val="28"/>
+          <w:szCs w:val="28"/>
+        </w:rPr>
+        <w:t>ПРИЛОЖЕНИЕ А</w:t>
+      </w:r>
+      <w:r>
+        <w:rPr>
+          <w:rStyle w:val="a3"/>
+          <w:noProof/>
+          <w:color w:val="000000" w:themeColor="text1"/>
+          <w:sz w:val="28"/>
+          <w:szCs w:val="28"/>
+        </w:rPr>
+        <w:t xml:space="preserve"> (рекомендуемое) </w:t>
+      </w:r>
+      <w:r>
+        <w:rPr>
+          <w:rStyle w:val="a3"/>
+          <w:noProof/>
+          <w:color w:val="000000" w:themeColor="text1"/>
+          <w:sz w:val="28"/>
+          <w:szCs w:val="28"/>
+        </w:rPr>
+        <w:t>Пример оформления содержан</w:t>
+      </w:r>
+      <w:r>
+        <w:rPr>
+          <w:rStyle w:val="a3"/>
+          <w:noProof/>
+          <w:color w:val="000000" w:themeColor="text1"/>
+          <w:sz w:val="28"/>
+          <w:szCs w:val="28"/>
+        </w:rPr>
+        <w:t>ие</w:t>
+      </w:r>
+      <w:r>
+        <w:rPr>
+          <w:rStyle w:val="a3"/>
+          <w:noProof/>
+          <w:color w:val="000000" w:themeColor="text1"/>
+          <w:sz w:val="28"/>
+          <w:szCs w:val="28"/>
+        </w:rPr>
+        <w:tab/>
+        <w:t>39</w:t>
+      </w:r>
+    </w:p>
+    <w:p>
+      <w:pPr>
+        <w:pStyle w:val="11"/>
+        <w:tabs>
+          <w:tab w:val="right" w:leader="dot" w:pos="9015"/>
+        </w:tabs>
+        <w:rPr>
+          <w:rStyle w:val="a3"/>
+          <w:noProof/>
+          <w:color w:val="000000" w:themeColor="text1"/>
+          <w:sz w:val="28"/>
+          <w:szCs w:val="28"/>
+        </w:rPr>
+      </w:pPr>
+      <w:r>
+        <w:rPr>
+          <w:rStyle w:val="a3"/>
+          <w:noProof/>
+          <w:color w:val="000000" w:themeColor="text1"/>
+          <w:sz w:val="28"/>
+          <w:szCs w:val="28"/>
+        </w:rPr>
+        <w:t>ПРИЛОЖЕНИЕ Б</w:t>
+      </w:r>
+      <w:r>
+        <w:rPr>
+          <w:rStyle w:val="a3"/>
+          <w:noProof/>
+          <w:color w:val="000000" w:themeColor="text1"/>
+          <w:sz w:val="28"/>
+          <w:szCs w:val="28"/>
+        </w:rPr>
+        <w:t xml:space="preserve"> (рекомендуемое) Правила оформления списка</w:t>
+      </w:r>
+      <w:r>
+        <w:rPr>
+          <w:rStyle w:val="a3"/>
+          <w:noProof/>
+          <w:color w:val="000000" w:themeColor="text1"/>
+          <w:sz w:val="28"/>
+          <w:szCs w:val="28"/>
+        </w:rPr>
+        <w:tab/>
+        <w:t>40</w:t>
+      </w:r>
+    </w:p>
+    <w:p/>
+    <w:p>
+      <w:pPr>
         <w:rPr>
           <w:lang w:val="en-US"/>
         </w:rPr>
       </w:pPr>
       <w:r>
-        <w:rPr>
-          <w:lang w:val="en-US"/>
-        </w:rPr>
         <w:br w:type="page"/>
       </w:r>
     </w:p>
-    <w:p>
-      <w:pPr>
-        <w:rPr>
-          <w:lang w:val="en-US"/>
-        </w:rPr>
-      </w:pPr>
-    </w:p>
+    <w:p/>
     <w:p>
       <w:pPr>
         <w:pStyle w:val="1"/>
@@ -2292,8 +2407,8 @@
         <w:pStyle w:val="1"/>
         <w:jc w:val="center"/>
       </w:pPr>
-      <w:bookmarkStart w:id="1" w:name="_uy7y8jfha1b7" w:colFirst="0" w:colLast="0"/>
-      <w:bookmarkEnd w:id="1"/>
+      <w:bookmarkStart w:id="2" w:name="_uy7y8jfha1b7" w:colFirst="0" w:colLast="0"/>
+      <w:bookmarkEnd w:id="2"/>
       <w:r>
         <w:lastRenderedPageBreak/>
         <w:t>ПЕРЕЧЕНЬ СОКРАЩЕНИЙ</w:t>
@@ -2326,8 +2441,6 @@
         </w:rPr>
         <w:t>:</w:t>
       </w:r>
-      <w:bookmarkStart w:id="2" w:name="_GoBack"/>
-      <w:bookmarkEnd w:id="2"/>
     </w:p>
     <w:tbl>
       <w:tblPr>
@@ -4723,6 +4836,1485 @@
       <w:proofErr w:type="spellEnd"/>
       <w:r>
         <w:t>. - URL: http/www.rubric.neicon.ru</w:t>
+      </w:r>
+    </w:p>
+    <w:p>
+      <w:pPr>
+        <w:rPr>
+          <w:rFonts w:ascii="Times New Roman" w:eastAsia="Times New Roman" w:hAnsi="Times New Roman" w:cs="Times New Roman"/>
+          <w:sz w:val="28"/>
+          <w:szCs w:val="28"/>
+          <w:lang w:eastAsia="ru-RU"/>
+        </w:rPr>
+      </w:pPr>
+      <w:r>
+        <w:rPr>
+          <w:rFonts w:ascii="Times New Roman" w:eastAsia="Times New Roman" w:hAnsi="Times New Roman" w:cs="Times New Roman"/>
+          <w:sz w:val="28"/>
+          <w:szCs w:val="28"/>
+          <w:lang w:eastAsia="ru-RU"/>
+        </w:rPr>
+        <w:br w:type="page"/>
+      </w:r>
+    </w:p>
+    <w:p>
+      <w:pPr>
+        <w:pStyle w:val="1"/>
+        <w:jc w:val="center"/>
+        <w:rPr>
+          <w:lang w:eastAsia="ru-RU"/>
+        </w:rPr>
+      </w:pPr>
+    </w:p>
+    <w:p>
+      <w:pPr>
+        <w:pStyle w:val="1"/>
+        <w:jc w:val="center"/>
+        <w:rPr>
+          <w:color w:val="000000" w:themeColor="text1"/>
+          <w:lang w:eastAsia="ru-RU"/>
+        </w:rPr>
+      </w:pPr>
+      <w:r>
+        <w:rPr>
+          <w:color w:val="000000" w:themeColor="text1"/>
+          <w:lang w:eastAsia="ru-RU"/>
+        </w:rPr>
+        <w:t>Приложение А</w:t>
+      </w:r>
+    </w:p>
+    <w:p>
+      <w:pPr>
+        <w:ind w:firstLine="708"/>
+        <w:jc w:val="center"/>
+        <w:rPr>
+          <w:rFonts w:ascii="Times New Roman" w:eastAsia="Times New Roman" w:hAnsi="Times New Roman" w:cs="Times New Roman"/>
+          <w:sz w:val="28"/>
+          <w:szCs w:val="28"/>
+          <w:lang w:eastAsia="ru-RU"/>
+        </w:rPr>
+      </w:pPr>
+      <w:r>
+        <w:rPr>
+          <w:rFonts w:ascii="Times New Roman" w:eastAsia="Times New Roman" w:hAnsi="Times New Roman" w:cs="Times New Roman"/>
+          <w:sz w:val="28"/>
+          <w:szCs w:val="28"/>
+          <w:lang w:eastAsia="ru-RU"/>
+        </w:rPr>
+        <w:t>(рекомендуемое)</w:t>
+      </w:r>
+    </w:p>
+    <w:p>
+      <w:pPr>
+        <w:ind w:firstLine="708"/>
+        <w:jc w:val="center"/>
+        <w:rPr>
+          <w:rFonts w:ascii="Times New Roman" w:eastAsia="Times New Roman" w:hAnsi="Times New Roman" w:cs="Times New Roman"/>
+          <w:sz w:val="28"/>
+          <w:szCs w:val="28"/>
+          <w:lang w:eastAsia="ru-RU"/>
+        </w:rPr>
+      </w:pPr>
+      <w:r>
+        <w:rPr>
+          <w:rFonts w:ascii="Times New Roman" w:eastAsia="Times New Roman" w:hAnsi="Times New Roman" w:cs="Times New Roman"/>
+          <w:sz w:val="28"/>
+          <w:szCs w:val="28"/>
+          <w:lang w:eastAsia="ru-RU"/>
+        </w:rPr>
+        <w:t>Пример оформления</w:t>
+      </w:r>
+    </w:p>
+    <w:p>
+      <w:pPr>
+        <w:ind w:firstLine="708"/>
+        <w:jc w:val="center"/>
+        <w:rPr>
+          <w:rFonts w:ascii="Times New Roman" w:eastAsia="Times New Roman" w:hAnsi="Times New Roman" w:cs="Times New Roman"/>
+          <w:sz w:val="28"/>
+          <w:szCs w:val="28"/>
+          <w:lang w:eastAsia="ru-RU"/>
+        </w:rPr>
+      </w:pPr>
+      <w:r>
+        <w:rPr>
+          <w:rFonts w:ascii="Times New Roman" w:eastAsia="Times New Roman" w:hAnsi="Times New Roman" w:cs="Times New Roman"/>
+          <w:sz w:val="28"/>
+          <w:szCs w:val="28"/>
+          <w:lang w:eastAsia="ru-RU"/>
+        </w:rPr>
+        <w:t>Содержание</w:t>
+      </w:r>
+    </w:p>
+    <w:p>
+      <w:pPr>
+        <w:ind w:firstLine="708"/>
+        <w:rPr>
+          <w:rFonts w:ascii="Times New Roman" w:eastAsia="Times New Roman" w:hAnsi="Times New Roman" w:cs="Times New Roman"/>
+          <w:sz w:val="28"/>
+          <w:szCs w:val="28"/>
+          <w:lang w:eastAsia="ru-RU"/>
+        </w:rPr>
+      </w:pPr>
+      <w:r>
+        <w:rPr>
+          <w:rFonts w:ascii="Times New Roman" w:eastAsia="Times New Roman" w:hAnsi="Times New Roman" w:cs="Times New Roman"/>
+          <w:sz w:val="28"/>
+          <w:szCs w:val="28"/>
+          <w:lang w:eastAsia="ru-RU"/>
+        </w:rPr>
+        <w:t>Введение 5</w:t>
+      </w:r>
+    </w:p>
+    <w:p>
+      <w:pPr>
+        <w:ind w:firstLine="708"/>
+        <w:rPr>
+          <w:rFonts w:ascii="Times New Roman" w:eastAsia="Times New Roman" w:hAnsi="Times New Roman" w:cs="Times New Roman"/>
+          <w:sz w:val="28"/>
+          <w:szCs w:val="28"/>
+          <w:lang w:eastAsia="ru-RU"/>
+        </w:rPr>
+      </w:pPr>
+      <w:r>
+        <w:rPr>
+          <w:rFonts w:ascii="Times New Roman" w:eastAsia="Times New Roman" w:hAnsi="Times New Roman" w:cs="Times New Roman"/>
+          <w:sz w:val="28"/>
+          <w:szCs w:val="28"/>
+          <w:lang w:eastAsia="ru-RU"/>
+        </w:rPr>
+        <w:t>1 Технические характеристики датчика электромагнитных колебаний 6</w:t>
+      </w:r>
+    </w:p>
+    <w:p>
+      <w:pPr>
+        <w:ind w:firstLine="708"/>
+        <w:rPr>
+          <w:rFonts w:ascii="Times New Roman" w:eastAsia="Times New Roman" w:hAnsi="Times New Roman" w:cs="Times New Roman"/>
+          <w:sz w:val="28"/>
+          <w:szCs w:val="28"/>
+          <w:lang w:eastAsia="ru-RU"/>
+        </w:rPr>
+      </w:pPr>
+      <w:r>
+        <w:rPr>
+          <w:rFonts w:ascii="Times New Roman" w:eastAsia="Times New Roman" w:hAnsi="Times New Roman" w:cs="Times New Roman"/>
+          <w:sz w:val="28"/>
+          <w:szCs w:val="28"/>
+          <w:lang w:eastAsia="ru-RU"/>
+        </w:rPr>
+        <w:t>2 Выбор и обоснование принципа построения датчиков</w:t>
+      </w:r>
+    </w:p>
+    <w:p>
+      <w:pPr>
+        <w:ind w:firstLine="708"/>
+        <w:rPr>
+          <w:rFonts w:ascii="Times New Roman" w:eastAsia="Times New Roman" w:hAnsi="Times New Roman" w:cs="Times New Roman"/>
+          <w:sz w:val="28"/>
+          <w:szCs w:val="28"/>
+          <w:lang w:eastAsia="ru-RU"/>
+        </w:rPr>
+      </w:pPr>
+      <w:r>
+        <w:rPr>
+          <w:rFonts w:ascii="Times New Roman" w:eastAsia="Times New Roman" w:hAnsi="Times New Roman" w:cs="Times New Roman"/>
+          <w:sz w:val="28"/>
+          <w:szCs w:val="28"/>
+          <w:lang w:eastAsia="ru-RU"/>
+        </w:rPr>
+        <w:t>электромагнитных колебаний 9</w:t>
+      </w:r>
+    </w:p>
+    <w:p>
+      <w:pPr>
+        <w:ind w:left="708" w:firstLine="708"/>
+        <w:rPr>
+          <w:rFonts w:ascii="Times New Roman" w:eastAsia="Times New Roman" w:hAnsi="Times New Roman" w:cs="Times New Roman"/>
+          <w:sz w:val="28"/>
+          <w:szCs w:val="28"/>
+          <w:lang w:eastAsia="ru-RU"/>
+        </w:rPr>
+      </w:pPr>
+      <w:r>
+        <w:rPr>
+          <w:rFonts w:ascii="Times New Roman" w:eastAsia="Times New Roman" w:hAnsi="Times New Roman" w:cs="Times New Roman"/>
+          <w:sz w:val="28"/>
+          <w:szCs w:val="28"/>
+          <w:lang w:eastAsia="ru-RU"/>
+        </w:rPr>
+        <w:t>2.1 Классификация датчиков электромагнитных колебаний 9</w:t>
+      </w:r>
+    </w:p>
+    <w:p>
+      <w:pPr>
+        <w:ind w:left="708" w:firstLine="708"/>
+        <w:rPr>
+          <w:rFonts w:ascii="Times New Roman" w:eastAsia="Times New Roman" w:hAnsi="Times New Roman" w:cs="Times New Roman"/>
+          <w:sz w:val="28"/>
+          <w:szCs w:val="28"/>
+          <w:lang w:eastAsia="ru-RU"/>
+        </w:rPr>
+      </w:pPr>
+      <w:r>
+        <w:rPr>
+          <w:rFonts w:ascii="Times New Roman" w:eastAsia="Times New Roman" w:hAnsi="Times New Roman" w:cs="Times New Roman"/>
+          <w:sz w:val="28"/>
+          <w:szCs w:val="28"/>
+          <w:lang w:eastAsia="ru-RU"/>
+        </w:rPr>
+        <w:t>2.2 Пути повышения точности датчиков частоты 14</w:t>
+      </w:r>
+    </w:p>
+    <w:p>
+      <w:pPr>
+        <w:ind w:firstLine="708"/>
+        <w:rPr>
+          <w:rFonts w:ascii="Times New Roman" w:eastAsia="Times New Roman" w:hAnsi="Times New Roman" w:cs="Times New Roman"/>
+          <w:sz w:val="28"/>
+          <w:szCs w:val="28"/>
+          <w:lang w:eastAsia="ru-RU"/>
+        </w:rPr>
+      </w:pPr>
+      <w:r>
+        <w:rPr>
+          <w:rFonts w:ascii="Times New Roman" w:eastAsia="Times New Roman" w:hAnsi="Times New Roman" w:cs="Times New Roman"/>
+          <w:sz w:val="28"/>
+          <w:szCs w:val="28"/>
+          <w:lang w:eastAsia="ru-RU"/>
+        </w:rPr>
+        <w:t>3 Разработка функциональной схемы датчика</w:t>
+      </w:r>
+    </w:p>
+    <w:p>
+      <w:pPr>
+        <w:ind w:firstLine="708"/>
+        <w:rPr>
+          <w:rFonts w:ascii="Times New Roman" w:eastAsia="Times New Roman" w:hAnsi="Times New Roman" w:cs="Times New Roman"/>
+          <w:sz w:val="28"/>
+          <w:szCs w:val="28"/>
+          <w:lang w:eastAsia="ru-RU"/>
+        </w:rPr>
+      </w:pPr>
+      <w:r>
+        <w:rPr>
+          <w:rFonts w:ascii="Times New Roman" w:eastAsia="Times New Roman" w:hAnsi="Times New Roman" w:cs="Times New Roman"/>
+          <w:sz w:val="28"/>
+          <w:szCs w:val="28"/>
+          <w:lang w:eastAsia="ru-RU"/>
+        </w:rPr>
+        <w:t>электромагнитных колебаний 17</w:t>
+      </w:r>
+    </w:p>
+    <w:p>
+      <w:pPr>
+        <w:ind w:left="708" w:firstLine="708"/>
+        <w:rPr>
+          <w:rFonts w:ascii="Times New Roman" w:eastAsia="Times New Roman" w:hAnsi="Times New Roman" w:cs="Times New Roman"/>
+          <w:sz w:val="28"/>
+          <w:szCs w:val="28"/>
+          <w:lang w:eastAsia="ru-RU"/>
+        </w:rPr>
+      </w:pPr>
+      <w:r>
+        <w:rPr>
+          <w:rFonts w:ascii="Times New Roman" w:eastAsia="Times New Roman" w:hAnsi="Times New Roman" w:cs="Times New Roman"/>
+          <w:sz w:val="28"/>
+          <w:szCs w:val="28"/>
+          <w:lang w:eastAsia="ru-RU"/>
+        </w:rPr>
+        <w:t>3.1 Электронный датчик электромагнитных колебаний 17</w:t>
+      </w:r>
+    </w:p>
+    <w:p>
+      <w:pPr>
+        <w:ind w:left="708" w:firstLine="708"/>
+        <w:rPr>
+          <w:rFonts w:ascii="Times New Roman" w:eastAsia="Times New Roman" w:hAnsi="Times New Roman" w:cs="Times New Roman"/>
+          <w:sz w:val="28"/>
+          <w:szCs w:val="28"/>
+          <w:lang w:eastAsia="ru-RU"/>
+        </w:rPr>
+      </w:pPr>
+      <w:r>
+        <w:rPr>
+          <w:rFonts w:ascii="Times New Roman" w:eastAsia="Times New Roman" w:hAnsi="Times New Roman" w:cs="Times New Roman"/>
+          <w:sz w:val="28"/>
+          <w:szCs w:val="28"/>
+          <w:lang w:eastAsia="ru-RU"/>
+        </w:rPr>
+        <w:t>3.2 Описание и обоснование метода измерения высокочастотных</w:t>
+      </w:r>
+    </w:p>
+    <w:p>
+      <w:pPr>
+        <w:ind w:left="708" w:firstLine="708"/>
+        <w:rPr>
+          <w:rFonts w:ascii="Times New Roman" w:eastAsia="Times New Roman" w:hAnsi="Times New Roman" w:cs="Times New Roman"/>
+          <w:sz w:val="28"/>
+          <w:szCs w:val="28"/>
+          <w:lang w:eastAsia="ru-RU"/>
+        </w:rPr>
+      </w:pPr>
+      <w:r>
+        <w:rPr>
+          <w:rFonts w:ascii="Times New Roman" w:eastAsia="Times New Roman" w:hAnsi="Times New Roman" w:cs="Times New Roman"/>
+          <w:sz w:val="28"/>
+          <w:szCs w:val="28"/>
+          <w:lang w:eastAsia="ru-RU"/>
+        </w:rPr>
+        <w:t>электромагнитных колебаний с</w:t>
+      </w:r>
+      <w:r>
+        <w:rPr>
+          <w:rFonts w:ascii="Times New Roman" w:eastAsia="Times New Roman" w:hAnsi="Times New Roman" w:cs="Times New Roman"/>
+          <w:sz w:val="28"/>
+          <w:szCs w:val="28"/>
+          <w:lang w:eastAsia="ru-RU"/>
+        </w:rPr>
+        <w:t xml:space="preserve"> помощью электронного датчика </w:t>
+      </w:r>
+    </w:p>
+    <w:p>
+      <w:pPr>
+        <w:ind w:firstLine="708"/>
+        <w:rPr>
+          <w:rFonts w:ascii="Times New Roman" w:eastAsia="Times New Roman" w:hAnsi="Times New Roman" w:cs="Times New Roman"/>
+          <w:sz w:val="28"/>
+          <w:szCs w:val="28"/>
+          <w:lang w:eastAsia="ru-RU"/>
+        </w:rPr>
+      </w:pPr>
+      <w:r>
+        <w:rPr>
+          <w:rFonts w:ascii="Times New Roman" w:eastAsia="Times New Roman" w:hAnsi="Times New Roman" w:cs="Times New Roman"/>
+          <w:sz w:val="28"/>
+          <w:szCs w:val="28"/>
+          <w:lang w:eastAsia="ru-RU"/>
+        </w:rPr>
+        <w:t>Заключение 41</w:t>
+      </w:r>
+    </w:p>
+    <w:p>
+      <w:pPr>
+        <w:ind w:firstLine="708"/>
+        <w:rPr>
+          <w:rFonts w:ascii="Times New Roman" w:eastAsia="Times New Roman" w:hAnsi="Times New Roman" w:cs="Times New Roman"/>
+          <w:sz w:val="28"/>
+          <w:szCs w:val="28"/>
+          <w:lang w:eastAsia="ru-RU"/>
+        </w:rPr>
+      </w:pPr>
+      <w:r>
+        <w:rPr>
+          <w:rFonts w:ascii="Times New Roman" w:eastAsia="Times New Roman" w:hAnsi="Times New Roman" w:cs="Times New Roman"/>
+          <w:sz w:val="28"/>
+          <w:szCs w:val="28"/>
+          <w:lang w:eastAsia="ru-RU"/>
+        </w:rPr>
+        <w:t>Список использованных источников 45</w:t>
+      </w:r>
+    </w:p>
+    <w:p>
+      <w:pPr>
+        <w:ind w:firstLine="708"/>
+        <w:rPr>
+          <w:rFonts w:ascii="Times New Roman" w:eastAsia="Times New Roman" w:hAnsi="Times New Roman" w:cs="Times New Roman"/>
+          <w:sz w:val="28"/>
+          <w:szCs w:val="28"/>
+          <w:lang w:eastAsia="ru-RU"/>
+        </w:rPr>
+      </w:pPr>
+      <w:r>
+        <w:rPr>
+          <w:rFonts w:ascii="Times New Roman" w:eastAsia="Times New Roman" w:hAnsi="Times New Roman" w:cs="Times New Roman"/>
+          <w:sz w:val="28"/>
+          <w:szCs w:val="28"/>
+          <w:lang w:eastAsia="ru-RU"/>
+        </w:rPr>
+        <w:t>Приложение А Название приложения 48</w:t>
+      </w:r>
+    </w:p>
+    <w:p>
+      <w:pPr>
+        <w:ind w:firstLine="708"/>
+        <w:rPr>
+          <w:rFonts w:ascii="Times New Roman" w:eastAsia="Times New Roman" w:hAnsi="Times New Roman" w:cs="Times New Roman"/>
+          <w:sz w:val="28"/>
+          <w:szCs w:val="28"/>
+          <w:lang w:eastAsia="ru-RU"/>
+        </w:rPr>
+      </w:pPr>
+      <w:r>
+        <w:rPr>
+          <w:rFonts w:ascii="Times New Roman" w:eastAsia="Times New Roman" w:hAnsi="Times New Roman" w:cs="Times New Roman"/>
+          <w:sz w:val="28"/>
+          <w:szCs w:val="28"/>
+          <w:lang w:eastAsia="ru-RU"/>
+        </w:rPr>
+        <w:t>58</w:t>
+      </w:r>
+    </w:p>
+    <w:p>
+      <w:pPr>
+        <w:pStyle w:val="1"/>
+        <w:jc w:val="center"/>
+        <w:rPr>
+          <w:lang w:eastAsia="ru-RU"/>
+        </w:rPr>
+      </w:pPr>
+      <w:r>
+        <w:rPr>
+          <w:lang w:eastAsia="ru-RU"/>
+        </w:rPr>
+        <w:t>Приложение Б</w:t>
+      </w:r>
+    </w:p>
+    <w:p>
+      <w:pPr>
+        <w:ind w:firstLine="708"/>
+        <w:jc w:val="center"/>
+        <w:rPr>
+          <w:rFonts w:ascii="Times New Roman" w:eastAsia="Times New Roman" w:hAnsi="Times New Roman" w:cs="Times New Roman"/>
+          <w:sz w:val="28"/>
+          <w:szCs w:val="28"/>
+          <w:lang w:eastAsia="ru-RU"/>
+        </w:rPr>
+      </w:pPr>
+      <w:r>
+        <w:rPr>
+          <w:rFonts w:ascii="Times New Roman" w:eastAsia="Times New Roman" w:hAnsi="Times New Roman" w:cs="Times New Roman"/>
+          <w:sz w:val="28"/>
+          <w:szCs w:val="28"/>
+          <w:lang w:eastAsia="ru-RU"/>
+        </w:rPr>
+        <w:t>(рекомендуемое)</w:t>
+      </w:r>
+    </w:p>
+    <w:p>
+      <w:pPr>
+        <w:ind w:firstLine="708"/>
+        <w:jc w:val="center"/>
+        <w:rPr>
+          <w:rFonts w:ascii="Times New Roman" w:eastAsia="Times New Roman" w:hAnsi="Times New Roman" w:cs="Times New Roman"/>
+          <w:sz w:val="28"/>
+          <w:szCs w:val="28"/>
+          <w:lang w:eastAsia="ru-RU"/>
+        </w:rPr>
+      </w:pPr>
+      <w:r>
+        <w:rPr>
+          <w:rFonts w:ascii="Times New Roman" w:eastAsia="Times New Roman" w:hAnsi="Times New Roman" w:cs="Times New Roman"/>
+          <w:sz w:val="28"/>
+          <w:szCs w:val="28"/>
+          <w:lang w:eastAsia="ru-RU"/>
+        </w:rPr>
+        <w:t>Правила оформления списка</w:t>
+      </w:r>
+    </w:p>
+    <w:p>
+      <w:pPr>
+        <w:ind w:firstLine="708"/>
+        <w:rPr>
+          <w:rFonts w:ascii="Times New Roman" w:eastAsia="Times New Roman" w:hAnsi="Times New Roman" w:cs="Times New Roman"/>
+          <w:sz w:val="28"/>
+          <w:szCs w:val="28"/>
+          <w:lang w:eastAsia="ru-RU"/>
+        </w:rPr>
+      </w:pPr>
+      <w:r>
+        <w:rPr>
+          <w:rFonts w:ascii="Times New Roman" w:eastAsia="Times New Roman" w:hAnsi="Times New Roman" w:cs="Times New Roman"/>
+          <w:sz w:val="28"/>
+          <w:szCs w:val="28"/>
+          <w:lang w:eastAsia="ru-RU"/>
+        </w:rPr>
+        <w:t>Список должен содержать перечень всех источников, использованных при выполнении</w:t>
+      </w:r>
+    </w:p>
+    <w:p>
+      <w:pPr>
+        <w:ind w:firstLine="708"/>
+        <w:rPr>
+          <w:rFonts w:ascii="Times New Roman" w:eastAsia="Times New Roman" w:hAnsi="Times New Roman" w:cs="Times New Roman"/>
+          <w:sz w:val="28"/>
+          <w:szCs w:val="28"/>
+          <w:lang w:eastAsia="ru-RU"/>
+        </w:rPr>
+      </w:pPr>
+      <w:r>
+        <w:rPr>
+          <w:rFonts w:ascii="Times New Roman" w:eastAsia="Times New Roman" w:hAnsi="Times New Roman" w:cs="Times New Roman"/>
+          <w:sz w:val="28"/>
+          <w:szCs w:val="28"/>
+          <w:lang w:eastAsia="ru-RU"/>
+        </w:rPr>
+        <w:t>работы (не только цитированных, но и просмотренных).</w:t>
+      </w:r>
+    </w:p>
+    <w:p>
+      <w:pPr>
+        <w:ind w:firstLine="708"/>
+        <w:rPr>
+          <w:rFonts w:ascii="Times New Roman" w:eastAsia="Times New Roman" w:hAnsi="Times New Roman" w:cs="Times New Roman"/>
+          <w:sz w:val="28"/>
+          <w:szCs w:val="28"/>
+          <w:lang w:eastAsia="ru-RU"/>
+        </w:rPr>
+      </w:pPr>
+      <w:r>
+        <w:rPr>
+          <w:rFonts w:ascii="Times New Roman" w:eastAsia="Times New Roman" w:hAnsi="Times New Roman" w:cs="Times New Roman"/>
+          <w:sz w:val="28"/>
+          <w:szCs w:val="28"/>
+          <w:lang w:eastAsia="ru-RU"/>
+        </w:rPr>
+        <w:t>Для удобства пользования работой литература в списке систематизируется в</w:t>
+      </w:r>
+    </w:p>
+    <w:p>
+      <w:pPr>
+        <w:ind w:firstLine="708"/>
+        <w:rPr>
+          <w:rFonts w:ascii="Times New Roman" w:eastAsia="Times New Roman" w:hAnsi="Times New Roman" w:cs="Times New Roman"/>
+          <w:sz w:val="28"/>
+          <w:szCs w:val="28"/>
+          <w:lang w:eastAsia="ru-RU"/>
+        </w:rPr>
+      </w:pPr>
+      <w:r>
+        <w:rPr>
+          <w:rFonts w:ascii="Times New Roman" w:eastAsia="Times New Roman" w:hAnsi="Times New Roman" w:cs="Times New Roman"/>
+          <w:sz w:val="28"/>
+          <w:szCs w:val="28"/>
+          <w:lang w:eastAsia="ru-RU"/>
+        </w:rPr>
+        <w:lastRenderedPageBreak/>
+        <w:t>определенном порядке. В зависимости от характера, вида и целевого назначени</w:t>
+      </w:r>
+      <w:r>
+        <w:rPr>
+          <w:rFonts w:ascii="Times New Roman" w:eastAsia="Times New Roman" w:hAnsi="Times New Roman" w:cs="Times New Roman"/>
+          <w:sz w:val="28"/>
+          <w:szCs w:val="28"/>
+          <w:lang w:eastAsia="ru-RU"/>
+        </w:rPr>
+        <w:t>я работ</w:t>
+      </w:r>
+    </w:p>
+    <w:p>
+      <w:pPr>
+        <w:ind w:firstLine="708"/>
+        <w:rPr>
+          <w:rFonts w:ascii="Times New Roman" w:eastAsia="Times New Roman" w:hAnsi="Times New Roman" w:cs="Times New Roman"/>
+          <w:sz w:val="28"/>
+          <w:szCs w:val="28"/>
+          <w:lang w:eastAsia="ru-RU"/>
+        </w:rPr>
+      </w:pPr>
+      <w:r>
+        <w:rPr>
+          <w:rFonts w:ascii="Times New Roman" w:eastAsia="Times New Roman" w:hAnsi="Times New Roman" w:cs="Times New Roman"/>
+          <w:sz w:val="28"/>
+          <w:szCs w:val="28"/>
+          <w:lang w:eastAsia="ru-RU"/>
+        </w:rPr>
+        <w:t>авторам</w:t>
+      </w:r>
+    </w:p>
+    <w:p>
+      <w:pPr>
+        <w:ind w:firstLine="708"/>
+        <w:rPr>
+          <w:rFonts w:ascii="Times New Roman" w:eastAsia="Times New Roman" w:hAnsi="Times New Roman" w:cs="Times New Roman"/>
+          <w:sz w:val="28"/>
+          <w:szCs w:val="28"/>
+          <w:lang w:eastAsia="ru-RU"/>
+        </w:rPr>
+      </w:pPr>
+      <w:r>
+        <w:rPr>
+          <w:rFonts w:ascii="Times New Roman" w:eastAsia="Times New Roman" w:hAnsi="Times New Roman" w:cs="Times New Roman"/>
+          <w:sz w:val="28"/>
+          <w:szCs w:val="28"/>
+          <w:lang w:eastAsia="ru-RU"/>
+        </w:rPr>
+        <w:t>предлагается следующий вариант расположения литературы в списках:</w:t>
+      </w:r>
+    </w:p>
+    <w:p>
+      <w:pPr>
+        <w:ind w:firstLine="708"/>
+        <w:rPr>
+          <w:rFonts w:ascii="Times New Roman" w:eastAsia="Times New Roman" w:hAnsi="Times New Roman" w:cs="Times New Roman"/>
+          <w:sz w:val="28"/>
+          <w:szCs w:val="28"/>
+          <w:lang w:eastAsia="ru-RU"/>
+        </w:rPr>
+      </w:pPr>
+      <w:r>
+        <w:rPr>
+          <w:rFonts w:ascii="Times New Roman" w:eastAsia="Times New Roman" w:hAnsi="Times New Roman" w:cs="Times New Roman"/>
+          <w:sz w:val="28"/>
+          <w:szCs w:val="28"/>
+          <w:lang w:eastAsia="ru-RU"/>
+        </w:rPr>
+        <w:t>– алфавитный.</w:t>
+      </w:r>
+    </w:p>
+    <w:p>
+      <w:pPr>
+        <w:ind w:firstLine="708"/>
+        <w:rPr>
+          <w:rFonts w:ascii="Times New Roman" w:eastAsia="Times New Roman" w:hAnsi="Times New Roman" w:cs="Times New Roman"/>
+          <w:sz w:val="28"/>
+          <w:szCs w:val="28"/>
+          <w:lang w:eastAsia="ru-RU"/>
+        </w:rPr>
+      </w:pPr>
+      <w:r>
+        <w:rPr>
+          <w:rFonts w:ascii="Times New Roman" w:eastAsia="Times New Roman" w:hAnsi="Times New Roman" w:cs="Times New Roman"/>
+          <w:sz w:val="28"/>
+          <w:szCs w:val="28"/>
+          <w:lang w:eastAsia="ru-RU"/>
+        </w:rPr>
+        <w:t>Базовым стандартом на библиографическое описание является ГОСТ Р 7.0.100–2018</w:t>
+      </w:r>
+    </w:p>
+    <w:p>
+      <w:pPr>
+        <w:ind w:firstLine="708"/>
+        <w:rPr>
+          <w:rFonts w:ascii="Times New Roman" w:eastAsia="Times New Roman" w:hAnsi="Times New Roman" w:cs="Times New Roman"/>
+          <w:sz w:val="28"/>
+          <w:szCs w:val="28"/>
+          <w:lang w:eastAsia="ru-RU"/>
+        </w:rPr>
+      </w:pPr>
+      <w:r>
+        <w:rPr>
+          <w:rFonts w:ascii="Times New Roman" w:eastAsia="Times New Roman" w:hAnsi="Times New Roman" w:cs="Times New Roman"/>
+          <w:sz w:val="28"/>
+          <w:szCs w:val="28"/>
+          <w:lang w:eastAsia="ru-RU"/>
+        </w:rPr>
+        <w:t>«Библиографическая запись. Библиографическое описание. Общие требования и правила</w:t>
+      </w:r>
+    </w:p>
+    <w:p>
+      <w:pPr>
+        <w:ind w:firstLine="708"/>
+        <w:rPr>
+          <w:rFonts w:ascii="Times New Roman" w:eastAsia="Times New Roman" w:hAnsi="Times New Roman" w:cs="Times New Roman"/>
+          <w:sz w:val="28"/>
+          <w:szCs w:val="28"/>
+          <w:lang w:eastAsia="ru-RU"/>
+        </w:rPr>
+      </w:pPr>
+      <w:r>
+        <w:rPr>
+          <w:rFonts w:ascii="Times New Roman" w:eastAsia="Times New Roman" w:hAnsi="Times New Roman" w:cs="Times New Roman"/>
+          <w:sz w:val="28"/>
+          <w:szCs w:val="28"/>
+          <w:lang w:eastAsia="ru-RU"/>
+        </w:rPr>
+        <w:t>составления», который действует с 03 декабря 2018 г.</w:t>
+      </w:r>
+    </w:p>
+    <w:p>
+      <w:pPr>
+        <w:ind w:firstLine="708"/>
+        <w:rPr>
+          <w:rFonts w:ascii="Times New Roman" w:eastAsia="Times New Roman" w:hAnsi="Times New Roman" w:cs="Times New Roman"/>
+          <w:sz w:val="28"/>
+          <w:szCs w:val="28"/>
+          <w:lang w:eastAsia="ru-RU"/>
+        </w:rPr>
+      </w:pPr>
+      <w:r>
+        <w:rPr>
+          <w:rFonts w:ascii="Times New Roman" w:eastAsia="Times New Roman" w:hAnsi="Times New Roman" w:cs="Times New Roman"/>
+          <w:sz w:val="28"/>
+          <w:szCs w:val="28"/>
+          <w:lang w:eastAsia="ru-RU"/>
+        </w:rPr>
+        <w:t>Объектами составления библиографического описания являются все виды</w:t>
+      </w:r>
+    </w:p>
+    <w:p>
+      <w:pPr>
+        <w:ind w:firstLine="708"/>
+        <w:rPr>
+          <w:rFonts w:ascii="Times New Roman" w:eastAsia="Times New Roman" w:hAnsi="Times New Roman" w:cs="Times New Roman"/>
+          <w:sz w:val="28"/>
+          <w:szCs w:val="28"/>
+          <w:lang w:val="en-US" w:eastAsia="ru-RU"/>
+        </w:rPr>
+      </w:pPr>
+      <w:r>
+        <w:rPr>
+          <w:rFonts w:ascii="Times New Roman" w:eastAsia="Times New Roman" w:hAnsi="Times New Roman" w:cs="Times New Roman"/>
+          <w:sz w:val="28"/>
+          <w:szCs w:val="28"/>
+          <w:lang w:eastAsia="ru-RU"/>
+        </w:rPr>
+        <w:t>опубликованных и неопубликованных документов на любых носителях:</w:t>
+      </w:r>
+    </w:p>
+    <w:p>
+      <w:pPr>
+        <w:ind w:firstLine="708"/>
+        <w:rPr>
+          <w:rFonts w:ascii="Times New Roman" w:eastAsia="Times New Roman" w:hAnsi="Times New Roman" w:cs="Times New Roman"/>
+          <w:sz w:val="28"/>
+          <w:szCs w:val="28"/>
+          <w:lang w:eastAsia="ru-RU"/>
+        </w:rPr>
+      </w:pPr>
+      <w:r>
+        <w:rPr>
+          <w:rFonts w:ascii="Times New Roman" w:eastAsia="Times New Roman" w:hAnsi="Times New Roman" w:cs="Times New Roman"/>
+          <w:sz w:val="28"/>
+          <w:szCs w:val="28"/>
+          <w:lang w:eastAsia="ru-RU"/>
+        </w:rPr>
+        <w:t>– книги;</w:t>
+      </w:r>
+    </w:p>
+    <w:p>
+      <w:pPr>
+        <w:ind w:firstLine="708"/>
+        <w:rPr>
+          <w:rFonts w:ascii="Times New Roman" w:eastAsia="Times New Roman" w:hAnsi="Times New Roman" w:cs="Times New Roman"/>
+          <w:sz w:val="28"/>
+          <w:szCs w:val="28"/>
+          <w:lang w:eastAsia="ru-RU"/>
+        </w:rPr>
+      </w:pPr>
+      <w:r>
+        <w:rPr>
+          <w:rFonts w:ascii="Times New Roman" w:eastAsia="Times New Roman" w:hAnsi="Times New Roman" w:cs="Times New Roman"/>
+          <w:sz w:val="28"/>
+          <w:szCs w:val="28"/>
+          <w:lang w:eastAsia="ru-RU"/>
+        </w:rPr>
+        <w:t>– сериальные, нотные, картографические, аудиовизуальные, нормативные и технические</w:t>
+      </w:r>
+    </w:p>
+    <w:p>
+      <w:pPr>
+        <w:ind w:firstLine="708"/>
+        <w:rPr>
+          <w:rFonts w:ascii="Times New Roman" w:eastAsia="Times New Roman" w:hAnsi="Times New Roman" w:cs="Times New Roman"/>
+          <w:sz w:val="28"/>
+          <w:szCs w:val="28"/>
+          <w:lang w:eastAsia="ru-RU"/>
+        </w:rPr>
+      </w:pPr>
+      <w:r>
+        <w:rPr>
+          <w:rFonts w:ascii="Times New Roman" w:eastAsia="Times New Roman" w:hAnsi="Times New Roman" w:cs="Times New Roman"/>
+          <w:sz w:val="28"/>
+          <w:szCs w:val="28"/>
+          <w:lang w:eastAsia="ru-RU"/>
+        </w:rPr>
+        <w:t>документы;</w:t>
+      </w:r>
+    </w:p>
+    <w:p>
+      <w:pPr>
+        <w:ind w:firstLine="708"/>
+        <w:rPr>
+          <w:rFonts w:ascii="Times New Roman" w:eastAsia="Times New Roman" w:hAnsi="Times New Roman" w:cs="Times New Roman"/>
+          <w:sz w:val="28"/>
+          <w:szCs w:val="28"/>
+          <w:lang w:eastAsia="ru-RU"/>
+        </w:rPr>
+      </w:pPr>
+      <w:r>
+        <w:rPr>
+          <w:rFonts w:ascii="Times New Roman" w:eastAsia="Times New Roman" w:hAnsi="Times New Roman" w:cs="Times New Roman"/>
+          <w:sz w:val="28"/>
+          <w:szCs w:val="28"/>
+          <w:lang w:eastAsia="ru-RU"/>
+        </w:rPr>
+        <w:t>– микроформы;</w:t>
+      </w:r>
+    </w:p>
+    <w:p>
+      <w:pPr>
+        <w:ind w:firstLine="708"/>
+        <w:rPr>
+          <w:rFonts w:ascii="Times New Roman" w:eastAsia="Times New Roman" w:hAnsi="Times New Roman" w:cs="Times New Roman"/>
+          <w:sz w:val="28"/>
+          <w:szCs w:val="28"/>
+          <w:lang w:eastAsia="ru-RU"/>
+        </w:rPr>
+      </w:pPr>
+      <w:r>
+        <w:rPr>
+          <w:rFonts w:ascii="Times New Roman" w:eastAsia="Times New Roman" w:hAnsi="Times New Roman" w:cs="Times New Roman"/>
+          <w:sz w:val="28"/>
+          <w:szCs w:val="28"/>
+          <w:lang w:eastAsia="ru-RU"/>
+        </w:rPr>
+        <w:t>– электронные ресурсы;</w:t>
+      </w:r>
+    </w:p>
+    <w:p>
+      <w:pPr>
+        <w:ind w:firstLine="708"/>
+        <w:rPr>
+          <w:rFonts w:ascii="Times New Roman" w:eastAsia="Times New Roman" w:hAnsi="Times New Roman" w:cs="Times New Roman"/>
+          <w:sz w:val="28"/>
+          <w:szCs w:val="28"/>
+          <w:lang w:eastAsia="ru-RU"/>
+        </w:rPr>
+      </w:pPr>
+      <w:r>
+        <w:rPr>
+          <w:rFonts w:ascii="Times New Roman" w:eastAsia="Times New Roman" w:hAnsi="Times New Roman" w:cs="Times New Roman"/>
+          <w:sz w:val="28"/>
+          <w:szCs w:val="28"/>
+          <w:lang w:eastAsia="ru-RU"/>
+        </w:rPr>
+        <w:t>– составные части документов.</w:t>
+      </w:r>
+    </w:p>
+    <w:p>
+      <w:pPr>
+        <w:ind w:firstLine="708"/>
+        <w:rPr>
+          <w:rFonts w:ascii="Times New Roman" w:eastAsia="Times New Roman" w:hAnsi="Times New Roman" w:cs="Times New Roman"/>
+          <w:sz w:val="28"/>
+          <w:szCs w:val="28"/>
+          <w:lang w:eastAsia="ru-RU"/>
+        </w:rPr>
+      </w:pPr>
+      <w:r>
+        <w:rPr>
+          <w:rFonts w:ascii="Times New Roman" w:eastAsia="Times New Roman" w:hAnsi="Times New Roman" w:cs="Times New Roman"/>
+          <w:sz w:val="28"/>
+          <w:szCs w:val="28"/>
+          <w:lang w:eastAsia="ru-RU"/>
+        </w:rPr>
+        <w:t>Примеры библиографических описаний для со</w:t>
+      </w:r>
+      <w:r>
+        <w:rPr>
+          <w:rFonts w:ascii="Times New Roman" w:eastAsia="Times New Roman" w:hAnsi="Times New Roman" w:cs="Times New Roman"/>
+          <w:sz w:val="28"/>
+          <w:szCs w:val="28"/>
+          <w:lang w:eastAsia="ru-RU"/>
+        </w:rPr>
+        <w:t xml:space="preserve">ставления списка использованных </w:t>
+      </w:r>
+      <w:r>
+        <w:rPr>
+          <w:rFonts w:ascii="Times New Roman" w:eastAsia="Times New Roman" w:hAnsi="Times New Roman" w:cs="Times New Roman"/>
+          <w:sz w:val="28"/>
+          <w:szCs w:val="28"/>
+          <w:lang w:eastAsia="ru-RU"/>
+        </w:rPr>
+        <w:t>источников.</w:t>
+      </w:r>
+    </w:p>
+    <w:p>
+      <w:pPr>
+        <w:ind w:firstLine="708"/>
+        <w:rPr>
+          <w:rFonts w:ascii="Times New Roman" w:eastAsia="Times New Roman" w:hAnsi="Times New Roman" w:cs="Times New Roman"/>
+          <w:i/>
+          <w:sz w:val="28"/>
+          <w:szCs w:val="28"/>
+          <w:lang w:eastAsia="ru-RU"/>
+        </w:rPr>
+      </w:pPr>
+      <w:r>
+        <w:rPr>
+          <w:rFonts w:ascii="Times New Roman" w:eastAsia="Times New Roman" w:hAnsi="Times New Roman" w:cs="Times New Roman"/>
+          <w:i/>
+          <w:sz w:val="28"/>
+          <w:szCs w:val="28"/>
+          <w:lang w:eastAsia="ru-RU"/>
+        </w:rPr>
+        <w:t>Законодательные материалы</w:t>
+      </w:r>
+    </w:p>
+    <w:p>
+      <w:pPr>
+        <w:ind w:firstLine="708"/>
+        <w:rPr>
+          <w:rFonts w:ascii="Times New Roman" w:eastAsia="Times New Roman" w:hAnsi="Times New Roman" w:cs="Times New Roman"/>
+          <w:sz w:val="28"/>
+          <w:szCs w:val="28"/>
+          <w:lang w:eastAsia="ru-RU"/>
+        </w:rPr>
+      </w:pPr>
+      <w:r>
+        <w:rPr>
+          <w:rFonts w:ascii="Times New Roman" w:eastAsia="Times New Roman" w:hAnsi="Times New Roman" w:cs="Times New Roman"/>
+          <w:sz w:val="28"/>
+          <w:szCs w:val="28"/>
+          <w:lang w:eastAsia="ru-RU"/>
+        </w:rPr>
+        <w:t>1. Конституция Российской Федерации: принята всенародным голосование 12.12.1993 г.</w:t>
+      </w:r>
+    </w:p>
+    <w:p>
+      <w:pPr>
+        <w:ind w:firstLine="708"/>
+        <w:rPr>
+          <w:rFonts w:ascii="Times New Roman" w:eastAsia="Times New Roman" w:hAnsi="Times New Roman" w:cs="Times New Roman"/>
+          <w:sz w:val="28"/>
+          <w:szCs w:val="28"/>
+          <w:lang w:eastAsia="ru-RU"/>
+        </w:rPr>
+      </w:pPr>
+      <w:r>
+        <w:rPr>
+          <w:rFonts w:ascii="Times New Roman" w:eastAsia="Times New Roman" w:hAnsi="Times New Roman" w:cs="Times New Roman"/>
+          <w:sz w:val="28"/>
+          <w:szCs w:val="28"/>
+          <w:lang w:eastAsia="ru-RU"/>
+        </w:rPr>
+        <w:t>(ред. от 21.07.2014) // Российская газета. – 1993. – 25 дек.; Собрание законодательства РФ. –</w:t>
+      </w:r>
+    </w:p>
+    <w:p>
+      <w:pPr>
+        <w:ind w:firstLine="708"/>
+        <w:rPr>
+          <w:rFonts w:ascii="Times New Roman" w:eastAsia="Times New Roman" w:hAnsi="Times New Roman" w:cs="Times New Roman"/>
+          <w:sz w:val="28"/>
+          <w:szCs w:val="28"/>
+          <w:lang w:eastAsia="ru-RU"/>
+        </w:rPr>
+      </w:pPr>
+      <w:r>
+        <w:rPr>
+          <w:rFonts w:ascii="Times New Roman" w:eastAsia="Times New Roman" w:hAnsi="Times New Roman" w:cs="Times New Roman"/>
+          <w:sz w:val="28"/>
+          <w:szCs w:val="28"/>
+          <w:lang w:eastAsia="ru-RU"/>
+        </w:rPr>
+        <w:t>2014. – № 31. – Ст. 4398.</w:t>
+      </w:r>
+    </w:p>
+    <w:p>
+      <w:pPr>
+        <w:ind w:firstLine="708"/>
+        <w:rPr>
+          <w:rFonts w:ascii="Times New Roman" w:eastAsia="Times New Roman" w:hAnsi="Times New Roman" w:cs="Times New Roman"/>
+          <w:sz w:val="28"/>
+          <w:szCs w:val="28"/>
+          <w:lang w:eastAsia="ru-RU"/>
+        </w:rPr>
+      </w:pPr>
+      <w:r>
+        <w:rPr>
+          <w:rFonts w:ascii="Times New Roman" w:eastAsia="Times New Roman" w:hAnsi="Times New Roman" w:cs="Times New Roman"/>
+          <w:sz w:val="28"/>
+          <w:szCs w:val="28"/>
+          <w:lang w:eastAsia="ru-RU"/>
+        </w:rPr>
+        <w:t>2. Гражданский кодекс Российской Федерации (часть первая) от 30.11.1994 г. № 51-ФЗ</w:t>
+      </w:r>
+    </w:p>
+    <w:p>
+      <w:pPr>
+        <w:ind w:firstLine="708"/>
+        <w:rPr>
+          <w:rFonts w:ascii="Times New Roman" w:eastAsia="Times New Roman" w:hAnsi="Times New Roman" w:cs="Times New Roman"/>
+          <w:sz w:val="28"/>
+          <w:szCs w:val="28"/>
+          <w:lang w:eastAsia="ru-RU"/>
+        </w:rPr>
+      </w:pPr>
+      <w:r>
+        <w:rPr>
+          <w:rFonts w:ascii="Times New Roman" w:eastAsia="Times New Roman" w:hAnsi="Times New Roman" w:cs="Times New Roman"/>
+          <w:sz w:val="28"/>
+          <w:szCs w:val="28"/>
+          <w:lang w:eastAsia="ru-RU"/>
+        </w:rPr>
+        <w:lastRenderedPageBreak/>
+        <w:t>(ред. от 22.10.2014) // Собрание законодательства РФ. – 1994. – № 32. – Ст. 3301; 2014. – № 43.</w:t>
+      </w:r>
+    </w:p>
+    <w:p>
+      <w:pPr>
+        <w:ind w:firstLine="708"/>
+        <w:rPr>
+          <w:rFonts w:ascii="Times New Roman" w:eastAsia="Times New Roman" w:hAnsi="Times New Roman" w:cs="Times New Roman"/>
+          <w:sz w:val="28"/>
+          <w:szCs w:val="28"/>
+          <w:lang w:eastAsia="ru-RU"/>
+        </w:rPr>
+      </w:pPr>
+      <w:r>
+        <w:rPr>
+          <w:rFonts w:ascii="Times New Roman" w:eastAsia="Times New Roman" w:hAnsi="Times New Roman" w:cs="Times New Roman"/>
+          <w:sz w:val="28"/>
+          <w:szCs w:val="28"/>
+          <w:lang w:eastAsia="ru-RU"/>
+        </w:rPr>
+        <w:t>– Ст. 5799.</w:t>
+      </w:r>
+    </w:p>
+    <w:p>
+      <w:pPr>
+        <w:ind w:firstLine="708"/>
+        <w:rPr>
+          <w:rFonts w:ascii="Times New Roman" w:eastAsia="Times New Roman" w:hAnsi="Times New Roman" w:cs="Times New Roman"/>
+          <w:i/>
+          <w:sz w:val="28"/>
+          <w:szCs w:val="28"/>
+          <w:lang w:eastAsia="ru-RU"/>
+        </w:rPr>
+      </w:pPr>
+      <w:r>
+        <w:rPr>
+          <w:rFonts w:ascii="Times New Roman" w:eastAsia="Times New Roman" w:hAnsi="Times New Roman" w:cs="Times New Roman"/>
+          <w:i/>
+          <w:sz w:val="28"/>
+          <w:szCs w:val="28"/>
+          <w:lang w:eastAsia="ru-RU"/>
+        </w:rPr>
+        <w:t>Книги одного автора</w:t>
+      </w:r>
+    </w:p>
+    <w:p>
+      <w:pPr>
+        <w:ind w:firstLine="708"/>
+        <w:rPr>
+          <w:rFonts w:ascii="Times New Roman" w:eastAsia="Times New Roman" w:hAnsi="Times New Roman" w:cs="Times New Roman"/>
+          <w:sz w:val="28"/>
+          <w:szCs w:val="28"/>
+          <w:lang w:eastAsia="ru-RU"/>
+        </w:rPr>
+      </w:pPr>
+      <w:r>
+        <w:rPr>
+          <w:rFonts w:ascii="Times New Roman" w:eastAsia="Times New Roman" w:hAnsi="Times New Roman" w:cs="Times New Roman"/>
+          <w:sz w:val="28"/>
+          <w:szCs w:val="28"/>
+          <w:lang w:eastAsia="ru-RU"/>
+        </w:rPr>
+        <w:t xml:space="preserve">Янг Н. И. Алгебра: учеб. пособие / Н. И. Янг. – 2-е изд., доп. – </w:t>
+      </w:r>
+      <w:proofErr w:type="gramStart"/>
+      <w:r>
+        <w:rPr>
+          <w:rFonts w:ascii="Times New Roman" w:eastAsia="Times New Roman" w:hAnsi="Times New Roman" w:cs="Times New Roman"/>
+          <w:sz w:val="28"/>
+          <w:szCs w:val="28"/>
+          <w:lang w:eastAsia="ru-RU"/>
+        </w:rPr>
+        <w:t>М. :</w:t>
+      </w:r>
+      <w:proofErr w:type="gramEnd"/>
+      <w:r>
+        <w:rPr>
+          <w:rFonts w:ascii="Times New Roman" w:eastAsia="Times New Roman" w:hAnsi="Times New Roman" w:cs="Times New Roman"/>
+          <w:sz w:val="28"/>
+          <w:szCs w:val="28"/>
+          <w:lang w:eastAsia="ru-RU"/>
+        </w:rPr>
+        <w:t xml:space="preserve"> Просвещение, 1977. –</w:t>
+      </w:r>
+    </w:p>
+    <w:p>
+      <w:pPr>
+        <w:ind w:firstLine="708"/>
+        <w:rPr>
+          <w:rFonts w:ascii="Times New Roman" w:eastAsia="Times New Roman" w:hAnsi="Times New Roman" w:cs="Times New Roman"/>
+          <w:sz w:val="28"/>
+          <w:szCs w:val="28"/>
+          <w:lang w:eastAsia="ru-RU"/>
+        </w:rPr>
+      </w:pPr>
+      <w:r>
+        <w:rPr>
+          <w:rFonts w:ascii="Times New Roman" w:eastAsia="Times New Roman" w:hAnsi="Times New Roman" w:cs="Times New Roman"/>
+          <w:sz w:val="28"/>
+          <w:szCs w:val="28"/>
+          <w:lang w:eastAsia="ru-RU"/>
+        </w:rPr>
+        <w:t>416 с.</w:t>
+      </w:r>
+    </w:p>
+    <w:p>
+      <w:pPr>
+        <w:ind w:firstLine="708"/>
+        <w:rPr>
+          <w:rFonts w:ascii="Times New Roman" w:eastAsia="Times New Roman" w:hAnsi="Times New Roman" w:cs="Times New Roman"/>
+          <w:i/>
+          <w:sz w:val="28"/>
+          <w:szCs w:val="28"/>
+          <w:lang w:eastAsia="ru-RU"/>
+        </w:rPr>
+      </w:pPr>
+      <w:r>
+        <w:rPr>
+          <w:rFonts w:ascii="Times New Roman" w:eastAsia="Times New Roman" w:hAnsi="Times New Roman" w:cs="Times New Roman"/>
+          <w:i/>
+          <w:sz w:val="28"/>
+          <w:szCs w:val="28"/>
+          <w:lang w:eastAsia="ru-RU"/>
+        </w:rPr>
+        <w:t>Книги двух авторов</w:t>
+      </w:r>
+    </w:p>
+    <w:p>
+      <w:pPr>
+        <w:ind w:firstLine="708"/>
+        <w:rPr>
+          <w:rFonts w:ascii="Times New Roman" w:eastAsia="Times New Roman" w:hAnsi="Times New Roman" w:cs="Times New Roman"/>
+          <w:sz w:val="28"/>
+          <w:szCs w:val="28"/>
+          <w:lang w:eastAsia="ru-RU"/>
+        </w:rPr>
+      </w:pPr>
+      <w:proofErr w:type="spellStart"/>
+      <w:r>
+        <w:rPr>
+          <w:rFonts w:ascii="Times New Roman" w:eastAsia="Times New Roman" w:hAnsi="Times New Roman" w:cs="Times New Roman"/>
+          <w:sz w:val="28"/>
+          <w:szCs w:val="28"/>
+          <w:lang w:eastAsia="ru-RU"/>
+        </w:rPr>
+        <w:t>Нечипорчук</w:t>
+      </w:r>
+      <w:proofErr w:type="spellEnd"/>
+      <w:r>
+        <w:rPr>
+          <w:rFonts w:ascii="Times New Roman" w:eastAsia="Times New Roman" w:hAnsi="Times New Roman" w:cs="Times New Roman"/>
+          <w:sz w:val="28"/>
+          <w:szCs w:val="28"/>
+          <w:lang w:eastAsia="ru-RU"/>
+        </w:rPr>
+        <w:t xml:space="preserve"> Н. А. Акцизы / Н. А. </w:t>
+      </w:r>
+      <w:proofErr w:type="spellStart"/>
+      <w:r>
+        <w:rPr>
+          <w:rFonts w:ascii="Times New Roman" w:eastAsia="Times New Roman" w:hAnsi="Times New Roman" w:cs="Times New Roman"/>
+          <w:sz w:val="28"/>
+          <w:szCs w:val="28"/>
+          <w:lang w:eastAsia="ru-RU"/>
+        </w:rPr>
+        <w:t>Нечипорчук</w:t>
+      </w:r>
+      <w:proofErr w:type="spellEnd"/>
+      <w:r>
+        <w:rPr>
+          <w:rFonts w:ascii="Times New Roman" w:eastAsia="Times New Roman" w:hAnsi="Times New Roman" w:cs="Times New Roman"/>
+          <w:sz w:val="28"/>
+          <w:szCs w:val="28"/>
+          <w:lang w:eastAsia="ru-RU"/>
+        </w:rPr>
+        <w:t xml:space="preserve">, Т. К. Подгорная. - 2-е изд., </w:t>
+      </w:r>
+      <w:proofErr w:type="spellStart"/>
+      <w:r>
+        <w:rPr>
+          <w:rFonts w:ascii="Times New Roman" w:eastAsia="Times New Roman" w:hAnsi="Times New Roman" w:cs="Times New Roman"/>
+          <w:sz w:val="28"/>
+          <w:szCs w:val="28"/>
+          <w:lang w:eastAsia="ru-RU"/>
+        </w:rPr>
+        <w:t>перераб</w:t>
+      </w:r>
+      <w:proofErr w:type="spellEnd"/>
+      <w:r>
+        <w:rPr>
+          <w:rFonts w:ascii="Times New Roman" w:eastAsia="Times New Roman" w:hAnsi="Times New Roman" w:cs="Times New Roman"/>
+          <w:sz w:val="28"/>
+          <w:szCs w:val="28"/>
+          <w:lang w:eastAsia="ru-RU"/>
+        </w:rPr>
+        <w:t xml:space="preserve">. – </w:t>
+      </w:r>
+      <w:proofErr w:type="gramStart"/>
+      <w:r>
+        <w:rPr>
+          <w:rFonts w:ascii="Times New Roman" w:eastAsia="Times New Roman" w:hAnsi="Times New Roman" w:cs="Times New Roman"/>
+          <w:sz w:val="28"/>
+          <w:szCs w:val="28"/>
+          <w:lang w:eastAsia="ru-RU"/>
+        </w:rPr>
+        <w:t>М. :</w:t>
+      </w:r>
+      <w:proofErr w:type="gramEnd"/>
+    </w:p>
+    <w:p>
+      <w:pPr>
+        <w:ind w:firstLine="708"/>
+        <w:rPr>
+          <w:rFonts w:ascii="Times New Roman" w:eastAsia="Times New Roman" w:hAnsi="Times New Roman" w:cs="Times New Roman"/>
+          <w:sz w:val="28"/>
+          <w:szCs w:val="28"/>
+          <w:lang w:eastAsia="ru-RU"/>
+        </w:rPr>
+      </w:pPr>
+      <w:r>
+        <w:rPr>
+          <w:rFonts w:ascii="Times New Roman" w:eastAsia="Times New Roman" w:hAnsi="Times New Roman" w:cs="Times New Roman"/>
+          <w:sz w:val="28"/>
+          <w:szCs w:val="28"/>
+          <w:lang w:eastAsia="ru-RU"/>
+        </w:rPr>
+        <w:t>Налог Инфо, 2006. – 264 с.</w:t>
+      </w:r>
+    </w:p>
+    <w:p>
+      <w:pPr>
+        <w:ind w:firstLine="708"/>
+        <w:rPr>
+          <w:rFonts w:ascii="Times New Roman" w:eastAsia="Times New Roman" w:hAnsi="Times New Roman" w:cs="Times New Roman"/>
+          <w:i/>
+          <w:sz w:val="28"/>
+          <w:szCs w:val="28"/>
+          <w:lang w:eastAsia="ru-RU"/>
+        </w:rPr>
+      </w:pPr>
+      <w:r>
+        <w:rPr>
+          <w:rFonts w:ascii="Times New Roman" w:eastAsia="Times New Roman" w:hAnsi="Times New Roman" w:cs="Times New Roman"/>
+          <w:i/>
+          <w:sz w:val="28"/>
+          <w:szCs w:val="28"/>
+          <w:lang w:eastAsia="ru-RU"/>
+        </w:rPr>
+        <w:t>Книги трех авторов</w:t>
+      </w:r>
+    </w:p>
+    <w:p>
+      <w:pPr>
+        <w:ind w:firstLine="708"/>
+        <w:rPr>
+          <w:rFonts w:ascii="Times New Roman" w:eastAsia="Times New Roman" w:hAnsi="Times New Roman" w:cs="Times New Roman"/>
+          <w:sz w:val="28"/>
+          <w:szCs w:val="28"/>
+          <w:lang w:eastAsia="ru-RU"/>
+        </w:rPr>
+      </w:pPr>
+      <w:r>
+        <w:rPr>
+          <w:rFonts w:ascii="Times New Roman" w:eastAsia="Times New Roman" w:hAnsi="Times New Roman" w:cs="Times New Roman"/>
+          <w:sz w:val="28"/>
+          <w:szCs w:val="28"/>
+          <w:lang w:eastAsia="ru-RU"/>
+        </w:rPr>
+        <w:t xml:space="preserve">Бахвалов Н. С. Баланс / Н. С. Бахвалов, Н. П. Жидков, Г. М. Кобельков. – 3-е изд. – </w:t>
+      </w:r>
+      <w:proofErr w:type="gramStart"/>
+      <w:r>
+        <w:rPr>
+          <w:rFonts w:ascii="Times New Roman" w:eastAsia="Times New Roman" w:hAnsi="Times New Roman" w:cs="Times New Roman"/>
+          <w:sz w:val="28"/>
+          <w:szCs w:val="28"/>
+          <w:lang w:eastAsia="ru-RU"/>
+        </w:rPr>
+        <w:t>М. :</w:t>
+      </w:r>
+      <w:proofErr w:type="gramEnd"/>
+    </w:p>
+    <w:p>
+      <w:pPr>
+        <w:ind w:firstLine="708"/>
+        <w:rPr>
+          <w:rFonts w:ascii="Times New Roman" w:eastAsia="Times New Roman" w:hAnsi="Times New Roman" w:cs="Times New Roman"/>
+          <w:sz w:val="28"/>
+          <w:szCs w:val="28"/>
+          <w:lang w:eastAsia="ru-RU"/>
+        </w:rPr>
+      </w:pPr>
+      <w:proofErr w:type="spellStart"/>
+      <w:r>
+        <w:rPr>
+          <w:rFonts w:ascii="Times New Roman" w:eastAsia="Times New Roman" w:hAnsi="Times New Roman" w:cs="Times New Roman"/>
+          <w:sz w:val="28"/>
+          <w:szCs w:val="28"/>
+          <w:lang w:eastAsia="ru-RU"/>
+        </w:rPr>
+        <w:t>ИндексМедиа</w:t>
+      </w:r>
+      <w:proofErr w:type="spellEnd"/>
+      <w:r>
+        <w:rPr>
+          <w:rFonts w:ascii="Times New Roman" w:eastAsia="Times New Roman" w:hAnsi="Times New Roman" w:cs="Times New Roman"/>
+          <w:sz w:val="28"/>
+          <w:szCs w:val="28"/>
+          <w:lang w:eastAsia="ru-RU"/>
+        </w:rPr>
+        <w:t>, 2007. – 144 с.</w:t>
+      </w:r>
+    </w:p>
+    <w:p>
+      <w:pPr>
+        <w:ind w:firstLine="708"/>
+        <w:rPr>
+          <w:rFonts w:ascii="Times New Roman" w:eastAsia="Times New Roman" w:hAnsi="Times New Roman" w:cs="Times New Roman"/>
+          <w:i/>
+          <w:sz w:val="28"/>
+          <w:szCs w:val="28"/>
+          <w:lang w:eastAsia="ru-RU"/>
+        </w:rPr>
+      </w:pPr>
+      <w:r>
+        <w:rPr>
+          <w:rFonts w:ascii="Times New Roman" w:eastAsia="Times New Roman" w:hAnsi="Times New Roman" w:cs="Times New Roman"/>
+          <w:i/>
+          <w:sz w:val="28"/>
+          <w:szCs w:val="28"/>
+          <w:lang w:eastAsia="ru-RU"/>
+        </w:rPr>
+        <w:t>Книги более трех авторов</w:t>
+      </w:r>
+    </w:p>
+    <w:p>
+      <w:pPr>
+        <w:ind w:firstLine="708"/>
+        <w:rPr>
+          <w:rFonts w:ascii="Times New Roman" w:eastAsia="Times New Roman" w:hAnsi="Times New Roman" w:cs="Times New Roman"/>
+          <w:sz w:val="28"/>
+          <w:szCs w:val="28"/>
+          <w:lang w:eastAsia="ru-RU"/>
+        </w:rPr>
+      </w:pPr>
+      <w:r>
+        <w:rPr>
+          <w:rFonts w:ascii="Times New Roman" w:eastAsia="Times New Roman" w:hAnsi="Times New Roman" w:cs="Times New Roman"/>
+          <w:sz w:val="28"/>
+          <w:szCs w:val="28"/>
+          <w:lang w:eastAsia="ru-RU"/>
+        </w:rPr>
+        <w:t xml:space="preserve">Математика: учебник / Ю. М. Ермолаев [и др.]. – 2-е изд., доп. и </w:t>
+      </w:r>
+      <w:proofErr w:type="spellStart"/>
+      <w:r>
+        <w:rPr>
+          <w:rFonts w:ascii="Times New Roman" w:eastAsia="Times New Roman" w:hAnsi="Times New Roman" w:cs="Times New Roman"/>
+          <w:sz w:val="28"/>
+          <w:szCs w:val="28"/>
+          <w:lang w:eastAsia="ru-RU"/>
+        </w:rPr>
+        <w:t>испр</w:t>
+      </w:r>
+      <w:proofErr w:type="spellEnd"/>
+      <w:r>
+        <w:rPr>
+          <w:rFonts w:ascii="Times New Roman" w:eastAsia="Times New Roman" w:hAnsi="Times New Roman" w:cs="Times New Roman"/>
+          <w:sz w:val="28"/>
+          <w:szCs w:val="28"/>
+          <w:lang w:eastAsia="ru-RU"/>
+        </w:rPr>
+        <w:t>. – Киев, 1981. –</w:t>
+      </w:r>
+    </w:p>
+    <w:p>
+      <w:pPr>
+        <w:ind w:firstLine="708"/>
+        <w:rPr>
+          <w:rFonts w:ascii="Times New Roman" w:eastAsia="Times New Roman" w:hAnsi="Times New Roman" w:cs="Times New Roman"/>
+          <w:sz w:val="28"/>
+          <w:szCs w:val="28"/>
+          <w:lang w:eastAsia="ru-RU"/>
+        </w:rPr>
+      </w:pPr>
+      <w:r>
+        <w:rPr>
+          <w:rFonts w:ascii="Times New Roman" w:eastAsia="Times New Roman" w:hAnsi="Times New Roman" w:cs="Times New Roman"/>
+          <w:sz w:val="28"/>
+          <w:szCs w:val="28"/>
+          <w:lang w:eastAsia="ru-RU"/>
+        </w:rPr>
+        <w:t>311 с.</w:t>
+      </w:r>
+    </w:p>
+    <w:p>
+      <w:pPr>
+        <w:ind w:firstLine="708"/>
+        <w:rPr>
+          <w:rFonts w:ascii="Times New Roman" w:eastAsia="Times New Roman" w:hAnsi="Times New Roman" w:cs="Times New Roman"/>
+          <w:i/>
+          <w:sz w:val="28"/>
+          <w:szCs w:val="28"/>
+          <w:lang w:eastAsia="ru-RU"/>
+        </w:rPr>
+      </w:pPr>
+      <w:r>
+        <w:rPr>
+          <w:rFonts w:ascii="Times New Roman" w:eastAsia="Times New Roman" w:hAnsi="Times New Roman" w:cs="Times New Roman"/>
+          <w:i/>
+          <w:sz w:val="28"/>
+          <w:szCs w:val="28"/>
+          <w:lang w:eastAsia="ru-RU"/>
+        </w:rPr>
+        <w:t>Сборники</w:t>
+      </w:r>
+    </w:p>
+    <w:p>
+      <w:pPr>
+        <w:ind w:firstLine="708"/>
+        <w:rPr>
+          <w:rFonts w:ascii="Times New Roman" w:eastAsia="Times New Roman" w:hAnsi="Times New Roman" w:cs="Times New Roman"/>
+          <w:sz w:val="28"/>
+          <w:szCs w:val="28"/>
+          <w:lang w:eastAsia="ru-RU"/>
+        </w:rPr>
+      </w:pPr>
+      <w:r>
+        <w:rPr>
+          <w:rFonts w:ascii="Times New Roman" w:eastAsia="Times New Roman" w:hAnsi="Times New Roman" w:cs="Times New Roman"/>
+          <w:sz w:val="28"/>
+          <w:szCs w:val="28"/>
+          <w:lang w:eastAsia="ru-RU"/>
+        </w:rPr>
+        <w:t xml:space="preserve">Современные аспекты развития экономики: сб. науч. тр. / </w:t>
+      </w:r>
+      <w:proofErr w:type="spellStart"/>
+      <w:r>
+        <w:rPr>
+          <w:rFonts w:ascii="Times New Roman" w:eastAsia="Times New Roman" w:hAnsi="Times New Roman" w:cs="Times New Roman"/>
+          <w:sz w:val="28"/>
+          <w:szCs w:val="28"/>
+          <w:lang w:eastAsia="ru-RU"/>
+        </w:rPr>
+        <w:t>Тихоокеан</w:t>
+      </w:r>
+      <w:proofErr w:type="spellEnd"/>
+      <w:r>
+        <w:rPr>
+          <w:rFonts w:ascii="Times New Roman" w:eastAsia="Times New Roman" w:hAnsi="Times New Roman" w:cs="Times New Roman"/>
+          <w:sz w:val="28"/>
+          <w:szCs w:val="28"/>
+          <w:lang w:eastAsia="ru-RU"/>
+        </w:rPr>
+        <w:t>. гос. ун-т. –</w:t>
+      </w:r>
+    </w:p>
+    <w:p>
+      <w:pPr>
+        <w:ind w:firstLine="708"/>
+        <w:rPr>
+          <w:rFonts w:ascii="Times New Roman" w:eastAsia="Times New Roman" w:hAnsi="Times New Roman" w:cs="Times New Roman"/>
+          <w:sz w:val="28"/>
+          <w:szCs w:val="28"/>
+          <w:lang w:eastAsia="ru-RU"/>
+        </w:rPr>
+      </w:pPr>
+      <w:r>
+        <w:rPr>
+          <w:rFonts w:ascii="Times New Roman" w:eastAsia="Times New Roman" w:hAnsi="Times New Roman" w:cs="Times New Roman"/>
+          <w:sz w:val="28"/>
+          <w:szCs w:val="28"/>
+          <w:lang w:eastAsia="ru-RU"/>
+        </w:rPr>
+        <w:t>Хабаровск, 2004. – 307 с</w:t>
       </w:r>
     </w:p>
     <w:sectPr>
@@ -5149,6 +6741,28 @@
       <w:szCs w:val="32"/>
     </w:rPr>
   </w:style>
+  <w:style w:type="paragraph" w:styleId="2">
+    <w:name w:val="heading 2"/>
+    <w:basedOn w:val="a"/>
+    <w:next w:val="a"/>
+    <w:link w:val="20"/>
+    <w:uiPriority w:val="9"/>
+    <w:unhideWhenUsed/>
+    <w:qFormat/>
+    <w:rsid w:val="0015430A"/>
+    <w:pPr>
+      <w:keepNext/>
+      <w:keepLines/>
+      <w:spacing w:before="40" w:after="0"/>
+      <w:outlineLvl w:val="1"/>
+    </w:pPr>
+    <w:rPr>
+      <w:rFonts w:asciiTheme="majorHAnsi" w:eastAsiaTheme="majorEastAsia" w:hAnsiTheme="majorHAnsi" w:cstheme="majorBidi"/>
+      <w:color w:val="2E74B5" w:themeColor="accent1" w:themeShade="BF"/>
+      <w:sz w:val="26"/>
+      <w:szCs w:val="26"/>
+    </w:rPr>
+  </w:style>
   <w:style w:type="character" w:default="1" w:styleId="a0">
     <w:name w:val="Default Paragraph Font"/>
     <w:uiPriority w:val="1"/>
@@ -5207,7 +6821,7 @@
       <w:color w:val="000000"/>
     </w:rPr>
   </w:style>
-  <w:style w:type="paragraph" w:styleId="2">
+  <w:style w:type="paragraph" w:styleId="21">
     <w:name w:val="toc 2"/>
     <w:basedOn w:val="a"/>
     <w:next w:val="a"/>
@@ -5325,6 +6939,19 @@
       <w:sz w:val="24"/>
       <w:szCs w:val="24"/>
       <w:lang w:eastAsia="ru-RU"/>
+    </w:rPr>
+  </w:style>
+  <w:style w:type="character" w:customStyle="1" w:styleId="20">
+    <w:name w:val="Заголовок 2 Знак"/>
+    <w:basedOn w:val="a0"/>
+    <w:link w:val="2"/>
+    <w:uiPriority w:val="9"/>
+    <w:rsid w:val="0015430A"/>
+    <w:rPr>
+      <w:rFonts w:asciiTheme="majorHAnsi" w:eastAsiaTheme="majorEastAsia" w:hAnsiTheme="majorHAnsi" w:cstheme="majorBidi"/>
+      <w:color w:val="2E74B5" w:themeColor="accent1" w:themeShade="BF"/>
+      <w:sz w:val="26"/>
+      <w:szCs w:val="26"/>
     </w:rPr>
   </w:style>
 </w:styles>

--- a/gost_validator/test.docx
+++ b/gost_validator/test.docx
@@ -276,6 +276,9 @@
       </w:r>
     </w:p>
     <w:p>
+      <w:pPr>
+        <w:jc w:val="center"/>
+      </w:pPr>
       <w:r>
         <w:lastRenderedPageBreak/>
         <w:t>СПИСОК ИСПОЛНИТЕЛЕЙ</w:t>
@@ -1260,18 +1263,7 @@
             <w:sz w:val="28"/>
             <w:szCs w:val="28"/>
           </w:rPr>
-          <w:t>2.1. Техни</w:t>
-        </w:r>
-        <w:bookmarkStart w:id="1" w:name="_GoBack"/>
-        <w:bookmarkEnd w:id="1"/>
-        <w:r>
-          <w:rPr>
-            <w:rStyle w:val="a3"/>
-            <w:noProof/>
-            <w:sz w:val="28"/>
-            <w:szCs w:val="28"/>
-          </w:rPr>
-          <w:t>ческое задание на разработку</w:t>
+          <w:t>2.1. Техническое задание на разработку</w:t>
         </w:r>
         <w:r>
           <w:rPr>
@@ -1566,11 +1558,6 @@
     </w:p>
     <w:p/>
     <w:p>
-      <w:pPr>
-        <w:rPr>
-          <w:lang w:val="en-US"/>
-        </w:rPr>
-      </w:pPr>
       <w:r>
         <w:br w:type="page"/>
       </w:r>
@@ -1598,12 +1585,14 @@
         <w:ind w:firstLine="700"/>
         <w:jc w:val="both"/>
         <w:rPr>
-          <w:sz w:val="28"/>
-          <w:szCs w:val="28"/>
-        </w:rPr>
-      </w:pPr>
-      <w:r>
-        <w:rPr>
+          <w:i/>
+          <w:sz w:val="28"/>
+          <w:szCs w:val="28"/>
+        </w:rPr>
+      </w:pPr>
+      <w:r>
+        <w:rPr>
+          <w:i/>
           <w:sz w:val="28"/>
           <w:szCs w:val="28"/>
         </w:rPr>
@@ -1611,6 +1600,7 @@
       </w:r>
       <w:r>
         <w:rPr>
+          <w:i/>
           <w:sz w:val="28"/>
           <w:szCs w:val="28"/>
         </w:rPr>
@@ -1624,6 +1614,7 @@
         <w:ind w:right="-269"/>
         <w:jc w:val="both"/>
         <w:rPr>
+          <w:i/>
           <w:sz w:val="28"/>
           <w:szCs w:val="28"/>
         </w:rPr>
@@ -1677,12 +1668,14 @@
                 <w:between w:val="nil"/>
               </w:pBdr>
               <w:rPr>
+                <w:i/>
                 <w:sz w:val="28"/>
                 <w:szCs w:val="28"/>
               </w:rPr>
             </w:pPr>
             <w:r>
               <w:rPr>
+                <w:i/>
                 <w:sz w:val="28"/>
                 <w:szCs w:val="28"/>
               </w:rPr>
@@ -1713,12 +1706,14 @@
               <w:spacing w:line="360" w:lineRule="auto"/>
               <w:jc w:val="both"/>
               <w:rPr>
+                <w:i/>
                 <w:sz w:val="28"/>
                 <w:szCs w:val="28"/>
               </w:rPr>
             </w:pPr>
             <w:r>
               <w:rPr>
+                <w:i/>
                 <w:sz w:val="28"/>
                 <w:szCs w:val="28"/>
               </w:rPr>
@@ -1757,6 +1752,7 @@
                 <w:between w:val="nil"/>
               </w:pBdr>
               <w:rPr>
+                <w:i/>
                 <w:sz w:val="28"/>
                 <w:szCs w:val="28"/>
               </w:rPr>
@@ -1764,6 +1760,7 @@
             <w:proofErr w:type="spellStart"/>
             <w:r>
               <w:rPr>
+                <w:i/>
                 <w:sz w:val="28"/>
                 <w:szCs w:val="28"/>
               </w:rPr>
@@ -1795,12 +1792,14 @@
               <w:spacing w:line="360" w:lineRule="auto"/>
               <w:jc w:val="both"/>
               <w:rPr>
+                <w:i/>
                 <w:sz w:val="28"/>
                 <w:szCs w:val="28"/>
               </w:rPr>
             </w:pPr>
             <w:r>
               <w:rPr>
+                <w:i/>
                 <w:sz w:val="28"/>
                 <w:szCs w:val="28"/>
               </w:rPr>
@@ -1839,6 +1838,7 @@
                 <w:between w:val="nil"/>
               </w:pBdr>
               <w:rPr>
+                <w:i/>
                 <w:sz w:val="28"/>
                 <w:szCs w:val="28"/>
               </w:rPr>
@@ -1846,6 +1846,7 @@
             <w:proofErr w:type="spellStart"/>
             <w:r>
               <w:rPr>
+                <w:i/>
                 <w:sz w:val="28"/>
                 <w:szCs w:val="28"/>
               </w:rPr>
@@ -1877,12 +1878,14 @@
               <w:spacing w:line="360" w:lineRule="auto"/>
               <w:jc w:val="both"/>
               <w:rPr>
+                <w:i/>
                 <w:sz w:val="28"/>
                 <w:szCs w:val="28"/>
               </w:rPr>
             </w:pPr>
             <w:r>
               <w:rPr>
+                <w:i/>
                 <w:sz w:val="28"/>
                 <w:szCs w:val="28"/>
               </w:rPr>
@@ -1891,6 +1894,7 @@
             <w:proofErr w:type="spellStart"/>
             <w:r>
               <w:rPr>
+                <w:i/>
                 <w:sz w:val="28"/>
                 <w:szCs w:val="28"/>
               </w:rPr>
@@ -1899,6 +1903,7 @@
             <w:proofErr w:type="spellEnd"/>
             <w:r>
               <w:rPr>
+                <w:i/>
                 <w:sz w:val="28"/>
                 <w:szCs w:val="28"/>
               </w:rPr>
@@ -1937,6 +1942,7 @@
                 <w:between w:val="nil"/>
               </w:pBdr>
               <w:rPr>
+                <w:i/>
                 <w:sz w:val="28"/>
                 <w:szCs w:val="28"/>
               </w:rPr>
@@ -1944,6 +1950,7 @@
             <w:proofErr w:type="spellStart"/>
             <w:r>
               <w:rPr>
+                <w:i/>
                 <w:sz w:val="28"/>
                 <w:szCs w:val="28"/>
               </w:rPr>
@@ -1975,12 +1982,14 @@
               <w:spacing w:line="360" w:lineRule="auto"/>
               <w:jc w:val="both"/>
               <w:rPr>
+                <w:i/>
                 <w:sz w:val="28"/>
                 <w:szCs w:val="28"/>
               </w:rPr>
             </w:pPr>
             <w:r>
               <w:rPr>
+                <w:i/>
                 <w:sz w:val="28"/>
                 <w:szCs w:val="28"/>
               </w:rPr>
@@ -1989,6 +1998,7 @@
             <w:proofErr w:type="spellStart"/>
             <w:r>
               <w:rPr>
+                <w:i/>
                 <w:sz w:val="28"/>
                 <w:szCs w:val="28"/>
               </w:rPr>
@@ -1997,6 +2007,7 @@
             <w:proofErr w:type="spellEnd"/>
             <w:r>
               <w:rPr>
+                <w:i/>
                 <w:sz w:val="28"/>
                 <w:szCs w:val="28"/>
               </w:rPr>
@@ -2035,12 +2046,14 @@
                 <w:between w:val="nil"/>
               </w:pBdr>
               <w:rPr>
+                <w:i/>
                 <w:sz w:val="28"/>
                 <w:szCs w:val="28"/>
               </w:rPr>
             </w:pPr>
             <w:r>
               <w:rPr>
+                <w:i/>
                 <w:sz w:val="28"/>
                 <w:szCs w:val="28"/>
               </w:rPr>
@@ -2069,18 +2082,70 @@
             <w:pPr>
               <w:pStyle w:val="12"/>
               <w:spacing w:line="360" w:lineRule="auto"/>
-              <w:jc w:val="both"/>
-              <w:rPr>
+              <w:rPr>
+                <w:i/>
                 <w:sz w:val="28"/>
                 <w:szCs w:val="28"/>
               </w:rPr>
             </w:pPr>
             <w:r>
               <w:rPr>
-                <w:sz w:val="28"/>
-                <w:szCs w:val="28"/>
-              </w:rPr>
-              <w:t>– проверка наличия у пользователя необходимых разрешений для выполнения определенной операции. Часто нужные разрешения группируются в роли, которые проверяет сервер при авторизации пользователя.</w:t>
+                <w:i/>
+                <w:sz w:val="28"/>
+                <w:szCs w:val="28"/>
+              </w:rPr>
+              <w:t xml:space="preserve">– </w:t>
+            </w:r>
+            <w:r>
+              <w:rPr>
+                <w:b/>
+                <w:i/>
+                <w:sz w:val="28"/>
+                <w:szCs w:val="28"/>
+              </w:rPr>
+              <w:t>проверка</w:t>
+            </w:r>
+            <w:r>
+              <w:rPr>
+                <w:i/>
+                <w:sz w:val="28"/>
+                <w:szCs w:val="28"/>
+              </w:rPr>
+              <w:t xml:space="preserve"> </w:t>
+            </w:r>
+            <w:proofErr w:type="gramStart"/>
+            <w:r>
+              <w:rPr>
+                <w:i/>
+                <w:sz w:val="28"/>
+                <w:szCs w:val="28"/>
+              </w:rPr>
+              <w:t>наличия</w:t>
+            </w:r>
+            <w:r>
+              <w:rPr>
+                <w:i/>
+                <w:sz w:val="28"/>
+                <w:szCs w:val="28"/>
+              </w:rPr>
+              <w:t xml:space="preserve">  </w:t>
+            </w:r>
+            <w:r>
+              <w:rPr>
+                <w:i/>
+                <w:sz w:val="28"/>
+                <w:szCs w:val="28"/>
+              </w:rPr>
+              <w:t>у</w:t>
+            </w:r>
+            <w:proofErr w:type="gramEnd"/>
+            <w:r>
+              <w:rPr>
+                <w:i/>
+                <w:sz w:val="28"/>
+                <w:szCs w:val="28"/>
+              </w:rPr>
+              <w:t xml:space="preserve"> пользователя необходимых разрешений для выполнения определенной операции. Часто нужные разрешения группируются в роли, которые проверяет сервер при авторизации пользователя.</w:t>
             </w:r>
           </w:p>
         </w:tc>
@@ -2115,15 +2180,18 @@
                 <w:between w:val="nil"/>
               </w:pBdr>
               <w:rPr>
+                <w:i/>
                 <w:sz w:val="28"/>
                 <w:szCs w:val="28"/>
               </w:rPr>
             </w:pPr>
             <w:r>
               <w:rPr>
-                <w:sz w:val="28"/>
-                <w:szCs w:val="28"/>
-              </w:rPr>
+                <w:i/>
+                <w:sz w:val="28"/>
+                <w:szCs w:val="28"/>
+              </w:rPr>
+              <w:lastRenderedPageBreak/>
               <w:t>Аутентификация</w:t>
             </w:r>
           </w:p>
@@ -2151,12 +2219,14 @@
               <w:spacing w:line="360" w:lineRule="auto"/>
               <w:jc w:val="both"/>
               <w:rPr>
+                <w:i/>
                 <w:sz w:val="28"/>
                 <w:szCs w:val="28"/>
               </w:rPr>
             </w:pPr>
             <w:r>
               <w:rPr>
+                <w:i/>
                 <w:sz w:val="28"/>
                 <w:szCs w:val="28"/>
               </w:rPr>
@@ -2268,15 +2338,7 @@
                 <w:sz w:val="28"/>
                 <w:szCs w:val="28"/>
               </w:rPr>
-              <w:t xml:space="preserve">-приложения, который можно вызвать, отправив запрос по </w:t>
-            </w:r>
-            <w:r>
-              <w:rPr>
-                <w:sz w:val="28"/>
-                <w:szCs w:val="28"/>
-              </w:rPr>
-              <w:lastRenderedPageBreak/>
-              <w:t>определенному URL-адресу. Произошло от слова “</w:t>
+              <w:t>-приложения, который можно вызвать, отправив запрос по определенному URL-адресу. Произошло от слова “</w:t>
             </w:r>
             <w:proofErr w:type="spellStart"/>
             <w:r>
@@ -2336,7 +2398,6 @@
                 <w:sz w:val="28"/>
                 <w:szCs w:val="28"/>
               </w:rPr>
-              <w:lastRenderedPageBreak/>
               <w:t>Развертывание</w:t>
             </w:r>
           </w:p>
@@ -2393,28 +2454,19 @@
     </w:p>
     <w:p>
       <w:pPr>
-        <w:pStyle w:val="12"/>
-        <w:spacing w:line="360" w:lineRule="auto"/>
-        <w:ind w:firstLine="720"/>
-        <w:jc w:val="both"/>
-      </w:pPr>
-      <w:r>
-        <w:br w:type="page"/>
-      </w:r>
-    </w:p>
-    <w:p>
-      <w:pPr>
         <w:pStyle w:val="1"/>
         <w:jc w:val="center"/>
       </w:pPr>
-      <w:bookmarkStart w:id="2" w:name="_uy7y8jfha1b7" w:colFirst="0" w:colLast="0"/>
-      <w:bookmarkEnd w:id="2"/>
+      <w:r>
+        <w:rPr>
+          <w:sz w:val="28"/>
+          <w:szCs w:val="28"/>
+        </w:rPr>
+        <w:br w:type="page"/>
+      </w:r>
       <w:r>
         <w:lastRenderedPageBreak/>
-        <w:t>ПЕРЕЧЕНЬ СОКРАЩЕНИЙ</w:t>
-      </w:r>
-      <w:r>
-        <w:t xml:space="preserve"> И ОБОЗНАЧЕНИЙ</w:t>
+        <w:t>ПЕРЕЧЕНЬ СОКРАЩЕНИЙ И ОБОЗНАЧЕНИЙ</w:t>
       </w:r>
     </w:p>
     <w:p>
@@ -4152,16 +4204,883 @@
     </w:tbl>
     <w:p>
       <w:pPr>
-        <w:ind w:firstLine="708"/>
+        <w:rPr>
+          <w:rFonts w:ascii="Times New Roman" w:eastAsia="Times New Roman" w:hAnsi="Times New Roman" w:cs="Times New Roman"/>
+          <w:sz w:val="28"/>
+          <w:szCs w:val="28"/>
+          <w:lang w:eastAsia="ru-RU"/>
+        </w:rPr>
+      </w:pPr>
+    </w:p>
+    <w:p>
+      <w:pPr>
+        <w:pStyle w:val="12"/>
+        <w:spacing w:line="360" w:lineRule="auto"/>
+        <w:ind w:right="-269"/>
         <w:jc w:val="center"/>
-      </w:pPr>
-    </w:p>
-    <w:p>
-      <w:pPr>
-        <w:ind w:firstLine="708"/>
+        <w:rPr>
+          <w:sz w:val="28"/>
+          <w:szCs w:val="28"/>
+        </w:rPr>
+      </w:pPr>
+      <w:r>
+        <w:rPr>
+          <w:sz w:val="28"/>
+          <w:szCs w:val="28"/>
+        </w:rPr>
+        <w:t>ВВЕДЕНИЕ</w:t>
+      </w:r>
+    </w:p>
+    <w:p>
+      <w:pPr>
+        <w:pStyle w:val="12"/>
+        <w:numPr>
+          <w:ilvl w:val="0"/>
+          <w:numId w:val="5"/>
+        </w:numPr>
+        <w:spacing w:line="360" w:lineRule="auto"/>
+        <w:ind w:right="-269"/>
+        <w:rPr>
+          <w:b/>
+        </w:rPr>
+      </w:pPr>
+      <w:r>
+        <w:rPr>
+          <w:b/>
+        </w:rPr>
+        <w:lastRenderedPageBreak/>
+        <w:t>Потому</w:t>
+      </w:r>
+    </w:p>
+    <w:p>
+      <w:pPr>
+        <w:pStyle w:val="12"/>
+        <w:spacing w:line="360" w:lineRule="auto"/>
+        <w:ind w:left="360" w:right="-269"/>
+      </w:pPr>
+      <w:r>
+        <w:t>Почему отображается можно наблюдать в соответствии с рисунком 1</w:t>
+      </w:r>
+      <w:r>
+        <w:t xml:space="preserve"> согласно [1].</w:t>
+      </w:r>
+      <w:bookmarkStart w:id="1" w:name="_GoBack"/>
+      <w:bookmarkEnd w:id="1"/>
+    </w:p>
+    <w:p>
+      <w:pPr>
+        <w:pStyle w:val="12"/>
+        <w:spacing w:line="360" w:lineRule="auto"/>
+        <w:ind w:right="-269"/>
         <w:jc w:val="center"/>
-      </w:pPr>
-    </w:p>
+        <w:rPr>
+          <w:sz w:val="28"/>
+          <w:szCs w:val="28"/>
+        </w:rPr>
+      </w:pPr>
+      <w:r>
+        <w:rPr>
+          <w:noProof/>
+          <w:sz w:val="28"/>
+          <w:szCs w:val="28"/>
+        </w:rPr>
+        <w:drawing>
+          <wp:inline distT="0" distB="0" distL="0" distR="0">
+            <wp:extent cx="5940425" cy="4150995"/>
+            <wp:effectExtent l="0" t="0" r="3175" b="1905"/>
+            <wp:docPr id="1" name="Рисунок 1"/>
+            <wp:cNvGraphicFramePr>
+              <a:graphicFrameLocks xmlns:a="http://schemas.openxmlformats.org/drawingml/2006/main" noChangeAspect="1"/>
+            </wp:cNvGraphicFramePr>
+            <a:graphic xmlns:a="http://schemas.openxmlformats.org/drawingml/2006/main">
+              <a:graphicData uri="http://schemas.openxmlformats.org/drawingml/2006/picture">
+                <pic:pic xmlns:pic="http://schemas.openxmlformats.org/drawingml/2006/picture">
+                  <pic:nvPicPr>
+                    <pic:cNvPr id="1" name="404_почему.png"/>
+                    <pic:cNvPicPr/>
+                  </pic:nvPicPr>
+                  <pic:blipFill>
+                    <a:blip r:embed="rId8">
+                      <a:extLst>
+                        <a:ext uri="{28A0092B-C50C-407E-A947-70E740481C1C}">
+                          <a14:useLocalDpi xmlns:a14="http://schemas.microsoft.com/office/drawing/2010/main" val="0"/>
+                        </a:ext>
+                      </a:extLst>
+                    </a:blip>
+                    <a:stretch>
+                      <a:fillRect/>
+                    </a:stretch>
+                  </pic:blipFill>
+                  <pic:spPr>
+                    <a:xfrm>
+                      <a:off x="0" y="0"/>
+                      <a:ext cx="5940425" cy="4150995"/>
+                    </a:xfrm>
+                    <a:prstGeom prst="rect">
+                      <a:avLst/>
+                    </a:prstGeom>
+                  </pic:spPr>
+                </pic:pic>
+              </a:graphicData>
+            </a:graphic>
+          </wp:inline>
+        </w:drawing>
+      </w:r>
+    </w:p>
+    <w:p>
+      <w:pPr>
+        <w:pStyle w:val="12"/>
+        <w:spacing w:line="360" w:lineRule="auto"/>
+        <w:ind w:right="-269"/>
+        <w:jc w:val="center"/>
+      </w:pPr>
+      <w:r>
+        <w:t>Рисунок 1</w:t>
+      </w:r>
+      <w:r>
+        <w:t>.1</w:t>
+      </w:r>
+      <w:r>
+        <w:t xml:space="preserve"> - почему</w:t>
+      </w:r>
+    </w:p>
+    <w:p>
+      <w:pPr>
+        <w:pStyle w:val="aa"/>
+        <w:numPr>
+          <w:ilvl w:val="1"/>
+          <w:numId w:val="5"/>
+        </w:numPr>
+        <w:rPr>
+          <w:rFonts w:ascii="Times New Roman" w:eastAsia="Times New Roman" w:hAnsi="Times New Roman" w:cs="Times New Roman"/>
+          <w:sz w:val="24"/>
+          <w:szCs w:val="24"/>
+          <w:lang w:eastAsia="ru-RU"/>
+        </w:rPr>
+      </w:pPr>
+      <w:r>
+        <w:rPr>
+          <w:rFonts w:ascii="Times New Roman" w:eastAsia="Times New Roman" w:hAnsi="Times New Roman" w:cs="Times New Roman"/>
+          <w:sz w:val="24"/>
+          <w:szCs w:val="24"/>
+          <w:lang w:eastAsia="ru-RU"/>
+        </w:rPr>
+        <w:t>Почему</w:t>
+      </w:r>
+    </w:p>
+    <w:p>
+      <w:pPr>
+        <w:ind w:left="360"/>
+        <w:rPr>
+          <w:rFonts w:ascii="Times New Roman" w:eastAsia="Times New Roman" w:hAnsi="Times New Roman" w:cs="Times New Roman"/>
+          <w:sz w:val="24"/>
+          <w:szCs w:val="24"/>
+          <w:lang w:eastAsia="ru-RU"/>
+        </w:rPr>
+      </w:pPr>
+      <w:r>
+        <w:rPr>
+          <w:rFonts w:ascii="Times New Roman" w:eastAsia="Times New Roman" w:hAnsi="Times New Roman" w:cs="Times New Roman"/>
+          <w:sz w:val="24"/>
+          <w:szCs w:val="24"/>
+          <w:lang w:eastAsia="ru-RU"/>
+        </w:rPr>
+        <w:t>А вот почему мы наблюдаем на рисунке 1.1</w:t>
+      </w:r>
+    </w:p>
+    <w:p>
+      <w:pPr>
+        <w:ind w:left="360"/>
+        <w:rPr>
+          <w:rFonts w:ascii="Times New Roman" w:eastAsia="Times New Roman" w:hAnsi="Times New Roman" w:cs="Times New Roman"/>
+          <w:sz w:val="24"/>
+          <w:szCs w:val="24"/>
+          <w:lang w:eastAsia="ru-RU"/>
+        </w:rPr>
+      </w:pPr>
+      <w:r>
+        <w:rPr>
+          <w:rFonts w:ascii="Times New Roman" w:eastAsia="Times New Roman" w:hAnsi="Times New Roman" w:cs="Times New Roman"/>
+          <w:noProof/>
+          <w:sz w:val="24"/>
+          <w:szCs w:val="24"/>
+          <w:lang w:eastAsia="ru-RU"/>
+        </w:rPr>
+        <w:lastRenderedPageBreak/>
+        <w:drawing>
+          <wp:inline distT="0" distB="0" distL="0" distR="0">
+            <wp:extent cx="5778500" cy="6350000"/>
+            <wp:effectExtent l="0" t="0" r="0" b="0"/>
+            <wp:docPr id="2" name="Рисунок 2"/>
+            <wp:cNvGraphicFramePr>
+              <a:graphicFrameLocks xmlns:a="http://schemas.openxmlformats.org/drawingml/2006/main" noChangeAspect="1"/>
+            </wp:cNvGraphicFramePr>
+            <a:graphic xmlns:a="http://schemas.openxmlformats.org/drawingml/2006/main">
+              <a:graphicData uri="http://schemas.openxmlformats.org/drawingml/2006/picture">
+                <pic:pic xmlns:pic="http://schemas.openxmlformats.org/drawingml/2006/picture">
+                  <pic:nvPicPr>
+                    <pic:cNvPr id="2" name="e5bcad2b62068c236aa187fd9757bb5a.jpg"/>
+                    <pic:cNvPicPr/>
+                  </pic:nvPicPr>
+                  <pic:blipFill>
+                    <a:blip r:embed="rId9">
+                      <a:extLst>
+                        <a:ext uri="{28A0092B-C50C-407E-A947-70E740481C1C}">
+                          <a14:useLocalDpi xmlns:a14="http://schemas.microsoft.com/office/drawing/2010/main" val="0"/>
+                        </a:ext>
+                      </a:extLst>
+                    </a:blip>
+                    <a:stretch>
+                      <a:fillRect/>
+                    </a:stretch>
+                  </pic:blipFill>
+                  <pic:spPr>
+                    <a:xfrm>
+                      <a:off x="0" y="0"/>
+                      <a:ext cx="5778500" cy="6350000"/>
+                    </a:xfrm>
+                    <a:prstGeom prst="rect">
+                      <a:avLst/>
+                    </a:prstGeom>
+                  </pic:spPr>
+                </pic:pic>
+              </a:graphicData>
+            </a:graphic>
+          </wp:inline>
+        </w:drawing>
+      </w:r>
+    </w:p>
+    <w:p>
+      <w:pPr>
+        <w:ind w:left="360"/>
+        <w:jc w:val="center"/>
+        <w:rPr>
+          <w:rFonts w:ascii="Times New Roman" w:eastAsia="Times New Roman" w:hAnsi="Times New Roman" w:cs="Times New Roman"/>
+          <w:sz w:val="24"/>
+          <w:szCs w:val="24"/>
+          <w:lang w:eastAsia="ru-RU"/>
+        </w:rPr>
+      </w:pPr>
+      <w:r>
+        <w:rPr>
+          <w:rFonts w:ascii="Times New Roman" w:eastAsia="Times New Roman" w:hAnsi="Times New Roman" w:cs="Times New Roman"/>
+          <w:sz w:val="24"/>
+          <w:szCs w:val="24"/>
+          <w:lang w:eastAsia="ru-RU"/>
+        </w:rPr>
+        <w:t>Р</w:t>
+      </w:r>
+      <w:r>
+        <w:rPr>
+          <w:rFonts w:ascii="Times New Roman" w:eastAsia="Times New Roman" w:hAnsi="Times New Roman" w:cs="Times New Roman"/>
+          <w:sz w:val="24"/>
+          <w:szCs w:val="24"/>
+          <w:lang w:eastAsia="ru-RU"/>
+        </w:rPr>
+        <w:t>исунок 1.2</w:t>
+      </w:r>
+      <w:r>
+        <w:rPr>
+          <w:rFonts w:ascii="Times New Roman" w:eastAsia="Times New Roman" w:hAnsi="Times New Roman" w:cs="Times New Roman"/>
+          <w:sz w:val="24"/>
+          <w:szCs w:val="24"/>
+          <w:lang w:eastAsia="ru-RU"/>
+        </w:rPr>
+        <w:t xml:space="preserve"> – Голова</w:t>
+      </w:r>
+    </w:p>
+    <w:p>
+      <w:pPr>
+        <w:pStyle w:val="aa"/>
+        <w:numPr>
+          <w:ilvl w:val="0"/>
+          <w:numId w:val="5"/>
+        </w:numPr>
+        <w:rPr>
+          <w:rFonts w:ascii="Times New Roman" w:eastAsia="Times New Roman" w:hAnsi="Times New Roman" w:cs="Times New Roman"/>
+          <w:b/>
+          <w:sz w:val="24"/>
+          <w:szCs w:val="24"/>
+          <w:lang w:eastAsia="ru-RU"/>
+        </w:rPr>
+      </w:pPr>
+      <w:r>
+        <w:rPr>
+          <w:rFonts w:ascii="Times New Roman" w:eastAsia="Times New Roman" w:hAnsi="Times New Roman" w:cs="Times New Roman"/>
+          <w:b/>
+          <w:sz w:val="24"/>
+          <w:szCs w:val="24"/>
+          <w:lang w:eastAsia="ru-RU"/>
+        </w:rPr>
+        <w:t>Было дело</w:t>
+      </w:r>
+    </w:p>
+    <w:p>
+      <w:pPr>
+        <w:rPr>
+          <w:rFonts w:ascii="Times New Roman" w:eastAsia="Times New Roman" w:hAnsi="Times New Roman" w:cs="Times New Roman"/>
+          <w:sz w:val="24"/>
+          <w:szCs w:val="24"/>
+          <w:lang w:eastAsia="ru-RU"/>
+        </w:rPr>
+      </w:pPr>
+      <w:r>
+        <w:rPr>
+          <w:rFonts w:ascii="Times New Roman" w:eastAsia="Times New Roman" w:hAnsi="Times New Roman" w:cs="Times New Roman"/>
+          <w:sz w:val="24"/>
+          <w:szCs w:val="24"/>
+          <w:lang w:eastAsia="ru-RU"/>
+        </w:rPr>
+        <w:t xml:space="preserve">На </w:t>
+      </w:r>
+      <w:proofErr w:type="spellStart"/>
+      <w:r>
+        <w:rPr>
+          <w:rFonts w:ascii="Times New Roman" w:eastAsia="Times New Roman" w:hAnsi="Times New Roman" w:cs="Times New Roman"/>
+          <w:sz w:val="24"/>
+          <w:szCs w:val="24"/>
+          <w:lang w:eastAsia="ru-RU"/>
+        </w:rPr>
+        <w:t>кудыкиной</w:t>
+      </w:r>
+      <w:proofErr w:type="spellEnd"/>
+      <w:r>
+        <w:rPr>
+          <w:rFonts w:ascii="Times New Roman" w:eastAsia="Times New Roman" w:hAnsi="Times New Roman" w:cs="Times New Roman"/>
+          <w:sz w:val="24"/>
+          <w:szCs w:val="24"/>
+          <w:lang w:eastAsia="ru-RU"/>
+        </w:rPr>
+        <w:t xml:space="preserve"> горе в </w:t>
+      </w:r>
+      <w:r>
+        <w:rPr>
+          <w:rFonts w:ascii="Times New Roman" w:eastAsia="Times New Roman" w:hAnsi="Times New Roman" w:cs="Times New Roman"/>
+          <w:sz w:val="24"/>
+          <w:szCs w:val="24"/>
+          <w:lang w:eastAsia="ru-RU"/>
+        </w:rPr>
+        <w:t>соответствии</w:t>
+      </w:r>
+      <w:r>
+        <w:rPr>
+          <w:rFonts w:ascii="Times New Roman" w:eastAsia="Times New Roman" w:hAnsi="Times New Roman" w:cs="Times New Roman"/>
+          <w:sz w:val="24"/>
+          <w:szCs w:val="24"/>
+          <w:lang w:eastAsia="ru-RU"/>
+        </w:rPr>
+        <w:t xml:space="preserve"> с таблицей </w:t>
+      </w:r>
+      <w:r>
+        <w:rPr>
+          <w:rFonts w:ascii="Times New Roman" w:eastAsia="Times New Roman" w:hAnsi="Times New Roman" w:cs="Times New Roman"/>
+          <w:sz w:val="24"/>
+          <w:szCs w:val="24"/>
+          <w:lang w:eastAsia="ru-RU"/>
+        </w:rPr>
+        <w:t>2.1</w:t>
+      </w:r>
+    </w:p>
+    <w:p>
+      <w:pPr>
+        <w:rPr>
+          <w:rFonts w:ascii="Times New Roman" w:eastAsia="Times New Roman" w:hAnsi="Times New Roman" w:cs="Times New Roman"/>
+          <w:sz w:val="24"/>
+          <w:szCs w:val="24"/>
+          <w:lang w:eastAsia="ru-RU"/>
+        </w:rPr>
+      </w:pPr>
+      <w:r>
+        <w:rPr>
+          <w:rFonts w:ascii="Times New Roman" w:eastAsia="Times New Roman" w:hAnsi="Times New Roman" w:cs="Times New Roman"/>
+          <w:sz w:val="24"/>
+          <w:szCs w:val="24"/>
+          <w:lang w:eastAsia="ru-RU"/>
+        </w:rPr>
+        <w:t>Т</w:t>
+      </w:r>
+      <w:r>
+        <w:rPr>
+          <w:rFonts w:ascii="Times New Roman" w:eastAsia="Times New Roman" w:hAnsi="Times New Roman" w:cs="Times New Roman"/>
+          <w:sz w:val="24"/>
+          <w:szCs w:val="24"/>
+          <w:lang w:eastAsia="ru-RU"/>
+        </w:rPr>
+        <w:t xml:space="preserve">аблица </w:t>
+      </w:r>
+      <w:r>
+        <w:rPr>
+          <w:rFonts w:ascii="Times New Roman" w:eastAsia="Times New Roman" w:hAnsi="Times New Roman" w:cs="Times New Roman"/>
+          <w:sz w:val="24"/>
+          <w:szCs w:val="24"/>
+          <w:lang w:eastAsia="ru-RU"/>
+        </w:rPr>
+        <w:t>2.</w:t>
+      </w:r>
+      <w:r>
+        <w:rPr>
+          <w:rFonts w:ascii="Times New Roman" w:eastAsia="Times New Roman" w:hAnsi="Times New Roman" w:cs="Times New Roman"/>
+          <w:sz w:val="24"/>
+          <w:szCs w:val="24"/>
+          <w:lang w:eastAsia="ru-RU"/>
+        </w:rPr>
+        <w:t>1 – обычная таблица</w:t>
+      </w:r>
+    </w:p>
+    <w:tbl>
+      <w:tblPr>
+        <w:tblStyle w:val="ab"/>
+        <w:tblW w:w="0" w:type="auto"/>
+        <w:tblLook w:val="04A0" w:firstRow="1" w:lastRow="0" w:firstColumn="1" w:lastColumn="0" w:noHBand="0" w:noVBand="1"/>
+      </w:tblPr>
+      <w:tblGrid>
+        <w:gridCol w:w="4672"/>
+        <w:gridCol w:w="4673"/>
+      </w:tblGrid>
+      <w:tr>
+        <w:tc>
+          <w:tcPr>
+            <w:tcW w:w="4672" w:type="dxa"/>
+          </w:tcPr>
+          <w:p>
+            <w:pPr>
+              <w:rPr>
+                <w:rFonts w:ascii="Times New Roman" w:eastAsia="Times New Roman" w:hAnsi="Times New Roman" w:cs="Times New Roman"/>
+                <w:sz w:val="24"/>
+                <w:szCs w:val="24"/>
+                <w:lang w:eastAsia="ru-RU"/>
+              </w:rPr>
+            </w:pPr>
+            <w:proofErr w:type="spellStart"/>
+            <w:r>
+              <w:rPr>
+                <w:rFonts w:ascii="Times New Roman" w:eastAsia="Times New Roman" w:hAnsi="Times New Roman" w:cs="Times New Roman"/>
+                <w:sz w:val="24"/>
+                <w:szCs w:val="24"/>
+                <w:lang w:eastAsia="ru-RU"/>
+              </w:rPr>
+              <w:t>вымывм</w:t>
+            </w:r>
+            <w:proofErr w:type="spellEnd"/>
+          </w:p>
+        </w:tc>
+        <w:tc>
+          <w:tcPr>
+            <w:tcW w:w="4673" w:type="dxa"/>
+          </w:tcPr>
+          <w:p>
+            <w:pPr>
+              <w:rPr>
+                <w:rFonts w:ascii="Times New Roman" w:eastAsia="Times New Roman" w:hAnsi="Times New Roman" w:cs="Times New Roman"/>
+                <w:sz w:val="24"/>
+                <w:szCs w:val="24"/>
+                <w:lang w:eastAsia="ru-RU"/>
+              </w:rPr>
+            </w:pPr>
+            <w:proofErr w:type="spellStart"/>
+            <w:r>
+              <w:rPr>
+                <w:rFonts w:ascii="Times New Roman" w:eastAsia="Times New Roman" w:hAnsi="Times New Roman" w:cs="Times New Roman"/>
+                <w:sz w:val="24"/>
+                <w:szCs w:val="24"/>
+                <w:lang w:eastAsia="ru-RU"/>
+              </w:rPr>
+              <w:t>ывмывм</w:t>
+            </w:r>
+            <w:proofErr w:type="spellEnd"/>
+          </w:p>
+        </w:tc>
+      </w:tr>
+      <w:tr>
+        <w:tc>
+          <w:tcPr>
+            <w:tcW w:w="4672" w:type="dxa"/>
+          </w:tcPr>
+          <w:p>
+            <w:pPr>
+              <w:rPr>
+                <w:rFonts w:ascii="Times New Roman" w:eastAsia="Times New Roman" w:hAnsi="Times New Roman" w:cs="Times New Roman"/>
+                <w:sz w:val="24"/>
+                <w:szCs w:val="24"/>
+                <w:lang w:eastAsia="ru-RU"/>
+              </w:rPr>
+            </w:pPr>
+            <w:proofErr w:type="spellStart"/>
+            <w:r>
+              <w:rPr>
+                <w:rFonts w:ascii="Times New Roman" w:eastAsia="Times New Roman" w:hAnsi="Times New Roman" w:cs="Times New Roman"/>
+                <w:sz w:val="24"/>
+                <w:szCs w:val="24"/>
+                <w:lang w:eastAsia="ru-RU"/>
+              </w:rPr>
+              <w:t>ымвмывм</w:t>
+            </w:r>
+            <w:proofErr w:type="spellEnd"/>
+          </w:p>
+        </w:tc>
+        <w:tc>
+          <w:tcPr>
+            <w:tcW w:w="4673" w:type="dxa"/>
+          </w:tcPr>
+          <w:p>
+            <w:pPr>
+              <w:rPr>
+                <w:rFonts w:ascii="Times New Roman" w:eastAsia="Times New Roman" w:hAnsi="Times New Roman" w:cs="Times New Roman"/>
+                <w:sz w:val="24"/>
+                <w:szCs w:val="24"/>
+                <w:lang w:eastAsia="ru-RU"/>
+              </w:rPr>
+            </w:pPr>
+            <w:proofErr w:type="spellStart"/>
+            <w:r>
+              <w:rPr>
+                <w:rFonts w:ascii="Times New Roman" w:eastAsia="Times New Roman" w:hAnsi="Times New Roman" w:cs="Times New Roman"/>
+                <w:sz w:val="24"/>
+                <w:szCs w:val="24"/>
+                <w:lang w:eastAsia="ru-RU"/>
+              </w:rPr>
+              <w:t>ывмывм</w:t>
+            </w:r>
+            <w:proofErr w:type="spellEnd"/>
+          </w:p>
+        </w:tc>
+      </w:tr>
+    </w:tbl>
+    <w:p>
+      <w:pPr>
+        <w:rPr>
+          <w:rFonts w:ascii="Times New Roman" w:eastAsia="Times New Roman" w:hAnsi="Times New Roman" w:cs="Times New Roman"/>
+          <w:sz w:val="24"/>
+          <w:szCs w:val="24"/>
+          <w:lang w:eastAsia="ru-RU"/>
+        </w:rPr>
+      </w:pPr>
+    </w:p>
+    <w:p>
+      <w:pPr>
+        <w:pStyle w:val="12"/>
+        <w:numPr>
+          <w:ilvl w:val="0"/>
+          <w:numId w:val="5"/>
+        </w:numPr>
+        <w:spacing w:line="360" w:lineRule="auto"/>
+        <w:jc w:val="both"/>
+        <w:rPr>
+          <w:b/>
+        </w:rPr>
+      </w:pPr>
+      <w:proofErr w:type="spellStart"/>
+      <w:r>
+        <w:rPr>
+          <w:b/>
+        </w:rPr>
+        <w:t>Барабере</w:t>
+      </w:r>
+      <w:proofErr w:type="spellEnd"/>
+    </w:p>
+    <w:p>
+      <w:pPr>
+        <w:pStyle w:val="12"/>
+        <w:numPr>
+          <w:ilvl w:val="1"/>
+          <w:numId w:val="5"/>
+        </w:numPr>
+        <w:spacing w:line="360" w:lineRule="auto"/>
+        <w:jc w:val="both"/>
+        <w:rPr>
+          <w:b/>
+        </w:rPr>
+      </w:pPr>
+      <w:proofErr w:type="spellStart"/>
+      <w:r>
+        <w:rPr>
+          <w:b/>
+        </w:rPr>
+        <w:t>Бурабере</w:t>
+      </w:r>
+      <w:proofErr w:type="spellEnd"/>
+    </w:p>
+    <w:p>
+      <w:pPr>
+        <w:pStyle w:val="aa"/>
+        <w:ind w:left="360"/>
+        <w:rPr>
+          <w:rFonts w:ascii="Times New Roman" w:eastAsia="Times New Roman" w:hAnsi="Times New Roman" w:cs="Times New Roman"/>
+          <w:sz w:val="24"/>
+          <w:szCs w:val="24"/>
+          <w:lang w:eastAsia="ru-RU"/>
+        </w:rPr>
+      </w:pPr>
+      <w:r>
+        <w:rPr>
+          <w:rFonts w:ascii="Times New Roman" w:eastAsia="Times New Roman" w:hAnsi="Times New Roman" w:cs="Times New Roman"/>
+          <w:sz w:val="24"/>
+          <w:szCs w:val="24"/>
+          <w:lang w:eastAsia="ru-RU"/>
+        </w:rPr>
+        <w:t xml:space="preserve">На </w:t>
+      </w:r>
+      <w:proofErr w:type="spellStart"/>
+      <w:r>
+        <w:rPr>
+          <w:rFonts w:ascii="Times New Roman" w:eastAsia="Times New Roman" w:hAnsi="Times New Roman" w:cs="Times New Roman"/>
+          <w:sz w:val="24"/>
+          <w:szCs w:val="24"/>
+          <w:lang w:eastAsia="ru-RU"/>
+        </w:rPr>
+        <w:t>кудыкиной</w:t>
+      </w:r>
+      <w:proofErr w:type="spellEnd"/>
+      <w:r>
+        <w:rPr>
+          <w:rFonts w:ascii="Times New Roman" w:eastAsia="Times New Roman" w:hAnsi="Times New Roman" w:cs="Times New Roman"/>
+          <w:sz w:val="24"/>
+          <w:szCs w:val="24"/>
+          <w:lang w:eastAsia="ru-RU"/>
+        </w:rPr>
+        <w:t xml:space="preserve"> горе в соответствии с таблицей </w:t>
+      </w:r>
+      <w:r>
+        <w:rPr>
+          <w:rFonts w:ascii="Times New Roman" w:eastAsia="Times New Roman" w:hAnsi="Times New Roman" w:cs="Times New Roman"/>
+          <w:sz w:val="24"/>
+          <w:szCs w:val="24"/>
+          <w:lang w:eastAsia="ru-RU"/>
+        </w:rPr>
+        <w:t>3.1</w:t>
+      </w:r>
+    </w:p>
+    <w:p>
+      <w:pPr>
+        <w:pStyle w:val="aa"/>
+        <w:ind w:left="360"/>
+        <w:rPr>
+          <w:rFonts w:ascii="Times New Roman" w:eastAsia="Times New Roman" w:hAnsi="Times New Roman" w:cs="Times New Roman"/>
+          <w:sz w:val="24"/>
+          <w:szCs w:val="24"/>
+          <w:lang w:eastAsia="ru-RU"/>
+        </w:rPr>
+      </w:pPr>
+    </w:p>
+    <w:p>
+      <w:pPr>
+        <w:rPr>
+          <w:rFonts w:ascii="Times New Roman" w:eastAsia="Times New Roman" w:hAnsi="Times New Roman" w:cs="Times New Roman"/>
+          <w:sz w:val="24"/>
+          <w:szCs w:val="24"/>
+          <w:lang w:eastAsia="ru-RU"/>
+        </w:rPr>
+      </w:pPr>
+      <w:r>
+        <w:rPr>
+          <w:rFonts w:ascii="Times New Roman" w:eastAsia="Times New Roman" w:hAnsi="Times New Roman" w:cs="Times New Roman"/>
+          <w:sz w:val="24"/>
+          <w:szCs w:val="24"/>
+          <w:lang w:eastAsia="ru-RU"/>
+        </w:rPr>
+        <w:lastRenderedPageBreak/>
+        <w:t xml:space="preserve">Таблица </w:t>
+      </w:r>
+      <w:r>
+        <w:rPr>
+          <w:rFonts w:ascii="Times New Roman" w:eastAsia="Times New Roman" w:hAnsi="Times New Roman" w:cs="Times New Roman"/>
+          <w:sz w:val="24"/>
+          <w:szCs w:val="24"/>
+          <w:lang w:eastAsia="ru-RU"/>
+        </w:rPr>
+        <w:t>3.</w:t>
+      </w:r>
+      <w:r>
+        <w:rPr>
+          <w:rFonts w:ascii="Times New Roman" w:eastAsia="Times New Roman" w:hAnsi="Times New Roman" w:cs="Times New Roman"/>
+          <w:sz w:val="24"/>
+          <w:szCs w:val="24"/>
+          <w:lang w:eastAsia="ru-RU"/>
+        </w:rPr>
+        <w:t xml:space="preserve">1 </w:t>
+      </w:r>
+      <w:r>
+        <w:rPr>
+          <w:rFonts w:ascii="Times New Roman" w:eastAsia="Times New Roman" w:hAnsi="Times New Roman" w:cs="Times New Roman"/>
+          <w:sz w:val="24"/>
+          <w:szCs w:val="24"/>
+          <w:lang w:eastAsia="ru-RU"/>
+        </w:rPr>
+        <w:t>–</w:t>
+      </w:r>
+      <w:r>
+        <w:rPr>
+          <w:rFonts w:ascii="Times New Roman" w:eastAsia="Times New Roman" w:hAnsi="Times New Roman" w:cs="Times New Roman"/>
+          <w:sz w:val="24"/>
+          <w:szCs w:val="24"/>
+          <w:lang w:eastAsia="ru-RU"/>
+        </w:rPr>
+        <w:t xml:space="preserve"> </w:t>
+      </w:r>
+      <w:r>
+        <w:rPr>
+          <w:rFonts w:ascii="Times New Roman" w:eastAsia="Times New Roman" w:hAnsi="Times New Roman" w:cs="Times New Roman"/>
+          <w:sz w:val="24"/>
+          <w:szCs w:val="24"/>
+          <w:lang w:eastAsia="ru-RU"/>
+        </w:rPr>
+        <w:t>составная таблица</w:t>
+      </w:r>
+    </w:p>
+    <w:tbl>
+      <w:tblPr>
+        <w:tblStyle w:val="ab"/>
+        <w:tblW w:w="0" w:type="auto"/>
+        <w:tblLook w:val="04A0" w:firstRow="1" w:lastRow="0" w:firstColumn="1" w:lastColumn="0" w:noHBand="0" w:noVBand="1"/>
+      </w:tblPr>
+      <w:tblGrid>
+        <w:gridCol w:w="4672"/>
+        <w:gridCol w:w="4673"/>
+      </w:tblGrid>
+      <w:tr>
+        <w:tc>
+          <w:tcPr>
+            <w:tcW w:w="4672" w:type="dxa"/>
+          </w:tcPr>
+          <w:p>
+            <w:pPr>
+              <w:rPr>
+                <w:rFonts w:ascii="Times New Roman" w:eastAsia="Times New Roman" w:hAnsi="Times New Roman" w:cs="Times New Roman"/>
+                <w:sz w:val="24"/>
+                <w:szCs w:val="24"/>
+                <w:lang w:eastAsia="ru-RU"/>
+              </w:rPr>
+            </w:pPr>
+            <w:proofErr w:type="spellStart"/>
+            <w:r>
+              <w:rPr>
+                <w:rFonts w:ascii="Times New Roman" w:eastAsia="Times New Roman" w:hAnsi="Times New Roman" w:cs="Times New Roman"/>
+                <w:sz w:val="24"/>
+                <w:szCs w:val="24"/>
+                <w:lang w:eastAsia="ru-RU"/>
+              </w:rPr>
+              <w:t>вымывм</w:t>
+            </w:r>
+            <w:proofErr w:type="spellEnd"/>
+          </w:p>
+        </w:tc>
+        <w:tc>
+          <w:tcPr>
+            <w:tcW w:w="4673" w:type="dxa"/>
+          </w:tcPr>
+          <w:p>
+            <w:pPr>
+              <w:rPr>
+                <w:rFonts w:ascii="Times New Roman" w:eastAsia="Times New Roman" w:hAnsi="Times New Roman" w:cs="Times New Roman"/>
+                <w:sz w:val="24"/>
+                <w:szCs w:val="24"/>
+                <w:lang w:eastAsia="ru-RU"/>
+              </w:rPr>
+            </w:pPr>
+            <w:proofErr w:type="spellStart"/>
+            <w:r>
+              <w:rPr>
+                <w:rFonts w:ascii="Times New Roman" w:eastAsia="Times New Roman" w:hAnsi="Times New Roman" w:cs="Times New Roman"/>
+                <w:sz w:val="24"/>
+                <w:szCs w:val="24"/>
+                <w:lang w:eastAsia="ru-RU"/>
+              </w:rPr>
+              <w:t>ывмывм</w:t>
+            </w:r>
+            <w:proofErr w:type="spellEnd"/>
+          </w:p>
+        </w:tc>
+      </w:tr>
+      <w:tr>
+        <w:tc>
+          <w:tcPr>
+            <w:tcW w:w="4672" w:type="dxa"/>
+          </w:tcPr>
+          <w:p>
+            <w:pPr>
+              <w:rPr>
+                <w:rFonts w:ascii="Times New Roman" w:eastAsia="Times New Roman" w:hAnsi="Times New Roman" w:cs="Times New Roman"/>
+                <w:sz w:val="24"/>
+                <w:szCs w:val="24"/>
+                <w:lang w:eastAsia="ru-RU"/>
+              </w:rPr>
+            </w:pPr>
+            <w:proofErr w:type="spellStart"/>
+            <w:r>
+              <w:rPr>
+                <w:rFonts w:ascii="Times New Roman" w:eastAsia="Times New Roman" w:hAnsi="Times New Roman" w:cs="Times New Roman"/>
+                <w:sz w:val="24"/>
+                <w:szCs w:val="24"/>
+                <w:lang w:eastAsia="ru-RU"/>
+              </w:rPr>
+              <w:t>ымвмывм</w:t>
+            </w:r>
+            <w:proofErr w:type="spellEnd"/>
+          </w:p>
+        </w:tc>
+        <w:tc>
+          <w:tcPr>
+            <w:tcW w:w="4673" w:type="dxa"/>
+          </w:tcPr>
+          <w:p>
+            <w:pPr>
+              <w:rPr>
+                <w:rFonts w:ascii="Times New Roman" w:eastAsia="Times New Roman" w:hAnsi="Times New Roman" w:cs="Times New Roman"/>
+                <w:sz w:val="24"/>
+                <w:szCs w:val="24"/>
+                <w:lang w:eastAsia="ru-RU"/>
+              </w:rPr>
+            </w:pPr>
+            <w:proofErr w:type="spellStart"/>
+            <w:r>
+              <w:rPr>
+                <w:rFonts w:ascii="Times New Roman" w:eastAsia="Times New Roman" w:hAnsi="Times New Roman" w:cs="Times New Roman"/>
+                <w:sz w:val="24"/>
+                <w:szCs w:val="24"/>
+                <w:lang w:eastAsia="ru-RU"/>
+              </w:rPr>
+              <w:t>ывмывм</w:t>
+            </w:r>
+            <w:proofErr w:type="spellEnd"/>
+          </w:p>
+        </w:tc>
+      </w:tr>
+    </w:tbl>
+    <w:p>
+      <w:pPr>
+        <w:rPr>
+          <w:rFonts w:ascii="Times New Roman" w:eastAsia="Times New Roman" w:hAnsi="Times New Roman" w:cs="Times New Roman"/>
+          <w:b/>
+          <w:sz w:val="24"/>
+          <w:szCs w:val="24"/>
+          <w:lang w:eastAsia="ru-RU"/>
+        </w:rPr>
+      </w:pPr>
+      <w:bookmarkStart w:id="2" w:name="_uy7y8jfha1b7" w:colFirst="0" w:colLast="0"/>
+      <w:bookmarkEnd w:id="2"/>
+    </w:p>
+    <w:p>
+      <w:pPr>
+        <w:rPr>
+          <w:rFonts w:ascii="Times New Roman" w:eastAsia="Times New Roman" w:hAnsi="Times New Roman" w:cs="Times New Roman"/>
+          <w:b/>
+          <w:sz w:val="24"/>
+          <w:szCs w:val="24"/>
+          <w:lang w:eastAsia="ru-RU"/>
+        </w:rPr>
+      </w:pPr>
+      <w:r>
+        <w:rPr>
+          <w:rFonts w:ascii="Times New Roman" w:eastAsia="Times New Roman" w:hAnsi="Times New Roman" w:cs="Times New Roman"/>
+          <w:b/>
+          <w:sz w:val="24"/>
+          <w:szCs w:val="24"/>
+          <w:lang w:eastAsia="ru-RU"/>
+        </w:rPr>
+        <w:br w:type="page"/>
+      </w:r>
+    </w:p>
+    <w:p/>
     <w:p>
       <w:pPr>
         <w:ind w:firstLine="708"/>
@@ -4174,607 +5093,606 @@
         <w:jc w:val="center"/>
       </w:pPr>
       <w:r>
+        <w:t>СПИСОК</w:t>
+      </w:r>
+      <w:r>
+        <w:t xml:space="preserve"> </w:t>
+      </w:r>
+      <w:r>
+        <w:t>ИСПОЛЬЗОВАННЫХ</w:t>
+      </w:r>
+      <w:r>
+        <w:t xml:space="preserve"> </w:t>
+      </w:r>
+      <w:r>
+        <w:t>ИСТОЧНИКОВ</w:t>
+      </w:r>
+    </w:p>
+    <w:p>
+      <w:pPr>
+        <w:ind w:firstLine="708"/>
+        <w:rPr>
+          <w:lang w:val="en-US"/>
+        </w:rPr>
+      </w:pPr>
+      <w:r>
+        <w:rPr>
+          <w:lang w:val="en-US"/>
+        </w:rPr>
+        <w:t xml:space="preserve">1 </w:t>
+      </w:r>
+      <w:proofErr w:type="spellStart"/>
+      <w:r>
+        <w:rPr>
+          <w:lang w:val="en-US"/>
+        </w:rPr>
+        <w:t>DeRidder</w:t>
+      </w:r>
+      <w:proofErr w:type="spellEnd"/>
+      <w:r>
+        <w:rPr>
+          <w:lang w:val="en-US"/>
+        </w:rPr>
+        <w:t xml:space="preserve"> J.L. The immediate prospects for the application of ontologies in digital</w:t>
+      </w:r>
+    </w:p>
+    <w:p>
+      <w:pPr>
+        <w:ind w:firstLine="708"/>
+        <w:rPr>
+          <w:lang w:val="en-US"/>
+        </w:rPr>
+      </w:pPr>
+      <w:r>
+        <w:rPr>
+          <w:lang w:val="en-US"/>
+        </w:rPr>
+        <w:t>libraries//Knowledge Organization - 2007. - Vol. 34, No. 4. P. 227 - 246.</w:t>
+      </w:r>
+    </w:p>
+    <w:p>
+      <w:pPr>
+        <w:ind w:firstLine="708"/>
+        <w:rPr>
+          <w:lang w:val="en-US"/>
+        </w:rPr>
+      </w:pPr>
+      <w:r>
+        <w:rPr>
+          <w:lang w:val="en-US"/>
+        </w:rPr>
+        <w:t xml:space="preserve">2 U.S. National Library of Medicine. Fact sheet: UMLS </w:t>
+      </w:r>
+      <w:proofErr w:type="spellStart"/>
+      <w:r>
+        <w:rPr>
+          <w:lang w:val="en-US"/>
+        </w:rPr>
+        <w:t>Metathesaurus</w:t>
+      </w:r>
+      <w:proofErr w:type="spellEnd"/>
+      <w:r>
+        <w:rPr>
+          <w:lang w:val="en-US"/>
+        </w:rPr>
+        <w:t>/National Institutes</w:t>
+      </w:r>
+    </w:p>
+    <w:p>
+      <w:pPr>
+        <w:ind w:firstLine="708"/>
+        <w:rPr>
+          <w:lang w:val="en-US"/>
+        </w:rPr>
+      </w:pPr>
+      <w:r>
+        <w:rPr>
+          <w:lang w:val="en-US"/>
+        </w:rPr>
+        <w:t>of Health, 2006 - 2013. - URL: http://www.nlm.nih.gov/pubs/factsheets/umlsmeta.html</w:t>
+      </w:r>
+    </w:p>
+    <w:p>
+      <w:pPr>
+        <w:ind w:firstLine="708"/>
+        <w:rPr>
+          <w:lang w:val="en-US"/>
+        </w:rPr>
+      </w:pPr>
+      <w:r>
+        <w:rPr>
+          <w:lang w:val="en-US"/>
+        </w:rPr>
+        <w:t>(</w:t>
+      </w:r>
+      <w:r>
+        <w:t>дата</w:t>
+      </w:r>
+      <w:r>
+        <w:rPr>
+          <w:lang w:val="en-US"/>
+        </w:rPr>
+        <w:t xml:space="preserve"> </w:t>
+      </w:r>
+      <w:r>
+        <w:t>обращения</w:t>
+      </w:r>
+      <w:r>
+        <w:rPr>
+          <w:lang w:val="en-US"/>
+        </w:rPr>
+        <w:t xml:space="preserve"> 2014-12-09).</w:t>
+      </w:r>
+    </w:p>
+    <w:p>
+      <w:pPr>
+        <w:ind w:firstLine="708"/>
+        <w:rPr>
+          <w:lang w:val="en-US"/>
+        </w:rPr>
+      </w:pPr>
+      <w:r>
+        <w:rPr>
+          <w:lang w:val="en-US"/>
+        </w:rPr>
+        <w:t xml:space="preserve">3 U.S. National Library of Medicine. Fact sheet: </w:t>
+      </w:r>
+      <w:proofErr w:type="spellStart"/>
+      <w:r>
+        <w:rPr>
+          <w:lang w:val="en-US"/>
+        </w:rPr>
+        <w:t>Unfied</w:t>
+      </w:r>
+      <w:proofErr w:type="spellEnd"/>
+      <w:r>
+        <w:rPr>
+          <w:lang w:val="en-US"/>
+        </w:rPr>
+        <w:t xml:space="preserve"> Medical Language</w:t>
+      </w:r>
+    </w:p>
+    <w:p>
+      <w:pPr>
+        <w:ind w:firstLine="708"/>
+        <w:rPr>
+          <w:lang w:val="en-US"/>
+        </w:rPr>
+      </w:pPr>
+      <w:r>
+        <w:rPr>
+          <w:lang w:val="en-US"/>
+        </w:rPr>
+        <w:t>System/National Institutes of Health, 2006 - 2013. - URL:</w:t>
+      </w:r>
+    </w:p>
+    <w:p>
+      <w:pPr>
+        <w:ind w:firstLine="708"/>
+      </w:pPr>
+      <w:r>
+        <w:t>http://www.nlm.nih.gov/pubs/factsheets/umls.html (дата обращения 2009-12-09).</w:t>
+      </w:r>
+    </w:p>
+    <w:p>
+      <w:pPr>
+        <w:ind w:firstLine="708"/>
+      </w:pPr>
+      <w:r>
+        <w:t xml:space="preserve">4 </w:t>
+      </w:r>
+      <w:proofErr w:type="spellStart"/>
+      <w:r>
+        <w:t>Антопольский</w:t>
+      </w:r>
+      <w:proofErr w:type="spellEnd"/>
+      <w:r>
+        <w:t xml:space="preserve"> А.Б., </w:t>
+      </w:r>
+      <w:proofErr w:type="spellStart"/>
+      <w:r>
+        <w:t>Белоозеров</w:t>
+      </w:r>
+      <w:proofErr w:type="spellEnd"/>
+      <w:r>
+        <w:t xml:space="preserve"> В.Н. Процедура формирования макротезауруса</w:t>
+      </w:r>
+    </w:p>
+    <w:p>
+      <w:pPr>
+        <w:ind w:firstLine="708"/>
+      </w:pPr>
+      <w:r>
+        <w:t>политематических информационных систем//Классификация и кодирование. - 1976. -</w:t>
+      </w:r>
+    </w:p>
+    <w:p>
+      <w:pPr>
+        <w:ind w:firstLine="708"/>
+      </w:pPr>
+      <w:r>
+        <w:t>N 1 (57). - С. 25 - 29.</w:t>
+      </w:r>
+    </w:p>
+    <w:p>
+      <w:pPr>
+        <w:ind w:firstLine="708"/>
+      </w:pPr>
+      <w:r>
+        <w:t xml:space="preserve">5 </w:t>
+      </w:r>
+      <w:proofErr w:type="spellStart"/>
+      <w:r>
+        <w:t>Белоозеров</w:t>
+      </w:r>
+      <w:proofErr w:type="spellEnd"/>
+      <w:r>
+        <w:t xml:space="preserve"> В.Н., </w:t>
+      </w:r>
+      <w:proofErr w:type="spellStart"/>
+      <w:r>
+        <w:t>Федосимов</w:t>
+      </w:r>
+      <w:proofErr w:type="spellEnd"/>
+      <w:r>
+        <w:t xml:space="preserve"> В.И. Место макротезауруса в лингвистическом</w:t>
+      </w:r>
+    </w:p>
+    <w:p>
+      <w:pPr>
+        <w:ind w:firstLine="708"/>
+      </w:pPr>
+      <w:r>
+        <w:t>обеспечении сети органов научно-технической информации//Проблемы</w:t>
+      </w:r>
+    </w:p>
+    <w:p>
+      <w:pPr>
+        <w:ind w:firstLine="708"/>
+      </w:pPr>
+      <w:r>
+        <w:t>информационных систем. - 1986. - N 1. - С. 6 - 10.</w:t>
+      </w:r>
+    </w:p>
+    <w:p>
+      <w:pPr>
+        <w:ind w:firstLine="708"/>
+      </w:pPr>
+      <w:r>
+        <w:t>6 Использование и ведение макротезауруса ГАСНТИ: Методические</w:t>
+      </w:r>
+    </w:p>
+    <w:p>
+      <w:pPr>
+        <w:ind w:firstLine="708"/>
+      </w:pPr>
+      <w:r>
+        <w:t>рекомендации/ГКНТ СССР. - М., 1983. - 12 с.</w:t>
+      </w:r>
+    </w:p>
+    <w:p>
+      <w:pPr>
+        <w:ind w:firstLine="708"/>
+        <w:rPr>
+          <w:lang w:val="en-US"/>
+        </w:rPr>
+      </w:pPr>
+      <w:r>
+        <w:rPr>
+          <w:lang w:val="en-US"/>
+        </w:rPr>
+        <w:t xml:space="preserve">7 </w:t>
+      </w:r>
+      <w:proofErr w:type="spellStart"/>
+      <w:r>
+        <w:rPr>
+          <w:lang w:val="en-US"/>
+        </w:rPr>
+        <w:t>Nuovo</w:t>
+      </w:r>
+      <w:proofErr w:type="spellEnd"/>
+      <w:r>
+        <w:rPr>
+          <w:lang w:val="en-US"/>
+        </w:rPr>
+        <w:t xml:space="preserve"> </w:t>
+      </w:r>
+      <w:proofErr w:type="spellStart"/>
+      <w:r>
+        <w:rPr>
+          <w:lang w:val="en-US"/>
+        </w:rPr>
+        <w:t>soggettario</w:t>
+      </w:r>
+      <w:proofErr w:type="spellEnd"/>
+      <w:r>
+        <w:rPr>
+          <w:lang w:val="en-US"/>
+        </w:rPr>
+        <w:t xml:space="preserve">: </w:t>
+      </w:r>
+      <w:proofErr w:type="spellStart"/>
+      <w:r>
+        <w:rPr>
+          <w:lang w:val="en-US"/>
+        </w:rPr>
+        <w:t>guida</w:t>
+      </w:r>
+      <w:proofErr w:type="spellEnd"/>
+      <w:r>
+        <w:rPr>
+          <w:lang w:val="en-US"/>
+        </w:rPr>
+        <w:t xml:space="preserve"> al </w:t>
+      </w:r>
+      <w:proofErr w:type="spellStart"/>
+      <w:r>
+        <w:rPr>
+          <w:lang w:val="en-US"/>
+        </w:rPr>
+        <w:t>sistema</w:t>
+      </w:r>
+      <w:proofErr w:type="spellEnd"/>
+      <w:r>
+        <w:rPr>
+          <w:lang w:val="en-US"/>
+        </w:rPr>
+        <w:t xml:space="preserve"> </w:t>
+      </w:r>
+      <w:proofErr w:type="spellStart"/>
+      <w:r>
+        <w:rPr>
+          <w:lang w:val="en-US"/>
+        </w:rPr>
+        <w:t>italiano</w:t>
+      </w:r>
+      <w:proofErr w:type="spellEnd"/>
+      <w:r>
+        <w:rPr>
+          <w:lang w:val="en-US"/>
+        </w:rPr>
+        <w:t xml:space="preserve"> di </w:t>
+      </w:r>
+      <w:proofErr w:type="spellStart"/>
+      <w:r>
+        <w:rPr>
+          <w:lang w:val="en-US"/>
+        </w:rPr>
+        <w:t>indicizzazione</w:t>
+      </w:r>
+      <w:proofErr w:type="spellEnd"/>
+      <w:r>
+        <w:rPr>
+          <w:lang w:val="en-US"/>
+        </w:rPr>
+        <w:t xml:space="preserve"> per </w:t>
+      </w:r>
+      <w:proofErr w:type="spellStart"/>
+      <w:r>
+        <w:rPr>
+          <w:lang w:val="en-US"/>
+        </w:rPr>
+        <w:t>soggetto</w:t>
+      </w:r>
+      <w:proofErr w:type="spellEnd"/>
+      <w:r>
+        <w:rPr>
+          <w:lang w:val="en-US"/>
+        </w:rPr>
+        <w:t xml:space="preserve">, </w:t>
+      </w:r>
+      <w:proofErr w:type="spellStart"/>
+      <w:r>
+        <w:rPr>
+          <w:lang w:val="en-US"/>
+        </w:rPr>
+        <w:t>prototipo</w:t>
+      </w:r>
+      <w:proofErr w:type="spellEnd"/>
+      <w:r>
+        <w:rPr>
+          <w:lang w:val="en-US"/>
+        </w:rPr>
+        <w:t xml:space="preserve"> del</w:t>
+      </w:r>
+    </w:p>
+    <w:p>
+      <w:pPr>
+        <w:ind w:firstLine="708"/>
+        <w:rPr>
+          <w:lang w:val="en-US"/>
+        </w:rPr>
+      </w:pPr>
+      <w:r>
+        <w:rPr>
+          <w:lang w:val="en-US"/>
+        </w:rPr>
+        <w:t>thesaurus [</w:t>
+      </w:r>
+      <w:r>
+        <w:t>Рецензия</w:t>
+      </w:r>
+      <w:r>
+        <w:rPr>
+          <w:lang w:val="en-US"/>
+        </w:rPr>
+        <w:t>]//Knowledge Organization. - 2007. - Vol. 34, N 1. - P. 58 - 60.</w:t>
+      </w:r>
+    </w:p>
+    <w:p>
+      <w:pPr>
+        <w:ind w:firstLine="708"/>
+      </w:pPr>
+      <w:r>
+        <w:t>8 ГОСТ 7.25-2001 СИБИД. Тезаурус информационно-поисковый одноязычный.</w:t>
+      </w:r>
+    </w:p>
+    <w:p>
+      <w:pPr>
+        <w:ind w:firstLine="708"/>
+      </w:pPr>
+      <w:r>
+        <w:t>Правила разработки, структура, состав и форма представления. - М., 2002. - 16 с.</w:t>
+      </w:r>
+    </w:p>
+    <w:p>
+      <w:pPr>
+        <w:ind w:firstLine="708"/>
+        <w:rPr>
+          <w:lang w:val="en-US"/>
+        </w:rPr>
+      </w:pPr>
+      <w:r>
+        <w:rPr>
+          <w:lang w:val="en-US"/>
+        </w:rPr>
+        <w:t>9. Nanoscale Science and Technology Supplement: Collection of applicable terms from</w:t>
+      </w:r>
+    </w:p>
+    <w:p>
+      <w:pPr>
+        <w:ind w:firstLine="708"/>
+        <w:rPr>
+          <w:lang w:val="en-US"/>
+        </w:rPr>
+      </w:pPr>
+      <w:r>
+        <w:rPr>
+          <w:lang w:val="en-US"/>
+        </w:rPr>
+        <w:t xml:space="preserve">PACS 2008//PACS 2010 Regular </w:t>
+      </w:r>
+      <w:proofErr w:type="spellStart"/>
+      <w:r>
+        <w:rPr>
+          <w:lang w:val="en-US"/>
+        </w:rPr>
+        <w:t>Eddition</w:t>
+      </w:r>
+      <w:proofErr w:type="spellEnd"/>
+      <w:r>
+        <w:rPr>
+          <w:lang w:val="en-US"/>
+        </w:rPr>
+        <w:t>/AIP Publishing. - URL:</w:t>
+      </w:r>
+    </w:p>
+    <w:p>
+      <w:pPr>
+        <w:ind w:firstLine="708"/>
+      </w:pPr>
+      <w:r>
+        <w:t>http://www.aip.org/publishing/pacs/nano-supplement (дата обращения 2014-12-09).</w:t>
+      </w:r>
+    </w:p>
+    <w:p>
+      <w:pPr>
+        <w:ind w:firstLine="708"/>
+      </w:pPr>
+      <w:r>
+        <w:t>10 Смирнова О.В. Методика составления индексов УДК//Научно-техническая</w:t>
+      </w:r>
+    </w:p>
+    <w:p>
+      <w:pPr>
+        <w:ind w:firstLine="708"/>
+      </w:pPr>
+      <w:r>
+        <w:t>информация. Сер. 1. - 2008. - N 8. - С. 7 - 8.</w:t>
+      </w:r>
+    </w:p>
+    <w:p>
+      <w:pPr>
+        <w:ind w:firstLine="708"/>
+      </w:pPr>
+      <w:r>
+        <w:t>11 Индексирование фундаментальных научных направлений кодами</w:t>
+      </w:r>
+    </w:p>
+    <w:p>
+      <w:pPr>
+        <w:ind w:firstLine="708"/>
+      </w:pPr>
+      <w:r>
+        <w:t xml:space="preserve">информационных классификаций УДК/О.А. </w:t>
+      </w:r>
+      <w:proofErr w:type="spellStart"/>
+      <w:r>
+        <w:t>Антошкова</w:t>
+      </w:r>
+      <w:proofErr w:type="spellEnd"/>
+      <w:r>
+        <w:t>, Т.С. Астахова, В.Н.</w:t>
+      </w:r>
+    </w:p>
+    <w:p>
+      <w:pPr>
+        <w:ind w:firstLine="708"/>
+      </w:pPr>
+      <w:proofErr w:type="spellStart"/>
+      <w:r>
+        <w:t>Белоозеров</w:t>
+      </w:r>
+      <w:proofErr w:type="spellEnd"/>
+      <w:r>
+        <w:t xml:space="preserve"> и др.; под ред. акад. Ю.М. Арского. - М., 2010. - 322 с.</w:t>
+      </w:r>
+    </w:p>
+    <w:p>
+      <w:pPr>
+        <w:ind w:firstLine="708"/>
+      </w:pPr>
+      <w:r>
+        <w:t xml:space="preserve">12 Рубрикатор как инструмент информационной навигации/Р.С. </w:t>
+      </w:r>
+      <w:proofErr w:type="spellStart"/>
+      <w:r>
+        <w:t>Гиляревский</w:t>
+      </w:r>
+      <w:proofErr w:type="spellEnd"/>
+      <w:r>
+        <w:t>, А.В.</w:t>
+      </w:r>
+    </w:p>
+    <w:p>
+      <w:pPr>
+        <w:ind w:firstLine="708"/>
+      </w:pPr>
+      <w:r>
         <w:lastRenderedPageBreak/>
-        <w:t>СПИСОК</w:t>
-      </w:r>
-      <w:r>
-        <w:t xml:space="preserve"> </w:t>
-      </w:r>
-      <w:r>
-        <w:t>ИСПОЛЬЗОВАННЫХ</w:t>
-      </w:r>
-      <w:r>
-        <w:t xml:space="preserve"> </w:t>
-      </w:r>
-      <w:r>
-        <w:t>ИСТОЧНИКОВ</w:t>
-      </w:r>
-    </w:p>
-    <w:p>
-      <w:pPr>
-        <w:ind w:firstLine="708"/>
-        <w:rPr>
-          <w:lang w:val="en-US"/>
-        </w:rPr>
-      </w:pPr>
-      <w:r>
-        <w:rPr>
-          <w:lang w:val="en-US"/>
-        </w:rPr>
-        <w:t xml:space="preserve">1 </w:t>
+        <w:t xml:space="preserve">Шапкин, В.Н. </w:t>
       </w:r>
       <w:proofErr w:type="spellStart"/>
       <w:r>
-        <w:rPr>
-          <w:lang w:val="en-US"/>
-        </w:rPr>
-        <w:t>DeRidder</w:t>
+        <w:t>Белоозеров</w:t>
       </w:r>
       <w:proofErr w:type="spellEnd"/>
       <w:r>
-        <w:rPr>
-          <w:lang w:val="en-US"/>
-        </w:rPr>
-        <w:t xml:space="preserve"> J.L. The immediate prospects for the application of ontologies in digital</w:t>
-      </w:r>
-    </w:p>
-    <w:p>
-      <w:pPr>
-        <w:ind w:firstLine="708"/>
-        <w:rPr>
-          <w:lang w:val="en-US"/>
-        </w:rPr>
-      </w:pPr>
-      <w:r>
-        <w:rPr>
-          <w:lang w:val="en-US"/>
-        </w:rPr>
-        <w:t>libraries//Knowledge Organization - 2007. - Vol. 34, No. 4. P. 227 - 246.</w:t>
-      </w:r>
-    </w:p>
-    <w:p>
-      <w:pPr>
-        <w:ind w:firstLine="708"/>
-        <w:rPr>
-          <w:lang w:val="en-US"/>
-        </w:rPr>
-      </w:pPr>
-      <w:r>
-        <w:rPr>
-          <w:lang w:val="en-US"/>
-        </w:rPr>
-        <w:t xml:space="preserve">2 U.S. National Library of Medicine. Fact sheet: UMLS </w:t>
+        <w:t>. - СПб.: Профессия, 2008. - 352 с.</w:t>
+      </w:r>
+    </w:p>
+    <w:p>
+      <w:pPr>
+        <w:ind w:firstLine="708"/>
+      </w:pPr>
+      <w:r>
+        <w:t xml:space="preserve">13 Рубрикатор научно-технической информации по </w:t>
       </w:r>
       <w:proofErr w:type="spellStart"/>
       <w:r>
-        <w:rPr>
-          <w:lang w:val="en-US"/>
-        </w:rPr>
-        <w:t>Metathesaurus</w:t>
+        <w:t>нанотехнологиям</w:t>
       </w:r>
       <w:proofErr w:type="spellEnd"/>
       <w:r>
-        <w:rPr>
-          <w:lang w:val="en-US"/>
-        </w:rPr>
-        <w:t>/National Institutes</w:t>
-      </w:r>
-    </w:p>
-    <w:p>
-      <w:pPr>
-        <w:ind w:firstLine="708"/>
-        <w:rPr>
-          <w:lang w:val="en-US"/>
-        </w:rPr>
-      </w:pPr>
-      <w:r>
-        <w:rPr>
-          <w:lang w:val="en-US"/>
-        </w:rPr>
-        <w:t>of Health, 2006 - 2013. - URL: http://www.nlm.nih.gov/pubs/factsheets/umlsmeta.html</w:t>
-      </w:r>
-    </w:p>
-    <w:p>
-      <w:pPr>
-        <w:ind w:firstLine="708"/>
-        <w:rPr>
-          <w:lang w:val="en-US"/>
-        </w:rPr>
-      </w:pPr>
-      <w:r>
-        <w:rPr>
-          <w:lang w:val="en-US"/>
-        </w:rPr>
-        <w:t>(</w:t>
-      </w:r>
-      <w:r>
-        <w:t>дата</w:t>
-      </w:r>
-      <w:r>
-        <w:rPr>
-          <w:lang w:val="en-US"/>
-        </w:rPr>
-        <w:t xml:space="preserve"> </w:t>
-      </w:r>
-      <w:r>
-        <w:t>обращения</w:t>
-      </w:r>
-      <w:r>
-        <w:rPr>
-          <w:lang w:val="en-US"/>
-        </w:rPr>
-        <w:t xml:space="preserve"> 2014-12-09).</w:t>
-      </w:r>
-    </w:p>
-    <w:p>
-      <w:pPr>
-        <w:ind w:firstLine="708"/>
-        <w:rPr>
-          <w:lang w:val="en-US"/>
-        </w:rPr>
-      </w:pPr>
-      <w:r>
-        <w:rPr>
-          <w:lang w:val="en-US"/>
-        </w:rPr>
-        <w:t xml:space="preserve">3 U.S. National Library of Medicine. Fact sheet: </w:t>
-      </w:r>
+        <w:t xml:space="preserve"> и</w:t>
+      </w:r>
+    </w:p>
+    <w:p>
+      <w:pPr>
+        <w:ind w:firstLine="708"/>
+      </w:pPr>
       <w:proofErr w:type="spellStart"/>
       <w:r>
-        <w:rPr>
-          <w:lang w:val="en-US"/>
-        </w:rPr>
-        <w:t>Unfied</w:t>
-      </w:r>
-      <w:proofErr w:type="spellEnd"/>
-      <w:r>
-        <w:rPr>
-          <w:lang w:val="en-US"/>
-        </w:rPr>
-        <w:t xml:space="preserve"> Medical Language</w:t>
-      </w:r>
-    </w:p>
-    <w:p>
-      <w:pPr>
-        <w:ind w:firstLine="708"/>
-        <w:rPr>
-          <w:lang w:val="en-US"/>
-        </w:rPr>
-      </w:pPr>
-      <w:r>
-        <w:rPr>
-          <w:lang w:val="en-US"/>
-        </w:rPr>
-        <w:t>System/National Institutes of Health, 2006 - 2013. - URL:</w:t>
-      </w:r>
-    </w:p>
-    <w:p>
-      <w:pPr>
-        <w:ind w:firstLine="708"/>
-      </w:pPr>
-      <w:r>
-        <w:t>http://www.nlm.nih.gov/pubs/factsheets/umls.html (дата обращения 2009-12-09).</w:t>
-      </w:r>
-    </w:p>
-    <w:p>
-      <w:pPr>
-        <w:ind w:firstLine="708"/>
-      </w:pPr>
-      <w:r>
-        <w:t xml:space="preserve">4 </w:t>
-      </w:r>
-      <w:proofErr w:type="spellStart"/>
-      <w:r>
-        <w:t>Антопольский</w:t>
-      </w:r>
-      <w:proofErr w:type="spellEnd"/>
-      <w:r>
-        <w:t xml:space="preserve"> А.Б., </w:t>
-      </w:r>
-      <w:proofErr w:type="spellStart"/>
-      <w:r>
-        <w:t>Белоозеров</w:t>
-      </w:r>
-      <w:proofErr w:type="spellEnd"/>
-      <w:r>
-        <w:t xml:space="preserve"> В.Н. Процедура формирования макротезауруса</w:t>
-      </w:r>
-    </w:p>
-    <w:p>
-      <w:pPr>
-        <w:ind w:firstLine="708"/>
-      </w:pPr>
-      <w:r>
-        <w:t>политематических информационных систем//Классификация и кодирование. - 1976. -</w:t>
-      </w:r>
-    </w:p>
-    <w:p>
-      <w:pPr>
-        <w:ind w:firstLine="708"/>
-      </w:pPr>
-      <w:r>
-        <w:t>N 1 (57). - С. 25 - 29.</w:t>
-      </w:r>
-    </w:p>
-    <w:p>
-      <w:pPr>
-        <w:ind w:firstLine="708"/>
-      </w:pPr>
-      <w:r>
-        <w:t xml:space="preserve">5 </w:t>
-      </w:r>
-      <w:proofErr w:type="spellStart"/>
-      <w:r>
-        <w:t>Белоозеров</w:t>
-      </w:r>
-      <w:proofErr w:type="spellEnd"/>
-      <w:r>
-        <w:t xml:space="preserve"> В.Н., </w:t>
-      </w:r>
-      <w:proofErr w:type="spellStart"/>
-      <w:r>
-        <w:t>Федосимов</w:t>
-      </w:r>
-      <w:proofErr w:type="spellEnd"/>
-      <w:r>
-        <w:t xml:space="preserve"> В.И. Место макротезауруса в лингвистическом</w:t>
-      </w:r>
-    </w:p>
-    <w:p>
-      <w:pPr>
-        <w:ind w:firstLine="708"/>
-      </w:pPr>
-      <w:r>
-        <w:t>обеспечении сети органов научно-технической информации//Проблемы</w:t>
-      </w:r>
-    </w:p>
-    <w:p>
-      <w:pPr>
-        <w:ind w:firstLine="708"/>
-      </w:pPr>
-      <w:r>
-        <w:t>информационных систем. - 1986. - N 1. - С. 6 - 10.</w:t>
-      </w:r>
-    </w:p>
-    <w:p>
-      <w:pPr>
-        <w:ind w:firstLine="708"/>
-      </w:pPr>
-      <w:r>
-        <w:t>6 Использование и ведение макротезауруса ГАСНТИ: Методические</w:t>
-      </w:r>
-    </w:p>
-    <w:p>
-      <w:pPr>
-        <w:ind w:firstLine="708"/>
-      </w:pPr>
-      <w:r>
-        <w:t>рекомендации/ГКНТ СССР. - М., 1983. - 12 с.</w:t>
-      </w:r>
-    </w:p>
-    <w:p>
-      <w:pPr>
-        <w:ind w:firstLine="708"/>
-        <w:rPr>
-          <w:lang w:val="en-US"/>
-        </w:rPr>
-      </w:pPr>
-      <w:r>
-        <w:rPr>
-          <w:lang w:val="en-US"/>
-        </w:rPr>
-        <w:t xml:space="preserve">7 </w:t>
-      </w:r>
-      <w:proofErr w:type="spellStart"/>
-      <w:r>
-        <w:rPr>
-          <w:lang w:val="en-US"/>
-        </w:rPr>
-        <w:t>Nuovo</w:t>
-      </w:r>
-      <w:proofErr w:type="spellEnd"/>
-      <w:r>
-        <w:rPr>
-          <w:lang w:val="en-US"/>
-        </w:rPr>
-        <w:t xml:space="preserve"> </w:t>
-      </w:r>
-      <w:proofErr w:type="spellStart"/>
-      <w:r>
-        <w:rPr>
-          <w:lang w:val="en-US"/>
-        </w:rPr>
-        <w:t>soggettario</w:t>
-      </w:r>
-      <w:proofErr w:type="spellEnd"/>
-      <w:r>
-        <w:rPr>
-          <w:lang w:val="en-US"/>
-        </w:rPr>
-        <w:t xml:space="preserve">: </w:t>
-      </w:r>
-      <w:proofErr w:type="spellStart"/>
-      <w:r>
-        <w:rPr>
-          <w:lang w:val="en-US"/>
-        </w:rPr>
-        <w:t>guida</w:t>
-      </w:r>
-      <w:proofErr w:type="spellEnd"/>
-      <w:r>
-        <w:rPr>
-          <w:lang w:val="en-US"/>
-        </w:rPr>
-        <w:t xml:space="preserve"> al </w:t>
-      </w:r>
-      <w:proofErr w:type="spellStart"/>
-      <w:r>
-        <w:rPr>
-          <w:lang w:val="en-US"/>
-        </w:rPr>
-        <w:t>sistema</w:t>
-      </w:r>
-      <w:proofErr w:type="spellEnd"/>
-      <w:r>
-        <w:rPr>
-          <w:lang w:val="en-US"/>
-        </w:rPr>
-        <w:t xml:space="preserve"> </w:t>
-      </w:r>
-      <w:proofErr w:type="spellStart"/>
-      <w:r>
-        <w:rPr>
-          <w:lang w:val="en-US"/>
-        </w:rPr>
-        <w:t>italiano</w:t>
-      </w:r>
-      <w:proofErr w:type="spellEnd"/>
-      <w:r>
-        <w:rPr>
-          <w:lang w:val="en-US"/>
-        </w:rPr>
-        <w:t xml:space="preserve"> di </w:t>
-      </w:r>
-      <w:proofErr w:type="spellStart"/>
-      <w:r>
-        <w:rPr>
-          <w:lang w:val="en-US"/>
-        </w:rPr>
-        <w:t>indicizzazione</w:t>
-      </w:r>
-      <w:proofErr w:type="spellEnd"/>
-      <w:r>
-        <w:rPr>
-          <w:lang w:val="en-US"/>
-        </w:rPr>
-        <w:t xml:space="preserve"> per </w:t>
-      </w:r>
-      <w:proofErr w:type="spellStart"/>
-      <w:r>
-        <w:rPr>
-          <w:lang w:val="en-US"/>
-        </w:rPr>
-        <w:t>soggetto</w:t>
-      </w:r>
-      <w:proofErr w:type="spellEnd"/>
-      <w:r>
-        <w:rPr>
-          <w:lang w:val="en-US"/>
-        </w:rPr>
-        <w:t xml:space="preserve">, </w:t>
-      </w:r>
-      <w:proofErr w:type="spellStart"/>
-      <w:r>
-        <w:rPr>
-          <w:lang w:val="en-US"/>
-        </w:rPr>
-        <w:t>prototipo</w:t>
-      </w:r>
-      <w:proofErr w:type="spellEnd"/>
-      <w:r>
-        <w:rPr>
-          <w:lang w:val="en-US"/>
-        </w:rPr>
-        <w:t xml:space="preserve"> del</w:t>
-      </w:r>
-    </w:p>
-    <w:p>
-      <w:pPr>
-        <w:ind w:firstLine="708"/>
-        <w:rPr>
-          <w:lang w:val="en-US"/>
-        </w:rPr>
-      </w:pPr>
-      <w:r>
-        <w:rPr>
-          <w:lang w:val="en-US"/>
-        </w:rPr>
-        <w:t>thesaurus [</w:t>
-      </w:r>
-      <w:r>
-        <w:t>Рецензия</w:t>
-      </w:r>
-      <w:r>
-        <w:rPr>
-          <w:lang w:val="en-US"/>
-        </w:rPr>
-        <w:t>]//Knowledge Organization. - 2007. - Vol. 34, N 1. - P. 58 - 60.</w:t>
-      </w:r>
-    </w:p>
-    <w:p>
-      <w:pPr>
-        <w:ind w:firstLine="708"/>
-      </w:pPr>
-      <w:r>
-        <w:t>8 ГОСТ 7.25-2001 СИБИД. Тезаурус информационно-поисковый одноязычный.</w:t>
-      </w:r>
-    </w:p>
-    <w:p>
-      <w:pPr>
-        <w:ind w:firstLine="708"/>
-      </w:pPr>
-      <w:r>
-        <w:t>Правила разработки, структура, состав и форма представления. - М., 2002. - 16 с.</w:t>
-      </w:r>
-    </w:p>
-    <w:p>
-      <w:pPr>
-        <w:ind w:firstLine="708"/>
-        <w:rPr>
-          <w:lang w:val="en-US"/>
-        </w:rPr>
-      </w:pPr>
-      <w:r>
-        <w:rPr>
-          <w:lang w:val="en-US"/>
-        </w:rPr>
-        <w:t>9. Nanoscale Science and Technology Supplement: Collection of applicable terms from</w:t>
-      </w:r>
-    </w:p>
-    <w:p>
-      <w:pPr>
-        <w:ind w:firstLine="708"/>
-        <w:rPr>
-          <w:lang w:val="en-US"/>
-        </w:rPr>
-      </w:pPr>
-      <w:r>
-        <w:rPr>
-          <w:lang w:val="en-US"/>
-        </w:rPr>
-        <w:t xml:space="preserve">PACS 2008//PACS 2010 Regular </w:t>
-      </w:r>
-      <w:proofErr w:type="spellStart"/>
-      <w:r>
-        <w:rPr>
-          <w:lang w:val="en-US"/>
-        </w:rPr>
-        <w:t>Eddition</w:t>
-      </w:r>
-      <w:proofErr w:type="spellEnd"/>
-      <w:r>
-        <w:rPr>
-          <w:lang w:val="en-US"/>
-        </w:rPr>
-        <w:t>/AIP Publishing. - URL:</w:t>
-      </w:r>
-    </w:p>
-    <w:p>
-      <w:pPr>
-        <w:ind w:firstLine="708"/>
-      </w:pPr>
-      <w:r>
-        <w:t>http://www.aip.org/publishing/pacs/nano-supplement (дата обращения 2014-12-09).</w:t>
-      </w:r>
-    </w:p>
-    <w:p>
-      <w:pPr>
-        <w:ind w:firstLine="708"/>
-      </w:pPr>
-      <w:r>
-        <w:t>10 Смирнова О.В. Методика составления индексов УДК//Научно-техническая</w:t>
-      </w:r>
-    </w:p>
-    <w:p>
-      <w:pPr>
-        <w:ind w:firstLine="708"/>
-      </w:pPr>
-      <w:r>
-        <w:t>информация. Сер. 1. - 2008. - N 8. - С. 7 - 8.</w:t>
-      </w:r>
-    </w:p>
-    <w:p>
-      <w:pPr>
-        <w:ind w:firstLine="708"/>
-      </w:pPr>
-      <w:r>
-        <w:t>11 Индексирование фундаментальных научных направлений кодами</w:t>
-      </w:r>
-    </w:p>
-    <w:p>
-      <w:pPr>
-        <w:ind w:firstLine="708"/>
-      </w:pPr>
-      <w:r>
-        <w:t xml:space="preserve">информационных классификаций УДК/О.А. </w:t>
-      </w:r>
-      <w:proofErr w:type="spellStart"/>
-      <w:r>
-        <w:t>Антошкова</w:t>
-      </w:r>
-      <w:proofErr w:type="spellEnd"/>
-      <w:r>
-        <w:t>, Т.С. Астахова, В.Н.</w:t>
-      </w:r>
-    </w:p>
-    <w:p>
-      <w:pPr>
-        <w:ind w:firstLine="708"/>
-      </w:pPr>
-      <w:proofErr w:type="spellStart"/>
-      <w:r>
-        <w:t>Белоозеров</w:t>
-      </w:r>
-      <w:proofErr w:type="spellEnd"/>
-      <w:r>
-        <w:t xml:space="preserve"> и др.; под ред. акад. Ю.М. Арского. - М., 2010. - 322 с.</w:t>
-      </w:r>
-    </w:p>
-    <w:p>
-      <w:pPr>
-        <w:ind w:firstLine="708"/>
-      </w:pPr>
-      <w:r>
-        <w:t xml:space="preserve">12 Рубрикатор как инструмент информационной навигации/Р.С. </w:t>
-      </w:r>
-      <w:proofErr w:type="spellStart"/>
-      <w:r>
-        <w:t>Гиляревский</w:t>
-      </w:r>
-      <w:proofErr w:type="spellEnd"/>
-      <w:r>
-        <w:t>, А.В.</w:t>
-      </w:r>
-    </w:p>
-    <w:p>
-      <w:pPr>
-        <w:ind w:firstLine="708"/>
-      </w:pPr>
-      <w:r>
-        <w:t xml:space="preserve">Шапкин, В.Н. </w:t>
-      </w:r>
-      <w:proofErr w:type="spellStart"/>
-      <w:r>
-        <w:t>Белоозеров</w:t>
-      </w:r>
-      <w:proofErr w:type="spellEnd"/>
-      <w:r>
-        <w:t>. - СПб.: Профессия, 2008. - 352 с.</w:t>
-      </w:r>
-    </w:p>
-    <w:p>
-      <w:pPr>
-        <w:ind w:firstLine="708"/>
-      </w:pPr>
-      <w:r>
-        <w:t xml:space="preserve">13 Рубрикатор научно-технической информации по </w:t>
-      </w:r>
-      <w:proofErr w:type="spellStart"/>
-      <w:r>
-        <w:t>нанотехнологиям</w:t>
-      </w:r>
-      <w:proofErr w:type="spellEnd"/>
-      <w:r>
-        <w:t xml:space="preserve"> и</w:t>
-      </w:r>
-    </w:p>
-    <w:p>
-      <w:pPr>
-        <w:ind w:firstLine="708"/>
-      </w:pPr>
-      <w:proofErr w:type="spellStart"/>
-      <w:r>
-        <w:lastRenderedPageBreak/>
         <w:t>наноматериалам</w:t>
       </w:r>
       <w:proofErr w:type="spellEnd"/>
@@ -5390,16 +6308,7 @@
           <w:lang w:eastAsia="ru-RU"/>
         </w:rPr>
         <w:lastRenderedPageBreak/>
-        <w:t>определенном порядке. В зависимости от характера, вида и целевого назначени</w:t>
-      </w:r>
-      <w:r>
-        <w:rPr>
-          <w:rFonts w:ascii="Times New Roman" w:eastAsia="Times New Roman" w:hAnsi="Times New Roman" w:cs="Times New Roman"/>
-          <w:sz w:val="28"/>
-          <w:szCs w:val="28"/>
-          <w:lang w:eastAsia="ru-RU"/>
-        </w:rPr>
-        <w:t>я работ</w:t>
+        <w:t>определенном порядке. В зависимости от характера, вида и целевого назначения работ</w:t>
       </w:r>
     </w:p>
     <w:p>
@@ -5549,7 +6458,7 @@
           <w:rFonts w:ascii="Times New Roman" w:eastAsia="Times New Roman" w:hAnsi="Times New Roman" w:cs="Times New Roman"/>
           <w:sz w:val="28"/>
           <w:szCs w:val="28"/>
-          <w:lang w:val="en-US" w:eastAsia="ru-RU"/>
+          <w:lang w:eastAsia="ru-RU"/>
         </w:rPr>
       </w:pPr>
       <w:r>
@@ -6318,6 +7227,7 @@
       </w:r>
     </w:p>
     <w:sectPr>
+      <w:footerReference w:type="default" r:id="rId10"/>
       <w:pgSz w:w="11906" w:h="16838"/>
       <w:pgMar w:top="1134" w:right="850" w:bottom="1134" w:left="1701" w:header="708" w:footer="708" w:gutter="0"/>
       <w:cols w:space="708"/>
@@ -6325,6 +7235,589 @@
     </w:sectPr>
   </w:body>
 </w:document>
+</file>
+
+<file path=word/endnotes.xml><?xml version="1.0" encoding="utf-8"?>
+<w:endnotes xmlns:wpc="http://schemas.microsoft.com/office/word/2010/wordprocessingCanvas" xmlns:cx="http://schemas.microsoft.com/office/drawing/2014/chartex" xmlns:mc="http://schemas.openxmlformats.org/markup-compatibility/2006" xmlns:o="urn:schemas-microsoft-com:office:office" xmlns:r="http://schemas.openxmlformats.org/officeDocument/2006/relationships" xmlns:m="http://schemas.openxmlformats.org/officeDocument/2006/math" xmlns:v="urn:schemas-microsoft-com:vml" xmlns:wp14="http://schemas.microsoft.com/office/word/2010/wordprocessingDrawing" xmlns:wp="http://schemas.openxmlformats.org/drawingml/2006/wordprocessingDrawing" xmlns:w10="urn:schemas-microsoft-com:office:word" xmlns:w="http://schemas.openxmlformats.org/wordprocessingml/2006/main" xmlns:w14="http://schemas.microsoft.com/office/word/2010/wordml" xmlns:w15="http://schemas.microsoft.com/office/word/2012/wordml" xmlns:w16se="http://schemas.microsoft.com/office/word/2015/wordml/symex" xmlns:wpg="http://schemas.microsoft.com/office/word/2010/wordprocessingGroup" xmlns:wpi="http://schemas.microsoft.com/office/word/2010/wordprocessingInk" xmlns:wne="http://schemas.microsoft.com/office/word/2006/wordml" xmlns:wps="http://schemas.microsoft.com/office/word/2010/wordprocessingShape" mc:Ignorable="w14 w15 w16se wp14">
+  <w:endnote w:type="separator" w:id="-1">
+    <w:p>
+      <w:pPr>
+        <w:spacing w:after="0" w:line="240" w:lineRule="auto"/>
+      </w:pPr>
+      <w:r>
+        <w:separator/>
+      </w:r>
+    </w:p>
+  </w:endnote>
+  <w:endnote w:type="continuationSeparator" w:id="0">
+    <w:p>
+      <w:pPr>
+        <w:spacing w:after="0" w:line="240" w:lineRule="auto"/>
+      </w:pPr>
+      <w:r>
+        <w:continuationSeparator/>
+      </w:r>
+    </w:p>
+  </w:endnote>
+</w:endnotes>
+</file>
+
+<file path=word/footer1.xml><?xml version="1.0" encoding="utf-8"?>
+<w:ftr xmlns:wpc="http://schemas.microsoft.com/office/word/2010/wordprocessingCanvas" xmlns:cx="http://schemas.microsoft.com/office/drawing/2014/chartex" xmlns:mc="http://schemas.openxmlformats.org/markup-compatibility/2006" xmlns:o="urn:schemas-microsoft-com:office:office" xmlns:r="http://schemas.openxmlformats.org/officeDocument/2006/relationships" xmlns:m="http://schemas.openxmlformats.org/officeDocument/2006/math" xmlns:v="urn:schemas-microsoft-com:vml" xmlns:wp14="http://schemas.microsoft.com/office/word/2010/wordprocessingDrawing" xmlns:wp="http://schemas.openxmlformats.org/drawingml/2006/wordprocessingDrawing" xmlns:w10="urn:schemas-microsoft-com:office:word" xmlns:w="http://schemas.openxmlformats.org/wordprocessingml/2006/main" xmlns:w14="http://schemas.microsoft.com/office/word/2010/wordml" xmlns:w15="http://schemas.microsoft.com/office/word/2012/wordml" xmlns:w16se="http://schemas.microsoft.com/office/word/2015/wordml/symex" xmlns:wpg="http://schemas.microsoft.com/office/word/2010/wordprocessingGroup" xmlns:wpi="http://schemas.microsoft.com/office/word/2010/wordprocessingInk" xmlns:wne="http://schemas.microsoft.com/office/word/2006/wordml" xmlns:wps="http://schemas.microsoft.com/office/word/2010/wordprocessingShape" mc:Ignorable="w14 w15 w16se wp14">
+  <w:sdt>
+    <w:sdtPr>
+      <w:id w:val="779997944"/>
+      <w:docPartObj>
+        <w:docPartGallery w:val="Page Numbers (Bottom of Page)"/>
+        <w:docPartUnique/>
+      </w:docPartObj>
+    </w:sdtPr>
+    <w:sdtContent>
+      <w:p>
+        <w:pPr>
+          <w:pStyle w:val="a8"/>
+          <w:jc w:val="center"/>
+        </w:pPr>
+        <w:r>
+          <w:fldChar w:fldCharType="begin"/>
+        </w:r>
+        <w:r>
+          <w:instrText>PAGE   \* MERGEFORMAT</w:instrText>
+        </w:r>
+        <w:r>
+          <w:fldChar w:fldCharType="separate"/>
+        </w:r>
+        <w:r>
+          <w:rPr>
+            <w:noProof/>
+          </w:rPr>
+          <w:t>8</w:t>
+        </w:r>
+        <w:r>
+          <w:fldChar w:fldCharType="end"/>
+        </w:r>
+      </w:p>
+    </w:sdtContent>
+  </w:sdt>
+  <w:p>
+    <w:pPr>
+      <w:pStyle w:val="a8"/>
+    </w:pPr>
+  </w:p>
+</w:ftr>
+</file>
+
+<file path=word/footnotes.xml><?xml version="1.0" encoding="utf-8"?>
+<w:footnotes xmlns:wpc="http://schemas.microsoft.com/office/word/2010/wordprocessingCanvas" xmlns:cx="http://schemas.microsoft.com/office/drawing/2014/chartex" xmlns:mc="http://schemas.openxmlformats.org/markup-compatibility/2006" xmlns:o="urn:schemas-microsoft-com:office:office" xmlns:r="http://schemas.openxmlformats.org/officeDocument/2006/relationships" xmlns:m="http://schemas.openxmlformats.org/officeDocument/2006/math" xmlns:v="urn:schemas-microsoft-com:vml" xmlns:wp14="http://schemas.microsoft.com/office/word/2010/wordprocessingDrawing" xmlns:wp="http://schemas.openxmlformats.org/drawingml/2006/wordprocessingDrawing" xmlns:w10="urn:schemas-microsoft-com:office:word" xmlns:w="http://schemas.openxmlformats.org/wordprocessingml/2006/main" xmlns:w14="http://schemas.microsoft.com/office/word/2010/wordml" xmlns:w15="http://schemas.microsoft.com/office/word/2012/wordml" xmlns:w16se="http://schemas.microsoft.com/office/word/2015/wordml/symex" xmlns:wpg="http://schemas.microsoft.com/office/word/2010/wordprocessingGroup" xmlns:wpi="http://schemas.microsoft.com/office/word/2010/wordprocessingInk" xmlns:wne="http://schemas.microsoft.com/office/word/2006/wordml" xmlns:wps="http://schemas.microsoft.com/office/word/2010/wordprocessingShape" mc:Ignorable="w14 w15 w16se wp14">
+  <w:footnote w:type="separator" w:id="-1">
+    <w:p>
+      <w:pPr>
+        <w:spacing w:after="0" w:line="240" w:lineRule="auto"/>
+      </w:pPr>
+      <w:r>
+        <w:separator/>
+      </w:r>
+    </w:p>
+  </w:footnote>
+  <w:footnote w:type="continuationSeparator" w:id="0">
+    <w:p>
+      <w:pPr>
+        <w:spacing w:after="0" w:line="240" w:lineRule="auto"/>
+      </w:pPr>
+      <w:r>
+        <w:continuationSeparator/>
+      </w:r>
+    </w:p>
+  </w:footnote>
+</w:footnotes>
+</file>
+
+<file path=word/numbering.xml><?xml version="1.0" encoding="utf-8"?>
+<w:numbering xmlns:wpc="http://schemas.microsoft.com/office/word/2010/wordprocessingCanvas" xmlns:cx="http://schemas.microsoft.com/office/drawing/2014/chartex" xmlns:mc="http://schemas.openxmlformats.org/markup-compatibility/2006" xmlns:o="urn:schemas-microsoft-com:office:office" xmlns:r="http://schemas.openxmlformats.org/officeDocument/2006/relationships" xmlns:m="http://schemas.openxmlformats.org/officeDocument/2006/math" xmlns:v="urn:schemas-microsoft-com:vml" xmlns:wp14="http://schemas.microsoft.com/office/word/2010/wordprocessingDrawing" xmlns:wp="http://schemas.openxmlformats.org/drawingml/2006/wordprocessingDrawing" xmlns:w10="urn:schemas-microsoft-com:office:word" xmlns:w="http://schemas.openxmlformats.org/wordprocessingml/2006/main" xmlns:w14="http://schemas.microsoft.com/office/word/2010/wordml" xmlns:w15="http://schemas.microsoft.com/office/word/2012/wordml" xmlns:w16se="http://schemas.microsoft.com/office/word/2015/wordml/symex" xmlns:wpg="http://schemas.microsoft.com/office/word/2010/wordprocessingGroup" xmlns:wpi="http://schemas.microsoft.com/office/word/2010/wordprocessingInk" xmlns:wne="http://schemas.microsoft.com/office/word/2006/wordml" xmlns:wps="http://schemas.microsoft.com/office/word/2010/wordprocessingShape" mc:Ignorable="w14 w15 w16se wp14">
+  <w:abstractNum w:abstractNumId="0" w15:restartNumberingAfterBreak="0">
+    <w:nsid w:val="0681335C"/>
+    <w:multiLevelType w:val="hybridMultilevel"/>
+    <w:tmpl w:val="244CF366"/>
+    <w:lvl w:ilvl="0" w:tplc="C2F82316">
+      <w:start w:val="1"/>
+      <w:numFmt w:val="decimal"/>
+      <w:lvlText w:val="1.3.%1"/>
+      <w:lvlJc w:val="left"/>
+      <w:pPr>
+        <w:ind w:left="720" w:hanging="360"/>
+      </w:pPr>
+      <w:rPr>
+        <w:rFonts w:hint="default"/>
+      </w:rPr>
+    </w:lvl>
+    <w:lvl w:ilvl="1" w:tplc="04190019" w:tentative="1">
+      <w:start w:val="1"/>
+      <w:numFmt w:val="lowerLetter"/>
+      <w:lvlText w:val="%2."/>
+      <w:lvlJc w:val="left"/>
+      <w:pPr>
+        <w:ind w:left="1440" w:hanging="360"/>
+      </w:pPr>
+    </w:lvl>
+    <w:lvl w:ilvl="2" w:tplc="0419001B" w:tentative="1">
+      <w:start w:val="1"/>
+      <w:numFmt w:val="lowerRoman"/>
+      <w:lvlText w:val="%3."/>
+      <w:lvlJc w:val="right"/>
+      <w:pPr>
+        <w:ind w:left="2160" w:hanging="180"/>
+      </w:pPr>
+    </w:lvl>
+    <w:lvl w:ilvl="3" w:tplc="0419000F" w:tentative="1">
+      <w:start w:val="1"/>
+      <w:numFmt w:val="decimal"/>
+      <w:lvlText w:val="%4."/>
+      <w:lvlJc w:val="left"/>
+      <w:pPr>
+        <w:ind w:left="2880" w:hanging="360"/>
+      </w:pPr>
+    </w:lvl>
+    <w:lvl w:ilvl="4" w:tplc="04190019" w:tentative="1">
+      <w:start w:val="1"/>
+      <w:numFmt w:val="lowerLetter"/>
+      <w:lvlText w:val="%5."/>
+      <w:lvlJc w:val="left"/>
+      <w:pPr>
+        <w:ind w:left="3600" w:hanging="360"/>
+      </w:pPr>
+    </w:lvl>
+    <w:lvl w:ilvl="5" w:tplc="0419001B" w:tentative="1">
+      <w:start w:val="1"/>
+      <w:numFmt w:val="lowerRoman"/>
+      <w:lvlText w:val="%6."/>
+      <w:lvlJc w:val="right"/>
+      <w:pPr>
+        <w:ind w:left="4320" w:hanging="180"/>
+      </w:pPr>
+    </w:lvl>
+    <w:lvl w:ilvl="6" w:tplc="0419000F" w:tentative="1">
+      <w:start w:val="1"/>
+      <w:numFmt w:val="decimal"/>
+      <w:lvlText w:val="%7."/>
+      <w:lvlJc w:val="left"/>
+      <w:pPr>
+        <w:ind w:left="5040" w:hanging="360"/>
+      </w:pPr>
+    </w:lvl>
+    <w:lvl w:ilvl="7" w:tplc="04190019" w:tentative="1">
+      <w:start w:val="1"/>
+      <w:numFmt w:val="lowerLetter"/>
+      <w:lvlText w:val="%8."/>
+      <w:lvlJc w:val="left"/>
+      <w:pPr>
+        <w:ind w:left="5760" w:hanging="360"/>
+      </w:pPr>
+    </w:lvl>
+    <w:lvl w:ilvl="8" w:tplc="0419001B" w:tentative="1">
+      <w:start w:val="1"/>
+      <w:numFmt w:val="lowerRoman"/>
+      <w:lvlText w:val="%9."/>
+      <w:lvlJc w:val="right"/>
+      <w:pPr>
+        <w:ind w:left="6480" w:hanging="180"/>
+      </w:pPr>
+    </w:lvl>
+  </w:abstractNum>
+  <w:abstractNum w:abstractNumId="1" w15:restartNumberingAfterBreak="0">
+    <w:nsid w:val="36947DD9"/>
+    <w:multiLevelType w:val="hybridMultilevel"/>
+    <w:tmpl w:val="01DC9C8E"/>
+    <w:lvl w:ilvl="0" w:tplc="0419000F">
+      <w:start w:val="1"/>
+      <w:numFmt w:val="decimal"/>
+      <w:lvlText w:val="%1."/>
+      <w:lvlJc w:val="left"/>
+      <w:pPr>
+        <w:ind w:left="720" w:hanging="360"/>
+      </w:pPr>
+    </w:lvl>
+    <w:lvl w:ilvl="1" w:tplc="04190019" w:tentative="1">
+      <w:start w:val="1"/>
+      <w:numFmt w:val="lowerLetter"/>
+      <w:lvlText w:val="%2."/>
+      <w:lvlJc w:val="left"/>
+      <w:pPr>
+        <w:ind w:left="1440" w:hanging="360"/>
+      </w:pPr>
+    </w:lvl>
+    <w:lvl w:ilvl="2" w:tplc="0419001B" w:tentative="1">
+      <w:start w:val="1"/>
+      <w:numFmt w:val="lowerRoman"/>
+      <w:lvlText w:val="%3."/>
+      <w:lvlJc w:val="right"/>
+      <w:pPr>
+        <w:ind w:left="2160" w:hanging="180"/>
+      </w:pPr>
+    </w:lvl>
+    <w:lvl w:ilvl="3" w:tplc="0419000F" w:tentative="1">
+      <w:start w:val="1"/>
+      <w:numFmt w:val="decimal"/>
+      <w:lvlText w:val="%4."/>
+      <w:lvlJc w:val="left"/>
+      <w:pPr>
+        <w:ind w:left="2880" w:hanging="360"/>
+      </w:pPr>
+    </w:lvl>
+    <w:lvl w:ilvl="4" w:tplc="04190019" w:tentative="1">
+      <w:start w:val="1"/>
+      <w:numFmt w:val="lowerLetter"/>
+      <w:lvlText w:val="%5."/>
+      <w:lvlJc w:val="left"/>
+      <w:pPr>
+        <w:ind w:left="3600" w:hanging="360"/>
+      </w:pPr>
+    </w:lvl>
+    <w:lvl w:ilvl="5" w:tplc="0419001B" w:tentative="1">
+      <w:start w:val="1"/>
+      <w:numFmt w:val="lowerRoman"/>
+      <w:lvlText w:val="%6."/>
+      <w:lvlJc w:val="right"/>
+      <w:pPr>
+        <w:ind w:left="4320" w:hanging="180"/>
+      </w:pPr>
+    </w:lvl>
+    <w:lvl w:ilvl="6" w:tplc="0419000F" w:tentative="1">
+      <w:start w:val="1"/>
+      <w:numFmt w:val="decimal"/>
+      <w:lvlText w:val="%7."/>
+      <w:lvlJc w:val="left"/>
+      <w:pPr>
+        <w:ind w:left="5040" w:hanging="360"/>
+      </w:pPr>
+    </w:lvl>
+    <w:lvl w:ilvl="7" w:tplc="04190019" w:tentative="1">
+      <w:start w:val="1"/>
+      <w:numFmt w:val="lowerLetter"/>
+      <w:lvlText w:val="%8."/>
+      <w:lvlJc w:val="left"/>
+      <w:pPr>
+        <w:ind w:left="5760" w:hanging="360"/>
+      </w:pPr>
+    </w:lvl>
+    <w:lvl w:ilvl="8" w:tplc="0419001B" w:tentative="1">
+      <w:start w:val="1"/>
+      <w:numFmt w:val="lowerRoman"/>
+      <w:lvlText w:val="%9."/>
+      <w:lvlJc w:val="right"/>
+      <w:pPr>
+        <w:ind w:left="6480" w:hanging="180"/>
+      </w:pPr>
+    </w:lvl>
+  </w:abstractNum>
+  <w:abstractNum w:abstractNumId="2" w15:restartNumberingAfterBreak="0">
+    <w:nsid w:val="63502E72"/>
+    <w:multiLevelType w:val="multilevel"/>
+    <w:tmpl w:val="21D6637C"/>
+    <w:lvl w:ilvl="0">
+      <w:start w:val="1"/>
+      <w:numFmt w:val="decimal"/>
+      <w:lvlText w:val="%1."/>
+      <w:lvlJc w:val="left"/>
+      <w:pPr>
+        <w:ind w:left="1428" w:hanging="360"/>
+      </w:pPr>
+    </w:lvl>
+    <w:lvl w:ilvl="1">
+      <w:start w:val="1"/>
+      <w:numFmt w:val="decimal"/>
+      <w:isLgl/>
+      <w:lvlText w:val="%1.%2."/>
+      <w:lvlJc w:val="left"/>
+      <w:pPr>
+        <w:ind w:left="1788" w:hanging="720"/>
+      </w:pPr>
+      <w:rPr>
+        <w:rFonts w:hint="default"/>
+      </w:rPr>
+    </w:lvl>
+    <w:lvl w:ilvl="2">
+      <w:start w:val="1"/>
+      <w:numFmt w:val="decimal"/>
+      <w:isLgl/>
+      <w:lvlText w:val="%1.%2.%3."/>
+      <w:lvlJc w:val="left"/>
+      <w:pPr>
+        <w:ind w:left="1788" w:hanging="720"/>
+      </w:pPr>
+      <w:rPr>
+        <w:rFonts w:hint="default"/>
+      </w:rPr>
+    </w:lvl>
+    <w:lvl w:ilvl="3">
+      <w:start w:val="1"/>
+      <w:numFmt w:val="decimal"/>
+      <w:isLgl/>
+      <w:lvlText w:val="%1.%2.%3.%4."/>
+      <w:lvlJc w:val="left"/>
+      <w:pPr>
+        <w:ind w:left="2148" w:hanging="1080"/>
+      </w:pPr>
+      <w:rPr>
+        <w:rFonts w:hint="default"/>
+      </w:rPr>
+    </w:lvl>
+    <w:lvl w:ilvl="4">
+      <w:start w:val="1"/>
+      <w:numFmt w:val="decimal"/>
+      <w:isLgl/>
+      <w:lvlText w:val="%1.%2.%3.%4.%5."/>
+      <w:lvlJc w:val="left"/>
+      <w:pPr>
+        <w:ind w:left="2148" w:hanging="1080"/>
+      </w:pPr>
+      <w:rPr>
+        <w:rFonts w:hint="default"/>
+      </w:rPr>
+    </w:lvl>
+    <w:lvl w:ilvl="5">
+      <w:start w:val="1"/>
+      <w:numFmt w:val="decimal"/>
+      <w:isLgl/>
+      <w:lvlText w:val="%1.%2.%3.%4.%5.%6."/>
+      <w:lvlJc w:val="left"/>
+      <w:pPr>
+        <w:ind w:left="2508" w:hanging="1440"/>
+      </w:pPr>
+      <w:rPr>
+        <w:rFonts w:hint="default"/>
+      </w:rPr>
+    </w:lvl>
+    <w:lvl w:ilvl="6">
+      <w:start w:val="1"/>
+      <w:numFmt w:val="decimal"/>
+      <w:isLgl/>
+      <w:lvlText w:val="%1.%2.%3.%4.%5.%6.%7."/>
+      <w:lvlJc w:val="left"/>
+      <w:pPr>
+        <w:ind w:left="2868" w:hanging="1800"/>
+      </w:pPr>
+      <w:rPr>
+        <w:rFonts w:hint="default"/>
+      </w:rPr>
+    </w:lvl>
+    <w:lvl w:ilvl="7">
+      <w:start w:val="1"/>
+      <w:numFmt w:val="decimal"/>
+      <w:isLgl/>
+      <w:lvlText w:val="%1.%2.%3.%4.%5.%6.%7.%8."/>
+      <w:lvlJc w:val="left"/>
+      <w:pPr>
+        <w:ind w:left="2868" w:hanging="1800"/>
+      </w:pPr>
+      <w:rPr>
+        <w:rFonts w:hint="default"/>
+      </w:rPr>
+    </w:lvl>
+    <w:lvl w:ilvl="8">
+      <w:start w:val="1"/>
+      <w:numFmt w:val="decimal"/>
+      <w:isLgl/>
+      <w:lvlText w:val="%1.%2.%3.%4.%5.%6.%7.%8.%9."/>
+      <w:lvlJc w:val="left"/>
+      <w:pPr>
+        <w:ind w:left="3228" w:hanging="2160"/>
+      </w:pPr>
+      <w:rPr>
+        <w:rFonts w:hint="default"/>
+      </w:rPr>
+    </w:lvl>
+  </w:abstractNum>
+  <w:abstractNum w:abstractNumId="3" w15:restartNumberingAfterBreak="0">
+    <w:nsid w:val="6B777C35"/>
+    <w:multiLevelType w:val="hybridMultilevel"/>
+    <w:tmpl w:val="8A7AE6F2"/>
+    <w:lvl w:ilvl="0" w:tplc="9EDA8812">
+      <w:start w:val="1"/>
+      <w:numFmt w:val="decimal"/>
+      <w:lvlText w:val="2.4.%1"/>
+      <w:lvlJc w:val="left"/>
+      <w:pPr>
+        <w:ind w:left="1080" w:hanging="360"/>
+      </w:pPr>
+      <w:rPr>
+        <w:rFonts w:hint="default"/>
+      </w:rPr>
+    </w:lvl>
+    <w:lvl w:ilvl="1" w:tplc="04190019" w:tentative="1">
+      <w:start w:val="1"/>
+      <w:numFmt w:val="lowerLetter"/>
+      <w:lvlText w:val="%2."/>
+      <w:lvlJc w:val="left"/>
+      <w:pPr>
+        <w:ind w:left="1800" w:hanging="360"/>
+      </w:pPr>
+    </w:lvl>
+    <w:lvl w:ilvl="2" w:tplc="0419001B" w:tentative="1">
+      <w:start w:val="1"/>
+      <w:numFmt w:val="lowerRoman"/>
+      <w:lvlText w:val="%3."/>
+      <w:lvlJc w:val="right"/>
+      <w:pPr>
+        <w:ind w:left="2520" w:hanging="180"/>
+      </w:pPr>
+    </w:lvl>
+    <w:lvl w:ilvl="3" w:tplc="0419000F" w:tentative="1">
+      <w:start w:val="1"/>
+      <w:numFmt w:val="decimal"/>
+      <w:lvlText w:val="%4."/>
+      <w:lvlJc w:val="left"/>
+      <w:pPr>
+        <w:ind w:left="3240" w:hanging="360"/>
+      </w:pPr>
+    </w:lvl>
+    <w:lvl w:ilvl="4" w:tplc="04190019" w:tentative="1">
+      <w:start w:val="1"/>
+      <w:numFmt w:val="lowerLetter"/>
+      <w:lvlText w:val="%5."/>
+      <w:lvlJc w:val="left"/>
+      <w:pPr>
+        <w:ind w:left="3960" w:hanging="360"/>
+      </w:pPr>
+    </w:lvl>
+    <w:lvl w:ilvl="5" w:tplc="0419001B" w:tentative="1">
+      <w:start w:val="1"/>
+      <w:numFmt w:val="lowerRoman"/>
+      <w:lvlText w:val="%6."/>
+      <w:lvlJc w:val="right"/>
+      <w:pPr>
+        <w:ind w:left="4680" w:hanging="180"/>
+      </w:pPr>
+    </w:lvl>
+    <w:lvl w:ilvl="6" w:tplc="0419000F" w:tentative="1">
+      <w:start w:val="1"/>
+      <w:numFmt w:val="decimal"/>
+      <w:lvlText w:val="%7."/>
+      <w:lvlJc w:val="left"/>
+      <w:pPr>
+        <w:ind w:left="5400" w:hanging="360"/>
+      </w:pPr>
+    </w:lvl>
+    <w:lvl w:ilvl="7" w:tplc="04190019" w:tentative="1">
+      <w:start w:val="1"/>
+      <w:numFmt w:val="lowerLetter"/>
+      <w:lvlText w:val="%8."/>
+      <w:lvlJc w:val="left"/>
+      <w:pPr>
+        <w:ind w:left="6120" w:hanging="360"/>
+      </w:pPr>
+    </w:lvl>
+    <w:lvl w:ilvl="8" w:tplc="0419001B" w:tentative="1">
+      <w:start w:val="1"/>
+      <w:numFmt w:val="lowerRoman"/>
+      <w:lvlText w:val="%9."/>
+      <w:lvlJc w:val="right"/>
+      <w:pPr>
+        <w:ind w:left="6840" w:hanging="180"/>
+      </w:pPr>
+    </w:lvl>
+  </w:abstractNum>
+  <w:abstractNum w:abstractNumId="4" w15:restartNumberingAfterBreak="0">
+    <w:nsid w:val="7DB44282"/>
+    <w:multiLevelType w:val="multilevel"/>
+    <w:tmpl w:val="0419001F"/>
+    <w:lvl w:ilvl="0">
+      <w:start w:val="1"/>
+      <w:numFmt w:val="decimal"/>
+      <w:lvlText w:val="%1."/>
+      <w:lvlJc w:val="left"/>
+      <w:pPr>
+        <w:ind w:left="360" w:hanging="360"/>
+      </w:pPr>
+    </w:lvl>
+    <w:lvl w:ilvl="1">
+      <w:start w:val="1"/>
+      <w:numFmt w:val="decimal"/>
+      <w:lvlText w:val="%1.%2."/>
+      <w:lvlJc w:val="left"/>
+      <w:pPr>
+        <w:ind w:left="792" w:hanging="432"/>
+      </w:pPr>
+    </w:lvl>
+    <w:lvl w:ilvl="2">
+      <w:start w:val="1"/>
+      <w:numFmt w:val="decimal"/>
+      <w:lvlText w:val="%1.%2.%3."/>
+      <w:lvlJc w:val="left"/>
+      <w:pPr>
+        <w:ind w:left="1224" w:hanging="504"/>
+      </w:pPr>
+    </w:lvl>
+    <w:lvl w:ilvl="3">
+      <w:start w:val="1"/>
+      <w:numFmt w:val="decimal"/>
+      <w:lvlText w:val="%1.%2.%3.%4."/>
+      <w:lvlJc w:val="left"/>
+      <w:pPr>
+        <w:ind w:left="1728" w:hanging="648"/>
+      </w:pPr>
+    </w:lvl>
+    <w:lvl w:ilvl="4">
+      <w:start w:val="1"/>
+      <w:numFmt w:val="decimal"/>
+      <w:lvlText w:val="%1.%2.%3.%4.%5."/>
+      <w:lvlJc w:val="left"/>
+      <w:pPr>
+        <w:ind w:left="2232" w:hanging="792"/>
+      </w:pPr>
+    </w:lvl>
+    <w:lvl w:ilvl="5">
+      <w:start w:val="1"/>
+      <w:numFmt w:val="decimal"/>
+      <w:lvlText w:val="%1.%2.%3.%4.%5.%6."/>
+      <w:lvlJc w:val="left"/>
+      <w:pPr>
+        <w:ind w:left="2736" w:hanging="936"/>
+      </w:pPr>
+    </w:lvl>
+    <w:lvl w:ilvl="6">
+      <w:start w:val="1"/>
+      <w:numFmt w:val="decimal"/>
+      <w:lvlText w:val="%1.%2.%3.%4.%5.%6.%7."/>
+      <w:lvlJc w:val="left"/>
+      <w:pPr>
+        <w:ind w:left="3240" w:hanging="1080"/>
+      </w:pPr>
+    </w:lvl>
+    <w:lvl w:ilvl="7">
+      <w:start w:val="1"/>
+      <w:numFmt w:val="decimal"/>
+      <w:lvlText w:val="%1.%2.%3.%4.%5.%6.%7.%8."/>
+      <w:lvlJc w:val="left"/>
+      <w:pPr>
+        <w:ind w:left="3744" w:hanging="1224"/>
+      </w:pPr>
+    </w:lvl>
+    <w:lvl w:ilvl="8">
+      <w:start w:val="1"/>
+      <w:numFmt w:val="decimal"/>
+      <w:lvlText w:val="%1.%2.%3.%4.%5.%6.%7.%8.%9."/>
+      <w:lvlJc w:val="left"/>
+      <w:pPr>
+        <w:ind w:left="4320" w:hanging="1440"/>
+      </w:pPr>
+    </w:lvl>
+  </w:abstractNum>
+  <w:num w:numId="1">
+    <w:abstractNumId w:val="1"/>
+  </w:num>
+  <w:num w:numId="2">
+    <w:abstractNumId w:val="3"/>
+  </w:num>
+  <w:num w:numId="3">
+    <w:abstractNumId w:val="0"/>
+  </w:num>
+  <w:num w:numId="4">
+    <w:abstractNumId w:val="2"/>
+  </w:num>
+  <w:num w:numId="5">
+    <w:abstractNumId w:val="4"/>
+  </w:num>
+</w:numbering>
 </file>
 
 <file path=word/styles.xml><?xml version="1.0" encoding="utf-8"?>
@@ -6954,6 +8447,80 @@
       <w:szCs w:val="26"/>
     </w:rPr>
   </w:style>
+  <w:style w:type="paragraph" w:styleId="a6">
+    <w:name w:val="header"/>
+    <w:basedOn w:val="a"/>
+    <w:link w:val="a7"/>
+    <w:uiPriority w:val="99"/>
+    <w:unhideWhenUsed/>
+    <w:rsid w:val="00C01992"/>
+    <w:pPr>
+      <w:tabs>
+        <w:tab w:val="center" w:pos="4677"/>
+        <w:tab w:val="right" w:pos="9355"/>
+      </w:tabs>
+      <w:spacing w:after="0" w:line="240" w:lineRule="auto"/>
+    </w:pPr>
+  </w:style>
+  <w:style w:type="character" w:customStyle="1" w:styleId="a7">
+    <w:name w:val="Верхний колонтитул Знак"/>
+    <w:basedOn w:val="a0"/>
+    <w:link w:val="a6"/>
+    <w:uiPriority w:val="99"/>
+    <w:rsid w:val="00C01992"/>
+  </w:style>
+  <w:style w:type="paragraph" w:styleId="a8">
+    <w:name w:val="footer"/>
+    <w:basedOn w:val="a"/>
+    <w:link w:val="a9"/>
+    <w:uiPriority w:val="99"/>
+    <w:unhideWhenUsed/>
+    <w:rsid w:val="00C01992"/>
+    <w:pPr>
+      <w:tabs>
+        <w:tab w:val="center" w:pos="4677"/>
+        <w:tab w:val="right" w:pos="9355"/>
+      </w:tabs>
+      <w:spacing w:after="0" w:line="240" w:lineRule="auto"/>
+    </w:pPr>
+  </w:style>
+  <w:style w:type="character" w:customStyle="1" w:styleId="a9">
+    <w:name w:val="Нижний колонтитул Знак"/>
+    <w:basedOn w:val="a0"/>
+    <w:link w:val="a8"/>
+    <w:uiPriority w:val="99"/>
+    <w:rsid w:val="00C01992"/>
+  </w:style>
+  <w:style w:type="paragraph" w:styleId="aa">
+    <w:name w:val="List Paragraph"/>
+    <w:basedOn w:val="a"/>
+    <w:uiPriority w:val="34"/>
+    <w:qFormat/>
+    <w:rsid w:val="00525679"/>
+    <w:pPr>
+      <w:ind w:left="720"/>
+      <w:contextualSpacing/>
+    </w:pPr>
+  </w:style>
+  <w:style w:type="table" w:styleId="ab">
+    <w:name w:val="Table Grid"/>
+    <w:basedOn w:val="a1"/>
+    <w:uiPriority w:val="39"/>
+    <w:rsid w:val="00FD7113"/>
+    <w:pPr>
+      <w:spacing w:after="0" w:line="240" w:lineRule="auto"/>
+    </w:pPr>
+    <w:tblPr>
+      <w:tblBorders>
+        <w:top w:val="single" w:sz="4" w:space="0" w:color="auto"/>
+        <w:left w:val="single" w:sz="4" w:space="0" w:color="auto"/>
+        <w:bottom w:val="single" w:sz="4" w:space="0" w:color="auto"/>
+        <w:right w:val="single" w:sz="4" w:space="0" w:color="auto"/>
+        <w:insideH w:val="single" w:sz="4" w:space="0" w:color="auto"/>
+        <w:insideV w:val="single" w:sz="4" w:space="0" w:color="auto"/>
+      </w:tblBorders>
+    </w:tblPr>
+  </w:style>
 </w:styles>
 </file>
 
@@ -7216,4 +8783,16 @@
     </a:ext>
   </a:extLst>
 </a:theme>
+</file>
+
+<file path=customXml/item1.xml><?xml version="1.0" encoding="utf-8"?>
+<b:Sources xmlns:b="http://schemas.openxmlformats.org/officeDocument/2006/bibliography" xmlns="http://schemas.openxmlformats.org/officeDocument/2006/bibliography" SelectedStyle="\APASixthEditionOfficeOnline.xsl" StyleName="APA" Version="6"/>
+</file>
+
+<file path=customXml/itemProps1.xml><?xml version="1.0" encoding="utf-8"?>
+<ds:datastoreItem xmlns:ds="http://schemas.openxmlformats.org/officeDocument/2006/customXml" ds:itemID="{F905A58E-20C2-403C-8673-98BCB3C0234D}">
+  <ds:schemaRefs>
+    <ds:schemaRef ds:uri="http://schemas.openxmlformats.org/officeDocument/2006/bibliography"/>
+  </ds:schemaRefs>
+</ds:datastoreItem>
 </file>
--- a/gost_validator/test.docx
+++ b/gost_validator/test.docx
@@ -4251,6 +4251,8 @@
         <w:lastRenderedPageBreak/>
         <w:t>Потому</w:t>
       </w:r>
+      <w:bookmarkStart w:id="1" w:name="_GoBack"/>
+      <w:bookmarkEnd w:id="1"/>
     </w:p>
     <w:p>
       <w:pPr>
@@ -4259,13 +4261,29 @@
         <w:ind w:left="360" w:right="-269"/>
       </w:pPr>
       <w:r>
-        <w:t>Почему отображается можно наблюдать в соответствии с рисунком 1</w:t>
+        <w:t>Почему о</w:t>
+      </w:r>
+      <w:r>
+        <w:rPr>
+          <w:i/>
+        </w:rPr>
+        <w:t xml:space="preserve">тображается </w:t>
+      </w:r>
+      <w:r>
+        <w:t xml:space="preserve">можно наблюдать в </w:t>
+      </w:r>
+      <w:r>
+        <w:rPr>
+          <w:b/>
+        </w:rPr>
+        <w:t>соответствии с рисунком</w:t>
+      </w:r>
+      <w:r>
+        <w:t xml:space="preserve"> 1</w:t>
       </w:r>
       <w:r>
         <w:t xml:space="preserve"> согласно [1].</w:t>
       </w:r>
-      <w:bookmarkStart w:id="1" w:name="_GoBack"/>
-      <w:bookmarkEnd w:id="1"/>
     </w:p>
     <w:p>
       <w:pPr>
@@ -4385,7 +4403,26 @@
           <w:szCs w:val="24"/>
           <w:lang w:eastAsia="ru-RU"/>
         </w:rPr>
-        <w:t>А вот почему мы наблюдаем на рисунке 1.1</w:t>
+        <w:t xml:space="preserve">А вот </w:t>
+      </w:r>
+      <w:r>
+        <w:rPr>
+          <w:rFonts w:ascii="Times New Roman" w:eastAsia="Times New Roman" w:hAnsi="Times New Roman" w:cs="Times New Roman"/>
+          <w:i/>
+          <w:sz w:val="24"/>
+          <w:szCs w:val="24"/>
+          <w:lang w:eastAsia="ru-RU"/>
+        </w:rPr>
+        <w:t>почему мы наблюдаем</w:t>
+      </w:r>
+      <w:r>
+        <w:rPr>
+          <w:rFonts w:ascii="Times New Roman" w:eastAsia="Times New Roman" w:hAnsi="Times New Roman" w:cs="Times New Roman"/>
+          <w:sz w:val="24"/>
+          <w:szCs w:val="24"/>
+          <w:lang w:eastAsia="ru-RU"/>
+        </w:rPr>
+        <w:t xml:space="preserve"> на рисунке 1.1</w:t>
       </w:r>
     </w:p>
     <w:p>
@@ -4667,6 +4704,9 @@
         <w:tc>
           <w:tcPr>
             <w:tcW w:w="4673" w:type="dxa"/>
+            <w:tcBorders>
+              <w:tr2bl w:val="single" w:sz="4" w:space="0" w:color="auto"/>
+            </w:tcBorders>
           </w:tcPr>
           <w:p>
             <w:pPr>
@@ -7231,6 +7271,7 @@
       <w:pgSz w:w="11906" w:h="16838"/>
       <w:pgMar w:top="1134" w:right="850" w:bottom="1134" w:left="1701" w:header="708" w:footer="708" w:gutter="0"/>
       <w:cols w:space="708"/>
+      <w:titlePg/>
       <w:docGrid w:linePitch="360"/>
     </w:sectPr>
   </w:body>
@@ -7266,7 +7307,7 @@
 <w:ftr xmlns:wpc="http://schemas.microsoft.com/office/word/2010/wordprocessingCanvas" xmlns:cx="http://schemas.microsoft.com/office/drawing/2014/chartex" xmlns:mc="http://schemas.openxmlformats.org/markup-compatibility/2006" xmlns:o="urn:schemas-microsoft-com:office:office" xmlns:r="http://schemas.openxmlformats.org/officeDocument/2006/relationships" xmlns:m="http://schemas.openxmlformats.org/officeDocument/2006/math" xmlns:v="urn:schemas-microsoft-com:vml" xmlns:wp14="http://schemas.microsoft.com/office/word/2010/wordprocessingDrawing" xmlns:wp="http://schemas.openxmlformats.org/drawingml/2006/wordprocessingDrawing" xmlns:w10="urn:schemas-microsoft-com:office:word" xmlns:w="http://schemas.openxmlformats.org/wordprocessingml/2006/main" xmlns:w14="http://schemas.microsoft.com/office/word/2010/wordml" xmlns:w15="http://schemas.microsoft.com/office/word/2012/wordml" xmlns:w16se="http://schemas.microsoft.com/office/word/2015/wordml/symex" xmlns:wpg="http://schemas.microsoft.com/office/word/2010/wordprocessingGroup" xmlns:wpi="http://schemas.microsoft.com/office/word/2010/wordprocessingInk" xmlns:wne="http://schemas.microsoft.com/office/word/2006/wordml" xmlns:wps="http://schemas.microsoft.com/office/word/2010/wordprocessingShape" mc:Ignorable="w14 w15 w16se wp14">
   <w:sdt>
     <w:sdtPr>
-      <w:id w:val="779997944"/>
+      <w:id w:val="-841612343"/>
       <w:docPartObj>
         <w:docPartGallery w:val="Page Numbers (Bottom of Page)"/>
         <w:docPartUnique/>
@@ -7291,7 +7332,7 @@
           <w:rPr>
             <w:noProof/>
           </w:rPr>
-          <w:t>8</w:t>
+          <w:t>15</w:t>
         </w:r>
         <w:r>
           <w:fldChar w:fldCharType="end"/>
@@ -8790,7 +8831,7 @@
 </file>
 
 <file path=customXml/itemProps1.xml><?xml version="1.0" encoding="utf-8"?>
-<ds:datastoreItem xmlns:ds="http://schemas.openxmlformats.org/officeDocument/2006/customXml" ds:itemID="{F905A58E-20C2-403C-8673-98BCB3C0234D}">
+<ds:datastoreItem xmlns:ds="http://schemas.openxmlformats.org/officeDocument/2006/customXml" ds:itemID="{4C74CE02-392C-4857-92E1-884F7880EB34}">
   <ds:schemaRefs>
     <ds:schemaRef ds:uri="http://schemas.openxmlformats.org/officeDocument/2006/bibliography"/>
   </ds:schemaRefs>

--- a/gost_validator/test.docx
+++ b/gost_validator/test.docx
@@ -4199,6 +4199,17 @@
               <w:t>, файловая система</w:t>
             </w:r>
           </w:p>
+          <w:p>
+            <w:pPr>
+              <w:pStyle w:val="12"/>
+              <w:spacing w:line="360" w:lineRule="auto"/>
+              <w:jc w:val="both"/>
+              <w:rPr>
+                <w:sz w:val="28"/>
+                <w:szCs w:val="28"/>
+              </w:rPr>
+            </w:pPr>
+          </w:p>
         </w:tc>
       </w:tr>
     </w:tbl>
@@ -4228,6 +4239,7 @@
           <w:sz w:val="28"/>
           <w:szCs w:val="28"/>
         </w:rPr>
+        <w:lastRenderedPageBreak/>
         <w:t>ВВЕДЕНИЕ</w:t>
       </w:r>
     </w:p>
@@ -4248,11 +4260,8 @@
         <w:rPr>
           <w:b/>
         </w:rPr>
-        <w:lastRenderedPageBreak/>
         <w:t>Потому</w:t>
       </w:r>
-      <w:bookmarkStart w:id="1" w:name="_GoBack"/>
-      <w:bookmarkEnd w:id="1"/>
     </w:p>
     <w:p>
       <w:pPr>
@@ -4359,8 +4368,75 @@
         <w:t>.1</w:t>
       </w:r>
       <w:r>
-        <w:t xml:space="preserve"> - почему</w:t>
-      </w:r>
+        <w:t xml:space="preserve"> </w:t>
+      </w:r>
+      <w:r>
+        <w:t>–</w:t>
+      </w:r>
+      <w:r>
+        <w:t xml:space="preserve"> почему</w:t>
+      </w:r>
+    </w:p>
+    <w:p>
+      <w:pPr>
+        <w:pStyle w:val="12"/>
+        <w:spacing w:line="360" w:lineRule="auto"/>
+        <w:ind w:right="-269"/>
+        <w:sectPr>
+          <w:footerReference w:type="default" r:id="rId9"/>
+          <w:footnotePr>
+            <w:numFmt w:val="chicago"/>
+          </w:footnotePr>
+          <w:pgSz w:w="11906" w:h="16838"/>
+          <w:pgMar w:top="1134" w:right="850" w:bottom="1134" w:left="1701" w:header="708" w:footer="708" w:gutter="0"/>
+          <w:cols w:space="708"/>
+          <w:titlePg/>
+          <w:docGrid w:linePitch="360"/>
+        </w:sectPr>
+      </w:pPr>
+      <w:r>
+        <w:t>Примечание –</w:t>
+      </w:r>
+      <w:r>
+        <w:t xml:space="preserve"> Л</w:t>
+      </w:r>
+      <w:r>
+        <w:t xml:space="preserve">ошадь </w:t>
+      </w:r>
+      <w:r>
+        <w:t>крутая</w:t>
+      </w:r>
+      <w:r>
+        <w:rPr>
+          <w:rStyle w:val="af"/>
+        </w:rPr>
+        <w:footnoteReference w:id="1"/>
+      </w:r>
+    </w:p>
+    <w:p>
+      <w:pPr>
+        <w:pStyle w:val="12"/>
+        <w:spacing w:line="360" w:lineRule="auto"/>
+        <w:ind w:right="-269"/>
+        <w:sectPr>
+          <w:footnotePr>
+            <w:numFmt w:val="chicago"/>
+          </w:footnotePr>
+          <w:type w:val="continuous"/>
+          <w:pgSz w:w="11906" w:h="16838"/>
+          <w:pgMar w:top="1134" w:right="850" w:bottom="1134" w:left="1701" w:header="708" w:footer="708" w:gutter="0"/>
+          <w:cols w:space="708"/>
+          <w:titlePg/>
+          <w:docGrid w:linePitch="360"/>
+        </w:sectPr>
+      </w:pPr>
+    </w:p>
+    <w:p>
+      <w:pPr>
+        <w:pStyle w:val="12"/>
+        <w:spacing w:line="360" w:lineRule="auto"/>
+        <w:ind w:right="-269"/>
+      </w:pPr>
     </w:p>
     <w:p>
       <w:pPr>
@@ -4424,6 +4500,81 @@
         </w:rPr>
         <w:t xml:space="preserve"> на рисунке 1.1</w:t>
       </w:r>
+    </w:p>
+    <w:p>
+      <w:pPr>
+        <w:ind w:left="360"/>
+        <w:rPr>
+          <w:rFonts w:ascii="Times New Roman" w:eastAsia="Times New Roman" w:hAnsi="Times New Roman" w:cs="Times New Roman"/>
+          <w:sz w:val="24"/>
+          <w:szCs w:val="24"/>
+          <w:lang w:eastAsia="ru-RU"/>
+        </w:rPr>
+      </w:pPr>
+    </w:p>
+    <w:p>
+      <w:pPr>
+        <w:ind w:left="360"/>
+        <w:rPr>
+          <w:rFonts w:ascii="Times New Roman" w:eastAsia="Times New Roman" w:hAnsi="Times New Roman" w:cs="Times New Roman"/>
+          <w:sz w:val="24"/>
+          <w:szCs w:val="24"/>
+          <w:lang w:eastAsia="ru-RU"/>
+        </w:rPr>
+      </w:pPr>
+    </w:p>
+    <w:p>
+      <w:pPr>
+        <w:ind w:left="360"/>
+        <w:rPr>
+          <w:rFonts w:ascii="Times New Roman" w:eastAsia="Times New Roman" w:hAnsi="Times New Roman" w:cs="Times New Roman"/>
+          <w:sz w:val="24"/>
+          <w:szCs w:val="24"/>
+          <w:lang w:eastAsia="ru-RU"/>
+        </w:rPr>
+      </w:pPr>
+    </w:p>
+    <w:p>
+      <w:pPr>
+        <w:rPr>
+          <w:rFonts w:ascii="Times New Roman" w:eastAsia="Times New Roman" w:hAnsi="Times New Roman" w:cs="Times New Roman"/>
+          <w:sz w:val="24"/>
+          <w:szCs w:val="24"/>
+          <w:lang w:eastAsia="ru-RU"/>
+        </w:rPr>
+      </w:pPr>
+    </w:p>
+    <w:p>
+      <w:pPr>
+        <w:ind w:left="360"/>
+        <w:rPr>
+          <w:rFonts w:ascii="Times New Roman" w:eastAsia="Times New Roman" w:hAnsi="Times New Roman" w:cs="Times New Roman"/>
+          <w:sz w:val="24"/>
+          <w:szCs w:val="24"/>
+          <w:lang w:eastAsia="ru-RU"/>
+        </w:rPr>
+      </w:pPr>
+    </w:p>
+    <w:p>
+      <w:pPr>
+        <w:rPr>
+          <w:rFonts w:ascii="Times New Roman" w:eastAsia="Times New Roman" w:hAnsi="Times New Roman" w:cs="Times New Roman"/>
+          <w:sz w:val="24"/>
+          <w:szCs w:val="24"/>
+          <w:lang w:eastAsia="ru-RU"/>
+        </w:rPr>
+      </w:pPr>
+    </w:p>
+    <w:p>
+      <w:pPr>
+        <w:ind w:left="360"/>
+        <w:rPr>
+          <w:rFonts w:ascii="Times New Roman" w:eastAsia="Times New Roman" w:hAnsi="Times New Roman" w:cs="Times New Roman"/>
+          <w:sz w:val="24"/>
+          <w:szCs w:val="24"/>
+          <w:lang w:eastAsia="ru-RU"/>
+        </w:rPr>
+      </w:pPr>
     </w:p>
     <w:p>
       <w:pPr>
@@ -4460,7 +4611,7 @@
                     <pic:cNvPicPr/>
                   </pic:nvPicPr>
                   <pic:blipFill>
-                    <a:blip r:embed="rId9">
+                    <a:blip r:embed="rId10">
                       <a:extLst>
                         <a:ext uri="{28A0092B-C50C-407E-A947-70E740481C1C}">
                           <a14:useLocalDpi xmlns:a14="http://schemas.microsoft.com/office/drawing/2010/main" val="0"/>
@@ -4529,6 +4680,132 @@
     <w:p>
       <w:pPr>
         <w:pStyle w:val="aa"/>
+        <w:ind w:left="360"/>
+        <w:rPr>
+          <w:rFonts w:ascii="Times New Roman" w:eastAsia="Times New Roman" w:hAnsi="Times New Roman" w:cs="Times New Roman"/>
+          <w:sz w:val="24"/>
+          <w:szCs w:val="24"/>
+          <w:lang w:eastAsia="ru-RU"/>
+        </w:rPr>
+      </w:pPr>
+      <w:r>
+        <w:rPr>
+          <w:rFonts w:ascii="Times New Roman" w:eastAsia="Times New Roman" w:hAnsi="Times New Roman" w:cs="Times New Roman"/>
+          <w:sz w:val="24"/>
+          <w:szCs w:val="24"/>
+          <w:lang w:eastAsia="ru-RU"/>
+        </w:rPr>
+        <w:t>1</w:t>
+      </w:r>
+      <w:r>
+        <w:rPr>
+          <w:rFonts w:ascii="Times New Roman" w:eastAsia="Times New Roman" w:hAnsi="Times New Roman" w:cs="Times New Roman"/>
+          <w:sz w:val="24"/>
+          <w:szCs w:val="24"/>
+          <w:lang w:eastAsia="ru-RU"/>
+        </w:rPr>
+        <w:t xml:space="preserve"> Примечание –</w:t>
+      </w:r>
+      <w:r>
+        <w:rPr>
+          <w:rFonts w:ascii="Times New Roman" w:eastAsia="Times New Roman" w:hAnsi="Times New Roman" w:cs="Times New Roman"/>
+          <w:sz w:val="24"/>
+          <w:szCs w:val="24"/>
+          <w:lang w:eastAsia="ru-RU"/>
+        </w:rPr>
+        <w:t xml:space="preserve"> Г</w:t>
+      </w:r>
+      <w:r>
+        <w:rPr>
+          <w:rFonts w:ascii="Times New Roman" w:eastAsia="Times New Roman" w:hAnsi="Times New Roman" w:cs="Times New Roman"/>
+          <w:sz w:val="24"/>
+          <w:szCs w:val="24"/>
+          <w:lang w:eastAsia="ru-RU"/>
+        </w:rPr>
+        <w:t>олова пуста</w:t>
+      </w:r>
+      <w:r>
+        <w:rPr>
+          <w:rFonts w:ascii="Times New Roman" w:eastAsia="Times New Roman" w:hAnsi="Times New Roman" w:cs="Times New Roman"/>
+          <w:sz w:val="24"/>
+          <w:szCs w:val="24"/>
+          <w:lang w:eastAsia="ru-RU"/>
+        </w:rPr>
+        <w:t>.</w:t>
+      </w:r>
+    </w:p>
+    <w:p>
+      <w:pPr>
+        <w:pStyle w:val="aa"/>
+        <w:ind w:left="360"/>
+        <w:rPr>
+          <w:rFonts w:ascii="Times New Roman" w:eastAsia="Times New Roman" w:hAnsi="Times New Roman" w:cs="Times New Roman"/>
+          <w:sz w:val="24"/>
+          <w:szCs w:val="24"/>
+          <w:lang w:eastAsia="ru-RU"/>
+        </w:rPr>
+      </w:pPr>
+      <w:r>
+        <w:rPr>
+          <w:rFonts w:ascii="Times New Roman" w:eastAsia="Times New Roman" w:hAnsi="Times New Roman" w:cs="Times New Roman"/>
+          <w:sz w:val="24"/>
+          <w:szCs w:val="24"/>
+          <w:lang w:eastAsia="ru-RU"/>
+        </w:rPr>
+        <w:t>2</w:t>
+      </w:r>
+      <w:r>
+        <w:rPr>
+          <w:rFonts w:ascii="Times New Roman" w:eastAsia="Times New Roman" w:hAnsi="Times New Roman" w:cs="Times New Roman"/>
+          <w:sz w:val="24"/>
+          <w:szCs w:val="24"/>
+          <w:lang w:eastAsia="ru-RU"/>
+        </w:rPr>
+        <w:t xml:space="preserve"> Примечание –</w:t>
+      </w:r>
+      <w:r>
+        <w:rPr>
+          <w:rFonts w:ascii="Times New Roman" w:eastAsia="Times New Roman" w:hAnsi="Times New Roman" w:cs="Times New Roman"/>
+          <w:sz w:val="24"/>
+          <w:szCs w:val="24"/>
+          <w:lang w:eastAsia="ru-RU"/>
+        </w:rPr>
+        <w:t xml:space="preserve"> Г</w:t>
+      </w:r>
+      <w:r>
+        <w:rPr>
+          <w:rFonts w:ascii="Times New Roman" w:eastAsia="Times New Roman" w:hAnsi="Times New Roman" w:cs="Times New Roman"/>
+          <w:sz w:val="24"/>
+          <w:szCs w:val="24"/>
+          <w:lang w:eastAsia="ru-RU"/>
+        </w:rPr>
+        <w:t>олова черная</w:t>
+      </w:r>
+      <w:r>
+        <w:rPr>
+          <w:rFonts w:ascii="Times New Roman" w:eastAsia="Times New Roman" w:hAnsi="Times New Roman" w:cs="Times New Roman"/>
+          <w:sz w:val="24"/>
+          <w:szCs w:val="24"/>
+          <w:lang w:eastAsia="ru-RU"/>
+        </w:rPr>
+        <w:t>.</w:t>
+      </w:r>
+    </w:p>
+    <w:p>
+      <w:pPr>
+        <w:pStyle w:val="aa"/>
+        <w:ind w:left="360"/>
+        <w:rPr>
+          <w:rFonts w:ascii="Times New Roman" w:eastAsia="Times New Roman" w:hAnsi="Times New Roman" w:cs="Times New Roman"/>
+          <w:sz w:val="24"/>
+          <w:szCs w:val="24"/>
+          <w:lang w:eastAsia="ru-RU"/>
+        </w:rPr>
+      </w:pPr>
+    </w:p>
+    <w:p>
+      <w:pPr>
+        <w:pStyle w:val="aa"/>
         <w:numPr>
           <w:ilvl w:val="0"/>
           <w:numId w:val="5"/>
@@ -4598,6 +4875,15 @@
           <w:lang w:eastAsia="ru-RU"/>
         </w:rPr>
         <w:t>соответствии</w:t>
+      </w:r>
+      <w:r>
+        <w:rPr>
+          <w:rFonts w:ascii="Times New Roman" w:eastAsia="Times New Roman" w:hAnsi="Times New Roman" w:cs="Times New Roman"/>
+          <w:sz w:val="24"/>
+          <w:szCs w:val="24"/>
+          <w:lang w:eastAsia="ru-RU"/>
+        </w:rPr>
+        <w:t>*</w:t>
       </w:r>
       <w:r>
         <w:rPr>
@@ -4788,6 +5074,52 @@
     </w:tbl>
     <w:p>
       <w:pPr>
+        <w:pStyle w:val="aa"/>
+        <w:ind w:left="360"/>
+        <w:jc w:val="both"/>
+        <w:rPr>
+          <w:rFonts w:ascii="Times New Roman" w:eastAsia="Times New Roman" w:hAnsi="Times New Roman" w:cs="Times New Roman"/>
+          <w:sz w:val="24"/>
+          <w:szCs w:val="24"/>
+          <w:lang w:eastAsia="ru-RU"/>
+        </w:rPr>
+      </w:pPr>
+      <w:r>
+        <w:rPr>
+          <w:rFonts w:ascii="Times New Roman" w:eastAsia="Times New Roman" w:hAnsi="Times New Roman" w:cs="Times New Roman"/>
+          <w:sz w:val="24"/>
+          <w:szCs w:val="24"/>
+          <w:lang w:eastAsia="ru-RU"/>
+        </w:rPr>
+        <w:pict>
+          <v:rect id="_x0000_i1025" style="width:182.15pt;height:1.6pt" o:hrpct="405" o:hrstd="t" o:hr="t" fillcolor="#a0a0a0" stroked="f"/>
+        </w:pict>
+      </w:r>
+    </w:p>
+    <w:p>
+      <w:pPr>
+        <w:pStyle w:val="aa"/>
+        <w:ind w:left="360"/>
+        <w:jc w:val="both"/>
+        <w:rPr>
+          <w:rFonts w:ascii="Times New Roman" w:eastAsia="Times New Roman" w:hAnsi="Times New Roman" w:cs="Times New Roman"/>
+          <w:sz w:val="24"/>
+          <w:szCs w:val="24"/>
+          <w:lang w:eastAsia="ru-RU"/>
+        </w:rPr>
+      </w:pPr>
+      <w:r>
+        <w:rPr>
+          <w:rFonts w:ascii="Times New Roman" w:eastAsia="Times New Roman" w:hAnsi="Times New Roman" w:cs="Times New Roman"/>
+          <w:sz w:val="24"/>
+          <w:szCs w:val="24"/>
+          <w:lang w:eastAsia="ru-RU"/>
+        </w:rPr>
+        <w:t>* Соответствие в данном случае имеется в виду гора</w:t>
+      </w:r>
+    </w:p>
+    <w:p>
+      <w:pPr>
         <w:rPr>
           <w:rFonts w:ascii="Times New Roman" w:eastAsia="Times New Roman" w:hAnsi="Times New Roman" w:cs="Times New Roman"/>
           <w:sz w:val="24"/>
@@ -4894,6 +5226,7 @@
       <w:pPr>
         <w:pStyle w:val="aa"/>
         <w:ind w:left="360"/>
+        <w:jc w:val="center"/>
         <w:rPr>
           <w:rFonts w:ascii="Times New Roman" w:eastAsia="Times New Roman" w:hAnsi="Times New Roman" w:cs="Times New Roman"/>
           <w:sz w:val="24"/>
@@ -4904,6 +5237,10 @@
     </w:p>
     <w:p>
       <w:pPr>
+        <w:tabs>
+          <w:tab w:val="center" w:pos="4253"/>
+          <w:tab w:val="right" w:pos="9355"/>
+        </w:tabs>
         <w:rPr>
           <w:rFonts w:ascii="Times New Roman" w:eastAsia="Times New Roman" w:hAnsi="Times New Roman" w:cs="Times New Roman"/>
           <w:sz w:val="24"/>
@@ -4918,7 +5255,354 @@
           <w:szCs w:val="24"/>
           <w:lang w:eastAsia="ru-RU"/>
         </w:rPr>
-        <w:lastRenderedPageBreak/>
+        <w:tab/>
+      </w:r>
+      <m:oMath>
+        <m:sSup>
+          <m:sSupPr>
+            <m:ctrlPr>
+              <w:rPr>
+                <w:rFonts w:ascii="Cambria Math" w:eastAsia="Times New Roman" w:hAnsi="Cambria Math" w:cs="Times New Roman"/>
+                <w:sz w:val="24"/>
+                <w:szCs w:val="24"/>
+                <w:lang w:eastAsia="ru-RU"/>
+              </w:rPr>
+            </m:ctrlPr>
+          </m:sSupPr>
+          <m:e>
+            <m:d>
+              <m:dPr>
+                <m:ctrlPr>
+                  <w:rPr>
+                    <w:rFonts w:ascii="Cambria Math" w:eastAsia="Times New Roman" w:hAnsi="Cambria Math" w:cs="Times New Roman"/>
+                    <w:sz w:val="24"/>
+                    <w:szCs w:val="24"/>
+                    <w:lang w:eastAsia="ru-RU"/>
+                  </w:rPr>
+                </m:ctrlPr>
+              </m:dPr>
+              <m:e>
+                <m:r>
+                  <w:rPr>
+                    <w:rFonts w:ascii="Cambria Math" w:eastAsia="Times New Roman" w:hAnsi="Cambria Math" w:cs="Times New Roman"/>
+                    <w:sz w:val="24"/>
+                    <w:szCs w:val="24"/>
+                    <w:lang w:eastAsia="ru-RU"/>
+                  </w:rPr>
+                  <m:t>x+a</m:t>
+                </m:r>
+              </m:e>
+            </m:d>
+          </m:e>
+          <m:sup>
+            <m:r>
+              <w:rPr>
+                <w:rFonts w:ascii="Cambria Math" w:eastAsia="Times New Roman" w:hAnsi="Cambria Math" w:cs="Times New Roman"/>
+                <w:sz w:val="24"/>
+                <w:szCs w:val="24"/>
+                <w:lang w:eastAsia="ru-RU"/>
+              </w:rPr>
+              <m:t>n</m:t>
+            </m:r>
+          </m:sup>
+        </m:sSup>
+        <m:r>
+          <w:rPr>
+            <w:rFonts w:ascii="Cambria Math" w:eastAsia="Cambria Math" w:hAnsi="Cambria Math" w:cs="Cambria Math"/>
+            <w:sz w:val="24"/>
+            <w:szCs w:val="24"/>
+            <w:lang w:eastAsia="ru-RU"/>
+          </w:rPr>
+          <m:t>=</m:t>
+        </m:r>
+        <m:nary>
+          <m:naryPr>
+            <m:chr m:val="∑"/>
+            <m:grow m:val="1"/>
+            <m:ctrlPr>
+              <w:rPr>
+                <w:rFonts w:ascii="Cambria Math" w:eastAsia="Times New Roman" w:hAnsi="Cambria Math" w:cs="Times New Roman"/>
+                <w:sz w:val="24"/>
+                <w:szCs w:val="24"/>
+                <w:lang w:eastAsia="ru-RU"/>
+              </w:rPr>
+            </m:ctrlPr>
+          </m:naryPr>
+          <m:sub>
+            <m:r>
+              <w:rPr>
+                <w:rFonts w:ascii="Cambria Math" w:eastAsia="Cambria Math" w:hAnsi="Cambria Math" w:cs="Cambria Math"/>
+                <w:sz w:val="24"/>
+                <w:szCs w:val="24"/>
+                <w:lang w:eastAsia="ru-RU"/>
+              </w:rPr>
+              <m:t>k=0</m:t>
+            </m:r>
+          </m:sub>
+          <m:sup>
+            <m:r>
+              <w:rPr>
+                <w:rFonts w:ascii="Cambria Math" w:eastAsia="Cambria Math" w:hAnsi="Cambria Math" w:cs="Cambria Math"/>
+                <w:sz w:val="24"/>
+                <w:szCs w:val="24"/>
+                <w:lang w:eastAsia="ru-RU"/>
+              </w:rPr>
+              <m:t>n</m:t>
+            </m:r>
+          </m:sup>
+          <m:e>
+            <m:d>
+              <m:dPr>
+                <m:ctrlPr>
+                  <w:rPr>
+                    <w:rFonts w:ascii="Cambria Math" w:eastAsia="Times New Roman" w:hAnsi="Cambria Math" w:cs="Times New Roman"/>
+                    <w:sz w:val="24"/>
+                    <w:szCs w:val="24"/>
+                    <w:lang w:eastAsia="ru-RU"/>
+                  </w:rPr>
+                </m:ctrlPr>
+              </m:dPr>
+              <m:e>
+                <m:f>
+                  <m:fPr>
+                    <m:type m:val="noBar"/>
+                    <m:ctrlPr>
+                      <w:rPr>
+                        <w:rFonts w:ascii="Cambria Math" w:eastAsia="Times New Roman" w:hAnsi="Cambria Math" w:cs="Times New Roman"/>
+                        <w:sz w:val="24"/>
+                        <w:szCs w:val="24"/>
+                        <w:lang w:eastAsia="ru-RU"/>
+                      </w:rPr>
+                    </m:ctrlPr>
+                  </m:fPr>
+                  <m:num>
+                    <m:r>
+                      <w:rPr>
+                        <w:rFonts w:ascii="Cambria Math" w:eastAsia="Cambria Math" w:hAnsi="Cambria Math" w:cs="Cambria Math"/>
+                        <w:sz w:val="24"/>
+                        <w:szCs w:val="24"/>
+                        <w:lang w:eastAsia="ru-RU"/>
+                      </w:rPr>
+                      <m:t>n</m:t>
+                    </m:r>
+                  </m:num>
+                  <m:den>
+                    <m:r>
+                      <w:rPr>
+                        <w:rFonts w:ascii="Cambria Math" w:eastAsia="Cambria Math" w:hAnsi="Cambria Math" w:cs="Cambria Math"/>
+                        <w:sz w:val="24"/>
+                        <w:szCs w:val="24"/>
+                        <w:lang w:eastAsia="ru-RU"/>
+                      </w:rPr>
+                      <m:t>k</m:t>
+                    </m:r>
+                  </m:den>
+                </m:f>
+              </m:e>
+            </m:d>
+            <m:sSup>
+              <m:sSupPr>
+                <m:ctrlPr>
+                  <w:rPr>
+                    <w:rFonts w:ascii="Cambria Math" w:eastAsia="Times New Roman" w:hAnsi="Cambria Math" w:cs="Times New Roman"/>
+                    <w:sz w:val="24"/>
+                    <w:szCs w:val="24"/>
+                    <w:lang w:eastAsia="ru-RU"/>
+                  </w:rPr>
+                </m:ctrlPr>
+              </m:sSupPr>
+              <m:e>
+                <m:r>
+                  <w:rPr>
+                    <w:rFonts w:ascii="Cambria Math" w:eastAsia="Cambria Math" w:hAnsi="Cambria Math" w:cs="Cambria Math"/>
+                    <w:sz w:val="24"/>
+                    <w:szCs w:val="24"/>
+                    <w:lang w:eastAsia="ru-RU"/>
+                  </w:rPr>
+                  <m:t>x</m:t>
+                </m:r>
+              </m:e>
+              <m:sup>
+                <m:r>
+                  <w:rPr>
+                    <w:rFonts w:ascii="Cambria Math" w:eastAsia="Cambria Math" w:hAnsi="Cambria Math" w:cs="Cambria Math"/>
+                    <w:sz w:val="24"/>
+                    <w:szCs w:val="24"/>
+                    <w:lang w:eastAsia="ru-RU"/>
+                  </w:rPr>
+                  <m:t>k</m:t>
+                </m:r>
+              </m:sup>
+            </m:sSup>
+            <m:sSup>
+              <m:sSupPr>
+                <m:ctrlPr>
+                  <w:rPr>
+                    <w:rFonts w:ascii="Cambria Math" w:eastAsia="Times New Roman" w:hAnsi="Cambria Math" w:cs="Times New Roman"/>
+                    <w:sz w:val="24"/>
+                    <w:szCs w:val="24"/>
+                    <w:lang w:eastAsia="ru-RU"/>
+                  </w:rPr>
+                </m:ctrlPr>
+              </m:sSupPr>
+              <m:e>
+                <m:r>
+                  <w:rPr>
+                    <w:rFonts w:ascii="Cambria Math" w:eastAsia="Cambria Math" w:hAnsi="Cambria Math" w:cs="Cambria Math"/>
+                    <w:sz w:val="24"/>
+                    <w:szCs w:val="24"/>
+                    <w:lang w:eastAsia="ru-RU"/>
+                  </w:rPr>
+                  <m:t>a</m:t>
+                </m:r>
+              </m:e>
+              <m:sup>
+                <m:r>
+                  <w:rPr>
+                    <w:rFonts w:ascii="Cambria Math" w:eastAsia="Cambria Math" w:hAnsi="Cambria Math" w:cs="Cambria Math"/>
+                    <w:sz w:val="24"/>
+                    <w:szCs w:val="24"/>
+                    <w:lang w:eastAsia="ru-RU"/>
+                  </w:rPr>
+                  <m:t>n-k</m:t>
+                </m:r>
+              </m:sup>
+            </m:sSup>
+          </m:e>
+        </m:nary>
+      </m:oMath>
+      <w:r>
+        <w:rPr>
+          <w:rFonts w:ascii="Times New Roman" w:eastAsia="Times New Roman" w:hAnsi="Times New Roman" w:cs="Times New Roman"/>
+          <w:sz w:val="24"/>
+          <w:szCs w:val="24"/>
+          <w:lang w:eastAsia="ru-RU"/>
+        </w:rPr>
+        <w:tab/>
+      </w:r>
+      <w:r>
+        <w:rPr>
+          <w:rFonts w:ascii="Times New Roman" w:eastAsia="Times New Roman" w:hAnsi="Times New Roman" w:cs="Times New Roman"/>
+          <w:sz w:val="24"/>
+          <w:szCs w:val="24"/>
+          <w:lang w:eastAsia="ru-RU"/>
+        </w:rPr>
+        <w:t>(1)</w:t>
+      </w:r>
+      <w:bookmarkStart w:id="1" w:name="_GoBack"/>
+      <w:bookmarkEnd w:id="1"/>
+    </w:p>
+    <w:p>
+      <w:pPr>
+        <w:rPr>
+          <w:rFonts w:ascii="Times New Roman" w:eastAsia="Times New Roman" w:hAnsi="Times New Roman" w:cs="Times New Roman"/>
+          <w:sz w:val="24"/>
+          <w:szCs w:val="24"/>
+          <w:lang w:eastAsia="ru-RU"/>
+        </w:rPr>
+      </w:pPr>
+      <w:r>
+        <w:rPr>
+          <w:rFonts w:ascii="Times New Roman" w:eastAsia="Times New Roman" w:hAnsi="Times New Roman" w:cs="Times New Roman"/>
+          <w:sz w:val="24"/>
+          <w:szCs w:val="24"/>
+          <w:lang w:eastAsia="ru-RU"/>
+        </w:rPr>
+        <w:t>где</w:t>
+      </w:r>
+      <w:r>
+        <w:rPr>
+          <w:rFonts w:ascii="Times New Roman" w:eastAsia="Times New Roman" w:hAnsi="Times New Roman" w:cs="Times New Roman"/>
+          <w:sz w:val="24"/>
+          <w:szCs w:val="24"/>
+          <w:lang w:eastAsia="ru-RU"/>
+        </w:rPr>
+        <w:tab/>
+      </w:r>
+      <w:r>
+        <w:rPr>
+          <w:rFonts w:ascii="Times New Roman" w:eastAsia="Times New Roman" w:hAnsi="Times New Roman" w:cs="Times New Roman"/>
+          <w:sz w:val="24"/>
+          <w:szCs w:val="24"/>
+          <w:lang w:val="en-US" w:eastAsia="ru-RU"/>
+        </w:rPr>
+        <w:t>x</w:t>
+      </w:r>
+      <w:r>
+        <w:rPr>
+          <w:rFonts w:ascii="Times New Roman" w:eastAsia="Times New Roman" w:hAnsi="Times New Roman" w:cs="Times New Roman"/>
+          <w:sz w:val="24"/>
+          <w:szCs w:val="24"/>
+          <w:lang w:eastAsia="ru-RU"/>
+        </w:rPr>
+        <w:t xml:space="preserve"> – главная переменная;</w:t>
+      </w:r>
+    </w:p>
+    <w:p>
+      <w:pPr>
+        <w:ind w:firstLine="708"/>
+        <w:rPr>
+          <w:rFonts w:ascii="Times New Roman" w:eastAsia="Times New Roman" w:hAnsi="Times New Roman" w:cs="Times New Roman"/>
+          <w:sz w:val="24"/>
+          <w:szCs w:val="24"/>
+          <w:lang w:eastAsia="ru-RU"/>
+        </w:rPr>
+      </w:pPr>
+      <w:r>
+        <w:rPr>
+          <w:rFonts w:ascii="Times New Roman" w:eastAsia="Times New Roman" w:hAnsi="Times New Roman" w:cs="Times New Roman"/>
+          <w:sz w:val="24"/>
+          <w:szCs w:val="24"/>
+          <w:lang w:val="en-US" w:eastAsia="ru-RU"/>
+        </w:rPr>
+        <w:t>a</w:t>
+      </w:r>
+      <w:r>
+        <w:rPr>
+          <w:rFonts w:ascii="Times New Roman" w:eastAsia="Times New Roman" w:hAnsi="Times New Roman" w:cs="Times New Roman"/>
+          <w:sz w:val="24"/>
+          <w:szCs w:val="24"/>
+          <w:lang w:eastAsia="ru-RU"/>
+        </w:rPr>
+        <w:t xml:space="preserve"> – </w:t>
+      </w:r>
+      <w:r>
+        <w:rPr>
+          <w:rFonts w:ascii="Times New Roman" w:eastAsia="Times New Roman" w:hAnsi="Times New Roman" w:cs="Times New Roman"/>
+          <w:sz w:val="24"/>
+          <w:szCs w:val="24"/>
+          <w:lang w:eastAsia="ru-RU"/>
+        </w:rPr>
+        <w:t>параметр.</w:t>
+      </w:r>
+    </w:p>
+    <w:p>
+      <w:pPr>
+        <w:ind w:firstLine="708"/>
+        <w:rPr>
+          <w:rFonts w:ascii="Times New Roman" w:eastAsia="Times New Roman" w:hAnsi="Times New Roman" w:cs="Times New Roman"/>
+          <w:sz w:val="24"/>
+          <w:szCs w:val="24"/>
+          <w:lang w:eastAsia="ru-RU"/>
+        </w:rPr>
+      </w:pPr>
+    </w:p>
+    <w:p>
+      <w:pPr>
+        <w:rPr>
+          <w:rFonts w:ascii="Times New Roman" w:eastAsia="Times New Roman" w:hAnsi="Times New Roman" w:cs="Times New Roman"/>
+          <w:sz w:val="24"/>
+          <w:szCs w:val="24"/>
+          <w:lang w:eastAsia="ru-RU"/>
+        </w:rPr>
+      </w:pPr>
+      <w:r>
+        <w:rPr>
+          <w:rFonts w:ascii="Times New Roman" w:eastAsia="Times New Roman" w:hAnsi="Times New Roman" w:cs="Times New Roman"/>
+          <w:sz w:val="24"/>
+          <w:szCs w:val="24"/>
+          <w:lang w:eastAsia="ru-RU"/>
+        </w:rPr>
         <w:t xml:space="preserve">Таблица </w:t>
       </w:r>
       <w:r>
@@ -5173,7 +5857,49 @@
         <w:rPr>
           <w:lang w:val="en-US"/>
         </w:rPr>
-        <w:t xml:space="preserve"> J.L. The immediate prospects for the application of ontologies in digital</w:t>
+        <w:t xml:space="preserve"> </w:t>
+      </w:r>
+      <w:r>
+        <w:rPr>
+          <w:lang w:val="en-US"/>
+        </w:rPr>
+        <w:t>J</w:t>
+      </w:r>
+      <w:r>
+        <w:rPr>
+          <w:lang w:val="en-US"/>
+        </w:rPr>
+        <w:t>.</w:t>
+      </w:r>
+      <w:r>
+        <w:rPr>
+          <w:lang w:val="en-US"/>
+        </w:rPr>
+        <w:t>L</w:t>
+      </w:r>
+      <w:r>
+        <w:rPr>
+          <w:lang w:val="en-US"/>
+        </w:rPr>
+        <w:t xml:space="preserve">. </w:t>
+      </w:r>
+      <w:r>
+        <w:rPr>
+          <w:lang w:val="en-US"/>
+        </w:rPr>
+        <w:t>The</w:t>
+      </w:r>
+      <w:r>
+        <w:rPr>
+          <w:lang w:val="en-US"/>
+        </w:rPr>
+        <w:t xml:space="preserve"> </w:t>
+      </w:r>
+      <w:r>
+        <w:rPr>
+          <w:lang w:val="en-US"/>
+        </w:rPr>
+        <w:t>immediate prospects for the application of ontologies in digital</w:t>
       </w:r>
     </w:p>
     <w:p>
@@ -7267,7 +7993,7 @@
       </w:r>
     </w:p>
     <w:sectPr>
-      <w:footerReference w:type="default" r:id="rId10"/>
+      <w:type w:val="continuous"/>
       <w:pgSz w:w="11906" w:h="16838"/>
       <w:pgMar w:top="1134" w:right="850" w:bottom="1134" w:left="1701" w:header="708" w:footer="708" w:gutter="0"/>
       <w:cols w:space="708"/>
@@ -7307,12 +8033,13 @@
 <w:ftr xmlns:wpc="http://schemas.microsoft.com/office/word/2010/wordprocessingCanvas" xmlns:cx="http://schemas.microsoft.com/office/drawing/2014/chartex" xmlns:mc="http://schemas.openxmlformats.org/markup-compatibility/2006" xmlns:o="urn:schemas-microsoft-com:office:office" xmlns:r="http://schemas.openxmlformats.org/officeDocument/2006/relationships" xmlns:m="http://schemas.openxmlformats.org/officeDocument/2006/math" xmlns:v="urn:schemas-microsoft-com:vml" xmlns:wp14="http://schemas.microsoft.com/office/word/2010/wordprocessingDrawing" xmlns:wp="http://schemas.openxmlformats.org/drawingml/2006/wordprocessingDrawing" xmlns:w10="urn:schemas-microsoft-com:office:word" xmlns:w="http://schemas.openxmlformats.org/wordprocessingml/2006/main" xmlns:w14="http://schemas.microsoft.com/office/word/2010/wordml" xmlns:w15="http://schemas.microsoft.com/office/word/2012/wordml" xmlns:w16se="http://schemas.microsoft.com/office/word/2015/wordml/symex" xmlns:wpg="http://schemas.microsoft.com/office/word/2010/wordprocessingGroup" xmlns:wpi="http://schemas.microsoft.com/office/word/2010/wordprocessingInk" xmlns:wne="http://schemas.microsoft.com/office/word/2006/wordml" xmlns:wps="http://schemas.microsoft.com/office/word/2010/wordprocessingShape" mc:Ignorable="w14 w15 w16se wp14">
   <w:sdt>
     <w:sdtPr>
-      <w:id w:val="-841612343"/>
+      <w:id w:val="208616649"/>
       <w:docPartObj>
         <w:docPartGallery w:val="Page Numbers (Bottom of Page)"/>
         <w:docPartUnique/>
       </w:docPartObj>
     </w:sdtPr>
+    <w:sdtEndPr/>
     <w:sdtContent>
       <w:p>
         <w:pPr>
@@ -7370,6 +8097,25 @@
       </w:r>
     </w:p>
   </w:footnote>
+  <w:footnote w:id="1">
+    <w:p>
+      <w:pPr>
+        <w:pStyle w:val="ad"/>
+      </w:pPr>
+      <w:r>
+        <w:rPr>
+          <w:rStyle w:val="af"/>
+        </w:rPr>
+        <w:t>*</w:t>
+      </w:r>
+      <w:r>
+        <w:t xml:space="preserve"> </w:t>
+      </w:r>
+      <w:r>
+        <w:t>Лошадь и вправду крутая</w:t>
+      </w:r>
+    </w:p>
+  </w:footnote>
 </w:footnotes>
 </file>
 
@@ -7465,6 +8211,571 @@
     </w:lvl>
   </w:abstractNum>
   <w:abstractNum w:abstractNumId="1" w15:restartNumberingAfterBreak="0">
+    <w:nsid w:val="0CBF386E"/>
+    <w:multiLevelType w:val="hybridMultilevel"/>
+    <w:tmpl w:val="9CDE909E"/>
+    <w:lvl w:ilvl="0" w:tplc="30A2073A">
+      <w:start w:val="2"/>
+      <w:numFmt w:val="bullet"/>
+      <w:lvlText w:val=""/>
+      <w:lvlJc w:val="left"/>
+      <w:pPr>
+        <w:ind w:left="720" w:hanging="360"/>
+      </w:pPr>
+      <w:rPr>
+        <w:rFonts w:ascii="Symbol" w:eastAsiaTheme="minorHAnsi" w:hAnsi="Symbol" w:cstheme="minorBidi" w:hint="default"/>
+      </w:rPr>
+    </w:lvl>
+    <w:lvl w:ilvl="1" w:tplc="04190003" w:tentative="1">
+      <w:start w:val="1"/>
+      <w:numFmt w:val="bullet"/>
+      <w:lvlText w:val="o"/>
+      <w:lvlJc w:val="left"/>
+      <w:pPr>
+        <w:ind w:left="1440" w:hanging="360"/>
+      </w:pPr>
+      <w:rPr>
+        <w:rFonts w:ascii="Courier New" w:hAnsi="Courier New" w:cs="Courier New" w:hint="default"/>
+      </w:rPr>
+    </w:lvl>
+    <w:lvl w:ilvl="2" w:tplc="04190005" w:tentative="1">
+      <w:start w:val="1"/>
+      <w:numFmt w:val="bullet"/>
+      <w:lvlText w:val=""/>
+      <w:lvlJc w:val="left"/>
+      <w:pPr>
+        <w:ind w:left="2160" w:hanging="360"/>
+      </w:pPr>
+      <w:rPr>
+        <w:rFonts w:ascii="Wingdings" w:hAnsi="Wingdings" w:hint="default"/>
+      </w:rPr>
+    </w:lvl>
+    <w:lvl w:ilvl="3" w:tplc="04190001" w:tentative="1">
+      <w:start w:val="1"/>
+      <w:numFmt w:val="bullet"/>
+      <w:lvlText w:val=""/>
+      <w:lvlJc w:val="left"/>
+      <w:pPr>
+        <w:ind w:left="2880" w:hanging="360"/>
+      </w:pPr>
+      <w:rPr>
+        <w:rFonts w:ascii="Symbol" w:hAnsi="Symbol" w:hint="default"/>
+      </w:rPr>
+    </w:lvl>
+    <w:lvl w:ilvl="4" w:tplc="04190003" w:tentative="1">
+      <w:start w:val="1"/>
+      <w:numFmt w:val="bullet"/>
+      <w:lvlText w:val="o"/>
+      <w:lvlJc w:val="left"/>
+      <w:pPr>
+        <w:ind w:left="3600" w:hanging="360"/>
+      </w:pPr>
+      <w:rPr>
+        <w:rFonts w:ascii="Courier New" w:hAnsi="Courier New" w:cs="Courier New" w:hint="default"/>
+      </w:rPr>
+    </w:lvl>
+    <w:lvl w:ilvl="5" w:tplc="04190005" w:tentative="1">
+      <w:start w:val="1"/>
+      <w:numFmt w:val="bullet"/>
+      <w:lvlText w:val=""/>
+      <w:lvlJc w:val="left"/>
+      <w:pPr>
+        <w:ind w:left="4320" w:hanging="360"/>
+      </w:pPr>
+      <w:rPr>
+        <w:rFonts w:ascii="Wingdings" w:hAnsi="Wingdings" w:hint="default"/>
+      </w:rPr>
+    </w:lvl>
+    <w:lvl w:ilvl="6" w:tplc="04190001" w:tentative="1">
+      <w:start w:val="1"/>
+      <w:numFmt w:val="bullet"/>
+      <w:lvlText w:val=""/>
+      <w:lvlJc w:val="left"/>
+      <w:pPr>
+        <w:ind w:left="5040" w:hanging="360"/>
+      </w:pPr>
+      <w:rPr>
+        <w:rFonts w:ascii="Symbol" w:hAnsi="Symbol" w:hint="default"/>
+      </w:rPr>
+    </w:lvl>
+    <w:lvl w:ilvl="7" w:tplc="04190003" w:tentative="1">
+      <w:start w:val="1"/>
+      <w:numFmt w:val="bullet"/>
+      <w:lvlText w:val="o"/>
+      <w:lvlJc w:val="left"/>
+      <w:pPr>
+        <w:ind w:left="5760" w:hanging="360"/>
+      </w:pPr>
+      <w:rPr>
+        <w:rFonts w:ascii="Courier New" w:hAnsi="Courier New" w:cs="Courier New" w:hint="default"/>
+      </w:rPr>
+    </w:lvl>
+    <w:lvl w:ilvl="8" w:tplc="04190005" w:tentative="1">
+      <w:start w:val="1"/>
+      <w:numFmt w:val="bullet"/>
+      <w:lvlText w:val=""/>
+      <w:lvlJc w:val="left"/>
+      <w:pPr>
+        <w:ind w:left="6480" w:hanging="360"/>
+      </w:pPr>
+      <w:rPr>
+        <w:rFonts w:ascii="Wingdings" w:hAnsi="Wingdings" w:hint="default"/>
+      </w:rPr>
+    </w:lvl>
+  </w:abstractNum>
+  <w:abstractNum w:abstractNumId="2" w15:restartNumberingAfterBreak="0">
+    <w:nsid w:val="0FEC74D3"/>
+    <w:multiLevelType w:val="hybridMultilevel"/>
+    <w:tmpl w:val="42B6CBD2"/>
+    <w:lvl w:ilvl="0" w:tplc="30A2073A">
+      <w:start w:val="2"/>
+      <w:numFmt w:val="bullet"/>
+      <w:lvlText w:val=""/>
+      <w:lvlJc w:val="left"/>
+      <w:pPr>
+        <w:ind w:left="720" w:hanging="360"/>
+      </w:pPr>
+      <w:rPr>
+        <w:rFonts w:ascii="Symbol" w:eastAsiaTheme="minorHAnsi" w:hAnsi="Symbol" w:cstheme="minorBidi" w:hint="default"/>
+      </w:rPr>
+    </w:lvl>
+    <w:lvl w:ilvl="1" w:tplc="04190003" w:tentative="1">
+      <w:start w:val="1"/>
+      <w:numFmt w:val="bullet"/>
+      <w:lvlText w:val="o"/>
+      <w:lvlJc w:val="left"/>
+      <w:pPr>
+        <w:ind w:left="1440" w:hanging="360"/>
+      </w:pPr>
+      <w:rPr>
+        <w:rFonts w:ascii="Courier New" w:hAnsi="Courier New" w:cs="Courier New" w:hint="default"/>
+      </w:rPr>
+    </w:lvl>
+    <w:lvl w:ilvl="2" w:tplc="04190005" w:tentative="1">
+      <w:start w:val="1"/>
+      <w:numFmt w:val="bullet"/>
+      <w:lvlText w:val=""/>
+      <w:lvlJc w:val="left"/>
+      <w:pPr>
+        <w:ind w:left="2160" w:hanging="360"/>
+      </w:pPr>
+      <w:rPr>
+        <w:rFonts w:ascii="Wingdings" w:hAnsi="Wingdings" w:hint="default"/>
+      </w:rPr>
+    </w:lvl>
+    <w:lvl w:ilvl="3" w:tplc="04190001" w:tentative="1">
+      <w:start w:val="1"/>
+      <w:numFmt w:val="bullet"/>
+      <w:lvlText w:val=""/>
+      <w:lvlJc w:val="left"/>
+      <w:pPr>
+        <w:ind w:left="2880" w:hanging="360"/>
+      </w:pPr>
+      <w:rPr>
+        <w:rFonts w:ascii="Symbol" w:hAnsi="Symbol" w:hint="default"/>
+      </w:rPr>
+    </w:lvl>
+    <w:lvl w:ilvl="4" w:tplc="04190003" w:tentative="1">
+      <w:start w:val="1"/>
+      <w:numFmt w:val="bullet"/>
+      <w:lvlText w:val="o"/>
+      <w:lvlJc w:val="left"/>
+      <w:pPr>
+        <w:ind w:left="3600" w:hanging="360"/>
+      </w:pPr>
+      <w:rPr>
+        <w:rFonts w:ascii="Courier New" w:hAnsi="Courier New" w:cs="Courier New" w:hint="default"/>
+      </w:rPr>
+    </w:lvl>
+    <w:lvl w:ilvl="5" w:tplc="04190005" w:tentative="1">
+      <w:start w:val="1"/>
+      <w:numFmt w:val="bullet"/>
+      <w:lvlText w:val=""/>
+      <w:lvlJc w:val="left"/>
+      <w:pPr>
+        <w:ind w:left="4320" w:hanging="360"/>
+      </w:pPr>
+      <w:rPr>
+        <w:rFonts w:ascii="Wingdings" w:hAnsi="Wingdings" w:hint="default"/>
+      </w:rPr>
+    </w:lvl>
+    <w:lvl w:ilvl="6" w:tplc="04190001" w:tentative="1">
+      <w:start w:val="1"/>
+      <w:numFmt w:val="bullet"/>
+      <w:lvlText w:val=""/>
+      <w:lvlJc w:val="left"/>
+      <w:pPr>
+        <w:ind w:left="5040" w:hanging="360"/>
+      </w:pPr>
+      <w:rPr>
+        <w:rFonts w:ascii="Symbol" w:hAnsi="Symbol" w:hint="default"/>
+      </w:rPr>
+    </w:lvl>
+    <w:lvl w:ilvl="7" w:tplc="04190003" w:tentative="1">
+      <w:start w:val="1"/>
+      <w:numFmt w:val="bullet"/>
+      <w:lvlText w:val="o"/>
+      <w:lvlJc w:val="left"/>
+      <w:pPr>
+        <w:ind w:left="5760" w:hanging="360"/>
+      </w:pPr>
+      <w:rPr>
+        <w:rFonts w:ascii="Courier New" w:hAnsi="Courier New" w:cs="Courier New" w:hint="default"/>
+      </w:rPr>
+    </w:lvl>
+    <w:lvl w:ilvl="8" w:tplc="04190005" w:tentative="1">
+      <w:start w:val="1"/>
+      <w:numFmt w:val="bullet"/>
+      <w:lvlText w:val=""/>
+      <w:lvlJc w:val="left"/>
+      <w:pPr>
+        <w:ind w:left="6480" w:hanging="360"/>
+      </w:pPr>
+      <w:rPr>
+        <w:rFonts w:ascii="Wingdings" w:hAnsi="Wingdings" w:hint="default"/>
+      </w:rPr>
+    </w:lvl>
+  </w:abstractNum>
+  <w:abstractNum w:abstractNumId="3" w15:restartNumberingAfterBreak="0">
+    <w:nsid w:val="2FE93C17"/>
+    <w:multiLevelType w:val="hybridMultilevel"/>
+    <w:tmpl w:val="172A1E78"/>
+    <w:lvl w:ilvl="0" w:tplc="30A2073A">
+      <w:start w:val="2"/>
+      <w:numFmt w:val="bullet"/>
+      <w:lvlText w:val=""/>
+      <w:lvlJc w:val="left"/>
+      <w:pPr>
+        <w:ind w:left="720" w:hanging="360"/>
+      </w:pPr>
+      <w:rPr>
+        <w:rFonts w:ascii="Symbol" w:eastAsiaTheme="minorHAnsi" w:hAnsi="Symbol" w:cstheme="minorBidi" w:hint="default"/>
+      </w:rPr>
+    </w:lvl>
+    <w:lvl w:ilvl="1" w:tplc="04190003" w:tentative="1">
+      <w:start w:val="1"/>
+      <w:numFmt w:val="bullet"/>
+      <w:lvlText w:val="o"/>
+      <w:lvlJc w:val="left"/>
+      <w:pPr>
+        <w:ind w:left="1440" w:hanging="360"/>
+      </w:pPr>
+      <w:rPr>
+        <w:rFonts w:ascii="Courier New" w:hAnsi="Courier New" w:cs="Courier New" w:hint="default"/>
+      </w:rPr>
+    </w:lvl>
+    <w:lvl w:ilvl="2" w:tplc="04190005" w:tentative="1">
+      <w:start w:val="1"/>
+      <w:numFmt w:val="bullet"/>
+      <w:lvlText w:val=""/>
+      <w:lvlJc w:val="left"/>
+      <w:pPr>
+        <w:ind w:left="2160" w:hanging="360"/>
+      </w:pPr>
+      <w:rPr>
+        <w:rFonts w:ascii="Wingdings" w:hAnsi="Wingdings" w:hint="default"/>
+      </w:rPr>
+    </w:lvl>
+    <w:lvl w:ilvl="3" w:tplc="04190001" w:tentative="1">
+      <w:start w:val="1"/>
+      <w:numFmt w:val="bullet"/>
+      <w:lvlText w:val=""/>
+      <w:lvlJc w:val="left"/>
+      <w:pPr>
+        <w:ind w:left="2880" w:hanging="360"/>
+      </w:pPr>
+      <w:rPr>
+        <w:rFonts w:ascii="Symbol" w:hAnsi="Symbol" w:hint="default"/>
+      </w:rPr>
+    </w:lvl>
+    <w:lvl w:ilvl="4" w:tplc="04190003" w:tentative="1">
+      <w:start w:val="1"/>
+      <w:numFmt w:val="bullet"/>
+      <w:lvlText w:val="o"/>
+      <w:lvlJc w:val="left"/>
+      <w:pPr>
+        <w:ind w:left="3600" w:hanging="360"/>
+      </w:pPr>
+      <w:rPr>
+        <w:rFonts w:ascii="Courier New" w:hAnsi="Courier New" w:cs="Courier New" w:hint="default"/>
+      </w:rPr>
+    </w:lvl>
+    <w:lvl w:ilvl="5" w:tplc="04190005" w:tentative="1">
+      <w:start w:val="1"/>
+      <w:numFmt w:val="bullet"/>
+      <w:lvlText w:val=""/>
+      <w:lvlJc w:val="left"/>
+      <w:pPr>
+        <w:ind w:left="4320" w:hanging="360"/>
+      </w:pPr>
+      <w:rPr>
+        <w:rFonts w:ascii="Wingdings" w:hAnsi="Wingdings" w:hint="default"/>
+      </w:rPr>
+    </w:lvl>
+    <w:lvl w:ilvl="6" w:tplc="04190001" w:tentative="1">
+      <w:start w:val="1"/>
+      <w:numFmt w:val="bullet"/>
+      <w:lvlText w:val=""/>
+      <w:lvlJc w:val="left"/>
+      <w:pPr>
+        <w:ind w:left="5040" w:hanging="360"/>
+      </w:pPr>
+      <w:rPr>
+        <w:rFonts w:ascii="Symbol" w:hAnsi="Symbol" w:hint="default"/>
+      </w:rPr>
+    </w:lvl>
+    <w:lvl w:ilvl="7" w:tplc="04190003" w:tentative="1">
+      <w:start w:val="1"/>
+      <w:numFmt w:val="bullet"/>
+      <w:lvlText w:val="o"/>
+      <w:lvlJc w:val="left"/>
+      <w:pPr>
+        <w:ind w:left="5760" w:hanging="360"/>
+      </w:pPr>
+      <w:rPr>
+        <w:rFonts w:ascii="Courier New" w:hAnsi="Courier New" w:cs="Courier New" w:hint="default"/>
+      </w:rPr>
+    </w:lvl>
+    <w:lvl w:ilvl="8" w:tplc="04190005" w:tentative="1">
+      <w:start w:val="1"/>
+      <w:numFmt w:val="bullet"/>
+      <w:lvlText w:val=""/>
+      <w:lvlJc w:val="left"/>
+      <w:pPr>
+        <w:ind w:left="6480" w:hanging="360"/>
+      </w:pPr>
+      <w:rPr>
+        <w:rFonts w:ascii="Wingdings" w:hAnsi="Wingdings" w:hint="default"/>
+      </w:rPr>
+    </w:lvl>
+  </w:abstractNum>
+  <w:abstractNum w:abstractNumId="4" w15:restartNumberingAfterBreak="0">
+    <w:nsid w:val="3397684E"/>
+    <w:multiLevelType w:val="hybridMultilevel"/>
+    <w:tmpl w:val="638455AE"/>
+    <w:lvl w:ilvl="0" w:tplc="04190001">
+      <w:start w:val="3"/>
+      <w:numFmt w:val="bullet"/>
+      <w:lvlText w:val=""/>
+      <w:lvlJc w:val="left"/>
+      <w:pPr>
+        <w:ind w:left="720" w:hanging="360"/>
+      </w:pPr>
+      <w:rPr>
+        <w:rFonts w:ascii="Symbol" w:eastAsia="Times New Roman" w:hAnsi="Symbol" w:cs="Times New Roman" w:hint="default"/>
+      </w:rPr>
+    </w:lvl>
+    <w:lvl w:ilvl="1" w:tplc="04190003" w:tentative="1">
+      <w:start w:val="1"/>
+      <w:numFmt w:val="bullet"/>
+      <w:lvlText w:val="o"/>
+      <w:lvlJc w:val="left"/>
+      <w:pPr>
+        <w:ind w:left="1440" w:hanging="360"/>
+      </w:pPr>
+      <w:rPr>
+        <w:rFonts w:ascii="Courier New" w:hAnsi="Courier New" w:cs="Courier New" w:hint="default"/>
+      </w:rPr>
+    </w:lvl>
+    <w:lvl w:ilvl="2" w:tplc="04190005" w:tentative="1">
+      <w:start w:val="1"/>
+      <w:numFmt w:val="bullet"/>
+      <w:lvlText w:val=""/>
+      <w:lvlJc w:val="left"/>
+      <w:pPr>
+        <w:ind w:left="2160" w:hanging="360"/>
+      </w:pPr>
+      <w:rPr>
+        <w:rFonts w:ascii="Wingdings" w:hAnsi="Wingdings" w:hint="default"/>
+      </w:rPr>
+    </w:lvl>
+    <w:lvl w:ilvl="3" w:tplc="04190001" w:tentative="1">
+      <w:start w:val="1"/>
+      <w:numFmt w:val="bullet"/>
+      <w:lvlText w:val=""/>
+      <w:lvlJc w:val="left"/>
+      <w:pPr>
+        <w:ind w:left="2880" w:hanging="360"/>
+      </w:pPr>
+      <w:rPr>
+        <w:rFonts w:ascii="Symbol" w:hAnsi="Symbol" w:hint="default"/>
+      </w:rPr>
+    </w:lvl>
+    <w:lvl w:ilvl="4" w:tplc="04190003" w:tentative="1">
+      <w:start w:val="1"/>
+      <w:numFmt w:val="bullet"/>
+      <w:lvlText w:val="o"/>
+      <w:lvlJc w:val="left"/>
+      <w:pPr>
+        <w:ind w:left="3600" w:hanging="360"/>
+      </w:pPr>
+      <w:rPr>
+        <w:rFonts w:ascii="Courier New" w:hAnsi="Courier New" w:cs="Courier New" w:hint="default"/>
+      </w:rPr>
+    </w:lvl>
+    <w:lvl w:ilvl="5" w:tplc="04190005" w:tentative="1">
+      <w:start w:val="1"/>
+      <w:numFmt w:val="bullet"/>
+      <w:lvlText w:val=""/>
+      <w:lvlJc w:val="left"/>
+      <w:pPr>
+        <w:ind w:left="4320" w:hanging="360"/>
+      </w:pPr>
+      <w:rPr>
+        <w:rFonts w:ascii="Wingdings" w:hAnsi="Wingdings" w:hint="default"/>
+      </w:rPr>
+    </w:lvl>
+    <w:lvl w:ilvl="6" w:tplc="04190001" w:tentative="1">
+      <w:start w:val="1"/>
+      <w:numFmt w:val="bullet"/>
+      <w:lvlText w:val=""/>
+      <w:lvlJc w:val="left"/>
+      <w:pPr>
+        <w:ind w:left="5040" w:hanging="360"/>
+      </w:pPr>
+      <w:rPr>
+        <w:rFonts w:ascii="Symbol" w:hAnsi="Symbol" w:hint="default"/>
+      </w:rPr>
+    </w:lvl>
+    <w:lvl w:ilvl="7" w:tplc="04190003" w:tentative="1">
+      <w:start w:val="1"/>
+      <w:numFmt w:val="bullet"/>
+      <w:lvlText w:val="o"/>
+      <w:lvlJc w:val="left"/>
+      <w:pPr>
+        <w:ind w:left="5760" w:hanging="360"/>
+      </w:pPr>
+      <w:rPr>
+        <w:rFonts w:ascii="Courier New" w:hAnsi="Courier New" w:cs="Courier New" w:hint="default"/>
+      </w:rPr>
+    </w:lvl>
+    <w:lvl w:ilvl="8" w:tplc="04190005" w:tentative="1">
+      <w:start w:val="1"/>
+      <w:numFmt w:val="bullet"/>
+      <w:lvlText w:val=""/>
+      <w:lvlJc w:val="left"/>
+      <w:pPr>
+        <w:ind w:left="6480" w:hanging="360"/>
+      </w:pPr>
+      <w:rPr>
+        <w:rFonts w:ascii="Wingdings" w:hAnsi="Wingdings" w:hint="default"/>
+      </w:rPr>
+    </w:lvl>
+  </w:abstractNum>
+  <w:abstractNum w:abstractNumId="5" w15:restartNumberingAfterBreak="0">
+    <w:nsid w:val="35E7271C"/>
+    <w:multiLevelType w:val="hybridMultilevel"/>
+    <w:tmpl w:val="759C4D1C"/>
+    <w:lvl w:ilvl="0" w:tplc="C59A3250">
+      <w:start w:val="2"/>
+      <w:numFmt w:val="bullet"/>
+      <w:lvlText w:val=""/>
+      <w:lvlJc w:val="left"/>
+      <w:pPr>
+        <w:ind w:left="720" w:hanging="360"/>
+      </w:pPr>
+      <w:rPr>
+        <w:rFonts w:ascii="Symbol" w:eastAsia="Times New Roman" w:hAnsi="Symbol" w:cs="Times New Roman" w:hint="default"/>
+      </w:rPr>
+    </w:lvl>
+    <w:lvl w:ilvl="1" w:tplc="04190003" w:tentative="1">
+      <w:start w:val="1"/>
+      <w:numFmt w:val="bullet"/>
+      <w:lvlText w:val="o"/>
+      <w:lvlJc w:val="left"/>
+      <w:pPr>
+        <w:ind w:left="1440" w:hanging="360"/>
+      </w:pPr>
+      <w:rPr>
+        <w:rFonts w:ascii="Courier New" w:hAnsi="Courier New" w:cs="Courier New" w:hint="default"/>
+      </w:rPr>
+    </w:lvl>
+    <w:lvl w:ilvl="2" w:tplc="04190005" w:tentative="1">
+      <w:start w:val="1"/>
+      <w:numFmt w:val="bullet"/>
+      <w:lvlText w:val=""/>
+      <w:lvlJc w:val="left"/>
+      <w:pPr>
+        <w:ind w:left="2160" w:hanging="360"/>
+      </w:pPr>
+      <w:rPr>
+        <w:rFonts w:ascii="Wingdings" w:hAnsi="Wingdings" w:hint="default"/>
+      </w:rPr>
+    </w:lvl>
+    <w:lvl w:ilvl="3" w:tplc="04190001" w:tentative="1">
+      <w:start w:val="1"/>
+      <w:numFmt w:val="bullet"/>
+      <w:lvlText w:val=""/>
+      <w:lvlJc w:val="left"/>
+      <w:pPr>
+        <w:ind w:left="2880" w:hanging="360"/>
+      </w:pPr>
+      <w:rPr>
+        <w:rFonts w:ascii="Symbol" w:hAnsi="Symbol" w:hint="default"/>
+      </w:rPr>
+    </w:lvl>
+    <w:lvl w:ilvl="4" w:tplc="04190003" w:tentative="1">
+      <w:start w:val="1"/>
+      <w:numFmt w:val="bullet"/>
+      <w:lvlText w:val="o"/>
+      <w:lvlJc w:val="left"/>
+      <w:pPr>
+        <w:ind w:left="3600" w:hanging="360"/>
+      </w:pPr>
+      <w:rPr>
+        <w:rFonts w:ascii="Courier New" w:hAnsi="Courier New" w:cs="Courier New" w:hint="default"/>
+      </w:rPr>
+    </w:lvl>
+    <w:lvl w:ilvl="5" w:tplc="04190005" w:tentative="1">
+      <w:start w:val="1"/>
+      <w:numFmt w:val="bullet"/>
+      <w:lvlText w:val=""/>
+      <w:lvlJc w:val="left"/>
+      <w:pPr>
+        <w:ind w:left="4320" w:hanging="360"/>
+      </w:pPr>
+      <w:rPr>
+        <w:rFonts w:ascii="Wingdings" w:hAnsi="Wingdings" w:hint="default"/>
+      </w:rPr>
+    </w:lvl>
+    <w:lvl w:ilvl="6" w:tplc="04190001" w:tentative="1">
+      <w:start w:val="1"/>
+      <w:numFmt w:val="bullet"/>
+      <w:lvlText w:val=""/>
+      <w:lvlJc w:val="left"/>
+      <w:pPr>
+        <w:ind w:left="5040" w:hanging="360"/>
+      </w:pPr>
+      <w:rPr>
+        <w:rFonts w:ascii="Symbol" w:hAnsi="Symbol" w:hint="default"/>
+      </w:rPr>
+    </w:lvl>
+    <w:lvl w:ilvl="7" w:tplc="04190003" w:tentative="1">
+      <w:start w:val="1"/>
+      <w:numFmt w:val="bullet"/>
+      <w:lvlText w:val="o"/>
+      <w:lvlJc w:val="left"/>
+      <w:pPr>
+        <w:ind w:left="5760" w:hanging="360"/>
+      </w:pPr>
+      <w:rPr>
+        <w:rFonts w:ascii="Courier New" w:hAnsi="Courier New" w:cs="Courier New" w:hint="default"/>
+      </w:rPr>
+    </w:lvl>
+    <w:lvl w:ilvl="8" w:tplc="04190005" w:tentative="1">
+      <w:start w:val="1"/>
+      <w:numFmt w:val="bullet"/>
+      <w:lvlText w:val=""/>
+      <w:lvlJc w:val="left"/>
+      <w:pPr>
+        <w:ind w:left="6480" w:hanging="360"/>
+      </w:pPr>
+      <w:rPr>
+        <w:rFonts w:ascii="Wingdings" w:hAnsi="Wingdings" w:hint="default"/>
+      </w:rPr>
+    </w:lvl>
+  </w:abstractNum>
+  <w:abstractNum w:abstractNumId="6" w15:restartNumberingAfterBreak="0">
     <w:nsid w:val="36947DD9"/>
     <w:multiLevelType w:val="hybridMultilevel"/>
     <w:tmpl w:val="01DC9C8E"/>
@@ -7550,7 +8861,120 @@
       </w:pPr>
     </w:lvl>
   </w:abstractNum>
-  <w:abstractNum w:abstractNumId="2" w15:restartNumberingAfterBreak="0">
+  <w:abstractNum w:abstractNumId="7" w15:restartNumberingAfterBreak="0">
+    <w:nsid w:val="555F72CB"/>
+    <w:multiLevelType w:val="hybridMultilevel"/>
+    <w:tmpl w:val="F94A3CFC"/>
+    <w:lvl w:ilvl="0" w:tplc="04190001">
+      <w:start w:val="3"/>
+      <w:numFmt w:val="bullet"/>
+      <w:lvlText w:val=""/>
+      <w:lvlJc w:val="left"/>
+      <w:pPr>
+        <w:ind w:left="720" w:hanging="360"/>
+      </w:pPr>
+      <w:rPr>
+        <w:rFonts w:ascii="Symbol" w:eastAsia="Times New Roman" w:hAnsi="Symbol" w:cs="Times New Roman" w:hint="default"/>
+      </w:rPr>
+    </w:lvl>
+    <w:lvl w:ilvl="1" w:tplc="04190003" w:tentative="1">
+      <w:start w:val="1"/>
+      <w:numFmt w:val="bullet"/>
+      <w:lvlText w:val="o"/>
+      <w:lvlJc w:val="left"/>
+      <w:pPr>
+        <w:ind w:left="1440" w:hanging="360"/>
+      </w:pPr>
+      <w:rPr>
+        <w:rFonts w:ascii="Courier New" w:hAnsi="Courier New" w:cs="Courier New" w:hint="default"/>
+      </w:rPr>
+    </w:lvl>
+    <w:lvl w:ilvl="2" w:tplc="04190005" w:tentative="1">
+      <w:start w:val="1"/>
+      <w:numFmt w:val="bullet"/>
+      <w:lvlText w:val=""/>
+      <w:lvlJc w:val="left"/>
+      <w:pPr>
+        <w:ind w:left="2160" w:hanging="360"/>
+      </w:pPr>
+      <w:rPr>
+        <w:rFonts w:ascii="Wingdings" w:hAnsi="Wingdings" w:hint="default"/>
+      </w:rPr>
+    </w:lvl>
+    <w:lvl w:ilvl="3" w:tplc="04190001" w:tentative="1">
+      <w:start w:val="1"/>
+      <w:numFmt w:val="bullet"/>
+      <w:lvlText w:val=""/>
+      <w:lvlJc w:val="left"/>
+      <w:pPr>
+        <w:ind w:left="2880" w:hanging="360"/>
+      </w:pPr>
+      <w:rPr>
+        <w:rFonts w:ascii="Symbol" w:hAnsi="Symbol" w:hint="default"/>
+      </w:rPr>
+    </w:lvl>
+    <w:lvl w:ilvl="4" w:tplc="04190003" w:tentative="1">
+      <w:start w:val="1"/>
+      <w:numFmt w:val="bullet"/>
+      <w:lvlText w:val="o"/>
+      <w:lvlJc w:val="left"/>
+      <w:pPr>
+        <w:ind w:left="3600" w:hanging="360"/>
+      </w:pPr>
+      <w:rPr>
+        <w:rFonts w:ascii="Courier New" w:hAnsi="Courier New" w:cs="Courier New" w:hint="default"/>
+      </w:rPr>
+    </w:lvl>
+    <w:lvl w:ilvl="5" w:tplc="04190005" w:tentative="1">
+      <w:start w:val="1"/>
+      <w:numFmt w:val="bullet"/>
+      <w:lvlText w:val=""/>
+      <w:lvlJc w:val="left"/>
+      <w:pPr>
+        <w:ind w:left="4320" w:hanging="360"/>
+      </w:pPr>
+      <w:rPr>
+        <w:rFonts w:ascii="Wingdings" w:hAnsi="Wingdings" w:hint="default"/>
+      </w:rPr>
+    </w:lvl>
+    <w:lvl w:ilvl="6" w:tplc="04190001" w:tentative="1">
+      <w:start w:val="1"/>
+      <w:numFmt w:val="bullet"/>
+      <w:lvlText w:val=""/>
+      <w:lvlJc w:val="left"/>
+      <w:pPr>
+        <w:ind w:left="5040" w:hanging="360"/>
+      </w:pPr>
+      <w:rPr>
+        <w:rFonts w:ascii="Symbol" w:hAnsi="Symbol" w:hint="default"/>
+      </w:rPr>
+    </w:lvl>
+    <w:lvl w:ilvl="7" w:tplc="04190003" w:tentative="1">
+      <w:start w:val="1"/>
+      <w:numFmt w:val="bullet"/>
+      <w:lvlText w:val="o"/>
+      <w:lvlJc w:val="left"/>
+      <w:pPr>
+        <w:ind w:left="5760" w:hanging="360"/>
+      </w:pPr>
+      <w:rPr>
+        <w:rFonts w:ascii="Courier New" w:hAnsi="Courier New" w:cs="Courier New" w:hint="default"/>
+      </w:rPr>
+    </w:lvl>
+    <w:lvl w:ilvl="8" w:tplc="04190005" w:tentative="1">
+      <w:start w:val="1"/>
+      <w:numFmt w:val="bullet"/>
+      <w:lvlText w:val=""/>
+      <w:lvlJc w:val="left"/>
+      <w:pPr>
+        <w:ind w:left="6480" w:hanging="360"/>
+      </w:pPr>
+      <w:rPr>
+        <w:rFonts w:ascii="Wingdings" w:hAnsi="Wingdings" w:hint="default"/>
+      </w:rPr>
+    </w:lvl>
+  </w:abstractNum>
+  <w:abstractNum w:abstractNumId="8" w15:restartNumberingAfterBreak="0">
     <w:nsid w:val="63502E72"/>
     <w:multiLevelType w:val="multilevel"/>
     <w:tmpl w:val="21D6637C"/>
@@ -7668,7 +9092,7 @@
       </w:rPr>
     </w:lvl>
   </w:abstractNum>
-  <w:abstractNum w:abstractNumId="3" w15:restartNumberingAfterBreak="0">
+  <w:abstractNum w:abstractNumId="9" w15:restartNumberingAfterBreak="0">
     <w:nsid w:val="6B777C35"/>
     <w:multiLevelType w:val="hybridMultilevel"/>
     <w:tmpl w:val="8A7AE6F2"/>
@@ -7757,7 +9181,7 @@
       </w:pPr>
     </w:lvl>
   </w:abstractNum>
-  <w:abstractNum w:abstractNumId="4" w15:restartNumberingAfterBreak="0">
+  <w:abstractNum w:abstractNumId="10" w15:restartNumberingAfterBreak="0">
     <w:nsid w:val="7DB44282"/>
     <w:multiLevelType w:val="multilevel"/>
     <w:tmpl w:val="0419001F"/>
@@ -7843,20 +9267,154 @@
       </w:pPr>
     </w:lvl>
   </w:abstractNum>
+  <w:abstractNum w:abstractNumId="11" w15:restartNumberingAfterBreak="0">
+    <w:nsid w:val="7FB8017D"/>
+    <w:multiLevelType w:val="hybridMultilevel"/>
+    <w:tmpl w:val="F5E88A50"/>
+    <w:lvl w:ilvl="0" w:tplc="30A2073A">
+      <w:start w:val="2"/>
+      <w:numFmt w:val="bullet"/>
+      <w:lvlText w:val=""/>
+      <w:lvlJc w:val="left"/>
+      <w:pPr>
+        <w:ind w:left="720" w:hanging="360"/>
+      </w:pPr>
+      <w:rPr>
+        <w:rFonts w:ascii="Symbol" w:eastAsiaTheme="minorHAnsi" w:hAnsi="Symbol" w:cstheme="minorBidi" w:hint="default"/>
+      </w:rPr>
+    </w:lvl>
+    <w:lvl w:ilvl="1" w:tplc="04190003" w:tentative="1">
+      <w:start w:val="1"/>
+      <w:numFmt w:val="bullet"/>
+      <w:lvlText w:val="o"/>
+      <w:lvlJc w:val="left"/>
+      <w:pPr>
+        <w:ind w:left="1440" w:hanging="360"/>
+      </w:pPr>
+      <w:rPr>
+        <w:rFonts w:ascii="Courier New" w:hAnsi="Courier New" w:cs="Courier New" w:hint="default"/>
+      </w:rPr>
+    </w:lvl>
+    <w:lvl w:ilvl="2" w:tplc="04190005" w:tentative="1">
+      <w:start w:val="1"/>
+      <w:numFmt w:val="bullet"/>
+      <w:lvlText w:val=""/>
+      <w:lvlJc w:val="left"/>
+      <w:pPr>
+        <w:ind w:left="2160" w:hanging="360"/>
+      </w:pPr>
+      <w:rPr>
+        <w:rFonts w:ascii="Wingdings" w:hAnsi="Wingdings" w:hint="default"/>
+      </w:rPr>
+    </w:lvl>
+    <w:lvl w:ilvl="3" w:tplc="04190001" w:tentative="1">
+      <w:start w:val="1"/>
+      <w:numFmt w:val="bullet"/>
+      <w:lvlText w:val=""/>
+      <w:lvlJc w:val="left"/>
+      <w:pPr>
+        <w:ind w:left="2880" w:hanging="360"/>
+      </w:pPr>
+      <w:rPr>
+        <w:rFonts w:ascii="Symbol" w:hAnsi="Symbol" w:hint="default"/>
+      </w:rPr>
+    </w:lvl>
+    <w:lvl w:ilvl="4" w:tplc="04190003" w:tentative="1">
+      <w:start w:val="1"/>
+      <w:numFmt w:val="bullet"/>
+      <w:lvlText w:val="o"/>
+      <w:lvlJc w:val="left"/>
+      <w:pPr>
+        <w:ind w:left="3600" w:hanging="360"/>
+      </w:pPr>
+      <w:rPr>
+        <w:rFonts w:ascii="Courier New" w:hAnsi="Courier New" w:cs="Courier New" w:hint="default"/>
+      </w:rPr>
+    </w:lvl>
+    <w:lvl w:ilvl="5" w:tplc="04190005" w:tentative="1">
+      <w:start w:val="1"/>
+      <w:numFmt w:val="bullet"/>
+      <w:lvlText w:val=""/>
+      <w:lvlJc w:val="left"/>
+      <w:pPr>
+        <w:ind w:left="4320" w:hanging="360"/>
+      </w:pPr>
+      <w:rPr>
+        <w:rFonts w:ascii="Wingdings" w:hAnsi="Wingdings" w:hint="default"/>
+      </w:rPr>
+    </w:lvl>
+    <w:lvl w:ilvl="6" w:tplc="04190001" w:tentative="1">
+      <w:start w:val="1"/>
+      <w:numFmt w:val="bullet"/>
+      <w:lvlText w:val=""/>
+      <w:lvlJc w:val="left"/>
+      <w:pPr>
+        <w:ind w:left="5040" w:hanging="360"/>
+      </w:pPr>
+      <w:rPr>
+        <w:rFonts w:ascii="Symbol" w:hAnsi="Symbol" w:hint="default"/>
+      </w:rPr>
+    </w:lvl>
+    <w:lvl w:ilvl="7" w:tplc="04190003" w:tentative="1">
+      <w:start w:val="1"/>
+      <w:numFmt w:val="bullet"/>
+      <w:lvlText w:val="o"/>
+      <w:lvlJc w:val="left"/>
+      <w:pPr>
+        <w:ind w:left="5760" w:hanging="360"/>
+      </w:pPr>
+      <w:rPr>
+        <w:rFonts w:ascii="Courier New" w:hAnsi="Courier New" w:cs="Courier New" w:hint="default"/>
+      </w:rPr>
+    </w:lvl>
+    <w:lvl w:ilvl="8" w:tplc="04190005" w:tentative="1">
+      <w:start w:val="1"/>
+      <w:numFmt w:val="bullet"/>
+      <w:lvlText w:val=""/>
+      <w:lvlJc w:val="left"/>
+      <w:pPr>
+        <w:ind w:left="6480" w:hanging="360"/>
+      </w:pPr>
+      <w:rPr>
+        <w:rFonts w:ascii="Wingdings" w:hAnsi="Wingdings" w:hint="default"/>
+      </w:rPr>
+    </w:lvl>
+  </w:abstractNum>
   <w:num w:numId="1">
-    <w:abstractNumId w:val="1"/>
+    <w:abstractNumId w:val="6"/>
   </w:num>
   <w:num w:numId="2">
-    <w:abstractNumId w:val="3"/>
+    <w:abstractNumId w:val="9"/>
   </w:num>
   <w:num w:numId="3">
     <w:abstractNumId w:val="0"/>
   </w:num>
   <w:num w:numId="4">
+    <w:abstractNumId w:val="8"/>
+  </w:num>
+  <w:num w:numId="5">
+    <w:abstractNumId w:val="10"/>
+  </w:num>
+  <w:num w:numId="6">
+    <w:abstractNumId w:val="7"/>
+  </w:num>
+  <w:num w:numId="7">
+    <w:abstractNumId w:val="4"/>
+  </w:num>
+  <w:num w:numId="8">
+    <w:abstractNumId w:val="1"/>
+  </w:num>
+  <w:num w:numId="9">
     <w:abstractNumId w:val="2"/>
   </w:num>
-  <w:num w:numId="5">
-    <w:abstractNumId w:val="4"/>
+  <w:num w:numId="10">
+    <w:abstractNumId w:val="3"/>
+  </w:num>
+  <w:num w:numId="11">
+    <w:abstractNumId w:val="5"/>
+  </w:num>
+  <w:num w:numId="12">
+    <w:abstractNumId w:val="11"/>
   </w:num>
 </w:numbering>
 </file>
@@ -8562,6 +10120,94 @@
       </w:tblBorders>
     </w:tblPr>
   </w:style>
+  <w:style w:type="character" w:styleId="ac">
+    <w:name w:val="Placeholder Text"/>
+    <w:basedOn w:val="a0"/>
+    <w:uiPriority w:val="99"/>
+    <w:semiHidden/>
+    <w:rsid w:val="00FB1DC2"/>
+    <w:rPr>
+      <w:color w:val="808080"/>
+    </w:rPr>
+  </w:style>
+  <w:style w:type="paragraph" w:styleId="ad">
+    <w:name w:val="footnote text"/>
+    <w:basedOn w:val="a"/>
+    <w:link w:val="ae"/>
+    <w:uiPriority w:val="99"/>
+    <w:semiHidden/>
+    <w:unhideWhenUsed/>
+    <w:rsid w:val="00A47A56"/>
+    <w:pPr>
+      <w:spacing w:after="0" w:line="240" w:lineRule="auto"/>
+    </w:pPr>
+    <w:rPr>
+      <w:sz w:val="20"/>
+      <w:szCs w:val="20"/>
+    </w:rPr>
+  </w:style>
+  <w:style w:type="character" w:customStyle="1" w:styleId="ae">
+    <w:name w:val="Текст сноски Знак"/>
+    <w:basedOn w:val="a0"/>
+    <w:link w:val="ad"/>
+    <w:uiPriority w:val="99"/>
+    <w:semiHidden/>
+    <w:rsid w:val="00A47A56"/>
+    <w:rPr>
+      <w:sz w:val="20"/>
+      <w:szCs w:val="20"/>
+    </w:rPr>
+  </w:style>
+  <w:style w:type="character" w:styleId="af">
+    <w:name w:val="footnote reference"/>
+    <w:basedOn w:val="a0"/>
+    <w:uiPriority w:val="99"/>
+    <w:semiHidden/>
+    <w:unhideWhenUsed/>
+    <w:rsid w:val="00A47A56"/>
+    <w:rPr>
+      <w:vertAlign w:val="superscript"/>
+    </w:rPr>
+  </w:style>
+  <w:style w:type="paragraph" w:styleId="af0">
+    <w:name w:val="endnote text"/>
+    <w:basedOn w:val="a"/>
+    <w:link w:val="af1"/>
+    <w:uiPriority w:val="99"/>
+    <w:semiHidden/>
+    <w:unhideWhenUsed/>
+    <w:rsid w:val="00A47A56"/>
+    <w:pPr>
+      <w:spacing w:after="0" w:line="240" w:lineRule="auto"/>
+    </w:pPr>
+    <w:rPr>
+      <w:sz w:val="20"/>
+      <w:szCs w:val="20"/>
+    </w:rPr>
+  </w:style>
+  <w:style w:type="character" w:customStyle="1" w:styleId="af1">
+    <w:name w:val="Текст концевой сноски Знак"/>
+    <w:basedOn w:val="a0"/>
+    <w:link w:val="af0"/>
+    <w:uiPriority w:val="99"/>
+    <w:semiHidden/>
+    <w:rsid w:val="00A47A56"/>
+    <w:rPr>
+      <w:sz w:val="20"/>
+      <w:szCs w:val="20"/>
+    </w:rPr>
+  </w:style>
+  <w:style w:type="character" w:styleId="af2">
+    <w:name w:val="endnote reference"/>
+    <w:basedOn w:val="a0"/>
+    <w:uiPriority w:val="99"/>
+    <w:semiHidden/>
+    <w:unhideWhenUsed/>
+    <w:rsid w:val="00A47A56"/>
+    <w:rPr>
+      <w:vertAlign w:val="superscript"/>
+    </w:rPr>
+  </w:style>
 </w:styles>
 </file>
 
@@ -8831,7 +10477,7 @@
 </file>
 
 <file path=customXml/itemProps1.xml><?xml version="1.0" encoding="utf-8"?>
-<ds:datastoreItem xmlns:ds="http://schemas.openxmlformats.org/officeDocument/2006/customXml" ds:itemID="{4C74CE02-392C-4857-92E1-884F7880EB34}">
+<ds:datastoreItem xmlns:ds="http://schemas.openxmlformats.org/officeDocument/2006/customXml" ds:itemID="{0F66AF0A-641E-469F-8479-4E13CC11D935}">
   <ds:schemaRefs>
     <ds:schemaRef ds:uri="http://schemas.openxmlformats.org/officeDocument/2006/bibliography"/>
   </ds:schemaRefs>

--- a/gost_validator/test.docx
+++ b/gost_validator/test.docx
@@ -278,41 +278,93 @@
     <w:p>
       <w:pPr>
         <w:jc w:val="center"/>
-      </w:pPr>
-      <w:r>
+        <w:rPr>
+          <w:sz w:val="24"/>
+          <w:szCs w:val="24"/>
+        </w:rPr>
+      </w:pPr>
+      <w:r>
+        <w:rPr>
+          <w:sz w:val="24"/>
+          <w:szCs w:val="24"/>
+        </w:rPr>
         <w:lastRenderedPageBreak/>
         <w:t>СПИСОК ИСПОЛНИТЕЛЕЙ</w:t>
       </w:r>
     </w:p>
     <w:p>
-      <w:r>
+      <w:pPr>
+        <w:rPr>
+          <w:sz w:val="24"/>
+          <w:szCs w:val="24"/>
+        </w:rPr>
+      </w:pPr>
+      <w:r>
+        <w:rPr>
+          <w:sz w:val="24"/>
+          <w:szCs w:val="24"/>
+        </w:rPr>
         <w:t>Руководитель НИР, зам. директора</w:t>
       </w:r>
     </w:p>
     <w:p>
-      <w:r>
+      <w:pPr>
+        <w:rPr>
+          <w:sz w:val="24"/>
+          <w:szCs w:val="24"/>
+        </w:rPr>
+      </w:pPr>
+      <w:r>
+        <w:rPr>
+          <w:sz w:val="24"/>
+          <w:szCs w:val="24"/>
+        </w:rPr>
         <w:t xml:space="preserve">по научной работе, д-р </w:t>
       </w:r>
       <w:proofErr w:type="spellStart"/>
       <w:r>
+        <w:rPr>
+          <w:sz w:val="24"/>
+          <w:szCs w:val="24"/>
+        </w:rPr>
         <w:t>социол</w:t>
       </w:r>
       <w:proofErr w:type="spellEnd"/>
       <w:r>
+        <w:rPr>
+          <w:sz w:val="24"/>
+          <w:szCs w:val="24"/>
+        </w:rPr>
         <w:t>. Наук</w:t>
       </w:r>
       <w:r>
+        <w:rPr>
+          <w:sz w:val="24"/>
+          <w:szCs w:val="24"/>
+        </w:rPr>
         <w:tab/>
       </w:r>
       <w:r>
+        <w:rPr>
+          <w:sz w:val="24"/>
+          <w:szCs w:val="24"/>
+        </w:rPr>
         <w:tab/>
       </w:r>
       <w:r>
+        <w:rPr>
+          <w:sz w:val="24"/>
+          <w:szCs w:val="24"/>
+        </w:rPr>
         <w:tab/>
         <w:t xml:space="preserve"> __________________ А. </w:t>
       </w:r>
       <w:proofErr w:type="spellStart"/>
       <w:r>
+        <w:rPr>
+          <w:sz w:val="24"/>
+          <w:szCs w:val="24"/>
+        </w:rPr>
         <w:t>Кабакович</w:t>
       </w:r>
       <w:proofErr w:type="spellEnd"/>
@@ -320,63 +372,139 @@
     <w:p>
       <w:pPr>
         <w:ind w:left="4248" w:firstLine="708"/>
-      </w:pPr>
-      <w:r>
+        <w:rPr>
+          <w:sz w:val="24"/>
+          <w:szCs w:val="24"/>
+        </w:rPr>
+      </w:pPr>
+      <w:r>
+        <w:rPr>
+          <w:sz w:val="24"/>
+          <w:szCs w:val="24"/>
+        </w:rPr>
         <w:t xml:space="preserve">подпись, дата </w:t>
       </w:r>
       <w:r>
+        <w:rPr>
+          <w:sz w:val="24"/>
+          <w:szCs w:val="24"/>
+        </w:rPr>
         <w:tab/>
       </w:r>
       <w:r>
+        <w:rPr>
+          <w:sz w:val="24"/>
+          <w:szCs w:val="24"/>
+        </w:rPr>
         <w:tab/>
         <w:t>(</w:t>
       </w:r>
       <w:proofErr w:type="spellStart"/>
       <w:proofErr w:type="gramStart"/>
       <w:r>
+        <w:rPr>
+          <w:sz w:val="24"/>
+          <w:szCs w:val="24"/>
+        </w:rPr>
         <w:t>введение,заключение</w:t>
       </w:r>
       <w:proofErr w:type="spellEnd"/>
       <w:proofErr w:type="gramEnd"/>
       <w:r>
+        <w:rPr>
+          <w:sz w:val="24"/>
+          <w:szCs w:val="24"/>
+        </w:rPr>
         <w:t>)</w:t>
       </w:r>
     </w:p>
     <w:p>
-      <w:r>
+      <w:pPr>
+        <w:rPr>
+          <w:sz w:val="24"/>
+          <w:szCs w:val="24"/>
+        </w:rPr>
+      </w:pPr>
+      <w:r>
+        <w:rPr>
+          <w:sz w:val="24"/>
+          <w:szCs w:val="24"/>
+        </w:rPr>
         <w:t>Отв. исполнитель, зав. отделом,</w:t>
       </w:r>
     </w:p>
     <w:p>
-      <w:r>
+      <w:pPr>
+        <w:rPr>
+          <w:sz w:val="24"/>
+          <w:szCs w:val="24"/>
+        </w:rPr>
+      </w:pPr>
+      <w:r>
+        <w:rPr>
+          <w:sz w:val="24"/>
+          <w:szCs w:val="24"/>
+        </w:rPr>
         <w:t xml:space="preserve">канд. </w:t>
       </w:r>
       <w:proofErr w:type="spellStart"/>
       <w:r>
+        <w:rPr>
+          <w:sz w:val="24"/>
+          <w:szCs w:val="24"/>
+        </w:rPr>
         <w:t>техн</w:t>
       </w:r>
       <w:proofErr w:type="spellEnd"/>
       <w:r>
+        <w:rPr>
+          <w:sz w:val="24"/>
+          <w:szCs w:val="24"/>
+        </w:rPr>
         <w:t xml:space="preserve">. наук </w:t>
       </w:r>
       <w:r>
+        <w:rPr>
+          <w:sz w:val="24"/>
+          <w:szCs w:val="24"/>
+        </w:rPr>
         <w:tab/>
       </w:r>
       <w:r>
+        <w:rPr>
+          <w:sz w:val="24"/>
+          <w:szCs w:val="24"/>
+        </w:rPr>
         <w:tab/>
       </w:r>
       <w:r>
+        <w:rPr>
+          <w:sz w:val="24"/>
+          <w:szCs w:val="24"/>
+        </w:rPr>
         <w:tab/>
       </w:r>
       <w:r>
+        <w:rPr>
+          <w:sz w:val="24"/>
+          <w:szCs w:val="24"/>
+        </w:rPr>
         <w:tab/>
       </w:r>
       <w:r>
+        <w:rPr>
+          <w:sz w:val="24"/>
+          <w:szCs w:val="24"/>
+        </w:rPr>
         <w:tab/>
         <w:t xml:space="preserve">__________________ М.В. </w:t>
       </w:r>
       <w:proofErr w:type="spellStart"/>
       <w:r>
+        <w:rPr>
+          <w:sz w:val="24"/>
+          <w:szCs w:val="24"/>
+        </w:rPr>
         <w:t>Макатрова</w:t>
       </w:r>
       <w:proofErr w:type="spellEnd"/>
@@ -384,47 +512,107 @@
     <w:p>
       <w:pPr>
         <w:ind w:left="7080" w:hanging="2124"/>
-      </w:pPr>
-      <w:r>
+        <w:rPr>
+          <w:sz w:val="24"/>
+          <w:szCs w:val="24"/>
+        </w:rPr>
+      </w:pPr>
+      <w:r>
+        <w:rPr>
+          <w:sz w:val="24"/>
+          <w:szCs w:val="24"/>
+        </w:rPr>
         <w:t xml:space="preserve">подпись, дата </w:t>
       </w:r>
       <w:r>
+        <w:rPr>
+          <w:sz w:val="24"/>
+          <w:szCs w:val="24"/>
+        </w:rPr>
         <w:tab/>
         <w:t xml:space="preserve">(раздел 1, 2, </w:t>
       </w:r>
       <w:proofErr w:type="gramStart"/>
       <w:r>
+        <w:rPr>
+          <w:sz w:val="24"/>
+          <w:szCs w:val="24"/>
+        </w:rPr>
         <w:t>3,заключение</w:t>
       </w:r>
       <w:proofErr w:type="gramEnd"/>
       <w:r>
+        <w:rPr>
+          <w:sz w:val="24"/>
+          <w:szCs w:val="24"/>
+        </w:rPr>
         <w:t>)</w:t>
       </w:r>
     </w:p>
     <w:p>
-      <w:r>
+      <w:pPr>
+        <w:rPr>
+          <w:sz w:val="24"/>
+          <w:szCs w:val="24"/>
+        </w:rPr>
+      </w:pPr>
+      <w:r>
+        <w:rPr>
+          <w:sz w:val="24"/>
+          <w:szCs w:val="24"/>
+        </w:rPr>
         <w:t>Исполнители:</w:t>
       </w:r>
     </w:p>
     <w:p>
-      <w:r>
+      <w:pPr>
+        <w:rPr>
+          <w:sz w:val="24"/>
+          <w:szCs w:val="24"/>
+        </w:rPr>
+      </w:pPr>
+      <w:r>
+        <w:rPr>
+          <w:sz w:val="24"/>
+          <w:szCs w:val="24"/>
+        </w:rPr>
         <w:t xml:space="preserve">Зав. отделом, канд. </w:t>
       </w:r>
       <w:proofErr w:type="spellStart"/>
       <w:r>
+        <w:rPr>
+          <w:sz w:val="24"/>
+          <w:szCs w:val="24"/>
+        </w:rPr>
         <w:t>техн</w:t>
       </w:r>
       <w:proofErr w:type="spellEnd"/>
       <w:r>
+        <w:rPr>
+          <w:sz w:val="24"/>
+          <w:szCs w:val="24"/>
+        </w:rPr>
         <w:t>. Наук</w:t>
       </w:r>
       <w:r>
+        <w:rPr>
+          <w:sz w:val="24"/>
+          <w:szCs w:val="24"/>
+        </w:rPr>
         <w:tab/>
       </w:r>
       <w:r>
+        <w:rPr>
+          <w:sz w:val="24"/>
+          <w:szCs w:val="24"/>
+        </w:rPr>
         <w:tab/>
       </w:r>
       <w:r>
+        <w:rPr>
+          <w:sz w:val="24"/>
+          <w:szCs w:val="24"/>
+        </w:rPr>
         <w:tab/>
         <w:t xml:space="preserve"> __________________ Ю.Г. Спицын</w:t>
       </w:r>
@@ -432,45 +620,99 @@
     <w:p>
       <w:pPr>
         <w:ind w:left="4248" w:firstLine="708"/>
-      </w:pPr>
-      <w:r>
+        <w:rPr>
+          <w:sz w:val="24"/>
+          <w:szCs w:val="24"/>
+        </w:rPr>
+      </w:pPr>
+      <w:r>
+        <w:rPr>
+          <w:sz w:val="24"/>
+          <w:szCs w:val="24"/>
+        </w:rPr>
         <w:t>подпись, дата</w:t>
       </w:r>
       <w:r>
+        <w:rPr>
+          <w:sz w:val="24"/>
+          <w:szCs w:val="24"/>
+        </w:rPr>
         <w:tab/>
       </w:r>
       <w:r>
+        <w:rPr>
+          <w:sz w:val="24"/>
+          <w:szCs w:val="24"/>
+        </w:rPr>
         <w:tab/>
         <w:t xml:space="preserve"> (раздел 3)</w:t>
       </w:r>
     </w:p>
     <w:p>
-      <w:r>
+      <w:pPr>
+        <w:rPr>
+          <w:sz w:val="24"/>
+          <w:szCs w:val="24"/>
+        </w:rPr>
+      </w:pPr>
+      <w:r>
+        <w:rPr>
+          <w:sz w:val="24"/>
+          <w:szCs w:val="24"/>
+        </w:rPr>
         <w:t xml:space="preserve">Ст. науч. </w:t>
       </w:r>
       <w:proofErr w:type="spellStart"/>
       <w:r>
+        <w:rPr>
+          <w:sz w:val="24"/>
+          <w:szCs w:val="24"/>
+        </w:rPr>
         <w:t>сотр</w:t>
       </w:r>
       <w:proofErr w:type="spellEnd"/>
       <w:r>
+        <w:rPr>
+          <w:sz w:val="24"/>
+          <w:szCs w:val="24"/>
+        </w:rPr>
         <w:t xml:space="preserve">., канд. </w:t>
       </w:r>
       <w:proofErr w:type="spellStart"/>
       <w:r>
+        <w:rPr>
+          <w:sz w:val="24"/>
+          <w:szCs w:val="24"/>
+        </w:rPr>
         <w:t>техн</w:t>
       </w:r>
       <w:proofErr w:type="spellEnd"/>
       <w:r>
+        <w:rPr>
+          <w:sz w:val="24"/>
+          <w:szCs w:val="24"/>
+        </w:rPr>
         <w:t>. Наук</w:t>
       </w:r>
       <w:r>
+        <w:rPr>
+          <w:sz w:val="24"/>
+          <w:szCs w:val="24"/>
+        </w:rPr>
         <w:tab/>
       </w:r>
       <w:r>
+        <w:rPr>
+          <w:sz w:val="24"/>
+          <w:szCs w:val="24"/>
+        </w:rPr>
         <w:tab/>
       </w:r>
       <w:r>
+        <w:rPr>
+          <w:sz w:val="24"/>
+          <w:szCs w:val="24"/>
+        </w:rPr>
         <w:tab/>
         <w:t xml:space="preserve"> __________________ А.В. Костюнина</w:t>
       </w:r>
@@ -478,53 +720,115 @@
     <w:p>
       <w:pPr>
         <w:ind w:left="4248" w:firstLine="708"/>
-      </w:pPr>
-      <w:r>
+        <w:rPr>
+          <w:sz w:val="24"/>
+          <w:szCs w:val="24"/>
+        </w:rPr>
+      </w:pPr>
+      <w:r>
+        <w:rPr>
+          <w:sz w:val="24"/>
+          <w:szCs w:val="24"/>
+        </w:rPr>
         <w:t>подпись, дата</w:t>
       </w:r>
       <w:r>
+        <w:rPr>
+          <w:sz w:val="24"/>
+          <w:szCs w:val="24"/>
+        </w:rPr>
         <w:tab/>
       </w:r>
       <w:r>
+        <w:rPr>
+          <w:sz w:val="24"/>
+          <w:szCs w:val="24"/>
+        </w:rPr>
         <w:tab/>
         <w:t xml:space="preserve"> (раздел 1)</w:t>
       </w:r>
     </w:p>
     <w:p>
+      <w:pPr>
+        <w:rPr>
+          <w:sz w:val="24"/>
+          <w:szCs w:val="24"/>
+        </w:rPr>
+      </w:pPr>
       <w:proofErr w:type="spellStart"/>
       <w:r>
+        <w:rPr>
+          <w:sz w:val="24"/>
+          <w:szCs w:val="24"/>
+        </w:rPr>
         <w:t>Научн</w:t>
       </w:r>
       <w:proofErr w:type="spellEnd"/>
       <w:r>
+        <w:rPr>
+          <w:sz w:val="24"/>
+          <w:szCs w:val="24"/>
+        </w:rPr>
         <w:t xml:space="preserve">. </w:t>
       </w:r>
       <w:proofErr w:type="spellStart"/>
       <w:r>
+        <w:rPr>
+          <w:sz w:val="24"/>
+          <w:szCs w:val="24"/>
+        </w:rPr>
         <w:t>сотр</w:t>
       </w:r>
       <w:proofErr w:type="spellEnd"/>
       <w:r>
+        <w:rPr>
+          <w:sz w:val="24"/>
+          <w:szCs w:val="24"/>
+        </w:rPr>
         <w:t xml:space="preserve">., канд. </w:t>
       </w:r>
       <w:proofErr w:type="spellStart"/>
       <w:r>
+        <w:rPr>
+          <w:sz w:val="24"/>
+          <w:szCs w:val="24"/>
+        </w:rPr>
         <w:t>пед</w:t>
       </w:r>
       <w:proofErr w:type="spellEnd"/>
       <w:r>
+        <w:rPr>
+          <w:sz w:val="24"/>
+          <w:szCs w:val="24"/>
+        </w:rPr>
         <w:t>. Наук</w:t>
       </w:r>
       <w:r>
+        <w:rPr>
+          <w:sz w:val="24"/>
+          <w:szCs w:val="24"/>
+        </w:rPr>
         <w:tab/>
       </w:r>
       <w:r>
+        <w:rPr>
+          <w:sz w:val="24"/>
+          <w:szCs w:val="24"/>
+        </w:rPr>
         <w:tab/>
       </w:r>
       <w:r>
+        <w:rPr>
+          <w:sz w:val="24"/>
+          <w:szCs w:val="24"/>
+        </w:rPr>
         <w:tab/>
       </w:r>
       <w:r>
+        <w:rPr>
+          <w:sz w:val="24"/>
+          <w:szCs w:val="24"/>
+        </w:rPr>
         <w:tab/>
         <w:t xml:space="preserve"> __________________ Е.И. Козлова</w:t>
       </w:r>
@@ -532,53 +836,115 @@
     <w:p>
       <w:pPr>
         <w:ind w:left="4248" w:firstLine="708"/>
-      </w:pPr>
-      <w:r>
+        <w:rPr>
+          <w:sz w:val="24"/>
+          <w:szCs w:val="24"/>
+        </w:rPr>
+      </w:pPr>
+      <w:r>
+        <w:rPr>
+          <w:sz w:val="24"/>
+          <w:szCs w:val="24"/>
+        </w:rPr>
         <w:t xml:space="preserve">подпись, дата </w:t>
       </w:r>
       <w:r>
+        <w:rPr>
+          <w:sz w:val="24"/>
+          <w:szCs w:val="24"/>
+        </w:rPr>
         <w:tab/>
       </w:r>
       <w:r>
+        <w:rPr>
+          <w:sz w:val="24"/>
+          <w:szCs w:val="24"/>
+        </w:rPr>
         <w:tab/>
         <w:t>(раздел 2)</w:t>
       </w:r>
     </w:p>
     <w:p>
-      <w:r>
+      <w:pPr>
+        <w:rPr>
+          <w:sz w:val="24"/>
+          <w:szCs w:val="24"/>
+        </w:rPr>
+      </w:pPr>
+      <w:r>
+        <w:rPr>
+          <w:sz w:val="24"/>
+          <w:szCs w:val="24"/>
+        </w:rPr>
         <w:t xml:space="preserve">Мл. </w:t>
       </w:r>
       <w:proofErr w:type="spellStart"/>
       <w:r>
+        <w:rPr>
+          <w:sz w:val="24"/>
+          <w:szCs w:val="24"/>
+        </w:rPr>
         <w:t>научн</w:t>
       </w:r>
       <w:proofErr w:type="spellEnd"/>
       <w:r>
+        <w:rPr>
+          <w:sz w:val="24"/>
+          <w:szCs w:val="24"/>
+        </w:rPr>
         <w:t xml:space="preserve">. </w:t>
       </w:r>
       <w:proofErr w:type="spellStart"/>
       <w:r>
+        <w:rPr>
+          <w:sz w:val="24"/>
+          <w:szCs w:val="24"/>
+        </w:rPr>
         <w:t>сотр</w:t>
       </w:r>
       <w:proofErr w:type="spellEnd"/>
       <w:r>
+        <w:rPr>
+          <w:sz w:val="24"/>
+          <w:szCs w:val="24"/>
+        </w:rPr>
         <w:t xml:space="preserve">., канд. </w:t>
       </w:r>
       <w:proofErr w:type="spellStart"/>
       <w:r>
+        <w:rPr>
+          <w:sz w:val="24"/>
+          <w:szCs w:val="24"/>
+        </w:rPr>
         <w:t>филол</w:t>
       </w:r>
       <w:proofErr w:type="spellEnd"/>
       <w:r>
+        <w:rPr>
+          <w:sz w:val="24"/>
+          <w:szCs w:val="24"/>
+        </w:rPr>
         <w:t xml:space="preserve">. наук </w:t>
       </w:r>
       <w:r>
+        <w:rPr>
+          <w:sz w:val="24"/>
+          <w:szCs w:val="24"/>
+        </w:rPr>
         <w:tab/>
       </w:r>
       <w:r>
+        <w:rPr>
+          <w:sz w:val="24"/>
+          <w:szCs w:val="24"/>
+        </w:rPr>
         <w:tab/>
       </w:r>
       <w:r>
+        <w:rPr>
+          <w:sz w:val="24"/>
+          <w:szCs w:val="24"/>
+        </w:rPr>
         <w:tab/>
         <w:t>__________________ М.А. Филимонова</w:t>
       </w:r>
@@ -586,35 +952,81 @@
     <w:p>
       <w:pPr>
         <w:ind w:left="4248" w:firstLine="708"/>
-      </w:pPr>
-      <w:r>
+        <w:rPr>
+          <w:sz w:val="24"/>
+          <w:szCs w:val="24"/>
+        </w:rPr>
+      </w:pPr>
+      <w:r>
+        <w:rPr>
+          <w:sz w:val="24"/>
+          <w:szCs w:val="24"/>
+        </w:rPr>
         <w:t xml:space="preserve">подпись, дата </w:t>
       </w:r>
       <w:r>
+        <w:rPr>
+          <w:sz w:val="24"/>
+          <w:szCs w:val="24"/>
+        </w:rPr>
         <w:tab/>
       </w:r>
       <w:r>
+        <w:rPr>
+          <w:sz w:val="24"/>
+          <w:szCs w:val="24"/>
+        </w:rPr>
         <w:tab/>
         <w:t>(раздел 1, 2)</w:t>
       </w:r>
     </w:p>
     <w:p>
-      <w:r>
+      <w:pPr>
+        <w:rPr>
+          <w:sz w:val="24"/>
+          <w:szCs w:val="24"/>
+        </w:rPr>
+      </w:pPr>
+      <w:r>
+        <w:rPr>
+          <w:sz w:val="24"/>
+          <w:szCs w:val="24"/>
+        </w:rPr>
         <w:t xml:space="preserve">Ведущий инженер </w:t>
       </w:r>
       <w:r>
+        <w:rPr>
+          <w:sz w:val="24"/>
+          <w:szCs w:val="24"/>
+        </w:rPr>
         <w:tab/>
       </w:r>
       <w:r>
+        <w:rPr>
+          <w:sz w:val="24"/>
+          <w:szCs w:val="24"/>
+        </w:rPr>
         <w:tab/>
       </w:r>
       <w:r>
+        <w:rPr>
+          <w:sz w:val="24"/>
+          <w:szCs w:val="24"/>
+        </w:rPr>
         <w:tab/>
       </w:r>
       <w:r>
+        <w:rPr>
+          <w:sz w:val="24"/>
+          <w:szCs w:val="24"/>
+        </w:rPr>
         <w:tab/>
       </w:r>
       <w:r>
+        <w:rPr>
+          <w:sz w:val="24"/>
+          <w:szCs w:val="24"/>
+        </w:rPr>
         <w:tab/>
         <w:t>__________________ Е.С. Терехова</w:t>
       </w:r>
@@ -622,40 +1034,90 @@
     <w:p>
       <w:pPr>
         <w:ind w:left="4248" w:firstLine="708"/>
-      </w:pPr>
-      <w:r>
+        <w:rPr>
+          <w:sz w:val="24"/>
+          <w:szCs w:val="24"/>
+        </w:rPr>
+      </w:pPr>
+      <w:r>
+        <w:rPr>
+          <w:sz w:val="24"/>
+          <w:szCs w:val="24"/>
+        </w:rPr>
         <w:t xml:space="preserve">подпись, дата </w:t>
       </w:r>
       <w:r>
+        <w:rPr>
+          <w:sz w:val="24"/>
+          <w:szCs w:val="24"/>
+        </w:rPr>
         <w:tab/>
       </w:r>
       <w:r>
+        <w:rPr>
+          <w:sz w:val="24"/>
+          <w:szCs w:val="24"/>
+        </w:rPr>
         <w:tab/>
         <w:t>(раздел 3)</w:t>
       </w:r>
     </w:p>
     <w:p>
-      <w:r>
+      <w:pPr>
+        <w:rPr>
+          <w:sz w:val="24"/>
+          <w:szCs w:val="24"/>
+        </w:rPr>
+      </w:pPr>
+      <w:r>
+        <w:rPr>
+          <w:sz w:val="24"/>
+          <w:szCs w:val="24"/>
+        </w:rPr>
         <w:t xml:space="preserve">Специалист I кат. </w:t>
       </w:r>
       <w:r>
+        <w:rPr>
+          <w:sz w:val="24"/>
+          <w:szCs w:val="24"/>
+        </w:rPr>
         <w:tab/>
       </w:r>
       <w:r>
+        <w:rPr>
+          <w:sz w:val="24"/>
+          <w:szCs w:val="24"/>
+        </w:rPr>
         <w:tab/>
       </w:r>
       <w:r>
+        <w:rPr>
+          <w:sz w:val="24"/>
+          <w:szCs w:val="24"/>
+        </w:rPr>
         <w:tab/>
       </w:r>
       <w:r>
+        <w:rPr>
+          <w:sz w:val="24"/>
+          <w:szCs w:val="24"/>
+        </w:rPr>
         <w:tab/>
       </w:r>
       <w:r>
+        <w:rPr>
+          <w:sz w:val="24"/>
+          <w:szCs w:val="24"/>
+        </w:rPr>
         <w:tab/>
         <w:t xml:space="preserve">__________________ Е.П. </w:t>
       </w:r>
       <w:proofErr w:type="spellStart"/>
       <w:r>
+        <w:rPr>
+          <w:sz w:val="24"/>
+          <w:szCs w:val="24"/>
+        </w:rPr>
         <w:t>Субботова</w:t>
       </w:r>
       <w:proofErr w:type="spellEnd"/>
@@ -663,42 +1125,92 @@
     <w:p>
       <w:pPr>
         <w:ind w:left="4248" w:firstLine="708"/>
-      </w:pPr>
-      <w:r>
+        <w:rPr>
+          <w:sz w:val="24"/>
+          <w:szCs w:val="24"/>
+        </w:rPr>
+      </w:pPr>
+      <w:r>
+        <w:rPr>
+          <w:sz w:val="24"/>
+          <w:szCs w:val="24"/>
+        </w:rPr>
         <w:t xml:space="preserve">подпись, дата </w:t>
       </w:r>
       <w:r>
+        <w:rPr>
+          <w:sz w:val="24"/>
+          <w:szCs w:val="24"/>
+        </w:rPr>
         <w:tab/>
       </w:r>
       <w:r>
+        <w:rPr>
+          <w:sz w:val="24"/>
+          <w:szCs w:val="24"/>
+        </w:rPr>
         <w:tab/>
         <w:t>(раздел 2)</w:t>
       </w:r>
     </w:p>
     <w:p>
+      <w:pPr>
+        <w:rPr>
+          <w:sz w:val="24"/>
+          <w:szCs w:val="24"/>
+        </w:rPr>
+      </w:pPr>
       <w:proofErr w:type="spellStart"/>
       <w:r>
+        <w:rPr>
+          <w:sz w:val="24"/>
+          <w:szCs w:val="24"/>
+        </w:rPr>
         <w:t>Нормоконтроль</w:t>
       </w:r>
       <w:proofErr w:type="spellEnd"/>
       <w:r>
+        <w:rPr>
+          <w:sz w:val="24"/>
+          <w:szCs w:val="24"/>
+        </w:rPr>
         <w:tab/>
       </w:r>
       <w:r>
+        <w:rPr>
+          <w:sz w:val="24"/>
+          <w:szCs w:val="24"/>
+        </w:rPr>
         <w:tab/>
       </w:r>
       <w:r>
+        <w:rPr>
+          <w:sz w:val="24"/>
+          <w:szCs w:val="24"/>
+        </w:rPr>
         <w:tab/>
       </w:r>
       <w:r>
+        <w:rPr>
+          <w:sz w:val="24"/>
+          <w:szCs w:val="24"/>
+        </w:rPr>
         <w:tab/>
       </w:r>
       <w:r>
+        <w:rPr>
+          <w:sz w:val="24"/>
+          <w:szCs w:val="24"/>
+        </w:rPr>
         <w:tab/>
         <w:t xml:space="preserve"> __________________ О.А. </w:t>
       </w:r>
       <w:proofErr w:type="spellStart"/>
       <w:r>
+        <w:rPr>
+          <w:sz w:val="24"/>
+          <w:szCs w:val="24"/>
+        </w:rPr>
         <w:t>Антошкова</w:t>
       </w:r>
       <w:proofErr w:type="spellEnd"/>
@@ -706,8 +1218,16 @@
     <w:p>
       <w:pPr>
         <w:ind w:left="4248" w:firstLine="708"/>
-      </w:pPr>
-      <w:r>
+        <w:rPr>
+          <w:sz w:val="24"/>
+          <w:szCs w:val="24"/>
+        </w:rPr>
+      </w:pPr>
+      <w:r>
+        <w:rPr>
+          <w:sz w:val="24"/>
+          <w:szCs w:val="24"/>
+        </w:rPr>
         <w:t>подпись, дата</w:t>
       </w:r>
     </w:p>
@@ -720,8 +1240,16 @@
       <w:pPr>
         <w:ind w:firstLine="708"/>
         <w:jc w:val="center"/>
-      </w:pPr>
-      <w:r>
+        <w:rPr>
+          <w:sz w:val="24"/>
+          <w:szCs w:val="24"/>
+        </w:rPr>
+      </w:pPr>
+      <w:r>
+        <w:rPr>
+          <w:sz w:val="24"/>
+          <w:szCs w:val="24"/>
+        </w:rPr>
         <w:lastRenderedPageBreak/>
         <w:t>РЕФЕРАТ</w:t>
       </w:r>
@@ -729,20 +1257,40 @@
     <w:p>
       <w:pPr>
         <w:ind w:firstLine="708"/>
-      </w:pPr>
-      <w:r>
+        <w:rPr>
+          <w:sz w:val="24"/>
+          <w:szCs w:val="24"/>
+        </w:rPr>
+      </w:pPr>
+      <w:r>
+        <w:rPr>
+          <w:sz w:val="24"/>
+          <w:szCs w:val="24"/>
+        </w:rPr>
         <w:t xml:space="preserve">Отчет 85 с., 1 кн., 24 рис., 12 табл., 50 </w:t>
       </w:r>
       <w:proofErr w:type="spellStart"/>
       <w:r>
+        <w:rPr>
+          <w:sz w:val="24"/>
+          <w:szCs w:val="24"/>
+        </w:rPr>
         <w:t>источн</w:t>
       </w:r>
       <w:proofErr w:type="spellEnd"/>
       <w:r>
+        <w:rPr>
+          <w:sz w:val="24"/>
+          <w:szCs w:val="24"/>
+        </w:rPr>
         <w:t xml:space="preserve">., 2 </w:t>
       </w:r>
       <w:proofErr w:type="spellStart"/>
       <w:r>
+        <w:rPr>
+          <w:sz w:val="24"/>
+          <w:szCs w:val="24"/>
+        </w:rPr>
         <w:t>прил</w:t>
       </w:r>
       <w:proofErr w:type="spellEnd"/>
@@ -750,165 +1298,329 @@
     <w:p>
       <w:pPr>
         <w:ind w:firstLine="708"/>
-      </w:pPr>
-      <w:r>
+        <w:rPr>
+          <w:sz w:val="24"/>
+          <w:szCs w:val="24"/>
+        </w:rPr>
+      </w:pPr>
+      <w:r>
+        <w:rPr>
+          <w:sz w:val="24"/>
+          <w:szCs w:val="24"/>
+        </w:rPr>
         <w:t>РАСХОДОМЕРНЫЕ УСТАНОВКИ, ПОРШНЕВЫЕ РАСХОДОМЕРЫ,</w:t>
       </w:r>
     </w:p>
     <w:p>
       <w:pPr>
         <w:ind w:firstLine="708"/>
-      </w:pPr>
-      <w:r>
+        <w:rPr>
+          <w:sz w:val="24"/>
+          <w:szCs w:val="24"/>
+        </w:rPr>
+      </w:pPr>
+      <w:r>
+        <w:rPr>
+          <w:sz w:val="24"/>
+          <w:szCs w:val="24"/>
+        </w:rPr>
         <w:t>ТАХОМЕТРИЧЕСКИЕ РАСХОДОМЕРЫ, ИЗМЕРЕНИЕ, БОЛЬШИЕ РАСХОДЫ,</w:t>
       </w:r>
     </w:p>
     <w:p>
       <w:pPr>
         <w:ind w:firstLine="708"/>
-      </w:pPr>
-      <w:r>
+        <w:rPr>
+          <w:sz w:val="24"/>
+          <w:szCs w:val="24"/>
+        </w:rPr>
+      </w:pPr>
+      <w:r>
+        <w:rPr>
+          <w:sz w:val="24"/>
+          <w:szCs w:val="24"/>
+        </w:rPr>
         <w:t>ГАЗЫ</w:t>
       </w:r>
     </w:p>
     <w:p>
       <w:pPr>
         <w:ind w:firstLine="708"/>
-      </w:pPr>
-      <w:r>
+        <w:rPr>
+          <w:sz w:val="24"/>
+          <w:szCs w:val="24"/>
+        </w:rPr>
+      </w:pPr>
+      <w:r>
+        <w:rPr>
+          <w:sz w:val="24"/>
+          <w:szCs w:val="24"/>
+        </w:rPr>
         <w:t>Объектом исследования являются поршневые установки для точного</w:t>
       </w:r>
     </w:p>
     <w:p>
       <w:pPr>
         <w:ind w:firstLine="708"/>
-      </w:pPr>
-      <w:r>
+        <w:rPr>
+          <w:sz w:val="24"/>
+          <w:szCs w:val="24"/>
+        </w:rPr>
+      </w:pPr>
+      <w:r>
+        <w:rPr>
+          <w:sz w:val="24"/>
+          <w:szCs w:val="24"/>
+        </w:rPr>
         <w:t>воспроизведения и измерения больших расходов газа.</w:t>
       </w:r>
     </w:p>
     <w:p>
       <w:pPr>
         <w:ind w:firstLine="708"/>
-      </w:pPr>
-      <w:r>
+        <w:rPr>
+          <w:sz w:val="24"/>
+          <w:szCs w:val="24"/>
+        </w:rPr>
+      </w:pPr>
+      <w:r>
+        <w:rPr>
+          <w:sz w:val="24"/>
+          <w:szCs w:val="24"/>
+        </w:rPr>
         <w:t>Цель работы - разработка методики метрологических исследований установок и</w:t>
       </w:r>
     </w:p>
     <w:p>
       <w:pPr>
         <w:ind w:firstLine="708"/>
-      </w:pPr>
-      <w:r>
+        <w:rPr>
+          <w:sz w:val="24"/>
+          <w:szCs w:val="24"/>
+        </w:rPr>
+      </w:pPr>
+      <w:r>
+        <w:rPr>
+          <w:sz w:val="24"/>
+          <w:szCs w:val="24"/>
+        </w:rPr>
         <w:t>нестандартной аппаратуры для их осуществления.</w:t>
       </w:r>
     </w:p>
     <w:p>
       <w:pPr>
         <w:ind w:firstLine="708"/>
-      </w:pPr>
-      <w:r>
+        <w:rPr>
+          <w:sz w:val="24"/>
+          <w:szCs w:val="24"/>
+        </w:rPr>
+      </w:pPr>
+      <w:r>
+        <w:rPr>
+          <w:sz w:val="24"/>
+          <w:szCs w:val="24"/>
+        </w:rPr>
         <w:t>В процессе работы проводились экспериментальные исследования отдельных</w:t>
       </w:r>
     </w:p>
     <w:p>
       <w:pPr>
         <w:ind w:firstLine="708"/>
-      </w:pPr>
-      <w:r>
+        <w:rPr>
+          <w:sz w:val="24"/>
+          <w:szCs w:val="24"/>
+        </w:rPr>
+      </w:pPr>
+      <w:r>
+        <w:rPr>
+          <w:sz w:val="24"/>
+          <w:szCs w:val="24"/>
+        </w:rPr>
         <w:t>составляющих и общей погрешности установок.</w:t>
       </w:r>
     </w:p>
     <w:p>
       <w:pPr>
         <w:ind w:firstLine="708"/>
-      </w:pPr>
-      <w:r>
+        <w:rPr>
+          <w:sz w:val="24"/>
+          <w:szCs w:val="24"/>
+        </w:rPr>
+      </w:pPr>
+      <w:r>
+        <w:rPr>
+          <w:sz w:val="24"/>
+          <w:szCs w:val="24"/>
+        </w:rPr>
         <w:t>В результате исследования впервые были созданы две поршневые реверсивные</w:t>
       </w:r>
     </w:p>
     <w:p>
       <w:pPr>
         <w:ind w:firstLine="708"/>
+        <w:rPr>
+          <w:sz w:val="24"/>
+          <w:szCs w:val="24"/>
+        </w:rPr>
       </w:pPr>
       <w:proofErr w:type="spellStart"/>
       <w:r>
+        <w:rPr>
+          <w:sz w:val="24"/>
+          <w:szCs w:val="24"/>
+        </w:rPr>
         <w:t>расходомерные</w:t>
       </w:r>
       <w:proofErr w:type="spellEnd"/>
       <w:r>
+        <w:rPr>
+          <w:sz w:val="24"/>
+          <w:szCs w:val="24"/>
+        </w:rPr>
         <w:t xml:space="preserve"> установки: первая на расходы до 0,07 м3/с, вторая - до 0,33 м3/с.</w:t>
       </w:r>
     </w:p>
     <w:p>
       <w:pPr>
         <w:ind w:firstLine="708"/>
-      </w:pPr>
-      <w:r>
+        <w:rPr>
+          <w:sz w:val="24"/>
+          <w:szCs w:val="24"/>
+        </w:rPr>
+      </w:pPr>
+      <w:r>
+        <w:rPr>
+          <w:sz w:val="24"/>
+          <w:szCs w:val="24"/>
+        </w:rPr>
         <w:t>Основные конструктивные и технико-эксплуатационные показатели: высокая</w:t>
       </w:r>
     </w:p>
     <w:p>
       <w:pPr>
         <w:ind w:firstLine="708"/>
-      </w:pPr>
-      <w:r>
+        <w:rPr>
+          <w:sz w:val="24"/>
+          <w:szCs w:val="24"/>
+        </w:rPr>
+      </w:pPr>
+      <w:r>
+        <w:rPr>
+          <w:sz w:val="24"/>
+          <w:szCs w:val="24"/>
+        </w:rPr>
         <w:t>точность измерения при больших значениях расхода газа.</w:t>
       </w:r>
     </w:p>
     <w:p>
       <w:pPr>
         <w:ind w:firstLine="708"/>
-      </w:pPr>
-      <w:r>
+        <w:rPr>
+          <w:sz w:val="24"/>
+          <w:szCs w:val="24"/>
+        </w:rPr>
+      </w:pPr>
+      <w:r>
+        <w:rPr>
+          <w:sz w:val="24"/>
+          <w:szCs w:val="24"/>
+        </w:rPr>
         <w:t>Степень внедрения - вторая установка по разработанной методике аттестована как</w:t>
       </w:r>
     </w:p>
     <w:p>
       <w:pPr>
         <w:ind w:firstLine="708"/>
-      </w:pPr>
-      <w:r>
+        <w:rPr>
+          <w:sz w:val="24"/>
+          <w:szCs w:val="24"/>
+        </w:rPr>
+      </w:pPr>
+      <w:r>
+        <w:rPr>
+          <w:sz w:val="24"/>
+          <w:szCs w:val="24"/>
+        </w:rPr>
         <w:t>образцовая.</w:t>
       </w:r>
     </w:p>
     <w:p>
       <w:pPr>
         <w:ind w:firstLine="708"/>
-      </w:pPr>
-      <w:r>
+        <w:rPr>
+          <w:sz w:val="24"/>
+          <w:szCs w:val="24"/>
+        </w:rPr>
+      </w:pPr>
+      <w:r>
+        <w:rPr>
+          <w:sz w:val="24"/>
+          <w:szCs w:val="24"/>
+        </w:rPr>
         <w:t>Эффективность установок определяется их малым влиянием на ход измеряемых</w:t>
       </w:r>
     </w:p>
     <w:p>
       <w:pPr>
         <w:ind w:firstLine="708"/>
-      </w:pPr>
-      <w:r>
+        <w:rPr>
+          <w:sz w:val="24"/>
+          <w:szCs w:val="24"/>
+        </w:rPr>
+      </w:pPr>
+      <w:r>
+        <w:rPr>
+          <w:sz w:val="24"/>
+          <w:szCs w:val="24"/>
+        </w:rPr>
         <w:t>процессов. Обе установки могут применяться для градуировки и поверки</w:t>
       </w:r>
     </w:p>
     <w:p>
       <w:pPr>
         <w:ind w:firstLine="708"/>
-      </w:pPr>
-      <w:r>
+        <w:rPr>
+          <w:sz w:val="24"/>
+          <w:szCs w:val="24"/>
+        </w:rPr>
+      </w:pPr>
+      <w:r>
+        <w:rPr>
+          <w:sz w:val="24"/>
+          <w:szCs w:val="24"/>
+        </w:rPr>
         <w:t>процессов. Обе установки могут применяться для градуировки и поверки</w:t>
       </w:r>
     </w:p>
     <w:p>
       <w:pPr>
         <w:ind w:firstLine="708"/>
-      </w:pPr>
-      <w:r>
+        <w:rPr>
+          <w:sz w:val="24"/>
+          <w:szCs w:val="24"/>
+        </w:rPr>
+      </w:pPr>
+      <w:r>
+        <w:rPr>
+          <w:sz w:val="24"/>
+          <w:szCs w:val="24"/>
+        </w:rPr>
         <w:t>промышленных ротационных счетчиков газа, а также тахометрических</w:t>
       </w:r>
     </w:p>
     <w:p>
       <w:pPr>
         <w:ind w:firstLine="708"/>
-      </w:pPr>
-      <w:r>
+        <w:rPr>
+          <w:sz w:val="24"/>
+          <w:szCs w:val="24"/>
+        </w:rPr>
+      </w:pPr>
+      <w:r>
+        <w:rPr>
+          <w:sz w:val="24"/>
+          <w:szCs w:val="24"/>
+        </w:rPr>
         <w:t>расходомеров.</w:t>
       </w:r>
     </w:p>
@@ -5489,8 +6201,6 @@
         </w:rPr>
         <w:t>(1)</w:t>
       </w:r>
-      <w:bookmarkStart w:id="1" w:name="_GoBack"/>
-      <w:bookmarkEnd w:id="1"/>
     </w:p>
     <w:p>
       <w:pPr>
@@ -5780,8 +6490,8 @@
           <w:lang w:eastAsia="ru-RU"/>
         </w:rPr>
       </w:pPr>
-      <w:bookmarkStart w:id="2" w:name="_uy7y8jfha1b7" w:colFirst="0" w:colLast="0"/>
-      <w:bookmarkEnd w:id="2"/>
+      <w:bookmarkStart w:id="1" w:name="_uy7y8jfha1b7" w:colFirst="0" w:colLast="0"/>
+      <w:bookmarkEnd w:id="1"/>
     </w:p>
     <w:p>
       <w:pPr>
@@ -6430,7 +7140,12 @@
       </w:r>
       <w:proofErr w:type="spellStart"/>
       <w:r>
-        <w:t>Белоозеров</w:t>
+        <w:t>Белоозер</w:t>
+      </w:r>
+      <w:bookmarkStart w:id="2" w:name="_GoBack"/>
+      <w:bookmarkEnd w:id="2"/>
+      <w:r>
+        <w:t>ов</w:t>
       </w:r>
       <w:proofErr w:type="spellEnd"/>
       <w:r>
@@ -8059,7 +8774,7 @@
           <w:rPr>
             <w:noProof/>
           </w:rPr>
-          <w:t>15</w:t>
+          <w:t>14</w:t>
         </w:r>
         <w:r>
           <w:fldChar w:fldCharType="end"/>
@@ -8112,6 +8827,9 @@
         <w:t xml:space="preserve"> </w:t>
       </w:r>
       <w:r>
+        <w:rPr>
+          <w:sz w:val="24"/>
+        </w:rPr>
         <w:t>Лошадь и вправду крутая</w:t>
       </w:r>
     </w:p>
@@ -10477,7 +11195,7 @@
 </file>
 
 <file path=customXml/itemProps1.xml><?xml version="1.0" encoding="utf-8"?>
-<ds:datastoreItem xmlns:ds="http://schemas.openxmlformats.org/officeDocument/2006/customXml" ds:itemID="{0F66AF0A-641E-469F-8479-4E13CC11D935}">
+<ds:datastoreItem xmlns:ds="http://schemas.openxmlformats.org/officeDocument/2006/customXml" ds:itemID="{765913AA-36D3-4F6F-9C19-6E896398FB68}">
   <ds:schemaRefs>
     <ds:schemaRef ds:uri="http://schemas.openxmlformats.org/officeDocument/2006/bibliography"/>
   </ds:schemaRefs>

--- a/gost_validator/test.docx
+++ b/gost_validator/test.docx
@@ -7,7 +7,7 @@
         <w:jc w:val="center"/>
       </w:pPr>
       <w:r>
-        <w:t>Общество с ограниченной ответственностью "РИННОТЕХ"</w:t>
+        <w:t>Министерство образования и науки Российской Федерации</w:t>
       </w:r>
     </w:p>
     <w:p>
@@ -15,7 +15,39 @@
         <w:jc w:val="center"/>
       </w:pPr>
       <w:r>
-        <w:t>(ООО "РИННОТЕХ")</w:t>
+        <w:t>Федеральное государственное автономное образовательное</w:t>
+      </w:r>
+    </w:p>
+    <w:p>
+      <w:pPr>
+        <w:jc w:val="center"/>
+      </w:pPr>
+      <w:r>
+        <w:t>учреждение высшего образования</w:t>
+      </w:r>
+    </w:p>
+    <w:p>
+      <w:pPr>
+        <w:jc w:val="center"/>
+      </w:pPr>
+      <w:r>
+        <w:t>НАЦИОНАЛЬНЫЙ ИССЛЕДОВАТЕЛЬСКИЙ ТОМСКИЙ</w:t>
+      </w:r>
+    </w:p>
+    <w:p>
+      <w:pPr>
+        <w:jc w:val="center"/>
+      </w:pPr>
+      <w:r>
+        <w:t>ПОЛИТЕХНИЧЕСКИЙ УНИВЕРСИТЕТ</w:t>
+      </w:r>
+    </w:p>
+    <w:p>
+      <w:pPr>
+        <w:jc w:val="center"/>
+      </w:pPr>
+      <w:r>
+        <w:t>(ФГАОУ ВО НИ ТПУ)</w:t>
       </w:r>
     </w:p>
     <w:p>
@@ -137,15 +169,7 @@
     </w:p>
     <w:p>
       <w:r>
-        <w:t xml:space="preserve">_________ С.В. </w:t>
-      </w:r>
-      <w:proofErr w:type="spellStart"/>
-      <w:r>
-        <w:t>Корепанова</w:t>
-      </w:r>
-      <w:proofErr w:type="spellEnd"/>
-      <w:r>
-        <w:t xml:space="preserve"> </w:t>
+        <w:t xml:space="preserve">_________ С.В. Корепанова </w:t>
       </w:r>
       <w:r>
         <w:tab/>
@@ -214,7 +238,16 @@
         <w:jc w:val="center"/>
       </w:pPr>
       <w:r>
-        <w:t>О НАУЧНО-ИССЛЕДОВАТЕЛЬСКОЙ РАБОТЕ</w:t>
+        <w:t>О НАУЧНО</w:t>
+      </w:r>
+      <w:r>
+        <w:t>-ИССЛ</w:t>
+      </w:r>
+      <w:r>
+        <w:t>Е</w:t>
+      </w:r>
+      <w:r>
+        <w:t>ДОВАТЕЛЬСКОЙ РАБОТЕ</w:t>
       </w:r>
     </w:p>
     <w:p>
@@ -319,23 +352,7 @@
           <w:sz w:val="24"/>
           <w:szCs w:val="24"/>
         </w:rPr>
-        <w:t xml:space="preserve">по научной работе, д-р </w:t>
-      </w:r>
-      <w:proofErr w:type="spellStart"/>
-      <w:r>
-        <w:rPr>
-          <w:sz w:val="24"/>
-          <w:szCs w:val="24"/>
-        </w:rPr>
-        <w:t>социол</w:t>
-      </w:r>
-      <w:proofErr w:type="spellEnd"/>
-      <w:r>
-        <w:rPr>
-          <w:sz w:val="24"/>
-          <w:szCs w:val="24"/>
-        </w:rPr>
-        <w:t>. Наук</w:t>
+        <w:t>по научной работе, д-р социол. Наук</w:t>
       </w:r>
       <w:r>
         <w:rPr>
@@ -357,17 +374,8 @@
           <w:szCs w:val="24"/>
         </w:rPr>
         <w:tab/>
-        <w:t xml:space="preserve"> __________________ А. </w:t>
-      </w:r>
-      <w:proofErr w:type="spellStart"/>
-      <w:r>
-        <w:rPr>
-          <w:sz w:val="24"/>
-          <w:szCs w:val="24"/>
-        </w:rPr>
-        <w:t>Кабакович</w:t>
-      </w:r>
-      <w:proofErr w:type="spellEnd"/>
+        <w:t xml:space="preserve"> __________________ А. Кабакович</w:t>
+      </w:r>
     </w:p>
     <w:p>
       <w:pPr>
@@ -397,71 +405,46 @@
           <w:szCs w:val="24"/>
         </w:rPr>
         <w:tab/>
-        <w:t>(</w:t>
-      </w:r>
-      <w:proofErr w:type="spellStart"/>
-      <w:proofErr w:type="gramStart"/>
-      <w:r>
-        <w:rPr>
-          <w:sz w:val="24"/>
-          <w:szCs w:val="24"/>
-        </w:rPr>
-        <w:t>введение,заключение</w:t>
-      </w:r>
-      <w:proofErr w:type="spellEnd"/>
-      <w:proofErr w:type="gramEnd"/>
-      <w:r>
-        <w:rPr>
-          <w:sz w:val="24"/>
-          <w:szCs w:val="24"/>
-        </w:rPr>
-        <w:t>)</w:t>
-      </w:r>
-    </w:p>
-    <w:p>
-      <w:pPr>
-        <w:rPr>
-          <w:sz w:val="24"/>
-          <w:szCs w:val="24"/>
-        </w:rPr>
-      </w:pPr>
-      <w:r>
-        <w:rPr>
-          <w:sz w:val="24"/>
-          <w:szCs w:val="24"/>
-        </w:rPr>
-        <w:t>Отв. исполнитель, зав. отделом,</w:t>
-      </w:r>
-    </w:p>
-    <w:p>
-      <w:pPr>
-        <w:rPr>
-          <w:sz w:val="24"/>
-          <w:szCs w:val="24"/>
-        </w:rPr>
-      </w:pPr>
-      <w:r>
-        <w:rPr>
-          <w:sz w:val="24"/>
-          <w:szCs w:val="24"/>
-        </w:rPr>
-        <w:t xml:space="preserve">канд. </w:t>
-      </w:r>
-      <w:proofErr w:type="spellStart"/>
-      <w:r>
-        <w:rPr>
-          <w:sz w:val="24"/>
-          <w:szCs w:val="24"/>
-        </w:rPr>
-        <w:t>техн</w:t>
-      </w:r>
-      <w:proofErr w:type="spellEnd"/>
-      <w:r>
-        <w:rPr>
-          <w:sz w:val="24"/>
-          <w:szCs w:val="24"/>
-        </w:rPr>
-        <w:t xml:space="preserve">. наук </w:t>
+        <w:t>(введение,заключение)</w:t>
+      </w:r>
+    </w:p>
+    <w:p>
+      <w:pPr>
+        <w:rPr>
+          <w:sz w:val="24"/>
+          <w:szCs w:val="24"/>
+        </w:rPr>
+      </w:pPr>
+      <w:r>
+        <w:rPr>
+          <w:sz w:val="24"/>
+          <w:szCs w:val="24"/>
+        </w:rPr>
+        <w:t>От</w:t>
+      </w:r>
+      <w:bookmarkStart w:id="0" w:name="_GoBack"/>
+      <w:bookmarkEnd w:id="0"/>
+      <w:r>
+        <w:rPr>
+          <w:sz w:val="24"/>
+          <w:szCs w:val="24"/>
+        </w:rPr>
+        <w:t>в. исполнитель, зав. отделом,</w:t>
+      </w:r>
+    </w:p>
+    <w:p>
+      <w:pPr>
+        <w:rPr>
+          <w:sz w:val="24"/>
+          <w:szCs w:val="24"/>
+        </w:rPr>
+      </w:pPr>
+      <w:r>
+        <w:rPr>
+          <w:sz w:val="24"/>
+          <w:szCs w:val="24"/>
+        </w:rPr>
+        <w:t xml:space="preserve">канд. техн. наук </w:t>
       </w:r>
       <w:r>
         <w:rPr>
@@ -497,17 +480,8 @@
           <w:szCs w:val="24"/>
         </w:rPr>
         <w:tab/>
-        <w:t xml:space="preserve">__________________ М.В. </w:t>
-      </w:r>
-      <w:proofErr w:type="spellStart"/>
-      <w:r>
-        <w:rPr>
-          <w:sz w:val="24"/>
-          <w:szCs w:val="24"/>
-        </w:rPr>
-        <w:t>Макатрова</w:t>
-      </w:r>
-      <w:proofErr w:type="spellEnd"/>
+        <w:t>__________________ М.В. Макатрова</w:t>
+      </w:r>
     </w:p>
     <w:p>
       <w:pPr>
@@ -530,23 +504,7 @@
           <w:szCs w:val="24"/>
         </w:rPr>
         <w:tab/>
-        <w:t xml:space="preserve">(раздел 1, 2, </w:t>
-      </w:r>
-      <w:proofErr w:type="gramStart"/>
-      <w:r>
-        <w:rPr>
-          <w:sz w:val="24"/>
-          <w:szCs w:val="24"/>
-        </w:rPr>
-        <w:t>3,заключение</w:t>
-      </w:r>
-      <w:proofErr w:type="gramEnd"/>
-      <w:r>
-        <w:rPr>
-          <w:sz w:val="24"/>
-          <w:szCs w:val="24"/>
-        </w:rPr>
-        <w:t>)</w:t>
+        <w:t>(раздел 1, 2, 3,заключение)</w:t>
       </w:r>
     </w:p>
     <w:p>
@@ -576,23 +534,7 @@
           <w:sz w:val="24"/>
           <w:szCs w:val="24"/>
         </w:rPr>
-        <w:t xml:space="preserve">Зав. отделом, канд. </w:t>
-      </w:r>
-      <w:proofErr w:type="spellStart"/>
-      <w:r>
-        <w:rPr>
-          <w:sz w:val="24"/>
-          <w:szCs w:val="24"/>
-        </w:rPr>
-        <w:t>техн</w:t>
-      </w:r>
-      <w:proofErr w:type="spellEnd"/>
-      <w:r>
-        <w:rPr>
-          <w:sz w:val="24"/>
-          <w:szCs w:val="24"/>
-        </w:rPr>
-        <w:t>. Наук</w:t>
+        <w:t>Зав. отделом, канд. техн. Наук</w:t>
       </w:r>
       <w:r>
         <w:rPr>
@@ -660,39 +602,7 @@
           <w:sz w:val="24"/>
           <w:szCs w:val="24"/>
         </w:rPr>
-        <w:t xml:space="preserve">Ст. науч. </w:t>
-      </w:r>
-      <w:proofErr w:type="spellStart"/>
-      <w:r>
-        <w:rPr>
-          <w:sz w:val="24"/>
-          <w:szCs w:val="24"/>
-        </w:rPr>
-        <w:t>сотр</w:t>
-      </w:r>
-      <w:proofErr w:type="spellEnd"/>
-      <w:r>
-        <w:rPr>
-          <w:sz w:val="24"/>
-          <w:szCs w:val="24"/>
-        </w:rPr>
-        <w:t xml:space="preserve">., канд. </w:t>
-      </w:r>
-      <w:proofErr w:type="spellStart"/>
-      <w:r>
-        <w:rPr>
-          <w:sz w:val="24"/>
-          <w:szCs w:val="24"/>
-        </w:rPr>
-        <w:t>техн</w:t>
-      </w:r>
-      <w:proofErr w:type="spellEnd"/>
-      <w:r>
-        <w:rPr>
-          <w:sz w:val="24"/>
-          <w:szCs w:val="24"/>
-        </w:rPr>
-        <w:t>. Наук</w:t>
+        <w:t>Ст. науч. сотр., канд. техн. Наук</w:t>
       </w:r>
       <w:r>
         <w:rPr>
@@ -755,53 +665,12 @@
           <w:szCs w:val="24"/>
         </w:rPr>
       </w:pPr>
-      <w:proofErr w:type="spellStart"/>
-      <w:r>
-        <w:rPr>
-          <w:sz w:val="24"/>
-          <w:szCs w:val="24"/>
-        </w:rPr>
-        <w:t>Научн</w:t>
-      </w:r>
-      <w:proofErr w:type="spellEnd"/>
-      <w:r>
-        <w:rPr>
-          <w:sz w:val="24"/>
-          <w:szCs w:val="24"/>
-        </w:rPr>
-        <w:t xml:space="preserve">. </w:t>
-      </w:r>
-      <w:proofErr w:type="spellStart"/>
-      <w:r>
-        <w:rPr>
-          <w:sz w:val="24"/>
-          <w:szCs w:val="24"/>
-        </w:rPr>
-        <w:t>сотр</w:t>
-      </w:r>
-      <w:proofErr w:type="spellEnd"/>
-      <w:r>
-        <w:rPr>
-          <w:sz w:val="24"/>
-          <w:szCs w:val="24"/>
-        </w:rPr>
-        <w:t xml:space="preserve">., канд. </w:t>
-      </w:r>
-      <w:proofErr w:type="spellStart"/>
-      <w:r>
-        <w:rPr>
-          <w:sz w:val="24"/>
-          <w:szCs w:val="24"/>
-        </w:rPr>
-        <w:t>пед</w:t>
-      </w:r>
-      <w:proofErr w:type="spellEnd"/>
-      <w:r>
-        <w:rPr>
-          <w:sz w:val="24"/>
-          <w:szCs w:val="24"/>
-        </w:rPr>
-        <w:t>. Наук</w:t>
+      <w:r>
+        <w:rPr>
+          <w:sz w:val="24"/>
+          <w:szCs w:val="24"/>
+        </w:rPr>
+        <w:t>Научн. сотр., канд. пед. Наук</w:t>
       </w:r>
       <w:r>
         <w:rPr>
@@ -876,55 +745,7 @@
           <w:sz w:val="24"/>
           <w:szCs w:val="24"/>
         </w:rPr>
-        <w:t xml:space="preserve">Мл. </w:t>
-      </w:r>
-      <w:proofErr w:type="spellStart"/>
-      <w:r>
-        <w:rPr>
-          <w:sz w:val="24"/>
-          <w:szCs w:val="24"/>
-        </w:rPr>
-        <w:t>научн</w:t>
-      </w:r>
-      <w:proofErr w:type="spellEnd"/>
-      <w:r>
-        <w:rPr>
-          <w:sz w:val="24"/>
-          <w:szCs w:val="24"/>
-        </w:rPr>
-        <w:t xml:space="preserve">. </w:t>
-      </w:r>
-      <w:proofErr w:type="spellStart"/>
-      <w:r>
-        <w:rPr>
-          <w:sz w:val="24"/>
-          <w:szCs w:val="24"/>
-        </w:rPr>
-        <w:t>сотр</w:t>
-      </w:r>
-      <w:proofErr w:type="spellEnd"/>
-      <w:r>
-        <w:rPr>
-          <w:sz w:val="24"/>
-          <w:szCs w:val="24"/>
-        </w:rPr>
-        <w:t xml:space="preserve">., канд. </w:t>
-      </w:r>
-      <w:proofErr w:type="spellStart"/>
-      <w:r>
-        <w:rPr>
-          <w:sz w:val="24"/>
-          <w:szCs w:val="24"/>
-        </w:rPr>
-        <w:t>филол</w:t>
-      </w:r>
-      <w:proofErr w:type="spellEnd"/>
-      <w:r>
-        <w:rPr>
-          <w:sz w:val="24"/>
-          <w:szCs w:val="24"/>
-        </w:rPr>
-        <w:t xml:space="preserve">. наук </w:t>
+        <w:t xml:space="preserve">Мл. научн. сотр., канд. филол. наук </w:t>
       </w:r>
       <w:r>
         <w:rPr>
@@ -1110,17 +931,8 @@
           <w:szCs w:val="24"/>
         </w:rPr>
         <w:tab/>
-        <w:t xml:space="preserve">__________________ Е.П. </w:t>
-      </w:r>
-      <w:proofErr w:type="spellStart"/>
-      <w:r>
-        <w:rPr>
-          <w:sz w:val="24"/>
-          <w:szCs w:val="24"/>
-        </w:rPr>
-        <w:t>Субботова</w:t>
-      </w:r>
-      <w:proofErr w:type="spellEnd"/>
+        <w:t>__________________ Е.П. Субботова</w:t>
+      </w:r>
     </w:p>
     <w:p>
       <w:pPr>
@@ -1160,7 +972,6 @@
           <w:szCs w:val="24"/>
         </w:rPr>
       </w:pPr>
-      <w:proofErr w:type="spellStart"/>
       <w:r>
         <w:rPr>
           <w:sz w:val="24"/>
@@ -1168,7 +979,6 @@
         </w:rPr>
         <w:t>Нормоконтроль</w:t>
       </w:r>
-      <w:proofErr w:type="spellEnd"/>
       <w:r>
         <w:rPr>
           <w:sz w:val="24"/>
@@ -1203,17 +1013,8 @@
           <w:szCs w:val="24"/>
         </w:rPr>
         <w:tab/>
-        <w:t xml:space="preserve"> __________________ О.А. </w:t>
-      </w:r>
-      <w:proofErr w:type="spellStart"/>
-      <w:r>
-        <w:rPr>
-          <w:sz w:val="24"/>
-          <w:szCs w:val="24"/>
-        </w:rPr>
-        <w:t>Антошкова</w:t>
-      </w:r>
-      <w:proofErr w:type="spellEnd"/>
+        <w:t xml:space="preserve"> __________________ О.А. Антошкова</w:t>
+      </w:r>
     </w:p>
     <w:p>
       <w:pPr>
@@ -1267,33 +1068,8 @@
           <w:sz w:val="24"/>
           <w:szCs w:val="24"/>
         </w:rPr>
-        <w:t xml:space="preserve">Отчет 85 с., 1 кн., 24 рис., 12 табл., 50 </w:t>
-      </w:r>
-      <w:proofErr w:type="spellStart"/>
-      <w:r>
-        <w:rPr>
-          <w:sz w:val="24"/>
-          <w:szCs w:val="24"/>
-        </w:rPr>
-        <w:t>источн</w:t>
-      </w:r>
-      <w:proofErr w:type="spellEnd"/>
-      <w:r>
-        <w:rPr>
-          <w:sz w:val="24"/>
-          <w:szCs w:val="24"/>
-        </w:rPr>
-        <w:t xml:space="preserve">., 2 </w:t>
-      </w:r>
-      <w:proofErr w:type="spellStart"/>
-      <w:r>
-        <w:rPr>
-          <w:sz w:val="24"/>
-          <w:szCs w:val="24"/>
-        </w:rPr>
-        <w:t>прил</w:t>
-      </w:r>
-      <w:proofErr w:type="spellEnd"/>
+        <w:t>Отчет 85 с., 1 кн., 24 рис., 12 табл., 50 источн., 2 прил</w:t>
+      </w:r>
     </w:p>
     <w:p>
       <w:pPr>
@@ -1463,21 +1239,12 @@
           <w:szCs w:val="24"/>
         </w:rPr>
       </w:pPr>
-      <w:proofErr w:type="spellStart"/>
-      <w:r>
-        <w:rPr>
-          <w:sz w:val="24"/>
-          <w:szCs w:val="24"/>
-        </w:rPr>
-        <w:t>расходомерные</w:t>
-      </w:r>
-      <w:proofErr w:type="spellEnd"/>
-      <w:r>
-        <w:rPr>
-          <w:sz w:val="24"/>
-          <w:szCs w:val="24"/>
-        </w:rPr>
-        <w:t xml:space="preserve"> установки: первая на расходы до 0,07 м3/с, вторая - до 0,33 м3/с.</w:t>
+      <w:r>
+        <w:rPr>
+          <w:sz w:val="24"/>
+          <w:szCs w:val="24"/>
+        </w:rPr>
+        <w:t>расходомерные установки: первая на расходы до 0,07 м3/с, вторая - до 0,33 м3/с.</w:t>
       </w:r>
     </w:p>
     <w:p>
@@ -1634,12 +1401,12 @@
         <w:pStyle w:val="1"/>
         <w:jc w:val="center"/>
       </w:pPr>
-      <w:bookmarkStart w:id="0" w:name="_Toc195139112"/>
+      <w:bookmarkStart w:id="1" w:name="_Toc195139112"/>
       <w:r>
         <w:lastRenderedPageBreak/>
         <w:t>С</w:t>
       </w:r>
-      <w:bookmarkEnd w:id="0"/>
+      <w:bookmarkEnd w:id="1"/>
       <w:r>
         <w:t>ОДЕРЖАНИЕ</w:t>
       </w:r>
@@ -2469,7 +2236,6 @@
                 <w:szCs w:val="28"/>
               </w:rPr>
             </w:pPr>
-            <w:proofErr w:type="spellStart"/>
             <w:r>
               <w:rPr>
                 <w:i/>
@@ -2478,7 +2244,6 @@
               </w:rPr>
               <w:t>Бэкенд</w:t>
             </w:r>
-            <w:proofErr w:type="spellEnd"/>
           </w:p>
         </w:tc>
         <w:tc>
@@ -2555,7 +2320,6 @@
                 <w:szCs w:val="28"/>
               </w:rPr>
             </w:pPr>
-            <w:proofErr w:type="spellStart"/>
             <w:r>
               <w:rPr>
                 <w:i/>
@@ -2564,7 +2328,6 @@
               </w:rPr>
               <w:t>Стриминг</w:t>
             </w:r>
-            <w:proofErr w:type="spellEnd"/>
           </w:p>
         </w:tc>
         <w:tc>
@@ -2601,25 +2364,7 @@
                 <w:sz w:val="28"/>
                 <w:szCs w:val="28"/>
               </w:rPr>
-              <w:t xml:space="preserve">– способ передачи </w:t>
-            </w:r>
-            <w:proofErr w:type="spellStart"/>
-            <w:r>
-              <w:rPr>
-                <w:i/>
-                <w:sz w:val="28"/>
-                <w:szCs w:val="28"/>
-              </w:rPr>
-              <w:t>медиаконтента</w:t>
-            </w:r>
-            <w:proofErr w:type="spellEnd"/>
-            <w:r>
-              <w:rPr>
-                <w:i/>
-                <w:sz w:val="28"/>
-                <w:szCs w:val="28"/>
-              </w:rPr>
-              <w:t xml:space="preserve"> в режиме реального времени. Может быть как прямой трансляцией (контент от стримера подготавливается и сразу передается клиенту), так и передачей заготовленного контента (готовый контент поступает к клиенту не в целом виде, а нужными частями).</w:t>
+              <w:t>– способ передачи медиаконтента в режиме реального времени. Может быть как прямой трансляцией (контент от стримера подготавливается и сразу передается клиенту), так и передачей заготовленного контента (готовый контент поступает к клиенту не в целом виде, а нужными частями).</w:t>
             </w:r>
           </w:p>
         </w:tc>
@@ -2659,7 +2404,6 @@
                 <w:szCs w:val="28"/>
               </w:rPr>
             </w:pPr>
-            <w:proofErr w:type="spellStart"/>
             <w:r>
               <w:rPr>
                 <w:i/>
@@ -2668,7 +2412,6 @@
               </w:rPr>
               <w:t>Микросервис</w:t>
             </w:r>
-            <w:proofErr w:type="spellEnd"/>
           </w:p>
         </w:tc>
         <w:tc>
@@ -2705,25 +2448,7 @@
                 <w:sz w:val="28"/>
                 <w:szCs w:val="28"/>
               </w:rPr>
-              <w:t xml:space="preserve">– небольшой компонент в </w:t>
-            </w:r>
-            <w:proofErr w:type="spellStart"/>
-            <w:r>
-              <w:rPr>
-                <w:i/>
-                <w:sz w:val="28"/>
-                <w:szCs w:val="28"/>
-              </w:rPr>
-              <w:t>микросервисной</w:t>
-            </w:r>
-            <w:proofErr w:type="spellEnd"/>
-            <w:r>
-              <w:rPr>
-                <w:i/>
-                <w:sz w:val="28"/>
-                <w:szCs w:val="28"/>
-              </w:rPr>
-              <w:t xml:space="preserve"> архитектуре, отвечающий за определенную бизнес-логику. Несмотря на название, является полноценным сервером, но не всегда с прямым пользовательским доступом.</w:t>
+              <w:t>– небольшой компонент в микросервисной архитектуре, отвечающий за определенную бизнес-логику. Несмотря на название, является полноценным сервером, но не всегда с прямым пользовательским доступом.</w:t>
             </w:r>
           </w:p>
         </w:tc>
@@ -2823,16 +2548,7 @@
                 <w:sz w:val="28"/>
                 <w:szCs w:val="28"/>
               </w:rPr>
-              <w:t xml:space="preserve"> </w:t>
-            </w:r>
-            <w:proofErr w:type="gramStart"/>
-            <w:r>
-              <w:rPr>
-                <w:i/>
-                <w:sz w:val="28"/>
-                <w:szCs w:val="28"/>
-              </w:rPr>
-              <w:t>наличия</w:t>
+              <w:t xml:space="preserve"> наличия</w:t>
             </w:r>
             <w:r>
               <w:rPr>
@@ -2848,16 +2564,7 @@
                 <w:sz w:val="28"/>
                 <w:szCs w:val="28"/>
               </w:rPr>
-              <w:t>у</w:t>
-            </w:r>
-            <w:proofErr w:type="gramEnd"/>
-            <w:r>
-              <w:rPr>
-                <w:i/>
-                <w:sz w:val="28"/>
-                <w:szCs w:val="28"/>
-              </w:rPr>
-              <w:t xml:space="preserve"> пользователя необходимых разрешений для выполнения определенной операции. Часто нужные разрешения группируются в роли, которые проверяет сервер при авторизации пользователя.</w:t>
+              <w:t>у пользователя необходимых разрешений для выполнения определенной операции. Часто нужные разрешения группируются в роли, которые проверяет сервер при авторизации пользователя.</w:t>
             </w:r>
           </w:p>
         </w:tc>
@@ -2986,23 +2693,7 @@
                 <w:sz w:val="28"/>
                 <w:szCs w:val="28"/>
               </w:rPr>
-              <w:t>Ручка (API-</w:t>
-            </w:r>
-            <w:proofErr w:type="spellStart"/>
-            <w:r>
-              <w:rPr>
-                <w:sz w:val="28"/>
-                <w:szCs w:val="28"/>
-              </w:rPr>
-              <w:t>эндпоинт</w:t>
-            </w:r>
-            <w:proofErr w:type="spellEnd"/>
-            <w:r>
-              <w:rPr>
-                <w:sz w:val="28"/>
-                <w:szCs w:val="28"/>
-              </w:rPr>
-              <w:t>)</w:t>
+              <w:t>Ручка (API-эндпоинт)</w:t>
             </w:r>
           </w:p>
         </w:tc>
@@ -3034,39 +2725,7 @@
                 <w:sz w:val="28"/>
                 <w:szCs w:val="28"/>
               </w:rPr>
-              <w:t xml:space="preserve">– метод публичного интерфейса </w:t>
-            </w:r>
-            <w:proofErr w:type="spellStart"/>
-            <w:r>
-              <w:rPr>
-                <w:sz w:val="28"/>
-                <w:szCs w:val="28"/>
-              </w:rPr>
-              <w:t>бэкенд</w:t>
-            </w:r>
-            <w:proofErr w:type="spellEnd"/>
-            <w:r>
-              <w:rPr>
-                <w:sz w:val="28"/>
-                <w:szCs w:val="28"/>
-              </w:rPr>
-              <w:t>-приложения, который можно вызвать, отправив запрос по определенному URL-адресу. Произошло от слова “</w:t>
-            </w:r>
-            <w:proofErr w:type="spellStart"/>
-            <w:r>
-              <w:rPr>
-                <w:sz w:val="28"/>
-                <w:szCs w:val="28"/>
-              </w:rPr>
-              <w:t>handler</w:t>
-            </w:r>
-            <w:proofErr w:type="spellEnd"/>
-            <w:r>
-              <w:rPr>
-                <w:sz w:val="28"/>
-                <w:szCs w:val="28"/>
-              </w:rPr>
-              <w:t>”, которым обозначали такие обработчики.</w:t>
+              <w:t>– метод публичного интерфейса бэкенд-приложения, который можно вызвать, отправив запрос по определенному URL-адресу. Произошло от слова “handler”, которым обозначали такие обработчики.</w:t>
             </w:r>
           </w:p>
         </w:tc>
@@ -3299,55 +2958,7 @@
                 <w:sz w:val="28"/>
                 <w:szCs w:val="28"/>
               </w:rPr>
-              <w:t xml:space="preserve">– </w:t>
-            </w:r>
-            <w:proofErr w:type="spellStart"/>
-            <w:r>
-              <w:rPr>
-                <w:sz w:val="28"/>
-                <w:szCs w:val="28"/>
-              </w:rPr>
-              <w:t>Uniform</w:t>
-            </w:r>
-            <w:proofErr w:type="spellEnd"/>
-            <w:r>
-              <w:rPr>
-                <w:sz w:val="28"/>
-                <w:szCs w:val="28"/>
-              </w:rPr>
-              <w:t xml:space="preserve"> </w:t>
-            </w:r>
-            <w:proofErr w:type="spellStart"/>
-            <w:r>
-              <w:rPr>
-                <w:sz w:val="28"/>
-                <w:szCs w:val="28"/>
-              </w:rPr>
-              <w:t>Resource</w:t>
-            </w:r>
-            <w:proofErr w:type="spellEnd"/>
-            <w:r>
-              <w:rPr>
-                <w:sz w:val="28"/>
-                <w:szCs w:val="28"/>
-              </w:rPr>
-              <w:t xml:space="preserve"> </w:t>
-            </w:r>
-            <w:proofErr w:type="spellStart"/>
-            <w:r>
-              <w:rPr>
-                <w:sz w:val="28"/>
-                <w:szCs w:val="28"/>
-              </w:rPr>
-              <w:t>Locator</w:t>
-            </w:r>
-            <w:proofErr w:type="spellEnd"/>
-            <w:r>
-              <w:rPr>
-                <w:sz w:val="28"/>
-                <w:szCs w:val="28"/>
-              </w:rPr>
-              <w:t>, унифицированный указатель ресурса</w:t>
+              <w:t>– Uniform Resource Locator, унифицированный указатель ресурса</w:t>
             </w:r>
           </w:p>
         </w:tc>
@@ -3467,7 +3078,6 @@
               </w:rPr>
               <w:t xml:space="preserve"> </w:t>
             </w:r>
-            <w:proofErr w:type="spellStart"/>
             <w:r>
               <w:rPr>
                 <w:sz w:val="28"/>
@@ -3475,7 +3085,6 @@
               </w:rPr>
               <w:t>обеспеченеия</w:t>
             </w:r>
-            <w:proofErr w:type="spellEnd"/>
           </w:p>
         </w:tc>
       </w:tr>
@@ -3794,55 +3403,7 @@
                 <w:sz w:val="28"/>
                 <w:szCs w:val="28"/>
               </w:rPr>
-              <w:t xml:space="preserve">– </w:t>
-            </w:r>
-            <w:proofErr w:type="spellStart"/>
-            <w:r>
-              <w:rPr>
-                <w:sz w:val="28"/>
-                <w:szCs w:val="28"/>
-              </w:rPr>
-              <w:t>Structured</w:t>
-            </w:r>
-            <w:proofErr w:type="spellEnd"/>
-            <w:r>
-              <w:rPr>
-                <w:sz w:val="28"/>
-                <w:szCs w:val="28"/>
-              </w:rPr>
-              <w:t xml:space="preserve"> </w:t>
-            </w:r>
-            <w:proofErr w:type="spellStart"/>
-            <w:r>
-              <w:rPr>
-                <w:sz w:val="28"/>
-                <w:szCs w:val="28"/>
-              </w:rPr>
-              <w:t>Query</w:t>
-            </w:r>
-            <w:proofErr w:type="spellEnd"/>
-            <w:r>
-              <w:rPr>
-                <w:sz w:val="28"/>
-                <w:szCs w:val="28"/>
-              </w:rPr>
-              <w:t xml:space="preserve"> </w:t>
-            </w:r>
-            <w:proofErr w:type="spellStart"/>
-            <w:r>
-              <w:rPr>
-                <w:sz w:val="28"/>
-                <w:szCs w:val="28"/>
-              </w:rPr>
-              <w:t>Language</w:t>
-            </w:r>
-            <w:proofErr w:type="spellEnd"/>
-            <w:r>
-              <w:rPr>
-                <w:sz w:val="28"/>
-                <w:szCs w:val="28"/>
-              </w:rPr>
-              <w:t>, язык структурированных запросов</w:t>
+              <w:t>– Structured Query Language, язык структурированных запросов</w:t>
             </w:r>
           </w:p>
         </w:tc>
@@ -3922,144 +3483,7 @@
                 <w:sz w:val="28"/>
                 <w:szCs w:val="28"/>
               </w:rPr>
-              <w:t xml:space="preserve">– </w:t>
-            </w:r>
-            <w:proofErr w:type="spellStart"/>
-            <w:r>
-              <w:rPr>
-                <w:sz w:val="28"/>
-                <w:szCs w:val="28"/>
-              </w:rPr>
-              <w:t>JavaScript</w:t>
-            </w:r>
-            <w:proofErr w:type="spellEnd"/>
-            <w:r>
-              <w:rPr>
-                <w:sz w:val="28"/>
-                <w:szCs w:val="28"/>
-              </w:rPr>
-              <w:t xml:space="preserve"> </w:t>
-            </w:r>
-            <w:proofErr w:type="spellStart"/>
-            <w:r>
-              <w:rPr>
-                <w:sz w:val="28"/>
-                <w:szCs w:val="28"/>
-              </w:rPr>
-              <w:t>Object</w:t>
-            </w:r>
-            <w:proofErr w:type="spellEnd"/>
-            <w:r>
-              <w:rPr>
-                <w:sz w:val="28"/>
-                <w:szCs w:val="28"/>
-              </w:rPr>
-              <w:t xml:space="preserve"> </w:t>
-            </w:r>
-            <w:proofErr w:type="spellStart"/>
-            <w:r>
-              <w:rPr>
-                <w:sz w:val="28"/>
-                <w:szCs w:val="28"/>
-              </w:rPr>
-              <w:t>Notation</w:t>
-            </w:r>
-            <w:proofErr w:type="spellEnd"/>
-          </w:p>
-        </w:tc>
-      </w:tr>
-      <w:tr>
-        <w:tc>
-          <w:tcPr>
-            <w:tcW w:w="1785" w:type="dxa"/>
-            <w:tcBorders>
-              <w:top w:val="single" w:sz="8" w:space="0" w:color="FFFFFF"/>
-              <w:left w:val="single" w:sz="8" w:space="0" w:color="FFFFFF"/>
-              <w:bottom w:val="single" w:sz="8" w:space="0" w:color="FFFFFF"/>
-              <w:right w:val="single" w:sz="8" w:space="0" w:color="FFFFFF"/>
-            </w:tcBorders>
-            <w:shd w:val="clear" w:color="auto" w:fill="auto"/>
-            <w:tcMar>
-              <w:top w:w="100" w:type="dxa"/>
-              <w:left w:w="100" w:type="dxa"/>
-              <w:bottom w:w="100" w:type="dxa"/>
-              <w:right w:w="100" w:type="dxa"/>
-            </w:tcMar>
-          </w:tcPr>
-          <w:p>
-            <w:pPr>
-              <w:pStyle w:val="12"/>
-              <w:widowControl w:val="0"/>
-              <w:pBdr>
-                <w:top w:val="nil"/>
-                <w:left w:val="nil"/>
-                <w:bottom w:val="nil"/>
-                <w:right w:val="nil"/>
-                <w:between w:val="nil"/>
-              </w:pBdr>
-              <w:rPr>
-                <w:sz w:val="28"/>
-                <w:szCs w:val="28"/>
-              </w:rPr>
-            </w:pPr>
-            <w:r>
-              <w:rPr>
-                <w:sz w:val="28"/>
-                <w:szCs w:val="28"/>
-              </w:rPr>
-              <w:t>ID</w:t>
-            </w:r>
-          </w:p>
-        </w:tc>
-        <w:tc>
-          <w:tcPr>
-            <w:tcW w:w="8175" w:type="dxa"/>
-            <w:tcBorders>
-              <w:top w:val="single" w:sz="8" w:space="0" w:color="FFFFFF"/>
-              <w:left w:val="single" w:sz="8" w:space="0" w:color="FFFFFF"/>
-              <w:bottom w:val="single" w:sz="8" w:space="0" w:color="FFFFFF"/>
-              <w:right w:val="single" w:sz="8" w:space="0" w:color="FFFFFF"/>
-            </w:tcBorders>
-            <w:shd w:val="clear" w:color="auto" w:fill="auto"/>
-            <w:tcMar>
-              <w:top w:w="100" w:type="dxa"/>
-              <w:left w:w="100" w:type="dxa"/>
-              <w:bottom w:w="100" w:type="dxa"/>
-              <w:right w:w="100" w:type="dxa"/>
-            </w:tcMar>
-          </w:tcPr>
-          <w:p>
-            <w:pPr>
-              <w:pStyle w:val="12"/>
-              <w:spacing w:line="360" w:lineRule="auto"/>
-              <w:jc w:val="both"/>
-              <w:rPr>
-                <w:sz w:val="28"/>
-                <w:szCs w:val="28"/>
-              </w:rPr>
-            </w:pPr>
-            <w:r>
-              <w:rPr>
-                <w:sz w:val="28"/>
-                <w:szCs w:val="28"/>
-              </w:rPr>
-              <w:t xml:space="preserve">– </w:t>
-            </w:r>
-            <w:proofErr w:type="spellStart"/>
-            <w:r>
-              <w:rPr>
-                <w:sz w:val="28"/>
-                <w:szCs w:val="28"/>
-              </w:rPr>
-              <w:t>Identifier</w:t>
-            </w:r>
-            <w:proofErr w:type="spellEnd"/>
-            <w:r>
-              <w:rPr>
-                <w:sz w:val="28"/>
-                <w:szCs w:val="28"/>
-              </w:rPr>
-              <w:t>, идентификатор</w:t>
+              <w:t>– JavaScript Object Notation</w:t>
             </w:r>
           </w:p>
         </w:tc>
@@ -4103,7 +3527,7 @@
                 <w:sz w:val="28"/>
                 <w:szCs w:val="28"/>
               </w:rPr>
-              <w:t>MPEG</w:t>
+              <w:t>ID</w:t>
             </w:r>
           </w:p>
         </w:tc>
@@ -4139,71 +3563,7 @@
                 <w:sz w:val="28"/>
                 <w:szCs w:val="28"/>
               </w:rPr>
-              <w:t xml:space="preserve">– </w:t>
-            </w:r>
-            <w:proofErr w:type="spellStart"/>
-            <w:r>
-              <w:rPr>
-                <w:sz w:val="28"/>
-                <w:szCs w:val="28"/>
-              </w:rPr>
-              <w:t>Moving</w:t>
-            </w:r>
-            <w:proofErr w:type="spellEnd"/>
-            <w:r>
-              <w:rPr>
-                <w:sz w:val="28"/>
-                <w:szCs w:val="28"/>
-              </w:rPr>
-              <w:t xml:space="preserve"> </w:t>
-            </w:r>
-            <w:proofErr w:type="spellStart"/>
-            <w:r>
-              <w:rPr>
-                <w:sz w:val="28"/>
-                <w:szCs w:val="28"/>
-              </w:rPr>
-              <w:t>Picture</w:t>
-            </w:r>
-            <w:proofErr w:type="spellEnd"/>
-            <w:r>
-              <w:rPr>
-                <w:sz w:val="28"/>
-                <w:szCs w:val="28"/>
-              </w:rPr>
-              <w:t xml:space="preserve"> </w:t>
-            </w:r>
-            <w:proofErr w:type="spellStart"/>
-            <w:r>
-              <w:rPr>
-                <w:sz w:val="28"/>
-                <w:szCs w:val="28"/>
-              </w:rPr>
-              <w:t>Experts</w:t>
-            </w:r>
-            <w:proofErr w:type="spellEnd"/>
-            <w:r>
-              <w:rPr>
-                <w:sz w:val="28"/>
-                <w:szCs w:val="28"/>
-              </w:rPr>
-              <w:t xml:space="preserve"> </w:t>
-            </w:r>
-            <w:proofErr w:type="spellStart"/>
-            <w:r>
-              <w:rPr>
-                <w:sz w:val="28"/>
-                <w:szCs w:val="28"/>
-              </w:rPr>
-              <w:t>Group</w:t>
-            </w:r>
-            <w:proofErr w:type="spellEnd"/>
-            <w:r>
-              <w:rPr>
-                <w:sz w:val="28"/>
-                <w:szCs w:val="28"/>
-              </w:rPr>
-              <w:t>, или же группа экспертов в области движущихся изображений. Стандарт сжатия видео и аудио.</w:t>
+              <w:t>– Identifier, идентификатор</w:t>
             </w:r>
           </w:p>
         </w:tc>
@@ -4247,7 +3607,7 @@
                 <w:sz w:val="28"/>
                 <w:szCs w:val="28"/>
               </w:rPr>
-              <w:t>HLS</w:t>
+              <w:t>MPEG</w:t>
             </w:r>
           </w:p>
         </w:tc>
@@ -4283,39 +3643,7 @@
                 <w:sz w:val="28"/>
                 <w:szCs w:val="28"/>
               </w:rPr>
-              <w:t xml:space="preserve">– HTTP </w:t>
-            </w:r>
-            <w:proofErr w:type="spellStart"/>
-            <w:r>
-              <w:rPr>
-                <w:sz w:val="28"/>
-                <w:szCs w:val="28"/>
-              </w:rPr>
-              <w:t>Live</w:t>
-            </w:r>
-            <w:proofErr w:type="spellEnd"/>
-            <w:r>
-              <w:rPr>
-                <w:sz w:val="28"/>
-                <w:szCs w:val="28"/>
-              </w:rPr>
-              <w:t xml:space="preserve"> </w:t>
-            </w:r>
-            <w:proofErr w:type="spellStart"/>
-            <w:r>
-              <w:rPr>
-                <w:sz w:val="28"/>
-                <w:szCs w:val="28"/>
-              </w:rPr>
-              <w:t>Streaming</w:t>
-            </w:r>
-            <w:proofErr w:type="spellEnd"/>
-            <w:r>
-              <w:rPr>
-                <w:sz w:val="28"/>
-                <w:szCs w:val="28"/>
-              </w:rPr>
-              <w:t>, потоковое вещание по HTTP</w:t>
+              <w:t>– Moving Picture Experts Group, или же группа экспертов в области движущихся изображений. Стандарт сжатия видео и аудио.</w:t>
             </w:r>
           </w:p>
         </w:tc>
@@ -4359,7 +3687,7 @@
                 <w:sz w:val="28"/>
                 <w:szCs w:val="28"/>
               </w:rPr>
-              <w:t>HTTP</w:t>
+              <w:t>HLS</w:t>
             </w:r>
           </w:p>
         </w:tc>
@@ -4395,408 +3723,7 @@
                 <w:sz w:val="28"/>
                 <w:szCs w:val="28"/>
               </w:rPr>
-              <w:t xml:space="preserve">– </w:t>
-            </w:r>
-            <w:proofErr w:type="spellStart"/>
-            <w:r>
-              <w:rPr>
-                <w:sz w:val="28"/>
-                <w:szCs w:val="28"/>
-              </w:rPr>
-              <w:t>HyperText</w:t>
-            </w:r>
-            <w:proofErr w:type="spellEnd"/>
-            <w:r>
-              <w:rPr>
-                <w:sz w:val="28"/>
-                <w:szCs w:val="28"/>
-              </w:rPr>
-              <w:t xml:space="preserve"> </w:t>
-            </w:r>
-            <w:proofErr w:type="spellStart"/>
-            <w:r>
-              <w:rPr>
-                <w:sz w:val="28"/>
-                <w:szCs w:val="28"/>
-              </w:rPr>
-              <w:t>Transfer</w:t>
-            </w:r>
-            <w:proofErr w:type="spellEnd"/>
-            <w:r>
-              <w:rPr>
-                <w:sz w:val="28"/>
-                <w:szCs w:val="28"/>
-              </w:rPr>
-              <w:t xml:space="preserve"> </w:t>
-            </w:r>
-            <w:proofErr w:type="spellStart"/>
-            <w:r>
-              <w:rPr>
-                <w:sz w:val="28"/>
-                <w:szCs w:val="28"/>
-              </w:rPr>
-              <w:t>Protocol</w:t>
-            </w:r>
-            <w:proofErr w:type="spellEnd"/>
-          </w:p>
-        </w:tc>
-      </w:tr>
-      <w:tr>
-        <w:tc>
-          <w:tcPr>
-            <w:tcW w:w="1785" w:type="dxa"/>
-            <w:tcBorders>
-              <w:top w:val="single" w:sz="8" w:space="0" w:color="FFFFFF"/>
-              <w:left w:val="single" w:sz="8" w:space="0" w:color="FFFFFF"/>
-              <w:bottom w:val="single" w:sz="8" w:space="0" w:color="FFFFFF"/>
-              <w:right w:val="single" w:sz="8" w:space="0" w:color="FFFFFF"/>
-            </w:tcBorders>
-            <w:shd w:val="clear" w:color="auto" w:fill="auto"/>
-            <w:tcMar>
-              <w:top w:w="100" w:type="dxa"/>
-              <w:left w:w="100" w:type="dxa"/>
-              <w:bottom w:w="100" w:type="dxa"/>
-              <w:right w:w="100" w:type="dxa"/>
-            </w:tcMar>
-          </w:tcPr>
-          <w:p>
-            <w:pPr>
-              <w:pStyle w:val="12"/>
-              <w:widowControl w:val="0"/>
-              <w:pBdr>
-                <w:top w:val="nil"/>
-                <w:left w:val="nil"/>
-                <w:bottom w:val="nil"/>
-                <w:right w:val="nil"/>
-                <w:between w:val="nil"/>
-              </w:pBdr>
-              <w:rPr>
-                <w:sz w:val="28"/>
-                <w:szCs w:val="28"/>
-              </w:rPr>
-            </w:pPr>
-            <w:r>
-              <w:rPr>
-                <w:sz w:val="28"/>
-                <w:szCs w:val="28"/>
-              </w:rPr>
-              <w:t>REST</w:t>
-            </w:r>
-          </w:p>
-        </w:tc>
-        <w:tc>
-          <w:tcPr>
-            <w:tcW w:w="8175" w:type="dxa"/>
-            <w:tcBorders>
-              <w:top w:val="single" w:sz="8" w:space="0" w:color="FFFFFF"/>
-              <w:left w:val="single" w:sz="8" w:space="0" w:color="FFFFFF"/>
-              <w:bottom w:val="single" w:sz="8" w:space="0" w:color="FFFFFF"/>
-              <w:right w:val="single" w:sz="8" w:space="0" w:color="FFFFFF"/>
-            </w:tcBorders>
-            <w:shd w:val="clear" w:color="auto" w:fill="auto"/>
-            <w:tcMar>
-              <w:top w:w="100" w:type="dxa"/>
-              <w:left w:w="100" w:type="dxa"/>
-              <w:bottom w:w="100" w:type="dxa"/>
-              <w:right w:w="100" w:type="dxa"/>
-            </w:tcMar>
-          </w:tcPr>
-          <w:p>
-            <w:pPr>
-              <w:pStyle w:val="12"/>
-              <w:spacing w:line="360" w:lineRule="auto"/>
-              <w:jc w:val="both"/>
-              <w:rPr>
-                <w:sz w:val="28"/>
-                <w:szCs w:val="28"/>
-              </w:rPr>
-            </w:pPr>
-            <w:r>
-              <w:rPr>
-                <w:sz w:val="28"/>
-                <w:szCs w:val="28"/>
-              </w:rPr>
-              <w:t xml:space="preserve">– </w:t>
-            </w:r>
-            <w:proofErr w:type="spellStart"/>
-            <w:r>
-              <w:rPr>
-                <w:sz w:val="28"/>
-                <w:szCs w:val="28"/>
-              </w:rPr>
-              <w:t>Representational</w:t>
-            </w:r>
-            <w:proofErr w:type="spellEnd"/>
-            <w:r>
-              <w:rPr>
-                <w:sz w:val="28"/>
-                <w:szCs w:val="28"/>
-              </w:rPr>
-              <w:t xml:space="preserve"> </w:t>
-            </w:r>
-            <w:proofErr w:type="spellStart"/>
-            <w:r>
-              <w:rPr>
-                <w:sz w:val="28"/>
-                <w:szCs w:val="28"/>
-              </w:rPr>
-              <w:t>State</w:t>
-            </w:r>
-            <w:proofErr w:type="spellEnd"/>
-            <w:r>
-              <w:rPr>
-                <w:sz w:val="28"/>
-                <w:szCs w:val="28"/>
-              </w:rPr>
-              <w:t xml:space="preserve"> </w:t>
-            </w:r>
-            <w:proofErr w:type="spellStart"/>
-            <w:r>
-              <w:rPr>
-                <w:sz w:val="28"/>
-                <w:szCs w:val="28"/>
-              </w:rPr>
-              <w:t>Transfer</w:t>
-            </w:r>
-            <w:proofErr w:type="spellEnd"/>
-          </w:p>
-        </w:tc>
-      </w:tr>
-      <w:tr>
-        <w:tc>
-          <w:tcPr>
-            <w:tcW w:w="1785" w:type="dxa"/>
-            <w:tcBorders>
-              <w:top w:val="single" w:sz="8" w:space="0" w:color="FFFFFF"/>
-              <w:left w:val="single" w:sz="8" w:space="0" w:color="FFFFFF"/>
-              <w:bottom w:val="single" w:sz="8" w:space="0" w:color="FFFFFF"/>
-              <w:right w:val="single" w:sz="8" w:space="0" w:color="FFFFFF"/>
-            </w:tcBorders>
-            <w:shd w:val="clear" w:color="auto" w:fill="auto"/>
-            <w:tcMar>
-              <w:top w:w="100" w:type="dxa"/>
-              <w:left w:w="100" w:type="dxa"/>
-              <w:bottom w:w="100" w:type="dxa"/>
-              <w:right w:w="100" w:type="dxa"/>
-            </w:tcMar>
-          </w:tcPr>
-          <w:p>
-            <w:pPr>
-              <w:pStyle w:val="12"/>
-              <w:widowControl w:val="0"/>
-              <w:pBdr>
-                <w:top w:val="nil"/>
-                <w:left w:val="nil"/>
-                <w:bottom w:val="nil"/>
-                <w:right w:val="nil"/>
-                <w:between w:val="nil"/>
-              </w:pBdr>
-              <w:rPr>
-                <w:sz w:val="28"/>
-                <w:szCs w:val="28"/>
-              </w:rPr>
-            </w:pPr>
-            <w:r>
-              <w:rPr>
-                <w:sz w:val="28"/>
-                <w:szCs w:val="28"/>
-              </w:rPr>
-              <w:t>JWT</w:t>
-            </w:r>
-          </w:p>
-        </w:tc>
-        <w:tc>
-          <w:tcPr>
-            <w:tcW w:w="8175" w:type="dxa"/>
-            <w:tcBorders>
-              <w:top w:val="single" w:sz="8" w:space="0" w:color="FFFFFF"/>
-              <w:left w:val="single" w:sz="8" w:space="0" w:color="FFFFFF"/>
-              <w:bottom w:val="single" w:sz="8" w:space="0" w:color="FFFFFF"/>
-              <w:right w:val="single" w:sz="8" w:space="0" w:color="FFFFFF"/>
-            </w:tcBorders>
-            <w:shd w:val="clear" w:color="auto" w:fill="auto"/>
-            <w:tcMar>
-              <w:top w:w="100" w:type="dxa"/>
-              <w:left w:w="100" w:type="dxa"/>
-              <w:bottom w:w="100" w:type="dxa"/>
-              <w:right w:w="100" w:type="dxa"/>
-            </w:tcMar>
-          </w:tcPr>
-          <w:p>
-            <w:pPr>
-              <w:pStyle w:val="12"/>
-              <w:spacing w:line="360" w:lineRule="auto"/>
-              <w:jc w:val="both"/>
-              <w:rPr>
-                <w:sz w:val="28"/>
-                <w:szCs w:val="28"/>
-              </w:rPr>
-            </w:pPr>
-            <w:r>
-              <w:rPr>
-                <w:sz w:val="28"/>
-                <w:szCs w:val="28"/>
-              </w:rPr>
-              <w:t xml:space="preserve">– JSON </w:t>
-            </w:r>
-            <w:proofErr w:type="spellStart"/>
-            <w:r>
-              <w:rPr>
-                <w:sz w:val="28"/>
-                <w:szCs w:val="28"/>
-              </w:rPr>
-              <w:t>Web</w:t>
-            </w:r>
-            <w:proofErr w:type="spellEnd"/>
-            <w:r>
-              <w:rPr>
-                <w:sz w:val="28"/>
-                <w:szCs w:val="28"/>
-              </w:rPr>
-              <w:t xml:space="preserve"> </w:t>
-            </w:r>
-            <w:proofErr w:type="spellStart"/>
-            <w:r>
-              <w:rPr>
-                <w:sz w:val="28"/>
-                <w:szCs w:val="28"/>
-              </w:rPr>
-              <w:t>Token</w:t>
-            </w:r>
-            <w:proofErr w:type="spellEnd"/>
-          </w:p>
-        </w:tc>
-      </w:tr>
-      <w:tr>
-        <w:tc>
-          <w:tcPr>
-            <w:tcW w:w="1785" w:type="dxa"/>
-            <w:tcBorders>
-              <w:top w:val="single" w:sz="8" w:space="0" w:color="FFFFFF"/>
-              <w:left w:val="single" w:sz="8" w:space="0" w:color="FFFFFF"/>
-              <w:bottom w:val="single" w:sz="8" w:space="0" w:color="FFFFFF"/>
-              <w:right w:val="single" w:sz="8" w:space="0" w:color="FFFFFF"/>
-            </w:tcBorders>
-            <w:shd w:val="clear" w:color="auto" w:fill="auto"/>
-            <w:tcMar>
-              <w:top w:w="100" w:type="dxa"/>
-              <w:left w:w="100" w:type="dxa"/>
-              <w:bottom w:w="100" w:type="dxa"/>
-              <w:right w:w="100" w:type="dxa"/>
-            </w:tcMar>
-          </w:tcPr>
-          <w:p>
-            <w:pPr>
-              <w:pStyle w:val="12"/>
-              <w:widowControl w:val="0"/>
-              <w:pBdr>
-                <w:top w:val="nil"/>
-                <w:left w:val="nil"/>
-                <w:bottom w:val="nil"/>
-                <w:right w:val="nil"/>
-                <w:between w:val="nil"/>
-              </w:pBdr>
-              <w:rPr>
-                <w:sz w:val="28"/>
-                <w:szCs w:val="28"/>
-              </w:rPr>
-            </w:pPr>
-            <w:r>
-              <w:rPr>
-                <w:sz w:val="28"/>
-                <w:szCs w:val="28"/>
-              </w:rPr>
-              <w:t>AWS</w:t>
-            </w:r>
-          </w:p>
-        </w:tc>
-        <w:tc>
-          <w:tcPr>
-            <w:tcW w:w="8175" w:type="dxa"/>
-            <w:tcBorders>
-              <w:top w:val="single" w:sz="8" w:space="0" w:color="FFFFFF"/>
-              <w:left w:val="single" w:sz="8" w:space="0" w:color="FFFFFF"/>
-              <w:bottom w:val="single" w:sz="8" w:space="0" w:color="FFFFFF"/>
-              <w:right w:val="single" w:sz="8" w:space="0" w:color="FFFFFF"/>
-            </w:tcBorders>
-            <w:shd w:val="clear" w:color="auto" w:fill="auto"/>
-            <w:tcMar>
-              <w:top w:w="100" w:type="dxa"/>
-              <w:left w:w="100" w:type="dxa"/>
-              <w:bottom w:w="100" w:type="dxa"/>
-              <w:right w:w="100" w:type="dxa"/>
-            </w:tcMar>
-          </w:tcPr>
-          <w:p>
-            <w:pPr>
-              <w:pStyle w:val="12"/>
-              <w:spacing w:line="360" w:lineRule="auto"/>
-              <w:jc w:val="both"/>
-              <w:rPr>
-                <w:sz w:val="28"/>
-                <w:szCs w:val="28"/>
-              </w:rPr>
-            </w:pPr>
-            <w:r>
-              <w:rPr>
-                <w:sz w:val="28"/>
-                <w:szCs w:val="28"/>
-                <w:lang w:val="en-US"/>
-              </w:rPr>
-              <w:t xml:space="preserve">– Amazon Web Services, </w:t>
-            </w:r>
-            <w:r>
-              <w:rPr>
-                <w:sz w:val="28"/>
-                <w:szCs w:val="28"/>
-              </w:rPr>
-              <w:t>веб</w:t>
-            </w:r>
-            <w:r>
-              <w:rPr>
-                <w:sz w:val="28"/>
-                <w:szCs w:val="28"/>
-                <w:lang w:val="en-US"/>
-              </w:rPr>
-              <w:t>-</w:t>
-            </w:r>
-            <w:r>
-              <w:rPr>
-                <w:sz w:val="28"/>
-                <w:szCs w:val="28"/>
-              </w:rPr>
-              <w:t>сервисы</w:t>
-            </w:r>
-            <w:r>
-              <w:rPr>
-                <w:sz w:val="28"/>
-                <w:szCs w:val="28"/>
-                <w:lang w:val="en-US"/>
-              </w:rPr>
-              <w:t xml:space="preserve"> Amazon. </w:t>
-            </w:r>
-            <w:r>
-              <w:rPr>
-                <w:sz w:val="28"/>
-                <w:szCs w:val="28"/>
-              </w:rPr>
-              <w:t xml:space="preserve">Облачная платформа от </w:t>
-            </w:r>
-            <w:proofErr w:type="spellStart"/>
-            <w:r>
-              <w:rPr>
-                <w:sz w:val="28"/>
-                <w:szCs w:val="28"/>
-              </w:rPr>
-              <w:t>Amazon</w:t>
-            </w:r>
-            <w:proofErr w:type="spellEnd"/>
-            <w:r>
-              <w:rPr>
-                <w:sz w:val="28"/>
-                <w:szCs w:val="28"/>
-              </w:rPr>
-              <w:t>.</w:t>
+              <w:t>– HTTP Live Streaming, потоковое вещание по HTTP</w:t>
             </w:r>
           </w:p>
         </w:tc>
@@ -4840,6 +3767,364 @@
                 <w:sz w:val="28"/>
                 <w:szCs w:val="28"/>
               </w:rPr>
+              <w:t>HTTP</w:t>
+            </w:r>
+          </w:p>
+        </w:tc>
+        <w:tc>
+          <w:tcPr>
+            <w:tcW w:w="8175" w:type="dxa"/>
+            <w:tcBorders>
+              <w:top w:val="single" w:sz="8" w:space="0" w:color="FFFFFF"/>
+              <w:left w:val="single" w:sz="8" w:space="0" w:color="FFFFFF"/>
+              <w:bottom w:val="single" w:sz="8" w:space="0" w:color="FFFFFF"/>
+              <w:right w:val="single" w:sz="8" w:space="0" w:color="FFFFFF"/>
+            </w:tcBorders>
+            <w:shd w:val="clear" w:color="auto" w:fill="auto"/>
+            <w:tcMar>
+              <w:top w:w="100" w:type="dxa"/>
+              <w:left w:w="100" w:type="dxa"/>
+              <w:bottom w:w="100" w:type="dxa"/>
+              <w:right w:w="100" w:type="dxa"/>
+            </w:tcMar>
+          </w:tcPr>
+          <w:p>
+            <w:pPr>
+              <w:pStyle w:val="12"/>
+              <w:spacing w:line="360" w:lineRule="auto"/>
+              <w:jc w:val="both"/>
+              <w:rPr>
+                <w:sz w:val="28"/>
+                <w:szCs w:val="28"/>
+              </w:rPr>
+            </w:pPr>
+            <w:r>
+              <w:rPr>
+                <w:sz w:val="28"/>
+                <w:szCs w:val="28"/>
+              </w:rPr>
+              <w:t>– HyperText Transfer Protocol</w:t>
+            </w:r>
+          </w:p>
+        </w:tc>
+      </w:tr>
+      <w:tr>
+        <w:tc>
+          <w:tcPr>
+            <w:tcW w:w="1785" w:type="dxa"/>
+            <w:tcBorders>
+              <w:top w:val="single" w:sz="8" w:space="0" w:color="FFFFFF"/>
+              <w:left w:val="single" w:sz="8" w:space="0" w:color="FFFFFF"/>
+              <w:bottom w:val="single" w:sz="8" w:space="0" w:color="FFFFFF"/>
+              <w:right w:val="single" w:sz="8" w:space="0" w:color="FFFFFF"/>
+            </w:tcBorders>
+            <w:shd w:val="clear" w:color="auto" w:fill="auto"/>
+            <w:tcMar>
+              <w:top w:w="100" w:type="dxa"/>
+              <w:left w:w="100" w:type="dxa"/>
+              <w:bottom w:w="100" w:type="dxa"/>
+              <w:right w:w="100" w:type="dxa"/>
+            </w:tcMar>
+          </w:tcPr>
+          <w:p>
+            <w:pPr>
+              <w:pStyle w:val="12"/>
+              <w:widowControl w:val="0"/>
+              <w:pBdr>
+                <w:top w:val="nil"/>
+                <w:left w:val="nil"/>
+                <w:bottom w:val="nil"/>
+                <w:right w:val="nil"/>
+                <w:between w:val="nil"/>
+              </w:pBdr>
+              <w:rPr>
+                <w:sz w:val="28"/>
+                <w:szCs w:val="28"/>
+              </w:rPr>
+            </w:pPr>
+            <w:r>
+              <w:rPr>
+                <w:sz w:val="28"/>
+                <w:szCs w:val="28"/>
+              </w:rPr>
+              <w:t>REST</w:t>
+            </w:r>
+          </w:p>
+        </w:tc>
+        <w:tc>
+          <w:tcPr>
+            <w:tcW w:w="8175" w:type="dxa"/>
+            <w:tcBorders>
+              <w:top w:val="single" w:sz="8" w:space="0" w:color="FFFFFF"/>
+              <w:left w:val="single" w:sz="8" w:space="0" w:color="FFFFFF"/>
+              <w:bottom w:val="single" w:sz="8" w:space="0" w:color="FFFFFF"/>
+              <w:right w:val="single" w:sz="8" w:space="0" w:color="FFFFFF"/>
+            </w:tcBorders>
+            <w:shd w:val="clear" w:color="auto" w:fill="auto"/>
+            <w:tcMar>
+              <w:top w:w="100" w:type="dxa"/>
+              <w:left w:w="100" w:type="dxa"/>
+              <w:bottom w:w="100" w:type="dxa"/>
+              <w:right w:w="100" w:type="dxa"/>
+            </w:tcMar>
+          </w:tcPr>
+          <w:p>
+            <w:pPr>
+              <w:pStyle w:val="12"/>
+              <w:spacing w:line="360" w:lineRule="auto"/>
+              <w:jc w:val="both"/>
+              <w:rPr>
+                <w:sz w:val="28"/>
+                <w:szCs w:val="28"/>
+              </w:rPr>
+            </w:pPr>
+            <w:r>
+              <w:rPr>
+                <w:sz w:val="28"/>
+                <w:szCs w:val="28"/>
+              </w:rPr>
+              <w:t>– Representational State Transfer</w:t>
+            </w:r>
+          </w:p>
+        </w:tc>
+      </w:tr>
+      <w:tr>
+        <w:tc>
+          <w:tcPr>
+            <w:tcW w:w="1785" w:type="dxa"/>
+            <w:tcBorders>
+              <w:top w:val="single" w:sz="8" w:space="0" w:color="FFFFFF"/>
+              <w:left w:val="single" w:sz="8" w:space="0" w:color="FFFFFF"/>
+              <w:bottom w:val="single" w:sz="8" w:space="0" w:color="FFFFFF"/>
+              <w:right w:val="single" w:sz="8" w:space="0" w:color="FFFFFF"/>
+            </w:tcBorders>
+            <w:shd w:val="clear" w:color="auto" w:fill="auto"/>
+            <w:tcMar>
+              <w:top w:w="100" w:type="dxa"/>
+              <w:left w:w="100" w:type="dxa"/>
+              <w:bottom w:w="100" w:type="dxa"/>
+              <w:right w:w="100" w:type="dxa"/>
+            </w:tcMar>
+          </w:tcPr>
+          <w:p>
+            <w:pPr>
+              <w:pStyle w:val="12"/>
+              <w:widowControl w:val="0"/>
+              <w:pBdr>
+                <w:top w:val="nil"/>
+                <w:left w:val="nil"/>
+                <w:bottom w:val="nil"/>
+                <w:right w:val="nil"/>
+                <w:between w:val="nil"/>
+              </w:pBdr>
+              <w:rPr>
+                <w:sz w:val="28"/>
+                <w:szCs w:val="28"/>
+              </w:rPr>
+            </w:pPr>
+            <w:r>
+              <w:rPr>
+                <w:sz w:val="28"/>
+                <w:szCs w:val="28"/>
+              </w:rPr>
+              <w:t>JWT</w:t>
+            </w:r>
+          </w:p>
+        </w:tc>
+        <w:tc>
+          <w:tcPr>
+            <w:tcW w:w="8175" w:type="dxa"/>
+            <w:tcBorders>
+              <w:top w:val="single" w:sz="8" w:space="0" w:color="FFFFFF"/>
+              <w:left w:val="single" w:sz="8" w:space="0" w:color="FFFFFF"/>
+              <w:bottom w:val="single" w:sz="8" w:space="0" w:color="FFFFFF"/>
+              <w:right w:val="single" w:sz="8" w:space="0" w:color="FFFFFF"/>
+            </w:tcBorders>
+            <w:shd w:val="clear" w:color="auto" w:fill="auto"/>
+            <w:tcMar>
+              <w:top w:w="100" w:type="dxa"/>
+              <w:left w:w="100" w:type="dxa"/>
+              <w:bottom w:w="100" w:type="dxa"/>
+              <w:right w:w="100" w:type="dxa"/>
+            </w:tcMar>
+          </w:tcPr>
+          <w:p>
+            <w:pPr>
+              <w:pStyle w:val="12"/>
+              <w:spacing w:line="360" w:lineRule="auto"/>
+              <w:jc w:val="both"/>
+              <w:rPr>
+                <w:sz w:val="28"/>
+                <w:szCs w:val="28"/>
+              </w:rPr>
+            </w:pPr>
+            <w:r>
+              <w:rPr>
+                <w:sz w:val="28"/>
+                <w:szCs w:val="28"/>
+              </w:rPr>
+              <w:t>– JSON Web Token</w:t>
+            </w:r>
+          </w:p>
+        </w:tc>
+      </w:tr>
+      <w:tr>
+        <w:tc>
+          <w:tcPr>
+            <w:tcW w:w="1785" w:type="dxa"/>
+            <w:tcBorders>
+              <w:top w:val="single" w:sz="8" w:space="0" w:color="FFFFFF"/>
+              <w:left w:val="single" w:sz="8" w:space="0" w:color="FFFFFF"/>
+              <w:bottom w:val="single" w:sz="8" w:space="0" w:color="FFFFFF"/>
+              <w:right w:val="single" w:sz="8" w:space="0" w:color="FFFFFF"/>
+            </w:tcBorders>
+            <w:shd w:val="clear" w:color="auto" w:fill="auto"/>
+            <w:tcMar>
+              <w:top w:w="100" w:type="dxa"/>
+              <w:left w:w="100" w:type="dxa"/>
+              <w:bottom w:w="100" w:type="dxa"/>
+              <w:right w:w="100" w:type="dxa"/>
+            </w:tcMar>
+          </w:tcPr>
+          <w:p>
+            <w:pPr>
+              <w:pStyle w:val="12"/>
+              <w:widowControl w:val="0"/>
+              <w:pBdr>
+                <w:top w:val="nil"/>
+                <w:left w:val="nil"/>
+                <w:bottom w:val="nil"/>
+                <w:right w:val="nil"/>
+                <w:between w:val="nil"/>
+              </w:pBdr>
+              <w:rPr>
+                <w:sz w:val="28"/>
+                <w:szCs w:val="28"/>
+              </w:rPr>
+            </w:pPr>
+            <w:r>
+              <w:rPr>
+                <w:sz w:val="28"/>
+                <w:szCs w:val="28"/>
+              </w:rPr>
+              <w:t>AWS</w:t>
+            </w:r>
+          </w:p>
+        </w:tc>
+        <w:tc>
+          <w:tcPr>
+            <w:tcW w:w="8175" w:type="dxa"/>
+            <w:tcBorders>
+              <w:top w:val="single" w:sz="8" w:space="0" w:color="FFFFFF"/>
+              <w:left w:val="single" w:sz="8" w:space="0" w:color="FFFFFF"/>
+              <w:bottom w:val="single" w:sz="8" w:space="0" w:color="FFFFFF"/>
+              <w:right w:val="single" w:sz="8" w:space="0" w:color="FFFFFF"/>
+            </w:tcBorders>
+            <w:shd w:val="clear" w:color="auto" w:fill="auto"/>
+            <w:tcMar>
+              <w:top w:w="100" w:type="dxa"/>
+              <w:left w:w="100" w:type="dxa"/>
+              <w:bottom w:w="100" w:type="dxa"/>
+              <w:right w:w="100" w:type="dxa"/>
+            </w:tcMar>
+          </w:tcPr>
+          <w:p>
+            <w:pPr>
+              <w:pStyle w:val="12"/>
+              <w:spacing w:line="360" w:lineRule="auto"/>
+              <w:jc w:val="both"/>
+              <w:rPr>
+                <w:sz w:val="28"/>
+                <w:szCs w:val="28"/>
+              </w:rPr>
+            </w:pPr>
+            <w:r>
+              <w:rPr>
+                <w:sz w:val="28"/>
+                <w:szCs w:val="28"/>
+                <w:lang w:val="en-US"/>
+              </w:rPr>
+              <w:t xml:space="preserve">– Amazon Web Services, </w:t>
+            </w:r>
+            <w:r>
+              <w:rPr>
+                <w:sz w:val="28"/>
+                <w:szCs w:val="28"/>
+              </w:rPr>
+              <w:t>веб</w:t>
+            </w:r>
+            <w:r>
+              <w:rPr>
+                <w:sz w:val="28"/>
+                <w:szCs w:val="28"/>
+                <w:lang w:val="en-US"/>
+              </w:rPr>
+              <w:t>-</w:t>
+            </w:r>
+            <w:r>
+              <w:rPr>
+                <w:sz w:val="28"/>
+                <w:szCs w:val="28"/>
+              </w:rPr>
+              <w:t>сервисы</w:t>
+            </w:r>
+            <w:r>
+              <w:rPr>
+                <w:sz w:val="28"/>
+                <w:szCs w:val="28"/>
+                <w:lang w:val="en-US"/>
+              </w:rPr>
+              <w:t xml:space="preserve"> Amazon. </w:t>
+            </w:r>
+            <w:r>
+              <w:rPr>
+                <w:sz w:val="28"/>
+                <w:szCs w:val="28"/>
+              </w:rPr>
+              <w:t>Облачная платформа от Amazon.</w:t>
+            </w:r>
+          </w:p>
+        </w:tc>
+      </w:tr>
+      <w:tr>
+        <w:tc>
+          <w:tcPr>
+            <w:tcW w:w="1785" w:type="dxa"/>
+            <w:tcBorders>
+              <w:top w:val="single" w:sz="8" w:space="0" w:color="FFFFFF"/>
+              <w:left w:val="single" w:sz="8" w:space="0" w:color="FFFFFF"/>
+              <w:bottom w:val="single" w:sz="8" w:space="0" w:color="FFFFFF"/>
+              <w:right w:val="single" w:sz="8" w:space="0" w:color="FFFFFF"/>
+            </w:tcBorders>
+            <w:shd w:val="clear" w:color="auto" w:fill="auto"/>
+            <w:tcMar>
+              <w:top w:w="100" w:type="dxa"/>
+              <w:left w:w="100" w:type="dxa"/>
+              <w:bottom w:w="100" w:type="dxa"/>
+              <w:right w:w="100" w:type="dxa"/>
+            </w:tcMar>
+          </w:tcPr>
+          <w:p>
+            <w:pPr>
+              <w:pStyle w:val="12"/>
+              <w:widowControl w:val="0"/>
+              <w:pBdr>
+                <w:top w:val="nil"/>
+                <w:left w:val="nil"/>
+                <w:bottom w:val="nil"/>
+                <w:right w:val="nil"/>
+                <w:between w:val="nil"/>
+              </w:pBdr>
+              <w:rPr>
+                <w:sz w:val="28"/>
+                <w:szCs w:val="28"/>
+              </w:rPr>
+            </w:pPr>
+            <w:r>
+              <w:rPr>
+                <w:sz w:val="28"/>
+                <w:szCs w:val="28"/>
+              </w:rPr>
               <w:t>FS</w:t>
             </w:r>
           </w:p>
@@ -4876,39 +4161,7 @@
                 <w:sz w:val="28"/>
                 <w:szCs w:val="28"/>
               </w:rPr>
-              <w:t xml:space="preserve">– </w:t>
-            </w:r>
-            <w:proofErr w:type="spellStart"/>
-            <w:r>
-              <w:rPr>
-                <w:sz w:val="28"/>
-                <w:szCs w:val="28"/>
-              </w:rPr>
-              <w:t>File</w:t>
-            </w:r>
-            <w:proofErr w:type="spellEnd"/>
-            <w:r>
-              <w:rPr>
-                <w:sz w:val="28"/>
-                <w:szCs w:val="28"/>
-              </w:rPr>
-              <w:t xml:space="preserve"> </w:t>
-            </w:r>
-            <w:proofErr w:type="spellStart"/>
-            <w:r>
-              <w:rPr>
-                <w:sz w:val="28"/>
-                <w:szCs w:val="28"/>
-              </w:rPr>
-              <w:t>System</w:t>
-            </w:r>
-            <w:proofErr w:type="spellEnd"/>
-            <w:r>
-              <w:rPr>
-                <w:sz w:val="28"/>
-                <w:szCs w:val="28"/>
-              </w:rPr>
-              <w:t>, файловая система</w:t>
+              <w:t>– File System, файловая система</w:t>
             </w:r>
           </w:p>
           <w:p>
@@ -5557,27 +4810,7 @@
           <w:szCs w:val="24"/>
           <w:lang w:eastAsia="ru-RU"/>
         </w:rPr>
-        <w:t xml:space="preserve">На </w:t>
-      </w:r>
-      <w:proofErr w:type="spellStart"/>
-      <w:r>
-        <w:rPr>
-          <w:rFonts w:ascii="Times New Roman" w:eastAsia="Times New Roman" w:hAnsi="Times New Roman" w:cs="Times New Roman"/>
-          <w:sz w:val="24"/>
-          <w:szCs w:val="24"/>
-          <w:lang w:eastAsia="ru-RU"/>
-        </w:rPr>
-        <w:t>кудыкиной</w:t>
-      </w:r>
-      <w:proofErr w:type="spellEnd"/>
-      <w:r>
-        <w:rPr>
-          <w:rFonts w:ascii="Times New Roman" w:eastAsia="Times New Roman" w:hAnsi="Times New Roman" w:cs="Times New Roman"/>
-          <w:sz w:val="24"/>
-          <w:szCs w:val="24"/>
-          <w:lang w:eastAsia="ru-RU"/>
-        </w:rPr>
-        <w:t xml:space="preserve"> горе в </w:t>
+        <w:t xml:space="preserve">На кудыкиной горе в </w:t>
       </w:r>
       <w:r>
         <w:rPr>
@@ -5686,7 +4919,6 @@
                 <w:lang w:eastAsia="ru-RU"/>
               </w:rPr>
             </w:pPr>
-            <w:proofErr w:type="spellStart"/>
             <w:r>
               <w:rPr>
                 <w:rFonts w:ascii="Times New Roman" w:eastAsia="Times New Roman" w:hAnsi="Times New Roman" w:cs="Times New Roman"/>
@@ -5696,7 +4928,6 @@
               </w:rPr>
               <w:t>вымывм</w:t>
             </w:r>
-            <w:proofErr w:type="spellEnd"/>
           </w:p>
         </w:tc>
         <w:tc>
@@ -5715,7 +4946,6 @@
                 <w:lang w:eastAsia="ru-RU"/>
               </w:rPr>
             </w:pPr>
-            <w:proofErr w:type="spellStart"/>
             <w:r>
               <w:rPr>
                 <w:rFonts w:ascii="Times New Roman" w:eastAsia="Times New Roman" w:hAnsi="Times New Roman" w:cs="Times New Roman"/>
@@ -5725,7 +4955,6 @@
               </w:rPr>
               <w:t>ывмывм</w:t>
             </w:r>
-            <w:proofErr w:type="spellEnd"/>
           </w:p>
         </w:tc>
       </w:tr>
@@ -5743,7 +4972,6 @@
                 <w:lang w:eastAsia="ru-RU"/>
               </w:rPr>
             </w:pPr>
-            <w:proofErr w:type="spellStart"/>
             <w:r>
               <w:rPr>
                 <w:rFonts w:ascii="Times New Roman" w:eastAsia="Times New Roman" w:hAnsi="Times New Roman" w:cs="Times New Roman"/>
@@ -5753,7 +4981,6 @@
               </w:rPr>
               <w:t>ымвмывм</w:t>
             </w:r>
-            <w:proofErr w:type="spellEnd"/>
           </w:p>
         </w:tc>
         <w:tc>
@@ -5769,7 +4996,6 @@
                 <w:lang w:eastAsia="ru-RU"/>
               </w:rPr>
             </w:pPr>
-            <w:proofErr w:type="spellStart"/>
             <w:r>
               <w:rPr>
                 <w:rFonts w:ascii="Times New Roman" w:eastAsia="Times New Roman" w:hAnsi="Times New Roman" w:cs="Times New Roman"/>
@@ -5779,7 +5005,6 @@
               </w:rPr>
               <w:t>ывмывм</w:t>
             </w:r>
-            <w:proofErr w:type="spellEnd"/>
           </w:p>
         </w:tc>
       </w:tr>
@@ -5853,14 +5078,12 @@
           <w:b/>
         </w:rPr>
       </w:pPr>
-      <w:proofErr w:type="spellStart"/>
       <w:r>
         <w:rPr>
           <w:b/>
         </w:rPr>
         <w:t>Барабере</w:t>
       </w:r>
-      <w:proofErr w:type="spellEnd"/>
     </w:p>
     <w:p>
       <w:pPr>
@@ -5875,14 +5098,12 @@
           <w:b/>
         </w:rPr>
       </w:pPr>
-      <w:proofErr w:type="spellStart"/>
       <w:r>
         <w:rPr>
           <w:b/>
         </w:rPr>
         <w:t>Бурабере</w:t>
       </w:r>
-      <w:proofErr w:type="spellEnd"/>
     </w:p>
     <w:p>
       <w:pPr>
@@ -5902,27 +5123,7 @@
           <w:szCs w:val="24"/>
           <w:lang w:eastAsia="ru-RU"/>
         </w:rPr>
-        <w:t xml:space="preserve">На </w:t>
-      </w:r>
-      <w:proofErr w:type="spellStart"/>
-      <w:r>
-        <w:rPr>
-          <w:rFonts w:ascii="Times New Roman" w:eastAsia="Times New Roman" w:hAnsi="Times New Roman" w:cs="Times New Roman"/>
-          <w:sz w:val="24"/>
-          <w:szCs w:val="24"/>
-          <w:lang w:eastAsia="ru-RU"/>
-        </w:rPr>
-        <w:t>кудыкиной</w:t>
-      </w:r>
-      <w:proofErr w:type="spellEnd"/>
-      <w:r>
-        <w:rPr>
-          <w:rFonts w:ascii="Times New Roman" w:eastAsia="Times New Roman" w:hAnsi="Times New Roman" w:cs="Times New Roman"/>
-          <w:sz w:val="24"/>
-          <w:szCs w:val="24"/>
-          <w:lang w:eastAsia="ru-RU"/>
-        </w:rPr>
-        <w:t xml:space="preserve"> горе в соответствии с таблицей </w:t>
+        <w:t xml:space="preserve">На кудыкиной горе в соответствии с таблицей </w:t>
       </w:r>
       <w:r>
         <w:rPr>
@@ -6385,7 +5586,6 @@
                 <w:lang w:eastAsia="ru-RU"/>
               </w:rPr>
             </w:pPr>
-            <w:proofErr w:type="spellStart"/>
             <w:r>
               <w:rPr>
                 <w:rFonts w:ascii="Times New Roman" w:eastAsia="Times New Roman" w:hAnsi="Times New Roman" w:cs="Times New Roman"/>
@@ -6395,7 +5595,6 @@
               </w:rPr>
               <w:t>вымывм</w:t>
             </w:r>
-            <w:proofErr w:type="spellEnd"/>
           </w:p>
         </w:tc>
         <w:tc>
@@ -6411,7 +5610,6 @@
                 <w:lang w:eastAsia="ru-RU"/>
               </w:rPr>
             </w:pPr>
-            <w:proofErr w:type="spellStart"/>
             <w:r>
               <w:rPr>
                 <w:rFonts w:ascii="Times New Roman" w:eastAsia="Times New Roman" w:hAnsi="Times New Roman" w:cs="Times New Roman"/>
@@ -6421,7 +5619,6 @@
               </w:rPr>
               <w:t>ывмывм</w:t>
             </w:r>
-            <w:proofErr w:type="spellEnd"/>
           </w:p>
         </w:tc>
       </w:tr>
@@ -6439,7 +5636,6 @@
                 <w:lang w:eastAsia="ru-RU"/>
               </w:rPr>
             </w:pPr>
-            <w:proofErr w:type="spellStart"/>
             <w:r>
               <w:rPr>
                 <w:rFonts w:ascii="Times New Roman" w:eastAsia="Times New Roman" w:hAnsi="Times New Roman" w:cs="Times New Roman"/>
@@ -6449,7 +5645,6 @@
               </w:rPr>
               <w:t>ымвмывм</w:t>
             </w:r>
-            <w:proofErr w:type="spellEnd"/>
           </w:p>
         </w:tc>
         <w:tc>
@@ -6465,7 +5660,6 @@
                 <w:lang w:eastAsia="ru-RU"/>
               </w:rPr>
             </w:pPr>
-            <w:proofErr w:type="spellStart"/>
             <w:r>
               <w:rPr>
                 <w:rFonts w:ascii="Times New Roman" w:eastAsia="Times New Roman" w:hAnsi="Times New Roman" w:cs="Times New Roman"/>
@@ -6475,7 +5669,6 @@
               </w:rPr>
               <w:t>ывмывм</w:t>
             </w:r>
-            <w:proofErr w:type="spellEnd"/>
           </w:p>
         </w:tc>
       </w:tr>
@@ -6490,8 +5683,8 @@
           <w:lang w:eastAsia="ru-RU"/>
         </w:rPr>
       </w:pPr>
-      <w:bookmarkStart w:id="1" w:name="_uy7y8jfha1b7" w:colFirst="0" w:colLast="0"/>
-      <w:bookmarkEnd w:id="1"/>
+      <w:bookmarkStart w:id="2" w:name="_uy7y8jfha1b7" w:colFirst="0" w:colLast="0"/>
+      <w:bookmarkEnd w:id="2"/>
     </w:p>
     <w:p>
       <w:pPr>
@@ -6555,14 +5748,12 @@
         </w:rPr>
         <w:t xml:space="preserve">1 </w:t>
       </w:r>
-      <w:proofErr w:type="spellStart"/>
       <w:r>
         <w:rPr>
           <w:lang w:val="en-US"/>
         </w:rPr>
         <w:t>DeRidder</w:t>
       </w:r>
-      <w:proofErr w:type="spellEnd"/>
       <w:r>
         <w:rPr>
           <w:lang w:val="en-US"/>
@@ -6637,21 +5828,21 @@
         <w:rPr>
           <w:lang w:val="en-US"/>
         </w:rPr>
-        <w:t xml:space="preserve">2 U.S. National Library of Medicine. Fact sheet: UMLS </w:t>
-      </w:r>
-      <w:proofErr w:type="spellStart"/>
-      <w:r>
+        <w:t>2 U.S. National Library of Medicine. Fact sheet: UMLS Metathesaurus/National Institutes</w:t>
+      </w:r>
+    </w:p>
+    <w:p>
+      <w:pPr>
+        <w:ind w:firstLine="708"/>
         <w:rPr>
           <w:lang w:val="en-US"/>
         </w:rPr>
-        <w:t>Metathesaurus</w:t>
-      </w:r>
-      <w:proofErr w:type="spellEnd"/>
+      </w:pPr>
       <w:r>
         <w:rPr>
           <w:lang w:val="en-US"/>
         </w:rPr>
-        <w:t>/National Institutes</w:t>
+        <w:t>of Health, 2006 - 2013. - URL: http://www.nlm.nih.gov/pubs/factsheets/umlsmeta.html</w:t>
       </w:r>
     </w:p>
     <w:p>
@@ -6665,39 +5856,39 @@
         <w:rPr>
           <w:lang w:val="en-US"/>
         </w:rPr>
-        <w:t>of Health, 2006 - 2013. - URL: http://www.nlm.nih.gov/pubs/factsheets/umlsmeta.html</w:t>
-      </w:r>
-    </w:p>
-    <w:p>
-      <w:pPr>
-        <w:ind w:firstLine="708"/>
+        <w:t>(</w:t>
+      </w:r>
+      <w:r>
+        <w:t>дата</w:t>
+      </w:r>
+      <w:r>
         <w:rPr>
           <w:lang w:val="en-US"/>
         </w:rPr>
-      </w:pPr>
+        <w:t xml:space="preserve"> </w:t>
+      </w:r>
+      <w:r>
+        <w:t>обращения</w:t>
+      </w:r>
       <w:r>
         <w:rPr>
           <w:lang w:val="en-US"/>
         </w:rPr>
-        <w:t>(</w:t>
-      </w:r>
-      <w:r>
-        <w:t>дата</w:t>
-      </w:r>
-      <w:r>
+        <w:t xml:space="preserve"> 2014-12-09).</w:t>
+      </w:r>
+    </w:p>
+    <w:p>
+      <w:pPr>
+        <w:ind w:firstLine="708"/>
         <w:rPr>
           <w:lang w:val="en-US"/>
         </w:rPr>
-        <w:t xml:space="preserve"> </w:t>
-      </w:r>
-      <w:r>
-        <w:t>обращения</w:t>
-      </w:r>
+      </w:pPr>
       <w:r>
         <w:rPr>
           <w:lang w:val="en-US"/>
         </w:rPr>
-        <w:t xml:space="preserve"> 2014-12-09).</w:t>
+        <w:t>3 U.S. National Library of Medicine. Fact sheet: Unfied Medical Language</w:t>
       </w:r>
     </w:p>
     <w:p>
@@ -6711,21 +5902,93 @@
         <w:rPr>
           <w:lang w:val="en-US"/>
         </w:rPr>
-        <w:t xml:space="preserve">3 U.S. National Library of Medicine. Fact sheet: </w:t>
-      </w:r>
-      <w:proofErr w:type="spellStart"/>
-      <w:r>
+        <w:t>System/National Institutes of Health, 2006 - 2013. - URL:</w:t>
+      </w:r>
+    </w:p>
+    <w:p>
+      <w:pPr>
+        <w:ind w:firstLine="708"/>
+      </w:pPr>
+      <w:r>
+        <w:t>http://www.nlm.nih.gov/pubs/factsheets/umls.html (дата обращения 2009-12-09).</w:t>
+      </w:r>
+    </w:p>
+    <w:p>
+      <w:pPr>
+        <w:ind w:firstLine="708"/>
+      </w:pPr>
+      <w:r>
+        <w:t>4 Антопольский А.Б., Белоозеров В.Н. Процедура формирования макротезауруса</w:t>
+      </w:r>
+    </w:p>
+    <w:p>
+      <w:pPr>
+        <w:ind w:firstLine="708"/>
+      </w:pPr>
+      <w:r>
+        <w:t>политематических информационных систем//Классификация и кодирование. - 1976. -</w:t>
+      </w:r>
+    </w:p>
+    <w:p>
+      <w:pPr>
+        <w:ind w:firstLine="708"/>
+      </w:pPr>
+      <w:r>
+        <w:t>N 1 (57). - С. 25 - 29.</w:t>
+      </w:r>
+    </w:p>
+    <w:p>
+      <w:pPr>
+        <w:ind w:firstLine="708"/>
+      </w:pPr>
+      <w:r>
+        <w:t>5 Белоозеров В.Н., Федосимов В.И. Место макротезауруса в лингвистическом</w:t>
+      </w:r>
+    </w:p>
+    <w:p>
+      <w:pPr>
+        <w:ind w:firstLine="708"/>
+      </w:pPr>
+      <w:r>
+        <w:t>обеспечении сети органов научно-технической информации//Проблемы</w:t>
+      </w:r>
+    </w:p>
+    <w:p>
+      <w:pPr>
+        <w:ind w:firstLine="708"/>
+      </w:pPr>
+      <w:r>
+        <w:t>информационных систем. - 1986. - N 1. - С. 6 - 10.</w:t>
+      </w:r>
+    </w:p>
+    <w:p>
+      <w:pPr>
+        <w:ind w:firstLine="708"/>
+      </w:pPr>
+      <w:r>
+        <w:t>6 Использование и ведение макротезауруса ГАСНТИ: Методические</w:t>
+      </w:r>
+    </w:p>
+    <w:p>
+      <w:pPr>
+        <w:ind w:firstLine="708"/>
+      </w:pPr>
+      <w:r>
+        <w:t>рекомендации/ГКНТ СССР. - М., 1983. - 12 с.</w:t>
+      </w:r>
+    </w:p>
+    <w:p>
+      <w:pPr>
+        <w:ind w:firstLine="708"/>
         <w:rPr>
           <w:lang w:val="en-US"/>
         </w:rPr>
-        <w:t>Unfied</w:t>
-      </w:r>
-      <w:proofErr w:type="spellEnd"/>
+      </w:pPr>
       <w:r>
         <w:rPr>
           <w:lang w:val="en-US"/>
         </w:rPr>
-        <w:t xml:space="preserve"> Medical Language</w:t>
+        <w:t>7 Nuovo soggettario: guida al sistema italiano di indicizzazione per soggetto, prototipo del</w:t>
       </w:r>
     </w:p>
     <w:p>
@@ -6739,318 +6002,60 @@
         <w:rPr>
           <w:lang w:val="en-US"/>
         </w:rPr>
-        <w:t>System/National Institutes of Health, 2006 - 2013. - URL:</w:t>
-      </w:r>
-    </w:p>
-    <w:p>
-      <w:pPr>
-        <w:ind w:firstLine="708"/>
-      </w:pPr>
-      <w:r>
-        <w:t>http://www.nlm.nih.gov/pubs/factsheets/umls.html (дата обращения 2009-12-09).</w:t>
-      </w:r>
-    </w:p>
-    <w:p>
-      <w:pPr>
-        <w:ind w:firstLine="708"/>
-      </w:pPr>
-      <w:r>
-        <w:t xml:space="preserve">4 </w:t>
-      </w:r>
-      <w:proofErr w:type="spellStart"/>
-      <w:r>
-        <w:t>Антопольский</w:t>
-      </w:r>
-      <w:proofErr w:type="spellEnd"/>
-      <w:r>
-        <w:t xml:space="preserve"> А.Б., </w:t>
-      </w:r>
-      <w:proofErr w:type="spellStart"/>
-      <w:r>
-        <w:t>Белоозеров</w:t>
-      </w:r>
-      <w:proofErr w:type="spellEnd"/>
-      <w:r>
-        <w:t xml:space="preserve"> В.Н. Процедура формирования макротезауруса</w:t>
-      </w:r>
-    </w:p>
-    <w:p>
-      <w:pPr>
-        <w:ind w:firstLine="708"/>
-      </w:pPr>
-      <w:r>
-        <w:t>политематических информационных систем//Классификация и кодирование. - 1976. -</w:t>
-      </w:r>
-    </w:p>
-    <w:p>
-      <w:pPr>
-        <w:ind w:firstLine="708"/>
-      </w:pPr>
-      <w:r>
-        <w:t>N 1 (57). - С. 25 - 29.</w:t>
-      </w:r>
-    </w:p>
-    <w:p>
-      <w:pPr>
-        <w:ind w:firstLine="708"/>
-      </w:pPr>
-      <w:r>
-        <w:t xml:space="preserve">5 </w:t>
-      </w:r>
-      <w:proofErr w:type="spellStart"/>
-      <w:r>
-        <w:t>Белоозеров</w:t>
-      </w:r>
-      <w:proofErr w:type="spellEnd"/>
-      <w:r>
-        <w:t xml:space="preserve"> В.Н., </w:t>
-      </w:r>
-      <w:proofErr w:type="spellStart"/>
-      <w:r>
-        <w:t>Федосимов</w:t>
-      </w:r>
-      <w:proofErr w:type="spellEnd"/>
-      <w:r>
-        <w:t xml:space="preserve"> В.И. Место макротезауруса в лингвистическом</w:t>
-      </w:r>
-    </w:p>
-    <w:p>
-      <w:pPr>
-        <w:ind w:firstLine="708"/>
-      </w:pPr>
-      <w:r>
-        <w:t>обеспечении сети органов научно-технической информации//Проблемы</w:t>
-      </w:r>
-    </w:p>
-    <w:p>
-      <w:pPr>
-        <w:ind w:firstLine="708"/>
-      </w:pPr>
-      <w:r>
-        <w:t>информационных систем. - 1986. - N 1. - С. 6 - 10.</w:t>
-      </w:r>
-    </w:p>
-    <w:p>
-      <w:pPr>
-        <w:ind w:firstLine="708"/>
-      </w:pPr>
-      <w:r>
-        <w:t>6 Использование и ведение макротезауруса ГАСНТИ: Методические</w:t>
-      </w:r>
-    </w:p>
-    <w:p>
-      <w:pPr>
-        <w:ind w:firstLine="708"/>
-      </w:pPr>
-      <w:r>
-        <w:t>рекомендации/ГКНТ СССР. - М., 1983. - 12 с.</w:t>
-      </w:r>
-    </w:p>
-    <w:p>
-      <w:pPr>
-        <w:ind w:firstLine="708"/>
+        <w:t>thesaurus [</w:t>
+      </w:r>
+      <w:r>
+        <w:t>Рецензия</w:t>
+      </w:r>
+      <w:r>
         <w:rPr>
           <w:lang w:val="en-US"/>
         </w:rPr>
-      </w:pPr>
-      <w:r>
+        <w:t>]//Knowledge Organization. - 2007. - Vol. 34, N 1. - P. 58 - 60.</w:t>
+      </w:r>
+    </w:p>
+    <w:p>
+      <w:pPr>
+        <w:ind w:firstLine="708"/>
+      </w:pPr>
+      <w:r>
+        <w:t>8 ГОСТ 7.25-2001 СИБИД. Тезаурус информационно-поисковый одноязычный.</w:t>
+      </w:r>
+    </w:p>
+    <w:p>
+      <w:pPr>
+        <w:ind w:firstLine="708"/>
+      </w:pPr>
+      <w:r>
+        <w:t>Правила разработки, структура, состав и форма представления. - М., 2002. - 16 с.</w:t>
+      </w:r>
+    </w:p>
+    <w:p>
+      <w:pPr>
+        <w:ind w:firstLine="708"/>
         <w:rPr>
           <w:lang w:val="en-US"/>
         </w:rPr>
-        <w:t xml:space="preserve">7 </w:t>
-      </w:r>
-      <w:proofErr w:type="spellStart"/>
+      </w:pPr>
       <w:r>
         <w:rPr>
           <w:lang w:val="en-US"/>
         </w:rPr>
-        <w:t>Nuovo</w:t>
-      </w:r>
-      <w:proofErr w:type="spellEnd"/>
-      <w:r>
+        <w:t>9. Nanoscale Science and Technology Supplement: Collection of applicable terms from</w:t>
+      </w:r>
+    </w:p>
+    <w:p>
+      <w:pPr>
+        <w:ind w:firstLine="708"/>
         <w:rPr>
           <w:lang w:val="en-US"/>
         </w:rPr>
-        <w:t xml:space="preserve"> </w:t>
-      </w:r>
-      <w:proofErr w:type="spellStart"/>
+      </w:pPr>
       <w:r>
         <w:rPr>
           <w:lang w:val="en-US"/>
         </w:rPr>
-        <w:t>soggettario</w:t>
-      </w:r>
-      <w:proofErr w:type="spellEnd"/>
-      <w:r>
-        <w:rPr>
-          <w:lang w:val="en-US"/>
-        </w:rPr>
-        <w:t xml:space="preserve">: </w:t>
-      </w:r>
-      <w:proofErr w:type="spellStart"/>
-      <w:r>
-        <w:rPr>
-          <w:lang w:val="en-US"/>
-        </w:rPr>
-        <w:t>guida</w:t>
-      </w:r>
-      <w:proofErr w:type="spellEnd"/>
-      <w:r>
-        <w:rPr>
-          <w:lang w:val="en-US"/>
-        </w:rPr>
-        <w:t xml:space="preserve"> al </w:t>
-      </w:r>
-      <w:proofErr w:type="spellStart"/>
-      <w:r>
-        <w:rPr>
-          <w:lang w:val="en-US"/>
-        </w:rPr>
-        <w:t>sistema</w:t>
-      </w:r>
-      <w:proofErr w:type="spellEnd"/>
-      <w:r>
-        <w:rPr>
-          <w:lang w:val="en-US"/>
-        </w:rPr>
-        <w:t xml:space="preserve"> </w:t>
-      </w:r>
-      <w:proofErr w:type="spellStart"/>
-      <w:r>
-        <w:rPr>
-          <w:lang w:val="en-US"/>
-        </w:rPr>
-        <w:t>italiano</w:t>
-      </w:r>
-      <w:proofErr w:type="spellEnd"/>
-      <w:r>
-        <w:rPr>
-          <w:lang w:val="en-US"/>
-        </w:rPr>
-        <w:t xml:space="preserve"> di </w:t>
-      </w:r>
-      <w:proofErr w:type="spellStart"/>
-      <w:r>
-        <w:rPr>
-          <w:lang w:val="en-US"/>
-        </w:rPr>
-        <w:t>indicizzazione</w:t>
-      </w:r>
-      <w:proofErr w:type="spellEnd"/>
-      <w:r>
-        <w:rPr>
-          <w:lang w:val="en-US"/>
-        </w:rPr>
-        <w:t xml:space="preserve"> per </w:t>
-      </w:r>
-      <w:proofErr w:type="spellStart"/>
-      <w:r>
-        <w:rPr>
-          <w:lang w:val="en-US"/>
-        </w:rPr>
-        <w:t>soggetto</w:t>
-      </w:r>
-      <w:proofErr w:type="spellEnd"/>
-      <w:r>
-        <w:rPr>
-          <w:lang w:val="en-US"/>
-        </w:rPr>
-        <w:t xml:space="preserve">, </w:t>
-      </w:r>
-      <w:proofErr w:type="spellStart"/>
-      <w:r>
-        <w:rPr>
-          <w:lang w:val="en-US"/>
-        </w:rPr>
-        <w:t>prototipo</w:t>
-      </w:r>
-      <w:proofErr w:type="spellEnd"/>
-      <w:r>
-        <w:rPr>
-          <w:lang w:val="en-US"/>
-        </w:rPr>
-        <w:t xml:space="preserve"> del</w:t>
-      </w:r>
-    </w:p>
-    <w:p>
-      <w:pPr>
-        <w:ind w:firstLine="708"/>
-        <w:rPr>
-          <w:lang w:val="en-US"/>
-        </w:rPr>
-      </w:pPr>
-      <w:r>
-        <w:rPr>
-          <w:lang w:val="en-US"/>
-        </w:rPr>
-        <w:t>thesaurus [</w:t>
-      </w:r>
-      <w:r>
-        <w:t>Рецензия</w:t>
-      </w:r>
-      <w:r>
-        <w:rPr>
-          <w:lang w:val="en-US"/>
-        </w:rPr>
-        <w:t>]//Knowledge Organization. - 2007. - Vol. 34, N 1. - P. 58 - 60.</w:t>
-      </w:r>
-    </w:p>
-    <w:p>
-      <w:pPr>
-        <w:ind w:firstLine="708"/>
-      </w:pPr>
-      <w:r>
-        <w:t>8 ГОСТ 7.25-2001 СИБИД. Тезаурус информационно-поисковый одноязычный.</w:t>
-      </w:r>
-    </w:p>
-    <w:p>
-      <w:pPr>
-        <w:ind w:firstLine="708"/>
-      </w:pPr>
-      <w:r>
-        <w:t>Правила разработки, структура, состав и форма представления. - М., 2002. - 16 с.</w:t>
-      </w:r>
-    </w:p>
-    <w:p>
-      <w:pPr>
-        <w:ind w:firstLine="708"/>
-        <w:rPr>
-          <w:lang w:val="en-US"/>
-        </w:rPr>
-      </w:pPr>
-      <w:r>
-        <w:rPr>
-          <w:lang w:val="en-US"/>
-        </w:rPr>
-        <w:t>9. Nanoscale Science and Technology Supplement: Collection of applicable terms from</w:t>
-      </w:r>
-    </w:p>
-    <w:p>
-      <w:pPr>
-        <w:ind w:firstLine="708"/>
-        <w:rPr>
-          <w:lang w:val="en-US"/>
-        </w:rPr>
-      </w:pPr>
-      <w:r>
-        <w:rPr>
-          <w:lang w:val="en-US"/>
-        </w:rPr>
-        <w:t xml:space="preserve">PACS 2008//PACS 2010 Regular </w:t>
-      </w:r>
-      <w:proofErr w:type="spellStart"/>
-      <w:r>
-        <w:rPr>
-          <w:lang w:val="en-US"/>
-        </w:rPr>
-        <w:t>Eddition</w:t>
-      </w:r>
-      <w:proofErr w:type="spellEnd"/>
-      <w:r>
-        <w:rPr>
-          <w:lang w:val="en-US"/>
-        </w:rPr>
-        <w:t>/AIP Publishing. - URL:</w:t>
+        <w:t>PACS 2008//PACS 2010 Regular Eddition/AIP Publishing. - URL:</w:t>
       </w:r>
     </w:p>
     <w:p>
@@ -7090,44 +6095,23 @@
         <w:ind w:firstLine="708"/>
       </w:pPr>
       <w:r>
-        <w:t xml:space="preserve">информационных классификаций УДК/О.А. </w:t>
-      </w:r>
-      <w:proofErr w:type="spellStart"/>
-      <w:r>
-        <w:t>Антошкова</w:t>
-      </w:r>
-      <w:proofErr w:type="spellEnd"/>
-      <w:r>
-        <w:t>, Т.С. Астахова, В.Н.</w:t>
-      </w:r>
-    </w:p>
-    <w:p>
-      <w:pPr>
-        <w:ind w:firstLine="708"/>
-      </w:pPr>
-      <w:proofErr w:type="spellStart"/>
-      <w:r>
-        <w:t>Белоозеров</w:t>
-      </w:r>
-      <w:proofErr w:type="spellEnd"/>
-      <w:r>
-        <w:t xml:space="preserve"> и др.; под ред. акад. Ю.М. Арского. - М., 2010. - 322 с.</w:t>
-      </w:r>
-    </w:p>
-    <w:p>
-      <w:pPr>
-        <w:ind w:firstLine="708"/>
-      </w:pPr>
-      <w:r>
-        <w:t xml:space="preserve">12 Рубрикатор как инструмент информационной навигации/Р.С. </w:t>
-      </w:r>
-      <w:proofErr w:type="spellStart"/>
-      <w:r>
-        <w:t>Гиляревский</w:t>
-      </w:r>
-      <w:proofErr w:type="spellEnd"/>
-      <w:r>
-        <w:t>, А.В.</w:t>
+        <w:t>информационных классификаций УДК/О.А. Антошкова, Т.С. Астахова, В.Н.</w:t>
+      </w:r>
+    </w:p>
+    <w:p>
+      <w:pPr>
+        <w:ind w:firstLine="708"/>
+      </w:pPr>
+      <w:r>
+        <w:t>Белоозеров и др.; под ред. акад. Ю.М. Арского. - М., 2010. - 322 с.</w:t>
+      </w:r>
+    </w:p>
+    <w:p>
+      <w:pPr>
+        <w:ind w:firstLine="708"/>
+      </w:pPr>
+      <w:r>
+        <w:t>12 Рубрикатор как инструмент информационной навигации/Р.С. Гиляревский, А.В.</w:t>
       </w:r>
     </w:p>
     <w:p>
@@ -7136,57 +6120,23 @@
       </w:pPr>
       <w:r>
         <w:lastRenderedPageBreak/>
-        <w:t xml:space="preserve">Шапкин, В.Н. </w:t>
-      </w:r>
-      <w:proofErr w:type="spellStart"/>
-      <w:r>
-        <w:t>Белоозер</w:t>
-      </w:r>
-      <w:bookmarkStart w:id="2" w:name="_GoBack"/>
-      <w:bookmarkEnd w:id="2"/>
-      <w:r>
-        <w:t>ов</w:t>
-      </w:r>
-      <w:proofErr w:type="spellEnd"/>
-      <w:r>
-        <w:t>. - СПб.: Профессия, 2008. - 352 с.</w:t>
-      </w:r>
-    </w:p>
-    <w:p>
-      <w:pPr>
-        <w:ind w:firstLine="708"/>
-      </w:pPr>
-      <w:r>
-        <w:t xml:space="preserve">13 Рубрикатор научно-технической информации по </w:t>
-      </w:r>
-      <w:proofErr w:type="spellStart"/>
-      <w:r>
-        <w:t>нанотехнологиям</w:t>
-      </w:r>
-      <w:proofErr w:type="spellEnd"/>
-      <w:r>
-        <w:t xml:space="preserve"> и</w:t>
-      </w:r>
-    </w:p>
-    <w:p>
-      <w:pPr>
-        <w:ind w:firstLine="708"/>
-      </w:pPr>
-      <w:proofErr w:type="spellStart"/>
-      <w:r>
-        <w:t>наноматериалам</w:t>
-      </w:r>
-      <w:proofErr w:type="spellEnd"/>
-      <w:r>
-        <w:t>/РНЦ "Курчатовский институт", ФГУ ГНИИ ИТТ "</w:t>
-      </w:r>
-      <w:proofErr w:type="spellStart"/>
-      <w:r>
-        <w:t>Информика</w:t>
-      </w:r>
-      <w:proofErr w:type="spellEnd"/>
-      <w:r>
-        <w:t>",</w:t>
+        <w:t>Шапкин, В.Н. Белоозеров. - СПб.: Профессия, 2008. - 352 с.</w:t>
+      </w:r>
+    </w:p>
+    <w:p>
+      <w:pPr>
+        <w:ind w:firstLine="708"/>
+      </w:pPr>
+      <w:r>
+        <w:t>13 Рубрикатор научно-технической информации по нанотехнологиям и</w:t>
+      </w:r>
+    </w:p>
+    <w:p>
+      <w:pPr>
+        <w:ind w:firstLine="708"/>
+      </w:pPr>
+      <w:r>
+        <w:t>наноматериалам/РНЦ "Курчатовский институт", ФГУ ГНИИ ИТТ "Информика",</w:t>
       </w:r>
     </w:p>
     <w:p>
@@ -7218,23 +6168,7 @@
         <w:ind w:firstLine="708"/>
       </w:pPr>
       <w:r>
-        <w:t xml:space="preserve">14 Рубрикатор по </w:t>
-      </w:r>
-      <w:proofErr w:type="spellStart"/>
-      <w:r>
-        <w:t>нанонауке</w:t>
-      </w:r>
-      <w:proofErr w:type="spellEnd"/>
-      <w:r>
-        <w:t xml:space="preserve"> и </w:t>
-      </w:r>
-      <w:proofErr w:type="spellStart"/>
-      <w:r>
-        <w:t>нанотехнологиям</w:t>
-      </w:r>
-      <w:proofErr w:type="spellEnd"/>
-      <w:r>
-        <w:t>. - URL: http/www.rubric.neicon.ru</w:t>
+        <w:t>14 Рубрикатор по нанонауке и нанотехнологиям. - URL: http/www.rubric.neicon.ru</w:t>
       </w:r>
     </w:p>
     <w:p>
@@ -8292,27 +7226,7 @@
           <w:szCs w:val="28"/>
           <w:lang w:eastAsia="ru-RU"/>
         </w:rPr>
-        <w:t xml:space="preserve">Янг Н. И. Алгебра: учеб. пособие / Н. И. Янг. – 2-е изд., доп. – </w:t>
-      </w:r>
-      <w:proofErr w:type="gramStart"/>
-      <w:r>
-        <w:rPr>
-          <w:rFonts w:ascii="Times New Roman" w:eastAsia="Times New Roman" w:hAnsi="Times New Roman" w:cs="Times New Roman"/>
-          <w:sz w:val="28"/>
-          <w:szCs w:val="28"/>
-          <w:lang w:eastAsia="ru-RU"/>
-        </w:rPr>
-        <w:t>М. :</w:t>
-      </w:r>
-      <w:proofErr w:type="gramEnd"/>
-      <w:r>
-        <w:rPr>
-          <w:rFonts w:ascii="Times New Roman" w:eastAsia="Times New Roman" w:hAnsi="Times New Roman" w:cs="Times New Roman"/>
-          <w:sz w:val="28"/>
-          <w:szCs w:val="28"/>
-          <w:lang w:eastAsia="ru-RU"/>
-        </w:rPr>
-        <w:t xml:space="preserve"> Просвещение, 1977. –</w:t>
+        <w:t>Янг Н. И. Алгебра: учеб. пособие / Н. И. Янг. – 2-е изд., доп. – М. : Просвещение, 1977. –</w:t>
       </w:r>
     </w:p>
     <w:p>
@@ -8367,77 +7281,15 @@
           <w:lang w:eastAsia="ru-RU"/>
         </w:rPr>
       </w:pPr>
-      <w:proofErr w:type="spellStart"/>
-      <w:r>
-        <w:rPr>
-          <w:rFonts w:ascii="Times New Roman" w:eastAsia="Times New Roman" w:hAnsi="Times New Roman" w:cs="Times New Roman"/>
-          <w:sz w:val="28"/>
-          <w:szCs w:val="28"/>
-          <w:lang w:eastAsia="ru-RU"/>
-        </w:rPr>
-        <w:t>Нечипорчук</w:t>
-      </w:r>
-      <w:proofErr w:type="spellEnd"/>
-      <w:r>
-        <w:rPr>
-          <w:rFonts w:ascii="Times New Roman" w:eastAsia="Times New Roman" w:hAnsi="Times New Roman" w:cs="Times New Roman"/>
-          <w:sz w:val="28"/>
-          <w:szCs w:val="28"/>
-          <w:lang w:eastAsia="ru-RU"/>
-        </w:rPr>
-        <w:t xml:space="preserve"> Н. А. Акцизы / Н. А. </w:t>
-      </w:r>
-      <w:proofErr w:type="spellStart"/>
-      <w:r>
-        <w:rPr>
-          <w:rFonts w:ascii="Times New Roman" w:eastAsia="Times New Roman" w:hAnsi="Times New Roman" w:cs="Times New Roman"/>
-          <w:sz w:val="28"/>
-          <w:szCs w:val="28"/>
-          <w:lang w:eastAsia="ru-RU"/>
-        </w:rPr>
-        <w:t>Нечипорчук</w:t>
-      </w:r>
-      <w:proofErr w:type="spellEnd"/>
-      <w:r>
-        <w:rPr>
-          <w:rFonts w:ascii="Times New Roman" w:eastAsia="Times New Roman" w:hAnsi="Times New Roman" w:cs="Times New Roman"/>
-          <w:sz w:val="28"/>
-          <w:szCs w:val="28"/>
-          <w:lang w:eastAsia="ru-RU"/>
-        </w:rPr>
-        <w:t xml:space="preserve">, Т. К. Подгорная. - 2-е изд., </w:t>
-      </w:r>
-      <w:proofErr w:type="spellStart"/>
-      <w:r>
-        <w:rPr>
-          <w:rFonts w:ascii="Times New Roman" w:eastAsia="Times New Roman" w:hAnsi="Times New Roman" w:cs="Times New Roman"/>
-          <w:sz w:val="28"/>
-          <w:szCs w:val="28"/>
-          <w:lang w:eastAsia="ru-RU"/>
-        </w:rPr>
-        <w:t>перераб</w:t>
-      </w:r>
-      <w:proofErr w:type="spellEnd"/>
-      <w:r>
-        <w:rPr>
-          <w:rFonts w:ascii="Times New Roman" w:eastAsia="Times New Roman" w:hAnsi="Times New Roman" w:cs="Times New Roman"/>
-          <w:sz w:val="28"/>
-          <w:szCs w:val="28"/>
-          <w:lang w:eastAsia="ru-RU"/>
-        </w:rPr>
-        <w:t xml:space="preserve">. – </w:t>
-      </w:r>
-      <w:proofErr w:type="gramStart"/>
-      <w:r>
-        <w:rPr>
-          <w:rFonts w:ascii="Times New Roman" w:eastAsia="Times New Roman" w:hAnsi="Times New Roman" w:cs="Times New Roman"/>
-          <w:sz w:val="28"/>
-          <w:szCs w:val="28"/>
-          <w:lang w:eastAsia="ru-RU"/>
-        </w:rPr>
-        <w:t>М. :</w:t>
-      </w:r>
-      <w:proofErr w:type="gramEnd"/>
+      <w:r>
+        <w:rPr>
+          <w:rFonts w:ascii="Times New Roman" w:eastAsia="Times New Roman" w:hAnsi="Times New Roman" w:cs="Times New Roman"/>
+          <w:sz w:val="28"/>
+          <w:szCs w:val="28"/>
+          <w:lang w:eastAsia="ru-RU"/>
+        </w:rPr>
+        <w:t>Нечипорчук Н. А. Акцизы / Н. А. Нечипорчук, Т. К. Подгорная. - 2-е изд., перераб. – М. :</w:t>
+      </w:r>
     </w:p>
     <w:p>
       <w:pPr>
@@ -8498,49 +7350,27 @@
           <w:szCs w:val="28"/>
           <w:lang w:eastAsia="ru-RU"/>
         </w:rPr>
-        <w:t xml:space="preserve">Бахвалов Н. С. Баланс / Н. С. Бахвалов, Н. П. Жидков, Г. М. Кобельков. – 3-е изд. – </w:t>
-      </w:r>
-      <w:proofErr w:type="gramStart"/>
-      <w:r>
-        <w:rPr>
-          <w:rFonts w:ascii="Times New Roman" w:eastAsia="Times New Roman" w:hAnsi="Times New Roman" w:cs="Times New Roman"/>
-          <w:sz w:val="28"/>
-          <w:szCs w:val="28"/>
-          <w:lang w:eastAsia="ru-RU"/>
-        </w:rPr>
-        <w:t>М. :</w:t>
-      </w:r>
-      <w:proofErr w:type="gramEnd"/>
-    </w:p>
-    <w:p>
-      <w:pPr>
-        <w:ind w:firstLine="708"/>
-        <w:rPr>
-          <w:rFonts w:ascii="Times New Roman" w:eastAsia="Times New Roman" w:hAnsi="Times New Roman" w:cs="Times New Roman"/>
-          <w:sz w:val="28"/>
-          <w:szCs w:val="28"/>
-          <w:lang w:eastAsia="ru-RU"/>
-        </w:rPr>
-      </w:pPr>
-      <w:proofErr w:type="spellStart"/>
-      <w:r>
-        <w:rPr>
-          <w:rFonts w:ascii="Times New Roman" w:eastAsia="Times New Roman" w:hAnsi="Times New Roman" w:cs="Times New Roman"/>
-          <w:sz w:val="28"/>
-          <w:szCs w:val="28"/>
-          <w:lang w:eastAsia="ru-RU"/>
-        </w:rPr>
-        <w:t>ИндексМедиа</w:t>
-      </w:r>
-      <w:proofErr w:type="spellEnd"/>
-      <w:r>
-        <w:rPr>
-          <w:rFonts w:ascii="Times New Roman" w:eastAsia="Times New Roman" w:hAnsi="Times New Roman" w:cs="Times New Roman"/>
-          <w:sz w:val="28"/>
-          <w:szCs w:val="28"/>
-          <w:lang w:eastAsia="ru-RU"/>
-        </w:rPr>
-        <w:t>, 2007. – 144 с.</w:t>
+        <w:t>Бахвалов Н. С. Баланс / Н. С. Бахвалов, Н. П. Жидков, Г. М. Кобельков. – 3-е изд. – М. :</w:t>
+      </w:r>
+    </w:p>
+    <w:p>
+      <w:pPr>
+        <w:ind w:firstLine="708"/>
+        <w:rPr>
+          <w:rFonts w:ascii="Times New Roman" w:eastAsia="Times New Roman" w:hAnsi="Times New Roman" w:cs="Times New Roman"/>
+          <w:sz w:val="28"/>
+          <w:szCs w:val="28"/>
+          <w:lang w:eastAsia="ru-RU"/>
+        </w:rPr>
+      </w:pPr>
+      <w:r>
+        <w:rPr>
+          <w:rFonts w:ascii="Times New Roman" w:eastAsia="Times New Roman" w:hAnsi="Times New Roman" w:cs="Times New Roman"/>
+          <w:sz w:val="28"/>
+          <w:szCs w:val="28"/>
+          <w:lang w:eastAsia="ru-RU"/>
+        </w:rPr>
+        <w:t>ИндексМедиа, 2007. – 144 с.</w:t>
       </w:r>
     </w:p>
     <w:p>
@@ -8582,27 +7412,7 @@
           <w:szCs w:val="28"/>
           <w:lang w:eastAsia="ru-RU"/>
         </w:rPr>
-        <w:t xml:space="preserve">Математика: учебник / Ю. М. Ермолаев [и др.]. – 2-е изд., доп. и </w:t>
-      </w:r>
-      <w:proofErr w:type="spellStart"/>
-      <w:r>
-        <w:rPr>
-          <w:rFonts w:ascii="Times New Roman" w:eastAsia="Times New Roman" w:hAnsi="Times New Roman" w:cs="Times New Roman"/>
-          <w:sz w:val="28"/>
-          <w:szCs w:val="28"/>
-          <w:lang w:eastAsia="ru-RU"/>
-        </w:rPr>
-        <w:t>испр</w:t>
-      </w:r>
-      <w:proofErr w:type="spellEnd"/>
-      <w:r>
-        <w:rPr>
-          <w:rFonts w:ascii="Times New Roman" w:eastAsia="Times New Roman" w:hAnsi="Times New Roman" w:cs="Times New Roman"/>
-          <w:sz w:val="28"/>
-          <w:szCs w:val="28"/>
-          <w:lang w:eastAsia="ru-RU"/>
-        </w:rPr>
-        <w:t>. – Киев, 1981. –</w:t>
+        <w:t>Математика: учебник / Ю. М. Ермолаев [и др.]. – 2-е изд., доп. и испр. – Киев, 1981. –</w:t>
       </w:r>
     </w:p>
     <w:p>
@@ -8664,27 +7474,7 @@
           <w:szCs w:val="28"/>
           <w:lang w:eastAsia="ru-RU"/>
         </w:rPr>
-        <w:t xml:space="preserve">Современные аспекты развития экономики: сб. науч. тр. / </w:t>
-      </w:r>
-      <w:proofErr w:type="spellStart"/>
-      <w:r>
-        <w:rPr>
-          <w:rFonts w:ascii="Times New Roman" w:eastAsia="Times New Roman" w:hAnsi="Times New Roman" w:cs="Times New Roman"/>
-          <w:sz w:val="28"/>
-          <w:szCs w:val="28"/>
-          <w:lang w:eastAsia="ru-RU"/>
-        </w:rPr>
-        <w:t>Тихоокеан</w:t>
-      </w:r>
-      <w:proofErr w:type="spellEnd"/>
-      <w:r>
-        <w:rPr>
-          <w:rFonts w:ascii="Times New Roman" w:eastAsia="Times New Roman" w:hAnsi="Times New Roman" w:cs="Times New Roman"/>
-          <w:sz w:val="28"/>
-          <w:szCs w:val="28"/>
-          <w:lang w:eastAsia="ru-RU"/>
-        </w:rPr>
-        <w:t>. гос. ун-т. –</w:t>
+        <w:t>Современные аспекты развития экономики: сб. науч. тр. / Тихоокеан. гос. ун-т. –</w:t>
       </w:r>
     </w:p>
     <w:p>
@@ -8774,7 +7564,7 @@
           <w:rPr>
             <w:noProof/>
           </w:rPr>
-          <w:t>14</w:t>
+          <w:t>2</w:t>
         </w:r>
         <w:r>
           <w:fldChar w:fldCharType="end"/>
@@ -11195,7 +9985,7 @@
 </file>
 
 <file path=customXml/itemProps1.xml><?xml version="1.0" encoding="utf-8"?>
-<ds:datastoreItem xmlns:ds="http://schemas.openxmlformats.org/officeDocument/2006/customXml" ds:itemID="{765913AA-36D3-4F6F-9C19-6E896398FB68}">
+<ds:datastoreItem xmlns:ds="http://schemas.openxmlformats.org/officeDocument/2006/customXml" ds:itemID="{AD78B989-8331-4145-8D41-4F070E808379}">
   <ds:schemaRefs>
     <ds:schemaRef ds:uri="http://schemas.openxmlformats.org/officeDocument/2006/bibliography"/>
   </ds:schemaRefs>

--- a/gost_validator/test.docx
+++ b/gost_validator/test.docx
@@ -420,7 +420,669 @@
           <w:sz w:val="24"/>
           <w:szCs w:val="24"/>
         </w:rPr>
-        <w:t>От</w:t>
+        <w:t>Отв. исполнитель, зав. отделом,</w:t>
+      </w:r>
+    </w:p>
+    <w:p>
+      <w:pPr>
+        <w:rPr>
+          <w:sz w:val="24"/>
+          <w:szCs w:val="24"/>
+        </w:rPr>
+      </w:pPr>
+      <w:r>
+        <w:rPr>
+          <w:sz w:val="24"/>
+          <w:szCs w:val="24"/>
+        </w:rPr>
+        <w:t xml:space="preserve">канд. техн. наук </w:t>
+      </w:r>
+      <w:r>
+        <w:rPr>
+          <w:sz w:val="24"/>
+          <w:szCs w:val="24"/>
+        </w:rPr>
+        <w:tab/>
+      </w:r>
+      <w:r>
+        <w:rPr>
+          <w:sz w:val="24"/>
+          <w:szCs w:val="24"/>
+        </w:rPr>
+        <w:tab/>
+      </w:r>
+      <w:r>
+        <w:rPr>
+          <w:sz w:val="24"/>
+          <w:szCs w:val="24"/>
+        </w:rPr>
+        <w:tab/>
+      </w:r>
+      <w:r>
+        <w:rPr>
+          <w:sz w:val="24"/>
+          <w:szCs w:val="24"/>
+        </w:rPr>
+        <w:tab/>
+      </w:r>
+      <w:r>
+        <w:rPr>
+          <w:sz w:val="24"/>
+          <w:szCs w:val="24"/>
+        </w:rPr>
+        <w:tab/>
+        <w:t>__________________ М.В. Макатрова</w:t>
+      </w:r>
+    </w:p>
+    <w:p>
+      <w:pPr>
+        <w:ind w:left="7080" w:hanging="2124"/>
+        <w:rPr>
+          <w:sz w:val="24"/>
+          <w:szCs w:val="24"/>
+        </w:rPr>
+      </w:pPr>
+      <w:r>
+        <w:rPr>
+          <w:sz w:val="24"/>
+          <w:szCs w:val="24"/>
+        </w:rPr>
+        <w:t xml:space="preserve">подпись, дата </w:t>
+      </w:r>
+      <w:r>
+        <w:rPr>
+          <w:sz w:val="24"/>
+          <w:szCs w:val="24"/>
+        </w:rPr>
+        <w:tab/>
+        <w:t>(раздел 1, 2, 3,заключение)</w:t>
+      </w:r>
+    </w:p>
+    <w:p>
+      <w:pPr>
+        <w:rPr>
+          <w:sz w:val="24"/>
+          <w:szCs w:val="24"/>
+        </w:rPr>
+      </w:pPr>
+      <w:r>
+        <w:rPr>
+          <w:sz w:val="24"/>
+          <w:szCs w:val="24"/>
+        </w:rPr>
+        <w:t>Исполнители:</w:t>
+      </w:r>
+    </w:p>
+    <w:p>
+      <w:pPr>
+        <w:rPr>
+          <w:sz w:val="24"/>
+          <w:szCs w:val="24"/>
+        </w:rPr>
+      </w:pPr>
+      <w:r>
+        <w:rPr>
+          <w:sz w:val="24"/>
+          <w:szCs w:val="24"/>
+        </w:rPr>
+        <w:t>Зав. отделом, канд. техн. Наук</w:t>
+      </w:r>
+      <w:r>
+        <w:rPr>
+          <w:sz w:val="24"/>
+          <w:szCs w:val="24"/>
+        </w:rPr>
+        <w:tab/>
+      </w:r>
+      <w:r>
+        <w:rPr>
+          <w:sz w:val="24"/>
+          <w:szCs w:val="24"/>
+        </w:rPr>
+        <w:tab/>
+      </w:r>
+      <w:r>
+        <w:rPr>
+          <w:sz w:val="24"/>
+          <w:szCs w:val="24"/>
+        </w:rPr>
+        <w:tab/>
+        <w:t xml:space="preserve"> __________________ Ю.Г. Спицын</w:t>
+      </w:r>
+    </w:p>
+    <w:p>
+      <w:pPr>
+        <w:ind w:left="4248" w:firstLine="708"/>
+        <w:rPr>
+          <w:sz w:val="24"/>
+          <w:szCs w:val="24"/>
+        </w:rPr>
+      </w:pPr>
+      <w:r>
+        <w:rPr>
+          <w:sz w:val="24"/>
+          <w:szCs w:val="24"/>
+        </w:rPr>
+        <w:t>подпись, дата</w:t>
+      </w:r>
+      <w:r>
+        <w:rPr>
+          <w:sz w:val="24"/>
+          <w:szCs w:val="24"/>
+        </w:rPr>
+        <w:tab/>
+      </w:r>
+      <w:r>
+        <w:rPr>
+          <w:sz w:val="24"/>
+          <w:szCs w:val="24"/>
+        </w:rPr>
+        <w:tab/>
+        <w:t xml:space="preserve"> (раздел 3)</w:t>
+      </w:r>
+    </w:p>
+    <w:p>
+      <w:pPr>
+        <w:rPr>
+          <w:sz w:val="24"/>
+          <w:szCs w:val="24"/>
+        </w:rPr>
+      </w:pPr>
+      <w:r>
+        <w:rPr>
+          <w:sz w:val="24"/>
+          <w:szCs w:val="24"/>
+        </w:rPr>
+        <w:t>Ст. науч. сотр., канд. техн. Наук</w:t>
+      </w:r>
+      <w:r>
+        <w:rPr>
+          <w:sz w:val="24"/>
+          <w:szCs w:val="24"/>
+        </w:rPr>
+        <w:tab/>
+      </w:r>
+      <w:r>
+        <w:rPr>
+          <w:sz w:val="24"/>
+          <w:szCs w:val="24"/>
+        </w:rPr>
+        <w:tab/>
+      </w:r>
+      <w:r>
+        <w:rPr>
+          <w:sz w:val="24"/>
+          <w:szCs w:val="24"/>
+        </w:rPr>
+        <w:tab/>
+        <w:t xml:space="preserve"> __________________ А.В. Костюнина</w:t>
+      </w:r>
+    </w:p>
+    <w:p>
+      <w:pPr>
+        <w:ind w:left="4248" w:firstLine="708"/>
+        <w:rPr>
+          <w:sz w:val="24"/>
+          <w:szCs w:val="24"/>
+        </w:rPr>
+      </w:pPr>
+      <w:r>
+        <w:rPr>
+          <w:sz w:val="24"/>
+          <w:szCs w:val="24"/>
+        </w:rPr>
+        <w:t>подпись, дата</w:t>
+      </w:r>
+      <w:r>
+        <w:rPr>
+          <w:sz w:val="24"/>
+          <w:szCs w:val="24"/>
+        </w:rPr>
+        <w:tab/>
+      </w:r>
+      <w:r>
+        <w:rPr>
+          <w:sz w:val="24"/>
+          <w:szCs w:val="24"/>
+        </w:rPr>
+        <w:tab/>
+        <w:t xml:space="preserve"> (раздел 1)</w:t>
+      </w:r>
+    </w:p>
+    <w:p>
+      <w:pPr>
+        <w:rPr>
+          <w:sz w:val="24"/>
+          <w:szCs w:val="24"/>
+        </w:rPr>
+      </w:pPr>
+      <w:r>
+        <w:rPr>
+          <w:sz w:val="24"/>
+          <w:szCs w:val="24"/>
+        </w:rPr>
+        <w:t>Научн. сотр., канд. пед. Наук</w:t>
+      </w:r>
+      <w:r>
+        <w:rPr>
+          <w:sz w:val="24"/>
+          <w:szCs w:val="24"/>
+        </w:rPr>
+        <w:tab/>
+      </w:r>
+      <w:r>
+        <w:rPr>
+          <w:sz w:val="24"/>
+          <w:szCs w:val="24"/>
+        </w:rPr>
+        <w:tab/>
+      </w:r>
+      <w:r>
+        <w:rPr>
+          <w:sz w:val="24"/>
+          <w:szCs w:val="24"/>
+        </w:rPr>
+        <w:tab/>
+      </w:r>
+      <w:r>
+        <w:rPr>
+          <w:sz w:val="24"/>
+          <w:szCs w:val="24"/>
+        </w:rPr>
+        <w:tab/>
+        <w:t xml:space="preserve"> __________________ Е.И. Козлова</w:t>
+      </w:r>
+    </w:p>
+    <w:p>
+      <w:pPr>
+        <w:ind w:left="4248" w:firstLine="708"/>
+        <w:rPr>
+          <w:sz w:val="24"/>
+          <w:szCs w:val="24"/>
+        </w:rPr>
+      </w:pPr>
+      <w:r>
+        <w:rPr>
+          <w:sz w:val="24"/>
+          <w:szCs w:val="24"/>
+        </w:rPr>
+        <w:t xml:space="preserve">подпись, дата </w:t>
+      </w:r>
+      <w:r>
+        <w:rPr>
+          <w:sz w:val="24"/>
+          <w:szCs w:val="24"/>
+        </w:rPr>
+        <w:tab/>
+      </w:r>
+      <w:r>
+        <w:rPr>
+          <w:sz w:val="24"/>
+          <w:szCs w:val="24"/>
+        </w:rPr>
+        <w:tab/>
+        <w:t>(раздел 2)</w:t>
+      </w:r>
+    </w:p>
+    <w:p>
+      <w:pPr>
+        <w:rPr>
+          <w:sz w:val="24"/>
+          <w:szCs w:val="24"/>
+        </w:rPr>
+      </w:pPr>
+      <w:r>
+        <w:rPr>
+          <w:sz w:val="24"/>
+          <w:szCs w:val="24"/>
+        </w:rPr>
+        <w:t xml:space="preserve">Мл. научн. сотр., канд. филол. наук </w:t>
+      </w:r>
+      <w:r>
+        <w:rPr>
+          <w:sz w:val="24"/>
+          <w:szCs w:val="24"/>
+        </w:rPr>
+        <w:tab/>
+      </w:r>
+      <w:r>
+        <w:rPr>
+          <w:sz w:val="24"/>
+          <w:szCs w:val="24"/>
+        </w:rPr>
+        <w:tab/>
+      </w:r>
+      <w:r>
+        <w:rPr>
+          <w:sz w:val="24"/>
+          <w:szCs w:val="24"/>
+        </w:rPr>
+        <w:tab/>
+        <w:t>__________________ М.А. Филимонова</w:t>
+      </w:r>
+    </w:p>
+    <w:p>
+      <w:pPr>
+        <w:ind w:left="4248" w:firstLine="708"/>
+        <w:rPr>
+          <w:sz w:val="24"/>
+          <w:szCs w:val="24"/>
+        </w:rPr>
+      </w:pPr>
+      <w:r>
+        <w:rPr>
+          <w:sz w:val="24"/>
+          <w:szCs w:val="24"/>
+        </w:rPr>
+        <w:t xml:space="preserve">подпись, дата </w:t>
+      </w:r>
+      <w:r>
+        <w:rPr>
+          <w:sz w:val="24"/>
+          <w:szCs w:val="24"/>
+        </w:rPr>
+        <w:tab/>
+      </w:r>
+      <w:r>
+        <w:rPr>
+          <w:sz w:val="24"/>
+          <w:szCs w:val="24"/>
+        </w:rPr>
+        <w:tab/>
+        <w:t>(раздел 1, 2)</w:t>
+      </w:r>
+    </w:p>
+    <w:p>
+      <w:pPr>
+        <w:rPr>
+          <w:sz w:val="24"/>
+          <w:szCs w:val="24"/>
+        </w:rPr>
+      </w:pPr>
+      <w:r>
+        <w:rPr>
+          <w:sz w:val="24"/>
+          <w:szCs w:val="24"/>
+        </w:rPr>
+        <w:t xml:space="preserve">Ведущий инженер </w:t>
+      </w:r>
+      <w:r>
+        <w:rPr>
+          <w:sz w:val="24"/>
+          <w:szCs w:val="24"/>
+        </w:rPr>
+        <w:tab/>
+      </w:r>
+      <w:r>
+        <w:rPr>
+          <w:sz w:val="24"/>
+          <w:szCs w:val="24"/>
+        </w:rPr>
+        <w:tab/>
+      </w:r>
+      <w:r>
+        <w:rPr>
+          <w:sz w:val="24"/>
+          <w:szCs w:val="24"/>
+        </w:rPr>
+        <w:tab/>
+      </w:r>
+      <w:r>
+        <w:rPr>
+          <w:sz w:val="24"/>
+          <w:szCs w:val="24"/>
+        </w:rPr>
+        <w:tab/>
+      </w:r>
+      <w:r>
+        <w:rPr>
+          <w:sz w:val="24"/>
+          <w:szCs w:val="24"/>
+        </w:rPr>
+        <w:tab/>
+        <w:t>__________________ Е.С. Терехова</w:t>
+      </w:r>
+    </w:p>
+    <w:p>
+      <w:pPr>
+        <w:ind w:left="4248" w:firstLine="708"/>
+        <w:rPr>
+          <w:sz w:val="24"/>
+          <w:szCs w:val="24"/>
+        </w:rPr>
+      </w:pPr>
+      <w:r>
+        <w:rPr>
+          <w:sz w:val="24"/>
+          <w:szCs w:val="24"/>
+        </w:rPr>
+        <w:t xml:space="preserve">подпись, дата </w:t>
+      </w:r>
+      <w:r>
+        <w:rPr>
+          <w:sz w:val="24"/>
+          <w:szCs w:val="24"/>
+        </w:rPr>
+        <w:tab/>
+      </w:r>
+      <w:r>
+        <w:rPr>
+          <w:sz w:val="24"/>
+          <w:szCs w:val="24"/>
+        </w:rPr>
+        <w:tab/>
+        <w:t>(раздел 3)</w:t>
+      </w:r>
+    </w:p>
+    <w:p>
+      <w:pPr>
+        <w:rPr>
+          <w:sz w:val="24"/>
+          <w:szCs w:val="24"/>
+        </w:rPr>
+      </w:pPr>
+      <w:r>
+        <w:rPr>
+          <w:sz w:val="24"/>
+          <w:szCs w:val="24"/>
+        </w:rPr>
+        <w:t xml:space="preserve">Специалист I кат. </w:t>
+      </w:r>
+      <w:r>
+        <w:rPr>
+          <w:sz w:val="24"/>
+          <w:szCs w:val="24"/>
+        </w:rPr>
+        <w:tab/>
+      </w:r>
+      <w:r>
+        <w:rPr>
+          <w:sz w:val="24"/>
+          <w:szCs w:val="24"/>
+        </w:rPr>
+        <w:tab/>
+      </w:r>
+      <w:r>
+        <w:rPr>
+          <w:sz w:val="24"/>
+          <w:szCs w:val="24"/>
+        </w:rPr>
+        <w:tab/>
+      </w:r>
+      <w:r>
+        <w:rPr>
+          <w:sz w:val="24"/>
+          <w:szCs w:val="24"/>
+        </w:rPr>
+        <w:tab/>
+      </w:r>
+      <w:r>
+        <w:rPr>
+          <w:sz w:val="24"/>
+          <w:szCs w:val="24"/>
+        </w:rPr>
+        <w:tab/>
+        <w:t>__________________ Е.П. Субботова</w:t>
+      </w:r>
+    </w:p>
+    <w:p>
+      <w:pPr>
+        <w:ind w:left="4248" w:firstLine="708"/>
+        <w:rPr>
+          <w:sz w:val="24"/>
+          <w:szCs w:val="24"/>
+        </w:rPr>
+      </w:pPr>
+      <w:r>
+        <w:rPr>
+          <w:sz w:val="24"/>
+          <w:szCs w:val="24"/>
+        </w:rPr>
+        <w:t xml:space="preserve">подпись, дата </w:t>
+      </w:r>
+      <w:r>
+        <w:rPr>
+          <w:sz w:val="24"/>
+          <w:szCs w:val="24"/>
+        </w:rPr>
+        <w:tab/>
+      </w:r>
+      <w:r>
+        <w:rPr>
+          <w:sz w:val="24"/>
+          <w:szCs w:val="24"/>
+        </w:rPr>
+        <w:tab/>
+        <w:t>(раздел 2)</w:t>
+      </w:r>
+    </w:p>
+    <w:p>
+      <w:pPr>
+        <w:rPr>
+          <w:sz w:val="24"/>
+          <w:szCs w:val="24"/>
+        </w:rPr>
+      </w:pPr>
+      <w:r>
+        <w:rPr>
+          <w:sz w:val="24"/>
+          <w:szCs w:val="24"/>
+        </w:rPr>
+        <w:t>Нормоконтроль</w:t>
+      </w:r>
+      <w:r>
+        <w:rPr>
+          <w:sz w:val="24"/>
+          <w:szCs w:val="24"/>
+        </w:rPr>
+        <w:tab/>
+      </w:r>
+      <w:r>
+        <w:rPr>
+          <w:sz w:val="24"/>
+          <w:szCs w:val="24"/>
+        </w:rPr>
+        <w:tab/>
+      </w:r>
+      <w:r>
+        <w:rPr>
+          <w:sz w:val="24"/>
+          <w:szCs w:val="24"/>
+        </w:rPr>
+        <w:tab/>
+      </w:r>
+      <w:r>
+        <w:rPr>
+          <w:sz w:val="24"/>
+          <w:szCs w:val="24"/>
+        </w:rPr>
+        <w:tab/>
+      </w:r>
+      <w:r>
+        <w:rPr>
+          <w:sz w:val="24"/>
+          <w:szCs w:val="24"/>
+        </w:rPr>
+        <w:tab/>
+        <w:t xml:space="preserve"> __________________ О.А. Антошкова</w:t>
+      </w:r>
+    </w:p>
+    <w:p>
+      <w:pPr>
+        <w:ind w:left="4248" w:firstLine="708"/>
+        <w:rPr>
+          <w:sz w:val="24"/>
+          <w:szCs w:val="24"/>
+        </w:rPr>
+      </w:pPr>
+      <w:r>
+        <w:rPr>
+          <w:sz w:val="24"/>
+          <w:szCs w:val="24"/>
+        </w:rPr>
+        <w:t>подпись, дата</w:t>
+      </w:r>
+    </w:p>
+    <w:p>
+      <w:r>
+        <w:br w:type="page"/>
+      </w:r>
+    </w:p>
+    <w:p>
+      <w:pPr>
+        <w:ind w:firstLine="708"/>
+        <w:jc w:val="center"/>
+        <w:rPr>
+          <w:sz w:val="24"/>
+          <w:szCs w:val="24"/>
+        </w:rPr>
+      </w:pPr>
+      <w:r>
+        <w:rPr>
+          <w:sz w:val="24"/>
+          <w:szCs w:val="24"/>
+        </w:rPr>
+        <w:lastRenderedPageBreak/>
+        <w:t>РЕФЕРАТ</w:t>
+      </w:r>
+    </w:p>
+    <w:p>
+      <w:pPr>
+        <w:ind w:firstLine="708"/>
+        <w:rPr>
+          <w:sz w:val="24"/>
+          <w:szCs w:val="24"/>
+        </w:rPr>
+      </w:pPr>
+      <w:r>
+        <w:rPr>
+          <w:sz w:val="24"/>
+          <w:szCs w:val="24"/>
+        </w:rPr>
+        <w:t>Отчет 85 с., 1 кн., 24 рис., 12 табл., 50 источн., 2 прил</w:t>
+      </w:r>
+      <w:r>
+        <w:rPr>
+          <w:sz w:val="24"/>
+          <w:szCs w:val="24"/>
+        </w:rPr>
+        <w:t>.</w:t>
+      </w:r>
+    </w:p>
+    <w:p>
+      <w:pPr>
+        <w:ind w:firstLine="708"/>
+        <w:rPr>
+          <w:sz w:val="24"/>
+          <w:szCs w:val="24"/>
+        </w:rPr>
+      </w:pPr>
+      <w:r>
+        <w:rPr>
+          <w:sz w:val="24"/>
+          <w:szCs w:val="24"/>
+        </w:rPr>
+        <w:t xml:space="preserve">РАСХОДОМЕРНЫЕ УСТАНОВКИ </w:t>
       </w:r>
       <w:bookmarkStart w:id="0" w:name="_GoBack"/>
       <w:bookmarkEnd w:id="0"/>
@@ -429,678 +1091,51 @@
           <w:sz w:val="24"/>
           <w:szCs w:val="24"/>
         </w:rPr>
-        <w:t>в. исполнитель, зав. отделом,</w:t>
-      </w:r>
-    </w:p>
-    <w:p>
-      <w:pPr>
-        <w:rPr>
-          <w:sz w:val="24"/>
-          <w:szCs w:val="24"/>
-        </w:rPr>
-      </w:pPr>
-      <w:r>
-        <w:rPr>
-          <w:sz w:val="24"/>
-          <w:szCs w:val="24"/>
-        </w:rPr>
-        <w:t xml:space="preserve">канд. техн. наук </w:t>
-      </w:r>
-      <w:r>
-        <w:rPr>
-          <w:sz w:val="24"/>
-          <w:szCs w:val="24"/>
-        </w:rPr>
-        <w:tab/>
-      </w:r>
-      <w:r>
-        <w:rPr>
-          <w:sz w:val="24"/>
-          <w:szCs w:val="24"/>
-        </w:rPr>
-        <w:tab/>
-      </w:r>
-      <w:r>
-        <w:rPr>
-          <w:sz w:val="24"/>
-          <w:szCs w:val="24"/>
-        </w:rPr>
-        <w:tab/>
-      </w:r>
-      <w:r>
-        <w:rPr>
-          <w:sz w:val="24"/>
-          <w:szCs w:val="24"/>
-        </w:rPr>
-        <w:tab/>
-      </w:r>
-      <w:r>
-        <w:rPr>
-          <w:sz w:val="24"/>
-          <w:szCs w:val="24"/>
-        </w:rPr>
-        <w:tab/>
-        <w:t>__________________ М.В. Макатрова</w:t>
-      </w:r>
-    </w:p>
-    <w:p>
-      <w:pPr>
-        <w:ind w:left="7080" w:hanging="2124"/>
-        <w:rPr>
-          <w:sz w:val="24"/>
-          <w:szCs w:val="24"/>
-        </w:rPr>
-      </w:pPr>
-      <w:r>
-        <w:rPr>
-          <w:sz w:val="24"/>
-          <w:szCs w:val="24"/>
-        </w:rPr>
-        <w:t xml:space="preserve">подпись, дата </w:t>
-      </w:r>
-      <w:r>
-        <w:rPr>
-          <w:sz w:val="24"/>
-          <w:szCs w:val="24"/>
-        </w:rPr>
-        <w:tab/>
-        <w:t>(раздел 1, 2, 3,заключение)</w:t>
-      </w:r>
-    </w:p>
-    <w:p>
-      <w:pPr>
-        <w:rPr>
-          <w:sz w:val="24"/>
-          <w:szCs w:val="24"/>
-        </w:rPr>
-      </w:pPr>
-      <w:r>
-        <w:rPr>
-          <w:sz w:val="24"/>
-          <w:szCs w:val="24"/>
-        </w:rPr>
-        <w:t>Исполнители:</w:t>
-      </w:r>
-    </w:p>
-    <w:p>
-      <w:pPr>
-        <w:rPr>
-          <w:sz w:val="24"/>
-          <w:szCs w:val="24"/>
-        </w:rPr>
-      </w:pPr>
-      <w:r>
-        <w:rPr>
-          <w:sz w:val="24"/>
-          <w:szCs w:val="24"/>
-        </w:rPr>
-        <w:t>Зав. отделом, канд. техн. Наук</w:t>
-      </w:r>
-      <w:r>
-        <w:rPr>
-          <w:sz w:val="24"/>
-          <w:szCs w:val="24"/>
-        </w:rPr>
-        <w:tab/>
-      </w:r>
-      <w:r>
-        <w:rPr>
-          <w:sz w:val="24"/>
-          <w:szCs w:val="24"/>
-        </w:rPr>
-        <w:tab/>
-      </w:r>
-      <w:r>
-        <w:rPr>
-          <w:sz w:val="24"/>
-          <w:szCs w:val="24"/>
-        </w:rPr>
-        <w:tab/>
-        <w:t xml:space="preserve"> __________________ Ю.Г. Спицын</w:t>
-      </w:r>
-    </w:p>
-    <w:p>
-      <w:pPr>
-        <w:ind w:left="4248" w:firstLine="708"/>
-        <w:rPr>
-          <w:sz w:val="24"/>
-          <w:szCs w:val="24"/>
-        </w:rPr>
-      </w:pPr>
-      <w:r>
-        <w:rPr>
-          <w:sz w:val="24"/>
-          <w:szCs w:val="24"/>
-        </w:rPr>
-        <w:t>подпись, дата</w:t>
-      </w:r>
-      <w:r>
-        <w:rPr>
-          <w:sz w:val="24"/>
-          <w:szCs w:val="24"/>
-        </w:rPr>
-        <w:tab/>
-      </w:r>
-      <w:r>
-        <w:rPr>
-          <w:sz w:val="24"/>
-          <w:szCs w:val="24"/>
-        </w:rPr>
-        <w:tab/>
-        <w:t xml:space="preserve"> (раздел 3)</w:t>
-      </w:r>
-    </w:p>
-    <w:p>
-      <w:pPr>
-        <w:rPr>
-          <w:sz w:val="24"/>
-          <w:szCs w:val="24"/>
-        </w:rPr>
-      </w:pPr>
-      <w:r>
-        <w:rPr>
-          <w:sz w:val="24"/>
-          <w:szCs w:val="24"/>
-        </w:rPr>
-        <w:t>Ст. науч. сотр., канд. техн. Наук</w:t>
-      </w:r>
-      <w:r>
-        <w:rPr>
-          <w:sz w:val="24"/>
-          <w:szCs w:val="24"/>
-        </w:rPr>
-        <w:tab/>
-      </w:r>
-      <w:r>
-        <w:rPr>
-          <w:sz w:val="24"/>
-          <w:szCs w:val="24"/>
-        </w:rPr>
-        <w:tab/>
-      </w:r>
-      <w:r>
-        <w:rPr>
-          <w:sz w:val="24"/>
-          <w:szCs w:val="24"/>
-        </w:rPr>
-        <w:tab/>
-        <w:t xml:space="preserve"> __________________ А.В. Костюнина</w:t>
-      </w:r>
-    </w:p>
-    <w:p>
-      <w:pPr>
-        <w:ind w:left="4248" w:firstLine="708"/>
-        <w:rPr>
-          <w:sz w:val="24"/>
-          <w:szCs w:val="24"/>
-        </w:rPr>
-      </w:pPr>
-      <w:r>
-        <w:rPr>
-          <w:sz w:val="24"/>
-          <w:szCs w:val="24"/>
-        </w:rPr>
-        <w:t>подпись, дата</w:t>
-      </w:r>
-      <w:r>
-        <w:rPr>
-          <w:sz w:val="24"/>
-          <w:szCs w:val="24"/>
-        </w:rPr>
-        <w:tab/>
-      </w:r>
-      <w:r>
-        <w:rPr>
-          <w:sz w:val="24"/>
-          <w:szCs w:val="24"/>
-        </w:rPr>
-        <w:tab/>
-        <w:t xml:space="preserve"> (раздел 1)</w:t>
-      </w:r>
-    </w:p>
-    <w:p>
-      <w:pPr>
-        <w:rPr>
-          <w:sz w:val="24"/>
-          <w:szCs w:val="24"/>
-        </w:rPr>
-      </w:pPr>
-      <w:r>
-        <w:rPr>
-          <w:sz w:val="24"/>
-          <w:szCs w:val="24"/>
-        </w:rPr>
-        <w:t>Научн. сотр., канд. пед. Наук</w:t>
-      </w:r>
-      <w:r>
-        <w:rPr>
-          <w:sz w:val="24"/>
-          <w:szCs w:val="24"/>
-        </w:rPr>
-        <w:tab/>
-      </w:r>
-      <w:r>
-        <w:rPr>
-          <w:sz w:val="24"/>
-          <w:szCs w:val="24"/>
-        </w:rPr>
-        <w:tab/>
-      </w:r>
-      <w:r>
-        <w:rPr>
-          <w:sz w:val="24"/>
-          <w:szCs w:val="24"/>
-        </w:rPr>
-        <w:tab/>
-      </w:r>
-      <w:r>
-        <w:rPr>
-          <w:sz w:val="24"/>
-          <w:szCs w:val="24"/>
-        </w:rPr>
-        <w:tab/>
-        <w:t xml:space="preserve"> __________________ Е.И. Козлова</w:t>
-      </w:r>
-    </w:p>
-    <w:p>
-      <w:pPr>
-        <w:ind w:left="4248" w:firstLine="708"/>
-        <w:rPr>
-          <w:sz w:val="24"/>
-          <w:szCs w:val="24"/>
-        </w:rPr>
-      </w:pPr>
-      <w:r>
-        <w:rPr>
-          <w:sz w:val="24"/>
-          <w:szCs w:val="24"/>
-        </w:rPr>
-        <w:t xml:space="preserve">подпись, дата </w:t>
-      </w:r>
-      <w:r>
-        <w:rPr>
-          <w:sz w:val="24"/>
-          <w:szCs w:val="24"/>
-        </w:rPr>
-        <w:tab/>
-      </w:r>
-      <w:r>
-        <w:rPr>
-          <w:sz w:val="24"/>
-          <w:szCs w:val="24"/>
-        </w:rPr>
-        <w:tab/>
-        <w:t>(раздел 2)</w:t>
-      </w:r>
-    </w:p>
-    <w:p>
-      <w:pPr>
-        <w:rPr>
-          <w:sz w:val="24"/>
-          <w:szCs w:val="24"/>
-        </w:rPr>
-      </w:pPr>
-      <w:r>
-        <w:rPr>
-          <w:sz w:val="24"/>
-          <w:szCs w:val="24"/>
-        </w:rPr>
-        <w:t xml:space="preserve">Мл. научн. сотр., канд. филол. наук </w:t>
-      </w:r>
-      <w:r>
-        <w:rPr>
-          <w:sz w:val="24"/>
-          <w:szCs w:val="24"/>
-        </w:rPr>
-        <w:tab/>
-      </w:r>
-      <w:r>
-        <w:rPr>
-          <w:sz w:val="24"/>
-          <w:szCs w:val="24"/>
-        </w:rPr>
-        <w:tab/>
-      </w:r>
-      <w:r>
-        <w:rPr>
-          <w:sz w:val="24"/>
-          <w:szCs w:val="24"/>
-        </w:rPr>
-        <w:tab/>
-        <w:t>__________________ М.А. Филимонова</w:t>
-      </w:r>
-    </w:p>
-    <w:p>
-      <w:pPr>
-        <w:ind w:left="4248" w:firstLine="708"/>
-        <w:rPr>
-          <w:sz w:val="24"/>
-          <w:szCs w:val="24"/>
-        </w:rPr>
-      </w:pPr>
-      <w:r>
-        <w:rPr>
-          <w:sz w:val="24"/>
-          <w:szCs w:val="24"/>
-        </w:rPr>
-        <w:t xml:space="preserve">подпись, дата </w:t>
-      </w:r>
-      <w:r>
-        <w:rPr>
-          <w:sz w:val="24"/>
-          <w:szCs w:val="24"/>
-        </w:rPr>
-        <w:tab/>
-      </w:r>
-      <w:r>
-        <w:rPr>
-          <w:sz w:val="24"/>
-          <w:szCs w:val="24"/>
-        </w:rPr>
-        <w:tab/>
-        <w:t>(раздел 1, 2)</w:t>
-      </w:r>
-    </w:p>
-    <w:p>
-      <w:pPr>
-        <w:rPr>
-          <w:sz w:val="24"/>
-          <w:szCs w:val="24"/>
-        </w:rPr>
-      </w:pPr>
-      <w:r>
-        <w:rPr>
-          <w:sz w:val="24"/>
-          <w:szCs w:val="24"/>
-        </w:rPr>
-        <w:t xml:space="preserve">Ведущий инженер </w:t>
-      </w:r>
-      <w:r>
-        <w:rPr>
-          <w:sz w:val="24"/>
-          <w:szCs w:val="24"/>
-        </w:rPr>
-        <w:tab/>
-      </w:r>
-      <w:r>
-        <w:rPr>
-          <w:sz w:val="24"/>
-          <w:szCs w:val="24"/>
-        </w:rPr>
-        <w:tab/>
-      </w:r>
-      <w:r>
-        <w:rPr>
-          <w:sz w:val="24"/>
-          <w:szCs w:val="24"/>
-        </w:rPr>
-        <w:tab/>
-      </w:r>
-      <w:r>
-        <w:rPr>
-          <w:sz w:val="24"/>
-          <w:szCs w:val="24"/>
-        </w:rPr>
-        <w:tab/>
-      </w:r>
-      <w:r>
-        <w:rPr>
-          <w:sz w:val="24"/>
-          <w:szCs w:val="24"/>
-        </w:rPr>
-        <w:tab/>
-        <w:t>__________________ Е.С. Терехова</w:t>
-      </w:r>
-    </w:p>
-    <w:p>
-      <w:pPr>
-        <w:ind w:left="4248" w:firstLine="708"/>
-        <w:rPr>
-          <w:sz w:val="24"/>
-          <w:szCs w:val="24"/>
-        </w:rPr>
-      </w:pPr>
-      <w:r>
-        <w:rPr>
-          <w:sz w:val="24"/>
-          <w:szCs w:val="24"/>
-        </w:rPr>
-        <w:t xml:space="preserve">подпись, дата </w:t>
-      </w:r>
-      <w:r>
-        <w:rPr>
-          <w:sz w:val="24"/>
-          <w:szCs w:val="24"/>
-        </w:rPr>
-        <w:tab/>
-      </w:r>
-      <w:r>
-        <w:rPr>
-          <w:sz w:val="24"/>
-          <w:szCs w:val="24"/>
-        </w:rPr>
-        <w:tab/>
-        <w:t>(раздел 3)</w:t>
-      </w:r>
-    </w:p>
-    <w:p>
-      <w:pPr>
-        <w:rPr>
-          <w:sz w:val="24"/>
-          <w:szCs w:val="24"/>
-        </w:rPr>
-      </w:pPr>
-      <w:r>
-        <w:rPr>
-          <w:sz w:val="24"/>
-          <w:szCs w:val="24"/>
-        </w:rPr>
-        <w:t xml:space="preserve">Специалист I кат. </w:t>
-      </w:r>
-      <w:r>
-        <w:rPr>
-          <w:sz w:val="24"/>
-          <w:szCs w:val="24"/>
-        </w:rPr>
-        <w:tab/>
-      </w:r>
-      <w:r>
-        <w:rPr>
-          <w:sz w:val="24"/>
-          <w:szCs w:val="24"/>
-        </w:rPr>
-        <w:tab/>
-      </w:r>
-      <w:r>
-        <w:rPr>
-          <w:sz w:val="24"/>
-          <w:szCs w:val="24"/>
-        </w:rPr>
-        <w:tab/>
-      </w:r>
-      <w:r>
-        <w:rPr>
-          <w:sz w:val="24"/>
-          <w:szCs w:val="24"/>
-        </w:rPr>
-        <w:tab/>
-      </w:r>
-      <w:r>
-        <w:rPr>
-          <w:sz w:val="24"/>
-          <w:szCs w:val="24"/>
-        </w:rPr>
-        <w:tab/>
-        <w:t>__________________ Е.П. Субботова</w:t>
-      </w:r>
-    </w:p>
-    <w:p>
-      <w:pPr>
-        <w:ind w:left="4248" w:firstLine="708"/>
-        <w:rPr>
-          <w:sz w:val="24"/>
-          <w:szCs w:val="24"/>
-        </w:rPr>
-      </w:pPr>
-      <w:r>
-        <w:rPr>
-          <w:sz w:val="24"/>
-          <w:szCs w:val="24"/>
-        </w:rPr>
-        <w:t xml:space="preserve">подпись, дата </w:t>
-      </w:r>
-      <w:r>
-        <w:rPr>
-          <w:sz w:val="24"/>
-          <w:szCs w:val="24"/>
-        </w:rPr>
-        <w:tab/>
-      </w:r>
-      <w:r>
-        <w:rPr>
-          <w:sz w:val="24"/>
-          <w:szCs w:val="24"/>
-        </w:rPr>
-        <w:tab/>
-        <w:t>(раздел 2)</w:t>
-      </w:r>
-    </w:p>
-    <w:p>
-      <w:pPr>
-        <w:rPr>
-          <w:sz w:val="24"/>
-          <w:szCs w:val="24"/>
-        </w:rPr>
-      </w:pPr>
-      <w:r>
-        <w:rPr>
-          <w:sz w:val="24"/>
-          <w:szCs w:val="24"/>
-        </w:rPr>
-        <w:t>Нормоконтроль</w:t>
-      </w:r>
-      <w:r>
-        <w:rPr>
-          <w:sz w:val="24"/>
-          <w:szCs w:val="24"/>
-        </w:rPr>
-        <w:tab/>
-      </w:r>
-      <w:r>
-        <w:rPr>
-          <w:sz w:val="24"/>
-          <w:szCs w:val="24"/>
-        </w:rPr>
-        <w:tab/>
-      </w:r>
-      <w:r>
-        <w:rPr>
-          <w:sz w:val="24"/>
-          <w:szCs w:val="24"/>
-        </w:rPr>
-        <w:tab/>
-      </w:r>
-      <w:r>
-        <w:rPr>
-          <w:sz w:val="24"/>
-          <w:szCs w:val="24"/>
-        </w:rPr>
-        <w:tab/>
-      </w:r>
-      <w:r>
-        <w:rPr>
-          <w:sz w:val="24"/>
-          <w:szCs w:val="24"/>
-        </w:rPr>
-        <w:tab/>
-        <w:t xml:space="preserve"> __________________ О.А. Антошкова</w:t>
-      </w:r>
-    </w:p>
-    <w:p>
-      <w:pPr>
-        <w:ind w:left="4248" w:firstLine="708"/>
-        <w:rPr>
-          <w:sz w:val="24"/>
-          <w:szCs w:val="24"/>
-        </w:rPr>
-      </w:pPr>
-      <w:r>
-        <w:rPr>
-          <w:sz w:val="24"/>
-          <w:szCs w:val="24"/>
-        </w:rPr>
-        <w:t>подпись, дата</w:t>
-      </w:r>
-    </w:p>
-    <w:p>
-      <w:r>
-        <w:br w:type="page"/>
-      </w:r>
-    </w:p>
-    <w:p>
-      <w:pPr>
-        <w:ind w:firstLine="708"/>
-        <w:jc w:val="center"/>
-        <w:rPr>
-          <w:sz w:val="24"/>
-          <w:szCs w:val="24"/>
-        </w:rPr>
-      </w:pPr>
-      <w:r>
-        <w:rPr>
-          <w:sz w:val="24"/>
-          <w:szCs w:val="24"/>
-        </w:rPr>
-        <w:lastRenderedPageBreak/>
-        <w:t>РЕФЕРАТ</w:t>
-      </w:r>
-    </w:p>
-    <w:p>
-      <w:pPr>
-        <w:ind w:firstLine="708"/>
-        <w:rPr>
-          <w:sz w:val="24"/>
-          <w:szCs w:val="24"/>
-        </w:rPr>
-      </w:pPr>
-      <w:r>
-        <w:rPr>
-          <w:sz w:val="24"/>
-          <w:szCs w:val="24"/>
-        </w:rPr>
-        <w:t>Отчет 85 с., 1 кн., 24 рис., 12 табл., 50 источн., 2 прил</w:t>
-      </w:r>
-    </w:p>
-    <w:p>
-      <w:pPr>
-        <w:ind w:firstLine="708"/>
-        <w:rPr>
-          <w:sz w:val="24"/>
-          <w:szCs w:val="24"/>
-        </w:rPr>
-      </w:pPr>
-      <w:r>
-        <w:rPr>
-          <w:sz w:val="24"/>
-          <w:szCs w:val="24"/>
-        </w:rPr>
-        <w:t>РАСХОДОМЕРНЫЕ УСТАНОВКИ, ПОРШНЕВЫЕ РАСХОДОМЕРЫ,</w:t>
-      </w:r>
-    </w:p>
-    <w:p>
-      <w:pPr>
-        <w:ind w:firstLine="708"/>
-        <w:rPr>
-          <w:sz w:val="24"/>
-          <w:szCs w:val="24"/>
-        </w:rPr>
-      </w:pPr>
-      <w:r>
-        <w:rPr>
-          <w:sz w:val="24"/>
-          <w:szCs w:val="24"/>
-        </w:rPr>
-        <w:t>ТАХОМЕТРИЧЕСКИЕ РАСХОДОМЕРЫ, ИЗМЕРЕНИЕ, БОЛЬШИЕ РАСХОДЫ,</w:t>
+        <w:t>ПОРШНЕВЫЕ РАСХОДО</w:t>
+      </w:r>
+      <w:r>
+        <w:rPr>
+          <w:sz w:val="24"/>
+          <w:szCs w:val="24"/>
+        </w:rPr>
+        <w:t>-</w:t>
+      </w:r>
+    </w:p>
+    <w:p>
+      <w:pPr>
+        <w:ind w:firstLine="708"/>
+        <w:rPr>
+          <w:sz w:val="24"/>
+          <w:szCs w:val="24"/>
+        </w:rPr>
+      </w:pPr>
+      <w:r>
+        <w:rPr>
+          <w:sz w:val="24"/>
+          <w:szCs w:val="24"/>
+        </w:rPr>
+        <w:t>МЕРЫ,</w:t>
+      </w:r>
+      <w:r>
+        <w:rPr>
+          <w:sz w:val="24"/>
+          <w:szCs w:val="24"/>
+        </w:rPr>
+        <w:t xml:space="preserve"> </w:t>
+      </w:r>
+      <w:r>
+        <w:rPr>
+          <w:sz w:val="24"/>
+          <w:szCs w:val="24"/>
+        </w:rPr>
+        <w:t xml:space="preserve">тахометрические </w:t>
+      </w:r>
+      <w:r>
+        <w:rPr>
+          <w:sz w:val="24"/>
+          <w:szCs w:val="24"/>
+        </w:rPr>
+        <w:t>РАСХОДОМЕРЫ, ИЗМЕРЕНИЕ, БОЛЬШИЕ РАСХОДЫ,</w:t>
       </w:r>
     </w:p>
     <w:p>
@@ -1118,6 +1153,13 @@
         </w:rPr>
         <w:t>ГАЗЫ</w:t>
       </w:r>
+      <w:r>
+        <w:rPr>
+          <w:sz w:val="24"/>
+          <w:szCs w:val="24"/>
+        </w:rPr>
+        <w:t>.</w:t>
+      </w:r>
     </w:p>
     <w:p>
       <w:pPr>
@@ -1153,242 +1195,46 @@
     </w:p>
     <w:p>
       <w:pPr>
-        <w:ind w:firstLine="708"/>
-        <w:rPr>
-          <w:sz w:val="24"/>
-          <w:szCs w:val="24"/>
-        </w:rPr>
-      </w:pPr>
-      <w:r>
-        <w:rPr>
-          <w:sz w:val="24"/>
-          <w:szCs w:val="24"/>
-        </w:rPr>
-        <w:t>Цель работы - разработка методики метрологических исследований установок и</w:t>
-      </w:r>
-    </w:p>
-    <w:p>
-      <w:pPr>
-        <w:ind w:firstLine="708"/>
-        <w:rPr>
-          <w:sz w:val="24"/>
-          <w:szCs w:val="24"/>
-        </w:rPr>
-      </w:pPr>
-      <w:r>
-        <w:rPr>
-          <w:sz w:val="24"/>
-          <w:szCs w:val="24"/>
-        </w:rPr>
-        <w:t>нестандартной аппаратуры для их осуществления.</w:t>
-      </w:r>
-    </w:p>
-    <w:p>
-      <w:pPr>
-        <w:ind w:firstLine="708"/>
-        <w:rPr>
-          <w:sz w:val="24"/>
-          <w:szCs w:val="24"/>
-        </w:rPr>
-      </w:pPr>
-      <w:r>
-        <w:rPr>
-          <w:sz w:val="24"/>
-          <w:szCs w:val="24"/>
-        </w:rPr>
-        <w:t>В процессе работы проводились экспериментальные исследования отдельных</w:t>
-      </w:r>
-    </w:p>
-    <w:p>
-      <w:pPr>
-        <w:ind w:firstLine="708"/>
-        <w:rPr>
-          <w:sz w:val="24"/>
-          <w:szCs w:val="24"/>
-        </w:rPr>
-      </w:pPr>
-      <w:r>
-        <w:rPr>
-          <w:sz w:val="24"/>
-          <w:szCs w:val="24"/>
-        </w:rPr>
-        <w:t>составляющих и общей погрешности установок.</w:t>
-      </w:r>
-    </w:p>
-    <w:p>
-      <w:pPr>
-        <w:ind w:firstLine="708"/>
-        <w:rPr>
-          <w:sz w:val="24"/>
-          <w:szCs w:val="24"/>
-        </w:rPr>
-      </w:pPr>
-      <w:r>
-        <w:rPr>
-          <w:sz w:val="24"/>
-          <w:szCs w:val="24"/>
-        </w:rPr>
-        <w:t>В результате исследования впервые были созданы две поршневые реверсивные</w:t>
-      </w:r>
-    </w:p>
-    <w:p>
-      <w:pPr>
-        <w:ind w:firstLine="708"/>
-        <w:rPr>
-          <w:sz w:val="24"/>
-          <w:szCs w:val="24"/>
-        </w:rPr>
-      </w:pPr>
-      <w:r>
-        <w:rPr>
-          <w:sz w:val="24"/>
-          <w:szCs w:val="24"/>
-        </w:rPr>
-        <w:t>расходомерные установки: первая на расходы до 0,07 м3/с, вторая - до 0,33 м3/с.</w:t>
-      </w:r>
-    </w:p>
-    <w:p>
-      <w:pPr>
-        <w:ind w:firstLine="708"/>
-        <w:rPr>
-          <w:sz w:val="24"/>
-          <w:szCs w:val="24"/>
-        </w:rPr>
-      </w:pPr>
-      <w:r>
-        <w:rPr>
-          <w:sz w:val="24"/>
-          <w:szCs w:val="24"/>
-        </w:rPr>
-        <w:t>Основные конструктивные и технико-эксплуатационные показатели: высокая</w:t>
-      </w:r>
-    </w:p>
-    <w:p>
-      <w:pPr>
-        <w:ind w:firstLine="708"/>
-        <w:rPr>
-          <w:sz w:val="24"/>
-          <w:szCs w:val="24"/>
-        </w:rPr>
-      </w:pPr>
-      <w:r>
-        <w:rPr>
-          <w:sz w:val="24"/>
-          <w:szCs w:val="24"/>
-        </w:rPr>
-        <w:t>точность измерения при больших значениях расхода газа.</w:t>
-      </w:r>
-    </w:p>
-    <w:p>
-      <w:pPr>
-        <w:ind w:firstLine="708"/>
-        <w:rPr>
-          <w:sz w:val="24"/>
-          <w:szCs w:val="24"/>
-        </w:rPr>
-      </w:pPr>
-      <w:r>
-        <w:rPr>
-          <w:sz w:val="24"/>
-          <w:szCs w:val="24"/>
-        </w:rPr>
-        <w:t>Степень внедрения - вторая установка по разработанной методике аттестована как</w:t>
-      </w:r>
-    </w:p>
-    <w:p>
-      <w:pPr>
-        <w:ind w:firstLine="708"/>
-        <w:rPr>
-          <w:sz w:val="24"/>
-          <w:szCs w:val="24"/>
-        </w:rPr>
-      </w:pPr>
-      <w:r>
-        <w:rPr>
-          <w:sz w:val="24"/>
-          <w:szCs w:val="24"/>
-        </w:rPr>
-        <w:t>образцовая.</w:t>
-      </w:r>
-    </w:p>
-    <w:p>
-      <w:pPr>
-        <w:ind w:firstLine="708"/>
-        <w:rPr>
-          <w:sz w:val="24"/>
-          <w:szCs w:val="24"/>
-        </w:rPr>
-      </w:pPr>
-      <w:r>
-        <w:rPr>
-          <w:sz w:val="24"/>
-          <w:szCs w:val="24"/>
-        </w:rPr>
-        <w:t>Эффективность установок определяется их малым влиянием на ход измеряемых</w:t>
-      </w:r>
-    </w:p>
-    <w:p>
-      <w:pPr>
-        <w:ind w:firstLine="708"/>
-        <w:rPr>
-          <w:sz w:val="24"/>
-          <w:szCs w:val="24"/>
-        </w:rPr>
-      </w:pPr>
-      <w:r>
-        <w:rPr>
-          <w:sz w:val="24"/>
-          <w:szCs w:val="24"/>
-        </w:rPr>
-        <w:t>процессов. Обе установки могут применяться для градуировки и поверки</w:t>
-      </w:r>
-    </w:p>
-    <w:p>
-      <w:pPr>
-        <w:ind w:firstLine="708"/>
-        <w:rPr>
-          <w:sz w:val="24"/>
-          <w:szCs w:val="24"/>
-        </w:rPr>
-      </w:pPr>
-      <w:r>
-        <w:rPr>
-          <w:sz w:val="24"/>
-          <w:szCs w:val="24"/>
-        </w:rPr>
-        <w:t>процессов. Обе установки могут применяться для градуировки и поверки</w:t>
-      </w:r>
-    </w:p>
-    <w:p>
-      <w:pPr>
-        <w:ind w:firstLine="708"/>
-        <w:rPr>
-          <w:sz w:val="24"/>
-          <w:szCs w:val="24"/>
-        </w:rPr>
-      </w:pPr>
-      <w:r>
-        <w:rPr>
-          <w:sz w:val="24"/>
-          <w:szCs w:val="24"/>
-        </w:rPr>
-        <w:t>промышленных ротационных счетчиков газа, а также тахометрических</w:t>
-      </w:r>
-    </w:p>
-    <w:p>
-      <w:pPr>
-        <w:ind w:firstLine="708"/>
-        <w:rPr>
-          <w:sz w:val="24"/>
-          <w:szCs w:val="24"/>
-        </w:rPr>
-      </w:pPr>
-      <w:r>
-        <w:rPr>
-          <w:sz w:val="24"/>
-          <w:szCs w:val="24"/>
-        </w:rPr>
-        <w:t>расходомеров.</w:t>
+        <w:ind w:left="708"/>
+        <w:rPr>
+          <w:sz w:val="24"/>
+          <w:szCs w:val="24"/>
+        </w:rPr>
+      </w:pPr>
+      <w:r>
+        <w:rPr>
+          <w:sz w:val="24"/>
+          <w:szCs w:val="24"/>
+        </w:rPr>
+        <w:t xml:space="preserve">Цель работы </w:t>
+      </w:r>
+      <w:r>
+        <w:rPr>
+          <w:sz w:val="24"/>
+          <w:szCs w:val="24"/>
+        </w:rPr>
+        <w:t>–</w:t>
+      </w:r>
+      <w:r>
+        <w:rPr>
+          <w:sz w:val="24"/>
+          <w:szCs w:val="24"/>
+        </w:rPr>
+        <w:t xml:space="preserve"> разработка</w:t>
+      </w:r>
+      <w:r>
+        <w:rPr>
+          <w:sz w:val="24"/>
+          <w:szCs w:val="24"/>
+        </w:rPr>
+        <w:t xml:space="preserve"> рекомендации</w:t>
+      </w:r>
+      <w:r>
+        <w:rPr>
+          <w:sz w:val="24"/>
+          <w:szCs w:val="24"/>
+        </w:rPr>
+        <w:t xml:space="preserve"> методики метрологических исследований установок и</w:t>
       </w:r>
     </w:p>
     <w:p>
@@ -7564,7 +7410,7 @@
           <w:rPr>
             <w:noProof/>
           </w:rPr>
-          <w:t>2</w:t>
+          <w:t>15</w:t>
         </w:r>
         <w:r>
           <w:fldChar w:fldCharType="end"/>
@@ -9985,7 +9831,7 @@
 </file>
 
 <file path=customXml/itemProps1.xml><?xml version="1.0" encoding="utf-8"?>
-<ds:datastoreItem xmlns:ds="http://schemas.openxmlformats.org/officeDocument/2006/customXml" ds:itemID="{AD78B989-8331-4145-8D41-4F070E808379}">
+<ds:datastoreItem xmlns:ds="http://schemas.openxmlformats.org/officeDocument/2006/customXml" ds:itemID="{CC98DBE7-BED9-431D-BD46-507DF2C1308D}">
   <ds:schemaRefs>
     <ds:schemaRef ds:uri="http://schemas.openxmlformats.org/officeDocument/2006/bibliography"/>
   </ds:schemaRefs>

--- a/gost_validator/test.docx
+++ b/gost_validator/test.docx
@@ -169,7 +169,15 @@
     </w:p>
     <w:p>
       <w:r>
-        <w:t xml:space="preserve">_________ С.В. Корепанова </w:t>
+        <w:t xml:space="preserve">_________ С.В. </w:t>
+      </w:r>
+      <w:proofErr w:type="spellStart"/>
+      <w:r>
+        <w:t>Корепанова</w:t>
+      </w:r>
+      <w:proofErr w:type="spellEnd"/>
+      <w:r>
+        <w:t xml:space="preserve"> </w:t>
       </w:r>
       <w:r>
         <w:tab/>
@@ -310,17 +318,10 @@
     </w:p>
     <w:p>
       <w:pPr>
+        <w:pStyle w:val="1"/>
         <w:jc w:val="center"/>
-        <w:rPr>
-          <w:sz w:val="24"/>
-          <w:szCs w:val="24"/>
-        </w:rPr>
-      </w:pPr>
-      <w:r>
-        <w:rPr>
-          <w:sz w:val="24"/>
-          <w:szCs w:val="24"/>
-        </w:rPr>
+      </w:pPr>
+      <w:r>
         <w:lastRenderedPageBreak/>
         <w:t>СПИСОК ИСПОЛНИТЕЛЕЙ</w:t>
       </w:r>
@@ -352,7 +353,23 @@
           <w:sz w:val="24"/>
           <w:szCs w:val="24"/>
         </w:rPr>
-        <w:t>по научной работе, д-р социол. Наук</w:t>
+        <w:t xml:space="preserve">по научной работе, д-р </w:t>
+      </w:r>
+      <w:proofErr w:type="spellStart"/>
+      <w:r>
+        <w:rPr>
+          <w:sz w:val="24"/>
+          <w:szCs w:val="24"/>
+        </w:rPr>
+        <w:t>социол</w:t>
+      </w:r>
+      <w:proofErr w:type="spellEnd"/>
+      <w:r>
+        <w:rPr>
+          <w:sz w:val="24"/>
+          <w:szCs w:val="24"/>
+        </w:rPr>
+        <w:t>. Наук</w:t>
       </w:r>
       <w:r>
         <w:rPr>
@@ -374,8 +391,17 @@
           <w:szCs w:val="24"/>
         </w:rPr>
         <w:tab/>
-        <w:t xml:space="preserve"> __________________ А. Кабакович</w:t>
-      </w:r>
+        <w:t xml:space="preserve"> __________________ А. </w:t>
+      </w:r>
+      <w:proofErr w:type="spellStart"/>
+      <w:r>
+        <w:rPr>
+          <w:sz w:val="24"/>
+          <w:szCs w:val="24"/>
+        </w:rPr>
+        <w:t>Кабакович</w:t>
+      </w:r>
+      <w:proofErr w:type="spellEnd"/>
     </w:p>
     <w:p>
       <w:pPr>
@@ -405,7 +431,25 @@
           <w:szCs w:val="24"/>
         </w:rPr>
         <w:tab/>
-        <w:t>(введение,заключение)</w:t>
+        <w:t>(</w:t>
+      </w:r>
+      <w:proofErr w:type="spellStart"/>
+      <w:proofErr w:type="gramStart"/>
+      <w:r>
+        <w:rPr>
+          <w:sz w:val="24"/>
+          <w:szCs w:val="24"/>
+        </w:rPr>
+        <w:t>введение,заключение</w:t>
+      </w:r>
+      <w:proofErr w:type="spellEnd"/>
+      <w:proofErr w:type="gramEnd"/>
+      <w:r>
+        <w:rPr>
+          <w:sz w:val="24"/>
+          <w:szCs w:val="24"/>
+        </w:rPr>
+        <w:t>)</w:t>
       </w:r>
     </w:p>
     <w:p>
@@ -435,7 +479,23 @@
           <w:sz w:val="24"/>
           <w:szCs w:val="24"/>
         </w:rPr>
-        <w:t xml:space="preserve">канд. техн. наук </w:t>
+        <w:t xml:space="preserve">канд. </w:t>
+      </w:r>
+      <w:proofErr w:type="spellStart"/>
+      <w:r>
+        <w:rPr>
+          <w:sz w:val="24"/>
+          <w:szCs w:val="24"/>
+        </w:rPr>
+        <w:t>техн</w:t>
+      </w:r>
+      <w:proofErr w:type="spellEnd"/>
+      <w:r>
+        <w:rPr>
+          <w:sz w:val="24"/>
+          <w:szCs w:val="24"/>
+        </w:rPr>
+        <w:t xml:space="preserve">. наук </w:t>
       </w:r>
       <w:r>
         <w:rPr>
@@ -471,8 +531,17 @@
           <w:szCs w:val="24"/>
         </w:rPr>
         <w:tab/>
-        <w:t>__________________ М.В. Макатрова</w:t>
-      </w:r>
+        <w:t xml:space="preserve">__________________ М.В. </w:t>
+      </w:r>
+      <w:proofErr w:type="spellStart"/>
+      <w:r>
+        <w:rPr>
+          <w:sz w:val="24"/>
+          <w:szCs w:val="24"/>
+        </w:rPr>
+        <w:t>Макатрова</w:t>
+      </w:r>
+      <w:proofErr w:type="spellEnd"/>
     </w:p>
     <w:p>
       <w:pPr>
@@ -495,7 +564,23 @@
           <w:szCs w:val="24"/>
         </w:rPr>
         <w:tab/>
-        <w:t>(раздел 1, 2, 3,заключение)</w:t>
+        <w:t xml:space="preserve">(раздел 1, 2, </w:t>
+      </w:r>
+      <w:proofErr w:type="gramStart"/>
+      <w:r>
+        <w:rPr>
+          <w:sz w:val="24"/>
+          <w:szCs w:val="24"/>
+        </w:rPr>
+        <w:t>3,заключение</w:t>
+      </w:r>
+      <w:proofErr w:type="gramEnd"/>
+      <w:r>
+        <w:rPr>
+          <w:sz w:val="24"/>
+          <w:szCs w:val="24"/>
+        </w:rPr>
+        <w:t>)</w:t>
       </w:r>
     </w:p>
     <w:p>
@@ -525,7 +610,23 @@
           <w:sz w:val="24"/>
           <w:szCs w:val="24"/>
         </w:rPr>
-        <w:t>Зав. отделом, канд. техн. Наук</w:t>
+        <w:t xml:space="preserve">Зав. отделом, канд. </w:t>
+      </w:r>
+      <w:proofErr w:type="spellStart"/>
+      <w:r>
+        <w:rPr>
+          <w:sz w:val="24"/>
+          <w:szCs w:val="24"/>
+        </w:rPr>
+        <w:t>техн</w:t>
+      </w:r>
+      <w:proofErr w:type="spellEnd"/>
+      <w:r>
+        <w:rPr>
+          <w:sz w:val="24"/>
+          <w:szCs w:val="24"/>
+        </w:rPr>
+        <w:t>. Наук</w:t>
       </w:r>
       <w:r>
         <w:rPr>
@@ -593,7 +694,39 @@
           <w:sz w:val="24"/>
           <w:szCs w:val="24"/>
         </w:rPr>
-        <w:t>Ст. науч. сотр., канд. техн. Наук</w:t>
+        <w:t xml:space="preserve">Ст. науч. </w:t>
+      </w:r>
+      <w:proofErr w:type="spellStart"/>
+      <w:r>
+        <w:rPr>
+          <w:sz w:val="24"/>
+          <w:szCs w:val="24"/>
+        </w:rPr>
+        <w:t>сотр</w:t>
+      </w:r>
+      <w:proofErr w:type="spellEnd"/>
+      <w:r>
+        <w:rPr>
+          <w:sz w:val="24"/>
+          <w:szCs w:val="24"/>
+        </w:rPr>
+        <w:t xml:space="preserve">., канд. </w:t>
+      </w:r>
+      <w:proofErr w:type="spellStart"/>
+      <w:r>
+        <w:rPr>
+          <w:sz w:val="24"/>
+          <w:szCs w:val="24"/>
+        </w:rPr>
+        <w:t>техн</w:t>
+      </w:r>
+      <w:proofErr w:type="spellEnd"/>
+      <w:r>
+        <w:rPr>
+          <w:sz w:val="24"/>
+          <w:szCs w:val="24"/>
+        </w:rPr>
+        <w:t>. Наук</w:t>
       </w:r>
       <w:r>
         <w:rPr>
@@ -656,12 +789,53 @@
           <w:szCs w:val="24"/>
         </w:rPr>
       </w:pPr>
-      <w:r>
-        <w:rPr>
-          <w:sz w:val="24"/>
-          <w:szCs w:val="24"/>
-        </w:rPr>
-        <w:t>Научн. сотр., канд. пед. Наук</w:t>
+      <w:proofErr w:type="spellStart"/>
+      <w:r>
+        <w:rPr>
+          <w:sz w:val="24"/>
+          <w:szCs w:val="24"/>
+        </w:rPr>
+        <w:t>Научн</w:t>
+      </w:r>
+      <w:proofErr w:type="spellEnd"/>
+      <w:r>
+        <w:rPr>
+          <w:sz w:val="24"/>
+          <w:szCs w:val="24"/>
+        </w:rPr>
+        <w:t xml:space="preserve">. </w:t>
+      </w:r>
+      <w:proofErr w:type="spellStart"/>
+      <w:r>
+        <w:rPr>
+          <w:sz w:val="24"/>
+          <w:szCs w:val="24"/>
+        </w:rPr>
+        <w:t>сотр</w:t>
+      </w:r>
+      <w:proofErr w:type="spellEnd"/>
+      <w:r>
+        <w:rPr>
+          <w:sz w:val="24"/>
+          <w:szCs w:val="24"/>
+        </w:rPr>
+        <w:t xml:space="preserve">., канд. </w:t>
+      </w:r>
+      <w:proofErr w:type="spellStart"/>
+      <w:r>
+        <w:rPr>
+          <w:sz w:val="24"/>
+          <w:szCs w:val="24"/>
+        </w:rPr>
+        <w:t>пед</w:t>
+      </w:r>
+      <w:proofErr w:type="spellEnd"/>
+      <w:r>
+        <w:rPr>
+          <w:sz w:val="24"/>
+          <w:szCs w:val="24"/>
+        </w:rPr>
+        <w:t>. Наук</w:t>
       </w:r>
       <w:r>
         <w:rPr>
@@ -736,7 +910,55 @@
           <w:sz w:val="24"/>
           <w:szCs w:val="24"/>
         </w:rPr>
-        <w:t xml:space="preserve">Мл. научн. сотр., канд. филол. наук </w:t>
+        <w:t xml:space="preserve">Мл. </w:t>
+      </w:r>
+      <w:proofErr w:type="spellStart"/>
+      <w:r>
+        <w:rPr>
+          <w:sz w:val="24"/>
+          <w:szCs w:val="24"/>
+        </w:rPr>
+        <w:t>научн</w:t>
+      </w:r>
+      <w:proofErr w:type="spellEnd"/>
+      <w:r>
+        <w:rPr>
+          <w:sz w:val="24"/>
+          <w:szCs w:val="24"/>
+        </w:rPr>
+        <w:t xml:space="preserve">. </w:t>
+      </w:r>
+      <w:proofErr w:type="spellStart"/>
+      <w:r>
+        <w:rPr>
+          <w:sz w:val="24"/>
+          <w:szCs w:val="24"/>
+        </w:rPr>
+        <w:t>сотр</w:t>
+      </w:r>
+      <w:proofErr w:type="spellEnd"/>
+      <w:r>
+        <w:rPr>
+          <w:sz w:val="24"/>
+          <w:szCs w:val="24"/>
+        </w:rPr>
+        <w:t xml:space="preserve">., канд. </w:t>
+      </w:r>
+      <w:proofErr w:type="spellStart"/>
+      <w:r>
+        <w:rPr>
+          <w:sz w:val="24"/>
+          <w:szCs w:val="24"/>
+        </w:rPr>
+        <w:t>филол</w:t>
+      </w:r>
+      <w:proofErr w:type="spellEnd"/>
+      <w:r>
+        <w:rPr>
+          <w:sz w:val="24"/>
+          <w:szCs w:val="24"/>
+        </w:rPr>
+        <w:t xml:space="preserve">. наук </w:t>
       </w:r>
       <w:r>
         <w:rPr>
@@ -922,8 +1144,17 @@
           <w:szCs w:val="24"/>
         </w:rPr>
         <w:tab/>
-        <w:t>__________________ Е.П. Субботова</w:t>
-      </w:r>
+        <w:t xml:space="preserve">__________________ Е.П. </w:t>
+      </w:r>
+      <w:proofErr w:type="spellStart"/>
+      <w:r>
+        <w:rPr>
+          <w:sz w:val="24"/>
+          <w:szCs w:val="24"/>
+        </w:rPr>
+        <w:t>Субботова</w:t>
+      </w:r>
+      <w:proofErr w:type="spellEnd"/>
     </w:p>
     <w:p>
       <w:pPr>
@@ -963,6 +1194,7 @@
           <w:szCs w:val="24"/>
         </w:rPr>
       </w:pPr>
+      <w:proofErr w:type="spellStart"/>
       <w:r>
         <w:rPr>
           <w:sz w:val="24"/>
@@ -970,6 +1202,7 @@
         </w:rPr>
         <w:t>Нормоконтроль</w:t>
       </w:r>
+      <w:proofErr w:type="spellEnd"/>
       <w:r>
         <w:rPr>
           <w:sz w:val="24"/>
@@ -1004,8 +1237,17 @@
           <w:szCs w:val="24"/>
         </w:rPr>
         <w:tab/>
-        <w:t xml:space="preserve"> __________________ О.А. Антошкова</w:t>
-      </w:r>
+        <w:t xml:space="preserve"> __________________ О.А. </w:t>
+      </w:r>
+      <w:proofErr w:type="spellStart"/>
+      <w:r>
+        <w:rPr>
+          <w:sz w:val="24"/>
+          <w:szCs w:val="24"/>
+        </w:rPr>
+        <w:t>Антошкова</w:t>
+      </w:r>
+      <w:proofErr w:type="spellEnd"/>
     </w:p>
     <w:p>
       <w:pPr>
@@ -1030,18 +1272,10 @@
     </w:p>
     <w:p>
       <w:pPr>
-        <w:ind w:firstLine="708"/>
+        <w:pStyle w:val="1"/>
         <w:jc w:val="center"/>
-        <w:rPr>
-          <w:sz w:val="24"/>
-          <w:szCs w:val="24"/>
-        </w:rPr>
-      </w:pPr>
-      <w:r>
-        <w:rPr>
-          <w:sz w:val="24"/>
-          <w:szCs w:val="24"/>
-        </w:rPr>
+      </w:pPr>
+      <w:r>
         <w:lastRenderedPageBreak/>
         <w:t>РЕФЕРАТ</w:t>
       </w:r>
@@ -1059,7 +1293,23 @@
           <w:sz w:val="24"/>
           <w:szCs w:val="24"/>
         </w:rPr>
-        <w:t>Отчет 85 с., 1 кн., 24 рис., 12 табл., 50 источн., 2 прил</w:t>
+        <w:t xml:space="preserve">Отчет 85 с., 1 кн., 24 рис., 12 табл., 50 </w:t>
+      </w:r>
+      <w:proofErr w:type="spellStart"/>
+      <w:r>
+        <w:rPr>
+          <w:sz w:val="24"/>
+          <w:szCs w:val="24"/>
+        </w:rPr>
+        <w:t>источн</w:t>
+      </w:r>
+      <w:proofErr w:type="spellEnd"/>
+      <w:r>
+        <w:rPr>
+          <w:sz w:val="24"/>
+          <w:szCs w:val="24"/>
+        </w:rPr>
+        <w:t>., 2 прил</w:t>
       </w:r>
       <w:r>
         <w:rPr>
@@ -1082,16 +1332,7 @@
           <w:sz w:val="24"/>
           <w:szCs w:val="24"/>
         </w:rPr>
-        <w:t xml:space="preserve">РАСХОДОМЕРНЫЕ УСТАНОВКИ </w:t>
-      </w:r>
-      <w:bookmarkStart w:id="0" w:name="_GoBack"/>
-      <w:bookmarkEnd w:id="0"/>
-      <w:r>
-        <w:rPr>
-          <w:sz w:val="24"/>
-          <w:szCs w:val="24"/>
-        </w:rPr>
-        <w:t>ПОРШНЕВЫЕ РАСХОДО</w:t>
+        <w:t>РАСХОДОМЕРНЫЕ УСТАНОВКИ, ПОРШНЕВЫЕ РАСХОДО</w:t>
       </w:r>
       <w:r>
         <w:rPr>
@@ -1247,659 +1488,628 @@
         <w:pStyle w:val="1"/>
         <w:jc w:val="center"/>
       </w:pPr>
-      <w:bookmarkStart w:id="1" w:name="_Toc195139112"/>
+      <w:bookmarkStart w:id="0" w:name="_Toc195139112"/>
       <w:r>
         <w:lastRenderedPageBreak/>
         <w:t>С</w:t>
       </w:r>
-      <w:bookmarkEnd w:id="1"/>
+      <w:bookmarkEnd w:id="0"/>
       <w:r>
         <w:t>ОДЕРЖАНИЕ</w:t>
       </w:r>
     </w:p>
-    <w:p>
-      <w:pPr>
-        <w:pStyle w:val="11"/>
-        <w:tabs>
-          <w:tab w:val="right" w:leader="dot" w:pos="9015"/>
-        </w:tabs>
-        <w:rPr>
-          <w:noProof/>
-          <w:sz w:val="28"/>
-          <w:szCs w:val="28"/>
-        </w:rPr>
-      </w:pPr>
-      <w:r>
-        <w:rPr>
-          <w:sz w:val="28"/>
-          <w:szCs w:val="28"/>
-        </w:rPr>
-        <w:fldChar w:fldCharType="begin"/>
-      </w:r>
-      <w:r>
-        <w:rPr>
-          <w:sz w:val="28"/>
-          <w:szCs w:val="28"/>
-        </w:rPr>
-        <w:instrText>TOC \o 1-9 \h \z \u</w:instrText>
-      </w:r>
-      <w:r>
-        <w:rPr>
-          <w:sz w:val="28"/>
-          <w:szCs w:val="28"/>
-        </w:rPr>
-        <w:fldChar w:fldCharType="separate"/>
-      </w:r>
-      <w:hyperlink w:anchor="_Toc195139112" w:history="1">
-        <w:r>
-          <w:rPr>
-            <w:rStyle w:val="a3"/>
-            <w:noProof/>
-            <w:sz w:val="28"/>
-            <w:szCs w:val="28"/>
-          </w:rPr>
-          <w:t>РЕФЕРАТ</w:t>
-        </w:r>
-        <w:r>
-          <w:rPr>
-            <w:noProof/>
-            <w:webHidden/>
-            <w:sz w:val="28"/>
-            <w:szCs w:val="28"/>
-          </w:rPr>
-          <w:tab/>
-        </w:r>
-        <w:r>
-          <w:rPr>
-            <w:noProof/>
-            <w:webHidden/>
-            <w:sz w:val="28"/>
-            <w:szCs w:val="28"/>
-          </w:rPr>
-          <w:fldChar w:fldCharType="begin"/>
-        </w:r>
-        <w:r>
-          <w:rPr>
-            <w:noProof/>
-            <w:webHidden/>
-            <w:sz w:val="28"/>
-            <w:szCs w:val="28"/>
-          </w:rPr>
-          <w:instrText xml:space="preserve"> PAGEREF _Toc195139112 \h </w:instrText>
-        </w:r>
-        <w:r>
-          <w:rPr>
-            <w:noProof/>
-            <w:webHidden/>
-            <w:sz w:val="28"/>
-            <w:szCs w:val="28"/>
-          </w:rPr>
-        </w:r>
-        <w:r>
-          <w:rPr>
-            <w:noProof/>
-            <w:webHidden/>
-            <w:sz w:val="28"/>
-            <w:szCs w:val="28"/>
-          </w:rPr>
-          <w:fldChar w:fldCharType="separate"/>
-        </w:r>
-        <w:r>
-          <w:rPr>
-            <w:noProof/>
-            <w:webHidden/>
-            <w:sz w:val="28"/>
-            <w:szCs w:val="28"/>
-          </w:rPr>
-          <w:t>1</w:t>
-        </w:r>
-        <w:r>
-          <w:rPr>
-            <w:noProof/>
-            <w:webHidden/>
-            <w:sz w:val="28"/>
-            <w:szCs w:val="28"/>
-          </w:rPr>
-          <w:fldChar w:fldCharType="end"/>
-        </w:r>
-      </w:hyperlink>
-    </w:p>
-    <w:p>
-      <w:pPr>
-        <w:pStyle w:val="11"/>
-        <w:tabs>
-          <w:tab w:val="right" w:leader="dot" w:pos="9015"/>
-        </w:tabs>
-        <w:rPr>
-          <w:noProof/>
-          <w:sz w:val="28"/>
-          <w:szCs w:val="28"/>
-        </w:rPr>
-      </w:pPr>
-      <w:hyperlink w:anchor="_Toc195139113" w:history="1">
-        <w:r>
-          <w:rPr>
-            <w:rStyle w:val="a3"/>
-            <w:noProof/>
-            <w:sz w:val="28"/>
-            <w:szCs w:val="28"/>
-          </w:rPr>
-          <w:t>ВВЕДЕНИЕ</w:t>
-        </w:r>
-        <w:r>
-          <w:rPr>
-            <w:noProof/>
-            <w:webHidden/>
-            <w:sz w:val="28"/>
-            <w:szCs w:val="28"/>
-          </w:rPr>
-          <w:tab/>
-          <w:t>2</w:t>
-        </w:r>
-      </w:hyperlink>
-    </w:p>
-    <w:p>
-      <w:pPr>
-        <w:pStyle w:val="11"/>
-        <w:tabs>
-          <w:tab w:val="right" w:leader="dot" w:pos="9015"/>
-        </w:tabs>
-        <w:rPr>
-          <w:noProof/>
-          <w:sz w:val="28"/>
-          <w:szCs w:val="28"/>
-        </w:rPr>
-      </w:pPr>
-      <w:hyperlink w:anchor="_Toc195139114" w:history="1">
-        <w:r>
-          <w:rPr>
-            <w:rStyle w:val="a3"/>
-            <w:noProof/>
-            <w:sz w:val="28"/>
-            <w:szCs w:val="28"/>
-          </w:rPr>
-          <w:t>Глава 1. Теория</w:t>
-        </w:r>
-        <w:r>
-          <w:rPr>
-            <w:noProof/>
-            <w:webHidden/>
-            <w:sz w:val="28"/>
-            <w:szCs w:val="28"/>
-          </w:rPr>
-          <w:tab/>
-          <w:t>5</w:t>
-        </w:r>
-      </w:hyperlink>
-    </w:p>
-    <w:p>
-      <w:pPr>
-        <w:pStyle w:val="21"/>
-        <w:tabs>
-          <w:tab w:val="right" w:leader="dot" w:pos="9015"/>
-        </w:tabs>
-        <w:rPr>
-          <w:noProof/>
-          <w:sz w:val="28"/>
-          <w:szCs w:val="28"/>
-        </w:rPr>
-      </w:pPr>
-      <w:hyperlink w:anchor="_Toc195139115" w:history="1">
-        <w:r>
-          <w:rPr>
-            <w:rStyle w:val="a3"/>
-            <w:noProof/>
-            <w:sz w:val="28"/>
-            <w:szCs w:val="28"/>
-          </w:rPr>
-          <w:t>1.1.Введение в проектирование баз данных</w:t>
-        </w:r>
-        <w:r>
-          <w:rPr>
-            <w:noProof/>
-            <w:webHidden/>
-            <w:sz w:val="28"/>
-            <w:szCs w:val="28"/>
-          </w:rPr>
-          <w:tab/>
-          <w:t>5</w:t>
-        </w:r>
-      </w:hyperlink>
-    </w:p>
-    <w:p>
-      <w:pPr>
-        <w:pStyle w:val="21"/>
-        <w:tabs>
-          <w:tab w:val="right" w:leader="dot" w:pos="9015"/>
-        </w:tabs>
-        <w:rPr>
-          <w:noProof/>
-          <w:sz w:val="28"/>
-          <w:szCs w:val="28"/>
-        </w:rPr>
-      </w:pPr>
-      <w:hyperlink w:anchor="_Toc195139116" w:history="1">
-        <w:r>
-          <w:rPr>
-            <w:rStyle w:val="a3"/>
-            <w:noProof/>
-            <w:sz w:val="28"/>
-            <w:szCs w:val="28"/>
-          </w:rPr>
-          <w:t>1.2. Системы управления базами данных</w:t>
-        </w:r>
-        <w:r>
-          <w:rPr>
-            <w:noProof/>
-            <w:webHidden/>
-            <w:sz w:val="28"/>
-            <w:szCs w:val="28"/>
-          </w:rPr>
-          <w:tab/>
-          <w:t>7</w:t>
-        </w:r>
-      </w:hyperlink>
-    </w:p>
-    <w:p>
-      <w:pPr>
-        <w:pStyle w:val="21"/>
-        <w:tabs>
-          <w:tab w:val="right" w:leader="dot" w:pos="9015"/>
-        </w:tabs>
-        <w:rPr>
-          <w:noProof/>
-          <w:sz w:val="28"/>
-          <w:szCs w:val="28"/>
-        </w:rPr>
-      </w:pPr>
-      <w:hyperlink w:anchor="_Toc195139117" w:history="1">
-        <w:r>
-          <w:rPr>
-            <w:rStyle w:val="a3"/>
-            <w:noProof/>
-            <w:sz w:val="28"/>
-            <w:szCs w:val="28"/>
-          </w:rPr>
-          <w:t>1.3. Реляционные и Нереляционные базы данных</w:t>
-        </w:r>
-        <w:r>
-          <w:rPr>
-            <w:noProof/>
-            <w:webHidden/>
-            <w:sz w:val="28"/>
-            <w:szCs w:val="28"/>
-          </w:rPr>
-          <w:tab/>
-          <w:t>9</w:t>
-        </w:r>
-      </w:hyperlink>
-    </w:p>
-    <w:p>
-      <w:pPr>
-        <w:pStyle w:val="11"/>
-        <w:tabs>
-          <w:tab w:val="right" w:leader="dot" w:pos="9015"/>
-        </w:tabs>
-        <w:rPr>
-          <w:noProof/>
-          <w:sz w:val="28"/>
-          <w:szCs w:val="28"/>
-        </w:rPr>
-      </w:pPr>
-      <w:hyperlink w:anchor="_Toc195139118" w:history="1">
-        <w:r>
-          <w:rPr>
-            <w:rStyle w:val="a3"/>
-            <w:noProof/>
-            <w:sz w:val="28"/>
-            <w:szCs w:val="28"/>
-          </w:rPr>
-          <w:t>Глава 2.  Разработка графической платформы</w:t>
-        </w:r>
-        <w:r>
-          <w:rPr>
-            <w:noProof/>
-            <w:webHidden/>
-            <w:sz w:val="28"/>
-            <w:szCs w:val="28"/>
-          </w:rPr>
-          <w:tab/>
-          <w:t>13</w:t>
-        </w:r>
-      </w:hyperlink>
-    </w:p>
-    <w:p>
-      <w:pPr>
-        <w:pStyle w:val="21"/>
-        <w:tabs>
-          <w:tab w:val="right" w:leader="dot" w:pos="9015"/>
-        </w:tabs>
-        <w:rPr>
-          <w:noProof/>
-          <w:sz w:val="28"/>
-          <w:szCs w:val="28"/>
-        </w:rPr>
-      </w:pPr>
-      <w:hyperlink w:anchor="_Toc195139119" w:history="1">
-        <w:r>
-          <w:rPr>
-            <w:rStyle w:val="a3"/>
-            <w:noProof/>
-            <w:sz w:val="28"/>
-            <w:szCs w:val="28"/>
-          </w:rPr>
-          <w:t>2.1. Техническое задание на разработку</w:t>
-        </w:r>
-        <w:r>
-          <w:rPr>
-            <w:noProof/>
-            <w:webHidden/>
-            <w:sz w:val="28"/>
-            <w:szCs w:val="28"/>
-          </w:rPr>
-          <w:tab/>
-          <w:t>13</w:t>
-        </w:r>
-      </w:hyperlink>
-    </w:p>
-    <w:p>
-      <w:pPr>
-        <w:pStyle w:val="21"/>
-        <w:tabs>
-          <w:tab w:val="right" w:leader="dot" w:pos="9015"/>
-        </w:tabs>
-        <w:rPr>
-          <w:noProof/>
-          <w:sz w:val="28"/>
-          <w:szCs w:val="28"/>
-        </w:rPr>
-      </w:pPr>
-      <w:hyperlink w:anchor="_Toc195139148" w:history="1">
-        <w:r>
-          <w:rPr>
-            <w:rStyle w:val="a3"/>
-            <w:noProof/>
-            <w:sz w:val="28"/>
-            <w:szCs w:val="28"/>
-          </w:rPr>
-          <w:t>2.2. Интерфейс для пользователя</w:t>
-        </w:r>
-        <w:r>
-          <w:rPr>
-            <w:noProof/>
-            <w:webHidden/>
-            <w:sz w:val="28"/>
-            <w:szCs w:val="28"/>
-          </w:rPr>
-          <w:tab/>
-          <w:t>15</w:t>
-        </w:r>
-      </w:hyperlink>
-    </w:p>
-    <w:p>
-      <w:pPr>
-        <w:pStyle w:val="11"/>
-        <w:tabs>
-          <w:tab w:val="right" w:leader="dot" w:pos="9015"/>
-        </w:tabs>
-        <w:rPr>
-          <w:noProof/>
-          <w:sz w:val="28"/>
-          <w:szCs w:val="28"/>
-        </w:rPr>
-      </w:pPr>
-      <w:hyperlink w:anchor="_Toc195139226" w:history="1">
-        <w:r>
-          <w:rPr>
-            <w:rStyle w:val="a3"/>
-            <w:noProof/>
-            <w:sz w:val="28"/>
-            <w:szCs w:val="28"/>
-          </w:rPr>
-          <w:t>Фрагменты кода</w:t>
-        </w:r>
-        <w:r>
-          <w:rPr>
-            <w:noProof/>
-            <w:webHidden/>
-            <w:sz w:val="28"/>
-            <w:szCs w:val="28"/>
-          </w:rPr>
-          <w:tab/>
-          <w:t>2</w:t>
-        </w:r>
-        <w:r>
-          <w:rPr>
-            <w:noProof/>
-            <w:webHidden/>
-            <w:sz w:val="28"/>
-            <w:szCs w:val="28"/>
-            <w:lang w:val="en-US"/>
-          </w:rPr>
-          <w:t>9</w:t>
-        </w:r>
-      </w:hyperlink>
-    </w:p>
-    <w:p>
-      <w:pPr>
-        <w:pStyle w:val="11"/>
-        <w:tabs>
-          <w:tab w:val="right" w:leader="dot" w:pos="9015"/>
-        </w:tabs>
-        <w:rPr>
-          <w:noProof/>
-          <w:sz w:val="28"/>
-          <w:szCs w:val="28"/>
-        </w:rPr>
-      </w:pPr>
-      <w:hyperlink w:anchor="_Toc195139227" w:history="1">
-        <w:r>
-          <w:rPr>
-            <w:rStyle w:val="a3"/>
-            <w:noProof/>
-            <w:sz w:val="28"/>
-            <w:szCs w:val="28"/>
-          </w:rPr>
-          <w:t>ЗАКЛЮЧЕНИЕ</w:t>
-        </w:r>
-        <w:r>
-          <w:rPr>
-            <w:noProof/>
-            <w:webHidden/>
-            <w:sz w:val="28"/>
-            <w:szCs w:val="28"/>
-          </w:rPr>
-          <w:tab/>
-          <w:t>3</w:t>
-        </w:r>
-        <w:r>
-          <w:rPr>
-            <w:noProof/>
-            <w:webHidden/>
-            <w:sz w:val="28"/>
-            <w:szCs w:val="28"/>
-            <w:lang w:val="en-US"/>
-          </w:rPr>
-          <w:t>7</w:t>
-        </w:r>
-      </w:hyperlink>
-    </w:p>
-    <w:p>
-      <w:pPr>
-        <w:pStyle w:val="11"/>
-        <w:tabs>
-          <w:tab w:val="right" w:leader="dot" w:pos="9015"/>
-        </w:tabs>
-        <w:rPr>
-          <w:noProof/>
-          <w:sz w:val="28"/>
-          <w:szCs w:val="28"/>
-          <w:lang w:val="en-US"/>
-        </w:rPr>
-      </w:pPr>
-      <w:hyperlink w:anchor="_Toc195139228" w:history="1">
-        <w:r>
-          <w:rPr>
-            <w:rStyle w:val="a3"/>
-            <w:noProof/>
-            <w:sz w:val="28"/>
-            <w:szCs w:val="28"/>
-          </w:rPr>
-          <w:t>СПИСОК ИСПОЛЬЗОВАННЫХ ИСТОЧНИКОВ</w:t>
-        </w:r>
-        <w:r>
-          <w:rPr>
-            <w:noProof/>
-            <w:webHidden/>
-            <w:sz w:val="28"/>
-            <w:szCs w:val="28"/>
-          </w:rPr>
-          <w:tab/>
-          <w:t>3</w:t>
-        </w:r>
-        <w:r>
-          <w:rPr>
-            <w:noProof/>
-            <w:webHidden/>
-            <w:sz w:val="28"/>
-            <w:szCs w:val="28"/>
-            <w:lang w:val="en-US"/>
-          </w:rPr>
-          <w:t>8</w:t>
-        </w:r>
-      </w:hyperlink>
-    </w:p>
-    <w:p>
-      <w:pPr>
-        <w:pStyle w:val="11"/>
-        <w:tabs>
-          <w:tab w:val="right" w:leader="dot" w:pos="9015"/>
-        </w:tabs>
-        <w:rPr>
-          <w:rStyle w:val="a3"/>
-          <w:noProof/>
-          <w:color w:val="000000" w:themeColor="text1"/>
-          <w:sz w:val="28"/>
-          <w:szCs w:val="28"/>
-        </w:rPr>
-      </w:pPr>
-      <w:r>
-        <w:rPr>
-          <w:rStyle w:val="a3"/>
-          <w:noProof/>
-          <w:color w:val="000000" w:themeColor="text1"/>
-          <w:sz w:val="28"/>
-          <w:szCs w:val="28"/>
-        </w:rPr>
-        <w:t>ПРИЛОЖЕНИЕ А</w:t>
-      </w:r>
-      <w:r>
-        <w:rPr>
-          <w:rStyle w:val="a3"/>
-          <w:noProof/>
-          <w:color w:val="000000" w:themeColor="text1"/>
-          <w:sz w:val="28"/>
-          <w:szCs w:val="28"/>
-        </w:rPr>
-        <w:t xml:space="preserve"> (рекомендуемое) </w:t>
-      </w:r>
-      <w:r>
-        <w:rPr>
-          <w:rStyle w:val="a3"/>
-          <w:noProof/>
-          <w:color w:val="000000" w:themeColor="text1"/>
-          <w:sz w:val="28"/>
-          <w:szCs w:val="28"/>
-        </w:rPr>
-        <w:t>Пример оформления содержан</w:t>
-      </w:r>
-      <w:r>
-        <w:rPr>
-          <w:rStyle w:val="a3"/>
-          <w:noProof/>
-          <w:color w:val="000000" w:themeColor="text1"/>
-          <w:sz w:val="28"/>
-          <w:szCs w:val="28"/>
-        </w:rPr>
-        <w:t>ие</w:t>
-      </w:r>
-      <w:r>
-        <w:rPr>
-          <w:rStyle w:val="a3"/>
-          <w:noProof/>
-          <w:color w:val="000000" w:themeColor="text1"/>
-          <w:sz w:val="28"/>
-          <w:szCs w:val="28"/>
-        </w:rPr>
-        <w:tab/>
-        <w:t>39</w:t>
-      </w:r>
-    </w:p>
-    <w:p>
-      <w:pPr>
-        <w:pStyle w:val="11"/>
-        <w:tabs>
-          <w:tab w:val="right" w:leader="dot" w:pos="9015"/>
-        </w:tabs>
-        <w:rPr>
-          <w:rStyle w:val="a3"/>
-          <w:noProof/>
-          <w:color w:val="000000" w:themeColor="text1"/>
-          <w:sz w:val="28"/>
-          <w:szCs w:val="28"/>
-        </w:rPr>
-      </w:pPr>
-      <w:r>
-        <w:rPr>
-          <w:rStyle w:val="a3"/>
-          <w:noProof/>
-          <w:color w:val="000000" w:themeColor="text1"/>
-          <w:sz w:val="28"/>
-          <w:szCs w:val="28"/>
-        </w:rPr>
-        <w:t>ПРИЛОЖЕНИЕ Б</w:t>
-      </w:r>
-      <w:r>
-        <w:rPr>
-          <w:rStyle w:val="a3"/>
-          <w:noProof/>
-          <w:color w:val="000000" w:themeColor="text1"/>
-          <w:sz w:val="28"/>
-          <w:szCs w:val="28"/>
-        </w:rPr>
-        <w:t xml:space="preserve"> (рекомендуемое) Правила оформления списка</w:t>
-      </w:r>
-      <w:r>
-        <w:rPr>
-          <w:rStyle w:val="a3"/>
-          <w:noProof/>
-          <w:color w:val="000000" w:themeColor="text1"/>
-          <w:sz w:val="28"/>
-          <w:szCs w:val="28"/>
-        </w:rPr>
-        <w:tab/>
-        <w:t>40</w:t>
-      </w:r>
-    </w:p>
-    <w:p/>
-    <w:p>
+    <w:sdt>
+      <w:sdtPr>
+        <w:id w:val="-223212863"/>
+        <w:docPartObj>
+          <w:docPartGallery w:val="Table of Contents"/>
+          <w:docPartUnique/>
+        </w:docPartObj>
+      </w:sdtPr>
+      <w:sdtEndPr>
+        <w:rPr>
+          <w:rFonts w:asciiTheme="minorHAnsi" w:eastAsiaTheme="minorHAnsi" w:hAnsiTheme="minorHAnsi" w:cstheme="minorBidi"/>
+          <w:color w:val="auto"/>
+          <w:sz w:val="22"/>
+          <w:szCs w:val="22"/>
+        </w:rPr>
+      </w:sdtEndPr>
+      <w:sdtContent>
+        <w:p>
+          <w:pPr>
+            <w:pStyle w:val="1"/>
+          </w:pPr>
+        </w:p>
+        <w:p>
+          <w:pPr>
+            <w:pStyle w:val="11"/>
+            <w:tabs>
+              <w:tab w:val="right" w:leader="dot" w:pos="9345"/>
+            </w:tabs>
+            <w:rPr>
+              <w:rFonts w:asciiTheme="minorHAnsi" w:eastAsiaTheme="minorEastAsia" w:hAnsiTheme="minorHAnsi" w:cstheme="minorBidi"/>
+              <w:noProof/>
+              <w:color w:val="auto"/>
+              <w:lang w:val="en-US" w:eastAsia="ru-RU"/>
+            </w:rPr>
+          </w:pPr>
+          <w:r>
+            <w:fldChar w:fldCharType="begin"/>
+          </w:r>
+          <w:r>
+            <w:instrText xml:space="preserve"> TOC \o "1-3" \h \z \u </w:instrText>
+          </w:r>
+          <w:r>
+            <w:fldChar w:fldCharType="separate"/>
+          </w:r>
+          <w:hyperlink w:anchor="_Toc225821624" w:history="1">
+            <w:r>
+              <w:rPr>
+                <w:rStyle w:val="a3"/>
+                <w:noProof/>
+              </w:rPr>
+              <w:t>РЕФ</w:t>
+            </w:r>
+            <w:r>
+              <w:rPr>
+                <w:rStyle w:val="a3"/>
+                <w:noProof/>
+              </w:rPr>
+              <w:t>РАТ</w:t>
+            </w:r>
+            <w:r>
+              <w:rPr>
+                <w:noProof/>
+                <w:webHidden/>
+              </w:rPr>
+              <w:tab/>
+              <w:t>-1</w:t>
+            </w:r>
+          </w:hyperlink>
+        </w:p>
+        <w:p>
+          <w:pPr>
+            <w:pStyle w:val="11"/>
+            <w:tabs>
+              <w:tab w:val="right" w:leader="dot" w:pos="9345"/>
+            </w:tabs>
+            <w:rPr>
+              <w:rFonts w:asciiTheme="minorHAnsi" w:eastAsiaTheme="minorEastAsia" w:hAnsiTheme="minorHAnsi" w:cstheme="minorBidi"/>
+              <w:noProof/>
+              <w:color w:val="auto"/>
+              <w:lang w:eastAsia="ru-RU"/>
+            </w:rPr>
+          </w:pPr>
+          <w:hyperlink w:anchor="_Toc225821625" w:history="1">
+            <w:r>
+              <w:rPr>
+                <w:rStyle w:val="a3"/>
+                <w:noProof/>
+              </w:rPr>
+              <w:t>СОДЕРЖАНИЕ</w:t>
+            </w:r>
+            <w:r>
+              <w:rPr>
+                <w:noProof/>
+                <w:webHidden/>
+              </w:rPr>
+              <w:tab/>
+              <w:t>фуафуа</w:t>
+            </w:r>
+          </w:hyperlink>
+        </w:p>
+        <w:p>
+          <w:pPr>
+            <w:pStyle w:val="11"/>
+            <w:tabs>
+              <w:tab w:val="right" w:leader="dot" w:pos="9345"/>
+            </w:tabs>
+            <w:rPr>
+              <w:rFonts w:asciiTheme="minorHAnsi" w:eastAsiaTheme="minorEastAsia" w:hAnsiTheme="minorHAnsi" w:cstheme="minorBidi"/>
+              <w:noProof/>
+              <w:color w:val="auto"/>
+              <w:lang w:eastAsia="ru-RU"/>
+            </w:rPr>
+          </w:pPr>
+          <w:hyperlink w:anchor="_Toc225821626" w:history="1">
+            <w:r>
+              <w:rPr>
+                <w:rStyle w:val="a3"/>
+                <w:noProof/>
+              </w:rPr>
+              <w:t>ТЕРМИНЫ И ОПРЕДЕЛЕНИЯ</w:t>
+            </w:r>
+            <w:r>
+              <w:rPr>
+                <w:noProof/>
+                <w:webHidden/>
+              </w:rPr>
+              <w:fldChar w:fldCharType="begin"/>
+            </w:r>
+            <w:r>
+              <w:rPr>
+                <w:noProof/>
+                <w:webHidden/>
+              </w:rPr>
+              <w:instrText xml:space="preserve"> PAGEREF _Toc225821626 \h </w:instrText>
+            </w:r>
+            <w:r>
+              <w:rPr>
+                <w:noProof/>
+                <w:webHidden/>
+              </w:rPr>
+            </w:r>
+            <w:r>
+              <w:rPr>
+                <w:noProof/>
+                <w:webHidden/>
+              </w:rPr>
+              <w:fldChar w:fldCharType="separate"/>
+            </w:r>
+            <w:r>
+              <w:rPr>
+                <w:noProof/>
+                <w:webHidden/>
+              </w:rPr>
+              <w:t>5</w:t>
+            </w:r>
+            <w:r>
+              <w:rPr>
+                <w:noProof/>
+                <w:webHidden/>
+              </w:rPr>
+              <w:fldChar w:fldCharType="end"/>
+            </w:r>
+          </w:hyperlink>
+        </w:p>
+        <w:p>
+          <w:pPr>
+            <w:pStyle w:val="11"/>
+            <w:tabs>
+              <w:tab w:val="right" w:leader="dot" w:pos="9345"/>
+            </w:tabs>
+            <w:rPr>
+              <w:rFonts w:asciiTheme="minorHAnsi" w:eastAsiaTheme="minorEastAsia" w:hAnsiTheme="minorHAnsi" w:cstheme="minorBidi"/>
+              <w:noProof/>
+              <w:color w:val="auto"/>
+              <w:lang w:eastAsia="ru-RU"/>
+            </w:rPr>
+          </w:pPr>
+          <w:hyperlink w:anchor="_Toc225821627" w:history="1">
+            <w:r>
+              <w:rPr>
+                <w:rStyle w:val="a3"/>
+                <w:noProof/>
+              </w:rPr>
+              <w:t>ПЕРЕЧЕНЬ СОКРАЩЕНИЙ И ОБОЗНАЧЕНИЙ</w:t>
+            </w:r>
+            <w:bookmarkStart w:id="1" w:name="_GoBack"/>
+            <w:bookmarkEnd w:id="1"/>
+            <w:r>
+              <w:rPr>
+                <w:noProof/>
+                <w:webHidden/>
+              </w:rPr>
+              <w:fldChar w:fldCharType="begin"/>
+            </w:r>
+            <w:r>
+              <w:rPr>
+                <w:noProof/>
+                <w:webHidden/>
+              </w:rPr>
+              <w:instrText xml:space="preserve"> PAGEREF _Toc225821627 \h </w:instrText>
+            </w:r>
+            <w:r>
+              <w:rPr>
+                <w:noProof/>
+                <w:webHidden/>
+              </w:rPr>
+            </w:r>
+            <w:r>
+              <w:rPr>
+                <w:noProof/>
+                <w:webHidden/>
+              </w:rPr>
+              <w:fldChar w:fldCharType="separate"/>
+            </w:r>
+            <w:r>
+              <w:rPr>
+                <w:noProof/>
+                <w:webHidden/>
+              </w:rPr>
+              <w:t>7</w:t>
+            </w:r>
+            <w:r>
+              <w:rPr>
+                <w:noProof/>
+                <w:webHidden/>
+              </w:rPr>
+              <w:fldChar w:fldCharType="end"/>
+            </w:r>
+          </w:hyperlink>
+        </w:p>
+        <w:p>
+          <w:pPr>
+            <w:pStyle w:val="11"/>
+            <w:tabs>
+              <w:tab w:val="right" w:leader="dot" w:pos="9345"/>
+            </w:tabs>
+            <w:rPr>
+              <w:rFonts w:asciiTheme="minorHAnsi" w:eastAsiaTheme="minorEastAsia" w:hAnsiTheme="minorHAnsi" w:cstheme="minorBidi"/>
+              <w:noProof/>
+              <w:color w:val="auto"/>
+              <w:lang w:eastAsia="ru-RU"/>
+            </w:rPr>
+          </w:pPr>
+          <w:hyperlink w:anchor="_Toc225821628" w:history="1">
+            <w:r>
+              <w:rPr>
+                <w:rStyle w:val="a3"/>
+                <w:noProof/>
+              </w:rPr>
+              <w:t>ВВЕДЕНИЕ</w:t>
+            </w:r>
+            <w:r>
+              <w:rPr>
+                <w:noProof/>
+                <w:webHidden/>
+              </w:rPr>
+              <w:tab/>
+              <w:t>12</w:t>
+            </w:r>
+          </w:hyperlink>
+        </w:p>
+        <w:p>
+          <w:pPr>
+            <w:pStyle w:val="11"/>
+            <w:tabs>
+              <w:tab w:val="right" w:leader="dot" w:pos="9345"/>
+            </w:tabs>
+            <w:rPr>
+              <w:rFonts w:asciiTheme="minorHAnsi" w:eastAsiaTheme="minorEastAsia" w:hAnsiTheme="minorHAnsi" w:cstheme="minorBidi"/>
+              <w:noProof/>
+              <w:color w:val="auto"/>
+              <w:lang w:eastAsia="ru-RU"/>
+            </w:rPr>
+          </w:pPr>
+          <w:hyperlink w:anchor="_Toc225821629" w:history="1">
+            <w:r>
+              <w:rPr>
+                <w:rStyle w:val="a3"/>
+                <w:noProof/>
+              </w:rPr>
+              <w:t>Заключение</w:t>
+            </w:r>
+            <w:r>
+              <w:rPr>
+                <w:noProof/>
+                <w:webHidden/>
+              </w:rPr>
+              <w:tab/>
+            </w:r>
+            <w:r>
+              <w:rPr>
+                <w:noProof/>
+                <w:webHidden/>
+              </w:rPr>
+              <w:fldChar w:fldCharType="begin"/>
+            </w:r>
+            <w:r>
+              <w:rPr>
+                <w:noProof/>
+                <w:webHidden/>
+              </w:rPr>
+              <w:instrText xml:space="preserve"> PAGEREF _Toc225821629 \h </w:instrText>
+            </w:r>
+            <w:r>
+              <w:rPr>
+                <w:noProof/>
+                <w:webHidden/>
+              </w:rPr>
+            </w:r>
+            <w:r>
+              <w:rPr>
+                <w:noProof/>
+                <w:webHidden/>
+              </w:rPr>
+              <w:fldChar w:fldCharType="separate"/>
+            </w:r>
+            <w:r>
+              <w:rPr>
+                <w:noProof/>
+                <w:webHidden/>
+              </w:rPr>
+              <w:t>11</w:t>
+            </w:r>
+            <w:r>
+              <w:rPr>
+                <w:noProof/>
+                <w:webHidden/>
+              </w:rPr>
+              <w:fldChar w:fldCharType="end"/>
+            </w:r>
+          </w:hyperlink>
+        </w:p>
+        <w:p>
+          <w:pPr>
+            <w:pStyle w:val="11"/>
+            <w:tabs>
+              <w:tab w:val="right" w:leader="dot" w:pos="9345"/>
+            </w:tabs>
+            <w:rPr>
+              <w:rFonts w:asciiTheme="minorHAnsi" w:eastAsiaTheme="minorEastAsia" w:hAnsiTheme="minorHAnsi" w:cstheme="minorBidi"/>
+              <w:noProof/>
+              <w:color w:val="auto"/>
+              <w:lang w:eastAsia="ru-RU"/>
+            </w:rPr>
+          </w:pPr>
+          <w:hyperlink w:anchor="_Toc225821630" w:history="1">
+            <w:r>
+              <w:rPr>
+                <w:rStyle w:val="a3"/>
+                <w:noProof/>
+                <w:lang w:eastAsia="ru-RU"/>
+              </w:rPr>
+              <w:t>Фаыаыуаыуаыуаыуаыаыуаыа. Ыуаыуаыуаыуаыуаыуаыа. Пуаыуаыуаыуа.</w:t>
+            </w:r>
+            <w:r>
+              <w:rPr>
+                <w:noProof/>
+                <w:webHidden/>
+              </w:rPr>
+              <w:tab/>
+            </w:r>
+            <w:r>
+              <w:rPr>
+                <w:noProof/>
+                <w:webHidden/>
+              </w:rPr>
+              <w:fldChar w:fldCharType="begin"/>
+            </w:r>
+            <w:r>
+              <w:rPr>
+                <w:noProof/>
+                <w:webHidden/>
+              </w:rPr>
+              <w:instrText xml:space="preserve"> PAGEREF _Toc225821630 \h </w:instrText>
+            </w:r>
+            <w:r>
+              <w:rPr>
+                <w:noProof/>
+                <w:webHidden/>
+              </w:rPr>
+            </w:r>
+            <w:r>
+              <w:rPr>
+                <w:noProof/>
+                <w:webHidden/>
+              </w:rPr>
+              <w:fldChar w:fldCharType="separate"/>
+            </w:r>
+            <w:r>
+              <w:rPr>
+                <w:noProof/>
+                <w:webHidden/>
+              </w:rPr>
+              <w:t>11</w:t>
+            </w:r>
+            <w:r>
+              <w:rPr>
+                <w:noProof/>
+                <w:webHidden/>
+              </w:rPr>
+              <w:fldChar w:fldCharType="end"/>
+            </w:r>
+          </w:hyperlink>
+        </w:p>
+        <w:p>
+          <w:pPr>
+            <w:pStyle w:val="11"/>
+            <w:tabs>
+              <w:tab w:val="right" w:leader="dot" w:pos="9345"/>
+            </w:tabs>
+            <w:rPr>
+              <w:rFonts w:asciiTheme="minorHAnsi" w:eastAsiaTheme="minorEastAsia" w:hAnsiTheme="minorHAnsi" w:cstheme="minorBidi"/>
+              <w:noProof/>
+              <w:color w:val="auto"/>
+              <w:lang w:eastAsia="ru-RU"/>
+            </w:rPr>
+          </w:pPr>
+          <w:hyperlink w:anchor="_Toc225821631" w:history="1">
+            <w:r>
+              <w:rPr>
+                <w:rStyle w:val="a3"/>
+                <w:noProof/>
+              </w:rPr>
+              <w:t>СПИСОК ИСПОЛЬЗОВАННЫХ ИСТОЧНИКОВ</w:t>
+            </w:r>
+            <w:r>
+              <w:rPr>
+                <w:noProof/>
+                <w:webHidden/>
+              </w:rPr>
+              <w:tab/>
+              <w:t>5</w:t>
+            </w:r>
+          </w:hyperlink>
+        </w:p>
+        <w:p>
+          <w:pPr>
+            <w:pStyle w:val="11"/>
+            <w:tabs>
+              <w:tab w:val="right" w:leader="dot" w:pos="9345"/>
+            </w:tabs>
+            <w:rPr>
+              <w:rFonts w:asciiTheme="minorHAnsi" w:eastAsiaTheme="minorEastAsia" w:hAnsiTheme="minorHAnsi" w:cstheme="minorBidi"/>
+              <w:noProof/>
+              <w:color w:val="auto"/>
+              <w:lang w:eastAsia="ru-RU"/>
+            </w:rPr>
+          </w:pPr>
+          <w:hyperlink w:anchor="_Toc225821632" w:history="1">
+            <w:r>
+              <w:rPr>
+                <w:rStyle w:val="a3"/>
+                <w:noProof/>
+                <w:lang w:eastAsia="ru-RU"/>
+              </w:rPr>
+              <w:t>Приложение А</w:t>
+            </w:r>
+            <w:r>
+              <w:rPr>
+                <w:noProof/>
+                <w:webHidden/>
+              </w:rPr>
+              <w:tab/>
+            </w:r>
+            <w:r>
+              <w:rPr>
+                <w:noProof/>
+                <w:webHidden/>
+              </w:rPr>
+              <w:fldChar w:fldCharType="begin"/>
+            </w:r>
+            <w:r>
+              <w:rPr>
+                <w:noProof/>
+                <w:webHidden/>
+              </w:rPr>
+              <w:instrText xml:space="preserve"> PAGEREF _Toc225821632 \h </w:instrText>
+            </w:r>
+            <w:r>
+              <w:rPr>
+                <w:noProof/>
+                <w:webHidden/>
+              </w:rPr>
+            </w:r>
+            <w:r>
+              <w:rPr>
+                <w:noProof/>
+                <w:webHidden/>
+              </w:rPr>
+              <w:fldChar w:fldCharType="separate"/>
+            </w:r>
+            <w:r>
+              <w:rPr>
+                <w:noProof/>
+                <w:webHidden/>
+              </w:rPr>
+              <w:t>14</w:t>
+            </w:r>
+            <w:r>
+              <w:rPr>
+                <w:noProof/>
+                <w:webHidden/>
+              </w:rPr>
+              <w:fldChar w:fldCharType="end"/>
+            </w:r>
+          </w:hyperlink>
+        </w:p>
+        <w:p>
+          <w:pPr>
+            <w:pStyle w:val="11"/>
+            <w:tabs>
+              <w:tab w:val="right" w:leader="dot" w:pos="9345"/>
+            </w:tabs>
+            <w:rPr>
+              <w:rFonts w:asciiTheme="minorHAnsi" w:eastAsiaTheme="minorEastAsia" w:hAnsiTheme="minorHAnsi" w:cstheme="minorBidi"/>
+              <w:noProof/>
+              <w:color w:val="auto"/>
+              <w:lang w:eastAsia="ru-RU"/>
+            </w:rPr>
+          </w:pPr>
+          <w:hyperlink w:anchor="_Toc225821633" w:history="1">
+            <w:r>
+              <w:rPr>
+                <w:rStyle w:val="a3"/>
+                <w:noProof/>
+                <w:lang w:eastAsia="ru-RU"/>
+              </w:rPr>
+              <w:t>Приложение Б</w:t>
+            </w:r>
+            <w:r>
+              <w:rPr>
+                <w:noProof/>
+                <w:webHidden/>
+              </w:rPr>
+              <w:tab/>
+            </w:r>
+            <w:r>
+              <w:rPr>
+                <w:noProof/>
+                <w:webHidden/>
+              </w:rPr>
+              <w:fldChar w:fldCharType="begin"/>
+            </w:r>
+            <w:r>
+              <w:rPr>
+                <w:noProof/>
+                <w:webHidden/>
+              </w:rPr>
+              <w:instrText xml:space="preserve"> PAGEREF _Toc225821633 \h </w:instrText>
+            </w:r>
+            <w:r>
+              <w:rPr>
+                <w:noProof/>
+                <w:webHidden/>
+              </w:rPr>
+            </w:r>
+            <w:r>
+              <w:rPr>
+                <w:noProof/>
+                <w:webHidden/>
+              </w:rPr>
+              <w:fldChar w:fldCharType="separate"/>
+            </w:r>
+            <w:r>
+              <w:rPr>
+                <w:noProof/>
+                <w:webHidden/>
+              </w:rPr>
+              <w:t>14</w:t>
+            </w:r>
+            <w:r>
+              <w:rPr>
+                <w:noProof/>
+                <w:webHidden/>
+              </w:rPr>
+              <w:fldChar w:fldCharType="end"/>
+            </w:r>
+          </w:hyperlink>
+        </w:p>
+        <w:p>
+          <w:r>
+            <w:rPr>
+              <w:b/>
+              <w:bCs/>
+            </w:rPr>
+            <w:fldChar w:fldCharType="end"/>
+          </w:r>
+        </w:p>
+      </w:sdtContent>
+    </w:sdt>
+    <w:p>
+      <w:pPr>
+        <w:rPr>
+          <w:rFonts w:ascii="Times New Roman" w:eastAsia="Times New Roman" w:hAnsi="Times New Roman" w:cs="Times New Roman"/>
+          <w:b/>
+          <w:bCs/>
+          <w:color w:val="000000"/>
+          <w:sz w:val="32"/>
+          <w:szCs w:val="32"/>
+        </w:rPr>
+      </w:pPr>
       <w:r>
         <w:br w:type="page"/>
       </w:r>
     </w:p>
-    <w:p/>
     <w:p>
       <w:pPr>
         <w:pStyle w:val="1"/>
         <w:jc w:val="center"/>
       </w:pPr>
       <w:r>
-        <w:rPr>
-          <w:szCs w:val="28"/>
-        </w:rPr>
-        <w:fldChar w:fldCharType="end"/>
-      </w:r>
-      <w:r>
+        <w:lastRenderedPageBreak/>
         <w:t>ТЕРМИНЫ И ОПРЕДЕЛЕНИЯ</w:t>
       </w:r>
     </w:p>
@@ -2082,6 +2292,7 @@
                 <w:szCs w:val="28"/>
               </w:rPr>
             </w:pPr>
+            <w:proofErr w:type="spellStart"/>
             <w:r>
               <w:rPr>
                 <w:i/>
@@ -2090,6 +2301,7 @@
               </w:rPr>
               <w:t>Бэкенд</w:t>
             </w:r>
+            <w:proofErr w:type="spellEnd"/>
           </w:p>
         </w:tc>
         <w:tc>
@@ -2166,6 +2378,7 @@
                 <w:szCs w:val="28"/>
               </w:rPr>
             </w:pPr>
+            <w:proofErr w:type="spellStart"/>
             <w:r>
               <w:rPr>
                 <w:i/>
@@ -2174,6 +2387,7 @@
               </w:rPr>
               <w:t>Стриминг</w:t>
             </w:r>
+            <w:proofErr w:type="spellEnd"/>
           </w:p>
         </w:tc>
         <w:tc>
@@ -2210,7 +2424,25 @@
                 <w:sz w:val="28"/>
                 <w:szCs w:val="28"/>
               </w:rPr>
-              <w:t>– способ передачи медиаконтента в режиме реального времени. Может быть как прямой трансляцией (контент от стримера подготавливается и сразу передается клиенту), так и передачей заготовленного контента (готовый контент поступает к клиенту не в целом виде, а нужными частями).</w:t>
+              <w:t xml:space="preserve">– способ передачи </w:t>
+            </w:r>
+            <w:proofErr w:type="spellStart"/>
+            <w:r>
+              <w:rPr>
+                <w:i/>
+                <w:sz w:val="28"/>
+                <w:szCs w:val="28"/>
+              </w:rPr>
+              <w:t>медиаконтента</w:t>
+            </w:r>
+            <w:proofErr w:type="spellEnd"/>
+            <w:r>
+              <w:rPr>
+                <w:i/>
+                <w:sz w:val="28"/>
+                <w:szCs w:val="28"/>
+              </w:rPr>
+              <w:t xml:space="preserve"> в режиме реального времени. Может быть как прямой трансляцией (контент от стримера подготавливается и сразу передается клиенту), так и передачей заготовленного контента (готовый контент поступает к клиенту не в целом виде, а нужными частями).</w:t>
             </w:r>
           </w:p>
         </w:tc>
@@ -2250,6 +2482,7 @@
                 <w:szCs w:val="28"/>
               </w:rPr>
             </w:pPr>
+            <w:proofErr w:type="spellStart"/>
             <w:r>
               <w:rPr>
                 <w:i/>
@@ -2258,6 +2491,7 @@
               </w:rPr>
               <w:t>Микросервис</w:t>
             </w:r>
+            <w:proofErr w:type="spellEnd"/>
           </w:p>
         </w:tc>
         <w:tc>
@@ -2294,7 +2528,25 @@
                 <w:sz w:val="28"/>
                 <w:szCs w:val="28"/>
               </w:rPr>
-              <w:t>– небольшой компонент в микросервисной архитектуре, отвечающий за определенную бизнес-логику. Несмотря на название, является полноценным сервером, но не всегда с прямым пользовательским доступом.</w:t>
+              <w:t xml:space="preserve">– небольшой компонент в </w:t>
+            </w:r>
+            <w:proofErr w:type="spellStart"/>
+            <w:r>
+              <w:rPr>
+                <w:i/>
+                <w:sz w:val="28"/>
+                <w:szCs w:val="28"/>
+              </w:rPr>
+              <w:t>микросервисной</w:t>
+            </w:r>
+            <w:proofErr w:type="spellEnd"/>
+            <w:r>
+              <w:rPr>
+                <w:i/>
+                <w:sz w:val="28"/>
+                <w:szCs w:val="28"/>
+              </w:rPr>
+              <w:t xml:space="preserve"> архитектуре, отвечающий за определенную бизнес-логику. Несмотря на название, является полноценным сервером, но не всегда с прямым пользовательским доступом.</w:t>
             </w:r>
           </w:p>
         </w:tc>
@@ -2394,14 +2646,23 @@
                 <w:sz w:val="28"/>
                 <w:szCs w:val="28"/>
               </w:rPr>
-              <w:t xml:space="preserve"> наличия</w:t>
-            </w:r>
+              <w:t xml:space="preserve"> </w:t>
+            </w:r>
+            <w:proofErr w:type="gramStart"/>
             <w:r>
               <w:rPr>
                 <w:i/>
                 <w:sz w:val="28"/>
                 <w:szCs w:val="28"/>
               </w:rPr>
+              <w:t>наличия</w:t>
+            </w:r>
+            <w:r>
+              <w:rPr>
+                <w:i/>
+                <w:sz w:val="28"/>
+                <w:szCs w:val="28"/>
+              </w:rPr>
               <w:t xml:space="preserve">  </w:t>
             </w:r>
             <w:r>
@@ -2410,7 +2671,16 @@
                 <w:sz w:val="28"/>
                 <w:szCs w:val="28"/>
               </w:rPr>
-              <w:t>у пользователя необходимых разрешений для выполнения определенной операции. Часто нужные разрешения группируются в роли, которые проверяет сервер при авторизации пользователя.</w:t>
+              <w:t>у</w:t>
+            </w:r>
+            <w:proofErr w:type="gramEnd"/>
+            <w:r>
+              <w:rPr>
+                <w:i/>
+                <w:sz w:val="28"/>
+                <w:szCs w:val="28"/>
+              </w:rPr>
+              <w:t xml:space="preserve"> пользователя необходимых разрешений для выполнения определенной операции. Часто нужные разрешения группируются в роли, которые проверяет сервер при авторизации пользователя.</w:t>
             </w:r>
           </w:p>
         </w:tc>
@@ -2456,7 +2726,6 @@
                 <w:sz w:val="28"/>
                 <w:szCs w:val="28"/>
               </w:rPr>
-              <w:lastRenderedPageBreak/>
               <w:t>Аутентификация</w:t>
             </w:r>
           </w:p>
@@ -2539,7 +2808,24 @@
                 <w:sz w:val="28"/>
                 <w:szCs w:val="28"/>
               </w:rPr>
-              <w:t>Ручка (API-эндпоинт)</w:t>
+              <w:lastRenderedPageBreak/>
+              <w:t>Ручка (API-</w:t>
+            </w:r>
+            <w:proofErr w:type="spellStart"/>
+            <w:r>
+              <w:rPr>
+                <w:sz w:val="28"/>
+                <w:szCs w:val="28"/>
+              </w:rPr>
+              <w:t>эндпоинт</w:t>
+            </w:r>
+            <w:proofErr w:type="spellEnd"/>
+            <w:r>
+              <w:rPr>
+                <w:sz w:val="28"/>
+                <w:szCs w:val="28"/>
+              </w:rPr>
+              <w:t>)</w:t>
             </w:r>
           </w:p>
         </w:tc>
@@ -2571,7 +2857,39 @@
                 <w:sz w:val="28"/>
                 <w:szCs w:val="28"/>
               </w:rPr>
-              <w:t>– метод публичного интерфейса бэкенд-приложения, который можно вызвать, отправив запрос по определенному URL-адресу. Произошло от слова “handler”, которым обозначали такие обработчики.</w:t>
+              <w:t xml:space="preserve">– метод публичного интерфейса </w:t>
+            </w:r>
+            <w:proofErr w:type="spellStart"/>
+            <w:r>
+              <w:rPr>
+                <w:sz w:val="28"/>
+                <w:szCs w:val="28"/>
+              </w:rPr>
+              <w:t>бэкенд</w:t>
+            </w:r>
+            <w:proofErr w:type="spellEnd"/>
+            <w:r>
+              <w:rPr>
+                <w:sz w:val="28"/>
+                <w:szCs w:val="28"/>
+              </w:rPr>
+              <w:t>-приложения, который можно вызвать, отправив запрос по определенному URL-адресу. Произошло от слова “</w:t>
+            </w:r>
+            <w:proofErr w:type="spellStart"/>
+            <w:r>
+              <w:rPr>
+                <w:sz w:val="28"/>
+                <w:szCs w:val="28"/>
+              </w:rPr>
+              <w:t>handler</w:t>
+            </w:r>
+            <w:proofErr w:type="spellEnd"/>
+            <w:r>
+              <w:rPr>
+                <w:sz w:val="28"/>
+                <w:szCs w:val="28"/>
+              </w:rPr>
+              <w:t>”, которым обозначали такие обработчики.</w:t>
             </w:r>
           </w:p>
         </w:tc>
@@ -2804,7 +3122,55 @@
                 <w:sz w:val="28"/>
                 <w:szCs w:val="28"/>
               </w:rPr>
-              <w:t>– Uniform Resource Locator, унифицированный указатель ресурса</w:t>
+              <w:t xml:space="preserve">– </w:t>
+            </w:r>
+            <w:proofErr w:type="spellStart"/>
+            <w:r>
+              <w:rPr>
+                <w:sz w:val="28"/>
+                <w:szCs w:val="28"/>
+              </w:rPr>
+              <w:t>Uniform</w:t>
+            </w:r>
+            <w:proofErr w:type="spellEnd"/>
+            <w:r>
+              <w:rPr>
+                <w:sz w:val="28"/>
+                <w:szCs w:val="28"/>
+              </w:rPr>
+              <w:t xml:space="preserve"> </w:t>
+            </w:r>
+            <w:proofErr w:type="spellStart"/>
+            <w:r>
+              <w:rPr>
+                <w:sz w:val="28"/>
+                <w:szCs w:val="28"/>
+              </w:rPr>
+              <w:t>Resource</w:t>
+            </w:r>
+            <w:proofErr w:type="spellEnd"/>
+            <w:r>
+              <w:rPr>
+                <w:sz w:val="28"/>
+                <w:szCs w:val="28"/>
+              </w:rPr>
+              <w:t xml:space="preserve"> </w:t>
+            </w:r>
+            <w:proofErr w:type="spellStart"/>
+            <w:r>
+              <w:rPr>
+                <w:sz w:val="28"/>
+                <w:szCs w:val="28"/>
+              </w:rPr>
+              <w:t>Locator</w:t>
+            </w:r>
+            <w:proofErr w:type="spellEnd"/>
+            <w:r>
+              <w:rPr>
+                <w:sz w:val="28"/>
+                <w:szCs w:val="28"/>
+              </w:rPr>
+              <w:t>, унифицированный указатель ресурса</w:t>
             </w:r>
           </w:p>
         </w:tc>
@@ -2924,6 +3290,7 @@
               </w:rPr>
               <w:t xml:space="preserve"> </w:t>
             </w:r>
+            <w:proofErr w:type="spellStart"/>
             <w:r>
               <w:rPr>
                 <w:sz w:val="28"/>
@@ -2931,6 +3298,7 @@
               </w:rPr>
               <w:t>обеспеченеия</w:t>
             </w:r>
+            <w:proofErr w:type="spellEnd"/>
           </w:p>
         </w:tc>
       </w:tr>
@@ -3249,7 +3617,55 @@
                 <w:sz w:val="28"/>
                 <w:szCs w:val="28"/>
               </w:rPr>
-              <w:t>– Structured Query Language, язык структурированных запросов</w:t>
+              <w:t xml:space="preserve">– </w:t>
+            </w:r>
+            <w:proofErr w:type="spellStart"/>
+            <w:r>
+              <w:rPr>
+                <w:sz w:val="28"/>
+                <w:szCs w:val="28"/>
+              </w:rPr>
+              <w:t>Structured</w:t>
+            </w:r>
+            <w:proofErr w:type="spellEnd"/>
+            <w:r>
+              <w:rPr>
+                <w:sz w:val="28"/>
+                <w:szCs w:val="28"/>
+              </w:rPr>
+              <w:t xml:space="preserve"> </w:t>
+            </w:r>
+            <w:proofErr w:type="spellStart"/>
+            <w:r>
+              <w:rPr>
+                <w:sz w:val="28"/>
+                <w:szCs w:val="28"/>
+              </w:rPr>
+              <w:t>Query</w:t>
+            </w:r>
+            <w:proofErr w:type="spellEnd"/>
+            <w:r>
+              <w:rPr>
+                <w:sz w:val="28"/>
+                <w:szCs w:val="28"/>
+              </w:rPr>
+              <w:t xml:space="preserve"> </w:t>
+            </w:r>
+            <w:proofErr w:type="spellStart"/>
+            <w:r>
+              <w:rPr>
+                <w:sz w:val="28"/>
+                <w:szCs w:val="28"/>
+              </w:rPr>
+              <w:t>Language</w:t>
+            </w:r>
+            <w:proofErr w:type="spellEnd"/>
+            <w:r>
+              <w:rPr>
+                <w:sz w:val="28"/>
+                <w:szCs w:val="28"/>
+              </w:rPr>
+              <w:t>, язык структурированных запросов</w:t>
             </w:r>
           </w:p>
         </w:tc>
@@ -3329,8 +3745,49 @@
                 <w:sz w:val="28"/>
                 <w:szCs w:val="28"/>
               </w:rPr>
-              <w:t>– JavaScript Object Notation</w:t>
-            </w:r>
+              <w:t xml:space="preserve">– </w:t>
+            </w:r>
+            <w:proofErr w:type="spellStart"/>
+            <w:r>
+              <w:rPr>
+                <w:sz w:val="28"/>
+                <w:szCs w:val="28"/>
+              </w:rPr>
+              <w:t>JavaScript</w:t>
+            </w:r>
+            <w:proofErr w:type="spellEnd"/>
+            <w:r>
+              <w:rPr>
+                <w:sz w:val="28"/>
+                <w:szCs w:val="28"/>
+              </w:rPr>
+              <w:t xml:space="preserve"> </w:t>
+            </w:r>
+            <w:proofErr w:type="spellStart"/>
+            <w:r>
+              <w:rPr>
+                <w:sz w:val="28"/>
+                <w:szCs w:val="28"/>
+              </w:rPr>
+              <w:t>Object</w:t>
+            </w:r>
+            <w:proofErr w:type="spellEnd"/>
+            <w:r>
+              <w:rPr>
+                <w:sz w:val="28"/>
+                <w:szCs w:val="28"/>
+              </w:rPr>
+              <w:t xml:space="preserve"> </w:t>
+            </w:r>
+            <w:proofErr w:type="spellStart"/>
+            <w:r>
+              <w:rPr>
+                <w:sz w:val="28"/>
+                <w:szCs w:val="28"/>
+              </w:rPr>
+              <w:t>Notation</w:t>
+            </w:r>
+            <w:proofErr w:type="spellEnd"/>
           </w:p>
         </w:tc>
       </w:tr>
@@ -3409,7 +3866,23 @@
                 <w:sz w:val="28"/>
                 <w:szCs w:val="28"/>
               </w:rPr>
-              <w:t>– Identifier, идентификатор</w:t>
+              <w:t xml:space="preserve">– </w:t>
+            </w:r>
+            <w:proofErr w:type="spellStart"/>
+            <w:r>
+              <w:rPr>
+                <w:sz w:val="28"/>
+                <w:szCs w:val="28"/>
+              </w:rPr>
+              <w:t>Identifier</w:t>
+            </w:r>
+            <w:proofErr w:type="spellEnd"/>
+            <w:r>
+              <w:rPr>
+                <w:sz w:val="28"/>
+                <w:szCs w:val="28"/>
+              </w:rPr>
+              <w:t>, идентификатор</w:t>
             </w:r>
           </w:p>
         </w:tc>
@@ -3489,7 +3962,71 @@
                 <w:sz w:val="28"/>
                 <w:szCs w:val="28"/>
               </w:rPr>
-              <w:t>– Moving Picture Experts Group, или же группа экспертов в области движущихся изображений. Стандарт сжатия видео и аудио.</w:t>
+              <w:t xml:space="preserve">– </w:t>
+            </w:r>
+            <w:proofErr w:type="spellStart"/>
+            <w:r>
+              <w:rPr>
+                <w:sz w:val="28"/>
+                <w:szCs w:val="28"/>
+              </w:rPr>
+              <w:t>Moving</w:t>
+            </w:r>
+            <w:proofErr w:type="spellEnd"/>
+            <w:r>
+              <w:rPr>
+                <w:sz w:val="28"/>
+                <w:szCs w:val="28"/>
+              </w:rPr>
+              <w:t xml:space="preserve"> </w:t>
+            </w:r>
+            <w:proofErr w:type="spellStart"/>
+            <w:r>
+              <w:rPr>
+                <w:sz w:val="28"/>
+                <w:szCs w:val="28"/>
+              </w:rPr>
+              <w:t>Picture</w:t>
+            </w:r>
+            <w:proofErr w:type="spellEnd"/>
+            <w:r>
+              <w:rPr>
+                <w:sz w:val="28"/>
+                <w:szCs w:val="28"/>
+              </w:rPr>
+              <w:t xml:space="preserve"> </w:t>
+            </w:r>
+            <w:proofErr w:type="spellStart"/>
+            <w:r>
+              <w:rPr>
+                <w:sz w:val="28"/>
+                <w:szCs w:val="28"/>
+              </w:rPr>
+              <w:t>Experts</w:t>
+            </w:r>
+            <w:proofErr w:type="spellEnd"/>
+            <w:r>
+              <w:rPr>
+                <w:sz w:val="28"/>
+                <w:szCs w:val="28"/>
+              </w:rPr>
+              <w:t xml:space="preserve"> </w:t>
+            </w:r>
+            <w:proofErr w:type="spellStart"/>
+            <w:r>
+              <w:rPr>
+                <w:sz w:val="28"/>
+                <w:szCs w:val="28"/>
+              </w:rPr>
+              <w:t>Group</w:t>
+            </w:r>
+            <w:proofErr w:type="spellEnd"/>
+            <w:r>
+              <w:rPr>
+                <w:sz w:val="28"/>
+                <w:szCs w:val="28"/>
+              </w:rPr>
+              <w:t>, или же группа экспертов в области движущихся изображений. Стандарт сжатия видео и аудио.</w:t>
             </w:r>
           </w:p>
         </w:tc>
@@ -3569,7 +4106,39 @@
                 <w:sz w:val="28"/>
                 <w:szCs w:val="28"/>
               </w:rPr>
-              <w:t>– HTTP Live Streaming, потоковое вещание по HTTP</w:t>
+              <w:t xml:space="preserve">– HTTP </w:t>
+            </w:r>
+            <w:proofErr w:type="spellStart"/>
+            <w:r>
+              <w:rPr>
+                <w:sz w:val="28"/>
+                <w:szCs w:val="28"/>
+              </w:rPr>
+              <w:t>Live</w:t>
+            </w:r>
+            <w:proofErr w:type="spellEnd"/>
+            <w:r>
+              <w:rPr>
+                <w:sz w:val="28"/>
+                <w:szCs w:val="28"/>
+              </w:rPr>
+              <w:t xml:space="preserve"> </w:t>
+            </w:r>
+            <w:proofErr w:type="spellStart"/>
+            <w:r>
+              <w:rPr>
+                <w:sz w:val="28"/>
+                <w:szCs w:val="28"/>
+              </w:rPr>
+              <w:t>Streaming</w:t>
+            </w:r>
+            <w:proofErr w:type="spellEnd"/>
+            <w:r>
+              <w:rPr>
+                <w:sz w:val="28"/>
+                <w:szCs w:val="28"/>
+              </w:rPr>
+              <w:t>, потоковое вещание по HTTP</w:t>
             </w:r>
           </w:p>
         </w:tc>
@@ -3649,8 +4218,49 @@
                 <w:sz w:val="28"/>
                 <w:szCs w:val="28"/>
               </w:rPr>
-              <w:t>– HyperText Transfer Protocol</w:t>
-            </w:r>
+              <w:t xml:space="preserve">– </w:t>
+            </w:r>
+            <w:proofErr w:type="spellStart"/>
+            <w:r>
+              <w:rPr>
+                <w:sz w:val="28"/>
+                <w:szCs w:val="28"/>
+              </w:rPr>
+              <w:t>HyperText</w:t>
+            </w:r>
+            <w:proofErr w:type="spellEnd"/>
+            <w:r>
+              <w:rPr>
+                <w:sz w:val="28"/>
+                <w:szCs w:val="28"/>
+              </w:rPr>
+              <w:t xml:space="preserve"> </w:t>
+            </w:r>
+            <w:proofErr w:type="spellStart"/>
+            <w:r>
+              <w:rPr>
+                <w:sz w:val="28"/>
+                <w:szCs w:val="28"/>
+              </w:rPr>
+              <w:t>Transfer</w:t>
+            </w:r>
+            <w:proofErr w:type="spellEnd"/>
+            <w:r>
+              <w:rPr>
+                <w:sz w:val="28"/>
+                <w:szCs w:val="28"/>
+              </w:rPr>
+              <w:t xml:space="preserve"> </w:t>
+            </w:r>
+            <w:proofErr w:type="spellStart"/>
+            <w:r>
+              <w:rPr>
+                <w:sz w:val="28"/>
+                <w:szCs w:val="28"/>
+              </w:rPr>
+              <w:t>Protocol</w:t>
+            </w:r>
+            <w:proofErr w:type="spellEnd"/>
           </w:p>
         </w:tc>
       </w:tr>
@@ -3729,8 +4339,49 @@
                 <w:sz w:val="28"/>
                 <w:szCs w:val="28"/>
               </w:rPr>
-              <w:t>– Representational State Transfer</w:t>
-            </w:r>
+              <w:t xml:space="preserve">– </w:t>
+            </w:r>
+            <w:proofErr w:type="spellStart"/>
+            <w:r>
+              <w:rPr>
+                <w:sz w:val="28"/>
+                <w:szCs w:val="28"/>
+              </w:rPr>
+              <w:t>Representational</w:t>
+            </w:r>
+            <w:proofErr w:type="spellEnd"/>
+            <w:r>
+              <w:rPr>
+                <w:sz w:val="28"/>
+                <w:szCs w:val="28"/>
+              </w:rPr>
+              <w:t xml:space="preserve"> </w:t>
+            </w:r>
+            <w:proofErr w:type="spellStart"/>
+            <w:r>
+              <w:rPr>
+                <w:sz w:val="28"/>
+                <w:szCs w:val="28"/>
+              </w:rPr>
+              <w:t>State</w:t>
+            </w:r>
+            <w:proofErr w:type="spellEnd"/>
+            <w:r>
+              <w:rPr>
+                <w:sz w:val="28"/>
+                <w:szCs w:val="28"/>
+              </w:rPr>
+              <w:t xml:space="preserve"> </w:t>
+            </w:r>
+            <w:proofErr w:type="spellStart"/>
+            <w:r>
+              <w:rPr>
+                <w:sz w:val="28"/>
+                <w:szCs w:val="28"/>
+              </w:rPr>
+              <w:t>Transfer</w:t>
+            </w:r>
+            <w:proofErr w:type="spellEnd"/>
           </w:p>
         </w:tc>
       </w:tr>
@@ -3809,8 +4460,33 @@
                 <w:sz w:val="28"/>
                 <w:szCs w:val="28"/>
               </w:rPr>
-              <w:t>– JSON Web Token</w:t>
-            </w:r>
+              <w:t xml:space="preserve">– JSON </w:t>
+            </w:r>
+            <w:proofErr w:type="spellStart"/>
+            <w:r>
+              <w:rPr>
+                <w:sz w:val="28"/>
+                <w:szCs w:val="28"/>
+              </w:rPr>
+              <w:t>Web</w:t>
+            </w:r>
+            <w:proofErr w:type="spellEnd"/>
+            <w:r>
+              <w:rPr>
+                <w:sz w:val="28"/>
+                <w:szCs w:val="28"/>
+              </w:rPr>
+              <w:t xml:space="preserve"> </w:t>
+            </w:r>
+            <w:proofErr w:type="spellStart"/>
+            <w:r>
+              <w:rPr>
+                <w:sz w:val="28"/>
+                <w:szCs w:val="28"/>
+              </w:rPr>
+              <w:t>Token</w:t>
+            </w:r>
+            <w:proofErr w:type="spellEnd"/>
           </w:p>
         </w:tc>
       </w:tr>
@@ -3927,7 +4603,23 @@
                 <w:sz w:val="28"/>
                 <w:szCs w:val="28"/>
               </w:rPr>
-              <w:t>Облачная платформа от Amazon.</w:t>
+              <w:t xml:space="preserve">Облачная платформа от </w:t>
+            </w:r>
+            <w:proofErr w:type="spellStart"/>
+            <w:r>
+              <w:rPr>
+                <w:sz w:val="28"/>
+                <w:szCs w:val="28"/>
+              </w:rPr>
+              <w:t>Amazon</w:t>
+            </w:r>
+            <w:proofErr w:type="spellEnd"/>
+            <w:r>
+              <w:rPr>
+                <w:sz w:val="28"/>
+                <w:szCs w:val="28"/>
+              </w:rPr>
+              <w:t>.</w:t>
             </w:r>
           </w:p>
         </w:tc>
@@ -4007,7 +4699,39 @@
                 <w:sz w:val="28"/>
                 <w:szCs w:val="28"/>
               </w:rPr>
-              <w:t>– File System, файловая система</w:t>
+              <w:t xml:space="preserve">– </w:t>
+            </w:r>
+            <w:proofErr w:type="spellStart"/>
+            <w:r>
+              <w:rPr>
+                <w:sz w:val="28"/>
+                <w:szCs w:val="28"/>
+              </w:rPr>
+              <w:t>File</w:t>
+            </w:r>
+            <w:proofErr w:type="spellEnd"/>
+            <w:r>
+              <w:rPr>
+                <w:sz w:val="28"/>
+                <w:szCs w:val="28"/>
+              </w:rPr>
+              <w:t xml:space="preserve"> </w:t>
+            </w:r>
+            <w:proofErr w:type="spellStart"/>
+            <w:r>
+              <w:rPr>
+                <w:sz w:val="28"/>
+                <w:szCs w:val="28"/>
+              </w:rPr>
+              <w:t>System</w:t>
+            </w:r>
+            <w:proofErr w:type="spellEnd"/>
+            <w:r>
+              <w:rPr>
+                <w:sz w:val="28"/>
+                <w:szCs w:val="28"/>
+              </w:rPr>
+              <w:t>, файловая система</w:t>
             </w:r>
           </w:p>
           <w:p>
@@ -4036,20 +4760,10 @@
     </w:p>
     <w:p>
       <w:pPr>
-        <w:pStyle w:val="12"/>
-        <w:spacing w:line="360" w:lineRule="auto"/>
-        <w:ind w:right="-269"/>
+        <w:pStyle w:val="1"/>
         <w:jc w:val="center"/>
-        <w:rPr>
-          <w:sz w:val="28"/>
-          <w:szCs w:val="28"/>
-        </w:rPr>
-      </w:pPr>
-      <w:r>
-        <w:rPr>
-          <w:sz w:val="28"/>
-          <w:szCs w:val="28"/>
-        </w:rPr>
+      </w:pPr>
+      <w:r>
         <w:lastRenderedPageBreak/>
         <w:t>ВВЕДЕНИЕ</w:t>
       </w:r>
@@ -4123,7 +4837,7 @@
           <w:szCs w:val="28"/>
         </w:rPr>
         <w:drawing>
-          <wp:inline distT="0" distB="0" distL="0" distR="0">
+          <wp:inline distT="0" distB="0" distL="0" distR="0" wp14:anchorId="27D32046" wp14:editId="6989F1F3">
             <wp:extent cx="5940425" cy="4150995"/>
             <wp:effectExtent l="0" t="0" r="3175" b="1905"/>
             <wp:docPr id="1" name="Рисунок 1"/>
@@ -4407,7 +5121,7 @@
         </w:rPr>
         <w:lastRenderedPageBreak/>
         <w:drawing>
-          <wp:inline distT="0" distB="0" distL="0" distR="0">
+          <wp:inline distT="0" distB="0" distL="0" distR="0" wp14:anchorId="6C13D86B" wp14:editId="506280FF">
             <wp:extent cx="5778500" cy="6350000"/>
             <wp:effectExtent l="0" t="0" r="0" b="0"/>
             <wp:docPr id="2" name="Рисунок 2"/>
@@ -4656,7 +5370,27 @@
           <w:szCs w:val="24"/>
           <w:lang w:eastAsia="ru-RU"/>
         </w:rPr>
-        <w:t xml:space="preserve">На кудыкиной горе в </w:t>
+        <w:t xml:space="preserve">На </w:t>
+      </w:r>
+      <w:proofErr w:type="spellStart"/>
+      <w:r>
+        <w:rPr>
+          <w:rFonts w:ascii="Times New Roman" w:eastAsia="Times New Roman" w:hAnsi="Times New Roman" w:cs="Times New Roman"/>
+          <w:sz w:val="24"/>
+          <w:szCs w:val="24"/>
+          <w:lang w:eastAsia="ru-RU"/>
+        </w:rPr>
+        <w:t>кудыкиной</w:t>
+      </w:r>
+      <w:proofErr w:type="spellEnd"/>
+      <w:r>
+        <w:rPr>
+          <w:rFonts w:ascii="Times New Roman" w:eastAsia="Times New Roman" w:hAnsi="Times New Roman" w:cs="Times New Roman"/>
+          <w:sz w:val="24"/>
+          <w:szCs w:val="24"/>
+          <w:lang w:eastAsia="ru-RU"/>
+        </w:rPr>
+        <w:t xml:space="preserve"> горе в </w:t>
       </w:r>
       <w:r>
         <w:rPr>
@@ -4765,6 +5499,7 @@
                 <w:lang w:eastAsia="ru-RU"/>
               </w:rPr>
             </w:pPr>
+            <w:proofErr w:type="spellStart"/>
             <w:r>
               <w:rPr>
                 <w:rFonts w:ascii="Times New Roman" w:eastAsia="Times New Roman" w:hAnsi="Times New Roman" w:cs="Times New Roman"/>
@@ -4774,6 +5509,7 @@
               </w:rPr>
               <w:t>вымывм</w:t>
             </w:r>
+            <w:proofErr w:type="spellEnd"/>
           </w:p>
         </w:tc>
         <w:tc>
@@ -4792,6 +5528,7 @@
                 <w:lang w:eastAsia="ru-RU"/>
               </w:rPr>
             </w:pPr>
+            <w:proofErr w:type="spellStart"/>
             <w:r>
               <w:rPr>
                 <w:rFonts w:ascii="Times New Roman" w:eastAsia="Times New Roman" w:hAnsi="Times New Roman" w:cs="Times New Roman"/>
@@ -4801,6 +5538,7 @@
               </w:rPr>
               <w:t>ывмывм</w:t>
             </w:r>
+            <w:proofErr w:type="spellEnd"/>
           </w:p>
         </w:tc>
       </w:tr>
@@ -4818,6 +5556,7 @@
                 <w:lang w:eastAsia="ru-RU"/>
               </w:rPr>
             </w:pPr>
+            <w:proofErr w:type="spellStart"/>
             <w:r>
               <w:rPr>
                 <w:rFonts w:ascii="Times New Roman" w:eastAsia="Times New Roman" w:hAnsi="Times New Roman" w:cs="Times New Roman"/>
@@ -4827,6 +5566,7 @@
               </w:rPr>
               <w:t>ымвмывм</w:t>
             </w:r>
+            <w:proofErr w:type="spellEnd"/>
           </w:p>
         </w:tc>
         <w:tc>
@@ -4842,6 +5582,7 @@
                 <w:lang w:eastAsia="ru-RU"/>
               </w:rPr>
             </w:pPr>
+            <w:proofErr w:type="spellStart"/>
             <w:r>
               <w:rPr>
                 <w:rFonts w:ascii="Times New Roman" w:eastAsia="Times New Roman" w:hAnsi="Times New Roman" w:cs="Times New Roman"/>
@@ -4851,6 +5592,7 @@
               </w:rPr>
               <w:t>ывмывм</w:t>
             </w:r>
+            <w:proofErr w:type="spellEnd"/>
           </w:p>
         </w:tc>
       </w:tr>
@@ -4875,7 +5617,7 @@
           <w:lang w:eastAsia="ru-RU"/>
         </w:rPr>
         <w:pict>
-          <v:rect id="_x0000_i1025" style="width:182.15pt;height:1.6pt" o:hrpct="405" o:hrstd="t" o:hr="t" fillcolor="#a0a0a0" stroked="f"/>
+          <v:rect id="_x0000_i1043" style="width:182.15pt;height:1.6pt" o:hrpct="405" o:hrstd="t" o:hr="t" fillcolor="#a0a0a0" stroked="f"/>
         </w:pict>
       </w:r>
     </w:p>
@@ -4924,12 +5666,14 @@
           <w:b/>
         </w:rPr>
       </w:pPr>
+      <w:proofErr w:type="spellStart"/>
       <w:r>
         <w:rPr>
           <w:b/>
         </w:rPr>
         <w:t>Барабере</w:t>
       </w:r>
+      <w:proofErr w:type="spellEnd"/>
     </w:p>
     <w:p>
       <w:pPr>
@@ -4944,12 +5688,14 @@
           <w:b/>
         </w:rPr>
       </w:pPr>
+      <w:proofErr w:type="spellStart"/>
       <w:r>
         <w:rPr>
           <w:b/>
         </w:rPr>
         <w:t>Бурабере</w:t>
       </w:r>
+      <w:proofErr w:type="spellEnd"/>
     </w:p>
     <w:p>
       <w:pPr>
@@ -4969,7 +5715,27 @@
           <w:szCs w:val="24"/>
           <w:lang w:eastAsia="ru-RU"/>
         </w:rPr>
-        <w:t xml:space="preserve">На кудыкиной горе в соответствии с таблицей </w:t>
+        <w:t xml:space="preserve">На </w:t>
+      </w:r>
+      <w:proofErr w:type="spellStart"/>
+      <w:r>
+        <w:rPr>
+          <w:rFonts w:ascii="Times New Roman" w:eastAsia="Times New Roman" w:hAnsi="Times New Roman" w:cs="Times New Roman"/>
+          <w:sz w:val="24"/>
+          <w:szCs w:val="24"/>
+          <w:lang w:eastAsia="ru-RU"/>
+        </w:rPr>
+        <w:t>кудыкиной</w:t>
+      </w:r>
+      <w:proofErr w:type="spellEnd"/>
+      <w:r>
+        <w:rPr>
+          <w:rFonts w:ascii="Times New Roman" w:eastAsia="Times New Roman" w:hAnsi="Times New Roman" w:cs="Times New Roman"/>
+          <w:sz w:val="24"/>
+          <w:szCs w:val="24"/>
+          <w:lang w:eastAsia="ru-RU"/>
+        </w:rPr>
+        <w:t xml:space="preserve"> горе в соответствии с таблицей </w:t>
       </w:r>
       <w:r>
         <w:rPr>
@@ -5432,6 +6198,7 @@
                 <w:lang w:eastAsia="ru-RU"/>
               </w:rPr>
             </w:pPr>
+            <w:proofErr w:type="spellStart"/>
             <w:r>
               <w:rPr>
                 <w:rFonts w:ascii="Times New Roman" w:eastAsia="Times New Roman" w:hAnsi="Times New Roman" w:cs="Times New Roman"/>
@@ -5441,6 +6208,7 @@
               </w:rPr>
               <w:t>вымывм</w:t>
             </w:r>
+            <w:proofErr w:type="spellEnd"/>
           </w:p>
         </w:tc>
         <w:tc>
@@ -5456,6 +6224,7 @@
                 <w:lang w:eastAsia="ru-RU"/>
               </w:rPr>
             </w:pPr>
+            <w:proofErr w:type="spellStart"/>
             <w:r>
               <w:rPr>
                 <w:rFonts w:ascii="Times New Roman" w:eastAsia="Times New Roman" w:hAnsi="Times New Roman" w:cs="Times New Roman"/>
@@ -5465,6 +6234,7 @@
               </w:rPr>
               <w:t>ывмывм</w:t>
             </w:r>
+            <w:proofErr w:type="spellEnd"/>
           </w:p>
         </w:tc>
       </w:tr>
@@ -5482,6 +6252,7 @@
                 <w:lang w:eastAsia="ru-RU"/>
               </w:rPr>
             </w:pPr>
+            <w:proofErr w:type="spellStart"/>
             <w:r>
               <w:rPr>
                 <w:rFonts w:ascii="Times New Roman" w:eastAsia="Times New Roman" w:hAnsi="Times New Roman" w:cs="Times New Roman"/>
@@ -5491,6 +6262,7 @@
               </w:rPr>
               <w:t>ымвмывм</w:t>
             </w:r>
+            <w:proofErr w:type="spellEnd"/>
           </w:p>
         </w:tc>
         <w:tc>
@@ -5506,6 +6278,7 @@
                 <w:lang w:eastAsia="ru-RU"/>
               </w:rPr>
             </w:pPr>
+            <w:proofErr w:type="spellStart"/>
             <w:r>
               <w:rPr>
                 <w:rFonts w:ascii="Times New Roman" w:eastAsia="Times New Roman" w:hAnsi="Times New Roman" w:cs="Times New Roman"/>
@@ -5515,6 +6288,7 @@
               </w:rPr>
               <w:t>ывмывм</w:t>
             </w:r>
+            <w:proofErr w:type="spellEnd"/>
           </w:p>
         </w:tc>
       </w:tr>
@@ -5553,6 +6327,53 @@
         <w:br w:type="page"/>
       </w:r>
     </w:p>
+    <w:p>
+      <w:pPr>
+        <w:pStyle w:val="1"/>
+        <w:jc w:val="center"/>
+      </w:pPr>
+      <w:r>
+        <w:lastRenderedPageBreak/>
+        <w:t>Заключение</w:t>
+      </w:r>
+    </w:p>
+    <w:p>
+      <w:pPr>
+        <w:rPr>
+          <w:rFonts w:ascii="Times New Roman" w:eastAsia="Times New Roman" w:hAnsi="Times New Roman" w:cs="Times New Roman"/>
+          <w:sz w:val="24"/>
+          <w:szCs w:val="24"/>
+          <w:lang w:eastAsia="ru-RU"/>
+        </w:rPr>
+      </w:pPr>
+      <w:proofErr w:type="spellStart"/>
+      <w:proofErr w:type="gramStart"/>
+      <w:r>
+        <w:rPr>
+          <w:rFonts w:ascii="Times New Roman" w:eastAsia="Times New Roman" w:hAnsi="Times New Roman" w:cs="Times New Roman"/>
+          <w:sz w:val="24"/>
+          <w:szCs w:val="24"/>
+          <w:lang w:eastAsia="ru-RU"/>
+        </w:rPr>
+        <w:t>Фуафуыаыуа.ыуаыуаыуа.ыуаыуаыуа</w:t>
+      </w:r>
+      <w:proofErr w:type="gramEnd"/>
+      <w:r>
+        <w:rPr>
+          <w:rFonts w:ascii="Times New Roman" w:eastAsia="Times New Roman" w:hAnsi="Times New Roman" w:cs="Times New Roman"/>
+          <w:sz w:val="24"/>
+          <w:szCs w:val="24"/>
+          <w:lang w:eastAsia="ru-RU"/>
+        </w:rPr>
+        <w:t>.ыуаыуа</w:t>
+      </w:r>
+      <w:proofErr w:type="spellEnd"/>
+    </w:p>
+    <w:p>
+      <w:r>
+        <w:br w:type="page"/>
+      </w:r>
+    </w:p>
     <w:p/>
     <w:p>
       <w:pPr>
@@ -5594,12 +6415,14 @@
         </w:rPr>
         <w:t xml:space="preserve">1 </w:t>
       </w:r>
+      <w:proofErr w:type="spellStart"/>
       <w:r>
         <w:rPr>
           <w:lang w:val="en-US"/>
         </w:rPr>
         <w:t>DeRidder</w:t>
       </w:r>
+      <w:proofErr w:type="spellEnd"/>
       <w:r>
         <w:rPr>
           <w:lang w:val="en-US"/>
@@ -5674,7 +6497,21 @@
         <w:rPr>
           <w:lang w:val="en-US"/>
         </w:rPr>
-        <w:t>2 U.S. National Library of Medicine. Fact sheet: UMLS Metathesaurus/National Institutes</w:t>
+        <w:t xml:space="preserve">2 U.S. National Library of Medicine. Fact sheet: UMLS </w:t>
+      </w:r>
+      <w:proofErr w:type="spellStart"/>
+      <w:r>
+        <w:rPr>
+          <w:lang w:val="en-US"/>
+        </w:rPr>
+        <w:t>Metathesaurus</w:t>
+      </w:r>
+      <w:proofErr w:type="spellEnd"/>
+      <w:r>
+        <w:rPr>
+          <w:lang w:val="en-US"/>
+        </w:rPr>
+        <w:t>/National Institutes</w:t>
       </w:r>
     </w:p>
     <w:p>
@@ -5734,7 +6571,21 @@
         <w:rPr>
           <w:lang w:val="en-US"/>
         </w:rPr>
-        <w:t>3 U.S. National Library of Medicine. Fact sheet: Unfied Medical Language</w:t>
+        <w:t xml:space="preserve">3 U.S. National Library of Medicine. Fact sheet: </w:t>
+      </w:r>
+      <w:proofErr w:type="spellStart"/>
+      <w:r>
+        <w:rPr>
+          <w:lang w:val="en-US"/>
+        </w:rPr>
+        <w:t>Unfied</w:t>
+      </w:r>
+      <w:proofErr w:type="spellEnd"/>
+      <w:r>
+        <w:rPr>
+          <w:lang w:val="en-US"/>
+        </w:rPr>
+        <w:t xml:space="preserve"> Medical Language</w:t>
       </w:r>
     </w:p>
     <w:p>
@@ -5764,7 +6615,23 @@
         <w:ind w:firstLine="708"/>
       </w:pPr>
       <w:r>
-        <w:t>4 Антопольский А.Б., Белоозеров В.Н. Процедура формирования макротезауруса</w:t>
+        <w:t xml:space="preserve">4 </w:t>
+      </w:r>
+      <w:proofErr w:type="spellStart"/>
+      <w:r>
+        <w:t>Антопольский</w:t>
+      </w:r>
+      <w:proofErr w:type="spellEnd"/>
+      <w:r>
+        <w:t xml:space="preserve"> А.Б., </w:t>
+      </w:r>
+      <w:proofErr w:type="spellStart"/>
+      <w:r>
+        <w:t>Белоозеров</w:t>
+      </w:r>
+      <w:proofErr w:type="spellEnd"/>
+      <w:r>
+        <w:t xml:space="preserve"> В.Н. Процедура формирования макротезауруса</w:t>
       </w:r>
     </w:p>
     <w:p>
@@ -5788,7 +6655,23 @@
         <w:ind w:firstLine="708"/>
       </w:pPr>
       <w:r>
-        <w:t>5 Белоозеров В.Н., Федосимов В.И. Место макротезауруса в лингвистическом</w:t>
+        <w:t xml:space="preserve">5 </w:t>
+      </w:r>
+      <w:proofErr w:type="spellStart"/>
+      <w:r>
+        <w:t>Белоозеров</w:t>
+      </w:r>
+      <w:proofErr w:type="spellEnd"/>
+      <w:r>
+        <w:t xml:space="preserve"> В.Н., </w:t>
+      </w:r>
+      <w:proofErr w:type="spellStart"/>
+      <w:r>
+        <w:t>Федосимов</w:t>
+      </w:r>
+      <w:proofErr w:type="spellEnd"/>
+      <w:r>
+        <w:t xml:space="preserve"> В.И. Место макротезауруса в лингвистическом</w:t>
       </w:r>
     </w:p>
     <w:p>
@@ -5834,7 +6717,119 @@
         <w:rPr>
           <w:lang w:val="en-US"/>
         </w:rPr>
-        <w:t>7 Nuovo soggettario: guida al sistema italiano di indicizzazione per soggetto, prototipo del</w:t>
+        <w:t xml:space="preserve">7 </w:t>
+      </w:r>
+      <w:proofErr w:type="spellStart"/>
+      <w:r>
+        <w:rPr>
+          <w:lang w:val="en-US"/>
+        </w:rPr>
+        <w:t>Nuovo</w:t>
+      </w:r>
+      <w:proofErr w:type="spellEnd"/>
+      <w:r>
+        <w:rPr>
+          <w:lang w:val="en-US"/>
+        </w:rPr>
+        <w:t xml:space="preserve"> </w:t>
+      </w:r>
+      <w:proofErr w:type="spellStart"/>
+      <w:r>
+        <w:rPr>
+          <w:lang w:val="en-US"/>
+        </w:rPr>
+        <w:t>soggettario</w:t>
+      </w:r>
+      <w:proofErr w:type="spellEnd"/>
+      <w:r>
+        <w:rPr>
+          <w:lang w:val="en-US"/>
+        </w:rPr>
+        <w:t xml:space="preserve">: </w:t>
+      </w:r>
+      <w:proofErr w:type="spellStart"/>
+      <w:r>
+        <w:rPr>
+          <w:lang w:val="en-US"/>
+        </w:rPr>
+        <w:t>guida</w:t>
+      </w:r>
+      <w:proofErr w:type="spellEnd"/>
+      <w:r>
+        <w:rPr>
+          <w:lang w:val="en-US"/>
+        </w:rPr>
+        <w:t xml:space="preserve"> al </w:t>
+      </w:r>
+      <w:proofErr w:type="spellStart"/>
+      <w:r>
+        <w:rPr>
+          <w:lang w:val="en-US"/>
+        </w:rPr>
+        <w:t>sistema</w:t>
+      </w:r>
+      <w:proofErr w:type="spellEnd"/>
+      <w:r>
+        <w:rPr>
+          <w:lang w:val="en-US"/>
+        </w:rPr>
+        <w:t xml:space="preserve"> </w:t>
+      </w:r>
+      <w:proofErr w:type="spellStart"/>
+      <w:r>
+        <w:rPr>
+          <w:lang w:val="en-US"/>
+        </w:rPr>
+        <w:t>italiano</w:t>
+      </w:r>
+      <w:proofErr w:type="spellEnd"/>
+      <w:r>
+        <w:rPr>
+          <w:lang w:val="en-US"/>
+        </w:rPr>
+        <w:t xml:space="preserve"> di </w:t>
+      </w:r>
+      <w:proofErr w:type="spellStart"/>
+      <w:r>
+        <w:rPr>
+          <w:lang w:val="en-US"/>
+        </w:rPr>
+        <w:t>indicizzazione</w:t>
+      </w:r>
+      <w:proofErr w:type="spellEnd"/>
+      <w:r>
+        <w:rPr>
+          <w:lang w:val="en-US"/>
+        </w:rPr>
+        <w:t xml:space="preserve"> per </w:t>
+      </w:r>
+      <w:proofErr w:type="spellStart"/>
+      <w:r>
+        <w:rPr>
+          <w:lang w:val="en-US"/>
+        </w:rPr>
+        <w:t>soggetto</w:t>
+      </w:r>
+      <w:proofErr w:type="spellEnd"/>
+      <w:r>
+        <w:rPr>
+          <w:lang w:val="en-US"/>
+        </w:rPr>
+        <w:t xml:space="preserve">, </w:t>
+      </w:r>
+      <w:proofErr w:type="spellStart"/>
+      <w:r>
+        <w:rPr>
+          <w:lang w:val="en-US"/>
+        </w:rPr>
+        <w:t>prototipo</w:t>
+      </w:r>
+      <w:proofErr w:type="spellEnd"/>
+      <w:r>
+        <w:rPr>
+          <w:lang w:val="en-US"/>
+        </w:rPr>
+        <w:t xml:space="preserve"> del</w:t>
       </w:r>
     </w:p>
     <w:p>
@@ -5901,7 +6896,21 @@
         <w:rPr>
           <w:lang w:val="en-US"/>
         </w:rPr>
-        <w:t>PACS 2008//PACS 2010 Regular Eddition/AIP Publishing. - URL:</w:t>
+        <w:t xml:space="preserve">PACS 2008//PACS 2010 Regular </w:t>
+      </w:r>
+      <w:proofErr w:type="spellStart"/>
+      <w:r>
+        <w:rPr>
+          <w:lang w:val="en-US"/>
+        </w:rPr>
+        <w:t>Eddition</w:t>
+      </w:r>
+      <w:proofErr w:type="spellEnd"/>
+      <w:r>
+        <w:rPr>
+          <w:lang w:val="en-US"/>
+        </w:rPr>
+        <w:t>/AIP Publishing. - URL:</w:t>
       </w:r>
     </w:p>
     <w:p>
@@ -5941,15 +6950,28 @@
         <w:ind w:firstLine="708"/>
       </w:pPr>
       <w:r>
-        <w:t>информационных классификаций УДК/О.А. Антошкова, Т.С. Астахова, В.Н.</w:t>
+        <w:t xml:space="preserve">информационных классификаций УДК/О.А. </w:t>
+      </w:r>
+      <w:proofErr w:type="spellStart"/>
+      <w:r>
+        <w:t>Антошкова</w:t>
+      </w:r>
+      <w:proofErr w:type="spellEnd"/>
+      <w:r>
+        <w:t>, Т.С. Астахова, В.Н.</w:t>
       </w:r>
     </w:p>
     <w:p>
       <w:pPr>
         <w:ind w:firstLine="708"/>
       </w:pPr>
-      <w:r>
-        <w:t>Белоозеров и др.; под ред. акад. Ю.М. Арского. - М., 2010. - 322 с.</w:t>
+      <w:proofErr w:type="spellStart"/>
+      <w:r>
+        <w:t>Белоозеров</w:t>
+      </w:r>
+      <w:proofErr w:type="spellEnd"/>
+      <w:r>
+        <w:t xml:space="preserve"> и др.; под ред. акад. Ю.М. Арского. - М., 2010. - 322 с.</w:t>
       </w:r>
     </w:p>
     <w:p>
@@ -5957,7 +6979,15 @@
         <w:ind w:firstLine="708"/>
       </w:pPr>
       <w:r>
-        <w:t>12 Рубрикатор как инструмент информационной навигации/Р.С. Гиляревский, А.В.</w:t>
+        <w:t xml:space="preserve">12 Рубрикатор как инструмент информационной навигации/Р.С. </w:t>
+      </w:r>
+      <w:proofErr w:type="spellStart"/>
+      <w:r>
+        <w:t>Гиляревский</w:t>
+      </w:r>
+      <w:proofErr w:type="spellEnd"/>
+      <w:r>
+        <w:t>, А.В.</w:t>
       </w:r>
     </w:p>
     <w:p>
@@ -5966,7 +6996,15 @@
       </w:pPr>
       <w:r>
         <w:lastRenderedPageBreak/>
-        <w:t>Шапкин, В.Н. Белоозеров. - СПб.: Профессия, 2008. - 352 с.</w:t>
+        <w:t xml:space="preserve">Шапкин, В.Н. </w:t>
+      </w:r>
+      <w:proofErr w:type="spellStart"/>
+      <w:r>
+        <w:t>Белоозеров</w:t>
+      </w:r>
+      <w:proofErr w:type="spellEnd"/>
+      <w:r>
+        <w:t>. - СПб.: Профессия, 2008. - 352 с.</w:t>
       </w:r>
     </w:p>
     <w:p>
@@ -5974,15 +7012,36 @@
         <w:ind w:firstLine="708"/>
       </w:pPr>
       <w:r>
-        <w:t>13 Рубрикатор научно-технической информации по нанотехнологиям и</w:t>
+        <w:t xml:space="preserve">13 Рубрикатор научно-технической информации по </w:t>
+      </w:r>
+      <w:proofErr w:type="spellStart"/>
+      <w:r>
+        <w:t>нанотехнологиям</w:t>
+      </w:r>
+      <w:proofErr w:type="spellEnd"/>
+      <w:r>
+        <w:t xml:space="preserve"> и</w:t>
       </w:r>
     </w:p>
     <w:p>
       <w:pPr>
         <w:ind w:firstLine="708"/>
       </w:pPr>
-      <w:r>
-        <w:t>наноматериалам/РНЦ "Курчатовский институт", ФГУ ГНИИ ИТТ "Информика",</w:t>
+      <w:proofErr w:type="spellStart"/>
+      <w:r>
+        <w:t>наноматериалам</w:t>
+      </w:r>
+      <w:proofErr w:type="spellEnd"/>
+      <w:r>
+        <w:t>/РНЦ "Курчатовский институт", ФГУ ГНИИ ИТТ "</w:t>
+      </w:r>
+      <w:proofErr w:type="spellStart"/>
+      <w:r>
+        <w:t>Информика</w:t>
+      </w:r>
+      <w:proofErr w:type="spellEnd"/>
+      <w:r>
+        <w:t>",</w:t>
       </w:r>
     </w:p>
     <w:p>
@@ -6014,7 +7073,23 @@
         <w:ind w:firstLine="708"/>
       </w:pPr>
       <w:r>
-        <w:t>14 Рубрикатор по нанонауке и нанотехнологиям. - URL: http/www.rubric.neicon.ru</w:t>
+        <w:t xml:space="preserve">14 Рубрикатор по </w:t>
+      </w:r>
+      <w:proofErr w:type="spellStart"/>
+      <w:r>
+        <w:t>нанонауке</w:t>
+      </w:r>
+      <w:proofErr w:type="spellEnd"/>
+      <w:r>
+        <w:t xml:space="preserve"> и </w:t>
+      </w:r>
+      <w:proofErr w:type="spellStart"/>
+      <w:r>
+        <w:t>нанотехнологиям</w:t>
+      </w:r>
+      <w:proofErr w:type="spellEnd"/>
+      <w:r>
+        <w:t>. - URL: http/www.rubric.neicon.ru</w:t>
       </w:r>
     </w:p>
     <w:p>
@@ -7072,7 +8147,27 @@
           <w:szCs w:val="28"/>
           <w:lang w:eastAsia="ru-RU"/>
         </w:rPr>
-        <w:t>Янг Н. И. Алгебра: учеб. пособие / Н. И. Янг. – 2-е изд., доп. – М. : Просвещение, 1977. –</w:t>
+        <w:t xml:space="preserve">Янг Н. И. Алгебра: учеб. пособие / Н. И. Янг. – 2-е изд., доп. – </w:t>
+      </w:r>
+      <w:proofErr w:type="gramStart"/>
+      <w:r>
+        <w:rPr>
+          <w:rFonts w:ascii="Times New Roman" w:eastAsia="Times New Roman" w:hAnsi="Times New Roman" w:cs="Times New Roman"/>
+          <w:sz w:val="28"/>
+          <w:szCs w:val="28"/>
+          <w:lang w:eastAsia="ru-RU"/>
+        </w:rPr>
+        <w:t>М. :</w:t>
+      </w:r>
+      <w:proofErr w:type="gramEnd"/>
+      <w:r>
+        <w:rPr>
+          <w:rFonts w:ascii="Times New Roman" w:eastAsia="Times New Roman" w:hAnsi="Times New Roman" w:cs="Times New Roman"/>
+          <w:sz w:val="28"/>
+          <w:szCs w:val="28"/>
+          <w:lang w:eastAsia="ru-RU"/>
+        </w:rPr>
+        <w:t xml:space="preserve"> Просвещение, 1977. –</w:t>
       </w:r>
     </w:p>
     <w:p>
@@ -7127,15 +8222,77 @@
           <w:lang w:eastAsia="ru-RU"/>
         </w:rPr>
       </w:pPr>
-      <w:r>
-        <w:rPr>
-          <w:rFonts w:ascii="Times New Roman" w:eastAsia="Times New Roman" w:hAnsi="Times New Roman" w:cs="Times New Roman"/>
-          <w:sz w:val="28"/>
-          <w:szCs w:val="28"/>
-          <w:lang w:eastAsia="ru-RU"/>
-        </w:rPr>
-        <w:t>Нечипорчук Н. А. Акцизы / Н. А. Нечипорчук, Т. К. Подгорная. - 2-е изд., перераб. – М. :</w:t>
-      </w:r>
+      <w:proofErr w:type="spellStart"/>
+      <w:r>
+        <w:rPr>
+          <w:rFonts w:ascii="Times New Roman" w:eastAsia="Times New Roman" w:hAnsi="Times New Roman" w:cs="Times New Roman"/>
+          <w:sz w:val="28"/>
+          <w:szCs w:val="28"/>
+          <w:lang w:eastAsia="ru-RU"/>
+        </w:rPr>
+        <w:t>Нечипорчук</w:t>
+      </w:r>
+      <w:proofErr w:type="spellEnd"/>
+      <w:r>
+        <w:rPr>
+          <w:rFonts w:ascii="Times New Roman" w:eastAsia="Times New Roman" w:hAnsi="Times New Roman" w:cs="Times New Roman"/>
+          <w:sz w:val="28"/>
+          <w:szCs w:val="28"/>
+          <w:lang w:eastAsia="ru-RU"/>
+        </w:rPr>
+        <w:t xml:space="preserve"> Н. А. Акцизы / Н. А. </w:t>
+      </w:r>
+      <w:proofErr w:type="spellStart"/>
+      <w:r>
+        <w:rPr>
+          <w:rFonts w:ascii="Times New Roman" w:eastAsia="Times New Roman" w:hAnsi="Times New Roman" w:cs="Times New Roman"/>
+          <w:sz w:val="28"/>
+          <w:szCs w:val="28"/>
+          <w:lang w:eastAsia="ru-RU"/>
+        </w:rPr>
+        <w:t>Нечипорчук</w:t>
+      </w:r>
+      <w:proofErr w:type="spellEnd"/>
+      <w:r>
+        <w:rPr>
+          <w:rFonts w:ascii="Times New Roman" w:eastAsia="Times New Roman" w:hAnsi="Times New Roman" w:cs="Times New Roman"/>
+          <w:sz w:val="28"/>
+          <w:szCs w:val="28"/>
+          <w:lang w:eastAsia="ru-RU"/>
+        </w:rPr>
+        <w:t xml:space="preserve">, Т. К. Подгорная. - 2-е изд., </w:t>
+      </w:r>
+      <w:proofErr w:type="spellStart"/>
+      <w:r>
+        <w:rPr>
+          <w:rFonts w:ascii="Times New Roman" w:eastAsia="Times New Roman" w:hAnsi="Times New Roman" w:cs="Times New Roman"/>
+          <w:sz w:val="28"/>
+          <w:szCs w:val="28"/>
+          <w:lang w:eastAsia="ru-RU"/>
+        </w:rPr>
+        <w:t>перераб</w:t>
+      </w:r>
+      <w:proofErr w:type="spellEnd"/>
+      <w:r>
+        <w:rPr>
+          <w:rFonts w:ascii="Times New Roman" w:eastAsia="Times New Roman" w:hAnsi="Times New Roman" w:cs="Times New Roman"/>
+          <w:sz w:val="28"/>
+          <w:szCs w:val="28"/>
+          <w:lang w:eastAsia="ru-RU"/>
+        </w:rPr>
+        <w:t xml:space="preserve">. – </w:t>
+      </w:r>
+      <w:proofErr w:type="gramStart"/>
+      <w:r>
+        <w:rPr>
+          <w:rFonts w:ascii="Times New Roman" w:eastAsia="Times New Roman" w:hAnsi="Times New Roman" w:cs="Times New Roman"/>
+          <w:sz w:val="28"/>
+          <w:szCs w:val="28"/>
+          <w:lang w:eastAsia="ru-RU"/>
+        </w:rPr>
+        <w:t>М. :</w:t>
+      </w:r>
+      <w:proofErr w:type="gramEnd"/>
     </w:p>
     <w:p>
       <w:pPr>
@@ -7196,8 +8353,19 @@
           <w:szCs w:val="28"/>
           <w:lang w:eastAsia="ru-RU"/>
         </w:rPr>
-        <w:t>Бахвалов Н. С. Баланс / Н. С. Бахвалов, Н. П. Жидков, Г. М. Кобельков. – 3-е изд. – М. :</w:t>
-      </w:r>
+        <w:t xml:space="preserve">Бахвалов Н. С. Баланс / Н. С. Бахвалов, Н. П. Жидков, Г. М. Кобельков. – 3-е изд. – </w:t>
+      </w:r>
+      <w:proofErr w:type="gramStart"/>
+      <w:r>
+        <w:rPr>
+          <w:rFonts w:ascii="Times New Roman" w:eastAsia="Times New Roman" w:hAnsi="Times New Roman" w:cs="Times New Roman"/>
+          <w:sz w:val="28"/>
+          <w:szCs w:val="28"/>
+          <w:lang w:eastAsia="ru-RU"/>
+        </w:rPr>
+        <w:t>М. :</w:t>
+      </w:r>
+      <w:proofErr w:type="gramEnd"/>
     </w:p>
     <w:p>
       <w:pPr>
@@ -7209,14 +8377,25 @@
           <w:lang w:eastAsia="ru-RU"/>
         </w:rPr>
       </w:pPr>
-      <w:r>
-        <w:rPr>
-          <w:rFonts w:ascii="Times New Roman" w:eastAsia="Times New Roman" w:hAnsi="Times New Roman" w:cs="Times New Roman"/>
-          <w:sz w:val="28"/>
-          <w:szCs w:val="28"/>
-          <w:lang w:eastAsia="ru-RU"/>
-        </w:rPr>
-        <w:t>ИндексМедиа, 2007. – 144 с.</w:t>
+      <w:proofErr w:type="spellStart"/>
+      <w:r>
+        <w:rPr>
+          <w:rFonts w:ascii="Times New Roman" w:eastAsia="Times New Roman" w:hAnsi="Times New Roman" w:cs="Times New Roman"/>
+          <w:sz w:val="28"/>
+          <w:szCs w:val="28"/>
+          <w:lang w:eastAsia="ru-RU"/>
+        </w:rPr>
+        <w:t>ИндексМедиа</w:t>
+      </w:r>
+      <w:proofErr w:type="spellEnd"/>
+      <w:r>
+        <w:rPr>
+          <w:rFonts w:ascii="Times New Roman" w:eastAsia="Times New Roman" w:hAnsi="Times New Roman" w:cs="Times New Roman"/>
+          <w:sz w:val="28"/>
+          <w:szCs w:val="28"/>
+          <w:lang w:eastAsia="ru-RU"/>
+        </w:rPr>
+        <w:t>, 2007. – 144 с.</w:t>
       </w:r>
     </w:p>
     <w:p>
@@ -7258,7 +8437,27 @@
           <w:szCs w:val="28"/>
           <w:lang w:eastAsia="ru-RU"/>
         </w:rPr>
-        <w:t>Математика: учебник / Ю. М. Ермолаев [и др.]. – 2-е изд., доп. и испр. – Киев, 1981. –</w:t>
+        <w:t xml:space="preserve">Математика: учебник / Ю. М. Ермолаев [и др.]. – 2-е изд., доп. и </w:t>
+      </w:r>
+      <w:proofErr w:type="spellStart"/>
+      <w:r>
+        <w:rPr>
+          <w:rFonts w:ascii="Times New Roman" w:eastAsia="Times New Roman" w:hAnsi="Times New Roman" w:cs="Times New Roman"/>
+          <w:sz w:val="28"/>
+          <w:szCs w:val="28"/>
+          <w:lang w:eastAsia="ru-RU"/>
+        </w:rPr>
+        <w:t>испр</w:t>
+      </w:r>
+      <w:proofErr w:type="spellEnd"/>
+      <w:r>
+        <w:rPr>
+          <w:rFonts w:ascii="Times New Roman" w:eastAsia="Times New Roman" w:hAnsi="Times New Roman" w:cs="Times New Roman"/>
+          <w:sz w:val="28"/>
+          <w:szCs w:val="28"/>
+          <w:lang w:eastAsia="ru-RU"/>
+        </w:rPr>
+        <w:t>. – Киев, 1981. –</w:t>
       </w:r>
     </w:p>
     <w:p>
@@ -7320,7 +8519,27 @@
           <w:szCs w:val="28"/>
           <w:lang w:eastAsia="ru-RU"/>
         </w:rPr>
-        <w:t>Современные аспекты развития экономики: сб. науч. тр. / Тихоокеан. гос. ун-т. –</w:t>
+        <w:t xml:space="preserve">Современные аспекты развития экономики: сб. науч. тр. / </w:t>
+      </w:r>
+      <w:proofErr w:type="spellStart"/>
+      <w:r>
+        <w:rPr>
+          <w:rFonts w:ascii="Times New Roman" w:eastAsia="Times New Roman" w:hAnsi="Times New Roman" w:cs="Times New Roman"/>
+          <w:sz w:val="28"/>
+          <w:szCs w:val="28"/>
+          <w:lang w:eastAsia="ru-RU"/>
+        </w:rPr>
+        <w:t>Тихоокеан</w:t>
+      </w:r>
+      <w:proofErr w:type="spellEnd"/>
+      <w:r>
+        <w:rPr>
+          <w:rFonts w:ascii="Times New Roman" w:eastAsia="Times New Roman" w:hAnsi="Times New Roman" w:cs="Times New Roman"/>
+          <w:sz w:val="28"/>
+          <w:szCs w:val="28"/>
+          <w:lang w:eastAsia="ru-RU"/>
+        </w:rPr>
+        <w:t>. гос. ун-т. –</w:t>
       </w:r>
     </w:p>
     <w:p>
@@ -7410,7 +8629,7 @@
           <w:rPr>
             <w:noProof/>
           </w:rPr>
-          <w:t>15</w:t>
+          <w:t>4</w:t>
         </w:r>
         <w:r>
           <w:fldChar w:fldCharType="end"/>
@@ -9212,7 +10431,6 @@
   <w:style w:type="character" w:default="1" w:styleId="a0">
     <w:name w:val="Default Paragraph Font"/>
     <w:uiPriority w:val="1"/>
-    <w:semiHidden/>
     <w:unhideWhenUsed/>
   </w:style>
   <w:style w:type="table" w:default="1" w:styleId="a1">
@@ -9562,6 +10780,28 @@
       <w:vertAlign w:val="superscript"/>
     </w:rPr>
   </w:style>
+  <w:style w:type="paragraph" w:styleId="af3">
+    <w:name w:val="TOC Heading"/>
+    <w:basedOn w:val="1"/>
+    <w:next w:val="a"/>
+    <w:uiPriority w:val="39"/>
+    <w:unhideWhenUsed/>
+    <w:qFormat/>
+    <w:rsid w:val="00A668B1"/>
+    <w:pPr>
+      <w:keepNext/>
+      <w:keepLines/>
+      <w:spacing w:before="240" w:after="0" w:line="259" w:lineRule="auto"/>
+      <w:outlineLvl w:val="9"/>
+    </w:pPr>
+    <w:rPr>
+      <w:rFonts w:asciiTheme="majorHAnsi" w:eastAsiaTheme="majorEastAsia" w:hAnsiTheme="majorHAnsi" w:cstheme="majorBidi"/>
+      <w:b w:val="0"/>
+      <w:bCs w:val="0"/>
+      <w:color w:val="2E74B5" w:themeColor="accent1" w:themeShade="BF"/>
+      <w:lang w:eastAsia="ru-RU"/>
+    </w:rPr>
+  </w:style>
 </w:styles>
 </file>
 
@@ -9831,7 +11071,7 @@
 </file>
 
 <file path=customXml/itemProps1.xml><?xml version="1.0" encoding="utf-8"?>
-<ds:datastoreItem xmlns:ds="http://schemas.openxmlformats.org/officeDocument/2006/customXml" ds:itemID="{CC98DBE7-BED9-431D-BD46-507DF2C1308D}">
+<ds:datastoreItem xmlns:ds="http://schemas.openxmlformats.org/officeDocument/2006/customXml" ds:itemID="{17C02948-4C62-41EE-854B-7B9DAA8A77CD}">
   <ds:schemaRefs>
     <ds:schemaRef ds:uri="http://schemas.openxmlformats.org/officeDocument/2006/bibliography"/>
   </ds:schemaRefs>

--- a/gost_validator/test.docx
+++ b/gost_validator/test.docx
@@ -321,10 +321,12 @@
         <w:pStyle w:val="1"/>
         <w:jc w:val="center"/>
       </w:pPr>
+      <w:bookmarkStart w:id="0" w:name="_Toc225826203"/>
       <w:r>
         <w:lastRenderedPageBreak/>
         <w:t>СПИСОК ИСПОЛНИТЕЛЕЙ</w:t>
       </w:r>
+      <w:bookmarkEnd w:id="0"/>
     </w:p>
     <w:p>
       <w:pPr>
@@ -1275,10 +1277,12 @@
         <w:pStyle w:val="1"/>
         <w:jc w:val="center"/>
       </w:pPr>
+      <w:bookmarkStart w:id="1" w:name="_Toc225826204"/>
       <w:r>
         <w:lastRenderedPageBreak/>
         <w:t>РЕФЕРАТ</w:t>
       </w:r>
+      <w:bookmarkEnd w:id="1"/>
     </w:p>
     <w:p>
       <w:pPr>
@@ -1488,19 +1492,21 @@
         <w:pStyle w:val="1"/>
         <w:jc w:val="center"/>
       </w:pPr>
-      <w:bookmarkStart w:id="0" w:name="_Toc195139112"/>
+      <w:bookmarkStart w:id="2" w:name="_Toc195139112"/>
+      <w:bookmarkStart w:id="3" w:name="_Toc225826205"/>
       <w:r>
         <w:lastRenderedPageBreak/>
         <w:t>С</w:t>
       </w:r>
-      <w:bookmarkEnd w:id="0"/>
+      <w:bookmarkEnd w:id="2"/>
       <w:r>
         <w:t>ОДЕРЖАНИЕ</w:t>
       </w:r>
+      <w:bookmarkEnd w:id="3"/>
     </w:p>
     <w:sdt>
       <w:sdtPr>
-        <w:id w:val="-223212863"/>
+        <w:id w:val="-2040116778"/>
         <w:docPartObj>
           <w:docPartGallery w:val="Table of Contents"/>
           <w:docPartUnique/>
@@ -1509,15 +1515,18 @@
       <w:sdtEndPr>
         <w:rPr>
           <w:rFonts w:asciiTheme="minorHAnsi" w:eastAsiaTheme="minorHAnsi" w:hAnsiTheme="minorHAnsi" w:cstheme="minorBidi"/>
+          <w:b/>
+          <w:bCs/>
           <w:color w:val="auto"/>
           <w:sz w:val="22"/>
           <w:szCs w:val="22"/>
+          <w:lang w:eastAsia="en-US"/>
         </w:rPr>
       </w:sdtEndPr>
       <w:sdtContent>
         <w:p>
           <w:pPr>
-            <w:pStyle w:val="1"/>
+            <w:pStyle w:val="af3"/>
           </w:pPr>
         </w:p>
         <w:p>
@@ -1530,7 +1539,7 @@
               <w:rFonts w:asciiTheme="minorHAnsi" w:eastAsiaTheme="minorEastAsia" w:hAnsiTheme="minorHAnsi" w:cstheme="minorBidi"/>
               <w:noProof/>
               <w:color w:val="auto"/>
-              <w:lang w:val="en-US" w:eastAsia="ru-RU"/>
+              <w:lang w:eastAsia="ru-RU"/>
             </w:rPr>
           </w:pPr>
           <w:r>
@@ -1542,20 +1551,13 @@
           <w:r>
             <w:fldChar w:fldCharType="separate"/>
           </w:r>
-          <w:hyperlink w:anchor="_Toc225821624" w:history="1">
+          <w:hyperlink w:anchor="_Toc225826203" w:history="1">
             <w:r>
               <w:rPr>
                 <w:rStyle w:val="a3"/>
                 <w:noProof/>
               </w:rPr>
-              <w:t>РЕФ</w:t>
-            </w:r>
-            <w:r>
-              <w:rPr>
-                <w:rStyle w:val="a3"/>
-                <w:noProof/>
-              </w:rPr>
-              <w:t>РАТ</w:t>
+              <w:t>СПИСОК ИСПОЛНИТЕЛЕЙ</w:t>
             </w:r>
             <w:r>
               <w:rPr>
@@ -1563,7 +1565,47 @@
                 <w:webHidden/>
               </w:rPr>
               <w:tab/>
-              <w:t>-1</w:t>
+            </w:r>
+            <w:r>
+              <w:rPr>
+                <w:noProof/>
+                <w:webHidden/>
+              </w:rPr>
+              <w:fldChar w:fldCharType="begin"/>
+            </w:r>
+            <w:r>
+              <w:rPr>
+                <w:noProof/>
+                <w:webHidden/>
+              </w:rPr>
+              <w:instrText xml:space="preserve"> PAGEREF _Toc225826203 \h </w:instrText>
+            </w:r>
+            <w:r>
+              <w:rPr>
+                <w:noProof/>
+                <w:webHidden/>
+              </w:rPr>
+            </w:r>
+            <w:r>
+              <w:rPr>
+                <w:noProof/>
+                <w:webHidden/>
+              </w:rPr>
+              <w:fldChar w:fldCharType="separate"/>
+            </w:r>
+            <w:r>
+              <w:rPr>
+                <w:noProof/>
+                <w:webHidden/>
+              </w:rPr>
+              <w:t>2</w:t>
+            </w:r>
+            <w:r>
+              <w:rPr>
+                <w:noProof/>
+                <w:webHidden/>
+              </w:rPr>
+              <w:fldChar w:fldCharType="end"/>
             </w:r>
           </w:hyperlink>
         </w:p>
@@ -1580,13 +1622,27 @@
               <w:lang w:eastAsia="ru-RU"/>
             </w:rPr>
           </w:pPr>
-          <w:hyperlink w:anchor="_Toc225821625" w:history="1">
+          <w:hyperlink w:anchor="_Toc225826204" w:history="1">
             <w:r>
               <w:rPr>
                 <w:rStyle w:val="a3"/>
                 <w:noProof/>
               </w:rPr>
-              <w:t>СОДЕРЖАНИЕ</w:t>
+              <w:t>РЕФ</w:t>
+            </w:r>
+            <w:r>
+              <w:rPr>
+                <w:rStyle w:val="a3"/>
+                <w:noProof/>
+              </w:rPr>
+              <w:t>в</w:t>
+            </w:r>
+            <w:r>
+              <w:rPr>
+                <w:rStyle w:val="a3"/>
+                <w:noProof/>
+              </w:rPr>
+              <w:t>ЕРАТ</w:t>
             </w:r>
             <w:r>
               <w:rPr>
@@ -1594,7 +1650,47 @@
                 <w:webHidden/>
               </w:rPr>
               <w:tab/>
-              <w:t>фуафуа</w:t>
+            </w:r>
+            <w:r>
+              <w:rPr>
+                <w:noProof/>
+                <w:webHidden/>
+              </w:rPr>
+              <w:fldChar w:fldCharType="begin"/>
+            </w:r>
+            <w:r>
+              <w:rPr>
+                <w:noProof/>
+                <w:webHidden/>
+              </w:rPr>
+              <w:instrText xml:space="preserve"> PAGEREF _Toc225826204 \h </w:instrText>
+            </w:r>
+            <w:r>
+              <w:rPr>
+                <w:noProof/>
+                <w:webHidden/>
+              </w:rPr>
+            </w:r>
+            <w:r>
+              <w:rPr>
+                <w:noProof/>
+                <w:webHidden/>
+              </w:rPr>
+              <w:fldChar w:fldCharType="separate"/>
+            </w:r>
+            <w:r>
+              <w:rPr>
+                <w:noProof/>
+                <w:webHidden/>
+              </w:rPr>
+              <w:t>3</w:t>
+            </w:r>
+            <w:r>
+              <w:rPr>
+                <w:noProof/>
+                <w:webHidden/>
+              </w:rPr>
+              <w:fldChar w:fldCharType="end"/>
             </w:r>
           </w:hyperlink>
         </w:p>
@@ -1611,54 +1707,21 @@
               <w:lang w:eastAsia="ru-RU"/>
             </w:rPr>
           </w:pPr>
-          <w:hyperlink w:anchor="_Toc225821626" w:history="1">
+          <w:hyperlink w:anchor="_Toc225826205" w:history="1">
             <w:r>
               <w:rPr>
                 <w:rStyle w:val="a3"/>
                 <w:noProof/>
               </w:rPr>
-              <w:t>ТЕРМИНЫ И ОПРЕДЕЛЕНИЯ</w:t>
+              <w:t>СОДЕРЖАНИЕ</w:t>
             </w:r>
             <w:r>
               <w:rPr>
                 <w:noProof/>
                 <w:webHidden/>
               </w:rPr>
-              <w:fldChar w:fldCharType="begin"/>
-            </w:r>
-            <w:r>
-              <w:rPr>
-                <w:noProof/>
-                <w:webHidden/>
-              </w:rPr>
-              <w:instrText xml:space="preserve"> PAGEREF _Toc225821626 \h </w:instrText>
-            </w:r>
-            <w:r>
-              <w:rPr>
-                <w:noProof/>
-                <w:webHidden/>
-              </w:rPr>
-            </w:r>
-            <w:r>
-              <w:rPr>
-                <w:noProof/>
-                <w:webHidden/>
-              </w:rPr>
-              <w:fldChar w:fldCharType="separate"/>
-            </w:r>
-            <w:r>
-              <w:rPr>
-                <w:noProof/>
-                <w:webHidden/>
-              </w:rPr>
-              <w:t>5</w:t>
-            </w:r>
-            <w:r>
-              <w:rPr>
-                <w:noProof/>
-                <w:webHidden/>
-              </w:rPr>
-              <w:fldChar w:fldCharType="end"/>
+              <w:tab/>
+              <w:t>-1</w:t>
             </w:r>
           </w:hyperlink>
         </w:p>
@@ -1675,7 +1738,7 @@
               <w:lang w:eastAsia="ru-RU"/>
             </w:rPr>
           </w:pPr>
-          <w:hyperlink w:anchor="_Toc225821627" w:history="1">
+          <w:hyperlink w:anchor="_Toc225826207" w:history="1">
             <w:r>
               <w:rPr>
                 <w:rStyle w:val="a3"/>
@@ -1683,48 +1746,13 @@
               </w:rPr>
               <w:t>ПЕРЕЧЕНЬ СОКРАЩЕНИЙ И ОБОЗНАЧЕНИЙ</w:t>
             </w:r>
-            <w:bookmarkStart w:id="1" w:name="_GoBack"/>
-            <w:bookmarkEnd w:id="1"/>
             <w:r>
               <w:rPr>
                 <w:noProof/>
                 <w:webHidden/>
               </w:rPr>
-              <w:fldChar w:fldCharType="begin"/>
-            </w:r>
-            <w:r>
-              <w:rPr>
-                <w:noProof/>
-                <w:webHidden/>
-              </w:rPr>
-              <w:instrText xml:space="preserve"> PAGEREF _Toc225821627 \h </w:instrText>
-            </w:r>
-            <w:r>
-              <w:rPr>
-                <w:noProof/>
-                <w:webHidden/>
-              </w:rPr>
-            </w:r>
-            <w:r>
-              <w:rPr>
-                <w:noProof/>
-                <w:webHidden/>
-              </w:rPr>
-              <w:fldChar w:fldCharType="separate"/>
-            </w:r>
-            <w:r>
-              <w:rPr>
-                <w:noProof/>
-                <w:webHidden/>
-              </w:rPr>
-              <w:t>7</w:t>
-            </w:r>
-            <w:r>
-              <w:rPr>
-                <w:noProof/>
-                <w:webHidden/>
-              </w:rPr>
-              <w:fldChar w:fldCharType="end"/>
+              <w:tab/>
+              <w:t>фваыа</w:t>
             </w:r>
           </w:hyperlink>
         </w:p>
@@ -1741,7 +1769,7 @@
               <w:lang w:eastAsia="ru-RU"/>
             </w:rPr>
           </w:pPr>
-          <w:hyperlink w:anchor="_Toc225821628" w:history="1">
+          <w:hyperlink w:anchor="_Toc225826208" w:history="1">
             <w:r>
               <w:rPr>
                 <w:rStyle w:val="a3"/>
@@ -1755,7 +1783,7 @@
                 <w:webHidden/>
               </w:rPr>
               <w:tab/>
-              <w:t>12</w:t>
+              <w:t>15</w:t>
             </w:r>
           </w:hyperlink>
         </w:p>
@@ -1772,7 +1800,7 @@
               <w:lang w:eastAsia="ru-RU"/>
             </w:rPr>
           </w:pPr>
-          <w:hyperlink w:anchor="_Toc225821629" w:history="1">
+          <w:hyperlink w:anchor="_Toc225826209" w:history="1">
             <w:r>
               <w:rPr>
                 <w:rStyle w:val="a3"/>
@@ -1799,7 +1827,7 @@
                 <w:noProof/>
                 <w:webHidden/>
               </w:rPr>
-              <w:instrText xml:space="preserve"> PAGEREF _Toc225821629 \h </w:instrText>
+              <w:instrText xml:space="preserve"> PAGEREF _Toc225826209 \h </w:instrText>
             </w:r>
             <w:r>
               <w:rPr>
@@ -1843,14 +1871,13 @@
               <w:lang w:eastAsia="ru-RU"/>
             </w:rPr>
           </w:pPr>
-          <w:hyperlink w:anchor="_Toc225821630" w:history="1">
+          <w:hyperlink w:anchor="_Toc225826210" w:history="1">
             <w:r>
               <w:rPr>
                 <w:rStyle w:val="a3"/>
                 <w:noProof/>
-                <w:lang w:eastAsia="ru-RU"/>
-              </w:rPr>
-              <w:t>Фаыаыуаыуаыуаыуаыаыуаыа. Ыуаыуаыуаыуаыуаыуаыа. Пуаыуаыуаыуа.</w:t>
+              </w:rPr>
+              <w:t>СПИСОК ИСПОЛЬЗОВАННЫХ ИСТОЧНИКОВ</w:t>
             </w:r>
             <w:r>
               <w:rPr>
@@ -1858,47 +1885,7 @@
                 <w:webHidden/>
               </w:rPr>
               <w:tab/>
-            </w:r>
-            <w:r>
-              <w:rPr>
-                <w:noProof/>
-                <w:webHidden/>
-              </w:rPr>
-              <w:fldChar w:fldCharType="begin"/>
-            </w:r>
-            <w:r>
-              <w:rPr>
-                <w:noProof/>
-                <w:webHidden/>
-              </w:rPr>
-              <w:instrText xml:space="preserve"> PAGEREF _Toc225821630 \h </w:instrText>
-            </w:r>
-            <w:r>
-              <w:rPr>
-                <w:noProof/>
-                <w:webHidden/>
-              </w:rPr>
-            </w:r>
-            <w:r>
-              <w:rPr>
-                <w:noProof/>
-                <w:webHidden/>
-              </w:rPr>
-              <w:fldChar w:fldCharType="separate"/>
-            </w:r>
-            <w:r>
-              <w:rPr>
-                <w:noProof/>
-                <w:webHidden/>
-              </w:rPr>
-              <w:t>11</w:t>
-            </w:r>
-            <w:r>
-              <w:rPr>
-                <w:noProof/>
-                <w:webHidden/>
-              </w:rPr>
-              <w:fldChar w:fldCharType="end"/>
+              <w:t>1</w:t>
             </w:r>
           </w:hyperlink>
         </w:p>
@@ -1915,23 +1902,111 @@
               <w:lang w:eastAsia="ru-RU"/>
             </w:rPr>
           </w:pPr>
-          <w:hyperlink w:anchor="_Toc225821631" w:history="1">
-            <w:r>
-              <w:rPr>
-                <w:rStyle w:val="a3"/>
-                <w:noProof/>
-              </w:rPr>
-              <w:t>СПИСОК ИСПОЛЬЗОВАННЫХ ИСТОЧНИКОВ</w:t>
-            </w:r>
-            <w:r>
-              <w:rPr>
-                <w:noProof/>
-                <w:webHidden/>
-              </w:rPr>
-              <w:tab/>
-              <w:t>5</w:t>
-            </w:r>
-          </w:hyperlink>
+          <w:r>
+            <w:rPr>
+              <w:rStyle w:val="a3"/>
+              <w:noProof/>
+            </w:rPr>
+            <w:fldChar w:fldCharType="begin"/>
+          </w:r>
+          <w:r>
+            <w:rPr>
+              <w:rStyle w:val="a3"/>
+              <w:noProof/>
+            </w:rPr>
+            <w:instrText xml:space="preserve"> </w:instrText>
+          </w:r>
+          <w:r>
+            <w:rPr>
+              <w:noProof/>
+            </w:rPr>
+            <w:instrText>HYPERLINK \l "_Toc225826211"</w:instrText>
+          </w:r>
+          <w:r>
+            <w:rPr>
+              <w:rStyle w:val="a3"/>
+              <w:noProof/>
+            </w:rPr>
+            <w:instrText xml:space="preserve"> </w:instrText>
+          </w:r>
+          <w:r>
+            <w:rPr>
+              <w:rStyle w:val="a3"/>
+              <w:noProof/>
+            </w:rPr>
+          </w:r>
+          <w:r>
+            <w:rPr>
+              <w:rStyle w:val="a3"/>
+              <w:noProof/>
+            </w:rPr>
+            <w:fldChar w:fldCharType="separate"/>
+          </w:r>
+          <w:r>
+            <w:rPr>
+              <w:rStyle w:val="a3"/>
+              <w:noProof/>
+              <w:lang w:eastAsia="ru-RU"/>
+            </w:rPr>
+            <w:t>Приложение А</w:t>
+          </w:r>
+          <w:r>
+            <w:rPr>
+              <w:noProof/>
+              <w:webHidden/>
+            </w:rPr>
+            <w:tab/>
+          </w:r>
+          <w:bookmarkStart w:id="4" w:name="_GoBack"/>
+          <w:bookmarkEnd w:id="4"/>
+          <w:r>
+            <w:rPr>
+              <w:noProof/>
+              <w:webHidden/>
+            </w:rPr>
+            <w:fldChar w:fldCharType="begin"/>
+          </w:r>
+          <w:r>
+            <w:rPr>
+              <w:noProof/>
+              <w:webHidden/>
+            </w:rPr>
+            <w:instrText xml:space="preserve"> PAGEREF _Toc225826211 \h </w:instrText>
+          </w:r>
+          <w:r>
+            <w:rPr>
+              <w:noProof/>
+              <w:webHidden/>
+            </w:rPr>
+          </w:r>
+          <w:r>
+            <w:rPr>
+              <w:noProof/>
+              <w:webHidden/>
+            </w:rPr>
+            <w:fldChar w:fldCharType="separate"/>
+          </w:r>
+          <w:r>
+            <w:rPr>
+              <w:noProof/>
+              <w:webHidden/>
+            </w:rPr>
+            <w:t>14</w:t>
+          </w:r>
+          <w:r>
+            <w:rPr>
+              <w:noProof/>
+              <w:webHidden/>
+            </w:rPr>
+            <w:fldChar w:fldCharType="end"/>
+          </w:r>
+          <w:r>
+            <w:rPr>
+              <w:rStyle w:val="a3"/>
+              <w:noProof/>
+            </w:rPr>
+            <w:fldChar w:fldCharType="end"/>
+          </w:r>
         </w:p>
         <w:p>
           <w:pPr>
@@ -1946,14 +2021,14 @@
               <w:lang w:eastAsia="ru-RU"/>
             </w:rPr>
           </w:pPr>
-          <w:hyperlink w:anchor="_Toc225821632" w:history="1">
+          <w:hyperlink w:anchor="_Toc225826212" w:history="1">
             <w:r>
               <w:rPr>
                 <w:rStyle w:val="a3"/>
                 <w:noProof/>
                 <w:lang w:eastAsia="ru-RU"/>
               </w:rPr>
-              <w:t>Приложение А</w:t>
+              <w:t>Приложение Б</w:t>
             </w:r>
             <w:r>
               <w:rPr>
@@ -1974,79 +2049,7 @@
                 <w:noProof/>
                 <w:webHidden/>
               </w:rPr>
-              <w:instrText xml:space="preserve"> PAGEREF _Toc225821632 \h </w:instrText>
-            </w:r>
-            <w:r>
-              <w:rPr>
-                <w:noProof/>
-                <w:webHidden/>
-              </w:rPr>
-            </w:r>
-            <w:r>
-              <w:rPr>
-                <w:noProof/>
-                <w:webHidden/>
-              </w:rPr>
-              <w:fldChar w:fldCharType="separate"/>
-            </w:r>
-            <w:r>
-              <w:rPr>
-                <w:noProof/>
-                <w:webHidden/>
-              </w:rPr>
-              <w:t>14</w:t>
-            </w:r>
-            <w:r>
-              <w:rPr>
-                <w:noProof/>
-                <w:webHidden/>
-              </w:rPr>
-              <w:fldChar w:fldCharType="end"/>
-            </w:r>
-          </w:hyperlink>
-        </w:p>
-        <w:p>
-          <w:pPr>
-            <w:pStyle w:val="11"/>
-            <w:tabs>
-              <w:tab w:val="right" w:leader="dot" w:pos="9345"/>
-            </w:tabs>
-            <w:rPr>
-              <w:rFonts w:asciiTheme="minorHAnsi" w:eastAsiaTheme="minorEastAsia" w:hAnsiTheme="minorHAnsi" w:cstheme="minorBidi"/>
-              <w:noProof/>
-              <w:color w:val="auto"/>
-              <w:lang w:eastAsia="ru-RU"/>
-            </w:rPr>
-          </w:pPr>
-          <w:hyperlink w:anchor="_Toc225821633" w:history="1">
-            <w:r>
-              <w:rPr>
-                <w:rStyle w:val="a3"/>
-                <w:noProof/>
-                <w:lang w:eastAsia="ru-RU"/>
-              </w:rPr>
-              <w:t>Приложение Б</w:t>
-            </w:r>
-            <w:r>
-              <w:rPr>
-                <w:noProof/>
-                <w:webHidden/>
-              </w:rPr>
-              <w:tab/>
-            </w:r>
-            <w:r>
-              <w:rPr>
-                <w:noProof/>
-                <w:webHidden/>
-              </w:rPr>
-              <w:fldChar w:fldCharType="begin"/>
-            </w:r>
-            <w:r>
-              <w:rPr>
-                <w:noProof/>
-                <w:webHidden/>
-              </w:rPr>
-              <w:instrText xml:space="preserve"> PAGEREF _Toc225821633 \h </w:instrText>
+              <w:instrText xml:space="preserve"> PAGEREF _Toc225826212 \h </w:instrText>
             </w:r>
             <w:r>
               <w:rPr>
@@ -2090,6 +2093,12 @@
     </w:sdt>
     <w:p>
       <w:pPr>
+        <w:pStyle w:val="1"/>
+        <w:jc w:val="center"/>
+      </w:pPr>
+    </w:p>
+    <w:p>
+      <w:pPr>
         <w:rPr>
           <w:rFonts w:ascii="Times New Roman" w:eastAsia="Times New Roman" w:hAnsi="Times New Roman" w:cs="Times New Roman"/>
           <w:b/>
@@ -2108,10 +2117,17 @@
         <w:pStyle w:val="1"/>
         <w:jc w:val="center"/>
       </w:pPr>
-      <w:r>
-        <w:lastRenderedPageBreak/>
+    </w:p>
+    <w:p>
+      <w:pPr>
+        <w:pStyle w:val="1"/>
+        <w:jc w:val="center"/>
+      </w:pPr>
+      <w:bookmarkStart w:id="5" w:name="_Toc225826206"/>
+      <w:r>
         <w:t>ТЕРМИНЫ И ОПРЕДЕЛЕНИЯ</w:t>
       </w:r>
+      <w:bookmarkEnd w:id="5"/>
     </w:p>
     <w:p>
       <w:pPr>
@@ -2726,6 +2742,7 @@
                 <w:sz w:val="28"/>
                 <w:szCs w:val="28"/>
               </w:rPr>
+              <w:lastRenderedPageBreak/>
               <w:t>Аутентификация</w:t>
             </w:r>
           </w:p>
@@ -2808,7 +2825,6 @@
                 <w:sz w:val="28"/>
                 <w:szCs w:val="28"/>
               </w:rPr>
-              <w:lastRenderedPageBreak/>
               <w:t>Ручка (API-</w:t>
             </w:r>
             <w:proofErr w:type="spellStart"/>
@@ -2999,10 +3015,12 @@
         </w:rPr>
         <w:br w:type="page"/>
       </w:r>
+      <w:bookmarkStart w:id="6" w:name="_Toc225826207"/>
       <w:r>
         <w:lastRenderedPageBreak/>
         <w:t>ПЕРЕЧЕНЬ СОКРАЩЕНИЙ И ОБОЗНАЧЕНИЙ</w:t>
       </w:r>
+      <w:bookmarkEnd w:id="6"/>
     </w:p>
     <w:p>
       <w:pPr>
@@ -4763,10 +4781,12 @@
         <w:pStyle w:val="1"/>
         <w:jc w:val="center"/>
       </w:pPr>
+      <w:bookmarkStart w:id="7" w:name="_Toc225826208"/>
       <w:r>
         <w:lastRenderedPageBreak/>
         <w:t>ВВЕДЕНИЕ</w:t>
       </w:r>
+      <w:bookmarkEnd w:id="7"/>
     </w:p>
     <w:p>
       <w:pPr>
@@ -6303,8 +6323,8 @@
           <w:lang w:eastAsia="ru-RU"/>
         </w:rPr>
       </w:pPr>
-      <w:bookmarkStart w:id="2" w:name="_uy7y8jfha1b7" w:colFirst="0" w:colLast="0"/>
-      <w:bookmarkEnd w:id="2"/>
+      <w:bookmarkStart w:id="8" w:name="_uy7y8jfha1b7" w:colFirst="0" w:colLast="0"/>
+      <w:bookmarkEnd w:id="8"/>
     </w:p>
     <w:p>
       <w:pPr>
@@ -6332,15 +6352,18 @@
         <w:pStyle w:val="1"/>
         <w:jc w:val="center"/>
       </w:pPr>
+      <w:bookmarkStart w:id="9" w:name="_Toc225826209"/>
       <w:r>
         <w:lastRenderedPageBreak/>
         <w:t>Заключение</w:t>
       </w:r>
-    </w:p>
-    <w:p>
-      <w:pPr>
-        <w:rPr>
-          <w:rFonts w:ascii="Times New Roman" w:eastAsia="Times New Roman" w:hAnsi="Times New Roman" w:cs="Times New Roman"/>
+      <w:bookmarkEnd w:id="9"/>
+    </w:p>
+    <w:p>
+      <w:pPr>
+        <w:rPr>
+          <w:rFonts w:ascii="Times New Roman" w:eastAsia="Times New Roman" w:hAnsi="Times New Roman" w:cs="Times New Roman"/>
+          <w:b/>
           <w:sz w:val="24"/>
           <w:szCs w:val="24"/>
           <w:lang w:eastAsia="ru-RU"/>
@@ -6351,6 +6374,7 @@
       <w:r>
         <w:rPr>
           <w:rFonts w:ascii="Times New Roman" w:eastAsia="Times New Roman" w:hAnsi="Times New Roman" w:cs="Times New Roman"/>
+          <w:b/>
           <w:sz w:val="24"/>
           <w:szCs w:val="24"/>
           <w:lang w:eastAsia="ru-RU"/>
@@ -6361,6 +6385,7 @@
       <w:r>
         <w:rPr>
           <w:rFonts w:ascii="Times New Roman" w:eastAsia="Times New Roman" w:hAnsi="Times New Roman" w:cs="Times New Roman"/>
+          <w:b/>
           <w:sz w:val="24"/>
           <w:szCs w:val="24"/>
           <w:lang w:eastAsia="ru-RU"/>
@@ -6386,6 +6411,7 @@
         <w:pStyle w:val="1"/>
         <w:jc w:val="center"/>
       </w:pPr>
+      <w:bookmarkStart w:id="10" w:name="_Toc225826210"/>
       <w:r>
         <w:t>СПИСОК</w:t>
       </w:r>
@@ -6401,6 +6427,7 @@
       <w:r>
         <w:t>ИСТОЧНИКОВ</w:t>
       </w:r>
+      <w:bookmarkEnd w:id="10"/>
     </w:p>
     <w:p>
       <w:pPr>
@@ -7129,6 +7156,7 @@
           <w:lang w:eastAsia="ru-RU"/>
         </w:rPr>
       </w:pPr>
+      <w:bookmarkStart w:id="11" w:name="_Toc225826211"/>
       <w:r>
         <w:rPr>
           <w:color w:val="000000" w:themeColor="text1"/>
@@ -7136,6 +7164,7 @@
         </w:rPr>
         <w:t>Приложение А</w:t>
       </w:r>
+      <w:bookmarkEnd w:id="11"/>
     </w:p>
     <w:p>
       <w:pPr>
@@ -7517,12 +7546,14 @@
           <w:lang w:eastAsia="ru-RU"/>
         </w:rPr>
       </w:pPr>
+      <w:bookmarkStart w:id="12" w:name="_Toc225826212"/>
       <w:r>
         <w:rPr>
           <w:lang w:eastAsia="ru-RU"/>
         </w:rPr>
         <w:t>Приложение Б</w:t>
       </w:r>
+      <w:bookmarkEnd w:id="12"/>
     </w:p>
     <w:p>
       <w:pPr>
@@ -11071,7 +11102,7 @@
 </file>
 
 <file path=customXml/itemProps1.xml><?xml version="1.0" encoding="utf-8"?>
-<ds:datastoreItem xmlns:ds="http://schemas.openxmlformats.org/officeDocument/2006/customXml" ds:itemID="{17C02948-4C62-41EE-854B-7B9DAA8A77CD}">
+<ds:datastoreItem xmlns:ds="http://schemas.openxmlformats.org/officeDocument/2006/customXml" ds:itemID="{A4D5C2CA-88B7-4C0A-B380-CF139C70673A}">
   <ds:schemaRefs>
     <ds:schemaRef ds:uri="http://schemas.openxmlformats.org/officeDocument/2006/bibliography"/>
   </ds:schemaRefs>

--- a/gost_validator/test.docx
+++ b/gost_validator/test.docx
@@ -1902,111 +1902,64 @@
               <w:lang w:eastAsia="ru-RU"/>
             </w:rPr>
           </w:pPr>
-          <w:r>
-            <w:rPr>
-              <w:rStyle w:val="a3"/>
-              <w:noProof/>
-            </w:rPr>
-            <w:fldChar w:fldCharType="begin"/>
-          </w:r>
-          <w:r>
-            <w:rPr>
-              <w:rStyle w:val="a3"/>
-              <w:noProof/>
-            </w:rPr>
-            <w:instrText xml:space="preserve"> </w:instrText>
-          </w:r>
-          <w:r>
-            <w:rPr>
-              <w:noProof/>
-            </w:rPr>
-            <w:instrText>HYPERLINK \l "_Toc225826211"</w:instrText>
-          </w:r>
-          <w:r>
-            <w:rPr>
-              <w:rStyle w:val="a3"/>
-              <w:noProof/>
-            </w:rPr>
-            <w:instrText xml:space="preserve"> </w:instrText>
-          </w:r>
-          <w:r>
-            <w:rPr>
-              <w:rStyle w:val="a3"/>
-              <w:noProof/>
-            </w:rPr>
-          </w:r>
-          <w:r>
-            <w:rPr>
-              <w:rStyle w:val="a3"/>
-              <w:noProof/>
-            </w:rPr>
-            <w:fldChar w:fldCharType="separate"/>
-          </w:r>
-          <w:r>
-            <w:rPr>
-              <w:rStyle w:val="a3"/>
-              <w:noProof/>
-              <w:lang w:eastAsia="ru-RU"/>
-            </w:rPr>
-            <w:t>Приложение А</w:t>
-          </w:r>
-          <w:r>
-            <w:rPr>
-              <w:noProof/>
-              <w:webHidden/>
-            </w:rPr>
-            <w:tab/>
-          </w:r>
-          <w:bookmarkStart w:id="4" w:name="_GoBack"/>
-          <w:bookmarkEnd w:id="4"/>
-          <w:r>
-            <w:rPr>
-              <w:noProof/>
-              <w:webHidden/>
-            </w:rPr>
-            <w:fldChar w:fldCharType="begin"/>
-          </w:r>
-          <w:r>
-            <w:rPr>
-              <w:noProof/>
-              <w:webHidden/>
-            </w:rPr>
-            <w:instrText xml:space="preserve"> PAGEREF _Toc225826211 \h </w:instrText>
-          </w:r>
-          <w:r>
-            <w:rPr>
-              <w:noProof/>
-              <w:webHidden/>
-            </w:rPr>
-          </w:r>
-          <w:r>
-            <w:rPr>
-              <w:noProof/>
-              <w:webHidden/>
-            </w:rPr>
-            <w:fldChar w:fldCharType="separate"/>
-          </w:r>
-          <w:r>
-            <w:rPr>
-              <w:noProof/>
-              <w:webHidden/>
-            </w:rPr>
-            <w:t>14</w:t>
-          </w:r>
-          <w:r>
-            <w:rPr>
-              <w:noProof/>
-              <w:webHidden/>
-            </w:rPr>
-            <w:fldChar w:fldCharType="end"/>
-          </w:r>
-          <w:r>
-            <w:rPr>
-              <w:rStyle w:val="a3"/>
-              <w:noProof/>
-            </w:rPr>
-            <w:fldChar w:fldCharType="end"/>
-          </w:r>
+          <w:hyperlink w:anchor="_Toc225826211" w:history="1">
+            <w:r>
+              <w:rPr>
+                <w:rStyle w:val="a3"/>
+                <w:noProof/>
+                <w:lang w:eastAsia="ru-RU"/>
+              </w:rPr>
+              <w:t>Приложение А</w:t>
+            </w:r>
+            <w:r>
+              <w:rPr>
+                <w:noProof/>
+                <w:webHidden/>
+              </w:rPr>
+              <w:tab/>
+            </w:r>
+            <w:r>
+              <w:rPr>
+                <w:noProof/>
+                <w:webHidden/>
+              </w:rPr>
+              <w:fldChar w:fldCharType="begin"/>
+            </w:r>
+            <w:r>
+              <w:rPr>
+                <w:noProof/>
+                <w:webHidden/>
+              </w:rPr>
+              <w:instrText xml:space="preserve"> PAGEREF _Toc225826211 \h </w:instrText>
+            </w:r>
+            <w:r>
+              <w:rPr>
+                <w:noProof/>
+                <w:webHidden/>
+              </w:rPr>
+            </w:r>
+            <w:r>
+              <w:rPr>
+                <w:noProof/>
+                <w:webHidden/>
+              </w:rPr>
+              <w:fldChar w:fldCharType="separate"/>
+            </w:r>
+            <w:r>
+              <w:rPr>
+                <w:noProof/>
+                <w:webHidden/>
+              </w:rPr>
+              <w:t>14</w:t>
+            </w:r>
+            <w:r>
+              <w:rPr>
+                <w:noProof/>
+                <w:webHidden/>
+              </w:rPr>
+              <w:fldChar w:fldCharType="end"/>
+            </w:r>
+          </w:hyperlink>
         </w:p>
         <w:p>
           <w:pPr>
@@ -2123,11 +2076,11 @@
         <w:pStyle w:val="1"/>
         <w:jc w:val="center"/>
       </w:pPr>
-      <w:bookmarkStart w:id="5" w:name="_Toc225826206"/>
+      <w:bookmarkStart w:id="4" w:name="_Toc225826206"/>
       <w:r>
         <w:t>ТЕРМИНЫ И ОПРЕДЕЛЕНИЯ</w:t>
       </w:r>
-      <w:bookmarkEnd w:id="5"/>
+      <w:bookmarkEnd w:id="4"/>
     </w:p>
     <w:p>
       <w:pPr>
@@ -2224,13 +2177,31 @@
                 <w:szCs w:val="28"/>
               </w:rPr>
             </w:pPr>
+            <w:proofErr w:type="spellStart"/>
             <w:r>
               <w:rPr>
                 <w:i/>
                 <w:sz w:val="28"/>
                 <w:szCs w:val="28"/>
               </w:rPr>
-              <w:t>Веб-сервер</w:t>
+              <w:t>А</w:t>
+            </w:r>
+            <w:r>
+              <w:rPr>
+                <w:i/>
+                <w:sz w:val="28"/>
+                <w:szCs w:val="28"/>
+              </w:rPr>
+              <w:t>еб</w:t>
+            </w:r>
+            <w:proofErr w:type="spellEnd"/>
+            <w:r>
+              <w:rPr>
+                <w:i/>
+                <w:sz w:val="28"/>
+                <w:szCs w:val="28"/>
+              </w:rPr>
+              <w:t>-сервер</w:t>
             </w:r>
           </w:p>
         </w:tc>
@@ -2394,6 +2365,17 @@
                 <w:szCs w:val="28"/>
               </w:rPr>
             </w:pPr>
+            <w:r>
+              <w:rPr>
+                <w:i/>
+                <w:sz w:val="28"/>
+                <w:szCs w:val="28"/>
+                <w:lang w:val="en-US"/>
+              </w:rPr>
+              <w:t>A</w:t>
+            </w:r>
+            <w:bookmarkStart w:id="5" w:name="_GoBack"/>
+            <w:bookmarkEnd w:id="5"/>
             <w:proofErr w:type="spellStart"/>
             <w:r>
               <w:rPr>
@@ -2401,7 +2383,7 @@
                 <w:sz w:val="28"/>
                 <w:szCs w:val="28"/>
               </w:rPr>
-              <w:t>Стриминг</w:t>
+              <w:t>триминг</w:t>
             </w:r>
             <w:proofErr w:type="spellEnd"/>
           </w:p>
@@ -2505,7 +2487,15 @@
                 <w:sz w:val="28"/>
                 <w:szCs w:val="28"/>
               </w:rPr>
-              <w:t>Микросервис</w:t>
+              <w:t>Г</w:t>
+            </w:r>
+            <w:r>
+              <w:rPr>
+                <w:i/>
+                <w:sz w:val="28"/>
+                <w:szCs w:val="28"/>
+              </w:rPr>
+              <w:t>икросервис</w:t>
             </w:r>
             <w:proofErr w:type="spellEnd"/>
           </w:p>
@@ -2602,14 +2592,24 @@
                 <w:szCs w:val="28"/>
               </w:rPr>
             </w:pPr>
+            <w:proofErr w:type="spellStart"/>
             <w:r>
               <w:rPr>
                 <w:i/>
                 <w:sz w:val="28"/>
                 <w:szCs w:val="28"/>
               </w:rPr>
-              <w:t>Авторизация</w:t>
-            </w:r>
+              <w:t>Д</w:t>
+            </w:r>
+            <w:r>
+              <w:rPr>
+                <w:i/>
+                <w:sz w:val="28"/>
+                <w:szCs w:val="28"/>
+              </w:rPr>
+              <w:t>вторизация</w:t>
+            </w:r>
+            <w:proofErr w:type="spellEnd"/>
           </w:p>
         </w:tc>
         <w:tc>
@@ -2736,6 +2736,7 @@
                 <w:szCs w:val="28"/>
               </w:rPr>
             </w:pPr>
+            <w:proofErr w:type="spellStart"/>
             <w:r>
               <w:rPr>
                 <w:i/>
@@ -2743,8 +2744,17 @@
                 <w:szCs w:val="28"/>
               </w:rPr>
               <w:lastRenderedPageBreak/>
-              <w:t>Аутентификация</w:t>
-            </w:r>
+              <w:t>Е</w:t>
+            </w:r>
+            <w:r>
+              <w:rPr>
+                <w:i/>
+                <w:sz w:val="28"/>
+                <w:szCs w:val="28"/>
+              </w:rPr>
+              <w:t>утентификация</w:t>
+            </w:r>
+            <w:proofErr w:type="spellEnd"/>
           </w:p>
         </w:tc>
         <w:tc>
@@ -2825,7 +2835,14 @@
                 <w:sz w:val="28"/>
                 <w:szCs w:val="28"/>
               </w:rPr>
-              <w:t>Ручка (API-</w:t>
+              <w:t>Ж</w:t>
+            </w:r>
+            <w:r>
+              <w:rPr>
+                <w:sz w:val="28"/>
+                <w:szCs w:val="28"/>
+              </w:rPr>
+              <w:t>учка (API-</w:t>
             </w:r>
             <w:proofErr w:type="spellStart"/>
             <w:r>
@@ -2944,13 +2961,22 @@
                 <w:szCs w:val="28"/>
               </w:rPr>
             </w:pPr>
-            <w:r>
-              <w:rPr>
-                <w:sz w:val="28"/>
-                <w:szCs w:val="28"/>
-              </w:rPr>
-              <w:t>Развертывание</w:t>
-            </w:r>
+            <w:proofErr w:type="spellStart"/>
+            <w:r>
+              <w:rPr>
+                <w:sz w:val="28"/>
+                <w:szCs w:val="28"/>
+              </w:rPr>
+              <w:t>З</w:t>
+            </w:r>
+            <w:r>
+              <w:rPr>
+                <w:sz w:val="28"/>
+                <w:szCs w:val="28"/>
+              </w:rPr>
+              <w:t>азвертывание</w:t>
+            </w:r>
+            <w:proofErr w:type="spellEnd"/>
           </w:p>
         </w:tc>
         <w:tc>
@@ -8660,7 +8686,7 @@
           <w:rPr>
             <w:noProof/>
           </w:rPr>
-          <w:t>4</w:t>
+          <w:t>16</w:t>
         </w:r>
         <w:r>
           <w:fldChar w:fldCharType="end"/>
@@ -11102,7 +11128,7 @@
 </file>
 
 <file path=customXml/itemProps1.xml><?xml version="1.0" encoding="utf-8"?>
-<ds:datastoreItem xmlns:ds="http://schemas.openxmlformats.org/officeDocument/2006/customXml" ds:itemID="{A4D5C2CA-88B7-4C0A-B380-CF139C70673A}">
+<ds:datastoreItem xmlns:ds="http://schemas.openxmlformats.org/officeDocument/2006/customXml" ds:itemID="{5E3E9C2B-2D92-4E2E-B7EC-9BF1828045C2}">
   <ds:schemaRefs>
     <ds:schemaRef ds:uri="http://schemas.openxmlformats.org/officeDocument/2006/bibliography"/>
   </ds:schemaRefs>

--- a/gost_validator/test.docx
+++ b/gost_validator/test.docx
@@ -2374,8 +2374,6 @@
               </w:rPr>
               <w:t>A</w:t>
             </w:r>
-            <w:bookmarkStart w:id="5" w:name="_GoBack"/>
-            <w:bookmarkEnd w:id="5"/>
             <w:proofErr w:type="spellStart"/>
             <w:r>
               <w:rPr>
@@ -3041,12 +3039,12 @@
         </w:rPr>
         <w:br w:type="page"/>
       </w:r>
-      <w:bookmarkStart w:id="6" w:name="_Toc225826207"/>
+      <w:bookmarkStart w:id="5" w:name="_Toc225826207"/>
       <w:r>
         <w:lastRenderedPageBreak/>
         <w:t>ПЕРЕЧЕНЬ СОКРАЩЕНИЙ И ОБОЗНАЧЕНИЙ</w:t>
       </w:r>
-      <w:bookmarkEnd w:id="6"/>
+      <w:bookmarkEnd w:id="5"/>
     </w:p>
     <w:p>
       <w:pPr>
@@ -3132,6 +3130,8 @@
               </w:rPr>
               <w:t>URL</w:t>
             </w:r>
+            <w:bookmarkStart w:id="6" w:name="_GoBack"/>
+            <w:bookmarkEnd w:id="6"/>
           </w:p>
         </w:tc>
         <w:tc>
@@ -3999,6 +3999,7 @@
               <w:rPr>
                 <w:sz w:val="28"/>
                 <w:szCs w:val="28"/>
+                <w:lang w:val="en-US"/>
               </w:rPr>
             </w:pPr>
             <w:r>
@@ -4070,7 +4071,14 @@
                 <w:sz w:val="28"/>
                 <w:szCs w:val="28"/>
               </w:rPr>
-              <w:t>, или же группа экспертов в области движущихся изображений. Стандарт сжатия видео и аудио.</w:t>
+              <w:t>, или же группа экспертов в области движущихся изображений</w:t>
+            </w:r>
+            <w:r>
+              <w:rPr>
+                <w:sz w:val="28"/>
+                <w:szCs w:val="28"/>
+              </w:rPr>
+              <w:t>. Стандарт сжатия видео и аудио</w:t>
             </w:r>
           </w:p>
         </w:tc>
@@ -4658,13 +4666,6 @@
               <w:t>Amazon</w:t>
             </w:r>
             <w:proofErr w:type="spellEnd"/>
-            <w:r>
-              <w:rPr>
-                <w:sz w:val="28"/>
-                <w:szCs w:val="28"/>
-              </w:rPr>
-              <w:t>.</w:t>
-            </w:r>
           </w:p>
         </w:tc>
       </w:tr>
@@ -11128,7 +11129,7 @@
 </file>
 
 <file path=customXml/itemProps1.xml><?xml version="1.0" encoding="utf-8"?>
-<ds:datastoreItem xmlns:ds="http://schemas.openxmlformats.org/officeDocument/2006/customXml" ds:itemID="{5E3E9C2B-2D92-4E2E-B7EC-9BF1828045C2}">
+<ds:datastoreItem xmlns:ds="http://schemas.openxmlformats.org/officeDocument/2006/customXml" ds:itemID="{FD635CEB-FD75-4B1F-9F2D-0DE69AC5040A}">
   <ds:schemaRefs>
     <ds:schemaRef ds:uri="http://schemas.openxmlformats.org/officeDocument/2006/bibliography"/>
   </ds:schemaRefs>

--- a/gost_validator/test.docx
+++ b/gost_validator/test.docx
@@ -3130,8 +3130,6 @@
               </w:rPr>
               <w:t>URL</w:t>
             </w:r>
-            <w:bookmarkStart w:id="6" w:name="_GoBack"/>
-            <w:bookmarkEnd w:id="6"/>
           </w:p>
         </w:tc>
         <w:tc>
@@ -4808,12 +4806,12 @@
         <w:pStyle w:val="1"/>
         <w:jc w:val="center"/>
       </w:pPr>
-      <w:bookmarkStart w:id="7" w:name="_Toc225826208"/>
+      <w:bookmarkStart w:id="6" w:name="_Toc225826208"/>
       <w:r>
         <w:lastRenderedPageBreak/>
         <w:t>ВВЕДЕНИЕ</w:t>
       </w:r>
-      <w:bookmarkEnd w:id="7"/>
+      <w:bookmarkEnd w:id="6"/>
     </w:p>
     <w:p>
       <w:pPr>
@@ -6350,8 +6348,8 @@
           <w:lang w:eastAsia="ru-RU"/>
         </w:rPr>
       </w:pPr>
-      <w:bookmarkStart w:id="8" w:name="_uy7y8jfha1b7" w:colFirst="0" w:colLast="0"/>
-      <w:bookmarkEnd w:id="8"/>
+      <w:bookmarkStart w:id="7" w:name="_uy7y8jfha1b7" w:colFirst="0" w:colLast="0"/>
+      <w:bookmarkEnd w:id="7"/>
     </w:p>
     <w:p>
       <w:pPr>
@@ -6379,12 +6377,12 @@
         <w:pStyle w:val="1"/>
         <w:jc w:val="center"/>
       </w:pPr>
-      <w:bookmarkStart w:id="9" w:name="_Toc225826209"/>
+      <w:bookmarkStart w:id="8" w:name="_Toc225826209"/>
       <w:r>
         <w:lastRenderedPageBreak/>
         <w:t>Заключение</w:t>
       </w:r>
-      <w:bookmarkEnd w:id="9"/>
+      <w:bookmarkEnd w:id="8"/>
     </w:p>
     <w:p>
       <w:pPr>
@@ -6438,7 +6436,7 @@
         <w:pStyle w:val="1"/>
         <w:jc w:val="center"/>
       </w:pPr>
-      <w:bookmarkStart w:id="10" w:name="_Toc225826210"/>
+      <w:bookmarkStart w:id="9" w:name="_Toc225826210"/>
       <w:r>
         <w:t>СПИСОК</w:t>
       </w:r>
@@ -6454,680 +6452,604 @@
       <w:r>
         <w:t>ИСТОЧНИКОВ</w:t>
       </w:r>
+      <w:bookmarkEnd w:id="9"/>
+    </w:p>
+    <w:p>
+      <w:pPr>
+        <w:ind w:firstLine="708"/>
+        <w:rPr>
+          <w:lang w:val="en-US"/>
+        </w:rPr>
+      </w:pPr>
+      <w:r>
+        <w:rPr>
+          <w:lang w:val="en-US"/>
+        </w:rPr>
+        <w:t xml:space="preserve"> </w:t>
+      </w:r>
+      <w:r>
+        <w:rPr>
+          <w:lang w:val="en-US"/>
+        </w:rPr>
+        <w:t>The</w:t>
+      </w:r>
+      <w:r>
+        <w:rPr>
+          <w:lang w:val="en-US"/>
+        </w:rPr>
+        <w:t xml:space="preserve"> </w:t>
+      </w:r>
+      <w:r>
+        <w:rPr>
+          <w:lang w:val="en-US"/>
+        </w:rPr>
+        <w:t>immediate prospects for the application of ontologies in digital</w:t>
+      </w:r>
+    </w:p>
+    <w:p>
+      <w:pPr>
+        <w:ind w:firstLine="708"/>
+        <w:rPr>
+          <w:lang w:val="en-US"/>
+        </w:rPr>
+      </w:pPr>
+      <w:r>
+        <w:rPr>
+          <w:lang w:val="en-US"/>
+        </w:rPr>
+        <w:t>libraries//Knowledge Organization - 2007. - Vol. 34, No. 4. P. 227 - 246.</w:t>
+      </w:r>
+    </w:p>
+    <w:p>
+      <w:pPr>
+        <w:ind w:firstLine="708"/>
+        <w:rPr>
+          <w:lang w:val="en-US"/>
+        </w:rPr>
+      </w:pPr>
+      <w:r>
+        <w:rPr>
+          <w:lang w:val="en-US"/>
+        </w:rPr>
+        <w:t xml:space="preserve"> Library of Medicine. Fact sheet: UMLS </w:t>
+      </w:r>
+      <w:proofErr w:type="spellStart"/>
+      <w:r>
+        <w:rPr>
+          <w:lang w:val="en-US"/>
+        </w:rPr>
+        <w:t>Metathesaurus</w:t>
+      </w:r>
+      <w:proofErr w:type="spellEnd"/>
+      <w:r>
+        <w:rPr>
+          <w:lang w:val="en-US"/>
+        </w:rPr>
+        <w:t>/National Institutes</w:t>
+      </w:r>
+    </w:p>
+    <w:p>
+      <w:pPr>
+        <w:ind w:firstLine="708"/>
+        <w:rPr>
+          <w:lang w:val="en-US"/>
+        </w:rPr>
+      </w:pPr>
+      <w:r>
+        <w:rPr>
+          <w:lang w:val="en-US"/>
+        </w:rPr>
+        <w:t>of Health, 2006 - 2013. - URL: http://www.nlm.nih.gov/pubs/factsheets/umlsmeta.html</w:t>
+      </w:r>
+    </w:p>
+    <w:p>
+      <w:pPr>
+        <w:ind w:firstLine="708"/>
+        <w:rPr>
+          <w:lang w:val="en-US"/>
+        </w:rPr>
+      </w:pPr>
+      <w:r>
+        <w:rPr>
+          <w:lang w:val="en-US"/>
+        </w:rPr>
+        <w:t>(</w:t>
+      </w:r>
+      <w:r>
+        <w:t>дата</w:t>
+      </w:r>
+      <w:r>
+        <w:rPr>
+          <w:lang w:val="en-US"/>
+        </w:rPr>
+        <w:t xml:space="preserve"> </w:t>
+      </w:r>
+      <w:r>
+        <w:t>обращения</w:t>
+      </w:r>
+      <w:r>
+        <w:rPr>
+          <w:lang w:val="en-US"/>
+        </w:rPr>
+        <w:t xml:space="preserve"> 2014-12-09).</w:t>
+      </w:r>
+    </w:p>
+    <w:p>
+      <w:pPr>
+        <w:ind w:firstLine="708"/>
+        <w:rPr>
+          <w:lang w:val="en-US"/>
+        </w:rPr>
+      </w:pPr>
+      <w:r>
+        <w:rPr>
+          <w:lang w:val="en-US"/>
+        </w:rPr>
+        <w:t xml:space="preserve"> National Library of Medicine. Fact sheet: </w:t>
+      </w:r>
+      <w:proofErr w:type="spellStart"/>
+      <w:r>
+        <w:rPr>
+          <w:lang w:val="en-US"/>
+        </w:rPr>
+        <w:t>Unfied</w:t>
+      </w:r>
+      <w:proofErr w:type="spellEnd"/>
+      <w:r>
+        <w:rPr>
+          <w:lang w:val="en-US"/>
+        </w:rPr>
+        <w:t xml:space="preserve"> Medical Language</w:t>
+      </w:r>
+    </w:p>
+    <w:p>
+      <w:pPr>
+        <w:ind w:firstLine="708"/>
+        <w:rPr>
+          <w:lang w:val="en-US"/>
+        </w:rPr>
+      </w:pPr>
+      <w:r>
+        <w:rPr>
+          <w:lang w:val="en-US"/>
+        </w:rPr>
+        <w:t>System/National Institutes of Health, 2006 - 2013. - URL:</w:t>
+      </w:r>
+    </w:p>
+    <w:p>
+      <w:pPr>
+        <w:ind w:firstLine="708"/>
+      </w:pPr>
+      <w:r>
+        <w:t>http://www.nlm.nih.gov/pubs/factsheets/umls.html (дата обращения 2009-12-09).</w:t>
+      </w:r>
+    </w:p>
+    <w:p>
+      <w:pPr>
+        <w:ind w:firstLine="708"/>
+      </w:pPr>
+      <w:r>
+        <w:t xml:space="preserve"> политематических информационных систем//Классификация и кодирование. - 1976. -</w:t>
+      </w:r>
+    </w:p>
+    <w:p>
+      <w:pPr>
+        <w:ind w:firstLine="708"/>
+      </w:pPr>
+      <w:r>
+        <w:t>N 1 (57). - С. 25 - 29.</w:t>
+      </w:r>
+    </w:p>
+    <w:p>
+      <w:pPr>
+        <w:ind w:firstLine="708"/>
+      </w:pPr>
+      <w:r>
+        <w:t xml:space="preserve"> Место макротезауруса в лингвистическом</w:t>
+      </w:r>
+    </w:p>
+    <w:p>
+      <w:pPr>
+        <w:ind w:firstLine="708"/>
+      </w:pPr>
+      <w:r>
+        <w:t>обеспечении сети органов научно-технической информации//Проблемы</w:t>
+      </w:r>
+    </w:p>
+    <w:p>
+      <w:pPr>
+        <w:ind w:firstLine="708"/>
+      </w:pPr>
+      <w:r>
+        <w:t>информационных систем. - 1986. - N 1. - С. 6 - 10.</w:t>
+      </w:r>
+    </w:p>
+    <w:p>
+      <w:pPr>
+        <w:ind w:firstLine="708"/>
+      </w:pPr>
+      <w:r>
+        <w:t xml:space="preserve"> Использование и ведение макротезауруса ГАСНТИ: Методические</w:t>
+      </w:r>
+    </w:p>
+    <w:p>
+      <w:pPr>
+        <w:ind w:firstLine="708"/>
+      </w:pPr>
+      <w:r>
+        <w:t>рекомендации/ГКНТ СССР. - М., 1983. - 12 с.</w:t>
+      </w:r>
+    </w:p>
+    <w:p>
+      <w:pPr>
+        <w:ind w:firstLine="708"/>
+        <w:rPr>
+          <w:lang w:val="en-US"/>
+        </w:rPr>
+      </w:pPr>
+      <w:r>
+        <w:rPr>
+          <w:lang w:val="en-US"/>
+        </w:rPr>
+        <w:t xml:space="preserve"> </w:t>
+      </w:r>
+      <w:proofErr w:type="spellStart"/>
+      <w:r>
+        <w:rPr>
+          <w:lang w:val="en-US"/>
+        </w:rPr>
+        <w:t>Nuovo</w:t>
+      </w:r>
+      <w:proofErr w:type="spellEnd"/>
+      <w:r>
+        <w:rPr>
+          <w:lang w:val="en-US"/>
+        </w:rPr>
+        <w:t xml:space="preserve"> </w:t>
+      </w:r>
+      <w:proofErr w:type="spellStart"/>
+      <w:r>
+        <w:rPr>
+          <w:lang w:val="en-US"/>
+        </w:rPr>
+        <w:t>soggettario</w:t>
+      </w:r>
+      <w:proofErr w:type="spellEnd"/>
+      <w:r>
+        <w:rPr>
+          <w:lang w:val="en-US"/>
+        </w:rPr>
+        <w:t xml:space="preserve">: </w:t>
+      </w:r>
+      <w:proofErr w:type="spellStart"/>
+      <w:r>
+        <w:rPr>
+          <w:lang w:val="en-US"/>
+        </w:rPr>
+        <w:t>guida</w:t>
+      </w:r>
+      <w:proofErr w:type="spellEnd"/>
+      <w:r>
+        <w:rPr>
+          <w:lang w:val="en-US"/>
+        </w:rPr>
+        <w:t xml:space="preserve"> al </w:t>
+      </w:r>
+      <w:proofErr w:type="spellStart"/>
+      <w:r>
+        <w:rPr>
+          <w:lang w:val="en-US"/>
+        </w:rPr>
+        <w:t>sistema</w:t>
+      </w:r>
+      <w:proofErr w:type="spellEnd"/>
+      <w:r>
+        <w:rPr>
+          <w:lang w:val="en-US"/>
+        </w:rPr>
+        <w:t xml:space="preserve"> </w:t>
+      </w:r>
+      <w:proofErr w:type="spellStart"/>
+      <w:r>
+        <w:rPr>
+          <w:lang w:val="en-US"/>
+        </w:rPr>
+        <w:t>italiano</w:t>
+      </w:r>
+      <w:proofErr w:type="spellEnd"/>
+      <w:r>
+        <w:rPr>
+          <w:lang w:val="en-US"/>
+        </w:rPr>
+        <w:t xml:space="preserve"> di </w:t>
+      </w:r>
+      <w:proofErr w:type="spellStart"/>
+      <w:r>
+        <w:rPr>
+          <w:lang w:val="en-US"/>
+        </w:rPr>
+        <w:t>indicizzazione</w:t>
+      </w:r>
+      <w:proofErr w:type="spellEnd"/>
+      <w:r>
+        <w:rPr>
+          <w:lang w:val="en-US"/>
+        </w:rPr>
+        <w:t xml:space="preserve"> per </w:t>
+      </w:r>
+      <w:proofErr w:type="spellStart"/>
+      <w:r>
+        <w:rPr>
+          <w:lang w:val="en-US"/>
+        </w:rPr>
+        <w:t>soggetto</w:t>
+      </w:r>
+      <w:proofErr w:type="spellEnd"/>
+      <w:r>
+        <w:rPr>
+          <w:lang w:val="en-US"/>
+        </w:rPr>
+        <w:t xml:space="preserve">, </w:t>
+      </w:r>
+      <w:proofErr w:type="spellStart"/>
+      <w:r>
+        <w:rPr>
+          <w:lang w:val="en-US"/>
+        </w:rPr>
+        <w:t>prototipo</w:t>
+      </w:r>
+      <w:proofErr w:type="spellEnd"/>
+      <w:r>
+        <w:rPr>
+          <w:lang w:val="en-US"/>
+        </w:rPr>
+        <w:t xml:space="preserve"> del</w:t>
+      </w:r>
+    </w:p>
+    <w:p>
+      <w:pPr>
+        <w:ind w:firstLine="708"/>
+        <w:rPr>
+          <w:lang w:val="en-US"/>
+        </w:rPr>
+      </w:pPr>
+      <w:r>
+        <w:rPr>
+          <w:lang w:val="en-US"/>
+        </w:rPr>
+        <w:t>thesaurus [</w:t>
+      </w:r>
+      <w:r>
+        <w:t>Рецензия</w:t>
+      </w:r>
+      <w:r>
+        <w:rPr>
+          <w:lang w:val="en-US"/>
+        </w:rPr>
+        <w:t>]//Knowledge Organization. - 2007. - Vol. 34, N 1. - P. 58 - 60.</w:t>
+      </w:r>
+    </w:p>
+    <w:p>
+      <w:pPr>
+        <w:ind w:firstLine="708"/>
+      </w:pPr>
+      <w:r>
+        <w:t xml:space="preserve"> информационно-поисковый одноязычный.</w:t>
+      </w:r>
+    </w:p>
+    <w:p>
+      <w:pPr>
+        <w:ind w:firstLine="708"/>
+      </w:pPr>
+      <w:r>
+        <w:t>Правила разработки, структура, состав и форма представления. - М., 2002. - 16 с.</w:t>
+      </w:r>
+    </w:p>
+    <w:p>
+      <w:pPr>
+        <w:ind w:firstLine="708"/>
+        <w:rPr>
+          <w:lang w:val="en-US"/>
+        </w:rPr>
+      </w:pPr>
+      <w:r>
+        <w:rPr>
+          <w:lang w:val="en-US"/>
+        </w:rPr>
+        <w:t xml:space="preserve"> Nanoscale Science and Technology Supplement: Collection of applicable terms from</w:t>
+      </w:r>
+    </w:p>
+    <w:p>
+      <w:pPr>
+        <w:ind w:firstLine="708"/>
+        <w:rPr>
+          <w:lang w:val="en-US"/>
+        </w:rPr>
+      </w:pPr>
+      <w:r>
+        <w:rPr>
+          <w:lang w:val="en-US"/>
+        </w:rPr>
+        <w:t xml:space="preserve">PACS 2008//PACS 2010 Regular </w:t>
+      </w:r>
+      <w:proofErr w:type="spellStart"/>
+      <w:r>
+        <w:rPr>
+          <w:lang w:val="en-US"/>
+        </w:rPr>
+        <w:t>Eddition</w:t>
+      </w:r>
+      <w:proofErr w:type="spellEnd"/>
+      <w:r>
+        <w:rPr>
+          <w:lang w:val="en-US"/>
+        </w:rPr>
+        <w:t>/AIP Publishing. - URL:</w:t>
+      </w:r>
+    </w:p>
+    <w:p>
+      <w:pPr>
+        <w:ind w:firstLine="708"/>
+      </w:pPr>
+      <w:r>
+        <w:t>http://www.aip.org/publishing/pacs/nano-supplement (дата обращения 2014-12-09).</w:t>
+      </w:r>
+    </w:p>
+    <w:p>
+      <w:pPr>
+        <w:ind w:firstLine="708"/>
+      </w:pPr>
+      <w:r>
+        <w:t xml:space="preserve"> составления индексов УДК//Научно-техническая</w:t>
+      </w:r>
+    </w:p>
+    <w:p>
+      <w:pPr>
+        <w:ind w:firstLine="708"/>
+      </w:pPr>
+      <w:r>
+        <w:t>информация. Сер. 1. - 2008. - N 8. - С. 7 - 8.</w:t>
+      </w:r>
+    </w:p>
+    <w:p>
+      <w:pPr>
+        <w:ind w:firstLine="708"/>
+      </w:pPr>
+      <w:r>
+        <w:t xml:space="preserve"> Индексирование фундаментальных научных направлений кодами</w:t>
+      </w:r>
+    </w:p>
+    <w:p>
+      <w:pPr>
+        <w:ind w:firstLine="708"/>
+      </w:pPr>
+      <w:r>
+        <w:t xml:space="preserve">информационных классификаций УДК/О.А. </w:t>
+      </w:r>
+      <w:proofErr w:type="spellStart"/>
+      <w:r>
+        <w:t>Антошкова</w:t>
+      </w:r>
+      <w:proofErr w:type="spellEnd"/>
+      <w:r>
+        <w:t>, Т.С. Астахова, В.Н.</w:t>
+      </w:r>
+    </w:p>
+    <w:p>
+      <w:pPr>
+        <w:ind w:firstLine="708"/>
+      </w:pPr>
+      <w:proofErr w:type="spellStart"/>
+      <w:r>
+        <w:t>Белоозеров</w:t>
+      </w:r>
+      <w:proofErr w:type="spellEnd"/>
+      <w:r>
+        <w:t xml:space="preserve"> и др.; под ред. акад. Ю.М. Арского. - М., 2010. - 322 с.</w:t>
+      </w:r>
+    </w:p>
+    <w:p>
+      <w:pPr>
+        <w:ind w:firstLine="708"/>
+      </w:pPr>
+      <w:r>
+        <w:t xml:space="preserve"> Рубрикатор как инструмент информационной навигации/Р.С. </w:t>
+      </w:r>
+      <w:proofErr w:type="spellStart"/>
+      <w:r>
+        <w:t>Гиляревский</w:t>
+      </w:r>
+      <w:proofErr w:type="spellEnd"/>
+      <w:r>
+        <w:t>, А.В.</w:t>
+      </w:r>
+    </w:p>
+    <w:p>
+      <w:pPr>
+        <w:ind w:firstLine="708"/>
+      </w:pPr>
+      <w:r>
+        <w:t xml:space="preserve">Шапкин, В.Н. </w:t>
+      </w:r>
+      <w:proofErr w:type="spellStart"/>
+      <w:r>
+        <w:t>Белоозеров</w:t>
+      </w:r>
+      <w:proofErr w:type="spellEnd"/>
+      <w:r>
+        <w:t>. - СПб.: Профессия, 2008. - 352 с.</w:t>
+      </w:r>
+    </w:p>
+    <w:p>
+      <w:pPr>
+        <w:ind w:firstLine="708"/>
+      </w:pPr>
+      <w:r>
+        <w:lastRenderedPageBreak/>
+        <w:t xml:space="preserve"> Рубрикатор научно-технической информации по </w:t>
+      </w:r>
+      <w:proofErr w:type="spellStart"/>
+      <w:r>
+        <w:t>нанотехнологиям</w:t>
+      </w:r>
+      <w:proofErr w:type="spellEnd"/>
+      <w:r>
+        <w:t xml:space="preserve"> и</w:t>
+      </w:r>
+    </w:p>
+    <w:p>
+      <w:pPr>
+        <w:ind w:firstLine="708"/>
+      </w:pPr>
+      <w:proofErr w:type="spellStart"/>
+      <w:r>
+        <w:t>наноматериалам</w:t>
+      </w:r>
+      <w:proofErr w:type="spellEnd"/>
+      <w:r>
+        <w:t>/РНЦ "Курчатовский институт", ФГУ ГНИИ ИТТ "</w:t>
+      </w:r>
+      <w:proofErr w:type="spellStart"/>
+      <w:r>
+        <w:t>Информика</w:t>
+      </w:r>
+      <w:proofErr w:type="spellEnd"/>
+      <w:r>
+        <w:t>",</w:t>
+      </w:r>
+    </w:p>
+    <w:p>
+      <w:pPr>
+        <w:ind w:firstLine="708"/>
+      </w:pPr>
+      <w:r>
+        <w:t>Национальный электронно-информационный консорциум (НЭИКОН),</w:t>
+      </w:r>
+    </w:p>
+    <w:p>
+      <w:pPr>
+        <w:ind w:firstLine="708"/>
+      </w:pPr>
+      <w:r>
+        <w:t>Всероссийский институт научной и технической информации (ВИНИТИ РАН). - М.,</w:t>
+      </w:r>
+    </w:p>
+    <w:p>
+      <w:pPr>
+        <w:ind w:firstLine="708"/>
+      </w:pPr>
+      <w:r>
+        <w:t>2009. - 75 с.</w:t>
+      </w:r>
+    </w:p>
+    <w:p>
+      <w:pPr>
+        <w:ind w:firstLine="708"/>
+      </w:pPr>
+      <w:bookmarkStart w:id="10" w:name="_GoBack"/>
       <w:bookmarkEnd w:id="10"/>
-    </w:p>
-    <w:p>
-      <w:pPr>
-        <w:ind w:firstLine="708"/>
-        <w:rPr>
-          <w:lang w:val="en-US"/>
-        </w:rPr>
-      </w:pPr>
-      <w:r>
-        <w:rPr>
-          <w:lang w:val="en-US"/>
-        </w:rPr>
-        <w:t xml:space="preserve">1 </w:t>
-      </w:r>
-      <w:proofErr w:type="spellStart"/>
-      <w:r>
-        <w:rPr>
-          <w:lang w:val="en-US"/>
-        </w:rPr>
-        <w:t>DeRidder</w:t>
-      </w:r>
-      <w:proofErr w:type="spellEnd"/>
-      <w:r>
-        <w:rPr>
-          <w:lang w:val="en-US"/>
-        </w:rPr>
-        <w:t xml:space="preserve"> </w:t>
-      </w:r>
-      <w:r>
-        <w:rPr>
-          <w:lang w:val="en-US"/>
-        </w:rPr>
-        <w:t>J</w:t>
-      </w:r>
-      <w:r>
-        <w:rPr>
-          <w:lang w:val="en-US"/>
-        </w:rPr>
-        <w:t>.</w:t>
-      </w:r>
-      <w:r>
-        <w:rPr>
-          <w:lang w:val="en-US"/>
-        </w:rPr>
-        <w:t>L</w:t>
-      </w:r>
-      <w:r>
-        <w:rPr>
-          <w:lang w:val="en-US"/>
-        </w:rPr>
-        <w:t xml:space="preserve">. </w:t>
-      </w:r>
-      <w:r>
-        <w:rPr>
-          <w:lang w:val="en-US"/>
-        </w:rPr>
-        <w:t>The</w:t>
-      </w:r>
-      <w:r>
-        <w:rPr>
-          <w:lang w:val="en-US"/>
-        </w:rPr>
-        <w:t xml:space="preserve"> </w:t>
-      </w:r>
-      <w:r>
-        <w:rPr>
-          <w:lang w:val="en-US"/>
-        </w:rPr>
-        <w:t>immediate prospects for the application of ontologies in digital</w:t>
-      </w:r>
-    </w:p>
-    <w:p>
-      <w:pPr>
-        <w:ind w:firstLine="708"/>
-        <w:rPr>
-          <w:lang w:val="en-US"/>
-        </w:rPr>
-      </w:pPr>
-      <w:r>
-        <w:rPr>
-          <w:lang w:val="en-US"/>
-        </w:rPr>
-        <w:t>libraries//Knowledge Organization - 2007. - Vol. 34, No. 4. P. 227 - 246.</w:t>
-      </w:r>
-    </w:p>
-    <w:p>
-      <w:pPr>
-        <w:ind w:firstLine="708"/>
-        <w:rPr>
-          <w:lang w:val="en-US"/>
-        </w:rPr>
-      </w:pPr>
-      <w:r>
-        <w:rPr>
-          <w:lang w:val="en-US"/>
-        </w:rPr>
-        <w:t xml:space="preserve">2 U.S. National Library of Medicine. Fact sheet: UMLS </w:t>
-      </w:r>
-      <w:proofErr w:type="spellStart"/>
-      <w:r>
-        <w:rPr>
-          <w:lang w:val="en-US"/>
-        </w:rPr>
-        <w:t>Metathesaurus</w:t>
-      </w:r>
-      <w:proofErr w:type="spellEnd"/>
-      <w:r>
-        <w:rPr>
-          <w:lang w:val="en-US"/>
-        </w:rPr>
-        <w:t>/National Institutes</w:t>
-      </w:r>
-    </w:p>
-    <w:p>
-      <w:pPr>
-        <w:ind w:firstLine="708"/>
-        <w:rPr>
-          <w:lang w:val="en-US"/>
-        </w:rPr>
-      </w:pPr>
-      <w:r>
-        <w:rPr>
-          <w:lang w:val="en-US"/>
-        </w:rPr>
-        <w:t>of Health, 2006 - 2013. - URL: http://www.nlm.nih.gov/pubs/factsheets/umlsmeta.html</w:t>
-      </w:r>
-    </w:p>
-    <w:p>
-      <w:pPr>
-        <w:ind w:firstLine="708"/>
-        <w:rPr>
-          <w:lang w:val="en-US"/>
-        </w:rPr>
-      </w:pPr>
-      <w:r>
-        <w:rPr>
-          <w:lang w:val="en-US"/>
-        </w:rPr>
-        <w:t>(</w:t>
-      </w:r>
-      <w:r>
-        <w:t>дата</w:t>
-      </w:r>
-      <w:r>
-        <w:rPr>
-          <w:lang w:val="en-US"/>
-        </w:rPr>
-        <w:t xml:space="preserve"> </w:t>
-      </w:r>
-      <w:r>
-        <w:t>обращения</w:t>
-      </w:r>
-      <w:r>
-        <w:rPr>
-          <w:lang w:val="en-US"/>
-        </w:rPr>
-        <w:t xml:space="preserve"> 2014-12-09).</w:t>
-      </w:r>
-    </w:p>
-    <w:p>
-      <w:pPr>
-        <w:ind w:firstLine="708"/>
-        <w:rPr>
-          <w:lang w:val="en-US"/>
-        </w:rPr>
-      </w:pPr>
-      <w:r>
-        <w:rPr>
-          <w:lang w:val="en-US"/>
-        </w:rPr>
-        <w:t xml:space="preserve">3 U.S. National Library of Medicine. Fact sheet: </w:t>
-      </w:r>
-      <w:proofErr w:type="spellStart"/>
-      <w:r>
-        <w:rPr>
-          <w:lang w:val="en-US"/>
-        </w:rPr>
-        <w:t>Unfied</w:t>
-      </w:r>
-      <w:proofErr w:type="spellEnd"/>
-      <w:r>
-        <w:rPr>
-          <w:lang w:val="en-US"/>
-        </w:rPr>
-        <w:t xml:space="preserve"> Medical Language</w:t>
-      </w:r>
-    </w:p>
-    <w:p>
-      <w:pPr>
-        <w:ind w:firstLine="708"/>
-        <w:rPr>
-          <w:lang w:val="en-US"/>
-        </w:rPr>
-      </w:pPr>
-      <w:r>
-        <w:rPr>
-          <w:lang w:val="en-US"/>
-        </w:rPr>
-        <w:t>System/National Institutes of Health, 2006 - 2013. - URL:</w:t>
-      </w:r>
-    </w:p>
-    <w:p>
-      <w:pPr>
-        <w:ind w:firstLine="708"/>
-      </w:pPr>
-      <w:r>
-        <w:t>http://www.nlm.nih.gov/pubs/factsheets/umls.html (дата обращения 2009-12-09).</w:t>
-      </w:r>
-    </w:p>
-    <w:p>
-      <w:pPr>
-        <w:ind w:firstLine="708"/>
-      </w:pPr>
-      <w:r>
-        <w:t xml:space="preserve">4 </w:t>
-      </w:r>
-      <w:proofErr w:type="spellStart"/>
-      <w:r>
-        <w:t>Антопольский</w:t>
-      </w:r>
-      <w:proofErr w:type="spellEnd"/>
-      <w:r>
-        <w:t xml:space="preserve"> А.Б., </w:t>
-      </w:r>
-      <w:proofErr w:type="spellStart"/>
-      <w:r>
-        <w:t>Белоозеров</w:t>
-      </w:r>
-      <w:proofErr w:type="spellEnd"/>
-      <w:r>
-        <w:t xml:space="preserve"> В.Н. Процедура формирования макротезауруса</w:t>
-      </w:r>
-    </w:p>
-    <w:p>
-      <w:pPr>
-        <w:ind w:firstLine="708"/>
-      </w:pPr>
-      <w:r>
-        <w:t>политематических информационных систем//Классификация и кодирование. - 1976. -</w:t>
-      </w:r>
-    </w:p>
-    <w:p>
-      <w:pPr>
-        <w:ind w:firstLine="708"/>
-      </w:pPr>
-      <w:r>
-        <w:t>N 1 (57). - С. 25 - 29.</w:t>
-      </w:r>
-    </w:p>
-    <w:p>
-      <w:pPr>
-        <w:ind w:firstLine="708"/>
-      </w:pPr>
-      <w:r>
-        <w:t xml:space="preserve">5 </w:t>
-      </w:r>
-      <w:proofErr w:type="spellStart"/>
-      <w:r>
-        <w:t>Белоозеров</w:t>
-      </w:r>
-      <w:proofErr w:type="spellEnd"/>
-      <w:r>
-        <w:t xml:space="preserve"> В.Н., </w:t>
-      </w:r>
-      <w:proofErr w:type="spellStart"/>
-      <w:r>
-        <w:t>Федосимов</w:t>
-      </w:r>
-      <w:proofErr w:type="spellEnd"/>
-      <w:r>
-        <w:t xml:space="preserve"> В.И. Место макротезауруса в лингвистическом</w:t>
-      </w:r>
-    </w:p>
-    <w:p>
-      <w:pPr>
-        <w:ind w:firstLine="708"/>
-      </w:pPr>
-      <w:r>
-        <w:t>обеспечении сети органов научно-технической информации//Проблемы</w:t>
-      </w:r>
-    </w:p>
-    <w:p>
-      <w:pPr>
-        <w:ind w:firstLine="708"/>
-      </w:pPr>
-      <w:r>
-        <w:t>информационных систем. - 1986. - N 1. - С. 6 - 10.</w:t>
-      </w:r>
-    </w:p>
-    <w:p>
-      <w:pPr>
-        <w:ind w:firstLine="708"/>
-      </w:pPr>
-      <w:r>
-        <w:t>6 Использование и ведение макротезауруса ГАСНТИ: Методические</w:t>
-      </w:r>
-    </w:p>
-    <w:p>
-      <w:pPr>
-        <w:ind w:firstLine="708"/>
-      </w:pPr>
-      <w:r>
-        <w:t>рекомендации/ГКНТ СССР. - М., 1983. - 12 с.</w:t>
-      </w:r>
-    </w:p>
-    <w:p>
-      <w:pPr>
-        <w:ind w:firstLine="708"/>
-        <w:rPr>
-          <w:lang w:val="en-US"/>
-        </w:rPr>
-      </w:pPr>
-      <w:r>
-        <w:rPr>
-          <w:lang w:val="en-US"/>
-        </w:rPr>
-        <w:t xml:space="preserve">7 </w:t>
-      </w:r>
-      <w:proofErr w:type="spellStart"/>
-      <w:r>
-        <w:rPr>
-          <w:lang w:val="en-US"/>
-        </w:rPr>
-        <w:t>Nuovo</w:t>
-      </w:r>
-      <w:proofErr w:type="spellEnd"/>
-      <w:r>
-        <w:rPr>
-          <w:lang w:val="en-US"/>
-        </w:rPr>
-        <w:t xml:space="preserve"> </w:t>
-      </w:r>
-      <w:proofErr w:type="spellStart"/>
-      <w:r>
-        <w:rPr>
-          <w:lang w:val="en-US"/>
-        </w:rPr>
-        <w:t>soggettario</w:t>
-      </w:r>
-      <w:proofErr w:type="spellEnd"/>
-      <w:r>
-        <w:rPr>
-          <w:lang w:val="en-US"/>
-        </w:rPr>
-        <w:t xml:space="preserve">: </w:t>
-      </w:r>
-      <w:proofErr w:type="spellStart"/>
-      <w:r>
-        <w:rPr>
-          <w:lang w:val="en-US"/>
-        </w:rPr>
-        <w:t>guida</w:t>
-      </w:r>
-      <w:proofErr w:type="spellEnd"/>
-      <w:r>
-        <w:rPr>
-          <w:lang w:val="en-US"/>
-        </w:rPr>
-        <w:t xml:space="preserve"> al </w:t>
-      </w:r>
-      <w:proofErr w:type="spellStart"/>
-      <w:r>
-        <w:rPr>
-          <w:lang w:val="en-US"/>
-        </w:rPr>
-        <w:t>sistema</w:t>
-      </w:r>
-      <w:proofErr w:type="spellEnd"/>
-      <w:r>
-        <w:rPr>
-          <w:lang w:val="en-US"/>
-        </w:rPr>
-        <w:t xml:space="preserve"> </w:t>
-      </w:r>
-      <w:proofErr w:type="spellStart"/>
-      <w:r>
-        <w:rPr>
-          <w:lang w:val="en-US"/>
-        </w:rPr>
-        <w:t>italiano</w:t>
-      </w:r>
-      <w:proofErr w:type="spellEnd"/>
-      <w:r>
-        <w:rPr>
-          <w:lang w:val="en-US"/>
-        </w:rPr>
-        <w:t xml:space="preserve"> di </w:t>
-      </w:r>
-      <w:proofErr w:type="spellStart"/>
-      <w:r>
-        <w:rPr>
-          <w:lang w:val="en-US"/>
-        </w:rPr>
-        <w:t>indicizzazione</w:t>
-      </w:r>
-      <w:proofErr w:type="spellEnd"/>
-      <w:r>
-        <w:rPr>
-          <w:lang w:val="en-US"/>
-        </w:rPr>
-        <w:t xml:space="preserve"> per </w:t>
-      </w:r>
-      <w:proofErr w:type="spellStart"/>
-      <w:r>
-        <w:rPr>
-          <w:lang w:val="en-US"/>
-        </w:rPr>
-        <w:t>soggetto</w:t>
-      </w:r>
-      <w:proofErr w:type="spellEnd"/>
-      <w:r>
-        <w:rPr>
-          <w:lang w:val="en-US"/>
-        </w:rPr>
-        <w:t xml:space="preserve">, </w:t>
-      </w:r>
-      <w:proofErr w:type="spellStart"/>
-      <w:r>
-        <w:rPr>
-          <w:lang w:val="en-US"/>
-        </w:rPr>
-        <w:t>prototipo</w:t>
-      </w:r>
-      <w:proofErr w:type="spellEnd"/>
-      <w:r>
-        <w:rPr>
-          <w:lang w:val="en-US"/>
-        </w:rPr>
-        <w:t xml:space="preserve"> del</w:t>
-      </w:r>
-    </w:p>
-    <w:p>
-      <w:pPr>
-        <w:ind w:firstLine="708"/>
-        <w:rPr>
-          <w:lang w:val="en-US"/>
-        </w:rPr>
-      </w:pPr>
-      <w:r>
-        <w:rPr>
-          <w:lang w:val="en-US"/>
-        </w:rPr>
-        <w:t>thesaurus [</w:t>
-      </w:r>
-      <w:r>
-        <w:t>Рецензия</w:t>
-      </w:r>
-      <w:r>
-        <w:rPr>
-          <w:lang w:val="en-US"/>
-        </w:rPr>
-        <w:t>]//Knowledge Organization. - 2007. - Vol. 34, N 1. - P. 58 - 60.</w:t>
-      </w:r>
-    </w:p>
-    <w:p>
-      <w:pPr>
-        <w:ind w:firstLine="708"/>
-      </w:pPr>
-      <w:r>
-        <w:t>8 ГОСТ 7.25-2001 СИБИД. Тезаурус информационно-поисковый одноязычный.</w:t>
-      </w:r>
-    </w:p>
-    <w:p>
-      <w:pPr>
-        <w:ind w:firstLine="708"/>
-      </w:pPr>
-      <w:r>
-        <w:t>Правила разработки, структура, состав и форма представления. - М., 2002. - 16 с.</w:t>
-      </w:r>
-    </w:p>
-    <w:p>
-      <w:pPr>
-        <w:ind w:firstLine="708"/>
-        <w:rPr>
-          <w:lang w:val="en-US"/>
-        </w:rPr>
-      </w:pPr>
-      <w:r>
-        <w:rPr>
-          <w:lang w:val="en-US"/>
-        </w:rPr>
-        <w:t>9. Nanoscale Science and Technology Supplement: Collection of applicable terms from</w:t>
-      </w:r>
-    </w:p>
-    <w:p>
-      <w:pPr>
-        <w:ind w:firstLine="708"/>
-        <w:rPr>
-          <w:lang w:val="en-US"/>
-        </w:rPr>
-      </w:pPr>
-      <w:r>
-        <w:rPr>
-          <w:lang w:val="en-US"/>
-        </w:rPr>
-        <w:t xml:space="preserve">PACS 2008//PACS 2010 Regular </w:t>
-      </w:r>
-      <w:proofErr w:type="spellStart"/>
-      <w:r>
-        <w:rPr>
-          <w:lang w:val="en-US"/>
-        </w:rPr>
-        <w:t>Eddition</w:t>
-      </w:r>
-      <w:proofErr w:type="spellEnd"/>
-      <w:r>
-        <w:rPr>
-          <w:lang w:val="en-US"/>
-        </w:rPr>
-        <w:t>/AIP Publishing. - URL:</w:t>
-      </w:r>
-    </w:p>
-    <w:p>
-      <w:pPr>
-        <w:ind w:firstLine="708"/>
-      </w:pPr>
-      <w:r>
-        <w:t>http://www.aip.org/publishing/pacs/nano-supplement (дата обращения 2014-12-09).</w:t>
-      </w:r>
-    </w:p>
-    <w:p>
-      <w:pPr>
-        <w:ind w:firstLine="708"/>
-      </w:pPr>
-      <w:r>
-        <w:t>10 Смирнова О.В. Методика составления индексов УДК//Научно-техническая</w:t>
-      </w:r>
-    </w:p>
-    <w:p>
-      <w:pPr>
-        <w:ind w:firstLine="708"/>
-      </w:pPr>
-      <w:r>
-        <w:t>информация. Сер. 1. - 2008. - N 8. - С. 7 - 8.</w:t>
-      </w:r>
-    </w:p>
-    <w:p>
-      <w:pPr>
-        <w:ind w:firstLine="708"/>
-      </w:pPr>
-      <w:r>
-        <w:t>11 Индексирование фундаментальных научных направлений кодами</w:t>
-      </w:r>
-    </w:p>
-    <w:p>
-      <w:pPr>
-        <w:ind w:firstLine="708"/>
-      </w:pPr>
-      <w:r>
-        <w:t xml:space="preserve">информационных классификаций УДК/О.А. </w:t>
-      </w:r>
-      <w:proofErr w:type="spellStart"/>
-      <w:r>
-        <w:t>Антошкова</w:t>
-      </w:r>
-      <w:proofErr w:type="spellEnd"/>
-      <w:r>
-        <w:t>, Т.С. Астахова, В.Н.</w:t>
-      </w:r>
-    </w:p>
-    <w:p>
-      <w:pPr>
-        <w:ind w:firstLine="708"/>
-      </w:pPr>
-      <w:proofErr w:type="spellStart"/>
-      <w:r>
-        <w:t>Белоозеров</w:t>
-      </w:r>
-      <w:proofErr w:type="spellEnd"/>
-      <w:r>
-        <w:t xml:space="preserve"> и др.; под ред. акад. Ю.М. Арского. - М., 2010. - 322 с.</w:t>
-      </w:r>
-    </w:p>
-    <w:p>
-      <w:pPr>
-        <w:ind w:firstLine="708"/>
-      </w:pPr>
-      <w:r>
-        <w:t xml:space="preserve">12 Рубрикатор как инструмент информационной навигации/Р.С. </w:t>
-      </w:r>
-      <w:proofErr w:type="spellStart"/>
-      <w:r>
-        <w:t>Гиляревский</w:t>
-      </w:r>
-      <w:proofErr w:type="spellEnd"/>
-      <w:r>
-        <w:t>, А.В.</w:t>
-      </w:r>
-    </w:p>
-    <w:p>
-      <w:pPr>
-        <w:ind w:firstLine="708"/>
-      </w:pPr>
-      <w:r>
-        <w:lastRenderedPageBreak/>
-        <w:t xml:space="preserve">Шапкин, В.Н. </w:t>
-      </w:r>
-      <w:proofErr w:type="spellStart"/>
-      <w:r>
-        <w:t>Белоозеров</w:t>
-      </w:r>
-      <w:proofErr w:type="spellEnd"/>
-      <w:r>
-        <w:t>. - СПб.: Профессия, 2008. - 352 с.</w:t>
-      </w:r>
-    </w:p>
-    <w:p>
-      <w:pPr>
-        <w:ind w:firstLine="708"/>
-      </w:pPr>
-      <w:r>
-        <w:t xml:space="preserve">13 Рубрикатор научно-технической информации по </w:t>
-      </w:r>
-      <w:proofErr w:type="spellStart"/>
-      <w:r>
-        <w:t>нанотехнологиям</w:t>
-      </w:r>
-      <w:proofErr w:type="spellEnd"/>
-      <w:r>
-        <w:t xml:space="preserve"> и</w:t>
-      </w:r>
-    </w:p>
-    <w:p>
-      <w:pPr>
-        <w:ind w:firstLine="708"/>
-      </w:pPr>
-      <w:proofErr w:type="spellStart"/>
-      <w:r>
-        <w:t>наноматериалам</w:t>
-      </w:r>
-      <w:proofErr w:type="spellEnd"/>
-      <w:r>
-        <w:t>/РНЦ "Курчатовский институт", ФГУ ГНИИ ИТТ "</w:t>
-      </w:r>
-      <w:proofErr w:type="spellStart"/>
-      <w:r>
-        <w:t>Информика</w:t>
-      </w:r>
-      <w:proofErr w:type="spellEnd"/>
-      <w:r>
-        <w:t>",</w:t>
-      </w:r>
-    </w:p>
-    <w:p>
-      <w:pPr>
-        <w:ind w:firstLine="708"/>
-      </w:pPr>
-      <w:r>
-        <w:t>Национальный электронно-информационный консорциум (НЭИКОН),</w:t>
-      </w:r>
-    </w:p>
-    <w:p>
-      <w:pPr>
-        <w:ind w:firstLine="708"/>
-      </w:pPr>
-      <w:r>
-        <w:t>Всероссийский институт научной и технической информации (ВИНИТИ РАН). - М.,</w:t>
-      </w:r>
-    </w:p>
-    <w:p>
-      <w:pPr>
-        <w:ind w:firstLine="708"/>
-      </w:pPr>
-      <w:r>
-        <w:t>2009. - 75 с.</w:t>
-      </w:r>
-    </w:p>
-    <w:p>
-      <w:pPr>
-        <w:ind w:firstLine="708"/>
-      </w:pPr>
-      <w:r>
-        <w:t xml:space="preserve">14 Рубрикатор по </w:t>
+      <w:r>
+        <w:t xml:space="preserve"> Рубрикатор по </w:t>
       </w:r>
       <w:proofErr w:type="spellStart"/>
       <w:r>
@@ -8687,7 +8609,7 @@
           <w:rPr>
             <w:noProof/>
           </w:rPr>
-          <w:t>16</w:t>
+          <w:t>13</w:t>
         </w:r>
         <w:r>
           <w:fldChar w:fldCharType="end"/>
@@ -11129,7 +11051,7 @@
 </file>
 
 <file path=customXml/itemProps1.xml><?xml version="1.0" encoding="utf-8"?>
-<ds:datastoreItem xmlns:ds="http://schemas.openxmlformats.org/officeDocument/2006/customXml" ds:itemID="{FD635CEB-FD75-4B1F-9F2D-0DE69AC5040A}">
+<ds:datastoreItem xmlns:ds="http://schemas.openxmlformats.org/officeDocument/2006/customXml" ds:itemID="{FA9023B0-CC13-4020-958B-5CEE7ECDA85A}">
   <ds:schemaRefs>
     <ds:schemaRef ds:uri="http://schemas.openxmlformats.org/officeDocument/2006/bibliography"/>
   </ds:schemaRefs>

--- a/gost_validator/test.docx
+++ b/gost_validator/test.docx
@@ -321,7 +321,7 @@
         <w:pStyle w:val="1"/>
         <w:jc w:val="center"/>
       </w:pPr>
-      <w:bookmarkStart w:id="0" w:name="_Toc225826203"/>
+      <w:bookmarkStart w:id="0" w:name="_Toc226001013"/>
       <w:r>
         <w:lastRenderedPageBreak/>
         <w:t>СПИСОК ИСПОЛНИТЕЛЕЙ</w:t>
@@ -1277,7 +1277,7 @@
         <w:pStyle w:val="1"/>
         <w:jc w:val="center"/>
       </w:pPr>
-      <w:bookmarkStart w:id="1" w:name="_Toc225826204"/>
+      <w:bookmarkStart w:id="1" w:name="_Toc226001014"/>
       <w:r>
         <w:lastRenderedPageBreak/>
         <w:t>РЕФЕРАТ</w:t>
@@ -1493,7 +1493,7 @@
         <w:jc w:val="center"/>
       </w:pPr>
       <w:bookmarkStart w:id="2" w:name="_Toc195139112"/>
-      <w:bookmarkStart w:id="3" w:name="_Toc225826205"/>
+      <w:bookmarkStart w:id="3" w:name="_Toc226001015"/>
       <w:r>
         <w:lastRenderedPageBreak/>
         <w:t>С</w:t>
@@ -1532,14 +1532,9 @@
         <w:p>
           <w:pPr>
             <w:pStyle w:val="11"/>
-            <w:tabs>
-              <w:tab w:val="right" w:leader="dot" w:pos="9345"/>
-            </w:tabs>
             <w:rPr>
               <w:rFonts w:asciiTheme="minorHAnsi" w:eastAsiaTheme="minorEastAsia" w:hAnsiTheme="minorHAnsi" w:cstheme="minorBidi"/>
-              <w:noProof/>
               <w:color w:val="auto"/>
-              <w:lang w:eastAsia="ru-RU"/>
             </w:rPr>
           </w:pPr>
           <w:r>
@@ -1551,143 +1546,86 @@
           <w:r>
             <w:fldChar w:fldCharType="separate"/>
           </w:r>
-          <w:hyperlink w:anchor="_Toc225826203" w:history="1">
+          <w:hyperlink w:anchor="_Toc226001013" w:history="1">
             <w:r>
               <w:rPr>
                 <w:rStyle w:val="a3"/>
-                <w:noProof/>
               </w:rPr>
               <w:t>СПИСОК ИСПОЛНИТЕЛЕЙ</w:t>
             </w:r>
             <w:r>
               <w:rPr>
-                <w:noProof/>
                 <w:webHidden/>
               </w:rPr>
               <w:tab/>
-            </w:r>
-            <w:r>
-              <w:rPr>
-                <w:noProof/>
-                <w:webHidden/>
-              </w:rPr>
-              <w:fldChar w:fldCharType="begin"/>
-            </w:r>
-            <w:r>
-              <w:rPr>
-                <w:noProof/>
-                <w:webHidden/>
-              </w:rPr>
-              <w:instrText xml:space="preserve"> PAGEREF _Toc225826203 \h </w:instrText>
-            </w:r>
-            <w:r>
-              <w:rPr>
-                <w:noProof/>
-                <w:webHidden/>
-              </w:rPr>
-            </w:r>
-            <w:r>
-              <w:rPr>
-                <w:noProof/>
-                <w:webHidden/>
-              </w:rPr>
-              <w:fldChar w:fldCharType="separate"/>
-            </w:r>
-            <w:r>
-              <w:rPr>
-                <w:noProof/>
-                <w:webHidden/>
-              </w:rPr>
-              <w:t>2</w:t>
-            </w:r>
-            <w:r>
-              <w:rPr>
-                <w:noProof/>
-                <w:webHidden/>
-              </w:rPr>
-              <w:fldChar w:fldCharType="end"/>
+              <w:t>-1</w:t>
             </w:r>
           </w:hyperlink>
         </w:p>
         <w:p>
           <w:pPr>
             <w:pStyle w:val="11"/>
-            <w:tabs>
-              <w:tab w:val="right" w:leader="dot" w:pos="9345"/>
-            </w:tabs>
             <w:rPr>
               <w:rFonts w:asciiTheme="minorHAnsi" w:eastAsiaTheme="minorEastAsia" w:hAnsiTheme="minorHAnsi" w:cstheme="minorBidi"/>
-              <w:noProof/>
               <w:color w:val="auto"/>
-              <w:lang w:eastAsia="ru-RU"/>
             </w:rPr>
           </w:pPr>
-          <w:hyperlink w:anchor="_Toc225826204" w:history="1">
+          <w:hyperlink w:anchor="_Toc226001014" w:history="1">
             <w:r>
               <w:rPr>
                 <w:rStyle w:val="a3"/>
-                <w:noProof/>
               </w:rPr>
               <w:t>РЕФ</w:t>
             </w:r>
             <w:r>
               <w:rPr>
                 <w:rStyle w:val="a3"/>
-                <w:noProof/>
               </w:rPr>
               <w:t>в</w:t>
             </w:r>
             <w:r>
               <w:rPr>
                 <w:rStyle w:val="a3"/>
-                <w:noProof/>
               </w:rPr>
               <w:t>ЕРАТ</w:t>
             </w:r>
             <w:r>
               <w:rPr>
-                <w:noProof/>
                 <w:webHidden/>
               </w:rPr>
               <w:tab/>
             </w:r>
             <w:r>
               <w:rPr>
-                <w:noProof/>
                 <w:webHidden/>
               </w:rPr>
               <w:fldChar w:fldCharType="begin"/>
             </w:r>
             <w:r>
               <w:rPr>
-                <w:noProof/>
                 <w:webHidden/>
               </w:rPr>
-              <w:instrText xml:space="preserve"> PAGEREF _Toc225826204 \h </w:instrText>
-            </w:r>
-            <w:r>
-              <w:rPr>
-                <w:noProof/>
+              <w:instrText xml:space="preserve"> PAGEREF _Toc226001014 \h </w:instrText>
+            </w:r>
+            <w:r>
+              <w:rPr>
                 <w:webHidden/>
               </w:rPr>
             </w:r>
             <w:r>
               <w:rPr>
-                <w:noProof/>
                 <w:webHidden/>
               </w:rPr>
               <w:fldChar w:fldCharType="separate"/>
             </w:r>
             <w:r>
               <w:rPr>
-                <w:noProof/>
                 <w:webHidden/>
               </w:rPr>
               <w:t>3</w:t>
             </w:r>
             <w:r>
               <w:rPr>
-                <w:noProof/>
                 <w:webHidden/>
               </w:rPr>
               <w:fldChar w:fldCharType="end"/>
@@ -1697,341 +1635,364 @@
         <w:p>
           <w:pPr>
             <w:pStyle w:val="11"/>
-            <w:tabs>
-              <w:tab w:val="right" w:leader="dot" w:pos="9345"/>
-            </w:tabs>
             <w:rPr>
               <w:rFonts w:asciiTheme="minorHAnsi" w:eastAsiaTheme="minorEastAsia" w:hAnsiTheme="minorHAnsi" w:cstheme="minorBidi"/>
-              <w:noProof/>
               <w:color w:val="auto"/>
-              <w:lang w:eastAsia="ru-RU"/>
             </w:rPr>
           </w:pPr>
-          <w:hyperlink w:anchor="_Toc225826205" w:history="1">
+          <w:hyperlink w:anchor="_Toc226001015" w:history="1">
             <w:r>
               <w:rPr>
                 <w:rStyle w:val="a3"/>
-                <w:noProof/>
               </w:rPr>
               <w:t>СОДЕРЖАНИЕ</w:t>
             </w:r>
             <w:r>
               <w:rPr>
-                <w:noProof/>
                 <w:webHidden/>
               </w:rPr>
               <w:tab/>
-              <w:t>-1</w:t>
+            </w:r>
+            <w:r>
+              <w:rPr>
+                <w:webHidden/>
+              </w:rPr>
+              <w:fldChar w:fldCharType="begin"/>
+            </w:r>
+            <w:r>
+              <w:rPr>
+                <w:webHidden/>
+              </w:rPr>
+              <w:instrText xml:space="preserve"> PAGEREF _Toc226001015 \h </w:instrText>
+            </w:r>
+            <w:r>
+              <w:rPr>
+                <w:webHidden/>
+              </w:rPr>
+            </w:r>
+            <w:r>
+              <w:rPr>
+                <w:webHidden/>
+              </w:rPr>
+              <w:fldChar w:fldCharType="separate"/>
+            </w:r>
+            <w:r>
+              <w:rPr>
+                <w:webHidden/>
+              </w:rPr>
+              <w:t>4</w:t>
+            </w:r>
+            <w:r>
+              <w:rPr>
+                <w:webHidden/>
+              </w:rPr>
+              <w:fldChar w:fldCharType="end"/>
             </w:r>
           </w:hyperlink>
         </w:p>
         <w:p>
           <w:pPr>
             <w:pStyle w:val="11"/>
-            <w:tabs>
-              <w:tab w:val="right" w:leader="dot" w:pos="9345"/>
-            </w:tabs>
             <w:rPr>
               <w:rFonts w:asciiTheme="minorHAnsi" w:eastAsiaTheme="minorEastAsia" w:hAnsiTheme="minorHAnsi" w:cstheme="minorBidi"/>
-              <w:noProof/>
               <w:color w:val="auto"/>
-              <w:lang w:eastAsia="ru-RU"/>
             </w:rPr>
           </w:pPr>
-          <w:hyperlink w:anchor="_Toc225826207" w:history="1">
+          <w:hyperlink w:anchor="_Toc226001016" w:history="1">
             <w:r>
               <w:rPr>
                 <w:rStyle w:val="a3"/>
-                <w:noProof/>
-              </w:rPr>
-              <w:t>ПЕРЕЧЕНЬ СОКРАЩЕНИЙ И ОБОЗНАЧЕНИЙ</w:t>
-            </w:r>
-            <w:r>
-              <w:rPr>
-                <w:noProof/>
+              </w:rPr>
+              <w:t>ТЕРМИНЫ И ОПРЕДЕЛЕНИЯ</w:t>
+            </w:r>
+            <w:r>
+              <w:rPr>
                 <w:webHidden/>
               </w:rPr>
               <w:tab/>
-              <w:t>фваыа</w:t>
+            </w:r>
+            <w:r>
+              <w:rPr>
+                <w:webHidden/>
+              </w:rPr>
+              <w:fldChar w:fldCharType="begin"/>
+            </w:r>
+            <w:r>
+              <w:rPr>
+                <w:webHidden/>
+              </w:rPr>
+              <w:instrText xml:space="preserve"> PAGEREF _Toc226001016 \h </w:instrText>
+            </w:r>
+            <w:r>
+              <w:rPr>
+                <w:webHidden/>
+              </w:rPr>
+            </w:r>
+            <w:r>
+              <w:rPr>
+                <w:webHidden/>
+              </w:rPr>
+              <w:fldChar w:fldCharType="separate"/>
+            </w:r>
+            <w:r>
+              <w:rPr>
+                <w:webHidden/>
+              </w:rPr>
+              <w:t>5</w:t>
+            </w:r>
+            <w:r>
+              <w:rPr>
+                <w:webHidden/>
+              </w:rPr>
+              <w:fldChar w:fldCharType="end"/>
             </w:r>
           </w:hyperlink>
         </w:p>
         <w:p>
           <w:pPr>
             <w:pStyle w:val="11"/>
-            <w:tabs>
-              <w:tab w:val="right" w:leader="dot" w:pos="9345"/>
-            </w:tabs>
             <w:rPr>
               <w:rFonts w:asciiTheme="minorHAnsi" w:eastAsiaTheme="minorEastAsia" w:hAnsiTheme="minorHAnsi" w:cstheme="minorBidi"/>
-              <w:noProof/>
               <w:color w:val="auto"/>
-              <w:lang w:eastAsia="ru-RU"/>
             </w:rPr>
           </w:pPr>
-          <w:hyperlink w:anchor="_Toc225826208" w:history="1">
+          <w:hyperlink w:anchor="_Toc226001017" w:history="1">
             <w:r>
               <w:rPr>
                 <w:rStyle w:val="a3"/>
-                <w:noProof/>
-              </w:rPr>
-              <w:t>ВВЕДЕНИЕ</w:t>
-            </w:r>
-            <w:r>
-              <w:rPr>
-                <w:noProof/>
+              </w:rPr>
+              <w:t>ПЕРЕЧЕНЬ СОКРАЩЕНИЙ И ОБОЗНАЧЕНИЙ</w:t>
+            </w:r>
+            <w:r>
+              <w:rPr>
                 <w:webHidden/>
               </w:rPr>
               <w:tab/>
-              <w:t>15</w:t>
+              <w:t>фвфцв</w:t>
             </w:r>
           </w:hyperlink>
         </w:p>
         <w:p>
           <w:pPr>
             <w:pStyle w:val="11"/>
-            <w:tabs>
-              <w:tab w:val="right" w:leader="dot" w:pos="9345"/>
-            </w:tabs>
             <w:rPr>
               <w:rFonts w:asciiTheme="minorHAnsi" w:eastAsiaTheme="minorEastAsia" w:hAnsiTheme="minorHAnsi" w:cstheme="minorBidi"/>
-              <w:noProof/>
               <w:color w:val="auto"/>
-              <w:lang w:eastAsia="ru-RU"/>
             </w:rPr>
           </w:pPr>
-          <w:hyperlink w:anchor="_Toc225826209" w:history="1">
+          <w:hyperlink w:anchor="_Toc226001018" w:history="1">
             <w:r>
               <w:rPr>
                 <w:rStyle w:val="a3"/>
-                <w:noProof/>
-              </w:rPr>
-              <w:t>Заключение</w:t>
-            </w:r>
-            <w:r>
-              <w:rPr>
-                <w:noProof/>
+              </w:rPr>
+              <w:t>ВВЕДЕНИЕ</w:t>
+            </w:r>
+            <w:r>
+              <w:rPr>
                 <w:webHidden/>
               </w:rPr>
               <w:tab/>
-            </w:r>
-            <w:r>
-              <w:rPr>
-                <w:noProof/>
-                <w:webHidden/>
-              </w:rPr>
-              <w:fldChar w:fldCharType="begin"/>
-            </w:r>
-            <w:r>
-              <w:rPr>
-                <w:noProof/>
-                <w:webHidden/>
-              </w:rPr>
-              <w:instrText xml:space="preserve"> PAGEREF _Toc225826209 \h </w:instrText>
-            </w:r>
-            <w:r>
-              <w:rPr>
-                <w:noProof/>
-                <w:webHidden/>
-              </w:rPr>
-            </w:r>
-            <w:r>
-              <w:rPr>
-                <w:noProof/>
-                <w:webHidden/>
-              </w:rPr>
-              <w:fldChar w:fldCharType="separate"/>
-            </w:r>
-            <w:r>
-              <w:rPr>
-                <w:noProof/>
-                <w:webHidden/>
-              </w:rPr>
-              <w:t>11</w:t>
-            </w:r>
-            <w:r>
-              <w:rPr>
-                <w:noProof/>
-                <w:webHidden/>
-              </w:rPr>
-              <w:fldChar w:fldCharType="end"/>
+              <w:t>3</w:t>
             </w:r>
           </w:hyperlink>
         </w:p>
         <w:p>
           <w:pPr>
             <w:pStyle w:val="11"/>
-            <w:tabs>
-              <w:tab w:val="right" w:leader="dot" w:pos="9345"/>
-            </w:tabs>
             <w:rPr>
               <w:rFonts w:asciiTheme="minorHAnsi" w:eastAsiaTheme="minorEastAsia" w:hAnsiTheme="minorHAnsi" w:cstheme="minorBidi"/>
-              <w:noProof/>
               <w:color w:val="auto"/>
-              <w:lang w:eastAsia="ru-RU"/>
             </w:rPr>
           </w:pPr>
-          <w:hyperlink w:anchor="_Toc225826210" w:history="1">
+          <w:hyperlink w:anchor="_Toc226001019" w:history="1">
             <w:r>
               <w:rPr>
                 <w:rStyle w:val="a3"/>
-                <w:noProof/>
-              </w:rPr>
-              <w:t>СПИСОК ИСПОЛЬЗОВАННЫХ ИСТОЧНИКОВ</w:t>
-            </w:r>
-            <w:r>
-              <w:rPr>
-                <w:noProof/>
+              </w:rPr>
+              <w:t>ЗАКЛЮЧЕНИЕ</w:t>
+            </w:r>
+            <w:r>
+              <w:rPr>
                 <w:webHidden/>
               </w:rPr>
               <w:tab/>
-              <w:t>1</w:t>
+              <w:t>2</w:t>
             </w:r>
           </w:hyperlink>
         </w:p>
         <w:p>
           <w:pPr>
             <w:pStyle w:val="11"/>
-            <w:tabs>
-              <w:tab w:val="right" w:leader="dot" w:pos="9345"/>
-            </w:tabs>
             <w:rPr>
               <w:rFonts w:asciiTheme="minorHAnsi" w:eastAsiaTheme="minorEastAsia" w:hAnsiTheme="minorHAnsi" w:cstheme="minorBidi"/>
-              <w:noProof/>
               <w:color w:val="auto"/>
-              <w:lang w:eastAsia="ru-RU"/>
             </w:rPr>
           </w:pPr>
-          <w:hyperlink w:anchor="_Toc225826211" w:history="1">
+          <w:hyperlink w:anchor="_Toc226001020" w:history="1">
             <w:r>
               <w:rPr>
                 <w:rStyle w:val="a3"/>
-                <w:noProof/>
-                <w:lang w:eastAsia="ru-RU"/>
-              </w:rPr>
-              <w:t>Приложение А</w:t>
-            </w:r>
-            <w:r>
-              <w:rPr>
-                <w:noProof/>
+              </w:rPr>
+              <w:t>СПИСОК ИСПОЛЬЗОВАННЫХ ИСТОЧНИКОВ</w:t>
+            </w:r>
+            <w:r>
+              <w:rPr>
                 <w:webHidden/>
               </w:rPr>
               <w:tab/>
-            </w:r>
-            <w:r>
-              <w:rPr>
-                <w:noProof/>
-                <w:webHidden/>
-              </w:rPr>
-              <w:fldChar w:fldCharType="begin"/>
-            </w:r>
-            <w:r>
-              <w:rPr>
-                <w:noProof/>
-                <w:webHidden/>
-              </w:rPr>
-              <w:instrText xml:space="preserve"> PAGEREF _Toc225826211 \h </w:instrText>
-            </w:r>
-            <w:r>
-              <w:rPr>
-                <w:noProof/>
-                <w:webHidden/>
-              </w:rPr>
-            </w:r>
-            <w:r>
-              <w:rPr>
-                <w:noProof/>
-                <w:webHidden/>
-              </w:rPr>
-              <w:fldChar w:fldCharType="separate"/>
-            </w:r>
-            <w:r>
-              <w:rPr>
-                <w:noProof/>
-                <w:webHidden/>
-              </w:rPr>
-              <w:t>14</w:t>
-            </w:r>
-            <w:r>
-              <w:rPr>
-                <w:noProof/>
-                <w:webHidden/>
-              </w:rPr>
-              <w:fldChar w:fldCharType="end"/>
+              <w:t>1</w:t>
             </w:r>
           </w:hyperlink>
         </w:p>
         <w:p>
           <w:pPr>
             <w:pStyle w:val="11"/>
-            <w:tabs>
-              <w:tab w:val="right" w:leader="dot" w:pos="9345"/>
-            </w:tabs>
             <w:rPr>
               <w:rFonts w:asciiTheme="minorHAnsi" w:eastAsiaTheme="minorEastAsia" w:hAnsiTheme="minorHAnsi" w:cstheme="minorBidi"/>
-              <w:noProof/>
               <w:color w:val="auto"/>
-              <w:lang w:eastAsia="ru-RU"/>
             </w:rPr>
           </w:pPr>
-          <w:hyperlink w:anchor="_Toc225826212" w:history="1">
+          <w:hyperlink w:anchor="_Toc226001021" w:history="1">
             <w:r>
               <w:rPr>
                 <w:rStyle w:val="a3"/>
-                <w:noProof/>
-                <w:lang w:eastAsia="ru-RU"/>
-              </w:rPr>
-              <w:t>Приложение Б</w:t>
-            </w:r>
-            <w:r>
-              <w:rPr>
-                <w:noProof/>
+              </w:rPr>
+              <w:t>Приложение А (рекомендуемое) Пример оформления Содержание</w:t>
+            </w:r>
+            <w:r>
+              <w:rPr>
                 <w:webHidden/>
               </w:rPr>
               <w:tab/>
             </w:r>
             <w:r>
               <w:rPr>
-                <w:noProof/>
                 <w:webHidden/>
               </w:rPr>
               <w:fldChar w:fldCharType="begin"/>
             </w:r>
             <w:r>
               <w:rPr>
-                <w:noProof/>
                 <w:webHidden/>
               </w:rPr>
-              <w:instrText xml:space="preserve"> PAGEREF _Toc225826212 \h </w:instrText>
-            </w:r>
-            <w:r>
-              <w:rPr>
-                <w:noProof/>
+              <w:instrText xml:space="preserve"> PAGEREF _Toc226001021 \h </w:instrText>
+            </w:r>
+            <w:r>
+              <w:rPr>
                 <w:webHidden/>
               </w:rPr>
             </w:r>
             <w:r>
               <w:rPr>
-                <w:noProof/>
                 <w:webHidden/>
               </w:rPr>
               <w:fldChar w:fldCharType="separate"/>
             </w:r>
             <w:r>
               <w:rPr>
-                <w:noProof/>
                 <w:webHidden/>
               </w:rPr>
               <w:t>14</w:t>
             </w:r>
             <w:r>
               <w:rPr>
-                <w:noProof/>
                 <w:webHidden/>
               </w:rPr>
               <w:fldChar w:fldCharType="end"/>
             </w:r>
           </w:hyperlink>
+        </w:p>
+        <w:p>
+          <w:pPr>
+            <w:pStyle w:val="11"/>
+            <w:rPr>
+              <w:rStyle w:val="a3"/>
+            </w:rPr>
+          </w:pPr>
+          <w:hyperlink w:anchor="_Toc226001022" w:history="1">
+            <w:r>
+              <w:rPr>
+                <w:rStyle w:val="a3"/>
+              </w:rPr>
+              <w:t>Приложение Б (рекомендуемое) Правила оформления списка</w:t>
+            </w:r>
+            <w:r>
+              <w:rPr>
+                <w:webHidden/>
+              </w:rPr>
+              <w:tab/>
+            </w:r>
+            <w:r>
+              <w:rPr>
+                <w:webHidden/>
+              </w:rPr>
+              <w:fldChar w:fldCharType="begin"/>
+            </w:r>
+            <w:r>
+              <w:rPr>
+                <w:webHidden/>
+              </w:rPr>
+              <w:instrText xml:space="preserve"> PAGEREF _Toc226001022 \h </w:instrText>
+            </w:r>
+            <w:r>
+              <w:rPr>
+                <w:webHidden/>
+              </w:rPr>
+            </w:r>
+            <w:r>
+              <w:rPr>
+                <w:webHidden/>
+              </w:rPr>
+              <w:fldChar w:fldCharType="separate"/>
+            </w:r>
+            <w:r>
+              <w:rPr>
+                <w:webHidden/>
+              </w:rPr>
+              <w:t>14</w:t>
+            </w:r>
+            <w:r>
+              <w:rPr>
+                <w:webHidden/>
+              </w:rPr>
+              <w:fldChar w:fldCharType="end"/>
+            </w:r>
+          </w:hyperlink>
+        </w:p>
+        <w:p>
+          <w:pPr>
+            <w:pStyle w:val="11"/>
+            <w:rPr>
+              <w:rStyle w:val="a3"/>
+              <w:color w:val="000000" w:themeColor="text1"/>
+              <w:u w:val="none"/>
+            </w:rPr>
+          </w:pPr>
+          <w:r>
+            <w:rPr>
+              <w:rStyle w:val="a3"/>
+              <w:color w:val="000000" w:themeColor="text1"/>
+              <w:u w:val="none"/>
+            </w:rPr>
+            <w:t>Приложение В (рекомендуемое)</w:t>
+          </w:r>
+          <w:r>
+            <w:rPr>
+              <w:rStyle w:val="a3"/>
+              <w:color w:val="000000" w:themeColor="text1"/>
+              <w:u w:val="none"/>
+            </w:rPr>
+            <w:t xml:space="preserve"> Правила оформления отточия</w:t>
+          </w:r>
+          <w:r>
+            <w:rPr>
+              <w:rStyle w:val="a3"/>
+              <w:color w:val="000000" w:themeColor="text1"/>
+              <w:u w:val="none"/>
+            </w:rPr>
+            <w:tab/>
+            <w:t>17</w:t>
+          </w:r>
         </w:p>
         <w:p>
           <w:r>
@@ -2077,10 +2038,12 @@
         <w:jc w:val="center"/>
       </w:pPr>
       <w:bookmarkStart w:id="4" w:name="_Toc225826206"/>
+      <w:bookmarkStart w:id="5" w:name="_Toc226001016"/>
       <w:r>
         <w:t>ТЕРМИНЫ И ОПРЕДЕЛЕНИЯ</w:t>
       </w:r>
       <w:bookmarkEnd w:id="4"/>
+      <w:bookmarkEnd w:id="5"/>
     </w:p>
     <w:p>
       <w:pPr>
@@ -3039,12 +3002,12 @@
         </w:rPr>
         <w:br w:type="page"/>
       </w:r>
-      <w:bookmarkStart w:id="5" w:name="_Toc225826207"/>
+      <w:bookmarkStart w:id="6" w:name="_Toc226001017"/>
       <w:r>
         <w:lastRenderedPageBreak/>
         <w:t>ПЕРЕЧЕНЬ СОКРАЩЕНИЙ И ОБОЗНАЧЕНИЙ</w:t>
       </w:r>
-      <w:bookmarkEnd w:id="5"/>
+      <w:bookmarkEnd w:id="6"/>
     </w:p>
     <w:p>
       <w:pPr>
@@ -4806,12 +4769,12 @@
         <w:pStyle w:val="1"/>
         <w:jc w:val="center"/>
       </w:pPr>
-      <w:bookmarkStart w:id="6" w:name="_Toc225826208"/>
+      <w:bookmarkStart w:id="7" w:name="_Toc226001018"/>
       <w:r>
         <w:lastRenderedPageBreak/>
         <w:t>ВВЕДЕНИЕ</w:t>
       </w:r>
-      <w:bookmarkEnd w:id="6"/>
+      <w:bookmarkEnd w:id="7"/>
     </w:p>
     <w:p>
       <w:pPr>
@@ -4882,7 +4845,7 @@
           <w:szCs w:val="28"/>
         </w:rPr>
         <w:drawing>
-          <wp:inline distT="0" distB="0" distL="0" distR="0" wp14:anchorId="27D32046" wp14:editId="6989F1F3">
+          <wp:inline distT="0" distB="0" distL="0" distR="0" wp14:anchorId="31F54B0B" wp14:editId="2A4CACDB">
             <wp:extent cx="5940425" cy="4150995"/>
             <wp:effectExtent l="0" t="0" r="3175" b="1905"/>
             <wp:docPr id="1" name="Рисунок 1"/>
@@ -5166,7 +5129,7 @@
         </w:rPr>
         <w:lastRenderedPageBreak/>
         <w:drawing>
-          <wp:inline distT="0" distB="0" distL="0" distR="0" wp14:anchorId="6C13D86B" wp14:editId="506280FF">
+          <wp:inline distT="0" distB="0" distL="0" distR="0" wp14:anchorId="5A900873" wp14:editId="62A11B23">
             <wp:extent cx="5778500" cy="6350000"/>
             <wp:effectExtent l="0" t="0" r="0" b="0"/>
             <wp:docPr id="2" name="Рисунок 2"/>
@@ -5662,7 +5625,7 @@
           <w:lang w:eastAsia="ru-RU"/>
         </w:rPr>
         <w:pict>
-          <v:rect id="_x0000_i1043" style="width:182.15pt;height:1.6pt" o:hrpct="405" o:hrstd="t" o:hr="t" fillcolor="#a0a0a0" stroked="f"/>
+          <v:rect id="_x0000_i1058" style="width:182.15pt;height:1.6pt" o:hrpct="405" o:hrstd="t" o:hr="t" fillcolor="#a0a0a0" stroked="f"/>
         </w:pict>
       </w:r>
     </w:p>
@@ -6348,8 +6311,8 @@
           <w:lang w:eastAsia="ru-RU"/>
         </w:rPr>
       </w:pPr>
-      <w:bookmarkStart w:id="7" w:name="_uy7y8jfha1b7" w:colFirst="0" w:colLast="0"/>
-      <w:bookmarkEnd w:id="7"/>
+      <w:bookmarkStart w:id="8" w:name="_uy7y8jfha1b7" w:colFirst="0" w:colLast="0"/>
+      <w:bookmarkEnd w:id="8"/>
     </w:p>
     <w:p>
       <w:pPr>
@@ -6377,12 +6340,12 @@
         <w:pStyle w:val="1"/>
         <w:jc w:val="center"/>
       </w:pPr>
-      <w:bookmarkStart w:id="8" w:name="_Toc225826209"/>
+      <w:bookmarkStart w:id="9" w:name="_Toc226001019"/>
       <w:r>
         <w:lastRenderedPageBreak/>
-        <w:t>Заключение</w:t>
-      </w:r>
-      <w:bookmarkEnd w:id="8"/>
+        <w:t>ЗАКЛЮЧЕНИЕ</w:t>
+      </w:r>
+      <w:bookmarkEnd w:id="9"/>
     </w:p>
     <w:p>
       <w:pPr>
@@ -6418,6 +6381,36 @@
         <w:t>.ыуаыуа</w:t>
       </w:r>
       <w:proofErr w:type="spellEnd"/>
+      <w:r>
+        <w:rPr>
+          <w:rFonts w:ascii="Times New Roman" w:eastAsia="Times New Roman" w:hAnsi="Times New Roman" w:cs="Times New Roman"/>
+          <w:b/>
+          <w:sz w:val="24"/>
+          <w:szCs w:val="24"/>
+          <w:lang w:eastAsia="ru-RU"/>
+        </w:rPr>
+        <w:t>. Приложение</w:t>
+      </w:r>
+      <w:r>
+        <w:rPr>
+          <w:rFonts w:ascii="Times New Roman" w:eastAsia="Times New Roman" w:hAnsi="Times New Roman" w:cs="Times New Roman"/>
+          <w:b/>
+          <w:sz w:val="24"/>
+          <w:szCs w:val="24"/>
+          <w:lang w:eastAsia="ru-RU"/>
+        </w:rPr>
+        <w:t xml:space="preserve"> </w:t>
+      </w:r>
+      <w:r>
+        <w:rPr>
+          <w:rFonts w:ascii="Times New Roman" w:eastAsia="Times New Roman" w:hAnsi="Times New Roman" w:cs="Times New Roman"/>
+          <w:b/>
+          <w:sz w:val="24"/>
+          <w:szCs w:val="24"/>
+          <w:lang w:eastAsia="ru-RU"/>
+        </w:rPr>
+        <w:t>Г.</w:t>
+      </w:r>
     </w:p>
     <w:p>
       <w:r>
@@ -6436,7 +6429,7 @@
         <w:pStyle w:val="1"/>
         <w:jc w:val="center"/>
       </w:pPr>
-      <w:bookmarkStart w:id="9" w:name="_Toc225826210"/>
+      <w:bookmarkStart w:id="10" w:name="_Toc226001020"/>
       <w:r>
         <w:t>СПИСОК</w:t>
       </w:r>
@@ -6452,66 +6445,138 @@
       <w:r>
         <w:t>ИСТОЧНИКОВ</w:t>
       </w:r>
-      <w:bookmarkEnd w:id="9"/>
-    </w:p>
-    <w:p>
-      <w:pPr>
-        <w:ind w:firstLine="708"/>
+      <w:bookmarkEnd w:id="10"/>
+    </w:p>
+    <w:p>
+      <w:pPr>
+        <w:ind w:firstLine="708"/>
+      </w:pPr>
+      <w:r>
+        <w:t xml:space="preserve">1 </w:t>
+      </w:r>
+      <w:r>
         <w:rPr>
           <w:lang w:val="en-US"/>
         </w:rPr>
-      </w:pPr>
+        <w:t>The</w:t>
+      </w:r>
+      <w:r>
+        <w:t xml:space="preserve"> </w:t>
+      </w:r>
       <w:r>
         <w:rPr>
           <w:lang w:val="en-US"/>
         </w:rPr>
+        <w:t>immediate</w:t>
+      </w:r>
+      <w:r>
         <w:t xml:space="preserve"> </w:t>
       </w:r>
       <w:r>
         <w:rPr>
           <w:lang w:val="en-US"/>
         </w:rPr>
-        <w:t>The</w:t>
+        <w:t>prospects</w:t>
+      </w:r>
+      <w:r>
+        <w:t xml:space="preserve"> </w:t>
       </w:r>
       <w:r>
         <w:rPr>
           <w:lang w:val="en-US"/>
         </w:rPr>
+        <w:t>for</w:t>
+      </w:r>
+      <w:r>
         <w:t xml:space="preserve"> </w:t>
       </w:r>
       <w:r>
         <w:rPr>
           <w:lang w:val="en-US"/>
         </w:rPr>
-        <w:t>immediate prospects for the application of ontologies in digital</w:t>
-      </w:r>
-    </w:p>
-    <w:p>
-      <w:pPr>
-        <w:ind w:firstLine="708"/>
+        <w:t>the</w:t>
+      </w:r>
+      <w:r>
+        <w:t xml:space="preserve"> </w:t>
+      </w:r>
+      <w:r>
         <w:rPr>
           <w:lang w:val="en-US"/>
         </w:rPr>
-      </w:pPr>
+        <w:t>application</w:t>
+      </w:r>
+      <w:r>
+        <w:t xml:space="preserve"> </w:t>
+      </w:r>
       <w:r>
         <w:rPr>
           <w:lang w:val="en-US"/>
         </w:rPr>
-        <w:t>libraries//Knowledge Organization - 2007. - Vol. 34, No. 4. P. 227 - 246.</w:t>
-      </w:r>
-    </w:p>
-    <w:p>
-      <w:pPr>
-        <w:ind w:firstLine="708"/>
+        <w:t>of</w:t>
+      </w:r>
+      <w:r>
+        <w:t xml:space="preserve"> </w:t>
+      </w:r>
+      <w:r>
         <w:rPr>
           <w:lang w:val="en-US"/>
         </w:rPr>
-      </w:pPr>
+        <w:t>ontologies</w:t>
+      </w:r>
+      <w:r>
+        <w:t xml:space="preserve"> </w:t>
+      </w:r>
       <w:r>
         <w:rPr>
           <w:lang w:val="en-US"/>
         </w:rPr>
-        <w:t xml:space="preserve"> Library of Medicine. Fact sheet: UMLS </w:t>
+        <w:t>in</w:t>
+      </w:r>
+      <w:r>
+        <w:t xml:space="preserve"> </w:t>
+      </w:r>
+      <w:r>
+        <w:rPr>
+          <w:lang w:val="en-US"/>
+        </w:rPr>
+        <w:t>digital</w:t>
+      </w:r>
+    </w:p>
+    <w:p>
+      <w:pPr>
+        <w:ind w:firstLine="708"/>
+        <w:rPr>
+          <w:lang w:val="en-US"/>
+        </w:rPr>
+      </w:pPr>
+      <w:r>
+        <w:rPr>
+          <w:lang w:val="en-US"/>
+        </w:rPr>
+        <w:t>libraries</w:t>
+      </w:r>
+      <w:r>
+        <w:t>//</w:t>
+      </w:r>
+      <w:r>
+        <w:rPr>
+          <w:lang w:val="en-US"/>
+        </w:rPr>
+        <w:t>Knowledge Organization - 2007. - Vol. 34, No. 4. P. 227 - 246.</w:t>
+      </w:r>
+    </w:p>
+    <w:p>
+      <w:pPr>
+        <w:ind w:firstLine="708"/>
+        <w:rPr>
+          <w:lang w:val="en-US"/>
+        </w:rPr>
+      </w:pPr>
+      <w:r>
+        <w:rPr>
+          <w:lang w:val="en-US"/>
+        </w:rPr>
+        <w:t xml:space="preserve">2 Library of Medicine. Fact sheet: UMLS </w:t>
       </w:r>
       <w:proofErr w:type="spellStart"/>
       <w:r>
@@ -6629,7 +6694,7 @@
         <w:ind w:firstLine="708"/>
       </w:pPr>
       <w:r>
-        <w:t xml:space="preserve"> политематических информационных систем//Классификация и кодирование. - 1976. -</w:t>
+        <w:t>4 политематических информационных систем//Классификация и кодирование. - 1976. -</w:t>
       </w:r>
     </w:p>
     <w:p>
@@ -6645,7 +6710,7 @@
         <w:ind w:firstLine="708"/>
       </w:pPr>
       <w:r>
-        <w:t xml:space="preserve"> Место макротезауруса в лингвистическом</w:t>
+        <w:t>5 Место макротезауруса в лингвистическом</w:t>
       </w:r>
     </w:p>
     <w:p>
@@ -6669,7 +6734,7 @@
         <w:ind w:firstLine="708"/>
       </w:pPr>
       <w:r>
-        <w:t xml:space="preserve"> Использование и ведение макротезауруса ГАСНТИ: Методические</w:t>
+        <w:t>6 Использование и ведение макротезауруса ГАСНТИ: Методические</w:t>
       </w:r>
     </w:p>
     <w:p>
@@ -6691,6 +6756,20 @@
         <w:rPr>
           <w:lang w:val="en-US"/>
         </w:rPr>
+        <w:t xml:space="preserve">7 </w:t>
+      </w:r>
+      <w:proofErr w:type="spellStart"/>
+      <w:r>
+        <w:rPr>
+          <w:lang w:val="en-US"/>
+        </w:rPr>
+        <w:t>Nuovo</w:t>
+      </w:r>
+      <w:proofErr w:type="spellEnd"/>
+      <w:r>
+        <w:rPr>
+          <w:lang w:val="en-US"/>
+        </w:rPr>
         <w:t xml:space="preserve"> </w:t>
       </w:r>
       <w:proofErr w:type="spellStart"/>
@@ -6698,13 +6777,41 @@
         <w:rPr>
           <w:lang w:val="en-US"/>
         </w:rPr>
-        <w:t>Nuovo</w:t>
+        <w:t>soggettario</w:t>
       </w:r>
       <w:proofErr w:type="spellEnd"/>
       <w:r>
         <w:rPr>
           <w:lang w:val="en-US"/>
         </w:rPr>
+        <w:t xml:space="preserve">: </w:t>
+      </w:r>
+      <w:proofErr w:type="spellStart"/>
+      <w:r>
+        <w:rPr>
+          <w:lang w:val="en-US"/>
+        </w:rPr>
+        <w:t>guida</w:t>
+      </w:r>
+      <w:proofErr w:type="spellEnd"/>
+      <w:r>
+        <w:rPr>
+          <w:lang w:val="en-US"/>
+        </w:rPr>
+        <w:t xml:space="preserve"> al </w:t>
+      </w:r>
+      <w:proofErr w:type="spellStart"/>
+      <w:r>
+        <w:rPr>
+          <w:lang w:val="en-US"/>
+        </w:rPr>
+        <w:t>sistema</w:t>
+      </w:r>
+      <w:proofErr w:type="spellEnd"/>
+      <w:r>
+        <w:rPr>
+          <w:lang w:val="en-US"/>
+        </w:rPr>
         <w:t xml:space="preserve"> </w:t>
       </w:r>
       <w:proofErr w:type="spellStart"/>
@@ -6712,309 +6819,273 @@
         <w:rPr>
           <w:lang w:val="en-US"/>
         </w:rPr>
-        <w:t>soggettario</w:t>
+        <w:t>italiano</w:t>
       </w:r>
       <w:proofErr w:type="spellEnd"/>
       <w:r>
         <w:rPr>
           <w:lang w:val="en-US"/>
         </w:rPr>
-        <w:t xml:space="preserve">: </w:t>
+        <w:t xml:space="preserve"> di </w:t>
       </w:r>
       <w:proofErr w:type="spellStart"/>
       <w:r>
         <w:rPr>
           <w:lang w:val="en-US"/>
         </w:rPr>
-        <w:t>guida</w:t>
+        <w:t>indicizzazione</w:t>
       </w:r>
       <w:proofErr w:type="spellEnd"/>
       <w:r>
         <w:rPr>
           <w:lang w:val="en-US"/>
         </w:rPr>
-        <w:t xml:space="preserve"> al </w:t>
+        <w:t xml:space="preserve"> per </w:t>
       </w:r>
       <w:proofErr w:type="spellStart"/>
       <w:r>
         <w:rPr>
           <w:lang w:val="en-US"/>
         </w:rPr>
-        <w:t>sistema</w:t>
+        <w:t>soggetto</w:t>
       </w:r>
       <w:proofErr w:type="spellEnd"/>
       <w:r>
         <w:rPr>
           <w:lang w:val="en-US"/>
         </w:rPr>
-        <w:t xml:space="preserve"> </w:t>
+        <w:t xml:space="preserve">, </w:t>
       </w:r>
       <w:proofErr w:type="spellStart"/>
       <w:r>
         <w:rPr>
           <w:lang w:val="en-US"/>
         </w:rPr>
-        <w:t>italiano</w:t>
+        <w:t>prototipo</w:t>
       </w:r>
       <w:proofErr w:type="spellEnd"/>
       <w:r>
         <w:rPr>
           <w:lang w:val="en-US"/>
         </w:rPr>
-        <w:t xml:space="preserve"> di </w:t>
+        <w:t xml:space="preserve"> del</w:t>
+      </w:r>
+    </w:p>
+    <w:p>
+      <w:pPr>
+        <w:ind w:firstLine="708"/>
+        <w:rPr>
+          <w:lang w:val="en-US"/>
+        </w:rPr>
+      </w:pPr>
+      <w:r>
+        <w:rPr>
+          <w:lang w:val="en-US"/>
+        </w:rPr>
+        <w:t>thesaurus [</w:t>
+      </w:r>
+      <w:r>
+        <w:t>Рецензия</w:t>
+      </w:r>
+      <w:r>
+        <w:rPr>
+          <w:lang w:val="en-US"/>
+        </w:rPr>
+        <w:t>]//Knowledge Organization. - 2007. - Vol. 34, N 1. - P. 58 - 60.</w:t>
+      </w:r>
+    </w:p>
+    <w:p>
+      <w:pPr>
+        <w:ind w:firstLine="708"/>
+      </w:pPr>
+      <w:r>
+        <w:t>8 информационно-поисковый одноязычный.</w:t>
+      </w:r>
+    </w:p>
+    <w:p>
+      <w:pPr>
+        <w:ind w:firstLine="708"/>
+      </w:pPr>
+      <w:r>
+        <w:t>Правила разработки, структура, состав и форма представления. - М., 2002. - 16 с.</w:t>
+      </w:r>
+    </w:p>
+    <w:p>
+      <w:pPr>
+        <w:ind w:firstLine="708"/>
+        <w:rPr>
+          <w:lang w:val="en-US"/>
+        </w:rPr>
+      </w:pPr>
+      <w:r>
+        <w:rPr>
+          <w:lang w:val="en-US"/>
+        </w:rPr>
+        <w:t>9</w:t>
+      </w:r>
+      <w:r>
+        <w:rPr>
+          <w:lang w:val="en-US"/>
+        </w:rPr>
+        <w:t xml:space="preserve"> Nanoscale Science and Technology Supplement: Collection of applicable terms from</w:t>
+      </w:r>
+    </w:p>
+    <w:p>
+      <w:pPr>
+        <w:ind w:firstLine="708"/>
+        <w:rPr>
+          <w:lang w:val="en-US"/>
+        </w:rPr>
+      </w:pPr>
+      <w:r>
+        <w:rPr>
+          <w:lang w:val="en-US"/>
+        </w:rPr>
+        <w:t xml:space="preserve">PACS 2008//PACS 2010 Regular </w:t>
       </w:r>
       <w:proofErr w:type="spellStart"/>
       <w:r>
         <w:rPr>
           <w:lang w:val="en-US"/>
         </w:rPr>
-        <w:t>indicizzazione</w:t>
+        <w:t>Eddition</w:t>
       </w:r>
       <w:proofErr w:type="spellEnd"/>
       <w:r>
         <w:rPr>
           <w:lang w:val="en-US"/>
         </w:rPr>
-        <w:t xml:space="preserve"> per </w:t>
+        <w:t>/AIP Publishing. - URL:</w:t>
+      </w:r>
+    </w:p>
+    <w:p>
+      <w:pPr>
+        <w:ind w:firstLine="708"/>
+      </w:pPr>
+      <w:r>
+        <w:t>http://www.aip.org/publishing/pacs/nano-supplement (дата обращения 2014-12-09).</w:t>
+      </w:r>
+    </w:p>
+    <w:p>
+      <w:pPr>
+        <w:ind w:firstLine="708"/>
+      </w:pPr>
+      <w:r>
+        <w:t>10 составления индексов УДК//Научно-техническая</w:t>
+      </w:r>
+    </w:p>
+    <w:p>
+      <w:pPr>
+        <w:ind w:firstLine="708"/>
+      </w:pPr>
+      <w:r>
+        <w:t>информация. Сер. 1. - 2008. - N 8. - С. 7 - 8.</w:t>
+      </w:r>
+    </w:p>
+    <w:p>
+      <w:pPr>
+        <w:ind w:firstLine="708"/>
+      </w:pPr>
+      <w:r>
+        <w:t>11 Индексирование фундаментальных научных направлений кодами</w:t>
+      </w:r>
+    </w:p>
+    <w:p>
+      <w:pPr>
+        <w:ind w:firstLine="708"/>
+      </w:pPr>
+      <w:r>
+        <w:t xml:space="preserve">информационных классификаций УДК/О.А. </w:t>
       </w:r>
       <w:proofErr w:type="spellStart"/>
       <w:r>
-        <w:rPr>
-          <w:lang w:val="en-US"/>
-        </w:rPr>
-        <w:t>soggetto</w:t>
+        <w:t>Антошкова</w:t>
       </w:r>
       <w:proofErr w:type="spellEnd"/>
       <w:r>
-        <w:rPr>
-          <w:lang w:val="en-US"/>
-        </w:rPr>
-        <w:t xml:space="preserve">, </w:t>
-      </w:r>
+        <w:t>, Т.С. Астахова, В.Н.</w:t>
+      </w:r>
+    </w:p>
+    <w:p>
+      <w:pPr>
+        <w:ind w:firstLine="708"/>
+      </w:pPr>
       <w:proofErr w:type="spellStart"/>
       <w:r>
-        <w:rPr>
-          <w:lang w:val="en-US"/>
-        </w:rPr>
-        <w:t>prototipo</w:t>
+        <w:t>Белоозеров</w:t>
       </w:r>
       <w:proofErr w:type="spellEnd"/>
       <w:r>
-        <w:rPr>
-          <w:lang w:val="en-US"/>
-        </w:rPr>
-        <w:t xml:space="preserve"> del</w:t>
-      </w:r>
-    </w:p>
-    <w:p>
-      <w:pPr>
-        <w:ind w:firstLine="708"/>
-        <w:rPr>
-          <w:lang w:val="en-US"/>
-        </w:rPr>
-      </w:pPr>
-      <w:r>
-        <w:rPr>
-          <w:lang w:val="en-US"/>
-        </w:rPr>
-        <w:t>thesaurus [</w:t>
-      </w:r>
-      <w:r>
-        <w:t>Рецензия</w:t>
-      </w:r>
-      <w:r>
-        <w:rPr>
-          <w:lang w:val="en-US"/>
-        </w:rPr>
-        <w:t>]//Knowledge Organization. - 2007. - Vol. 34, N 1. - P. 58 - 60.</w:t>
-      </w:r>
-    </w:p>
-    <w:p>
-      <w:pPr>
-        <w:ind w:firstLine="708"/>
-      </w:pPr>
-      <w:r>
-        <w:t xml:space="preserve"> информационно-поисковый одноязычный.</w:t>
-      </w:r>
-    </w:p>
-    <w:p>
-      <w:pPr>
-        <w:ind w:firstLine="708"/>
-      </w:pPr>
-      <w:r>
-        <w:t>Правила разработки, структура, состав и форма представления. - М., 2002. - 16 с.</w:t>
-      </w:r>
-    </w:p>
-    <w:p>
-      <w:pPr>
-        <w:ind w:firstLine="708"/>
-        <w:rPr>
-          <w:lang w:val="en-US"/>
-        </w:rPr>
-      </w:pPr>
-      <w:r>
-        <w:rPr>
-          <w:lang w:val="en-US"/>
-        </w:rPr>
-        <w:t xml:space="preserve"> Nanoscale Science and Technology Supplement: Collection of applicable terms from</w:t>
-      </w:r>
-    </w:p>
-    <w:p>
-      <w:pPr>
-        <w:ind w:firstLine="708"/>
-        <w:rPr>
-          <w:lang w:val="en-US"/>
-        </w:rPr>
-      </w:pPr>
-      <w:r>
-        <w:rPr>
-          <w:lang w:val="en-US"/>
-        </w:rPr>
-        <w:t xml:space="preserve">PACS 2008//PACS 2010 Regular </w:t>
+        <w:t xml:space="preserve"> и др.; под ред. акад. Ю.М. Арского. - М., 2010. - 322 с.</w:t>
+      </w:r>
+    </w:p>
+    <w:p>
+      <w:pPr>
+        <w:ind w:firstLine="708"/>
+      </w:pPr>
+      <w:r>
+        <w:t xml:space="preserve">12 Рубрикатор как инструмент информационной навигации/Р.С. </w:t>
       </w:r>
       <w:proofErr w:type="spellStart"/>
       <w:r>
-        <w:rPr>
-          <w:lang w:val="en-US"/>
-        </w:rPr>
-        <w:t>Eddition</w:t>
+        <w:t>Гиляревский</w:t>
       </w:r>
       <w:proofErr w:type="spellEnd"/>
       <w:r>
-        <w:rPr>
-          <w:lang w:val="en-US"/>
-        </w:rPr>
-        <w:t>/AIP Publishing. - URL:</w:t>
-      </w:r>
-    </w:p>
-    <w:p>
-      <w:pPr>
-        <w:ind w:firstLine="708"/>
-      </w:pPr>
-      <w:r>
-        <w:t>http://www.aip.org/publishing/pacs/nano-supplement (дата обращения 2014-12-09).</w:t>
-      </w:r>
-    </w:p>
-    <w:p>
-      <w:pPr>
-        <w:ind w:firstLine="708"/>
-      </w:pPr>
-      <w:r>
-        <w:t xml:space="preserve"> составления индексов УДК//Научно-техническая</w:t>
-      </w:r>
-    </w:p>
-    <w:p>
-      <w:pPr>
-        <w:ind w:firstLine="708"/>
-      </w:pPr>
-      <w:r>
-        <w:t>информация. Сер. 1. - 2008. - N 8. - С. 7 - 8.</w:t>
-      </w:r>
-    </w:p>
-    <w:p>
-      <w:pPr>
-        <w:ind w:firstLine="708"/>
-      </w:pPr>
-      <w:r>
-        <w:t xml:space="preserve"> Индексирование фундаментальных научных направлений кодами</w:t>
-      </w:r>
-    </w:p>
-    <w:p>
-      <w:pPr>
-        <w:ind w:firstLine="708"/>
-      </w:pPr>
-      <w:r>
-        <w:t xml:space="preserve">информационных классификаций УДК/О.А. </w:t>
+        <w:t>, А.В.</w:t>
+      </w:r>
+    </w:p>
+    <w:p>
+      <w:pPr>
+        <w:ind w:firstLine="708"/>
+      </w:pPr>
+      <w:r>
+        <w:t xml:space="preserve">Шапкин, В.Н. </w:t>
       </w:r>
       <w:proofErr w:type="spellStart"/>
       <w:r>
-        <w:t>Антошкова</w:t>
+        <w:t>Белоозеров</w:t>
       </w:r>
       <w:proofErr w:type="spellEnd"/>
       <w:r>
-        <w:t>, Т.С. Астахова, В.Н.</w:t>
-      </w:r>
-    </w:p>
-    <w:p>
-      <w:pPr>
-        <w:ind w:firstLine="708"/>
-      </w:pPr>
+        <w:t>. - СПб.: Профессия, 2008. - 352 с.</w:t>
+      </w:r>
+    </w:p>
+    <w:p>
+      <w:pPr>
+        <w:ind w:firstLine="708"/>
+      </w:pPr>
+      <w:r>
+        <w:lastRenderedPageBreak/>
+        <w:t xml:space="preserve">13 Рубрикатор научно-технической информации по </w:t>
+      </w:r>
       <w:proofErr w:type="spellStart"/>
       <w:r>
-        <w:t>Белоозеров</w:t>
+        <w:t>нанотехнологиям</w:t>
       </w:r>
       <w:proofErr w:type="spellEnd"/>
       <w:r>
-        <w:t xml:space="preserve"> и др.; под ред. акад. Ю.М. Арского. - М., 2010. - 322 с.</w:t>
-      </w:r>
-    </w:p>
-    <w:p>
-      <w:pPr>
-        <w:ind w:firstLine="708"/>
-      </w:pPr>
-      <w:r>
-        <w:t xml:space="preserve"> Рубрикатор как инструмент информационной навигации/Р.С. </w:t>
-      </w:r>
+        <w:t xml:space="preserve"> и</w:t>
+      </w:r>
+    </w:p>
+    <w:p>
+      <w:pPr>
+        <w:ind w:firstLine="708"/>
+      </w:pPr>
       <w:proofErr w:type="spellStart"/>
       <w:r>
-        <w:t>Гиляревский</w:t>
+        <w:t>наноматериалам</w:t>
       </w:r>
       <w:proofErr w:type="spellEnd"/>
       <w:r>
-        <w:t>, А.В.</w:t>
-      </w:r>
-    </w:p>
-    <w:p>
-      <w:pPr>
-        <w:ind w:firstLine="708"/>
-      </w:pPr>
-      <w:r>
-        <w:t xml:space="preserve">Шапкин, В.Н. </w:t>
+        <w:t>/РНЦ "Курчатовский институт", ФГУ ГНИИ ИТТ "</w:t>
       </w:r>
       <w:proofErr w:type="spellStart"/>
       <w:r>
-        <w:t>Белоозеров</w:t>
+        <w:t>Информика</w:t>
       </w:r>
       <w:proofErr w:type="spellEnd"/>
       <w:r>
-        <w:t>. - СПб.: Профессия, 2008. - 352 с.</w:t>
-      </w:r>
-    </w:p>
-    <w:p>
-      <w:pPr>
-        <w:ind w:firstLine="708"/>
-      </w:pPr>
-      <w:r>
-        <w:lastRenderedPageBreak/>
-        <w:t xml:space="preserve"> Рубрикатор научно-технической информации по </w:t>
-      </w:r>
-      <w:proofErr w:type="spellStart"/>
-      <w:r>
-        <w:t>нанотехнологиям</w:t>
-      </w:r>
-      <w:proofErr w:type="spellEnd"/>
-      <w:r>
-        <w:t xml:space="preserve"> и</w:t>
-      </w:r>
-    </w:p>
-    <w:p>
-      <w:pPr>
-        <w:ind w:firstLine="708"/>
-      </w:pPr>
-      <w:proofErr w:type="spellStart"/>
-      <w:r>
-        <w:t>наноматериалам</w:t>
-      </w:r>
-      <w:proofErr w:type="spellEnd"/>
-      <w:r>
-        <w:t>/РНЦ "Курчатовский институт", ФГУ ГНИИ ИТТ "</w:t>
-      </w:r>
-      <w:proofErr w:type="spellStart"/>
-      <w:r>
-        <w:t>Информика</w:t>
-      </w:r>
-      <w:proofErr w:type="spellEnd"/>
-      <w:r>
         <w:t>",</w:t>
       </w:r>
     </w:p>
@@ -7046,10 +7117,8 @@
       <w:pPr>
         <w:ind w:firstLine="708"/>
       </w:pPr>
-      <w:bookmarkStart w:id="10" w:name="_GoBack"/>
-      <w:bookmarkEnd w:id="10"/>
-      <w:r>
-        <w:t xml:space="preserve"> Рубрикатор по </w:t>
+      <w:r>
+        <w:t xml:space="preserve">14 Рубрикатор по </w:t>
       </w:r>
       <w:proofErr w:type="spellStart"/>
       <w:r>
@@ -7100,82 +7169,26 @@
       <w:pPr>
         <w:pStyle w:val="1"/>
         <w:jc w:val="center"/>
-        <w:rPr>
-          <w:color w:val="000000" w:themeColor="text1"/>
-          <w:lang w:eastAsia="ru-RU"/>
-        </w:rPr>
-      </w:pPr>
-      <w:bookmarkStart w:id="11" w:name="_Toc225826211"/>
-      <w:r>
-        <w:rPr>
-          <w:color w:val="000000" w:themeColor="text1"/>
-          <w:lang w:eastAsia="ru-RU"/>
-        </w:rPr>
-        <w:t>Приложение А</w:t>
+      </w:pPr>
+      <w:bookmarkStart w:id="11" w:name="_Toc226001021"/>
+      <w:r>
+        <w:t xml:space="preserve">Приложение </w:t>
       </w:r>
       <w:bookmarkEnd w:id="11"/>
-    </w:p>
-    <w:p>
-      <w:pPr>
-        <w:ind w:firstLine="708"/>
-        <w:jc w:val="center"/>
-        <w:rPr>
-          <w:rFonts w:ascii="Times New Roman" w:eastAsia="Times New Roman" w:hAnsi="Times New Roman" w:cs="Times New Roman"/>
-          <w:sz w:val="28"/>
-          <w:szCs w:val="28"/>
-          <w:lang w:eastAsia="ru-RU"/>
-        </w:rPr>
-      </w:pPr>
-      <w:r>
-        <w:rPr>
-          <w:rFonts w:ascii="Times New Roman" w:eastAsia="Times New Roman" w:hAnsi="Times New Roman" w:cs="Times New Roman"/>
-          <w:sz w:val="28"/>
-          <w:szCs w:val="28"/>
-          <w:lang w:eastAsia="ru-RU"/>
-        </w:rPr>
+      <w:r>
+        <w:t>А</w:t>
+      </w:r>
+      <w:r>
+        <w:br/>
+      </w:r>
+      <w:r>
         <w:t>(рекомендуемое)</w:t>
       </w:r>
-    </w:p>
-    <w:p>
-      <w:pPr>
-        <w:ind w:firstLine="708"/>
-        <w:jc w:val="center"/>
-        <w:rPr>
-          <w:rFonts w:ascii="Times New Roman" w:eastAsia="Times New Roman" w:hAnsi="Times New Roman" w:cs="Times New Roman"/>
-          <w:sz w:val="28"/>
-          <w:szCs w:val="28"/>
-          <w:lang w:eastAsia="ru-RU"/>
-        </w:rPr>
-      </w:pPr>
-      <w:r>
-        <w:rPr>
-          <w:rFonts w:ascii="Times New Roman" w:eastAsia="Times New Roman" w:hAnsi="Times New Roman" w:cs="Times New Roman"/>
-          <w:sz w:val="28"/>
-          <w:szCs w:val="28"/>
-          <w:lang w:eastAsia="ru-RU"/>
-        </w:rPr>
-        <w:t>Пример оформления</w:t>
-      </w:r>
-    </w:p>
-    <w:p>
-      <w:pPr>
-        <w:ind w:firstLine="708"/>
-        <w:jc w:val="center"/>
-        <w:rPr>
-          <w:rFonts w:ascii="Times New Roman" w:eastAsia="Times New Roman" w:hAnsi="Times New Roman" w:cs="Times New Roman"/>
-          <w:sz w:val="28"/>
-          <w:szCs w:val="28"/>
-          <w:lang w:eastAsia="ru-RU"/>
-        </w:rPr>
-      </w:pPr>
-      <w:r>
-        <w:rPr>
-          <w:rFonts w:ascii="Times New Roman" w:eastAsia="Times New Roman" w:hAnsi="Times New Roman" w:cs="Times New Roman"/>
-          <w:sz w:val="28"/>
-          <w:szCs w:val="28"/>
-          <w:lang w:eastAsia="ru-RU"/>
-        </w:rPr>
-        <w:t>Содержание</w:t>
+      <w:r>
+        <w:br/>
+      </w:r>
+      <w:r>
+        <w:t>Пример оформления Содержание</w:t>
       </w:r>
     </w:p>
     <w:p>
@@ -7485,6 +7498,26 @@
           <w:lang w:eastAsia="ru-RU"/>
         </w:rPr>
         <w:t>58</w:t>
+      </w:r>
+    </w:p>
+    <w:p>
+      <w:pPr>
+        <w:rPr>
+          <w:rFonts w:ascii="Times New Roman" w:eastAsia="Times New Roman" w:hAnsi="Times New Roman" w:cs="Times New Roman"/>
+          <w:b/>
+          <w:bCs/>
+          <w:color w:val="000000"/>
+          <w:sz w:val="32"/>
+          <w:szCs w:val="32"/>
+          <w:lang w:eastAsia="ru-RU"/>
+        </w:rPr>
+      </w:pPr>
+      <w:bookmarkStart w:id="12" w:name="_Toc226001022"/>
+      <w:r>
+        <w:rPr>
+          <w:lang w:eastAsia="ru-RU"/>
+        </w:rPr>
+        <w:br w:type="page"/>
       </w:r>
     </w:p>
     <w:p>
@@ -7495,31 +7528,1110 @@
           <w:lang w:eastAsia="ru-RU"/>
         </w:rPr>
       </w:pPr>
-      <w:bookmarkStart w:id="12" w:name="_Toc225826212"/>
-      <w:r>
-        <w:rPr>
-          <w:lang w:eastAsia="ru-RU"/>
-        </w:rPr>
-        <w:t>Приложение Б</w:t>
+      <w:r>
+        <w:rPr>
+          <w:lang w:eastAsia="ru-RU"/>
+        </w:rPr>
+        <w:lastRenderedPageBreak/>
+        <w:t>Прил</w:t>
+      </w:r>
+      <w:r>
+        <w:rPr>
+          <w:lang w:eastAsia="ru-RU"/>
+        </w:rPr>
+        <w:t xml:space="preserve">ожение </w:t>
+      </w:r>
+      <w:r>
+        <w:rPr>
+          <w:lang w:eastAsia="ru-RU"/>
+        </w:rPr>
+        <w:t>А</w:t>
+      </w:r>
+      <w:r>
+        <w:rPr>
+          <w:lang w:eastAsia="ru-RU"/>
+        </w:rPr>
+        <w:br/>
+      </w:r>
+      <w:r>
+        <w:rPr>
+          <w:lang w:eastAsia="ru-RU"/>
+        </w:rPr>
+        <w:t>(рекомендуемое)</w:t>
       </w:r>
       <w:bookmarkEnd w:id="12"/>
-    </w:p>
-    <w:p>
-      <w:pPr>
-        <w:ind w:firstLine="708"/>
+      <w:r>
+        <w:rPr>
+          <w:lang w:eastAsia="ru-RU"/>
+        </w:rPr>
+        <w:br/>
+      </w:r>
+      <w:proofErr w:type="spellStart"/>
+      <w:r>
+        <w:rPr>
+          <w:lang w:eastAsia="ru-RU"/>
+        </w:rPr>
+        <w:t>П</w:t>
+      </w:r>
+      <w:r>
+        <w:rPr>
+          <w:lang w:eastAsia="ru-RU"/>
+        </w:rPr>
+        <w:t>равило</w:t>
+      </w:r>
+      <w:r>
+        <w:rPr>
+          <w:lang w:eastAsia="ru-RU"/>
+        </w:rPr>
+        <w:t>фвфв</w:t>
+      </w:r>
+      <w:proofErr w:type="spellEnd"/>
+      <w:r>
+        <w:rPr>
+          <w:lang w:eastAsia="ru-RU"/>
+        </w:rPr>
+        <w:t xml:space="preserve"> оформления списка</w:t>
+      </w:r>
+      <w:r>
+        <w:rPr>
+          <w:lang w:eastAsia="ru-RU"/>
+        </w:rPr>
+        <w:t>.</w:t>
+      </w:r>
+    </w:p>
+    <w:p>
+      <w:pPr>
+        <w:ind w:firstLine="708"/>
+        <w:rPr>
+          <w:rFonts w:ascii="Times New Roman" w:eastAsia="Times New Roman" w:hAnsi="Times New Roman" w:cs="Times New Roman"/>
+          <w:sz w:val="28"/>
+          <w:szCs w:val="28"/>
+          <w:lang w:eastAsia="ru-RU"/>
+        </w:rPr>
+      </w:pPr>
+      <w:r>
+        <w:rPr>
+          <w:rFonts w:ascii="Times New Roman" w:eastAsia="Times New Roman" w:hAnsi="Times New Roman" w:cs="Times New Roman"/>
+          <w:sz w:val="28"/>
+          <w:szCs w:val="28"/>
+          <w:lang w:eastAsia="ru-RU"/>
+        </w:rPr>
+        <w:t>Список должен содержать перечень всех источников, использованных при выполнении</w:t>
+      </w:r>
+    </w:p>
+    <w:p>
+      <w:pPr>
+        <w:ind w:firstLine="708"/>
+        <w:rPr>
+          <w:rFonts w:ascii="Times New Roman" w:eastAsia="Times New Roman" w:hAnsi="Times New Roman" w:cs="Times New Roman"/>
+          <w:sz w:val="28"/>
+          <w:szCs w:val="28"/>
+          <w:lang w:eastAsia="ru-RU"/>
+        </w:rPr>
+      </w:pPr>
+      <w:r>
+        <w:rPr>
+          <w:rFonts w:ascii="Times New Roman" w:eastAsia="Times New Roman" w:hAnsi="Times New Roman" w:cs="Times New Roman"/>
+          <w:sz w:val="28"/>
+          <w:szCs w:val="28"/>
+          <w:lang w:eastAsia="ru-RU"/>
+        </w:rPr>
+        <w:t>работы (не только цитированных, но и просмотренных).</w:t>
+      </w:r>
+    </w:p>
+    <w:p>
+      <w:pPr>
+        <w:ind w:firstLine="708"/>
+        <w:rPr>
+          <w:rFonts w:ascii="Times New Roman" w:eastAsia="Times New Roman" w:hAnsi="Times New Roman" w:cs="Times New Roman"/>
+          <w:sz w:val="28"/>
+          <w:szCs w:val="28"/>
+          <w:lang w:eastAsia="ru-RU"/>
+        </w:rPr>
+      </w:pPr>
+      <w:r>
+        <w:rPr>
+          <w:rFonts w:ascii="Times New Roman" w:eastAsia="Times New Roman" w:hAnsi="Times New Roman" w:cs="Times New Roman"/>
+          <w:sz w:val="28"/>
+          <w:szCs w:val="28"/>
+          <w:lang w:eastAsia="ru-RU"/>
+        </w:rPr>
+        <w:t>Для удобства пользования работой литература в списке систематизируется в</w:t>
+      </w:r>
+    </w:p>
+    <w:p>
+      <w:pPr>
+        <w:ind w:firstLine="708"/>
+        <w:rPr>
+          <w:rFonts w:ascii="Times New Roman" w:eastAsia="Times New Roman" w:hAnsi="Times New Roman" w:cs="Times New Roman"/>
+          <w:sz w:val="28"/>
+          <w:szCs w:val="28"/>
+          <w:lang w:eastAsia="ru-RU"/>
+        </w:rPr>
+      </w:pPr>
+      <w:r>
+        <w:rPr>
+          <w:rFonts w:ascii="Times New Roman" w:eastAsia="Times New Roman" w:hAnsi="Times New Roman" w:cs="Times New Roman"/>
+          <w:sz w:val="28"/>
+          <w:szCs w:val="28"/>
+          <w:lang w:eastAsia="ru-RU"/>
+        </w:rPr>
+        <w:t>определенном порядке. В зависимости от характера, вида и целевого назначения работ</w:t>
+      </w:r>
+    </w:p>
+    <w:p>
+      <w:pPr>
+        <w:ind w:firstLine="708"/>
+        <w:rPr>
+          <w:rFonts w:ascii="Times New Roman" w:eastAsia="Times New Roman" w:hAnsi="Times New Roman" w:cs="Times New Roman"/>
+          <w:sz w:val="28"/>
+          <w:szCs w:val="28"/>
+          <w:lang w:eastAsia="ru-RU"/>
+        </w:rPr>
+      </w:pPr>
+      <w:r>
+        <w:rPr>
+          <w:rFonts w:ascii="Times New Roman" w:eastAsia="Times New Roman" w:hAnsi="Times New Roman" w:cs="Times New Roman"/>
+          <w:sz w:val="28"/>
+          <w:szCs w:val="28"/>
+          <w:lang w:eastAsia="ru-RU"/>
+        </w:rPr>
+        <w:t>авторам</w:t>
+      </w:r>
+    </w:p>
+    <w:p>
+      <w:pPr>
+        <w:ind w:firstLine="708"/>
+        <w:rPr>
+          <w:rFonts w:ascii="Times New Roman" w:eastAsia="Times New Roman" w:hAnsi="Times New Roman" w:cs="Times New Roman"/>
+          <w:sz w:val="28"/>
+          <w:szCs w:val="28"/>
+          <w:lang w:eastAsia="ru-RU"/>
+        </w:rPr>
+      </w:pPr>
+      <w:r>
+        <w:rPr>
+          <w:rFonts w:ascii="Times New Roman" w:eastAsia="Times New Roman" w:hAnsi="Times New Roman" w:cs="Times New Roman"/>
+          <w:sz w:val="28"/>
+          <w:szCs w:val="28"/>
+          <w:lang w:eastAsia="ru-RU"/>
+        </w:rPr>
+        <w:t>предлагается следующий вариант расположения литературы в списках:</w:t>
+      </w:r>
+    </w:p>
+    <w:p>
+      <w:pPr>
+        <w:ind w:firstLine="708"/>
+        <w:rPr>
+          <w:rFonts w:ascii="Times New Roman" w:eastAsia="Times New Roman" w:hAnsi="Times New Roman" w:cs="Times New Roman"/>
+          <w:sz w:val="28"/>
+          <w:szCs w:val="28"/>
+          <w:lang w:eastAsia="ru-RU"/>
+        </w:rPr>
+      </w:pPr>
+      <w:r>
+        <w:rPr>
+          <w:rFonts w:ascii="Times New Roman" w:eastAsia="Times New Roman" w:hAnsi="Times New Roman" w:cs="Times New Roman"/>
+          <w:sz w:val="28"/>
+          <w:szCs w:val="28"/>
+          <w:lang w:eastAsia="ru-RU"/>
+        </w:rPr>
+        <w:t>– алфавитный.</w:t>
+      </w:r>
+    </w:p>
+    <w:p>
+      <w:pPr>
+        <w:ind w:firstLine="708"/>
+        <w:rPr>
+          <w:rFonts w:ascii="Times New Roman" w:eastAsia="Times New Roman" w:hAnsi="Times New Roman" w:cs="Times New Roman"/>
+          <w:sz w:val="28"/>
+          <w:szCs w:val="28"/>
+          <w:lang w:eastAsia="ru-RU"/>
+        </w:rPr>
+      </w:pPr>
+      <w:r>
+        <w:rPr>
+          <w:rFonts w:ascii="Times New Roman" w:eastAsia="Times New Roman" w:hAnsi="Times New Roman" w:cs="Times New Roman"/>
+          <w:sz w:val="28"/>
+          <w:szCs w:val="28"/>
+          <w:lang w:eastAsia="ru-RU"/>
+        </w:rPr>
+        <w:t>Базовым стандартом на библиографическое описание является ГОСТ Р 7.0.100–2018</w:t>
+      </w:r>
+    </w:p>
+    <w:p>
+      <w:pPr>
+        <w:ind w:firstLine="708"/>
+        <w:rPr>
+          <w:rFonts w:ascii="Times New Roman" w:eastAsia="Times New Roman" w:hAnsi="Times New Roman" w:cs="Times New Roman"/>
+          <w:sz w:val="28"/>
+          <w:szCs w:val="28"/>
+          <w:lang w:eastAsia="ru-RU"/>
+        </w:rPr>
+      </w:pPr>
+      <w:r>
+        <w:rPr>
+          <w:rFonts w:ascii="Times New Roman" w:eastAsia="Times New Roman" w:hAnsi="Times New Roman" w:cs="Times New Roman"/>
+          <w:sz w:val="28"/>
+          <w:szCs w:val="28"/>
+          <w:lang w:eastAsia="ru-RU"/>
+        </w:rPr>
+        <w:t>«Библиографическая запись. Библиографическое описание. Общие требования и правила</w:t>
+      </w:r>
+    </w:p>
+    <w:p>
+      <w:pPr>
+        <w:ind w:firstLine="708"/>
+        <w:rPr>
+          <w:rFonts w:ascii="Times New Roman" w:eastAsia="Times New Roman" w:hAnsi="Times New Roman" w:cs="Times New Roman"/>
+          <w:sz w:val="28"/>
+          <w:szCs w:val="28"/>
+          <w:lang w:eastAsia="ru-RU"/>
+        </w:rPr>
+      </w:pPr>
+      <w:r>
+        <w:rPr>
+          <w:rFonts w:ascii="Times New Roman" w:eastAsia="Times New Roman" w:hAnsi="Times New Roman" w:cs="Times New Roman"/>
+          <w:sz w:val="28"/>
+          <w:szCs w:val="28"/>
+          <w:lang w:eastAsia="ru-RU"/>
+        </w:rPr>
+        <w:t>составления», который действует с 03 декабря 2018 г.</w:t>
+      </w:r>
+    </w:p>
+    <w:p>
+      <w:pPr>
+        <w:ind w:firstLine="708"/>
+        <w:rPr>
+          <w:rFonts w:ascii="Times New Roman" w:eastAsia="Times New Roman" w:hAnsi="Times New Roman" w:cs="Times New Roman"/>
+          <w:sz w:val="28"/>
+          <w:szCs w:val="28"/>
+          <w:lang w:eastAsia="ru-RU"/>
+        </w:rPr>
+      </w:pPr>
+      <w:r>
+        <w:rPr>
+          <w:rFonts w:ascii="Times New Roman" w:eastAsia="Times New Roman" w:hAnsi="Times New Roman" w:cs="Times New Roman"/>
+          <w:sz w:val="28"/>
+          <w:szCs w:val="28"/>
+          <w:lang w:eastAsia="ru-RU"/>
+        </w:rPr>
+        <w:t>Объектами составления библиографического описания являются все виды</w:t>
+      </w:r>
+    </w:p>
+    <w:p>
+      <w:pPr>
+        <w:ind w:firstLine="708"/>
+        <w:rPr>
+          <w:rFonts w:ascii="Times New Roman" w:eastAsia="Times New Roman" w:hAnsi="Times New Roman" w:cs="Times New Roman"/>
+          <w:sz w:val="28"/>
+          <w:szCs w:val="28"/>
+          <w:lang w:eastAsia="ru-RU"/>
+        </w:rPr>
+      </w:pPr>
+      <w:r>
+        <w:rPr>
+          <w:rFonts w:ascii="Times New Roman" w:eastAsia="Times New Roman" w:hAnsi="Times New Roman" w:cs="Times New Roman"/>
+          <w:sz w:val="28"/>
+          <w:szCs w:val="28"/>
+          <w:lang w:eastAsia="ru-RU"/>
+        </w:rPr>
+        <w:t>опубликованных и неопубликованных документов на любых носителях:</w:t>
+      </w:r>
+    </w:p>
+    <w:p>
+      <w:pPr>
+        <w:ind w:firstLine="708"/>
+        <w:rPr>
+          <w:rFonts w:ascii="Times New Roman" w:eastAsia="Times New Roman" w:hAnsi="Times New Roman" w:cs="Times New Roman"/>
+          <w:sz w:val="28"/>
+          <w:szCs w:val="28"/>
+          <w:lang w:eastAsia="ru-RU"/>
+        </w:rPr>
+      </w:pPr>
+      <w:r>
+        <w:rPr>
+          <w:rFonts w:ascii="Times New Roman" w:eastAsia="Times New Roman" w:hAnsi="Times New Roman" w:cs="Times New Roman"/>
+          <w:sz w:val="28"/>
+          <w:szCs w:val="28"/>
+          <w:lang w:eastAsia="ru-RU"/>
+        </w:rPr>
+        <w:t>– книги;</w:t>
+      </w:r>
+    </w:p>
+    <w:p>
+      <w:pPr>
+        <w:ind w:firstLine="708"/>
+        <w:rPr>
+          <w:rFonts w:ascii="Times New Roman" w:eastAsia="Times New Roman" w:hAnsi="Times New Roman" w:cs="Times New Roman"/>
+          <w:sz w:val="28"/>
+          <w:szCs w:val="28"/>
+          <w:lang w:eastAsia="ru-RU"/>
+        </w:rPr>
+      </w:pPr>
+      <w:r>
+        <w:rPr>
+          <w:rFonts w:ascii="Times New Roman" w:eastAsia="Times New Roman" w:hAnsi="Times New Roman" w:cs="Times New Roman"/>
+          <w:sz w:val="28"/>
+          <w:szCs w:val="28"/>
+          <w:lang w:eastAsia="ru-RU"/>
+        </w:rPr>
+        <w:t>– сериальные, нотные, картографические, аудиовизуальные, нормативные и технические</w:t>
+      </w:r>
+    </w:p>
+    <w:p>
+      <w:pPr>
+        <w:ind w:firstLine="708"/>
+        <w:rPr>
+          <w:rFonts w:ascii="Times New Roman" w:eastAsia="Times New Roman" w:hAnsi="Times New Roman" w:cs="Times New Roman"/>
+          <w:sz w:val="28"/>
+          <w:szCs w:val="28"/>
+          <w:lang w:eastAsia="ru-RU"/>
+        </w:rPr>
+      </w:pPr>
+      <w:r>
+        <w:rPr>
+          <w:rFonts w:ascii="Times New Roman" w:eastAsia="Times New Roman" w:hAnsi="Times New Roman" w:cs="Times New Roman"/>
+          <w:sz w:val="28"/>
+          <w:szCs w:val="28"/>
+          <w:lang w:eastAsia="ru-RU"/>
+        </w:rPr>
+        <w:t>документы;</w:t>
+      </w:r>
+    </w:p>
+    <w:p>
+      <w:pPr>
+        <w:ind w:firstLine="708"/>
+        <w:rPr>
+          <w:rFonts w:ascii="Times New Roman" w:eastAsia="Times New Roman" w:hAnsi="Times New Roman" w:cs="Times New Roman"/>
+          <w:sz w:val="28"/>
+          <w:szCs w:val="28"/>
+          <w:lang w:eastAsia="ru-RU"/>
+        </w:rPr>
+      </w:pPr>
+      <w:r>
+        <w:rPr>
+          <w:rFonts w:ascii="Times New Roman" w:eastAsia="Times New Roman" w:hAnsi="Times New Roman" w:cs="Times New Roman"/>
+          <w:sz w:val="28"/>
+          <w:szCs w:val="28"/>
+          <w:lang w:eastAsia="ru-RU"/>
+        </w:rPr>
+        <w:t>– микроформы;</w:t>
+      </w:r>
+    </w:p>
+    <w:p>
+      <w:pPr>
+        <w:ind w:firstLine="708"/>
+        <w:rPr>
+          <w:rFonts w:ascii="Times New Roman" w:eastAsia="Times New Roman" w:hAnsi="Times New Roman" w:cs="Times New Roman"/>
+          <w:sz w:val="28"/>
+          <w:szCs w:val="28"/>
+          <w:lang w:eastAsia="ru-RU"/>
+        </w:rPr>
+      </w:pPr>
+      <w:r>
+        <w:rPr>
+          <w:rFonts w:ascii="Times New Roman" w:eastAsia="Times New Roman" w:hAnsi="Times New Roman" w:cs="Times New Roman"/>
+          <w:sz w:val="28"/>
+          <w:szCs w:val="28"/>
+          <w:lang w:eastAsia="ru-RU"/>
+        </w:rPr>
+        <w:t>– электронные ресурсы;</w:t>
+      </w:r>
+    </w:p>
+    <w:p>
+      <w:pPr>
+        <w:ind w:firstLine="708"/>
+        <w:rPr>
+          <w:rFonts w:ascii="Times New Roman" w:eastAsia="Times New Roman" w:hAnsi="Times New Roman" w:cs="Times New Roman"/>
+          <w:sz w:val="28"/>
+          <w:szCs w:val="28"/>
+          <w:lang w:eastAsia="ru-RU"/>
+        </w:rPr>
+      </w:pPr>
+      <w:r>
+        <w:rPr>
+          <w:rFonts w:ascii="Times New Roman" w:eastAsia="Times New Roman" w:hAnsi="Times New Roman" w:cs="Times New Roman"/>
+          <w:sz w:val="28"/>
+          <w:szCs w:val="28"/>
+          <w:lang w:eastAsia="ru-RU"/>
+        </w:rPr>
+        <w:t>– составные части документов.</w:t>
+      </w:r>
+    </w:p>
+    <w:p>
+      <w:pPr>
+        <w:ind w:firstLine="708"/>
+        <w:rPr>
+          <w:rFonts w:ascii="Times New Roman" w:eastAsia="Times New Roman" w:hAnsi="Times New Roman" w:cs="Times New Roman"/>
+          <w:sz w:val="28"/>
+          <w:szCs w:val="28"/>
+          <w:lang w:eastAsia="ru-RU"/>
+        </w:rPr>
+      </w:pPr>
+      <w:r>
+        <w:rPr>
+          <w:rFonts w:ascii="Times New Roman" w:eastAsia="Times New Roman" w:hAnsi="Times New Roman" w:cs="Times New Roman"/>
+          <w:sz w:val="28"/>
+          <w:szCs w:val="28"/>
+          <w:lang w:eastAsia="ru-RU"/>
+        </w:rPr>
+        <w:t>Примеры библиографических описаний для со</w:t>
+      </w:r>
+      <w:r>
+        <w:rPr>
+          <w:rFonts w:ascii="Times New Roman" w:eastAsia="Times New Roman" w:hAnsi="Times New Roman" w:cs="Times New Roman"/>
+          <w:sz w:val="28"/>
+          <w:szCs w:val="28"/>
+          <w:lang w:eastAsia="ru-RU"/>
+        </w:rPr>
+        <w:t xml:space="preserve">ставления списка использованных </w:t>
+      </w:r>
+      <w:r>
+        <w:rPr>
+          <w:rFonts w:ascii="Times New Roman" w:eastAsia="Times New Roman" w:hAnsi="Times New Roman" w:cs="Times New Roman"/>
+          <w:sz w:val="28"/>
+          <w:szCs w:val="28"/>
+          <w:lang w:eastAsia="ru-RU"/>
+        </w:rPr>
+        <w:t>источников.</w:t>
+      </w:r>
+    </w:p>
+    <w:p>
+      <w:pPr>
+        <w:ind w:firstLine="708"/>
+        <w:rPr>
+          <w:rFonts w:ascii="Times New Roman" w:eastAsia="Times New Roman" w:hAnsi="Times New Roman" w:cs="Times New Roman"/>
+          <w:i/>
+          <w:sz w:val="28"/>
+          <w:szCs w:val="28"/>
+          <w:lang w:eastAsia="ru-RU"/>
+        </w:rPr>
+      </w:pPr>
+      <w:r>
+        <w:rPr>
+          <w:rFonts w:ascii="Times New Roman" w:eastAsia="Times New Roman" w:hAnsi="Times New Roman" w:cs="Times New Roman"/>
+          <w:i/>
+          <w:sz w:val="28"/>
+          <w:szCs w:val="28"/>
+          <w:lang w:eastAsia="ru-RU"/>
+        </w:rPr>
+        <w:lastRenderedPageBreak/>
+        <w:t>Законодательные материалы</w:t>
+      </w:r>
+    </w:p>
+    <w:p>
+      <w:pPr>
+        <w:ind w:firstLine="708"/>
+        <w:rPr>
+          <w:rFonts w:ascii="Times New Roman" w:eastAsia="Times New Roman" w:hAnsi="Times New Roman" w:cs="Times New Roman"/>
+          <w:sz w:val="28"/>
+          <w:szCs w:val="28"/>
+          <w:lang w:eastAsia="ru-RU"/>
+        </w:rPr>
+      </w:pPr>
+      <w:r>
+        <w:rPr>
+          <w:rFonts w:ascii="Times New Roman" w:eastAsia="Times New Roman" w:hAnsi="Times New Roman" w:cs="Times New Roman"/>
+          <w:sz w:val="28"/>
+          <w:szCs w:val="28"/>
+          <w:lang w:eastAsia="ru-RU"/>
+        </w:rPr>
+        <w:t>1. Конституция Российской Федерации: принята всенародным голосование 12.12.1993 г.</w:t>
+      </w:r>
+    </w:p>
+    <w:p>
+      <w:pPr>
+        <w:ind w:firstLine="708"/>
+        <w:rPr>
+          <w:rFonts w:ascii="Times New Roman" w:eastAsia="Times New Roman" w:hAnsi="Times New Roman" w:cs="Times New Roman"/>
+          <w:sz w:val="28"/>
+          <w:szCs w:val="28"/>
+          <w:lang w:eastAsia="ru-RU"/>
+        </w:rPr>
+      </w:pPr>
+      <w:r>
+        <w:rPr>
+          <w:rFonts w:ascii="Times New Roman" w:eastAsia="Times New Roman" w:hAnsi="Times New Roman" w:cs="Times New Roman"/>
+          <w:sz w:val="28"/>
+          <w:szCs w:val="28"/>
+          <w:lang w:eastAsia="ru-RU"/>
+        </w:rPr>
+        <w:t>(ред. от 21.07.2014) // Российская газета. – 1993. – 25 дек.; Собрание законодательства РФ. –</w:t>
+      </w:r>
+    </w:p>
+    <w:p>
+      <w:pPr>
+        <w:ind w:firstLine="708"/>
+        <w:rPr>
+          <w:rFonts w:ascii="Times New Roman" w:eastAsia="Times New Roman" w:hAnsi="Times New Roman" w:cs="Times New Roman"/>
+          <w:sz w:val="28"/>
+          <w:szCs w:val="28"/>
+          <w:lang w:eastAsia="ru-RU"/>
+        </w:rPr>
+      </w:pPr>
+      <w:r>
+        <w:rPr>
+          <w:rFonts w:ascii="Times New Roman" w:eastAsia="Times New Roman" w:hAnsi="Times New Roman" w:cs="Times New Roman"/>
+          <w:sz w:val="28"/>
+          <w:szCs w:val="28"/>
+          <w:lang w:eastAsia="ru-RU"/>
+        </w:rPr>
+        <w:t>2014. – № 31. – Ст. 4398.</w:t>
+      </w:r>
+    </w:p>
+    <w:p>
+      <w:pPr>
+        <w:ind w:firstLine="708"/>
+        <w:rPr>
+          <w:rFonts w:ascii="Times New Roman" w:eastAsia="Times New Roman" w:hAnsi="Times New Roman" w:cs="Times New Roman"/>
+          <w:sz w:val="28"/>
+          <w:szCs w:val="28"/>
+          <w:lang w:eastAsia="ru-RU"/>
+        </w:rPr>
+      </w:pPr>
+      <w:r>
+        <w:rPr>
+          <w:rFonts w:ascii="Times New Roman" w:eastAsia="Times New Roman" w:hAnsi="Times New Roman" w:cs="Times New Roman"/>
+          <w:sz w:val="28"/>
+          <w:szCs w:val="28"/>
+          <w:lang w:eastAsia="ru-RU"/>
+        </w:rPr>
+        <w:t>2. Гражданский кодекс Российской Федерации (часть первая) от 30.11.1994 г. № 51-ФЗ</w:t>
+      </w:r>
+    </w:p>
+    <w:p>
+      <w:pPr>
+        <w:ind w:firstLine="708"/>
+        <w:rPr>
+          <w:rFonts w:ascii="Times New Roman" w:eastAsia="Times New Roman" w:hAnsi="Times New Roman" w:cs="Times New Roman"/>
+          <w:sz w:val="28"/>
+          <w:szCs w:val="28"/>
+          <w:lang w:eastAsia="ru-RU"/>
+        </w:rPr>
+      </w:pPr>
+      <w:r>
+        <w:rPr>
+          <w:rFonts w:ascii="Times New Roman" w:eastAsia="Times New Roman" w:hAnsi="Times New Roman" w:cs="Times New Roman"/>
+          <w:sz w:val="28"/>
+          <w:szCs w:val="28"/>
+          <w:lang w:eastAsia="ru-RU"/>
+        </w:rPr>
+        <w:t>(ред. от 22.10.2014) // Собрание законодательства РФ. – 1994. – № 32. – Ст. 3301; 2014. – № 43.</w:t>
+      </w:r>
+    </w:p>
+    <w:p>
+      <w:pPr>
+        <w:ind w:firstLine="708"/>
+        <w:rPr>
+          <w:rFonts w:ascii="Times New Roman" w:eastAsia="Times New Roman" w:hAnsi="Times New Roman" w:cs="Times New Roman"/>
+          <w:sz w:val="28"/>
+          <w:szCs w:val="28"/>
+          <w:lang w:eastAsia="ru-RU"/>
+        </w:rPr>
+      </w:pPr>
+      <w:r>
+        <w:rPr>
+          <w:rFonts w:ascii="Times New Roman" w:eastAsia="Times New Roman" w:hAnsi="Times New Roman" w:cs="Times New Roman"/>
+          <w:sz w:val="28"/>
+          <w:szCs w:val="28"/>
+          <w:lang w:eastAsia="ru-RU"/>
+        </w:rPr>
+        <w:t>– Ст. 5799.</w:t>
+      </w:r>
+    </w:p>
+    <w:p>
+      <w:pPr>
+        <w:ind w:firstLine="708"/>
+        <w:rPr>
+          <w:rFonts w:ascii="Times New Roman" w:eastAsia="Times New Roman" w:hAnsi="Times New Roman" w:cs="Times New Roman"/>
+          <w:i/>
+          <w:sz w:val="28"/>
+          <w:szCs w:val="28"/>
+          <w:lang w:eastAsia="ru-RU"/>
+        </w:rPr>
+      </w:pPr>
+      <w:r>
+        <w:rPr>
+          <w:rFonts w:ascii="Times New Roman" w:eastAsia="Times New Roman" w:hAnsi="Times New Roman" w:cs="Times New Roman"/>
+          <w:i/>
+          <w:sz w:val="28"/>
+          <w:szCs w:val="28"/>
+          <w:lang w:eastAsia="ru-RU"/>
+        </w:rPr>
+        <w:t>Книги одного автора</w:t>
+      </w:r>
+    </w:p>
+    <w:p>
+      <w:pPr>
+        <w:ind w:firstLine="708"/>
+        <w:rPr>
+          <w:rFonts w:ascii="Times New Roman" w:eastAsia="Times New Roman" w:hAnsi="Times New Roman" w:cs="Times New Roman"/>
+          <w:sz w:val="28"/>
+          <w:szCs w:val="28"/>
+          <w:lang w:eastAsia="ru-RU"/>
+        </w:rPr>
+      </w:pPr>
+      <w:r>
+        <w:rPr>
+          <w:rFonts w:ascii="Times New Roman" w:eastAsia="Times New Roman" w:hAnsi="Times New Roman" w:cs="Times New Roman"/>
+          <w:sz w:val="28"/>
+          <w:szCs w:val="28"/>
+          <w:lang w:eastAsia="ru-RU"/>
+        </w:rPr>
+        <w:t xml:space="preserve">Янг Н. И. Алгебра: учеб. пособие / Н. И. Янг. – 2-е изд., доп. – </w:t>
+      </w:r>
+      <w:proofErr w:type="gramStart"/>
+      <w:r>
+        <w:rPr>
+          <w:rFonts w:ascii="Times New Roman" w:eastAsia="Times New Roman" w:hAnsi="Times New Roman" w:cs="Times New Roman"/>
+          <w:sz w:val="28"/>
+          <w:szCs w:val="28"/>
+          <w:lang w:eastAsia="ru-RU"/>
+        </w:rPr>
+        <w:t>М. :</w:t>
+      </w:r>
+      <w:proofErr w:type="gramEnd"/>
+      <w:r>
+        <w:rPr>
+          <w:rFonts w:ascii="Times New Roman" w:eastAsia="Times New Roman" w:hAnsi="Times New Roman" w:cs="Times New Roman"/>
+          <w:sz w:val="28"/>
+          <w:szCs w:val="28"/>
+          <w:lang w:eastAsia="ru-RU"/>
+        </w:rPr>
+        <w:t xml:space="preserve"> Просвещение, 1977. –</w:t>
+      </w:r>
+    </w:p>
+    <w:p>
+      <w:pPr>
+        <w:ind w:firstLine="708"/>
+        <w:rPr>
+          <w:rFonts w:ascii="Times New Roman" w:eastAsia="Times New Roman" w:hAnsi="Times New Roman" w:cs="Times New Roman"/>
+          <w:sz w:val="28"/>
+          <w:szCs w:val="28"/>
+          <w:lang w:eastAsia="ru-RU"/>
+        </w:rPr>
+      </w:pPr>
+      <w:r>
+        <w:rPr>
+          <w:rFonts w:ascii="Times New Roman" w:eastAsia="Times New Roman" w:hAnsi="Times New Roman" w:cs="Times New Roman"/>
+          <w:sz w:val="28"/>
+          <w:szCs w:val="28"/>
+          <w:lang w:eastAsia="ru-RU"/>
+        </w:rPr>
+        <w:t>416 с.</w:t>
+      </w:r>
+    </w:p>
+    <w:p>
+      <w:pPr>
+        <w:ind w:firstLine="708"/>
+        <w:rPr>
+          <w:rFonts w:ascii="Times New Roman" w:eastAsia="Times New Roman" w:hAnsi="Times New Roman" w:cs="Times New Roman"/>
+          <w:i/>
+          <w:sz w:val="28"/>
+          <w:szCs w:val="28"/>
+          <w:lang w:eastAsia="ru-RU"/>
+        </w:rPr>
+      </w:pPr>
+      <w:r>
+        <w:rPr>
+          <w:rFonts w:ascii="Times New Roman" w:eastAsia="Times New Roman" w:hAnsi="Times New Roman" w:cs="Times New Roman"/>
+          <w:i/>
+          <w:sz w:val="28"/>
+          <w:szCs w:val="28"/>
+          <w:lang w:eastAsia="ru-RU"/>
+        </w:rPr>
+        <w:t>Книги двух авторов</w:t>
+      </w:r>
+    </w:p>
+    <w:p>
+      <w:pPr>
+        <w:ind w:firstLine="708"/>
+        <w:rPr>
+          <w:rFonts w:ascii="Times New Roman" w:eastAsia="Times New Roman" w:hAnsi="Times New Roman" w:cs="Times New Roman"/>
+          <w:sz w:val="28"/>
+          <w:szCs w:val="28"/>
+          <w:lang w:eastAsia="ru-RU"/>
+        </w:rPr>
+      </w:pPr>
+      <w:proofErr w:type="spellStart"/>
+      <w:r>
+        <w:rPr>
+          <w:rFonts w:ascii="Times New Roman" w:eastAsia="Times New Roman" w:hAnsi="Times New Roman" w:cs="Times New Roman"/>
+          <w:sz w:val="28"/>
+          <w:szCs w:val="28"/>
+          <w:lang w:eastAsia="ru-RU"/>
+        </w:rPr>
+        <w:t>Нечипорчук</w:t>
+      </w:r>
+      <w:proofErr w:type="spellEnd"/>
+      <w:r>
+        <w:rPr>
+          <w:rFonts w:ascii="Times New Roman" w:eastAsia="Times New Roman" w:hAnsi="Times New Roman" w:cs="Times New Roman"/>
+          <w:sz w:val="28"/>
+          <w:szCs w:val="28"/>
+          <w:lang w:eastAsia="ru-RU"/>
+        </w:rPr>
+        <w:t xml:space="preserve"> Н. А. Акцизы / Н. А. </w:t>
+      </w:r>
+      <w:proofErr w:type="spellStart"/>
+      <w:r>
+        <w:rPr>
+          <w:rFonts w:ascii="Times New Roman" w:eastAsia="Times New Roman" w:hAnsi="Times New Roman" w:cs="Times New Roman"/>
+          <w:sz w:val="28"/>
+          <w:szCs w:val="28"/>
+          <w:lang w:eastAsia="ru-RU"/>
+        </w:rPr>
+        <w:t>Нечипорчук</w:t>
+      </w:r>
+      <w:proofErr w:type="spellEnd"/>
+      <w:r>
+        <w:rPr>
+          <w:rFonts w:ascii="Times New Roman" w:eastAsia="Times New Roman" w:hAnsi="Times New Roman" w:cs="Times New Roman"/>
+          <w:sz w:val="28"/>
+          <w:szCs w:val="28"/>
+          <w:lang w:eastAsia="ru-RU"/>
+        </w:rPr>
+        <w:t xml:space="preserve">, Т. К. Подгорная. - 2-е изд., </w:t>
+      </w:r>
+      <w:proofErr w:type="spellStart"/>
+      <w:r>
+        <w:rPr>
+          <w:rFonts w:ascii="Times New Roman" w:eastAsia="Times New Roman" w:hAnsi="Times New Roman" w:cs="Times New Roman"/>
+          <w:sz w:val="28"/>
+          <w:szCs w:val="28"/>
+          <w:lang w:eastAsia="ru-RU"/>
+        </w:rPr>
+        <w:t>перераб</w:t>
+      </w:r>
+      <w:proofErr w:type="spellEnd"/>
+      <w:r>
+        <w:rPr>
+          <w:rFonts w:ascii="Times New Roman" w:eastAsia="Times New Roman" w:hAnsi="Times New Roman" w:cs="Times New Roman"/>
+          <w:sz w:val="28"/>
+          <w:szCs w:val="28"/>
+          <w:lang w:eastAsia="ru-RU"/>
+        </w:rPr>
+        <w:t xml:space="preserve">. – </w:t>
+      </w:r>
+      <w:proofErr w:type="gramStart"/>
+      <w:r>
+        <w:rPr>
+          <w:rFonts w:ascii="Times New Roman" w:eastAsia="Times New Roman" w:hAnsi="Times New Roman" w:cs="Times New Roman"/>
+          <w:sz w:val="28"/>
+          <w:szCs w:val="28"/>
+          <w:lang w:eastAsia="ru-RU"/>
+        </w:rPr>
+        <w:t>М. :</w:t>
+      </w:r>
+      <w:proofErr w:type="gramEnd"/>
+    </w:p>
+    <w:p>
+      <w:pPr>
+        <w:ind w:firstLine="708"/>
+        <w:rPr>
+          <w:rFonts w:ascii="Times New Roman" w:eastAsia="Times New Roman" w:hAnsi="Times New Roman" w:cs="Times New Roman"/>
+          <w:sz w:val="28"/>
+          <w:szCs w:val="28"/>
+          <w:lang w:eastAsia="ru-RU"/>
+        </w:rPr>
+      </w:pPr>
+      <w:r>
+        <w:rPr>
+          <w:rFonts w:ascii="Times New Roman" w:eastAsia="Times New Roman" w:hAnsi="Times New Roman" w:cs="Times New Roman"/>
+          <w:sz w:val="28"/>
+          <w:szCs w:val="28"/>
+          <w:lang w:eastAsia="ru-RU"/>
+        </w:rPr>
+        <w:t>Налог Инфо, 2006. – 264 с.</w:t>
+      </w:r>
+    </w:p>
+    <w:p>
+      <w:pPr>
+        <w:ind w:firstLine="708"/>
+        <w:rPr>
+          <w:rFonts w:ascii="Times New Roman" w:eastAsia="Times New Roman" w:hAnsi="Times New Roman" w:cs="Times New Roman"/>
+          <w:i/>
+          <w:sz w:val="28"/>
+          <w:szCs w:val="28"/>
+          <w:lang w:eastAsia="ru-RU"/>
+        </w:rPr>
+      </w:pPr>
+      <w:r>
+        <w:rPr>
+          <w:rFonts w:ascii="Times New Roman" w:eastAsia="Times New Roman" w:hAnsi="Times New Roman" w:cs="Times New Roman"/>
+          <w:i/>
+          <w:sz w:val="28"/>
+          <w:szCs w:val="28"/>
+          <w:lang w:eastAsia="ru-RU"/>
+        </w:rPr>
+        <w:t>Книги трех авторов</w:t>
+      </w:r>
+    </w:p>
+    <w:p>
+      <w:pPr>
+        <w:ind w:firstLine="708"/>
+        <w:rPr>
+          <w:rFonts w:ascii="Times New Roman" w:eastAsia="Times New Roman" w:hAnsi="Times New Roman" w:cs="Times New Roman"/>
+          <w:sz w:val="28"/>
+          <w:szCs w:val="28"/>
+          <w:lang w:eastAsia="ru-RU"/>
+        </w:rPr>
+      </w:pPr>
+      <w:r>
+        <w:rPr>
+          <w:rFonts w:ascii="Times New Roman" w:eastAsia="Times New Roman" w:hAnsi="Times New Roman" w:cs="Times New Roman"/>
+          <w:sz w:val="28"/>
+          <w:szCs w:val="28"/>
+          <w:lang w:eastAsia="ru-RU"/>
+        </w:rPr>
+        <w:t xml:space="preserve">Бахвалов Н. С. Баланс / Н. С. Бахвалов, Н. П. Жидков, Г. М. Кобельков. – 3-е изд. – </w:t>
+      </w:r>
+      <w:proofErr w:type="gramStart"/>
+      <w:r>
+        <w:rPr>
+          <w:rFonts w:ascii="Times New Roman" w:eastAsia="Times New Roman" w:hAnsi="Times New Roman" w:cs="Times New Roman"/>
+          <w:sz w:val="28"/>
+          <w:szCs w:val="28"/>
+          <w:lang w:eastAsia="ru-RU"/>
+        </w:rPr>
+        <w:t>М. :</w:t>
+      </w:r>
+      <w:proofErr w:type="gramEnd"/>
+    </w:p>
+    <w:p>
+      <w:pPr>
+        <w:ind w:firstLine="708"/>
+        <w:rPr>
+          <w:rFonts w:ascii="Times New Roman" w:eastAsia="Times New Roman" w:hAnsi="Times New Roman" w:cs="Times New Roman"/>
+          <w:sz w:val="28"/>
+          <w:szCs w:val="28"/>
+          <w:lang w:eastAsia="ru-RU"/>
+        </w:rPr>
+      </w:pPr>
+      <w:proofErr w:type="spellStart"/>
+      <w:r>
+        <w:rPr>
+          <w:rFonts w:ascii="Times New Roman" w:eastAsia="Times New Roman" w:hAnsi="Times New Roman" w:cs="Times New Roman"/>
+          <w:sz w:val="28"/>
+          <w:szCs w:val="28"/>
+          <w:lang w:eastAsia="ru-RU"/>
+        </w:rPr>
+        <w:t>ИндексМедиа</w:t>
+      </w:r>
+      <w:proofErr w:type="spellEnd"/>
+      <w:r>
+        <w:rPr>
+          <w:rFonts w:ascii="Times New Roman" w:eastAsia="Times New Roman" w:hAnsi="Times New Roman" w:cs="Times New Roman"/>
+          <w:sz w:val="28"/>
+          <w:szCs w:val="28"/>
+          <w:lang w:eastAsia="ru-RU"/>
+        </w:rPr>
+        <w:t>, 2007. – 144 с.</w:t>
+      </w:r>
+    </w:p>
+    <w:p>
+      <w:pPr>
+        <w:ind w:firstLine="708"/>
+        <w:rPr>
+          <w:rFonts w:ascii="Times New Roman" w:eastAsia="Times New Roman" w:hAnsi="Times New Roman" w:cs="Times New Roman"/>
+          <w:i/>
+          <w:sz w:val="28"/>
+          <w:szCs w:val="28"/>
+          <w:lang w:eastAsia="ru-RU"/>
+        </w:rPr>
+      </w:pPr>
+      <w:r>
+        <w:rPr>
+          <w:rFonts w:ascii="Times New Roman" w:eastAsia="Times New Roman" w:hAnsi="Times New Roman" w:cs="Times New Roman"/>
+          <w:i/>
+          <w:sz w:val="28"/>
+          <w:szCs w:val="28"/>
+          <w:lang w:eastAsia="ru-RU"/>
+        </w:rPr>
+        <w:t>Книги более трех авторов</w:t>
+      </w:r>
+    </w:p>
+    <w:p>
+      <w:pPr>
+        <w:ind w:firstLine="708"/>
+        <w:rPr>
+          <w:rFonts w:ascii="Times New Roman" w:eastAsia="Times New Roman" w:hAnsi="Times New Roman" w:cs="Times New Roman"/>
+          <w:sz w:val="28"/>
+          <w:szCs w:val="28"/>
+          <w:lang w:eastAsia="ru-RU"/>
+        </w:rPr>
+      </w:pPr>
+      <w:r>
+        <w:rPr>
+          <w:rFonts w:ascii="Times New Roman" w:eastAsia="Times New Roman" w:hAnsi="Times New Roman" w:cs="Times New Roman"/>
+          <w:sz w:val="28"/>
+          <w:szCs w:val="28"/>
+          <w:lang w:eastAsia="ru-RU"/>
+        </w:rPr>
+        <w:t xml:space="preserve">Математика: учебник / Ю. М. Ермолаев [и др.]. – 2-е изд., доп. и </w:t>
+      </w:r>
+      <w:proofErr w:type="spellStart"/>
+      <w:r>
+        <w:rPr>
+          <w:rFonts w:ascii="Times New Roman" w:eastAsia="Times New Roman" w:hAnsi="Times New Roman" w:cs="Times New Roman"/>
+          <w:sz w:val="28"/>
+          <w:szCs w:val="28"/>
+          <w:lang w:eastAsia="ru-RU"/>
+        </w:rPr>
+        <w:t>испр</w:t>
+      </w:r>
+      <w:proofErr w:type="spellEnd"/>
+      <w:r>
+        <w:rPr>
+          <w:rFonts w:ascii="Times New Roman" w:eastAsia="Times New Roman" w:hAnsi="Times New Roman" w:cs="Times New Roman"/>
+          <w:sz w:val="28"/>
+          <w:szCs w:val="28"/>
+          <w:lang w:eastAsia="ru-RU"/>
+        </w:rPr>
+        <w:t>. – Киев, 1981. –</w:t>
+      </w:r>
+    </w:p>
+    <w:p>
+      <w:pPr>
+        <w:ind w:firstLine="708"/>
+        <w:rPr>
+          <w:rFonts w:ascii="Times New Roman" w:eastAsia="Times New Roman" w:hAnsi="Times New Roman" w:cs="Times New Roman"/>
+          <w:sz w:val="28"/>
+          <w:szCs w:val="28"/>
+          <w:lang w:eastAsia="ru-RU"/>
+        </w:rPr>
+      </w:pPr>
+      <w:r>
+        <w:rPr>
+          <w:rFonts w:ascii="Times New Roman" w:eastAsia="Times New Roman" w:hAnsi="Times New Roman" w:cs="Times New Roman"/>
+          <w:sz w:val="28"/>
+          <w:szCs w:val="28"/>
+          <w:lang w:eastAsia="ru-RU"/>
+        </w:rPr>
+        <w:t>311 с.</w:t>
+      </w:r>
+    </w:p>
+    <w:p>
+      <w:pPr>
+        <w:ind w:firstLine="708"/>
+        <w:rPr>
+          <w:rFonts w:ascii="Times New Roman" w:eastAsia="Times New Roman" w:hAnsi="Times New Roman" w:cs="Times New Roman"/>
+          <w:i/>
+          <w:sz w:val="28"/>
+          <w:szCs w:val="28"/>
+          <w:lang w:eastAsia="ru-RU"/>
+        </w:rPr>
+      </w:pPr>
+      <w:r>
+        <w:rPr>
+          <w:rFonts w:ascii="Times New Roman" w:eastAsia="Times New Roman" w:hAnsi="Times New Roman" w:cs="Times New Roman"/>
+          <w:i/>
+          <w:sz w:val="28"/>
+          <w:szCs w:val="28"/>
+          <w:lang w:eastAsia="ru-RU"/>
+        </w:rPr>
+        <w:t>Сборники</w:t>
+      </w:r>
+    </w:p>
+    <w:p>
+      <w:pPr>
+        <w:ind w:firstLine="708"/>
+        <w:rPr>
+          <w:rFonts w:ascii="Times New Roman" w:eastAsia="Times New Roman" w:hAnsi="Times New Roman" w:cs="Times New Roman"/>
+          <w:sz w:val="28"/>
+          <w:szCs w:val="28"/>
+          <w:lang w:eastAsia="ru-RU"/>
+        </w:rPr>
+      </w:pPr>
+      <w:r>
+        <w:rPr>
+          <w:rFonts w:ascii="Times New Roman" w:eastAsia="Times New Roman" w:hAnsi="Times New Roman" w:cs="Times New Roman"/>
+          <w:sz w:val="28"/>
+          <w:szCs w:val="28"/>
+          <w:lang w:eastAsia="ru-RU"/>
+        </w:rPr>
+        <w:t xml:space="preserve">Современные аспекты развития экономики: сб. науч. тр. / </w:t>
+      </w:r>
+      <w:proofErr w:type="spellStart"/>
+      <w:r>
+        <w:rPr>
+          <w:rFonts w:ascii="Times New Roman" w:eastAsia="Times New Roman" w:hAnsi="Times New Roman" w:cs="Times New Roman"/>
+          <w:sz w:val="28"/>
+          <w:szCs w:val="28"/>
+          <w:lang w:eastAsia="ru-RU"/>
+        </w:rPr>
+        <w:t>Тихоокеан</w:t>
+      </w:r>
+      <w:proofErr w:type="spellEnd"/>
+      <w:r>
+        <w:rPr>
+          <w:rFonts w:ascii="Times New Roman" w:eastAsia="Times New Roman" w:hAnsi="Times New Roman" w:cs="Times New Roman"/>
+          <w:sz w:val="28"/>
+          <w:szCs w:val="28"/>
+          <w:lang w:eastAsia="ru-RU"/>
+        </w:rPr>
+        <w:t>. гос. ун-т. –</w:t>
+      </w:r>
+    </w:p>
+    <w:p>
+      <w:pPr>
+        <w:ind w:firstLine="708"/>
+        <w:rPr>
+          <w:rFonts w:ascii="Times New Roman" w:eastAsia="Times New Roman" w:hAnsi="Times New Roman" w:cs="Times New Roman"/>
+          <w:sz w:val="28"/>
+          <w:szCs w:val="28"/>
+          <w:lang w:eastAsia="ru-RU"/>
+        </w:rPr>
+      </w:pPr>
+      <w:r>
+        <w:rPr>
+          <w:rFonts w:ascii="Times New Roman" w:eastAsia="Times New Roman" w:hAnsi="Times New Roman" w:cs="Times New Roman"/>
+          <w:sz w:val="28"/>
+          <w:szCs w:val="28"/>
+          <w:lang w:eastAsia="ru-RU"/>
+        </w:rPr>
+        <w:t>Хабаровск, 2004. – 307 с</w:t>
+      </w:r>
+    </w:p>
+    <w:p>
+      <w:pPr>
+        <w:pStyle w:val="1"/>
         <w:jc w:val="center"/>
         <w:rPr>
-          <w:rFonts w:ascii="Times New Roman" w:eastAsia="Times New Roman" w:hAnsi="Times New Roman" w:cs="Times New Roman"/>
-          <w:sz w:val="28"/>
-          <w:szCs w:val="28"/>
-          <w:lang w:eastAsia="ru-RU"/>
-        </w:rPr>
-      </w:pPr>
-      <w:r>
-        <w:rPr>
-          <w:rFonts w:ascii="Times New Roman" w:eastAsia="Times New Roman" w:hAnsi="Times New Roman" w:cs="Times New Roman"/>
-          <w:sz w:val="28"/>
-          <w:szCs w:val="28"/>
+          <w:lang w:eastAsia="ru-RU"/>
+        </w:rPr>
+      </w:pPr>
+      <w:r>
+        <w:rPr>
+          <w:lang w:eastAsia="ru-RU"/>
+        </w:rPr>
+        <w:lastRenderedPageBreak/>
+        <w:t>Прил</w:t>
+      </w:r>
+      <w:r>
+        <w:rPr>
+          <w:lang w:eastAsia="ru-RU"/>
+        </w:rPr>
+        <w:t xml:space="preserve">ожение </w:t>
+      </w:r>
+      <w:r>
+        <w:rPr>
+          <w:lang w:eastAsia="ru-RU"/>
+        </w:rPr>
+        <w:t>В</w:t>
+      </w:r>
+    </w:p>
+    <w:p>
+      <w:pPr>
+        <w:pStyle w:val="1"/>
+        <w:jc w:val="center"/>
+        <w:rPr>
+          <w:lang w:eastAsia="ru-RU"/>
+        </w:rPr>
+      </w:pPr>
+      <w:r>
+        <w:rPr>
           <w:lang w:eastAsia="ru-RU"/>
         </w:rPr>
         <w:t>(рекомендуемое)</w:t>
@@ -7528,1018 +8640,1089 @@
     <w:p>
       <w:pPr>
         <w:ind w:firstLine="708"/>
+        <w:rPr>
+          <w:rFonts w:ascii="Times New Roman" w:eastAsia="Times New Roman" w:hAnsi="Times New Roman" w:cs="Times New Roman"/>
+          <w:sz w:val="28"/>
+          <w:szCs w:val="28"/>
+          <w:lang w:eastAsia="ru-RU"/>
+        </w:rPr>
+      </w:pPr>
+      <w:r>
+        <w:rPr>
+          <w:rFonts w:ascii="Times New Roman" w:eastAsia="Times New Roman" w:hAnsi="Times New Roman" w:cs="Times New Roman"/>
+          <w:sz w:val="28"/>
+          <w:szCs w:val="28"/>
+          <w:lang w:eastAsia="ru-RU"/>
+        </w:rPr>
+        <w:t>Список должен содержать перечень всех источников, использованных при выполнении</w:t>
+      </w:r>
+    </w:p>
+    <w:p>
+      <w:pPr>
+        <w:ind w:firstLine="708"/>
+        <w:rPr>
+          <w:rFonts w:ascii="Times New Roman" w:eastAsia="Times New Roman" w:hAnsi="Times New Roman" w:cs="Times New Roman"/>
+          <w:sz w:val="28"/>
+          <w:szCs w:val="28"/>
+          <w:lang w:eastAsia="ru-RU"/>
+        </w:rPr>
+      </w:pPr>
+      <w:r>
+        <w:rPr>
+          <w:rFonts w:ascii="Times New Roman" w:eastAsia="Times New Roman" w:hAnsi="Times New Roman" w:cs="Times New Roman"/>
+          <w:sz w:val="28"/>
+          <w:szCs w:val="28"/>
+          <w:lang w:eastAsia="ru-RU"/>
+        </w:rPr>
+        <w:t>работы (не только цитированных, но и просмотренных).</w:t>
+      </w:r>
+    </w:p>
+    <w:p>
+      <w:pPr>
+        <w:ind w:firstLine="708"/>
+        <w:rPr>
+          <w:rFonts w:ascii="Times New Roman" w:eastAsia="Times New Roman" w:hAnsi="Times New Roman" w:cs="Times New Roman"/>
+          <w:sz w:val="28"/>
+          <w:szCs w:val="28"/>
+          <w:lang w:eastAsia="ru-RU"/>
+        </w:rPr>
+      </w:pPr>
+      <w:r>
+        <w:rPr>
+          <w:rFonts w:ascii="Times New Roman" w:eastAsia="Times New Roman" w:hAnsi="Times New Roman" w:cs="Times New Roman"/>
+          <w:sz w:val="28"/>
+          <w:szCs w:val="28"/>
+          <w:lang w:eastAsia="ru-RU"/>
+        </w:rPr>
+        <w:t>Для удобства пользования работой литература в списке систематизируется в</w:t>
+      </w:r>
+    </w:p>
+    <w:p>
+      <w:pPr>
+        <w:ind w:firstLine="708"/>
+        <w:rPr>
+          <w:rFonts w:ascii="Times New Roman" w:eastAsia="Times New Roman" w:hAnsi="Times New Roman" w:cs="Times New Roman"/>
+          <w:sz w:val="28"/>
+          <w:szCs w:val="28"/>
+          <w:lang w:eastAsia="ru-RU"/>
+        </w:rPr>
+      </w:pPr>
+      <w:r>
+        <w:rPr>
+          <w:rFonts w:ascii="Times New Roman" w:eastAsia="Times New Roman" w:hAnsi="Times New Roman" w:cs="Times New Roman"/>
+          <w:sz w:val="28"/>
+          <w:szCs w:val="28"/>
+          <w:lang w:eastAsia="ru-RU"/>
+        </w:rPr>
+        <w:t>определенном порядке. В зависимости от характера, вида и целевого назначения работ</w:t>
+      </w:r>
+    </w:p>
+    <w:p>
+      <w:pPr>
+        <w:ind w:firstLine="708"/>
+        <w:rPr>
+          <w:rFonts w:ascii="Times New Roman" w:eastAsia="Times New Roman" w:hAnsi="Times New Roman" w:cs="Times New Roman"/>
+          <w:sz w:val="28"/>
+          <w:szCs w:val="28"/>
+          <w:lang w:eastAsia="ru-RU"/>
+        </w:rPr>
+      </w:pPr>
+      <w:r>
+        <w:rPr>
+          <w:rFonts w:ascii="Times New Roman" w:eastAsia="Times New Roman" w:hAnsi="Times New Roman" w:cs="Times New Roman"/>
+          <w:sz w:val="28"/>
+          <w:szCs w:val="28"/>
+          <w:lang w:eastAsia="ru-RU"/>
+        </w:rPr>
+        <w:t>авторам</w:t>
+      </w:r>
+    </w:p>
+    <w:p>
+      <w:pPr>
+        <w:ind w:firstLine="708"/>
+        <w:rPr>
+          <w:rFonts w:ascii="Times New Roman" w:eastAsia="Times New Roman" w:hAnsi="Times New Roman" w:cs="Times New Roman"/>
+          <w:sz w:val="28"/>
+          <w:szCs w:val="28"/>
+          <w:lang w:eastAsia="ru-RU"/>
+        </w:rPr>
+      </w:pPr>
+      <w:r>
+        <w:rPr>
+          <w:rFonts w:ascii="Times New Roman" w:eastAsia="Times New Roman" w:hAnsi="Times New Roman" w:cs="Times New Roman"/>
+          <w:sz w:val="28"/>
+          <w:szCs w:val="28"/>
+          <w:lang w:eastAsia="ru-RU"/>
+        </w:rPr>
+        <w:t>предлагается следующий вариант расположения литературы в списках:</w:t>
+      </w:r>
+    </w:p>
+    <w:p>
+      <w:pPr>
+        <w:ind w:firstLine="708"/>
+        <w:rPr>
+          <w:rFonts w:ascii="Times New Roman" w:eastAsia="Times New Roman" w:hAnsi="Times New Roman" w:cs="Times New Roman"/>
+          <w:sz w:val="28"/>
+          <w:szCs w:val="28"/>
+          <w:lang w:eastAsia="ru-RU"/>
+        </w:rPr>
+      </w:pPr>
+      <w:r>
+        <w:rPr>
+          <w:rFonts w:ascii="Times New Roman" w:eastAsia="Times New Roman" w:hAnsi="Times New Roman" w:cs="Times New Roman"/>
+          <w:sz w:val="28"/>
+          <w:szCs w:val="28"/>
+          <w:lang w:eastAsia="ru-RU"/>
+        </w:rPr>
+        <w:t>– алфавитный.</w:t>
+      </w:r>
+    </w:p>
+    <w:p>
+      <w:pPr>
+        <w:ind w:firstLine="708"/>
+        <w:rPr>
+          <w:rFonts w:ascii="Times New Roman" w:eastAsia="Times New Roman" w:hAnsi="Times New Roman" w:cs="Times New Roman"/>
+          <w:sz w:val="28"/>
+          <w:szCs w:val="28"/>
+          <w:lang w:eastAsia="ru-RU"/>
+        </w:rPr>
+      </w:pPr>
+      <w:r>
+        <w:rPr>
+          <w:rFonts w:ascii="Times New Roman" w:eastAsia="Times New Roman" w:hAnsi="Times New Roman" w:cs="Times New Roman"/>
+          <w:sz w:val="28"/>
+          <w:szCs w:val="28"/>
+          <w:lang w:eastAsia="ru-RU"/>
+        </w:rPr>
+        <w:t>Базовым стандартом на библиографическое описание является ГОСТ Р 7.0.100–2018</w:t>
+      </w:r>
+    </w:p>
+    <w:p>
+      <w:pPr>
+        <w:ind w:firstLine="708"/>
+        <w:rPr>
+          <w:rFonts w:ascii="Times New Roman" w:eastAsia="Times New Roman" w:hAnsi="Times New Roman" w:cs="Times New Roman"/>
+          <w:sz w:val="28"/>
+          <w:szCs w:val="28"/>
+          <w:lang w:eastAsia="ru-RU"/>
+        </w:rPr>
+      </w:pPr>
+      <w:r>
+        <w:rPr>
+          <w:rFonts w:ascii="Times New Roman" w:eastAsia="Times New Roman" w:hAnsi="Times New Roman" w:cs="Times New Roman"/>
+          <w:sz w:val="28"/>
+          <w:szCs w:val="28"/>
+          <w:lang w:eastAsia="ru-RU"/>
+        </w:rPr>
+        <w:t>«Библиографическая запись. Библиографическое описание. Общие требования и правила</w:t>
+      </w:r>
+    </w:p>
+    <w:p>
+      <w:pPr>
+        <w:ind w:firstLine="708"/>
+        <w:rPr>
+          <w:rFonts w:ascii="Times New Roman" w:eastAsia="Times New Roman" w:hAnsi="Times New Roman" w:cs="Times New Roman"/>
+          <w:sz w:val="28"/>
+          <w:szCs w:val="28"/>
+          <w:lang w:eastAsia="ru-RU"/>
+        </w:rPr>
+      </w:pPr>
+      <w:r>
+        <w:rPr>
+          <w:rFonts w:ascii="Times New Roman" w:eastAsia="Times New Roman" w:hAnsi="Times New Roman" w:cs="Times New Roman"/>
+          <w:sz w:val="28"/>
+          <w:szCs w:val="28"/>
+          <w:lang w:eastAsia="ru-RU"/>
+        </w:rPr>
+        <w:t>составления», который действует с 03 декабря 2018 г.</w:t>
+      </w:r>
+    </w:p>
+    <w:p>
+      <w:pPr>
+        <w:ind w:firstLine="708"/>
+        <w:rPr>
+          <w:rFonts w:ascii="Times New Roman" w:eastAsia="Times New Roman" w:hAnsi="Times New Roman" w:cs="Times New Roman"/>
+          <w:sz w:val="28"/>
+          <w:szCs w:val="28"/>
+          <w:lang w:eastAsia="ru-RU"/>
+        </w:rPr>
+      </w:pPr>
+      <w:r>
+        <w:rPr>
+          <w:rFonts w:ascii="Times New Roman" w:eastAsia="Times New Roman" w:hAnsi="Times New Roman" w:cs="Times New Roman"/>
+          <w:sz w:val="28"/>
+          <w:szCs w:val="28"/>
+          <w:lang w:eastAsia="ru-RU"/>
+        </w:rPr>
+        <w:t>Объектами составления библиографического описания являются все виды</w:t>
+      </w:r>
+    </w:p>
+    <w:p>
+      <w:pPr>
+        <w:ind w:firstLine="708"/>
+        <w:rPr>
+          <w:rFonts w:ascii="Times New Roman" w:eastAsia="Times New Roman" w:hAnsi="Times New Roman" w:cs="Times New Roman"/>
+          <w:sz w:val="28"/>
+          <w:szCs w:val="28"/>
+          <w:lang w:eastAsia="ru-RU"/>
+        </w:rPr>
+      </w:pPr>
+      <w:r>
+        <w:rPr>
+          <w:rFonts w:ascii="Times New Roman" w:eastAsia="Times New Roman" w:hAnsi="Times New Roman" w:cs="Times New Roman"/>
+          <w:sz w:val="28"/>
+          <w:szCs w:val="28"/>
+          <w:lang w:eastAsia="ru-RU"/>
+        </w:rPr>
+        <w:t>опубликованных и неопубликованных документов на любых носителях:</w:t>
+      </w:r>
+    </w:p>
+    <w:p>
+      <w:pPr>
+        <w:ind w:firstLine="708"/>
+        <w:rPr>
+          <w:rFonts w:ascii="Times New Roman" w:eastAsia="Times New Roman" w:hAnsi="Times New Roman" w:cs="Times New Roman"/>
+          <w:sz w:val="28"/>
+          <w:szCs w:val="28"/>
+          <w:lang w:eastAsia="ru-RU"/>
+        </w:rPr>
+      </w:pPr>
+      <w:r>
+        <w:rPr>
+          <w:rFonts w:ascii="Times New Roman" w:eastAsia="Times New Roman" w:hAnsi="Times New Roman" w:cs="Times New Roman"/>
+          <w:sz w:val="28"/>
+          <w:szCs w:val="28"/>
+          <w:lang w:eastAsia="ru-RU"/>
+        </w:rPr>
+        <w:t>– книги;</w:t>
+      </w:r>
+    </w:p>
+    <w:p>
+      <w:pPr>
+        <w:ind w:firstLine="708"/>
+        <w:rPr>
+          <w:rFonts w:ascii="Times New Roman" w:eastAsia="Times New Roman" w:hAnsi="Times New Roman" w:cs="Times New Roman"/>
+          <w:sz w:val="28"/>
+          <w:szCs w:val="28"/>
+          <w:lang w:eastAsia="ru-RU"/>
+        </w:rPr>
+      </w:pPr>
+      <w:r>
+        <w:rPr>
+          <w:rFonts w:ascii="Times New Roman" w:eastAsia="Times New Roman" w:hAnsi="Times New Roman" w:cs="Times New Roman"/>
+          <w:sz w:val="28"/>
+          <w:szCs w:val="28"/>
+          <w:lang w:eastAsia="ru-RU"/>
+        </w:rPr>
+        <w:t>– сериальные, нотные, картографические, аудиовизуальные, нормативные и технические</w:t>
+      </w:r>
+    </w:p>
+    <w:p>
+      <w:pPr>
+        <w:ind w:firstLine="708"/>
+        <w:rPr>
+          <w:rFonts w:ascii="Times New Roman" w:eastAsia="Times New Roman" w:hAnsi="Times New Roman" w:cs="Times New Roman"/>
+          <w:sz w:val="28"/>
+          <w:szCs w:val="28"/>
+          <w:lang w:eastAsia="ru-RU"/>
+        </w:rPr>
+      </w:pPr>
+      <w:r>
+        <w:rPr>
+          <w:rFonts w:ascii="Times New Roman" w:eastAsia="Times New Roman" w:hAnsi="Times New Roman" w:cs="Times New Roman"/>
+          <w:sz w:val="28"/>
+          <w:szCs w:val="28"/>
+          <w:lang w:eastAsia="ru-RU"/>
+        </w:rPr>
+        <w:t>документы;</w:t>
+      </w:r>
+    </w:p>
+    <w:p>
+      <w:pPr>
+        <w:ind w:firstLine="708"/>
+        <w:rPr>
+          <w:rFonts w:ascii="Times New Roman" w:eastAsia="Times New Roman" w:hAnsi="Times New Roman" w:cs="Times New Roman"/>
+          <w:sz w:val="28"/>
+          <w:szCs w:val="28"/>
+          <w:lang w:eastAsia="ru-RU"/>
+        </w:rPr>
+      </w:pPr>
+      <w:r>
+        <w:rPr>
+          <w:rFonts w:ascii="Times New Roman" w:eastAsia="Times New Roman" w:hAnsi="Times New Roman" w:cs="Times New Roman"/>
+          <w:sz w:val="28"/>
+          <w:szCs w:val="28"/>
+          <w:lang w:eastAsia="ru-RU"/>
+        </w:rPr>
+        <w:t>– микроформы;</w:t>
+      </w:r>
+    </w:p>
+    <w:p>
+      <w:pPr>
+        <w:ind w:firstLine="708"/>
+        <w:rPr>
+          <w:rFonts w:ascii="Times New Roman" w:eastAsia="Times New Roman" w:hAnsi="Times New Roman" w:cs="Times New Roman"/>
+          <w:sz w:val="28"/>
+          <w:szCs w:val="28"/>
+          <w:lang w:eastAsia="ru-RU"/>
+        </w:rPr>
+      </w:pPr>
+      <w:r>
+        <w:rPr>
+          <w:rFonts w:ascii="Times New Roman" w:eastAsia="Times New Roman" w:hAnsi="Times New Roman" w:cs="Times New Roman"/>
+          <w:sz w:val="28"/>
+          <w:szCs w:val="28"/>
+          <w:lang w:eastAsia="ru-RU"/>
+        </w:rPr>
+        <w:t>– электронные ресурсы;</w:t>
+      </w:r>
+    </w:p>
+    <w:p>
+      <w:pPr>
+        <w:ind w:firstLine="708"/>
+        <w:rPr>
+          <w:rFonts w:ascii="Times New Roman" w:eastAsia="Times New Roman" w:hAnsi="Times New Roman" w:cs="Times New Roman"/>
+          <w:sz w:val="28"/>
+          <w:szCs w:val="28"/>
+          <w:lang w:eastAsia="ru-RU"/>
+        </w:rPr>
+      </w:pPr>
+      <w:r>
+        <w:rPr>
+          <w:rFonts w:ascii="Times New Roman" w:eastAsia="Times New Roman" w:hAnsi="Times New Roman" w:cs="Times New Roman"/>
+          <w:sz w:val="28"/>
+          <w:szCs w:val="28"/>
+          <w:lang w:eastAsia="ru-RU"/>
+        </w:rPr>
+        <w:t>– составные части документов.</w:t>
+      </w:r>
+    </w:p>
+    <w:p>
+      <w:pPr>
+        <w:ind w:firstLine="708"/>
+        <w:rPr>
+          <w:rFonts w:ascii="Times New Roman" w:eastAsia="Times New Roman" w:hAnsi="Times New Roman" w:cs="Times New Roman"/>
+          <w:sz w:val="28"/>
+          <w:szCs w:val="28"/>
+          <w:lang w:eastAsia="ru-RU"/>
+        </w:rPr>
+      </w:pPr>
+      <w:r>
+        <w:rPr>
+          <w:rFonts w:ascii="Times New Roman" w:eastAsia="Times New Roman" w:hAnsi="Times New Roman" w:cs="Times New Roman"/>
+          <w:sz w:val="28"/>
+          <w:szCs w:val="28"/>
+          <w:lang w:eastAsia="ru-RU"/>
+        </w:rPr>
+        <w:t>Примеры библиографических описаний для со</w:t>
+      </w:r>
+      <w:r>
+        <w:rPr>
+          <w:rFonts w:ascii="Times New Roman" w:eastAsia="Times New Roman" w:hAnsi="Times New Roman" w:cs="Times New Roman"/>
+          <w:sz w:val="28"/>
+          <w:szCs w:val="28"/>
+          <w:lang w:eastAsia="ru-RU"/>
+        </w:rPr>
+        <w:t xml:space="preserve">ставления списка использованных </w:t>
+      </w:r>
+      <w:r>
+        <w:rPr>
+          <w:rFonts w:ascii="Times New Roman" w:eastAsia="Times New Roman" w:hAnsi="Times New Roman" w:cs="Times New Roman"/>
+          <w:sz w:val="28"/>
+          <w:szCs w:val="28"/>
+          <w:lang w:eastAsia="ru-RU"/>
+        </w:rPr>
+        <w:t>источников.</w:t>
+      </w:r>
+    </w:p>
+    <w:p>
+      <w:pPr>
+        <w:ind w:firstLine="708"/>
+        <w:rPr>
+          <w:rFonts w:ascii="Times New Roman" w:eastAsia="Times New Roman" w:hAnsi="Times New Roman" w:cs="Times New Roman"/>
+          <w:i/>
+          <w:sz w:val="28"/>
+          <w:szCs w:val="28"/>
+          <w:lang w:eastAsia="ru-RU"/>
+        </w:rPr>
+      </w:pPr>
+      <w:r>
+        <w:rPr>
+          <w:rFonts w:ascii="Times New Roman" w:eastAsia="Times New Roman" w:hAnsi="Times New Roman" w:cs="Times New Roman"/>
+          <w:i/>
+          <w:sz w:val="28"/>
+          <w:szCs w:val="28"/>
+          <w:lang w:eastAsia="ru-RU"/>
+        </w:rPr>
+        <w:t>Законодательные материалы</w:t>
+      </w:r>
+    </w:p>
+    <w:p>
+      <w:pPr>
+        <w:ind w:firstLine="708"/>
+        <w:rPr>
+          <w:rFonts w:ascii="Times New Roman" w:eastAsia="Times New Roman" w:hAnsi="Times New Roman" w:cs="Times New Roman"/>
+          <w:sz w:val="28"/>
+          <w:szCs w:val="28"/>
+          <w:lang w:eastAsia="ru-RU"/>
+        </w:rPr>
+      </w:pPr>
+      <w:r>
+        <w:rPr>
+          <w:rFonts w:ascii="Times New Roman" w:eastAsia="Times New Roman" w:hAnsi="Times New Roman" w:cs="Times New Roman"/>
+          <w:sz w:val="28"/>
+          <w:szCs w:val="28"/>
+          <w:lang w:eastAsia="ru-RU"/>
+        </w:rPr>
+        <w:lastRenderedPageBreak/>
+        <w:t>1. Конституция Российской Федерации: принята всенародным голосование 12.12.1993 г.</w:t>
+      </w:r>
+    </w:p>
+    <w:p>
+      <w:pPr>
+        <w:ind w:firstLine="708"/>
+        <w:rPr>
+          <w:rFonts w:ascii="Times New Roman" w:eastAsia="Times New Roman" w:hAnsi="Times New Roman" w:cs="Times New Roman"/>
+          <w:sz w:val="28"/>
+          <w:szCs w:val="28"/>
+          <w:lang w:eastAsia="ru-RU"/>
+        </w:rPr>
+      </w:pPr>
+      <w:r>
+        <w:rPr>
+          <w:rFonts w:ascii="Times New Roman" w:eastAsia="Times New Roman" w:hAnsi="Times New Roman" w:cs="Times New Roman"/>
+          <w:sz w:val="28"/>
+          <w:szCs w:val="28"/>
+          <w:lang w:eastAsia="ru-RU"/>
+        </w:rPr>
+        <w:t>(ред. от 21.07.2014) // Российская газета. – 1993. – 25 дек.; Собрание законодательства РФ. –</w:t>
+      </w:r>
+    </w:p>
+    <w:p>
+      <w:pPr>
+        <w:ind w:firstLine="708"/>
+        <w:rPr>
+          <w:rFonts w:ascii="Times New Roman" w:eastAsia="Times New Roman" w:hAnsi="Times New Roman" w:cs="Times New Roman"/>
+          <w:sz w:val="28"/>
+          <w:szCs w:val="28"/>
+          <w:lang w:eastAsia="ru-RU"/>
+        </w:rPr>
+      </w:pPr>
+      <w:r>
+        <w:rPr>
+          <w:rFonts w:ascii="Times New Roman" w:eastAsia="Times New Roman" w:hAnsi="Times New Roman" w:cs="Times New Roman"/>
+          <w:sz w:val="28"/>
+          <w:szCs w:val="28"/>
+          <w:lang w:eastAsia="ru-RU"/>
+        </w:rPr>
+        <w:t>2014. – № 31. – Ст. 4398.</w:t>
+      </w:r>
+    </w:p>
+    <w:p>
+      <w:pPr>
+        <w:ind w:firstLine="708"/>
+        <w:rPr>
+          <w:rFonts w:ascii="Times New Roman" w:eastAsia="Times New Roman" w:hAnsi="Times New Roman" w:cs="Times New Roman"/>
+          <w:sz w:val="28"/>
+          <w:szCs w:val="28"/>
+          <w:lang w:eastAsia="ru-RU"/>
+        </w:rPr>
+      </w:pPr>
+      <w:r>
+        <w:rPr>
+          <w:rFonts w:ascii="Times New Roman" w:eastAsia="Times New Roman" w:hAnsi="Times New Roman" w:cs="Times New Roman"/>
+          <w:sz w:val="28"/>
+          <w:szCs w:val="28"/>
+          <w:lang w:eastAsia="ru-RU"/>
+        </w:rPr>
+        <w:t>2. Гражданский кодекс Российской Федерации (часть первая) от 30.11.1994 г. № 51-ФЗ</w:t>
+      </w:r>
+    </w:p>
+    <w:p>
+      <w:pPr>
+        <w:ind w:firstLine="708"/>
+        <w:rPr>
+          <w:rFonts w:ascii="Times New Roman" w:eastAsia="Times New Roman" w:hAnsi="Times New Roman" w:cs="Times New Roman"/>
+          <w:sz w:val="28"/>
+          <w:szCs w:val="28"/>
+          <w:lang w:eastAsia="ru-RU"/>
+        </w:rPr>
+      </w:pPr>
+      <w:r>
+        <w:rPr>
+          <w:rFonts w:ascii="Times New Roman" w:eastAsia="Times New Roman" w:hAnsi="Times New Roman" w:cs="Times New Roman"/>
+          <w:sz w:val="28"/>
+          <w:szCs w:val="28"/>
+          <w:lang w:eastAsia="ru-RU"/>
+        </w:rPr>
+        <w:t>(ред. от 22.10.2014) // Собрание законодательства РФ. – 1994. – № 32. – Ст. 3301; 2014. – № 43.</w:t>
+      </w:r>
+    </w:p>
+    <w:p>
+      <w:pPr>
+        <w:ind w:firstLine="708"/>
+        <w:rPr>
+          <w:rFonts w:ascii="Times New Roman" w:eastAsia="Times New Roman" w:hAnsi="Times New Roman" w:cs="Times New Roman"/>
+          <w:sz w:val="28"/>
+          <w:szCs w:val="28"/>
+          <w:lang w:eastAsia="ru-RU"/>
+        </w:rPr>
+      </w:pPr>
+      <w:r>
+        <w:rPr>
+          <w:rFonts w:ascii="Times New Roman" w:eastAsia="Times New Roman" w:hAnsi="Times New Roman" w:cs="Times New Roman"/>
+          <w:sz w:val="28"/>
+          <w:szCs w:val="28"/>
+          <w:lang w:eastAsia="ru-RU"/>
+        </w:rPr>
+        <w:t>– Ст. 5799.</w:t>
+      </w:r>
+    </w:p>
+    <w:p>
+      <w:pPr>
+        <w:ind w:firstLine="708"/>
+        <w:rPr>
+          <w:rFonts w:ascii="Times New Roman" w:eastAsia="Times New Roman" w:hAnsi="Times New Roman" w:cs="Times New Roman"/>
+          <w:i/>
+          <w:sz w:val="28"/>
+          <w:szCs w:val="28"/>
+          <w:lang w:eastAsia="ru-RU"/>
+        </w:rPr>
+      </w:pPr>
+      <w:r>
+        <w:rPr>
+          <w:rFonts w:ascii="Times New Roman" w:eastAsia="Times New Roman" w:hAnsi="Times New Roman" w:cs="Times New Roman"/>
+          <w:i/>
+          <w:sz w:val="28"/>
+          <w:szCs w:val="28"/>
+          <w:lang w:eastAsia="ru-RU"/>
+        </w:rPr>
+        <w:t>Книги одного автора</w:t>
+      </w:r>
+    </w:p>
+    <w:p>
+      <w:pPr>
+        <w:ind w:firstLine="708"/>
+        <w:rPr>
+          <w:rFonts w:ascii="Times New Roman" w:eastAsia="Times New Roman" w:hAnsi="Times New Roman" w:cs="Times New Roman"/>
+          <w:sz w:val="28"/>
+          <w:szCs w:val="28"/>
+          <w:lang w:eastAsia="ru-RU"/>
+        </w:rPr>
+      </w:pPr>
+      <w:r>
+        <w:rPr>
+          <w:rFonts w:ascii="Times New Roman" w:eastAsia="Times New Roman" w:hAnsi="Times New Roman" w:cs="Times New Roman"/>
+          <w:sz w:val="28"/>
+          <w:szCs w:val="28"/>
+          <w:lang w:eastAsia="ru-RU"/>
+        </w:rPr>
+        <w:t xml:space="preserve">Янг Н. И. Алгебра: учеб. пособие / Н. И. Янг. – 2-е изд., доп. – </w:t>
+      </w:r>
+      <w:proofErr w:type="gramStart"/>
+      <w:r>
+        <w:rPr>
+          <w:rFonts w:ascii="Times New Roman" w:eastAsia="Times New Roman" w:hAnsi="Times New Roman" w:cs="Times New Roman"/>
+          <w:sz w:val="28"/>
+          <w:szCs w:val="28"/>
+          <w:lang w:eastAsia="ru-RU"/>
+        </w:rPr>
+        <w:t>М. :</w:t>
+      </w:r>
+      <w:proofErr w:type="gramEnd"/>
+      <w:r>
+        <w:rPr>
+          <w:rFonts w:ascii="Times New Roman" w:eastAsia="Times New Roman" w:hAnsi="Times New Roman" w:cs="Times New Roman"/>
+          <w:sz w:val="28"/>
+          <w:szCs w:val="28"/>
+          <w:lang w:eastAsia="ru-RU"/>
+        </w:rPr>
+        <w:t xml:space="preserve"> Просвещение, 1977. –</w:t>
+      </w:r>
+    </w:p>
+    <w:p>
+      <w:pPr>
+        <w:ind w:firstLine="708"/>
+        <w:rPr>
+          <w:rFonts w:ascii="Times New Roman" w:eastAsia="Times New Roman" w:hAnsi="Times New Roman" w:cs="Times New Roman"/>
+          <w:sz w:val="28"/>
+          <w:szCs w:val="28"/>
+          <w:lang w:eastAsia="ru-RU"/>
+        </w:rPr>
+      </w:pPr>
+      <w:r>
+        <w:rPr>
+          <w:rFonts w:ascii="Times New Roman" w:eastAsia="Times New Roman" w:hAnsi="Times New Roman" w:cs="Times New Roman"/>
+          <w:sz w:val="28"/>
+          <w:szCs w:val="28"/>
+          <w:lang w:eastAsia="ru-RU"/>
+        </w:rPr>
+        <w:t>416 с.</w:t>
+      </w:r>
+    </w:p>
+    <w:p>
+      <w:pPr>
+        <w:ind w:firstLine="708"/>
+        <w:rPr>
+          <w:rFonts w:ascii="Times New Roman" w:eastAsia="Times New Roman" w:hAnsi="Times New Roman" w:cs="Times New Roman"/>
+          <w:i/>
+          <w:sz w:val="28"/>
+          <w:szCs w:val="28"/>
+          <w:lang w:eastAsia="ru-RU"/>
+        </w:rPr>
+      </w:pPr>
+      <w:r>
+        <w:rPr>
+          <w:rFonts w:ascii="Times New Roman" w:eastAsia="Times New Roman" w:hAnsi="Times New Roman" w:cs="Times New Roman"/>
+          <w:i/>
+          <w:sz w:val="28"/>
+          <w:szCs w:val="28"/>
+          <w:lang w:eastAsia="ru-RU"/>
+        </w:rPr>
+        <w:t>Книги двух авторов</w:t>
+      </w:r>
+    </w:p>
+    <w:p>
+      <w:pPr>
+        <w:ind w:firstLine="708"/>
+        <w:rPr>
+          <w:rFonts w:ascii="Times New Roman" w:eastAsia="Times New Roman" w:hAnsi="Times New Roman" w:cs="Times New Roman"/>
+          <w:sz w:val="28"/>
+          <w:szCs w:val="28"/>
+          <w:lang w:eastAsia="ru-RU"/>
+        </w:rPr>
+      </w:pPr>
+      <w:proofErr w:type="spellStart"/>
+      <w:r>
+        <w:rPr>
+          <w:rFonts w:ascii="Times New Roman" w:eastAsia="Times New Roman" w:hAnsi="Times New Roman" w:cs="Times New Roman"/>
+          <w:sz w:val="28"/>
+          <w:szCs w:val="28"/>
+          <w:lang w:eastAsia="ru-RU"/>
+        </w:rPr>
+        <w:t>Нечипорчук</w:t>
+      </w:r>
+      <w:proofErr w:type="spellEnd"/>
+      <w:r>
+        <w:rPr>
+          <w:rFonts w:ascii="Times New Roman" w:eastAsia="Times New Roman" w:hAnsi="Times New Roman" w:cs="Times New Roman"/>
+          <w:sz w:val="28"/>
+          <w:szCs w:val="28"/>
+          <w:lang w:eastAsia="ru-RU"/>
+        </w:rPr>
+        <w:t xml:space="preserve"> Н. А. Акцизы / Н. А. </w:t>
+      </w:r>
+      <w:proofErr w:type="spellStart"/>
+      <w:r>
+        <w:rPr>
+          <w:rFonts w:ascii="Times New Roman" w:eastAsia="Times New Roman" w:hAnsi="Times New Roman" w:cs="Times New Roman"/>
+          <w:sz w:val="28"/>
+          <w:szCs w:val="28"/>
+          <w:lang w:eastAsia="ru-RU"/>
+        </w:rPr>
+        <w:t>Нечипорчук</w:t>
+      </w:r>
+      <w:proofErr w:type="spellEnd"/>
+      <w:r>
+        <w:rPr>
+          <w:rFonts w:ascii="Times New Roman" w:eastAsia="Times New Roman" w:hAnsi="Times New Roman" w:cs="Times New Roman"/>
+          <w:sz w:val="28"/>
+          <w:szCs w:val="28"/>
+          <w:lang w:eastAsia="ru-RU"/>
+        </w:rPr>
+        <w:t xml:space="preserve">, Т. К. Подгорная. - 2-е изд., </w:t>
+      </w:r>
+      <w:proofErr w:type="spellStart"/>
+      <w:r>
+        <w:rPr>
+          <w:rFonts w:ascii="Times New Roman" w:eastAsia="Times New Roman" w:hAnsi="Times New Roman" w:cs="Times New Roman"/>
+          <w:sz w:val="28"/>
+          <w:szCs w:val="28"/>
+          <w:lang w:eastAsia="ru-RU"/>
+        </w:rPr>
+        <w:t>перераб</w:t>
+      </w:r>
+      <w:proofErr w:type="spellEnd"/>
+      <w:r>
+        <w:rPr>
+          <w:rFonts w:ascii="Times New Roman" w:eastAsia="Times New Roman" w:hAnsi="Times New Roman" w:cs="Times New Roman"/>
+          <w:sz w:val="28"/>
+          <w:szCs w:val="28"/>
+          <w:lang w:eastAsia="ru-RU"/>
+        </w:rPr>
+        <w:t xml:space="preserve">. – </w:t>
+      </w:r>
+      <w:proofErr w:type="gramStart"/>
+      <w:r>
+        <w:rPr>
+          <w:rFonts w:ascii="Times New Roman" w:eastAsia="Times New Roman" w:hAnsi="Times New Roman" w:cs="Times New Roman"/>
+          <w:sz w:val="28"/>
+          <w:szCs w:val="28"/>
+          <w:lang w:eastAsia="ru-RU"/>
+        </w:rPr>
+        <w:t>М. :</w:t>
+      </w:r>
+      <w:proofErr w:type="gramEnd"/>
+    </w:p>
+    <w:p>
+      <w:pPr>
+        <w:ind w:firstLine="708"/>
+        <w:rPr>
+          <w:rFonts w:ascii="Times New Roman" w:eastAsia="Times New Roman" w:hAnsi="Times New Roman" w:cs="Times New Roman"/>
+          <w:sz w:val="28"/>
+          <w:szCs w:val="28"/>
+          <w:lang w:eastAsia="ru-RU"/>
+        </w:rPr>
+      </w:pPr>
+      <w:r>
+        <w:rPr>
+          <w:rFonts w:ascii="Times New Roman" w:eastAsia="Times New Roman" w:hAnsi="Times New Roman" w:cs="Times New Roman"/>
+          <w:sz w:val="28"/>
+          <w:szCs w:val="28"/>
+          <w:lang w:eastAsia="ru-RU"/>
+        </w:rPr>
+        <w:t>Налог Инфо, 2006. – 264 с.</w:t>
+      </w:r>
+    </w:p>
+    <w:p>
+      <w:pPr>
+        <w:ind w:firstLine="708"/>
+        <w:rPr>
+          <w:rFonts w:ascii="Times New Roman" w:eastAsia="Times New Roman" w:hAnsi="Times New Roman" w:cs="Times New Roman"/>
+          <w:i/>
+          <w:sz w:val="28"/>
+          <w:szCs w:val="28"/>
+          <w:lang w:eastAsia="ru-RU"/>
+        </w:rPr>
+      </w:pPr>
+      <w:r>
+        <w:rPr>
+          <w:rFonts w:ascii="Times New Roman" w:eastAsia="Times New Roman" w:hAnsi="Times New Roman" w:cs="Times New Roman"/>
+          <w:i/>
+          <w:sz w:val="28"/>
+          <w:szCs w:val="28"/>
+          <w:lang w:eastAsia="ru-RU"/>
+        </w:rPr>
+        <w:t>Книги трех авторов</w:t>
+      </w:r>
+    </w:p>
+    <w:p>
+      <w:pPr>
+        <w:ind w:firstLine="708"/>
+        <w:rPr>
+          <w:rFonts w:ascii="Times New Roman" w:eastAsia="Times New Roman" w:hAnsi="Times New Roman" w:cs="Times New Roman"/>
+          <w:sz w:val="28"/>
+          <w:szCs w:val="28"/>
+          <w:lang w:eastAsia="ru-RU"/>
+        </w:rPr>
+      </w:pPr>
+      <w:r>
+        <w:rPr>
+          <w:rFonts w:ascii="Times New Roman" w:eastAsia="Times New Roman" w:hAnsi="Times New Roman" w:cs="Times New Roman"/>
+          <w:sz w:val="28"/>
+          <w:szCs w:val="28"/>
+          <w:lang w:eastAsia="ru-RU"/>
+        </w:rPr>
+        <w:t xml:space="preserve">Бахвалов Н. С. Баланс / Н. С. Бахвалов, Н. П. Жидков, Г. М. Кобельков. – 3-е изд. – </w:t>
+      </w:r>
+      <w:proofErr w:type="gramStart"/>
+      <w:r>
+        <w:rPr>
+          <w:rFonts w:ascii="Times New Roman" w:eastAsia="Times New Roman" w:hAnsi="Times New Roman" w:cs="Times New Roman"/>
+          <w:sz w:val="28"/>
+          <w:szCs w:val="28"/>
+          <w:lang w:eastAsia="ru-RU"/>
+        </w:rPr>
+        <w:t>М. :</w:t>
+      </w:r>
+      <w:proofErr w:type="gramEnd"/>
+    </w:p>
+    <w:p>
+      <w:pPr>
+        <w:ind w:firstLine="708"/>
+        <w:rPr>
+          <w:rFonts w:ascii="Times New Roman" w:eastAsia="Times New Roman" w:hAnsi="Times New Roman" w:cs="Times New Roman"/>
+          <w:sz w:val="28"/>
+          <w:szCs w:val="28"/>
+          <w:lang w:eastAsia="ru-RU"/>
+        </w:rPr>
+      </w:pPr>
+      <w:proofErr w:type="spellStart"/>
+      <w:r>
+        <w:rPr>
+          <w:rFonts w:ascii="Times New Roman" w:eastAsia="Times New Roman" w:hAnsi="Times New Roman" w:cs="Times New Roman"/>
+          <w:sz w:val="28"/>
+          <w:szCs w:val="28"/>
+          <w:lang w:eastAsia="ru-RU"/>
+        </w:rPr>
+        <w:t>ИндексМедиа</w:t>
+      </w:r>
+      <w:proofErr w:type="spellEnd"/>
+      <w:r>
+        <w:rPr>
+          <w:rFonts w:ascii="Times New Roman" w:eastAsia="Times New Roman" w:hAnsi="Times New Roman" w:cs="Times New Roman"/>
+          <w:sz w:val="28"/>
+          <w:szCs w:val="28"/>
+          <w:lang w:eastAsia="ru-RU"/>
+        </w:rPr>
+        <w:t>, 2007. – 144 с.</w:t>
+      </w:r>
+    </w:p>
+    <w:p>
+      <w:pPr>
+        <w:ind w:firstLine="708"/>
+        <w:rPr>
+          <w:rFonts w:ascii="Times New Roman" w:eastAsia="Times New Roman" w:hAnsi="Times New Roman" w:cs="Times New Roman"/>
+          <w:i/>
+          <w:sz w:val="28"/>
+          <w:szCs w:val="28"/>
+          <w:lang w:eastAsia="ru-RU"/>
+        </w:rPr>
+      </w:pPr>
+      <w:r>
+        <w:rPr>
+          <w:rFonts w:ascii="Times New Roman" w:eastAsia="Times New Roman" w:hAnsi="Times New Roman" w:cs="Times New Roman"/>
+          <w:i/>
+          <w:sz w:val="28"/>
+          <w:szCs w:val="28"/>
+          <w:lang w:eastAsia="ru-RU"/>
+        </w:rPr>
+        <w:t>Книги более трех авторов</w:t>
+      </w:r>
+    </w:p>
+    <w:p>
+      <w:pPr>
+        <w:ind w:firstLine="708"/>
+        <w:rPr>
+          <w:rFonts w:ascii="Times New Roman" w:eastAsia="Times New Roman" w:hAnsi="Times New Roman" w:cs="Times New Roman"/>
+          <w:sz w:val="28"/>
+          <w:szCs w:val="28"/>
+          <w:lang w:eastAsia="ru-RU"/>
+        </w:rPr>
+      </w:pPr>
+      <w:r>
+        <w:rPr>
+          <w:rFonts w:ascii="Times New Roman" w:eastAsia="Times New Roman" w:hAnsi="Times New Roman" w:cs="Times New Roman"/>
+          <w:sz w:val="28"/>
+          <w:szCs w:val="28"/>
+          <w:lang w:eastAsia="ru-RU"/>
+        </w:rPr>
+        <w:t xml:space="preserve">Математика: учебник / Ю. М. Ермолаев [и др.]. – 2-е изд., доп. и </w:t>
+      </w:r>
+      <w:proofErr w:type="spellStart"/>
+      <w:r>
+        <w:rPr>
+          <w:rFonts w:ascii="Times New Roman" w:eastAsia="Times New Roman" w:hAnsi="Times New Roman" w:cs="Times New Roman"/>
+          <w:sz w:val="28"/>
+          <w:szCs w:val="28"/>
+          <w:lang w:eastAsia="ru-RU"/>
+        </w:rPr>
+        <w:t>испр</w:t>
+      </w:r>
+      <w:proofErr w:type="spellEnd"/>
+      <w:r>
+        <w:rPr>
+          <w:rFonts w:ascii="Times New Roman" w:eastAsia="Times New Roman" w:hAnsi="Times New Roman" w:cs="Times New Roman"/>
+          <w:sz w:val="28"/>
+          <w:szCs w:val="28"/>
+          <w:lang w:eastAsia="ru-RU"/>
+        </w:rPr>
+        <w:t>. – Киев, 1981. –</w:t>
+      </w:r>
+    </w:p>
+    <w:p>
+      <w:pPr>
+        <w:ind w:firstLine="708"/>
+        <w:rPr>
+          <w:rFonts w:ascii="Times New Roman" w:eastAsia="Times New Roman" w:hAnsi="Times New Roman" w:cs="Times New Roman"/>
+          <w:sz w:val="28"/>
+          <w:szCs w:val="28"/>
+          <w:lang w:eastAsia="ru-RU"/>
+        </w:rPr>
+      </w:pPr>
+      <w:r>
+        <w:rPr>
+          <w:rFonts w:ascii="Times New Roman" w:eastAsia="Times New Roman" w:hAnsi="Times New Roman" w:cs="Times New Roman"/>
+          <w:sz w:val="28"/>
+          <w:szCs w:val="28"/>
+          <w:lang w:eastAsia="ru-RU"/>
+        </w:rPr>
+        <w:t>311 с.</w:t>
+      </w:r>
+    </w:p>
+    <w:p>
+      <w:pPr>
+        <w:ind w:firstLine="708"/>
+        <w:rPr>
+          <w:rFonts w:ascii="Times New Roman" w:eastAsia="Times New Roman" w:hAnsi="Times New Roman" w:cs="Times New Roman"/>
+          <w:i/>
+          <w:sz w:val="28"/>
+          <w:szCs w:val="28"/>
+          <w:lang w:eastAsia="ru-RU"/>
+        </w:rPr>
+      </w:pPr>
+      <w:r>
+        <w:rPr>
+          <w:rFonts w:ascii="Times New Roman" w:eastAsia="Times New Roman" w:hAnsi="Times New Roman" w:cs="Times New Roman"/>
+          <w:i/>
+          <w:sz w:val="28"/>
+          <w:szCs w:val="28"/>
+          <w:lang w:eastAsia="ru-RU"/>
+        </w:rPr>
+        <w:t>Сборники</w:t>
+      </w:r>
+    </w:p>
+    <w:p>
+      <w:pPr>
+        <w:ind w:firstLine="708"/>
+        <w:rPr>
+          <w:rFonts w:ascii="Times New Roman" w:eastAsia="Times New Roman" w:hAnsi="Times New Roman" w:cs="Times New Roman"/>
+          <w:sz w:val="28"/>
+          <w:szCs w:val="28"/>
+          <w:lang w:eastAsia="ru-RU"/>
+        </w:rPr>
+      </w:pPr>
+      <w:r>
+        <w:rPr>
+          <w:rFonts w:ascii="Times New Roman" w:eastAsia="Times New Roman" w:hAnsi="Times New Roman" w:cs="Times New Roman"/>
+          <w:sz w:val="28"/>
+          <w:szCs w:val="28"/>
+          <w:lang w:eastAsia="ru-RU"/>
+        </w:rPr>
+        <w:t xml:space="preserve">Современные аспекты развития экономики: сб. науч. тр. / </w:t>
+      </w:r>
+      <w:proofErr w:type="spellStart"/>
+      <w:r>
+        <w:rPr>
+          <w:rFonts w:ascii="Times New Roman" w:eastAsia="Times New Roman" w:hAnsi="Times New Roman" w:cs="Times New Roman"/>
+          <w:sz w:val="28"/>
+          <w:szCs w:val="28"/>
+          <w:lang w:eastAsia="ru-RU"/>
+        </w:rPr>
+        <w:t>Тихоокеан</w:t>
+      </w:r>
+      <w:proofErr w:type="spellEnd"/>
+      <w:r>
+        <w:rPr>
+          <w:rFonts w:ascii="Times New Roman" w:eastAsia="Times New Roman" w:hAnsi="Times New Roman" w:cs="Times New Roman"/>
+          <w:sz w:val="28"/>
+          <w:szCs w:val="28"/>
+          <w:lang w:eastAsia="ru-RU"/>
+        </w:rPr>
+        <w:t>. гос. ун-т. –</w:t>
+      </w:r>
+    </w:p>
+    <w:p>
+      <w:pPr>
+        <w:ind w:firstLine="708"/>
+        <w:rPr>
+          <w:rFonts w:ascii="Times New Roman" w:eastAsia="Times New Roman" w:hAnsi="Times New Roman" w:cs="Times New Roman"/>
+          <w:sz w:val="28"/>
+          <w:szCs w:val="28"/>
+          <w:lang w:eastAsia="ru-RU"/>
+        </w:rPr>
+      </w:pPr>
+      <w:r>
+        <w:rPr>
+          <w:rFonts w:ascii="Times New Roman" w:eastAsia="Times New Roman" w:hAnsi="Times New Roman" w:cs="Times New Roman"/>
+          <w:sz w:val="28"/>
+          <w:szCs w:val="28"/>
+          <w:lang w:eastAsia="ru-RU"/>
+        </w:rPr>
+        <w:t>Хабаровск, 2004. – 307 с</w:t>
+      </w:r>
+    </w:p>
+    <w:p>
+      <w:pPr>
+        <w:rPr>
+          <w:rFonts w:ascii="Times New Roman" w:eastAsia="Times New Roman" w:hAnsi="Times New Roman" w:cs="Times New Roman"/>
+          <w:sz w:val="28"/>
+          <w:szCs w:val="28"/>
+          <w:lang w:eastAsia="ru-RU"/>
+        </w:rPr>
+      </w:pPr>
+      <w:r>
+        <w:rPr>
+          <w:rFonts w:ascii="Times New Roman" w:eastAsia="Times New Roman" w:hAnsi="Times New Roman" w:cs="Times New Roman"/>
+          <w:sz w:val="28"/>
+          <w:szCs w:val="28"/>
+          <w:lang w:eastAsia="ru-RU"/>
+        </w:rPr>
+        <w:br w:type="page"/>
+      </w:r>
+    </w:p>
+    <w:p>
+      <w:pPr>
+        <w:pStyle w:val="1"/>
         <w:jc w:val="center"/>
         <w:rPr>
-          <w:rFonts w:ascii="Times New Roman" w:eastAsia="Times New Roman" w:hAnsi="Times New Roman" w:cs="Times New Roman"/>
-          <w:sz w:val="28"/>
-          <w:szCs w:val="28"/>
-          <w:lang w:eastAsia="ru-RU"/>
-        </w:rPr>
-      </w:pPr>
-      <w:r>
-        <w:rPr>
-          <w:rFonts w:ascii="Times New Roman" w:eastAsia="Times New Roman" w:hAnsi="Times New Roman" w:cs="Times New Roman"/>
-          <w:sz w:val="28"/>
-          <w:szCs w:val="28"/>
-          <w:lang w:eastAsia="ru-RU"/>
-        </w:rPr>
-        <w:t>Правила оформления списка</w:t>
-      </w:r>
-    </w:p>
-    <w:p>
-      <w:pPr>
-        <w:ind w:firstLine="708"/>
-        <w:rPr>
-          <w:rFonts w:ascii="Times New Roman" w:eastAsia="Times New Roman" w:hAnsi="Times New Roman" w:cs="Times New Roman"/>
-          <w:sz w:val="28"/>
-          <w:szCs w:val="28"/>
-          <w:lang w:eastAsia="ru-RU"/>
-        </w:rPr>
-      </w:pPr>
-      <w:r>
-        <w:rPr>
-          <w:rFonts w:ascii="Times New Roman" w:eastAsia="Times New Roman" w:hAnsi="Times New Roman" w:cs="Times New Roman"/>
-          <w:sz w:val="28"/>
-          <w:szCs w:val="28"/>
-          <w:lang w:eastAsia="ru-RU"/>
-        </w:rPr>
-        <w:t>Список должен содержать перечень всех источников, использованных при выполнении</w:t>
-      </w:r>
-    </w:p>
-    <w:p>
-      <w:pPr>
-        <w:ind w:firstLine="708"/>
-        <w:rPr>
-          <w:rFonts w:ascii="Times New Roman" w:eastAsia="Times New Roman" w:hAnsi="Times New Roman" w:cs="Times New Roman"/>
-          <w:sz w:val="28"/>
-          <w:szCs w:val="28"/>
-          <w:lang w:eastAsia="ru-RU"/>
-        </w:rPr>
-      </w:pPr>
-      <w:r>
-        <w:rPr>
-          <w:rFonts w:ascii="Times New Roman" w:eastAsia="Times New Roman" w:hAnsi="Times New Roman" w:cs="Times New Roman"/>
-          <w:sz w:val="28"/>
-          <w:szCs w:val="28"/>
-          <w:lang w:eastAsia="ru-RU"/>
-        </w:rPr>
-        <w:t>работы (не только цитированных, но и просмотренных).</w:t>
-      </w:r>
-    </w:p>
-    <w:p>
-      <w:pPr>
-        <w:ind w:firstLine="708"/>
-        <w:rPr>
-          <w:rFonts w:ascii="Times New Roman" w:eastAsia="Times New Roman" w:hAnsi="Times New Roman" w:cs="Times New Roman"/>
-          <w:sz w:val="28"/>
-          <w:szCs w:val="28"/>
-          <w:lang w:eastAsia="ru-RU"/>
-        </w:rPr>
-      </w:pPr>
-      <w:r>
-        <w:rPr>
-          <w:rFonts w:ascii="Times New Roman" w:eastAsia="Times New Roman" w:hAnsi="Times New Roman" w:cs="Times New Roman"/>
-          <w:sz w:val="28"/>
-          <w:szCs w:val="28"/>
-          <w:lang w:eastAsia="ru-RU"/>
-        </w:rPr>
-        <w:t>Для удобства пользования работой литература в списке систематизируется в</w:t>
-      </w:r>
-    </w:p>
-    <w:p>
-      <w:pPr>
-        <w:ind w:firstLine="708"/>
-        <w:rPr>
-          <w:rFonts w:ascii="Times New Roman" w:eastAsia="Times New Roman" w:hAnsi="Times New Roman" w:cs="Times New Roman"/>
-          <w:sz w:val="28"/>
-          <w:szCs w:val="28"/>
-          <w:lang w:eastAsia="ru-RU"/>
-        </w:rPr>
-      </w:pPr>
-      <w:r>
-        <w:rPr>
-          <w:rFonts w:ascii="Times New Roman" w:eastAsia="Times New Roman" w:hAnsi="Times New Roman" w:cs="Times New Roman"/>
-          <w:sz w:val="28"/>
-          <w:szCs w:val="28"/>
+          <w:lang w:eastAsia="ru-RU"/>
+        </w:rPr>
+      </w:pPr>
+      <w:r>
+        <w:rPr>
           <w:lang w:eastAsia="ru-RU"/>
         </w:rPr>
         <w:lastRenderedPageBreak/>
-        <w:t>определенном порядке. В зависимости от характера, вида и целевого назначения работ</w:t>
-      </w:r>
-    </w:p>
-    <w:p>
-      <w:pPr>
-        <w:ind w:firstLine="708"/>
-        <w:rPr>
-          <w:rFonts w:ascii="Times New Roman" w:eastAsia="Times New Roman" w:hAnsi="Times New Roman" w:cs="Times New Roman"/>
-          <w:sz w:val="28"/>
-          <w:szCs w:val="28"/>
-          <w:lang w:eastAsia="ru-RU"/>
-        </w:rPr>
-      </w:pPr>
-      <w:r>
-        <w:rPr>
-          <w:rFonts w:ascii="Times New Roman" w:eastAsia="Times New Roman" w:hAnsi="Times New Roman" w:cs="Times New Roman"/>
-          <w:sz w:val="28"/>
-          <w:szCs w:val="28"/>
-          <w:lang w:eastAsia="ru-RU"/>
-        </w:rPr>
-        <w:t>авторам</w:t>
-      </w:r>
-    </w:p>
-    <w:p>
-      <w:pPr>
-        <w:ind w:firstLine="708"/>
-        <w:rPr>
-          <w:rFonts w:ascii="Times New Roman" w:eastAsia="Times New Roman" w:hAnsi="Times New Roman" w:cs="Times New Roman"/>
-          <w:sz w:val="28"/>
-          <w:szCs w:val="28"/>
-          <w:lang w:eastAsia="ru-RU"/>
-        </w:rPr>
-      </w:pPr>
-      <w:r>
-        <w:rPr>
-          <w:rFonts w:ascii="Times New Roman" w:eastAsia="Times New Roman" w:hAnsi="Times New Roman" w:cs="Times New Roman"/>
-          <w:sz w:val="28"/>
-          <w:szCs w:val="28"/>
-          <w:lang w:eastAsia="ru-RU"/>
-        </w:rPr>
-        <w:t>предлагается следующий вариант расположения литературы в списках:</w:t>
-      </w:r>
-    </w:p>
-    <w:p>
-      <w:pPr>
-        <w:ind w:firstLine="708"/>
-        <w:rPr>
-          <w:rFonts w:ascii="Times New Roman" w:eastAsia="Times New Roman" w:hAnsi="Times New Roman" w:cs="Times New Roman"/>
-          <w:sz w:val="28"/>
-          <w:szCs w:val="28"/>
-          <w:lang w:eastAsia="ru-RU"/>
-        </w:rPr>
-      </w:pPr>
-      <w:r>
-        <w:rPr>
-          <w:rFonts w:ascii="Times New Roman" w:eastAsia="Times New Roman" w:hAnsi="Times New Roman" w:cs="Times New Roman"/>
-          <w:sz w:val="28"/>
-          <w:szCs w:val="28"/>
-          <w:lang w:eastAsia="ru-RU"/>
-        </w:rPr>
-        <w:t>– алфавитный.</w:t>
-      </w:r>
-    </w:p>
-    <w:p>
-      <w:pPr>
-        <w:ind w:firstLine="708"/>
-        <w:rPr>
-          <w:rFonts w:ascii="Times New Roman" w:eastAsia="Times New Roman" w:hAnsi="Times New Roman" w:cs="Times New Roman"/>
-          <w:sz w:val="28"/>
-          <w:szCs w:val="28"/>
-          <w:lang w:eastAsia="ru-RU"/>
-        </w:rPr>
-      </w:pPr>
-      <w:r>
-        <w:rPr>
-          <w:rFonts w:ascii="Times New Roman" w:eastAsia="Times New Roman" w:hAnsi="Times New Roman" w:cs="Times New Roman"/>
-          <w:sz w:val="28"/>
-          <w:szCs w:val="28"/>
-          <w:lang w:eastAsia="ru-RU"/>
-        </w:rPr>
-        <w:t>Базовым стандартом на библиографическое описание является ГОСТ Р 7.0.100–2018</w:t>
-      </w:r>
-    </w:p>
-    <w:p>
-      <w:pPr>
-        <w:ind w:firstLine="708"/>
-        <w:rPr>
-          <w:rFonts w:ascii="Times New Roman" w:eastAsia="Times New Roman" w:hAnsi="Times New Roman" w:cs="Times New Roman"/>
-          <w:sz w:val="28"/>
-          <w:szCs w:val="28"/>
-          <w:lang w:eastAsia="ru-RU"/>
-        </w:rPr>
-      </w:pPr>
-      <w:r>
-        <w:rPr>
-          <w:rFonts w:ascii="Times New Roman" w:eastAsia="Times New Roman" w:hAnsi="Times New Roman" w:cs="Times New Roman"/>
-          <w:sz w:val="28"/>
-          <w:szCs w:val="28"/>
-          <w:lang w:eastAsia="ru-RU"/>
-        </w:rPr>
-        <w:t>«Библиографическая запись. Библиографическое описание. Общие требования и правила</w:t>
-      </w:r>
-    </w:p>
-    <w:p>
-      <w:pPr>
-        <w:ind w:firstLine="708"/>
-        <w:rPr>
-          <w:rFonts w:ascii="Times New Roman" w:eastAsia="Times New Roman" w:hAnsi="Times New Roman" w:cs="Times New Roman"/>
-          <w:sz w:val="28"/>
-          <w:szCs w:val="28"/>
-          <w:lang w:eastAsia="ru-RU"/>
-        </w:rPr>
-      </w:pPr>
-      <w:r>
-        <w:rPr>
-          <w:rFonts w:ascii="Times New Roman" w:eastAsia="Times New Roman" w:hAnsi="Times New Roman" w:cs="Times New Roman"/>
-          <w:sz w:val="28"/>
-          <w:szCs w:val="28"/>
-          <w:lang w:eastAsia="ru-RU"/>
-        </w:rPr>
-        <w:t>составления», который действует с 03 декабря 2018 г.</w:t>
-      </w:r>
-    </w:p>
-    <w:p>
-      <w:pPr>
-        <w:ind w:firstLine="708"/>
-        <w:rPr>
-          <w:rFonts w:ascii="Times New Roman" w:eastAsia="Times New Roman" w:hAnsi="Times New Roman" w:cs="Times New Roman"/>
-          <w:sz w:val="28"/>
-          <w:szCs w:val="28"/>
-          <w:lang w:eastAsia="ru-RU"/>
-        </w:rPr>
-      </w:pPr>
-      <w:r>
-        <w:rPr>
-          <w:rFonts w:ascii="Times New Roman" w:eastAsia="Times New Roman" w:hAnsi="Times New Roman" w:cs="Times New Roman"/>
-          <w:sz w:val="28"/>
-          <w:szCs w:val="28"/>
-          <w:lang w:eastAsia="ru-RU"/>
-        </w:rPr>
-        <w:t>Объектами составления библиографического описания являются все виды</w:t>
-      </w:r>
-    </w:p>
-    <w:p>
-      <w:pPr>
-        <w:ind w:firstLine="708"/>
-        <w:rPr>
-          <w:rFonts w:ascii="Times New Roman" w:eastAsia="Times New Roman" w:hAnsi="Times New Roman" w:cs="Times New Roman"/>
-          <w:sz w:val="28"/>
-          <w:szCs w:val="28"/>
-          <w:lang w:eastAsia="ru-RU"/>
-        </w:rPr>
-      </w:pPr>
-      <w:r>
-        <w:rPr>
-          <w:rFonts w:ascii="Times New Roman" w:eastAsia="Times New Roman" w:hAnsi="Times New Roman" w:cs="Times New Roman"/>
-          <w:sz w:val="28"/>
-          <w:szCs w:val="28"/>
-          <w:lang w:eastAsia="ru-RU"/>
-        </w:rPr>
-        <w:t>опубликованных и неопубликованных документов на любых носителях:</w:t>
-      </w:r>
-    </w:p>
-    <w:p>
-      <w:pPr>
-        <w:ind w:firstLine="708"/>
-        <w:rPr>
-          <w:rFonts w:ascii="Times New Roman" w:eastAsia="Times New Roman" w:hAnsi="Times New Roman" w:cs="Times New Roman"/>
-          <w:sz w:val="28"/>
-          <w:szCs w:val="28"/>
-          <w:lang w:eastAsia="ru-RU"/>
-        </w:rPr>
-      </w:pPr>
-      <w:r>
-        <w:rPr>
-          <w:rFonts w:ascii="Times New Roman" w:eastAsia="Times New Roman" w:hAnsi="Times New Roman" w:cs="Times New Roman"/>
-          <w:sz w:val="28"/>
-          <w:szCs w:val="28"/>
-          <w:lang w:eastAsia="ru-RU"/>
-        </w:rPr>
-        <w:t>– книги;</w:t>
-      </w:r>
-    </w:p>
-    <w:p>
-      <w:pPr>
-        <w:ind w:firstLine="708"/>
-        <w:rPr>
-          <w:rFonts w:ascii="Times New Roman" w:eastAsia="Times New Roman" w:hAnsi="Times New Roman" w:cs="Times New Roman"/>
-          <w:sz w:val="28"/>
-          <w:szCs w:val="28"/>
-          <w:lang w:eastAsia="ru-RU"/>
-        </w:rPr>
-      </w:pPr>
-      <w:r>
-        <w:rPr>
-          <w:rFonts w:ascii="Times New Roman" w:eastAsia="Times New Roman" w:hAnsi="Times New Roman" w:cs="Times New Roman"/>
-          <w:sz w:val="28"/>
-          <w:szCs w:val="28"/>
-          <w:lang w:eastAsia="ru-RU"/>
-        </w:rPr>
-        <w:t>– сериальные, нотные, картографические, аудиовизуальные, нормативные и технические</w:t>
-      </w:r>
-    </w:p>
-    <w:p>
-      <w:pPr>
-        <w:ind w:firstLine="708"/>
-        <w:rPr>
-          <w:rFonts w:ascii="Times New Roman" w:eastAsia="Times New Roman" w:hAnsi="Times New Roman" w:cs="Times New Roman"/>
-          <w:sz w:val="28"/>
-          <w:szCs w:val="28"/>
-          <w:lang w:eastAsia="ru-RU"/>
-        </w:rPr>
-      </w:pPr>
-      <w:r>
-        <w:rPr>
-          <w:rFonts w:ascii="Times New Roman" w:eastAsia="Times New Roman" w:hAnsi="Times New Roman" w:cs="Times New Roman"/>
-          <w:sz w:val="28"/>
-          <w:szCs w:val="28"/>
-          <w:lang w:eastAsia="ru-RU"/>
-        </w:rPr>
-        <w:t>документы;</w:t>
-      </w:r>
-    </w:p>
-    <w:p>
-      <w:pPr>
-        <w:ind w:firstLine="708"/>
-        <w:rPr>
-          <w:rFonts w:ascii="Times New Roman" w:eastAsia="Times New Roman" w:hAnsi="Times New Roman" w:cs="Times New Roman"/>
-          <w:sz w:val="28"/>
-          <w:szCs w:val="28"/>
-          <w:lang w:eastAsia="ru-RU"/>
-        </w:rPr>
-      </w:pPr>
-      <w:r>
-        <w:rPr>
-          <w:rFonts w:ascii="Times New Roman" w:eastAsia="Times New Roman" w:hAnsi="Times New Roman" w:cs="Times New Roman"/>
-          <w:sz w:val="28"/>
-          <w:szCs w:val="28"/>
-          <w:lang w:eastAsia="ru-RU"/>
-        </w:rPr>
-        <w:t>– микроформы;</w:t>
-      </w:r>
-    </w:p>
-    <w:p>
-      <w:pPr>
-        <w:ind w:firstLine="708"/>
-        <w:rPr>
-          <w:rFonts w:ascii="Times New Roman" w:eastAsia="Times New Roman" w:hAnsi="Times New Roman" w:cs="Times New Roman"/>
-          <w:sz w:val="28"/>
-          <w:szCs w:val="28"/>
-          <w:lang w:eastAsia="ru-RU"/>
-        </w:rPr>
-      </w:pPr>
-      <w:r>
-        <w:rPr>
-          <w:rFonts w:ascii="Times New Roman" w:eastAsia="Times New Roman" w:hAnsi="Times New Roman" w:cs="Times New Roman"/>
-          <w:sz w:val="28"/>
-          <w:szCs w:val="28"/>
-          <w:lang w:eastAsia="ru-RU"/>
-        </w:rPr>
-        <w:t>– электронные ресурсы;</w:t>
-      </w:r>
-    </w:p>
-    <w:p>
-      <w:pPr>
-        <w:ind w:firstLine="708"/>
-        <w:rPr>
-          <w:rFonts w:ascii="Times New Roman" w:eastAsia="Times New Roman" w:hAnsi="Times New Roman" w:cs="Times New Roman"/>
-          <w:sz w:val="28"/>
-          <w:szCs w:val="28"/>
-          <w:lang w:eastAsia="ru-RU"/>
-        </w:rPr>
-      </w:pPr>
-      <w:r>
-        <w:rPr>
-          <w:rFonts w:ascii="Times New Roman" w:eastAsia="Times New Roman" w:hAnsi="Times New Roman" w:cs="Times New Roman"/>
-          <w:sz w:val="28"/>
-          <w:szCs w:val="28"/>
-          <w:lang w:eastAsia="ru-RU"/>
-        </w:rPr>
-        <w:t>– составные части документов.</w:t>
-      </w:r>
-    </w:p>
-    <w:p>
-      <w:pPr>
-        <w:ind w:firstLine="708"/>
-        <w:rPr>
-          <w:rFonts w:ascii="Times New Roman" w:eastAsia="Times New Roman" w:hAnsi="Times New Roman" w:cs="Times New Roman"/>
-          <w:sz w:val="28"/>
-          <w:szCs w:val="28"/>
-          <w:lang w:eastAsia="ru-RU"/>
-        </w:rPr>
-      </w:pPr>
-      <w:r>
-        <w:rPr>
-          <w:rFonts w:ascii="Times New Roman" w:eastAsia="Times New Roman" w:hAnsi="Times New Roman" w:cs="Times New Roman"/>
-          <w:sz w:val="28"/>
-          <w:szCs w:val="28"/>
-          <w:lang w:eastAsia="ru-RU"/>
-        </w:rPr>
-        <w:t>Примеры библиографических описаний для со</w:t>
-      </w:r>
-      <w:r>
-        <w:rPr>
-          <w:rFonts w:ascii="Times New Roman" w:eastAsia="Times New Roman" w:hAnsi="Times New Roman" w:cs="Times New Roman"/>
-          <w:sz w:val="28"/>
-          <w:szCs w:val="28"/>
-          <w:lang w:eastAsia="ru-RU"/>
-        </w:rPr>
-        <w:t xml:space="preserve">ставления списка использованных </w:t>
-      </w:r>
-      <w:r>
-        <w:rPr>
-          <w:rFonts w:ascii="Times New Roman" w:eastAsia="Times New Roman" w:hAnsi="Times New Roman" w:cs="Times New Roman"/>
-          <w:sz w:val="28"/>
-          <w:szCs w:val="28"/>
-          <w:lang w:eastAsia="ru-RU"/>
-        </w:rPr>
-        <w:t>источников.</w:t>
-      </w:r>
-    </w:p>
-    <w:p>
-      <w:pPr>
-        <w:ind w:firstLine="708"/>
-        <w:rPr>
-          <w:rFonts w:ascii="Times New Roman" w:eastAsia="Times New Roman" w:hAnsi="Times New Roman" w:cs="Times New Roman"/>
-          <w:i/>
-          <w:sz w:val="28"/>
-          <w:szCs w:val="28"/>
-          <w:lang w:eastAsia="ru-RU"/>
-        </w:rPr>
-      </w:pPr>
-      <w:r>
-        <w:rPr>
-          <w:rFonts w:ascii="Times New Roman" w:eastAsia="Times New Roman" w:hAnsi="Times New Roman" w:cs="Times New Roman"/>
-          <w:i/>
-          <w:sz w:val="28"/>
-          <w:szCs w:val="28"/>
-          <w:lang w:eastAsia="ru-RU"/>
-        </w:rPr>
-        <w:t>Законодательные материалы</w:t>
-      </w:r>
-    </w:p>
-    <w:p>
-      <w:pPr>
-        <w:ind w:firstLine="708"/>
-        <w:rPr>
-          <w:rFonts w:ascii="Times New Roman" w:eastAsia="Times New Roman" w:hAnsi="Times New Roman" w:cs="Times New Roman"/>
-          <w:sz w:val="28"/>
-          <w:szCs w:val="28"/>
-          <w:lang w:eastAsia="ru-RU"/>
-        </w:rPr>
-      </w:pPr>
-      <w:r>
-        <w:rPr>
-          <w:rFonts w:ascii="Times New Roman" w:eastAsia="Times New Roman" w:hAnsi="Times New Roman" w:cs="Times New Roman"/>
-          <w:sz w:val="28"/>
-          <w:szCs w:val="28"/>
-          <w:lang w:eastAsia="ru-RU"/>
-        </w:rPr>
-        <w:t>1. Конституция Российской Федерации: принята всенародным голосование 12.12.1993 г.</w:t>
-      </w:r>
-    </w:p>
-    <w:p>
-      <w:pPr>
-        <w:ind w:firstLine="708"/>
-        <w:rPr>
-          <w:rFonts w:ascii="Times New Roman" w:eastAsia="Times New Roman" w:hAnsi="Times New Roman" w:cs="Times New Roman"/>
-          <w:sz w:val="28"/>
-          <w:szCs w:val="28"/>
-          <w:lang w:eastAsia="ru-RU"/>
-        </w:rPr>
-      </w:pPr>
-      <w:r>
-        <w:rPr>
-          <w:rFonts w:ascii="Times New Roman" w:eastAsia="Times New Roman" w:hAnsi="Times New Roman" w:cs="Times New Roman"/>
-          <w:sz w:val="28"/>
-          <w:szCs w:val="28"/>
-          <w:lang w:eastAsia="ru-RU"/>
-        </w:rPr>
-        <w:t>(ред. от 21.07.2014) // Российская газета. – 1993. – 25 дек.; Собрание законодательства РФ. –</w:t>
-      </w:r>
-    </w:p>
-    <w:p>
-      <w:pPr>
-        <w:ind w:firstLine="708"/>
-        <w:rPr>
-          <w:rFonts w:ascii="Times New Roman" w:eastAsia="Times New Roman" w:hAnsi="Times New Roman" w:cs="Times New Roman"/>
-          <w:sz w:val="28"/>
-          <w:szCs w:val="28"/>
-          <w:lang w:eastAsia="ru-RU"/>
-        </w:rPr>
-      </w:pPr>
-      <w:r>
-        <w:rPr>
-          <w:rFonts w:ascii="Times New Roman" w:eastAsia="Times New Roman" w:hAnsi="Times New Roman" w:cs="Times New Roman"/>
-          <w:sz w:val="28"/>
-          <w:szCs w:val="28"/>
-          <w:lang w:eastAsia="ru-RU"/>
-        </w:rPr>
-        <w:t>2014. – № 31. – Ст. 4398.</w:t>
-      </w:r>
-    </w:p>
-    <w:p>
-      <w:pPr>
-        <w:ind w:firstLine="708"/>
-        <w:rPr>
-          <w:rFonts w:ascii="Times New Roman" w:eastAsia="Times New Roman" w:hAnsi="Times New Roman" w:cs="Times New Roman"/>
-          <w:sz w:val="28"/>
-          <w:szCs w:val="28"/>
-          <w:lang w:eastAsia="ru-RU"/>
-        </w:rPr>
-      </w:pPr>
-      <w:r>
-        <w:rPr>
-          <w:rFonts w:ascii="Times New Roman" w:eastAsia="Times New Roman" w:hAnsi="Times New Roman" w:cs="Times New Roman"/>
-          <w:sz w:val="28"/>
-          <w:szCs w:val="28"/>
-          <w:lang w:eastAsia="ru-RU"/>
-        </w:rPr>
-        <w:t>2. Гражданский кодекс Российской Федерации (часть первая) от 30.11.1994 г. № 51-ФЗ</w:t>
-      </w:r>
-    </w:p>
-    <w:p>
-      <w:pPr>
-        <w:ind w:firstLine="708"/>
-        <w:rPr>
-          <w:rFonts w:ascii="Times New Roman" w:eastAsia="Times New Roman" w:hAnsi="Times New Roman" w:cs="Times New Roman"/>
-          <w:sz w:val="28"/>
-          <w:szCs w:val="28"/>
-          <w:lang w:eastAsia="ru-RU"/>
-        </w:rPr>
-      </w:pPr>
-      <w:r>
-        <w:rPr>
-          <w:rFonts w:ascii="Times New Roman" w:eastAsia="Times New Roman" w:hAnsi="Times New Roman" w:cs="Times New Roman"/>
-          <w:sz w:val="28"/>
-          <w:szCs w:val="28"/>
-          <w:lang w:eastAsia="ru-RU"/>
-        </w:rPr>
-        <w:lastRenderedPageBreak/>
-        <w:t>(ред. от 22.10.2014) // Собрание законодательства РФ. – 1994. – № 32. – Ст. 3301; 2014. – № 43.</w:t>
-      </w:r>
-    </w:p>
-    <w:p>
-      <w:pPr>
-        <w:ind w:firstLine="708"/>
-        <w:rPr>
-          <w:rFonts w:ascii="Times New Roman" w:eastAsia="Times New Roman" w:hAnsi="Times New Roman" w:cs="Times New Roman"/>
-          <w:sz w:val="28"/>
-          <w:szCs w:val="28"/>
-          <w:lang w:eastAsia="ru-RU"/>
-        </w:rPr>
-      </w:pPr>
-      <w:r>
-        <w:rPr>
-          <w:rFonts w:ascii="Times New Roman" w:eastAsia="Times New Roman" w:hAnsi="Times New Roman" w:cs="Times New Roman"/>
-          <w:sz w:val="28"/>
-          <w:szCs w:val="28"/>
-          <w:lang w:eastAsia="ru-RU"/>
-        </w:rPr>
-        <w:t>– Ст. 5799.</w:t>
-      </w:r>
-    </w:p>
-    <w:p>
-      <w:pPr>
-        <w:ind w:firstLine="708"/>
-        <w:rPr>
-          <w:rFonts w:ascii="Times New Roman" w:eastAsia="Times New Roman" w:hAnsi="Times New Roman" w:cs="Times New Roman"/>
-          <w:i/>
-          <w:sz w:val="28"/>
-          <w:szCs w:val="28"/>
-          <w:lang w:eastAsia="ru-RU"/>
-        </w:rPr>
-      </w:pPr>
-      <w:r>
-        <w:rPr>
-          <w:rFonts w:ascii="Times New Roman" w:eastAsia="Times New Roman" w:hAnsi="Times New Roman" w:cs="Times New Roman"/>
-          <w:i/>
-          <w:sz w:val="28"/>
-          <w:szCs w:val="28"/>
-          <w:lang w:eastAsia="ru-RU"/>
-        </w:rPr>
-        <w:t>Книги одного автора</w:t>
-      </w:r>
-    </w:p>
-    <w:p>
-      <w:pPr>
-        <w:ind w:firstLine="708"/>
-        <w:rPr>
-          <w:rFonts w:ascii="Times New Roman" w:eastAsia="Times New Roman" w:hAnsi="Times New Roman" w:cs="Times New Roman"/>
-          <w:sz w:val="28"/>
-          <w:szCs w:val="28"/>
-          <w:lang w:eastAsia="ru-RU"/>
-        </w:rPr>
-      </w:pPr>
-      <w:r>
-        <w:rPr>
-          <w:rFonts w:ascii="Times New Roman" w:eastAsia="Times New Roman" w:hAnsi="Times New Roman" w:cs="Times New Roman"/>
-          <w:sz w:val="28"/>
-          <w:szCs w:val="28"/>
-          <w:lang w:eastAsia="ru-RU"/>
-        </w:rPr>
-        <w:t xml:space="preserve">Янг Н. И. Алгебра: учеб. пособие / Н. И. Янг. – 2-е изд., доп. – </w:t>
-      </w:r>
-      <w:proofErr w:type="gramStart"/>
-      <w:r>
-        <w:rPr>
-          <w:rFonts w:ascii="Times New Roman" w:eastAsia="Times New Roman" w:hAnsi="Times New Roman" w:cs="Times New Roman"/>
-          <w:sz w:val="28"/>
-          <w:szCs w:val="28"/>
-          <w:lang w:eastAsia="ru-RU"/>
-        </w:rPr>
-        <w:t>М. :</w:t>
-      </w:r>
-      <w:proofErr w:type="gramEnd"/>
-      <w:r>
-        <w:rPr>
-          <w:rFonts w:ascii="Times New Roman" w:eastAsia="Times New Roman" w:hAnsi="Times New Roman" w:cs="Times New Roman"/>
-          <w:sz w:val="28"/>
-          <w:szCs w:val="28"/>
-          <w:lang w:eastAsia="ru-RU"/>
-        </w:rPr>
-        <w:t xml:space="preserve"> Просвещение, 1977. –</w:t>
-      </w:r>
-    </w:p>
-    <w:p>
-      <w:pPr>
-        <w:ind w:firstLine="708"/>
-        <w:rPr>
-          <w:rFonts w:ascii="Times New Roman" w:eastAsia="Times New Roman" w:hAnsi="Times New Roman" w:cs="Times New Roman"/>
-          <w:sz w:val="28"/>
-          <w:szCs w:val="28"/>
-          <w:lang w:eastAsia="ru-RU"/>
-        </w:rPr>
-      </w:pPr>
-      <w:r>
-        <w:rPr>
-          <w:rFonts w:ascii="Times New Roman" w:eastAsia="Times New Roman" w:hAnsi="Times New Roman" w:cs="Times New Roman"/>
-          <w:sz w:val="28"/>
-          <w:szCs w:val="28"/>
-          <w:lang w:eastAsia="ru-RU"/>
-        </w:rPr>
-        <w:t>416 с.</w:t>
-      </w:r>
-    </w:p>
-    <w:p>
-      <w:pPr>
-        <w:ind w:firstLine="708"/>
-        <w:rPr>
-          <w:rFonts w:ascii="Times New Roman" w:eastAsia="Times New Roman" w:hAnsi="Times New Roman" w:cs="Times New Roman"/>
-          <w:i/>
-          <w:sz w:val="28"/>
-          <w:szCs w:val="28"/>
-          <w:lang w:eastAsia="ru-RU"/>
-        </w:rPr>
-      </w:pPr>
-      <w:r>
-        <w:rPr>
-          <w:rFonts w:ascii="Times New Roman" w:eastAsia="Times New Roman" w:hAnsi="Times New Roman" w:cs="Times New Roman"/>
-          <w:i/>
-          <w:sz w:val="28"/>
-          <w:szCs w:val="28"/>
-          <w:lang w:eastAsia="ru-RU"/>
-        </w:rPr>
-        <w:t>Книги двух авторов</w:t>
-      </w:r>
-    </w:p>
-    <w:p>
-      <w:pPr>
-        <w:ind w:firstLine="708"/>
-        <w:rPr>
-          <w:rFonts w:ascii="Times New Roman" w:eastAsia="Times New Roman" w:hAnsi="Times New Roman" w:cs="Times New Roman"/>
-          <w:sz w:val="28"/>
-          <w:szCs w:val="28"/>
-          <w:lang w:eastAsia="ru-RU"/>
-        </w:rPr>
-      </w:pPr>
+        <w:t>Прил</w:t>
+      </w:r>
+      <w:r>
+        <w:rPr>
+          <w:lang w:eastAsia="ru-RU"/>
+        </w:rPr>
+        <w:t xml:space="preserve">ожение </w:t>
+      </w:r>
+      <w:r>
+        <w:rPr>
+          <w:lang w:eastAsia="ru-RU"/>
+        </w:rPr>
+        <w:t>Г</w:t>
+      </w:r>
+      <w:r>
+        <w:rPr>
+          <w:lang w:eastAsia="ru-RU"/>
+        </w:rPr>
+        <w:t>П</w:t>
+      </w:r>
+      <w:r>
+        <w:rPr>
+          <w:lang w:eastAsia="ru-RU"/>
+        </w:rPr>
+        <w:br/>
+      </w:r>
+      <w:r>
+        <w:rPr>
+          <w:lang w:eastAsia="ru-RU"/>
+        </w:rPr>
+        <w:t>(рекомендуемое)</w:t>
+      </w:r>
+      <w:r>
+        <w:rPr>
+          <w:lang w:eastAsia="ru-RU"/>
+        </w:rPr>
+        <w:br/>
+      </w:r>
+      <w:bookmarkStart w:id="13" w:name="_GoBack"/>
+      <w:bookmarkEnd w:id="13"/>
+      <w:r>
+        <w:rPr>
+          <w:lang w:eastAsia="ru-RU"/>
+        </w:rPr>
+        <w:t xml:space="preserve">Правило оформления </w:t>
+      </w:r>
       <w:proofErr w:type="spellStart"/>
       <w:r>
         <w:rPr>
-          <w:rFonts w:ascii="Times New Roman" w:eastAsia="Times New Roman" w:hAnsi="Times New Roman" w:cs="Times New Roman"/>
-          <w:sz w:val="28"/>
-          <w:szCs w:val="28"/>
-          <w:lang w:eastAsia="ru-RU"/>
-        </w:rPr>
-        <w:t>Нечипорчук</w:t>
+          <w:lang w:eastAsia="ru-RU"/>
+        </w:rPr>
+        <w:t>титульника</w:t>
       </w:r>
       <w:proofErr w:type="spellEnd"/>
       <w:r>
         <w:rPr>
-          <w:rFonts w:ascii="Times New Roman" w:eastAsia="Times New Roman" w:hAnsi="Times New Roman" w:cs="Times New Roman"/>
-          <w:sz w:val="28"/>
-          <w:szCs w:val="28"/>
-          <w:lang w:eastAsia="ru-RU"/>
-        </w:rPr>
-        <w:t xml:space="preserve"> Н. А. Акцизы / Н. А. </w:t>
-      </w:r>
-      <w:proofErr w:type="spellStart"/>
-      <w:r>
-        <w:rPr>
-          <w:rFonts w:ascii="Times New Roman" w:eastAsia="Times New Roman" w:hAnsi="Times New Roman" w:cs="Times New Roman"/>
-          <w:sz w:val="28"/>
-          <w:szCs w:val="28"/>
-          <w:lang w:eastAsia="ru-RU"/>
-        </w:rPr>
-        <w:t>Нечипорчук</w:t>
-      </w:r>
-      <w:proofErr w:type="spellEnd"/>
-      <w:r>
-        <w:rPr>
-          <w:rFonts w:ascii="Times New Roman" w:eastAsia="Times New Roman" w:hAnsi="Times New Roman" w:cs="Times New Roman"/>
-          <w:sz w:val="28"/>
-          <w:szCs w:val="28"/>
-          <w:lang w:eastAsia="ru-RU"/>
-        </w:rPr>
-        <w:t xml:space="preserve">, Т. К. Подгорная. - 2-е изд., </w:t>
-      </w:r>
-      <w:proofErr w:type="spellStart"/>
-      <w:r>
-        <w:rPr>
-          <w:rFonts w:ascii="Times New Roman" w:eastAsia="Times New Roman" w:hAnsi="Times New Roman" w:cs="Times New Roman"/>
-          <w:sz w:val="28"/>
-          <w:szCs w:val="28"/>
-          <w:lang w:eastAsia="ru-RU"/>
-        </w:rPr>
-        <w:t>перераб</w:t>
-      </w:r>
-      <w:proofErr w:type="spellEnd"/>
-      <w:r>
-        <w:rPr>
-          <w:rFonts w:ascii="Times New Roman" w:eastAsia="Times New Roman" w:hAnsi="Times New Roman" w:cs="Times New Roman"/>
-          <w:sz w:val="28"/>
-          <w:szCs w:val="28"/>
-          <w:lang w:eastAsia="ru-RU"/>
-        </w:rPr>
-        <w:t xml:space="preserve">. – </w:t>
-      </w:r>
-      <w:proofErr w:type="gramStart"/>
-      <w:r>
-        <w:rPr>
-          <w:rFonts w:ascii="Times New Roman" w:eastAsia="Times New Roman" w:hAnsi="Times New Roman" w:cs="Times New Roman"/>
-          <w:sz w:val="28"/>
-          <w:szCs w:val="28"/>
-          <w:lang w:eastAsia="ru-RU"/>
-        </w:rPr>
-        <w:t>М. :</w:t>
-      </w:r>
-      <w:proofErr w:type="gramEnd"/>
-    </w:p>
-    <w:p>
-      <w:pPr>
-        <w:ind w:firstLine="708"/>
-        <w:rPr>
-          <w:rFonts w:ascii="Times New Roman" w:eastAsia="Times New Roman" w:hAnsi="Times New Roman" w:cs="Times New Roman"/>
-          <w:sz w:val="28"/>
-          <w:szCs w:val="28"/>
-          <w:lang w:eastAsia="ru-RU"/>
-        </w:rPr>
-      </w:pPr>
-      <w:r>
-        <w:rPr>
-          <w:rFonts w:ascii="Times New Roman" w:eastAsia="Times New Roman" w:hAnsi="Times New Roman" w:cs="Times New Roman"/>
-          <w:sz w:val="28"/>
-          <w:szCs w:val="28"/>
-          <w:lang w:eastAsia="ru-RU"/>
-        </w:rPr>
-        <w:t>Налог Инфо, 2006. – 264 с.</w:t>
-      </w:r>
-    </w:p>
-    <w:p>
-      <w:pPr>
-        <w:ind w:firstLine="708"/>
-        <w:rPr>
-          <w:rFonts w:ascii="Times New Roman" w:eastAsia="Times New Roman" w:hAnsi="Times New Roman" w:cs="Times New Roman"/>
-          <w:i/>
-          <w:sz w:val="28"/>
-          <w:szCs w:val="28"/>
-          <w:lang w:eastAsia="ru-RU"/>
-        </w:rPr>
-      </w:pPr>
-      <w:r>
-        <w:rPr>
-          <w:rFonts w:ascii="Times New Roman" w:eastAsia="Times New Roman" w:hAnsi="Times New Roman" w:cs="Times New Roman"/>
-          <w:i/>
-          <w:sz w:val="28"/>
-          <w:szCs w:val="28"/>
-          <w:lang w:eastAsia="ru-RU"/>
-        </w:rPr>
-        <w:t>Книги трех авторов</w:t>
-      </w:r>
-    </w:p>
-    <w:p>
-      <w:pPr>
-        <w:ind w:firstLine="708"/>
-        <w:rPr>
-          <w:rFonts w:ascii="Times New Roman" w:eastAsia="Times New Roman" w:hAnsi="Times New Roman" w:cs="Times New Roman"/>
-          <w:sz w:val="28"/>
-          <w:szCs w:val="28"/>
-          <w:lang w:eastAsia="ru-RU"/>
-        </w:rPr>
-      </w:pPr>
-      <w:r>
-        <w:rPr>
-          <w:rFonts w:ascii="Times New Roman" w:eastAsia="Times New Roman" w:hAnsi="Times New Roman" w:cs="Times New Roman"/>
-          <w:sz w:val="28"/>
-          <w:szCs w:val="28"/>
-          <w:lang w:eastAsia="ru-RU"/>
-        </w:rPr>
-        <w:t xml:space="preserve">Бахвалов Н. С. Баланс / Н. С. Бахвалов, Н. П. Жидков, Г. М. Кобельков. – 3-е изд. – </w:t>
-      </w:r>
-      <w:proofErr w:type="gramStart"/>
-      <w:r>
-        <w:rPr>
-          <w:rFonts w:ascii="Times New Roman" w:eastAsia="Times New Roman" w:hAnsi="Times New Roman" w:cs="Times New Roman"/>
-          <w:sz w:val="28"/>
-          <w:szCs w:val="28"/>
-          <w:lang w:eastAsia="ru-RU"/>
-        </w:rPr>
-        <w:t>М. :</w:t>
-      </w:r>
-      <w:proofErr w:type="gramEnd"/>
-    </w:p>
-    <w:p>
-      <w:pPr>
-        <w:ind w:firstLine="708"/>
-        <w:rPr>
-          <w:rFonts w:ascii="Times New Roman" w:eastAsia="Times New Roman" w:hAnsi="Times New Roman" w:cs="Times New Roman"/>
-          <w:sz w:val="28"/>
-          <w:szCs w:val="28"/>
-          <w:lang w:eastAsia="ru-RU"/>
-        </w:rPr>
-      </w:pPr>
-      <w:proofErr w:type="spellStart"/>
-      <w:r>
-        <w:rPr>
-          <w:rFonts w:ascii="Times New Roman" w:eastAsia="Times New Roman" w:hAnsi="Times New Roman" w:cs="Times New Roman"/>
-          <w:sz w:val="28"/>
-          <w:szCs w:val="28"/>
-          <w:lang w:eastAsia="ru-RU"/>
-        </w:rPr>
-        <w:t>ИндексМедиа</w:t>
-      </w:r>
-      <w:proofErr w:type="spellEnd"/>
-      <w:r>
-        <w:rPr>
-          <w:rFonts w:ascii="Times New Roman" w:eastAsia="Times New Roman" w:hAnsi="Times New Roman" w:cs="Times New Roman"/>
-          <w:sz w:val="28"/>
-          <w:szCs w:val="28"/>
-          <w:lang w:eastAsia="ru-RU"/>
-        </w:rPr>
-        <w:t>, 2007. – 144 с.</w:t>
-      </w:r>
-    </w:p>
-    <w:p>
-      <w:pPr>
-        <w:ind w:firstLine="708"/>
-        <w:rPr>
-          <w:rFonts w:ascii="Times New Roman" w:eastAsia="Times New Roman" w:hAnsi="Times New Roman" w:cs="Times New Roman"/>
-          <w:i/>
-          <w:sz w:val="28"/>
-          <w:szCs w:val="28"/>
-          <w:lang w:eastAsia="ru-RU"/>
-        </w:rPr>
-      </w:pPr>
-      <w:r>
-        <w:rPr>
-          <w:rFonts w:ascii="Times New Roman" w:eastAsia="Times New Roman" w:hAnsi="Times New Roman" w:cs="Times New Roman"/>
-          <w:i/>
-          <w:sz w:val="28"/>
-          <w:szCs w:val="28"/>
-          <w:lang w:eastAsia="ru-RU"/>
-        </w:rPr>
-        <w:t>Книги более трех авторов</w:t>
-      </w:r>
-    </w:p>
-    <w:p>
-      <w:pPr>
-        <w:ind w:firstLine="708"/>
-        <w:rPr>
-          <w:rFonts w:ascii="Times New Roman" w:eastAsia="Times New Roman" w:hAnsi="Times New Roman" w:cs="Times New Roman"/>
-          <w:sz w:val="28"/>
-          <w:szCs w:val="28"/>
-          <w:lang w:eastAsia="ru-RU"/>
-        </w:rPr>
-      </w:pPr>
-      <w:r>
-        <w:rPr>
-          <w:rFonts w:ascii="Times New Roman" w:eastAsia="Times New Roman" w:hAnsi="Times New Roman" w:cs="Times New Roman"/>
-          <w:sz w:val="28"/>
-          <w:szCs w:val="28"/>
-          <w:lang w:eastAsia="ru-RU"/>
-        </w:rPr>
-        <w:t xml:space="preserve">Математика: учебник / Ю. М. Ермолаев [и др.]. – 2-е изд., доп. и </w:t>
-      </w:r>
-      <w:proofErr w:type="spellStart"/>
-      <w:r>
-        <w:rPr>
-          <w:rFonts w:ascii="Times New Roman" w:eastAsia="Times New Roman" w:hAnsi="Times New Roman" w:cs="Times New Roman"/>
-          <w:sz w:val="28"/>
-          <w:szCs w:val="28"/>
-          <w:lang w:eastAsia="ru-RU"/>
-        </w:rPr>
-        <w:t>испр</w:t>
-      </w:r>
-      <w:proofErr w:type="spellEnd"/>
-      <w:r>
-        <w:rPr>
-          <w:rFonts w:ascii="Times New Roman" w:eastAsia="Times New Roman" w:hAnsi="Times New Roman" w:cs="Times New Roman"/>
-          <w:sz w:val="28"/>
-          <w:szCs w:val="28"/>
-          <w:lang w:eastAsia="ru-RU"/>
-        </w:rPr>
-        <w:t>. – Киев, 1981. –</w:t>
-      </w:r>
-    </w:p>
-    <w:p>
-      <w:pPr>
-        <w:ind w:firstLine="708"/>
-        <w:rPr>
-          <w:rFonts w:ascii="Times New Roman" w:eastAsia="Times New Roman" w:hAnsi="Times New Roman" w:cs="Times New Roman"/>
-          <w:sz w:val="28"/>
-          <w:szCs w:val="28"/>
-          <w:lang w:eastAsia="ru-RU"/>
-        </w:rPr>
-      </w:pPr>
-      <w:r>
-        <w:rPr>
-          <w:rFonts w:ascii="Times New Roman" w:eastAsia="Times New Roman" w:hAnsi="Times New Roman" w:cs="Times New Roman"/>
-          <w:sz w:val="28"/>
-          <w:szCs w:val="28"/>
-          <w:lang w:eastAsia="ru-RU"/>
-        </w:rPr>
-        <w:t>311 с.</w:t>
-      </w:r>
-    </w:p>
-    <w:p>
-      <w:pPr>
-        <w:ind w:firstLine="708"/>
-        <w:rPr>
-          <w:rFonts w:ascii="Times New Roman" w:eastAsia="Times New Roman" w:hAnsi="Times New Roman" w:cs="Times New Roman"/>
-          <w:i/>
-          <w:sz w:val="28"/>
-          <w:szCs w:val="28"/>
-          <w:lang w:eastAsia="ru-RU"/>
-        </w:rPr>
-      </w:pPr>
-      <w:r>
-        <w:rPr>
-          <w:rFonts w:ascii="Times New Roman" w:eastAsia="Times New Roman" w:hAnsi="Times New Roman" w:cs="Times New Roman"/>
-          <w:i/>
-          <w:sz w:val="28"/>
-          <w:szCs w:val="28"/>
-          <w:lang w:eastAsia="ru-RU"/>
-        </w:rPr>
-        <w:t>Сборники</w:t>
-      </w:r>
-    </w:p>
-    <w:p>
-      <w:pPr>
-        <w:ind w:firstLine="708"/>
-        <w:rPr>
-          <w:rFonts w:ascii="Times New Roman" w:eastAsia="Times New Roman" w:hAnsi="Times New Roman" w:cs="Times New Roman"/>
-          <w:sz w:val="28"/>
-          <w:szCs w:val="28"/>
-          <w:lang w:eastAsia="ru-RU"/>
-        </w:rPr>
-      </w:pPr>
-      <w:r>
-        <w:rPr>
-          <w:rFonts w:ascii="Times New Roman" w:eastAsia="Times New Roman" w:hAnsi="Times New Roman" w:cs="Times New Roman"/>
-          <w:sz w:val="28"/>
-          <w:szCs w:val="28"/>
-          <w:lang w:eastAsia="ru-RU"/>
-        </w:rPr>
-        <w:t xml:space="preserve">Современные аспекты развития экономики: сб. науч. тр. / </w:t>
-      </w:r>
-      <w:proofErr w:type="spellStart"/>
-      <w:r>
-        <w:rPr>
-          <w:rFonts w:ascii="Times New Roman" w:eastAsia="Times New Roman" w:hAnsi="Times New Roman" w:cs="Times New Roman"/>
-          <w:sz w:val="28"/>
-          <w:szCs w:val="28"/>
-          <w:lang w:eastAsia="ru-RU"/>
-        </w:rPr>
-        <w:t>Тихоокеан</w:t>
-      </w:r>
-      <w:proofErr w:type="spellEnd"/>
-      <w:r>
-        <w:rPr>
-          <w:rFonts w:ascii="Times New Roman" w:eastAsia="Times New Roman" w:hAnsi="Times New Roman" w:cs="Times New Roman"/>
-          <w:sz w:val="28"/>
-          <w:szCs w:val="28"/>
-          <w:lang w:eastAsia="ru-RU"/>
-        </w:rPr>
-        <w:t>. гос. ун-т. –</w:t>
-      </w:r>
-    </w:p>
-    <w:p>
-      <w:pPr>
-        <w:ind w:firstLine="708"/>
-        <w:rPr>
-          <w:rFonts w:ascii="Times New Roman" w:eastAsia="Times New Roman" w:hAnsi="Times New Roman" w:cs="Times New Roman"/>
-          <w:sz w:val="28"/>
-          <w:szCs w:val="28"/>
-          <w:lang w:eastAsia="ru-RU"/>
-        </w:rPr>
-      </w:pPr>
-      <w:r>
-        <w:rPr>
-          <w:rFonts w:ascii="Times New Roman" w:eastAsia="Times New Roman" w:hAnsi="Times New Roman" w:cs="Times New Roman"/>
-          <w:sz w:val="28"/>
-          <w:szCs w:val="28"/>
-          <w:lang w:eastAsia="ru-RU"/>
-        </w:rPr>
-        <w:t>Хабаровск, 2004. – 307 с</w:t>
+          <w:lang w:eastAsia="ru-RU"/>
+        </w:rPr>
+        <w:t>.</w:t>
       </w:r>
     </w:p>
     <w:sectPr>
@@ -8583,7 +9766,7 @@
 <w:ftr xmlns:wpc="http://schemas.microsoft.com/office/word/2010/wordprocessingCanvas" xmlns:cx="http://schemas.microsoft.com/office/drawing/2014/chartex" xmlns:mc="http://schemas.openxmlformats.org/markup-compatibility/2006" xmlns:o="urn:schemas-microsoft-com:office:office" xmlns:r="http://schemas.openxmlformats.org/officeDocument/2006/relationships" xmlns:m="http://schemas.openxmlformats.org/officeDocument/2006/math" xmlns:v="urn:schemas-microsoft-com:vml" xmlns:wp14="http://schemas.microsoft.com/office/word/2010/wordprocessingDrawing" xmlns:wp="http://schemas.openxmlformats.org/drawingml/2006/wordprocessingDrawing" xmlns:w10="urn:schemas-microsoft-com:office:word" xmlns:w="http://schemas.openxmlformats.org/wordprocessingml/2006/main" xmlns:w14="http://schemas.microsoft.com/office/word/2010/wordml" xmlns:w15="http://schemas.microsoft.com/office/word/2012/wordml" xmlns:w16se="http://schemas.microsoft.com/office/word/2015/wordml/symex" xmlns:wpg="http://schemas.microsoft.com/office/word/2010/wordprocessingGroup" xmlns:wpi="http://schemas.microsoft.com/office/word/2010/wordprocessingInk" xmlns:wne="http://schemas.microsoft.com/office/word/2006/wordml" xmlns:wps="http://schemas.microsoft.com/office/word/2010/wordprocessingShape" mc:Ignorable="w14 w15 w16se wp14">
   <w:sdt>
     <w:sdtPr>
-      <w:id w:val="208616649"/>
+      <w:id w:val="-1185738616"/>
       <w:docPartObj>
         <w:docPartGallery w:val="Page Numbers (Bottom of Page)"/>
         <w:docPartUnique/>
@@ -8609,7 +9792,7 @@
           <w:rPr>
             <w:noProof/>
           </w:rPr>
-          <w:t>13</w:t>
+          <w:t>19</w:t>
         </w:r>
         <w:r>
           <w:fldChar w:fldCharType="end"/>
@@ -10456,13 +11639,18 @@
     <w:autoRedefine/>
     <w:uiPriority w:val="39"/>
     <w:unhideWhenUsed/>
-    <w:rsid w:val="007C48AD"/>
+    <w:rsid w:val="00D730CA"/>
     <w:pPr>
+      <w:tabs>
+        <w:tab w:val="right" w:leader="dot" w:pos="9345"/>
+      </w:tabs>
       <w:spacing w:after="100" w:line="278" w:lineRule="auto"/>
     </w:pPr>
     <w:rPr>
       <w:rFonts w:ascii="Times New Roman" w:eastAsia="Times New Roman" w:hAnsi="Times New Roman" w:cs="Times New Roman"/>
-      <w:color w:val="000000"/>
+      <w:noProof/>
+      <w:color w:val="000000" w:themeColor="text1"/>
+      <w:lang w:eastAsia="ru-RU"/>
     </w:rPr>
   </w:style>
   <w:style w:type="paragraph" w:styleId="21">
@@ -11051,7 +12239,7 @@
 </file>
 
 <file path=customXml/itemProps1.xml><?xml version="1.0" encoding="utf-8"?>
-<ds:datastoreItem xmlns:ds="http://schemas.openxmlformats.org/officeDocument/2006/customXml" ds:itemID="{FA9023B0-CC13-4020-958B-5CEE7ECDA85A}">
+<ds:datastoreItem xmlns:ds="http://schemas.openxmlformats.org/officeDocument/2006/customXml" ds:itemID="{52B82F3D-11D7-428E-8286-5534810CA589}">
   <ds:schemaRefs>
     <ds:schemaRef ds:uri="http://schemas.openxmlformats.org/officeDocument/2006/bibliography"/>
   </ds:schemaRefs>

--- a/gost_validator/test.docx
+++ b/gost_validator/test.docx
@@ -7190,6 +7190,9 @@
       <w:r>
         <w:t>Пример оформления Содержание</w:t>
       </w:r>
+      <w:r>
+        <w:t>.</w:t>
+      </w:r>
     </w:p>
     <w:p>
       <w:pPr>
@@ -7541,11 +7544,12 @@
         </w:rPr>
         <w:t xml:space="preserve">ожение </w:t>
       </w:r>
-      <w:r>
-        <w:rPr>
-          <w:lang w:eastAsia="ru-RU"/>
-        </w:rPr>
-        <w:t>А</w:t>
+      <w:bookmarkEnd w:id="12"/>
+      <w:r>
+        <w:rPr>
+          <w:lang w:eastAsia="ru-RU"/>
+        </w:rPr>
+        <w:t>Д</w:t>
       </w:r>
       <w:r>
         <w:rPr>
@@ -7553,19 +7557,6 @@
         </w:rPr>
         <w:br/>
       </w:r>
-      <w:r>
-        <w:rPr>
-          <w:lang w:eastAsia="ru-RU"/>
-        </w:rPr>
-        <w:t>(рекомендуемое)</w:t>
-      </w:r>
-      <w:bookmarkEnd w:id="12"/>
-      <w:r>
-        <w:rPr>
-          <w:lang w:eastAsia="ru-RU"/>
-        </w:rPr>
-        <w:br/>
-      </w:r>
       <w:proofErr w:type="spellStart"/>
       <w:r>
         <w:rPr>
@@ -7592,12 +7583,6 @@
         </w:rPr>
         <w:t xml:space="preserve"> оформления списка</w:t>
       </w:r>
-      <w:r>
-        <w:rPr>
-          <w:lang w:eastAsia="ru-RU"/>
-        </w:rPr>
-        <w:t>.</w:t>
-      </w:r>
     </w:p>
     <w:p>
       <w:pPr>
@@ -7618,17 +7603,15 @@
         </w:rPr>
         <w:t>Список должен содержать перечень всех источников, использованных при выполнении</w:t>
       </w:r>
-    </w:p>
-    <w:p>
-      <w:pPr>
-        <w:ind w:firstLine="708"/>
-        <w:rPr>
-          <w:rFonts w:ascii="Times New Roman" w:eastAsia="Times New Roman" w:hAnsi="Times New Roman" w:cs="Times New Roman"/>
-          <w:sz w:val="28"/>
-          <w:szCs w:val="28"/>
-          <w:lang w:eastAsia="ru-RU"/>
-        </w:rPr>
-      </w:pPr>
+      <w:r>
+        <w:rPr>
+          <w:rFonts w:ascii="Times New Roman" w:eastAsia="Times New Roman" w:hAnsi="Times New Roman" w:cs="Times New Roman"/>
+          <w:sz w:val="28"/>
+          <w:szCs w:val="28"/>
+          <w:lang w:eastAsia="ru-RU"/>
+        </w:rPr>
+        <w:t xml:space="preserve"> </w:t>
+      </w:r>
       <w:r>
         <w:rPr>
           <w:rFonts w:ascii="Times New Roman" w:eastAsia="Times New Roman" w:hAnsi="Times New Roman" w:cs="Times New Roman"/>
@@ -8016,47 +7999,47 @@
           <w:szCs w:val="28"/>
           <w:lang w:eastAsia="ru-RU"/>
         </w:rPr>
+        <w:t>Законодательные материалы</w:t>
+      </w:r>
+    </w:p>
+    <w:p>
+      <w:pPr>
+        <w:ind w:firstLine="708"/>
+        <w:rPr>
+          <w:rFonts w:ascii="Times New Roman" w:eastAsia="Times New Roman" w:hAnsi="Times New Roman" w:cs="Times New Roman"/>
+          <w:sz w:val="28"/>
+          <w:szCs w:val="28"/>
+          <w:lang w:eastAsia="ru-RU"/>
+        </w:rPr>
+      </w:pPr>
+      <w:r>
+        <w:rPr>
+          <w:rFonts w:ascii="Times New Roman" w:eastAsia="Times New Roman" w:hAnsi="Times New Roman" w:cs="Times New Roman"/>
+          <w:sz w:val="28"/>
+          <w:szCs w:val="28"/>
+          <w:lang w:eastAsia="ru-RU"/>
+        </w:rPr>
+        <w:t>1. Конституция Российской Федерации: принята всенародным голосование 12.12.1993 г.</w:t>
+      </w:r>
+    </w:p>
+    <w:p>
+      <w:pPr>
+        <w:ind w:firstLine="708"/>
+        <w:rPr>
+          <w:rFonts w:ascii="Times New Roman" w:eastAsia="Times New Roman" w:hAnsi="Times New Roman" w:cs="Times New Roman"/>
+          <w:sz w:val="28"/>
+          <w:szCs w:val="28"/>
+          <w:lang w:eastAsia="ru-RU"/>
+        </w:rPr>
+      </w:pPr>
+      <w:r>
+        <w:rPr>
+          <w:rFonts w:ascii="Times New Roman" w:eastAsia="Times New Roman" w:hAnsi="Times New Roman" w:cs="Times New Roman"/>
+          <w:sz w:val="28"/>
+          <w:szCs w:val="28"/>
+          <w:lang w:eastAsia="ru-RU"/>
+        </w:rPr>
         <w:lastRenderedPageBreak/>
-        <w:t>Законодательные материалы</w:t>
-      </w:r>
-    </w:p>
-    <w:p>
-      <w:pPr>
-        <w:ind w:firstLine="708"/>
-        <w:rPr>
-          <w:rFonts w:ascii="Times New Roman" w:eastAsia="Times New Roman" w:hAnsi="Times New Roman" w:cs="Times New Roman"/>
-          <w:sz w:val="28"/>
-          <w:szCs w:val="28"/>
-          <w:lang w:eastAsia="ru-RU"/>
-        </w:rPr>
-      </w:pPr>
-      <w:r>
-        <w:rPr>
-          <w:rFonts w:ascii="Times New Roman" w:eastAsia="Times New Roman" w:hAnsi="Times New Roman" w:cs="Times New Roman"/>
-          <w:sz w:val="28"/>
-          <w:szCs w:val="28"/>
-          <w:lang w:eastAsia="ru-RU"/>
-        </w:rPr>
-        <w:t>1. Конституция Российской Федерации: принята всенародным голосование 12.12.1993 г.</w:t>
-      </w:r>
-    </w:p>
-    <w:p>
-      <w:pPr>
-        <w:ind w:firstLine="708"/>
-        <w:rPr>
-          <w:rFonts w:ascii="Times New Roman" w:eastAsia="Times New Roman" w:hAnsi="Times New Roman" w:cs="Times New Roman"/>
-          <w:sz w:val="28"/>
-          <w:szCs w:val="28"/>
-          <w:lang w:eastAsia="ru-RU"/>
-        </w:rPr>
-      </w:pPr>
-      <w:r>
-        <w:rPr>
-          <w:rFonts w:ascii="Times New Roman" w:eastAsia="Times New Roman" w:hAnsi="Times New Roman" w:cs="Times New Roman"/>
-          <w:sz w:val="28"/>
-          <w:szCs w:val="28"/>
-          <w:lang w:eastAsia="ru-RU"/>
-        </w:rPr>
         <w:t>(ред. от 21.07.2014) // Российская газета. – 1993. – 25 дек.; Собрание законодательства РФ. –</w:t>
       </w:r>
     </w:p>
@@ -8592,6 +8575,25 @@
           <w:lang w:eastAsia="ru-RU"/>
         </w:rPr>
         <w:t>Хабаровск, 2004. – 307 с</w:t>
+      </w:r>
+    </w:p>
+    <w:p>
+      <w:pPr>
+        <w:rPr>
+          <w:rFonts w:ascii="Times New Roman" w:eastAsia="Times New Roman" w:hAnsi="Times New Roman" w:cs="Times New Roman"/>
+          <w:b/>
+          <w:bCs/>
+          <w:color w:val="000000"/>
+          <w:sz w:val="32"/>
+          <w:szCs w:val="32"/>
+          <w:lang w:eastAsia="ru-RU"/>
+        </w:rPr>
+      </w:pPr>
+      <w:r>
+        <w:rPr>
+          <w:lang w:eastAsia="ru-RU"/>
+        </w:rPr>
+        <w:br w:type="page"/>
       </w:r>
     </w:p>
     <w:p>
@@ -8656,17 +8658,15 @@
         </w:rPr>
         <w:t>Список должен содержать перечень всех источников, использованных при выполнении</w:t>
       </w:r>
-    </w:p>
-    <w:p>
-      <w:pPr>
-        <w:ind w:firstLine="708"/>
-        <w:rPr>
-          <w:rFonts w:ascii="Times New Roman" w:eastAsia="Times New Roman" w:hAnsi="Times New Roman" w:cs="Times New Roman"/>
-          <w:sz w:val="28"/>
-          <w:szCs w:val="28"/>
-          <w:lang w:eastAsia="ru-RU"/>
-        </w:rPr>
-      </w:pPr>
+      <w:r>
+        <w:rPr>
+          <w:rFonts w:ascii="Times New Roman" w:eastAsia="Times New Roman" w:hAnsi="Times New Roman" w:cs="Times New Roman"/>
+          <w:sz w:val="28"/>
+          <w:szCs w:val="28"/>
+          <w:lang w:eastAsia="ru-RU"/>
+        </w:rPr>
+        <w:t xml:space="preserve"> </w:t>
+      </w:r>
       <w:r>
         <w:rPr>
           <w:rFonts w:ascii="Times New Roman" w:eastAsia="Times New Roman" w:hAnsi="Times New Roman" w:cs="Times New Roman"/>
@@ -9684,23 +9684,41 @@
         </w:rPr>
         <w:t>П</w:t>
       </w:r>
-      <w:r>
-        <w:rPr>
-          <w:lang w:eastAsia="ru-RU"/>
-        </w:rPr>
-        <w:br/>
-      </w:r>
-      <w:r>
-        <w:rPr>
-          <w:lang w:eastAsia="ru-RU"/>
-        </w:rPr>
-        <w:t>(рекомендуемое)</w:t>
-      </w:r>
-      <w:r>
-        <w:rPr>
-          <w:lang w:eastAsia="ru-RU"/>
-        </w:rPr>
-        <w:br/>
+    </w:p>
+    <w:p>
+      <w:pPr>
+        <w:pStyle w:val="1"/>
+        <w:jc w:val="center"/>
+        <w:rPr>
+          <w:lang w:val="en-US" w:eastAsia="ru-RU"/>
+        </w:rPr>
+      </w:pPr>
+      <w:r>
+        <w:rPr>
+          <w:lang w:eastAsia="ru-RU"/>
+        </w:rPr>
+        <w:t>(рекомендуемое</w:t>
+      </w:r>
+      <w:r>
+        <w:rPr>
+          <w:lang w:val="en-US" w:eastAsia="ru-RU"/>
+        </w:rPr>
+        <w:t>)</w:t>
+      </w:r>
+    </w:p>
+    <w:p>
+      <w:pPr>
+        <w:pStyle w:val="1"/>
+        <w:jc w:val="center"/>
+        <w:rPr>
+          <w:lang w:eastAsia="ru-RU"/>
+        </w:rPr>
+      </w:pPr>
+      <w:r>
+        <w:rPr>
+          <w:lang w:eastAsia="ru-RU"/>
+        </w:rPr>
+        <w:t>Пример оформл</w:t>
       </w:r>
       <w:bookmarkStart w:id="13" w:name="_GoBack"/>
       <w:bookmarkEnd w:id="13"/>
@@ -9708,7 +9726,7 @@
         <w:rPr>
           <w:lang w:eastAsia="ru-RU"/>
         </w:rPr>
-        <w:t xml:space="preserve">Правило оформления </w:t>
+        <w:t xml:space="preserve">ения </w:t>
       </w:r>
       <w:proofErr w:type="spellStart"/>
       <w:r>
@@ -9718,12 +9736,6 @@
         <w:t>титульника</w:t>
       </w:r>
       <w:proofErr w:type="spellEnd"/>
-      <w:r>
-        <w:rPr>
-          <w:lang w:eastAsia="ru-RU"/>
-        </w:rPr>
-        <w:t>.</w:t>
-      </w:r>
     </w:p>
     <w:sectPr>
       <w:type w:val="continuous"/>
@@ -12239,7 +12251,7 @@
 </file>
 
 <file path=customXml/itemProps1.xml><?xml version="1.0" encoding="utf-8"?>
-<ds:datastoreItem xmlns:ds="http://schemas.openxmlformats.org/officeDocument/2006/customXml" ds:itemID="{52B82F3D-11D7-428E-8286-5534810CA589}">
+<ds:datastoreItem xmlns:ds="http://schemas.openxmlformats.org/officeDocument/2006/customXml" ds:itemID="{227D68FD-CD1C-41CD-8C2A-665B9E6B00FA}">
   <ds:schemaRefs>
     <ds:schemaRef ds:uri="http://schemas.openxmlformats.org/officeDocument/2006/bibliography"/>
   </ds:schemaRefs>

--- a/gost_validator/test.docx
+++ b/gost_validator/test.docx
@@ -1852,55 +1852,93 @@
               <w:color w:val="auto"/>
             </w:rPr>
           </w:pPr>
-          <w:hyperlink w:anchor="_Toc226001021" w:history="1">
-            <w:r>
-              <w:rPr>
-                <w:rStyle w:val="a3"/>
-              </w:rPr>
-              <w:t>Приложение А (рекомендуемое) Пример оформления Содержание</w:t>
-            </w:r>
-            <w:r>
-              <w:rPr>
-                <w:webHidden/>
-              </w:rPr>
-              <w:tab/>
-            </w:r>
-            <w:r>
-              <w:rPr>
-                <w:webHidden/>
-              </w:rPr>
-              <w:fldChar w:fldCharType="begin"/>
-            </w:r>
-            <w:r>
-              <w:rPr>
-                <w:webHidden/>
-              </w:rPr>
-              <w:instrText xml:space="preserve"> PAGEREF _Toc226001021 \h </w:instrText>
-            </w:r>
-            <w:r>
-              <w:rPr>
-                <w:webHidden/>
-              </w:rPr>
-            </w:r>
-            <w:r>
-              <w:rPr>
-                <w:webHidden/>
-              </w:rPr>
-              <w:fldChar w:fldCharType="separate"/>
-            </w:r>
-            <w:r>
-              <w:rPr>
-                <w:webHidden/>
-              </w:rPr>
-              <w:t>14</w:t>
-            </w:r>
-            <w:r>
-              <w:rPr>
-                <w:webHidden/>
-              </w:rPr>
-              <w:fldChar w:fldCharType="end"/>
-            </w:r>
-          </w:hyperlink>
+          <w:r>
+            <w:rPr>
+              <w:rStyle w:val="a3"/>
+            </w:rPr>
+            <w:fldChar w:fldCharType="begin"/>
+          </w:r>
+          <w:r>
+            <w:rPr>
+              <w:rStyle w:val="a3"/>
+            </w:rPr>
+            <w:instrText xml:space="preserve"> </w:instrText>
+          </w:r>
+          <w:r>
+            <w:instrText>HYPERLINK \l "_Toc226001021"</w:instrText>
+          </w:r>
+          <w:r>
+            <w:rPr>
+              <w:rStyle w:val="a3"/>
+            </w:rPr>
+            <w:instrText xml:space="preserve"> </w:instrText>
+          </w:r>
+          <w:r>
+            <w:rPr>
+              <w:rStyle w:val="a3"/>
+            </w:rPr>
+          </w:r>
+          <w:r>
+            <w:rPr>
+              <w:rStyle w:val="a3"/>
+            </w:rPr>
+            <w:fldChar w:fldCharType="separate"/>
+          </w:r>
+          <w:r>
+            <w:rPr>
+              <w:rStyle w:val="a3"/>
+            </w:rPr>
+            <w:t>Приложение А (рекомендуемое) Пример оформления Содержание</w:t>
+          </w:r>
+          <w:bookmarkStart w:id="4" w:name="_GoBack"/>
+          <w:bookmarkEnd w:id="4"/>
+          <w:r>
+            <w:rPr>
+              <w:webHidden/>
+            </w:rPr>
+            <w:tab/>
+          </w:r>
+          <w:r>
+            <w:rPr>
+              <w:webHidden/>
+            </w:rPr>
+            <w:fldChar w:fldCharType="begin"/>
+          </w:r>
+          <w:r>
+            <w:rPr>
+              <w:webHidden/>
+            </w:rPr>
+            <w:instrText xml:space="preserve"> PAGEREF _Toc226001021 \h </w:instrText>
+          </w:r>
+          <w:r>
+            <w:rPr>
+              <w:webHidden/>
+            </w:rPr>
+          </w:r>
+          <w:r>
+            <w:rPr>
+              <w:webHidden/>
+            </w:rPr>
+            <w:fldChar w:fldCharType="separate"/>
+          </w:r>
+          <w:r>
+            <w:rPr>
+              <w:webHidden/>
+            </w:rPr>
+            <w:t>14</w:t>
+          </w:r>
+          <w:r>
+            <w:rPr>
+              <w:webHidden/>
+            </w:rPr>
+            <w:fldChar w:fldCharType="end"/>
+          </w:r>
+          <w:r>
+            <w:rPr>
+              <w:rStyle w:val="a3"/>
+            </w:rPr>
+            <w:fldChar w:fldCharType="end"/>
+          </w:r>
         </w:p>
         <w:p>
           <w:pPr>
@@ -2037,13 +2075,13 @@
         <w:pStyle w:val="1"/>
         <w:jc w:val="center"/>
       </w:pPr>
-      <w:bookmarkStart w:id="4" w:name="_Toc225826206"/>
-      <w:bookmarkStart w:id="5" w:name="_Toc226001016"/>
+      <w:bookmarkStart w:id="5" w:name="_Toc225826206"/>
+      <w:bookmarkStart w:id="6" w:name="_Toc226001016"/>
       <w:r>
         <w:t>ТЕРМИНЫ И ОПРЕДЕЛЕНИЯ</w:t>
       </w:r>
-      <w:bookmarkEnd w:id="4"/>
       <w:bookmarkEnd w:id="5"/>
+      <w:bookmarkEnd w:id="6"/>
     </w:p>
     <w:p>
       <w:pPr>
@@ -3002,12 +3040,12 @@
         </w:rPr>
         <w:br w:type="page"/>
       </w:r>
-      <w:bookmarkStart w:id="6" w:name="_Toc226001017"/>
+      <w:bookmarkStart w:id="7" w:name="_Toc226001017"/>
       <w:r>
         <w:lastRenderedPageBreak/>
         <w:t>ПЕРЕЧЕНЬ СОКРАЩЕНИЙ И ОБОЗНАЧЕНИЙ</w:t>
       </w:r>
-      <w:bookmarkEnd w:id="6"/>
+      <w:bookmarkEnd w:id="7"/>
     </w:p>
     <w:p>
       <w:pPr>
@@ -4769,12 +4807,12 @@
         <w:pStyle w:val="1"/>
         <w:jc w:val="center"/>
       </w:pPr>
-      <w:bookmarkStart w:id="7" w:name="_Toc226001018"/>
+      <w:bookmarkStart w:id="8" w:name="_Toc226001018"/>
       <w:r>
         <w:lastRenderedPageBreak/>
         <w:t>ВВЕДЕНИЕ</w:t>
       </w:r>
-      <w:bookmarkEnd w:id="7"/>
+      <w:bookmarkEnd w:id="8"/>
     </w:p>
     <w:p>
       <w:pPr>
@@ -6311,8 +6349,8 @@
           <w:lang w:eastAsia="ru-RU"/>
         </w:rPr>
       </w:pPr>
-      <w:bookmarkStart w:id="8" w:name="_uy7y8jfha1b7" w:colFirst="0" w:colLast="0"/>
-      <w:bookmarkEnd w:id="8"/>
+      <w:bookmarkStart w:id="9" w:name="_uy7y8jfha1b7" w:colFirst="0" w:colLast="0"/>
+      <w:bookmarkEnd w:id="9"/>
     </w:p>
     <w:p>
       <w:pPr>
@@ -6340,12 +6378,12 @@
         <w:pStyle w:val="1"/>
         <w:jc w:val="center"/>
       </w:pPr>
-      <w:bookmarkStart w:id="9" w:name="_Toc226001019"/>
+      <w:bookmarkStart w:id="10" w:name="_Toc226001019"/>
       <w:r>
         <w:lastRenderedPageBreak/>
         <w:t>ЗАКЛЮЧЕНИЕ</w:t>
       </w:r>
-      <w:bookmarkEnd w:id="9"/>
+      <w:bookmarkEnd w:id="10"/>
     </w:p>
     <w:p>
       <w:pPr>
@@ -6429,7 +6467,7 @@
         <w:pStyle w:val="1"/>
         <w:jc w:val="center"/>
       </w:pPr>
-      <w:bookmarkStart w:id="10" w:name="_Toc226001020"/>
+      <w:bookmarkStart w:id="11" w:name="_Toc226001020"/>
       <w:r>
         <w:t>СПИСОК</w:t>
       </w:r>
@@ -6445,7 +6483,7 @@
       <w:r>
         <w:t>ИСТОЧНИКОВ</w:t>
       </w:r>
-      <w:bookmarkEnd w:id="10"/>
+      <w:bookmarkEnd w:id="11"/>
     </w:p>
     <w:p>
       <w:pPr>
@@ -7170,11 +7208,11 @@
         <w:pStyle w:val="1"/>
         <w:jc w:val="center"/>
       </w:pPr>
-      <w:bookmarkStart w:id="11" w:name="_Toc226001021"/>
+      <w:bookmarkStart w:id="12" w:name="_Toc226001021"/>
       <w:r>
         <w:t xml:space="preserve">Приложение </w:t>
       </w:r>
-      <w:bookmarkEnd w:id="11"/>
+      <w:bookmarkEnd w:id="12"/>
       <w:r>
         <w:t>А</w:t>
       </w:r>
@@ -7515,7 +7553,7 @@
           <w:lang w:eastAsia="ru-RU"/>
         </w:rPr>
       </w:pPr>
-      <w:bookmarkStart w:id="12" w:name="_Toc226001022"/>
+      <w:bookmarkStart w:id="13" w:name="_Toc226001022"/>
       <w:r>
         <w:rPr>
           <w:lang w:eastAsia="ru-RU"/>
@@ -7544,7 +7582,7 @@
         </w:rPr>
         <w:t xml:space="preserve">ожение </w:t>
       </w:r>
-      <w:bookmarkEnd w:id="12"/>
+      <w:bookmarkEnd w:id="13"/>
       <w:r>
         <w:rPr>
           <w:lang w:eastAsia="ru-RU"/>
@@ -9718,15 +9756,7 @@
         <w:rPr>
           <w:lang w:eastAsia="ru-RU"/>
         </w:rPr>
-        <w:t>Пример оформл</w:t>
-      </w:r>
-      <w:bookmarkStart w:id="13" w:name="_GoBack"/>
-      <w:bookmarkEnd w:id="13"/>
-      <w:r>
-        <w:rPr>
-          <w:lang w:eastAsia="ru-RU"/>
-        </w:rPr>
-        <w:t xml:space="preserve">ения </w:t>
+        <w:t xml:space="preserve">Пример оформления </w:t>
       </w:r>
       <w:proofErr w:type="spellStart"/>
       <w:r>
@@ -9736,6 +9766,12 @@
         <w:t>титульника</w:t>
       </w:r>
       <w:proofErr w:type="spellEnd"/>
+      <w:r>
+        <w:rPr>
+          <w:lang w:eastAsia="ru-RU"/>
+        </w:rPr>
+        <w:t>.</w:t>
+      </w:r>
     </w:p>
     <w:sectPr>
       <w:type w:val="continuous"/>
@@ -12251,7 +12287,7 @@
 </file>
 
 <file path=customXml/itemProps1.xml><?xml version="1.0" encoding="utf-8"?>
-<ds:datastoreItem xmlns:ds="http://schemas.openxmlformats.org/officeDocument/2006/customXml" ds:itemID="{227D68FD-CD1C-41CD-8C2A-665B9E6B00FA}">
+<ds:datastoreItem xmlns:ds="http://schemas.openxmlformats.org/officeDocument/2006/customXml" ds:itemID="{CB593BA5-278B-45D4-B4CF-D46F48631C83}">
   <ds:schemaRefs>
     <ds:schemaRef ds:uri="http://schemas.openxmlformats.org/officeDocument/2006/bibliography"/>
   </ds:schemaRefs>

--- a/gost_validator/test.docx
+++ b/gost_validator/test.docx
@@ -4,6 +4,8 @@
   <w:body>
     <w:p>
       <w:pPr>
+        <w:spacing w:line="360" w:lineRule="auto"/>
+        <w:ind w:firstLine="709"/>
         <w:jc w:val="center"/>
       </w:pPr>
       <w:r>
@@ -12,6 +14,8 @@
     </w:p>
     <w:p>
       <w:pPr>
+        <w:spacing w:line="360" w:lineRule="auto"/>
+        <w:ind w:firstLine="709"/>
         <w:jc w:val="center"/>
       </w:pPr>
       <w:r>
@@ -20,6 +24,8 @@
     </w:p>
     <w:p>
       <w:pPr>
+        <w:spacing w:line="360" w:lineRule="auto"/>
+        <w:ind w:firstLine="709"/>
         <w:jc w:val="center"/>
       </w:pPr>
       <w:r>
@@ -28,6 +34,8 @@
     </w:p>
     <w:p>
       <w:pPr>
+        <w:spacing w:line="360" w:lineRule="auto"/>
+        <w:ind w:firstLine="709"/>
         <w:jc w:val="center"/>
       </w:pPr>
       <w:r>
@@ -36,6 +44,8 @@
     </w:p>
     <w:p>
       <w:pPr>
+        <w:spacing w:line="360" w:lineRule="auto"/>
+        <w:ind w:firstLine="709"/>
         <w:jc w:val="center"/>
       </w:pPr>
       <w:r>
@@ -44,6 +54,8 @@
     </w:p>
     <w:p>
       <w:pPr>
+        <w:spacing w:line="360" w:lineRule="auto"/>
+        <w:ind w:firstLine="709"/>
         <w:jc w:val="center"/>
       </w:pPr>
       <w:r>
@@ -51,21 +63,37 @@
       </w:r>
     </w:p>
     <w:p>
+      <w:pPr>
+        <w:spacing w:line="360" w:lineRule="auto"/>
+        <w:ind w:firstLine="709"/>
+      </w:pPr>
       <w:r>
         <w:t>УДК 681.784.43-026.26(047.31)</w:t>
       </w:r>
     </w:p>
     <w:p>
+      <w:pPr>
+        <w:spacing w:line="360" w:lineRule="auto"/>
+        <w:ind w:firstLine="709"/>
+      </w:pPr>
       <w:r>
         <w:t>Рег. N НИОКТР 115123110194</w:t>
       </w:r>
     </w:p>
     <w:p>
+      <w:pPr>
+        <w:spacing w:line="360" w:lineRule="auto"/>
+        <w:ind w:firstLine="709"/>
+      </w:pPr>
       <w:r>
         <w:t>Рег. N ИКРБС</w:t>
       </w:r>
     </w:p>
     <w:p>
+      <w:pPr>
+        <w:spacing w:line="360" w:lineRule="auto"/>
+        <w:ind w:firstLine="709"/>
+      </w:pPr>
       <w:r>
         <w:t xml:space="preserve">СОГЛАСОВАНО </w:t>
       </w:r>
@@ -104,6 +132,10 @@
       </w:r>
     </w:p>
     <w:p>
+      <w:pPr>
+        <w:spacing w:line="360" w:lineRule="auto"/>
+        <w:ind w:firstLine="709"/>
+      </w:pPr>
       <w:r>
         <w:t xml:space="preserve">Генеральный директор </w:t>
       </w:r>
@@ -133,6 +165,10 @@
       </w:r>
     </w:p>
     <w:p>
+      <w:pPr>
+        <w:spacing w:line="360" w:lineRule="auto"/>
+        <w:ind w:firstLine="709"/>
+      </w:pPr>
       <w:r>
         <w:t>ООО "ЦУПЛ"</w:t>
       </w:r>
@@ -168,6 +204,10 @@
       </w:r>
     </w:p>
     <w:p>
+      <w:pPr>
+        <w:spacing w:line="360" w:lineRule="auto"/>
+        <w:ind w:firstLine="709"/>
+      </w:pPr>
       <w:r>
         <w:t xml:space="preserve">_________ С.В. </w:t>
       </w:r>
@@ -205,6 +245,10 @@
       </w:r>
     </w:p>
     <w:p>
+      <w:pPr>
+        <w:spacing w:line="360" w:lineRule="auto"/>
+        <w:ind w:firstLine="709"/>
+      </w:pPr>
       <w:r>
         <w:t>"__" __________ 2016 г.</w:t>
       </w:r>
@@ -235,6 +279,8 @@
     </w:p>
     <w:p>
       <w:pPr>
+        <w:spacing w:line="360" w:lineRule="auto"/>
+        <w:ind w:firstLine="709"/>
         <w:jc w:val="center"/>
       </w:pPr>
       <w:r>
@@ -243,6 +289,8 @@
     </w:p>
     <w:p>
       <w:pPr>
+        <w:spacing w:line="360" w:lineRule="auto"/>
+        <w:ind w:firstLine="709"/>
         <w:jc w:val="center"/>
       </w:pPr>
       <w:r>
@@ -260,6 +308,8 @@
     </w:p>
     <w:p>
       <w:pPr>
+        <w:spacing w:line="360" w:lineRule="auto"/>
+        <w:ind w:firstLine="709"/>
         <w:jc w:val="center"/>
       </w:pPr>
       <w:r>
@@ -268,6 +318,8 @@
     </w:p>
     <w:p>
       <w:pPr>
+        <w:spacing w:line="360" w:lineRule="auto"/>
+        <w:ind w:firstLine="709"/>
         <w:jc w:val="center"/>
       </w:pPr>
       <w:r>
@@ -276,6 +328,8 @@
     </w:p>
     <w:p>
       <w:pPr>
+        <w:spacing w:line="360" w:lineRule="auto"/>
+        <w:ind w:firstLine="709"/>
         <w:jc w:val="center"/>
       </w:pPr>
       <w:r>
@@ -284,6 +338,8 @@
     </w:p>
     <w:p>
       <w:pPr>
+        <w:spacing w:line="360" w:lineRule="auto"/>
+        <w:ind w:firstLine="709"/>
         <w:jc w:val="center"/>
       </w:pPr>
       <w:r>
@@ -291,17 +347,27 @@
       </w:r>
     </w:p>
     <w:p>
+      <w:pPr>
+        <w:spacing w:line="360" w:lineRule="auto"/>
+        <w:ind w:firstLine="709"/>
+      </w:pPr>
       <w:r>
         <w:t>Руководитель НИР,</w:t>
       </w:r>
     </w:p>
     <w:p>
+      <w:pPr>
+        <w:spacing w:line="360" w:lineRule="auto"/>
+        <w:ind w:firstLine="709"/>
+      </w:pPr>
       <w:r>
         <w:t>генеральный директор ____________ Д.В. Зуб</w:t>
       </w:r>
     </w:p>
     <w:p>
       <w:pPr>
+        <w:spacing w:line="360" w:lineRule="auto"/>
+        <w:ind w:firstLine="709"/>
         <w:jc w:val="center"/>
       </w:pPr>
       <w:r>
@@ -312,13 +378,10 @@
       </w:r>
     </w:p>
     <w:p>
-      <w:r>
-        <w:br w:type="page"/>
-      </w:r>
-    </w:p>
-    <w:p>
       <w:pPr>
         <w:pStyle w:val="1"/>
+        <w:spacing w:line="360" w:lineRule="auto"/>
+        <w:ind w:firstLine="709"/>
         <w:jc w:val="center"/>
       </w:pPr>
       <w:bookmarkStart w:id="0" w:name="_Toc226001013"/>
@@ -330,6 +393,8 @@
     </w:p>
     <w:p>
       <w:pPr>
+        <w:spacing w:line="360" w:lineRule="auto"/>
+        <w:ind w:firstLine="709"/>
         <w:rPr>
           <w:sz w:val="24"/>
           <w:szCs w:val="24"/>
@@ -345,6 +410,8 @@
     </w:p>
     <w:p>
       <w:pPr>
+        <w:spacing w:line="360" w:lineRule="auto"/>
+        <w:ind w:firstLine="709"/>
         <w:rPr>
           <w:sz w:val="24"/>
           <w:szCs w:val="24"/>
@@ -407,7 +474,8 @@
     </w:p>
     <w:p>
       <w:pPr>
-        <w:ind w:left="4248" w:firstLine="708"/>
+        <w:spacing w:line="360" w:lineRule="auto"/>
+        <w:ind w:firstLine="709"/>
         <w:rPr>
           <w:sz w:val="24"/>
           <w:szCs w:val="24"/>
@@ -456,6 +524,8 @@
     </w:p>
     <w:p>
       <w:pPr>
+        <w:spacing w:line="360" w:lineRule="auto"/>
+        <w:ind w:firstLine="709"/>
         <w:rPr>
           <w:sz w:val="24"/>
           <w:szCs w:val="24"/>
@@ -471,6 +541,8 @@
     </w:p>
     <w:p>
       <w:pPr>
+        <w:spacing w:line="360" w:lineRule="auto"/>
+        <w:ind w:firstLine="709"/>
         <w:rPr>
           <w:sz w:val="24"/>
           <w:szCs w:val="24"/>
@@ -547,7 +619,8 @@
     </w:p>
     <w:p>
       <w:pPr>
-        <w:ind w:left="7080" w:hanging="2124"/>
+        <w:spacing w:line="360" w:lineRule="auto"/>
+        <w:ind w:firstLine="709"/>
         <w:rPr>
           <w:sz w:val="24"/>
           <w:szCs w:val="24"/>
@@ -587,6 +660,8 @@
     </w:p>
     <w:p>
       <w:pPr>
+        <w:spacing w:line="360" w:lineRule="auto"/>
+        <w:ind w:firstLine="709"/>
         <w:rPr>
           <w:sz w:val="24"/>
           <w:szCs w:val="24"/>
@@ -602,6 +677,8 @@
     </w:p>
     <w:p>
       <w:pPr>
+        <w:spacing w:line="360" w:lineRule="auto"/>
+        <w:ind w:firstLine="709"/>
         <w:rPr>
           <w:sz w:val="24"/>
           <w:szCs w:val="24"/>
@@ -655,7 +732,8 @@
     </w:p>
     <w:p>
       <w:pPr>
-        <w:ind w:left="4248" w:firstLine="708"/>
+        <w:spacing w:line="360" w:lineRule="auto"/>
+        <w:ind w:firstLine="709"/>
         <w:rPr>
           <w:sz w:val="24"/>
           <w:szCs w:val="24"/>
@@ -686,6 +764,8 @@
     </w:p>
     <w:p>
       <w:pPr>
+        <w:spacing w:line="360" w:lineRule="auto"/>
+        <w:ind w:firstLine="709"/>
         <w:rPr>
           <w:sz w:val="24"/>
           <w:szCs w:val="24"/>
@@ -755,7 +835,8 @@
     </w:p>
     <w:p>
       <w:pPr>
-        <w:ind w:left="4248" w:firstLine="708"/>
+        <w:spacing w:line="360" w:lineRule="auto"/>
+        <w:ind w:firstLine="709"/>
         <w:rPr>
           <w:sz w:val="24"/>
           <w:szCs w:val="24"/>
@@ -786,6 +867,8 @@
     </w:p>
     <w:p>
       <w:pPr>
+        <w:spacing w:line="360" w:lineRule="auto"/>
+        <w:ind w:firstLine="709"/>
         <w:rPr>
           <w:sz w:val="24"/>
           <w:szCs w:val="24"/>
@@ -871,7 +954,8 @@
     </w:p>
     <w:p>
       <w:pPr>
-        <w:ind w:left="4248" w:firstLine="708"/>
+        <w:spacing w:line="360" w:lineRule="auto"/>
+        <w:ind w:firstLine="709"/>
         <w:rPr>
           <w:sz w:val="24"/>
           <w:szCs w:val="24"/>
@@ -902,6 +986,8 @@
     </w:p>
     <w:p>
       <w:pPr>
+        <w:spacing w:line="360" w:lineRule="auto"/>
+        <w:ind w:firstLine="709"/>
         <w:rPr>
           <w:sz w:val="24"/>
           <w:szCs w:val="24"/>
@@ -987,7 +1073,8 @@
     </w:p>
     <w:p>
       <w:pPr>
-        <w:ind w:left="4248" w:firstLine="708"/>
+        <w:spacing w:line="360" w:lineRule="auto"/>
+        <w:ind w:firstLine="709"/>
         <w:rPr>
           <w:sz w:val="24"/>
           <w:szCs w:val="24"/>
@@ -1018,6 +1105,8 @@
     </w:p>
     <w:p>
       <w:pPr>
+        <w:spacing w:line="360" w:lineRule="auto"/>
+        <w:ind w:firstLine="709"/>
         <w:rPr>
           <w:sz w:val="24"/>
           <w:szCs w:val="24"/>
@@ -1069,7 +1158,8 @@
     </w:p>
     <w:p>
       <w:pPr>
-        <w:ind w:left="4248" w:firstLine="708"/>
+        <w:spacing w:line="360" w:lineRule="auto"/>
+        <w:ind w:firstLine="709"/>
         <w:rPr>
           <w:sz w:val="24"/>
           <w:szCs w:val="24"/>
@@ -1100,6 +1190,8 @@
     </w:p>
     <w:p>
       <w:pPr>
+        <w:spacing w:line="360" w:lineRule="auto"/>
+        <w:ind w:firstLine="709"/>
         <w:rPr>
           <w:sz w:val="24"/>
           <w:szCs w:val="24"/>
@@ -1160,7 +1252,8 @@
     </w:p>
     <w:p>
       <w:pPr>
-        <w:ind w:left="4248" w:firstLine="708"/>
+        <w:spacing w:line="360" w:lineRule="auto"/>
+        <w:ind w:firstLine="709"/>
         <w:rPr>
           <w:sz w:val="24"/>
           <w:szCs w:val="24"/>
@@ -1191,6 +1284,8 @@
     </w:p>
     <w:p>
       <w:pPr>
+        <w:spacing w:line="360" w:lineRule="auto"/>
+        <w:ind w:firstLine="709"/>
         <w:rPr>
           <w:sz w:val="24"/>
           <w:szCs w:val="24"/>
@@ -1202,6 +1297,7 @@
           <w:sz w:val="24"/>
           <w:szCs w:val="24"/>
         </w:rPr>
+        <w:lastRenderedPageBreak/>
         <w:t>Нормоконтроль</w:t>
       </w:r>
       <w:proofErr w:type="spellEnd"/>
@@ -1253,7 +1349,8 @@
     </w:p>
     <w:p>
       <w:pPr>
-        <w:ind w:left="4248" w:firstLine="708"/>
+        <w:spacing w:line="360" w:lineRule="auto"/>
+        <w:ind w:firstLine="709"/>
         <w:rPr>
           <w:sz w:val="24"/>
           <w:szCs w:val="24"/>
@@ -1268,6 +1365,17 @@
       </w:r>
     </w:p>
     <w:p>
+      <w:pPr>
+        <w:rPr>
+          <w:rFonts w:ascii="Times New Roman" w:eastAsia="Times New Roman" w:hAnsi="Times New Roman" w:cs="Times New Roman"/>
+          <w:b/>
+          <w:bCs/>
+          <w:color w:val="000000"/>
+          <w:sz w:val="32"/>
+          <w:szCs w:val="32"/>
+        </w:rPr>
+      </w:pPr>
+      <w:bookmarkStart w:id="1" w:name="_Toc226001014"/>
       <w:r>
         <w:br w:type="page"/>
       </w:r>
@@ -1275,9 +1383,10 @@
     <w:p>
       <w:pPr>
         <w:pStyle w:val="1"/>
+        <w:spacing w:line="360" w:lineRule="auto"/>
+        <w:ind w:firstLine="709"/>
         <w:jc w:val="center"/>
       </w:pPr>
-      <w:bookmarkStart w:id="1" w:name="_Toc226001014"/>
       <w:r>
         <w:lastRenderedPageBreak/>
         <w:t>РЕФЕРАТ</w:t>
@@ -1286,7 +1395,8 @@
     </w:p>
     <w:p>
       <w:pPr>
-        <w:ind w:firstLine="708"/>
+        <w:spacing w:line="360" w:lineRule="auto"/>
+        <w:ind w:firstLine="709"/>
         <w:rPr>
           <w:sz w:val="24"/>
           <w:szCs w:val="24"/>
@@ -1325,18 +1435,28 @@
     </w:p>
     <w:p>
       <w:pPr>
-        <w:ind w:firstLine="708"/>
-        <w:rPr>
-          <w:sz w:val="24"/>
-          <w:szCs w:val="24"/>
-        </w:rPr>
-      </w:pPr>
-      <w:r>
-        <w:rPr>
-          <w:sz w:val="24"/>
-          <w:szCs w:val="24"/>
-        </w:rPr>
-        <w:t>РАСХОДОМЕРНЫЕ УСТАНОВКИ, ПОРШНЕВЫЕ РАСХОДО</w:t>
+        <w:spacing w:line="360" w:lineRule="auto"/>
+        <w:ind w:firstLine="709"/>
+        <w:rPr>
+          <w:sz w:val="24"/>
+          <w:szCs w:val="24"/>
+        </w:rPr>
+      </w:pPr>
+      <w:r>
+        <w:rPr>
+          <w:sz w:val="24"/>
+          <w:szCs w:val="24"/>
+        </w:rPr>
+        <w:t>РАСХОДОМЕРНЫЕ УСТ</w:t>
+      </w:r>
+      <w:bookmarkStart w:id="2" w:name="_GoBack"/>
+      <w:bookmarkEnd w:id="2"/>
+      <w:r>
+        <w:rPr>
+          <w:sz w:val="24"/>
+          <w:szCs w:val="24"/>
+        </w:rPr>
+        <w:t>АНОВКИ, ПОРШНЕВЫЕ РАСХОДО</w:t>
       </w:r>
       <w:r>
         <w:rPr>
@@ -1348,7 +1468,8 @@
     </w:p>
     <w:p>
       <w:pPr>
-        <w:ind w:firstLine="708"/>
+        <w:spacing w:line="360" w:lineRule="auto"/>
+        <w:ind w:firstLine="709"/>
         <w:rPr>
           <w:sz w:val="24"/>
           <w:szCs w:val="24"/>
@@ -1385,7 +1506,8 @@
     </w:p>
     <w:p>
       <w:pPr>
-        <w:ind w:firstLine="708"/>
+        <w:spacing w:line="360" w:lineRule="auto"/>
+        <w:ind w:firstLine="709"/>
         <w:rPr>
           <w:sz w:val="24"/>
           <w:szCs w:val="24"/>
@@ -1408,7 +1530,8 @@
     </w:p>
     <w:p>
       <w:pPr>
-        <w:ind w:firstLine="708"/>
+        <w:spacing w:line="360" w:lineRule="auto"/>
+        <w:ind w:firstLine="709"/>
         <w:rPr>
           <w:sz w:val="24"/>
           <w:szCs w:val="24"/>
@@ -1424,7 +1547,8 @@
     </w:p>
     <w:p>
       <w:pPr>
-        <w:ind w:firstLine="708"/>
+        <w:spacing w:line="360" w:lineRule="auto"/>
+        <w:ind w:firstLine="709"/>
         <w:rPr>
           <w:sz w:val="24"/>
           <w:szCs w:val="24"/>
@@ -1440,7 +1564,8 @@
     </w:p>
     <w:p>
       <w:pPr>
-        <w:ind w:left="708"/>
+        <w:spacing w:line="360" w:lineRule="auto"/>
+        <w:ind w:firstLine="709"/>
         <w:rPr>
           <w:sz w:val="24"/>
           <w:szCs w:val="24"/>
@@ -1483,6 +1608,10 @@
       </w:r>
     </w:p>
     <w:p>
+      <w:pPr>
+        <w:spacing w:line="360" w:lineRule="auto"/>
+        <w:ind w:firstLine="709"/>
+      </w:pPr>
       <w:r>
         <w:br w:type="page"/>
       </w:r>
@@ -1490,19 +1619,21 @@
     <w:p>
       <w:pPr>
         <w:pStyle w:val="1"/>
+        <w:spacing w:line="360" w:lineRule="auto"/>
+        <w:ind w:firstLine="709"/>
         <w:jc w:val="center"/>
       </w:pPr>
-      <w:bookmarkStart w:id="2" w:name="_Toc195139112"/>
-      <w:bookmarkStart w:id="3" w:name="_Toc226001015"/>
+      <w:bookmarkStart w:id="3" w:name="_Toc195139112"/>
+      <w:bookmarkStart w:id="4" w:name="_Toc226001015"/>
       <w:r>
         <w:lastRenderedPageBreak/>
         <w:t>С</w:t>
       </w:r>
-      <w:bookmarkEnd w:id="2"/>
+      <w:bookmarkEnd w:id="3"/>
       <w:r>
         <w:t>ОДЕРЖАНИЕ</w:t>
       </w:r>
-      <w:bookmarkEnd w:id="3"/>
+      <w:bookmarkEnd w:id="4"/>
     </w:p>
     <w:sdt>
       <w:sdtPr>
@@ -1527,11 +1658,15 @@
         <w:p>
           <w:pPr>
             <w:pStyle w:val="af3"/>
+            <w:spacing w:line="360" w:lineRule="auto"/>
+            <w:ind w:firstLine="709"/>
           </w:pPr>
         </w:p>
         <w:p>
           <w:pPr>
             <w:pStyle w:val="11"/>
+            <w:spacing w:line="360" w:lineRule="auto"/>
+            <w:ind w:firstLine="709"/>
             <w:rPr>
               <w:rFonts w:asciiTheme="minorHAnsi" w:eastAsiaTheme="minorEastAsia" w:hAnsiTheme="minorHAnsi" w:cstheme="minorBidi"/>
               <w:color w:val="auto"/>
@@ -1565,6 +1700,8 @@
         <w:p>
           <w:pPr>
             <w:pStyle w:val="11"/>
+            <w:spacing w:line="360" w:lineRule="auto"/>
+            <w:ind w:firstLine="709"/>
             <w:rPr>
               <w:rFonts w:asciiTheme="minorHAnsi" w:eastAsiaTheme="minorEastAsia" w:hAnsiTheme="minorHAnsi" w:cstheme="minorBidi"/>
               <w:color w:val="auto"/>
@@ -1635,6 +1772,8 @@
         <w:p>
           <w:pPr>
             <w:pStyle w:val="11"/>
+            <w:spacing w:line="360" w:lineRule="auto"/>
+            <w:ind w:firstLine="709"/>
             <w:rPr>
               <w:rFonts w:asciiTheme="minorHAnsi" w:eastAsiaTheme="minorEastAsia" w:hAnsiTheme="minorHAnsi" w:cstheme="minorBidi"/>
               <w:color w:val="auto"/>
@@ -1693,6 +1832,8 @@
         <w:p>
           <w:pPr>
             <w:pStyle w:val="11"/>
+            <w:spacing w:line="360" w:lineRule="auto"/>
+            <w:ind w:firstLine="709"/>
             <w:rPr>
               <w:rFonts w:asciiTheme="minorHAnsi" w:eastAsiaTheme="minorEastAsia" w:hAnsiTheme="minorHAnsi" w:cstheme="minorBidi"/>
               <w:color w:val="auto"/>
@@ -1751,6 +1892,8 @@
         <w:p>
           <w:pPr>
             <w:pStyle w:val="11"/>
+            <w:spacing w:line="360" w:lineRule="auto"/>
+            <w:ind w:firstLine="709"/>
             <w:rPr>
               <w:rFonts w:asciiTheme="minorHAnsi" w:eastAsiaTheme="minorEastAsia" w:hAnsiTheme="minorHAnsi" w:cstheme="minorBidi"/>
               <w:color w:val="auto"/>
@@ -1775,6 +1918,8 @@
         <w:p>
           <w:pPr>
             <w:pStyle w:val="11"/>
+            <w:spacing w:line="360" w:lineRule="auto"/>
+            <w:ind w:firstLine="709"/>
             <w:rPr>
               <w:rFonts w:asciiTheme="minorHAnsi" w:eastAsiaTheme="minorEastAsia" w:hAnsiTheme="minorHAnsi" w:cstheme="minorBidi"/>
               <w:color w:val="auto"/>
@@ -1799,6 +1944,8 @@
         <w:p>
           <w:pPr>
             <w:pStyle w:val="11"/>
+            <w:spacing w:line="360" w:lineRule="auto"/>
+            <w:ind w:firstLine="709"/>
             <w:rPr>
               <w:rFonts w:asciiTheme="minorHAnsi" w:eastAsiaTheme="minorEastAsia" w:hAnsiTheme="minorHAnsi" w:cstheme="minorBidi"/>
               <w:color w:val="auto"/>
@@ -1823,6 +1970,8 @@
         <w:p>
           <w:pPr>
             <w:pStyle w:val="11"/>
+            <w:spacing w:line="360" w:lineRule="auto"/>
+            <w:ind w:firstLine="709"/>
             <w:rPr>
               <w:rFonts w:asciiTheme="minorHAnsi" w:eastAsiaTheme="minorEastAsia" w:hAnsiTheme="minorHAnsi" w:cstheme="minorBidi"/>
               <w:color w:val="auto"/>
@@ -1847,102 +1996,68 @@
         <w:p>
           <w:pPr>
             <w:pStyle w:val="11"/>
+            <w:spacing w:line="360" w:lineRule="auto"/>
+            <w:ind w:firstLine="709"/>
             <w:rPr>
               <w:rFonts w:asciiTheme="minorHAnsi" w:eastAsiaTheme="minorEastAsia" w:hAnsiTheme="minorHAnsi" w:cstheme="minorBidi"/>
               <w:color w:val="auto"/>
             </w:rPr>
           </w:pPr>
-          <w:r>
-            <w:rPr>
-              <w:rStyle w:val="a3"/>
-            </w:rPr>
-            <w:fldChar w:fldCharType="begin"/>
-          </w:r>
-          <w:r>
-            <w:rPr>
-              <w:rStyle w:val="a3"/>
-            </w:rPr>
-            <w:instrText xml:space="preserve"> </w:instrText>
-          </w:r>
-          <w:r>
-            <w:instrText>HYPERLINK \l "_Toc226001021"</w:instrText>
-          </w:r>
-          <w:r>
-            <w:rPr>
-              <w:rStyle w:val="a3"/>
-            </w:rPr>
-            <w:instrText xml:space="preserve"> </w:instrText>
-          </w:r>
-          <w:r>
-            <w:rPr>
-              <w:rStyle w:val="a3"/>
-            </w:rPr>
-          </w:r>
-          <w:r>
-            <w:rPr>
-              <w:rStyle w:val="a3"/>
-            </w:rPr>
-            <w:fldChar w:fldCharType="separate"/>
-          </w:r>
-          <w:r>
-            <w:rPr>
-              <w:rStyle w:val="a3"/>
-            </w:rPr>
-            <w:t>Приложение А (рекомендуемое) Пример оформления Содержание</w:t>
-          </w:r>
-          <w:bookmarkStart w:id="4" w:name="_GoBack"/>
-          <w:bookmarkEnd w:id="4"/>
-          <w:r>
-            <w:rPr>
-              <w:webHidden/>
-            </w:rPr>
-            <w:tab/>
-          </w:r>
-          <w:r>
-            <w:rPr>
-              <w:webHidden/>
-            </w:rPr>
-            <w:fldChar w:fldCharType="begin"/>
-          </w:r>
-          <w:r>
-            <w:rPr>
-              <w:webHidden/>
-            </w:rPr>
-            <w:instrText xml:space="preserve"> PAGEREF _Toc226001021 \h </w:instrText>
-          </w:r>
-          <w:r>
-            <w:rPr>
-              <w:webHidden/>
-            </w:rPr>
-          </w:r>
-          <w:r>
-            <w:rPr>
-              <w:webHidden/>
-            </w:rPr>
-            <w:fldChar w:fldCharType="separate"/>
-          </w:r>
-          <w:r>
-            <w:rPr>
-              <w:webHidden/>
-            </w:rPr>
-            <w:t>14</w:t>
-          </w:r>
-          <w:r>
-            <w:rPr>
-              <w:webHidden/>
-            </w:rPr>
-            <w:fldChar w:fldCharType="end"/>
-          </w:r>
-          <w:r>
-            <w:rPr>
-              <w:rStyle w:val="a3"/>
-            </w:rPr>
-            <w:fldChar w:fldCharType="end"/>
-          </w:r>
+          <w:hyperlink w:anchor="_Toc226001021" w:history="1">
+            <w:r>
+              <w:rPr>
+                <w:rStyle w:val="a3"/>
+              </w:rPr>
+              <w:t>Приложение А (рекомендуемое) Пример оформления Содержание</w:t>
+            </w:r>
+            <w:r>
+              <w:rPr>
+                <w:webHidden/>
+              </w:rPr>
+              <w:tab/>
+            </w:r>
+            <w:r>
+              <w:rPr>
+                <w:webHidden/>
+              </w:rPr>
+              <w:fldChar w:fldCharType="begin"/>
+            </w:r>
+            <w:r>
+              <w:rPr>
+                <w:webHidden/>
+              </w:rPr>
+              <w:instrText xml:space="preserve"> PAGEREF _Toc226001021 \h </w:instrText>
+            </w:r>
+            <w:r>
+              <w:rPr>
+                <w:webHidden/>
+              </w:rPr>
+            </w:r>
+            <w:r>
+              <w:rPr>
+                <w:webHidden/>
+              </w:rPr>
+              <w:fldChar w:fldCharType="separate"/>
+            </w:r>
+            <w:r>
+              <w:rPr>
+                <w:webHidden/>
+              </w:rPr>
+              <w:t>14</w:t>
+            </w:r>
+            <w:r>
+              <w:rPr>
+                <w:webHidden/>
+              </w:rPr>
+              <w:fldChar w:fldCharType="end"/>
+            </w:r>
+          </w:hyperlink>
         </w:p>
         <w:p>
           <w:pPr>
             <w:pStyle w:val="11"/>
+            <w:spacing w:line="360" w:lineRule="auto"/>
+            <w:ind w:firstLine="709"/>
             <w:rPr>
               <w:rStyle w:val="a3"/>
             </w:rPr>
@@ -2000,6 +2115,8 @@
         <w:p>
           <w:pPr>
             <w:pStyle w:val="11"/>
+            <w:spacing w:line="360" w:lineRule="auto"/>
+            <w:ind w:firstLine="709"/>
             <w:rPr>
               <w:rStyle w:val="a3"/>
               <w:color w:val="000000" w:themeColor="text1"/>
@@ -2033,6 +2150,10 @@
           </w:r>
         </w:p>
         <w:p>
+          <w:pPr>
+            <w:spacing w:line="360" w:lineRule="auto"/>
+            <w:ind w:firstLine="709"/>
+          </w:pPr>
           <w:r>
             <w:rPr>
               <w:b/>
@@ -2046,11 +2167,15 @@
     <w:p>
       <w:pPr>
         <w:pStyle w:val="1"/>
+        <w:spacing w:line="360" w:lineRule="auto"/>
+        <w:ind w:firstLine="709"/>
         <w:jc w:val="center"/>
       </w:pPr>
     </w:p>
     <w:p>
       <w:pPr>
+        <w:spacing w:line="360" w:lineRule="auto"/>
+        <w:ind w:firstLine="709"/>
         <w:rPr>
           <w:rFonts w:ascii="Times New Roman" w:eastAsia="Times New Roman" w:hAnsi="Times New Roman" w:cs="Times New Roman"/>
           <w:b/>
@@ -2067,12 +2192,16 @@
     <w:p>
       <w:pPr>
         <w:pStyle w:val="1"/>
+        <w:spacing w:line="360" w:lineRule="auto"/>
+        <w:ind w:firstLine="709"/>
         <w:jc w:val="center"/>
       </w:pPr>
     </w:p>
     <w:p>
       <w:pPr>
         <w:pStyle w:val="1"/>
+        <w:spacing w:line="360" w:lineRule="auto"/>
+        <w:ind w:firstLine="709"/>
         <w:jc w:val="center"/>
       </w:pPr>
       <w:bookmarkStart w:id="5" w:name="_Toc225826206"/>
@@ -2086,8 +2215,8 @@
     <w:p>
       <w:pPr>
         <w:pStyle w:val="12"/>
-        <w:spacing w:line="312" w:lineRule="auto"/>
-        <w:ind w:firstLine="700"/>
+        <w:spacing w:line="360" w:lineRule="auto"/>
+        <w:ind w:firstLine="709"/>
         <w:jc w:val="both"/>
         <w:rPr>
           <w:i/>
@@ -2116,7 +2245,7 @@
       <w:pPr>
         <w:pStyle w:val="12"/>
         <w:spacing w:line="360" w:lineRule="auto"/>
-        <w:ind w:right="-269"/>
+        <w:ind w:right="-269" w:firstLine="709"/>
         <w:jc w:val="both"/>
         <w:rPr>
           <w:i/>
@@ -2141,7 +2270,8 @@
       </w:tblPr>
       <w:tblGrid>
         <w:gridCol w:w="2850"/>
-        <w:gridCol w:w="7110"/>
+        <w:gridCol w:w="259"/>
+        <w:gridCol w:w="6851"/>
       </w:tblGrid>
       <w:tr>
         <w:tc>
@@ -2172,6 +2302,8 @@
                 <w:right w:val="nil"/>
                 <w:between w:val="nil"/>
               </w:pBdr>
+              <w:spacing w:line="360" w:lineRule="auto"/>
+              <w:ind w:firstLine="709"/>
               <w:rPr>
                 <w:i/>
                 <w:sz w:val="28"/>
@@ -2209,6 +2341,7 @@
         <w:tc>
           <w:tcPr>
             <w:tcW w:w="7110" w:type="dxa"/>
+            <w:gridSpan w:val="2"/>
             <w:tcBorders>
               <w:top w:val="single" w:sz="8" w:space="0" w:color="FFFFFF"/>
               <w:left w:val="single" w:sz="8" w:space="0" w:color="FFFFFF"/>
@@ -2227,6 +2360,7 @@
             <w:pPr>
               <w:pStyle w:val="12"/>
               <w:spacing w:line="360" w:lineRule="auto"/>
+              <w:ind w:firstLine="709"/>
               <w:jc w:val="both"/>
               <w:rPr>
                 <w:i/>
@@ -2274,6 +2408,8 @@
                 <w:right w:val="nil"/>
                 <w:between w:val="nil"/>
               </w:pBdr>
+              <w:spacing w:line="360" w:lineRule="auto"/>
+              <w:ind w:firstLine="709"/>
               <w:rPr>
                 <w:i/>
                 <w:sz w:val="28"/>
@@ -2295,6 +2431,7 @@
         <w:tc>
           <w:tcPr>
             <w:tcW w:w="7110" w:type="dxa"/>
+            <w:gridSpan w:val="2"/>
             <w:tcBorders>
               <w:top w:val="single" w:sz="8" w:space="0" w:color="FFFFFF"/>
               <w:left w:val="single" w:sz="8" w:space="0" w:color="FFFFFF"/>
@@ -2313,6 +2450,7 @@
             <w:pPr>
               <w:pStyle w:val="12"/>
               <w:spacing w:line="360" w:lineRule="auto"/>
+              <w:ind w:firstLine="709"/>
               <w:jc w:val="both"/>
               <w:rPr>
                 <w:i/>
@@ -2360,6 +2498,8 @@
                 <w:right w:val="nil"/>
                 <w:between w:val="nil"/>
               </w:pBdr>
+              <w:spacing w:line="360" w:lineRule="auto"/>
+              <w:ind w:firstLine="709"/>
               <w:rPr>
                 <w:i/>
                 <w:sz w:val="28"/>
@@ -2390,6 +2530,7 @@
         <w:tc>
           <w:tcPr>
             <w:tcW w:w="7110" w:type="dxa"/>
+            <w:gridSpan w:val="2"/>
             <w:tcBorders>
               <w:top w:val="single" w:sz="8" w:space="0" w:color="FFFFFF"/>
               <w:left w:val="single" w:sz="8" w:space="0" w:color="FFFFFF"/>
@@ -2408,6 +2549,7 @@
             <w:pPr>
               <w:pStyle w:val="12"/>
               <w:spacing w:line="360" w:lineRule="auto"/>
+              <w:ind w:firstLine="709"/>
               <w:jc w:val="both"/>
               <w:rPr>
                 <w:i/>
@@ -2473,6 +2615,8 @@
                 <w:right w:val="nil"/>
                 <w:between w:val="nil"/>
               </w:pBdr>
+              <w:spacing w:line="360" w:lineRule="auto"/>
+              <w:ind w:firstLine="709"/>
               <w:rPr>
                 <w:i/>
                 <w:sz w:val="28"/>
@@ -2502,6 +2646,7 @@
         <w:tc>
           <w:tcPr>
             <w:tcW w:w="7110" w:type="dxa"/>
+            <w:gridSpan w:val="2"/>
             <w:tcBorders>
               <w:top w:val="single" w:sz="8" w:space="0" w:color="FFFFFF"/>
               <w:left w:val="single" w:sz="8" w:space="0" w:color="FFFFFF"/>
@@ -2520,6 +2665,7 @@
             <w:pPr>
               <w:pStyle w:val="12"/>
               <w:spacing w:line="360" w:lineRule="auto"/>
+              <w:ind w:firstLine="709"/>
               <w:jc w:val="both"/>
               <w:rPr>
                 <w:i/>
@@ -2585,6 +2731,8 @@
                 <w:right w:val="nil"/>
                 <w:between w:val="nil"/>
               </w:pBdr>
+              <w:spacing w:line="360" w:lineRule="auto"/>
+              <w:ind w:firstLine="709"/>
               <w:rPr>
                 <w:i/>
                 <w:sz w:val="28"/>
@@ -2614,6 +2762,7 @@
         <w:tc>
           <w:tcPr>
             <w:tcW w:w="7110" w:type="dxa"/>
+            <w:gridSpan w:val="2"/>
             <w:tcBorders>
               <w:top w:val="single" w:sz="8" w:space="0" w:color="FFFFFF"/>
               <w:left w:val="single" w:sz="8" w:space="0" w:color="FFFFFF"/>
@@ -2632,6 +2781,7 @@
             <w:pPr>
               <w:pStyle w:val="12"/>
               <w:spacing w:line="360" w:lineRule="auto"/>
+              <w:ind w:firstLine="709"/>
               <w:rPr>
                 <w:i/>
                 <w:sz w:val="28"/>
@@ -2696,6 +2846,105 @@
                 <w:szCs w:val="28"/>
               </w:rPr>
               <w:t xml:space="preserve"> пользователя необходимых разрешений для выполнения определенной операции. Часто нужные разрешения группируются в роли, которые проверяет сервер при авторизации пользователя.</w:t>
+            </w:r>
+          </w:p>
+        </w:tc>
+      </w:tr>
+      <w:tr>
+        <w:tc>
+          <w:tcPr>
+            <w:tcW w:w="3109" w:type="dxa"/>
+            <w:gridSpan w:val="2"/>
+            <w:tcBorders>
+              <w:top w:val="single" w:sz="8" w:space="0" w:color="FFFFFF"/>
+              <w:left w:val="single" w:sz="8" w:space="0" w:color="FFFFFF"/>
+              <w:bottom w:val="single" w:sz="8" w:space="0" w:color="FFFFFF"/>
+              <w:right w:val="single" w:sz="8" w:space="0" w:color="FFFFFF"/>
+            </w:tcBorders>
+            <w:shd w:val="clear" w:color="auto" w:fill="auto"/>
+            <w:tcMar>
+              <w:top w:w="100" w:type="dxa"/>
+              <w:left w:w="100" w:type="dxa"/>
+              <w:bottom w:w="100" w:type="dxa"/>
+              <w:right w:w="100" w:type="dxa"/>
+            </w:tcMar>
+          </w:tcPr>
+          <w:p>
+            <w:pPr>
+              <w:pStyle w:val="12"/>
+              <w:widowControl w:val="0"/>
+              <w:pBdr>
+                <w:top w:val="nil"/>
+                <w:left w:val="nil"/>
+                <w:bottom w:val="nil"/>
+                <w:right w:val="nil"/>
+                <w:between w:val="nil"/>
+              </w:pBdr>
+              <w:spacing w:line="360" w:lineRule="auto"/>
+              <w:ind w:firstLine="709"/>
+              <w:rPr>
+                <w:i/>
+                <w:sz w:val="28"/>
+                <w:szCs w:val="28"/>
+              </w:rPr>
+            </w:pPr>
+            <w:proofErr w:type="spellStart"/>
+            <w:r>
+              <w:rPr>
+                <w:i/>
+                <w:sz w:val="28"/>
+                <w:szCs w:val="28"/>
+              </w:rPr>
+              <w:lastRenderedPageBreak/>
+              <w:t>Е</w:t>
+            </w:r>
+            <w:r>
+              <w:rPr>
+                <w:i/>
+                <w:sz w:val="28"/>
+                <w:szCs w:val="28"/>
+              </w:rPr>
+              <w:t>утентификация</w:t>
+            </w:r>
+            <w:proofErr w:type="spellEnd"/>
+          </w:p>
+        </w:tc>
+        <w:tc>
+          <w:tcPr>
+            <w:tcW w:w="6851" w:type="dxa"/>
+            <w:tcBorders>
+              <w:top w:val="single" w:sz="8" w:space="0" w:color="FFFFFF"/>
+              <w:left w:val="single" w:sz="8" w:space="0" w:color="FFFFFF"/>
+              <w:bottom w:val="single" w:sz="8" w:space="0" w:color="FFFFFF"/>
+              <w:right w:val="single" w:sz="8" w:space="0" w:color="FFFFFF"/>
+            </w:tcBorders>
+            <w:shd w:val="clear" w:color="auto" w:fill="auto"/>
+            <w:tcMar>
+              <w:top w:w="100" w:type="dxa"/>
+              <w:left w:w="100" w:type="dxa"/>
+              <w:bottom w:w="100" w:type="dxa"/>
+              <w:right w:w="100" w:type="dxa"/>
+            </w:tcMar>
+          </w:tcPr>
+          <w:p>
+            <w:pPr>
+              <w:pStyle w:val="12"/>
+              <w:spacing w:line="360" w:lineRule="auto"/>
+              <w:ind w:firstLine="709"/>
+              <w:jc w:val="both"/>
+              <w:rPr>
+                <w:i/>
+                <w:sz w:val="28"/>
+                <w:szCs w:val="28"/>
+              </w:rPr>
+            </w:pPr>
+            <w:r>
+              <w:rPr>
+                <w:i/>
+                <w:sz w:val="28"/>
+                <w:szCs w:val="28"/>
+              </w:rPr>
+              <w:t>– проверка личности пользователя в системе. В контексте серверных приложений – это проверка того, что пользователь существует и это действительно он.</w:t>
             </w:r>
           </w:p>
         </w:tc>
@@ -2729,36 +2978,49 @@
                 <w:right w:val="nil"/>
                 <w:between w:val="nil"/>
               </w:pBdr>
-              <w:rPr>
-                <w:i/>
+              <w:spacing w:line="360" w:lineRule="auto"/>
+              <w:ind w:firstLine="709"/>
+              <w:rPr>
                 <w:sz w:val="28"/>
                 <w:szCs w:val="28"/>
               </w:rPr>
             </w:pPr>
+            <w:r>
+              <w:rPr>
+                <w:sz w:val="28"/>
+                <w:szCs w:val="28"/>
+              </w:rPr>
+              <w:t>Ж</w:t>
+            </w:r>
+            <w:r>
+              <w:rPr>
+                <w:sz w:val="28"/>
+                <w:szCs w:val="28"/>
+              </w:rPr>
+              <w:t>учка (API-</w:t>
+            </w:r>
             <w:proofErr w:type="spellStart"/>
             <w:r>
               <w:rPr>
-                <w:i/>
-                <w:sz w:val="28"/>
-                <w:szCs w:val="28"/>
-              </w:rPr>
-              <w:lastRenderedPageBreak/>
-              <w:t>Е</w:t>
-            </w:r>
-            <w:r>
-              <w:rPr>
-                <w:i/>
-                <w:sz w:val="28"/>
-                <w:szCs w:val="28"/>
-              </w:rPr>
-              <w:t>утентификация</w:t>
+                <w:sz w:val="28"/>
+                <w:szCs w:val="28"/>
+              </w:rPr>
+              <w:t>эндпоинт</w:t>
             </w:r>
             <w:proofErr w:type="spellEnd"/>
+            <w:r>
+              <w:rPr>
+                <w:sz w:val="28"/>
+                <w:szCs w:val="28"/>
+              </w:rPr>
+              <w:t>)</w:t>
+            </w:r>
           </w:p>
         </w:tc>
         <w:tc>
           <w:tcPr>
             <w:tcW w:w="7110" w:type="dxa"/>
+            <w:gridSpan w:val="2"/>
             <w:tcBorders>
               <w:top w:val="single" w:sz="8" w:space="0" w:color="FFFFFF"/>
               <w:left w:val="single" w:sz="8" w:space="0" w:color="FFFFFF"/>
@@ -2777,20 +3039,47 @@
             <w:pPr>
               <w:pStyle w:val="12"/>
               <w:spacing w:line="360" w:lineRule="auto"/>
+              <w:ind w:firstLine="709"/>
               <w:jc w:val="both"/>
-              <w:rPr>
-                <w:i/>
-                <w:sz w:val="28"/>
-                <w:szCs w:val="28"/>
-              </w:rPr>
             </w:pPr>
             <w:r>
               <w:rPr>
-                <w:i/>
-                <w:sz w:val="28"/>
-                <w:szCs w:val="28"/>
-              </w:rPr>
-              <w:t>– проверка личности пользователя в системе. В контексте серверных приложений – это проверка того, что пользователь существует и это действительно он.</w:t>
+                <w:sz w:val="28"/>
+                <w:szCs w:val="28"/>
+              </w:rPr>
+              <w:t xml:space="preserve">– метод публичного интерфейса </w:t>
+            </w:r>
+            <w:proofErr w:type="spellStart"/>
+            <w:r>
+              <w:rPr>
+                <w:sz w:val="28"/>
+                <w:szCs w:val="28"/>
+              </w:rPr>
+              <w:t>бэкенд</w:t>
+            </w:r>
+            <w:proofErr w:type="spellEnd"/>
+            <w:r>
+              <w:rPr>
+                <w:sz w:val="28"/>
+                <w:szCs w:val="28"/>
+              </w:rPr>
+              <w:t>-приложения, который можно вызвать, отправив запрос по определенному URL-адресу. Произошло от слова “</w:t>
+            </w:r>
+            <w:proofErr w:type="spellStart"/>
+            <w:r>
+              <w:rPr>
+                <w:sz w:val="28"/>
+                <w:szCs w:val="28"/>
+              </w:rPr>
+              <w:t>handler</w:t>
+            </w:r>
+            <w:proofErr w:type="spellEnd"/>
+            <w:r>
+              <w:rPr>
+                <w:sz w:val="28"/>
+                <w:szCs w:val="28"/>
+              </w:rPr>
+              <w:t>”, которым обозначали такие обработчики.</w:t>
             </w:r>
           </w:p>
         </w:tc>
@@ -2824,46 +3113,35 @@
                 <w:right w:val="nil"/>
                 <w:between w:val="nil"/>
               </w:pBdr>
+              <w:spacing w:line="360" w:lineRule="auto"/>
+              <w:ind w:firstLine="709"/>
               <w:rPr>
                 <w:sz w:val="28"/>
                 <w:szCs w:val="28"/>
               </w:rPr>
             </w:pPr>
-            <w:r>
-              <w:rPr>
-                <w:sz w:val="28"/>
-                <w:szCs w:val="28"/>
-              </w:rPr>
-              <w:t>Ж</w:t>
-            </w:r>
-            <w:r>
-              <w:rPr>
-                <w:sz w:val="28"/>
-                <w:szCs w:val="28"/>
-              </w:rPr>
-              <w:t>учка (API-</w:t>
-            </w:r>
             <w:proofErr w:type="spellStart"/>
             <w:r>
               <w:rPr>
                 <w:sz w:val="28"/>
                 <w:szCs w:val="28"/>
               </w:rPr>
-              <w:t>эндпоинт</w:t>
+              <w:t>З</w:t>
+            </w:r>
+            <w:r>
+              <w:rPr>
+                <w:sz w:val="28"/>
+                <w:szCs w:val="28"/>
+              </w:rPr>
+              <w:t>азвертывание</w:t>
             </w:r>
             <w:proofErr w:type="spellEnd"/>
-            <w:r>
-              <w:rPr>
-                <w:sz w:val="28"/>
-                <w:szCs w:val="28"/>
-              </w:rPr>
-              <w:t>)</w:t>
-            </w:r>
           </w:p>
         </w:tc>
         <w:tc>
           <w:tcPr>
             <w:tcW w:w="7110" w:type="dxa"/>
+            <w:gridSpan w:val="2"/>
             <w:tcBorders>
               <w:top w:val="single" w:sz="8" w:space="0" w:color="FFFFFF"/>
               <w:left w:val="single" w:sz="8" w:space="0" w:color="FFFFFF"/>
@@ -2882,123 +3160,7 @@
             <w:pPr>
               <w:pStyle w:val="12"/>
               <w:spacing w:line="360" w:lineRule="auto"/>
-              <w:jc w:val="both"/>
-            </w:pPr>
-            <w:r>
-              <w:rPr>
-                <w:sz w:val="28"/>
-                <w:szCs w:val="28"/>
-              </w:rPr>
-              <w:t xml:space="preserve">– метод публичного интерфейса </w:t>
-            </w:r>
-            <w:proofErr w:type="spellStart"/>
-            <w:r>
-              <w:rPr>
-                <w:sz w:val="28"/>
-                <w:szCs w:val="28"/>
-              </w:rPr>
-              <w:t>бэкенд</w:t>
-            </w:r>
-            <w:proofErr w:type="spellEnd"/>
-            <w:r>
-              <w:rPr>
-                <w:sz w:val="28"/>
-                <w:szCs w:val="28"/>
-              </w:rPr>
-              <w:t>-приложения, который можно вызвать, отправив запрос по определенному URL-адресу. Произошло от слова “</w:t>
-            </w:r>
-            <w:proofErr w:type="spellStart"/>
-            <w:r>
-              <w:rPr>
-                <w:sz w:val="28"/>
-                <w:szCs w:val="28"/>
-              </w:rPr>
-              <w:t>handler</w:t>
-            </w:r>
-            <w:proofErr w:type="spellEnd"/>
-            <w:r>
-              <w:rPr>
-                <w:sz w:val="28"/>
-                <w:szCs w:val="28"/>
-              </w:rPr>
-              <w:t>”, которым обозначали такие обработчики.</w:t>
-            </w:r>
-          </w:p>
-        </w:tc>
-      </w:tr>
-      <w:tr>
-        <w:tc>
-          <w:tcPr>
-            <w:tcW w:w="2850" w:type="dxa"/>
-            <w:tcBorders>
-              <w:top w:val="single" w:sz="8" w:space="0" w:color="FFFFFF"/>
-              <w:left w:val="single" w:sz="8" w:space="0" w:color="FFFFFF"/>
-              <w:bottom w:val="single" w:sz="8" w:space="0" w:color="FFFFFF"/>
-              <w:right w:val="single" w:sz="8" w:space="0" w:color="FFFFFF"/>
-            </w:tcBorders>
-            <w:shd w:val="clear" w:color="auto" w:fill="auto"/>
-            <w:tcMar>
-              <w:top w:w="100" w:type="dxa"/>
-              <w:left w:w="100" w:type="dxa"/>
-              <w:bottom w:w="100" w:type="dxa"/>
-              <w:right w:w="100" w:type="dxa"/>
-            </w:tcMar>
-          </w:tcPr>
-          <w:p>
-            <w:pPr>
-              <w:pStyle w:val="12"/>
-              <w:widowControl w:val="0"/>
-              <w:pBdr>
-                <w:top w:val="nil"/>
-                <w:left w:val="nil"/>
-                <w:bottom w:val="nil"/>
-                <w:right w:val="nil"/>
-                <w:between w:val="nil"/>
-              </w:pBdr>
-              <w:rPr>
-                <w:sz w:val="28"/>
-                <w:szCs w:val="28"/>
-              </w:rPr>
-            </w:pPr>
-            <w:proofErr w:type="spellStart"/>
-            <w:r>
-              <w:rPr>
-                <w:sz w:val="28"/>
-                <w:szCs w:val="28"/>
-              </w:rPr>
-              <w:t>З</w:t>
-            </w:r>
-            <w:r>
-              <w:rPr>
-                <w:sz w:val="28"/>
-                <w:szCs w:val="28"/>
-              </w:rPr>
-              <w:t>азвертывание</w:t>
-            </w:r>
-            <w:proofErr w:type="spellEnd"/>
-          </w:p>
-        </w:tc>
-        <w:tc>
-          <w:tcPr>
-            <w:tcW w:w="7110" w:type="dxa"/>
-            <w:tcBorders>
-              <w:top w:val="single" w:sz="8" w:space="0" w:color="FFFFFF"/>
-              <w:left w:val="single" w:sz="8" w:space="0" w:color="FFFFFF"/>
-              <w:bottom w:val="single" w:sz="8" w:space="0" w:color="FFFFFF"/>
-              <w:right w:val="single" w:sz="8" w:space="0" w:color="FFFFFF"/>
-            </w:tcBorders>
-            <w:shd w:val="clear" w:color="auto" w:fill="auto"/>
-            <w:tcMar>
-              <w:top w:w="100" w:type="dxa"/>
-              <w:left w:w="100" w:type="dxa"/>
-              <w:bottom w:w="100" w:type="dxa"/>
-              <w:right w:w="100" w:type="dxa"/>
-            </w:tcMar>
-          </w:tcPr>
-          <w:p>
-            <w:pPr>
-              <w:pStyle w:val="12"/>
-              <w:spacing w:line="360" w:lineRule="auto"/>
+              <w:ind w:firstLine="709"/>
               <w:jc w:val="both"/>
               <w:rPr>
                 <w:sz w:val="28"/>
@@ -3020,7 +3182,7 @@
       <w:pPr>
         <w:pStyle w:val="12"/>
         <w:spacing w:line="360" w:lineRule="auto"/>
-        <w:ind w:right="-269"/>
+        <w:ind w:right="-269" w:firstLine="709"/>
         <w:jc w:val="both"/>
         <w:rPr>
           <w:sz w:val="28"/>
@@ -3031,6 +3193,8 @@
     <w:p>
       <w:pPr>
         <w:pStyle w:val="1"/>
+        <w:spacing w:line="360" w:lineRule="auto"/>
+        <w:ind w:firstLine="709"/>
         <w:jc w:val="center"/>
       </w:pPr>
       <w:r>
@@ -3051,7 +3215,7 @@
       <w:pPr>
         <w:pStyle w:val="12"/>
         <w:spacing w:line="360" w:lineRule="auto"/>
-        <w:ind w:right="-269" w:firstLine="720"/>
+        <w:ind w:right="-269" w:firstLine="709"/>
         <w:jc w:val="both"/>
         <w:rPr>
           <w:sz w:val="28"/>
@@ -3119,6 +3283,8 @@
                 <w:right w:val="nil"/>
                 <w:between w:val="nil"/>
               </w:pBdr>
+              <w:spacing w:line="360" w:lineRule="auto"/>
+              <w:ind w:firstLine="709"/>
               <w:rPr>
                 <w:sz w:val="28"/>
                 <w:szCs w:val="28"/>
@@ -3154,6 +3320,7 @@
             <w:pPr>
               <w:pStyle w:val="12"/>
               <w:spacing w:line="360" w:lineRule="auto"/>
+              <w:ind w:firstLine="709"/>
               <w:jc w:val="both"/>
               <w:rPr>
                 <w:sz w:val="28"/>
@@ -3247,6 +3414,8 @@
                 <w:right w:val="nil"/>
                 <w:between w:val="nil"/>
               </w:pBdr>
+              <w:spacing w:line="360" w:lineRule="auto"/>
+              <w:ind w:firstLine="709"/>
               <w:rPr>
                 <w:sz w:val="28"/>
                 <w:szCs w:val="28"/>
@@ -3289,6 +3458,8 @@
                 <w:right w:val="nil"/>
                 <w:between w:val="nil"/>
               </w:pBdr>
+              <w:spacing w:line="360" w:lineRule="auto"/>
+              <w:ind w:firstLine="709"/>
               <w:rPr>
                 <w:sz w:val="28"/>
                 <w:szCs w:val="28"/>
@@ -3374,6 +3545,8 @@
                 <w:right w:val="nil"/>
                 <w:between w:val="nil"/>
               </w:pBdr>
+              <w:spacing w:line="360" w:lineRule="auto"/>
+              <w:ind w:firstLine="709"/>
               <w:rPr>
                 <w:sz w:val="28"/>
                 <w:szCs w:val="28"/>
@@ -3409,6 +3582,7 @@
             <w:pPr>
               <w:pStyle w:val="12"/>
               <w:spacing w:line="360" w:lineRule="auto"/>
+              <w:ind w:firstLine="709"/>
               <w:jc w:val="both"/>
               <w:rPr>
                 <w:sz w:val="28"/>
@@ -3454,6 +3628,8 @@
                 <w:right w:val="nil"/>
                 <w:between w:val="nil"/>
               </w:pBdr>
+              <w:spacing w:line="360" w:lineRule="auto"/>
+              <w:ind w:firstLine="709"/>
               <w:rPr>
                 <w:sz w:val="28"/>
                 <w:szCs w:val="28"/>
@@ -3489,6 +3665,7 @@
             <w:pPr>
               <w:pStyle w:val="12"/>
               <w:spacing w:line="360" w:lineRule="auto"/>
+              <w:ind w:firstLine="709"/>
               <w:jc w:val="both"/>
               <w:rPr>
                 <w:sz w:val="28"/>
@@ -3534,6 +3711,8 @@
                 <w:right w:val="nil"/>
                 <w:between w:val="nil"/>
               </w:pBdr>
+              <w:spacing w:line="360" w:lineRule="auto"/>
+              <w:ind w:firstLine="709"/>
               <w:rPr>
                 <w:sz w:val="28"/>
                 <w:szCs w:val="28"/>
@@ -3569,6 +3748,7 @@
             <w:pPr>
               <w:pStyle w:val="12"/>
               <w:spacing w:line="360" w:lineRule="auto"/>
+              <w:ind w:firstLine="709"/>
               <w:jc w:val="both"/>
               <w:rPr>
                 <w:sz w:val="28"/>
@@ -3614,6 +3794,8 @@
                 <w:right w:val="nil"/>
                 <w:between w:val="nil"/>
               </w:pBdr>
+              <w:spacing w:line="360" w:lineRule="auto"/>
+              <w:ind w:firstLine="709"/>
               <w:rPr>
                 <w:sz w:val="28"/>
                 <w:szCs w:val="28"/>
@@ -3649,6 +3831,7 @@
             <w:pPr>
               <w:pStyle w:val="12"/>
               <w:spacing w:line="360" w:lineRule="auto"/>
+              <w:ind w:firstLine="709"/>
               <w:jc w:val="both"/>
               <w:rPr>
                 <w:sz w:val="28"/>
@@ -3742,6 +3925,8 @@
                 <w:right w:val="nil"/>
                 <w:between w:val="nil"/>
               </w:pBdr>
+              <w:spacing w:line="360" w:lineRule="auto"/>
+              <w:ind w:firstLine="709"/>
               <w:rPr>
                 <w:sz w:val="28"/>
                 <w:szCs w:val="28"/>
@@ -3777,6 +3962,7 @@
             <w:pPr>
               <w:pStyle w:val="12"/>
               <w:spacing w:line="360" w:lineRule="auto"/>
+              <w:ind w:firstLine="709"/>
               <w:jc w:val="both"/>
               <w:rPr>
                 <w:sz w:val="28"/>
@@ -3863,6 +4049,8 @@
                 <w:right w:val="nil"/>
                 <w:between w:val="nil"/>
               </w:pBdr>
+              <w:spacing w:line="360" w:lineRule="auto"/>
+              <w:ind w:firstLine="709"/>
               <w:rPr>
                 <w:sz w:val="28"/>
                 <w:szCs w:val="28"/>
@@ -3898,6 +4086,7 @@
             <w:pPr>
               <w:pStyle w:val="12"/>
               <w:spacing w:line="360" w:lineRule="auto"/>
+              <w:ind w:firstLine="709"/>
               <w:jc w:val="both"/>
               <w:rPr>
                 <w:sz w:val="28"/>
@@ -3959,6 +4148,8 @@
                 <w:right w:val="nil"/>
                 <w:between w:val="nil"/>
               </w:pBdr>
+              <w:spacing w:line="360" w:lineRule="auto"/>
+              <w:ind w:firstLine="709"/>
               <w:rPr>
                 <w:sz w:val="28"/>
                 <w:szCs w:val="28"/>
@@ -3994,6 +4185,7 @@
             <w:pPr>
               <w:pStyle w:val="12"/>
               <w:spacing w:line="360" w:lineRule="auto"/>
+              <w:ind w:firstLine="709"/>
               <w:jc w:val="both"/>
               <w:rPr>
                 <w:sz w:val="28"/>
@@ -4111,6 +4303,8 @@
                 <w:right w:val="nil"/>
                 <w:between w:val="nil"/>
               </w:pBdr>
+              <w:spacing w:line="360" w:lineRule="auto"/>
+              <w:ind w:firstLine="709"/>
               <w:rPr>
                 <w:sz w:val="28"/>
                 <w:szCs w:val="28"/>
@@ -4146,6 +4340,7 @@
             <w:pPr>
               <w:pStyle w:val="12"/>
               <w:spacing w:line="360" w:lineRule="auto"/>
+              <w:ind w:firstLine="709"/>
               <w:jc w:val="both"/>
               <w:rPr>
                 <w:sz w:val="28"/>
@@ -4223,6 +4418,8 @@
                 <w:right w:val="nil"/>
                 <w:between w:val="nil"/>
               </w:pBdr>
+              <w:spacing w:line="360" w:lineRule="auto"/>
+              <w:ind w:firstLine="709"/>
               <w:rPr>
                 <w:sz w:val="28"/>
                 <w:szCs w:val="28"/>
@@ -4258,6 +4455,7 @@
             <w:pPr>
               <w:pStyle w:val="12"/>
               <w:spacing w:line="360" w:lineRule="auto"/>
+              <w:ind w:firstLine="709"/>
               <w:jc w:val="both"/>
               <w:rPr>
                 <w:sz w:val="28"/>
@@ -4344,6 +4542,8 @@
                 <w:right w:val="nil"/>
                 <w:between w:val="nil"/>
               </w:pBdr>
+              <w:spacing w:line="360" w:lineRule="auto"/>
+              <w:ind w:firstLine="709"/>
               <w:rPr>
                 <w:sz w:val="28"/>
                 <w:szCs w:val="28"/>
@@ -4379,6 +4579,7 @@
             <w:pPr>
               <w:pStyle w:val="12"/>
               <w:spacing w:line="360" w:lineRule="auto"/>
+              <w:ind w:firstLine="709"/>
               <w:jc w:val="both"/>
               <w:rPr>
                 <w:sz w:val="28"/>
@@ -4465,6 +4666,8 @@
                 <w:right w:val="nil"/>
                 <w:between w:val="nil"/>
               </w:pBdr>
+              <w:spacing w:line="360" w:lineRule="auto"/>
+              <w:ind w:firstLine="709"/>
               <w:rPr>
                 <w:sz w:val="28"/>
                 <w:szCs w:val="28"/>
@@ -4500,6 +4703,7 @@
             <w:pPr>
               <w:pStyle w:val="12"/>
               <w:spacing w:line="360" w:lineRule="auto"/>
+              <w:ind w:firstLine="709"/>
               <w:jc w:val="both"/>
               <w:rPr>
                 <w:sz w:val="28"/>
@@ -4570,6 +4774,8 @@
                 <w:right w:val="nil"/>
                 <w:between w:val="nil"/>
               </w:pBdr>
+              <w:spacing w:line="360" w:lineRule="auto"/>
+              <w:ind w:firstLine="709"/>
               <w:rPr>
                 <w:sz w:val="28"/>
                 <w:szCs w:val="28"/>
@@ -4605,6 +4811,7 @@
             <w:pPr>
               <w:pStyle w:val="12"/>
               <w:spacing w:line="360" w:lineRule="auto"/>
+              <w:ind w:firstLine="709"/>
               <w:jc w:val="both"/>
               <w:rPr>
                 <w:sz w:val="28"/>
@@ -4697,6 +4904,8 @@
                 <w:right w:val="nil"/>
                 <w:between w:val="nil"/>
               </w:pBdr>
+              <w:spacing w:line="360" w:lineRule="auto"/>
+              <w:ind w:firstLine="709"/>
               <w:rPr>
                 <w:sz w:val="28"/>
                 <w:szCs w:val="28"/>
@@ -4707,6 +4916,7 @@
                 <w:sz w:val="28"/>
                 <w:szCs w:val="28"/>
               </w:rPr>
+              <w:lastRenderedPageBreak/>
               <w:t>FS</w:t>
             </w:r>
           </w:p>
@@ -4732,6 +4942,7 @@
             <w:pPr>
               <w:pStyle w:val="12"/>
               <w:spacing w:line="360" w:lineRule="auto"/>
+              <w:ind w:firstLine="709"/>
               <w:jc w:val="both"/>
               <w:rPr>
                 <w:sz w:val="28"/>
@@ -4782,6 +4993,7 @@
             <w:pPr>
               <w:pStyle w:val="12"/>
               <w:spacing w:line="360" w:lineRule="auto"/>
+              <w:ind w:firstLine="709"/>
               <w:jc w:val="both"/>
               <w:rPr>
                 <w:sz w:val="28"/>
@@ -4794,6 +5006,8 @@
     </w:tbl>
     <w:p>
       <w:pPr>
+        <w:spacing w:line="360" w:lineRule="auto"/>
+        <w:ind w:firstLine="709"/>
         <w:rPr>
           <w:rFonts w:ascii="Times New Roman" w:eastAsia="Times New Roman" w:hAnsi="Times New Roman" w:cs="Times New Roman"/>
           <w:sz w:val="28"/>
@@ -4805,11 +5019,12 @@
     <w:p>
       <w:pPr>
         <w:pStyle w:val="1"/>
+        <w:spacing w:line="360" w:lineRule="auto"/>
+        <w:ind w:firstLine="709"/>
         <w:jc w:val="center"/>
       </w:pPr>
       <w:bookmarkStart w:id="8" w:name="_Toc226001018"/>
       <w:r>
-        <w:lastRenderedPageBreak/>
         <w:t>ВВЕДЕНИЕ</w:t>
       </w:r>
       <w:bookmarkEnd w:id="8"/>
@@ -4822,7 +5037,7 @@
           <w:numId w:val="5"/>
         </w:numPr>
         <w:spacing w:line="360" w:lineRule="auto"/>
-        <w:ind w:right="-269"/>
+        <w:ind w:left="0" w:right="-269" w:firstLine="709"/>
         <w:rPr>
           <w:b/>
         </w:rPr>
@@ -4838,7 +5053,7 @@
       <w:pPr>
         <w:pStyle w:val="12"/>
         <w:spacing w:line="360" w:lineRule="auto"/>
-        <w:ind w:left="360" w:right="-269"/>
+        <w:ind w:right="-269" w:firstLine="709"/>
       </w:pPr>
       <w:r>
         <w:t>Почему о</w:t>
@@ -4869,7 +5084,7 @@
       <w:pPr>
         <w:pStyle w:val="12"/>
         <w:spacing w:line="360" w:lineRule="auto"/>
-        <w:ind w:right="-269"/>
+        <w:ind w:right="-269" w:firstLine="709"/>
         <w:jc w:val="center"/>
         <w:rPr>
           <w:sz w:val="28"/>
@@ -4883,7 +5098,7 @@
           <w:szCs w:val="28"/>
         </w:rPr>
         <w:drawing>
-          <wp:inline distT="0" distB="0" distL="0" distR="0" wp14:anchorId="31F54B0B" wp14:editId="2A4CACDB">
+          <wp:inline distT="0" distB="0" distL="0" distR="0" wp14:anchorId="74CC5A0A" wp14:editId="5EA71E5A">
             <wp:extent cx="5940425" cy="4150995"/>
             <wp:effectExtent l="0" t="0" r="3175" b="1905"/>
             <wp:docPr id="1" name="Рисунок 1"/>
@@ -4929,7 +5144,7 @@
       <w:pPr>
         <w:pStyle w:val="12"/>
         <w:spacing w:line="360" w:lineRule="auto"/>
-        <w:ind w:right="-269"/>
+        <w:ind w:right="-269" w:firstLine="709"/>
         <w:jc w:val="center"/>
       </w:pPr>
       <w:r>
@@ -4952,7 +5167,7 @@
       <w:pPr>
         <w:pStyle w:val="12"/>
         <w:spacing w:line="360" w:lineRule="auto"/>
-        <w:ind w:right="-269"/>
+        <w:ind w:right="-269" w:firstLine="709"/>
         <w:sectPr>
           <w:footerReference w:type="default" r:id="rId9"/>
           <w:footnotePr>
@@ -4988,7 +5203,7 @@
       <w:pPr>
         <w:pStyle w:val="12"/>
         <w:spacing w:line="360" w:lineRule="auto"/>
-        <w:ind w:right="-269"/>
+        <w:ind w:right="-269" w:firstLine="709"/>
         <w:sectPr>
           <w:footnotePr>
             <w:numFmt w:val="chicago"/>
@@ -5006,7 +5221,7 @@
       <w:pPr>
         <w:pStyle w:val="12"/>
         <w:spacing w:line="360" w:lineRule="auto"/>
-        <w:ind w:right="-269"/>
+        <w:ind w:right="-269" w:firstLine="709"/>
       </w:pPr>
     </w:p>
     <w:p>
@@ -5016,6 +5231,8 @@
           <w:ilvl w:val="1"/>
           <w:numId w:val="5"/>
         </w:numPr>
+        <w:spacing w:line="360" w:lineRule="auto"/>
+        <w:ind w:left="0" w:firstLine="709"/>
         <w:rPr>
           <w:rFonts w:ascii="Times New Roman" w:eastAsia="Times New Roman" w:hAnsi="Times New Roman" w:cs="Times New Roman"/>
           <w:sz w:val="24"/>
@@ -5035,7 +5252,8 @@
     </w:p>
     <w:p>
       <w:pPr>
-        <w:ind w:left="360"/>
+        <w:spacing w:line="360" w:lineRule="auto"/>
+        <w:ind w:firstLine="709"/>
         <w:rPr>
           <w:rFonts w:ascii="Times New Roman" w:eastAsia="Times New Roman" w:hAnsi="Times New Roman" w:cs="Times New Roman"/>
           <w:sz w:val="24"/>
@@ -5074,82 +5292,20 @@
     </w:p>
     <w:p>
       <w:pPr>
-        <w:ind w:left="360"/>
-        <w:rPr>
-          <w:rFonts w:ascii="Times New Roman" w:eastAsia="Times New Roman" w:hAnsi="Times New Roman" w:cs="Times New Roman"/>
-          <w:sz w:val="24"/>
-          <w:szCs w:val="24"/>
-          <w:lang w:eastAsia="ru-RU"/>
-        </w:rPr>
-      </w:pPr>
-    </w:p>
-    <w:p>
-      <w:pPr>
-        <w:ind w:left="360"/>
-        <w:rPr>
-          <w:rFonts w:ascii="Times New Roman" w:eastAsia="Times New Roman" w:hAnsi="Times New Roman" w:cs="Times New Roman"/>
-          <w:sz w:val="24"/>
-          <w:szCs w:val="24"/>
-          <w:lang w:eastAsia="ru-RU"/>
-        </w:rPr>
-      </w:pPr>
-    </w:p>
-    <w:p>
-      <w:pPr>
-        <w:ind w:left="360"/>
-        <w:rPr>
-          <w:rFonts w:ascii="Times New Roman" w:eastAsia="Times New Roman" w:hAnsi="Times New Roman" w:cs="Times New Roman"/>
-          <w:sz w:val="24"/>
-          <w:szCs w:val="24"/>
-          <w:lang w:eastAsia="ru-RU"/>
-        </w:rPr>
-      </w:pPr>
-    </w:p>
-    <w:p>
-      <w:pPr>
-        <w:rPr>
-          <w:rFonts w:ascii="Times New Roman" w:eastAsia="Times New Roman" w:hAnsi="Times New Roman" w:cs="Times New Roman"/>
-          <w:sz w:val="24"/>
-          <w:szCs w:val="24"/>
-          <w:lang w:eastAsia="ru-RU"/>
-        </w:rPr>
-      </w:pPr>
-    </w:p>
-    <w:p>
-      <w:pPr>
-        <w:ind w:left="360"/>
-        <w:rPr>
-          <w:rFonts w:ascii="Times New Roman" w:eastAsia="Times New Roman" w:hAnsi="Times New Roman" w:cs="Times New Roman"/>
-          <w:sz w:val="24"/>
-          <w:szCs w:val="24"/>
-          <w:lang w:eastAsia="ru-RU"/>
-        </w:rPr>
-      </w:pPr>
-    </w:p>
-    <w:p>
-      <w:pPr>
-        <w:rPr>
-          <w:rFonts w:ascii="Times New Roman" w:eastAsia="Times New Roman" w:hAnsi="Times New Roman" w:cs="Times New Roman"/>
-          <w:sz w:val="24"/>
-          <w:szCs w:val="24"/>
-          <w:lang w:eastAsia="ru-RU"/>
-        </w:rPr>
-      </w:pPr>
-    </w:p>
-    <w:p>
-      <w:pPr>
-        <w:ind w:left="360"/>
-        <w:rPr>
-          <w:rFonts w:ascii="Times New Roman" w:eastAsia="Times New Roman" w:hAnsi="Times New Roman" w:cs="Times New Roman"/>
-          <w:sz w:val="24"/>
-          <w:szCs w:val="24"/>
-          <w:lang w:eastAsia="ru-RU"/>
-        </w:rPr>
-      </w:pPr>
-    </w:p>
-    <w:p>
-      <w:pPr>
-        <w:ind w:left="360"/>
+        <w:spacing w:line="360" w:lineRule="auto"/>
+        <w:ind w:firstLine="709"/>
+        <w:rPr>
+          <w:rFonts w:ascii="Times New Roman" w:eastAsia="Times New Roman" w:hAnsi="Times New Roman" w:cs="Times New Roman"/>
+          <w:sz w:val="24"/>
+          <w:szCs w:val="24"/>
+          <w:lang w:eastAsia="ru-RU"/>
+        </w:rPr>
+      </w:pPr>
+    </w:p>
+    <w:p>
+      <w:pPr>
+        <w:spacing w:line="360" w:lineRule="auto"/>
+        <w:ind w:firstLine="709"/>
         <w:rPr>
           <w:rFonts w:ascii="Times New Roman" w:eastAsia="Times New Roman" w:hAnsi="Times New Roman" w:cs="Times New Roman"/>
           <w:sz w:val="24"/>
@@ -5167,7 +5323,7 @@
         </w:rPr>
         <w:lastRenderedPageBreak/>
         <w:drawing>
-          <wp:inline distT="0" distB="0" distL="0" distR="0" wp14:anchorId="5A900873" wp14:editId="62A11B23">
+          <wp:inline distT="0" distB="0" distL="0" distR="0" wp14:anchorId="4C44521D" wp14:editId="740F0031">
             <wp:extent cx="5778500" cy="6350000"/>
             <wp:effectExtent l="0" t="0" r="0" b="0"/>
             <wp:docPr id="2" name="Рисунок 2"/>
@@ -5211,7 +5367,8 @@
     </w:p>
     <w:p>
       <w:pPr>
-        <w:ind w:left="360"/>
+        <w:spacing w:line="360" w:lineRule="auto"/>
+        <w:ind w:firstLine="709"/>
         <w:jc w:val="center"/>
         <w:rPr>
           <w:rFonts w:ascii="Times New Roman" w:eastAsia="Times New Roman" w:hAnsi="Times New Roman" w:cs="Times New Roman"/>
@@ -5251,7 +5408,8 @@
     <w:p>
       <w:pPr>
         <w:pStyle w:val="aa"/>
-        <w:ind w:left="360"/>
+        <w:spacing w:line="360" w:lineRule="auto"/>
+        <w:ind w:left="0" w:firstLine="709"/>
         <w:rPr>
           <w:rFonts w:ascii="Times New Roman" w:eastAsia="Times New Roman" w:hAnsi="Times New Roman" w:cs="Times New Roman"/>
           <w:sz w:val="24"/>
@@ -5308,7 +5466,8 @@
     <w:p>
       <w:pPr>
         <w:pStyle w:val="aa"/>
-        <w:ind w:left="360"/>
+        <w:spacing w:line="360" w:lineRule="auto"/>
+        <w:ind w:left="0" w:firstLine="709"/>
         <w:rPr>
           <w:rFonts w:ascii="Times New Roman" w:eastAsia="Times New Roman" w:hAnsi="Times New Roman" w:cs="Times New Roman"/>
           <w:sz w:val="24"/>
@@ -5365,7 +5524,8 @@
     <w:p>
       <w:pPr>
         <w:pStyle w:val="aa"/>
-        <w:ind w:left="360"/>
+        <w:spacing w:line="360" w:lineRule="auto"/>
+        <w:ind w:left="0" w:firstLine="709"/>
         <w:rPr>
           <w:rFonts w:ascii="Times New Roman" w:eastAsia="Times New Roman" w:hAnsi="Times New Roman" w:cs="Times New Roman"/>
           <w:sz w:val="24"/>
@@ -5381,6 +5541,8 @@
           <w:ilvl w:val="0"/>
           <w:numId w:val="5"/>
         </w:numPr>
+        <w:spacing w:line="360" w:lineRule="auto"/>
+        <w:ind w:left="0" w:firstLine="709"/>
         <w:rPr>
           <w:rFonts w:ascii="Times New Roman" w:eastAsia="Times New Roman" w:hAnsi="Times New Roman" w:cs="Times New Roman"/>
           <w:b/>
@@ -5402,6 +5564,8 @@
     </w:p>
     <w:p>
       <w:pPr>
+        <w:spacing w:line="360" w:lineRule="auto"/>
+        <w:ind w:firstLine="709"/>
         <w:rPr>
           <w:rFonts w:ascii="Times New Roman" w:eastAsia="Times New Roman" w:hAnsi="Times New Roman" w:cs="Times New Roman"/>
           <w:sz w:val="24"/>
@@ -5477,6 +5641,8 @@
     </w:p>
     <w:p>
       <w:pPr>
+        <w:spacing w:line="360" w:lineRule="auto"/>
+        <w:ind w:firstLine="709"/>
         <w:rPr>
           <w:rFonts w:ascii="Times New Roman" w:eastAsia="Times New Roman" w:hAnsi="Times New Roman" w:cs="Times New Roman"/>
           <w:sz w:val="24"/>
@@ -5538,6 +5704,8 @@
           </w:tcPr>
           <w:p>
             <w:pPr>
+              <w:spacing w:line="360" w:lineRule="auto"/>
+              <w:ind w:firstLine="709"/>
               <w:rPr>
                 <w:rFonts w:ascii="Times New Roman" w:eastAsia="Times New Roman" w:hAnsi="Times New Roman" w:cs="Times New Roman"/>
                 <w:sz w:val="24"/>
@@ -5567,6 +5735,8 @@
           </w:tcPr>
           <w:p>
             <w:pPr>
+              <w:spacing w:line="360" w:lineRule="auto"/>
+              <w:ind w:firstLine="709"/>
               <w:rPr>
                 <w:rFonts w:ascii="Times New Roman" w:eastAsia="Times New Roman" w:hAnsi="Times New Roman" w:cs="Times New Roman"/>
                 <w:sz w:val="24"/>
@@ -5595,6 +5765,8 @@
           </w:tcPr>
           <w:p>
             <w:pPr>
+              <w:spacing w:line="360" w:lineRule="auto"/>
+              <w:ind w:firstLine="709"/>
               <w:rPr>
                 <w:rFonts w:ascii="Times New Roman" w:eastAsia="Times New Roman" w:hAnsi="Times New Roman" w:cs="Times New Roman"/>
                 <w:sz w:val="24"/>
@@ -5610,6 +5782,7 @@
                 <w:szCs w:val="24"/>
                 <w:lang w:eastAsia="ru-RU"/>
               </w:rPr>
+              <w:lastRenderedPageBreak/>
               <w:t>ымвмывм</w:t>
             </w:r>
             <w:proofErr w:type="spellEnd"/>
@@ -5621,6 +5794,8 @@
           </w:tcPr>
           <w:p>
             <w:pPr>
+              <w:spacing w:line="360" w:lineRule="auto"/>
+              <w:ind w:firstLine="709"/>
               <w:rPr>
                 <w:rFonts w:ascii="Times New Roman" w:eastAsia="Times New Roman" w:hAnsi="Times New Roman" w:cs="Times New Roman"/>
                 <w:sz w:val="24"/>
@@ -5646,7 +5821,8 @@
     <w:p>
       <w:pPr>
         <w:pStyle w:val="aa"/>
-        <w:ind w:left="360"/>
+        <w:spacing w:line="360" w:lineRule="auto"/>
+        <w:ind w:left="0" w:firstLine="709"/>
         <w:jc w:val="both"/>
         <w:rPr>
           <w:rFonts w:ascii="Times New Roman" w:eastAsia="Times New Roman" w:hAnsi="Times New Roman" w:cs="Times New Roman"/>
@@ -5663,14 +5839,15 @@
           <w:lang w:eastAsia="ru-RU"/>
         </w:rPr>
         <w:pict>
-          <v:rect id="_x0000_i1058" style="width:182.15pt;height:1.6pt" o:hrpct="405" o:hrstd="t" o:hr="t" fillcolor="#a0a0a0" stroked="f"/>
+          <v:rect id="_x0000_i1157" style="width:182.15pt;height:1.6pt" o:hrpct="405" o:hrstd="t" o:hr="t" fillcolor="#a0a0a0" stroked="f"/>
         </w:pict>
       </w:r>
     </w:p>
     <w:p>
       <w:pPr>
         <w:pStyle w:val="aa"/>
-        <w:ind w:left="360"/>
+        <w:spacing w:line="360" w:lineRule="auto"/>
+        <w:ind w:left="0" w:firstLine="709"/>
         <w:jc w:val="both"/>
         <w:rPr>
           <w:rFonts w:ascii="Times New Roman" w:eastAsia="Times New Roman" w:hAnsi="Times New Roman" w:cs="Times New Roman"/>
@@ -5691,6 +5868,8 @@
     </w:p>
     <w:p>
       <w:pPr>
+        <w:spacing w:line="360" w:lineRule="auto"/>
+        <w:ind w:firstLine="709"/>
         <w:rPr>
           <w:rFonts w:ascii="Times New Roman" w:eastAsia="Times New Roman" w:hAnsi="Times New Roman" w:cs="Times New Roman"/>
           <w:sz w:val="24"/>
@@ -5707,6 +5886,7 @@
           <w:numId w:val="5"/>
         </w:numPr>
         <w:spacing w:line="360" w:lineRule="auto"/>
+        <w:ind w:left="0" w:firstLine="709"/>
         <w:jc w:val="both"/>
         <w:rPr>
           <w:b/>
@@ -5729,6 +5909,7 @@
           <w:numId w:val="5"/>
         </w:numPr>
         <w:spacing w:line="360" w:lineRule="auto"/>
+        <w:ind w:left="0" w:firstLine="709"/>
         <w:jc w:val="both"/>
         <w:rPr>
           <w:b/>
@@ -5746,7 +5927,8 @@
     <w:p>
       <w:pPr>
         <w:pStyle w:val="aa"/>
-        <w:ind w:left="360"/>
+        <w:spacing w:line="360" w:lineRule="auto"/>
+        <w:ind w:left="0" w:firstLine="709"/>
         <w:rPr>
           <w:rFonts w:ascii="Times New Roman" w:eastAsia="Times New Roman" w:hAnsi="Times New Roman" w:cs="Times New Roman"/>
           <w:sz w:val="24"/>
@@ -5796,7 +5978,8 @@
     <w:p>
       <w:pPr>
         <w:pStyle w:val="aa"/>
-        <w:ind w:left="360"/>
+        <w:spacing w:line="360" w:lineRule="auto"/>
+        <w:ind w:left="0" w:firstLine="709"/>
         <w:jc w:val="center"/>
         <w:rPr>
           <w:rFonts w:ascii="Times New Roman" w:eastAsia="Times New Roman" w:hAnsi="Times New Roman" w:cs="Times New Roman"/>
@@ -5812,6 +5995,8 @@
           <w:tab w:val="center" w:pos="4253"/>
           <w:tab w:val="right" w:pos="9355"/>
         </w:tabs>
+        <w:spacing w:line="360" w:lineRule="auto"/>
+        <w:ind w:firstLine="709"/>
         <w:rPr>
           <w:rFonts w:ascii="Times New Roman" w:eastAsia="Times New Roman" w:hAnsi="Times New Roman" w:cs="Times New Roman"/>
           <w:sz w:val="24"/>
@@ -6063,6 +6248,8 @@
     </w:p>
     <w:p>
       <w:pPr>
+        <w:spacing w:line="360" w:lineRule="auto"/>
+        <w:ind w:firstLine="709"/>
         <w:rPr>
           <w:rFonts w:ascii="Times New Roman" w:eastAsia="Times New Roman" w:hAnsi="Times New Roman" w:cs="Times New Roman"/>
           <w:sz w:val="24"/>
@@ -6109,7 +6296,8 @@
     </w:p>
     <w:p>
       <w:pPr>
-        <w:ind w:firstLine="708"/>
+        <w:spacing w:line="360" w:lineRule="auto"/>
+        <w:ind w:firstLine="709"/>
         <w:rPr>
           <w:rFonts w:ascii="Times New Roman" w:eastAsia="Times New Roman" w:hAnsi="Times New Roman" w:cs="Times New Roman"/>
           <w:sz w:val="24"/>
@@ -6147,17 +6335,20 @@
     </w:p>
     <w:p>
       <w:pPr>
-        <w:ind w:firstLine="708"/>
-        <w:rPr>
-          <w:rFonts w:ascii="Times New Roman" w:eastAsia="Times New Roman" w:hAnsi="Times New Roman" w:cs="Times New Roman"/>
-          <w:sz w:val="24"/>
-          <w:szCs w:val="24"/>
-          <w:lang w:eastAsia="ru-RU"/>
-        </w:rPr>
-      </w:pPr>
-    </w:p>
-    <w:p>
-      <w:pPr>
+        <w:spacing w:line="360" w:lineRule="auto"/>
+        <w:ind w:firstLine="709"/>
+        <w:rPr>
+          <w:rFonts w:ascii="Times New Roman" w:eastAsia="Times New Roman" w:hAnsi="Times New Roman" w:cs="Times New Roman"/>
+          <w:sz w:val="24"/>
+          <w:szCs w:val="24"/>
+          <w:lang w:eastAsia="ru-RU"/>
+        </w:rPr>
+      </w:pPr>
+    </w:p>
+    <w:p>
+      <w:pPr>
+        <w:spacing w:line="360" w:lineRule="auto"/>
+        <w:ind w:firstLine="709"/>
         <w:rPr>
           <w:rFonts w:ascii="Times New Roman" w:eastAsia="Times New Roman" w:hAnsi="Times New Roman" w:cs="Times New Roman"/>
           <w:sz w:val="24"/>
@@ -6237,6 +6428,8 @@
           </w:tcPr>
           <w:p>
             <w:pPr>
+              <w:spacing w:line="360" w:lineRule="auto"/>
+              <w:ind w:firstLine="709"/>
               <w:rPr>
                 <w:rFonts w:ascii="Times New Roman" w:eastAsia="Times New Roman" w:hAnsi="Times New Roman" w:cs="Times New Roman"/>
                 <w:sz w:val="24"/>
@@ -6263,6 +6456,8 @@
           </w:tcPr>
           <w:p>
             <w:pPr>
+              <w:spacing w:line="360" w:lineRule="auto"/>
+              <w:ind w:firstLine="709"/>
               <w:rPr>
                 <w:rFonts w:ascii="Times New Roman" w:eastAsia="Times New Roman" w:hAnsi="Times New Roman" w:cs="Times New Roman"/>
                 <w:sz w:val="24"/>
@@ -6291,6 +6486,8 @@
           </w:tcPr>
           <w:p>
             <w:pPr>
+              <w:spacing w:line="360" w:lineRule="auto"/>
+              <w:ind w:firstLine="709"/>
               <w:rPr>
                 <w:rFonts w:ascii="Times New Roman" w:eastAsia="Times New Roman" w:hAnsi="Times New Roman" w:cs="Times New Roman"/>
                 <w:sz w:val="24"/>
@@ -6317,6 +6514,8 @@
           </w:tcPr>
           <w:p>
             <w:pPr>
+              <w:spacing w:line="360" w:lineRule="auto"/>
+              <w:ind w:firstLine="709"/>
               <w:rPr>
                 <w:rFonts w:ascii="Times New Roman" w:eastAsia="Times New Roman" w:hAnsi="Times New Roman" w:cs="Times New Roman"/>
                 <w:sz w:val="24"/>
@@ -6341,6 +6540,8 @@
     </w:tbl>
     <w:p>
       <w:pPr>
+        <w:spacing w:line="360" w:lineRule="auto"/>
+        <w:ind w:firstLine="709"/>
         <w:rPr>
           <w:rFonts w:ascii="Times New Roman" w:eastAsia="Times New Roman" w:hAnsi="Times New Roman" w:cs="Times New Roman"/>
           <w:b/>
@@ -6354,6 +6555,8 @@
     </w:p>
     <w:p>
       <w:pPr>
+        <w:spacing w:line="360" w:lineRule="auto"/>
+        <w:ind w:firstLine="709"/>
         <w:rPr>
           <w:rFonts w:ascii="Times New Roman" w:eastAsia="Times New Roman" w:hAnsi="Times New Roman" w:cs="Times New Roman"/>
           <w:b/>
@@ -6376,6 +6579,8 @@
     <w:p>
       <w:pPr>
         <w:pStyle w:val="1"/>
+        <w:spacing w:line="360" w:lineRule="auto"/>
+        <w:ind w:firstLine="709"/>
         <w:jc w:val="center"/>
       </w:pPr>
       <w:bookmarkStart w:id="10" w:name="_Toc226001019"/>
@@ -6387,6 +6592,8 @@
     </w:p>
     <w:p>
       <w:pPr>
+        <w:spacing w:line="360" w:lineRule="auto"/>
+        <w:ind w:firstLine="709"/>
         <w:rPr>
           <w:rFonts w:ascii="Times New Roman" w:eastAsia="Times New Roman" w:hAnsi="Times New Roman" w:cs="Times New Roman"/>
           <w:b/>
@@ -6451,33 +6658,54 @@
       </w:r>
     </w:p>
     <w:p>
+      <w:pPr>
+        <w:spacing w:line="360" w:lineRule="auto"/>
+        <w:ind w:firstLine="709"/>
+      </w:pPr>
       <w:r>
         <w:br w:type="page"/>
       </w:r>
     </w:p>
-    <w:p/>
-    <w:p>
-      <w:pPr>
-        <w:ind w:firstLine="708"/>
+    <w:p>
+      <w:pPr>
+        <w:spacing w:line="360" w:lineRule="auto"/>
+        <w:ind w:firstLine="709"/>
+      </w:pPr>
+    </w:p>
+    <w:p>
+      <w:pPr>
+        <w:spacing w:line="360" w:lineRule="auto"/>
+        <w:ind w:firstLine="709"/>
         <w:jc w:val="center"/>
       </w:pPr>
     </w:p>
     <w:p>
       <w:pPr>
         <w:pStyle w:val="1"/>
+        <w:spacing w:line="360" w:lineRule="auto"/>
+        <w:ind w:firstLine="709"/>
         <w:jc w:val="center"/>
+        <w:rPr>
+          <w:lang w:val="en-US"/>
+        </w:rPr>
       </w:pPr>
       <w:bookmarkStart w:id="11" w:name="_Toc226001020"/>
       <w:r>
         <w:t>СПИСОК</w:t>
       </w:r>
       <w:r>
+        <w:rPr>
+          <w:lang w:val="en-US"/>
+        </w:rPr>
         <w:t xml:space="preserve"> </w:t>
       </w:r>
       <w:r>
         <w:t>ИСПОЛЬЗОВАННЫХ</w:t>
       </w:r>
       <w:r>
+        <w:rPr>
+          <w:lang w:val="en-US"/>
+        </w:rPr>
         <w:t xml:space="preserve"> </w:t>
       </w:r>
       <w:r>
@@ -6487,9 +6715,16 @@
     </w:p>
     <w:p>
       <w:pPr>
-        <w:ind w:firstLine="708"/>
-      </w:pPr>
-      <w:r>
+        <w:spacing w:line="360" w:lineRule="auto"/>
+        <w:ind w:firstLine="709"/>
+        <w:rPr>
+          <w:lang w:val="en-US"/>
+        </w:rPr>
+      </w:pPr>
+      <w:r>
+        <w:rPr>
+          <w:lang w:val="en-US"/>
+        </w:rPr>
         <w:t xml:space="preserve">1 </w:t>
       </w:r>
       <w:r>
@@ -6499,6 +6734,9 @@
         <w:t>The</w:t>
       </w:r>
       <w:r>
+        <w:rPr>
+          <w:lang w:val="en-US"/>
+        </w:rPr>
         <w:t xml:space="preserve"> </w:t>
       </w:r>
       <w:r>
@@ -6508,6 +6746,9 @@
         <w:t>immediate</w:t>
       </w:r>
       <w:r>
+        <w:rPr>
+          <w:lang w:val="en-US"/>
+        </w:rPr>
         <w:t xml:space="preserve"> </w:t>
       </w:r>
       <w:r>
@@ -6517,6 +6758,9 @@
         <w:t>prospects</w:t>
       </w:r>
       <w:r>
+        <w:rPr>
+          <w:lang w:val="en-US"/>
+        </w:rPr>
         <w:t xml:space="preserve"> </w:t>
       </w:r>
       <w:r>
@@ -6526,6 +6770,9 @@
         <w:t>for</w:t>
       </w:r>
       <w:r>
+        <w:rPr>
+          <w:lang w:val="en-US"/>
+        </w:rPr>
         <w:t xml:space="preserve"> </w:t>
       </w:r>
       <w:r>
@@ -6535,6 +6782,9 @@
         <w:t>the</w:t>
       </w:r>
       <w:r>
+        <w:rPr>
+          <w:lang w:val="en-US"/>
+        </w:rPr>
         <w:t xml:space="preserve"> </w:t>
       </w:r>
       <w:r>
@@ -6544,6 +6794,9 @@
         <w:t>application</w:t>
       </w:r>
       <w:r>
+        <w:rPr>
+          <w:lang w:val="en-US"/>
+        </w:rPr>
         <w:t xml:space="preserve"> </w:t>
       </w:r>
       <w:r>
@@ -6553,6 +6806,9 @@
         <w:t>of</w:t>
       </w:r>
       <w:r>
+        <w:rPr>
+          <w:lang w:val="en-US"/>
+        </w:rPr>
         <w:t xml:space="preserve"> </w:t>
       </w:r>
       <w:r>
@@ -6562,6 +6818,9 @@
         <w:t>ontologies</w:t>
       </w:r>
       <w:r>
+        <w:rPr>
+          <w:lang w:val="en-US"/>
+        </w:rPr>
         <w:t xml:space="preserve"> </w:t>
       </w:r>
       <w:r>
@@ -6571,6 +6830,9 @@
         <w:t>in</w:t>
       </w:r>
       <w:r>
+        <w:rPr>
+          <w:lang w:val="en-US"/>
+        </w:rPr>
         <w:t xml:space="preserve"> </w:t>
       </w:r>
       <w:r>
@@ -6582,7 +6844,8 @@
     </w:p>
     <w:p>
       <w:pPr>
-        <w:ind w:firstLine="708"/>
+        <w:spacing w:line="360" w:lineRule="auto"/>
+        <w:ind w:firstLine="709"/>
         <w:rPr>
           <w:lang w:val="en-US"/>
         </w:rPr>
@@ -6594,6 +6857,9 @@
         <w:t>libraries</w:t>
       </w:r>
       <w:r>
+        <w:rPr>
+          <w:lang w:val="en-US"/>
+        </w:rPr>
         <w:t>//</w:t>
       </w:r>
       <w:r>
@@ -6605,7 +6871,8 @@
     </w:p>
     <w:p>
       <w:pPr>
-        <w:ind w:firstLine="708"/>
+        <w:spacing w:line="360" w:lineRule="auto"/>
+        <w:ind w:firstLine="709"/>
         <w:rPr>
           <w:lang w:val="en-US"/>
         </w:rPr>
@@ -6633,7 +6900,8 @@
     </w:p>
     <w:p>
       <w:pPr>
-        <w:ind w:firstLine="708"/>
+        <w:spacing w:line="360" w:lineRule="auto"/>
+        <w:ind w:firstLine="709"/>
         <w:rPr>
           <w:lang w:val="en-US"/>
         </w:rPr>
@@ -6647,7 +6915,8 @@
     </w:p>
     <w:p>
       <w:pPr>
-        <w:ind w:firstLine="708"/>
+        <w:spacing w:line="360" w:lineRule="auto"/>
+        <w:ind w:firstLine="709"/>
         <w:rPr>
           <w:lang w:val="en-US"/>
         </w:rPr>
@@ -6679,7 +6948,8 @@
     </w:p>
     <w:p>
       <w:pPr>
-        <w:ind w:firstLine="708"/>
+        <w:spacing w:line="360" w:lineRule="auto"/>
+        <w:ind w:firstLine="709"/>
         <w:rPr>
           <w:lang w:val="en-US"/>
         </w:rPr>
@@ -6707,7 +6977,8 @@
     </w:p>
     <w:p>
       <w:pPr>
-        <w:ind w:firstLine="708"/>
+        <w:spacing w:line="360" w:lineRule="auto"/>
+        <w:ind w:firstLine="709"/>
         <w:rPr>
           <w:lang w:val="en-US"/>
         </w:rPr>
@@ -6721,7 +6992,8 @@
     </w:p>
     <w:p>
       <w:pPr>
-        <w:ind w:firstLine="708"/>
+        <w:spacing w:line="360" w:lineRule="auto"/>
+        <w:ind w:firstLine="709"/>
       </w:pPr>
       <w:r>
         <w:t>http://www.nlm.nih.gov/pubs/factsheets/umls.html (дата обращения 2009-12-09).</w:t>
@@ -6729,7 +7001,8 @@
     </w:p>
     <w:p>
       <w:pPr>
-        <w:ind w:firstLine="708"/>
+        <w:spacing w:line="360" w:lineRule="auto"/>
+        <w:ind w:firstLine="709"/>
       </w:pPr>
       <w:r>
         <w:t>4 политематических информационных систем//Классификация и кодирование. - 1976. -</w:t>
@@ -6737,7 +7010,8 @@
     </w:p>
     <w:p>
       <w:pPr>
-        <w:ind w:firstLine="708"/>
+        <w:spacing w:line="360" w:lineRule="auto"/>
+        <w:ind w:firstLine="709"/>
       </w:pPr>
       <w:r>
         <w:t>N 1 (57). - С. 25 - 29.</w:t>
@@ -6745,7 +7019,8 @@
     </w:p>
     <w:p>
       <w:pPr>
-        <w:ind w:firstLine="708"/>
+        <w:spacing w:line="360" w:lineRule="auto"/>
+        <w:ind w:firstLine="709"/>
       </w:pPr>
       <w:r>
         <w:t>5 Место макротезауруса в лингвистическом</w:t>
@@ -6753,7 +7028,8 @@
     </w:p>
     <w:p>
       <w:pPr>
-        <w:ind w:firstLine="708"/>
+        <w:spacing w:line="360" w:lineRule="auto"/>
+        <w:ind w:firstLine="709"/>
       </w:pPr>
       <w:r>
         <w:t>обеспечении сети органов научно-технической информации//Проблемы</w:t>
@@ -6761,7 +7037,8 @@
     </w:p>
     <w:p>
       <w:pPr>
-        <w:ind w:firstLine="708"/>
+        <w:spacing w:line="360" w:lineRule="auto"/>
+        <w:ind w:firstLine="709"/>
       </w:pPr>
       <w:r>
         <w:t>информационных систем. - 1986. - N 1. - С. 6 - 10.</w:t>
@@ -6769,7 +7046,8 @@
     </w:p>
     <w:p>
       <w:pPr>
-        <w:ind w:firstLine="708"/>
+        <w:spacing w:line="360" w:lineRule="auto"/>
+        <w:ind w:firstLine="709"/>
       </w:pPr>
       <w:r>
         <w:t>6 Использование и ведение макротезауруса ГАСНТИ: Методические</w:t>
@@ -6777,7 +7055,8 @@
     </w:p>
     <w:p>
       <w:pPr>
-        <w:ind w:firstLine="708"/>
+        <w:spacing w:line="360" w:lineRule="auto"/>
+        <w:ind w:firstLine="709"/>
       </w:pPr>
       <w:r>
         <w:t>рекомендации/ГКНТ СССР. - М., 1983. - 12 с.</w:t>
@@ -6785,7 +7064,8 @@
     </w:p>
     <w:p>
       <w:pPr>
-        <w:ind w:firstLine="708"/>
+        <w:spacing w:line="360" w:lineRule="auto"/>
+        <w:ind w:firstLine="709"/>
         <w:rPr>
           <w:lang w:val="en-US"/>
         </w:rPr>
@@ -6911,7 +7191,8 @@
     </w:p>
     <w:p>
       <w:pPr>
-        <w:ind w:firstLine="708"/>
+        <w:spacing w:line="360" w:lineRule="auto"/>
+        <w:ind w:firstLine="709"/>
         <w:rPr>
           <w:lang w:val="en-US"/>
         </w:rPr>
@@ -6934,7 +7215,8 @@
     </w:p>
     <w:p>
       <w:pPr>
-        <w:ind w:firstLine="708"/>
+        <w:spacing w:line="360" w:lineRule="auto"/>
+        <w:ind w:firstLine="709"/>
       </w:pPr>
       <w:r>
         <w:t>8 информационно-поисковый одноязычный.</w:t>
@@ -6942,7 +7224,8 @@
     </w:p>
     <w:p>
       <w:pPr>
-        <w:ind w:firstLine="708"/>
+        <w:spacing w:line="360" w:lineRule="auto"/>
+        <w:ind w:firstLine="709"/>
       </w:pPr>
       <w:r>
         <w:t>Правила разработки, структура, состав и форма представления. - М., 2002. - 16 с.</w:t>
@@ -6950,7 +7233,8 @@
     </w:p>
     <w:p>
       <w:pPr>
-        <w:ind w:firstLine="708"/>
+        <w:spacing w:line="360" w:lineRule="auto"/>
+        <w:ind w:firstLine="709"/>
         <w:rPr>
           <w:lang w:val="en-US"/>
         </w:rPr>
@@ -6970,7 +7254,8 @@
     </w:p>
     <w:p>
       <w:pPr>
-        <w:ind w:firstLine="708"/>
+        <w:spacing w:line="360" w:lineRule="auto"/>
+        <w:ind w:firstLine="709"/>
         <w:rPr>
           <w:lang w:val="en-US"/>
         </w:rPr>
@@ -6998,7 +7283,8 @@
     </w:p>
     <w:p>
       <w:pPr>
-        <w:ind w:firstLine="708"/>
+        <w:spacing w:line="360" w:lineRule="auto"/>
+        <w:ind w:firstLine="709"/>
       </w:pPr>
       <w:r>
         <w:t>http://www.aip.org/publishing/pacs/nano-supplement (дата обращения 2014-12-09).</w:t>
@@ -7006,15 +7292,18 @@
     </w:p>
     <w:p>
       <w:pPr>
-        <w:ind w:firstLine="708"/>
-      </w:pPr>
-      <w:r>
+        <w:spacing w:line="360" w:lineRule="auto"/>
+        <w:ind w:firstLine="709"/>
+      </w:pPr>
+      <w:r>
+        <w:lastRenderedPageBreak/>
         <w:t>10 составления индексов УДК//Научно-техническая</w:t>
       </w:r>
     </w:p>
     <w:p>
       <w:pPr>
-        <w:ind w:firstLine="708"/>
+        <w:spacing w:line="360" w:lineRule="auto"/>
+        <w:ind w:firstLine="709"/>
       </w:pPr>
       <w:r>
         <w:t>информация. Сер. 1. - 2008. - N 8. - С. 7 - 8.</w:t>
@@ -7022,7 +7311,8 @@
     </w:p>
     <w:p>
       <w:pPr>
-        <w:ind w:firstLine="708"/>
+        <w:spacing w:line="360" w:lineRule="auto"/>
+        <w:ind w:firstLine="709"/>
       </w:pPr>
       <w:r>
         <w:t>11 Индексирование фундаментальных научных направлений кодами</w:t>
@@ -7030,7 +7320,8 @@
     </w:p>
     <w:p>
       <w:pPr>
-        <w:ind w:firstLine="708"/>
+        <w:spacing w:line="360" w:lineRule="auto"/>
+        <w:ind w:firstLine="709"/>
       </w:pPr>
       <w:r>
         <w:t xml:space="preserve">информационных классификаций УДК/О.А. </w:t>
@@ -7046,7 +7337,8 @@
     </w:p>
     <w:p>
       <w:pPr>
-        <w:ind w:firstLine="708"/>
+        <w:spacing w:line="360" w:lineRule="auto"/>
+        <w:ind w:firstLine="709"/>
       </w:pPr>
       <w:proofErr w:type="spellStart"/>
       <w:r>
@@ -7059,7 +7351,8 @@
     </w:p>
     <w:p>
       <w:pPr>
-        <w:ind w:firstLine="708"/>
+        <w:spacing w:line="360" w:lineRule="auto"/>
+        <w:ind w:firstLine="709"/>
       </w:pPr>
       <w:r>
         <w:t xml:space="preserve">12 Рубрикатор как инструмент информационной навигации/Р.С. </w:t>
@@ -7075,7 +7368,8 @@
     </w:p>
     <w:p>
       <w:pPr>
-        <w:ind w:firstLine="708"/>
+        <w:spacing w:line="360" w:lineRule="auto"/>
+        <w:ind w:firstLine="709"/>
       </w:pPr>
       <w:r>
         <w:t xml:space="preserve">Шапкин, В.Н. </w:t>
@@ -7091,10 +7385,10 @@
     </w:p>
     <w:p>
       <w:pPr>
-        <w:ind w:firstLine="708"/>
-      </w:pPr>
-      <w:r>
-        <w:lastRenderedPageBreak/>
+        <w:spacing w:line="360" w:lineRule="auto"/>
+        <w:ind w:firstLine="709"/>
+      </w:pPr>
+      <w:r>
         <w:t xml:space="preserve">13 Рубрикатор научно-технической информации по </w:t>
       </w:r>
       <w:proofErr w:type="spellStart"/>
@@ -7108,7 +7402,8 @@
     </w:p>
     <w:p>
       <w:pPr>
-        <w:ind w:firstLine="708"/>
+        <w:spacing w:line="360" w:lineRule="auto"/>
+        <w:ind w:firstLine="709"/>
       </w:pPr>
       <w:proofErr w:type="spellStart"/>
       <w:r>
@@ -7129,7 +7424,8 @@
     </w:p>
     <w:p>
       <w:pPr>
-        <w:ind w:firstLine="708"/>
+        <w:spacing w:line="360" w:lineRule="auto"/>
+        <w:ind w:firstLine="709"/>
       </w:pPr>
       <w:r>
         <w:t>Национальный электронно-информационный консорциум (НЭИКОН),</w:t>
@@ -7137,7 +7433,8 @@
     </w:p>
     <w:p>
       <w:pPr>
-        <w:ind w:firstLine="708"/>
+        <w:spacing w:line="360" w:lineRule="auto"/>
+        <w:ind w:firstLine="709"/>
       </w:pPr>
       <w:r>
         <w:t>Всероссийский институт научной и технической информации (ВИНИТИ РАН). - М.,</w:t>
@@ -7145,7 +7442,8 @@
     </w:p>
     <w:p>
       <w:pPr>
-        <w:ind w:firstLine="708"/>
+        <w:spacing w:line="360" w:lineRule="auto"/>
+        <w:ind w:firstLine="709"/>
       </w:pPr>
       <w:r>
         <w:t>2009. - 75 с.</w:t>
@@ -7153,7 +7451,8 @@
     </w:p>
     <w:p>
       <w:pPr>
-        <w:ind w:firstLine="708"/>
+        <w:spacing w:line="360" w:lineRule="auto"/>
+        <w:ind w:firstLine="709"/>
       </w:pPr>
       <w:r>
         <w:t xml:space="preserve">14 Рубрикатор по </w:t>
@@ -7177,6 +7476,8 @@
     </w:p>
     <w:p>
       <w:pPr>
+        <w:spacing w:line="360" w:lineRule="auto"/>
+        <w:ind w:firstLine="709"/>
         <w:rPr>
           <w:rFonts w:ascii="Times New Roman" w:eastAsia="Times New Roman" w:hAnsi="Times New Roman" w:cs="Times New Roman"/>
           <w:sz w:val="28"/>
@@ -7197,6 +7498,8 @@
     <w:p>
       <w:pPr>
         <w:pStyle w:val="1"/>
+        <w:spacing w:line="360" w:lineRule="auto"/>
+        <w:ind w:firstLine="709"/>
         <w:jc w:val="center"/>
         <w:rPr>
           <w:lang w:eastAsia="ru-RU"/>
@@ -7206,6 +7509,8 @@
     <w:p>
       <w:pPr>
         <w:pStyle w:val="1"/>
+        <w:spacing w:line="360" w:lineRule="auto"/>
+        <w:ind w:firstLine="709"/>
         <w:jc w:val="center"/>
       </w:pPr>
       <w:bookmarkStart w:id="12" w:name="_Toc226001021"/>
@@ -7234,7 +7539,8 @@
     </w:p>
     <w:p>
       <w:pPr>
-        <w:ind w:firstLine="708"/>
+        <w:spacing w:line="360" w:lineRule="auto"/>
+        <w:ind w:firstLine="709"/>
         <w:rPr>
           <w:rFonts w:ascii="Times New Roman" w:eastAsia="Times New Roman" w:hAnsi="Times New Roman" w:cs="Times New Roman"/>
           <w:sz w:val="28"/>
@@ -7254,7 +7560,8 @@
     </w:p>
     <w:p>
       <w:pPr>
-        <w:ind w:firstLine="708"/>
+        <w:spacing w:line="360" w:lineRule="auto"/>
+        <w:ind w:firstLine="709"/>
         <w:rPr>
           <w:rFonts w:ascii="Times New Roman" w:eastAsia="Times New Roman" w:hAnsi="Times New Roman" w:cs="Times New Roman"/>
           <w:sz w:val="28"/>
@@ -7274,7 +7581,8 @@
     </w:p>
     <w:p>
       <w:pPr>
-        <w:ind w:firstLine="708"/>
+        <w:spacing w:line="360" w:lineRule="auto"/>
+        <w:ind w:firstLine="709"/>
         <w:rPr>
           <w:rFonts w:ascii="Times New Roman" w:eastAsia="Times New Roman" w:hAnsi="Times New Roman" w:cs="Times New Roman"/>
           <w:sz w:val="28"/>
@@ -7294,7 +7602,8 @@
     </w:p>
     <w:p>
       <w:pPr>
-        <w:ind w:firstLine="708"/>
+        <w:spacing w:line="360" w:lineRule="auto"/>
+        <w:ind w:firstLine="709"/>
         <w:rPr>
           <w:rFonts w:ascii="Times New Roman" w:eastAsia="Times New Roman" w:hAnsi="Times New Roman" w:cs="Times New Roman"/>
           <w:sz w:val="28"/>
@@ -7314,7 +7623,8 @@
     </w:p>
     <w:p>
       <w:pPr>
-        <w:ind w:left="708" w:firstLine="708"/>
+        <w:spacing w:line="360" w:lineRule="auto"/>
+        <w:ind w:firstLine="709"/>
         <w:rPr>
           <w:rFonts w:ascii="Times New Roman" w:eastAsia="Times New Roman" w:hAnsi="Times New Roman" w:cs="Times New Roman"/>
           <w:sz w:val="28"/>
@@ -7334,7 +7644,8 @@
     </w:p>
     <w:p>
       <w:pPr>
-        <w:ind w:left="708" w:firstLine="708"/>
+        <w:spacing w:line="360" w:lineRule="auto"/>
+        <w:ind w:firstLine="709"/>
         <w:rPr>
           <w:rFonts w:ascii="Times New Roman" w:eastAsia="Times New Roman" w:hAnsi="Times New Roman" w:cs="Times New Roman"/>
           <w:sz w:val="28"/>
@@ -7354,7 +7665,8 @@
     </w:p>
     <w:p>
       <w:pPr>
-        <w:ind w:firstLine="708"/>
+        <w:spacing w:line="360" w:lineRule="auto"/>
+        <w:ind w:firstLine="709"/>
         <w:rPr>
           <w:rFonts w:ascii="Times New Roman" w:eastAsia="Times New Roman" w:hAnsi="Times New Roman" w:cs="Times New Roman"/>
           <w:sz w:val="28"/>
@@ -7374,7 +7686,8 @@
     </w:p>
     <w:p>
       <w:pPr>
-        <w:ind w:firstLine="708"/>
+        <w:spacing w:line="360" w:lineRule="auto"/>
+        <w:ind w:firstLine="709"/>
         <w:rPr>
           <w:rFonts w:ascii="Times New Roman" w:eastAsia="Times New Roman" w:hAnsi="Times New Roman" w:cs="Times New Roman"/>
           <w:sz w:val="28"/>
@@ -7394,7 +7707,8 @@
     </w:p>
     <w:p>
       <w:pPr>
-        <w:ind w:left="708" w:firstLine="708"/>
+        <w:spacing w:line="360" w:lineRule="auto"/>
+        <w:ind w:firstLine="709"/>
         <w:rPr>
           <w:rFonts w:ascii="Times New Roman" w:eastAsia="Times New Roman" w:hAnsi="Times New Roman" w:cs="Times New Roman"/>
           <w:sz w:val="28"/>
@@ -7414,7 +7728,8 @@
     </w:p>
     <w:p>
       <w:pPr>
-        <w:ind w:left="708" w:firstLine="708"/>
+        <w:spacing w:line="360" w:lineRule="auto"/>
+        <w:ind w:firstLine="709"/>
         <w:rPr>
           <w:rFonts w:ascii="Times New Roman" w:eastAsia="Times New Roman" w:hAnsi="Times New Roman" w:cs="Times New Roman"/>
           <w:sz w:val="28"/>
@@ -7434,7 +7749,8 @@
     </w:p>
     <w:p>
       <w:pPr>
-        <w:ind w:left="708" w:firstLine="708"/>
+        <w:spacing w:line="360" w:lineRule="auto"/>
+        <w:ind w:firstLine="709"/>
         <w:rPr>
           <w:rFonts w:ascii="Times New Roman" w:eastAsia="Times New Roman" w:hAnsi="Times New Roman" w:cs="Times New Roman"/>
           <w:sz w:val="28"/>
@@ -7463,7 +7779,8 @@
     </w:p>
     <w:p>
       <w:pPr>
-        <w:ind w:firstLine="708"/>
+        <w:spacing w:line="360" w:lineRule="auto"/>
+        <w:ind w:firstLine="709"/>
         <w:rPr>
           <w:rFonts w:ascii="Times New Roman" w:eastAsia="Times New Roman" w:hAnsi="Times New Roman" w:cs="Times New Roman"/>
           <w:sz w:val="28"/>
@@ -7483,7 +7800,8 @@
     </w:p>
     <w:p>
       <w:pPr>
-        <w:ind w:firstLine="708"/>
+        <w:spacing w:line="360" w:lineRule="auto"/>
+        <w:ind w:firstLine="709"/>
         <w:rPr>
           <w:rFonts w:ascii="Times New Roman" w:eastAsia="Times New Roman" w:hAnsi="Times New Roman" w:cs="Times New Roman"/>
           <w:sz w:val="28"/>
@@ -7503,7 +7821,8 @@
     </w:p>
     <w:p>
       <w:pPr>
-        <w:ind w:firstLine="708"/>
+        <w:spacing w:line="360" w:lineRule="auto"/>
+        <w:ind w:firstLine="709"/>
         <w:rPr>
           <w:rFonts w:ascii="Times New Roman" w:eastAsia="Times New Roman" w:hAnsi="Times New Roman" w:cs="Times New Roman"/>
           <w:sz w:val="28"/>
@@ -7523,7 +7842,8 @@
     </w:p>
     <w:p>
       <w:pPr>
-        <w:ind w:firstLine="708"/>
+        <w:spacing w:line="360" w:lineRule="auto"/>
+        <w:ind w:firstLine="709"/>
         <w:rPr>
           <w:rFonts w:ascii="Times New Roman" w:eastAsia="Times New Roman" w:hAnsi="Times New Roman" w:cs="Times New Roman"/>
           <w:sz w:val="28"/>
@@ -7543,6 +7863,8 @@
     </w:p>
     <w:p>
       <w:pPr>
+        <w:spacing w:line="360" w:lineRule="auto"/>
+        <w:ind w:firstLine="709"/>
         <w:rPr>
           <w:rFonts w:ascii="Times New Roman" w:eastAsia="Times New Roman" w:hAnsi="Times New Roman" w:cs="Times New Roman"/>
           <w:b/>
@@ -7564,6 +7886,8 @@
     <w:p>
       <w:pPr>
         <w:pStyle w:val="1"/>
+        <w:spacing w:line="360" w:lineRule="auto"/>
+        <w:ind w:firstLine="709"/>
         <w:jc w:val="center"/>
         <w:rPr>
           <w:lang w:eastAsia="ru-RU"/>
@@ -7624,7 +7948,8 @@
     </w:p>
     <w:p>
       <w:pPr>
-        <w:ind w:firstLine="708"/>
+        <w:spacing w:line="360" w:lineRule="auto"/>
+        <w:ind w:firstLine="709"/>
         <w:rPr>
           <w:rFonts w:ascii="Times New Roman" w:eastAsia="Times New Roman" w:hAnsi="Times New Roman" w:cs="Times New Roman"/>
           <w:sz w:val="28"/>
@@ -7662,7 +7987,8 @@
     </w:p>
     <w:p>
       <w:pPr>
-        <w:ind w:firstLine="708"/>
+        <w:spacing w:line="360" w:lineRule="auto"/>
+        <w:ind w:firstLine="709"/>
         <w:rPr>
           <w:rFonts w:ascii="Times New Roman" w:eastAsia="Times New Roman" w:hAnsi="Times New Roman" w:cs="Times New Roman"/>
           <w:sz w:val="28"/>
@@ -7682,7 +8008,8 @@
     </w:p>
     <w:p>
       <w:pPr>
-        <w:ind w:firstLine="708"/>
+        <w:spacing w:line="360" w:lineRule="auto"/>
+        <w:ind w:firstLine="709"/>
         <w:rPr>
           <w:rFonts w:ascii="Times New Roman" w:eastAsia="Times New Roman" w:hAnsi="Times New Roman" w:cs="Times New Roman"/>
           <w:sz w:val="28"/>
@@ -7702,7 +8029,8 @@
     </w:p>
     <w:p>
       <w:pPr>
-        <w:ind w:firstLine="708"/>
+        <w:spacing w:line="360" w:lineRule="auto"/>
+        <w:ind w:firstLine="709"/>
         <w:rPr>
           <w:rFonts w:ascii="Times New Roman" w:eastAsia="Times New Roman" w:hAnsi="Times New Roman" w:cs="Times New Roman"/>
           <w:sz w:val="28"/>
@@ -7722,7 +8050,8 @@
     </w:p>
     <w:p>
       <w:pPr>
-        <w:ind w:firstLine="708"/>
+        <w:spacing w:line="360" w:lineRule="auto"/>
+        <w:ind w:firstLine="709"/>
         <w:rPr>
           <w:rFonts w:ascii="Times New Roman" w:eastAsia="Times New Roman" w:hAnsi="Times New Roman" w:cs="Times New Roman"/>
           <w:sz w:val="28"/>
@@ -7742,7 +8071,8 @@
     </w:p>
     <w:p>
       <w:pPr>
-        <w:ind w:firstLine="708"/>
+        <w:spacing w:line="360" w:lineRule="auto"/>
+        <w:ind w:firstLine="709"/>
         <w:rPr>
           <w:rFonts w:ascii="Times New Roman" w:eastAsia="Times New Roman" w:hAnsi="Times New Roman" w:cs="Times New Roman"/>
           <w:sz w:val="28"/>
@@ -7762,7 +8092,8 @@
     </w:p>
     <w:p>
       <w:pPr>
-        <w:ind w:firstLine="708"/>
+        <w:spacing w:line="360" w:lineRule="auto"/>
+        <w:ind w:firstLine="709"/>
         <w:rPr>
           <w:rFonts w:ascii="Times New Roman" w:eastAsia="Times New Roman" w:hAnsi="Times New Roman" w:cs="Times New Roman"/>
           <w:sz w:val="28"/>
@@ -7782,7 +8113,8 @@
     </w:p>
     <w:p>
       <w:pPr>
-        <w:ind w:firstLine="708"/>
+        <w:spacing w:line="360" w:lineRule="auto"/>
+        <w:ind w:firstLine="709"/>
         <w:rPr>
           <w:rFonts w:ascii="Times New Roman" w:eastAsia="Times New Roman" w:hAnsi="Times New Roman" w:cs="Times New Roman"/>
           <w:sz w:val="28"/>
@@ -7802,7 +8134,8 @@
     </w:p>
     <w:p>
       <w:pPr>
-        <w:ind w:firstLine="708"/>
+        <w:spacing w:line="360" w:lineRule="auto"/>
+        <w:ind w:firstLine="709"/>
         <w:rPr>
           <w:rFonts w:ascii="Times New Roman" w:eastAsia="Times New Roman" w:hAnsi="Times New Roman" w:cs="Times New Roman"/>
           <w:sz w:val="28"/>
@@ -7822,7 +8155,8 @@
     </w:p>
     <w:p>
       <w:pPr>
-        <w:ind w:firstLine="708"/>
+        <w:spacing w:line="360" w:lineRule="auto"/>
+        <w:ind w:firstLine="709"/>
         <w:rPr>
           <w:rFonts w:ascii="Times New Roman" w:eastAsia="Times New Roman" w:hAnsi="Times New Roman" w:cs="Times New Roman"/>
           <w:sz w:val="28"/>
@@ -7842,7 +8176,8 @@
     </w:p>
     <w:p>
       <w:pPr>
-        <w:ind w:firstLine="708"/>
+        <w:spacing w:line="360" w:lineRule="auto"/>
+        <w:ind w:firstLine="709"/>
         <w:rPr>
           <w:rFonts w:ascii="Times New Roman" w:eastAsia="Times New Roman" w:hAnsi="Times New Roman" w:cs="Times New Roman"/>
           <w:sz w:val="28"/>
@@ -7862,7 +8197,8 @@
     </w:p>
     <w:p>
       <w:pPr>
-        <w:ind w:firstLine="708"/>
+        <w:spacing w:line="360" w:lineRule="auto"/>
+        <w:ind w:firstLine="709"/>
         <w:rPr>
           <w:rFonts w:ascii="Times New Roman" w:eastAsia="Times New Roman" w:hAnsi="Times New Roman" w:cs="Times New Roman"/>
           <w:sz w:val="28"/>
@@ -7882,7 +8218,8 @@
     </w:p>
     <w:p>
       <w:pPr>
-        <w:ind w:firstLine="708"/>
+        <w:spacing w:line="360" w:lineRule="auto"/>
+        <w:ind w:firstLine="709"/>
         <w:rPr>
           <w:rFonts w:ascii="Times New Roman" w:eastAsia="Times New Roman" w:hAnsi="Times New Roman" w:cs="Times New Roman"/>
           <w:sz w:val="28"/>
@@ -7902,7 +8239,8 @@
     </w:p>
     <w:p>
       <w:pPr>
-        <w:ind w:firstLine="708"/>
+        <w:spacing w:line="360" w:lineRule="auto"/>
+        <w:ind w:firstLine="709"/>
         <w:rPr>
           <w:rFonts w:ascii="Times New Roman" w:eastAsia="Times New Roman" w:hAnsi="Times New Roman" w:cs="Times New Roman"/>
           <w:sz w:val="28"/>
@@ -7922,7 +8260,8 @@
     </w:p>
     <w:p>
       <w:pPr>
-        <w:ind w:firstLine="708"/>
+        <w:spacing w:line="360" w:lineRule="auto"/>
+        <w:ind w:firstLine="709"/>
         <w:rPr>
           <w:rFonts w:ascii="Times New Roman" w:eastAsia="Times New Roman" w:hAnsi="Times New Roman" w:cs="Times New Roman"/>
           <w:sz w:val="28"/>
@@ -7942,27 +8281,30 @@
     </w:p>
     <w:p>
       <w:pPr>
-        <w:ind w:firstLine="708"/>
-        <w:rPr>
-          <w:rFonts w:ascii="Times New Roman" w:eastAsia="Times New Roman" w:hAnsi="Times New Roman" w:cs="Times New Roman"/>
-          <w:sz w:val="28"/>
-          <w:szCs w:val="28"/>
-          <w:lang w:eastAsia="ru-RU"/>
-        </w:rPr>
-      </w:pPr>
-      <w:r>
-        <w:rPr>
-          <w:rFonts w:ascii="Times New Roman" w:eastAsia="Times New Roman" w:hAnsi="Times New Roman" w:cs="Times New Roman"/>
-          <w:sz w:val="28"/>
-          <w:szCs w:val="28"/>
-          <w:lang w:eastAsia="ru-RU"/>
-        </w:rPr>
+        <w:spacing w:line="360" w:lineRule="auto"/>
+        <w:ind w:firstLine="709"/>
+        <w:rPr>
+          <w:rFonts w:ascii="Times New Roman" w:eastAsia="Times New Roman" w:hAnsi="Times New Roman" w:cs="Times New Roman"/>
+          <w:sz w:val="28"/>
+          <w:szCs w:val="28"/>
+          <w:lang w:eastAsia="ru-RU"/>
+        </w:rPr>
+      </w:pPr>
+      <w:r>
+        <w:rPr>
+          <w:rFonts w:ascii="Times New Roman" w:eastAsia="Times New Roman" w:hAnsi="Times New Roman" w:cs="Times New Roman"/>
+          <w:sz w:val="28"/>
+          <w:szCs w:val="28"/>
+          <w:lang w:eastAsia="ru-RU"/>
+        </w:rPr>
+        <w:lastRenderedPageBreak/>
         <w:t>– электронные ресурсы;</w:t>
       </w:r>
     </w:p>
     <w:p>
       <w:pPr>
-        <w:ind w:firstLine="708"/>
+        <w:spacing w:line="360" w:lineRule="auto"/>
+        <w:ind w:firstLine="709"/>
         <w:rPr>
           <w:rFonts w:ascii="Times New Roman" w:eastAsia="Times New Roman" w:hAnsi="Times New Roman" w:cs="Times New Roman"/>
           <w:sz w:val="28"/>
@@ -7982,7 +8324,8 @@
     </w:p>
     <w:p>
       <w:pPr>
-        <w:ind w:firstLine="708"/>
+        <w:spacing w:line="360" w:lineRule="auto"/>
+        <w:ind w:firstLine="709"/>
         <w:rPr>
           <w:rFonts w:ascii="Times New Roman" w:eastAsia="Times New Roman" w:hAnsi="Times New Roman" w:cs="Times New Roman"/>
           <w:sz w:val="28"/>
@@ -8020,7 +8363,8 @@
     </w:p>
     <w:p>
       <w:pPr>
-        <w:ind w:firstLine="708"/>
+        <w:spacing w:line="360" w:lineRule="auto"/>
+        <w:ind w:firstLine="709"/>
         <w:rPr>
           <w:rFonts w:ascii="Times New Roman" w:eastAsia="Times New Roman" w:hAnsi="Times New Roman" w:cs="Times New Roman"/>
           <w:i/>
@@ -8042,7 +8386,8 @@
     </w:p>
     <w:p>
       <w:pPr>
-        <w:ind w:firstLine="708"/>
+        <w:spacing w:line="360" w:lineRule="auto"/>
+        <w:ind w:firstLine="709"/>
         <w:rPr>
           <w:rFonts w:ascii="Times New Roman" w:eastAsia="Times New Roman" w:hAnsi="Times New Roman" w:cs="Times New Roman"/>
           <w:sz w:val="28"/>
@@ -8062,7 +8407,348 @@
     </w:p>
     <w:p>
       <w:pPr>
-        <w:ind w:firstLine="708"/>
+        <w:spacing w:line="360" w:lineRule="auto"/>
+        <w:ind w:firstLine="709"/>
+        <w:rPr>
+          <w:rFonts w:ascii="Times New Roman" w:eastAsia="Times New Roman" w:hAnsi="Times New Roman" w:cs="Times New Roman"/>
+          <w:sz w:val="28"/>
+          <w:szCs w:val="28"/>
+          <w:lang w:eastAsia="ru-RU"/>
+        </w:rPr>
+      </w:pPr>
+      <w:r>
+        <w:rPr>
+          <w:rFonts w:ascii="Times New Roman" w:eastAsia="Times New Roman" w:hAnsi="Times New Roman" w:cs="Times New Roman"/>
+          <w:sz w:val="28"/>
+          <w:szCs w:val="28"/>
+          <w:lang w:eastAsia="ru-RU"/>
+        </w:rPr>
+        <w:t>(ред. от 21.07.2014) // Российская газета. – 1993. – 25 дек.; Собрание законодательства РФ. –</w:t>
+      </w:r>
+    </w:p>
+    <w:p>
+      <w:pPr>
+        <w:spacing w:line="360" w:lineRule="auto"/>
+        <w:ind w:firstLine="709"/>
+        <w:rPr>
+          <w:rFonts w:ascii="Times New Roman" w:eastAsia="Times New Roman" w:hAnsi="Times New Roman" w:cs="Times New Roman"/>
+          <w:sz w:val="28"/>
+          <w:szCs w:val="28"/>
+          <w:lang w:eastAsia="ru-RU"/>
+        </w:rPr>
+      </w:pPr>
+      <w:r>
+        <w:rPr>
+          <w:rFonts w:ascii="Times New Roman" w:eastAsia="Times New Roman" w:hAnsi="Times New Roman" w:cs="Times New Roman"/>
+          <w:sz w:val="28"/>
+          <w:szCs w:val="28"/>
+          <w:lang w:eastAsia="ru-RU"/>
+        </w:rPr>
+        <w:t>2014. – № 31. – Ст. 4398.</w:t>
+      </w:r>
+    </w:p>
+    <w:p>
+      <w:pPr>
+        <w:spacing w:line="360" w:lineRule="auto"/>
+        <w:ind w:firstLine="709"/>
+        <w:rPr>
+          <w:rFonts w:ascii="Times New Roman" w:eastAsia="Times New Roman" w:hAnsi="Times New Roman" w:cs="Times New Roman"/>
+          <w:sz w:val="28"/>
+          <w:szCs w:val="28"/>
+          <w:lang w:eastAsia="ru-RU"/>
+        </w:rPr>
+      </w:pPr>
+      <w:r>
+        <w:rPr>
+          <w:rFonts w:ascii="Times New Roman" w:eastAsia="Times New Roman" w:hAnsi="Times New Roman" w:cs="Times New Roman"/>
+          <w:sz w:val="28"/>
+          <w:szCs w:val="28"/>
+          <w:lang w:eastAsia="ru-RU"/>
+        </w:rPr>
+        <w:t>2. Гражданский кодекс Российской Федерации (часть первая) от 30.11.1994 г. № 51-ФЗ</w:t>
+      </w:r>
+    </w:p>
+    <w:p>
+      <w:pPr>
+        <w:spacing w:line="360" w:lineRule="auto"/>
+        <w:ind w:firstLine="709"/>
+        <w:rPr>
+          <w:rFonts w:ascii="Times New Roman" w:eastAsia="Times New Roman" w:hAnsi="Times New Roman" w:cs="Times New Roman"/>
+          <w:sz w:val="28"/>
+          <w:szCs w:val="28"/>
+          <w:lang w:eastAsia="ru-RU"/>
+        </w:rPr>
+      </w:pPr>
+      <w:r>
+        <w:rPr>
+          <w:rFonts w:ascii="Times New Roman" w:eastAsia="Times New Roman" w:hAnsi="Times New Roman" w:cs="Times New Roman"/>
+          <w:sz w:val="28"/>
+          <w:szCs w:val="28"/>
+          <w:lang w:eastAsia="ru-RU"/>
+        </w:rPr>
+        <w:t>(ред. от 22.10.2014) // Собрание законодательства РФ. – 1994. – № 32. – Ст. 3301; 2014. – № 43.</w:t>
+      </w:r>
+    </w:p>
+    <w:p>
+      <w:pPr>
+        <w:spacing w:line="360" w:lineRule="auto"/>
+        <w:ind w:firstLine="709"/>
+        <w:rPr>
+          <w:rFonts w:ascii="Times New Roman" w:eastAsia="Times New Roman" w:hAnsi="Times New Roman" w:cs="Times New Roman"/>
+          <w:sz w:val="28"/>
+          <w:szCs w:val="28"/>
+          <w:lang w:eastAsia="ru-RU"/>
+        </w:rPr>
+      </w:pPr>
+      <w:r>
+        <w:rPr>
+          <w:rFonts w:ascii="Times New Roman" w:eastAsia="Times New Roman" w:hAnsi="Times New Roman" w:cs="Times New Roman"/>
+          <w:sz w:val="28"/>
+          <w:szCs w:val="28"/>
+          <w:lang w:eastAsia="ru-RU"/>
+        </w:rPr>
+        <w:t>– Ст. 5799.</w:t>
+      </w:r>
+    </w:p>
+    <w:p>
+      <w:pPr>
+        <w:spacing w:line="360" w:lineRule="auto"/>
+        <w:ind w:firstLine="709"/>
+        <w:rPr>
+          <w:rFonts w:ascii="Times New Roman" w:eastAsia="Times New Roman" w:hAnsi="Times New Roman" w:cs="Times New Roman"/>
+          <w:i/>
+          <w:sz w:val="28"/>
+          <w:szCs w:val="28"/>
+          <w:lang w:eastAsia="ru-RU"/>
+        </w:rPr>
+      </w:pPr>
+      <w:r>
+        <w:rPr>
+          <w:rFonts w:ascii="Times New Roman" w:eastAsia="Times New Roman" w:hAnsi="Times New Roman" w:cs="Times New Roman"/>
+          <w:i/>
+          <w:sz w:val="28"/>
+          <w:szCs w:val="28"/>
+          <w:lang w:eastAsia="ru-RU"/>
+        </w:rPr>
+        <w:t>Книги одного автора</w:t>
+      </w:r>
+    </w:p>
+    <w:p>
+      <w:pPr>
+        <w:spacing w:line="360" w:lineRule="auto"/>
+        <w:ind w:firstLine="709"/>
+        <w:rPr>
+          <w:rFonts w:ascii="Times New Roman" w:eastAsia="Times New Roman" w:hAnsi="Times New Roman" w:cs="Times New Roman"/>
+          <w:sz w:val="28"/>
+          <w:szCs w:val="28"/>
+          <w:lang w:eastAsia="ru-RU"/>
+        </w:rPr>
+      </w:pPr>
+      <w:r>
+        <w:rPr>
+          <w:rFonts w:ascii="Times New Roman" w:eastAsia="Times New Roman" w:hAnsi="Times New Roman" w:cs="Times New Roman"/>
+          <w:sz w:val="28"/>
+          <w:szCs w:val="28"/>
+          <w:lang w:eastAsia="ru-RU"/>
+        </w:rPr>
+        <w:t xml:space="preserve">Янг Н. И. Алгебра: учеб. пособие / Н. И. Янг. – 2-е изд., доп. – </w:t>
+      </w:r>
+      <w:proofErr w:type="gramStart"/>
+      <w:r>
+        <w:rPr>
+          <w:rFonts w:ascii="Times New Roman" w:eastAsia="Times New Roman" w:hAnsi="Times New Roman" w:cs="Times New Roman"/>
+          <w:sz w:val="28"/>
+          <w:szCs w:val="28"/>
+          <w:lang w:eastAsia="ru-RU"/>
+        </w:rPr>
+        <w:t>М. :</w:t>
+      </w:r>
+      <w:proofErr w:type="gramEnd"/>
+      <w:r>
+        <w:rPr>
+          <w:rFonts w:ascii="Times New Roman" w:eastAsia="Times New Roman" w:hAnsi="Times New Roman" w:cs="Times New Roman"/>
+          <w:sz w:val="28"/>
+          <w:szCs w:val="28"/>
+          <w:lang w:eastAsia="ru-RU"/>
+        </w:rPr>
+        <w:t xml:space="preserve"> Просвещение, 1977. –</w:t>
+      </w:r>
+    </w:p>
+    <w:p>
+      <w:pPr>
+        <w:spacing w:line="360" w:lineRule="auto"/>
+        <w:ind w:firstLine="709"/>
+        <w:rPr>
+          <w:rFonts w:ascii="Times New Roman" w:eastAsia="Times New Roman" w:hAnsi="Times New Roman" w:cs="Times New Roman"/>
+          <w:sz w:val="28"/>
+          <w:szCs w:val="28"/>
+          <w:lang w:eastAsia="ru-RU"/>
+        </w:rPr>
+      </w:pPr>
+      <w:r>
+        <w:rPr>
+          <w:rFonts w:ascii="Times New Roman" w:eastAsia="Times New Roman" w:hAnsi="Times New Roman" w:cs="Times New Roman"/>
+          <w:sz w:val="28"/>
+          <w:szCs w:val="28"/>
+          <w:lang w:eastAsia="ru-RU"/>
+        </w:rPr>
+        <w:t>416 с.</w:t>
+      </w:r>
+    </w:p>
+    <w:p>
+      <w:pPr>
+        <w:spacing w:line="360" w:lineRule="auto"/>
+        <w:ind w:firstLine="709"/>
+        <w:rPr>
+          <w:rFonts w:ascii="Times New Roman" w:eastAsia="Times New Roman" w:hAnsi="Times New Roman" w:cs="Times New Roman"/>
+          <w:i/>
+          <w:sz w:val="28"/>
+          <w:szCs w:val="28"/>
+          <w:lang w:eastAsia="ru-RU"/>
+        </w:rPr>
+      </w:pPr>
+      <w:r>
+        <w:rPr>
+          <w:rFonts w:ascii="Times New Roman" w:eastAsia="Times New Roman" w:hAnsi="Times New Roman" w:cs="Times New Roman"/>
+          <w:i/>
+          <w:sz w:val="28"/>
+          <w:szCs w:val="28"/>
+          <w:lang w:eastAsia="ru-RU"/>
+        </w:rPr>
+        <w:t>Книги двух авторов</w:t>
+      </w:r>
+    </w:p>
+    <w:p>
+      <w:pPr>
+        <w:spacing w:line="360" w:lineRule="auto"/>
+        <w:ind w:firstLine="709"/>
+        <w:rPr>
+          <w:rFonts w:ascii="Times New Roman" w:eastAsia="Times New Roman" w:hAnsi="Times New Roman" w:cs="Times New Roman"/>
+          <w:sz w:val="28"/>
+          <w:szCs w:val="28"/>
+          <w:lang w:eastAsia="ru-RU"/>
+        </w:rPr>
+      </w:pPr>
+      <w:proofErr w:type="spellStart"/>
+      <w:r>
+        <w:rPr>
+          <w:rFonts w:ascii="Times New Roman" w:eastAsia="Times New Roman" w:hAnsi="Times New Roman" w:cs="Times New Roman"/>
+          <w:sz w:val="28"/>
+          <w:szCs w:val="28"/>
+          <w:lang w:eastAsia="ru-RU"/>
+        </w:rPr>
+        <w:t>Нечипорчук</w:t>
+      </w:r>
+      <w:proofErr w:type="spellEnd"/>
+      <w:r>
+        <w:rPr>
+          <w:rFonts w:ascii="Times New Roman" w:eastAsia="Times New Roman" w:hAnsi="Times New Roman" w:cs="Times New Roman"/>
+          <w:sz w:val="28"/>
+          <w:szCs w:val="28"/>
+          <w:lang w:eastAsia="ru-RU"/>
+        </w:rPr>
+        <w:t xml:space="preserve"> Н. А. Акцизы / Н. А. </w:t>
+      </w:r>
+      <w:proofErr w:type="spellStart"/>
+      <w:r>
+        <w:rPr>
+          <w:rFonts w:ascii="Times New Roman" w:eastAsia="Times New Roman" w:hAnsi="Times New Roman" w:cs="Times New Roman"/>
+          <w:sz w:val="28"/>
+          <w:szCs w:val="28"/>
+          <w:lang w:eastAsia="ru-RU"/>
+        </w:rPr>
+        <w:t>Нечипорчук</w:t>
+      </w:r>
+      <w:proofErr w:type="spellEnd"/>
+      <w:r>
+        <w:rPr>
+          <w:rFonts w:ascii="Times New Roman" w:eastAsia="Times New Roman" w:hAnsi="Times New Roman" w:cs="Times New Roman"/>
+          <w:sz w:val="28"/>
+          <w:szCs w:val="28"/>
+          <w:lang w:eastAsia="ru-RU"/>
+        </w:rPr>
+        <w:t xml:space="preserve">, Т. К. Подгорная. - 2-е изд., </w:t>
+      </w:r>
+      <w:proofErr w:type="spellStart"/>
+      <w:r>
+        <w:rPr>
+          <w:rFonts w:ascii="Times New Roman" w:eastAsia="Times New Roman" w:hAnsi="Times New Roman" w:cs="Times New Roman"/>
+          <w:sz w:val="28"/>
+          <w:szCs w:val="28"/>
+          <w:lang w:eastAsia="ru-RU"/>
+        </w:rPr>
+        <w:t>перераб</w:t>
+      </w:r>
+      <w:proofErr w:type="spellEnd"/>
+      <w:r>
+        <w:rPr>
+          <w:rFonts w:ascii="Times New Roman" w:eastAsia="Times New Roman" w:hAnsi="Times New Roman" w:cs="Times New Roman"/>
+          <w:sz w:val="28"/>
+          <w:szCs w:val="28"/>
+          <w:lang w:eastAsia="ru-RU"/>
+        </w:rPr>
+        <w:t xml:space="preserve">. – </w:t>
+      </w:r>
+      <w:proofErr w:type="gramStart"/>
+      <w:r>
+        <w:rPr>
+          <w:rFonts w:ascii="Times New Roman" w:eastAsia="Times New Roman" w:hAnsi="Times New Roman" w:cs="Times New Roman"/>
+          <w:sz w:val="28"/>
+          <w:szCs w:val="28"/>
+          <w:lang w:eastAsia="ru-RU"/>
+        </w:rPr>
+        <w:t>М. :</w:t>
+      </w:r>
+      <w:proofErr w:type="gramEnd"/>
+    </w:p>
+    <w:p>
+      <w:pPr>
+        <w:spacing w:line="360" w:lineRule="auto"/>
+        <w:ind w:firstLine="709"/>
+        <w:rPr>
+          <w:rFonts w:ascii="Times New Roman" w:eastAsia="Times New Roman" w:hAnsi="Times New Roman" w:cs="Times New Roman"/>
+          <w:sz w:val="28"/>
+          <w:szCs w:val="28"/>
+          <w:lang w:eastAsia="ru-RU"/>
+        </w:rPr>
+      </w:pPr>
+      <w:r>
+        <w:rPr>
+          <w:rFonts w:ascii="Times New Roman" w:eastAsia="Times New Roman" w:hAnsi="Times New Roman" w:cs="Times New Roman"/>
+          <w:sz w:val="28"/>
+          <w:szCs w:val="28"/>
+          <w:lang w:eastAsia="ru-RU"/>
+        </w:rPr>
+        <w:t>Налог Инфо, 2006. – 264 с.</w:t>
+      </w:r>
+    </w:p>
+    <w:p>
+      <w:pPr>
+        <w:spacing w:line="360" w:lineRule="auto"/>
+        <w:ind w:firstLine="709"/>
+        <w:rPr>
+          <w:rFonts w:ascii="Times New Roman" w:eastAsia="Times New Roman" w:hAnsi="Times New Roman" w:cs="Times New Roman"/>
+          <w:i/>
+          <w:sz w:val="28"/>
+          <w:szCs w:val="28"/>
+          <w:lang w:eastAsia="ru-RU"/>
+        </w:rPr>
+      </w:pPr>
+      <w:r>
+        <w:rPr>
+          <w:rFonts w:ascii="Times New Roman" w:eastAsia="Times New Roman" w:hAnsi="Times New Roman" w:cs="Times New Roman"/>
+          <w:i/>
+          <w:sz w:val="28"/>
+          <w:szCs w:val="28"/>
+          <w:lang w:eastAsia="ru-RU"/>
+        </w:rPr>
+        <w:t>Книги трех авторов</w:t>
+      </w:r>
+    </w:p>
+    <w:p>
+      <w:pPr>
+        <w:spacing w:line="360" w:lineRule="auto"/>
+        <w:ind w:firstLine="709"/>
         <w:rPr>
           <w:rFonts w:ascii="Times New Roman" w:eastAsia="Times New Roman" w:hAnsi="Times New Roman" w:cs="Times New Roman"/>
           <w:sz w:val="28"/>
@@ -8078,92 +8764,56 @@
           <w:lang w:eastAsia="ru-RU"/>
         </w:rPr>
         <w:lastRenderedPageBreak/>
-        <w:t>(ред. от 21.07.2014) // Российская газета. – 1993. – 25 дек.; Собрание законодательства РФ. –</w:t>
-      </w:r>
-    </w:p>
-    <w:p>
-      <w:pPr>
-        <w:ind w:firstLine="708"/>
-        <w:rPr>
-          <w:rFonts w:ascii="Times New Roman" w:eastAsia="Times New Roman" w:hAnsi="Times New Roman" w:cs="Times New Roman"/>
-          <w:sz w:val="28"/>
-          <w:szCs w:val="28"/>
-          <w:lang w:eastAsia="ru-RU"/>
-        </w:rPr>
-      </w:pPr>
-      <w:r>
-        <w:rPr>
-          <w:rFonts w:ascii="Times New Roman" w:eastAsia="Times New Roman" w:hAnsi="Times New Roman" w:cs="Times New Roman"/>
-          <w:sz w:val="28"/>
-          <w:szCs w:val="28"/>
-          <w:lang w:eastAsia="ru-RU"/>
-        </w:rPr>
-        <w:t>2014. – № 31. – Ст. 4398.</w:t>
-      </w:r>
-    </w:p>
-    <w:p>
-      <w:pPr>
-        <w:ind w:firstLine="708"/>
-        <w:rPr>
-          <w:rFonts w:ascii="Times New Roman" w:eastAsia="Times New Roman" w:hAnsi="Times New Roman" w:cs="Times New Roman"/>
-          <w:sz w:val="28"/>
-          <w:szCs w:val="28"/>
-          <w:lang w:eastAsia="ru-RU"/>
-        </w:rPr>
-      </w:pPr>
-      <w:r>
-        <w:rPr>
-          <w:rFonts w:ascii="Times New Roman" w:eastAsia="Times New Roman" w:hAnsi="Times New Roman" w:cs="Times New Roman"/>
-          <w:sz w:val="28"/>
-          <w:szCs w:val="28"/>
-          <w:lang w:eastAsia="ru-RU"/>
-        </w:rPr>
-        <w:t>2. Гражданский кодекс Российской Федерации (часть первая) от 30.11.1994 г. № 51-ФЗ</w:t>
-      </w:r>
-    </w:p>
-    <w:p>
-      <w:pPr>
-        <w:ind w:firstLine="708"/>
-        <w:rPr>
-          <w:rFonts w:ascii="Times New Roman" w:eastAsia="Times New Roman" w:hAnsi="Times New Roman" w:cs="Times New Roman"/>
-          <w:sz w:val="28"/>
-          <w:szCs w:val="28"/>
-          <w:lang w:eastAsia="ru-RU"/>
-        </w:rPr>
-      </w:pPr>
-      <w:r>
-        <w:rPr>
-          <w:rFonts w:ascii="Times New Roman" w:eastAsia="Times New Roman" w:hAnsi="Times New Roman" w:cs="Times New Roman"/>
-          <w:sz w:val="28"/>
-          <w:szCs w:val="28"/>
-          <w:lang w:eastAsia="ru-RU"/>
-        </w:rPr>
-        <w:t>(ред. от 22.10.2014) // Собрание законодательства РФ. – 1994. – № 32. – Ст. 3301; 2014. – № 43.</w:t>
-      </w:r>
-    </w:p>
-    <w:p>
-      <w:pPr>
-        <w:ind w:firstLine="708"/>
-        <w:rPr>
-          <w:rFonts w:ascii="Times New Roman" w:eastAsia="Times New Roman" w:hAnsi="Times New Roman" w:cs="Times New Roman"/>
-          <w:sz w:val="28"/>
-          <w:szCs w:val="28"/>
-          <w:lang w:eastAsia="ru-RU"/>
-        </w:rPr>
-      </w:pPr>
-      <w:r>
-        <w:rPr>
-          <w:rFonts w:ascii="Times New Roman" w:eastAsia="Times New Roman" w:hAnsi="Times New Roman" w:cs="Times New Roman"/>
-          <w:sz w:val="28"/>
-          <w:szCs w:val="28"/>
-          <w:lang w:eastAsia="ru-RU"/>
-        </w:rPr>
-        <w:t>– Ст. 5799.</w:t>
-      </w:r>
-    </w:p>
-    <w:p>
-      <w:pPr>
-        <w:ind w:firstLine="708"/>
+        <w:t xml:space="preserve">Бахвалов Н. С. Баланс / Н. С. Бахвалов, Н. П. Жидков, Г. М. Кобельков. – 3-е изд. – </w:t>
+      </w:r>
+      <w:proofErr w:type="gramStart"/>
+      <w:r>
+        <w:rPr>
+          <w:rFonts w:ascii="Times New Roman" w:eastAsia="Times New Roman" w:hAnsi="Times New Roman" w:cs="Times New Roman"/>
+          <w:sz w:val="28"/>
+          <w:szCs w:val="28"/>
+          <w:lang w:eastAsia="ru-RU"/>
+        </w:rPr>
+        <w:t>М. :</w:t>
+      </w:r>
+      <w:proofErr w:type="gramEnd"/>
+    </w:p>
+    <w:p>
+      <w:pPr>
+        <w:spacing w:line="360" w:lineRule="auto"/>
+        <w:ind w:firstLine="709"/>
+        <w:rPr>
+          <w:rFonts w:ascii="Times New Roman" w:eastAsia="Times New Roman" w:hAnsi="Times New Roman" w:cs="Times New Roman"/>
+          <w:sz w:val="28"/>
+          <w:szCs w:val="28"/>
+          <w:lang w:eastAsia="ru-RU"/>
+        </w:rPr>
+      </w:pPr>
+      <w:proofErr w:type="spellStart"/>
+      <w:r>
+        <w:rPr>
+          <w:rFonts w:ascii="Times New Roman" w:eastAsia="Times New Roman" w:hAnsi="Times New Roman" w:cs="Times New Roman"/>
+          <w:sz w:val="28"/>
+          <w:szCs w:val="28"/>
+          <w:lang w:eastAsia="ru-RU"/>
+        </w:rPr>
+        <w:t>ИндексМедиа</w:t>
+      </w:r>
+      <w:proofErr w:type="spellEnd"/>
+      <w:r>
+        <w:rPr>
+          <w:rFonts w:ascii="Times New Roman" w:eastAsia="Times New Roman" w:hAnsi="Times New Roman" w:cs="Times New Roman"/>
+          <w:sz w:val="28"/>
+          <w:szCs w:val="28"/>
+          <w:lang w:eastAsia="ru-RU"/>
+        </w:rPr>
+        <w:t>, 2007. – 144 с.</w:t>
+      </w:r>
+    </w:p>
+    <w:p>
+      <w:pPr>
+        <w:spacing w:line="360" w:lineRule="auto"/>
+        <w:ind w:firstLine="709"/>
         <w:rPr>
           <w:rFonts w:ascii="Times New Roman" w:eastAsia="Times New Roman" w:hAnsi="Times New Roman" w:cs="Times New Roman"/>
           <w:i/>
@@ -8180,72 +8830,75 @@
           <w:szCs w:val="28"/>
           <w:lang w:eastAsia="ru-RU"/>
         </w:rPr>
-        <w:t>Книги одного автора</w:t>
-      </w:r>
-    </w:p>
-    <w:p>
-      <w:pPr>
-        <w:ind w:firstLine="708"/>
-        <w:rPr>
-          <w:rFonts w:ascii="Times New Roman" w:eastAsia="Times New Roman" w:hAnsi="Times New Roman" w:cs="Times New Roman"/>
-          <w:sz w:val="28"/>
-          <w:szCs w:val="28"/>
-          <w:lang w:eastAsia="ru-RU"/>
-        </w:rPr>
-      </w:pPr>
-      <w:r>
-        <w:rPr>
-          <w:rFonts w:ascii="Times New Roman" w:eastAsia="Times New Roman" w:hAnsi="Times New Roman" w:cs="Times New Roman"/>
-          <w:sz w:val="28"/>
-          <w:szCs w:val="28"/>
-          <w:lang w:eastAsia="ru-RU"/>
-        </w:rPr>
-        <w:t xml:space="preserve">Янг Н. И. Алгебра: учеб. пособие / Н. И. Янг. – 2-е изд., доп. – </w:t>
-      </w:r>
-      <w:proofErr w:type="gramStart"/>
-      <w:r>
-        <w:rPr>
-          <w:rFonts w:ascii="Times New Roman" w:eastAsia="Times New Roman" w:hAnsi="Times New Roman" w:cs="Times New Roman"/>
-          <w:sz w:val="28"/>
-          <w:szCs w:val="28"/>
-          <w:lang w:eastAsia="ru-RU"/>
-        </w:rPr>
-        <w:t>М. :</w:t>
-      </w:r>
-      <w:proofErr w:type="gramEnd"/>
-      <w:r>
-        <w:rPr>
-          <w:rFonts w:ascii="Times New Roman" w:eastAsia="Times New Roman" w:hAnsi="Times New Roman" w:cs="Times New Roman"/>
-          <w:sz w:val="28"/>
-          <w:szCs w:val="28"/>
-          <w:lang w:eastAsia="ru-RU"/>
-        </w:rPr>
-        <w:t xml:space="preserve"> Просвещение, 1977. –</w:t>
-      </w:r>
-    </w:p>
-    <w:p>
-      <w:pPr>
-        <w:ind w:firstLine="708"/>
-        <w:rPr>
-          <w:rFonts w:ascii="Times New Roman" w:eastAsia="Times New Roman" w:hAnsi="Times New Roman" w:cs="Times New Roman"/>
-          <w:sz w:val="28"/>
-          <w:szCs w:val="28"/>
-          <w:lang w:eastAsia="ru-RU"/>
-        </w:rPr>
-      </w:pPr>
-      <w:r>
-        <w:rPr>
-          <w:rFonts w:ascii="Times New Roman" w:eastAsia="Times New Roman" w:hAnsi="Times New Roman" w:cs="Times New Roman"/>
-          <w:sz w:val="28"/>
-          <w:szCs w:val="28"/>
-          <w:lang w:eastAsia="ru-RU"/>
-        </w:rPr>
-        <w:t>416 с.</w:t>
-      </w:r>
-    </w:p>
-    <w:p>
-      <w:pPr>
-        <w:ind w:firstLine="708"/>
+        <w:t>Книги более трех авторов</w:t>
+      </w:r>
+    </w:p>
+    <w:p>
+      <w:pPr>
+        <w:spacing w:line="360" w:lineRule="auto"/>
+        <w:ind w:firstLine="709"/>
+        <w:rPr>
+          <w:rFonts w:ascii="Times New Roman" w:eastAsia="Times New Roman" w:hAnsi="Times New Roman" w:cs="Times New Roman"/>
+          <w:sz w:val="28"/>
+          <w:szCs w:val="28"/>
+          <w:lang w:eastAsia="ru-RU"/>
+        </w:rPr>
+      </w:pPr>
+      <w:r>
+        <w:rPr>
+          <w:rFonts w:ascii="Times New Roman" w:eastAsia="Times New Roman" w:hAnsi="Times New Roman" w:cs="Times New Roman"/>
+          <w:sz w:val="28"/>
+          <w:szCs w:val="28"/>
+          <w:lang w:eastAsia="ru-RU"/>
+        </w:rPr>
+        <w:t xml:space="preserve">Математика: учебник / Ю. М. Ермолаев [и др.]. – 2-е изд., доп. и </w:t>
+      </w:r>
+      <w:proofErr w:type="spellStart"/>
+      <w:r>
+        <w:rPr>
+          <w:rFonts w:ascii="Times New Roman" w:eastAsia="Times New Roman" w:hAnsi="Times New Roman" w:cs="Times New Roman"/>
+          <w:sz w:val="28"/>
+          <w:szCs w:val="28"/>
+          <w:lang w:eastAsia="ru-RU"/>
+        </w:rPr>
+        <w:t>испр</w:t>
+      </w:r>
+      <w:proofErr w:type="spellEnd"/>
+      <w:r>
+        <w:rPr>
+          <w:rFonts w:ascii="Times New Roman" w:eastAsia="Times New Roman" w:hAnsi="Times New Roman" w:cs="Times New Roman"/>
+          <w:sz w:val="28"/>
+          <w:szCs w:val="28"/>
+          <w:lang w:eastAsia="ru-RU"/>
+        </w:rPr>
+        <w:t>. – Киев, 1981. –</w:t>
+      </w:r>
+    </w:p>
+    <w:p>
+      <w:pPr>
+        <w:spacing w:line="360" w:lineRule="auto"/>
+        <w:ind w:firstLine="709"/>
+        <w:rPr>
+          <w:rFonts w:ascii="Times New Roman" w:eastAsia="Times New Roman" w:hAnsi="Times New Roman" w:cs="Times New Roman"/>
+          <w:sz w:val="28"/>
+          <w:szCs w:val="28"/>
+          <w:lang w:eastAsia="ru-RU"/>
+        </w:rPr>
+      </w:pPr>
+      <w:r>
+        <w:rPr>
+          <w:rFonts w:ascii="Times New Roman" w:eastAsia="Times New Roman" w:hAnsi="Times New Roman" w:cs="Times New Roman"/>
+          <w:sz w:val="28"/>
+          <w:szCs w:val="28"/>
+          <w:lang w:eastAsia="ru-RU"/>
+        </w:rPr>
+        <w:t>311 с.</w:t>
+      </w:r>
+    </w:p>
+    <w:p>
+      <w:pPr>
+        <w:spacing w:line="360" w:lineRule="auto"/>
+        <w:ind w:firstLine="709"/>
         <w:rPr>
           <w:rFonts w:ascii="Times New Roman" w:eastAsia="Times New Roman" w:hAnsi="Times New Roman" w:cs="Times New Roman"/>
           <w:i/>
@@ -8262,19 +8915,29 @@
           <w:szCs w:val="28"/>
           <w:lang w:eastAsia="ru-RU"/>
         </w:rPr>
-        <w:t>Книги двух авторов</w:t>
-      </w:r>
-    </w:p>
-    <w:p>
-      <w:pPr>
-        <w:ind w:firstLine="708"/>
-        <w:rPr>
-          <w:rFonts w:ascii="Times New Roman" w:eastAsia="Times New Roman" w:hAnsi="Times New Roman" w:cs="Times New Roman"/>
-          <w:sz w:val="28"/>
-          <w:szCs w:val="28"/>
-          <w:lang w:eastAsia="ru-RU"/>
-        </w:rPr>
-      </w:pPr>
+        <w:t>Сборники</w:t>
+      </w:r>
+    </w:p>
+    <w:p>
+      <w:pPr>
+        <w:spacing w:line="360" w:lineRule="auto"/>
+        <w:ind w:firstLine="709"/>
+        <w:rPr>
+          <w:rFonts w:ascii="Times New Roman" w:eastAsia="Times New Roman" w:hAnsi="Times New Roman" w:cs="Times New Roman"/>
+          <w:sz w:val="28"/>
+          <w:szCs w:val="28"/>
+          <w:lang w:eastAsia="ru-RU"/>
+        </w:rPr>
+      </w:pPr>
+      <w:r>
+        <w:rPr>
+          <w:rFonts w:ascii="Times New Roman" w:eastAsia="Times New Roman" w:hAnsi="Times New Roman" w:cs="Times New Roman"/>
+          <w:sz w:val="28"/>
+          <w:szCs w:val="28"/>
+          <w:lang w:eastAsia="ru-RU"/>
+        </w:rPr>
+        <w:t xml:space="preserve">Современные аспекты развития экономики: сб. науч. тр. / </w:t>
+      </w:r>
       <w:proofErr w:type="spellStart"/>
       <w:r>
         <w:rPr>
@@ -8283,7 +8946,7 @@
           <w:szCs w:val="28"/>
           <w:lang w:eastAsia="ru-RU"/>
         </w:rPr>
-        <w:t>Нечипорчук</w:t>
+        <w:t>Тихоокеан</w:t>
       </w:r>
       <w:proofErr w:type="spellEnd"/>
       <w:r>
@@ -8293,311 +8956,13 @@
           <w:szCs w:val="28"/>
           <w:lang w:eastAsia="ru-RU"/>
         </w:rPr>
-        <w:t xml:space="preserve"> Н. А. Акцизы / Н. А. </w:t>
-      </w:r>
-      <w:proofErr w:type="spellStart"/>
-      <w:r>
-        <w:rPr>
-          <w:rFonts w:ascii="Times New Roman" w:eastAsia="Times New Roman" w:hAnsi="Times New Roman" w:cs="Times New Roman"/>
-          <w:sz w:val="28"/>
-          <w:szCs w:val="28"/>
-          <w:lang w:eastAsia="ru-RU"/>
-        </w:rPr>
-        <w:t>Нечипорчук</w:t>
-      </w:r>
-      <w:proofErr w:type="spellEnd"/>
-      <w:r>
-        <w:rPr>
-          <w:rFonts w:ascii="Times New Roman" w:eastAsia="Times New Roman" w:hAnsi="Times New Roman" w:cs="Times New Roman"/>
-          <w:sz w:val="28"/>
-          <w:szCs w:val="28"/>
-          <w:lang w:eastAsia="ru-RU"/>
-        </w:rPr>
-        <w:t xml:space="preserve">, Т. К. Подгорная. - 2-е изд., </w:t>
-      </w:r>
-      <w:proofErr w:type="spellStart"/>
-      <w:r>
-        <w:rPr>
-          <w:rFonts w:ascii="Times New Roman" w:eastAsia="Times New Roman" w:hAnsi="Times New Roman" w:cs="Times New Roman"/>
-          <w:sz w:val="28"/>
-          <w:szCs w:val="28"/>
-          <w:lang w:eastAsia="ru-RU"/>
-        </w:rPr>
-        <w:t>перераб</w:t>
-      </w:r>
-      <w:proofErr w:type="spellEnd"/>
-      <w:r>
-        <w:rPr>
-          <w:rFonts w:ascii="Times New Roman" w:eastAsia="Times New Roman" w:hAnsi="Times New Roman" w:cs="Times New Roman"/>
-          <w:sz w:val="28"/>
-          <w:szCs w:val="28"/>
-          <w:lang w:eastAsia="ru-RU"/>
-        </w:rPr>
-        <w:t xml:space="preserve">. – </w:t>
-      </w:r>
-      <w:proofErr w:type="gramStart"/>
-      <w:r>
-        <w:rPr>
-          <w:rFonts w:ascii="Times New Roman" w:eastAsia="Times New Roman" w:hAnsi="Times New Roman" w:cs="Times New Roman"/>
-          <w:sz w:val="28"/>
-          <w:szCs w:val="28"/>
-          <w:lang w:eastAsia="ru-RU"/>
-        </w:rPr>
-        <w:t>М. :</w:t>
-      </w:r>
-      <w:proofErr w:type="gramEnd"/>
-    </w:p>
-    <w:p>
-      <w:pPr>
-        <w:ind w:firstLine="708"/>
-        <w:rPr>
-          <w:rFonts w:ascii="Times New Roman" w:eastAsia="Times New Roman" w:hAnsi="Times New Roman" w:cs="Times New Roman"/>
-          <w:sz w:val="28"/>
-          <w:szCs w:val="28"/>
-          <w:lang w:eastAsia="ru-RU"/>
-        </w:rPr>
-      </w:pPr>
-      <w:r>
-        <w:rPr>
-          <w:rFonts w:ascii="Times New Roman" w:eastAsia="Times New Roman" w:hAnsi="Times New Roman" w:cs="Times New Roman"/>
-          <w:sz w:val="28"/>
-          <w:szCs w:val="28"/>
-          <w:lang w:eastAsia="ru-RU"/>
-        </w:rPr>
-        <w:t>Налог Инфо, 2006. – 264 с.</w:t>
-      </w:r>
-    </w:p>
-    <w:p>
-      <w:pPr>
-        <w:ind w:firstLine="708"/>
-        <w:rPr>
-          <w:rFonts w:ascii="Times New Roman" w:eastAsia="Times New Roman" w:hAnsi="Times New Roman" w:cs="Times New Roman"/>
-          <w:i/>
-          <w:sz w:val="28"/>
-          <w:szCs w:val="28"/>
-          <w:lang w:eastAsia="ru-RU"/>
-        </w:rPr>
-      </w:pPr>
-      <w:r>
-        <w:rPr>
-          <w:rFonts w:ascii="Times New Roman" w:eastAsia="Times New Roman" w:hAnsi="Times New Roman" w:cs="Times New Roman"/>
-          <w:i/>
-          <w:sz w:val="28"/>
-          <w:szCs w:val="28"/>
-          <w:lang w:eastAsia="ru-RU"/>
-        </w:rPr>
-        <w:t>Книги трех авторов</w:t>
-      </w:r>
-    </w:p>
-    <w:p>
-      <w:pPr>
-        <w:ind w:firstLine="708"/>
-        <w:rPr>
-          <w:rFonts w:ascii="Times New Roman" w:eastAsia="Times New Roman" w:hAnsi="Times New Roman" w:cs="Times New Roman"/>
-          <w:sz w:val="28"/>
-          <w:szCs w:val="28"/>
-          <w:lang w:eastAsia="ru-RU"/>
-        </w:rPr>
-      </w:pPr>
-      <w:r>
-        <w:rPr>
-          <w:rFonts w:ascii="Times New Roman" w:eastAsia="Times New Roman" w:hAnsi="Times New Roman" w:cs="Times New Roman"/>
-          <w:sz w:val="28"/>
-          <w:szCs w:val="28"/>
-          <w:lang w:eastAsia="ru-RU"/>
-        </w:rPr>
-        <w:t xml:space="preserve">Бахвалов Н. С. Баланс / Н. С. Бахвалов, Н. П. Жидков, Г. М. Кобельков. – 3-е изд. – </w:t>
-      </w:r>
-      <w:proofErr w:type="gramStart"/>
-      <w:r>
-        <w:rPr>
-          <w:rFonts w:ascii="Times New Roman" w:eastAsia="Times New Roman" w:hAnsi="Times New Roman" w:cs="Times New Roman"/>
-          <w:sz w:val="28"/>
-          <w:szCs w:val="28"/>
-          <w:lang w:eastAsia="ru-RU"/>
-        </w:rPr>
-        <w:t>М. :</w:t>
-      </w:r>
-      <w:proofErr w:type="gramEnd"/>
-    </w:p>
-    <w:p>
-      <w:pPr>
-        <w:ind w:firstLine="708"/>
-        <w:rPr>
-          <w:rFonts w:ascii="Times New Roman" w:eastAsia="Times New Roman" w:hAnsi="Times New Roman" w:cs="Times New Roman"/>
-          <w:sz w:val="28"/>
-          <w:szCs w:val="28"/>
-          <w:lang w:eastAsia="ru-RU"/>
-        </w:rPr>
-      </w:pPr>
-      <w:proofErr w:type="spellStart"/>
-      <w:r>
-        <w:rPr>
-          <w:rFonts w:ascii="Times New Roman" w:eastAsia="Times New Roman" w:hAnsi="Times New Roman" w:cs="Times New Roman"/>
-          <w:sz w:val="28"/>
-          <w:szCs w:val="28"/>
-          <w:lang w:eastAsia="ru-RU"/>
-        </w:rPr>
-        <w:t>ИндексМедиа</w:t>
-      </w:r>
-      <w:proofErr w:type="spellEnd"/>
-      <w:r>
-        <w:rPr>
-          <w:rFonts w:ascii="Times New Roman" w:eastAsia="Times New Roman" w:hAnsi="Times New Roman" w:cs="Times New Roman"/>
-          <w:sz w:val="28"/>
-          <w:szCs w:val="28"/>
-          <w:lang w:eastAsia="ru-RU"/>
-        </w:rPr>
-        <w:t>, 2007. – 144 с.</w:t>
-      </w:r>
-    </w:p>
-    <w:p>
-      <w:pPr>
-        <w:ind w:firstLine="708"/>
-        <w:rPr>
-          <w:rFonts w:ascii="Times New Roman" w:eastAsia="Times New Roman" w:hAnsi="Times New Roman" w:cs="Times New Roman"/>
-          <w:i/>
-          <w:sz w:val="28"/>
-          <w:szCs w:val="28"/>
-          <w:lang w:eastAsia="ru-RU"/>
-        </w:rPr>
-      </w:pPr>
-      <w:r>
-        <w:rPr>
-          <w:rFonts w:ascii="Times New Roman" w:eastAsia="Times New Roman" w:hAnsi="Times New Roman" w:cs="Times New Roman"/>
-          <w:i/>
-          <w:sz w:val="28"/>
-          <w:szCs w:val="28"/>
-          <w:lang w:eastAsia="ru-RU"/>
-        </w:rPr>
-        <w:t>Книги более трех авторов</w:t>
-      </w:r>
-    </w:p>
-    <w:p>
-      <w:pPr>
-        <w:ind w:firstLine="708"/>
-        <w:rPr>
-          <w:rFonts w:ascii="Times New Roman" w:eastAsia="Times New Roman" w:hAnsi="Times New Roman" w:cs="Times New Roman"/>
-          <w:sz w:val="28"/>
-          <w:szCs w:val="28"/>
-          <w:lang w:eastAsia="ru-RU"/>
-        </w:rPr>
-      </w:pPr>
-      <w:r>
-        <w:rPr>
-          <w:rFonts w:ascii="Times New Roman" w:eastAsia="Times New Roman" w:hAnsi="Times New Roman" w:cs="Times New Roman"/>
-          <w:sz w:val="28"/>
-          <w:szCs w:val="28"/>
-          <w:lang w:eastAsia="ru-RU"/>
-        </w:rPr>
-        <w:t xml:space="preserve">Математика: учебник / Ю. М. Ермолаев [и др.]. – 2-е изд., доп. и </w:t>
-      </w:r>
-      <w:proofErr w:type="spellStart"/>
-      <w:r>
-        <w:rPr>
-          <w:rFonts w:ascii="Times New Roman" w:eastAsia="Times New Roman" w:hAnsi="Times New Roman" w:cs="Times New Roman"/>
-          <w:sz w:val="28"/>
-          <w:szCs w:val="28"/>
-          <w:lang w:eastAsia="ru-RU"/>
-        </w:rPr>
-        <w:t>испр</w:t>
-      </w:r>
-      <w:proofErr w:type="spellEnd"/>
-      <w:r>
-        <w:rPr>
-          <w:rFonts w:ascii="Times New Roman" w:eastAsia="Times New Roman" w:hAnsi="Times New Roman" w:cs="Times New Roman"/>
-          <w:sz w:val="28"/>
-          <w:szCs w:val="28"/>
-          <w:lang w:eastAsia="ru-RU"/>
-        </w:rPr>
-        <w:t>. – Киев, 1981. –</w:t>
-      </w:r>
-    </w:p>
-    <w:p>
-      <w:pPr>
-        <w:ind w:firstLine="708"/>
-        <w:rPr>
-          <w:rFonts w:ascii="Times New Roman" w:eastAsia="Times New Roman" w:hAnsi="Times New Roman" w:cs="Times New Roman"/>
-          <w:sz w:val="28"/>
-          <w:szCs w:val="28"/>
-          <w:lang w:eastAsia="ru-RU"/>
-        </w:rPr>
-      </w:pPr>
-      <w:r>
-        <w:rPr>
-          <w:rFonts w:ascii="Times New Roman" w:eastAsia="Times New Roman" w:hAnsi="Times New Roman" w:cs="Times New Roman"/>
-          <w:sz w:val="28"/>
-          <w:szCs w:val="28"/>
-          <w:lang w:eastAsia="ru-RU"/>
-        </w:rPr>
-        <w:t>311 с.</w:t>
-      </w:r>
-    </w:p>
-    <w:p>
-      <w:pPr>
-        <w:ind w:firstLine="708"/>
-        <w:rPr>
-          <w:rFonts w:ascii="Times New Roman" w:eastAsia="Times New Roman" w:hAnsi="Times New Roman" w:cs="Times New Roman"/>
-          <w:i/>
-          <w:sz w:val="28"/>
-          <w:szCs w:val="28"/>
-          <w:lang w:eastAsia="ru-RU"/>
-        </w:rPr>
-      </w:pPr>
-      <w:r>
-        <w:rPr>
-          <w:rFonts w:ascii="Times New Roman" w:eastAsia="Times New Roman" w:hAnsi="Times New Roman" w:cs="Times New Roman"/>
-          <w:i/>
-          <w:sz w:val="28"/>
-          <w:szCs w:val="28"/>
-          <w:lang w:eastAsia="ru-RU"/>
-        </w:rPr>
-        <w:t>Сборники</w:t>
-      </w:r>
-    </w:p>
-    <w:p>
-      <w:pPr>
-        <w:ind w:firstLine="708"/>
-        <w:rPr>
-          <w:rFonts w:ascii="Times New Roman" w:eastAsia="Times New Roman" w:hAnsi="Times New Roman" w:cs="Times New Roman"/>
-          <w:sz w:val="28"/>
-          <w:szCs w:val="28"/>
-          <w:lang w:eastAsia="ru-RU"/>
-        </w:rPr>
-      </w:pPr>
-      <w:r>
-        <w:rPr>
-          <w:rFonts w:ascii="Times New Roman" w:eastAsia="Times New Roman" w:hAnsi="Times New Roman" w:cs="Times New Roman"/>
-          <w:sz w:val="28"/>
-          <w:szCs w:val="28"/>
-          <w:lang w:eastAsia="ru-RU"/>
-        </w:rPr>
-        <w:t xml:space="preserve">Современные аспекты развития экономики: сб. науч. тр. / </w:t>
-      </w:r>
-      <w:proofErr w:type="spellStart"/>
-      <w:r>
-        <w:rPr>
-          <w:rFonts w:ascii="Times New Roman" w:eastAsia="Times New Roman" w:hAnsi="Times New Roman" w:cs="Times New Roman"/>
-          <w:sz w:val="28"/>
-          <w:szCs w:val="28"/>
-          <w:lang w:eastAsia="ru-RU"/>
-        </w:rPr>
-        <w:t>Тихоокеан</w:t>
-      </w:r>
-      <w:proofErr w:type="spellEnd"/>
-      <w:r>
-        <w:rPr>
-          <w:rFonts w:ascii="Times New Roman" w:eastAsia="Times New Roman" w:hAnsi="Times New Roman" w:cs="Times New Roman"/>
-          <w:sz w:val="28"/>
-          <w:szCs w:val="28"/>
-          <w:lang w:eastAsia="ru-RU"/>
-        </w:rPr>
         <w:t>. гос. ун-т. –</w:t>
       </w:r>
     </w:p>
     <w:p>
       <w:pPr>
-        <w:ind w:firstLine="708"/>
+        <w:spacing w:line="360" w:lineRule="auto"/>
+        <w:ind w:firstLine="709"/>
         <w:rPr>
           <w:rFonts w:ascii="Times New Roman" w:eastAsia="Times New Roman" w:hAnsi="Times New Roman" w:cs="Times New Roman"/>
           <w:sz w:val="28"/>
@@ -8617,6 +8982,8 @@
     </w:p>
     <w:p>
       <w:pPr>
+        <w:spacing w:line="360" w:lineRule="auto"/>
+        <w:ind w:firstLine="709"/>
         <w:rPr>
           <w:rFonts w:ascii="Times New Roman" w:eastAsia="Times New Roman" w:hAnsi="Times New Roman" w:cs="Times New Roman"/>
           <w:b/>
@@ -8637,6 +9004,8 @@
     <w:p>
       <w:pPr>
         <w:pStyle w:val="1"/>
+        <w:spacing w:line="360" w:lineRule="auto"/>
+        <w:ind w:firstLine="709"/>
         <w:jc w:val="center"/>
         <w:rPr>
           <w:lang w:eastAsia="ru-RU"/>
@@ -8665,6 +9034,8 @@
     <w:p>
       <w:pPr>
         <w:pStyle w:val="1"/>
+        <w:spacing w:line="360" w:lineRule="auto"/>
+        <w:ind w:firstLine="709"/>
         <w:jc w:val="center"/>
         <w:rPr>
           <w:lang w:eastAsia="ru-RU"/>
@@ -8679,7 +9050,8 @@
     </w:p>
     <w:p>
       <w:pPr>
-        <w:ind w:firstLine="708"/>
+        <w:spacing w:line="360" w:lineRule="auto"/>
+        <w:ind w:firstLine="709"/>
         <w:rPr>
           <w:rFonts w:ascii="Times New Roman" w:eastAsia="Times New Roman" w:hAnsi="Times New Roman" w:cs="Times New Roman"/>
           <w:sz w:val="28"/>
@@ -8717,7 +9089,8 @@
     </w:p>
     <w:p>
       <w:pPr>
-        <w:ind w:firstLine="708"/>
+        <w:spacing w:line="360" w:lineRule="auto"/>
+        <w:ind w:firstLine="709"/>
         <w:rPr>
           <w:rFonts w:ascii="Times New Roman" w:eastAsia="Times New Roman" w:hAnsi="Times New Roman" w:cs="Times New Roman"/>
           <w:sz w:val="28"/>
@@ -8737,7 +9110,8 @@
     </w:p>
     <w:p>
       <w:pPr>
-        <w:ind w:firstLine="708"/>
+        <w:spacing w:line="360" w:lineRule="auto"/>
+        <w:ind w:firstLine="709"/>
         <w:rPr>
           <w:rFonts w:ascii="Times New Roman" w:eastAsia="Times New Roman" w:hAnsi="Times New Roman" w:cs="Times New Roman"/>
           <w:sz w:val="28"/>
@@ -8757,7 +9131,8 @@
     </w:p>
     <w:p>
       <w:pPr>
-        <w:ind w:firstLine="708"/>
+        <w:spacing w:line="360" w:lineRule="auto"/>
+        <w:ind w:firstLine="709"/>
         <w:rPr>
           <w:rFonts w:ascii="Times New Roman" w:eastAsia="Times New Roman" w:hAnsi="Times New Roman" w:cs="Times New Roman"/>
           <w:sz w:val="28"/>
@@ -8777,7 +9152,8 @@
     </w:p>
     <w:p>
       <w:pPr>
-        <w:ind w:firstLine="708"/>
+        <w:spacing w:line="360" w:lineRule="auto"/>
+        <w:ind w:firstLine="709"/>
         <w:rPr>
           <w:rFonts w:ascii="Times New Roman" w:eastAsia="Times New Roman" w:hAnsi="Times New Roman" w:cs="Times New Roman"/>
           <w:sz w:val="28"/>
@@ -8797,7 +9173,8 @@
     </w:p>
     <w:p>
       <w:pPr>
-        <w:ind w:firstLine="708"/>
+        <w:spacing w:line="360" w:lineRule="auto"/>
+        <w:ind w:firstLine="709"/>
         <w:rPr>
           <w:rFonts w:ascii="Times New Roman" w:eastAsia="Times New Roman" w:hAnsi="Times New Roman" w:cs="Times New Roman"/>
           <w:sz w:val="28"/>
@@ -8817,7 +9194,8 @@
     </w:p>
     <w:p>
       <w:pPr>
-        <w:ind w:firstLine="708"/>
+        <w:spacing w:line="360" w:lineRule="auto"/>
+        <w:ind w:firstLine="709"/>
         <w:rPr>
           <w:rFonts w:ascii="Times New Roman" w:eastAsia="Times New Roman" w:hAnsi="Times New Roman" w:cs="Times New Roman"/>
           <w:sz w:val="28"/>
@@ -8837,7 +9215,8 @@
     </w:p>
     <w:p>
       <w:pPr>
-        <w:ind w:firstLine="708"/>
+        <w:spacing w:line="360" w:lineRule="auto"/>
+        <w:ind w:firstLine="709"/>
         <w:rPr>
           <w:rFonts w:ascii="Times New Roman" w:eastAsia="Times New Roman" w:hAnsi="Times New Roman" w:cs="Times New Roman"/>
           <w:sz w:val="28"/>
@@ -8857,7 +9236,8 @@
     </w:p>
     <w:p>
       <w:pPr>
-        <w:ind w:firstLine="708"/>
+        <w:spacing w:line="360" w:lineRule="auto"/>
+        <w:ind w:firstLine="709"/>
         <w:rPr>
           <w:rFonts w:ascii="Times New Roman" w:eastAsia="Times New Roman" w:hAnsi="Times New Roman" w:cs="Times New Roman"/>
           <w:sz w:val="28"/>
@@ -8877,7 +9257,8 @@
     </w:p>
     <w:p>
       <w:pPr>
-        <w:ind w:firstLine="708"/>
+        <w:spacing w:line="360" w:lineRule="auto"/>
+        <w:ind w:firstLine="709"/>
         <w:rPr>
           <w:rFonts w:ascii="Times New Roman" w:eastAsia="Times New Roman" w:hAnsi="Times New Roman" w:cs="Times New Roman"/>
           <w:sz w:val="28"/>
@@ -8897,7 +9278,8 @@
     </w:p>
     <w:p>
       <w:pPr>
-        <w:ind w:firstLine="708"/>
+        <w:spacing w:line="360" w:lineRule="auto"/>
+        <w:ind w:firstLine="709"/>
         <w:rPr>
           <w:rFonts w:ascii="Times New Roman" w:eastAsia="Times New Roman" w:hAnsi="Times New Roman" w:cs="Times New Roman"/>
           <w:sz w:val="28"/>
@@ -8917,7 +9299,8 @@
     </w:p>
     <w:p>
       <w:pPr>
-        <w:ind w:firstLine="708"/>
+        <w:spacing w:line="360" w:lineRule="auto"/>
+        <w:ind w:firstLine="709"/>
         <w:rPr>
           <w:rFonts w:ascii="Times New Roman" w:eastAsia="Times New Roman" w:hAnsi="Times New Roman" w:cs="Times New Roman"/>
           <w:sz w:val="28"/>
@@ -8937,7 +9320,8 @@
     </w:p>
     <w:p>
       <w:pPr>
-        <w:ind w:firstLine="708"/>
+        <w:spacing w:line="360" w:lineRule="auto"/>
+        <w:ind w:firstLine="709"/>
         <w:rPr>
           <w:rFonts w:ascii="Times New Roman" w:eastAsia="Times New Roman" w:hAnsi="Times New Roman" w:cs="Times New Roman"/>
           <w:sz w:val="28"/>
@@ -8957,7 +9341,8 @@
     </w:p>
     <w:p>
       <w:pPr>
-        <w:ind w:firstLine="708"/>
+        <w:spacing w:line="360" w:lineRule="auto"/>
+        <w:ind w:firstLine="709"/>
         <w:rPr>
           <w:rFonts w:ascii="Times New Roman" w:eastAsia="Times New Roman" w:hAnsi="Times New Roman" w:cs="Times New Roman"/>
           <w:sz w:val="28"/>
@@ -8977,27 +9362,30 @@
     </w:p>
     <w:p>
       <w:pPr>
-        <w:ind w:firstLine="708"/>
-        <w:rPr>
-          <w:rFonts w:ascii="Times New Roman" w:eastAsia="Times New Roman" w:hAnsi="Times New Roman" w:cs="Times New Roman"/>
-          <w:sz w:val="28"/>
-          <w:szCs w:val="28"/>
-          <w:lang w:eastAsia="ru-RU"/>
-        </w:rPr>
-      </w:pPr>
-      <w:r>
-        <w:rPr>
-          <w:rFonts w:ascii="Times New Roman" w:eastAsia="Times New Roman" w:hAnsi="Times New Roman" w:cs="Times New Roman"/>
-          <w:sz w:val="28"/>
-          <w:szCs w:val="28"/>
-          <w:lang w:eastAsia="ru-RU"/>
-        </w:rPr>
+        <w:spacing w:line="360" w:lineRule="auto"/>
+        <w:ind w:firstLine="709"/>
+        <w:rPr>
+          <w:rFonts w:ascii="Times New Roman" w:eastAsia="Times New Roman" w:hAnsi="Times New Roman" w:cs="Times New Roman"/>
+          <w:sz w:val="28"/>
+          <w:szCs w:val="28"/>
+          <w:lang w:eastAsia="ru-RU"/>
+        </w:rPr>
+      </w:pPr>
+      <w:r>
+        <w:rPr>
+          <w:rFonts w:ascii="Times New Roman" w:eastAsia="Times New Roman" w:hAnsi="Times New Roman" w:cs="Times New Roman"/>
+          <w:sz w:val="28"/>
+          <w:szCs w:val="28"/>
+          <w:lang w:eastAsia="ru-RU"/>
+        </w:rPr>
+        <w:lastRenderedPageBreak/>
         <w:t>– микроформы;</w:t>
       </w:r>
     </w:p>
     <w:p>
       <w:pPr>
-        <w:ind w:firstLine="708"/>
+        <w:spacing w:line="360" w:lineRule="auto"/>
+        <w:ind w:firstLine="709"/>
         <w:rPr>
           <w:rFonts w:ascii="Times New Roman" w:eastAsia="Times New Roman" w:hAnsi="Times New Roman" w:cs="Times New Roman"/>
           <w:sz w:val="28"/>
@@ -9017,7 +9405,8 @@
     </w:p>
     <w:p>
       <w:pPr>
-        <w:ind w:firstLine="708"/>
+        <w:spacing w:line="360" w:lineRule="auto"/>
+        <w:ind w:firstLine="709"/>
         <w:rPr>
           <w:rFonts w:ascii="Times New Roman" w:eastAsia="Times New Roman" w:hAnsi="Times New Roman" w:cs="Times New Roman"/>
           <w:sz w:val="28"/>
@@ -9037,7 +9426,8 @@
     </w:p>
     <w:p>
       <w:pPr>
-        <w:ind w:firstLine="708"/>
+        <w:spacing w:line="360" w:lineRule="auto"/>
+        <w:ind w:firstLine="709"/>
         <w:rPr>
           <w:rFonts w:ascii="Times New Roman" w:eastAsia="Times New Roman" w:hAnsi="Times New Roman" w:cs="Times New Roman"/>
           <w:sz w:val="28"/>
@@ -9075,7 +9465,8 @@
     </w:p>
     <w:p>
       <w:pPr>
-        <w:ind w:firstLine="708"/>
+        <w:spacing w:line="360" w:lineRule="auto"/>
+        <w:ind w:firstLine="709"/>
         <w:rPr>
           <w:rFonts w:ascii="Times New Roman" w:eastAsia="Times New Roman" w:hAnsi="Times New Roman" w:cs="Times New Roman"/>
           <w:i/>
@@ -9097,128 +9488,434 @@
     </w:p>
     <w:p>
       <w:pPr>
-        <w:ind w:firstLine="708"/>
-        <w:rPr>
-          <w:rFonts w:ascii="Times New Roman" w:eastAsia="Times New Roman" w:hAnsi="Times New Roman" w:cs="Times New Roman"/>
-          <w:sz w:val="28"/>
-          <w:szCs w:val="28"/>
-          <w:lang w:eastAsia="ru-RU"/>
-        </w:rPr>
-      </w:pPr>
-      <w:r>
-        <w:rPr>
-          <w:rFonts w:ascii="Times New Roman" w:eastAsia="Times New Roman" w:hAnsi="Times New Roman" w:cs="Times New Roman"/>
+        <w:spacing w:line="360" w:lineRule="auto"/>
+        <w:ind w:firstLine="709"/>
+        <w:rPr>
+          <w:rFonts w:ascii="Times New Roman" w:eastAsia="Times New Roman" w:hAnsi="Times New Roman" w:cs="Times New Roman"/>
+          <w:sz w:val="28"/>
+          <w:szCs w:val="28"/>
+          <w:lang w:eastAsia="ru-RU"/>
+        </w:rPr>
+      </w:pPr>
+      <w:r>
+        <w:rPr>
+          <w:rFonts w:ascii="Times New Roman" w:eastAsia="Times New Roman" w:hAnsi="Times New Roman" w:cs="Times New Roman"/>
+          <w:sz w:val="28"/>
+          <w:szCs w:val="28"/>
+          <w:lang w:eastAsia="ru-RU"/>
+        </w:rPr>
+        <w:t>1. Конституция Российской Федерации: принята всенародным голосование 12.12.1993 г.</w:t>
+      </w:r>
+    </w:p>
+    <w:p>
+      <w:pPr>
+        <w:spacing w:line="360" w:lineRule="auto"/>
+        <w:ind w:firstLine="709"/>
+        <w:rPr>
+          <w:rFonts w:ascii="Times New Roman" w:eastAsia="Times New Roman" w:hAnsi="Times New Roman" w:cs="Times New Roman"/>
+          <w:sz w:val="28"/>
+          <w:szCs w:val="28"/>
+          <w:lang w:eastAsia="ru-RU"/>
+        </w:rPr>
+      </w:pPr>
+      <w:r>
+        <w:rPr>
+          <w:rFonts w:ascii="Times New Roman" w:eastAsia="Times New Roman" w:hAnsi="Times New Roman" w:cs="Times New Roman"/>
+          <w:sz w:val="28"/>
+          <w:szCs w:val="28"/>
+          <w:lang w:eastAsia="ru-RU"/>
+        </w:rPr>
+        <w:t>(ред. от 21.07.2014) // Российская газета. – 1993. – 25 дек.; Собрание законодательства РФ. –</w:t>
+      </w:r>
+    </w:p>
+    <w:p>
+      <w:pPr>
+        <w:spacing w:line="360" w:lineRule="auto"/>
+        <w:ind w:firstLine="709"/>
+        <w:rPr>
+          <w:rFonts w:ascii="Times New Roman" w:eastAsia="Times New Roman" w:hAnsi="Times New Roman" w:cs="Times New Roman"/>
+          <w:sz w:val="28"/>
+          <w:szCs w:val="28"/>
+          <w:lang w:eastAsia="ru-RU"/>
+        </w:rPr>
+      </w:pPr>
+      <w:r>
+        <w:rPr>
+          <w:rFonts w:ascii="Times New Roman" w:eastAsia="Times New Roman" w:hAnsi="Times New Roman" w:cs="Times New Roman"/>
+          <w:sz w:val="28"/>
+          <w:szCs w:val="28"/>
+          <w:lang w:eastAsia="ru-RU"/>
+        </w:rPr>
+        <w:t>2014. – № 31. – Ст. 4398.</w:t>
+      </w:r>
+    </w:p>
+    <w:p>
+      <w:pPr>
+        <w:spacing w:line="360" w:lineRule="auto"/>
+        <w:ind w:firstLine="709"/>
+        <w:rPr>
+          <w:rFonts w:ascii="Times New Roman" w:eastAsia="Times New Roman" w:hAnsi="Times New Roman" w:cs="Times New Roman"/>
+          <w:sz w:val="28"/>
+          <w:szCs w:val="28"/>
+          <w:lang w:eastAsia="ru-RU"/>
+        </w:rPr>
+      </w:pPr>
+      <w:r>
+        <w:rPr>
+          <w:rFonts w:ascii="Times New Roman" w:eastAsia="Times New Roman" w:hAnsi="Times New Roman" w:cs="Times New Roman"/>
+          <w:sz w:val="28"/>
+          <w:szCs w:val="28"/>
+          <w:lang w:eastAsia="ru-RU"/>
+        </w:rPr>
+        <w:t>2. Гражданский кодекс Российской Федерации (часть первая) от 30.11.1994 г. № 51-ФЗ</w:t>
+      </w:r>
+    </w:p>
+    <w:p>
+      <w:pPr>
+        <w:spacing w:line="360" w:lineRule="auto"/>
+        <w:ind w:firstLine="709"/>
+        <w:rPr>
+          <w:rFonts w:ascii="Times New Roman" w:eastAsia="Times New Roman" w:hAnsi="Times New Roman" w:cs="Times New Roman"/>
+          <w:sz w:val="28"/>
+          <w:szCs w:val="28"/>
+          <w:lang w:eastAsia="ru-RU"/>
+        </w:rPr>
+      </w:pPr>
+      <w:r>
+        <w:rPr>
+          <w:rFonts w:ascii="Times New Roman" w:eastAsia="Times New Roman" w:hAnsi="Times New Roman" w:cs="Times New Roman"/>
+          <w:sz w:val="28"/>
+          <w:szCs w:val="28"/>
+          <w:lang w:eastAsia="ru-RU"/>
+        </w:rPr>
+        <w:t>(ред. от 22.10.2014) // Собрание законодательства РФ. – 1994. – № 32. – Ст. 3301; 2014. – № 43.</w:t>
+      </w:r>
+    </w:p>
+    <w:p>
+      <w:pPr>
+        <w:spacing w:line="360" w:lineRule="auto"/>
+        <w:ind w:firstLine="709"/>
+        <w:rPr>
+          <w:rFonts w:ascii="Times New Roman" w:eastAsia="Times New Roman" w:hAnsi="Times New Roman" w:cs="Times New Roman"/>
+          <w:sz w:val="28"/>
+          <w:szCs w:val="28"/>
+          <w:lang w:eastAsia="ru-RU"/>
+        </w:rPr>
+      </w:pPr>
+      <w:r>
+        <w:rPr>
+          <w:rFonts w:ascii="Times New Roman" w:eastAsia="Times New Roman" w:hAnsi="Times New Roman" w:cs="Times New Roman"/>
+          <w:sz w:val="28"/>
+          <w:szCs w:val="28"/>
+          <w:lang w:eastAsia="ru-RU"/>
+        </w:rPr>
+        <w:t>– Ст. 5799.</w:t>
+      </w:r>
+    </w:p>
+    <w:p>
+      <w:pPr>
+        <w:spacing w:line="360" w:lineRule="auto"/>
+        <w:ind w:firstLine="709"/>
+        <w:rPr>
+          <w:rFonts w:ascii="Times New Roman" w:eastAsia="Times New Roman" w:hAnsi="Times New Roman" w:cs="Times New Roman"/>
+          <w:i/>
+          <w:sz w:val="28"/>
+          <w:szCs w:val="28"/>
+          <w:lang w:eastAsia="ru-RU"/>
+        </w:rPr>
+      </w:pPr>
+      <w:r>
+        <w:rPr>
+          <w:rFonts w:ascii="Times New Roman" w:eastAsia="Times New Roman" w:hAnsi="Times New Roman" w:cs="Times New Roman"/>
+          <w:i/>
+          <w:sz w:val="28"/>
+          <w:szCs w:val="28"/>
+          <w:lang w:eastAsia="ru-RU"/>
+        </w:rPr>
+        <w:t>Книги одного автора</w:t>
+      </w:r>
+    </w:p>
+    <w:p>
+      <w:pPr>
+        <w:spacing w:line="360" w:lineRule="auto"/>
+        <w:ind w:firstLine="709"/>
+        <w:rPr>
+          <w:rFonts w:ascii="Times New Roman" w:eastAsia="Times New Roman" w:hAnsi="Times New Roman" w:cs="Times New Roman"/>
+          <w:sz w:val="28"/>
+          <w:szCs w:val="28"/>
+          <w:lang w:eastAsia="ru-RU"/>
+        </w:rPr>
+      </w:pPr>
+      <w:r>
+        <w:rPr>
+          <w:rFonts w:ascii="Times New Roman" w:eastAsia="Times New Roman" w:hAnsi="Times New Roman" w:cs="Times New Roman"/>
+          <w:sz w:val="28"/>
+          <w:szCs w:val="28"/>
+          <w:lang w:eastAsia="ru-RU"/>
+        </w:rPr>
+        <w:t xml:space="preserve">Янг Н. И. Алгебра: учеб. пособие / Н. И. Янг. – 2-е изд., доп. – </w:t>
+      </w:r>
+      <w:proofErr w:type="gramStart"/>
+      <w:r>
+        <w:rPr>
+          <w:rFonts w:ascii="Times New Roman" w:eastAsia="Times New Roman" w:hAnsi="Times New Roman" w:cs="Times New Roman"/>
+          <w:sz w:val="28"/>
+          <w:szCs w:val="28"/>
+          <w:lang w:eastAsia="ru-RU"/>
+        </w:rPr>
+        <w:t>М. :</w:t>
+      </w:r>
+      <w:proofErr w:type="gramEnd"/>
+      <w:r>
+        <w:rPr>
+          <w:rFonts w:ascii="Times New Roman" w:eastAsia="Times New Roman" w:hAnsi="Times New Roman" w:cs="Times New Roman"/>
+          <w:sz w:val="28"/>
+          <w:szCs w:val="28"/>
+          <w:lang w:eastAsia="ru-RU"/>
+        </w:rPr>
+        <w:t xml:space="preserve"> Просвещение, 1977. –</w:t>
+      </w:r>
+    </w:p>
+    <w:p>
+      <w:pPr>
+        <w:spacing w:line="360" w:lineRule="auto"/>
+        <w:ind w:firstLine="709"/>
+        <w:rPr>
+          <w:rFonts w:ascii="Times New Roman" w:eastAsia="Times New Roman" w:hAnsi="Times New Roman" w:cs="Times New Roman"/>
+          <w:sz w:val="28"/>
+          <w:szCs w:val="28"/>
+          <w:lang w:eastAsia="ru-RU"/>
+        </w:rPr>
+      </w:pPr>
+      <w:r>
+        <w:rPr>
+          <w:rFonts w:ascii="Times New Roman" w:eastAsia="Times New Roman" w:hAnsi="Times New Roman" w:cs="Times New Roman"/>
+          <w:sz w:val="28"/>
+          <w:szCs w:val="28"/>
+          <w:lang w:eastAsia="ru-RU"/>
+        </w:rPr>
+        <w:t>416 с.</w:t>
+      </w:r>
+    </w:p>
+    <w:p>
+      <w:pPr>
+        <w:spacing w:line="360" w:lineRule="auto"/>
+        <w:ind w:firstLine="709"/>
+        <w:rPr>
+          <w:rFonts w:ascii="Times New Roman" w:eastAsia="Times New Roman" w:hAnsi="Times New Roman" w:cs="Times New Roman"/>
+          <w:i/>
+          <w:sz w:val="28"/>
+          <w:szCs w:val="28"/>
+          <w:lang w:eastAsia="ru-RU"/>
+        </w:rPr>
+      </w:pPr>
+      <w:r>
+        <w:rPr>
+          <w:rFonts w:ascii="Times New Roman" w:eastAsia="Times New Roman" w:hAnsi="Times New Roman" w:cs="Times New Roman"/>
+          <w:i/>
+          <w:sz w:val="28"/>
+          <w:szCs w:val="28"/>
+          <w:lang w:eastAsia="ru-RU"/>
+        </w:rPr>
+        <w:t>Книги двух авторов</w:t>
+      </w:r>
+    </w:p>
+    <w:p>
+      <w:pPr>
+        <w:spacing w:line="360" w:lineRule="auto"/>
+        <w:ind w:firstLine="709"/>
+        <w:rPr>
+          <w:rFonts w:ascii="Times New Roman" w:eastAsia="Times New Roman" w:hAnsi="Times New Roman" w:cs="Times New Roman"/>
+          <w:sz w:val="28"/>
+          <w:szCs w:val="28"/>
+          <w:lang w:eastAsia="ru-RU"/>
+        </w:rPr>
+      </w:pPr>
+      <w:proofErr w:type="spellStart"/>
+      <w:r>
+        <w:rPr>
+          <w:rFonts w:ascii="Times New Roman" w:eastAsia="Times New Roman" w:hAnsi="Times New Roman" w:cs="Times New Roman"/>
+          <w:sz w:val="28"/>
+          <w:szCs w:val="28"/>
+          <w:lang w:eastAsia="ru-RU"/>
+        </w:rPr>
+        <w:t>Нечипорчук</w:t>
+      </w:r>
+      <w:proofErr w:type="spellEnd"/>
+      <w:r>
+        <w:rPr>
+          <w:rFonts w:ascii="Times New Roman" w:eastAsia="Times New Roman" w:hAnsi="Times New Roman" w:cs="Times New Roman"/>
+          <w:sz w:val="28"/>
+          <w:szCs w:val="28"/>
+          <w:lang w:eastAsia="ru-RU"/>
+        </w:rPr>
+        <w:t xml:space="preserve"> Н. А. Акцизы / Н. А. </w:t>
+      </w:r>
+      <w:proofErr w:type="spellStart"/>
+      <w:r>
+        <w:rPr>
+          <w:rFonts w:ascii="Times New Roman" w:eastAsia="Times New Roman" w:hAnsi="Times New Roman" w:cs="Times New Roman"/>
+          <w:sz w:val="28"/>
+          <w:szCs w:val="28"/>
+          <w:lang w:eastAsia="ru-RU"/>
+        </w:rPr>
+        <w:t>Нечипорчук</w:t>
+      </w:r>
+      <w:proofErr w:type="spellEnd"/>
+      <w:r>
+        <w:rPr>
+          <w:rFonts w:ascii="Times New Roman" w:eastAsia="Times New Roman" w:hAnsi="Times New Roman" w:cs="Times New Roman"/>
+          <w:sz w:val="28"/>
+          <w:szCs w:val="28"/>
+          <w:lang w:eastAsia="ru-RU"/>
+        </w:rPr>
+        <w:t xml:space="preserve">, Т. К. Подгорная. - 2-е изд., </w:t>
+      </w:r>
+      <w:proofErr w:type="spellStart"/>
+      <w:r>
+        <w:rPr>
+          <w:rFonts w:ascii="Times New Roman" w:eastAsia="Times New Roman" w:hAnsi="Times New Roman" w:cs="Times New Roman"/>
+          <w:sz w:val="28"/>
+          <w:szCs w:val="28"/>
+          <w:lang w:eastAsia="ru-RU"/>
+        </w:rPr>
+        <w:t>перераб</w:t>
+      </w:r>
+      <w:proofErr w:type="spellEnd"/>
+      <w:r>
+        <w:rPr>
+          <w:rFonts w:ascii="Times New Roman" w:eastAsia="Times New Roman" w:hAnsi="Times New Roman" w:cs="Times New Roman"/>
+          <w:sz w:val="28"/>
+          <w:szCs w:val="28"/>
+          <w:lang w:eastAsia="ru-RU"/>
+        </w:rPr>
+        <w:t xml:space="preserve">. – </w:t>
+      </w:r>
+      <w:proofErr w:type="gramStart"/>
+      <w:r>
+        <w:rPr>
+          <w:rFonts w:ascii="Times New Roman" w:eastAsia="Times New Roman" w:hAnsi="Times New Roman" w:cs="Times New Roman"/>
+          <w:sz w:val="28"/>
+          <w:szCs w:val="28"/>
+          <w:lang w:eastAsia="ru-RU"/>
+        </w:rPr>
+        <w:t>М. :</w:t>
+      </w:r>
+      <w:proofErr w:type="gramEnd"/>
+    </w:p>
+    <w:p>
+      <w:pPr>
+        <w:spacing w:line="360" w:lineRule="auto"/>
+        <w:ind w:firstLine="709"/>
+        <w:rPr>
+          <w:rFonts w:ascii="Times New Roman" w:eastAsia="Times New Roman" w:hAnsi="Times New Roman" w:cs="Times New Roman"/>
+          <w:sz w:val="28"/>
+          <w:szCs w:val="28"/>
+          <w:lang w:eastAsia="ru-RU"/>
+        </w:rPr>
+      </w:pPr>
+      <w:r>
+        <w:rPr>
+          <w:rFonts w:ascii="Times New Roman" w:eastAsia="Times New Roman" w:hAnsi="Times New Roman" w:cs="Times New Roman"/>
+          <w:sz w:val="28"/>
+          <w:szCs w:val="28"/>
+          <w:lang w:eastAsia="ru-RU"/>
+        </w:rPr>
+        <w:t>Налог Инфо, 2006. – 264 с.</w:t>
+      </w:r>
+    </w:p>
+    <w:p>
+      <w:pPr>
+        <w:spacing w:line="360" w:lineRule="auto"/>
+        <w:ind w:firstLine="709"/>
+        <w:rPr>
+          <w:rFonts w:ascii="Times New Roman" w:eastAsia="Times New Roman" w:hAnsi="Times New Roman" w:cs="Times New Roman"/>
+          <w:i/>
+          <w:sz w:val="28"/>
+          <w:szCs w:val="28"/>
+          <w:lang w:eastAsia="ru-RU"/>
+        </w:rPr>
+      </w:pPr>
+      <w:r>
+        <w:rPr>
+          <w:rFonts w:ascii="Times New Roman" w:eastAsia="Times New Roman" w:hAnsi="Times New Roman" w:cs="Times New Roman"/>
+          <w:i/>
           <w:sz w:val="28"/>
           <w:szCs w:val="28"/>
           <w:lang w:eastAsia="ru-RU"/>
         </w:rPr>
         <w:lastRenderedPageBreak/>
-        <w:t>1. Конституция Российской Федерации: принята всенародным голосование 12.12.1993 г.</w:t>
-      </w:r>
-    </w:p>
-    <w:p>
-      <w:pPr>
-        <w:ind w:firstLine="708"/>
-        <w:rPr>
-          <w:rFonts w:ascii="Times New Roman" w:eastAsia="Times New Roman" w:hAnsi="Times New Roman" w:cs="Times New Roman"/>
-          <w:sz w:val="28"/>
-          <w:szCs w:val="28"/>
-          <w:lang w:eastAsia="ru-RU"/>
-        </w:rPr>
-      </w:pPr>
-      <w:r>
-        <w:rPr>
-          <w:rFonts w:ascii="Times New Roman" w:eastAsia="Times New Roman" w:hAnsi="Times New Roman" w:cs="Times New Roman"/>
-          <w:sz w:val="28"/>
-          <w:szCs w:val="28"/>
-          <w:lang w:eastAsia="ru-RU"/>
-        </w:rPr>
-        <w:t>(ред. от 21.07.2014) // Российская газета. – 1993. – 25 дек.; Собрание законодательства РФ. –</w:t>
-      </w:r>
-    </w:p>
-    <w:p>
-      <w:pPr>
-        <w:ind w:firstLine="708"/>
-        <w:rPr>
-          <w:rFonts w:ascii="Times New Roman" w:eastAsia="Times New Roman" w:hAnsi="Times New Roman" w:cs="Times New Roman"/>
-          <w:sz w:val="28"/>
-          <w:szCs w:val="28"/>
-          <w:lang w:eastAsia="ru-RU"/>
-        </w:rPr>
-      </w:pPr>
-      <w:r>
-        <w:rPr>
-          <w:rFonts w:ascii="Times New Roman" w:eastAsia="Times New Roman" w:hAnsi="Times New Roman" w:cs="Times New Roman"/>
-          <w:sz w:val="28"/>
-          <w:szCs w:val="28"/>
-          <w:lang w:eastAsia="ru-RU"/>
-        </w:rPr>
-        <w:t>2014. – № 31. – Ст. 4398.</w:t>
-      </w:r>
-    </w:p>
-    <w:p>
-      <w:pPr>
-        <w:ind w:firstLine="708"/>
-        <w:rPr>
-          <w:rFonts w:ascii="Times New Roman" w:eastAsia="Times New Roman" w:hAnsi="Times New Roman" w:cs="Times New Roman"/>
-          <w:sz w:val="28"/>
-          <w:szCs w:val="28"/>
-          <w:lang w:eastAsia="ru-RU"/>
-        </w:rPr>
-      </w:pPr>
-      <w:r>
-        <w:rPr>
-          <w:rFonts w:ascii="Times New Roman" w:eastAsia="Times New Roman" w:hAnsi="Times New Roman" w:cs="Times New Roman"/>
-          <w:sz w:val="28"/>
-          <w:szCs w:val="28"/>
-          <w:lang w:eastAsia="ru-RU"/>
-        </w:rPr>
-        <w:t>2. Гражданский кодекс Российской Федерации (часть первая) от 30.11.1994 г. № 51-ФЗ</w:t>
-      </w:r>
-    </w:p>
-    <w:p>
-      <w:pPr>
-        <w:ind w:firstLine="708"/>
-        <w:rPr>
-          <w:rFonts w:ascii="Times New Roman" w:eastAsia="Times New Roman" w:hAnsi="Times New Roman" w:cs="Times New Roman"/>
-          <w:sz w:val="28"/>
-          <w:szCs w:val="28"/>
-          <w:lang w:eastAsia="ru-RU"/>
-        </w:rPr>
-      </w:pPr>
-      <w:r>
-        <w:rPr>
-          <w:rFonts w:ascii="Times New Roman" w:eastAsia="Times New Roman" w:hAnsi="Times New Roman" w:cs="Times New Roman"/>
-          <w:sz w:val="28"/>
-          <w:szCs w:val="28"/>
-          <w:lang w:eastAsia="ru-RU"/>
-        </w:rPr>
-        <w:t>(ред. от 22.10.2014) // Собрание законодательства РФ. – 1994. – № 32. – Ст. 3301; 2014. – № 43.</w:t>
-      </w:r>
-    </w:p>
-    <w:p>
-      <w:pPr>
-        <w:ind w:firstLine="708"/>
-        <w:rPr>
-          <w:rFonts w:ascii="Times New Roman" w:eastAsia="Times New Roman" w:hAnsi="Times New Roman" w:cs="Times New Roman"/>
-          <w:sz w:val="28"/>
-          <w:szCs w:val="28"/>
-          <w:lang w:eastAsia="ru-RU"/>
-        </w:rPr>
-      </w:pPr>
-      <w:r>
-        <w:rPr>
-          <w:rFonts w:ascii="Times New Roman" w:eastAsia="Times New Roman" w:hAnsi="Times New Roman" w:cs="Times New Roman"/>
-          <w:sz w:val="28"/>
-          <w:szCs w:val="28"/>
-          <w:lang w:eastAsia="ru-RU"/>
-        </w:rPr>
-        <w:t>– Ст. 5799.</w:t>
-      </w:r>
-    </w:p>
-    <w:p>
-      <w:pPr>
-        <w:ind w:firstLine="708"/>
+        <w:t>Книги трех авторов</w:t>
+      </w:r>
+    </w:p>
+    <w:p>
+      <w:pPr>
+        <w:spacing w:line="360" w:lineRule="auto"/>
+        <w:ind w:firstLine="709"/>
+        <w:rPr>
+          <w:rFonts w:ascii="Times New Roman" w:eastAsia="Times New Roman" w:hAnsi="Times New Roman" w:cs="Times New Roman"/>
+          <w:sz w:val="28"/>
+          <w:szCs w:val="28"/>
+          <w:lang w:eastAsia="ru-RU"/>
+        </w:rPr>
+      </w:pPr>
+      <w:r>
+        <w:rPr>
+          <w:rFonts w:ascii="Times New Roman" w:eastAsia="Times New Roman" w:hAnsi="Times New Roman" w:cs="Times New Roman"/>
+          <w:sz w:val="28"/>
+          <w:szCs w:val="28"/>
+          <w:lang w:eastAsia="ru-RU"/>
+        </w:rPr>
+        <w:t xml:space="preserve">Бахвалов Н. С. Баланс / Н. С. Бахвалов, Н. П. Жидков, Г. М. Кобельков. – 3-е изд. – </w:t>
+      </w:r>
+      <w:proofErr w:type="gramStart"/>
+      <w:r>
+        <w:rPr>
+          <w:rFonts w:ascii="Times New Roman" w:eastAsia="Times New Roman" w:hAnsi="Times New Roman" w:cs="Times New Roman"/>
+          <w:sz w:val="28"/>
+          <w:szCs w:val="28"/>
+          <w:lang w:eastAsia="ru-RU"/>
+        </w:rPr>
+        <w:t>М. :</w:t>
+      </w:r>
+      <w:proofErr w:type="gramEnd"/>
+    </w:p>
+    <w:p>
+      <w:pPr>
+        <w:spacing w:line="360" w:lineRule="auto"/>
+        <w:ind w:firstLine="709"/>
+        <w:rPr>
+          <w:rFonts w:ascii="Times New Roman" w:eastAsia="Times New Roman" w:hAnsi="Times New Roman" w:cs="Times New Roman"/>
+          <w:sz w:val="28"/>
+          <w:szCs w:val="28"/>
+          <w:lang w:eastAsia="ru-RU"/>
+        </w:rPr>
+      </w:pPr>
+      <w:proofErr w:type="spellStart"/>
+      <w:r>
+        <w:rPr>
+          <w:rFonts w:ascii="Times New Roman" w:eastAsia="Times New Roman" w:hAnsi="Times New Roman" w:cs="Times New Roman"/>
+          <w:sz w:val="28"/>
+          <w:szCs w:val="28"/>
+          <w:lang w:eastAsia="ru-RU"/>
+        </w:rPr>
+        <w:t>ИндексМедиа</w:t>
+      </w:r>
+      <w:proofErr w:type="spellEnd"/>
+      <w:r>
+        <w:rPr>
+          <w:rFonts w:ascii="Times New Roman" w:eastAsia="Times New Roman" w:hAnsi="Times New Roman" w:cs="Times New Roman"/>
+          <w:sz w:val="28"/>
+          <w:szCs w:val="28"/>
+          <w:lang w:eastAsia="ru-RU"/>
+        </w:rPr>
+        <w:t>, 2007. – 144 с.</w:t>
+      </w:r>
+    </w:p>
+    <w:p>
+      <w:pPr>
+        <w:spacing w:line="360" w:lineRule="auto"/>
+        <w:ind w:firstLine="709"/>
         <w:rPr>
           <w:rFonts w:ascii="Times New Roman" w:eastAsia="Times New Roman" w:hAnsi="Times New Roman" w:cs="Times New Roman"/>
           <w:i/>
@@ -9235,72 +9932,75 @@
           <w:szCs w:val="28"/>
           <w:lang w:eastAsia="ru-RU"/>
         </w:rPr>
-        <w:t>Книги одного автора</w:t>
-      </w:r>
-    </w:p>
-    <w:p>
-      <w:pPr>
-        <w:ind w:firstLine="708"/>
-        <w:rPr>
-          <w:rFonts w:ascii="Times New Roman" w:eastAsia="Times New Roman" w:hAnsi="Times New Roman" w:cs="Times New Roman"/>
-          <w:sz w:val="28"/>
-          <w:szCs w:val="28"/>
-          <w:lang w:eastAsia="ru-RU"/>
-        </w:rPr>
-      </w:pPr>
-      <w:r>
-        <w:rPr>
-          <w:rFonts w:ascii="Times New Roman" w:eastAsia="Times New Roman" w:hAnsi="Times New Roman" w:cs="Times New Roman"/>
-          <w:sz w:val="28"/>
-          <w:szCs w:val="28"/>
-          <w:lang w:eastAsia="ru-RU"/>
-        </w:rPr>
-        <w:t xml:space="preserve">Янг Н. И. Алгебра: учеб. пособие / Н. И. Янг. – 2-е изд., доп. – </w:t>
-      </w:r>
-      <w:proofErr w:type="gramStart"/>
-      <w:r>
-        <w:rPr>
-          <w:rFonts w:ascii="Times New Roman" w:eastAsia="Times New Roman" w:hAnsi="Times New Roman" w:cs="Times New Roman"/>
-          <w:sz w:val="28"/>
-          <w:szCs w:val="28"/>
-          <w:lang w:eastAsia="ru-RU"/>
-        </w:rPr>
-        <w:t>М. :</w:t>
-      </w:r>
-      <w:proofErr w:type="gramEnd"/>
-      <w:r>
-        <w:rPr>
-          <w:rFonts w:ascii="Times New Roman" w:eastAsia="Times New Roman" w:hAnsi="Times New Roman" w:cs="Times New Roman"/>
-          <w:sz w:val="28"/>
-          <w:szCs w:val="28"/>
-          <w:lang w:eastAsia="ru-RU"/>
-        </w:rPr>
-        <w:t xml:space="preserve"> Просвещение, 1977. –</w:t>
-      </w:r>
-    </w:p>
-    <w:p>
-      <w:pPr>
-        <w:ind w:firstLine="708"/>
-        <w:rPr>
-          <w:rFonts w:ascii="Times New Roman" w:eastAsia="Times New Roman" w:hAnsi="Times New Roman" w:cs="Times New Roman"/>
-          <w:sz w:val="28"/>
-          <w:szCs w:val="28"/>
-          <w:lang w:eastAsia="ru-RU"/>
-        </w:rPr>
-      </w:pPr>
-      <w:r>
-        <w:rPr>
-          <w:rFonts w:ascii="Times New Roman" w:eastAsia="Times New Roman" w:hAnsi="Times New Roman" w:cs="Times New Roman"/>
-          <w:sz w:val="28"/>
-          <w:szCs w:val="28"/>
-          <w:lang w:eastAsia="ru-RU"/>
-        </w:rPr>
-        <w:t>416 с.</w:t>
-      </w:r>
-    </w:p>
-    <w:p>
-      <w:pPr>
-        <w:ind w:firstLine="708"/>
+        <w:t>Книги более трех авторов</w:t>
+      </w:r>
+    </w:p>
+    <w:p>
+      <w:pPr>
+        <w:spacing w:line="360" w:lineRule="auto"/>
+        <w:ind w:firstLine="709"/>
+        <w:rPr>
+          <w:rFonts w:ascii="Times New Roman" w:eastAsia="Times New Roman" w:hAnsi="Times New Roman" w:cs="Times New Roman"/>
+          <w:sz w:val="28"/>
+          <w:szCs w:val="28"/>
+          <w:lang w:eastAsia="ru-RU"/>
+        </w:rPr>
+      </w:pPr>
+      <w:r>
+        <w:rPr>
+          <w:rFonts w:ascii="Times New Roman" w:eastAsia="Times New Roman" w:hAnsi="Times New Roman" w:cs="Times New Roman"/>
+          <w:sz w:val="28"/>
+          <w:szCs w:val="28"/>
+          <w:lang w:eastAsia="ru-RU"/>
+        </w:rPr>
+        <w:t xml:space="preserve">Математика: учебник / Ю. М. Ермолаев [и др.]. – 2-е изд., доп. и </w:t>
+      </w:r>
+      <w:proofErr w:type="spellStart"/>
+      <w:r>
+        <w:rPr>
+          <w:rFonts w:ascii="Times New Roman" w:eastAsia="Times New Roman" w:hAnsi="Times New Roman" w:cs="Times New Roman"/>
+          <w:sz w:val="28"/>
+          <w:szCs w:val="28"/>
+          <w:lang w:eastAsia="ru-RU"/>
+        </w:rPr>
+        <w:t>испр</w:t>
+      </w:r>
+      <w:proofErr w:type="spellEnd"/>
+      <w:r>
+        <w:rPr>
+          <w:rFonts w:ascii="Times New Roman" w:eastAsia="Times New Roman" w:hAnsi="Times New Roman" w:cs="Times New Roman"/>
+          <w:sz w:val="28"/>
+          <w:szCs w:val="28"/>
+          <w:lang w:eastAsia="ru-RU"/>
+        </w:rPr>
+        <w:t>. – Киев, 1981. –</w:t>
+      </w:r>
+    </w:p>
+    <w:p>
+      <w:pPr>
+        <w:spacing w:line="360" w:lineRule="auto"/>
+        <w:ind w:firstLine="709"/>
+        <w:rPr>
+          <w:rFonts w:ascii="Times New Roman" w:eastAsia="Times New Roman" w:hAnsi="Times New Roman" w:cs="Times New Roman"/>
+          <w:sz w:val="28"/>
+          <w:szCs w:val="28"/>
+          <w:lang w:eastAsia="ru-RU"/>
+        </w:rPr>
+      </w:pPr>
+      <w:r>
+        <w:rPr>
+          <w:rFonts w:ascii="Times New Roman" w:eastAsia="Times New Roman" w:hAnsi="Times New Roman" w:cs="Times New Roman"/>
+          <w:sz w:val="28"/>
+          <w:szCs w:val="28"/>
+          <w:lang w:eastAsia="ru-RU"/>
+        </w:rPr>
+        <w:t>311 с.</w:t>
+      </w:r>
+    </w:p>
+    <w:p>
+      <w:pPr>
+        <w:spacing w:line="360" w:lineRule="auto"/>
+        <w:ind w:firstLine="709"/>
         <w:rPr>
           <w:rFonts w:ascii="Times New Roman" w:eastAsia="Times New Roman" w:hAnsi="Times New Roman" w:cs="Times New Roman"/>
           <w:i/>
@@ -9317,19 +10017,29 @@
           <w:szCs w:val="28"/>
           <w:lang w:eastAsia="ru-RU"/>
         </w:rPr>
-        <w:t>Книги двух авторов</w:t>
-      </w:r>
-    </w:p>
-    <w:p>
-      <w:pPr>
-        <w:ind w:firstLine="708"/>
-        <w:rPr>
-          <w:rFonts w:ascii="Times New Roman" w:eastAsia="Times New Roman" w:hAnsi="Times New Roman" w:cs="Times New Roman"/>
-          <w:sz w:val="28"/>
-          <w:szCs w:val="28"/>
-          <w:lang w:eastAsia="ru-RU"/>
-        </w:rPr>
-      </w:pPr>
+        <w:t>Сборники</w:t>
+      </w:r>
+    </w:p>
+    <w:p>
+      <w:pPr>
+        <w:spacing w:line="360" w:lineRule="auto"/>
+        <w:ind w:firstLine="709"/>
+        <w:rPr>
+          <w:rFonts w:ascii="Times New Roman" w:eastAsia="Times New Roman" w:hAnsi="Times New Roman" w:cs="Times New Roman"/>
+          <w:sz w:val="28"/>
+          <w:szCs w:val="28"/>
+          <w:lang w:eastAsia="ru-RU"/>
+        </w:rPr>
+      </w:pPr>
+      <w:r>
+        <w:rPr>
+          <w:rFonts w:ascii="Times New Roman" w:eastAsia="Times New Roman" w:hAnsi="Times New Roman" w:cs="Times New Roman"/>
+          <w:sz w:val="28"/>
+          <w:szCs w:val="28"/>
+          <w:lang w:eastAsia="ru-RU"/>
+        </w:rPr>
+        <w:t xml:space="preserve">Современные аспекты развития экономики: сб. науч. тр. / </w:t>
+      </w:r>
       <w:proofErr w:type="spellStart"/>
       <w:r>
         <w:rPr>
@@ -9338,7 +10048,7 @@
           <w:szCs w:val="28"/>
           <w:lang w:eastAsia="ru-RU"/>
         </w:rPr>
-        <w:t>Нечипорчук</w:t>
+        <w:t>Тихоокеан</w:t>
       </w:r>
       <w:proofErr w:type="spellEnd"/>
       <w:r>
@@ -9348,311 +10058,13 @@
           <w:szCs w:val="28"/>
           <w:lang w:eastAsia="ru-RU"/>
         </w:rPr>
-        <w:t xml:space="preserve"> Н. А. Акцизы / Н. А. </w:t>
-      </w:r>
-      <w:proofErr w:type="spellStart"/>
-      <w:r>
-        <w:rPr>
-          <w:rFonts w:ascii="Times New Roman" w:eastAsia="Times New Roman" w:hAnsi="Times New Roman" w:cs="Times New Roman"/>
-          <w:sz w:val="28"/>
-          <w:szCs w:val="28"/>
-          <w:lang w:eastAsia="ru-RU"/>
-        </w:rPr>
-        <w:t>Нечипорчук</w:t>
-      </w:r>
-      <w:proofErr w:type="spellEnd"/>
-      <w:r>
-        <w:rPr>
-          <w:rFonts w:ascii="Times New Roman" w:eastAsia="Times New Roman" w:hAnsi="Times New Roman" w:cs="Times New Roman"/>
-          <w:sz w:val="28"/>
-          <w:szCs w:val="28"/>
-          <w:lang w:eastAsia="ru-RU"/>
-        </w:rPr>
-        <w:t xml:space="preserve">, Т. К. Подгорная. - 2-е изд., </w:t>
-      </w:r>
-      <w:proofErr w:type="spellStart"/>
-      <w:r>
-        <w:rPr>
-          <w:rFonts w:ascii="Times New Roman" w:eastAsia="Times New Roman" w:hAnsi="Times New Roman" w:cs="Times New Roman"/>
-          <w:sz w:val="28"/>
-          <w:szCs w:val="28"/>
-          <w:lang w:eastAsia="ru-RU"/>
-        </w:rPr>
-        <w:t>перераб</w:t>
-      </w:r>
-      <w:proofErr w:type="spellEnd"/>
-      <w:r>
-        <w:rPr>
-          <w:rFonts w:ascii="Times New Roman" w:eastAsia="Times New Roman" w:hAnsi="Times New Roman" w:cs="Times New Roman"/>
-          <w:sz w:val="28"/>
-          <w:szCs w:val="28"/>
-          <w:lang w:eastAsia="ru-RU"/>
-        </w:rPr>
-        <w:t xml:space="preserve">. – </w:t>
-      </w:r>
-      <w:proofErr w:type="gramStart"/>
-      <w:r>
-        <w:rPr>
-          <w:rFonts w:ascii="Times New Roman" w:eastAsia="Times New Roman" w:hAnsi="Times New Roman" w:cs="Times New Roman"/>
-          <w:sz w:val="28"/>
-          <w:szCs w:val="28"/>
-          <w:lang w:eastAsia="ru-RU"/>
-        </w:rPr>
-        <w:t>М. :</w:t>
-      </w:r>
-      <w:proofErr w:type="gramEnd"/>
-    </w:p>
-    <w:p>
-      <w:pPr>
-        <w:ind w:firstLine="708"/>
-        <w:rPr>
-          <w:rFonts w:ascii="Times New Roman" w:eastAsia="Times New Roman" w:hAnsi="Times New Roman" w:cs="Times New Roman"/>
-          <w:sz w:val="28"/>
-          <w:szCs w:val="28"/>
-          <w:lang w:eastAsia="ru-RU"/>
-        </w:rPr>
-      </w:pPr>
-      <w:r>
-        <w:rPr>
-          <w:rFonts w:ascii="Times New Roman" w:eastAsia="Times New Roman" w:hAnsi="Times New Roman" w:cs="Times New Roman"/>
-          <w:sz w:val="28"/>
-          <w:szCs w:val="28"/>
-          <w:lang w:eastAsia="ru-RU"/>
-        </w:rPr>
-        <w:t>Налог Инфо, 2006. – 264 с.</w:t>
-      </w:r>
-    </w:p>
-    <w:p>
-      <w:pPr>
-        <w:ind w:firstLine="708"/>
-        <w:rPr>
-          <w:rFonts w:ascii="Times New Roman" w:eastAsia="Times New Roman" w:hAnsi="Times New Roman" w:cs="Times New Roman"/>
-          <w:i/>
-          <w:sz w:val="28"/>
-          <w:szCs w:val="28"/>
-          <w:lang w:eastAsia="ru-RU"/>
-        </w:rPr>
-      </w:pPr>
-      <w:r>
-        <w:rPr>
-          <w:rFonts w:ascii="Times New Roman" w:eastAsia="Times New Roman" w:hAnsi="Times New Roman" w:cs="Times New Roman"/>
-          <w:i/>
-          <w:sz w:val="28"/>
-          <w:szCs w:val="28"/>
-          <w:lang w:eastAsia="ru-RU"/>
-        </w:rPr>
-        <w:t>Книги трех авторов</w:t>
-      </w:r>
-    </w:p>
-    <w:p>
-      <w:pPr>
-        <w:ind w:firstLine="708"/>
-        <w:rPr>
-          <w:rFonts w:ascii="Times New Roman" w:eastAsia="Times New Roman" w:hAnsi="Times New Roman" w:cs="Times New Roman"/>
-          <w:sz w:val="28"/>
-          <w:szCs w:val="28"/>
-          <w:lang w:eastAsia="ru-RU"/>
-        </w:rPr>
-      </w:pPr>
-      <w:r>
-        <w:rPr>
-          <w:rFonts w:ascii="Times New Roman" w:eastAsia="Times New Roman" w:hAnsi="Times New Roman" w:cs="Times New Roman"/>
-          <w:sz w:val="28"/>
-          <w:szCs w:val="28"/>
-          <w:lang w:eastAsia="ru-RU"/>
-        </w:rPr>
-        <w:t xml:space="preserve">Бахвалов Н. С. Баланс / Н. С. Бахвалов, Н. П. Жидков, Г. М. Кобельков. – 3-е изд. – </w:t>
-      </w:r>
-      <w:proofErr w:type="gramStart"/>
-      <w:r>
-        <w:rPr>
-          <w:rFonts w:ascii="Times New Roman" w:eastAsia="Times New Roman" w:hAnsi="Times New Roman" w:cs="Times New Roman"/>
-          <w:sz w:val="28"/>
-          <w:szCs w:val="28"/>
-          <w:lang w:eastAsia="ru-RU"/>
-        </w:rPr>
-        <w:t>М. :</w:t>
-      </w:r>
-      <w:proofErr w:type="gramEnd"/>
-    </w:p>
-    <w:p>
-      <w:pPr>
-        <w:ind w:firstLine="708"/>
-        <w:rPr>
-          <w:rFonts w:ascii="Times New Roman" w:eastAsia="Times New Roman" w:hAnsi="Times New Roman" w:cs="Times New Roman"/>
-          <w:sz w:val="28"/>
-          <w:szCs w:val="28"/>
-          <w:lang w:eastAsia="ru-RU"/>
-        </w:rPr>
-      </w:pPr>
-      <w:proofErr w:type="spellStart"/>
-      <w:r>
-        <w:rPr>
-          <w:rFonts w:ascii="Times New Roman" w:eastAsia="Times New Roman" w:hAnsi="Times New Roman" w:cs="Times New Roman"/>
-          <w:sz w:val="28"/>
-          <w:szCs w:val="28"/>
-          <w:lang w:eastAsia="ru-RU"/>
-        </w:rPr>
-        <w:t>ИндексМедиа</w:t>
-      </w:r>
-      <w:proofErr w:type="spellEnd"/>
-      <w:r>
-        <w:rPr>
-          <w:rFonts w:ascii="Times New Roman" w:eastAsia="Times New Roman" w:hAnsi="Times New Roman" w:cs="Times New Roman"/>
-          <w:sz w:val="28"/>
-          <w:szCs w:val="28"/>
-          <w:lang w:eastAsia="ru-RU"/>
-        </w:rPr>
-        <w:t>, 2007. – 144 с.</w:t>
-      </w:r>
-    </w:p>
-    <w:p>
-      <w:pPr>
-        <w:ind w:firstLine="708"/>
-        <w:rPr>
-          <w:rFonts w:ascii="Times New Roman" w:eastAsia="Times New Roman" w:hAnsi="Times New Roman" w:cs="Times New Roman"/>
-          <w:i/>
-          <w:sz w:val="28"/>
-          <w:szCs w:val="28"/>
-          <w:lang w:eastAsia="ru-RU"/>
-        </w:rPr>
-      </w:pPr>
-      <w:r>
-        <w:rPr>
-          <w:rFonts w:ascii="Times New Roman" w:eastAsia="Times New Roman" w:hAnsi="Times New Roman" w:cs="Times New Roman"/>
-          <w:i/>
-          <w:sz w:val="28"/>
-          <w:szCs w:val="28"/>
-          <w:lang w:eastAsia="ru-RU"/>
-        </w:rPr>
-        <w:t>Книги более трех авторов</w:t>
-      </w:r>
-    </w:p>
-    <w:p>
-      <w:pPr>
-        <w:ind w:firstLine="708"/>
-        <w:rPr>
-          <w:rFonts w:ascii="Times New Roman" w:eastAsia="Times New Roman" w:hAnsi="Times New Roman" w:cs="Times New Roman"/>
-          <w:sz w:val="28"/>
-          <w:szCs w:val="28"/>
-          <w:lang w:eastAsia="ru-RU"/>
-        </w:rPr>
-      </w:pPr>
-      <w:r>
-        <w:rPr>
-          <w:rFonts w:ascii="Times New Roman" w:eastAsia="Times New Roman" w:hAnsi="Times New Roman" w:cs="Times New Roman"/>
-          <w:sz w:val="28"/>
-          <w:szCs w:val="28"/>
-          <w:lang w:eastAsia="ru-RU"/>
-        </w:rPr>
-        <w:t xml:space="preserve">Математика: учебник / Ю. М. Ермолаев [и др.]. – 2-е изд., доп. и </w:t>
-      </w:r>
-      <w:proofErr w:type="spellStart"/>
-      <w:r>
-        <w:rPr>
-          <w:rFonts w:ascii="Times New Roman" w:eastAsia="Times New Roman" w:hAnsi="Times New Roman" w:cs="Times New Roman"/>
-          <w:sz w:val="28"/>
-          <w:szCs w:val="28"/>
-          <w:lang w:eastAsia="ru-RU"/>
-        </w:rPr>
-        <w:t>испр</w:t>
-      </w:r>
-      <w:proofErr w:type="spellEnd"/>
-      <w:r>
-        <w:rPr>
-          <w:rFonts w:ascii="Times New Roman" w:eastAsia="Times New Roman" w:hAnsi="Times New Roman" w:cs="Times New Roman"/>
-          <w:sz w:val="28"/>
-          <w:szCs w:val="28"/>
-          <w:lang w:eastAsia="ru-RU"/>
-        </w:rPr>
-        <w:t>. – Киев, 1981. –</w:t>
-      </w:r>
-    </w:p>
-    <w:p>
-      <w:pPr>
-        <w:ind w:firstLine="708"/>
-        <w:rPr>
-          <w:rFonts w:ascii="Times New Roman" w:eastAsia="Times New Roman" w:hAnsi="Times New Roman" w:cs="Times New Roman"/>
-          <w:sz w:val="28"/>
-          <w:szCs w:val="28"/>
-          <w:lang w:eastAsia="ru-RU"/>
-        </w:rPr>
-      </w:pPr>
-      <w:r>
-        <w:rPr>
-          <w:rFonts w:ascii="Times New Roman" w:eastAsia="Times New Roman" w:hAnsi="Times New Roman" w:cs="Times New Roman"/>
-          <w:sz w:val="28"/>
-          <w:szCs w:val="28"/>
-          <w:lang w:eastAsia="ru-RU"/>
-        </w:rPr>
-        <w:t>311 с.</w:t>
-      </w:r>
-    </w:p>
-    <w:p>
-      <w:pPr>
-        <w:ind w:firstLine="708"/>
-        <w:rPr>
-          <w:rFonts w:ascii="Times New Roman" w:eastAsia="Times New Roman" w:hAnsi="Times New Roman" w:cs="Times New Roman"/>
-          <w:i/>
-          <w:sz w:val="28"/>
-          <w:szCs w:val="28"/>
-          <w:lang w:eastAsia="ru-RU"/>
-        </w:rPr>
-      </w:pPr>
-      <w:r>
-        <w:rPr>
-          <w:rFonts w:ascii="Times New Roman" w:eastAsia="Times New Roman" w:hAnsi="Times New Roman" w:cs="Times New Roman"/>
-          <w:i/>
-          <w:sz w:val="28"/>
-          <w:szCs w:val="28"/>
-          <w:lang w:eastAsia="ru-RU"/>
-        </w:rPr>
-        <w:t>Сборники</w:t>
-      </w:r>
-    </w:p>
-    <w:p>
-      <w:pPr>
-        <w:ind w:firstLine="708"/>
-        <w:rPr>
-          <w:rFonts w:ascii="Times New Roman" w:eastAsia="Times New Roman" w:hAnsi="Times New Roman" w:cs="Times New Roman"/>
-          <w:sz w:val="28"/>
-          <w:szCs w:val="28"/>
-          <w:lang w:eastAsia="ru-RU"/>
-        </w:rPr>
-      </w:pPr>
-      <w:r>
-        <w:rPr>
-          <w:rFonts w:ascii="Times New Roman" w:eastAsia="Times New Roman" w:hAnsi="Times New Roman" w:cs="Times New Roman"/>
-          <w:sz w:val="28"/>
-          <w:szCs w:val="28"/>
-          <w:lang w:eastAsia="ru-RU"/>
-        </w:rPr>
-        <w:t xml:space="preserve">Современные аспекты развития экономики: сб. науч. тр. / </w:t>
-      </w:r>
-      <w:proofErr w:type="spellStart"/>
-      <w:r>
-        <w:rPr>
-          <w:rFonts w:ascii="Times New Roman" w:eastAsia="Times New Roman" w:hAnsi="Times New Roman" w:cs="Times New Roman"/>
-          <w:sz w:val="28"/>
-          <w:szCs w:val="28"/>
-          <w:lang w:eastAsia="ru-RU"/>
-        </w:rPr>
-        <w:t>Тихоокеан</w:t>
-      </w:r>
-      <w:proofErr w:type="spellEnd"/>
-      <w:r>
-        <w:rPr>
-          <w:rFonts w:ascii="Times New Roman" w:eastAsia="Times New Roman" w:hAnsi="Times New Roman" w:cs="Times New Roman"/>
-          <w:sz w:val="28"/>
-          <w:szCs w:val="28"/>
-          <w:lang w:eastAsia="ru-RU"/>
-        </w:rPr>
         <w:t>. гос. ун-т. –</w:t>
       </w:r>
     </w:p>
     <w:p>
       <w:pPr>
-        <w:ind w:firstLine="708"/>
+        <w:spacing w:line="360" w:lineRule="auto"/>
+        <w:ind w:firstLine="709"/>
         <w:rPr>
           <w:rFonts w:ascii="Times New Roman" w:eastAsia="Times New Roman" w:hAnsi="Times New Roman" w:cs="Times New Roman"/>
           <w:sz w:val="28"/>
@@ -9672,6 +10084,8 @@
     </w:p>
     <w:p>
       <w:pPr>
+        <w:spacing w:line="360" w:lineRule="auto"/>
+        <w:ind w:firstLine="709"/>
         <w:rPr>
           <w:rFonts w:ascii="Times New Roman" w:eastAsia="Times New Roman" w:hAnsi="Times New Roman" w:cs="Times New Roman"/>
           <w:sz w:val="28"/>
@@ -9692,6 +10106,8 @@
     <w:p>
       <w:pPr>
         <w:pStyle w:val="1"/>
+        <w:spacing w:line="360" w:lineRule="auto"/>
+        <w:ind w:firstLine="709"/>
         <w:jc w:val="center"/>
         <w:rPr>
           <w:lang w:eastAsia="ru-RU"/>
@@ -9726,9 +10142,11 @@
     <w:p>
       <w:pPr>
         <w:pStyle w:val="1"/>
+        <w:spacing w:line="360" w:lineRule="auto"/>
+        <w:ind w:firstLine="709"/>
         <w:jc w:val="center"/>
         <w:rPr>
-          <w:lang w:val="en-US" w:eastAsia="ru-RU"/>
+          <w:lang w:eastAsia="ru-RU"/>
         </w:rPr>
       </w:pPr>
       <w:r>
@@ -9739,7 +10157,7 @@
       </w:r>
       <w:r>
         <w:rPr>
-          <w:lang w:val="en-US" w:eastAsia="ru-RU"/>
+          <w:lang w:eastAsia="ru-RU"/>
         </w:rPr>
         <w:t>)</w:t>
       </w:r>
@@ -9747,6 +10165,8 @@
     <w:p>
       <w:pPr>
         <w:pStyle w:val="1"/>
+        <w:spacing w:line="360" w:lineRule="auto"/>
+        <w:ind w:firstLine="709"/>
         <w:jc w:val="center"/>
         <w:rPr>
           <w:lang w:eastAsia="ru-RU"/>
@@ -9814,7 +10234,7 @@
 <w:ftr xmlns:wpc="http://schemas.microsoft.com/office/word/2010/wordprocessingCanvas" xmlns:cx="http://schemas.microsoft.com/office/drawing/2014/chartex" xmlns:mc="http://schemas.openxmlformats.org/markup-compatibility/2006" xmlns:o="urn:schemas-microsoft-com:office:office" xmlns:r="http://schemas.openxmlformats.org/officeDocument/2006/relationships" xmlns:m="http://schemas.openxmlformats.org/officeDocument/2006/math" xmlns:v="urn:schemas-microsoft-com:vml" xmlns:wp14="http://schemas.microsoft.com/office/word/2010/wordprocessingDrawing" xmlns:wp="http://schemas.openxmlformats.org/drawingml/2006/wordprocessingDrawing" xmlns:w10="urn:schemas-microsoft-com:office:word" xmlns:w="http://schemas.openxmlformats.org/wordprocessingml/2006/main" xmlns:w14="http://schemas.microsoft.com/office/word/2010/wordml" xmlns:w15="http://schemas.microsoft.com/office/word/2012/wordml" xmlns:w16se="http://schemas.microsoft.com/office/word/2015/wordml/symex" xmlns:wpg="http://schemas.microsoft.com/office/word/2010/wordprocessingGroup" xmlns:wpi="http://schemas.microsoft.com/office/word/2010/wordprocessingInk" xmlns:wne="http://schemas.microsoft.com/office/word/2006/wordml" xmlns:wps="http://schemas.microsoft.com/office/word/2010/wordprocessingShape" mc:Ignorable="w14 w15 w16se wp14">
   <w:sdt>
     <w:sdtPr>
-      <w:id w:val="-1185738616"/>
+      <w:id w:val="1549805333"/>
       <w:docPartObj>
         <w:docPartGallery w:val="Page Numbers (Bottom of Page)"/>
         <w:docPartUnique/>
@@ -9840,7 +10260,7 @@
           <w:rPr>
             <w:noProof/>
           </w:rPr>
-          <w:t>19</w:t>
+          <w:t>4</w:t>
         </w:r>
         <w:r>
           <w:fldChar w:fldCharType="end"/>
@@ -12287,7 +12707,7 @@
 </file>
 
 <file path=customXml/itemProps1.xml><?xml version="1.0" encoding="utf-8"?>
-<ds:datastoreItem xmlns:ds="http://schemas.openxmlformats.org/officeDocument/2006/customXml" ds:itemID="{CB593BA5-278B-45D4-B4CF-D46F48631C83}">
+<ds:datastoreItem xmlns:ds="http://schemas.openxmlformats.org/officeDocument/2006/customXml" ds:itemID="{7DE65F5C-DC02-4C18-95EC-9A6F71ABB87D}">
   <ds:schemaRefs>
     <ds:schemaRef ds:uri="http://schemas.openxmlformats.org/officeDocument/2006/bibliography"/>
   </ds:schemaRefs>

--- a/gost_validator/test.docx
+++ b/gost_validator/test.docx
@@ -479,6 +479,7 @@
         <w:rPr>
           <w:sz w:val="24"/>
           <w:szCs w:val="24"/>
+          <w:lang w:val="en-US"/>
         </w:rPr>
       </w:pPr>
       <w:r>
@@ -1447,16 +1448,7 @@
           <w:sz w:val="24"/>
           <w:szCs w:val="24"/>
         </w:rPr>
-        <w:t>РАСХОДОМЕРНЫЕ УСТ</w:t>
-      </w:r>
-      <w:bookmarkStart w:id="2" w:name="_GoBack"/>
-      <w:bookmarkEnd w:id="2"/>
-      <w:r>
-        <w:rPr>
-          <w:sz w:val="24"/>
-          <w:szCs w:val="24"/>
-        </w:rPr>
-        <w:t>АНОВКИ, ПОРШНЕВЫЕ РАСХОДО</w:t>
+        <w:t>РАСХОДОМЕРНЫЕ УСТАНОВКИ, ПОРШНЕВЫЕ РАСХОДО</w:t>
       </w:r>
       <w:r>
         <w:rPr>
@@ -1623,17 +1615,17 @@
         <w:ind w:firstLine="709"/>
         <w:jc w:val="center"/>
       </w:pPr>
-      <w:bookmarkStart w:id="3" w:name="_Toc195139112"/>
-      <w:bookmarkStart w:id="4" w:name="_Toc226001015"/>
+      <w:bookmarkStart w:id="2" w:name="_Toc195139112"/>
+      <w:bookmarkStart w:id="3" w:name="_Toc226001015"/>
       <w:r>
         <w:lastRenderedPageBreak/>
         <w:t>С</w:t>
       </w:r>
+      <w:bookmarkEnd w:id="2"/>
+      <w:r>
+        <w:t>ОДЕРЖАНИЕ</w:t>
+      </w:r>
       <w:bookmarkEnd w:id="3"/>
-      <w:r>
-        <w:t>ОДЕРЖАНИЕ</w:t>
-      </w:r>
-      <w:bookmarkEnd w:id="4"/>
     </w:p>
     <w:sdt>
       <w:sdtPr>
@@ -2204,13 +2196,13 @@
         <w:ind w:firstLine="709"/>
         <w:jc w:val="center"/>
       </w:pPr>
-      <w:bookmarkStart w:id="5" w:name="_Toc225826206"/>
-      <w:bookmarkStart w:id="6" w:name="_Toc226001016"/>
+      <w:bookmarkStart w:id="4" w:name="_Toc225826206"/>
+      <w:bookmarkStart w:id="5" w:name="_Toc226001016"/>
       <w:r>
         <w:t>ТЕРМИНЫ И ОПРЕДЕЛЕНИЯ</w:t>
       </w:r>
+      <w:bookmarkEnd w:id="4"/>
       <w:bookmarkEnd w:id="5"/>
-      <w:bookmarkEnd w:id="6"/>
     </w:p>
     <w:p>
       <w:pPr>
@@ -3204,12 +3196,12 @@
         </w:rPr>
         <w:br w:type="page"/>
       </w:r>
-      <w:bookmarkStart w:id="7" w:name="_Toc226001017"/>
+      <w:bookmarkStart w:id="6" w:name="_Toc226001017"/>
       <w:r>
         <w:lastRenderedPageBreak/>
         <w:t>ПЕРЕЧЕНЬ СОКРАЩЕНИЙ И ОБОЗНАЧЕНИЙ</w:t>
       </w:r>
-      <w:bookmarkEnd w:id="7"/>
+      <w:bookmarkEnd w:id="6"/>
     </w:p>
     <w:p>
       <w:pPr>
@@ -5023,11 +5015,11 @@
         <w:ind w:firstLine="709"/>
         <w:jc w:val="center"/>
       </w:pPr>
-      <w:bookmarkStart w:id="8" w:name="_Toc226001018"/>
+      <w:bookmarkStart w:id="7" w:name="_Toc226001018"/>
       <w:r>
         <w:t>ВВЕДЕНИЕ</w:t>
       </w:r>
-      <w:bookmarkEnd w:id="8"/>
+      <w:bookmarkEnd w:id="7"/>
     </w:p>
     <w:p>
       <w:pPr>
@@ -5047,6 +5039,21 @@
           <w:b/>
         </w:rPr>
         <w:t>Потому</w:t>
+      </w:r>
+    </w:p>
+    <w:p>
+      <w:pPr>
+        <w:pStyle w:val="12"/>
+        <w:spacing w:line="360" w:lineRule="auto"/>
+        <w:ind w:left="708" w:right="-269"/>
+      </w:pPr>
+      <w:r>
+        <w:t>Также со</w:t>
+      </w:r>
+      <w:bookmarkStart w:id="8" w:name="_GoBack"/>
+      <w:bookmarkEnd w:id="8"/>
+      <w:r>
+        <w:t>гласно с рисунком 1 мы улыбаемся.</w:t>
       </w:r>
     </w:p>
     <w:p>
@@ -5973,6 +5980,15 @@
           <w:lang w:eastAsia="ru-RU"/>
         </w:rPr>
         <w:t>3.1</w:t>
+      </w:r>
+      <w:r>
+        <w:rPr>
+          <w:rFonts w:ascii="Times New Roman" w:eastAsia="Times New Roman" w:hAnsi="Times New Roman" w:cs="Times New Roman"/>
+          <w:sz w:val="24"/>
+          <w:szCs w:val="24"/>
+          <w:lang w:eastAsia="ru-RU"/>
+        </w:rPr>
+        <w:t xml:space="preserve"> и в связи с формулой (1)</w:t>
       </w:r>
     </w:p>
     <w:p>
@@ -10260,7 +10276,7 @@
           <w:rPr>
             <w:noProof/>
           </w:rPr>
-          <w:t>4</w:t>
+          <w:t>21</w:t>
         </w:r>
         <w:r>
           <w:fldChar w:fldCharType="end"/>
@@ -12707,7 +12723,7 @@
 </file>
 
 <file path=customXml/itemProps1.xml><?xml version="1.0" encoding="utf-8"?>
-<ds:datastoreItem xmlns:ds="http://schemas.openxmlformats.org/officeDocument/2006/customXml" ds:itemID="{7DE65F5C-DC02-4C18-95EC-9A6F71ABB87D}">
+<ds:datastoreItem xmlns:ds="http://schemas.openxmlformats.org/officeDocument/2006/customXml" ds:itemID="{EAB7EAFD-4045-4A94-A1FC-9B4BD3CF2B26}">
   <ds:schemaRefs>
     <ds:schemaRef ds:uri="http://schemas.openxmlformats.org/officeDocument/2006/bibliography"/>
   </ds:schemaRefs>

--- a/gost_validator/test.docx
+++ b/gost_validator/test.docx
@@ -479,7 +479,6 @@
         <w:rPr>
           <w:sz w:val="24"/>
           <w:szCs w:val="24"/>
-          <w:lang w:val="en-US"/>
         </w:rPr>
       </w:pPr>
       <w:r>
@@ -1629,6 +1628,13 @@
     </w:p>
     <w:sdt>
       <w:sdtPr>
+        <w:rPr>
+          <w:rFonts w:asciiTheme="minorHAnsi" w:eastAsiaTheme="minorHAnsi" w:hAnsiTheme="minorHAnsi" w:cstheme="minorBidi"/>
+          <w:color w:val="auto"/>
+          <w:sz w:val="22"/>
+          <w:szCs w:val="22"/>
+          <w:lang w:eastAsia="en-US"/>
+        </w:rPr>
         <w:id w:val="-2040116778"/>
         <w:docPartObj>
           <w:docPartGallery w:val="Table of Contents"/>
@@ -1637,13 +1643,8 @@
       </w:sdtPr>
       <w:sdtEndPr>
         <w:rPr>
-          <w:rFonts w:asciiTheme="minorHAnsi" w:eastAsiaTheme="minorHAnsi" w:hAnsiTheme="minorHAnsi" w:cstheme="minorBidi"/>
           <w:b/>
           <w:bCs/>
-          <w:color w:val="auto"/>
-          <w:sz w:val="22"/>
-          <w:szCs w:val="22"/>
-          <w:lang w:eastAsia="en-US"/>
         </w:rPr>
       </w:sdtEndPr>
       <w:sdtContent>
@@ -5045,15 +5046,10 @@
       <w:pPr>
         <w:pStyle w:val="12"/>
         <w:spacing w:line="360" w:lineRule="auto"/>
-        <w:ind w:left="708" w:right="-269"/>
-      </w:pPr>
-      <w:r>
-        <w:t>Также со</w:t>
-      </w:r>
-      <w:bookmarkStart w:id="8" w:name="_GoBack"/>
-      <w:bookmarkEnd w:id="8"/>
-      <w:r>
-        <w:t>гласно с рисунком 1 мы улыбаемся.</w:t>
+        <w:ind w:right="-269" w:firstLine="709"/>
+      </w:pPr>
+      <w:r>
+        <w:t>Также согласно с рисунком 1 мы улыбаемся.</w:t>
       </w:r>
     </w:p>
     <w:p>
@@ -5158,6 +5154,12 @@
         <w:t>Рисунок 1</w:t>
       </w:r>
       <w:r>
+        <w:t>.</w:t>
+      </w:r>
+      <w:r>
+        <w:t>А</w:t>
+      </w:r>
+      <w:r>
         <w:t>.1</w:t>
       </w:r>
       <w:r>
@@ -5177,6 +5179,7 @@
         <w:ind w:right="-269" w:firstLine="709"/>
         <w:sectPr>
           <w:footerReference w:type="default" r:id="rId9"/>
+          <w:footerReference w:type="first" r:id="rId10"/>
           <w:footnotePr>
             <w:numFmt w:val="chicago"/>
           </w:footnotePr>
@@ -5345,7 +5348,7 @@
                     <pic:cNvPicPr/>
                   </pic:nvPicPr>
                   <pic:blipFill>
-                    <a:blip r:embed="rId10">
+                    <a:blip r:embed="rId11">
                       <a:extLst>
                         <a:ext uri="{28A0092B-C50C-407E-A947-70E740481C1C}">
                           <a14:useLocalDpi xmlns:a14="http://schemas.microsoft.com/office/drawing/2010/main" val="0"/>
@@ -5409,7 +5412,27 @@
           <w:szCs w:val="24"/>
           <w:lang w:eastAsia="ru-RU"/>
         </w:rPr>
-        <w:t xml:space="preserve"> – Голова</w:t>
+        <w:t>.1</w:t>
+      </w:r>
+      <w:r>
+        <w:rPr>
+          <w:rFonts w:ascii="Times New Roman" w:eastAsia="Times New Roman" w:hAnsi="Times New Roman" w:cs="Times New Roman"/>
+          <w:sz w:val="24"/>
+          <w:szCs w:val="24"/>
+          <w:lang w:eastAsia="ru-RU"/>
+        </w:rPr>
+        <w:t xml:space="preserve"> </w:t>
+      </w:r>
+      <w:bookmarkStart w:id="8" w:name="_GoBack"/>
+      <w:bookmarkEnd w:id="8"/>
+      <w:r>
+        <w:rPr>
+          <w:rFonts w:ascii="Times New Roman" w:eastAsia="Times New Roman" w:hAnsi="Times New Roman" w:cs="Times New Roman"/>
+          <w:sz w:val="24"/>
+          <w:szCs w:val="24"/>
+          <w:lang w:eastAsia="ru-RU"/>
+        </w:rPr>
+        <w:t xml:space="preserve"> Голова</w:t>
       </w:r>
     </w:p>
     <w:p>
@@ -5846,7 +5869,7 @@
           <w:lang w:eastAsia="ru-RU"/>
         </w:rPr>
         <w:pict>
-          <v:rect id="_x0000_i1157" style="width:182.15pt;height:1.6pt" o:hrpct="405" o:hrstd="t" o:hr="t" fillcolor="#a0a0a0" stroked="f"/>
+          <v:rect id="_x0000_i1025" style="width:182.15pt;height:1.6pt" o:hrpct="405" o:hrstd="t" o:hr="t" fillcolor="#a0a0a0" stroked="f"/>
         </w:pict>
       </w:r>
     </w:p>
@@ -9038,13 +9061,7 @@
         <w:rPr>
           <w:lang w:eastAsia="ru-RU"/>
         </w:rPr>
-        <w:t xml:space="preserve">ожение </w:t>
-      </w:r>
-      <w:r>
-        <w:rPr>
-          <w:lang w:eastAsia="ru-RU"/>
-        </w:rPr>
-        <w:t>В</w:t>
+        <w:t>ожение В</w:t>
       </w:r>
     </w:p>
     <w:p>
@@ -10250,13 +10267,12 @@
 <w:ftr xmlns:wpc="http://schemas.microsoft.com/office/word/2010/wordprocessingCanvas" xmlns:cx="http://schemas.microsoft.com/office/drawing/2014/chartex" xmlns:mc="http://schemas.openxmlformats.org/markup-compatibility/2006" xmlns:o="urn:schemas-microsoft-com:office:office" xmlns:r="http://schemas.openxmlformats.org/officeDocument/2006/relationships" xmlns:m="http://schemas.openxmlformats.org/officeDocument/2006/math" xmlns:v="urn:schemas-microsoft-com:vml" xmlns:wp14="http://schemas.microsoft.com/office/word/2010/wordprocessingDrawing" xmlns:wp="http://schemas.openxmlformats.org/drawingml/2006/wordprocessingDrawing" xmlns:w10="urn:schemas-microsoft-com:office:word" xmlns:w="http://schemas.openxmlformats.org/wordprocessingml/2006/main" xmlns:w14="http://schemas.microsoft.com/office/word/2010/wordml" xmlns:w15="http://schemas.microsoft.com/office/word/2012/wordml" xmlns:w16se="http://schemas.microsoft.com/office/word/2015/wordml/symex" xmlns:wpg="http://schemas.microsoft.com/office/word/2010/wordprocessingGroup" xmlns:wpi="http://schemas.microsoft.com/office/word/2010/wordprocessingInk" xmlns:wne="http://schemas.microsoft.com/office/word/2006/wordml" xmlns:wps="http://schemas.microsoft.com/office/word/2010/wordprocessingShape" mc:Ignorable="w14 w15 w16se wp14">
   <w:sdt>
     <w:sdtPr>
-      <w:id w:val="1549805333"/>
+      <w:id w:val="1898325225"/>
       <w:docPartObj>
         <w:docPartGallery w:val="Page Numbers (Bottom of Page)"/>
         <w:docPartUnique/>
       </w:docPartObj>
     </w:sdtPr>
-    <w:sdtEndPr/>
     <w:sdtContent>
       <w:p>
         <w:pPr>
@@ -10276,7 +10292,7 @@
           <w:rPr>
             <w:noProof/>
           </w:rPr>
-          <w:t>21</w:t>
+          <w:t>20</w:t>
         </w:r>
         <w:r>
           <w:fldChar w:fldCharType="end"/>
@@ -10284,6 +10300,22 @@
       </w:p>
     </w:sdtContent>
   </w:sdt>
+  <w:p>
+    <w:pPr>
+      <w:pStyle w:val="a8"/>
+    </w:pPr>
+  </w:p>
+</w:ftr>
+</file>
+
+<file path=word/footer2.xml><?xml version="1.0" encoding="utf-8"?>
+<w:ftr xmlns:wpc="http://schemas.microsoft.com/office/word/2010/wordprocessingCanvas" xmlns:cx="http://schemas.microsoft.com/office/drawing/2014/chartex" xmlns:mc="http://schemas.openxmlformats.org/markup-compatibility/2006" xmlns:o="urn:schemas-microsoft-com:office:office" xmlns:r="http://schemas.openxmlformats.org/officeDocument/2006/relationships" xmlns:m="http://schemas.openxmlformats.org/officeDocument/2006/math" xmlns:v="urn:schemas-microsoft-com:vml" xmlns:wp14="http://schemas.microsoft.com/office/word/2010/wordprocessingDrawing" xmlns:wp="http://schemas.openxmlformats.org/drawingml/2006/wordprocessingDrawing" xmlns:w10="urn:schemas-microsoft-com:office:word" xmlns:w="http://schemas.openxmlformats.org/wordprocessingml/2006/main" xmlns:w14="http://schemas.microsoft.com/office/word/2010/wordml" xmlns:w15="http://schemas.microsoft.com/office/word/2012/wordml" xmlns:w16se="http://schemas.microsoft.com/office/word/2015/wordml/symex" xmlns:wpg="http://schemas.microsoft.com/office/word/2010/wordprocessingGroup" xmlns:wpi="http://schemas.microsoft.com/office/word/2010/wordprocessingInk" xmlns:wne="http://schemas.microsoft.com/office/word/2006/wordml" xmlns:wps="http://schemas.microsoft.com/office/word/2010/wordprocessingShape" mc:Ignorable="w14 w15 w16se wp14">
+  <w:p>
+    <w:pPr>
+      <w:pStyle w:val="a8"/>
+      <w:jc w:val="center"/>
+    </w:pPr>
+  </w:p>
   <w:p>
     <w:pPr>
       <w:pStyle w:val="a8"/>
@@ -12078,6 +12110,7 @@
   <w:style w:type="character" w:default="1" w:styleId="a0">
     <w:name w:val="Default Paragraph Font"/>
     <w:uiPriority w:val="1"/>
+    <w:semiHidden/>
     <w:unhideWhenUsed/>
   </w:style>
   <w:style w:type="table" w:default="1" w:styleId="a1">
@@ -12723,7 +12756,7 @@
 </file>
 
 <file path=customXml/itemProps1.xml><?xml version="1.0" encoding="utf-8"?>
-<ds:datastoreItem xmlns:ds="http://schemas.openxmlformats.org/officeDocument/2006/customXml" ds:itemID="{EAB7EAFD-4045-4A94-A1FC-9B4BD3CF2B26}">
+<ds:datastoreItem xmlns:ds="http://schemas.openxmlformats.org/officeDocument/2006/customXml" ds:itemID="{EF54D2EB-0E78-46AA-A628-F5C3492672EA}">
   <ds:schemaRefs>
     <ds:schemaRef ds:uri="http://schemas.openxmlformats.org/officeDocument/2006/bibliography"/>
   </ds:schemaRefs>

--- a/gost_validator/test.docx
+++ b/gost_validator/test.docx
@@ -5080,6 +5080,9 @@
         <w:t xml:space="preserve"> 1</w:t>
       </w:r>
       <w:r>
+        <w:t>.1.1</w:t>
+      </w:r>
+      <w:r>
         <w:t xml:space="preserve"> согласно [1].</w:t>
       </w:r>
     </w:p>
@@ -5157,7 +5160,7 @@
         <w:t>.</w:t>
       </w:r>
       <w:r>
-        <w:t>А</w:t>
+        <w:t>1</w:t>
       </w:r>
       <w:r>
         <w:t>.1</w:t>
@@ -5326,12 +5329,70 @@
       <w:r>
         <w:rPr>
           <w:rFonts w:ascii="Times New Roman" w:eastAsia="Times New Roman" w:hAnsi="Times New Roman" w:cs="Times New Roman"/>
+          <w:sz w:val="24"/>
+          <w:szCs w:val="24"/>
+          <w:lang w:eastAsia="ru-RU"/>
+        </w:rPr>
+        <w:t>Р</w:t>
+      </w:r>
+      <w:r>
+        <w:rPr>
+          <w:rFonts w:ascii="Times New Roman" w:eastAsia="Times New Roman" w:hAnsi="Times New Roman" w:cs="Times New Roman"/>
+          <w:sz w:val="24"/>
+          <w:szCs w:val="24"/>
+          <w:lang w:eastAsia="ru-RU"/>
+        </w:rPr>
+        <w:t xml:space="preserve">исунок </w:t>
+      </w:r>
+      <w:proofErr w:type="gramStart"/>
+      <w:r>
+        <w:rPr>
+          <w:rFonts w:ascii="Times New Roman" w:eastAsia="Times New Roman" w:hAnsi="Times New Roman" w:cs="Times New Roman"/>
+          <w:sz w:val="24"/>
+          <w:szCs w:val="24"/>
+          <w:lang w:eastAsia="ru-RU"/>
+        </w:rPr>
+        <w:t>А</w:t>
+      </w:r>
+      <w:r>
+        <w:rPr>
+          <w:rFonts w:ascii="Times New Roman" w:eastAsia="Times New Roman" w:hAnsi="Times New Roman" w:cs="Times New Roman"/>
+          <w:sz w:val="24"/>
+          <w:szCs w:val="24"/>
+          <w:lang w:eastAsia="ru-RU"/>
+        </w:rPr>
+        <w:t>.1  Голова</w:t>
+      </w:r>
+      <w:proofErr w:type="gramEnd"/>
+      <w:r>
+        <w:rPr>
+          <w:rFonts w:ascii="Times New Roman" w:eastAsia="Times New Roman" w:hAnsi="Times New Roman" w:cs="Times New Roman"/>
+          <w:sz w:val="24"/>
+          <w:szCs w:val="24"/>
+          <w:lang w:eastAsia="ru-RU"/>
+        </w:rPr>
+        <w:t>.</w:t>
+      </w:r>
+    </w:p>
+    <w:p>
+      <w:pPr>
+        <w:spacing w:line="360" w:lineRule="auto"/>
+        <w:ind w:firstLine="709"/>
+        <w:rPr>
+          <w:rFonts w:ascii="Times New Roman" w:eastAsia="Times New Roman" w:hAnsi="Times New Roman" w:cs="Times New Roman"/>
+          <w:sz w:val="24"/>
+          <w:szCs w:val="24"/>
+          <w:lang w:eastAsia="ru-RU"/>
+        </w:rPr>
+      </w:pPr>
+      <w:r>
+        <w:rPr>
+          <w:rFonts w:ascii="Times New Roman" w:eastAsia="Times New Roman" w:hAnsi="Times New Roman" w:cs="Times New Roman"/>
           <w:noProof/>
           <w:sz w:val="24"/>
           <w:szCs w:val="24"/>
           <w:lang w:eastAsia="ru-RU"/>
         </w:rPr>
-        <w:lastRenderedPageBreak/>
         <w:drawing>
           <wp:inline distT="0" distB="0" distL="0" distR="0" wp14:anchorId="4C44521D" wp14:editId="740F0031">
             <wp:extent cx="5778500" cy="6350000"/>
@@ -5377,66 +5438,6 @@
     </w:p>
     <w:p>
       <w:pPr>
-        <w:spacing w:line="360" w:lineRule="auto"/>
-        <w:ind w:firstLine="709"/>
-        <w:jc w:val="center"/>
-        <w:rPr>
-          <w:rFonts w:ascii="Times New Roman" w:eastAsia="Times New Roman" w:hAnsi="Times New Roman" w:cs="Times New Roman"/>
-          <w:sz w:val="24"/>
-          <w:szCs w:val="24"/>
-          <w:lang w:eastAsia="ru-RU"/>
-        </w:rPr>
-      </w:pPr>
-      <w:r>
-        <w:rPr>
-          <w:rFonts w:ascii="Times New Roman" w:eastAsia="Times New Roman" w:hAnsi="Times New Roman" w:cs="Times New Roman"/>
-          <w:sz w:val="24"/>
-          <w:szCs w:val="24"/>
-          <w:lang w:eastAsia="ru-RU"/>
-        </w:rPr>
-        <w:t>Р</w:t>
-      </w:r>
-      <w:r>
-        <w:rPr>
-          <w:rFonts w:ascii="Times New Roman" w:eastAsia="Times New Roman" w:hAnsi="Times New Roman" w:cs="Times New Roman"/>
-          <w:sz w:val="24"/>
-          <w:szCs w:val="24"/>
-          <w:lang w:eastAsia="ru-RU"/>
-        </w:rPr>
-        <w:t>исунок 1.2</w:t>
-      </w:r>
-      <w:r>
-        <w:rPr>
-          <w:rFonts w:ascii="Times New Roman" w:eastAsia="Times New Roman" w:hAnsi="Times New Roman" w:cs="Times New Roman"/>
-          <w:sz w:val="24"/>
-          <w:szCs w:val="24"/>
-          <w:lang w:eastAsia="ru-RU"/>
-        </w:rPr>
-        <w:t>.1</w:t>
-      </w:r>
-      <w:r>
-        <w:rPr>
-          <w:rFonts w:ascii="Times New Roman" w:eastAsia="Times New Roman" w:hAnsi="Times New Roman" w:cs="Times New Roman"/>
-          <w:sz w:val="24"/>
-          <w:szCs w:val="24"/>
-          <w:lang w:eastAsia="ru-RU"/>
-        </w:rPr>
-        <w:t xml:space="preserve"> </w:t>
-      </w:r>
-      <w:bookmarkStart w:id="8" w:name="_GoBack"/>
-      <w:bookmarkEnd w:id="8"/>
-      <w:r>
-        <w:rPr>
-          <w:rFonts w:ascii="Times New Roman" w:eastAsia="Times New Roman" w:hAnsi="Times New Roman" w:cs="Times New Roman"/>
-          <w:sz w:val="24"/>
-          <w:szCs w:val="24"/>
-          <w:lang w:eastAsia="ru-RU"/>
-        </w:rPr>
-        <w:t xml:space="preserve"> Голова</w:t>
-      </w:r>
-    </w:p>
-    <w:p>
-      <w:pPr>
         <w:pStyle w:val="aa"/>
         <w:spacing w:line="360" w:lineRule="auto"/>
         <w:ind w:left="0" w:firstLine="709"/>
@@ -5751,6 +5752,7 @@
                 <w:szCs w:val="24"/>
                 <w:lang w:eastAsia="ru-RU"/>
               </w:rPr>
+              <w:lastRenderedPageBreak/>
               <w:t>вымывм</w:t>
             </w:r>
             <w:proofErr w:type="spellEnd"/>
@@ -5812,7 +5814,6 @@
                 <w:szCs w:val="24"/>
                 <w:lang w:eastAsia="ru-RU"/>
               </w:rPr>
-              <w:lastRenderedPageBreak/>
               <w:t>ымвмывм</w:t>
             </w:r>
             <w:proofErr w:type="spellEnd"/>
@@ -6030,28 +6031,16 @@
     </w:p>
     <w:p>
       <w:pPr>
-        <w:tabs>
-          <w:tab w:val="center" w:pos="4253"/>
-          <w:tab w:val="right" w:pos="9355"/>
-        </w:tabs>
-        <w:spacing w:line="360" w:lineRule="auto"/>
-        <w:ind w:firstLine="709"/>
-        <w:rPr>
-          <w:rFonts w:ascii="Times New Roman" w:eastAsia="Times New Roman" w:hAnsi="Times New Roman" w:cs="Times New Roman"/>
-          <w:sz w:val="24"/>
-          <w:szCs w:val="24"/>
-          <w:lang w:eastAsia="ru-RU"/>
-        </w:rPr>
-      </w:pPr>
-      <w:r>
-        <w:rPr>
-          <w:rFonts w:ascii="Times New Roman" w:eastAsia="Times New Roman" w:hAnsi="Times New Roman" w:cs="Times New Roman"/>
-          <w:sz w:val="24"/>
-          <w:szCs w:val="24"/>
-          <w:lang w:eastAsia="ru-RU"/>
-        </w:rPr>
-        <w:tab/>
-      </w:r>
+        <w:spacing w:line="360" w:lineRule="auto"/>
+        <w:ind w:firstLine="709"/>
+        <w:jc w:val="center"/>
+        <w:rPr>
+          <w:rFonts w:ascii="Times New Roman" w:eastAsia="Times New Roman" w:hAnsi="Times New Roman" w:cs="Times New Roman"/>
+          <w:sz w:val="24"/>
+          <w:szCs w:val="24"/>
+          <w:lang w:eastAsia="ru-RU"/>
+        </w:rPr>
+      </w:pPr>
       <m:oMath>
         <m:sSup>
           <m:sSupPr>
@@ -6282,7 +6271,27 @@
           <w:szCs w:val="24"/>
           <w:lang w:eastAsia="ru-RU"/>
         </w:rPr>
-        <w:t>(1)</w:t>
+        <w:t>(1</w:t>
+      </w:r>
+      <w:bookmarkStart w:id="8" w:name="_GoBack"/>
+      <w:bookmarkEnd w:id="8"/>
+      <w:r>
+        <w:rPr>
+          <w:rFonts w:ascii="Times New Roman" w:eastAsia="Times New Roman" w:hAnsi="Times New Roman" w:cs="Times New Roman"/>
+          <w:sz w:val="24"/>
+          <w:szCs w:val="24"/>
+          <w:lang w:eastAsia="ru-RU"/>
+        </w:rPr>
+        <w:t>.2</w:t>
+      </w:r>
+      <w:r>
+        <w:rPr>
+          <w:rFonts w:ascii="Times New Roman" w:eastAsia="Times New Roman" w:hAnsi="Times New Roman" w:cs="Times New Roman"/>
+          <w:sz w:val="24"/>
+          <w:szCs w:val="24"/>
+          <w:lang w:eastAsia="ru-RU"/>
+        </w:rPr>
+        <w:t>)</w:t>
       </w:r>
     </w:p>
     <w:p>
@@ -10273,6 +10282,7 @@
         <w:docPartUnique/>
       </w:docPartObj>
     </w:sdtPr>
+    <w:sdtEndPr/>
     <w:sdtContent>
       <w:p>
         <w:pPr>
@@ -10292,7 +10302,7 @@
           <w:rPr>
             <w:noProof/>
           </w:rPr>
-          <w:t>20</w:t>
+          <w:t>6</w:t>
         </w:r>
         <w:r>
           <w:fldChar w:fldCharType="end"/>
@@ -12756,7 +12766,7 @@
 </file>
 
 <file path=customXml/itemProps1.xml><?xml version="1.0" encoding="utf-8"?>
-<ds:datastoreItem xmlns:ds="http://schemas.openxmlformats.org/officeDocument/2006/customXml" ds:itemID="{EF54D2EB-0E78-46AA-A628-F5C3492672EA}">
+<ds:datastoreItem xmlns:ds="http://schemas.openxmlformats.org/officeDocument/2006/customXml" ds:itemID="{E8FBB7ED-720F-4D1D-AB5A-10A38842D697}">
   <ds:schemaRefs>
     <ds:schemaRef ds:uri="http://schemas.openxmlformats.org/officeDocument/2006/bibliography"/>
   </ds:schemaRefs>

--- a/gost_validator/test.docx
+++ b/gost_validator/test.docx
@@ -5555,19 +5555,6 @@
     <w:p>
       <w:pPr>
         <w:pStyle w:val="aa"/>
-        <w:spacing w:line="360" w:lineRule="auto"/>
-        <w:ind w:left="0" w:firstLine="709"/>
-        <w:rPr>
-          <w:rFonts w:ascii="Times New Roman" w:eastAsia="Times New Roman" w:hAnsi="Times New Roman" w:cs="Times New Roman"/>
-          <w:sz w:val="24"/>
-          <w:szCs w:val="24"/>
-          <w:lang w:eastAsia="ru-RU"/>
-        </w:rPr>
-      </w:pPr>
-    </w:p>
-    <w:p>
-      <w:pPr>
-        <w:pStyle w:val="aa"/>
         <w:numPr>
           <w:ilvl w:val="0"/>
           <w:numId w:val="5"/>
@@ -5672,51 +5659,62 @@
     </w:p>
     <w:p>
       <w:pPr>
-        <w:spacing w:line="360" w:lineRule="auto"/>
-        <w:ind w:firstLine="709"/>
-        <w:rPr>
-          <w:rFonts w:ascii="Times New Roman" w:eastAsia="Times New Roman" w:hAnsi="Times New Roman" w:cs="Times New Roman"/>
-          <w:sz w:val="24"/>
-          <w:szCs w:val="24"/>
-          <w:lang w:eastAsia="ru-RU"/>
-        </w:rPr>
-      </w:pPr>
-      <w:r>
-        <w:rPr>
-          <w:rFonts w:ascii="Times New Roman" w:eastAsia="Times New Roman" w:hAnsi="Times New Roman" w:cs="Times New Roman"/>
-          <w:sz w:val="24"/>
-          <w:szCs w:val="24"/>
-          <w:lang w:eastAsia="ru-RU"/>
-        </w:rPr>
-        <w:t>Т</w:t>
-      </w:r>
-      <w:r>
-        <w:rPr>
-          <w:rFonts w:ascii="Times New Roman" w:eastAsia="Times New Roman" w:hAnsi="Times New Roman" w:cs="Times New Roman"/>
-          <w:sz w:val="24"/>
-          <w:szCs w:val="24"/>
-          <w:lang w:eastAsia="ru-RU"/>
-        </w:rPr>
-        <w:t xml:space="preserve">аблица </w:t>
-      </w:r>
-      <w:r>
-        <w:rPr>
-          <w:rFonts w:ascii="Times New Roman" w:eastAsia="Times New Roman" w:hAnsi="Times New Roman" w:cs="Times New Roman"/>
-          <w:sz w:val="24"/>
-          <w:szCs w:val="24"/>
-          <w:lang w:eastAsia="ru-RU"/>
-        </w:rPr>
-        <w:t>2.</w:t>
-      </w:r>
-      <w:r>
-        <w:rPr>
-          <w:rFonts w:ascii="Times New Roman" w:eastAsia="Times New Roman" w:hAnsi="Times New Roman" w:cs="Times New Roman"/>
-          <w:sz w:val="24"/>
-          <w:szCs w:val="24"/>
-          <w:lang w:eastAsia="ru-RU"/>
-        </w:rPr>
-        <w:t>1 – обычная таблица</w:t>
-      </w:r>
+        <w:pStyle w:val="aa"/>
+        <w:spacing w:line="360" w:lineRule="auto"/>
+        <w:ind w:left="0" w:firstLine="709"/>
+        <w:jc w:val="both"/>
+        <w:rPr>
+          <w:rFonts w:ascii="Times New Roman" w:eastAsia="Times New Roman" w:hAnsi="Times New Roman" w:cs="Times New Roman"/>
+          <w:sz w:val="24"/>
+          <w:szCs w:val="24"/>
+          <w:lang w:eastAsia="ru-RU"/>
+        </w:rPr>
+      </w:pPr>
+      <w:r>
+        <w:rPr>
+          <w:rFonts w:ascii="Times New Roman" w:eastAsia="Times New Roman" w:hAnsi="Times New Roman" w:cs="Times New Roman"/>
+          <w:sz w:val="24"/>
+          <w:szCs w:val="24"/>
+          <w:lang w:eastAsia="ru-RU"/>
+        </w:rPr>
+        <w:pict>
+          <v:rect id="_x0000_i1027" style="width:182.15pt;height:1.6pt" o:hrpct="405" o:hrstd="t" o:hr="t" fillcolor="#a0a0a0" stroked="f"/>
+        </w:pict>
+      </w:r>
+    </w:p>
+    <w:p>
+      <w:pPr>
+        <w:pStyle w:val="aa"/>
+        <w:spacing w:line="360" w:lineRule="auto"/>
+        <w:ind w:left="0" w:firstLine="709"/>
+        <w:jc w:val="both"/>
+        <w:rPr>
+          <w:rFonts w:ascii="Times New Roman" w:eastAsia="Times New Roman" w:hAnsi="Times New Roman" w:cs="Times New Roman"/>
+          <w:sz w:val="24"/>
+          <w:szCs w:val="24"/>
+          <w:lang w:eastAsia="ru-RU"/>
+        </w:rPr>
+      </w:pPr>
+      <w:r>
+        <w:rPr>
+          <w:rFonts w:ascii="Times New Roman" w:eastAsia="Times New Roman" w:hAnsi="Times New Roman" w:cs="Times New Roman"/>
+          <w:sz w:val="24"/>
+          <w:szCs w:val="24"/>
+          <w:lang w:eastAsia="ru-RU"/>
+        </w:rPr>
+        <w:t>* Соответствие в данном случае имеется в виду гора</w:t>
+      </w:r>
+    </w:p>
+    <w:p>
+      <w:pPr>
+        <w:spacing w:line="360" w:lineRule="auto"/>
+        <w:rPr>
+          <w:rFonts w:ascii="Times New Roman" w:eastAsia="Times New Roman" w:hAnsi="Times New Roman" w:cs="Times New Roman"/>
+          <w:sz w:val="24"/>
+          <w:szCs w:val="24"/>
+          <w:lang w:eastAsia="ru-RU"/>
+        </w:rPr>
+      </w:pPr>
     </w:p>
     <w:tbl>
       <w:tblPr>
@@ -5752,7 +5750,6 @@
                 <w:szCs w:val="24"/>
                 <w:lang w:eastAsia="ru-RU"/>
               </w:rPr>
-              <w:lastRenderedPageBreak/>
               <w:t>вымывм</w:t>
             </w:r>
             <w:proofErr w:type="spellEnd"/>
@@ -5851,50 +5848,35 @@
     </w:tbl>
     <w:p>
       <w:pPr>
-        <w:pStyle w:val="aa"/>
-        <w:spacing w:line="360" w:lineRule="auto"/>
-        <w:ind w:left="0" w:firstLine="709"/>
-        <w:jc w:val="both"/>
-        <w:rPr>
-          <w:rFonts w:ascii="Times New Roman" w:eastAsia="Times New Roman" w:hAnsi="Times New Roman" w:cs="Times New Roman"/>
-          <w:sz w:val="24"/>
-          <w:szCs w:val="24"/>
-          <w:lang w:eastAsia="ru-RU"/>
-        </w:rPr>
-      </w:pPr>
-      <w:r>
-        <w:rPr>
-          <w:rFonts w:ascii="Times New Roman" w:eastAsia="Times New Roman" w:hAnsi="Times New Roman" w:cs="Times New Roman"/>
-          <w:sz w:val="24"/>
-          <w:szCs w:val="24"/>
-          <w:lang w:eastAsia="ru-RU"/>
-        </w:rPr>
-        <w:pict>
-          <v:rect id="_x0000_i1025" style="width:182.15pt;height:1.6pt" o:hrpct="405" o:hrstd="t" o:hr="t" fillcolor="#a0a0a0" stroked="f"/>
-        </w:pict>
-      </w:r>
-    </w:p>
-    <w:p>
-      <w:pPr>
-        <w:pStyle w:val="aa"/>
-        <w:spacing w:line="360" w:lineRule="auto"/>
-        <w:ind w:left="0" w:firstLine="709"/>
-        <w:jc w:val="both"/>
-        <w:rPr>
-          <w:rFonts w:ascii="Times New Roman" w:eastAsia="Times New Roman" w:hAnsi="Times New Roman" w:cs="Times New Roman"/>
-          <w:sz w:val="24"/>
-          <w:szCs w:val="24"/>
-          <w:lang w:eastAsia="ru-RU"/>
-        </w:rPr>
-      </w:pPr>
-      <w:r>
-        <w:rPr>
-          <w:rFonts w:ascii="Times New Roman" w:eastAsia="Times New Roman" w:hAnsi="Times New Roman" w:cs="Times New Roman"/>
-          <w:sz w:val="24"/>
-          <w:szCs w:val="24"/>
-          <w:lang w:eastAsia="ru-RU"/>
-        </w:rPr>
-        <w:t>* Соответствие в данном случае имеется в виду гора</w:t>
+        <w:spacing w:line="360" w:lineRule="auto"/>
+        <w:ind w:firstLine="709"/>
+        <w:jc w:val="center"/>
+        <w:rPr>
+          <w:rFonts w:ascii="Times New Roman" w:eastAsia="Times New Roman" w:hAnsi="Times New Roman" w:cs="Times New Roman"/>
+          <w:sz w:val="24"/>
+          <w:szCs w:val="24"/>
+          <w:lang w:eastAsia="ru-RU"/>
+        </w:rPr>
+      </w:pPr>
+      <w:r>
+        <w:rPr>
+          <w:rFonts w:ascii="Times New Roman" w:eastAsia="Times New Roman" w:hAnsi="Times New Roman" w:cs="Times New Roman"/>
+          <w:sz w:val="24"/>
+          <w:szCs w:val="24"/>
+          <w:lang w:eastAsia="ru-RU"/>
+        </w:rPr>
+        <w:t>Таблица А.1</w:t>
+      </w:r>
+      <w:bookmarkStart w:id="8" w:name="_GoBack"/>
+      <w:bookmarkEnd w:id="8"/>
+      <w:r>
+        <w:rPr>
+          <w:rFonts w:ascii="Times New Roman" w:eastAsia="Times New Roman" w:hAnsi="Times New Roman" w:cs="Times New Roman"/>
+          <w:sz w:val="24"/>
+          <w:szCs w:val="24"/>
+          <w:lang w:eastAsia="ru-RU"/>
+        </w:rPr>
+        <w:t xml:space="preserve"> – обычная таблица</w:t>
       </w:r>
     </w:p>
     <w:p>
@@ -6273,8 +6255,24 @@
         </w:rPr>
         <w:t>(1</w:t>
       </w:r>
-      <w:bookmarkStart w:id="8" w:name="_GoBack"/>
-      <w:bookmarkEnd w:id="8"/>
+      <w:r>
+        <w:rPr>
+          <w:rFonts w:ascii="Times New Roman" w:eastAsia="Times New Roman" w:hAnsi="Times New Roman" w:cs="Times New Roman"/>
+          <w:sz w:val="24"/>
+          <w:szCs w:val="24"/>
+          <w:lang w:eastAsia="ru-RU"/>
+        </w:rPr>
+        <w:t>.</w:t>
+      </w:r>
+      <w:r>
+        <w:rPr>
+          <w:rFonts w:ascii="Times New Roman" w:eastAsia="Times New Roman" w:hAnsi="Times New Roman" w:cs="Times New Roman"/>
+          <w:sz w:val="24"/>
+          <w:szCs w:val="24"/>
+          <w:lang w:eastAsia="ru-RU"/>
+        </w:rPr>
+        <w:t>1</w:t>
+      </w:r>
       <w:r>
         <w:rPr>
           <w:rFonts w:ascii="Times New Roman" w:eastAsia="Times New Roman" w:hAnsi="Times New Roman" w:cs="Times New Roman"/>
@@ -10302,7 +10300,7 @@
           <w:rPr>
             <w:noProof/>
           </w:rPr>
-          <w:t>6</w:t>
+          <w:t>20</w:t>
         </w:r>
         <w:r>
           <w:fldChar w:fldCharType="end"/>
@@ -12766,7 +12764,7 @@
 </file>
 
 <file path=customXml/itemProps1.xml><?xml version="1.0" encoding="utf-8"?>
-<ds:datastoreItem xmlns:ds="http://schemas.openxmlformats.org/officeDocument/2006/customXml" ds:itemID="{E8FBB7ED-720F-4D1D-AB5A-10A38842D697}">
+<ds:datastoreItem xmlns:ds="http://schemas.openxmlformats.org/officeDocument/2006/customXml" ds:itemID="{CCB911D6-EADE-48E7-8B03-2C75D72E71BD}">
   <ds:schemaRefs>
     <ds:schemaRef ds:uri="http://schemas.openxmlformats.org/officeDocument/2006/bibliography"/>
   </ds:schemaRefs>

--- a/gost_validator/test.docx
+++ b/gost_validator/test.docx
@@ -5083,7 +5083,25 @@
         <w:t>.1.1</w:t>
       </w:r>
       <w:r>
-        <w:t xml:space="preserve"> согласно [1].</w:t>
+        <w:t xml:space="preserve"> с</w:t>
+      </w:r>
+      <w:r>
+        <w:t>огласно [1</w:t>
+      </w:r>
+      <w:r>
+        <w:t>].</w:t>
+      </w:r>
+      <w:r>
+        <w:t xml:space="preserve"> </w:t>
+      </w:r>
+      <w:r>
+        <w:t>[1</w:t>
+      </w:r>
+      <w:r>
+        <w:t>5</w:t>
+      </w:r>
+      <w:r>
+        <w:t>].</w:t>
       </w:r>
     </w:p>
     <w:p>
@@ -5300,7 +5318,18 @@
           <w:szCs w:val="24"/>
           <w:lang w:eastAsia="ru-RU"/>
         </w:rPr>
-        <w:t xml:space="preserve"> на рисунке 1.1</w:t>
+        <w:t xml:space="preserve"> на рисунке 1</w:t>
+      </w:r>
+      <w:bookmarkStart w:id="8" w:name="_GoBack"/>
+      <w:bookmarkEnd w:id="8"/>
+      <w:r>
+        <w:rPr>
+          <w:rFonts w:ascii="Times New Roman" w:eastAsia="Times New Roman" w:hAnsi="Times New Roman" w:cs="Times New Roman"/>
+          <w:sz w:val="24"/>
+          <w:szCs w:val="24"/>
+          <w:lang w:eastAsia="ru-RU"/>
+        </w:rPr>
+        <w:t>.1</w:t>
       </w:r>
     </w:p>
     <w:p>
@@ -5865,18 +5894,7 @@
           <w:szCs w:val="24"/>
           <w:lang w:eastAsia="ru-RU"/>
         </w:rPr>
-        <w:t>Таблица А.1</w:t>
-      </w:r>
-      <w:bookmarkStart w:id="8" w:name="_GoBack"/>
-      <w:bookmarkEnd w:id="8"/>
-      <w:r>
-        <w:rPr>
-          <w:rFonts w:ascii="Times New Roman" w:eastAsia="Times New Roman" w:hAnsi="Times New Roman" w:cs="Times New Roman"/>
-          <w:sz w:val="24"/>
-          <w:szCs w:val="24"/>
-          <w:lang w:eastAsia="ru-RU"/>
-        </w:rPr>
-        <w:t xml:space="preserve"> – обычная таблица</w:t>
+        <w:t>Таблица А.1 – обычная таблица</w:t>
       </w:r>
     </w:p>
     <w:p>
@@ -5994,7 +6012,52 @@
           <w:szCs w:val="24"/>
           <w:lang w:eastAsia="ru-RU"/>
         </w:rPr>
-        <w:t xml:space="preserve"> и в связи с формулой (1)</w:t>
+        <w:t xml:space="preserve"> и в связи с формулой (</w:t>
+      </w:r>
+      <w:r>
+        <w:rPr>
+          <w:rFonts w:ascii="Times New Roman" w:eastAsia="Times New Roman" w:hAnsi="Times New Roman" w:cs="Times New Roman"/>
+          <w:sz w:val="24"/>
+          <w:szCs w:val="24"/>
+          <w:lang w:eastAsia="ru-RU"/>
+        </w:rPr>
+        <w:t>1</w:t>
+      </w:r>
+      <w:r>
+        <w:rPr>
+          <w:rFonts w:ascii="Times New Roman" w:eastAsia="Times New Roman" w:hAnsi="Times New Roman" w:cs="Times New Roman"/>
+          <w:sz w:val="24"/>
+          <w:szCs w:val="24"/>
+          <w:lang w:eastAsia="ru-RU"/>
+        </w:rPr>
+        <w:t>.</w:t>
+      </w:r>
+      <w:r>
+        <w:rPr>
+          <w:rFonts w:ascii="Times New Roman" w:eastAsia="Times New Roman" w:hAnsi="Times New Roman" w:cs="Times New Roman"/>
+          <w:sz w:val="24"/>
+          <w:szCs w:val="24"/>
+          <w:lang w:eastAsia="ru-RU"/>
+        </w:rPr>
+        <w:t>1</w:t>
+      </w:r>
+      <w:r>
+        <w:rPr>
+          <w:rFonts w:ascii="Times New Roman" w:eastAsia="Times New Roman" w:hAnsi="Times New Roman" w:cs="Times New Roman"/>
+          <w:sz w:val="24"/>
+          <w:szCs w:val="24"/>
+          <w:lang w:eastAsia="ru-RU"/>
+        </w:rPr>
+        <w:t>.2</w:t>
+      </w:r>
+      <w:r>
+        <w:rPr>
+          <w:rFonts w:ascii="Times New Roman" w:eastAsia="Times New Roman" w:hAnsi="Times New Roman" w:cs="Times New Roman"/>
+          <w:sz w:val="24"/>
+          <w:szCs w:val="24"/>
+          <w:lang w:eastAsia="ru-RU"/>
+        </w:rPr>
+        <w:t>)</w:t>
       </w:r>
     </w:p>
     <w:p>
@@ -10300,7 +10363,7 @@
           <w:rPr>
             <w:noProof/>
           </w:rPr>
-          <w:t>20</w:t>
+          <w:t>12</w:t>
         </w:r>
         <w:r>
           <w:fldChar w:fldCharType="end"/>
@@ -12764,7 +12827,7 @@
 </file>
 
 <file path=customXml/itemProps1.xml><?xml version="1.0" encoding="utf-8"?>
-<ds:datastoreItem xmlns:ds="http://schemas.openxmlformats.org/officeDocument/2006/customXml" ds:itemID="{CCB911D6-EADE-48E7-8B03-2C75D72E71BD}">
+<ds:datastoreItem xmlns:ds="http://schemas.openxmlformats.org/officeDocument/2006/customXml" ds:itemID="{60B7AE19-0504-4F64-9B2D-B781CC458AF0}">
   <ds:schemaRefs>
     <ds:schemaRef ds:uri="http://schemas.openxmlformats.org/officeDocument/2006/bibliography"/>
   </ds:schemaRefs>

--- a/gost_validator/test.docx
+++ b/gost_validator/test.docx
@@ -5318,18 +5318,7 @@
           <w:szCs w:val="24"/>
           <w:lang w:eastAsia="ru-RU"/>
         </w:rPr>
-        <w:t xml:space="preserve"> на рисунке 1</w:t>
-      </w:r>
-      <w:bookmarkStart w:id="8" w:name="_GoBack"/>
-      <w:bookmarkEnd w:id="8"/>
-      <w:r>
-        <w:rPr>
-          <w:rFonts w:ascii="Times New Roman" w:eastAsia="Times New Roman" w:hAnsi="Times New Roman" w:cs="Times New Roman"/>
-          <w:sz w:val="24"/>
-          <w:szCs w:val="24"/>
-          <w:lang w:eastAsia="ru-RU"/>
-        </w:rPr>
-        <w:t>.1</w:t>
+        <w:t xml:space="preserve"> на рисунке 1.1</w:t>
       </w:r>
     </w:p>
     <w:p>
@@ -5771,6 +5760,15 @@
                 <w:lang w:eastAsia="ru-RU"/>
               </w:rPr>
             </w:pPr>
+            <w:r>
+              <w:rPr>
+                <w:rFonts w:ascii="Times New Roman" w:eastAsia="Times New Roman" w:hAnsi="Times New Roman" w:cs="Times New Roman"/>
+                <w:sz w:val="24"/>
+                <w:szCs w:val="24"/>
+                <w:lang w:val="en-US" w:eastAsia="ru-RU"/>
+              </w:rPr>
+              <w:t>G</w:t>
+            </w:r>
             <w:proofErr w:type="spellStart"/>
             <w:r>
               <w:rPr>
@@ -5779,7 +5777,7 @@
                 <w:szCs w:val="24"/>
                 <w:lang w:eastAsia="ru-RU"/>
               </w:rPr>
-              <w:t>вымывм</w:t>
+              <w:t>ымывм</w:t>
             </w:r>
             <w:proofErr w:type="spellEnd"/>
           </w:p>
@@ -5802,6 +5800,17 @@
                 <w:lang w:eastAsia="ru-RU"/>
               </w:rPr>
             </w:pPr>
+            <w:r>
+              <w:rPr>
+                <w:rFonts w:ascii="Times New Roman" w:eastAsia="Times New Roman" w:hAnsi="Times New Roman" w:cs="Times New Roman"/>
+                <w:sz w:val="24"/>
+                <w:szCs w:val="24"/>
+                <w:lang w:val="en-US" w:eastAsia="ru-RU"/>
+              </w:rPr>
+              <w:t>G</w:t>
+            </w:r>
+            <w:bookmarkStart w:id="8" w:name="_GoBack"/>
+            <w:bookmarkEnd w:id="8"/>
             <w:proofErr w:type="spellStart"/>
             <w:r>
               <w:rPr>
@@ -5810,7 +5819,7 @@
                 <w:szCs w:val="24"/>
                 <w:lang w:eastAsia="ru-RU"/>
               </w:rPr>
-              <w:t>ывмывм</w:t>
+              <w:t>вмывм</w:t>
             </w:r>
             <w:proofErr w:type="spellEnd"/>
           </w:p>
@@ -10363,7 +10372,7 @@
           <w:rPr>
             <w:noProof/>
           </w:rPr>
-          <w:t>12</w:t>
+          <w:t>20</w:t>
         </w:r>
         <w:r>
           <w:fldChar w:fldCharType="end"/>
@@ -12827,7 +12836,7 @@
 </file>
 
 <file path=customXml/itemProps1.xml><?xml version="1.0" encoding="utf-8"?>
-<ds:datastoreItem xmlns:ds="http://schemas.openxmlformats.org/officeDocument/2006/customXml" ds:itemID="{60B7AE19-0504-4F64-9B2D-B781CC458AF0}">
+<ds:datastoreItem xmlns:ds="http://schemas.openxmlformats.org/officeDocument/2006/customXml" ds:itemID="{C2CFC8B4-7D97-4949-8644-BA009B8EFBBF}">
   <ds:schemaRefs>
     <ds:schemaRef ds:uri="http://schemas.openxmlformats.org/officeDocument/2006/bibliography"/>
   </ds:schemaRefs>

--- a/gost_validator/test.docx
+++ b/gost_validator/test.docx
@@ -5809,8 +5809,6 @@
               </w:rPr>
               <w:t>G</w:t>
             </w:r>
-            <w:bookmarkStart w:id="8" w:name="_GoBack"/>
-            <w:bookmarkEnd w:id="8"/>
             <w:proofErr w:type="spellStart"/>
             <w:r>
               <w:rPr>
@@ -5914,7 +5912,7 @@
           <w:rFonts w:ascii="Times New Roman" w:eastAsia="Times New Roman" w:hAnsi="Times New Roman" w:cs="Times New Roman"/>
           <w:sz w:val="24"/>
           <w:szCs w:val="24"/>
-          <w:lang w:eastAsia="ru-RU"/>
+          <w:lang w:val="en-US" w:eastAsia="ru-RU"/>
         </w:rPr>
       </w:pPr>
     </w:p>
@@ -6318,6 +6316,7 @@
         </w:rPr>
         <w:tab/>
       </w:r>
+      <w:bookmarkStart w:id="8" w:name="_GoBack"/>
       <w:r>
         <w:rPr>
           <w:rFonts w:ascii="Times New Roman" w:eastAsia="Times New Roman" w:hAnsi="Times New Roman" w:cs="Times New Roman"/>
@@ -6363,6 +6362,7 @@
         </w:rPr>
         <w:t>)</w:t>
       </w:r>
+      <w:bookmarkEnd w:id="8"/>
     </w:p>
     <w:p>
       <w:pPr>
@@ -10372,7 +10372,7 @@
           <w:rPr>
             <w:noProof/>
           </w:rPr>
-          <w:t>20</w:t>
+          <w:t>21</w:t>
         </w:r>
         <w:r>
           <w:fldChar w:fldCharType="end"/>
@@ -12836,7 +12836,7 @@
 </file>
 
 <file path=customXml/itemProps1.xml><?xml version="1.0" encoding="utf-8"?>
-<ds:datastoreItem xmlns:ds="http://schemas.openxmlformats.org/officeDocument/2006/customXml" ds:itemID="{C2CFC8B4-7D97-4949-8644-BA009B8EFBBF}">
+<ds:datastoreItem xmlns:ds="http://schemas.openxmlformats.org/officeDocument/2006/customXml" ds:itemID="{0558C79B-87EE-4DD2-9F88-1817AF458C4B}">
   <ds:schemaRefs>
     <ds:schemaRef ds:uri="http://schemas.openxmlformats.org/officeDocument/2006/bibliography"/>
   </ds:schemaRefs>

--- a/gost_validator/test.docx
+++ b/gost_validator/test.docx
@@ -6316,74 +6316,74 @@
         </w:rPr>
         <w:tab/>
       </w:r>
+      <w:r>
+        <w:rPr>
+          <w:rFonts w:ascii="Times New Roman" w:eastAsia="Times New Roman" w:hAnsi="Times New Roman" w:cs="Times New Roman"/>
+          <w:sz w:val="24"/>
+          <w:szCs w:val="24"/>
+          <w:lang w:eastAsia="ru-RU"/>
+        </w:rPr>
+        <w:t>(1</w:t>
+      </w:r>
+      <w:r>
+        <w:rPr>
+          <w:rFonts w:ascii="Times New Roman" w:eastAsia="Times New Roman" w:hAnsi="Times New Roman" w:cs="Times New Roman"/>
+          <w:sz w:val="24"/>
+          <w:szCs w:val="24"/>
+          <w:lang w:eastAsia="ru-RU"/>
+        </w:rPr>
+        <w:t>.</w:t>
+      </w:r>
+      <w:r>
+        <w:rPr>
+          <w:rFonts w:ascii="Times New Roman" w:eastAsia="Times New Roman" w:hAnsi="Times New Roman" w:cs="Times New Roman"/>
+          <w:sz w:val="24"/>
+          <w:szCs w:val="24"/>
+          <w:lang w:eastAsia="ru-RU"/>
+        </w:rPr>
+        <w:t>1</w:t>
+      </w:r>
+      <w:r>
+        <w:rPr>
+          <w:rFonts w:ascii="Times New Roman" w:eastAsia="Times New Roman" w:hAnsi="Times New Roman" w:cs="Times New Roman"/>
+          <w:sz w:val="24"/>
+          <w:szCs w:val="24"/>
+          <w:lang w:eastAsia="ru-RU"/>
+        </w:rPr>
+        <w:t>.2</w:t>
+      </w:r>
+      <w:r>
+        <w:rPr>
+          <w:rFonts w:ascii="Times New Roman" w:eastAsia="Times New Roman" w:hAnsi="Times New Roman" w:cs="Times New Roman"/>
+          <w:sz w:val="24"/>
+          <w:szCs w:val="24"/>
+          <w:lang w:eastAsia="ru-RU"/>
+        </w:rPr>
+        <w:t>)</w:t>
+      </w:r>
+    </w:p>
+    <w:p>
+      <w:pPr>
+        <w:spacing w:line="360" w:lineRule="auto"/>
+        <w:ind w:firstLine="709"/>
+        <w:rPr>
+          <w:rFonts w:ascii="Times New Roman" w:eastAsia="Times New Roman" w:hAnsi="Times New Roman" w:cs="Times New Roman"/>
+          <w:sz w:val="24"/>
+          <w:szCs w:val="24"/>
+          <w:lang w:eastAsia="ru-RU"/>
+        </w:rPr>
+      </w:pPr>
+      <w:r>
+        <w:rPr>
+          <w:rFonts w:ascii="Times New Roman" w:eastAsia="Times New Roman" w:hAnsi="Times New Roman" w:cs="Times New Roman"/>
+          <w:sz w:val="24"/>
+          <w:szCs w:val="24"/>
+          <w:lang w:eastAsia="ru-RU"/>
+        </w:rPr>
+        <w:t>где</w:t>
+      </w:r>
       <w:bookmarkStart w:id="8" w:name="_GoBack"/>
-      <w:r>
-        <w:rPr>
-          <w:rFonts w:ascii="Times New Roman" w:eastAsia="Times New Roman" w:hAnsi="Times New Roman" w:cs="Times New Roman"/>
-          <w:sz w:val="24"/>
-          <w:szCs w:val="24"/>
-          <w:lang w:eastAsia="ru-RU"/>
-        </w:rPr>
-        <w:t>(1</w:t>
-      </w:r>
-      <w:r>
-        <w:rPr>
-          <w:rFonts w:ascii="Times New Roman" w:eastAsia="Times New Roman" w:hAnsi="Times New Roman" w:cs="Times New Roman"/>
-          <w:sz w:val="24"/>
-          <w:szCs w:val="24"/>
-          <w:lang w:eastAsia="ru-RU"/>
-        </w:rPr>
-        <w:t>.</w:t>
-      </w:r>
-      <w:r>
-        <w:rPr>
-          <w:rFonts w:ascii="Times New Roman" w:eastAsia="Times New Roman" w:hAnsi="Times New Roman" w:cs="Times New Roman"/>
-          <w:sz w:val="24"/>
-          <w:szCs w:val="24"/>
-          <w:lang w:eastAsia="ru-RU"/>
-        </w:rPr>
-        <w:t>1</w:t>
-      </w:r>
-      <w:r>
-        <w:rPr>
-          <w:rFonts w:ascii="Times New Roman" w:eastAsia="Times New Roman" w:hAnsi="Times New Roman" w:cs="Times New Roman"/>
-          <w:sz w:val="24"/>
-          <w:szCs w:val="24"/>
-          <w:lang w:eastAsia="ru-RU"/>
-        </w:rPr>
-        <w:t>.2</w:t>
-      </w:r>
-      <w:r>
-        <w:rPr>
-          <w:rFonts w:ascii="Times New Roman" w:eastAsia="Times New Roman" w:hAnsi="Times New Roman" w:cs="Times New Roman"/>
-          <w:sz w:val="24"/>
-          <w:szCs w:val="24"/>
-          <w:lang w:eastAsia="ru-RU"/>
-        </w:rPr>
-        <w:t>)</w:t>
-      </w:r>
       <w:bookmarkEnd w:id="8"/>
-    </w:p>
-    <w:p>
-      <w:pPr>
-        <w:spacing w:line="360" w:lineRule="auto"/>
-        <w:ind w:firstLine="709"/>
-        <w:rPr>
-          <w:rFonts w:ascii="Times New Roman" w:eastAsia="Times New Roman" w:hAnsi="Times New Roman" w:cs="Times New Roman"/>
-          <w:sz w:val="24"/>
-          <w:szCs w:val="24"/>
-          <w:lang w:eastAsia="ru-RU"/>
-        </w:rPr>
-      </w:pPr>
-      <w:r>
-        <w:rPr>
-          <w:rFonts w:ascii="Times New Roman" w:eastAsia="Times New Roman" w:hAnsi="Times New Roman" w:cs="Times New Roman"/>
-          <w:sz w:val="24"/>
-          <w:szCs w:val="24"/>
-          <w:lang w:eastAsia="ru-RU"/>
-        </w:rPr>
-        <w:t>где</w:t>
-      </w:r>
       <w:r>
         <w:rPr>
           <w:rFonts w:ascii="Times New Roman" w:eastAsia="Times New Roman" w:hAnsi="Times New Roman" w:cs="Times New Roman"/>
@@ -12836,7 +12836,7 @@
 </file>
 
 <file path=customXml/itemProps1.xml><?xml version="1.0" encoding="utf-8"?>
-<ds:datastoreItem xmlns:ds="http://schemas.openxmlformats.org/officeDocument/2006/customXml" ds:itemID="{0558C79B-87EE-4DD2-9F88-1817AF458C4B}">
+<ds:datastoreItem xmlns:ds="http://schemas.openxmlformats.org/officeDocument/2006/customXml" ds:itemID="{6D5E997B-FB36-44B8-BFAC-F5B4184F1CBE}">
   <ds:schemaRefs>
     <ds:schemaRef ds:uri="http://schemas.openxmlformats.org/officeDocument/2006/bibliography"/>
   </ds:schemaRefs>

--- a/gost_validator/test.docx
+++ b/gost_validator/test.docx
@@ -5068,25 +5068,24 @@
         <w:t xml:space="preserve">тображается </w:t>
       </w:r>
       <w:r>
-        <w:t xml:space="preserve">можно наблюдать в </w:t>
-      </w:r>
-      <w:r>
-        <w:rPr>
-          <w:b/>
-        </w:rPr>
-        <w:t>соответствии с рисунком</w:t>
-      </w:r>
-      <w:r>
-        <w:t xml:space="preserve"> 1</w:t>
-      </w:r>
-      <w:r>
-        <w:t>.1.1</w:t>
-      </w:r>
-      <w:r>
-        <w:t xml:space="preserve"> с</w:t>
-      </w:r>
-      <w:r>
-        <w:t>огласно [1</w:t>
+        <w:t xml:space="preserve">можно </w:t>
+      </w:r>
+      <w:proofErr w:type="gramStart"/>
+      <w:r>
+        <w:t xml:space="preserve">наблюдать </w:t>
+      </w:r>
+      <w:r>
+        <w:t>,</w:t>
+      </w:r>
+      <w:r>
+        <w:t>с</w:t>
+      </w:r>
+      <w:r>
+        <w:t>огласно</w:t>
+      </w:r>
+      <w:proofErr w:type="gramEnd"/>
+      <w:r>
+        <w:t xml:space="preserve"> [1</w:t>
       </w:r>
       <w:r>
         <w:t>].</w:t>
@@ -5234,7 +5233,7 @@
       <w:pPr>
         <w:pStyle w:val="12"/>
         <w:spacing w:line="360" w:lineRule="auto"/>
-        <w:ind w:right="-269" w:firstLine="709"/>
+        <w:ind w:right="-269"/>
         <w:sectPr>
           <w:footnotePr>
             <w:numFmt w:val="chicago"/>
@@ -5247,6 +5246,8 @@
           <w:docGrid w:linePitch="360"/>
         </w:sectPr>
       </w:pPr>
+      <w:bookmarkStart w:id="8" w:name="_GoBack"/>
+      <w:bookmarkEnd w:id="8"/>
     </w:p>
     <w:p>
       <w:pPr>
@@ -5254,6 +5255,22 @@
         <w:spacing w:line="360" w:lineRule="auto"/>
         <w:ind w:right="-269" w:firstLine="709"/>
       </w:pPr>
+      <w:r>
+        <w:lastRenderedPageBreak/>
+        <w:t xml:space="preserve">в </w:t>
+      </w:r>
+      <w:r>
+        <w:rPr>
+          <w:b/>
+        </w:rPr>
+        <w:t>соответствии с рисунком</w:t>
+      </w:r>
+      <w:r>
+        <w:t xml:space="preserve"> 1</w:t>
+      </w:r>
+      <w:r>
+        <w:t>.1.1</w:t>
+      </w:r>
     </w:p>
     <w:p>
       <w:pPr>
@@ -5351,6 +5368,7 @@
           <w:szCs w:val="24"/>
           <w:lang w:eastAsia="ru-RU"/>
         </w:rPr>
+        <w:lastRenderedPageBreak/>
         <w:t>Р</w:t>
       </w:r>
       <w:r>
@@ -5656,24 +5674,6 @@
         </w:rPr>
         <w:t>*</w:t>
       </w:r>
-      <w:r>
-        <w:rPr>
-          <w:rFonts w:ascii="Times New Roman" w:eastAsia="Times New Roman" w:hAnsi="Times New Roman" w:cs="Times New Roman"/>
-          <w:sz w:val="24"/>
-          <w:szCs w:val="24"/>
-          <w:lang w:eastAsia="ru-RU"/>
-        </w:rPr>
-        <w:t xml:space="preserve"> с таблицей </w:t>
-      </w:r>
-      <w:r>
-        <w:rPr>
-          <w:rFonts w:ascii="Times New Roman" w:eastAsia="Times New Roman" w:hAnsi="Times New Roman" w:cs="Times New Roman"/>
-          <w:sz w:val="24"/>
-          <w:szCs w:val="24"/>
-          <w:lang w:eastAsia="ru-RU"/>
-        </w:rPr>
-        <w:t>2.1</w:t>
-      </w:r>
     </w:p>
     <w:p>
       <w:pPr>
@@ -5767,6 +5767,7 @@
                 <w:szCs w:val="24"/>
                 <w:lang w:val="en-US" w:eastAsia="ru-RU"/>
               </w:rPr>
+              <w:lastRenderedPageBreak/>
               <w:t>G</w:t>
             </w:r>
             <w:proofErr w:type="spellStart"/>
@@ -5912,9 +5913,18 @@
           <w:rFonts w:ascii="Times New Roman" w:eastAsia="Times New Roman" w:hAnsi="Times New Roman" w:cs="Times New Roman"/>
           <w:sz w:val="24"/>
           <w:szCs w:val="24"/>
-          <w:lang w:val="en-US" w:eastAsia="ru-RU"/>
-        </w:rPr>
-      </w:pPr>
+          <w:lang w:eastAsia="ru-RU"/>
+        </w:rPr>
+      </w:pPr>
+      <w:r>
+        <w:rPr>
+          <w:rFonts w:ascii="Times New Roman" w:eastAsia="Times New Roman" w:hAnsi="Times New Roman" w:cs="Times New Roman"/>
+          <w:sz w:val="24"/>
+          <w:szCs w:val="24"/>
+          <w:lang w:eastAsia="ru-RU"/>
+        </w:rPr>
+        <w:t>с таблицей А.1</w:t>
+      </w:r>
     </w:p>
     <w:p>
       <w:pPr>
@@ -6382,8 +6392,6 @@
         </w:rPr>
         <w:t>где</w:t>
       </w:r>
-      <w:bookmarkStart w:id="8" w:name="_GoBack"/>
-      <w:bookmarkEnd w:id="8"/>
       <w:r>
         <w:rPr>
           <w:rFonts w:ascii="Times New Roman" w:eastAsia="Times New Roman" w:hAnsi="Times New Roman" w:cs="Times New Roman"/>
@@ -10372,7 +10380,7 @@
           <w:rPr>
             <w:noProof/>
           </w:rPr>
-          <w:t>21</w:t>
+          <w:t>20</w:t>
         </w:r>
         <w:r>
           <w:fldChar w:fldCharType="end"/>
@@ -12836,7 +12844,7 @@
 </file>
 
 <file path=customXml/itemProps1.xml><?xml version="1.0" encoding="utf-8"?>
-<ds:datastoreItem xmlns:ds="http://schemas.openxmlformats.org/officeDocument/2006/customXml" ds:itemID="{6D5E997B-FB36-44B8-BFAC-F5B4184F1CBE}">
+<ds:datastoreItem xmlns:ds="http://schemas.openxmlformats.org/officeDocument/2006/customXml" ds:itemID="{3AF520CA-EB42-429E-BA08-5F1F34E02234}">
   <ds:schemaRefs>
     <ds:schemaRef ds:uri="http://schemas.openxmlformats.org/officeDocument/2006/bibliography"/>
   </ds:schemaRefs>

--- a/gost_validator/test.docx
+++ b/gost_validator/test.docx
@@ -5211,7 +5211,13 @@
         </w:sectPr>
       </w:pPr>
       <w:r>
-        <w:t>Примечание –</w:t>
+        <w:t>Примечание</w:t>
+      </w:r>
+      <w:r>
+        <w:t>:</w:t>
+      </w:r>
+      <w:r>
+        <w:t xml:space="preserve"> </w:t>
       </w:r>
       <w:r>
         <w:t xml:space="preserve"> Л</w:t>
@@ -5246,8 +5252,6 @@
           <w:docGrid w:linePitch="360"/>
         </w:sectPr>
       </w:pPr>
-      <w:bookmarkStart w:id="8" w:name="_GoBack"/>
-      <w:bookmarkEnd w:id="8"/>
     </w:p>
     <w:p>
       <w:pPr>
@@ -5491,25 +5495,29 @@
           <w:szCs w:val="24"/>
           <w:lang w:eastAsia="ru-RU"/>
         </w:rPr>
-        <w:t>1</w:t>
-      </w:r>
-      <w:r>
-        <w:rPr>
-          <w:rFonts w:ascii="Times New Roman" w:eastAsia="Times New Roman" w:hAnsi="Times New Roman" w:cs="Times New Roman"/>
-          <w:sz w:val="24"/>
-          <w:szCs w:val="24"/>
-          <w:lang w:eastAsia="ru-RU"/>
-        </w:rPr>
-        <w:t xml:space="preserve"> Примечание –</w:t>
-      </w:r>
-      <w:r>
-        <w:rPr>
-          <w:rFonts w:ascii="Times New Roman" w:eastAsia="Times New Roman" w:hAnsi="Times New Roman" w:cs="Times New Roman"/>
-          <w:sz w:val="24"/>
-          <w:szCs w:val="24"/>
-          <w:lang w:eastAsia="ru-RU"/>
-        </w:rPr>
-        <w:t xml:space="preserve"> Г</w:t>
+        <w:t>Примечание</w:t>
+      </w:r>
+    </w:p>
+    <w:p>
+      <w:pPr>
+        <w:pStyle w:val="aa"/>
+        <w:spacing w:line="360" w:lineRule="auto"/>
+        <w:ind w:left="0" w:firstLine="709"/>
+        <w:rPr>
+          <w:rFonts w:ascii="Times New Roman" w:eastAsia="Times New Roman" w:hAnsi="Times New Roman" w:cs="Times New Roman"/>
+          <w:sz w:val="24"/>
+          <w:szCs w:val="24"/>
+          <w:lang w:eastAsia="ru-RU"/>
+        </w:rPr>
+      </w:pPr>
+      <w:r>
+        <w:rPr>
+          <w:rFonts w:ascii="Times New Roman" w:eastAsia="Times New Roman" w:hAnsi="Times New Roman" w:cs="Times New Roman"/>
+          <w:sz w:val="24"/>
+          <w:szCs w:val="24"/>
+          <w:lang w:eastAsia="ru-RU"/>
+        </w:rPr>
+        <w:t>1 г</w:t>
       </w:r>
       <w:r>
         <w:rPr>
@@ -5534,40 +5542,31 @@
       <w:pPr>
         <w:pStyle w:val="aa"/>
         <w:spacing w:line="360" w:lineRule="auto"/>
-        <w:ind w:left="0" w:firstLine="709"/>
-        <w:rPr>
-          <w:rFonts w:ascii="Times New Roman" w:eastAsia="Times New Roman" w:hAnsi="Times New Roman" w:cs="Times New Roman"/>
-          <w:sz w:val="24"/>
-          <w:szCs w:val="24"/>
-          <w:lang w:eastAsia="ru-RU"/>
-        </w:rPr>
-      </w:pPr>
-      <w:r>
-        <w:rPr>
-          <w:rFonts w:ascii="Times New Roman" w:eastAsia="Times New Roman" w:hAnsi="Times New Roman" w:cs="Times New Roman"/>
-          <w:sz w:val="24"/>
-          <w:szCs w:val="24"/>
-          <w:lang w:eastAsia="ru-RU"/>
-        </w:rPr>
-        <w:t>2</w:t>
-      </w:r>
-      <w:r>
-        <w:rPr>
-          <w:rFonts w:ascii="Times New Roman" w:eastAsia="Times New Roman" w:hAnsi="Times New Roman" w:cs="Times New Roman"/>
-          <w:sz w:val="24"/>
-          <w:szCs w:val="24"/>
-          <w:lang w:eastAsia="ru-RU"/>
-        </w:rPr>
-        <w:t xml:space="preserve"> Примечание –</w:t>
-      </w:r>
-      <w:r>
-        <w:rPr>
-          <w:rFonts w:ascii="Times New Roman" w:eastAsia="Times New Roman" w:hAnsi="Times New Roman" w:cs="Times New Roman"/>
-          <w:sz w:val="24"/>
-          <w:szCs w:val="24"/>
-          <w:lang w:eastAsia="ru-RU"/>
-        </w:rPr>
-        <w:t xml:space="preserve"> Г</w:t>
+        <w:ind w:left="709"/>
+        <w:rPr>
+          <w:rFonts w:ascii="Times New Roman" w:eastAsia="Times New Roman" w:hAnsi="Times New Roman" w:cs="Times New Roman"/>
+          <w:sz w:val="24"/>
+          <w:szCs w:val="24"/>
+          <w:lang w:eastAsia="ru-RU"/>
+        </w:rPr>
+      </w:pPr>
+      <w:r>
+        <w:rPr>
+          <w:rFonts w:ascii="Times New Roman" w:eastAsia="Times New Roman" w:hAnsi="Times New Roman" w:cs="Times New Roman"/>
+          <w:sz w:val="24"/>
+          <w:szCs w:val="24"/>
+          <w:lang w:eastAsia="ru-RU"/>
+        </w:rPr>
+        <w:t xml:space="preserve">2 </w:t>
+      </w:r>
+      <w:r>
+        <w:rPr>
+          <w:rFonts w:ascii="Times New Roman" w:eastAsia="Times New Roman" w:hAnsi="Times New Roman" w:cs="Times New Roman"/>
+          <w:sz w:val="24"/>
+          <w:szCs w:val="24"/>
+          <w:lang w:eastAsia="ru-RU"/>
+        </w:rPr>
+        <w:t>Г</w:t>
       </w:r>
       <w:r>
         <w:rPr>
@@ -5577,15 +5576,6 @@
           <w:lang w:eastAsia="ru-RU"/>
         </w:rPr>
         <w:t>олова черная</w:t>
-      </w:r>
-      <w:r>
-        <w:rPr>
-          <w:rFonts w:ascii="Times New Roman" w:eastAsia="Times New Roman" w:hAnsi="Times New Roman" w:cs="Times New Roman"/>
-          <w:sz w:val="24"/>
-          <w:szCs w:val="24"/>
-          <w:lang w:eastAsia="ru-RU"/>
-        </w:rPr>
-        <w:t>.</w:t>
       </w:r>
     </w:p>
     <w:p>
@@ -5767,7 +5757,6 @@
                 <w:szCs w:val="24"/>
                 <w:lang w:val="en-US" w:eastAsia="ru-RU"/>
               </w:rPr>
-              <w:lastRenderedPageBreak/>
               <w:t>G</w:t>
             </w:r>
             <w:proofErr w:type="spellStart"/>
@@ -6670,37 +6659,177 @@
         <w:ind w:firstLine="709"/>
         <w:rPr>
           <w:rFonts w:ascii="Times New Roman" w:eastAsia="Times New Roman" w:hAnsi="Times New Roman" w:cs="Times New Roman"/>
+          <w:sz w:val="24"/>
+          <w:szCs w:val="24"/>
+          <w:lang w:eastAsia="ru-RU"/>
+        </w:rPr>
+      </w:pPr>
+      <w:bookmarkStart w:id="8" w:name="_uy7y8jfha1b7" w:colFirst="0" w:colLast="0"/>
+      <w:bookmarkEnd w:id="8"/>
+      <w:r>
+        <w:rPr>
+          <w:rFonts w:ascii="Times New Roman" w:eastAsia="Times New Roman" w:hAnsi="Times New Roman" w:cs="Times New Roman"/>
+          <w:sz w:val="24"/>
+          <w:szCs w:val="24"/>
+          <w:lang w:eastAsia="ru-RU"/>
+        </w:rPr>
+        <w:t>П</w:t>
+      </w:r>
+      <w:r>
+        <w:rPr>
+          <w:rFonts w:ascii="Times New Roman" w:eastAsia="Times New Roman" w:hAnsi="Times New Roman" w:cs="Times New Roman"/>
+          <w:sz w:val="24"/>
+          <w:szCs w:val="24"/>
+          <w:lang w:eastAsia="ru-RU"/>
+        </w:rPr>
+        <w:t>римечание</w:t>
+      </w:r>
+      <w:bookmarkStart w:id="9" w:name="_GoBack"/>
+      <w:bookmarkEnd w:id="9"/>
+      <w:r>
+        <w:rPr>
+          <w:rFonts w:ascii="Times New Roman" w:eastAsia="Times New Roman" w:hAnsi="Times New Roman" w:cs="Times New Roman"/>
+          <w:sz w:val="24"/>
+          <w:szCs w:val="24"/>
+          <w:lang w:eastAsia="ru-RU"/>
+        </w:rPr>
+        <w:t xml:space="preserve"> </w:t>
+      </w:r>
+      <w:proofErr w:type="spellStart"/>
+      <w:r>
+        <w:rPr>
+          <w:rFonts w:ascii="Times New Roman" w:eastAsia="Times New Roman" w:hAnsi="Times New Roman" w:cs="Times New Roman"/>
+          <w:sz w:val="24"/>
+          <w:szCs w:val="24"/>
+          <w:lang w:eastAsia="ru-RU"/>
+        </w:rPr>
+        <w:t>вапвыа</w:t>
+      </w:r>
+      <w:proofErr w:type="spellEnd"/>
+    </w:p>
+    <w:p>
+      <w:pPr>
+        <w:spacing w:line="360" w:lineRule="auto"/>
+        <w:ind w:firstLine="709"/>
+        <w:rPr>
+          <w:rFonts w:ascii="Times New Roman" w:eastAsia="Times New Roman" w:hAnsi="Times New Roman" w:cs="Times New Roman"/>
+          <w:sz w:val="24"/>
+          <w:szCs w:val="24"/>
+          <w:lang w:eastAsia="ru-RU"/>
+        </w:rPr>
+      </w:pPr>
+      <w:r>
+        <w:rPr>
+          <w:rFonts w:ascii="Times New Roman" w:eastAsia="Times New Roman" w:hAnsi="Times New Roman" w:cs="Times New Roman"/>
+          <w:sz w:val="24"/>
+          <w:szCs w:val="24"/>
+          <w:lang w:eastAsia="ru-RU"/>
+        </w:rPr>
+        <w:t>1</w:t>
+      </w:r>
+      <w:r>
+        <w:rPr>
+          <w:rFonts w:ascii="Times New Roman" w:eastAsia="Times New Roman" w:hAnsi="Times New Roman" w:cs="Times New Roman"/>
+          <w:sz w:val="24"/>
+          <w:szCs w:val="24"/>
+          <w:lang w:eastAsia="ru-RU"/>
+        </w:rPr>
+        <w:t>.</w:t>
+      </w:r>
+      <w:r>
+        <w:rPr>
+          <w:rFonts w:ascii="Times New Roman" w:eastAsia="Times New Roman" w:hAnsi="Times New Roman" w:cs="Times New Roman"/>
+          <w:sz w:val="24"/>
+          <w:szCs w:val="24"/>
+          <w:lang w:eastAsia="ru-RU"/>
+        </w:rPr>
+        <w:t xml:space="preserve"> Бим </w:t>
+      </w:r>
+      <w:proofErr w:type="spellStart"/>
+      <w:r>
+        <w:rPr>
+          <w:rFonts w:ascii="Times New Roman" w:eastAsia="Times New Roman" w:hAnsi="Times New Roman" w:cs="Times New Roman"/>
+          <w:sz w:val="24"/>
+          <w:szCs w:val="24"/>
+          <w:lang w:eastAsia="ru-RU"/>
+        </w:rPr>
+        <w:t>бам</w:t>
+      </w:r>
+      <w:proofErr w:type="spellEnd"/>
+    </w:p>
+    <w:p>
+      <w:pPr>
+        <w:spacing w:line="360" w:lineRule="auto"/>
+        <w:ind w:firstLine="709"/>
+        <w:rPr>
+          <w:rFonts w:ascii="Times New Roman" w:eastAsia="Times New Roman" w:hAnsi="Times New Roman" w:cs="Times New Roman"/>
+          <w:sz w:val="24"/>
+          <w:szCs w:val="24"/>
+          <w:lang w:eastAsia="ru-RU"/>
+        </w:rPr>
+      </w:pPr>
+      <w:r>
+        <w:rPr>
+          <w:rFonts w:ascii="Times New Roman" w:eastAsia="Times New Roman" w:hAnsi="Times New Roman" w:cs="Times New Roman"/>
+          <w:sz w:val="24"/>
+          <w:szCs w:val="24"/>
+          <w:lang w:eastAsia="ru-RU"/>
+        </w:rPr>
+        <w:t xml:space="preserve">2 Бум </w:t>
+      </w:r>
+      <w:proofErr w:type="spellStart"/>
+      <w:r>
+        <w:rPr>
+          <w:rFonts w:ascii="Times New Roman" w:eastAsia="Times New Roman" w:hAnsi="Times New Roman" w:cs="Times New Roman"/>
+          <w:sz w:val="24"/>
+          <w:szCs w:val="24"/>
+          <w:lang w:eastAsia="ru-RU"/>
+        </w:rPr>
+        <w:t>бам</w:t>
+      </w:r>
+      <w:proofErr w:type="spellEnd"/>
+    </w:p>
+    <w:p>
+      <w:pPr>
+        <w:spacing w:line="360" w:lineRule="auto"/>
+        <w:ind w:firstLine="709"/>
+        <w:rPr>
+          <w:rFonts w:ascii="Times New Roman" w:eastAsia="Times New Roman" w:hAnsi="Times New Roman" w:cs="Times New Roman"/>
+          <w:sz w:val="24"/>
+          <w:szCs w:val="24"/>
+          <w:lang w:eastAsia="ru-RU"/>
+        </w:rPr>
+      </w:pPr>
+      <w:r>
+        <w:rPr>
+          <w:rFonts w:ascii="Times New Roman" w:eastAsia="Times New Roman" w:hAnsi="Times New Roman" w:cs="Times New Roman"/>
+          <w:sz w:val="24"/>
+          <w:szCs w:val="24"/>
+          <w:lang w:eastAsia="ru-RU"/>
+        </w:rPr>
+        <w:t xml:space="preserve"> 1 </w:t>
+      </w:r>
+      <w:r>
+        <w:rPr>
+          <w:rFonts w:ascii="Times New Roman" w:eastAsia="Times New Roman" w:hAnsi="Times New Roman" w:cs="Times New Roman"/>
+          <w:sz w:val="24"/>
+          <w:szCs w:val="24"/>
+          <w:lang w:eastAsia="ru-RU"/>
+        </w:rPr>
+        <w:t>Примечание</w:t>
+      </w:r>
+    </w:p>
+    <w:p>
+      <w:pPr>
+        <w:spacing w:line="360" w:lineRule="auto"/>
+        <w:rPr>
+          <w:rFonts w:ascii="Times New Roman" w:eastAsia="Times New Roman" w:hAnsi="Times New Roman" w:cs="Times New Roman"/>
           <w:b/>
           <w:sz w:val="24"/>
           <w:szCs w:val="24"/>
           <w:lang w:eastAsia="ru-RU"/>
         </w:rPr>
       </w:pPr>
-      <w:bookmarkStart w:id="9" w:name="_uy7y8jfha1b7" w:colFirst="0" w:colLast="0"/>
-      <w:bookmarkEnd w:id="9"/>
-    </w:p>
-    <w:p>
-      <w:pPr>
-        <w:spacing w:line="360" w:lineRule="auto"/>
-        <w:ind w:firstLine="709"/>
-        <w:rPr>
-          <w:rFonts w:ascii="Times New Roman" w:eastAsia="Times New Roman" w:hAnsi="Times New Roman" w:cs="Times New Roman"/>
-          <w:b/>
-          <w:sz w:val="24"/>
-          <w:szCs w:val="24"/>
-          <w:lang w:eastAsia="ru-RU"/>
-        </w:rPr>
-      </w:pPr>
-      <w:r>
-        <w:rPr>
-          <w:rFonts w:ascii="Times New Roman" w:eastAsia="Times New Roman" w:hAnsi="Times New Roman" w:cs="Times New Roman"/>
-          <w:b/>
-          <w:sz w:val="24"/>
-          <w:szCs w:val="24"/>
-          <w:lang w:eastAsia="ru-RU"/>
-        </w:rPr>
-        <w:br w:type="page"/>
-      </w:r>
     </w:p>
     <w:p>
       <w:pPr>
@@ -6711,7 +6840,6 @@
       </w:pPr>
       <w:bookmarkStart w:id="10" w:name="_Toc226001019"/>
       <w:r>
-        <w:lastRenderedPageBreak/>
         <w:t>ЗАКЛЮЧЕНИЕ</w:t>
       </w:r>
       <w:bookmarkEnd w:id="10"/>
@@ -6782,6 +6910,16 @@
         </w:rPr>
         <w:t>Г.</w:t>
       </w:r>
+      <w:r>
+        <w:rPr>
+          <w:rFonts w:ascii="Times New Roman" w:eastAsia="Times New Roman" w:hAnsi="Times New Roman" w:cs="Times New Roman"/>
+          <w:b/>
+          <w:sz w:val="24"/>
+          <w:szCs w:val="24"/>
+          <w:lang w:eastAsia="ru-RU"/>
+        </w:rPr>
+        <w:t xml:space="preserve"> </w:t>
+      </w:r>
     </w:p>
     <w:p>
       <w:pPr>
@@ -6811,106 +6949,79 @@
         <w:spacing w:line="360" w:lineRule="auto"/>
         <w:ind w:firstLine="709"/>
         <w:jc w:val="center"/>
+      </w:pPr>
+      <w:bookmarkStart w:id="11" w:name="_Toc226001020"/>
+      <w:r>
+        <w:t>СПИСОК</w:t>
+      </w:r>
+      <w:r>
+        <w:t xml:space="preserve"> </w:t>
+      </w:r>
+      <w:r>
+        <w:t>ИСПОЛЬЗОВАННЫХ</w:t>
+      </w:r>
+      <w:r>
+        <w:t xml:space="preserve"> </w:t>
+      </w:r>
+      <w:r>
+        <w:t>ИСТОЧНИКОВ</w:t>
+      </w:r>
+      <w:bookmarkEnd w:id="11"/>
+    </w:p>
+    <w:p>
+      <w:pPr>
+        <w:spacing w:line="360" w:lineRule="auto"/>
+        <w:ind w:firstLine="709"/>
         <w:rPr>
           <w:lang w:val="en-US"/>
         </w:rPr>
       </w:pPr>
-      <w:bookmarkStart w:id="11" w:name="_Toc226001020"/>
-      <w:r>
-        <w:t>СПИСОК</w:t>
+      <w:r>
+        <w:t xml:space="preserve">1 </w:t>
       </w:r>
       <w:r>
         <w:rPr>
           <w:lang w:val="en-US"/>
         </w:rPr>
+        <w:t>The</w:t>
+      </w:r>
+      <w:r>
         <w:t xml:space="preserve"> </w:t>
       </w:r>
       <w:r>
-        <w:t>ИСПОЛЬЗОВАННЫХ</w:t>
-      </w:r>
-      <w:r>
         <w:rPr>
           <w:lang w:val="en-US"/>
         </w:rPr>
+        <w:t>immediate</w:t>
+      </w:r>
+      <w:r>
         <w:t xml:space="preserve"> </w:t>
       </w:r>
       <w:r>
-        <w:t>ИСТОЧНИКОВ</w:t>
-      </w:r>
-      <w:bookmarkEnd w:id="11"/>
-    </w:p>
-    <w:p>
-      <w:pPr>
-        <w:spacing w:line="360" w:lineRule="auto"/>
-        <w:ind w:firstLine="709"/>
         <w:rPr>
           <w:lang w:val="en-US"/>
         </w:rPr>
-      </w:pPr>
+        <w:t>prospects</w:t>
+      </w:r>
+      <w:r>
+        <w:t xml:space="preserve"> </w:t>
+      </w:r>
       <w:r>
         <w:rPr>
           <w:lang w:val="en-US"/>
         </w:rPr>
-        <w:t xml:space="preserve">1 </w:t>
+        <w:t>for</w:t>
+      </w:r>
+      <w:r>
+        <w:t xml:space="preserve"> </w:t>
       </w:r>
       <w:r>
         <w:rPr>
           <w:lang w:val="en-US"/>
         </w:rPr>
-        <w:t>The</w:t>
-      </w:r>
-      <w:r>
-        <w:rPr>
-          <w:lang w:val="en-US"/>
-        </w:rPr>
-        <w:t xml:space="preserve"> </w:t>
-      </w:r>
-      <w:r>
-        <w:rPr>
-          <w:lang w:val="en-US"/>
-        </w:rPr>
-        <w:t>immediate</w:t>
-      </w:r>
-      <w:r>
-        <w:rPr>
-          <w:lang w:val="en-US"/>
-        </w:rPr>
-        <w:t xml:space="preserve"> </w:t>
-      </w:r>
-      <w:r>
-        <w:rPr>
-          <w:lang w:val="en-US"/>
-        </w:rPr>
-        <w:t>prospects</w:t>
-      </w:r>
-      <w:r>
-        <w:rPr>
-          <w:lang w:val="en-US"/>
-        </w:rPr>
-        <w:t xml:space="preserve"> </w:t>
-      </w:r>
-      <w:r>
-        <w:rPr>
-          <w:lang w:val="en-US"/>
-        </w:rPr>
-        <w:t>for</w:t>
-      </w:r>
-      <w:r>
-        <w:rPr>
-          <w:lang w:val="en-US"/>
-        </w:rPr>
-        <w:t xml:space="preserve"> </w:t>
-      </w:r>
-      <w:r>
-        <w:rPr>
-          <w:lang w:val="en-US"/>
-        </w:rPr>
         <w:t>the</w:t>
       </w:r>
       <w:r>
-        <w:rPr>
-          <w:lang w:val="en-US"/>
-        </w:rPr>
         <w:t xml:space="preserve"> </w:t>
       </w:r>
       <w:r>
@@ -10380,7 +10491,7 @@
           <w:rPr>
             <w:noProof/>
           </w:rPr>
-          <w:t>20</w:t>
+          <w:t>21</w:t>
         </w:r>
         <w:r>
           <w:fldChar w:fldCharType="end"/>
@@ -12844,7 +12955,7 @@
 </file>
 
 <file path=customXml/itemProps1.xml><?xml version="1.0" encoding="utf-8"?>
-<ds:datastoreItem xmlns:ds="http://schemas.openxmlformats.org/officeDocument/2006/customXml" ds:itemID="{3AF520CA-EB42-429E-BA08-5F1F34E02234}">
+<ds:datastoreItem xmlns:ds="http://schemas.openxmlformats.org/officeDocument/2006/customXml" ds:itemID="{21FBDC23-20CC-4D58-9EBD-DDB811443538}">
   <ds:schemaRefs>
     <ds:schemaRef ds:uri="http://schemas.openxmlformats.org/officeDocument/2006/bibliography"/>
   </ds:schemaRefs>

--- a/gost_validator/test.docx
+++ b/gost_validator/test.docx
@@ -209,15 +209,7 @@
         <w:ind w:firstLine="709"/>
       </w:pPr>
       <w:r>
-        <w:t xml:space="preserve">_________ С.В. </w:t>
-      </w:r>
-      <w:proofErr w:type="spellStart"/>
-      <w:r>
-        <w:t>Корепанова</w:t>
-      </w:r>
-      <w:proofErr w:type="spellEnd"/>
-      <w:r>
-        <w:t xml:space="preserve"> </w:t>
+        <w:t xml:space="preserve">_________ С.В. Корепанова </w:t>
       </w:r>
       <w:r>
         <w:tab/>
@@ -422,23 +414,7 @@
           <w:sz w:val="24"/>
           <w:szCs w:val="24"/>
         </w:rPr>
-        <w:t xml:space="preserve">по научной работе, д-р </w:t>
-      </w:r>
-      <w:proofErr w:type="spellStart"/>
-      <w:r>
-        <w:rPr>
-          <w:sz w:val="24"/>
-          <w:szCs w:val="24"/>
-        </w:rPr>
-        <w:t>социол</w:t>
-      </w:r>
-      <w:proofErr w:type="spellEnd"/>
-      <w:r>
-        <w:rPr>
-          <w:sz w:val="24"/>
-          <w:szCs w:val="24"/>
-        </w:rPr>
-        <w:t>. Наук</w:t>
+        <w:t>по научной работе, д-р социол. Наук</w:t>
       </w:r>
       <w:r>
         <w:rPr>
@@ -460,17 +436,8 @@
           <w:szCs w:val="24"/>
         </w:rPr>
         <w:tab/>
-        <w:t xml:space="preserve"> __________________ А. </w:t>
-      </w:r>
-      <w:proofErr w:type="spellStart"/>
-      <w:r>
-        <w:rPr>
-          <w:sz w:val="24"/>
-          <w:szCs w:val="24"/>
-        </w:rPr>
-        <w:t>Кабакович</w:t>
-      </w:r>
-      <w:proofErr w:type="spellEnd"/>
+        <w:t xml:space="preserve"> __________________ А. Кабакович</w:t>
+      </w:r>
     </w:p>
     <w:p>
       <w:pPr>
@@ -501,25 +468,7 @@
           <w:szCs w:val="24"/>
         </w:rPr>
         <w:tab/>
-        <w:t>(</w:t>
-      </w:r>
-      <w:proofErr w:type="spellStart"/>
-      <w:proofErr w:type="gramStart"/>
-      <w:r>
-        <w:rPr>
-          <w:sz w:val="24"/>
-          <w:szCs w:val="24"/>
-        </w:rPr>
-        <w:t>введение,заключение</w:t>
-      </w:r>
-      <w:proofErr w:type="spellEnd"/>
-      <w:proofErr w:type="gramEnd"/>
-      <w:r>
-        <w:rPr>
-          <w:sz w:val="24"/>
-          <w:szCs w:val="24"/>
-        </w:rPr>
-        <w:t>)</w:t>
+        <w:t>(введение,заключение)</w:t>
       </w:r>
     </w:p>
     <w:p>
@@ -553,23 +502,7 @@
           <w:sz w:val="24"/>
           <w:szCs w:val="24"/>
         </w:rPr>
-        <w:t xml:space="preserve">канд. </w:t>
-      </w:r>
-      <w:proofErr w:type="spellStart"/>
-      <w:r>
-        <w:rPr>
-          <w:sz w:val="24"/>
-          <w:szCs w:val="24"/>
-        </w:rPr>
-        <w:t>техн</w:t>
-      </w:r>
-      <w:proofErr w:type="spellEnd"/>
-      <w:r>
-        <w:rPr>
-          <w:sz w:val="24"/>
-          <w:szCs w:val="24"/>
-        </w:rPr>
-        <w:t xml:space="preserve">. наук </w:t>
+        <w:t xml:space="preserve">канд. техн. наук </w:t>
       </w:r>
       <w:r>
         <w:rPr>
@@ -605,17 +538,8 @@
           <w:szCs w:val="24"/>
         </w:rPr>
         <w:tab/>
-        <w:t xml:space="preserve">__________________ М.В. </w:t>
-      </w:r>
-      <w:proofErr w:type="spellStart"/>
-      <w:r>
-        <w:rPr>
-          <w:sz w:val="24"/>
-          <w:szCs w:val="24"/>
-        </w:rPr>
-        <w:t>Макатрова</w:t>
-      </w:r>
-      <w:proofErr w:type="spellEnd"/>
+        <w:t>__________________ М.В. Макатрова</w:t>
+      </w:r>
     </w:p>
     <w:p>
       <w:pPr>
@@ -639,23 +563,7 @@
           <w:szCs w:val="24"/>
         </w:rPr>
         <w:tab/>
-        <w:t xml:space="preserve">(раздел 1, 2, </w:t>
-      </w:r>
-      <w:proofErr w:type="gramStart"/>
-      <w:r>
-        <w:rPr>
-          <w:sz w:val="24"/>
-          <w:szCs w:val="24"/>
-        </w:rPr>
-        <w:t>3,заключение</w:t>
-      </w:r>
-      <w:proofErr w:type="gramEnd"/>
-      <w:r>
-        <w:rPr>
-          <w:sz w:val="24"/>
-          <w:szCs w:val="24"/>
-        </w:rPr>
-        <w:t>)</w:t>
+        <w:t>(раздел 1, 2, 3,заключение)</w:t>
       </w:r>
     </w:p>
     <w:p>
@@ -689,23 +597,7 @@
           <w:sz w:val="24"/>
           <w:szCs w:val="24"/>
         </w:rPr>
-        <w:t xml:space="preserve">Зав. отделом, канд. </w:t>
-      </w:r>
-      <w:proofErr w:type="spellStart"/>
-      <w:r>
-        <w:rPr>
-          <w:sz w:val="24"/>
-          <w:szCs w:val="24"/>
-        </w:rPr>
-        <w:t>техн</w:t>
-      </w:r>
-      <w:proofErr w:type="spellEnd"/>
-      <w:r>
-        <w:rPr>
-          <w:sz w:val="24"/>
-          <w:szCs w:val="24"/>
-        </w:rPr>
-        <w:t>. Наук</w:t>
+        <w:t>Зав. отделом, канд. техн. Наук</w:t>
       </w:r>
       <w:r>
         <w:rPr>
@@ -776,39 +668,7 @@
           <w:sz w:val="24"/>
           <w:szCs w:val="24"/>
         </w:rPr>
-        <w:t xml:space="preserve">Ст. науч. </w:t>
-      </w:r>
-      <w:proofErr w:type="spellStart"/>
-      <w:r>
-        <w:rPr>
-          <w:sz w:val="24"/>
-          <w:szCs w:val="24"/>
-        </w:rPr>
-        <w:t>сотр</w:t>
-      </w:r>
-      <w:proofErr w:type="spellEnd"/>
-      <w:r>
-        <w:rPr>
-          <w:sz w:val="24"/>
-          <w:szCs w:val="24"/>
-        </w:rPr>
-        <w:t xml:space="preserve">., канд. </w:t>
-      </w:r>
-      <w:proofErr w:type="spellStart"/>
-      <w:r>
-        <w:rPr>
-          <w:sz w:val="24"/>
-          <w:szCs w:val="24"/>
-        </w:rPr>
-        <w:t>техн</w:t>
-      </w:r>
-      <w:proofErr w:type="spellEnd"/>
-      <w:r>
-        <w:rPr>
-          <w:sz w:val="24"/>
-          <w:szCs w:val="24"/>
-        </w:rPr>
-        <w:t>. Наук</w:t>
+        <w:t>Ст. науч. сотр., канд. техн. Наук</w:t>
       </w:r>
       <w:r>
         <w:rPr>
@@ -874,53 +734,12 @@
           <w:szCs w:val="24"/>
         </w:rPr>
       </w:pPr>
-      <w:proofErr w:type="spellStart"/>
-      <w:r>
-        <w:rPr>
-          <w:sz w:val="24"/>
-          <w:szCs w:val="24"/>
-        </w:rPr>
-        <w:t>Научн</w:t>
-      </w:r>
-      <w:proofErr w:type="spellEnd"/>
-      <w:r>
-        <w:rPr>
-          <w:sz w:val="24"/>
-          <w:szCs w:val="24"/>
-        </w:rPr>
-        <w:t xml:space="preserve">. </w:t>
-      </w:r>
-      <w:proofErr w:type="spellStart"/>
-      <w:r>
-        <w:rPr>
-          <w:sz w:val="24"/>
-          <w:szCs w:val="24"/>
-        </w:rPr>
-        <w:t>сотр</w:t>
-      </w:r>
-      <w:proofErr w:type="spellEnd"/>
-      <w:r>
-        <w:rPr>
-          <w:sz w:val="24"/>
-          <w:szCs w:val="24"/>
-        </w:rPr>
-        <w:t xml:space="preserve">., канд. </w:t>
-      </w:r>
-      <w:proofErr w:type="spellStart"/>
-      <w:r>
-        <w:rPr>
-          <w:sz w:val="24"/>
-          <w:szCs w:val="24"/>
-        </w:rPr>
-        <w:t>пед</w:t>
-      </w:r>
-      <w:proofErr w:type="spellEnd"/>
-      <w:r>
-        <w:rPr>
-          <w:sz w:val="24"/>
-          <w:szCs w:val="24"/>
-        </w:rPr>
-        <w:t>. Наук</w:t>
+      <w:r>
+        <w:rPr>
+          <w:sz w:val="24"/>
+          <w:szCs w:val="24"/>
+        </w:rPr>
+        <w:t>Научн. сотр., канд. пед. Наук</w:t>
       </w:r>
       <w:r>
         <w:rPr>
@@ -998,55 +817,7 @@
           <w:sz w:val="24"/>
           <w:szCs w:val="24"/>
         </w:rPr>
-        <w:t xml:space="preserve">Мл. </w:t>
-      </w:r>
-      <w:proofErr w:type="spellStart"/>
-      <w:r>
-        <w:rPr>
-          <w:sz w:val="24"/>
-          <w:szCs w:val="24"/>
-        </w:rPr>
-        <w:t>научн</w:t>
-      </w:r>
-      <w:proofErr w:type="spellEnd"/>
-      <w:r>
-        <w:rPr>
-          <w:sz w:val="24"/>
-          <w:szCs w:val="24"/>
-        </w:rPr>
-        <w:t xml:space="preserve">. </w:t>
-      </w:r>
-      <w:proofErr w:type="spellStart"/>
-      <w:r>
-        <w:rPr>
-          <w:sz w:val="24"/>
-          <w:szCs w:val="24"/>
-        </w:rPr>
-        <w:t>сотр</w:t>
-      </w:r>
-      <w:proofErr w:type="spellEnd"/>
-      <w:r>
-        <w:rPr>
-          <w:sz w:val="24"/>
-          <w:szCs w:val="24"/>
-        </w:rPr>
-        <w:t xml:space="preserve">., канд. </w:t>
-      </w:r>
-      <w:proofErr w:type="spellStart"/>
-      <w:r>
-        <w:rPr>
-          <w:sz w:val="24"/>
-          <w:szCs w:val="24"/>
-        </w:rPr>
-        <w:t>филол</w:t>
-      </w:r>
-      <w:proofErr w:type="spellEnd"/>
-      <w:r>
-        <w:rPr>
-          <w:sz w:val="24"/>
-          <w:szCs w:val="24"/>
-        </w:rPr>
-        <w:t xml:space="preserve">. наук </w:t>
+        <w:t xml:space="preserve">Мл. научн. сотр., канд. филол. наук </w:t>
       </w:r>
       <w:r>
         <w:rPr>
@@ -1238,17 +1009,8 @@
           <w:szCs w:val="24"/>
         </w:rPr>
         <w:tab/>
-        <w:t xml:space="preserve">__________________ Е.П. </w:t>
-      </w:r>
-      <w:proofErr w:type="spellStart"/>
-      <w:r>
-        <w:rPr>
-          <w:sz w:val="24"/>
-          <w:szCs w:val="24"/>
-        </w:rPr>
-        <w:t>Субботова</w:t>
-      </w:r>
-      <w:proofErr w:type="spellEnd"/>
+        <w:t>__________________ Е.П. Субботова</w:t>
+      </w:r>
     </w:p>
     <w:p>
       <w:pPr>
@@ -1291,7 +1053,6 @@
           <w:szCs w:val="24"/>
         </w:rPr>
       </w:pPr>
-      <w:proofErr w:type="spellStart"/>
       <w:r>
         <w:rPr>
           <w:sz w:val="24"/>
@@ -1300,7 +1061,6 @@
         <w:lastRenderedPageBreak/>
         <w:t>Нормоконтроль</w:t>
       </w:r>
-      <w:proofErr w:type="spellEnd"/>
       <w:r>
         <w:rPr>
           <w:sz w:val="24"/>
@@ -1335,17 +1095,8 @@
           <w:szCs w:val="24"/>
         </w:rPr>
         <w:tab/>
-        <w:t xml:space="preserve"> __________________ О.А. </w:t>
-      </w:r>
-      <w:proofErr w:type="spellStart"/>
-      <w:r>
-        <w:rPr>
-          <w:sz w:val="24"/>
-          <w:szCs w:val="24"/>
-        </w:rPr>
-        <w:t>Антошкова</w:t>
-      </w:r>
-      <w:proofErr w:type="spellEnd"/>
+        <w:t xml:space="preserve"> __________________ О.А. Антошкова</w:t>
+      </w:r>
     </w:p>
     <w:p>
       <w:pPr>
@@ -1407,23 +1158,7 @@
           <w:sz w:val="24"/>
           <w:szCs w:val="24"/>
         </w:rPr>
-        <w:t xml:space="preserve">Отчет 85 с., 1 кн., 24 рис., 12 табл., 50 </w:t>
-      </w:r>
-      <w:proofErr w:type="spellStart"/>
-      <w:r>
-        <w:rPr>
-          <w:sz w:val="24"/>
-          <w:szCs w:val="24"/>
-        </w:rPr>
-        <w:t>источн</w:t>
-      </w:r>
-      <w:proofErr w:type="spellEnd"/>
-      <w:r>
-        <w:rPr>
-          <w:sz w:val="24"/>
-          <w:szCs w:val="24"/>
-        </w:rPr>
-        <w:t>., 2 прил</w:t>
+        <w:t>Отчет 85 с., 1 кн., 24 рис., 12 табл., 50 источн., 2 прил</w:t>
       </w:r>
       <w:r>
         <w:rPr>
@@ -2303,7 +2038,6 @@
                 <w:szCs w:val="28"/>
               </w:rPr>
             </w:pPr>
-            <w:proofErr w:type="spellStart"/>
             <w:r>
               <w:rPr>
                 <w:i/>
@@ -2318,16 +2052,7 @@
                 <w:sz w:val="28"/>
                 <w:szCs w:val="28"/>
               </w:rPr>
-              <w:t>еб</w:t>
-            </w:r>
-            <w:proofErr w:type="spellEnd"/>
-            <w:r>
-              <w:rPr>
-                <w:i/>
-                <w:sz w:val="28"/>
-                <w:szCs w:val="28"/>
-              </w:rPr>
-              <w:t>-сервер</w:t>
+              <w:t>еб-сервер</w:t>
             </w:r>
           </w:p>
         </w:tc>
@@ -2409,7 +2134,6 @@
                 <w:szCs w:val="28"/>
               </w:rPr>
             </w:pPr>
-            <w:proofErr w:type="spellStart"/>
             <w:r>
               <w:rPr>
                 <w:i/>
@@ -2418,7 +2142,6 @@
               </w:rPr>
               <w:t>Бэкенд</w:t>
             </w:r>
-            <w:proofErr w:type="spellEnd"/>
           </w:p>
         </w:tc>
         <w:tc>
@@ -2508,7 +2231,6 @@
               </w:rPr>
               <w:t>A</w:t>
             </w:r>
-            <w:proofErr w:type="spellStart"/>
             <w:r>
               <w:rPr>
                 <w:i/>
@@ -2517,7 +2239,6 @@
               </w:rPr>
               <w:t>триминг</w:t>
             </w:r>
-            <w:proofErr w:type="spellEnd"/>
           </w:p>
         </w:tc>
         <w:tc>
@@ -2556,25 +2277,7 @@
                 <w:sz w:val="28"/>
                 <w:szCs w:val="28"/>
               </w:rPr>
-              <w:t xml:space="preserve">– способ передачи </w:t>
-            </w:r>
-            <w:proofErr w:type="spellStart"/>
-            <w:r>
-              <w:rPr>
-                <w:i/>
-                <w:sz w:val="28"/>
-                <w:szCs w:val="28"/>
-              </w:rPr>
-              <w:t>медиаконтента</w:t>
-            </w:r>
-            <w:proofErr w:type="spellEnd"/>
-            <w:r>
-              <w:rPr>
-                <w:i/>
-                <w:sz w:val="28"/>
-                <w:szCs w:val="28"/>
-              </w:rPr>
-              <w:t xml:space="preserve"> в режиме реального времени. Может быть как прямой трансляцией (контент от стримера подготавливается и сразу передается клиенту), так и передачей заготовленного контента (готовый контент поступает к клиенту не в целом виде, а нужными частями).</w:t>
+              <w:t>– способ передачи медиаконтента в режиме реального времени. Может быть как прямой трансляцией (контент от стримера подготавливается и сразу передается клиенту), так и передачей заготовленного контента (готовый контент поступает к клиенту не в целом виде, а нужными частями).</w:t>
             </w:r>
           </w:p>
         </w:tc>
@@ -2616,7 +2319,6 @@
                 <w:szCs w:val="28"/>
               </w:rPr>
             </w:pPr>
-            <w:proofErr w:type="spellStart"/>
             <w:r>
               <w:rPr>
                 <w:i/>
@@ -2633,7 +2335,6 @@
               </w:rPr>
               <w:t>икросервис</w:t>
             </w:r>
-            <w:proofErr w:type="spellEnd"/>
           </w:p>
         </w:tc>
         <w:tc>
@@ -2672,25 +2373,7 @@
                 <w:sz w:val="28"/>
                 <w:szCs w:val="28"/>
               </w:rPr>
-              <w:t xml:space="preserve">– небольшой компонент в </w:t>
-            </w:r>
-            <w:proofErr w:type="spellStart"/>
-            <w:r>
-              <w:rPr>
-                <w:i/>
-                <w:sz w:val="28"/>
-                <w:szCs w:val="28"/>
-              </w:rPr>
-              <w:t>микросервисной</w:t>
-            </w:r>
-            <w:proofErr w:type="spellEnd"/>
-            <w:r>
-              <w:rPr>
-                <w:i/>
-                <w:sz w:val="28"/>
-                <w:szCs w:val="28"/>
-              </w:rPr>
-              <w:t xml:space="preserve"> архитектуре, отвечающий за определенную бизнес-логику. Несмотря на название, является полноценным сервером, но не всегда с прямым пользовательским доступом.</w:t>
+              <w:t>– небольшой компонент в микросервисной архитектуре, отвечающий за определенную бизнес-логику. Несмотря на название, является полноценным сервером, но не всегда с прямым пользовательским доступом.</w:t>
             </w:r>
           </w:p>
         </w:tc>
@@ -2732,7 +2415,6 @@
                 <w:szCs w:val="28"/>
               </w:rPr>
             </w:pPr>
-            <w:proofErr w:type="spellStart"/>
             <w:r>
               <w:rPr>
                 <w:i/>
@@ -2749,7 +2431,6 @@
               </w:rPr>
               <w:t>вторизация</w:t>
             </w:r>
-            <w:proofErr w:type="spellEnd"/>
           </w:p>
         </w:tc>
         <w:tc>
@@ -2804,16 +2485,15 @@
                 <w:sz w:val="28"/>
                 <w:szCs w:val="28"/>
               </w:rPr>
-              <w:t xml:space="preserve"> </w:t>
-            </w:r>
-            <w:proofErr w:type="gramStart"/>
+              <w:t xml:space="preserve"> наличия</w:t>
+            </w:r>
             <w:r>
               <w:rPr>
                 <w:i/>
                 <w:sz w:val="28"/>
                 <w:szCs w:val="28"/>
               </w:rPr>
-              <w:t>наличия</w:t>
+              <w:t xml:space="preserve">  </w:t>
             </w:r>
             <w:r>
               <w:rPr>
@@ -2821,24 +2501,7 @@
                 <w:sz w:val="28"/>
                 <w:szCs w:val="28"/>
               </w:rPr>
-              <w:t xml:space="preserve">  </w:t>
-            </w:r>
-            <w:r>
-              <w:rPr>
-                <w:i/>
-                <w:sz w:val="28"/>
-                <w:szCs w:val="28"/>
-              </w:rPr>
-              <w:t>у</w:t>
-            </w:r>
-            <w:proofErr w:type="gramEnd"/>
-            <w:r>
-              <w:rPr>
-                <w:i/>
-                <w:sz w:val="28"/>
-                <w:szCs w:val="28"/>
-              </w:rPr>
-              <w:t xml:space="preserve"> пользователя необходимых разрешений для выполнения определенной операции. Часто нужные разрешения группируются в роли, которые проверяет сервер при авторизации пользователя.</w:t>
+              <w:t>у пользователя необходимых разрешений для выполнения определенной операции. Часто нужные разрешения группируются в роли, которые проверяет сервер при авторизации пользователя.</w:t>
             </w:r>
           </w:p>
         </w:tc>
@@ -2881,7 +2544,6 @@
                 <w:szCs w:val="28"/>
               </w:rPr>
             </w:pPr>
-            <w:proofErr w:type="spellStart"/>
             <w:r>
               <w:rPr>
                 <w:i/>
@@ -2899,7 +2561,6 @@
               </w:rPr>
               <w:t>утентификация</w:t>
             </w:r>
-            <w:proofErr w:type="spellEnd"/>
           </w:p>
         </w:tc>
         <w:tc>
@@ -2990,23 +2651,7 @@
                 <w:sz w:val="28"/>
                 <w:szCs w:val="28"/>
               </w:rPr>
-              <w:t>учка (API-</w:t>
-            </w:r>
-            <w:proofErr w:type="spellStart"/>
-            <w:r>
-              <w:rPr>
-                <w:sz w:val="28"/>
-                <w:szCs w:val="28"/>
-              </w:rPr>
-              <w:t>эндпоинт</w:t>
-            </w:r>
-            <w:proofErr w:type="spellEnd"/>
-            <w:r>
-              <w:rPr>
-                <w:sz w:val="28"/>
-                <w:szCs w:val="28"/>
-              </w:rPr>
-              <w:t>)</w:t>
+              <w:t>учка (API-эндпоинт)</w:t>
             </w:r>
           </w:p>
         </w:tc>
@@ -3040,39 +2685,7 @@
                 <w:sz w:val="28"/>
                 <w:szCs w:val="28"/>
               </w:rPr>
-              <w:t xml:space="preserve">– метод публичного интерфейса </w:t>
-            </w:r>
-            <w:proofErr w:type="spellStart"/>
-            <w:r>
-              <w:rPr>
-                <w:sz w:val="28"/>
-                <w:szCs w:val="28"/>
-              </w:rPr>
-              <w:t>бэкенд</w:t>
-            </w:r>
-            <w:proofErr w:type="spellEnd"/>
-            <w:r>
-              <w:rPr>
-                <w:sz w:val="28"/>
-                <w:szCs w:val="28"/>
-              </w:rPr>
-              <w:t>-приложения, который можно вызвать, отправив запрос по определенному URL-адресу. Произошло от слова “</w:t>
-            </w:r>
-            <w:proofErr w:type="spellStart"/>
-            <w:r>
-              <w:rPr>
-                <w:sz w:val="28"/>
-                <w:szCs w:val="28"/>
-              </w:rPr>
-              <w:t>handler</w:t>
-            </w:r>
-            <w:proofErr w:type="spellEnd"/>
-            <w:r>
-              <w:rPr>
-                <w:sz w:val="28"/>
-                <w:szCs w:val="28"/>
-              </w:rPr>
-              <w:t>”, которым обозначали такие обработчики.</w:t>
+              <w:t>– метод публичного интерфейса бэкенд-приложения, который можно вызвать, отправив запрос по определенному URL-адресу. Произошло от слова “handler”, которым обозначали такие обработчики.</w:t>
             </w:r>
           </w:p>
         </w:tc>
@@ -3113,7 +2726,6 @@
                 <w:szCs w:val="28"/>
               </w:rPr>
             </w:pPr>
-            <w:proofErr w:type="spellStart"/>
             <w:r>
               <w:rPr>
                 <w:sz w:val="28"/>
@@ -3128,7 +2740,6 @@
               </w:rPr>
               <w:t>азвертывание</w:t>
             </w:r>
-            <w:proofErr w:type="spellEnd"/>
           </w:p>
         </w:tc>
         <w:tc>
@@ -3325,55 +2936,7 @@
                 <w:sz w:val="28"/>
                 <w:szCs w:val="28"/>
               </w:rPr>
-              <w:t xml:space="preserve">– </w:t>
-            </w:r>
-            <w:proofErr w:type="spellStart"/>
-            <w:r>
-              <w:rPr>
-                <w:sz w:val="28"/>
-                <w:szCs w:val="28"/>
-              </w:rPr>
-              <w:t>Uniform</w:t>
-            </w:r>
-            <w:proofErr w:type="spellEnd"/>
-            <w:r>
-              <w:rPr>
-                <w:sz w:val="28"/>
-                <w:szCs w:val="28"/>
-              </w:rPr>
-              <w:t xml:space="preserve"> </w:t>
-            </w:r>
-            <w:proofErr w:type="spellStart"/>
-            <w:r>
-              <w:rPr>
-                <w:sz w:val="28"/>
-                <w:szCs w:val="28"/>
-              </w:rPr>
-              <w:t>Resource</w:t>
-            </w:r>
-            <w:proofErr w:type="spellEnd"/>
-            <w:r>
-              <w:rPr>
-                <w:sz w:val="28"/>
-                <w:szCs w:val="28"/>
-              </w:rPr>
-              <w:t xml:space="preserve"> </w:t>
-            </w:r>
-            <w:proofErr w:type="spellStart"/>
-            <w:r>
-              <w:rPr>
-                <w:sz w:val="28"/>
-                <w:szCs w:val="28"/>
-              </w:rPr>
-              <w:t>Locator</w:t>
-            </w:r>
-            <w:proofErr w:type="spellEnd"/>
-            <w:r>
-              <w:rPr>
-                <w:sz w:val="28"/>
-                <w:szCs w:val="28"/>
-              </w:rPr>
-              <w:t>, унифицированный указатель ресурса</w:t>
+              <w:t>– Uniform Resource Locator, унифицированный указатель ресурса</w:t>
             </w:r>
           </w:p>
         </w:tc>
@@ -3497,7 +3060,6 @@
               </w:rPr>
               <w:t xml:space="preserve"> </w:t>
             </w:r>
-            <w:proofErr w:type="spellStart"/>
             <w:r>
               <w:rPr>
                 <w:sz w:val="28"/>
@@ -3505,7 +3067,6 @@
               </w:rPr>
               <w:t>обеспеченеия</w:t>
             </w:r>
-            <w:proofErr w:type="spellEnd"/>
           </w:p>
         </w:tc>
       </w:tr>
@@ -3836,55 +3397,7 @@
                 <w:sz w:val="28"/>
                 <w:szCs w:val="28"/>
               </w:rPr>
-              <w:t xml:space="preserve">– </w:t>
-            </w:r>
-            <w:proofErr w:type="spellStart"/>
-            <w:r>
-              <w:rPr>
-                <w:sz w:val="28"/>
-                <w:szCs w:val="28"/>
-              </w:rPr>
-              <w:t>Structured</w:t>
-            </w:r>
-            <w:proofErr w:type="spellEnd"/>
-            <w:r>
-              <w:rPr>
-                <w:sz w:val="28"/>
-                <w:szCs w:val="28"/>
-              </w:rPr>
-              <w:t xml:space="preserve"> </w:t>
-            </w:r>
-            <w:proofErr w:type="spellStart"/>
-            <w:r>
-              <w:rPr>
-                <w:sz w:val="28"/>
-                <w:szCs w:val="28"/>
-              </w:rPr>
-              <w:t>Query</w:t>
-            </w:r>
-            <w:proofErr w:type="spellEnd"/>
-            <w:r>
-              <w:rPr>
-                <w:sz w:val="28"/>
-                <w:szCs w:val="28"/>
-              </w:rPr>
-              <w:t xml:space="preserve"> </w:t>
-            </w:r>
-            <w:proofErr w:type="spellStart"/>
-            <w:r>
-              <w:rPr>
-                <w:sz w:val="28"/>
-                <w:szCs w:val="28"/>
-              </w:rPr>
-              <w:t>Language</w:t>
-            </w:r>
-            <w:proofErr w:type="spellEnd"/>
-            <w:r>
-              <w:rPr>
-                <w:sz w:val="28"/>
-                <w:szCs w:val="28"/>
-              </w:rPr>
-              <w:t>, язык структурированных запросов</w:t>
+              <w:t>– Structured Query Language, язык структурированных запросов</w:t>
             </w:r>
           </w:p>
         </w:tc>
@@ -3967,49 +3480,8 @@
                 <w:sz w:val="28"/>
                 <w:szCs w:val="28"/>
               </w:rPr>
-              <w:t xml:space="preserve">– </w:t>
-            </w:r>
-            <w:proofErr w:type="spellStart"/>
-            <w:r>
-              <w:rPr>
-                <w:sz w:val="28"/>
-                <w:szCs w:val="28"/>
-              </w:rPr>
-              <w:t>JavaScript</w:t>
-            </w:r>
-            <w:proofErr w:type="spellEnd"/>
-            <w:r>
-              <w:rPr>
-                <w:sz w:val="28"/>
-                <w:szCs w:val="28"/>
-              </w:rPr>
-              <w:t xml:space="preserve"> </w:t>
-            </w:r>
-            <w:proofErr w:type="spellStart"/>
-            <w:r>
-              <w:rPr>
-                <w:sz w:val="28"/>
-                <w:szCs w:val="28"/>
-              </w:rPr>
-              <w:t>Object</w:t>
-            </w:r>
-            <w:proofErr w:type="spellEnd"/>
-            <w:r>
-              <w:rPr>
-                <w:sz w:val="28"/>
-                <w:szCs w:val="28"/>
-              </w:rPr>
-              <w:t xml:space="preserve"> </w:t>
-            </w:r>
-            <w:proofErr w:type="spellStart"/>
-            <w:r>
-              <w:rPr>
-                <w:sz w:val="28"/>
-                <w:szCs w:val="28"/>
-              </w:rPr>
-              <w:t>Notation</w:t>
-            </w:r>
-            <w:proofErr w:type="spellEnd"/>
+              <w:t>– JavaScript Object Notation</w:t>
+            </w:r>
           </w:p>
         </w:tc>
       </w:tr>
@@ -4091,23 +3563,7 @@
                 <w:sz w:val="28"/>
                 <w:szCs w:val="28"/>
               </w:rPr>
-              <w:t xml:space="preserve">– </w:t>
-            </w:r>
-            <w:proofErr w:type="spellStart"/>
-            <w:r>
-              <w:rPr>
-                <w:sz w:val="28"/>
-                <w:szCs w:val="28"/>
-              </w:rPr>
-              <w:t>Identifier</w:t>
-            </w:r>
-            <w:proofErr w:type="spellEnd"/>
-            <w:r>
-              <w:rPr>
-                <w:sz w:val="28"/>
-                <w:szCs w:val="28"/>
-              </w:rPr>
-              <w:t>, идентификатор</w:t>
+              <w:t>– Identifier, идентификатор</w:t>
             </w:r>
           </w:p>
         </w:tc>
@@ -4191,71 +3647,7 @@
                 <w:sz w:val="28"/>
                 <w:szCs w:val="28"/>
               </w:rPr>
-              <w:t xml:space="preserve">– </w:t>
-            </w:r>
-            <w:proofErr w:type="spellStart"/>
-            <w:r>
-              <w:rPr>
-                <w:sz w:val="28"/>
-                <w:szCs w:val="28"/>
-              </w:rPr>
-              <w:t>Moving</w:t>
-            </w:r>
-            <w:proofErr w:type="spellEnd"/>
-            <w:r>
-              <w:rPr>
-                <w:sz w:val="28"/>
-                <w:szCs w:val="28"/>
-              </w:rPr>
-              <w:t xml:space="preserve"> </w:t>
-            </w:r>
-            <w:proofErr w:type="spellStart"/>
-            <w:r>
-              <w:rPr>
-                <w:sz w:val="28"/>
-                <w:szCs w:val="28"/>
-              </w:rPr>
-              <w:t>Picture</w:t>
-            </w:r>
-            <w:proofErr w:type="spellEnd"/>
-            <w:r>
-              <w:rPr>
-                <w:sz w:val="28"/>
-                <w:szCs w:val="28"/>
-              </w:rPr>
-              <w:t xml:space="preserve"> </w:t>
-            </w:r>
-            <w:proofErr w:type="spellStart"/>
-            <w:r>
-              <w:rPr>
-                <w:sz w:val="28"/>
-                <w:szCs w:val="28"/>
-              </w:rPr>
-              <w:t>Experts</w:t>
-            </w:r>
-            <w:proofErr w:type="spellEnd"/>
-            <w:r>
-              <w:rPr>
-                <w:sz w:val="28"/>
-                <w:szCs w:val="28"/>
-              </w:rPr>
-              <w:t xml:space="preserve"> </w:t>
-            </w:r>
-            <w:proofErr w:type="spellStart"/>
-            <w:r>
-              <w:rPr>
-                <w:sz w:val="28"/>
-                <w:szCs w:val="28"/>
-              </w:rPr>
-              <w:t>Group</w:t>
-            </w:r>
-            <w:proofErr w:type="spellEnd"/>
-            <w:r>
-              <w:rPr>
-                <w:sz w:val="28"/>
-                <w:szCs w:val="28"/>
-              </w:rPr>
-              <w:t>, или же группа экспертов в области движущихся изображений</w:t>
+              <w:t>– Moving Picture Experts Group, или же группа экспертов в области движущихся изображений</w:t>
             </w:r>
             <w:r>
               <w:rPr>
@@ -4345,39 +3737,7 @@
                 <w:sz w:val="28"/>
                 <w:szCs w:val="28"/>
               </w:rPr>
-              <w:t xml:space="preserve">– HTTP </w:t>
-            </w:r>
-            <w:proofErr w:type="spellStart"/>
-            <w:r>
-              <w:rPr>
-                <w:sz w:val="28"/>
-                <w:szCs w:val="28"/>
-              </w:rPr>
-              <w:t>Live</w:t>
-            </w:r>
-            <w:proofErr w:type="spellEnd"/>
-            <w:r>
-              <w:rPr>
-                <w:sz w:val="28"/>
-                <w:szCs w:val="28"/>
-              </w:rPr>
-              <w:t xml:space="preserve"> </w:t>
-            </w:r>
-            <w:proofErr w:type="spellStart"/>
-            <w:r>
-              <w:rPr>
-                <w:sz w:val="28"/>
-                <w:szCs w:val="28"/>
-              </w:rPr>
-              <w:t>Streaming</w:t>
-            </w:r>
-            <w:proofErr w:type="spellEnd"/>
-            <w:r>
-              <w:rPr>
-                <w:sz w:val="28"/>
-                <w:szCs w:val="28"/>
-              </w:rPr>
-              <w:t>, потоковое вещание по HTTP</w:t>
+              <w:t>– HTTP Live Streaming, потоковое вещание по HTTP</w:t>
             </w:r>
           </w:p>
         </w:tc>
@@ -4460,49 +3820,8 @@
                 <w:sz w:val="28"/>
                 <w:szCs w:val="28"/>
               </w:rPr>
-              <w:t xml:space="preserve">– </w:t>
-            </w:r>
-            <w:proofErr w:type="spellStart"/>
-            <w:r>
-              <w:rPr>
-                <w:sz w:val="28"/>
-                <w:szCs w:val="28"/>
-              </w:rPr>
-              <w:t>HyperText</w:t>
-            </w:r>
-            <w:proofErr w:type="spellEnd"/>
-            <w:r>
-              <w:rPr>
-                <w:sz w:val="28"/>
-                <w:szCs w:val="28"/>
-              </w:rPr>
-              <w:t xml:space="preserve"> </w:t>
-            </w:r>
-            <w:proofErr w:type="spellStart"/>
-            <w:r>
-              <w:rPr>
-                <w:sz w:val="28"/>
-                <w:szCs w:val="28"/>
-              </w:rPr>
-              <w:t>Transfer</w:t>
-            </w:r>
-            <w:proofErr w:type="spellEnd"/>
-            <w:r>
-              <w:rPr>
-                <w:sz w:val="28"/>
-                <w:szCs w:val="28"/>
-              </w:rPr>
-              <w:t xml:space="preserve"> </w:t>
-            </w:r>
-            <w:proofErr w:type="spellStart"/>
-            <w:r>
-              <w:rPr>
-                <w:sz w:val="28"/>
-                <w:szCs w:val="28"/>
-              </w:rPr>
-              <w:t>Protocol</w:t>
-            </w:r>
-            <w:proofErr w:type="spellEnd"/>
+              <w:t>– HyperText Transfer Protocol</w:t>
+            </w:r>
           </w:p>
         </w:tc>
       </w:tr>
@@ -4584,49 +3903,8 @@
                 <w:sz w:val="28"/>
                 <w:szCs w:val="28"/>
               </w:rPr>
-              <w:t xml:space="preserve">– </w:t>
-            </w:r>
-            <w:proofErr w:type="spellStart"/>
-            <w:r>
-              <w:rPr>
-                <w:sz w:val="28"/>
-                <w:szCs w:val="28"/>
-              </w:rPr>
-              <w:t>Representational</w:t>
-            </w:r>
-            <w:proofErr w:type="spellEnd"/>
-            <w:r>
-              <w:rPr>
-                <w:sz w:val="28"/>
-                <w:szCs w:val="28"/>
-              </w:rPr>
-              <w:t xml:space="preserve"> </w:t>
-            </w:r>
-            <w:proofErr w:type="spellStart"/>
-            <w:r>
-              <w:rPr>
-                <w:sz w:val="28"/>
-                <w:szCs w:val="28"/>
-              </w:rPr>
-              <w:t>State</w:t>
-            </w:r>
-            <w:proofErr w:type="spellEnd"/>
-            <w:r>
-              <w:rPr>
-                <w:sz w:val="28"/>
-                <w:szCs w:val="28"/>
-              </w:rPr>
-              <w:t xml:space="preserve"> </w:t>
-            </w:r>
-            <w:proofErr w:type="spellStart"/>
-            <w:r>
-              <w:rPr>
-                <w:sz w:val="28"/>
-                <w:szCs w:val="28"/>
-              </w:rPr>
-              <w:t>Transfer</w:t>
-            </w:r>
-            <w:proofErr w:type="spellEnd"/>
+              <w:t>– Representational State Transfer</w:t>
+            </w:r>
           </w:p>
         </w:tc>
       </w:tr>
@@ -4708,33 +3986,8 @@
                 <w:sz w:val="28"/>
                 <w:szCs w:val="28"/>
               </w:rPr>
-              <w:t xml:space="preserve">– JSON </w:t>
-            </w:r>
-            <w:proofErr w:type="spellStart"/>
-            <w:r>
-              <w:rPr>
-                <w:sz w:val="28"/>
-                <w:szCs w:val="28"/>
-              </w:rPr>
-              <w:t>Web</w:t>
-            </w:r>
-            <w:proofErr w:type="spellEnd"/>
-            <w:r>
-              <w:rPr>
-                <w:sz w:val="28"/>
-                <w:szCs w:val="28"/>
-              </w:rPr>
-              <w:t xml:space="preserve"> </w:t>
-            </w:r>
-            <w:proofErr w:type="spellStart"/>
-            <w:r>
-              <w:rPr>
-                <w:sz w:val="28"/>
-                <w:szCs w:val="28"/>
-              </w:rPr>
-              <w:t>Token</w:t>
-            </w:r>
-            <w:proofErr w:type="spellEnd"/>
+              <w:t>– JSON Web Token</w:t>
+            </w:r>
           </w:p>
         </w:tc>
       </w:tr>
@@ -4854,17 +4107,8 @@
                 <w:sz w:val="28"/>
                 <w:szCs w:val="28"/>
               </w:rPr>
-              <w:t xml:space="preserve">Облачная платформа от </w:t>
-            </w:r>
-            <w:proofErr w:type="spellStart"/>
-            <w:r>
-              <w:rPr>
-                <w:sz w:val="28"/>
-                <w:szCs w:val="28"/>
-              </w:rPr>
-              <w:t>Amazon</w:t>
-            </w:r>
-            <w:proofErr w:type="spellEnd"/>
+              <w:t>Облачная платформа от Amazon</w:t>
+            </w:r>
           </w:p>
         </w:tc>
       </w:tr>
@@ -4947,39 +4191,14 @@
                 <w:sz w:val="28"/>
                 <w:szCs w:val="28"/>
               </w:rPr>
-              <w:t xml:space="preserve">– </w:t>
-            </w:r>
-            <w:proofErr w:type="spellStart"/>
+              <w:t>– File System, файловая система</w:t>
+            </w:r>
             <w:r>
               <w:rPr>
                 <w:sz w:val="28"/>
                 <w:szCs w:val="28"/>
               </w:rPr>
-              <w:t>File</w:t>
-            </w:r>
-            <w:proofErr w:type="spellEnd"/>
-            <w:r>
-              <w:rPr>
-                <w:sz w:val="28"/>
-                <w:szCs w:val="28"/>
-              </w:rPr>
-              <w:t xml:space="preserve"> </w:t>
-            </w:r>
-            <w:proofErr w:type="spellStart"/>
-            <w:r>
-              <w:rPr>
-                <w:sz w:val="28"/>
-                <w:szCs w:val="28"/>
-              </w:rPr>
-              <w:t>System</w:t>
-            </w:r>
-            <w:proofErr w:type="spellEnd"/>
-            <w:r>
-              <w:rPr>
-                <w:sz w:val="28"/>
-                <w:szCs w:val="28"/>
-              </w:rPr>
-              <w:t>, файловая система</w:t>
+              <w:t>*</w:t>
             </w:r>
           </w:p>
           <w:p>
@@ -5011,6 +4230,275 @@
     </w:p>
     <w:p>
       <w:pPr>
+        <w:spacing w:line="360" w:lineRule="auto"/>
+        <w:ind w:firstLine="709"/>
+        <w:rPr>
+          <w:rFonts w:ascii="Times New Roman" w:eastAsia="Times New Roman" w:hAnsi="Times New Roman" w:cs="Times New Roman"/>
+          <w:sz w:val="28"/>
+          <w:szCs w:val="28"/>
+          <w:lang w:eastAsia="ru-RU"/>
+        </w:rPr>
+      </w:pPr>
+    </w:p>
+    <w:p>
+      <w:pPr>
+        <w:spacing w:line="360" w:lineRule="auto"/>
+        <w:ind w:firstLine="709"/>
+        <w:rPr>
+          <w:rFonts w:ascii="Times New Roman" w:eastAsia="Times New Roman" w:hAnsi="Times New Roman" w:cs="Times New Roman"/>
+          <w:sz w:val="28"/>
+          <w:szCs w:val="28"/>
+          <w:lang w:eastAsia="ru-RU"/>
+        </w:rPr>
+      </w:pPr>
+    </w:p>
+    <w:p>
+      <w:pPr>
+        <w:spacing w:line="360" w:lineRule="auto"/>
+        <w:ind w:firstLine="709"/>
+        <w:rPr>
+          <w:rFonts w:ascii="Times New Roman" w:eastAsia="Times New Roman" w:hAnsi="Times New Roman" w:cs="Times New Roman"/>
+          <w:sz w:val="28"/>
+          <w:szCs w:val="28"/>
+          <w:lang w:eastAsia="ru-RU"/>
+        </w:rPr>
+      </w:pPr>
+    </w:p>
+    <w:p>
+      <w:pPr>
+        <w:spacing w:line="360" w:lineRule="auto"/>
+        <w:ind w:firstLine="709"/>
+        <w:rPr>
+          <w:rFonts w:ascii="Times New Roman" w:eastAsia="Times New Roman" w:hAnsi="Times New Roman" w:cs="Times New Roman"/>
+          <w:sz w:val="28"/>
+          <w:szCs w:val="28"/>
+          <w:lang w:eastAsia="ru-RU"/>
+        </w:rPr>
+      </w:pPr>
+    </w:p>
+    <w:p>
+      <w:pPr>
+        <w:spacing w:line="360" w:lineRule="auto"/>
+        <w:ind w:firstLine="709"/>
+        <w:rPr>
+          <w:rFonts w:ascii="Times New Roman" w:eastAsia="Times New Roman" w:hAnsi="Times New Roman" w:cs="Times New Roman"/>
+          <w:sz w:val="28"/>
+          <w:szCs w:val="28"/>
+          <w:lang w:eastAsia="ru-RU"/>
+        </w:rPr>
+      </w:pPr>
+    </w:p>
+    <w:p>
+      <w:pPr>
+        <w:spacing w:line="360" w:lineRule="auto"/>
+        <w:ind w:firstLine="709"/>
+        <w:rPr>
+          <w:rFonts w:ascii="Times New Roman" w:eastAsia="Times New Roman" w:hAnsi="Times New Roman" w:cs="Times New Roman"/>
+          <w:sz w:val="28"/>
+          <w:szCs w:val="28"/>
+          <w:lang w:eastAsia="ru-RU"/>
+        </w:rPr>
+      </w:pPr>
+    </w:p>
+    <w:p>
+      <w:pPr>
+        <w:spacing w:line="360" w:lineRule="auto"/>
+        <w:ind w:firstLine="709"/>
+        <w:rPr>
+          <w:rFonts w:ascii="Times New Roman" w:eastAsia="Times New Roman" w:hAnsi="Times New Roman" w:cs="Times New Roman"/>
+          <w:sz w:val="28"/>
+          <w:szCs w:val="28"/>
+          <w:lang w:eastAsia="ru-RU"/>
+        </w:rPr>
+      </w:pPr>
+    </w:p>
+    <w:p>
+      <w:pPr>
+        <w:spacing w:line="360" w:lineRule="auto"/>
+        <w:ind w:firstLine="709"/>
+        <w:rPr>
+          <w:rFonts w:ascii="Times New Roman" w:eastAsia="Times New Roman" w:hAnsi="Times New Roman" w:cs="Times New Roman"/>
+          <w:sz w:val="28"/>
+          <w:szCs w:val="28"/>
+          <w:lang w:eastAsia="ru-RU"/>
+        </w:rPr>
+      </w:pPr>
+    </w:p>
+    <w:p>
+      <w:pPr>
+        <w:spacing w:line="360" w:lineRule="auto"/>
+        <w:ind w:firstLine="709"/>
+        <w:rPr>
+          <w:rFonts w:ascii="Times New Roman" w:eastAsia="Times New Roman" w:hAnsi="Times New Roman" w:cs="Times New Roman"/>
+          <w:sz w:val="28"/>
+          <w:szCs w:val="28"/>
+          <w:lang w:eastAsia="ru-RU"/>
+        </w:rPr>
+      </w:pPr>
+    </w:p>
+    <w:p>
+      <w:pPr>
+        <w:spacing w:line="360" w:lineRule="auto"/>
+        <w:ind w:firstLine="709"/>
+        <w:rPr>
+          <w:rFonts w:ascii="Times New Roman" w:eastAsia="Times New Roman" w:hAnsi="Times New Roman" w:cs="Times New Roman"/>
+          <w:sz w:val="28"/>
+          <w:szCs w:val="28"/>
+          <w:lang w:eastAsia="ru-RU"/>
+        </w:rPr>
+      </w:pPr>
+    </w:p>
+    <w:p>
+      <w:pPr>
+        <w:spacing w:line="360" w:lineRule="auto"/>
+        <w:ind w:firstLine="709"/>
+        <w:rPr>
+          <w:rFonts w:ascii="Times New Roman" w:eastAsia="Times New Roman" w:hAnsi="Times New Roman" w:cs="Times New Roman"/>
+          <w:sz w:val="28"/>
+          <w:szCs w:val="28"/>
+          <w:lang w:eastAsia="ru-RU"/>
+        </w:rPr>
+      </w:pPr>
+    </w:p>
+    <w:p>
+      <w:pPr>
+        <w:spacing w:line="360" w:lineRule="auto"/>
+        <w:ind w:firstLine="709"/>
+        <w:rPr>
+          <w:rFonts w:ascii="Times New Roman" w:eastAsia="Times New Roman" w:hAnsi="Times New Roman" w:cs="Times New Roman"/>
+          <w:sz w:val="28"/>
+          <w:szCs w:val="28"/>
+          <w:lang w:eastAsia="ru-RU"/>
+        </w:rPr>
+      </w:pPr>
+    </w:p>
+    <w:p>
+      <w:pPr>
+        <w:spacing w:line="360" w:lineRule="auto"/>
+        <w:ind w:firstLine="709"/>
+        <w:rPr>
+          <w:rFonts w:ascii="Times New Roman" w:eastAsia="Times New Roman" w:hAnsi="Times New Roman" w:cs="Times New Roman"/>
+          <w:sz w:val="28"/>
+          <w:szCs w:val="28"/>
+          <w:lang w:eastAsia="ru-RU"/>
+        </w:rPr>
+      </w:pPr>
+    </w:p>
+    <w:p>
+      <w:pPr>
+        <w:spacing w:line="360" w:lineRule="auto"/>
+        <w:ind w:firstLine="709"/>
+        <w:rPr>
+          <w:rFonts w:ascii="Times New Roman" w:eastAsia="Times New Roman" w:hAnsi="Times New Roman" w:cs="Times New Roman"/>
+          <w:sz w:val="28"/>
+          <w:szCs w:val="28"/>
+          <w:lang w:eastAsia="ru-RU"/>
+        </w:rPr>
+      </w:pPr>
+    </w:p>
+    <w:p>
+      <w:pPr>
+        <w:spacing w:line="360" w:lineRule="auto"/>
+        <w:ind w:firstLine="709"/>
+        <w:rPr>
+          <w:rFonts w:ascii="Times New Roman" w:eastAsia="Times New Roman" w:hAnsi="Times New Roman" w:cs="Times New Roman"/>
+          <w:sz w:val="28"/>
+          <w:szCs w:val="28"/>
+          <w:lang w:eastAsia="ru-RU"/>
+        </w:rPr>
+      </w:pPr>
+    </w:p>
+    <w:p>
+      <w:pPr>
+        <w:spacing w:line="360" w:lineRule="auto"/>
+        <w:ind w:firstLine="709"/>
+        <w:rPr>
+          <w:rFonts w:ascii="Times New Roman" w:eastAsia="Times New Roman" w:hAnsi="Times New Roman" w:cs="Times New Roman"/>
+          <w:sz w:val="28"/>
+          <w:szCs w:val="28"/>
+          <w:lang w:eastAsia="ru-RU"/>
+        </w:rPr>
+      </w:pPr>
+    </w:p>
+    <w:p>
+      <w:pPr>
+        <w:spacing w:line="360" w:lineRule="auto"/>
+        <w:ind w:firstLine="709"/>
+        <w:rPr>
+          <w:rFonts w:ascii="Times New Roman" w:eastAsia="Times New Roman" w:hAnsi="Times New Roman" w:cs="Times New Roman"/>
+          <w:sz w:val="28"/>
+          <w:szCs w:val="28"/>
+          <w:lang w:eastAsia="ru-RU"/>
+        </w:rPr>
+      </w:pPr>
+    </w:p>
+    <w:p>
+      <w:pPr>
+        <w:spacing w:line="360" w:lineRule="auto"/>
+        <w:ind w:firstLine="709"/>
+        <w:rPr>
+          <w:rFonts w:ascii="Times New Roman" w:eastAsia="Times New Roman" w:hAnsi="Times New Roman" w:cs="Times New Roman"/>
+          <w:sz w:val="24"/>
+          <w:szCs w:val="24"/>
+          <w:lang w:eastAsia="ru-RU"/>
+        </w:rPr>
+      </w:pPr>
+    </w:p>
+    <w:p>
+      <w:pPr>
+        <w:spacing w:line="360" w:lineRule="auto"/>
+        <w:ind w:firstLine="709"/>
+        <w:rPr>
+          <w:rFonts w:ascii="Times New Roman" w:eastAsia="Times New Roman" w:hAnsi="Times New Roman" w:cs="Times New Roman"/>
+          <w:sz w:val="24"/>
+          <w:szCs w:val="24"/>
+          <w:lang w:eastAsia="ru-RU"/>
+        </w:rPr>
+      </w:pPr>
+      <w:r>
+        <w:rPr>
+          <w:rFonts w:ascii="Times New Roman" w:eastAsia="Times New Roman" w:hAnsi="Times New Roman" w:cs="Times New Roman"/>
+          <w:sz w:val="24"/>
+          <w:szCs w:val="24"/>
+          <w:lang w:eastAsia="ru-RU"/>
+        </w:rPr>
+        <w:pict>
+          <v:rect id="_x0000_i1059" style="width:220.3pt;height:1.5pt" o:hrpct="471" o:hrstd="t" o:hr="t" fillcolor="#a0a0a0" stroked="f"/>
+        </w:pict>
+      </w:r>
+    </w:p>
+    <w:p>
+      <w:pPr>
+        <w:spacing w:line="360" w:lineRule="auto"/>
+        <w:ind w:firstLine="709"/>
+        <w:rPr>
+          <w:rFonts w:ascii="Times New Roman" w:eastAsia="Times New Roman" w:hAnsi="Times New Roman" w:cs="Times New Roman"/>
+          <w:sz w:val="24"/>
+          <w:szCs w:val="24"/>
+          <w:lang w:eastAsia="ru-RU"/>
+        </w:rPr>
+      </w:pPr>
+      <w:r>
+        <w:rPr>
+          <w:rFonts w:ascii="Times New Roman" w:eastAsia="Times New Roman" w:hAnsi="Times New Roman" w:cs="Times New Roman"/>
+          <w:sz w:val="24"/>
+          <w:szCs w:val="24"/>
+          <w:lang w:eastAsia="ru-RU"/>
+        </w:rPr>
+        <w:t>*</w:t>
+      </w:r>
+      <w:r>
+        <w:rPr>
+          <w:rFonts w:ascii="Times New Roman" w:eastAsia="Times New Roman" w:hAnsi="Times New Roman" w:cs="Times New Roman"/>
+          <w:sz w:val="24"/>
+          <w:szCs w:val="24"/>
+          <w:lang w:eastAsia="ru-RU"/>
+        </w:rPr>
+        <w:t xml:space="preserve"> Система для файлов</w:t>
+      </w:r>
+    </w:p>
+    <w:p>
+      <w:pPr>
         <w:pStyle w:val="1"/>
         <w:spacing w:line="360" w:lineRule="auto"/>
         <w:ind w:firstLine="709"/>
@@ -5018,6 +4506,7 @@
       </w:pPr>
       <w:bookmarkStart w:id="7" w:name="_Toc226001018"/>
       <w:r>
+        <w:lastRenderedPageBreak/>
         <w:t>ВВЕДЕНИЕ</w:t>
       </w:r>
       <w:bookmarkEnd w:id="7"/>
@@ -5068,11 +4557,7 @@
         <w:t xml:space="preserve">тображается </w:t>
       </w:r>
       <w:r>
-        <w:t xml:space="preserve">можно </w:t>
-      </w:r>
-      <w:proofErr w:type="gramStart"/>
-      <w:r>
-        <w:t xml:space="preserve">наблюдать </w:t>
+        <w:t xml:space="preserve">можно наблюдать </w:t>
       </w:r>
       <w:r>
         <w:t>,</w:t>
@@ -5081,11 +4566,7 @@
         <w:t>с</w:t>
       </w:r>
       <w:r>
-        <w:t>огласно</w:t>
-      </w:r>
-      <w:proofErr w:type="gramEnd"/>
-      <w:r>
-        <w:t xml:space="preserve"> [1</w:t>
+        <w:t>огласно [1</w:t>
       </w:r>
       <w:r>
         <w:t>].</w:t>
@@ -5372,67 +4853,56 @@
           <w:szCs w:val="24"/>
           <w:lang w:eastAsia="ru-RU"/>
         </w:rPr>
+        <w:t>Р</w:t>
+      </w:r>
+      <w:r>
+        <w:rPr>
+          <w:rFonts w:ascii="Times New Roman" w:eastAsia="Times New Roman" w:hAnsi="Times New Roman" w:cs="Times New Roman"/>
+          <w:sz w:val="24"/>
+          <w:szCs w:val="24"/>
+          <w:lang w:eastAsia="ru-RU"/>
+        </w:rPr>
+        <w:t>исунок А</w:t>
+      </w:r>
+      <w:r>
+        <w:rPr>
+          <w:rFonts w:ascii="Times New Roman" w:eastAsia="Times New Roman" w:hAnsi="Times New Roman" w:cs="Times New Roman"/>
+          <w:sz w:val="24"/>
+          <w:szCs w:val="24"/>
+          <w:lang w:eastAsia="ru-RU"/>
+        </w:rPr>
+        <w:t>.1  Голова</w:t>
+      </w:r>
+      <w:r>
+        <w:rPr>
+          <w:rFonts w:ascii="Times New Roman" w:eastAsia="Times New Roman" w:hAnsi="Times New Roman" w:cs="Times New Roman"/>
+          <w:sz w:val="24"/>
+          <w:szCs w:val="24"/>
+          <w:lang w:eastAsia="ru-RU"/>
+        </w:rPr>
+        <w:t>.</w:t>
+      </w:r>
+    </w:p>
+    <w:p>
+      <w:pPr>
+        <w:spacing w:line="360" w:lineRule="auto"/>
+        <w:ind w:firstLine="709"/>
+        <w:rPr>
+          <w:rFonts w:ascii="Times New Roman" w:eastAsia="Times New Roman" w:hAnsi="Times New Roman" w:cs="Times New Roman"/>
+          <w:sz w:val="24"/>
+          <w:szCs w:val="24"/>
+          <w:lang w:eastAsia="ru-RU"/>
+        </w:rPr>
+      </w:pPr>
+      <w:r>
+        <w:rPr>
+          <w:rFonts w:ascii="Times New Roman" w:eastAsia="Times New Roman" w:hAnsi="Times New Roman" w:cs="Times New Roman"/>
+          <w:noProof/>
+          <w:sz w:val="24"/>
+          <w:szCs w:val="24"/>
+          <w:lang w:eastAsia="ru-RU"/>
+        </w:rPr>
         <w:lastRenderedPageBreak/>
-        <w:t>Р</w:t>
-      </w:r>
-      <w:r>
-        <w:rPr>
-          <w:rFonts w:ascii="Times New Roman" w:eastAsia="Times New Roman" w:hAnsi="Times New Roman" w:cs="Times New Roman"/>
-          <w:sz w:val="24"/>
-          <w:szCs w:val="24"/>
-          <w:lang w:eastAsia="ru-RU"/>
-        </w:rPr>
-        <w:t xml:space="preserve">исунок </w:t>
-      </w:r>
-      <w:proofErr w:type="gramStart"/>
-      <w:r>
-        <w:rPr>
-          <w:rFonts w:ascii="Times New Roman" w:eastAsia="Times New Roman" w:hAnsi="Times New Roman" w:cs="Times New Roman"/>
-          <w:sz w:val="24"/>
-          <w:szCs w:val="24"/>
-          <w:lang w:eastAsia="ru-RU"/>
-        </w:rPr>
-        <w:t>А</w:t>
-      </w:r>
-      <w:r>
-        <w:rPr>
-          <w:rFonts w:ascii="Times New Roman" w:eastAsia="Times New Roman" w:hAnsi="Times New Roman" w:cs="Times New Roman"/>
-          <w:sz w:val="24"/>
-          <w:szCs w:val="24"/>
-          <w:lang w:eastAsia="ru-RU"/>
-        </w:rPr>
-        <w:t>.1  Голова</w:t>
-      </w:r>
-      <w:proofErr w:type="gramEnd"/>
-      <w:r>
-        <w:rPr>
-          <w:rFonts w:ascii="Times New Roman" w:eastAsia="Times New Roman" w:hAnsi="Times New Roman" w:cs="Times New Roman"/>
-          <w:sz w:val="24"/>
-          <w:szCs w:val="24"/>
-          <w:lang w:eastAsia="ru-RU"/>
-        </w:rPr>
-        <w:t>.</w:t>
-      </w:r>
-    </w:p>
-    <w:p>
-      <w:pPr>
-        <w:spacing w:line="360" w:lineRule="auto"/>
-        <w:ind w:firstLine="709"/>
-        <w:rPr>
-          <w:rFonts w:ascii="Times New Roman" w:eastAsia="Times New Roman" w:hAnsi="Times New Roman" w:cs="Times New Roman"/>
-          <w:sz w:val="24"/>
-          <w:szCs w:val="24"/>
-          <w:lang w:eastAsia="ru-RU"/>
-        </w:rPr>
-      </w:pPr>
-      <w:r>
-        <w:rPr>
-          <w:rFonts w:ascii="Times New Roman" w:eastAsia="Times New Roman" w:hAnsi="Times New Roman" w:cs="Times New Roman"/>
-          <w:noProof/>
-          <w:sz w:val="24"/>
-          <w:szCs w:val="24"/>
-          <w:lang w:eastAsia="ru-RU"/>
-        </w:rPr>
         <w:drawing>
           <wp:inline distT="0" distB="0" distL="0" distR="0" wp14:anchorId="4C44521D" wp14:editId="740F0031">
             <wp:extent cx="5778500" cy="6350000"/>
@@ -5624,27 +5094,7 @@
           <w:szCs w:val="24"/>
           <w:lang w:eastAsia="ru-RU"/>
         </w:rPr>
-        <w:t xml:space="preserve">На </w:t>
-      </w:r>
-      <w:proofErr w:type="spellStart"/>
-      <w:r>
-        <w:rPr>
-          <w:rFonts w:ascii="Times New Roman" w:eastAsia="Times New Roman" w:hAnsi="Times New Roman" w:cs="Times New Roman"/>
-          <w:sz w:val="24"/>
-          <w:szCs w:val="24"/>
-          <w:lang w:eastAsia="ru-RU"/>
-        </w:rPr>
-        <w:t>кудыкиной</w:t>
-      </w:r>
-      <w:proofErr w:type="spellEnd"/>
-      <w:r>
-        <w:rPr>
-          <w:rFonts w:ascii="Times New Roman" w:eastAsia="Times New Roman" w:hAnsi="Times New Roman" w:cs="Times New Roman"/>
-          <w:sz w:val="24"/>
-          <w:szCs w:val="24"/>
-          <w:lang w:eastAsia="ru-RU"/>
-        </w:rPr>
-        <w:t xml:space="preserve"> горе в </w:t>
+        <w:t xml:space="preserve">На кудыкиной горе в </w:t>
       </w:r>
       <w:r>
         <w:rPr>
@@ -5686,7 +5136,7 @@
           <w:lang w:eastAsia="ru-RU"/>
         </w:rPr>
         <w:pict>
-          <v:rect id="_x0000_i1027" style="width:182.15pt;height:1.6pt" o:hrpct="405" o:hrstd="t" o:hr="t" fillcolor="#a0a0a0" stroked="f"/>
+          <v:rect id="_x0000_i1048" style="width:401.8pt;height:1.5pt" o:hrpct="859" o:hrstd="t" o:hr="t" fillcolor="#a0a0a0" stroked="f"/>
         </w:pict>
       </w:r>
     </w:p>
@@ -5757,9 +5207,9 @@
                 <w:szCs w:val="24"/>
                 <w:lang w:val="en-US" w:eastAsia="ru-RU"/>
               </w:rPr>
+              <w:lastRenderedPageBreak/>
               <w:t>G</w:t>
             </w:r>
-            <w:proofErr w:type="spellStart"/>
             <w:r>
               <w:rPr>
                 <w:rFonts w:ascii="Times New Roman" w:eastAsia="Times New Roman" w:hAnsi="Times New Roman" w:cs="Times New Roman"/>
@@ -5769,7 +5219,6 @@
               </w:rPr>
               <w:t>ымывм</w:t>
             </w:r>
-            <w:proofErr w:type="spellEnd"/>
           </w:p>
         </w:tc>
         <w:tc>
@@ -5799,7 +5248,6 @@
               </w:rPr>
               <w:t>G</w:t>
             </w:r>
-            <w:proofErr w:type="spellStart"/>
             <w:r>
               <w:rPr>
                 <w:rFonts w:ascii="Times New Roman" w:eastAsia="Times New Roman" w:hAnsi="Times New Roman" w:cs="Times New Roman"/>
@@ -5809,7 +5257,6 @@
               </w:rPr>
               <w:t>вмывм</w:t>
             </w:r>
-            <w:proofErr w:type="spellEnd"/>
           </w:p>
         </w:tc>
       </w:tr>
@@ -5829,7 +5276,6 @@
                 <w:lang w:eastAsia="ru-RU"/>
               </w:rPr>
             </w:pPr>
-            <w:proofErr w:type="spellStart"/>
             <w:r>
               <w:rPr>
                 <w:rFonts w:ascii="Times New Roman" w:eastAsia="Times New Roman" w:hAnsi="Times New Roman" w:cs="Times New Roman"/>
@@ -5839,7 +5285,6 @@
               </w:rPr>
               <w:t>ымвмывм</w:t>
             </w:r>
-            <w:proofErr w:type="spellEnd"/>
           </w:p>
         </w:tc>
         <w:tc>
@@ -5857,7 +5302,6 @@
                 <w:lang w:eastAsia="ru-RU"/>
               </w:rPr>
             </w:pPr>
-            <w:proofErr w:type="spellStart"/>
             <w:r>
               <w:rPr>
                 <w:rFonts w:ascii="Times New Roman" w:eastAsia="Times New Roman" w:hAnsi="Times New Roman" w:cs="Times New Roman"/>
@@ -5867,7 +5311,6 @@
               </w:rPr>
               <w:t>ывмывм</w:t>
             </w:r>
-            <w:proofErr w:type="spellEnd"/>
           </w:p>
         </w:tc>
       </w:tr>
@@ -5929,14 +5372,12 @@
           <w:b/>
         </w:rPr>
       </w:pPr>
-      <w:proofErr w:type="spellStart"/>
       <w:r>
         <w:rPr>
           <w:b/>
         </w:rPr>
         <w:t>Барабере</w:t>
       </w:r>
-      <w:proofErr w:type="spellEnd"/>
     </w:p>
     <w:p>
       <w:pPr>
@@ -5952,14 +5393,12 @@
           <w:b/>
         </w:rPr>
       </w:pPr>
-      <w:proofErr w:type="spellStart"/>
       <w:r>
         <w:rPr>
           <w:b/>
         </w:rPr>
         <w:t>Бурабере</w:t>
       </w:r>
-      <w:proofErr w:type="spellEnd"/>
     </w:p>
     <w:p>
       <w:pPr>
@@ -5980,27 +5419,7 @@
           <w:szCs w:val="24"/>
           <w:lang w:eastAsia="ru-RU"/>
         </w:rPr>
-        <w:t xml:space="preserve">На </w:t>
-      </w:r>
-      <w:proofErr w:type="spellStart"/>
-      <w:r>
-        <w:rPr>
-          <w:rFonts w:ascii="Times New Roman" w:eastAsia="Times New Roman" w:hAnsi="Times New Roman" w:cs="Times New Roman"/>
-          <w:sz w:val="24"/>
-          <w:szCs w:val="24"/>
-          <w:lang w:eastAsia="ru-RU"/>
-        </w:rPr>
-        <w:t>кудыкиной</w:t>
-      </w:r>
-      <w:proofErr w:type="spellEnd"/>
-      <w:r>
-        <w:rPr>
-          <w:rFonts w:ascii="Times New Roman" w:eastAsia="Times New Roman" w:hAnsi="Times New Roman" w:cs="Times New Roman"/>
-          <w:sz w:val="24"/>
-          <w:szCs w:val="24"/>
-          <w:lang w:eastAsia="ru-RU"/>
-        </w:rPr>
-        <w:t xml:space="preserve"> горе в соответствии с таблицей </w:t>
+        <w:t xml:space="preserve">На кудыкиной горе в соответствии с таблицей </w:t>
       </w:r>
       <w:r>
         <w:rPr>
@@ -6552,7 +5971,6 @@
                 <w:lang w:eastAsia="ru-RU"/>
               </w:rPr>
             </w:pPr>
-            <w:proofErr w:type="spellStart"/>
             <w:r>
               <w:rPr>
                 <w:rFonts w:ascii="Times New Roman" w:eastAsia="Times New Roman" w:hAnsi="Times New Roman" w:cs="Times New Roman"/>
@@ -6562,7 +5980,6 @@
               </w:rPr>
               <w:t>вымывм</w:t>
             </w:r>
-            <w:proofErr w:type="spellEnd"/>
           </w:p>
         </w:tc>
         <w:tc>
@@ -6580,7 +5997,6 @@
                 <w:lang w:eastAsia="ru-RU"/>
               </w:rPr>
             </w:pPr>
-            <w:proofErr w:type="spellStart"/>
             <w:r>
               <w:rPr>
                 <w:rFonts w:ascii="Times New Roman" w:eastAsia="Times New Roman" w:hAnsi="Times New Roman" w:cs="Times New Roman"/>
@@ -6590,7 +6006,6 @@
               </w:rPr>
               <w:t>ывмывм</w:t>
             </w:r>
-            <w:proofErr w:type="spellEnd"/>
           </w:p>
         </w:tc>
       </w:tr>
@@ -6610,7 +6025,6 @@
                 <w:lang w:eastAsia="ru-RU"/>
               </w:rPr>
             </w:pPr>
-            <w:proofErr w:type="spellStart"/>
             <w:r>
               <w:rPr>
                 <w:rFonts w:ascii="Times New Roman" w:eastAsia="Times New Roman" w:hAnsi="Times New Roman" w:cs="Times New Roman"/>
@@ -6620,7 +6034,6 @@
               </w:rPr>
               <w:t>ымвмывм</w:t>
             </w:r>
-            <w:proofErr w:type="spellEnd"/>
           </w:p>
         </w:tc>
         <w:tc>
@@ -6638,7 +6051,6 @@
                 <w:lang w:eastAsia="ru-RU"/>
               </w:rPr>
             </w:pPr>
-            <w:proofErr w:type="spellStart"/>
             <w:r>
               <w:rPr>
                 <w:rFonts w:ascii="Times New Roman" w:eastAsia="Times New Roman" w:hAnsi="Times New Roman" w:cs="Times New Roman"/>
@@ -6648,7 +6060,6 @@
               </w:rPr>
               <w:t>ывмывм</w:t>
             </w:r>
-            <w:proofErr w:type="spellEnd"/>
           </w:p>
         </w:tc>
       </w:tr>
@@ -6682,10 +6093,8 @@
           <w:szCs w:val="24"/>
           <w:lang w:eastAsia="ru-RU"/>
         </w:rPr>
-        <w:t>римечание</w:t>
-      </w:r>
-      <w:bookmarkStart w:id="9" w:name="_GoBack"/>
-      <w:bookmarkEnd w:id="9"/>
+        <w:t>римечания</w:t>
+      </w:r>
       <w:r>
         <w:rPr>
           <w:rFonts w:ascii="Times New Roman" w:eastAsia="Times New Roman" w:hAnsi="Times New Roman" w:cs="Times New Roman"/>
@@ -6695,7 +6104,6 @@
         </w:rPr>
         <w:t xml:space="preserve"> </w:t>
       </w:r>
-      <w:proofErr w:type="spellStart"/>
       <w:r>
         <w:rPr>
           <w:rFonts w:ascii="Times New Roman" w:eastAsia="Times New Roman" w:hAnsi="Times New Roman" w:cs="Times New Roman"/>
@@ -6705,7 +6113,17 @@
         </w:rPr>
         <w:t>вапвыа</w:t>
       </w:r>
-      <w:proofErr w:type="spellEnd"/>
+      <w:r>
+        <w:rPr>
+          <w:rStyle w:val="af"/>
+          <w:rFonts w:ascii="Times New Roman" w:eastAsia="Times New Roman" w:hAnsi="Times New Roman" w:cs="Times New Roman"/>
+          <w:sz w:val="24"/>
+          <w:szCs w:val="24"/>
+          <w:lang w:eastAsia="ru-RU"/>
+        </w:rPr>
+        <w:footnoteReference w:customMarkFollows="1" w:id="2"/>
+        <w:t>*</w:t>
+      </w:r>
     </w:p>
     <w:p>
       <w:pPr>
@@ -6743,51 +6161,29 @@
           <w:szCs w:val="24"/>
           <w:lang w:eastAsia="ru-RU"/>
         </w:rPr>
-        <w:t xml:space="preserve"> Бим </w:t>
-      </w:r>
-      <w:proofErr w:type="spellStart"/>
-      <w:r>
-        <w:rPr>
-          <w:rFonts w:ascii="Times New Roman" w:eastAsia="Times New Roman" w:hAnsi="Times New Roman" w:cs="Times New Roman"/>
-          <w:sz w:val="24"/>
-          <w:szCs w:val="24"/>
-          <w:lang w:eastAsia="ru-RU"/>
-        </w:rPr>
-        <w:t>бам</w:t>
-      </w:r>
-      <w:proofErr w:type="spellEnd"/>
-    </w:p>
-    <w:p>
-      <w:pPr>
-        <w:spacing w:line="360" w:lineRule="auto"/>
-        <w:ind w:firstLine="709"/>
-        <w:rPr>
-          <w:rFonts w:ascii="Times New Roman" w:eastAsia="Times New Roman" w:hAnsi="Times New Roman" w:cs="Times New Roman"/>
-          <w:sz w:val="24"/>
-          <w:szCs w:val="24"/>
-          <w:lang w:eastAsia="ru-RU"/>
-        </w:rPr>
-      </w:pPr>
-      <w:r>
-        <w:rPr>
-          <w:rFonts w:ascii="Times New Roman" w:eastAsia="Times New Roman" w:hAnsi="Times New Roman" w:cs="Times New Roman"/>
-          <w:sz w:val="24"/>
-          <w:szCs w:val="24"/>
-          <w:lang w:eastAsia="ru-RU"/>
-        </w:rPr>
-        <w:t xml:space="preserve">2 Бум </w:t>
-      </w:r>
-      <w:proofErr w:type="spellStart"/>
-      <w:r>
-        <w:rPr>
-          <w:rFonts w:ascii="Times New Roman" w:eastAsia="Times New Roman" w:hAnsi="Times New Roman" w:cs="Times New Roman"/>
-          <w:sz w:val="24"/>
-          <w:szCs w:val="24"/>
-          <w:lang w:eastAsia="ru-RU"/>
-        </w:rPr>
-        <w:t>бам</w:t>
-      </w:r>
-      <w:proofErr w:type="spellEnd"/>
+        <w:t xml:space="preserve"> Бим бам</w:t>
+      </w:r>
+    </w:p>
+    <w:p>
+      <w:pPr>
+        <w:spacing w:line="360" w:lineRule="auto"/>
+        <w:ind w:firstLine="709"/>
+        <w:rPr>
+          <w:rFonts w:ascii="Times New Roman" w:eastAsia="Times New Roman" w:hAnsi="Times New Roman" w:cs="Times New Roman"/>
+          <w:sz w:val="24"/>
+          <w:szCs w:val="24"/>
+          <w:lang w:eastAsia="ru-RU"/>
+        </w:rPr>
+      </w:pPr>
+      <w:r>
+        <w:rPr>
+          <w:rFonts w:ascii="Times New Roman" w:eastAsia="Times New Roman" w:hAnsi="Times New Roman" w:cs="Times New Roman"/>
+          <w:sz w:val="24"/>
+          <w:szCs w:val="24"/>
+          <w:lang w:eastAsia="ru-RU"/>
+        </w:rPr>
+        <w:t>2 Бум бам</w:t>
+      </w:r>
     </w:p>
     <w:p>
       <w:pPr>
@@ -6833,1275 +6229,6 @@
     </w:p>
     <w:p>
       <w:pPr>
-        <w:pStyle w:val="1"/>
-        <w:spacing w:line="360" w:lineRule="auto"/>
-        <w:ind w:firstLine="709"/>
-        <w:jc w:val="center"/>
-      </w:pPr>
-      <w:bookmarkStart w:id="10" w:name="_Toc226001019"/>
-      <w:r>
-        <w:t>ЗАКЛЮЧЕНИЕ</w:t>
-      </w:r>
-      <w:bookmarkEnd w:id="10"/>
-    </w:p>
-    <w:p>
-      <w:pPr>
-        <w:spacing w:line="360" w:lineRule="auto"/>
-        <w:ind w:firstLine="709"/>
-        <w:rPr>
-          <w:rFonts w:ascii="Times New Roman" w:eastAsia="Times New Roman" w:hAnsi="Times New Roman" w:cs="Times New Roman"/>
-          <w:b/>
-          <w:sz w:val="24"/>
-          <w:szCs w:val="24"/>
-          <w:lang w:eastAsia="ru-RU"/>
-        </w:rPr>
-      </w:pPr>
-      <w:proofErr w:type="spellStart"/>
-      <w:proofErr w:type="gramStart"/>
-      <w:r>
-        <w:rPr>
-          <w:rFonts w:ascii="Times New Roman" w:eastAsia="Times New Roman" w:hAnsi="Times New Roman" w:cs="Times New Roman"/>
-          <w:b/>
-          <w:sz w:val="24"/>
-          <w:szCs w:val="24"/>
-          <w:lang w:eastAsia="ru-RU"/>
-        </w:rPr>
-        <w:t>Фуафуыаыуа.ыуаыуаыуа.ыуаыуаыуа</w:t>
-      </w:r>
-      <w:proofErr w:type="gramEnd"/>
-      <w:r>
-        <w:rPr>
-          <w:rFonts w:ascii="Times New Roman" w:eastAsia="Times New Roman" w:hAnsi="Times New Roman" w:cs="Times New Roman"/>
-          <w:b/>
-          <w:sz w:val="24"/>
-          <w:szCs w:val="24"/>
-          <w:lang w:eastAsia="ru-RU"/>
-        </w:rPr>
-        <w:t>.ыуаыуа</w:t>
-      </w:r>
-      <w:proofErr w:type="spellEnd"/>
-      <w:r>
-        <w:rPr>
-          <w:rFonts w:ascii="Times New Roman" w:eastAsia="Times New Roman" w:hAnsi="Times New Roman" w:cs="Times New Roman"/>
-          <w:b/>
-          <w:sz w:val="24"/>
-          <w:szCs w:val="24"/>
-          <w:lang w:eastAsia="ru-RU"/>
-        </w:rPr>
-        <w:t>. Приложение</w:t>
-      </w:r>
-      <w:r>
-        <w:rPr>
-          <w:rFonts w:ascii="Times New Roman" w:eastAsia="Times New Roman" w:hAnsi="Times New Roman" w:cs="Times New Roman"/>
-          <w:b/>
-          <w:sz w:val="24"/>
-          <w:szCs w:val="24"/>
-          <w:lang w:eastAsia="ru-RU"/>
-        </w:rPr>
-        <w:t xml:space="preserve"> </w:t>
-      </w:r>
-      <w:r>
-        <w:rPr>
-          <w:rFonts w:ascii="Times New Roman" w:eastAsia="Times New Roman" w:hAnsi="Times New Roman" w:cs="Times New Roman"/>
-          <w:b/>
-          <w:sz w:val="24"/>
-          <w:szCs w:val="24"/>
-          <w:lang w:eastAsia="ru-RU"/>
-        </w:rPr>
-        <w:t>Г.</w:t>
-      </w:r>
-      <w:r>
-        <w:rPr>
-          <w:rFonts w:ascii="Times New Roman" w:eastAsia="Times New Roman" w:hAnsi="Times New Roman" w:cs="Times New Roman"/>
-          <w:b/>
-          <w:sz w:val="24"/>
-          <w:szCs w:val="24"/>
-          <w:lang w:eastAsia="ru-RU"/>
-        </w:rPr>
-        <w:t xml:space="preserve"> </w:t>
-      </w:r>
-    </w:p>
-    <w:p>
-      <w:pPr>
-        <w:spacing w:line="360" w:lineRule="auto"/>
-        <w:ind w:firstLine="709"/>
-      </w:pPr>
-      <w:r>
-        <w:br w:type="page"/>
-      </w:r>
-    </w:p>
-    <w:p>
-      <w:pPr>
-        <w:spacing w:line="360" w:lineRule="auto"/>
-        <w:ind w:firstLine="709"/>
-      </w:pPr>
-    </w:p>
-    <w:p>
-      <w:pPr>
-        <w:spacing w:line="360" w:lineRule="auto"/>
-        <w:ind w:firstLine="709"/>
-        <w:jc w:val="center"/>
-      </w:pPr>
-    </w:p>
-    <w:p>
-      <w:pPr>
-        <w:pStyle w:val="1"/>
-        <w:spacing w:line="360" w:lineRule="auto"/>
-        <w:ind w:firstLine="709"/>
-        <w:jc w:val="center"/>
-      </w:pPr>
-      <w:bookmarkStart w:id="11" w:name="_Toc226001020"/>
-      <w:r>
-        <w:t>СПИСОК</w:t>
-      </w:r>
-      <w:r>
-        <w:t xml:space="preserve"> </w:t>
-      </w:r>
-      <w:r>
-        <w:t>ИСПОЛЬЗОВАННЫХ</w:t>
-      </w:r>
-      <w:r>
-        <w:t xml:space="preserve"> </w:t>
-      </w:r>
-      <w:r>
-        <w:t>ИСТОЧНИКОВ</w:t>
-      </w:r>
-      <w:bookmarkEnd w:id="11"/>
-    </w:p>
-    <w:p>
-      <w:pPr>
-        <w:spacing w:line="360" w:lineRule="auto"/>
-        <w:ind w:firstLine="709"/>
-        <w:rPr>
-          <w:lang w:val="en-US"/>
-        </w:rPr>
-      </w:pPr>
-      <w:r>
-        <w:t xml:space="preserve">1 </w:t>
-      </w:r>
-      <w:r>
-        <w:rPr>
-          <w:lang w:val="en-US"/>
-        </w:rPr>
-        <w:t>The</w:t>
-      </w:r>
-      <w:r>
-        <w:t xml:space="preserve"> </w:t>
-      </w:r>
-      <w:r>
-        <w:rPr>
-          <w:lang w:val="en-US"/>
-        </w:rPr>
-        <w:t>immediate</w:t>
-      </w:r>
-      <w:r>
-        <w:t xml:space="preserve"> </w:t>
-      </w:r>
-      <w:r>
-        <w:rPr>
-          <w:lang w:val="en-US"/>
-        </w:rPr>
-        <w:t>prospects</w:t>
-      </w:r>
-      <w:r>
-        <w:t xml:space="preserve"> </w:t>
-      </w:r>
-      <w:r>
-        <w:rPr>
-          <w:lang w:val="en-US"/>
-        </w:rPr>
-        <w:t>for</w:t>
-      </w:r>
-      <w:r>
-        <w:t xml:space="preserve"> </w:t>
-      </w:r>
-      <w:r>
-        <w:rPr>
-          <w:lang w:val="en-US"/>
-        </w:rPr>
-        <w:t>the</w:t>
-      </w:r>
-      <w:r>
-        <w:t xml:space="preserve"> </w:t>
-      </w:r>
-      <w:r>
-        <w:rPr>
-          <w:lang w:val="en-US"/>
-        </w:rPr>
-        <w:t>application</w:t>
-      </w:r>
-      <w:r>
-        <w:rPr>
-          <w:lang w:val="en-US"/>
-        </w:rPr>
-        <w:t xml:space="preserve"> </w:t>
-      </w:r>
-      <w:r>
-        <w:rPr>
-          <w:lang w:val="en-US"/>
-        </w:rPr>
-        <w:t>of</w:t>
-      </w:r>
-      <w:r>
-        <w:rPr>
-          <w:lang w:val="en-US"/>
-        </w:rPr>
-        <w:t xml:space="preserve"> </w:t>
-      </w:r>
-      <w:r>
-        <w:rPr>
-          <w:lang w:val="en-US"/>
-        </w:rPr>
-        <w:t>ontologies</w:t>
-      </w:r>
-      <w:r>
-        <w:rPr>
-          <w:lang w:val="en-US"/>
-        </w:rPr>
-        <w:t xml:space="preserve"> </w:t>
-      </w:r>
-      <w:r>
-        <w:rPr>
-          <w:lang w:val="en-US"/>
-        </w:rPr>
-        <w:t>in</w:t>
-      </w:r>
-      <w:r>
-        <w:rPr>
-          <w:lang w:val="en-US"/>
-        </w:rPr>
-        <w:t xml:space="preserve"> </w:t>
-      </w:r>
-      <w:r>
-        <w:rPr>
-          <w:lang w:val="en-US"/>
-        </w:rPr>
-        <w:t>digital</w:t>
-      </w:r>
-    </w:p>
-    <w:p>
-      <w:pPr>
-        <w:spacing w:line="360" w:lineRule="auto"/>
-        <w:ind w:firstLine="709"/>
-        <w:rPr>
-          <w:lang w:val="en-US"/>
-        </w:rPr>
-      </w:pPr>
-      <w:r>
-        <w:rPr>
-          <w:lang w:val="en-US"/>
-        </w:rPr>
-        <w:t>libraries</w:t>
-      </w:r>
-      <w:r>
-        <w:rPr>
-          <w:lang w:val="en-US"/>
-        </w:rPr>
-        <w:t>//</w:t>
-      </w:r>
-      <w:r>
-        <w:rPr>
-          <w:lang w:val="en-US"/>
-        </w:rPr>
-        <w:t>Knowledge Organization - 2007. - Vol. 34, No. 4. P. 227 - 246.</w:t>
-      </w:r>
-    </w:p>
-    <w:p>
-      <w:pPr>
-        <w:spacing w:line="360" w:lineRule="auto"/>
-        <w:ind w:firstLine="709"/>
-        <w:rPr>
-          <w:lang w:val="en-US"/>
-        </w:rPr>
-      </w:pPr>
-      <w:r>
-        <w:rPr>
-          <w:lang w:val="en-US"/>
-        </w:rPr>
-        <w:t xml:space="preserve">2 Library of Medicine. Fact sheet: UMLS </w:t>
-      </w:r>
-      <w:proofErr w:type="spellStart"/>
-      <w:r>
-        <w:rPr>
-          <w:lang w:val="en-US"/>
-        </w:rPr>
-        <w:t>Metathesaurus</w:t>
-      </w:r>
-      <w:proofErr w:type="spellEnd"/>
-      <w:r>
-        <w:rPr>
-          <w:lang w:val="en-US"/>
-        </w:rPr>
-        <w:t>/National Institutes</w:t>
-      </w:r>
-    </w:p>
-    <w:p>
-      <w:pPr>
-        <w:spacing w:line="360" w:lineRule="auto"/>
-        <w:ind w:firstLine="709"/>
-        <w:rPr>
-          <w:lang w:val="en-US"/>
-        </w:rPr>
-      </w:pPr>
-      <w:r>
-        <w:rPr>
-          <w:lang w:val="en-US"/>
-        </w:rPr>
-        <w:t>of Health, 2006 - 2013. - URL: http://www.nlm.nih.gov/pubs/factsheets/umlsmeta.html</w:t>
-      </w:r>
-    </w:p>
-    <w:p>
-      <w:pPr>
-        <w:spacing w:line="360" w:lineRule="auto"/>
-        <w:ind w:firstLine="709"/>
-        <w:rPr>
-          <w:lang w:val="en-US"/>
-        </w:rPr>
-      </w:pPr>
-      <w:r>
-        <w:rPr>
-          <w:lang w:val="en-US"/>
-        </w:rPr>
-        <w:t>(</w:t>
-      </w:r>
-      <w:r>
-        <w:t>дата</w:t>
-      </w:r>
-      <w:r>
-        <w:rPr>
-          <w:lang w:val="en-US"/>
-        </w:rPr>
-        <w:t xml:space="preserve"> </w:t>
-      </w:r>
-      <w:r>
-        <w:t>обращения</w:t>
-      </w:r>
-      <w:r>
-        <w:rPr>
-          <w:lang w:val="en-US"/>
-        </w:rPr>
-        <w:t xml:space="preserve"> 2014-12-09).</w:t>
-      </w:r>
-    </w:p>
-    <w:p>
-      <w:pPr>
-        <w:spacing w:line="360" w:lineRule="auto"/>
-        <w:ind w:firstLine="709"/>
-        <w:rPr>
-          <w:lang w:val="en-US"/>
-        </w:rPr>
-      </w:pPr>
-      <w:r>
-        <w:rPr>
-          <w:lang w:val="en-US"/>
-        </w:rPr>
-        <w:t xml:space="preserve"> National Library of Medicine. Fact sheet: </w:t>
-      </w:r>
-      <w:proofErr w:type="spellStart"/>
-      <w:r>
-        <w:rPr>
-          <w:lang w:val="en-US"/>
-        </w:rPr>
-        <w:t>Unfied</w:t>
-      </w:r>
-      <w:proofErr w:type="spellEnd"/>
-      <w:r>
-        <w:rPr>
-          <w:lang w:val="en-US"/>
-        </w:rPr>
-        <w:t xml:space="preserve"> Medical Language</w:t>
-      </w:r>
-    </w:p>
-    <w:p>
-      <w:pPr>
-        <w:spacing w:line="360" w:lineRule="auto"/>
-        <w:ind w:firstLine="709"/>
-        <w:rPr>
-          <w:lang w:val="en-US"/>
-        </w:rPr>
-      </w:pPr>
-      <w:r>
-        <w:rPr>
-          <w:lang w:val="en-US"/>
-        </w:rPr>
-        <w:t>System/National Institutes of Health, 2006 - 2013. - URL:</w:t>
-      </w:r>
-    </w:p>
-    <w:p>
-      <w:pPr>
-        <w:spacing w:line="360" w:lineRule="auto"/>
-        <w:ind w:firstLine="709"/>
-      </w:pPr>
-      <w:r>
-        <w:t>http://www.nlm.nih.gov/pubs/factsheets/umls.html (дата обращения 2009-12-09).</w:t>
-      </w:r>
-    </w:p>
-    <w:p>
-      <w:pPr>
-        <w:spacing w:line="360" w:lineRule="auto"/>
-        <w:ind w:firstLine="709"/>
-      </w:pPr>
-      <w:r>
-        <w:t>4 политематических информационных систем//Классификация и кодирование. - 1976. -</w:t>
-      </w:r>
-    </w:p>
-    <w:p>
-      <w:pPr>
-        <w:spacing w:line="360" w:lineRule="auto"/>
-        <w:ind w:firstLine="709"/>
-      </w:pPr>
-      <w:r>
-        <w:t>N 1 (57). - С. 25 - 29.</w:t>
-      </w:r>
-    </w:p>
-    <w:p>
-      <w:pPr>
-        <w:spacing w:line="360" w:lineRule="auto"/>
-        <w:ind w:firstLine="709"/>
-      </w:pPr>
-      <w:r>
-        <w:t>5 Место макротезауруса в лингвистическом</w:t>
-      </w:r>
-    </w:p>
-    <w:p>
-      <w:pPr>
-        <w:spacing w:line="360" w:lineRule="auto"/>
-        <w:ind w:firstLine="709"/>
-      </w:pPr>
-      <w:r>
-        <w:t>обеспечении сети органов научно-технической информации//Проблемы</w:t>
-      </w:r>
-    </w:p>
-    <w:p>
-      <w:pPr>
-        <w:spacing w:line="360" w:lineRule="auto"/>
-        <w:ind w:firstLine="709"/>
-      </w:pPr>
-      <w:r>
-        <w:t>информационных систем. - 1986. - N 1. - С. 6 - 10.</w:t>
-      </w:r>
-    </w:p>
-    <w:p>
-      <w:pPr>
-        <w:spacing w:line="360" w:lineRule="auto"/>
-        <w:ind w:firstLine="709"/>
-      </w:pPr>
-      <w:r>
-        <w:t>6 Использование и ведение макротезауруса ГАСНТИ: Методические</w:t>
-      </w:r>
-    </w:p>
-    <w:p>
-      <w:pPr>
-        <w:spacing w:line="360" w:lineRule="auto"/>
-        <w:ind w:firstLine="709"/>
-      </w:pPr>
-      <w:r>
-        <w:t>рекомендации/ГКНТ СССР. - М., 1983. - 12 с.</w:t>
-      </w:r>
-    </w:p>
-    <w:p>
-      <w:pPr>
-        <w:spacing w:line="360" w:lineRule="auto"/>
-        <w:ind w:firstLine="709"/>
-        <w:rPr>
-          <w:lang w:val="en-US"/>
-        </w:rPr>
-      </w:pPr>
-      <w:r>
-        <w:rPr>
-          <w:lang w:val="en-US"/>
-        </w:rPr>
-        <w:t xml:space="preserve">7 </w:t>
-      </w:r>
-      <w:proofErr w:type="spellStart"/>
-      <w:r>
-        <w:rPr>
-          <w:lang w:val="en-US"/>
-        </w:rPr>
-        <w:t>Nuovo</w:t>
-      </w:r>
-      <w:proofErr w:type="spellEnd"/>
-      <w:r>
-        <w:rPr>
-          <w:lang w:val="en-US"/>
-        </w:rPr>
-        <w:t xml:space="preserve"> </w:t>
-      </w:r>
-      <w:proofErr w:type="spellStart"/>
-      <w:r>
-        <w:rPr>
-          <w:lang w:val="en-US"/>
-        </w:rPr>
-        <w:t>soggettario</w:t>
-      </w:r>
-      <w:proofErr w:type="spellEnd"/>
-      <w:r>
-        <w:rPr>
-          <w:lang w:val="en-US"/>
-        </w:rPr>
-        <w:t xml:space="preserve">: </w:t>
-      </w:r>
-      <w:proofErr w:type="spellStart"/>
-      <w:r>
-        <w:rPr>
-          <w:lang w:val="en-US"/>
-        </w:rPr>
-        <w:t>guida</w:t>
-      </w:r>
-      <w:proofErr w:type="spellEnd"/>
-      <w:r>
-        <w:rPr>
-          <w:lang w:val="en-US"/>
-        </w:rPr>
-        <w:t xml:space="preserve"> al </w:t>
-      </w:r>
-      <w:proofErr w:type="spellStart"/>
-      <w:r>
-        <w:rPr>
-          <w:lang w:val="en-US"/>
-        </w:rPr>
-        <w:t>sistema</w:t>
-      </w:r>
-      <w:proofErr w:type="spellEnd"/>
-      <w:r>
-        <w:rPr>
-          <w:lang w:val="en-US"/>
-        </w:rPr>
-        <w:t xml:space="preserve"> </w:t>
-      </w:r>
-      <w:proofErr w:type="spellStart"/>
-      <w:r>
-        <w:rPr>
-          <w:lang w:val="en-US"/>
-        </w:rPr>
-        <w:t>italiano</w:t>
-      </w:r>
-      <w:proofErr w:type="spellEnd"/>
-      <w:r>
-        <w:rPr>
-          <w:lang w:val="en-US"/>
-        </w:rPr>
-        <w:t xml:space="preserve"> di </w:t>
-      </w:r>
-      <w:proofErr w:type="spellStart"/>
-      <w:r>
-        <w:rPr>
-          <w:lang w:val="en-US"/>
-        </w:rPr>
-        <w:t>indicizzazione</w:t>
-      </w:r>
-      <w:proofErr w:type="spellEnd"/>
-      <w:r>
-        <w:rPr>
-          <w:lang w:val="en-US"/>
-        </w:rPr>
-        <w:t xml:space="preserve"> per </w:t>
-      </w:r>
-      <w:proofErr w:type="spellStart"/>
-      <w:r>
-        <w:rPr>
-          <w:lang w:val="en-US"/>
-        </w:rPr>
-        <w:t>soggetto</w:t>
-      </w:r>
-      <w:proofErr w:type="spellEnd"/>
-      <w:r>
-        <w:rPr>
-          <w:lang w:val="en-US"/>
-        </w:rPr>
-        <w:t xml:space="preserve">, </w:t>
-      </w:r>
-      <w:proofErr w:type="spellStart"/>
-      <w:r>
-        <w:rPr>
-          <w:lang w:val="en-US"/>
-        </w:rPr>
-        <w:t>prototipo</w:t>
-      </w:r>
-      <w:proofErr w:type="spellEnd"/>
-      <w:r>
-        <w:rPr>
-          <w:lang w:val="en-US"/>
-        </w:rPr>
-        <w:t xml:space="preserve"> del</w:t>
-      </w:r>
-    </w:p>
-    <w:p>
-      <w:pPr>
-        <w:spacing w:line="360" w:lineRule="auto"/>
-        <w:ind w:firstLine="709"/>
-        <w:rPr>
-          <w:lang w:val="en-US"/>
-        </w:rPr>
-      </w:pPr>
-      <w:r>
-        <w:rPr>
-          <w:lang w:val="en-US"/>
-        </w:rPr>
-        <w:t>thesaurus [</w:t>
-      </w:r>
-      <w:r>
-        <w:t>Рецензия</w:t>
-      </w:r>
-      <w:r>
-        <w:rPr>
-          <w:lang w:val="en-US"/>
-        </w:rPr>
-        <w:t>]//Knowledge Organization. - 2007. - Vol. 34, N 1. - P. 58 - 60.</w:t>
-      </w:r>
-    </w:p>
-    <w:p>
-      <w:pPr>
-        <w:spacing w:line="360" w:lineRule="auto"/>
-        <w:ind w:firstLine="709"/>
-      </w:pPr>
-      <w:r>
-        <w:t>8 информационно-поисковый одноязычный.</w:t>
-      </w:r>
-    </w:p>
-    <w:p>
-      <w:pPr>
-        <w:spacing w:line="360" w:lineRule="auto"/>
-        <w:ind w:firstLine="709"/>
-      </w:pPr>
-      <w:r>
-        <w:t>Правила разработки, структура, состав и форма представления. - М., 2002. - 16 с.</w:t>
-      </w:r>
-    </w:p>
-    <w:p>
-      <w:pPr>
-        <w:spacing w:line="360" w:lineRule="auto"/>
-        <w:ind w:firstLine="709"/>
-        <w:rPr>
-          <w:lang w:val="en-US"/>
-        </w:rPr>
-      </w:pPr>
-      <w:r>
-        <w:rPr>
-          <w:lang w:val="en-US"/>
-        </w:rPr>
-        <w:t>9</w:t>
-      </w:r>
-      <w:r>
-        <w:rPr>
-          <w:lang w:val="en-US"/>
-        </w:rPr>
-        <w:t xml:space="preserve"> Nanoscale Science and Technology Supplement: Collection of applicable terms from</w:t>
-      </w:r>
-    </w:p>
-    <w:p>
-      <w:pPr>
-        <w:spacing w:line="360" w:lineRule="auto"/>
-        <w:ind w:firstLine="709"/>
-        <w:rPr>
-          <w:lang w:val="en-US"/>
-        </w:rPr>
-      </w:pPr>
-      <w:r>
-        <w:rPr>
-          <w:lang w:val="en-US"/>
-        </w:rPr>
-        <w:t xml:space="preserve">PACS 2008//PACS 2010 Regular </w:t>
-      </w:r>
-      <w:proofErr w:type="spellStart"/>
-      <w:r>
-        <w:rPr>
-          <w:lang w:val="en-US"/>
-        </w:rPr>
-        <w:t>Eddition</w:t>
-      </w:r>
-      <w:proofErr w:type="spellEnd"/>
-      <w:r>
-        <w:rPr>
-          <w:lang w:val="en-US"/>
-        </w:rPr>
-        <w:t>/AIP Publishing. - URL:</w:t>
-      </w:r>
-    </w:p>
-    <w:p>
-      <w:pPr>
-        <w:spacing w:line="360" w:lineRule="auto"/>
-        <w:ind w:firstLine="709"/>
-      </w:pPr>
-      <w:r>
-        <w:t>http://www.aip.org/publishing/pacs/nano-supplement (дата обращения 2014-12-09).</w:t>
-      </w:r>
-    </w:p>
-    <w:p>
-      <w:pPr>
-        <w:spacing w:line="360" w:lineRule="auto"/>
-        <w:ind w:firstLine="709"/>
-      </w:pPr>
-      <w:r>
-        <w:lastRenderedPageBreak/>
-        <w:t>10 составления индексов УДК//Научно-техническая</w:t>
-      </w:r>
-    </w:p>
-    <w:p>
-      <w:pPr>
-        <w:spacing w:line="360" w:lineRule="auto"/>
-        <w:ind w:firstLine="709"/>
-      </w:pPr>
-      <w:r>
-        <w:t>информация. Сер. 1. - 2008. - N 8. - С. 7 - 8.</w:t>
-      </w:r>
-    </w:p>
-    <w:p>
-      <w:pPr>
-        <w:spacing w:line="360" w:lineRule="auto"/>
-        <w:ind w:firstLine="709"/>
-      </w:pPr>
-      <w:r>
-        <w:t>11 Индексирование фундаментальных научных направлений кодами</w:t>
-      </w:r>
-    </w:p>
-    <w:p>
-      <w:pPr>
-        <w:spacing w:line="360" w:lineRule="auto"/>
-        <w:ind w:firstLine="709"/>
-      </w:pPr>
-      <w:r>
-        <w:t xml:space="preserve">информационных классификаций УДК/О.А. </w:t>
-      </w:r>
-      <w:proofErr w:type="spellStart"/>
-      <w:r>
-        <w:t>Антошкова</w:t>
-      </w:r>
-      <w:proofErr w:type="spellEnd"/>
-      <w:r>
-        <w:t>, Т.С. Астахова, В.Н.</w:t>
-      </w:r>
-    </w:p>
-    <w:p>
-      <w:pPr>
-        <w:spacing w:line="360" w:lineRule="auto"/>
-        <w:ind w:firstLine="709"/>
-      </w:pPr>
-      <w:proofErr w:type="spellStart"/>
-      <w:r>
-        <w:t>Белоозеров</w:t>
-      </w:r>
-      <w:proofErr w:type="spellEnd"/>
-      <w:r>
-        <w:t xml:space="preserve"> и др.; под ред. акад. Ю.М. Арского. - М., 2010. - 322 с.</w:t>
-      </w:r>
-    </w:p>
-    <w:p>
-      <w:pPr>
-        <w:spacing w:line="360" w:lineRule="auto"/>
-        <w:ind w:firstLine="709"/>
-      </w:pPr>
-      <w:r>
-        <w:t xml:space="preserve">12 Рубрикатор как инструмент информационной навигации/Р.С. </w:t>
-      </w:r>
-      <w:proofErr w:type="spellStart"/>
-      <w:r>
-        <w:t>Гиляревский</w:t>
-      </w:r>
-      <w:proofErr w:type="spellEnd"/>
-      <w:r>
-        <w:t>, А.В.</w:t>
-      </w:r>
-    </w:p>
-    <w:p>
-      <w:pPr>
-        <w:spacing w:line="360" w:lineRule="auto"/>
-        <w:ind w:firstLine="709"/>
-      </w:pPr>
-      <w:r>
-        <w:t xml:space="preserve">Шапкин, В.Н. </w:t>
-      </w:r>
-      <w:proofErr w:type="spellStart"/>
-      <w:r>
-        <w:t>Белоозеров</w:t>
-      </w:r>
-      <w:proofErr w:type="spellEnd"/>
-      <w:r>
-        <w:t>. - СПб.: Профессия, 2008. - 352 с.</w:t>
-      </w:r>
-    </w:p>
-    <w:p>
-      <w:pPr>
-        <w:spacing w:line="360" w:lineRule="auto"/>
-        <w:ind w:firstLine="709"/>
-      </w:pPr>
-      <w:r>
-        <w:t xml:space="preserve">13 Рубрикатор научно-технической информации по </w:t>
-      </w:r>
-      <w:proofErr w:type="spellStart"/>
-      <w:r>
-        <w:t>нанотехнологиям</w:t>
-      </w:r>
-      <w:proofErr w:type="spellEnd"/>
-      <w:r>
-        <w:t xml:space="preserve"> и</w:t>
-      </w:r>
-    </w:p>
-    <w:p>
-      <w:pPr>
-        <w:spacing w:line="360" w:lineRule="auto"/>
-        <w:ind w:firstLine="709"/>
-      </w:pPr>
-      <w:proofErr w:type="spellStart"/>
-      <w:r>
-        <w:t>наноматериалам</w:t>
-      </w:r>
-      <w:proofErr w:type="spellEnd"/>
-      <w:r>
-        <w:t>/РНЦ "Курчатовский институт", ФГУ ГНИИ ИТТ "</w:t>
-      </w:r>
-      <w:proofErr w:type="spellStart"/>
-      <w:r>
-        <w:t>Информика</w:t>
-      </w:r>
-      <w:proofErr w:type="spellEnd"/>
-      <w:r>
-        <w:t>",</w:t>
-      </w:r>
-    </w:p>
-    <w:p>
-      <w:pPr>
-        <w:spacing w:line="360" w:lineRule="auto"/>
-        <w:ind w:firstLine="709"/>
-      </w:pPr>
-      <w:r>
-        <w:t>Национальный электронно-информационный консорциум (НЭИКОН),</w:t>
-      </w:r>
-    </w:p>
-    <w:p>
-      <w:pPr>
-        <w:spacing w:line="360" w:lineRule="auto"/>
-        <w:ind w:firstLine="709"/>
-      </w:pPr>
-      <w:r>
-        <w:t>Всероссийский институт научной и технической информации (ВИНИТИ РАН). - М.,</w:t>
-      </w:r>
-    </w:p>
-    <w:p>
-      <w:pPr>
-        <w:spacing w:line="360" w:lineRule="auto"/>
-        <w:ind w:firstLine="709"/>
-      </w:pPr>
-      <w:r>
-        <w:t>2009. - 75 с.</w:t>
-      </w:r>
-    </w:p>
-    <w:p>
-      <w:pPr>
-        <w:spacing w:line="360" w:lineRule="auto"/>
-        <w:ind w:firstLine="709"/>
-      </w:pPr>
-      <w:r>
-        <w:t xml:space="preserve">14 Рубрикатор по </w:t>
-      </w:r>
-      <w:proofErr w:type="spellStart"/>
-      <w:r>
-        <w:t>нанонауке</w:t>
-      </w:r>
-      <w:proofErr w:type="spellEnd"/>
-      <w:r>
-        <w:t xml:space="preserve"> и </w:t>
-      </w:r>
-      <w:proofErr w:type="spellStart"/>
-      <w:r>
-        <w:t>нанотехнологиям</w:t>
-      </w:r>
-      <w:proofErr w:type="spellEnd"/>
-      <w:r>
-        <w:t>. - URL: http/www.rubric.neicon.ru</w:t>
-      </w:r>
-    </w:p>
-    <w:p>
-      <w:pPr>
-        <w:spacing w:line="360" w:lineRule="auto"/>
-        <w:ind w:firstLine="709"/>
-        <w:rPr>
-          <w:rFonts w:ascii="Times New Roman" w:eastAsia="Times New Roman" w:hAnsi="Times New Roman" w:cs="Times New Roman"/>
-          <w:sz w:val="28"/>
-          <w:szCs w:val="28"/>
-          <w:lang w:eastAsia="ru-RU"/>
-        </w:rPr>
-      </w:pPr>
-      <w:r>
-        <w:rPr>
-          <w:rFonts w:ascii="Times New Roman" w:eastAsia="Times New Roman" w:hAnsi="Times New Roman" w:cs="Times New Roman"/>
-          <w:sz w:val="28"/>
-          <w:szCs w:val="28"/>
-          <w:lang w:eastAsia="ru-RU"/>
-        </w:rPr>
-        <w:br w:type="page"/>
-      </w:r>
-    </w:p>
-    <w:p>
-      <w:pPr>
-        <w:pStyle w:val="1"/>
-        <w:spacing w:line="360" w:lineRule="auto"/>
-        <w:ind w:firstLine="709"/>
-        <w:jc w:val="center"/>
-        <w:rPr>
-          <w:lang w:eastAsia="ru-RU"/>
-        </w:rPr>
-      </w:pPr>
-    </w:p>
-    <w:p>
-      <w:pPr>
-        <w:pStyle w:val="1"/>
-        <w:spacing w:line="360" w:lineRule="auto"/>
-        <w:ind w:firstLine="709"/>
-        <w:jc w:val="center"/>
-      </w:pPr>
-      <w:bookmarkStart w:id="12" w:name="_Toc226001021"/>
-      <w:r>
-        <w:t xml:space="preserve">Приложение </w:t>
-      </w:r>
-      <w:bookmarkEnd w:id="12"/>
-      <w:r>
-        <w:t>А</w:t>
-      </w:r>
-      <w:r>
-        <w:br/>
-      </w:r>
-      <w:r>
-        <w:t>(рекомендуемое)</w:t>
-      </w:r>
-      <w:r>
-        <w:br/>
-      </w:r>
-      <w:r>
-        <w:t>Пример оформления Содержание</w:t>
-      </w:r>
-      <w:r>
-        <w:t>.</w:t>
-      </w:r>
-    </w:p>
-    <w:p>
-      <w:pPr>
-        <w:spacing w:line="360" w:lineRule="auto"/>
-        <w:ind w:firstLine="709"/>
-        <w:rPr>
-          <w:rFonts w:ascii="Times New Roman" w:eastAsia="Times New Roman" w:hAnsi="Times New Roman" w:cs="Times New Roman"/>
-          <w:sz w:val="28"/>
-          <w:szCs w:val="28"/>
-          <w:lang w:eastAsia="ru-RU"/>
-        </w:rPr>
-      </w:pPr>
-      <w:r>
-        <w:rPr>
-          <w:rFonts w:ascii="Times New Roman" w:eastAsia="Times New Roman" w:hAnsi="Times New Roman" w:cs="Times New Roman"/>
-          <w:sz w:val="28"/>
-          <w:szCs w:val="28"/>
-          <w:lang w:eastAsia="ru-RU"/>
-        </w:rPr>
-        <w:t>Введение 5</w:t>
-      </w:r>
-    </w:p>
-    <w:p>
-      <w:pPr>
-        <w:spacing w:line="360" w:lineRule="auto"/>
-        <w:ind w:firstLine="709"/>
-        <w:rPr>
-          <w:rFonts w:ascii="Times New Roman" w:eastAsia="Times New Roman" w:hAnsi="Times New Roman" w:cs="Times New Roman"/>
-          <w:sz w:val="28"/>
-          <w:szCs w:val="28"/>
-          <w:lang w:eastAsia="ru-RU"/>
-        </w:rPr>
-      </w:pPr>
-      <w:r>
-        <w:rPr>
-          <w:rFonts w:ascii="Times New Roman" w:eastAsia="Times New Roman" w:hAnsi="Times New Roman" w:cs="Times New Roman"/>
-          <w:sz w:val="28"/>
-          <w:szCs w:val="28"/>
-          <w:lang w:eastAsia="ru-RU"/>
-        </w:rPr>
-        <w:t>1 Технические характеристики датчика электромагнитных колебаний 6</w:t>
-      </w:r>
-    </w:p>
-    <w:p>
-      <w:pPr>
-        <w:spacing w:line="360" w:lineRule="auto"/>
-        <w:ind w:firstLine="709"/>
-        <w:rPr>
-          <w:rFonts w:ascii="Times New Roman" w:eastAsia="Times New Roman" w:hAnsi="Times New Roman" w:cs="Times New Roman"/>
-          <w:sz w:val="28"/>
-          <w:szCs w:val="28"/>
-          <w:lang w:eastAsia="ru-RU"/>
-        </w:rPr>
-      </w:pPr>
-      <w:r>
-        <w:rPr>
-          <w:rFonts w:ascii="Times New Roman" w:eastAsia="Times New Roman" w:hAnsi="Times New Roman" w:cs="Times New Roman"/>
-          <w:sz w:val="28"/>
-          <w:szCs w:val="28"/>
-          <w:lang w:eastAsia="ru-RU"/>
-        </w:rPr>
-        <w:t>2 Выбор и обоснование принципа построения датчиков</w:t>
-      </w:r>
-    </w:p>
-    <w:p>
-      <w:pPr>
-        <w:spacing w:line="360" w:lineRule="auto"/>
-        <w:ind w:firstLine="709"/>
-        <w:rPr>
-          <w:rFonts w:ascii="Times New Roman" w:eastAsia="Times New Roman" w:hAnsi="Times New Roman" w:cs="Times New Roman"/>
-          <w:sz w:val="28"/>
-          <w:szCs w:val="28"/>
-          <w:lang w:eastAsia="ru-RU"/>
-        </w:rPr>
-      </w:pPr>
-      <w:r>
-        <w:rPr>
-          <w:rFonts w:ascii="Times New Roman" w:eastAsia="Times New Roman" w:hAnsi="Times New Roman" w:cs="Times New Roman"/>
-          <w:sz w:val="28"/>
-          <w:szCs w:val="28"/>
-          <w:lang w:eastAsia="ru-RU"/>
-        </w:rPr>
-        <w:t>электромагнитных колебаний 9</w:t>
-      </w:r>
-    </w:p>
-    <w:p>
-      <w:pPr>
-        <w:spacing w:line="360" w:lineRule="auto"/>
-        <w:ind w:firstLine="709"/>
-        <w:rPr>
-          <w:rFonts w:ascii="Times New Roman" w:eastAsia="Times New Roman" w:hAnsi="Times New Roman" w:cs="Times New Roman"/>
-          <w:sz w:val="28"/>
-          <w:szCs w:val="28"/>
-          <w:lang w:eastAsia="ru-RU"/>
-        </w:rPr>
-      </w:pPr>
-      <w:r>
-        <w:rPr>
-          <w:rFonts w:ascii="Times New Roman" w:eastAsia="Times New Roman" w:hAnsi="Times New Roman" w:cs="Times New Roman"/>
-          <w:sz w:val="28"/>
-          <w:szCs w:val="28"/>
-          <w:lang w:eastAsia="ru-RU"/>
-        </w:rPr>
-        <w:t>2.1 Классификация датчиков электромагнитных колебаний 9</w:t>
-      </w:r>
-    </w:p>
-    <w:p>
-      <w:pPr>
-        <w:spacing w:line="360" w:lineRule="auto"/>
-        <w:ind w:firstLine="709"/>
-        <w:rPr>
-          <w:rFonts w:ascii="Times New Roman" w:eastAsia="Times New Roman" w:hAnsi="Times New Roman" w:cs="Times New Roman"/>
-          <w:sz w:val="28"/>
-          <w:szCs w:val="28"/>
-          <w:lang w:eastAsia="ru-RU"/>
-        </w:rPr>
-      </w:pPr>
-      <w:r>
-        <w:rPr>
-          <w:rFonts w:ascii="Times New Roman" w:eastAsia="Times New Roman" w:hAnsi="Times New Roman" w:cs="Times New Roman"/>
-          <w:sz w:val="28"/>
-          <w:szCs w:val="28"/>
-          <w:lang w:eastAsia="ru-RU"/>
-        </w:rPr>
-        <w:t>2.2 Пути повышения точности датчиков частоты 14</w:t>
-      </w:r>
-    </w:p>
-    <w:p>
-      <w:pPr>
-        <w:spacing w:line="360" w:lineRule="auto"/>
-        <w:ind w:firstLine="709"/>
-        <w:rPr>
-          <w:rFonts w:ascii="Times New Roman" w:eastAsia="Times New Roman" w:hAnsi="Times New Roman" w:cs="Times New Roman"/>
-          <w:sz w:val="28"/>
-          <w:szCs w:val="28"/>
-          <w:lang w:eastAsia="ru-RU"/>
-        </w:rPr>
-      </w:pPr>
-      <w:r>
-        <w:rPr>
-          <w:rFonts w:ascii="Times New Roman" w:eastAsia="Times New Roman" w:hAnsi="Times New Roman" w:cs="Times New Roman"/>
-          <w:sz w:val="28"/>
-          <w:szCs w:val="28"/>
-          <w:lang w:eastAsia="ru-RU"/>
-        </w:rPr>
-        <w:t>3 Разработка функциональной схемы датчика</w:t>
-      </w:r>
-    </w:p>
-    <w:p>
-      <w:pPr>
-        <w:spacing w:line="360" w:lineRule="auto"/>
-        <w:ind w:firstLine="709"/>
-        <w:rPr>
-          <w:rFonts w:ascii="Times New Roman" w:eastAsia="Times New Roman" w:hAnsi="Times New Roman" w:cs="Times New Roman"/>
-          <w:sz w:val="28"/>
-          <w:szCs w:val="28"/>
-          <w:lang w:eastAsia="ru-RU"/>
-        </w:rPr>
-      </w:pPr>
-      <w:r>
-        <w:rPr>
-          <w:rFonts w:ascii="Times New Roman" w:eastAsia="Times New Roman" w:hAnsi="Times New Roman" w:cs="Times New Roman"/>
-          <w:sz w:val="28"/>
-          <w:szCs w:val="28"/>
-          <w:lang w:eastAsia="ru-RU"/>
-        </w:rPr>
-        <w:t>электромагнитных колебаний 17</w:t>
-      </w:r>
-    </w:p>
-    <w:p>
-      <w:pPr>
-        <w:spacing w:line="360" w:lineRule="auto"/>
-        <w:ind w:firstLine="709"/>
-        <w:rPr>
-          <w:rFonts w:ascii="Times New Roman" w:eastAsia="Times New Roman" w:hAnsi="Times New Roman" w:cs="Times New Roman"/>
-          <w:sz w:val="28"/>
-          <w:szCs w:val="28"/>
-          <w:lang w:eastAsia="ru-RU"/>
-        </w:rPr>
-      </w:pPr>
-      <w:r>
-        <w:rPr>
-          <w:rFonts w:ascii="Times New Roman" w:eastAsia="Times New Roman" w:hAnsi="Times New Roman" w:cs="Times New Roman"/>
-          <w:sz w:val="28"/>
-          <w:szCs w:val="28"/>
-          <w:lang w:eastAsia="ru-RU"/>
-        </w:rPr>
-        <w:t>3.1 Электронный датчик электромагнитных колебаний 17</w:t>
-      </w:r>
-    </w:p>
-    <w:p>
-      <w:pPr>
-        <w:spacing w:line="360" w:lineRule="auto"/>
-        <w:ind w:firstLine="709"/>
-        <w:rPr>
-          <w:rFonts w:ascii="Times New Roman" w:eastAsia="Times New Roman" w:hAnsi="Times New Roman" w:cs="Times New Roman"/>
-          <w:sz w:val="28"/>
-          <w:szCs w:val="28"/>
-          <w:lang w:eastAsia="ru-RU"/>
-        </w:rPr>
-      </w:pPr>
-      <w:r>
-        <w:rPr>
-          <w:rFonts w:ascii="Times New Roman" w:eastAsia="Times New Roman" w:hAnsi="Times New Roman" w:cs="Times New Roman"/>
-          <w:sz w:val="28"/>
-          <w:szCs w:val="28"/>
-          <w:lang w:eastAsia="ru-RU"/>
-        </w:rPr>
-        <w:t>3.2 Описание и обоснование метода измерения высокочастотных</w:t>
-      </w:r>
-    </w:p>
-    <w:p>
-      <w:pPr>
-        <w:spacing w:line="360" w:lineRule="auto"/>
-        <w:ind w:firstLine="709"/>
-        <w:rPr>
-          <w:rFonts w:ascii="Times New Roman" w:eastAsia="Times New Roman" w:hAnsi="Times New Roman" w:cs="Times New Roman"/>
-          <w:sz w:val="28"/>
-          <w:szCs w:val="28"/>
-          <w:lang w:eastAsia="ru-RU"/>
-        </w:rPr>
-      </w:pPr>
-      <w:r>
-        <w:rPr>
-          <w:rFonts w:ascii="Times New Roman" w:eastAsia="Times New Roman" w:hAnsi="Times New Roman" w:cs="Times New Roman"/>
-          <w:sz w:val="28"/>
-          <w:szCs w:val="28"/>
-          <w:lang w:eastAsia="ru-RU"/>
-        </w:rPr>
-        <w:t>электромагнитных колебаний с</w:t>
-      </w:r>
-      <w:r>
-        <w:rPr>
-          <w:rFonts w:ascii="Times New Roman" w:eastAsia="Times New Roman" w:hAnsi="Times New Roman" w:cs="Times New Roman"/>
-          <w:sz w:val="28"/>
-          <w:szCs w:val="28"/>
-          <w:lang w:eastAsia="ru-RU"/>
-        </w:rPr>
-        <w:t xml:space="preserve"> помощью электронного датчика </w:t>
-      </w:r>
-    </w:p>
-    <w:p>
-      <w:pPr>
-        <w:spacing w:line="360" w:lineRule="auto"/>
-        <w:ind w:firstLine="709"/>
-        <w:rPr>
-          <w:rFonts w:ascii="Times New Roman" w:eastAsia="Times New Roman" w:hAnsi="Times New Roman" w:cs="Times New Roman"/>
-          <w:sz w:val="28"/>
-          <w:szCs w:val="28"/>
-          <w:lang w:eastAsia="ru-RU"/>
-        </w:rPr>
-      </w:pPr>
-      <w:r>
-        <w:rPr>
-          <w:rFonts w:ascii="Times New Roman" w:eastAsia="Times New Roman" w:hAnsi="Times New Roman" w:cs="Times New Roman"/>
-          <w:sz w:val="28"/>
-          <w:szCs w:val="28"/>
-          <w:lang w:eastAsia="ru-RU"/>
-        </w:rPr>
-        <w:t>Заключение 41</w:t>
-      </w:r>
-    </w:p>
-    <w:p>
-      <w:pPr>
-        <w:spacing w:line="360" w:lineRule="auto"/>
-        <w:ind w:firstLine="709"/>
-        <w:rPr>
-          <w:rFonts w:ascii="Times New Roman" w:eastAsia="Times New Roman" w:hAnsi="Times New Roman" w:cs="Times New Roman"/>
-          <w:sz w:val="28"/>
-          <w:szCs w:val="28"/>
-          <w:lang w:eastAsia="ru-RU"/>
-        </w:rPr>
-      </w:pPr>
-      <w:r>
-        <w:rPr>
-          <w:rFonts w:ascii="Times New Roman" w:eastAsia="Times New Roman" w:hAnsi="Times New Roman" w:cs="Times New Roman"/>
-          <w:sz w:val="28"/>
-          <w:szCs w:val="28"/>
-          <w:lang w:eastAsia="ru-RU"/>
-        </w:rPr>
-        <w:t>Список использованных источников 45</w:t>
-      </w:r>
-    </w:p>
-    <w:p>
-      <w:pPr>
-        <w:spacing w:line="360" w:lineRule="auto"/>
-        <w:ind w:firstLine="709"/>
-        <w:rPr>
-          <w:rFonts w:ascii="Times New Roman" w:eastAsia="Times New Roman" w:hAnsi="Times New Roman" w:cs="Times New Roman"/>
-          <w:sz w:val="28"/>
-          <w:szCs w:val="28"/>
-          <w:lang w:eastAsia="ru-RU"/>
-        </w:rPr>
-      </w:pPr>
-      <w:r>
-        <w:rPr>
-          <w:rFonts w:ascii="Times New Roman" w:eastAsia="Times New Roman" w:hAnsi="Times New Roman" w:cs="Times New Roman"/>
-          <w:sz w:val="28"/>
-          <w:szCs w:val="28"/>
-          <w:lang w:eastAsia="ru-RU"/>
-        </w:rPr>
-        <w:t>Приложение А Название приложения 48</w:t>
-      </w:r>
-    </w:p>
-    <w:p>
-      <w:pPr>
-        <w:spacing w:line="360" w:lineRule="auto"/>
-        <w:ind w:firstLine="709"/>
-        <w:rPr>
-          <w:rFonts w:ascii="Times New Roman" w:eastAsia="Times New Roman" w:hAnsi="Times New Roman" w:cs="Times New Roman"/>
-          <w:sz w:val="28"/>
-          <w:szCs w:val="28"/>
-          <w:lang w:eastAsia="ru-RU"/>
-        </w:rPr>
-      </w:pPr>
-      <w:r>
-        <w:rPr>
-          <w:rFonts w:ascii="Times New Roman" w:eastAsia="Times New Roman" w:hAnsi="Times New Roman" w:cs="Times New Roman"/>
-          <w:sz w:val="28"/>
-          <w:szCs w:val="28"/>
-          <w:lang w:eastAsia="ru-RU"/>
-        </w:rPr>
-        <w:t>58</w:t>
-      </w:r>
-    </w:p>
-    <w:p>
-      <w:pPr>
-        <w:spacing w:line="360" w:lineRule="auto"/>
-        <w:ind w:firstLine="709"/>
         <w:rPr>
           <w:rFonts w:ascii="Times New Roman" w:eastAsia="Times New Roman" w:hAnsi="Times New Roman" w:cs="Times New Roman"/>
           <w:b/>
@@ -8109,14 +6236,10 @@
           <w:color w:val="000000"/>
           <w:sz w:val="32"/>
           <w:szCs w:val="32"/>
-          <w:lang w:eastAsia="ru-RU"/>
-        </w:rPr>
-      </w:pPr>
-      <w:bookmarkStart w:id="13" w:name="_Toc226001022"/>
-      <w:r>
-        <w:rPr>
-          <w:lang w:eastAsia="ru-RU"/>
-        </w:rPr>
+        </w:rPr>
+      </w:pPr>
+      <w:bookmarkStart w:id="10" w:name="_Toc226001019"/>
+      <w:r>
         <w:br w:type="page"/>
       </w:r>
     </w:p>
@@ -8126,1095 +6249,1158 @@
         <w:spacing w:line="360" w:lineRule="auto"/>
         <w:ind w:firstLine="709"/>
         <w:jc w:val="center"/>
-        <w:rPr>
-          <w:lang w:eastAsia="ru-RU"/>
-        </w:rPr>
-      </w:pPr>
-      <w:r>
-        <w:rPr>
-          <w:lang w:eastAsia="ru-RU"/>
-        </w:rPr>
+      </w:pPr>
+      <w:r>
         <w:lastRenderedPageBreak/>
-        <w:t>Прил</w:t>
-      </w:r>
-      <w:r>
-        <w:rPr>
-          <w:lang w:eastAsia="ru-RU"/>
-        </w:rPr>
-        <w:t xml:space="preserve">ожение </w:t>
-      </w:r>
-      <w:bookmarkEnd w:id="13"/>
-      <w:r>
-        <w:rPr>
-          <w:lang w:eastAsia="ru-RU"/>
-        </w:rPr>
-        <w:t>Д</w:t>
-      </w:r>
-      <w:r>
-        <w:rPr>
-          <w:lang w:eastAsia="ru-RU"/>
-        </w:rPr>
+        <w:t>ЗАКЛЮЧЕНИЕ</w:t>
+      </w:r>
+      <w:bookmarkEnd w:id="10"/>
+    </w:p>
+    <w:p>
+      <w:pPr>
+        <w:spacing w:line="360" w:lineRule="auto"/>
+        <w:ind w:firstLine="709"/>
+        <w:rPr>
+          <w:rFonts w:ascii="Times New Roman" w:eastAsia="Times New Roman" w:hAnsi="Times New Roman" w:cs="Times New Roman"/>
+          <w:b/>
+          <w:sz w:val="24"/>
+          <w:szCs w:val="24"/>
+          <w:lang w:eastAsia="ru-RU"/>
+        </w:rPr>
+      </w:pPr>
+      <w:r>
+        <w:rPr>
+          <w:rFonts w:ascii="Times New Roman" w:eastAsia="Times New Roman" w:hAnsi="Times New Roman" w:cs="Times New Roman"/>
+          <w:b/>
+          <w:sz w:val="24"/>
+          <w:szCs w:val="24"/>
+          <w:lang w:eastAsia="ru-RU"/>
+        </w:rPr>
+        <w:t>Фуафуыаыуа.ыуаыуаыуа.ыуаыуаыуа.ыуаыуа</w:t>
+      </w:r>
+      <w:r>
+        <w:rPr>
+          <w:rFonts w:ascii="Times New Roman" w:eastAsia="Times New Roman" w:hAnsi="Times New Roman" w:cs="Times New Roman"/>
+          <w:b/>
+          <w:sz w:val="24"/>
+          <w:szCs w:val="24"/>
+          <w:lang w:eastAsia="ru-RU"/>
+        </w:rPr>
+        <w:t>. Приложение</w:t>
+      </w:r>
+      <w:r>
+        <w:rPr>
+          <w:rFonts w:ascii="Times New Roman" w:eastAsia="Times New Roman" w:hAnsi="Times New Roman" w:cs="Times New Roman"/>
+          <w:b/>
+          <w:sz w:val="24"/>
+          <w:szCs w:val="24"/>
+          <w:lang w:eastAsia="ru-RU"/>
+        </w:rPr>
+        <w:t xml:space="preserve"> </w:t>
+      </w:r>
+      <w:r>
+        <w:rPr>
+          <w:rFonts w:ascii="Times New Roman" w:eastAsia="Times New Roman" w:hAnsi="Times New Roman" w:cs="Times New Roman"/>
+          <w:b/>
+          <w:sz w:val="24"/>
+          <w:szCs w:val="24"/>
+          <w:lang w:eastAsia="ru-RU"/>
+        </w:rPr>
+        <w:t>Г.</w:t>
+      </w:r>
+      <w:r>
+        <w:rPr>
+          <w:rFonts w:ascii="Times New Roman" w:eastAsia="Times New Roman" w:hAnsi="Times New Roman" w:cs="Times New Roman"/>
+          <w:b/>
+          <w:sz w:val="24"/>
+          <w:szCs w:val="24"/>
+          <w:lang w:eastAsia="ru-RU"/>
+        </w:rPr>
+        <w:t xml:space="preserve"> </w:t>
+      </w:r>
+    </w:p>
+    <w:p>
+      <w:pPr>
+        <w:spacing w:line="360" w:lineRule="auto"/>
+        <w:ind w:firstLine="709"/>
+        <w:rPr>
+          <w:rFonts w:ascii="Times New Roman" w:eastAsia="Times New Roman" w:hAnsi="Times New Roman" w:cs="Times New Roman"/>
+          <w:b/>
+          <w:sz w:val="24"/>
+          <w:szCs w:val="24"/>
+          <w:lang w:eastAsia="ru-RU"/>
+        </w:rPr>
+      </w:pPr>
+      <w:r>
+        <w:rPr>
+          <w:rFonts w:ascii="Times New Roman" w:eastAsia="Times New Roman" w:hAnsi="Times New Roman" w:cs="Times New Roman"/>
+          <w:sz w:val="24"/>
+          <w:szCs w:val="24"/>
+          <w:lang w:eastAsia="ru-RU"/>
+        </w:rPr>
+        <w:pict>
+          <v:rect id="_x0000_i1033" style="width:199.25pt;height:1.5pt" o:hrpct="426" o:hrstd="t" o:hr="t" fillcolor="#a0a0a0" stroked="f"/>
+        </w:pict>
+      </w:r>
+    </w:p>
+    <w:p>
+      <w:pPr>
+        <w:pBdr>
+          <w:top w:val="single" w:sz="4" w:space="1" w:color="auto"/>
+          <w:left w:val="single" w:sz="4" w:space="4" w:color="auto"/>
+          <w:bottom w:val="single" w:sz="4" w:space="1" w:color="auto"/>
+          <w:right w:val="single" w:sz="4" w:space="4" w:color="auto"/>
+        </w:pBdr>
+        <w:spacing w:line="360" w:lineRule="auto"/>
+        <w:ind w:firstLine="709"/>
+      </w:pPr>
+      <w:r>
+        <w:br w:type="page"/>
+      </w:r>
+    </w:p>
+    <w:p>
+      <w:pPr>
+        <w:spacing w:line="360" w:lineRule="auto"/>
+        <w:ind w:firstLine="709"/>
+        <w:jc w:val="center"/>
+      </w:pPr>
+    </w:p>
+    <w:p>
+      <w:pPr>
+        <w:pStyle w:val="1"/>
+        <w:spacing w:line="360" w:lineRule="auto"/>
+        <w:ind w:firstLine="709"/>
+        <w:jc w:val="center"/>
+      </w:pPr>
+      <w:bookmarkStart w:id="11" w:name="_Toc226001020"/>
+      <w:r>
+        <w:t>СПИСОК</w:t>
+      </w:r>
+      <w:r>
+        <w:t xml:space="preserve"> </w:t>
+      </w:r>
+      <w:r>
+        <w:t>ИСПОЛЬЗОВАННЫХ</w:t>
+      </w:r>
+      <w:r>
+        <w:t xml:space="preserve"> </w:t>
+      </w:r>
+      <w:r>
+        <w:t>ИСТОЧНИКОВ</w:t>
+      </w:r>
+      <w:bookmarkEnd w:id="11"/>
+    </w:p>
+    <w:p>
+      <w:pPr>
+        <w:spacing w:line="360" w:lineRule="auto"/>
+        <w:ind w:firstLine="709"/>
+        <w:rPr>
+          <w:lang w:val="en-US"/>
+        </w:rPr>
+      </w:pPr>
+      <w:r>
+        <w:t xml:space="preserve">1 </w:t>
+      </w:r>
+      <w:r>
+        <w:rPr>
+          <w:lang w:val="en-US"/>
+        </w:rPr>
+        <w:t>The</w:t>
+      </w:r>
+      <w:r>
+        <w:t xml:space="preserve"> </w:t>
+      </w:r>
+      <w:r>
+        <w:rPr>
+          <w:lang w:val="en-US"/>
+        </w:rPr>
+        <w:t>immediate</w:t>
+      </w:r>
+      <w:r>
+        <w:t xml:space="preserve"> </w:t>
+      </w:r>
+      <w:r>
+        <w:rPr>
+          <w:lang w:val="en-US"/>
+        </w:rPr>
+        <w:t>prospects</w:t>
+      </w:r>
+      <w:r>
+        <w:t xml:space="preserve"> </w:t>
+      </w:r>
+      <w:r>
+        <w:rPr>
+          <w:lang w:val="en-US"/>
+        </w:rPr>
+        <w:t>for</w:t>
+      </w:r>
+      <w:r>
+        <w:t xml:space="preserve"> </w:t>
+      </w:r>
+      <w:r>
+        <w:rPr>
+          <w:lang w:val="en-US"/>
+        </w:rPr>
+        <w:t>the</w:t>
+      </w:r>
+      <w:r>
+        <w:t xml:space="preserve"> </w:t>
+      </w:r>
+      <w:r>
+        <w:rPr>
+          <w:lang w:val="en-US"/>
+        </w:rPr>
+        <w:t>application</w:t>
+      </w:r>
+      <w:r>
+        <w:rPr>
+          <w:lang w:val="en-US"/>
+        </w:rPr>
+        <w:t xml:space="preserve"> </w:t>
+      </w:r>
+      <w:r>
+        <w:rPr>
+          <w:lang w:val="en-US"/>
+        </w:rPr>
+        <w:t>of</w:t>
+      </w:r>
+      <w:r>
+        <w:rPr>
+          <w:lang w:val="en-US"/>
+        </w:rPr>
+        <w:t xml:space="preserve"> </w:t>
+      </w:r>
+      <w:r>
+        <w:rPr>
+          <w:lang w:val="en-US"/>
+        </w:rPr>
+        <w:t>ontologies</w:t>
+      </w:r>
+      <w:r>
+        <w:rPr>
+          <w:lang w:val="en-US"/>
+        </w:rPr>
+        <w:t xml:space="preserve"> </w:t>
+      </w:r>
+      <w:r>
+        <w:rPr>
+          <w:lang w:val="en-US"/>
+        </w:rPr>
+        <w:t>in</w:t>
+      </w:r>
+      <w:r>
+        <w:rPr>
+          <w:lang w:val="en-US"/>
+        </w:rPr>
+        <w:t xml:space="preserve"> </w:t>
+      </w:r>
+      <w:r>
+        <w:rPr>
+          <w:lang w:val="en-US"/>
+        </w:rPr>
+        <w:t>digital</w:t>
+      </w:r>
+    </w:p>
+    <w:p>
+      <w:pPr>
+        <w:spacing w:line="360" w:lineRule="auto"/>
+        <w:ind w:firstLine="709"/>
+        <w:rPr>
+          <w:lang w:val="en-US"/>
+        </w:rPr>
+      </w:pPr>
+      <w:r>
+        <w:rPr>
+          <w:lang w:val="en-US"/>
+        </w:rPr>
+        <w:t>libraries</w:t>
+      </w:r>
+      <w:r>
+        <w:rPr>
+          <w:lang w:val="en-US"/>
+        </w:rPr>
+        <w:t>//</w:t>
+      </w:r>
+      <w:r>
+        <w:rPr>
+          <w:lang w:val="en-US"/>
+        </w:rPr>
+        <w:t>Knowledge Organization - 2007. - Vol. 34, No. 4. P. 227 - 246.</w:t>
+      </w:r>
+    </w:p>
+    <w:p>
+      <w:pPr>
+        <w:spacing w:line="360" w:lineRule="auto"/>
+        <w:ind w:firstLine="709"/>
+        <w:rPr>
+          <w:lang w:val="en-US"/>
+        </w:rPr>
+      </w:pPr>
+      <w:r>
+        <w:rPr>
+          <w:lang w:val="en-US"/>
+        </w:rPr>
+        <w:t>2 Library of Medicine. Fact sheet: UMLS Metathesaurus/National Institutes</w:t>
+      </w:r>
+    </w:p>
+    <w:p>
+      <w:pPr>
+        <w:spacing w:line="360" w:lineRule="auto"/>
+        <w:ind w:firstLine="709"/>
+        <w:rPr>
+          <w:lang w:val="en-US"/>
+        </w:rPr>
+      </w:pPr>
+      <w:r>
+        <w:rPr>
+          <w:lang w:val="en-US"/>
+        </w:rPr>
+        <w:t>of Health, 2006 - 2013. - URL: http://www.nlm.nih.gov/pubs/factsheets/umlsmeta.html</w:t>
+      </w:r>
+    </w:p>
+    <w:p>
+      <w:pPr>
+        <w:spacing w:line="360" w:lineRule="auto"/>
+        <w:ind w:firstLine="709"/>
+        <w:rPr>
+          <w:lang w:val="en-US"/>
+        </w:rPr>
+      </w:pPr>
+      <w:r>
+        <w:rPr>
+          <w:lang w:val="en-US"/>
+        </w:rPr>
+        <w:t>(</w:t>
+      </w:r>
+      <w:r>
+        <w:t>дата</w:t>
+      </w:r>
+      <w:r>
+        <w:rPr>
+          <w:lang w:val="en-US"/>
+        </w:rPr>
+        <w:t xml:space="preserve"> </w:t>
+      </w:r>
+      <w:r>
+        <w:t>обращения</w:t>
+      </w:r>
+      <w:r>
+        <w:rPr>
+          <w:lang w:val="en-US"/>
+        </w:rPr>
+        <w:t xml:space="preserve"> 2014-12-09).</w:t>
+      </w:r>
+    </w:p>
+    <w:p>
+      <w:pPr>
+        <w:spacing w:line="360" w:lineRule="auto"/>
+        <w:ind w:firstLine="709"/>
+        <w:rPr>
+          <w:lang w:val="en-US"/>
+        </w:rPr>
+      </w:pPr>
+      <w:r>
+        <w:rPr>
+          <w:lang w:val="en-US"/>
+        </w:rPr>
+        <w:t xml:space="preserve"> National Library of Medicine. Fact sheet: Unfied Medical Language</w:t>
+      </w:r>
+    </w:p>
+    <w:p>
+      <w:pPr>
+        <w:spacing w:line="360" w:lineRule="auto"/>
+        <w:ind w:firstLine="709"/>
+        <w:rPr>
+          <w:lang w:val="en-US"/>
+        </w:rPr>
+      </w:pPr>
+      <w:r>
+        <w:rPr>
+          <w:lang w:val="en-US"/>
+        </w:rPr>
+        <w:t>System/National Institutes of Health, 2006 - 2013. - URL:</w:t>
+      </w:r>
+    </w:p>
+    <w:p>
+      <w:pPr>
+        <w:spacing w:line="360" w:lineRule="auto"/>
+        <w:ind w:firstLine="709"/>
+      </w:pPr>
+      <w:r>
+        <w:t>http://www.nlm.nih.gov/pubs/factsheets/umls.html (дата обращения 2009-12-09).</w:t>
+      </w:r>
+    </w:p>
+    <w:p>
+      <w:pPr>
+        <w:spacing w:line="360" w:lineRule="auto"/>
+        <w:ind w:firstLine="709"/>
+      </w:pPr>
+      <w:r>
+        <w:t>4 политематических информационных систем//Классификация и кодирование. - 1976. -</w:t>
+      </w:r>
+    </w:p>
+    <w:p>
+      <w:pPr>
+        <w:spacing w:line="360" w:lineRule="auto"/>
+        <w:ind w:firstLine="709"/>
+      </w:pPr>
+      <w:r>
+        <w:t>N 1 (57). - С. 25 - 29.</w:t>
+      </w:r>
+    </w:p>
+    <w:p>
+      <w:pPr>
+        <w:spacing w:line="360" w:lineRule="auto"/>
+        <w:ind w:firstLine="709"/>
+      </w:pPr>
+      <w:r>
+        <w:t>5 Место макротезауруса в лингвистическом</w:t>
+      </w:r>
+    </w:p>
+    <w:p>
+      <w:pPr>
+        <w:spacing w:line="360" w:lineRule="auto"/>
+        <w:ind w:firstLine="709"/>
+      </w:pPr>
+      <w:r>
+        <w:t>обеспечении сети органов научно-технической информации//Проблемы</w:t>
+      </w:r>
+    </w:p>
+    <w:p>
+      <w:pPr>
+        <w:spacing w:line="360" w:lineRule="auto"/>
+        <w:ind w:firstLine="709"/>
+      </w:pPr>
+      <w:r>
+        <w:t>информационных систем. - 1986. - N 1. - С. 6 - 10.</w:t>
+      </w:r>
+    </w:p>
+    <w:p>
+      <w:pPr>
+        <w:spacing w:line="360" w:lineRule="auto"/>
+        <w:ind w:firstLine="709"/>
+      </w:pPr>
+      <w:r>
+        <w:t>6 Использование и ведение макротезауруса ГАСНТИ: Методические</w:t>
+      </w:r>
+    </w:p>
+    <w:p>
+      <w:pPr>
+        <w:spacing w:line="360" w:lineRule="auto"/>
+        <w:ind w:firstLine="709"/>
+      </w:pPr>
+      <w:r>
+        <w:t>рекомендации/ГКНТ СССР. - М., 1983. - 12 с.</w:t>
+      </w:r>
+    </w:p>
+    <w:p>
+      <w:pPr>
+        <w:spacing w:line="360" w:lineRule="auto"/>
+        <w:ind w:firstLine="709"/>
+        <w:rPr>
+          <w:lang w:val="en-US"/>
+        </w:rPr>
+      </w:pPr>
+      <w:r>
+        <w:rPr>
+          <w:lang w:val="en-US"/>
+        </w:rPr>
+        <w:t>7 Nuovo soggettario: guida al sistema italiano di indicizzazione per soggetto, prototipo del</w:t>
+      </w:r>
+    </w:p>
+    <w:p>
+      <w:pPr>
+        <w:spacing w:line="360" w:lineRule="auto"/>
+        <w:ind w:firstLine="709"/>
+        <w:rPr>
+          <w:lang w:val="en-US"/>
+        </w:rPr>
+      </w:pPr>
+      <w:r>
+        <w:rPr>
+          <w:lang w:val="en-US"/>
+        </w:rPr>
+        <w:t>thesaurus [</w:t>
+      </w:r>
+      <w:r>
+        <w:t>Рецензия</w:t>
+      </w:r>
+      <w:r>
+        <w:rPr>
+          <w:lang w:val="en-US"/>
+        </w:rPr>
+        <w:t>]//Knowledge Organization. - 2007. - Vol. 34, N 1. - P. 58 - 60.</w:t>
+      </w:r>
+    </w:p>
+    <w:p>
+      <w:pPr>
+        <w:spacing w:line="360" w:lineRule="auto"/>
+        <w:ind w:firstLine="709"/>
+      </w:pPr>
+      <w:r>
+        <w:t>8 информационно-поисковый одноязычный.</w:t>
+      </w:r>
+    </w:p>
+    <w:p>
+      <w:pPr>
+        <w:spacing w:line="360" w:lineRule="auto"/>
+        <w:ind w:firstLine="709"/>
+      </w:pPr>
+      <w:r>
+        <w:t>Правила разработки, структура, состав и форма представления. - М., 2002. - 16 с.</w:t>
+      </w:r>
+    </w:p>
+    <w:p>
+      <w:pPr>
+        <w:spacing w:line="360" w:lineRule="auto"/>
+        <w:ind w:firstLine="709"/>
+        <w:rPr>
+          <w:lang w:val="en-US"/>
+        </w:rPr>
+      </w:pPr>
+      <w:r>
+        <w:rPr>
+          <w:lang w:val="en-US"/>
+        </w:rPr>
+        <w:t>9</w:t>
+      </w:r>
+      <w:r>
+        <w:rPr>
+          <w:lang w:val="en-US"/>
+        </w:rPr>
+        <w:t xml:space="preserve"> Nanoscale Science and Technology Supplement: Collection of applicable terms from</w:t>
+      </w:r>
+    </w:p>
+    <w:p>
+      <w:pPr>
+        <w:spacing w:line="360" w:lineRule="auto"/>
+        <w:ind w:firstLine="709"/>
+        <w:rPr>
+          <w:lang w:val="en-US"/>
+        </w:rPr>
+      </w:pPr>
+      <w:r>
+        <w:rPr>
+          <w:lang w:val="en-US"/>
+        </w:rPr>
+        <w:t>PACS 2008//PACS 2010 Regular Eddition/AIP Publishing. - URL:</w:t>
+      </w:r>
+    </w:p>
+    <w:p>
+      <w:pPr>
+        <w:spacing w:line="360" w:lineRule="auto"/>
+        <w:ind w:firstLine="709"/>
+      </w:pPr>
+      <w:r>
+        <w:t>http://www.aip.org/publishing/pacs/nano-supplement (дата обращения 2014-12-09).</w:t>
+      </w:r>
+    </w:p>
+    <w:p>
+      <w:pPr>
+        <w:spacing w:line="360" w:lineRule="auto"/>
+        <w:ind w:firstLine="709"/>
+      </w:pPr>
+      <w:r>
+        <w:t>10 составления индексов УДК//Научно-техническая</w:t>
+      </w:r>
+    </w:p>
+    <w:p>
+      <w:pPr>
+        <w:spacing w:line="360" w:lineRule="auto"/>
+        <w:ind w:firstLine="709"/>
+      </w:pPr>
+      <w:r>
+        <w:lastRenderedPageBreak/>
+        <w:t>информация. Сер. 1. - 2008. - N 8. - С. 7 - 8.</w:t>
+      </w:r>
+    </w:p>
+    <w:p>
+      <w:pPr>
+        <w:spacing w:line="360" w:lineRule="auto"/>
+        <w:ind w:firstLine="709"/>
+      </w:pPr>
+      <w:r>
+        <w:t>11 Индексирование фундаментальных научных направлений кодами</w:t>
+      </w:r>
+    </w:p>
+    <w:p>
+      <w:pPr>
+        <w:spacing w:line="360" w:lineRule="auto"/>
+        <w:ind w:firstLine="709"/>
+      </w:pPr>
+      <w:r>
+        <w:t>информационных классификаций УДК/О.А. Антошкова, Т.С. Астахова, В.Н.</w:t>
+      </w:r>
+    </w:p>
+    <w:p>
+      <w:pPr>
+        <w:spacing w:line="360" w:lineRule="auto"/>
+        <w:ind w:firstLine="709"/>
+      </w:pPr>
+      <w:r>
+        <w:t>Белоозеров и др.; под ред. акад. Ю.М. Арского. - М., 2010. - 322 с.</w:t>
+      </w:r>
+    </w:p>
+    <w:p>
+      <w:pPr>
+        <w:spacing w:line="360" w:lineRule="auto"/>
+        <w:ind w:firstLine="709"/>
+      </w:pPr>
+      <w:r>
+        <w:t>12 Рубрикатор как инструмент информационной навигации/Р.С. Гиляревский, А.В.</w:t>
+      </w:r>
+    </w:p>
+    <w:p>
+      <w:pPr>
+        <w:spacing w:line="360" w:lineRule="auto"/>
+        <w:ind w:firstLine="709"/>
+      </w:pPr>
+      <w:r>
+        <w:t>Шапкин, В.Н. Белоозеров. - СПб.: Профессия, 2008. - 352 с.</w:t>
+      </w:r>
+    </w:p>
+    <w:p>
+      <w:pPr>
+        <w:spacing w:line="360" w:lineRule="auto"/>
+        <w:ind w:firstLine="709"/>
+      </w:pPr>
+      <w:r>
+        <w:t>13 Рубрикатор научно-технической информации по нанотехнологиям и</w:t>
+      </w:r>
+    </w:p>
+    <w:p>
+      <w:pPr>
+        <w:spacing w:line="360" w:lineRule="auto"/>
+        <w:ind w:firstLine="709"/>
+      </w:pPr>
+      <w:r>
+        <w:t>наноматериалам/РНЦ "Курчатовский институт", ФГУ ГНИИ ИТТ "Информика",</w:t>
+      </w:r>
+    </w:p>
+    <w:p>
+      <w:pPr>
+        <w:spacing w:line="360" w:lineRule="auto"/>
+        <w:ind w:firstLine="709"/>
+      </w:pPr>
+      <w:r>
+        <w:t>Национальный электронно-информационный консорциум (НЭИКОН),</w:t>
+      </w:r>
+    </w:p>
+    <w:p>
+      <w:pPr>
+        <w:spacing w:line="360" w:lineRule="auto"/>
+        <w:ind w:firstLine="709"/>
+      </w:pPr>
+      <w:r>
+        <w:t>Всероссийский институт научной и технической информации (ВИНИТИ РАН)</w:t>
+      </w:r>
+      <w:r>
+        <w:t>*</w:t>
+      </w:r>
+      <w:r>
+        <w:t>. - М.,</w:t>
+      </w:r>
+    </w:p>
+    <w:p>
+      <w:pPr>
+        <w:spacing w:line="360" w:lineRule="auto"/>
+        <w:ind w:firstLine="709"/>
+      </w:pPr>
+      <w:r>
+        <w:t>2009. - 75 с.</w:t>
+      </w:r>
+    </w:p>
+    <w:p>
+      <w:pPr>
+        <w:spacing w:line="360" w:lineRule="auto"/>
+        <w:ind w:firstLine="709"/>
+      </w:pPr>
+      <w:r>
+        <w:t>14 Рубрикатор по нанонауке и нанотехнологиям. - URL: http/www.rubric.neicon.ru</w:t>
+      </w:r>
+    </w:p>
+    <w:p>
+      <w:pPr>
+        <w:spacing w:line="360" w:lineRule="auto"/>
+        <w:ind w:firstLine="709"/>
+      </w:pPr>
+    </w:p>
+    <w:p>
+      <w:pPr>
+        <w:spacing w:line="360" w:lineRule="auto"/>
+        <w:ind w:firstLine="709"/>
+      </w:pPr>
+    </w:p>
+    <w:p>
+      <w:pPr>
+        <w:spacing w:line="360" w:lineRule="auto"/>
+        <w:ind w:firstLine="709"/>
+      </w:pPr>
+    </w:p>
+    <w:p>
+      <w:pPr>
+        <w:spacing w:line="360" w:lineRule="auto"/>
+        <w:ind w:firstLine="709"/>
+      </w:pPr>
+    </w:p>
+    <w:p>
+      <w:pPr>
+        <w:spacing w:line="360" w:lineRule="auto"/>
+        <w:ind w:firstLine="709"/>
+      </w:pPr>
+    </w:p>
+    <w:p>
+      <w:pPr>
+        <w:spacing w:line="360" w:lineRule="auto"/>
+        <w:ind w:firstLine="709"/>
+      </w:pPr>
+    </w:p>
+    <w:p>
+      <w:pPr>
+        <w:spacing w:line="360" w:lineRule="auto"/>
+        <w:ind w:firstLine="709"/>
+      </w:pPr>
+    </w:p>
+    <w:p>
+      <w:pPr>
+        <w:spacing w:line="360" w:lineRule="auto"/>
+        <w:ind w:firstLine="709"/>
+      </w:pPr>
+    </w:p>
+    <w:p>
+      <w:pPr>
+        <w:spacing w:line="360" w:lineRule="auto"/>
+        <w:ind w:firstLine="709"/>
+      </w:pPr>
+    </w:p>
+    <w:p>
+      <w:pPr>
+        <w:spacing w:line="360" w:lineRule="auto"/>
+        <w:ind w:firstLine="709"/>
+      </w:pPr>
+    </w:p>
+    <w:p>
+      <w:pPr>
+        <w:spacing w:line="360" w:lineRule="auto"/>
+        <w:ind w:firstLine="709"/>
+      </w:pPr>
+    </w:p>
+    <w:p>
+      <w:pPr>
+        <w:spacing w:line="360" w:lineRule="auto"/>
+        <w:ind w:firstLine="709"/>
+      </w:pPr>
+    </w:p>
+    <w:p>
+      <w:pPr>
+        <w:spacing w:line="360" w:lineRule="auto"/>
+        <w:ind w:firstLine="709"/>
+        <w:rPr>
+          <w:rFonts w:ascii="Times New Roman" w:eastAsia="Times New Roman" w:hAnsi="Times New Roman" w:cs="Times New Roman"/>
+          <w:sz w:val="24"/>
+          <w:szCs w:val="24"/>
+          <w:lang w:eastAsia="ru-RU"/>
+        </w:rPr>
+      </w:pPr>
+      <w:r>
+        <w:rPr>
+          <w:rFonts w:ascii="Times New Roman" w:eastAsia="Times New Roman" w:hAnsi="Times New Roman" w:cs="Times New Roman"/>
+          <w:sz w:val="24"/>
+          <w:szCs w:val="24"/>
+          <w:lang w:eastAsia="ru-RU"/>
+        </w:rPr>
+        <w:pict>
+          <v:rect id="_x0000_i1060" style="width:412.1pt;height:1.5pt" o:hrpct="881" o:hrstd="t" o:hr="t" fillcolor="#a0a0a0" stroked="f"/>
+        </w:pict>
+      </w:r>
+    </w:p>
+    <w:p>
+      <w:pPr>
+        <w:spacing w:line="360" w:lineRule="auto"/>
+        <w:ind w:firstLine="709"/>
+      </w:pPr>
+      <w:r>
+        <w:rPr>
+          <w:rFonts w:ascii="Times New Roman" w:eastAsia="Times New Roman" w:hAnsi="Times New Roman" w:cs="Times New Roman"/>
+          <w:sz w:val="24"/>
+          <w:szCs w:val="24"/>
+          <w:lang w:eastAsia="ru-RU"/>
+        </w:rPr>
+        <w:t>*</w:t>
+      </w:r>
+      <w:r>
+        <w:rPr>
+          <w:rFonts w:ascii="Times New Roman" w:eastAsia="Times New Roman" w:hAnsi="Times New Roman" w:cs="Times New Roman"/>
+          <w:sz w:val="24"/>
+          <w:szCs w:val="24"/>
+          <w:lang w:eastAsia="ru-RU"/>
+        </w:rPr>
+        <w:t xml:space="preserve"> </w:t>
+      </w:r>
+      <w:r>
+        <w:rPr>
+          <w:rFonts w:ascii="Times New Roman" w:eastAsia="Times New Roman" w:hAnsi="Times New Roman" w:cs="Times New Roman"/>
+          <w:sz w:val="24"/>
+          <w:szCs w:val="24"/>
+          <w:lang w:eastAsia="ru-RU"/>
+        </w:rPr>
+        <w:t>Такой институт</w:t>
+      </w:r>
+    </w:p>
+    <w:p>
+      <w:pPr>
+        <w:pStyle w:val="1"/>
+        <w:spacing w:line="360" w:lineRule="auto"/>
+        <w:ind w:firstLine="709"/>
+        <w:jc w:val="center"/>
+      </w:pPr>
+      <w:bookmarkStart w:id="12" w:name="_Toc226001021"/>
+      <w:r>
+        <w:lastRenderedPageBreak/>
+        <w:t xml:space="preserve">Приложение </w:t>
+      </w:r>
+      <w:bookmarkEnd w:id="12"/>
+      <w:r>
+        <w:t>А</w:t>
+      </w:r>
+      <w:r>
         <w:br/>
       </w:r>
-      <w:proofErr w:type="spellStart"/>
-      <w:r>
-        <w:rPr>
-          <w:lang w:eastAsia="ru-RU"/>
-        </w:rPr>
-        <w:t>П</w:t>
-      </w:r>
-      <w:r>
-        <w:rPr>
-          <w:lang w:eastAsia="ru-RU"/>
-        </w:rPr>
-        <w:t>равило</w:t>
-      </w:r>
-      <w:r>
-        <w:rPr>
-          <w:lang w:eastAsia="ru-RU"/>
-        </w:rPr>
-        <w:t>фвфв</w:t>
-      </w:r>
-      <w:proofErr w:type="spellEnd"/>
-      <w:r>
-        <w:rPr>
-          <w:lang w:eastAsia="ru-RU"/>
-        </w:rPr>
-        <w:t xml:space="preserve"> оформления списка</w:t>
-      </w:r>
-    </w:p>
-    <w:p>
-      <w:pPr>
-        <w:spacing w:line="360" w:lineRule="auto"/>
-        <w:ind w:firstLine="709"/>
-        <w:rPr>
-          <w:rFonts w:ascii="Times New Roman" w:eastAsia="Times New Roman" w:hAnsi="Times New Roman" w:cs="Times New Roman"/>
-          <w:sz w:val="28"/>
-          <w:szCs w:val="28"/>
-          <w:lang w:eastAsia="ru-RU"/>
-        </w:rPr>
-      </w:pPr>
-      <w:r>
-        <w:rPr>
-          <w:rFonts w:ascii="Times New Roman" w:eastAsia="Times New Roman" w:hAnsi="Times New Roman" w:cs="Times New Roman"/>
-          <w:sz w:val="28"/>
-          <w:szCs w:val="28"/>
-          <w:lang w:eastAsia="ru-RU"/>
-        </w:rPr>
-        <w:t>Список должен содержать перечень всех источников, использованных при выполнении</w:t>
-      </w:r>
-      <w:r>
-        <w:rPr>
-          <w:rFonts w:ascii="Times New Roman" w:eastAsia="Times New Roman" w:hAnsi="Times New Roman" w:cs="Times New Roman"/>
-          <w:sz w:val="28"/>
-          <w:szCs w:val="28"/>
-          <w:lang w:eastAsia="ru-RU"/>
-        </w:rPr>
-        <w:t xml:space="preserve"> </w:t>
-      </w:r>
-      <w:r>
-        <w:rPr>
-          <w:rFonts w:ascii="Times New Roman" w:eastAsia="Times New Roman" w:hAnsi="Times New Roman" w:cs="Times New Roman"/>
-          <w:sz w:val="28"/>
-          <w:szCs w:val="28"/>
-          <w:lang w:eastAsia="ru-RU"/>
-        </w:rPr>
-        <w:t>работы (не только цитированных, но и просмотренных).</w:t>
-      </w:r>
-    </w:p>
-    <w:p>
-      <w:pPr>
-        <w:spacing w:line="360" w:lineRule="auto"/>
-        <w:ind w:firstLine="709"/>
-        <w:rPr>
-          <w:rFonts w:ascii="Times New Roman" w:eastAsia="Times New Roman" w:hAnsi="Times New Roman" w:cs="Times New Roman"/>
-          <w:sz w:val="28"/>
-          <w:szCs w:val="28"/>
-          <w:lang w:eastAsia="ru-RU"/>
-        </w:rPr>
-      </w:pPr>
-      <w:r>
-        <w:rPr>
-          <w:rFonts w:ascii="Times New Roman" w:eastAsia="Times New Roman" w:hAnsi="Times New Roman" w:cs="Times New Roman"/>
-          <w:sz w:val="28"/>
-          <w:szCs w:val="28"/>
-          <w:lang w:eastAsia="ru-RU"/>
-        </w:rPr>
-        <w:t>Для удобства пользования работой литература в списке систематизируется в</w:t>
-      </w:r>
-    </w:p>
-    <w:p>
-      <w:pPr>
-        <w:spacing w:line="360" w:lineRule="auto"/>
-        <w:ind w:firstLine="709"/>
-        <w:rPr>
-          <w:rFonts w:ascii="Times New Roman" w:eastAsia="Times New Roman" w:hAnsi="Times New Roman" w:cs="Times New Roman"/>
-          <w:sz w:val="28"/>
-          <w:szCs w:val="28"/>
-          <w:lang w:eastAsia="ru-RU"/>
-        </w:rPr>
-      </w:pPr>
-      <w:r>
-        <w:rPr>
-          <w:rFonts w:ascii="Times New Roman" w:eastAsia="Times New Roman" w:hAnsi="Times New Roman" w:cs="Times New Roman"/>
-          <w:sz w:val="28"/>
-          <w:szCs w:val="28"/>
-          <w:lang w:eastAsia="ru-RU"/>
-        </w:rPr>
-        <w:t>определенном порядке. В зависимости от характера, вида и целевого назначения работ</w:t>
-      </w:r>
-    </w:p>
-    <w:p>
-      <w:pPr>
-        <w:spacing w:line="360" w:lineRule="auto"/>
-        <w:ind w:firstLine="709"/>
-        <w:rPr>
-          <w:rFonts w:ascii="Times New Roman" w:eastAsia="Times New Roman" w:hAnsi="Times New Roman" w:cs="Times New Roman"/>
-          <w:sz w:val="28"/>
-          <w:szCs w:val="28"/>
-          <w:lang w:eastAsia="ru-RU"/>
-        </w:rPr>
-      </w:pPr>
-      <w:r>
-        <w:rPr>
-          <w:rFonts w:ascii="Times New Roman" w:eastAsia="Times New Roman" w:hAnsi="Times New Roman" w:cs="Times New Roman"/>
-          <w:sz w:val="28"/>
-          <w:szCs w:val="28"/>
-          <w:lang w:eastAsia="ru-RU"/>
-        </w:rPr>
-        <w:t>авторам</w:t>
-      </w:r>
-    </w:p>
-    <w:p>
-      <w:pPr>
-        <w:spacing w:line="360" w:lineRule="auto"/>
-        <w:ind w:firstLine="709"/>
-        <w:rPr>
-          <w:rFonts w:ascii="Times New Roman" w:eastAsia="Times New Roman" w:hAnsi="Times New Roman" w:cs="Times New Roman"/>
-          <w:sz w:val="28"/>
-          <w:szCs w:val="28"/>
-          <w:lang w:eastAsia="ru-RU"/>
-        </w:rPr>
-      </w:pPr>
-      <w:r>
-        <w:rPr>
-          <w:rFonts w:ascii="Times New Roman" w:eastAsia="Times New Roman" w:hAnsi="Times New Roman" w:cs="Times New Roman"/>
-          <w:sz w:val="28"/>
-          <w:szCs w:val="28"/>
-          <w:lang w:eastAsia="ru-RU"/>
-        </w:rPr>
-        <w:t>предлагается следующий вариант расположения литературы в списках:</w:t>
-      </w:r>
-    </w:p>
-    <w:p>
-      <w:pPr>
-        <w:spacing w:line="360" w:lineRule="auto"/>
-        <w:ind w:firstLine="709"/>
-        <w:rPr>
-          <w:rFonts w:ascii="Times New Roman" w:eastAsia="Times New Roman" w:hAnsi="Times New Roman" w:cs="Times New Roman"/>
-          <w:sz w:val="28"/>
-          <w:szCs w:val="28"/>
-          <w:lang w:eastAsia="ru-RU"/>
-        </w:rPr>
-      </w:pPr>
-      <w:r>
-        <w:rPr>
-          <w:rFonts w:ascii="Times New Roman" w:eastAsia="Times New Roman" w:hAnsi="Times New Roman" w:cs="Times New Roman"/>
-          <w:sz w:val="28"/>
-          <w:szCs w:val="28"/>
-          <w:lang w:eastAsia="ru-RU"/>
-        </w:rPr>
-        <w:t>– алфавитный.</w:t>
-      </w:r>
-    </w:p>
-    <w:p>
-      <w:pPr>
-        <w:spacing w:line="360" w:lineRule="auto"/>
-        <w:ind w:firstLine="709"/>
-        <w:rPr>
-          <w:rFonts w:ascii="Times New Roman" w:eastAsia="Times New Roman" w:hAnsi="Times New Roman" w:cs="Times New Roman"/>
-          <w:sz w:val="28"/>
-          <w:szCs w:val="28"/>
-          <w:lang w:eastAsia="ru-RU"/>
-        </w:rPr>
-      </w:pPr>
-      <w:r>
-        <w:rPr>
-          <w:rFonts w:ascii="Times New Roman" w:eastAsia="Times New Roman" w:hAnsi="Times New Roman" w:cs="Times New Roman"/>
-          <w:sz w:val="28"/>
-          <w:szCs w:val="28"/>
-          <w:lang w:eastAsia="ru-RU"/>
-        </w:rPr>
-        <w:t>Базовым стандартом на библиографическое описание является ГОСТ Р 7.0.100–2018</w:t>
-      </w:r>
-    </w:p>
-    <w:p>
-      <w:pPr>
-        <w:spacing w:line="360" w:lineRule="auto"/>
-        <w:ind w:firstLine="709"/>
-        <w:rPr>
-          <w:rFonts w:ascii="Times New Roman" w:eastAsia="Times New Roman" w:hAnsi="Times New Roman" w:cs="Times New Roman"/>
-          <w:sz w:val="28"/>
-          <w:szCs w:val="28"/>
-          <w:lang w:eastAsia="ru-RU"/>
-        </w:rPr>
-      </w:pPr>
-      <w:r>
-        <w:rPr>
-          <w:rFonts w:ascii="Times New Roman" w:eastAsia="Times New Roman" w:hAnsi="Times New Roman" w:cs="Times New Roman"/>
-          <w:sz w:val="28"/>
-          <w:szCs w:val="28"/>
-          <w:lang w:eastAsia="ru-RU"/>
-        </w:rPr>
-        <w:t>«Библиографическая запись. Библиографическое описание. Общие требования и правила</w:t>
-      </w:r>
-    </w:p>
-    <w:p>
-      <w:pPr>
-        <w:spacing w:line="360" w:lineRule="auto"/>
-        <w:ind w:firstLine="709"/>
-        <w:rPr>
-          <w:rFonts w:ascii="Times New Roman" w:eastAsia="Times New Roman" w:hAnsi="Times New Roman" w:cs="Times New Roman"/>
-          <w:sz w:val="28"/>
-          <w:szCs w:val="28"/>
-          <w:lang w:eastAsia="ru-RU"/>
-        </w:rPr>
-      </w:pPr>
-      <w:r>
-        <w:rPr>
-          <w:rFonts w:ascii="Times New Roman" w:eastAsia="Times New Roman" w:hAnsi="Times New Roman" w:cs="Times New Roman"/>
-          <w:sz w:val="28"/>
-          <w:szCs w:val="28"/>
-          <w:lang w:eastAsia="ru-RU"/>
-        </w:rPr>
-        <w:t>составления», который действует с 03 декабря 2018 г.</w:t>
-      </w:r>
-    </w:p>
-    <w:p>
-      <w:pPr>
-        <w:spacing w:line="360" w:lineRule="auto"/>
-        <w:ind w:firstLine="709"/>
-        <w:rPr>
-          <w:rFonts w:ascii="Times New Roman" w:eastAsia="Times New Roman" w:hAnsi="Times New Roman" w:cs="Times New Roman"/>
-          <w:sz w:val="28"/>
-          <w:szCs w:val="28"/>
-          <w:lang w:eastAsia="ru-RU"/>
-        </w:rPr>
-      </w:pPr>
-      <w:r>
-        <w:rPr>
-          <w:rFonts w:ascii="Times New Roman" w:eastAsia="Times New Roman" w:hAnsi="Times New Roman" w:cs="Times New Roman"/>
-          <w:sz w:val="28"/>
-          <w:szCs w:val="28"/>
-          <w:lang w:eastAsia="ru-RU"/>
-        </w:rPr>
-        <w:t>Объектами составления библиографического описания являются все виды</w:t>
-      </w:r>
-    </w:p>
-    <w:p>
-      <w:pPr>
-        <w:spacing w:line="360" w:lineRule="auto"/>
-        <w:ind w:firstLine="709"/>
-        <w:rPr>
-          <w:rFonts w:ascii="Times New Roman" w:eastAsia="Times New Roman" w:hAnsi="Times New Roman" w:cs="Times New Roman"/>
-          <w:sz w:val="28"/>
-          <w:szCs w:val="28"/>
-          <w:lang w:eastAsia="ru-RU"/>
-        </w:rPr>
-      </w:pPr>
-      <w:r>
-        <w:rPr>
-          <w:rFonts w:ascii="Times New Roman" w:eastAsia="Times New Roman" w:hAnsi="Times New Roman" w:cs="Times New Roman"/>
-          <w:sz w:val="28"/>
-          <w:szCs w:val="28"/>
-          <w:lang w:eastAsia="ru-RU"/>
-        </w:rPr>
-        <w:t>опубликованных и неопубликованных документов на любых носителях:</w:t>
-      </w:r>
-    </w:p>
-    <w:p>
-      <w:pPr>
-        <w:spacing w:line="360" w:lineRule="auto"/>
-        <w:ind w:firstLine="709"/>
-        <w:rPr>
-          <w:rFonts w:ascii="Times New Roman" w:eastAsia="Times New Roman" w:hAnsi="Times New Roman" w:cs="Times New Roman"/>
-          <w:sz w:val="28"/>
-          <w:szCs w:val="28"/>
-          <w:lang w:eastAsia="ru-RU"/>
-        </w:rPr>
-      </w:pPr>
-      <w:r>
-        <w:rPr>
-          <w:rFonts w:ascii="Times New Roman" w:eastAsia="Times New Roman" w:hAnsi="Times New Roman" w:cs="Times New Roman"/>
-          <w:sz w:val="28"/>
-          <w:szCs w:val="28"/>
-          <w:lang w:eastAsia="ru-RU"/>
-        </w:rPr>
-        <w:t>– книги;</w:t>
-      </w:r>
-    </w:p>
-    <w:p>
-      <w:pPr>
-        <w:spacing w:line="360" w:lineRule="auto"/>
-        <w:ind w:firstLine="709"/>
-        <w:rPr>
-          <w:rFonts w:ascii="Times New Roman" w:eastAsia="Times New Roman" w:hAnsi="Times New Roman" w:cs="Times New Roman"/>
-          <w:sz w:val="28"/>
-          <w:szCs w:val="28"/>
-          <w:lang w:eastAsia="ru-RU"/>
-        </w:rPr>
-      </w:pPr>
-      <w:r>
-        <w:rPr>
-          <w:rFonts w:ascii="Times New Roman" w:eastAsia="Times New Roman" w:hAnsi="Times New Roman" w:cs="Times New Roman"/>
-          <w:sz w:val="28"/>
-          <w:szCs w:val="28"/>
-          <w:lang w:eastAsia="ru-RU"/>
-        </w:rPr>
-        <w:t>– сериальные, нотные, картографические, аудиовизуальные, нормативные и технические</w:t>
-      </w:r>
-    </w:p>
-    <w:p>
-      <w:pPr>
-        <w:spacing w:line="360" w:lineRule="auto"/>
-        <w:ind w:firstLine="709"/>
-        <w:rPr>
-          <w:rFonts w:ascii="Times New Roman" w:eastAsia="Times New Roman" w:hAnsi="Times New Roman" w:cs="Times New Roman"/>
-          <w:sz w:val="28"/>
-          <w:szCs w:val="28"/>
-          <w:lang w:eastAsia="ru-RU"/>
-        </w:rPr>
-      </w:pPr>
-      <w:r>
-        <w:rPr>
-          <w:rFonts w:ascii="Times New Roman" w:eastAsia="Times New Roman" w:hAnsi="Times New Roman" w:cs="Times New Roman"/>
-          <w:sz w:val="28"/>
-          <w:szCs w:val="28"/>
-          <w:lang w:eastAsia="ru-RU"/>
-        </w:rPr>
-        <w:t>документы;</w:t>
-      </w:r>
-    </w:p>
-    <w:p>
-      <w:pPr>
-        <w:spacing w:line="360" w:lineRule="auto"/>
-        <w:ind w:firstLine="709"/>
-        <w:rPr>
-          <w:rFonts w:ascii="Times New Roman" w:eastAsia="Times New Roman" w:hAnsi="Times New Roman" w:cs="Times New Roman"/>
-          <w:sz w:val="28"/>
-          <w:szCs w:val="28"/>
-          <w:lang w:eastAsia="ru-RU"/>
-        </w:rPr>
-      </w:pPr>
-      <w:r>
-        <w:rPr>
-          <w:rFonts w:ascii="Times New Roman" w:eastAsia="Times New Roman" w:hAnsi="Times New Roman" w:cs="Times New Roman"/>
-          <w:sz w:val="28"/>
-          <w:szCs w:val="28"/>
-          <w:lang w:eastAsia="ru-RU"/>
-        </w:rPr>
-        <w:t>– микроформы;</w:t>
-      </w:r>
-    </w:p>
-    <w:p>
-      <w:pPr>
-        <w:spacing w:line="360" w:lineRule="auto"/>
-        <w:ind w:firstLine="709"/>
-        <w:rPr>
-          <w:rFonts w:ascii="Times New Roman" w:eastAsia="Times New Roman" w:hAnsi="Times New Roman" w:cs="Times New Roman"/>
-          <w:sz w:val="28"/>
-          <w:szCs w:val="28"/>
-          <w:lang w:eastAsia="ru-RU"/>
-        </w:rPr>
-      </w:pPr>
-      <w:r>
-        <w:rPr>
-          <w:rFonts w:ascii="Times New Roman" w:eastAsia="Times New Roman" w:hAnsi="Times New Roman" w:cs="Times New Roman"/>
-          <w:sz w:val="28"/>
-          <w:szCs w:val="28"/>
-          <w:lang w:eastAsia="ru-RU"/>
-        </w:rPr>
-        <w:lastRenderedPageBreak/>
-        <w:t>– электронные ресурсы;</w:t>
-      </w:r>
-    </w:p>
-    <w:p>
-      <w:pPr>
-        <w:spacing w:line="360" w:lineRule="auto"/>
-        <w:ind w:firstLine="709"/>
-        <w:rPr>
-          <w:rFonts w:ascii="Times New Roman" w:eastAsia="Times New Roman" w:hAnsi="Times New Roman" w:cs="Times New Roman"/>
-          <w:sz w:val="28"/>
-          <w:szCs w:val="28"/>
-          <w:lang w:eastAsia="ru-RU"/>
-        </w:rPr>
-      </w:pPr>
-      <w:r>
-        <w:rPr>
-          <w:rFonts w:ascii="Times New Roman" w:eastAsia="Times New Roman" w:hAnsi="Times New Roman" w:cs="Times New Roman"/>
-          <w:sz w:val="28"/>
-          <w:szCs w:val="28"/>
-          <w:lang w:eastAsia="ru-RU"/>
-        </w:rPr>
-        <w:t>– составные части документов.</w:t>
-      </w:r>
-    </w:p>
-    <w:p>
-      <w:pPr>
-        <w:spacing w:line="360" w:lineRule="auto"/>
-        <w:ind w:firstLine="709"/>
-        <w:rPr>
-          <w:rFonts w:ascii="Times New Roman" w:eastAsia="Times New Roman" w:hAnsi="Times New Roman" w:cs="Times New Roman"/>
-          <w:sz w:val="28"/>
-          <w:szCs w:val="28"/>
-          <w:lang w:eastAsia="ru-RU"/>
-        </w:rPr>
-      </w:pPr>
-      <w:r>
-        <w:rPr>
-          <w:rFonts w:ascii="Times New Roman" w:eastAsia="Times New Roman" w:hAnsi="Times New Roman" w:cs="Times New Roman"/>
-          <w:sz w:val="28"/>
-          <w:szCs w:val="28"/>
-          <w:lang w:eastAsia="ru-RU"/>
-        </w:rPr>
-        <w:t>Примеры библиографических описаний для со</w:t>
-      </w:r>
-      <w:r>
-        <w:rPr>
-          <w:rFonts w:ascii="Times New Roman" w:eastAsia="Times New Roman" w:hAnsi="Times New Roman" w:cs="Times New Roman"/>
-          <w:sz w:val="28"/>
-          <w:szCs w:val="28"/>
-          <w:lang w:eastAsia="ru-RU"/>
-        </w:rPr>
-        <w:t xml:space="preserve">ставления списка использованных </w:t>
-      </w:r>
-      <w:r>
-        <w:rPr>
-          <w:rFonts w:ascii="Times New Roman" w:eastAsia="Times New Roman" w:hAnsi="Times New Roman" w:cs="Times New Roman"/>
-          <w:sz w:val="28"/>
-          <w:szCs w:val="28"/>
-          <w:lang w:eastAsia="ru-RU"/>
-        </w:rPr>
-        <w:t>источников.</w:t>
-      </w:r>
-    </w:p>
-    <w:p>
-      <w:pPr>
-        <w:spacing w:line="360" w:lineRule="auto"/>
-        <w:ind w:firstLine="709"/>
-        <w:rPr>
-          <w:rFonts w:ascii="Times New Roman" w:eastAsia="Times New Roman" w:hAnsi="Times New Roman" w:cs="Times New Roman"/>
-          <w:i/>
-          <w:sz w:val="28"/>
-          <w:szCs w:val="28"/>
-          <w:lang w:eastAsia="ru-RU"/>
-        </w:rPr>
-      </w:pPr>
-      <w:r>
-        <w:rPr>
-          <w:rFonts w:ascii="Times New Roman" w:eastAsia="Times New Roman" w:hAnsi="Times New Roman" w:cs="Times New Roman"/>
-          <w:i/>
-          <w:sz w:val="28"/>
-          <w:szCs w:val="28"/>
-          <w:lang w:eastAsia="ru-RU"/>
-        </w:rPr>
-        <w:t>Законодательные материалы</w:t>
-      </w:r>
-    </w:p>
-    <w:p>
-      <w:pPr>
-        <w:spacing w:line="360" w:lineRule="auto"/>
-        <w:ind w:firstLine="709"/>
-        <w:rPr>
-          <w:rFonts w:ascii="Times New Roman" w:eastAsia="Times New Roman" w:hAnsi="Times New Roman" w:cs="Times New Roman"/>
-          <w:sz w:val="28"/>
-          <w:szCs w:val="28"/>
-          <w:lang w:eastAsia="ru-RU"/>
-        </w:rPr>
-      </w:pPr>
-      <w:r>
-        <w:rPr>
-          <w:rFonts w:ascii="Times New Roman" w:eastAsia="Times New Roman" w:hAnsi="Times New Roman" w:cs="Times New Roman"/>
-          <w:sz w:val="28"/>
-          <w:szCs w:val="28"/>
-          <w:lang w:eastAsia="ru-RU"/>
-        </w:rPr>
-        <w:t>1. Конституция Российской Федерации: принята всенародным голосование 12.12.1993 г.</w:t>
-      </w:r>
-    </w:p>
-    <w:p>
-      <w:pPr>
-        <w:spacing w:line="360" w:lineRule="auto"/>
-        <w:ind w:firstLine="709"/>
-        <w:rPr>
-          <w:rFonts w:ascii="Times New Roman" w:eastAsia="Times New Roman" w:hAnsi="Times New Roman" w:cs="Times New Roman"/>
-          <w:sz w:val="28"/>
-          <w:szCs w:val="28"/>
-          <w:lang w:eastAsia="ru-RU"/>
-        </w:rPr>
-      </w:pPr>
-      <w:r>
-        <w:rPr>
-          <w:rFonts w:ascii="Times New Roman" w:eastAsia="Times New Roman" w:hAnsi="Times New Roman" w:cs="Times New Roman"/>
-          <w:sz w:val="28"/>
-          <w:szCs w:val="28"/>
-          <w:lang w:eastAsia="ru-RU"/>
-        </w:rPr>
-        <w:t>(ред. от 21.07.2014) // Российская газета. – 1993. – 25 дек.; Собрание законодательства РФ. –</w:t>
-      </w:r>
-    </w:p>
-    <w:p>
-      <w:pPr>
-        <w:spacing w:line="360" w:lineRule="auto"/>
-        <w:ind w:firstLine="709"/>
-        <w:rPr>
-          <w:rFonts w:ascii="Times New Roman" w:eastAsia="Times New Roman" w:hAnsi="Times New Roman" w:cs="Times New Roman"/>
-          <w:sz w:val="28"/>
-          <w:szCs w:val="28"/>
-          <w:lang w:eastAsia="ru-RU"/>
-        </w:rPr>
-      </w:pPr>
-      <w:r>
-        <w:rPr>
-          <w:rFonts w:ascii="Times New Roman" w:eastAsia="Times New Roman" w:hAnsi="Times New Roman" w:cs="Times New Roman"/>
-          <w:sz w:val="28"/>
-          <w:szCs w:val="28"/>
-          <w:lang w:eastAsia="ru-RU"/>
-        </w:rPr>
-        <w:t>2014. – № 31. – Ст. 4398.</w:t>
-      </w:r>
-    </w:p>
-    <w:p>
-      <w:pPr>
-        <w:spacing w:line="360" w:lineRule="auto"/>
-        <w:ind w:firstLine="709"/>
-        <w:rPr>
-          <w:rFonts w:ascii="Times New Roman" w:eastAsia="Times New Roman" w:hAnsi="Times New Roman" w:cs="Times New Roman"/>
-          <w:sz w:val="28"/>
-          <w:szCs w:val="28"/>
-          <w:lang w:eastAsia="ru-RU"/>
-        </w:rPr>
-      </w:pPr>
-      <w:r>
-        <w:rPr>
-          <w:rFonts w:ascii="Times New Roman" w:eastAsia="Times New Roman" w:hAnsi="Times New Roman" w:cs="Times New Roman"/>
-          <w:sz w:val="28"/>
-          <w:szCs w:val="28"/>
-          <w:lang w:eastAsia="ru-RU"/>
-        </w:rPr>
-        <w:t>2. Гражданский кодекс Российской Федерации (часть первая) от 30.11.1994 г. № 51-ФЗ</w:t>
-      </w:r>
-    </w:p>
-    <w:p>
-      <w:pPr>
-        <w:spacing w:line="360" w:lineRule="auto"/>
-        <w:ind w:firstLine="709"/>
-        <w:rPr>
-          <w:rFonts w:ascii="Times New Roman" w:eastAsia="Times New Roman" w:hAnsi="Times New Roman" w:cs="Times New Roman"/>
-          <w:sz w:val="28"/>
-          <w:szCs w:val="28"/>
-          <w:lang w:eastAsia="ru-RU"/>
-        </w:rPr>
-      </w:pPr>
-      <w:r>
-        <w:rPr>
-          <w:rFonts w:ascii="Times New Roman" w:eastAsia="Times New Roman" w:hAnsi="Times New Roman" w:cs="Times New Roman"/>
-          <w:sz w:val="28"/>
-          <w:szCs w:val="28"/>
-          <w:lang w:eastAsia="ru-RU"/>
-        </w:rPr>
-        <w:t>(ред. от 22.10.2014) // Собрание законодательства РФ. – 1994. – № 32. – Ст. 3301; 2014. – № 43.</w:t>
-      </w:r>
-    </w:p>
-    <w:p>
-      <w:pPr>
-        <w:spacing w:line="360" w:lineRule="auto"/>
-        <w:ind w:firstLine="709"/>
-        <w:rPr>
-          <w:rFonts w:ascii="Times New Roman" w:eastAsia="Times New Roman" w:hAnsi="Times New Roman" w:cs="Times New Roman"/>
-          <w:sz w:val="28"/>
-          <w:szCs w:val="28"/>
-          <w:lang w:eastAsia="ru-RU"/>
-        </w:rPr>
-      </w:pPr>
-      <w:r>
-        <w:rPr>
-          <w:rFonts w:ascii="Times New Roman" w:eastAsia="Times New Roman" w:hAnsi="Times New Roman" w:cs="Times New Roman"/>
-          <w:sz w:val="28"/>
-          <w:szCs w:val="28"/>
-          <w:lang w:eastAsia="ru-RU"/>
-        </w:rPr>
-        <w:t>– Ст. 5799.</w:t>
-      </w:r>
-    </w:p>
-    <w:p>
-      <w:pPr>
-        <w:spacing w:line="360" w:lineRule="auto"/>
-        <w:ind w:firstLine="709"/>
-        <w:rPr>
-          <w:rFonts w:ascii="Times New Roman" w:eastAsia="Times New Roman" w:hAnsi="Times New Roman" w:cs="Times New Roman"/>
-          <w:i/>
-          <w:sz w:val="28"/>
-          <w:szCs w:val="28"/>
-          <w:lang w:eastAsia="ru-RU"/>
-        </w:rPr>
-      </w:pPr>
-      <w:r>
-        <w:rPr>
-          <w:rFonts w:ascii="Times New Roman" w:eastAsia="Times New Roman" w:hAnsi="Times New Roman" w:cs="Times New Roman"/>
-          <w:i/>
-          <w:sz w:val="28"/>
-          <w:szCs w:val="28"/>
-          <w:lang w:eastAsia="ru-RU"/>
-        </w:rPr>
-        <w:t>Книги одного автора</w:t>
-      </w:r>
-    </w:p>
-    <w:p>
-      <w:pPr>
-        <w:spacing w:line="360" w:lineRule="auto"/>
-        <w:ind w:firstLine="709"/>
-        <w:rPr>
-          <w:rFonts w:ascii="Times New Roman" w:eastAsia="Times New Roman" w:hAnsi="Times New Roman" w:cs="Times New Roman"/>
-          <w:sz w:val="28"/>
-          <w:szCs w:val="28"/>
-          <w:lang w:eastAsia="ru-RU"/>
-        </w:rPr>
-      </w:pPr>
-      <w:r>
-        <w:rPr>
-          <w:rFonts w:ascii="Times New Roman" w:eastAsia="Times New Roman" w:hAnsi="Times New Roman" w:cs="Times New Roman"/>
-          <w:sz w:val="28"/>
-          <w:szCs w:val="28"/>
-          <w:lang w:eastAsia="ru-RU"/>
-        </w:rPr>
-        <w:t xml:space="preserve">Янг Н. И. Алгебра: учеб. пособие / Н. И. Янг. – 2-е изд., доп. – </w:t>
-      </w:r>
-      <w:proofErr w:type="gramStart"/>
-      <w:r>
-        <w:rPr>
-          <w:rFonts w:ascii="Times New Roman" w:eastAsia="Times New Roman" w:hAnsi="Times New Roman" w:cs="Times New Roman"/>
-          <w:sz w:val="28"/>
-          <w:szCs w:val="28"/>
-          <w:lang w:eastAsia="ru-RU"/>
-        </w:rPr>
-        <w:t>М. :</w:t>
-      </w:r>
-      <w:proofErr w:type="gramEnd"/>
-      <w:r>
-        <w:rPr>
-          <w:rFonts w:ascii="Times New Roman" w:eastAsia="Times New Roman" w:hAnsi="Times New Roman" w:cs="Times New Roman"/>
-          <w:sz w:val="28"/>
-          <w:szCs w:val="28"/>
-          <w:lang w:eastAsia="ru-RU"/>
-        </w:rPr>
-        <w:t xml:space="preserve"> Просвещение, 1977. –</w:t>
-      </w:r>
-    </w:p>
-    <w:p>
-      <w:pPr>
-        <w:spacing w:line="360" w:lineRule="auto"/>
-        <w:ind w:firstLine="709"/>
-        <w:rPr>
-          <w:rFonts w:ascii="Times New Roman" w:eastAsia="Times New Roman" w:hAnsi="Times New Roman" w:cs="Times New Roman"/>
-          <w:sz w:val="28"/>
-          <w:szCs w:val="28"/>
-          <w:lang w:eastAsia="ru-RU"/>
-        </w:rPr>
-      </w:pPr>
-      <w:r>
-        <w:rPr>
-          <w:rFonts w:ascii="Times New Roman" w:eastAsia="Times New Roman" w:hAnsi="Times New Roman" w:cs="Times New Roman"/>
-          <w:sz w:val="28"/>
-          <w:szCs w:val="28"/>
-          <w:lang w:eastAsia="ru-RU"/>
-        </w:rPr>
-        <w:t>416 с.</w:t>
-      </w:r>
-    </w:p>
-    <w:p>
-      <w:pPr>
-        <w:spacing w:line="360" w:lineRule="auto"/>
-        <w:ind w:firstLine="709"/>
-        <w:rPr>
-          <w:rFonts w:ascii="Times New Roman" w:eastAsia="Times New Roman" w:hAnsi="Times New Roman" w:cs="Times New Roman"/>
-          <w:i/>
-          <w:sz w:val="28"/>
-          <w:szCs w:val="28"/>
-          <w:lang w:eastAsia="ru-RU"/>
-        </w:rPr>
-      </w:pPr>
-      <w:r>
-        <w:rPr>
-          <w:rFonts w:ascii="Times New Roman" w:eastAsia="Times New Roman" w:hAnsi="Times New Roman" w:cs="Times New Roman"/>
-          <w:i/>
-          <w:sz w:val="28"/>
-          <w:szCs w:val="28"/>
-          <w:lang w:eastAsia="ru-RU"/>
-        </w:rPr>
-        <w:t>Книги двух авторов</w:t>
-      </w:r>
-    </w:p>
-    <w:p>
-      <w:pPr>
-        <w:spacing w:line="360" w:lineRule="auto"/>
-        <w:ind w:firstLine="709"/>
-        <w:rPr>
-          <w:rFonts w:ascii="Times New Roman" w:eastAsia="Times New Roman" w:hAnsi="Times New Roman" w:cs="Times New Roman"/>
-          <w:sz w:val="28"/>
-          <w:szCs w:val="28"/>
-          <w:lang w:eastAsia="ru-RU"/>
-        </w:rPr>
-      </w:pPr>
-      <w:proofErr w:type="spellStart"/>
-      <w:r>
-        <w:rPr>
-          <w:rFonts w:ascii="Times New Roman" w:eastAsia="Times New Roman" w:hAnsi="Times New Roman" w:cs="Times New Roman"/>
-          <w:sz w:val="28"/>
-          <w:szCs w:val="28"/>
-          <w:lang w:eastAsia="ru-RU"/>
-        </w:rPr>
-        <w:t>Нечипорчук</w:t>
-      </w:r>
-      <w:proofErr w:type="spellEnd"/>
-      <w:r>
-        <w:rPr>
-          <w:rFonts w:ascii="Times New Roman" w:eastAsia="Times New Roman" w:hAnsi="Times New Roman" w:cs="Times New Roman"/>
-          <w:sz w:val="28"/>
-          <w:szCs w:val="28"/>
-          <w:lang w:eastAsia="ru-RU"/>
-        </w:rPr>
-        <w:t xml:space="preserve"> Н. А. Акцизы / Н. А. </w:t>
-      </w:r>
-      <w:proofErr w:type="spellStart"/>
-      <w:r>
-        <w:rPr>
-          <w:rFonts w:ascii="Times New Roman" w:eastAsia="Times New Roman" w:hAnsi="Times New Roman" w:cs="Times New Roman"/>
-          <w:sz w:val="28"/>
-          <w:szCs w:val="28"/>
-          <w:lang w:eastAsia="ru-RU"/>
-        </w:rPr>
-        <w:t>Нечипорчук</w:t>
-      </w:r>
-      <w:proofErr w:type="spellEnd"/>
-      <w:r>
-        <w:rPr>
-          <w:rFonts w:ascii="Times New Roman" w:eastAsia="Times New Roman" w:hAnsi="Times New Roman" w:cs="Times New Roman"/>
-          <w:sz w:val="28"/>
-          <w:szCs w:val="28"/>
-          <w:lang w:eastAsia="ru-RU"/>
-        </w:rPr>
-        <w:t xml:space="preserve">, Т. К. Подгорная. - 2-е изд., </w:t>
-      </w:r>
-      <w:proofErr w:type="spellStart"/>
-      <w:r>
-        <w:rPr>
-          <w:rFonts w:ascii="Times New Roman" w:eastAsia="Times New Roman" w:hAnsi="Times New Roman" w:cs="Times New Roman"/>
-          <w:sz w:val="28"/>
-          <w:szCs w:val="28"/>
-          <w:lang w:eastAsia="ru-RU"/>
-        </w:rPr>
-        <w:t>перераб</w:t>
-      </w:r>
-      <w:proofErr w:type="spellEnd"/>
-      <w:r>
-        <w:rPr>
-          <w:rFonts w:ascii="Times New Roman" w:eastAsia="Times New Roman" w:hAnsi="Times New Roman" w:cs="Times New Roman"/>
-          <w:sz w:val="28"/>
-          <w:szCs w:val="28"/>
-          <w:lang w:eastAsia="ru-RU"/>
-        </w:rPr>
-        <w:t xml:space="preserve">. – </w:t>
-      </w:r>
-      <w:proofErr w:type="gramStart"/>
-      <w:r>
-        <w:rPr>
-          <w:rFonts w:ascii="Times New Roman" w:eastAsia="Times New Roman" w:hAnsi="Times New Roman" w:cs="Times New Roman"/>
-          <w:sz w:val="28"/>
-          <w:szCs w:val="28"/>
-          <w:lang w:eastAsia="ru-RU"/>
-        </w:rPr>
-        <w:t>М. :</w:t>
-      </w:r>
-      <w:proofErr w:type="gramEnd"/>
-    </w:p>
-    <w:p>
-      <w:pPr>
-        <w:spacing w:line="360" w:lineRule="auto"/>
-        <w:ind w:firstLine="709"/>
-        <w:rPr>
-          <w:rFonts w:ascii="Times New Roman" w:eastAsia="Times New Roman" w:hAnsi="Times New Roman" w:cs="Times New Roman"/>
-          <w:sz w:val="28"/>
-          <w:szCs w:val="28"/>
-          <w:lang w:eastAsia="ru-RU"/>
-        </w:rPr>
-      </w:pPr>
-      <w:r>
-        <w:rPr>
-          <w:rFonts w:ascii="Times New Roman" w:eastAsia="Times New Roman" w:hAnsi="Times New Roman" w:cs="Times New Roman"/>
-          <w:sz w:val="28"/>
-          <w:szCs w:val="28"/>
-          <w:lang w:eastAsia="ru-RU"/>
-        </w:rPr>
-        <w:t>Налог Инфо, 2006. – 264 с.</w:t>
-      </w:r>
-    </w:p>
-    <w:p>
-      <w:pPr>
-        <w:spacing w:line="360" w:lineRule="auto"/>
-        <w:ind w:firstLine="709"/>
-        <w:rPr>
-          <w:rFonts w:ascii="Times New Roman" w:eastAsia="Times New Roman" w:hAnsi="Times New Roman" w:cs="Times New Roman"/>
-          <w:i/>
-          <w:sz w:val="28"/>
-          <w:szCs w:val="28"/>
-          <w:lang w:eastAsia="ru-RU"/>
-        </w:rPr>
-      </w:pPr>
-      <w:r>
-        <w:rPr>
-          <w:rFonts w:ascii="Times New Roman" w:eastAsia="Times New Roman" w:hAnsi="Times New Roman" w:cs="Times New Roman"/>
-          <w:i/>
-          <w:sz w:val="28"/>
-          <w:szCs w:val="28"/>
-          <w:lang w:eastAsia="ru-RU"/>
-        </w:rPr>
-        <w:t>Книги трех авторов</w:t>
-      </w:r>
-    </w:p>
-    <w:p>
-      <w:pPr>
-        <w:spacing w:line="360" w:lineRule="auto"/>
-        <w:ind w:firstLine="709"/>
-        <w:rPr>
-          <w:rFonts w:ascii="Times New Roman" w:eastAsia="Times New Roman" w:hAnsi="Times New Roman" w:cs="Times New Roman"/>
-          <w:sz w:val="28"/>
-          <w:szCs w:val="28"/>
-          <w:lang w:eastAsia="ru-RU"/>
-        </w:rPr>
-      </w:pPr>
-      <w:r>
-        <w:rPr>
-          <w:rFonts w:ascii="Times New Roman" w:eastAsia="Times New Roman" w:hAnsi="Times New Roman" w:cs="Times New Roman"/>
-          <w:sz w:val="28"/>
-          <w:szCs w:val="28"/>
-          <w:lang w:eastAsia="ru-RU"/>
-        </w:rPr>
-        <w:lastRenderedPageBreak/>
-        <w:t xml:space="preserve">Бахвалов Н. С. Баланс / Н. С. Бахвалов, Н. П. Жидков, Г. М. Кобельков. – 3-е изд. – </w:t>
-      </w:r>
-      <w:proofErr w:type="gramStart"/>
-      <w:r>
-        <w:rPr>
-          <w:rFonts w:ascii="Times New Roman" w:eastAsia="Times New Roman" w:hAnsi="Times New Roman" w:cs="Times New Roman"/>
-          <w:sz w:val="28"/>
-          <w:szCs w:val="28"/>
-          <w:lang w:eastAsia="ru-RU"/>
-        </w:rPr>
-        <w:t>М. :</w:t>
-      </w:r>
-      <w:proofErr w:type="gramEnd"/>
-    </w:p>
-    <w:p>
-      <w:pPr>
-        <w:spacing w:line="360" w:lineRule="auto"/>
-        <w:ind w:firstLine="709"/>
-        <w:rPr>
-          <w:rFonts w:ascii="Times New Roman" w:eastAsia="Times New Roman" w:hAnsi="Times New Roman" w:cs="Times New Roman"/>
-          <w:sz w:val="28"/>
-          <w:szCs w:val="28"/>
-          <w:lang w:eastAsia="ru-RU"/>
-        </w:rPr>
-      </w:pPr>
-      <w:proofErr w:type="spellStart"/>
-      <w:r>
-        <w:rPr>
-          <w:rFonts w:ascii="Times New Roman" w:eastAsia="Times New Roman" w:hAnsi="Times New Roman" w:cs="Times New Roman"/>
-          <w:sz w:val="28"/>
-          <w:szCs w:val="28"/>
-          <w:lang w:eastAsia="ru-RU"/>
-        </w:rPr>
-        <w:t>ИндексМедиа</w:t>
-      </w:r>
-      <w:proofErr w:type="spellEnd"/>
-      <w:r>
-        <w:rPr>
-          <w:rFonts w:ascii="Times New Roman" w:eastAsia="Times New Roman" w:hAnsi="Times New Roman" w:cs="Times New Roman"/>
-          <w:sz w:val="28"/>
-          <w:szCs w:val="28"/>
-          <w:lang w:eastAsia="ru-RU"/>
-        </w:rPr>
-        <w:t>, 2007. – 144 с.</w:t>
-      </w:r>
-    </w:p>
-    <w:p>
-      <w:pPr>
-        <w:spacing w:line="360" w:lineRule="auto"/>
-        <w:ind w:firstLine="709"/>
-        <w:rPr>
-          <w:rFonts w:ascii="Times New Roman" w:eastAsia="Times New Roman" w:hAnsi="Times New Roman" w:cs="Times New Roman"/>
-          <w:i/>
-          <w:sz w:val="28"/>
-          <w:szCs w:val="28"/>
-          <w:lang w:eastAsia="ru-RU"/>
-        </w:rPr>
-      </w:pPr>
-      <w:r>
-        <w:rPr>
-          <w:rFonts w:ascii="Times New Roman" w:eastAsia="Times New Roman" w:hAnsi="Times New Roman" w:cs="Times New Roman"/>
-          <w:i/>
-          <w:sz w:val="28"/>
-          <w:szCs w:val="28"/>
-          <w:lang w:eastAsia="ru-RU"/>
-        </w:rPr>
-        <w:t>Книги более трех авторов</w:t>
-      </w:r>
-    </w:p>
-    <w:p>
-      <w:pPr>
-        <w:spacing w:line="360" w:lineRule="auto"/>
-        <w:ind w:firstLine="709"/>
-        <w:rPr>
-          <w:rFonts w:ascii="Times New Roman" w:eastAsia="Times New Roman" w:hAnsi="Times New Roman" w:cs="Times New Roman"/>
-          <w:sz w:val="28"/>
-          <w:szCs w:val="28"/>
-          <w:lang w:eastAsia="ru-RU"/>
-        </w:rPr>
-      </w:pPr>
-      <w:r>
-        <w:rPr>
-          <w:rFonts w:ascii="Times New Roman" w:eastAsia="Times New Roman" w:hAnsi="Times New Roman" w:cs="Times New Roman"/>
-          <w:sz w:val="28"/>
-          <w:szCs w:val="28"/>
-          <w:lang w:eastAsia="ru-RU"/>
-        </w:rPr>
-        <w:t xml:space="preserve">Математика: учебник / Ю. М. Ермолаев [и др.]. – 2-е изд., доп. и </w:t>
-      </w:r>
-      <w:proofErr w:type="spellStart"/>
-      <w:r>
-        <w:rPr>
-          <w:rFonts w:ascii="Times New Roman" w:eastAsia="Times New Roman" w:hAnsi="Times New Roman" w:cs="Times New Roman"/>
-          <w:sz w:val="28"/>
-          <w:szCs w:val="28"/>
-          <w:lang w:eastAsia="ru-RU"/>
-        </w:rPr>
-        <w:t>испр</w:t>
-      </w:r>
-      <w:proofErr w:type="spellEnd"/>
-      <w:r>
-        <w:rPr>
-          <w:rFonts w:ascii="Times New Roman" w:eastAsia="Times New Roman" w:hAnsi="Times New Roman" w:cs="Times New Roman"/>
-          <w:sz w:val="28"/>
-          <w:szCs w:val="28"/>
-          <w:lang w:eastAsia="ru-RU"/>
-        </w:rPr>
-        <w:t>. – Киев, 1981. –</w:t>
-      </w:r>
-    </w:p>
-    <w:p>
-      <w:pPr>
-        <w:spacing w:line="360" w:lineRule="auto"/>
-        <w:ind w:firstLine="709"/>
-        <w:rPr>
-          <w:rFonts w:ascii="Times New Roman" w:eastAsia="Times New Roman" w:hAnsi="Times New Roman" w:cs="Times New Roman"/>
-          <w:sz w:val="28"/>
-          <w:szCs w:val="28"/>
-          <w:lang w:eastAsia="ru-RU"/>
-        </w:rPr>
-      </w:pPr>
-      <w:r>
-        <w:rPr>
-          <w:rFonts w:ascii="Times New Roman" w:eastAsia="Times New Roman" w:hAnsi="Times New Roman" w:cs="Times New Roman"/>
-          <w:sz w:val="28"/>
-          <w:szCs w:val="28"/>
-          <w:lang w:eastAsia="ru-RU"/>
-        </w:rPr>
-        <w:t>311 с.</w:t>
-      </w:r>
-    </w:p>
-    <w:p>
-      <w:pPr>
-        <w:spacing w:line="360" w:lineRule="auto"/>
-        <w:ind w:firstLine="709"/>
-        <w:rPr>
-          <w:rFonts w:ascii="Times New Roman" w:eastAsia="Times New Roman" w:hAnsi="Times New Roman" w:cs="Times New Roman"/>
-          <w:i/>
-          <w:sz w:val="28"/>
-          <w:szCs w:val="28"/>
-          <w:lang w:eastAsia="ru-RU"/>
-        </w:rPr>
-      </w:pPr>
-      <w:r>
-        <w:rPr>
-          <w:rFonts w:ascii="Times New Roman" w:eastAsia="Times New Roman" w:hAnsi="Times New Roman" w:cs="Times New Roman"/>
-          <w:i/>
-          <w:sz w:val="28"/>
-          <w:szCs w:val="28"/>
-          <w:lang w:eastAsia="ru-RU"/>
-        </w:rPr>
-        <w:t>Сборники</w:t>
-      </w:r>
-    </w:p>
-    <w:p>
-      <w:pPr>
-        <w:spacing w:line="360" w:lineRule="auto"/>
-        <w:ind w:firstLine="709"/>
-        <w:rPr>
-          <w:rFonts w:ascii="Times New Roman" w:eastAsia="Times New Roman" w:hAnsi="Times New Roman" w:cs="Times New Roman"/>
-          <w:sz w:val="28"/>
-          <w:szCs w:val="28"/>
-          <w:lang w:eastAsia="ru-RU"/>
-        </w:rPr>
-      </w:pPr>
-      <w:r>
-        <w:rPr>
-          <w:rFonts w:ascii="Times New Roman" w:eastAsia="Times New Roman" w:hAnsi="Times New Roman" w:cs="Times New Roman"/>
-          <w:sz w:val="28"/>
-          <w:szCs w:val="28"/>
-          <w:lang w:eastAsia="ru-RU"/>
-        </w:rPr>
-        <w:t xml:space="preserve">Современные аспекты развития экономики: сб. науч. тр. / </w:t>
-      </w:r>
-      <w:proofErr w:type="spellStart"/>
-      <w:r>
-        <w:rPr>
-          <w:rFonts w:ascii="Times New Roman" w:eastAsia="Times New Roman" w:hAnsi="Times New Roman" w:cs="Times New Roman"/>
-          <w:sz w:val="28"/>
-          <w:szCs w:val="28"/>
-          <w:lang w:eastAsia="ru-RU"/>
-        </w:rPr>
-        <w:t>Тихоокеан</w:t>
-      </w:r>
-      <w:proofErr w:type="spellEnd"/>
-      <w:r>
-        <w:rPr>
-          <w:rFonts w:ascii="Times New Roman" w:eastAsia="Times New Roman" w:hAnsi="Times New Roman" w:cs="Times New Roman"/>
-          <w:sz w:val="28"/>
-          <w:szCs w:val="28"/>
-          <w:lang w:eastAsia="ru-RU"/>
-        </w:rPr>
-        <w:t>. гос. ун-т. –</w:t>
-      </w:r>
-    </w:p>
-    <w:p>
-      <w:pPr>
-        <w:spacing w:line="360" w:lineRule="auto"/>
-        <w:ind w:firstLine="709"/>
-        <w:rPr>
-          <w:rFonts w:ascii="Times New Roman" w:eastAsia="Times New Roman" w:hAnsi="Times New Roman" w:cs="Times New Roman"/>
-          <w:sz w:val="28"/>
-          <w:szCs w:val="28"/>
-          <w:lang w:eastAsia="ru-RU"/>
-        </w:rPr>
-      </w:pPr>
-      <w:r>
-        <w:rPr>
-          <w:rFonts w:ascii="Times New Roman" w:eastAsia="Times New Roman" w:hAnsi="Times New Roman" w:cs="Times New Roman"/>
-          <w:sz w:val="28"/>
-          <w:szCs w:val="28"/>
-          <w:lang w:eastAsia="ru-RU"/>
-        </w:rPr>
-        <w:t>Хабаровск, 2004. – 307 с</w:t>
+      <w:r>
+        <w:t>(рекомендуемое)</w:t>
+      </w:r>
+      <w:r>
+        <w:br/>
+      </w:r>
+      <w:r>
+        <w:t>Пример оформления Содержание</w:t>
+      </w:r>
+      <w:r>
+        <w:t>.</w:t>
+      </w:r>
+    </w:p>
+    <w:p>
+      <w:pPr>
+        <w:spacing w:line="360" w:lineRule="auto"/>
+        <w:ind w:firstLine="709"/>
+        <w:rPr>
+          <w:rFonts w:ascii="Times New Roman" w:eastAsia="Times New Roman" w:hAnsi="Times New Roman" w:cs="Times New Roman"/>
+          <w:sz w:val="28"/>
+          <w:szCs w:val="28"/>
+          <w:lang w:eastAsia="ru-RU"/>
+        </w:rPr>
+      </w:pPr>
+      <w:r>
+        <w:rPr>
+          <w:rFonts w:ascii="Times New Roman" w:eastAsia="Times New Roman" w:hAnsi="Times New Roman" w:cs="Times New Roman"/>
+          <w:sz w:val="28"/>
+          <w:szCs w:val="28"/>
+          <w:lang w:eastAsia="ru-RU"/>
+        </w:rPr>
+        <w:t>Введение 5</w:t>
+      </w:r>
+    </w:p>
+    <w:p>
+      <w:pPr>
+        <w:spacing w:line="360" w:lineRule="auto"/>
+        <w:ind w:firstLine="709"/>
+        <w:rPr>
+          <w:rFonts w:ascii="Times New Roman" w:eastAsia="Times New Roman" w:hAnsi="Times New Roman" w:cs="Times New Roman"/>
+          <w:sz w:val="28"/>
+          <w:szCs w:val="28"/>
+          <w:lang w:eastAsia="ru-RU"/>
+        </w:rPr>
+      </w:pPr>
+      <w:r>
+        <w:rPr>
+          <w:rFonts w:ascii="Times New Roman" w:eastAsia="Times New Roman" w:hAnsi="Times New Roman" w:cs="Times New Roman"/>
+          <w:sz w:val="28"/>
+          <w:szCs w:val="28"/>
+          <w:lang w:eastAsia="ru-RU"/>
+        </w:rPr>
+        <w:t>1 Технические характеристики датчика электромагнитных колебаний 6</w:t>
+      </w:r>
+    </w:p>
+    <w:p>
+      <w:pPr>
+        <w:spacing w:line="360" w:lineRule="auto"/>
+        <w:ind w:firstLine="709"/>
+        <w:rPr>
+          <w:rFonts w:ascii="Times New Roman" w:eastAsia="Times New Roman" w:hAnsi="Times New Roman" w:cs="Times New Roman"/>
+          <w:sz w:val="28"/>
+          <w:szCs w:val="28"/>
+          <w:lang w:eastAsia="ru-RU"/>
+        </w:rPr>
+      </w:pPr>
+      <w:r>
+        <w:rPr>
+          <w:rFonts w:ascii="Times New Roman" w:eastAsia="Times New Roman" w:hAnsi="Times New Roman" w:cs="Times New Roman"/>
+          <w:sz w:val="28"/>
+          <w:szCs w:val="28"/>
+          <w:lang w:eastAsia="ru-RU"/>
+        </w:rPr>
+        <w:t>2 Выбор и обоснование принципа построения датчиков</w:t>
+      </w:r>
+    </w:p>
+    <w:p>
+      <w:pPr>
+        <w:spacing w:line="360" w:lineRule="auto"/>
+        <w:ind w:firstLine="709"/>
+        <w:rPr>
+          <w:rFonts w:ascii="Times New Roman" w:eastAsia="Times New Roman" w:hAnsi="Times New Roman" w:cs="Times New Roman"/>
+          <w:sz w:val="28"/>
+          <w:szCs w:val="28"/>
+          <w:lang w:eastAsia="ru-RU"/>
+        </w:rPr>
+      </w:pPr>
+      <w:r>
+        <w:rPr>
+          <w:rFonts w:ascii="Times New Roman" w:eastAsia="Times New Roman" w:hAnsi="Times New Roman" w:cs="Times New Roman"/>
+          <w:sz w:val="28"/>
+          <w:szCs w:val="28"/>
+          <w:lang w:eastAsia="ru-RU"/>
+        </w:rPr>
+        <w:t>электромагнитных колебаний 9</w:t>
+      </w:r>
+    </w:p>
+    <w:p>
+      <w:pPr>
+        <w:spacing w:line="360" w:lineRule="auto"/>
+        <w:ind w:firstLine="709"/>
+        <w:rPr>
+          <w:rFonts w:ascii="Times New Roman" w:eastAsia="Times New Roman" w:hAnsi="Times New Roman" w:cs="Times New Roman"/>
+          <w:sz w:val="28"/>
+          <w:szCs w:val="28"/>
+          <w:lang w:eastAsia="ru-RU"/>
+        </w:rPr>
+      </w:pPr>
+      <w:r>
+        <w:rPr>
+          <w:rFonts w:ascii="Times New Roman" w:eastAsia="Times New Roman" w:hAnsi="Times New Roman" w:cs="Times New Roman"/>
+          <w:sz w:val="28"/>
+          <w:szCs w:val="28"/>
+          <w:lang w:eastAsia="ru-RU"/>
+        </w:rPr>
+        <w:t>2.1 Классификация датчиков электромагнитных колебаний 9</w:t>
+      </w:r>
+    </w:p>
+    <w:p>
+      <w:pPr>
+        <w:spacing w:line="360" w:lineRule="auto"/>
+        <w:ind w:firstLine="709"/>
+        <w:rPr>
+          <w:rFonts w:ascii="Times New Roman" w:eastAsia="Times New Roman" w:hAnsi="Times New Roman" w:cs="Times New Roman"/>
+          <w:sz w:val="28"/>
+          <w:szCs w:val="28"/>
+          <w:lang w:eastAsia="ru-RU"/>
+        </w:rPr>
+      </w:pPr>
+      <w:r>
+        <w:rPr>
+          <w:rFonts w:ascii="Times New Roman" w:eastAsia="Times New Roman" w:hAnsi="Times New Roman" w:cs="Times New Roman"/>
+          <w:sz w:val="28"/>
+          <w:szCs w:val="28"/>
+          <w:lang w:eastAsia="ru-RU"/>
+        </w:rPr>
+        <w:t>2.2 Пути повышения точности датчиков частоты 14</w:t>
+      </w:r>
+    </w:p>
+    <w:p>
+      <w:pPr>
+        <w:spacing w:line="360" w:lineRule="auto"/>
+        <w:ind w:firstLine="709"/>
+        <w:rPr>
+          <w:rFonts w:ascii="Times New Roman" w:eastAsia="Times New Roman" w:hAnsi="Times New Roman" w:cs="Times New Roman"/>
+          <w:sz w:val="28"/>
+          <w:szCs w:val="28"/>
+          <w:lang w:eastAsia="ru-RU"/>
+        </w:rPr>
+      </w:pPr>
+      <w:r>
+        <w:rPr>
+          <w:rFonts w:ascii="Times New Roman" w:eastAsia="Times New Roman" w:hAnsi="Times New Roman" w:cs="Times New Roman"/>
+          <w:sz w:val="28"/>
+          <w:szCs w:val="28"/>
+          <w:lang w:eastAsia="ru-RU"/>
+        </w:rPr>
+        <w:t>3 Разработка функциональной схемы датчика</w:t>
+      </w:r>
+    </w:p>
+    <w:p>
+      <w:pPr>
+        <w:spacing w:line="360" w:lineRule="auto"/>
+        <w:ind w:firstLine="709"/>
+        <w:rPr>
+          <w:rFonts w:ascii="Times New Roman" w:eastAsia="Times New Roman" w:hAnsi="Times New Roman" w:cs="Times New Roman"/>
+          <w:sz w:val="28"/>
+          <w:szCs w:val="28"/>
+          <w:lang w:eastAsia="ru-RU"/>
+        </w:rPr>
+      </w:pPr>
+      <w:r>
+        <w:rPr>
+          <w:rFonts w:ascii="Times New Roman" w:eastAsia="Times New Roman" w:hAnsi="Times New Roman" w:cs="Times New Roman"/>
+          <w:sz w:val="28"/>
+          <w:szCs w:val="28"/>
+          <w:lang w:eastAsia="ru-RU"/>
+        </w:rPr>
+        <w:t>электромагнитных колебаний 17</w:t>
+      </w:r>
+    </w:p>
+    <w:p>
+      <w:pPr>
+        <w:spacing w:line="360" w:lineRule="auto"/>
+        <w:ind w:firstLine="709"/>
+        <w:rPr>
+          <w:rFonts w:ascii="Times New Roman" w:eastAsia="Times New Roman" w:hAnsi="Times New Roman" w:cs="Times New Roman"/>
+          <w:sz w:val="28"/>
+          <w:szCs w:val="28"/>
+          <w:lang w:eastAsia="ru-RU"/>
+        </w:rPr>
+      </w:pPr>
+      <w:r>
+        <w:rPr>
+          <w:rFonts w:ascii="Times New Roman" w:eastAsia="Times New Roman" w:hAnsi="Times New Roman" w:cs="Times New Roman"/>
+          <w:sz w:val="28"/>
+          <w:szCs w:val="28"/>
+          <w:lang w:eastAsia="ru-RU"/>
+        </w:rPr>
+        <w:t>3.1 Электронный датчик электромагнитных колебаний 17</w:t>
+      </w:r>
+    </w:p>
+    <w:p>
+      <w:pPr>
+        <w:spacing w:line="360" w:lineRule="auto"/>
+        <w:ind w:firstLine="709"/>
+        <w:rPr>
+          <w:rFonts w:ascii="Times New Roman" w:eastAsia="Times New Roman" w:hAnsi="Times New Roman" w:cs="Times New Roman"/>
+          <w:sz w:val="28"/>
+          <w:szCs w:val="28"/>
+          <w:lang w:eastAsia="ru-RU"/>
+        </w:rPr>
+      </w:pPr>
+      <w:r>
+        <w:rPr>
+          <w:rFonts w:ascii="Times New Roman" w:eastAsia="Times New Roman" w:hAnsi="Times New Roman" w:cs="Times New Roman"/>
+          <w:sz w:val="28"/>
+          <w:szCs w:val="28"/>
+          <w:lang w:eastAsia="ru-RU"/>
+        </w:rPr>
+        <w:t>3.2 Описание и обоснование метода измерения высокочастотных</w:t>
+      </w:r>
+    </w:p>
+    <w:p>
+      <w:pPr>
+        <w:spacing w:line="360" w:lineRule="auto"/>
+        <w:ind w:firstLine="709"/>
+        <w:rPr>
+          <w:rFonts w:ascii="Times New Roman" w:eastAsia="Times New Roman" w:hAnsi="Times New Roman" w:cs="Times New Roman"/>
+          <w:sz w:val="28"/>
+          <w:szCs w:val="28"/>
+          <w:lang w:eastAsia="ru-RU"/>
+        </w:rPr>
+      </w:pPr>
+      <w:r>
+        <w:rPr>
+          <w:rFonts w:ascii="Times New Roman" w:eastAsia="Times New Roman" w:hAnsi="Times New Roman" w:cs="Times New Roman"/>
+          <w:sz w:val="28"/>
+          <w:szCs w:val="28"/>
+          <w:lang w:eastAsia="ru-RU"/>
+        </w:rPr>
+        <w:t>электромагнитных колебаний с</w:t>
+      </w:r>
+      <w:r>
+        <w:rPr>
+          <w:rFonts w:ascii="Times New Roman" w:eastAsia="Times New Roman" w:hAnsi="Times New Roman" w:cs="Times New Roman"/>
+          <w:sz w:val="28"/>
+          <w:szCs w:val="28"/>
+          <w:lang w:eastAsia="ru-RU"/>
+        </w:rPr>
+        <w:t xml:space="preserve"> помощью электронного датчика </w:t>
+      </w:r>
+    </w:p>
+    <w:p>
+      <w:pPr>
+        <w:spacing w:line="360" w:lineRule="auto"/>
+        <w:ind w:firstLine="709"/>
+        <w:rPr>
+          <w:rFonts w:ascii="Times New Roman" w:eastAsia="Times New Roman" w:hAnsi="Times New Roman" w:cs="Times New Roman"/>
+          <w:sz w:val="28"/>
+          <w:szCs w:val="28"/>
+          <w:lang w:eastAsia="ru-RU"/>
+        </w:rPr>
+      </w:pPr>
+      <w:r>
+        <w:rPr>
+          <w:rFonts w:ascii="Times New Roman" w:eastAsia="Times New Roman" w:hAnsi="Times New Roman" w:cs="Times New Roman"/>
+          <w:sz w:val="28"/>
+          <w:szCs w:val="28"/>
+          <w:lang w:eastAsia="ru-RU"/>
+        </w:rPr>
+        <w:t>Заключение 41</w:t>
+      </w:r>
+    </w:p>
+    <w:p>
+      <w:pPr>
+        <w:spacing w:line="360" w:lineRule="auto"/>
+        <w:ind w:firstLine="709"/>
+        <w:rPr>
+          <w:rFonts w:ascii="Times New Roman" w:eastAsia="Times New Roman" w:hAnsi="Times New Roman" w:cs="Times New Roman"/>
+          <w:sz w:val="28"/>
+          <w:szCs w:val="28"/>
+          <w:lang w:eastAsia="ru-RU"/>
+        </w:rPr>
+      </w:pPr>
+      <w:r>
+        <w:rPr>
+          <w:rFonts w:ascii="Times New Roman" w:eastAsia="Times New Roman" w:hAnsi="Times New Roman" w:cs="Times New Roman"/>
+          <w:sz w:val="28"/>
+          <w:szCs w:val="28"/>
+          <w:lang w:eastAsia="ru-RU"/>
+        </w:rPr>
+        <w:t>Список использованных источников 45</w:t>
+      </w:r>
+    </w:p>
+    <w:p>
+      <w:pPr>
+        <w:spacing w:line="360" w:lineRule="auto"/>
+        <w:ind w:firstLine="709"/>
+        <w:rPr>
+          <w:rFonts w:ascii="Times New Roman" w:eastAsia="Times New Roman" w:hAnsi="Times New Roman" w:cs="Times New Roman"/>
+          <w:sz w:val="28"/>
+          <w:szCs w:val="28"/>
+          <w:lang w:eastAsia="ru-RU"/>
+        </w:rPr>
+      </w:pPr>
+      <w:r>
+        <w:rPr>
+          <w:rFonts w:ascii="Times New Roman" w:eastAsia="Times New Roman" w:hAnsi="Times New Roman" w:cs="Times New Roman"/>
+          <w:sz w:val="28"/>
+          <w:szCs w:val="28"/>
+          <w:lang w:eastAsia="ru-RU"/>
+        </w:rPr>
+        <w:t>Приложение А Название приложения 48</w:t>
+      </w:r>
+    </w:p>
+    <w:p>
+      <w:pPr>
+        <w:spacing w:line="360" w:lineRule="auto"/>
+        <w:ind w:firstLine="709"/>
+        <w:rPr>
+          <w:rFonts w:ascii="Times New Roman" w:eastAsia="Times New Roman" w:hAnsi="Times New Roman" w:cs="Times New Roman"/>
+          <w:sz w:val="28"/>
+          <w:szCs w:val="28"/>
+          <w:lang w:eastAsia="ru-RU"/>
+        </w:rPr>
+      </w:pPr>
+      <w:r>
+        <w:rPr>
+          <w:rFonts w:ascii="Times New Roman" w:eastAsia="Times New Roman" w:hAnsi="Times New Roman" w:cs="Times New Roman"/>
+          <w:sz w:val="28"/>
+          <w:szCs w:val="28"/>
+          <w:lang w:eastAsia="ru-RU"/>
+        </w:rPr>
+        <w:t>58</w:t>
       </w:r>
     </w:p>
     <w:p>
@@ -9231,6 +7417,7 @@
           <w:lang w:eastAsia="ru-RU"/>
         </w:rPr>
       </w:pPr>
+      <w:bookmarkStart w:id="13" w:name="_Toc226001022"/>
       <w:r>
         <w:rPr>
           <w:lang w:eastAsia="ru-RU"/>
@@ -9259,6 +7446,973 @@
         <w:rPr>
           <w:lang w:eastAsia="ru-RU"/>
         </w:rPr>
+        <w:t xml:space="preserve">ожение </w:t>
+      </w:r>
+      <w:bookmarkEnd w:id="13"/>
+      <w:r>
+        <w:rPr>
+          <w:lang w:eastAsia="ru-RU"/>
+        </w:rPr>
+        <w:t>Д</w:t>
+      </w:r>
+      <w:r>
+        <w:rPr>
+          <w:lang w:eastAsia="ru-RU"/>
+        </w:rPr>
+        <w:br/>
+        <w:t>П</w:t>
+      </w:r>
+      <w:r>
+        <w:rPr>
+          <w:lang w:eastAsia="ru-RU"/>
+        </w:rPr>
+        <w:t>равило</w:t>
+      </w:r>
+      <w:r>
+        <w:rPr>
+          <w:lang w:eastAsia="ru-RU"/>
+        </w:rPr>
+        <w:t>фвфв</w:t>
+      </w:r>
+      <w:r>
+        <w:rPr>
+          <w:lang w:eastAsia="ru-RU"/>
+        </w:rPr>
+        <w:t xml:space="preserve"> оформления списка</w:t>
+      </w:r>
+    </w:p>
+    <w:p>
+      <w:pPr>
+        <w:spacing w:line="360" w:lineRule="auto"/>
+        <w:ind w:firstLine="709"/>
+        <w:rPr>
+          <w:rFonts w:ascii="Times New Roman" w:eastAsia="Times New Roman" w:hAnsi="Times New Roman" w:cs="Times New Roman"/>
+          <w:sz w:val="28"/>
+          <w:szCs w:val="28"/>
+          <w:lang w:eastAsia="ru-RU"/>
+        </w:rPr>
+      </w:pPr>
+      <w:r>
+        <w:rPr>
+          <w:rFonts w:ascii="Times New Roman" w:eastAsia="Times New Roman" w:hAnsi="Times New Roman" w:cs="Times New Roman"/>
+          <w:sz w:val="28"/>
+          <w:szCs w:val="28"/>
+          <w:lang w:eastAsia="ru-RU"/>
+        </w:rPr>
+        <w:t>Список должен содержать перечень всех источников, использованных при выполнении</w:t>
+      </w:r>
+      <w:r>
+        <w:rPr>
+          <w:rFonts w:ascii="Times New Roman" w:eastAsia="Times New Roman" w:hAnsi="Times New Roman" w:cs="Times New Roman"/>
+          <w:sz w:val="28"/>
+          <w:szCs w:val="28"/>
+          <w:lang w:eastAsia="ru-RU"/>
+        </w:rPr>
+        <w:t xml:space="preserve"> </w:t>
+      </w:r>
+      <w:r>
+        <w:rPr>
+          <w:rFonts w:ascii="Times New Roman" w:eastAsia="Times New Roman" w:hAnsi="Times New Roman" w:cs="Times New Roman"/>
+          <w:sz w:val="28"/>
+          <w:szCs w:val="28"/>
+          <w:lang w:eastAsia="ru-RU"/>
+        </w:rPr>
+        <w:t>работы (не только цитированных, но и просмотренных).</w:t>
+      </w:r>
+    </w:p>
+    <w:p>
+      <w:pPr>
+        <w:spacing w:line="360" w:lineRule="auto"/>
+        <w:ind w:firstLine="709"/>
+        <w:rPr>
+          <w:rFonts w:ascii="Times New Roman" w:eastAsia="Times New Roman" w:hAnsi="Times New Roman" w:cs="Times New Roman"/>
+          <w:sz w:val="28"/>
+          <w:szCs w:val="28"/>
+          <w:lang w:eastAsia="ru-RU"/>
+        </w:rPr>
+      </w:pPr>
+      <w:r>
+        <w:rPr>
+          <w:rFonts w:ascii="Times New Roman" w:eastAsia="Times New Roman" w:hAnsi="Times New Roman" w:cs="Times New Roman"/>
+          <w:sz w:val="28"/>
+          <w:szCs w:val="28"/>
+          <w:lang w:eastAsia="ru-RU"/>
+        </w:rPr>
+        <w:t>Для удобства пользования работой литература в списке систематизируется в</w:t>
+      </w:r>
+    </w:p>
+    <w:p>
+      <w:pPr>
+        <w:spacing w:line="360" w:lineRule="auto"/>
+        <w:ind w:firstLine="709"/>
+        <w:rPr>
+          <w:rFonts w:ascii="Times New Roman" w:eastAsia="Times New Roman" w:hAnsi="Times New Roman" w:cs="Times New Roman"/>
+          <w:sz w:val="28"/>
+          <w:szCs w:val="28"/>
+          <w:lang w:eastAsia="ru-RU"/>
+        </w:rPr>
+      </w:pPr>
+      <w:r>
+        <w:rPr>
+          <w:rFonts w:ascii="Times New Roman" w:eastAsia="Times New Roman" w:hAnsi="Times New Roman" w:cs="Times New Roman"/>
+          <w:sz w:val="28"/>
+          <w:szCs w:val="28"/>
+          <w:lang w:eastAsia="ru-RU"/>
+        </w:rPr>
+        <w:t>определенном порядке. В зависимости от характера, вида и целевого назначения работ</w:t>
+      </w:r>
+    </w:p>
+    <w:p>
+      <w:pPr>
+        <w:spacing w:line="360" w:lineRule="auto"/>
+        <w:ind w:firstLine="709"/>
+        <w:rPr>
+          <w:rFonts w:ascii="Times New Roman" w:eastAsia="Times New Roman" w:hAnsi="Times New Roman" w:cs="Times New Roman"/>
+          <w:sz w:val="28"/>
+          <w:szCs w:val="28"/>
+          <w:lang w:eastAsia="ru-RU"/>
+        </w:rPr>
+      </w:pPr>
+      <w:r>
+        <w:rPr>
+          <w:rFonts w:ascii="Times New Roman" w:eastAsia="Times New Roman" w:hAnsi="Times New Roman" w:cs="Times New Roman"/>
+          <w:sz w:val="28"/>
+          <w:szCs w:val="28"/>
+          <w:lang w:eastAsia="ru-RU"/>
+        </w:rPr>
+        <w:t>авторам</w:t>
+      </w:r>
+    </w:p>
+    <w:p>
+      <w:pPr>
+        <w:spacing w:line="360" w:lineRule="auto"/>
+        <w:ind w:firstLine="709"/>
+        <w:rPr>
+          <w:rFonts w:ascii="Times New Roman" w:eastAsia="Times New Roman" w:hAnsi="Times New Roman" w:cs="Times New Roman"/>
+          <w:sz w:val="28"/>
+          <w:szCs w:val="28"/>
+          <w:lang w:eastAsia="ru-RU"/>
+        </w:rPr>
+      </w:pPr>
+      <w:r>
+        <w:rPr>
+          <w:rFonts w:ascii="Times New Roman" w:eastAsia="Times New Roman" w:hAnsi="Times New Roman" w:cs="Times New Roman"/>
+          <w:sz w:val="28"/>
+          <w:szCs w:val="28"/>
+          <w:lang w:eastAsia="ru-RU"/>
+        </w:rPr>
+        <w:t>предлагается следующий вариант расположения литературы в списках:</w:t>
+      </w:r>
+    </w:p>
+    <w:p>
+      <w:pPr>
+        <w:spacing w:line="360" w:lineRule="auto"/>
+        <w:ind w:firstLine="709"/>
+        <w:rPr>
+          <w:rFonts w:ascii="Times New Roman" w:eastAsia="Times New Roman" w:hAnsi="Times New Roman" w:cs="Times New Roman"/>
+          <w:sz w:val="28"/>
+          <w:szCs w:val="28"/>
+          <w:lang w:eastAsia="ru-RU"/>
+        </w:rPr>
+      </w:pPr>
+      <w:r>
+        <w:rPr>
+          <w:rFonts w:ascii="Times New Roman" w:eastAsia="Times New Roman" w:hAnsi="Times New Roman" w:cs="Times New Roman"/>
+          <w:sz w:val="28"/>
+          <w:szCs w:val="28"/>
+          <w:lang w:eastAsia="ru-RU"/>
+        </w:rPr>
+        <w:t>– алфавитный.</w:t>
+      </w:r>
+    </w:p>
+    <w:p>
+      <w:pPr>
+        <w:spacing w:line="360" w:lineRule="auto"/>
+        <w:ind w:firstLine="709"/>
+        <w:rPr>
+          <w:rFonts w:ascii="Times New Roman" w:eastAsia="Times New Roman" w:hAnsi="Times New Roman" w:cs="Times New Roman"/>
+          <w:sz w:val="28"/>
+          <w:szCs w:val="28"/>
+          <w:lang w:eastAsia="ru-RU"/>
+        </w:rPr>
+      </w:pPr>
+      <w:r>
+        <w:rPr>
+          <w:rFonts w:ascii="Times New Roman" w:eastAsia="Times New Roman" w:hAnsi="Times New Roman" w:cs="Times New Roman"/>
+          <w:sz w:val="28"/>
+          <w:szCs w:val="28"/>
+          <w:lang w:eastAsia="ru-RU"/>
+        </w:rPr>
+        <w:t>Базовым стандартом на библиографическое описание является ГОСТ Р 7.0.100–2018</w:t>
+      </w:r>
+    </w:p>
+    <w:p>
+      <w:pPr>
+        <w:spacing w:line="360" w:lineRule="auto"/>
+        <w:ind w:firstLine="709"/>
+        <w:rPr>
+          <w:rFonts w:ascii="Times New Roman" w:eastAsia="Times New Roman" w:hAnsi="Times New Roman" w:cs="Times New Roman"/>
+          <w:sz w:val="28"/>
+          <w:szCs w:val="28"/>
+          <w:lang w:eastAsia="ru-RU"/>
+        </w:rPr>
+      </w:pPr>
+      <w:r>
+        <w:rPr>
+          <w:rFonts w:ascii="Times New Roman" w:eastAsia="Times New Roman" w:hAnsi="Times New Roman" w:cs="Times New Roman"/>
+          <w:sz w:val="28"/>
+          <w:szCs w:val="28"/>
+          <w:lang w:eastAsia="ru-RU"/>
+        </w:rPr>
+        <w:t>«Библиографическая запись. Библиографическое описание. Общие требования и правила</w:t>
+      </w:r>
+    </w:p>
+    <w:p>
+      <w:pPr>
+        <w:spacing w:line="360" w:lineRule="auto"/>
+        <w:ind w:firstLine="709"/>
+        <w:rPr>
+          <w:rFonts w:ascii="Times New Roman" w:eastAsia="Times New Roman" w:hAnsi="Times New Roman" w:cs="Times New Roman"/>
+          <w:sz w:val="28"/>
+          <w:szCs w:val="28"/>
+          <w:lang w:eastAsia="ru-RU"/>
+        </w:rPr>
+      </w:pPr>
+      <w:r>
+        <w:rPr>
+          <w:rFonts w:ascii="Times New Roman" w:eastAsia="Times New Roman" w:hAnsi="Times New Roman" w:cs="Times New Roman"/>
+          <w:sz w:val="28"/>
+          <w:szCs w:val="28"/>
+          <w:lang w:eastAsia="ru-RU"/>
+        </w:rPr>
+        <w:t>составления», который действует с 03 декабря 2018 г.</w:t>
+      </w:r>
+    </w:p>
+    <w:p>
+      <w:pPr>
+        <w:spacing w:line="360" w:lineRule="auto"/>
+        <w:ind w:firstLine="709"/>
+        <w:rPr>
+          <w:rFonts w:ascii="Times New Roman" w:eastAsia="Times New Roman" w:hAnsi="Times New Roman" w:cs="Times New Roman"/>
+          <w:sz w:val="28"/>
+          <w:szCs w:val="28"/>
+          <w:lang w:eastAsia="ru-RU"/>
+        </w:rPr>
+      </w:pPr>
+      <w:r>
+        <w:rPr>
+          <w:rFonts w:ascii="Times New Roman" w:eastAsia="Times New Roman" w:hAnsi="Times New Roman" w:cs="Times New Roman"/>
+          <w:sz w:val="28"/>
+          <w:szCs w:val="28"/>
+          <w:lang w:eastAsia="ru-RU"/>
+        </w:rPr>
+        <w:t>Объектами составления библиографического описания являются все виды</w:t>
+      </w:r>
+    </w:p>
+    <w:p>
+      <w:pPr>
+        <w:spacing w:line="360" w:lineRule="auto"/>
+        <w:ind w:firstLine="709"/>
+        <w:rPr>
+          <w:rFonts w:ascii="Times New Roman" w:eastAsia="Times New Roman" w:hAnsi="Times New Roman" w:cs="Times New Roman"/>
+          <w:sz w:val="28"/>
+          <w:szCs w:val="28"/>
+          <w:lang w:eastAsia="ru-RU"/>
+        </w:rPr>
+      </w:pPr>
+      <w:r>
+        <w:rPr>
+          <w:rFonts w:ascii="Times New Roman" w:eastAsia="Times New Roman" w:hAnsi="Times New Roman" w:cs="Times New Roman"/>
+          <w:sz w:val="28"/>
+          <w:szCs w:val="28"/>
+          <w:lang w:eastAsia="ru-RU"/>
+        </w:rPr>
+        <w:t>опубликованных и неопубликованных документов на любых носителях:</w:t>
+      </w:r>
+    </w:p>
+    <w:p>
+      <w:pPr>
+        <w:spacing w:line="360" w:lineRule="auto"/>
+        <w:ind w:firstLine="709"/>
+        <w:rPr>
+          <w:rFonts w:ascii="Times New Roman" w:eastAsia="Times New Roman" w:hAnsi="Times New Roman" w:cs="Times New Roman"/>
+          <w:sz w:val="28"/>
+          <w:szCs w:val="28"/>
+          <w:lang w:eastAsia="ru-RU"/>
+        </w:rPr>
+      </w:pPr>
+      <w:r>
+        <w:rPr>
+          <w:rFonts w:ascii="Times New Roman" w:eastAsia="Times New Roman" w:hAnsi="Times New Roman" w:cs="Times New Roman"/>
+          <w:sz w:val="28"/>
+          <w:szCs w:val="28"/>
+          <w:lang w:eastAsia="ru-RU"/>
+        </w:rPr>
+        <w:t>– книги;</w:t>
+      </w:r>
+    </w:p>
+    <w:p>
+      <w:pPr>
+        <w:spacing w:line="360" w:lineRule="auto"/>
+        <w:ind w:firstLine="709"/>
+        <w:rPr>
+          <w:rFonts w:ascii="Times New Roman" w:eastAsia="Times New Roman" w:hAnsi="Times New Roman" w:cs="Times New Roman"/>
+          <w:sz w:val="28"/>
+          <w:szCs w:val="28"/>
+          <w:lang w:eastAsia="ru-RU"/>
+        </w:rPr>
+      </w:pPr>
+      <w:r>
+        <w:rPr>
+          <w:rFonts w:ascii="Times New Roman" w:eastAsia="Times New Roman" w:hAnsi="Times New Roman" w:cs="Times New Roman"/>
+          <w:sz w:val="28"/>
+          <w:szCs w:val="28"/>
+          <w:lang w:eastAsia="ru-RU"/>
+        </w:rPr>
+        <w:t>– сериальные, нотные, картографические, аудиовизуальные, нормативные и технические</w:t>
+      </w:r>
+    </w:p>
+    <w:p>
+      <w:pPr>
+        <w:spacing w:line="360" w:lineRule="auto"/>
+        <w:ind w:firstLine="709"/>
+        <w:rPr>
+          <w:rFonts w:ascii="Times New Roman" w:eastAsia="Times New Roman" w:hAnsi="Times New Roman" w:cs="Times New Roman"/>
+          <w:sz w:val="28"/>
+          <w:szCs w:val="28"/>
+          <w:lang w:eastAsia="ru-RU"/>
+        </w:rPr>
+      </w:pPr>
+      <w:r>
+        <w:rPr>
+          <w:rFonts w:ascii="Times New Roman" w:eastAsia="Times New Roman" w:hAnsi="Times New Roman" w:cs="Times New Roman"/>
+          <w:sz w:val="28"/>
+          <w:szCs w:val="28"/>
+          <w:lang w:eastAsia="ru-RU"/>
+        </w:rPr>
+        <w:t>документы;</w:t>
+      </w:r>
+    </w:p>
+    <w:p>
+      <w:pPr>
+        <w:spacing w:line="360" w:lineRule="auto"/>
+        <w:ind w:firstLine="709"/>
+        <w:rPr>
+          <w:rFonts w:ascii="Times New Roman" w:eastAsia="Times New Roman" w:hAnsi="Times New Roman" w:cs="Times New Roman"/>
+          <w:sz w:val="28"/>
+          <w:szCs w:val="28"/>
+          <w:lang w:eastAsia="ru-RU"/>
+        </w:rPr>
+      </w:pPr>
+      <w:r>
+        <w:rPr>
+          <w:rFonts w:ascii="Times New Roman" w:eastAsia="Times New Roman" w:hAnsi="Times New Roman" w:cs="Times New Roman"/>
+          <w:sz w:val="28"/>
+          <w:szCs w:val="28"/>
+          <w:lang w:eastAsia="ru-RU"/>
+        </w:rPr>
+        <w:t>– микроформы;</w:t>
+      </w:r>
+    </w:p>
+    <w:p>
+      <w:pPr>
+        <w:spacing w:line="360" w:lineRule="auto"/>
+        <w:ind w:firstLine="709"/>
+        <w:rPr>
+          <w:rFonts w:ascii="Times New Roman" w:eastAsia="Times New Roman" w:hAnsi="Times New Roman" w:cs="Times New Roman"/>
+          <w:sz w:val="28"/>
+          <w:szCs w:val="28"/>
+          <w:lang w:eastAsia="ru-RU"/>
+        </w:rPr>
+      </w:pPr>
+      <w:r>
+        <w:rPr>
+          <w:rFonts w:ascii="Times New Roman" w:eastAsia="Times New Roman" w:hAnsi="Times New Roman" w:cs="Times New Roman"/>
+          <w:sz w:val="28"/>
+          <w:szCs w:val="28"/>
+          <w:lang w:eastAsia="ru-RU"/>
+        </w:rPr>
+        <w:lastRenderedPageBreak/>
+        <w:t>– электронные ресурсы;</w:t>
+      </w:r>
+    </w:p>
+    <w:p>
+      <w:pPr>
+        <w:spacing w:line="360" w:lineRule="auto"/>
+        <w:ind w:firstLine="709"/>
+        <w:rPr>
+          <w:rFonts w:ascii="Times New Roman" w:eastAsia="Times New Roman" w:hAnsi="Times New Roman" w:cs="Times New Roman"/>
+          <w:sz w:val="28"/>
+          <w:szCs w:val="28"/>
+          <w:lang w:eastAsia="ru-RU"/>
+        </w:rPr>
+      </w:pPr>
+      <w:r>
+        <w:rPr>
+          <w:rFonts w:ascii="Times New Roman" w:eastAsia="Times New Roman" w:hAnsi="Times New Roman" w:cs="Times New Roman"/>
+          <w:sz w:val="28"/>
+          <w:szCs w:val="28"/>
+          <w:lang w:eastAsia="ru-RU"/>
+        </w:rPr>
+        <w:t>– составные части документов.</w:t>
+      </w:r>
+    </w:p>
+    <w:p>
+      <w:pPr>
+        <w:spacing w:line="360" w:lineRule="auto"/>
+        <w:ind w:firstLine="709"/>
+        <w:rPr>
+          <w:rFonts w:ascii="Times New Roman" w:eastAsia="Times New Roman" w:hAnsi="Times New Roman" w:cs="Times New Roman"/>
+          <w:sz w:val="28"/>
+          <w:szCs w:val="28"/>
+          <w:lang w:eastAsia="ru-RU"/>
+        </w:rPr>
+      </w:pPr>
+      <w:r>
+        <w:rPr>
+          <w:rFonts w:ascii="Times New Roman" w:eastAsia="Times New Roman" w:hAnsi="Times New Roman" w:cs="Times New Roman"/>
+          <w:sz w:val="28"/>
+          <w:szCs w:val="28"/>
+          <w:lang w:eastAsia="ru-RU"/>
+        </w:rPr>
+        <w:t>Примеры библиографических описаний для со</w:t>
+      </w:r>
+      <w:r>
+        <w:rPr>
+          <w:rFonts w:ascii="Times New Roman" w:eastAsia="Times New Roman" w:hAnsi="Times New Roman" w:cs="Times New Roman"/>
+          <w:sz w:val="28"/>
+          <w:szCs w:val="28"/>
+          <w:lang w:eastAsia="ru-RU"/>
+        </w:rPr>
+        <w:t xml:space="preserve">ставления списка использованных </w:t>
+      </w:r>
+      <w:r>
+        <w:rPr>
+          <w:rFonts w:ascii="Times New Roman" w:eastAsia="Times New Roman" w:hAnsi="Times New Roman" w:cs="Times New Roman"/>
+          <w:sz w:val="28"/>
+          <w:szCs w:val="28"/>
+          <w:lang w:eastAsia="ru-RU"/>
+        </w:rPr>
+        <w:t>источников.</w:t>
+      </w:r>
+    </w:p>
+    <w:p>
+      <w:pPr>
+        <w:spacing w:line="360" w:lineRule="auto"/>
+        <w:ind w:firstLine="709"/>
+        <w:rPr>
+          <w:rFonts w:ascii="Times New Roman" w:eastAsia="Times New Roman" w:hAnsi="Times New Roman" w:cs="Times New Roman"/>
+          <w:i/>
+          <w:sz w:val="28"/>
+          <w:szCs w:val="28"/>
+          <w:lang w:eastAsia="ru-RU"/>
+        </w:rPr>
+      </w:pPr>
+      <w:r>
+        <w:rPr>
+          <w:rFonts w:ascii="Times New Roman" w:eastAsia="Times New Roman" w:hAnsi="Times New Roman" w:cs="Times New Roman"/>
+          <w:i/>
+          <w:sz w:val="28"/>
+          <w:szCs w:val="28"/>
+          <w:lang w:eastAsia="ru-RU"/>
+        </w:rPr>
+        <w:t>Законодательные материалы</w:t>
+      </w:r>
+    </w:p>
+    <w:p>
+      <w:pPr>
+        <w:spacing w:line="360" w:lineRule="auto"/>
+        <w:ind w:firstLine="709"/>
+        <w:rPr>
+          <w:rFonts w:ascii="Times New Roman" w:eastAsia="Times New Roman" w:hAnsi="Times New Roman" w:cs="Times New Roman"/>
+          <w:sz w:val="28"/>
+          <w:szCs w:val="28"/>
+          <w:lang w:eastAsia="ru-RU"/>
+        </w:rPr>
+      </w:pPr>
+      <w:r>
+        <w:rPr>
+          <w:rFonts w:ascii="Times New Roman" w:eastAsia="Times New Roman" w:hAnsi="Times New Roman" w:cs="Times New Roman"/>
+          <w:sz w:val="28"/>
+          <w:szCs w:val="28"/>
+          <w:lang w:eastAsia="ru-RU"/>
+        </w:rPr>
+        <w:t>1. Конституция Российской Федерации: принята всенародным голосование 12.12.1993 г.</w:t>
+      </w:r>
+    </w:p>
+    <w:p>
+      <w:pPr>
+        <w:spacing w:line="360" w:lineRule="auto"/>
+        <w:ind w:firstLine="709"/>
+        <w:rPr>
+          <w:rFonts w:ascii="Times New Roman" w:eastAsia="Times New Roman" w:hAnsi="Times New Roman" w:cs="Times New Roman"/>
+          <w:sz w:val="28"/>
+          <w:szCs w:val="28"/>
+          <w:lang w:eastAsia="ru-RU"/>
+        </w:rPr>
+      </w:pPr>
+      <w:r>
+        <w:rPr>
+          <w:rFonts w:ascii="Times New Roman" w:eastAsia="Times New Roman" w:hAnsi="Times New Roman" w:cs="Times New Roman"/>
+          <w:sz w:val="28"/>
+          <w:szCs w:val="28"/>
+          <w:lang w:eastAsia="ru-RU"/>
+        </w:rPr>
+        <w:t>(ред. от 21.07.2014) // Российская газета. – 1993. – 25 дек.; Собрание законодательства РФ. –</w:t>
+      </w:r>
+    </w:p>
+    <w:p>
+      <w:pPr>
+        <w:spacing w:line="360" w:lineRule="auto"/>
+        <w:ind w:firstLine="709"/>
+        <w:rPr>
+          <w:rFonts w:ascii="Times New Roman" w:eastAsia="Times New Roman" w:hAnsi="Times New Roman" w:cs="Times New Roman"/>
+          <w:sz w:val="28"/>
+          <w:szCs w:val="28"/>
+          <w:lang w:eastAsia="ru-RU"/>
+        </w:rPr>
+      </w:pPr>
+      <w:r>
+        <w:rPr>
+          <w:rFonts w:ascii="Times New Roman" w:eastAsia="Times New Roman" w:hAnsi="Times New Roman" w:cs="Times New Roman"/>
+          <w:sz w:val="28"/>
+          <w:szCs w:val="28"/>
+          <w:lang w:eastAsia="ru-RU"/>
+        </w:rPr>
+        <w:t>2014. – № 31. – Ст. 4398.</w:t>
+      </w:r>
+    </w:p>
+    <w:p>
+      <w:pPr>
+        <w:spacing w:line="360" w:lineRule="auto"/>
+        <w:ind w:firstLine="709"/>
+        <w:rPr>
+          <w:rFonts w:ascii="Times New Roman" w:eastAsia="Times New Roman" w:hAnsi="Times New Roman" w:cs="Times New Roman"/>
+          <w:sz w:val="28"/>
+          <w:szCs w:val="28"/>
+          <w:lang w:eastAsia="ru-RU"/>
+        </w:rPr>
+      </w:pPr>
+      <w:r>
+        <w:rPr>
+          <w:rFonts w:ascii="Times New Roman" w:eastAsia="Times New Roman" w:hAnsi="Times New Roman" w:cs="Times New Roman"/>
+          <w:sz w:val="28"/>
+          <w:szCs w:val="28"/>
+          <w:lang w:eastAsia="ru-RU"/>
+        </w:rPr>
+        <w:t>2. Гражданский кодекс Российской Федерации (часть первая) от 30.11.1994 г. № 51-ФЗ</w:t>
+      </w:r>
+    </w:p>
+    <w:p>
+      <w:pPr>
+        <w:spacing w:line="360" w:lineRule="auto"/>
+        <w:ind w:firstLine="709"/>
+        <w:rPr>
+          <w:rFonts w:ascii="Times New Roman" w:eastAsia="Times New Roman" w:hAnsi="Times New Roman" w:cs="Times New Roman"/>
+          <w:sz w:val="28"/>
+          <w:szCs w:val="28"/>
+          <w:lang w:eastAsia="ru-RU"/>
+        </w:rPr>
+      </w:pPr>
+      <w:r>
+        <w:rPr>
+          <w:rFonts w:ascii="Times New Roman" w:eastAsia="Times New Roman" w:hAnsi="Times New Roman" w:cs="Times New Roman"/>
+          <w:sz w:val="28"/>
+          <w:szCs w:val="28"/>
+          <w:lang w:eastAsia="ru-RU"/>
+        </w:rPr>
+        <w:t>(ред. от 22.10.2014) // Собрание законодательства РФ. – 1994. – № 32. – Ст. 3301; 2014. – № 43.</w:t>
+      </w:r>
+    </w:p>
+    <w:p>
+      <w:pPr>
+        <w:spacing w:line="360" w:lineRule="auto"/>
+        <w:ind w:firstLine="709"/>
+        <w:rPr>
+          <w:rFonts w:ascii="Times New Roman" w:eastAsia="Times New Roman" w:hAnsi="Times New Roman" w:cs="Times New Roman"/>
+          <w:sz w:val="28"/>
+          <w:szCs w:val="28"/>
+          <w:lang w:eastAsia="ru-RU"/>
+        </w:rPr>
+      </w:pPr>
+      <w:r>
+        <w:rPr>
+          <w:rFonts w:ascii="Times New Roman" w:eastAsia="Times New Roman" w:hAnsi="Times New Roman" w:cs="Times New Roman"/>
+          <w:sz w:val="28"/>
+          <w:szCs w:val="28"/>
+          <w:lang w:eastAsia="ru-RU"/>
+        </w:rPr>
+        <w:t>– Ст. 5799.</w:t>
+      </w:r>
+    </w:p>
+    <w:p>
+      <w:pPr>
+        <w:spacing w:line="360" w:lineRule="auto"/>
+        <w:ind w:firstLine="709"/>
+        <w:rPr>
+          <w:rFonts w:ascii="Times New Roman" w:eastAsia="Times New Roman" w:hAnsi="Times New Roman" w:cs="Times New Roman"/>
+          <w:i/>
+          <w:sz w:val="28"/>
+          <w:szCs w:val="28"/>
+          <w:lang w:eastAsia="ru-RU"/>
+        </w:rPr>
+      </w:pPr>
+      <w:r>
+        <w:rPr>
+          <w:rFonts w:ascii="Times New Roman" w:eastAsia="Times New Roman" w:hAnsi="Times New Roman" w:cs="Times New Roman"/>
+          <w:i/>
+          <w:sz w:val="28"/>
+          <w:szCs w:val="28"/>
+          <w:lang w:eastAsia="ru-RU"/>
+        </w:rPr>
+        <w:t>Книги одного автора</w:t>
+      </w:r>
+    </w:p>
+    <w:p>
+      <w:pPr>
+        <w:spacing w:line="360" w:lineRule="auto"/>
+        <w:ind w:firstLine="709"/>
+        <w:rPr>
+          <w:rFonts w:ascii="Times New Roman" w:eastAsia="Times New Roman" w:hAnsi="Times New Roman" w:cs="Times New Roman"/>
+          <w:sz w:val="28"/>
+          <w:szCs w:val="28"/>
+          <w:lang w:eastAsia="ru-RU"/>
+        </w:rPr>
+      </w:pPr>
+      <w:r>
+        <w:rPr>
+          <w:rFonts w:ascii="Times New Roman" w:eastAsia="Times New Roman" w:hAnsi="Times New Roman" w:cs="Times New Roman"/>
+          <w:sz w:val="28"/>
+          <w:szCs w:val="28"/>
+          <w:lang w:eastAsia="ru-RU"/>
+        </w:rPr>
+        <w:t>Янг Н. И. Алгебра: учеб. пособие / Н. И. Янг. – 2-е изд., доп. – М. : Просвещение, 1977. –</w:t>
+      </w:r>
+    </w:p>
+    <w:p>
+      <w:pPr>
+        <w:spacing w:line="360" w:lineRule="auto"/>
+        <w:ind w:firstLine="709"/>
+        <w:rPr>
+          <w:rFonts w:ascii="Times New Roman" w:eastAsia="Times New Roman" w:hAnsi="Times New Roman" w:cs="Times New Roman"/>
+          <w:sz w:val="28"/>
+          <w:szCs w:val="28"/>
+          <w:lang w:eastAsia="ru-RU"/>
+        </w:rPr>
+      </w:pPr>
+      <w:r>
+        <w:rPr>
+          <w:rFonts w:ascii="Times New Roman" w:eastAsia="Times New Roman" w:hAnsi="Times New Roman" w:cs="Times New Roman"/>
+          <w:sz w:val="28"/>
+          <w:szCs w:val="28"/>
+          <w:lang w:eastAsia="ru-RU"/>
+        </w:rPr>
+        <w:t>416 с.</w:t>
+      </w:r>
+    </w:p>
+    <w:p>
+      <w:pPr>
+        <w:spacing w:line="360" w:lineRule="auto"/>
+        <w:ind w:firstLine="709"/>
+        <w:rPr>
+          <w:rFonts w:ascii="Times New Roman" w:eastAsia="Times New Roman" w:hAnsi="Times New Roman" w:cs="Times New Roman"/>
+          <w:i/>
+          <w:sz w:val="28"/>
+          <w:szCs w:val="28"/>
+          <w:lang w:eastAsia="ru-RU"/>
+        </w:rPr>
+      </w:pPr>
+      <w:r>
+        <w:rPr>
+          <w:rFonts w:ascii="Times New Roman" w:eastAsia="Times New Roman" w:hAnsi="Times New Roman" w:cs="Times New Roman"/>
+          <w:i/>
+          <w:sz w:val="28"/>
+          <w:szCs w:val="28"/>
+          <w:lang w:eastAsia="ru-RU"/>
+        </w:rPr>
+        <w:t>Книги двух авторов</w:t>
+      </w:r>
+    </w:p>
+    <w:p>
+      <w:pPr>
+        <w:spacing w:line="360" w:lineRule="auto"/>
+        <w:ind w:firstLine="709"/>
+        <w:rPr>
+          <w:rFonts w:ascii="Times New Roman" w:eastAsia="Times New Roman" w:hAnsi="Times New Roman" w:cs="Times New Roman"/>
+          <w:sz w:val="28"/>
+          <w:szCs w:val="28"/>
+          <w:lang w:eastAsia="ru-RU"/>
+        </w:rPr>
+      </w:pPr>
+      <w:r>
+        <w:rPr>
+          <w:rFonts w:ascii="Times New Roman" w:eastAsia="Times New Roman" w:hAnsi="Times New Roman" w:cs="Times New Roman"/>
+          <w:sz w:val="28"/>
+          <w:szCs w:val="28"/>
+          <w:lang w:eastAsia="ru-RU"/>
+        </w:rPr>
+        <w:t>Нечипорчук Н. А. Акцизы / Н. А. Нечипорчук, Т. К. Подгорная. - 2-е изд., перераб. – М. :</w:t>
+      </w:r>
+    </w:p>
+    <w:p>
+      <w:pPr>
+        <w:spacing w:line="360" w:lineRule="auto"/>
+        <w:ind w:firstLine="709"/>
+        <w:rPr>
+          <w:rFonts w:ascii="Times New Roman" w:eastAsia="Times New Roman" w:hAnsi="Times New Roman" w:cs="Times New Roman"/>
+          <w:sz w:val="28"/>
+          <w:szCs w:val="28"/>
+          <w:lang w:eastAsia="ru-RU"/>
+        </w:rPr>
+      </w:pPr>
+      <w:r>
+        <w:rPr>
+          <w:rFonts w:ascii="Times New Roman" w:eastAsia="Times New Roman" w:hAnsi="Times New Roman" w:cs="Times New Roman"/>
+          <w:sz w:val="28"/>
+          <w:szCs w:val="28"/>
+          <w:lang w:eastAsia="ru-RU"/>
+        </w:rPr>
+        <w:t>Налог Инфо, 2006. – 264 с.</w:t>
+      </w:r>
+    </w:p>
+    <w:p>
+      <w:pPr>
+        <w:spacing w:line="360" w:lineRule="auto"/>
+        <w:ind w:firstLine="709"/>
+        <w:rPr>
+          <w:rFonts w:ascii="Times New Roman" w:eastAsia="Times New Roman" w:hAnsi="Times New Roman" w:cs="Times New Roman"/>
+          <w:i/>
+          <w:sz w:val="28"/>
+          <w:szCs w:val="28"/>
+          <w:lang w:eastAsia="ru-RU"/>
+        </w:rPr>
+      </w:pPr>
+      <w:r>
+        <w:rPr>
+          <w:rFonts w:ascii="Times New Roman" w:eastAsia="Times New Roman" w:hAnsi="Times New Roman" w:cs="Times New Roman"/>
+          <w:i/>
+          <w:sz w:val="28"/>
+          <w:szCs w:val="28"/>
+          <w:lang w:eastAsia="ru-RU"/>
+        </w:rPr>
+        <w:t>Книги трех авторов</w:t>
+      </w:r>
+    </w:p>
+    <w:p>
+      <w:pPr>
+        <w:spacing w:line="360" w:lineRule="auto"/>
+        <w:ind w:firstLine="709"/>
+        <w:rPr>
+          <w:rFonts w:ascii="Times New Roman" w:eastAsia="Times New Roman" w:hAnsi="Times New Roman" w:cs="Times New Roman"/>
+          <w:sz w:val="28"/>
+          <w:szCs w:val="28"/>
+          <w:lang w:eastAsia="ru-RU"/>
+        </w:rPr>
+      </w:pPr>
+      <w:r>
+        <w:rPr>
+          <w:rFonts w:ascii="Times New Roman" w:eastAsia="Times New Roman" w:hAnsi="Times New Roman" w:cs="Times New Roman"/>
+          <w:sz w:val="28"/>
+          <w:szCs w:val="28"/>
+          <w:lang w:eastAsia="ru-RU"/>
+        </w:rPr>
+        <w:lastRenderedPageBreak/>
+        <w:t>Бахвалов Н. С. Баланс / Н. С. Бахвалов, Н. П. Жидков, Г. М. Кобельков. – 3-е изд. – М. :</w:t>
+      </w:r>
+    </w:p>
+    <w:p>
+      <w:pPr>
+        <w:spacing w:line="360" w:lineRule="auto"/>
+        <w:ind w:firstLine="709"/>
+        <w:rPr>
+          <w:rFonts w:ascii="Times New Roman" w:eastAsia="Times New Roman" w:hAnsi="Times New Roman" w:cs="Times New Roman"/>
+          <w:sz w:val="28"/>
+          <w:szCs w:val="28"/>
+          <w:lang w:eastAsia="ru-RU"/>
+        </w:rPr>
+      </w:pPr>
+      <w:r>
+        <w:rPr>
+          <w:rFonts w:ascii="Times New Roman" w:eastAsia="Times New Roman" w:hAnsi="Times New Roman" w:cs="Times New Roman"/>
+          <w:sz w:val="28"/>
+          <w:szCs w:val="28"/>
+          <w:lang w:eastAsia="ru-RU"/>
+        </w:rPr>
+        <w:t>ИндексМедиа, 2007. – 144 с.</w:t>
+      </w:r>
+    </w:p>
+    <w:p>
+      <w:pPr>
+        <w:spacing w:line="360" w:lineRule="auto"/>
+        <w:ind w:firstLine="709"/>
+        <w:rPr>
+          <w:rFonts w:ascii="Times New Roman" w:eastAsia="Times New Roman" w:hAnsi="Times New Roman" w:cs="Times New Roman"/>
+          <w:i/>
+          <w:sz w:val="28"/>
+          <w:szCs w:val="28"/>
+          <w:lang w:eastAsia="ru-RU"/>
+        </w:rPr>
+      </w:pPr>
+      <w:r>
+        <w:rPr>
+          <w:rFonts w:ascii="Times New Roman" w:eastAsia="Times New Roman" w:hAnsi="Times New Roman" w:cs="Times New Roman"/>
+          <w:i/>
+          <w:sz w:val="28"/>
+          <w:szCs w:val="28"/>
+          <w:lang w:eastAsia="ru-RU"/>
+        </w:rPr>
+        <w:t>Книги более трех авторов</w:t>
+      </w:r>
+    </w:p>
+    <w:p>
+      <w:pPr>
+        <w:spacing w:line="360" w:lineRule="auto"/>
+        <w:ind w:firstLine="709"/>
+        <w:rPr>
+          <w:rFonts w:ascii="Times New Roman" w:eastAsia="Times New Roman" w:hAnsi="Times New Roman" w:cs="Times New Roman"/>
+          <w:sz w:val="28"/>
+          <w:szCs w:val="28"/>
+          <w:lang w:eastAsia="ru-RU"/>
+        </w:rPr>
+      </w:pPr>
+      <w:r>
+        <w:rPr>
+          <w:rFonts w:ascii="Times New Roman" w:eastAsia="Times New Roman" w:hAnsi="Times New Roman" w:cs="Times New Roman"/>
+          <w:sz w:val="28"/>
+          <w:szCs w:val="28"/>
+          <w:lang w:eastAsia="ru-RU"/>
+        </w:rPr>
+        <w:t>Математика: учебник / Ю. М. Ермолаев [и др.]. – 2-е изд., доп. и испр. – Киев, 1981. –</w:t>
+      </w:r>
+    </w:p>
+    <w:p>
+      <w:pPr>
+        <w:spacing w:line="360" w:lineRule="auto"/>
+        <w:ind w:firstLine="709"/>
+        <w:rPr>
+          <w:rFonts w:ascii="Times New Roman" w:eastAsia="Times New Roman" w:hAnsi="Times New Roman" w:cs="Times New Roman"/>
+          <w:sz w:val="28"/>
+          <w:szCs w:val="28"/>
+          <w:lang w:eastAsia="ru-RU"/>
+        </w:rPr>
+      </w:pPr>
+      <w:r>
+        <w:rPr>
+          <w:rFonts w:ascii="Times New Roman" w:eastAsia="Times New Roman" w:hAnsi="Times New Roman" w:cs="Times New Roman"/>
+          <w:sz w:val="28"/>
+          <w:szCs w:val="28"/>
+          <w:lang w:eastAsia="ru-RU"/>
+        </w:rPr>
+        <w:t>311 с.</w:t>
+      </w:r>
+    </w:p>
+    <w:p>
+      <w:pPr>
+        <w:spacing w:line="360" w:lineRule="auto"/>
+        <w:ind w:firstLine="709"/>
+        <w:rPr>
+          <w:rFonts w:ascii="Times New Roman" w:eastAsia="Times New Roman" w:hAnsi="Times New Roman" w:cs="Times New Roman"/>
+          <w:i/>
+          <w:sz w:val="28"/>
+          <w:szCs w:val="28"/>
+          <w:lang w:eastAsia="ru-RU"/>
+        </w:rPr>
+      </w:pPr>
+      <w:r>
+        <w:rPr>
+          <w:rFonts w:ascii="Times New Roman" w:eastAsia="Times New Roman" w:hAnsi="Times New Roman" w:cs="Times New Roman"/>
+          <w:i/>
+          <w:sz w:val="28"/>
+          <w:szCs w:val="28"/>
+          <w:lang w:eastAsia="ru-RU"/>
+        </w:rPr>
+        <w:t>Сборники</w:t>
+      </w:r>
+    </w:p>
+    <w:p>
+      <w:pPr>
+        <w:spacing w:line="360" w:lineRule="auto"/>
+        <w:ind w:firstLine="709"/>
+        <w:rPr>
+          <w:rFonts w:ascii="Times New Roman" w:eastAsia="Times New Roman" w:hAnsi="Times New Roman" w:cs="Times New Roman"/>
+          <w:sz w:val="28"/>
+          <w:szCs w:val="28"/>
+          <w:lang w:eastAsia="ru-RU"/>
+        </w:rPr>
+      </w:pPr>
+      <w:r>
+        <w:rPr>
+          <w:rFonts w:ascii="Times New Roman" w:eastAsia="Times New Roman" w:hAnsi="Times New Roman" w:cs="Times New Roman"/>
+          <w:sz w:val="28"/>
+          <w:szCs w:val="28"/>
+          <w:lang w:eastAsia="ru-RU"/>
+        </w:rPr>
+        <w:t>Современные аспекты развития экономики: сб. науч. тр. / Тихоокеан. гос. ун-т. –</w:t>
+      </w:r>
+    </w:p>
+    <w:p>
+      <w:pPr>
+        <w:spacing w:line="360" w:lineRule="auto"/>
+        <w:ind w:firstLine="709"/>
+        <w:rPr>
+          <w:rFonts w:ascii="Times New Roman" w:eastAsia="Times New Roman" w:hAnsi="Times New Roman" w:cs="Times New Roman"/>
+          <w:sz w:val="28"/>
+          <w:szCs w:val="28"/>
+          <w:lang w:eastAsia="ru-RU"/>
+        </w:rPr>
+      </w:pPr>
+      <w:r>
+        <w:rPr>
+          <w:rFonts w:ascii="Times New Roman" w:eastAsia="Times New Roman" w:hAnsi="Times New Roman" w:cs="Times New Roman"/>
+          <w:sz w:val="28"/>
+          <w:szCs w:val="28"/>
+          <w:lang w:eastAsia="ru-RU"/>
+        </w:rPr>
+        <w:t>Хабаровск, 2004. – 307 с</w:t>
+      </w:r>
+    </w:p>
+    <w:p>
+      <w:pPr>
+        <w:spacing w:line="360" w:lineRule="auto"/>
+        <w:ind w:firstLine="709"/>
+        <w:rPr>
+          <w:rFonts w:ascii="Times New Roman" w:eastAsia="Times New Roman" w:hAnsi="Times New Roman" w:cs="Times New Roman"/>
+          <w:b/>
+          <w:bCs/>
+          <w:color w:val="000000"/>
+          <w:sz w:val="32"/>
+          <w:szCs w:val="32"/>
+          <w:lang w:eastAsia="ru-RU"/>
+        </w:rPr>
+      </w:pPr>
+      <w:r>
+        <w:rPr>
+          <w:lang w:eastAsia="ru-RU"/>
+        </w:rPr>
+        <w:br w:type="page"/>
+      </w:r>
+    </w:p>
+    <w:p>
+      <w:pPr>
+        <w:pStyle w:val="1"/>
+        <w:spacing w:line="360" w:lineRule="auto"/>
+        <w:ind w:firstLine="709"/>
+        <w:jc w:val="center"/>
+        <w:rPr>
+          <w:lang w:eastAsia="ru-RU"/>
+        </w:rPr>
+      </w:pPr>
+      <w:r>
+        <w:rPr>
+          <w:lang w:eastAsia="ru-RU"/>
+        </w:rPr>
+        <w:lastRenderedPageBreak/>
+        <w:t>Прил</w:t>
+      </w:r>
+      <w:r>
+        <w:rPr>
+          <w:lang w:eastAsia="ru-RU"/>
+        </w:rPr>
         <w:t>ожение В</w:t>
       </w:r>
     </w:p>
@@ -9884,27 +9038,7 @@
           <w:szCs w:val="28"/>
           <w:lang w:eastAsia="ru-RU"/>
         </w:rPr>
-        <w:t xml:space="preserve">Янг Н. И. Алгебра: учеб. пособие / Н. И. Янг. – 2-е изд., доп. – </w:t>
-      </w:r>
-      <w:proofErr w:type="gramStart"/>
-      <w:r>
-        <w:rPr>
-          <w:rFonts w:ascii="Times New Roman" w:eastAsia="Times New Roman" w:hAnsi="Times New Roman" w:cs="Times New Roman"/>
-          <w:sz w:val="28"/>
-          <w:szCs w:val="28"/>
-          <w:lang w:eastAsia="ru-RU"/>
-        </w:rPr>
-        <w:t>М. :</w:t>
-      </w:r>
-      <w:proofErr w:type="gramEnd"/>
-      <w:r>
-        <w:rPr>
-          <w:rFonts w:ascii="Times New Roman" w:eastAsia="Times New Roman" w:hAnsi="Times New Roman" w:cs="Times New Roman"/>
-          <w:sz w:val="28"/>
-          <w:szCs w:val="28"/>
-          <w:lang w:eastAsia="ru-RU"/>
-        </w:rPr>
-        <w:t xml:space="preserve"> Просвещение, 1977. –</w:t>
+        <w:t>Янг Н. И. Алгебра: учеб. пособие / Н. И. Янг. – 2-е изд., доп. – М. : Просвещение, 1977. –</w:t>
       </w:r>
     </w:p>
     <w:p>
@@ -9962,77 +9096,15 @@
           <w:lang w:eastAsia="ru-RU"/>
         </w:rPr>
       </w:pPr>
-      <w:proofErr w:type="spellStart"/>
-      <w:r>
-        <w:rPr>
-          <w:rFonts w:ascii="Times New Roman" w:eastAsia="Times New Roman" w:hAnsi="Times New Roman" w:cs="Times New Roman"/>
-          <w:sz w:val="28"/>
-          <w:szCs w:val="28"/>
-          <w:lang w:eastAsia="ru-RU"/>
-        </w:rPr>
-        <w:t>Нечипорчук</w:t>
-      </w:r>
-      <w:proofErr w:type="spellEnd"/>
-      <w:r>
-        <w:rPr>
-          <w:rFonts w:ascii="Times New Roman" w:eastAsia="Times New Roman" w:hAnsi="Times New Roman" w:cs="Times New Roman"/>
-          <w:sz w:val="28"/>
-          <w:szCs w:val="28"/>
-          <w:lang w:eastAsia="ru-RU"/>
-        </w:rPr>
-        <w:t xml:space="preserve"> Н. А. Акцизы / Н. А. </w:t>
-      </w:r>
-      <w:proofErr w:type="spellStart"/>
-      <w:r>
-        <w:rPr>
-          <w:rFonts w:ascii="Times New Roman" w:eastAsia="Times New Roman" w:hAnsi="Times New Roman" w:cs="Times New Roman"/>
-          <w:sz w:val="28"/>
-          <w:szCs w:val="28"/>
-          <w:lang w:eastAsia="ru-RU"/>
-        </w:rPr>
-        <w:t>Нечипорчук</w:t>
-      </w:r>
-      <w:proofErr w:type="spellEnd"/>
-      <w:r>
-        <w:rPr>
-          <w:rFonts w:ascii="Times New Roman" w:eastAsia="Times New Roman" w:hAnsi="Times New Roman" w:cs="Times New Roman"/>
-          <w:sz w:val="28"/>
-          <w:szCs w:val="28"/>
-          <w:lang w:eastAsia="ru-RU"/>
-        </w:rPr>
-        <w:t xml:space="preserve">, Т. К. Подгорная. - 2-е изд., </w:t>
-      </w:r>
-      <w:proofErr w:type="spellStart"/>
-      <w:r>
-        <w:rPr>
-          <w:rFonts w:ascii="Times New Roman" w:eastAsia="Times New Roman" w:hAnsi="Times New Roman" w:cs="Times New Roman"/>
-          <w:sz w:val="28"/>
-          <w:szCs w:val="28"/>
-          <w:lang w:eastAsia="ru-RU"/>
-        </w:rPr>
-        <w:t>перераб</w:t>
-      </w:r>
-      <w:proofErr w:type="spellEnd"/>
-      <w:r>
-        <w:rPr>
-          <w:rFonts w:ascii="Times New Roman" w:eastAsia="Times New Roman" w:hAnsi="Times New Roman" w:cs="Times New Roman"/>
-          <w:sz w:val="28"/>
-          <w:szCs w:val="28"/>
-          <w:lang w:eastAsia="ru-RU"/>
-        </w:rPr>
-        <w:t xml:space="preserve">. – </w:t>
-      </w:r>
-      <w:proofErr w:type="gramStart"/>
-      <w:r>
-        <w:rPr>
-          <w:rFonts w:ascii="Times New Roman" w:eastAsia="Times New Roman" w:hAnsi="Times New Roman" w:cs="Times New Roman"/>
-          <w:sz w:val="28"/>
-          <w:szCs w:val="28"/>
-          <w:lang w:eastAsia="ru-RU"/>
-        </w:rPr>
-        <w:t>М. :</w:t>
-      </w:r>
-      <w:proofErr w:type="gramEnd"/>
+      <w:r>
+        <w:rPr>
+          <w:rFonts w:ascii="Times New Roman" w:eastAsia="Times New Roman" w:hAnsi="Times New Roman" w:cs="Times New Roman"/>
+          <w:sz w:val="28"/>
+          <w:szCs w:val="28"/>
+          <w:lang w:eastAsia="ru-RU"/>
+        </w:rPr>
+        <w:t>Нечипорчук Н. А. Акцизы / Н. А. Нечипорчук, Т. К. Подгорная. - 2-е изд., перераб. – М. :</w:t>
+      </w:r>
     </w:p>
     <w:p>
       <w:pPr>
@@ -10097,50 +9169,28 @@
           <w:szCs w:val="28"/>
           <w:lang w:eastAsia="ru-RU"/>
         </w:rPr>
-        <w:t xml:space="preserve">Бахвалов Н. С. Баланс / Н. С. Бахвалов, Н. П. Жидков, Г. М. Кобельков. – 3-е изд. – </w:t>
-      </w:r>
-      <w:proofErr w:type="gramStart"/>
-      <w:r>
-        <w:rPr>
-          <w:rFonts w:ascii="Times New Roman" w:eastAsia="Times New Roman" w:hAnsi="Times New Roman" w:cs="Times New Roman"/>
-          <w:sz w:val="28"/>
-          <w:szCs w:val="28"/>
-          <w:lang w:eastAsia="ru-RU"/>
-        </w:rPr>
-        <w:t>М. :</w:t>
-      </w:r>
-      <w:proofErr w:type="gramEnd"/>
-    </w:p>
-    <w:p>
-      <w:pPr>
-        <w:spacing w:line="360" w:lineRule="auto"/>
-        <w:ind w:firstLine="709"/>
-        <w:rPr>
-          <w:rFonts w:ascii="Times New Roman" w:eastAsia="Times New Roman" w:hAnsi="Times New Roman" w:cs="Times New Roman"/>
-          <w:sz w:val="28"/>
-          <w:szCs w:val="28"/>
-          <w:lang w:eastAsia="ru-RU"/>
-        </w:rPr>
-      </w:pPr>
-      <w:proofErr w:type="spellStart"/>
-      <w:r>
-        <w:rPr>
-          <w:rFonts w:ascii="Times New Roman" w:eastAsia="Times New Roman" w:hAnsi="Times New Roman" w:cs="Times New Roman"/>
-          <w:sz w:val="28"/>
-          <w:szCs w:val="28"/>
-          <w:lang w:eastAsia="ru-RU"/>
-        </w:rPr>
-        <w:t>ИндексМедиа</w:t>
-      </w:r>
-      <w:proofErr w:type="spellEnd"/>
-      <w:r>
-        <w:rPr>
-          <w:rFonts w:ascii="Times New Roman" w:eastAsia="Times New Roman" w:hAnsi="Times New Roman" w:cs="Times New Roman"/>
-          <w:sz w:val="28"/>
-          <w:szCs w:val="28"/>
-          <w:lang w:eastAsia="ru-RU"/>
-        </w:rPr>
-        <w:t>, 2007. – 144 с.</w:t>
+        <w:t>Бахвалов Н. С. Баланс / Н. С. Бахвалов, Н. П. Жидков, Г. М. Кобельков. – 3-е изд. – М. :</w:t>
+      </w:r>
+    </w:p>
+    <w:p>
+      <w:pPr>
+        <w:spacing w:line="360" w:lineRule="auto"/>
+        <w:ind w:firstLine="709"/>
+        <w:rPr>
+          <w:rFonts w:ascii="Times New Roman" w:eastAsia="Times New Roman" w:hAnsi="Times New Roman" w:cs="Times New Roman"/>
+          <w:sz w:val="28"/>
+          <w:szCs w:val="28"/>
+          <w:lang w:eastAsia="ru-RU"/>
+        </w:rPr>
+      </w:pPr>
+      <w:r>
+        <w:rPr>
+          <w:rFonts w:ascii="Times New Roman" w:eastAsia="Times New Roman" w:hAnsi="Times New Roman" w:cs="Times New Roman"/>
+          <w:sz w:val="28"/>
+          <w:szCs w:val="28"/>
+          <w:lang w:eastAsia="ru-RU"/>
+        </w:rPr>
+        <w:t>ИндексМедиа, 2007. – 144 с.</w:t>
       </w:r>
     </w:p>
     <w:p>
@@ -10184,27 +9234,7 @@
           <w:szCs w:val="28"/>
           <w:lang w:eastAsia="ru-RU"/>
         </w:rPr>
-        <w:t xml:space="preserve">Математика: учебник / Ю. М. Ермолаев [и др.]. – 2-е изд., доп. и </w:t>
-      </w:r>
-      <w:proofErr w:type="spellStart"/>
-      <w:r>
-        <w:rPr>
-          <w:rFonts w:ascii="Times New Roman" w:eastAsia="Times New Roman" w:hAnsi="Times New Roman" w:cs="Times New Roman"/>
-          <w:sz w:val="28"/>
-          <w:szCs w:val="28"/>
-          <w:lang w:eastAsia="ru-RU"/>
-        </w:rPr>
-        <w:t>испр</w:t>
-      </w:r>
-      <w:proofErr w:type="spellEnd"/>
-      <w:r>
-        <w:rPr>
-          <w:rFonts w:ascii="Times New Roman" w:eastAsia="Times New Roman" w:hAnsi="Times New Roman" w:cs="Times New Roman"/>
-          <w:sz w:val="28"/>
-          <w:szCs w:val="28"/>
-          <w:lang w:eastAsia="ru-RU"/>
-        </w:rPr>
-        <w:t>. – Киев, 1981. –</w:t>
+        <w:t>Математика: учебник / Ю. М. Ермолаев [и др.]. – 2-е изд., доп. и испр. – Киев, 1981. –</w:t>
       </w:r>
     </w:p>
     <w:p>
@@ -10269,27 +9299,7 @@
           <w:szCs w:val="28"/>
           <w:lang w:eastAsia="ru-RU"/>
         </w:rPr>
-        <w:t xml:space="preserve">Современные аспекты развития экономики: сб. науч. тр. / </w:t>
-      </w:r>
-      <w:proofErr w:type="spellStart"/>
-      <w:r>
-        <w:rPr>
-          <w:rFonts w:ascii="Times New Roman" w:eastAsia="Times New Roman" w:hAnsi="Times New Roman" w:cs="Times New Roman"/>
-          <w:sz w:val="28"/>
-          <w:szCs w:val="28"/>
-          <w:lang w:eastAsia="ru-RU"/>
-        </w:rPr>
-        <w:t>Тихоокеан</w:t>
-      </w:r>
-      <w:proofErr w:type="spellEnd"/>
-      <w:r>
-        <w:rPr>
-          <w:rFonts w:ascii="Times New Roman" w:eastAsia="Times New Roman" w:hAnsi="Times New Roman" w:cs="Times New Roman"/>
-          <w:sz w:val="28"/>
-          <w:szCs w:val="28"/>
-          <w:lang w:eastAsia="ru-RU"/>
-        </w:rPr>
-        <w:t>. гос. ун-т. –</w:t>
+        <w:t>Современные аспекты развития экономики: сб. науч. тр. / Тихоокеан. гос. ун-т. –</w:t>
       </w:r>
     </w:p>
     <w:p>
@@ -10407,16 +9417,8 @@
         <w:rPr>
           <w:lang w:eastAsia="ru-RU"/>
         </w:rPr>
-        <w:t xml:space="preserve">Пример оформления </w:t>
-      </w:r>
-      <w:proofErr w:type="spellStart"/>
-      <w:r>
-        <w:rPr>
-          <w:lang w:eastAsia="ru-RU"/>
-        </w:rPr>
-        <w:t>титульника</w:t>
-      </w:r>
-      <w:proofErr w:type="spellEnd"/>
+        <w:t>Пример оформления титульника</w:t>
+      </w:r>
       <w:r>
         <w:rPr>
           <w:lang w:eastAsia="ru-RU"/>
@@ -10425,6 +9427,9 @@
       </w:r>
     </w:p>
     <w:sectPr>
+      <w:footnotePr>
+        <w:numFmt w:val="chicago"/>
+      </w:footnotePr>
       <w:type w:val="continuous"/>
       <w:pgSz w:w="11906" w:h="16838"/>
       <w:pgMar w:top="1134" w:right="850" w:bottom="1134" w:left="1701" w:header="708" w:footer="708" w:gutter="0"/>
@@ -10465,7 +9470,7 @@
 <w:ftr xmlns:wpc="http://schemas.microsoft.com/office/word/2010/wordprocessingCanvas" xmlns:cx="http://schemas.microsoft.com/office/drawing/2014/chartex" xmlns:mc="http://schemas.openxmlformats.org/markup-compatibility/2006" xmlns:o="urn:schemas-microsoft-com:office:office" xmlns:r="http://schemas.openxmlformats.org/officeDocument/2006/relationships" xmlns:m="http://schemas.openxmlformats.org/officeDocument/2006/math" xmlns:v="urn:schemas-microsoft-com:vml" xmlns:wp14="http://schemas.microsoft.com/office/word/2010/wordprocessingDrawing" xmlns:wp="http://schemas.openxmlformats.org/drawingml/2006/wordprocessingDrawing" xmlns:w10="urn:schemas-microsoft-com:office:word" xmlns:w="http://schemas.openxmlformats.org/wordprocessingml/2006/main" xmlns:w14="http://schemas.microsoft.com/office/word/2010/wordml" xmlns:w15="http://schemas.microsoft.com/office/word/2012/wordml" xmlns:w16se="http://schemas.microsoft.com/office/word/2015/wordml/symex" xmlns:wpg="http://schemas.microsoft.com/office/word/2010/wordprocessingGroup" xmlns:wpi="http://schemas.microsoft.com/office/word/2010/wordprocessingInk" xmlns:wne="http://schemas.microsoft.com/office/word/2006/wordml" xmlns:wps="http://schemas.microsoft.com/office/word/2010/wordprocessingShape" mc:Ignorable="w14 w15 w16se wp14">
   <w:sdt>
     <w:sdtPr>
-      <w:id w:val="1898325225"/>
+      <w:id w:val="-2101783615"/>
       <w:docPartObj>
         <w:docPartGallery w:val="Page Numbers (Bottom of Page)"/>
         <w:docPartUnique/>
@@ -10567,6 +9572,18 @@
       </w:r>
     </w:p>
   </w:footnote>
+  <w:footnote w:id="2">
+    <w:p>
+      <w:pPr>
+        <w:pStyle w:val="ad"/>
+      </w:pPr>
+      <w:bookmarkStart w:id="9" w:name="_GoBack"/>
+      <w:bookmarkEnd w:id="9"/>
+      <w:r>
+        <w:t>Бугага</w:t>
+      </w:r>
+    </w:p>
+  </w:footnote>
 </w:footnotes>
 </file>
 
@@ -10888,6 +9905,120 @@
     </w:lvl>
   </w:abstractNum>
   <w:abstractNum w:abstractNumId="3" w15:restartNumberingAfterBreak="0">
+    <w:nsid w:val="21E2054D"/>
+    <w:multiLevelType w:val="hybridMultilevel"/>
+    <w:tmpl w:val="D45AFACC"/>
+    <w:lvl w:ilvl="0" w:tplc="E87EE3B2">
+      <w:start w:val="14"/>
+      <w:numFmt w:val="bullet"/>
+      <w:lvlText w:val=""/>
+      <w:lvlJc w:val="left"/>
+      <w:pPr>
+        <w:ind w:left="1069" w:hanging="360"/>
+      </w:pPr>
+      <w:rPr>
+        <w:rFonts w:ascii="Symbol" w:eastAsia="Times New Roman" w:hAnsi="Symbol" w:cs="Times New Roman" w:hint="default"/>
+        <w:sz w:val="24"/>
+      </w:rPr>
+    </w:lvl>
+    <w:lvl w:ilvl="1" w:tplc="04190003" w:tentative="1">
+      <w:start w:val="1"/>
+      <w:numFmt w:val="bullet"/>
+      <w:lvlText w:val="o"/>
+      <w:lvlJc w:val="left"/>
+      <w:pPr>
+        <w:ind w:left="1789" w:hanging="360"/>
+      </w:pPr>
+      <w:rPr>
+        <w:rFonts w:ascii="Courier New" w:hAnsi="Courier New" w:cs="Courier New" w:hint="default"/>
+      </w:rPr>
+    </w:lvl>
+    <w:lvl w:ilvl="2" w:tplc="04190005" w:tentative="1">
+      <w:start w:val="1"/>
+      <w:numFmt w:val="bullet"/>
+      <w:lvlText w:val=""/>
+      <w:lvlJc w:val="left"/>
+      <w:pPr>
+        <w:ind w:left="2509" w:hanging="360"/>
+      </w:pPr>
+      <w:rPr>
+        <w:rFonts w:ascii="Wingdings" w:hAnsi="Wingdings" w:hint="default"/>
+      </w:rPr>
+    </w:lvl>
+    <w:lvl w:ilvl="3" w:tplc="04190001" w:tentative="1">
+      <w:start w:val="1"/>
+      <w:numFmt w:val="bullet"/>
+      <w:lvlText w:val=""/>
+      <w:lvlJc w:val="left"/>
+      <w:pPr>
+        <w:ind w:left="3229" w:hanging="360"/>
+      </w:pPr>
+      <w:rPr>
+        <w:rFonts w:ascii="Symbol" w:hAnsi="Symbol" w:hint="default"/>
+      </w:rPr>
+    </w:lvl>
+    <w:lvl w:ilvl="4" w:tplc="04190003" w:tentative="1">
+      <w:start w:val="1"/>
+      <w:numFmt w:val="bullet"/>
+      <w:lvlText w:val="o"/>
+      <w:lvlJc w:val="left"/>
+      <w:pPr>
+        <w:ind w:left="3949" w:hanging="360"/>
+      </w:pPr>
+      <w:rPr>
+        <w:rFonts w:ascii="Courier New" w:hAnsi="Courier New" w:cs="Courier New" w:hint="default"/>
+      </w:rPr>
+    </w:lvl>
+    <w:lvl w:ilvl="5" w:tplc="04190005" w:tentative="1">
+      <w:start w:val="1"/>
+      <w:numFmt w:val="bullet"/>
+      <w:lvlText w:val=""/>
+      <w:lvlJc w:val="left"/>
+      <w:pPr>
+        <w:ind w:left="4669" w:hanging="360"/>
+      </w:pPr>
+      <w:rPr>
+        <w:rFonts w:ascii="Wingdings" w:hAnsi="Wingdings" w:hint="default"/>
+      </w:rPr>
+    </w:lvl>
+    <w:lvl w:ilvl="6" w:tplc="04190001" w:tentative="1">
+      <w:start w:val="1"/>
+      <w:numFmt w:val="bullet"/>
+      <w:lvlText w:val=""/>
+      <w:lvlJc w:val="left"/>
+      <w:pPr>
+        <w:ind w:left="5389" w:hanging="360"/>
+      </w:pPr>
+      <w:rPr>
+        <w:rFonts w:ascii="Symbol" w:hAnsi="Symbol" w:hint="default"/>
+      </w:rPr>
+    </w:lvl>
+    <w:lvl w:ilvl="7" w:tplc="04190003" w:tentative="1">
+      <w:start w:val="1"/>
+      <w:numFmt w:val="bullet"/>
+      <w:lvlText w:val="o"/>
+      <w:lvlJc w:val="left"/>
+      <w:pPr>
+        <w:ind w:left="6109" w:hanging="360"/>
+      </w:pPr>
+      <w:rPr>
+        <w:rFonts w:ascii="Courier New" w:hAnsi="Courier New" w:cs="Courier New" w:hint="default"/>
+      </w:rPr>
+    </w:lvl>
+    <w:lvl w:ilvl="8" w:tplc="04190005" w:tentative="1">
+      <w:start w:val="1"/>
+      <w:numFmt w:val="bullet"/>
+      <w:lvlText w:val=""/>
+      <w:lvlJc w:val="left"/>
+      <w:pPr>
+        <w:ind w:left="6829" w:hanging="360"/>
+      </w:pPr>
+      <w:rPr>
+        <w:rFonts w:ascii="Wingdings" w:hAnsi="Wingdings" w:hint="default"/>
+      </w:rPr>
+    </w:lvl>
+  </w:abstractNum>
+  <w:abstractNum w:abstractNumId="4" w15:restartNumberingAfterBreak="0">
     <w:nsid w:val="2FE93C17"/>
     <w:multiLevelType w:val="hybridMultilevel"/>
     <w:tmpl w:val="172A1E78"/>
@@ -11000,7 +10131,121 @@
       </w:rPr>
     </w:lvl>
   </w:abstractNum>
-  <w:abstractNum w:abstractNumId="4" w15:restartNumberingAfterBreak="0">
+  <w:abstractNum w:abstractNumId="5" w15:restartNumberingAfterBreak="0">
+    <w:nsid w:val="324B32D4"/>
+    <w:multiLevelType w:val="hybridMultilevel"/>
+    <w:tmpl w:val="BB2C3D12"/>
+    <w:lvl w:ilvl="0" w:tplc="41604F54">
+      <w:start w:val="14"/>
+      <w:numFmt w:val="bullet"/>
+      <w:lvlText w:val=""/>
+      <w:lvlJc w:val="left"/>
+      <w:pPr>
+        <w:ind w:left="1069" w:hanging="360"/>
+      </w:pPr>
+      <w:rPr>
+        <w:rFonts w:ascii="Symbol" w:eastAsia="Times New Roman" w:hAnsi="Symbol" w:cs="Times New Roman" w:hint="default"/>
+        <w:sz w:val="24"/>
+      </w:rPr>
+    </w:lvl>
+    <w:lvl w:ilvl="1" w:tplc="04190003" w:tentative="1">
+      <w:start w:val="1"/>
+      <w:numFmt w:val="bullet"/>
+      <w:lvlText w:val="o"/>
+      <w:lvlJc w:val="left"/>
+      <w:pPr>
+        <w:ind w:left="1789" w:hanging="360"/>
+      </w:pPr>
+      <w:rPr>
+        <w:rFonts w:ascii="Courier New" w:hAnsi="Courier New" w:cs="Courier New" w:hint="default"/>
+      </w:rPr>
+    </w:lvl>
+    <w:lvl w:ilvl="2" w:tplc="04190005" w:tentative="1">
+      <w:start w:val="1"/>
+      <w:numFmt w:val="bullet"/>
+      <w:lvlText w:val=""/>
+      <w:lvlJc w:val="left"/>
+      <w:pPr>
+        <w:ind w:left="2509" w:hanging="360"/>
+      </w:pPr>
+      <w:rPr>
+        <w:rFonts w:ascii="Wingdings" w:hAnsi="Wingdings" w:hint="default"/>
+      </w:rPr>
+    </w:lvl>
+    <w:lvl w:ilvl="3" w:tplc="04190001" w:tentative="1">
+      <w:start w:val="1"/>
+      <w:numFmt w:val="bullet"/>
+      <w:lvlText w:val=""/>
+      <w:lvlJc w:val="left"/>
+      <w:pPr>
+        <w:ind w:left="3229" w:hanging="360"/>
+      </w:pPr>
+      <w:rPr>
+        <w:rFonts w:ascii="Symbol" w:hAnsi="Symbol" w:hint="default"/>
+      </w:rPr>
+    </w:lvl>
+    <w:lvl w:ilvl="4" w:tplc="04190003" w:tentative="1">
+      <w:start w:val="1"/>
+      <w:numFmt w:val="bullet"/>
+      <w:lvlText w:val="o"/>
+      <w:lvlJc w:val="left"/>
+      <w:pPr>
+        <w:ind w:left="3949" w:hanging="360"/>
+      </w:pPr>
+      <w:rPr>
+        <w:rFonts w:ascii="Courier New" w:hAnsi="Courier New" w:cs="Courier New" w:hint="default"/>
+      </w:rPr>
+    </w:lvl>
+    <w:lvl w:ilvl="5" w:tplc="04190005" w:tentative="1">
+      <w:start w:val="1"/>
+      <w:numFmt w:val="bullet"/>
+      <w:lvlText w:val=""/>
+      <w:lvlJc w:val="left"/>
+      <w:pPr>
+        <w:ind w:left="4669" w:hanging="360"/>
+      </w:pPr>
+      <w:rPr>
+        <w:rFonts w:ascii="Wingdings" w:hAnsi="Wingdings" w:hint="default"/>
+      </w:rPr>
+    </w:lvl>
+    <w:lvl w:ilvl="6" w:tplc="04190001" w:tentative="1">
+      <w:start w:val="1"/>
+      <w:numFmt w:val="bullet"/>
+      <w:lvlText w:val=""/>
+      <w:lvlJc w:val="left"/>
+      <w:pPr>
+        <w:ind w:left="5389" w:hanging="360"/>
+      </w:pPr>
+      <w:rPr>
+        <w:rFonts w:ascii="Symbol" w:hAnsi="Symbol" w:hint="default"/>
+      </w:rPr>
+    </w:lvl>
+    <w:lvl w:ilvl="7" w:tplc="04190003" w:tentative="1">
+      <w:start w:val="1"/>
+      <w:numFmt w:val="bullet"/>
+      <w:lvlText w:val="o"/>
+      <w:lvlJc w:val="left"/>
+      <w:pPr>
+        <w:ind w:left="6109" w:hanging="360"/>
+      </w:pPr>
+      <w:rPr>
+        <w:rFonts w:ascii="Courier New" w:hAnsi="Courier New" w:cs="Courier New" w:hint="default"/>
+      </w:rPr>
+    </w:lvl>
+    <w:lvl w:ilvl="8" w:tplc="04190005" w:tentative="1">
+      <w:start w:val="1"/>
+      <w:numFmt w:val="bullet"/>
+      <w:lvlText w:val=""/>
+      <w:lvlJc w:val="left"/>
+      <w:pPr>
+        <w:ind w:left="6829" w:hanging="360"/>
+      </w:pPr>
+      <w:rPr>
+        <w:rFonts w:ascii="Wingdings" w:hAnsi="Wingdings" w:hint="default"/>
+      </w:rPr>
+    </w:lvl>
+  </w:abstractNum>
+  <w:abstractNum w:abstractNumId="6" w15:restartNumberingAfterBreak="0">
     <w:nsid w:val="3397684E"/>
     <w:multiLevelType w:val="hybridMultilevel"/>
     <w:tmpl w:val="638455AE"/>
@@ -11113,7 +10358,7 @@
       </w:rPr>
     </w:lvl>
   </w:abstractNum>
-  <w:abstractNum w:abstractNumId="5" w15:restartNumberingAfterBreak="0">
+  <w:abstractNum w:abstractNumId="7" w15:restartNumberingAfterBreak="0">
     <w:nsid w:val="35E7271C"/>
     <w:multiLevelType w:val="hybridMultilevel"/>
     <w:tmpl w:val="759C4D1C"/>
@@ -11226,7 +10471,7 @@
       </w:rPr>
     </w:lvl>
   </w:abstractNum>
-  <w:abstractNum w:abstractNumId="6" w15:restartNumberingAfterBreak="0">
+  <w:abstractNum w:abstractNumId="8" w15:restartNumberingAfterBreak="0">
     <w:nsid w:val="36947DD9"/>
     <w:multiLevelType w:val="hybridMultilevel"/>
     <w:tmpl w:val="01DC9C8E"/>
@@ -11312,7 +10557,7 @@
       </w:pPr>
     </w:lvl>
   </w:abstractNum>
-  <w:abstractNum w:abstractNumId="7" w15:restartNumberingAfterBreak="0">
+  <w:abstractNum w:abstractNumId="9" w15:restartNumberingAfterBreak="0">
     <w:nsid w:val="555F72CB"/>
     <w:multiLevelType w:val="hybridMultilevel"/>
     <w:tmpl w:val="F94A3CFC"/>
@@ -11425,7 +10670,7 @@
       </w:rPr>
     </w:lvl>
   </w:abstractNum>
-  <w:abstractNum w:abstractNumId="8" w15:restartNumberingAfterBreak="0">
+  <w:abstractNum w:abstractNumId="10" w15:restartNumberingAfterBreak="0">
     <w:nsid w:val="63502E72"/>
     <w:multiLevelType w:val="multilevel"/>
     <w:tmpl w:val="21D6637C"/>
@@ -11543,7 +10788,121 @@
       </w:rPr>
     </w:lvl>
   </w:abstractNum>
-  <w:abstractNum w:abstractNumId="9" w15:restartNumberingAfterBreak="0">
+  <w:abstractNum w:abstractNumId="11" w15:restartNumberingAfterBreak="0">
+    <w:nsid w:val="67BF52F7"/>
+    <w:multiLevelType w:val="hybridMultilevel"/>
+    <w:tmpl w:val="3C421330"/>
+    <w:lvl w:ilvl="0" w:tplc="5B181BC8">
+      <w:start w:val="1"/>
+      <w:numFmt w:val="bullet"/>
+      <w:lvlText w:val=""/>
+      <w:lvlJc w:val="left"/>
+      <w:pPr>
+        <w:ind w:left="1069" w:hanging="360"/>
+      </w:pPr>
+      <w:rPr>
+        <w:rFonts w:ascii="Symbol" w:eastAsia="Times New Roman" w:hAnsi="Symbol" w:cs="Times New Roman" w:hint="default"/>
+        <w:sz w:val="24"/>
+      </w:rPr>
+    </w:lvl>
+    <w:lvl w:ilvl="1" w:tplc="04190003" w:tentative="1">
+      <w:start w:val="1"/>
+      <w:numFmt w:val="bullet"/>
+      <w:lvlText w:val="o"/>
+      <w:lvlJc w:val="left"/>
+      <w:pPr>
+        <w:ind w:left="1789" w:hanging="360"/>
+      </w:pPr>
+      <w:rPr>
+        <w:rFonts w:ascii="Courier New" w:hAnsi="Courier New" w:cs="Courier New" w:hint="default"/>
+      </w:rPr>
+    </w:lvl>
+    <w:lvl w:ilvl="2" w:tplc="04190005" w:tentative="1">
+      <w:start w:val="1"/>
+      <w:numFmt w:val="bullet"/>
+      <w:lvlText w:val=""/>
+      <w:lvlJc w:val="left"/>
+      <w:pPr>
+        <w:ind w:left="2509" w:hanging="360"/>
+      </w:pPr>
+      <w:rPr>
+        <w:rFonts w:ascii="Wingdings" w:hAnsi="Wingdings" w:hint="default"/>
+      </w:rPr>
+    </w:lvl>
+    <w:lvl w:ilvl="3" w:tplc="04190001" w:tentative="1">
+      <w:start w:val="1"/>
+      <w:numFmt w:val="bullet"/>
+      <w:lvlText w:val=""/>
+      <w:lvlJc w:val="left"/>
+      <w:pPr>
+        <w:ind w:left="3229" w:hanging="360"/>
+      </w:pPr>
+      <w:rPr>
+        <w:rFonts w:ascii="Symbol" w:hAnsi="Symbol" w:hint="default"/>
+      </w:rPr>
+    </w:lvl>
+    <w:lvl w:ilvl="4" w:tplc="04190003" w:tentative="1">
+      <w:start w:val="1"/>
+      <w:numFmt w:val="bullet"/>
+      <w:lvlText w:val="o"/>
+      <w:lvlJc w:val="left"/>
+      <w:pPr>
+        <w:ind w:left="3949" w:hanging="360"/>
+      </w:pPr>
+      <w:rPr>
+        <w:rFonts w:ascii="Courier New" w:hAnsi="Courier New" w:cs="Courier New" w:hint="default"/>
+      </w:rPr>
+    </w:lvl>
+    <w:lvl w:ilvl="5" w:tplc="04190005" w:tentative="1">
+      <w:start w:val="1"/>
+      <w:numFmt w:val="bullet"/>
+      <w:lvlText w:val=""/>
+      <w:lvlJc w:val="left"/>
+      <w:pPr>
+        <w:ind w:left="4669" w:hanging="360"/>
+      </w:pPr>
+      <w:rPr>
+        <w:rFonts w:ascii="Wingdings" w:hAnsi="Wingdings" w:hint="default"/>
+      </w:rPr>
+    </w:lvl>
+    <w:lvl w:ilvl="6" w:tplc="04190001" w:tentative="1">
+      <w:start w:val="1"/>
+      <w:numFmt w:val="bullet"/>
+      <w:lvlText w:val=""/>
+      <w:lvlJc w:val="left"/>
+      <w:pPr>
+        <w:ind w:left="5389" w:hanging="360"/>
+      </w:pPr>
+      <w:rPr>
+        <w:rFonts w:ascii="Symbol" w:hAnsi="Symbol" w:hint="default"/>
+      </w:rPr>
+    </w:lvl>
+    <w:lvl w:ilvl="7" w:tplc="04190003" w:tentative="1">
+      <w:start w:val="1"/>
+      <w:numFmt w:val="bullet"/>
+      <w:lvlText w:val="o"/>
+      <w:lvlJc w:val="left"/>
+      <w:pPr>
+        <w:ind w:left="6109" w:hanging="360"/>
+      </w:pPr>
+      <w:rPr>
+        <w:rFonts w:ascii="Courier New" w:hAnsi="Courier New" w:cs="Courier New" w:hint="default"/>
+      </w:rPr>
+    </w:lvl>
+    <w:lvl w:ilvl="8" w:tplc="04190005" w:tentative="1">
+      <w:start w:val="1"/>
+      <w:numFmt w:val="bullet"/>
+      <w:lvlText w:val=""/>
+      <w:lvlJc w:val="left"/>
+      <w:pPr>
+        <w:ind w:left="6829" w:hanging="360"/>
+      </w:pPr>
+      <w:rPr>
+        <w:rFonts w:ascii="Wingdings" w:hAnsi="Wingdings" w:hint="default"/>
+      </w:rPr>
+    </w:lvl>
+  </w:abstractNum>
+  <w:abstractNum w:abstractNumId="12" w15:restartNumberingAfterBreak="0">
     <w:nsid w:val="6B777C35"/>
     <w:multiLevelType w:val="hybridMultilevel"/>
     <w:tmpl w:val="8A7AE6F2"/>
@@ -11632,7 +10991,7 @@
       </w:pPr>
     </w:lvl>
   </w:abstractNum>
-  <w:abstractNum w:abstractNumId="10" w15:restartNumberingAfterBreak="0">
+  <w:abstractNum w:abstractNumId="13" w15:restartNumberingAfterBreak="0">
     <w:nsid w:val="7DB44282"/>
     <w:multiLevelType w:val="multilevel"/>
     <w:tmpl w:val="0419001F"/>
@@ -11718,7 +11077,7 @@
       </w:pPr>
     </w:lvl>
   </w:abstractNum>
-  <w:abstractNum w:abstractNumId="11" w15:restartNumberingAfterBreak="0">
+  <w:abstractNum w:abstractNumId="14" w15:restartNumberingAfterBreak="0">
     <w:nsid w:val="7FB8017D"/>
     <w:multiLevelType w:val="hybridMultilevel"/>
     <w:tmpl w:val="F5E88A50"/>
@@ -11832,25 +11191,25 @@
     </w:lvl>
   </w:abstractNum>
   <w:num w:numId="1">
-    <w:abstractNumId w:val="6"/>
+    <w:abstractNumId w:val="8"/>
   </w:num>
   <w:num w:numId="2">
-    <w:abstractNumId w:val="9"/>
+    <w:abstractNumId w:val="12"/>
   </w:num>
   <w:num w:numId="3">
     <w:abstractNumId w:val="0"/>
   </w:num>
   <w:num w:numId="4">
-    <w:abstractNumId w:val="8"/>
+    <w:abstractNumId w:val="10"/>
   </w:num>
   <w:num w:numId="5">
-    <w:abstractNumId w:val="10"/>
+    <w:abstractNumId w:val="13"/>
   </w:num>
   <w:num w:numId="6">
-    <w:abstractNumId w:val="7"/>
+    <w:abstractNumId w:val="9"/>
   </w:num>
   <w:num w:numId="7">
-    <w:abstractNumId w:val="4"/>
+    <w:abstractNumId w:val="6"/>
   </w:num>
   <w:num w:numId="8">
     <w:abstractNumId w:val="1"/>
@@ -11859,13 +11218,22 @@
     <w:abstractNumId w:val="2"/>
   </w:num>
   <w:num w:numId="10">
+    <w:abstractNumId w:val="4"/>
+  </w:num>
+  <w:num w:numId="11">
+    <w:abstractNumId w:val="7"/>
+  </w:num>
+  <w:num w:numId="12">
+    <w:abstractNumId w:val="14"/>
+  </w:num>
+  <w:num w:numId="13">
+    <w:abstractNumId w:val="11"/>
+  </w:num>
+  <w:num w:numId="14">
     <w:abstractNumId w:val="3"/>
   </w:num>
-  <w:num w:numId="11">
+  <w:num w:numId="15">
     <w:abstractNumId w:val="5"/>
-  </w:num>
-  <w:num w:numId="12">
-    <w:abstractNumId w:val="11"/>
   </w:num>
 </w:numbering>
 </file>
@@ -12309,7 +11677,6 @@
   <w:style w:type="character" w:default="1" w:styleId="a0">
     <w:name w:val="Default Paragraph Font"/>
     <w:uiPriority w:val="1"/>
-    <w:semiHidden/>
     <w:unhideWhenUsed/>
   </w:style>
   <w:style w:type="table" w:default="1" w:styleId="a1">
@@ -12686,6 +12053,104 @@
       <w:lang w:eastAsia="ru-RU"/>
     </w:rPr>
   </w:style>
+  <w:style w:type="character" w:styleId="af4">
+    <w:name w:val="annotation reference"/>
+    <w:basedOn w:val="a0"/>
+    <w:uiPriority w:val="99"/>
+    <w:semiHidden/>
+    <w:unhideWhenUsed/>
+    <w:rsid w:val="004749CF"/>
+    <w:rPr>
+      <w:sz w:val="16"/>
+      <w:szCs w:val="16"/>
+    </w:rPr>
+  </w:style>
+  <w:style w:type="paragraph" w:styleId="af5">
+    <w:name w:val="annotation text"/>
+    <w:basedOn w:val="a"/>
+    <w:link w:val="af6"/>
+    <w:uiPriority w:val="99"/>
+    <w:semiHidden/>
+    <w:unhideWhenUsed/>
+    <w:rsid w:val="004749CF"/>
+    <w:pPr>
+      <w:spacing w:line="240" w:lineRule="auto"/>
+    </w:pPr>
+    <w:rPr>
+      <w:sz w:val="20"/>
+      <w:szCs w:val="20"/>
+    </w:rPr>
+  </w:style>
+  <w:style w:type="character" w:customStyle="1" w:styleId="af6">
+    <w:name w:val="Текст примечания Знак"/>
+    <w:basedOn w:val="a0"/>
+    <w:link w:val="af5"/>
+    <w:uiPriority w:val="99"/>
+    <w:semiHidden/>
+    <w:rsid w:val="004749CF"/>
+    <w:rPr>
+      <w:sz w:val="20"/>
+      <w:szCs w:val="20"/>
+    </w:rPr>
+  </w:style>
+  <w:style w:type="paragraph" w:styleId="af7">
+    <w:name w:val="annotation subject"/>
+    <w:basedOn w:val="af5"/>
+    <w:next w:val="af5"/>
+    <w:link w:val="af8"/>
+    <w:uiPriority w:val="99"/>
+    <w:semiHidden/>
+    <w:unhideWhenUsed/>
+    <w:rsid w:val="004749CF"/>
+    <w:rPr>
+      <w:b/>
+      <w:bCs/>
+    </w:rPr>
+  </w:style>
+  <w:style w:type="character" w:customStyle="1" w:styleId="af8">
+    <w:name w:val="Тема примечания Знак"/>
+    <w:basedOn w:val="af6"/>
+    <w:link w:val="af7"/>
+    <w:uiPriority w:val="99"/>
+    <w:semiHidden/>
+    <w:rsid w:val="004749CF"/>
+    <w:rPr>
+      <w:b/>
+      <w:bCs/>
+      <w:sz w:val="20"/>
+      <w:szCs w:val="20"/>
+    </w:rPr>
+  </w:style>
+  <w:style w:type="paragraph" w:styleId="af9">
+    <w:name w:val="Balloon Text"/>
+    <w:basedOn w:val="a"/>
+    <w:link w:val="afa"/>
+    <w:uiPriority w:val="99"/>
+    <w:semiHidden/>
+    <w:unhideWhenUsed/>
+    <w:rsid w:val="004749CF"/>
+    <w:pPr>
+      <w:spacing w:after="0" w:line="240" w:lineRule="auto"/>
+    </w:pPr>
+    <w:rPr>
+      <w:rFonts w:ascii="Segoe UI" w:hAnsi="Segoe UI" w:cs="Segoe UI"/>
+      <w:sz w:val="18"/>
+      <w:szCs w:val="18"/>
+    </w:rPr>
+  </w:style>
+  <w:style w:type="character" w:customStyle="1" w:styleId="afa">
+    <w:name w:val="Текст выноски Знак"/>
+    <w:basedOn w:val="a0"/>
+    <w:link w:val="af9"/>
+    <w:uiPriority w:val="99"/>
+    <w:semiHidden/>
+    <w:rsid w:val="004749CF"/>
+    <w:rPr>
+      <w:rFonts w:ascii="Segoe UI" w:hAnsi="Segoe UI" w:cs="Segoe UI"/>
+      <w:sz w:val="18"/>
+      <w:szCs w:val="18"/>
+    </w:rPr>
+  </w:style>
 </w:styles>
 </file>
 
@@ -12955,7 +12420,7 @@
 </file>
 
 <file path=customXml/itemProps1.xml><?xml version="1.0" encoding="utf-8"?>
-<ds:datastoreItem xmlns:ds="http://schemas.openxmlformats.org/officeDocument/2006/customXml" ds:itemID="{21FBDC23-20CC-4D58-9EBD-DDB811443538}">
+<ds:datastoreItem xmlns:ds="http://schemas.openxmlformats.org/officeDocument/2006/customXml" ds:itemID="{A7C26CA8-18E1-4AB9-A8BB-8BCE1A90CCF7}">
   <ds:schemaRefs>
     <ds:schemaRef ds:uri="http://schemas.openxmlformats.org/officeDocument/2006/bibliography"/>
   </ds:schemaRefs>
